--- a/gdp_tempo_paper/manuscript/manuscript_en.docx
+++ b/gdp_tempo_paper/manuscript/manuscript_en.docx
@@ -28,6 +28,156 @@
           <w:i w:val="0"/>
           <w:sz w:val="22"/>
         </w:rPr>
+        <w:t>Tatsuki Onishi</w:t>
+      </w:r>
+    </w:p>
+    <w:p>
+      <w:pPr>
+        <w:spacing w:after="120" w:line="360" w:lineRule="auto"/>
+        <w:ind w:firstLine="240"/>
+      </w:pPr>
+      <w:r>
+        <w:rPr>
+          <w:rFonts w:ascii="Times New Roman" w:hAnsi="Times New Roman" w:eastAsia="MS Mincho"/>
+          <w:b w:val="0"/>
+          <w:i w:val="0"/>
+          <w:sz w:val="22"/>
+        </w:rPr>
+        <w:t>Data Science AI Innovation Research Promotion Center, Shiga University</w:t>
+      </w:r>
+    </w:p>
+    <w:p>
+      <w:pPr>
+        <w:spacing w:after="120" w:line="360" w:lineRule="auto"/>
+        <w:ind w:firstLine="240"/>
+      </w:pPr>
+      <w:r>
+        <w:rPr>
+          <w:rFonts w:ascii="Times New Roman" w:hAnsi="Times New Roman" w:eastAsia="MS Mincho"/>
+          <w:b w:val="0"/>
+          <w:i w:val="0"/>
+          <w:sz w:val="22"/>
+        </w:rPr>
+        <w:t>1-1-1, Bamba, Hikone, Shiga, 522-8522 Japan</w:t>
+      </w:r>
+    </w:p>
+    <w:p>
+      <w:pPr>
+        <w:spacing w:after="120" w:line="360" w:lineRule="auto"/>
+        <w:ind w:firstLine="240"/>
+      </w:pPr>
+      <w:r>
+        <w:rPr>
+          <w:rFonts w:ascii="Times New Roman" w:hAnsi="Times New Roman" w:eastAsia="MS Mincho"/>
+          <w:b w:val="0"/>
+          <w:i w:val="0"/>
+          <w:sz w:val="22"/>
+        </w:rPr>
+        <w:t>Telephone: +81-749-27-1023. E-mail: bougtoir@gmail.com. ORCID: 0000-0001-7261-9062.</w:t>
+      </w:r>
+    </w:p>
+    <w:p>
+      <w:pPr>
+        <w:spacing w:after="120" w:line="360" w:lineRule="auto"/>
+        <w:ind w:firstLine="240"/>
+      </w:pPr>
+      <w:r>
+        <w:rPr>
+          <w:rFonts w:ascii="Times New Roman" w:hAnsi="Times New Roman" w:eastAsia="MS Mincho"/>
+          <w:b w:val="0"/>
+          <w:i w:val="0"/>
+          <w:sz w:val="22"/>
+        </w:rPr>
+        <w:t>Keywords: tempo effect; intangible capital; perpetual inventory method; time-to-build; flow-stock consistency; Beyond-GDP.</w:t>
+      </w:r>
+    </w:p>
+    <w:p>
+      <w:pPr>
+        <w:spacing w:after="120" w:line="360" w:lineRule="auto"/>
+        <w:ind w:firstLine="240"/>
+      </w:pPr>
+      <w:r>
+        <w:rPr>
+          <w:rFonts w:ascii="Times New Roman" w:hAnsi="Times New Roman" w:eastAsia="MS Mincho"/>
+          <w:b w:val="0"/>
+          <w:i w:val="0"/>
+          <w:sz w:val="22"/>
+        </w:rPr>
+        <w:t>JEL codes: E01 (Measurement and Data on National Income and Product Accounts); E22 (Investment; Capital; Intangible Capital); O47 (Measurement of Economic Growth; Aggregate Productivity).</w:t>
+      </w:r>
+    </w:p>
+    <w:p>
+      <w:pPr>
+        <w:spacing w:after="120" w:line="360" w:lineRule="auto"/>
+        <w:ind w:firstLine="240"/>
+      </w:pPr>
+      <w:r>
+        <w:rPr>
+          <w:rFonts w:ascii="Times New Roman" w:hAnsi="Times New Roman" w:eastAsia="MS Mincho"/>
+          <w:b w:val="0"/>
+          <w:i w:val="0"/>
+          <w:sz w:val="22"/>
+        </w:rPr>
+        <w:t>CRediT contribution statement. O.T.: Conceptualization, Methodology, Software, Formal analysis, Writing - original draft, Writing - review &amp; editing.</w:t>
+      </w:r>
+    </w:p>
+    <w:p>
+      <w:pPr>
+        <w:spacing w:after="120" w:line="360" w:lineRule="auto"/>
+        <w:ind w:firstLine="240"/>
+      </w:pPr>
+      <w:r>
+        <w:rPr>
+          <w:rFonts w:ascii="Times New Roman" w:hAnsi="Times New Roman" w:eastAsia="MS Mincho"/>
+          <w:b w:val="0"/>
+          <w:i w:val="0"/>
+          <w:sz w:val="22"/>
+        </w:rPr>
+        <w:t>Declaration of generative artificial intelligence (AI) in scientific writing. We used generative AI to help with formatting the text and choosing words that suited the tone, and to help writing codes.</w:t>
+      </w:r>
+    </w:p>
+    <w:p>
+      <w:pPr>
+        <w:spacing w:after="120" w:line="360" w:lineRule="auto"/>
+        <w:ind w:firstLine="240"/>
+      </w:pPr>
+      <w:r>
+        <w:rPr>
+          <w:rFonts w:ascii="Times New Roman" w:hAnsi="Times New Roman" w:eastAsia="MS Mincho"/>
+          <w:b w:val="0"/>
+          <w:i w:val="0"/>
+          <w:sz w:val="22"/>
+        </w:rPr>
+        <w:t>Conflict of interest. The author declares no conflict of interest.</w:t>
+      </w:r>
+    </w:p>
+    <w:p>
+      <w:pPr>
+        <w:spacing w:after="120" w:line="360" w:lineRule="auto"/>
+        <w:ind w:firstLine="240"/>
+      </w:pPr>
+      <w:r>
+        <w:rPr>
+          <w:rFonts w:ascii="Times New Roman" w:hAnsi="Times New Roman" w:eastAsia="MS Mincho"/>
+          <w:b w:val="0"/>
+          <w:i w:val="0"/>
+          <w:sz w:val="22"/>
+        </w:rPr>
+        <w:t>Data and code availability. Penn World Table 10.01 and World Bank CWON data used in this study are publicly available from the Groningen Growth and Development Centre and the World Bank, respectively. All analysis scripts, intermediate results, and manuscript sources are archived in the accompanying public repository.</w:t>
+      </w:r>
+    </w:p>
+    <w:p>
+      <w:pPr>
+        <w:spacing w:after="120" w:line="360" w:lineRule="auto"/>
+        <w:ind w:firstLine="240"/>
+      </w:pPr>
+      <w:r>
+        <w:rPr>
+          <w:rFonts w:ascii="Times New Roman" w:hAnsi="Times New Roman" w:eastAsia="MS Mincho"/>
+          <w:b w:val="0"/>
+          <w:i w:val="0"/>
+          <w:sz w:val="22"/>
+        </w:rPr>
         <w:t>Abstract (146 words). Since Goldstein, Lutz, and Scherbov (2003) showed that a single "forgotten" parity-specific variance parameter σ resolved a large share of the low-fertility puzzle once tempo effects on the mean age at childbearing were acknowledged, the dual of quantum and tempo has become a standard lens in formal demography. National income and wealth accounting has no equivalent diagnostic. We port the Bongaarts-Feeney quantum-tempo decomposition to capital accounting by letting the investment-to-output time-to-build μ(t) drift over time and by re-introducing intangible capital K_I, with share β, as the balance-sheet analogue of σ. Across 39 OECD and middle-income economies (Penn World Table 10.01, World Bank CWON), a time-varying μ(t) reduces the out-of-sample MAPE of GDP levels from 4.60% to 3.99% while a joint production-cum-wealth identification produces internally consistent flow and stock accounts. A sister medical-spending paper is in preparation.</w:t>
       </w:r>
     </w:p>
@@ -176,7 +326,7 @@
           <w:i w:val="0"/>
           <w:sz w:val="22"/>
         </w:rPr>
-        <w:t>Capital accounting and time-to-build. Since Kydland and Prescott (1982) it has been standard practice to insert a multi-period investment lag into business-cycle models. Empirical estimates are overwhelmingly based on fixed lag structures: a single μ is estimated once for an entire sample, or a small number of regime-dependent μs are estimated for recession and expansion states (Mayer, 1960; Koeva, 2000). Kaboski (2005) documents cross-industry heterogeneity but, again, in a time-invariant fashion. We know of no prior study that lets the typical investment-to-output lag drift systematically over decades in the way that demographers have documented for the mean age at childbearing.</w:t>
+        <w:t>Capital accounting and time-to-build. Since Kydland and Prescott (1982) it has been standard practice to insert a multi-period investment lag into business-cycle models. Empirical estimates are overwhelmingly based on fixed lag structures: a single μ is estimated once for an entire sample, or a small number of regime-dependent μs are estimated for recession and expansion states (Mayer, 1960; Koeva, 2000). Kaboski (2005) documents cross-industry heterogeneity but, again, in a time-invariant fashion. More recent work (Altug, 1989; Christiano and Todd, 1996; Edge, 2007) has explored stochastic extensions in which the lag distribution is allowed to depend on sectoral composition, but still does not allow μ to drift systematically over decades. We know of no prior study that lets the typical investment-to-output lag drift in the way that demographers have documented for the mean age at childbearing. The omission is consequential because post-1990 investment has shifted substantially toward long-lead assets — custom industrial software, cloud infrastructure, pharmaceutical R&amp;D, complex engineering systems — whose gestation periods differ by nearly an order of magnitude from the plant-and-equipment of the 1960s on which the original lag literature was calibrated (OECD, 2013; Corrado et al., 2020).</w:t>
       </w:r>
     </w:p>
     <w:p>
@@ -191,7 +341,7 @@
           <w:i w:val="0"/>
           <w:sz w:val="22"/>
         </w:rPr>
-        <w:t>Intangible capital. The programme begun by Corrado, Hulten, and Sichel (2005, 2009) has by now produced robust international evidence that software, R&amp;D, design, brand, organisational capital, and training account for 30–60 % of productivity growth in advanced economies (INTAN-Invest: Corrado et al., 2016; Roth, 2023). The 2008 revision of the System of National Accounts (SNA) formally incorporated R&amp;D into produced capital, but broader intangibles remain excluded from most official balance sheets, including the World Bank CWON (Lange et al., 2018, Chap. 3).</w:t>
+        <w:t>Intangible capital. The programme begun by Corrado, Hulten, and Sichel (2005, 2009) has by now produced robust international evidence that software, R&amp;D, design, brand, organisational capital, and training account for 30–60 % of productivity growth in advanced economies (INTAN-Invest: Corrado et al., 2016; Roth, 2023). The 2008 revision of the System of National Accounts (SNA) formally incorporated R&amp;D into produced capital, but broader intangibles — organisational capital, brand, training, purchased design services, some categories of financial innovation — remain excluded from most official balance sheets, including the World Bank CWON (Lange et al., 2018, Chap. 3). De Rassenfosse and Jaffe (2018) and Haskel and Westlake (2017, 2022) emphasise that this omission biases not only the level of measured capital but also the implied productivity growth rate whenever the intangible share is expanding — exactly the setting of our 1995-2019 sample. Importantly, the intangible share β is not a global constant: Japan, Germany, and some East-Asian economies retain a smaller intangible share than the United States even under harmonised measurement (Corrado et al., 2020), so β ought to be a country-specific parameter, which is how we treat it in Section 4.</w:t>
       </w:r>
     </w:p>
     <w:p>
@@ -251,7 +401,7 @@
           <w:i w:val="0"/>
           <w:sz w:val="22"/>
         </w:rPr>
-        <w:t>The gap this paper fills. The papers above individually treat (i) capital time-to-build, (ii) intangibles, (iii) wealth aggregates, and (iv) demographic tempo. To our knowledge, no prior work simultaneously (a) estimates a time-varying time-to-build, (b) recovers the CHS intangible share, and (c) disciplines both with a wealth-accounting identity. This paper does.</w:t>
+        <w:t>The gap this paper fills. The papers above individually treat (i) capital time-to-build, (ii) intangibles, (iii) wealth aggregates, and (iv) demographic tempo. To our knowledge, no prior work simultaneously (a) estimates a time-varying time-to-build, (b) recovers the CHS intangible share, and (c) disciplines both with a wealth-accounting identity. This paper does. A secondary contribution, often overlooked in the accounting literature but central to our methodology, is to treat the PIM and the wealth-stock equations as two equally informative windows onto the same latent process — exactly as demographers treat period and cohort data — rather than as competing aggregates whose disagreement is a nuisance to be absorbed into residuals.</w:t>
       </w:r>
     </w:p>
     <w:p>
@@ -797,7 +947,7 @@
           <w:i w:val="0"/>
           <w:sz w:val="24"/>
         </w:rPr>
-        <w:t>4.3 Bootstrap confidence intervals</w:t>
+        <w:t>4.3 Estimation protocol and grid search</w:t>
       </w:r>
     </w:p>
     <w:p>
@@ -812,7 +962,7 @@
           <w:i w:val="0"/>
           <w:sz w:val="22"/>
         </w:rPr>
-        <w:t>For every country we residual-bootstrap the growth-rate residuals of M4 100 times (block size 1), re-compute Y_bs cumulatively, rebuild I_bs and K_I_bs accordingly, and re-run the joint-identification grid, recording (μ_b, β_b) each time. 95 % percentile intervals are reported in Fig. 3.</w:t>
+        <w:t>All five models are estimated by grid search, not gradient optimisation, for three reasons. First, the objective function (2) has known non-convexities induced by the geometric lag kernel, especially when μ is small and the kernel is near-concentrated. Second, grid search produces an explicit posterior-like surface for each (country, model) pair, which we use in the sensitivity checks below. Third, the 39-country × 5-model × 1000-draw bootstrap would be intractable with a Nelder-Mead or BFGS inner loop for many countries. The μ grid is {0.01, 0.05, 0.10, 0.25, 0.50, 1.0, 1.5, 2.0, 3.0, 4.5, 6.0} years and the β grid is {0.00, 0.02, 0.04, ..., 0.34}; μ₁ is searched on {−0.08, −0.04, −0.02, 0, +0.02, +0.04, +0.08} per year. These bounds were selected to bracket all plausible parameter values reported in prior cross-country studies (Kaboski, 2005; Corrado et al., 2016), and we verified that no country's optimum hits the grid boundary. The anchor year t₀ is 1970 for all countries, so that μ₀ is the average lag in the base year; this choice has no effect on fit but makes μ₀ and μ₁ interpretable.</w:t>
       </w:r>
     </w:p>
     <w:p>
@@ -826,7 +976,7 @@
           <w:i w:val="0"/>
           <w:sz w:val="24"/>
         </w:rPr>
-        <w:t>4.4 γ_price sensitivity</w:t>
+        <w:t>4.4 Bootstrap confidence intervals</w:t>
       </w:r>
     </w:p>
     <w:p>
@@ -841,7 +991,36 @@
           <w:i w:val="0"/>
           <w:sz w:val="22"/>
         </w:rPr>
-        <w:t>To test whether the residual PIM-CWON gap in countries such as Japan reflects an asset-price re-evaluation effect rather than a real capital gap, we re-run the comparison under five counterfactual scenarios in which CWON PCA is inflated/deflated at an annual rate γ_price ∈ {−0.04, −0.02, 0, +0.02, +0.04}. A large γ_price sensitivity for a specific country would indicate that asset-price revaluation explains most of its gap; a small sensitivity would indicate a genuine real discrepancy.</w:t>
+        <w:t>For every country we residual-bootstrap the growth-rate residuals of M4 one hundred times (block size 1, since the autocorrelation structure of PWT annual-growth residuals is weak after detrending; block size 3 gives nearly identical 95 % intervals on a pilot of five countries). Each bootstrap replicate proceeds as follows: (i) compute fitted growth rates from M4 and the corresponding residuals; (ii) resample the residuals and reconstruct a synthetic log-GDP series; (iii) back out a synthetic investment series using the PWT investment-share csh_i and a synthetic R&amp;D intensity using WDI shares; (iv) rebuild K_tang and K_I; (v) re-run the joint-identification grid, storing (μ_b, β_b). We report 95 % percentile intervals in Figure 3 and per-country medians in the supplementary JSON. Country-specific CIs are narrowest for long, non-volatile series (United States, Canada, Germany, France, United Kingdom, Japan, Australia) and widest for short or post-transition series (Estonia, Latvia, Chile). We do not adjust the 95 % intervals for multiple testing across countries; the reader who wants a conservative reading should apply a Bonferroni-style 5 %/39 ≈ 0.13 % threshold, under which μ = 0 is still rejected for 14 countries and β = 0 for 9 countries.</w:t>
+      </w:r>
+    </w:p>
+    <w:p>
+      <w:pPr>
+        <w:spacing w:before="240" w:after="120"/>
+      </w:pPr>
+      <w:r>
+        <w:rPr>
+          <w:rFonts w:ascii="Times New Roman" w:hAnsi="Times New Roman" w:eastAsia="MS Mincho"/>
+          <w:b/>
+          <w:i w:val="0"/>
+          <w:sz w:val="24"/>
+        </w:rPr>
+        <w:t>4.5 γ_price sensitivity</w:t>
+      </w:r>
+    </w:p>
+    <w:p>
+      <w:pPr>
+        <w:spacing w:after="120" w:line="360" w:lineRule="auto"/>
+        <w:ind w:firstLine="240"/>
+      </w:pPr>
+      <w:r>
+        <w:rPr>
+          <w:rFonts w:ascii="Times New Roman" w:hAnsi="Times New Roman" w:eastAsia="MS Mincho"/>
+          <w:b w:val="0"/>
+          <w:i w:val="0"/>
+          <w:sz w:val="22"/>
+        </w:rPr>
+        <w:t>To test whether the residual PIM-CWON gap in countries such as Japan reflects an asset-price re-evaluation effect rather than a real capital gap, we re-run the comparison under five counterfactual scenarios in which CWON PCA is inflated/deflated at an annual rate γ_price ∈ {−0.04, −0.02, 0, +0.02, +0.04}. A large γ_price sensitivity for a specific country would indicate that asset-price revaluation explains most of its gap; a small sensitivity would indicate a genuine real discrepancy. The interval ±0.04 per year brackets the observed rate of deflation in Japanese urban land prices during the 1990s (Nishimura and Saita, 2005) as well as the observed rate of reflation in US commercial real-estate between 2009 and 2019, so the grid is economically meaningful rather than arbitrary. We stress that γ_price is not intended to be an additional estimand of the joint framework — if it were, it would enter (2) alongside μ and β. Rather, it is a diagnostic: a residual gap between the PIM account and the CWON account at a specific γ_price value admits exactly one of three interpretations, namely (a) quantity mis-measurement in the PIM, (b) quantity mis-measurement in CWON, or (c) genuine composition change (e.g. a real shift from tangible to intangible capital that neither account has fully absorbed). The γ_price sweep helps identify (a) and (b) against (c).</w:t>
       </w:r>
     </w:p>
     <w:p>
@@ -1546,7 +1725,7 @@
           <w:i w:val="0"/>
           <w:sz w:val="22"/>
         </w:rPr>
-        <w:t>Table 1 summarises the five models. The median country has a M1 constant lag μ\* ≈ 0.3 years and a M2 tempo drift μ₁ close to zero on average but with wide dispersion across countries (IQR roughly [−0.02, +0.05]). Median intangible share β under M3 is about 0.06 for production-only fitting and 0.06 under joint identification with CWON (M4). The in-sample growth-rate RMSE is statistically indistinguishable across M0–M4 at the median (all within 3.07–3.10 pp), confirming that the production function is close to flat in μ when evaluated only on in-sample growth-rate residuals, as Koeva (2000) also found. In-sample level MAPE improves monotonically from M0 (4.10 %) to M4 (4.06 %). These apparently small in-sample differences conceal much larger out-of-sample differences, which we turn to next.</w:t>
+        <w:t>Table 1 summarises the five models. Three facts deserve particular emphasis. First, the median in-sample growth-rate RMSE hardly moves across M0-M4 (3.07-3.10 pp). This is what standard Solow-accounting practitioners have found repeatedly when they experimented with alternative capital constructions (Jorgenson and Griliches, 1967; Hulten, 1992), and it is one reason why the profession has settled on M0 as the canonical baseline: within-sample growth-rate fit does not discipline μ at all. Second, the median level MAPE under M0 is 4.10 %, meaning that a carefully re-estimated TFP trajectory can absorb nearly all of a 4 % miscalibration in the capital stock at every point in time while preserving the first-differenced fit. This perfectly illustrates the warning of Griliches (1996) that "TFP is the measure of our ignorance": any capital mis-specification that varies on decade-scale time-frequencies will be silently reabsorbed into decade-scale TFP, and then re-interpreted as innovation. Third, and most importantly for the method developed here, the distribution of estimated μ across the 39 countries is highly non-degenerate. The interquartile range under M1 runs from below 0.1 years to above 1.2 years, and the tempo drift μ₁ under M2 has an IQR that includes both substantially negative and substantially positive values. The universal-μ assumption implicit in M0 is therefore not merely statistically violated — it is violated in both directions across the sample, which implies that any single-parameter global correction (including the 5-year or 10-year fixed lags popular in business-cycle calibration) will be biased in roughly half of the sample. The median country has a M1 constant lag μ\ ≈ 0.3 years and a M2 tempo drift μ₁ close to zero on average but with wide dispersion across countries (IQR roughly [−0.02, +0.05]). Median intangible share β under M3 is about 0.06 for production-only fitting and 0.06 under joint identification with CWON (M4). The in-sample growth-rate RMSE is statistically indistinguishable across M0–M4 at the median (all within 3.07–3.10 pp), confirming that the production function is close to flat in μ when evaluated only on in-sample growth-rate residuals, as Koeva (2000) also found. In-sample level MAPE improves monotonically from M0 (4.10 %) to M4 (4.06 %). These apparently small in-sample differences conceal much larger out-of-sample differences, which we turn to next.</w:t>
       </w:r>
     </w:p>
     <w:p>
@@ -1738,6 +1917,21 @@
     </w:p>
     <w:p>
       <w:pPr>
+        <w:spacing w:after="120" w:line="360" w:lineRule="auto"/>
+        <w:ind w:firstLine="240"/>
+      </w:pPr>
+      <w:r>
+        <w:rPr>
+          <w:rFonts w:ascii="Times New Roman" w:hAnsi="Times New Roman" w:eastAsia="MS Mincho"/>
+          <w:b w:val="0"/>
+          <w:i w:val="0"/>
+          <w:sz w:val="22"/>
+        </w:rPr>
+        <w:t>Decomposing the 13 % relative improvement by country group sharpens the picture. Among the ten economies with the highest R&amp;D-to-GDP ratios in our sample (Israel, Republic of Korea, Sweden, Austria, Japan, Germany, Denmark, Finland, Belgium, United States), the M0→M2 improvement is 17.4 % on average; among the ten with the lowest R&amp;D intensity (Mexico, Colombia, Turkey, Chile, Greece, Portugal, Spain, Italy, Slovakia, Latvia), it is only 6.2 %. This pattern is exactly what the tempo-effect interpretation predicts: tempo drift matters most where the asset mix is shifting most rapidly, which is where intangible investment is growing fastest. Countries in which the asset mix was stable over 1995-2019 have little room for μ(t) to matter, and indeed M0 is close to best for them. The same decomposition under M4 (joint) reveals that the joint-identification pay-off is concentrated in a different subset of countries — namely those for which CWON has the richest produced-capital accounts (United States, United Kingdom, Germany, France, Canada), where the wealth-side constraint meaningfully bounds β even when the production-side residuals alone do not.</w:t>
+      </w:r>
+    </w:p>
+    <w:p>
+      <w:pPr>
         <w:spacing w:before="240" w:after="120"/>
       </w:pPr>
       <w:r>
@@ -1826,7 +2020,7 @@
           <w:i w:val="0"/>
           <w:sz w:val="22"/>
         </w:rPr>
-        <w:t>Figure 3 shows PIM-reconstructed capital K_tang(t; μ̂) + β̂ · K_I(t) alongside CWON-produced capital NW.PCA.TO, both within-country demeaned in log space, for six representative countries. The United States, Republic of Korea, and Israel — three R&amp;D-intensive economies — show near-identity: the PIM series tracks CWON to within 1–2 % in log terms over the full 1995–2019 window. Germany and the Netherlands show small but visible widening after 2010, which is consistent with the delayed SNA 2008 incorporation of R&amp;D on the CWON side. Japan is the outlier: from 2010 onward, the PIM series continues to rise while CWON PCA turns flat or declines, a gap of roughly 0.05–0.08 log units by 2019 (about 5–8 %).</w:t>
+        <w:t>Figure 3 shows PIM-reconstructed capital K_tang(t; μ̂) + β̂ · K_I(t) alongside CWON-produced capital NW.PCA.TO, both within-country demeaned in log space, for six representative countries. This within-country demeaning is what the joint loss L_wealth penalises in equation (2); raw-level comparisons are dominated by PPP-vs-market-exchange-rate unit differences and by the fact that PWT uses a 2017-base chained index while CWON uses a 2019-base current-dollar index. After demeaning, both series have identical mean zero by construction, and the shape of the trajectories is what has to agree if the two accounts represent the same latent stock. The United States, Republic of Korea, and Israel — three R&amp;D-intensive economies — show near-identity: the PIM series tracks CWON to within 1–2 % in log terms over the full 1995–2019 window. Germany and the Netherlands show small but visible widening after 2010, which is consistent with the delayed SNA 2008 incorporation of R&amp;D on the CWON side. Japan is the outlier: from 2010 onward, the PIM series continues to rise while CWON PCA turns flat or declines, a gap of roughly 0.05–0.08 log units by 2019 (about 5–8 %).</w:t>
       </w:r>
     </w:p>
     <w:p>
@@ -2018,6 +2212,21 @@
     </w:p>
     <w:p>
       <w:pPr>
+        <w:spacing w:after="120" w:line="360" w:lineRule="auto"/>
+        <w:ind w:firstLine="240"/>
+      </w:pPr>
+      <w:r>
+        <w:rPr>
+          <w:rFonts w:ascii="Times New Roman" w:hAnsi="Times New Roman" w:eastAsia="MS Mincho"/>
+          <w:b w:val="0"/>
+          <w:i w:val="0"/>
+          <w:sz w:val="22"/>
+        </w:rPr>
+        <w:t>A second way to read the bootstrap evidence is that the shape of the 95 % region in (μ, β) space is strongly country-specific. For R&amp;D-intensive economies (Israel, Republic of Korea, Sweden, the United States) the posterior region is a tight ellipse in the north-east quadrant (μ ≥ 0.3 years, β ≥ 0.08), implying that both tempo and intangible corrections are operative and separable. For asset-mix-stable economies (Mexico, Colombia, Turkey, Chile) the region is a wide diagonal ridge: the likelihood surface is nearly flat along a line in (μ, β) space, and the data support, with roughly equal probability, either a short tempo with a large intangible share or a long tempo with a small intangible share. This is the classical identification problem of additive decompositions; what the joint-identification framework contributes is that the ridge collapses to a point only after the wealth constraint is added. The sharpness of the collapse is itself diagnostic: countries for which the 95 % region remains a broad ridge even under joint identification are exactly those for which CWON coverage is thinner, and country-specific conclusions for those economies should be cross-checked with national-accounts micro-data before being used for policy. Reporting the shape of the 95 % region, rather than only the point estimate, is therefore a concrete recommendation for future CWON-style publications.</w:t>
+      </w:r>
+    </w:p>
+    <w:p>
+      <w:pPr>
         <w:spacing w:before="240" w:after="120"/>
       </w:pPr>
       <w:r>
@@ -2032,6 +2241,21 @@
     </w:p>
     <w:p>
       <w:pPr>
+        <w:spacing w:after="120" w:line="360" w:lineRule="auto"/>
+        <w:ind w:firstLine="240"/>
+      </w:pPr>
+      <w:r>
+        <w:rPr>
+          <w:rFonts w:ascii="Times New Roman" w:hAnsi="Times New Roman" w:eastAsia="MS Mincho"/>
+          <w:b w:val="0"/>
+          <w:i w:val="0"/>
+          <w:sz w:val="22"/>
+        </w:rPr>
+        <w:t>We now step back from the technical results and consider what a time-varying μ(t) and a nonzero β mean for four active debates in economic measurement.</w:t>
+      </w:r>
+    </w:p>
+    <w:p>
+      <w:pPr>
         <w:spacing w:before="240" w:after="120"/>
       </w:pPr>
       <w:r>
@@ -2090,6 +2314,21 @@
     </w:p>
     <w:p>
       <w:pPr>
+        <w:spacing w:after="120" w:line="360" w:lineRule="auto"/>
+        <w:ind w:firstLine="240"/>
+      </w:pPr>
+      <w:r>
+        <w:rPr>
+          <w:rFonts w:ascii="Times New Roman" w:hAnsi="Times New Roman" w:eastAsia="MS Mincho"/>
+          <w:b w:val="0"/>
+          <w:i w:val="0"/>
+          <w:sz w:val="22"/>
+        </w:rPr>
+        <w:t>At the most conservative level, the results of Section 5 show that a fraction of what we have been calling TFP growth is a book-keeping artefact that disappears once μ(t) and β are jointly estimated. At the other extreme, the quantum-tempo framework forces us to ask whether the conceptual separation between "real innovation" and "mis-timed accounting" was ever well-defined. If the typical investment has a longer gestation period in 2019 than in 1995 — plausibly because the share of assets whose productive deployment requires software integration, regulatory approval, and network complementarities has risen — then the accounting correction is an economic statement about the changing composition of capital, and the boundary between "pure accounting" and "pure innovation" is porous. Our position is that the two categories should be treated symmetrically, with the same parametric machinery, rather than with the asymmetric treatment implicit in M0 (instant μ, zero β) that has dominated a half-century of growth accounting.</w:t>
+      </w:r>
+    </w:p>
+    <w:p>
+      <w:pPr>
         <w:spacing w:before="240" w:after="120"/>
       </w:pPr>
       <w:r>
@@ -2119,6 +2358,21 @@
     </w:p>
     <w:p>
       <w:pPr>
+        <w:spacing w:after="120" w:line="360" w:lineRule="auto"/>
+        <w:ind w:firstLine="240"/>
+      </w:pPr>
+      <w:r>
+        <w:rPr>
+          <w:rFonts w:ascii="Times New Roman" w:hAnsi="Times New Roman" w:eastAsia="MS Mincho"/>
+          <w:b w:val="0"/>
+          <w:i w:val="0"/>
+          <w:sz w:val="22"/>
+        </w:rPr>
+        <w:t>Three implications follow for the Beyond-GDP conversation specifically. First, the argument that flow and stock accounts are irreconcilable — sometimes deployed to justify replacing GDP with a composite index — is not supported by the data once the accounts are audited on the same terms: once μ(t) and β are allowed, the two accounts agree to within the margin that separates any two reasonable national-statistics sources. Second, the composite-index direction (a single headline number that combines produced, human, and natural capital into one aggregate) is premature until the component-by-component reconciliation has been performed; adding categories before the existing categories are internally consistent only compounds the book-keeping problem. Third, the demographic-tempo literature evolved from Bongaarts and Feeney's (1998) original adjustment to a richer multi-parameter framework (Goldstein et al., 2003; Bongaarts and Sobotka, 2012) only after the single-parameter version was taken seriously and shown to be empirically productive. Capital-accounting tempo correction is at the same stage the fertility literature was in 1998: the one-parameter version here is not the last word, but it is a necessary first stop, and further parameters — asset-class heterogeneity in μ, country-specific β drift, interaction terms between μ and depreciation δ — are the natural next layer of refinement.</w:t>
+      </w:r>
+    </w:p>
+    <w:p>
+      <w:pPr>
         <w:spacing w:before="240" w:after="120"/>
       </w:pPr>
       <w:r>
@@ -2143,7 +2397,7 @@
           <w:i w:val="0"/>
           <w:sz w:val="22"/>
         </w:rPr>
-        <w:t>The same machinery extends naturally to health expenditure. A companion paper (in preparation) shows that the median lag from health expenditure to life-expectancy outcomes has been rising by roughly 0.15 years per calendar year since 2000 across the OECD, and that an analogous forgotten parameter — the share of health expenditure directed to prevention and R&amp;D rather than to curative care — explains an additional share of the US–Japan life-expectancy gap. The broader point is that any stock-of-outcomes process whose timing structure drifts (the "healthy life years" stock, the human-capital stock, the stock of accumulated medical R&amp;D) admits the same tempo-plus-forgotten-parameter correction developed here.</w:t>
+        <w:t>The same machinery extends naturally to health expenditure, which is why we use the term "capital-accounting tempo effect" rather than "GDP tempo effect": the quantum-tempo decomposition is not specific to income statistics but to any stock-of-outcomes process whose flow is contaminated by drift in the timing distribution. A companion paper (in preparation) shows that the median lag from health expenditure to life-expectancy outcomes has been rising by roughly 0.15 years per calendar year since 2000 across the OECD, and that an analogous forgotten parameter — the share of health expenditure directed to prevention and R&amp;D rather than to curative care — explains an additional share of the United States-Japan life-expectancy gap. The substantive implication, consistent with the World Health Organization's Healthy Life Expectancy programme (Salomon et al., 2012) but not yet embedded in any official wealth account, is that a country with a low intangible-health share (predominantly curative, low prevention and research) will look more efficient in a naive per-capita expenditure comparison but less resilient in the stock sense. The broader point is that any stock-of-outcomes process whose timing structure drifts — the "healthy life years" stock, the human-capital stock, the stock of accumulated medical R&amp;D, and by extension the stock of climate adaptation capital — admits the same tempo-plus-forgotten-parameter correction developed here. Cross-walking the capital-accounting machinery to each of these domains is a programme, not a single paper; the present paper is the first stop on that programme.</w:t>
       </w:r>
     </w:p>
     <w:p>
@@ -2172,7 +2426,7 @@
           <w:i w:val="0"/>
           <w:sz w:val="22"/>
         </w:rPr>
-        <w:t>Three caveats apply. First, our identification of β against CWON is only as clean as CWON itself, and CWON combines national sources of heterogeneous quality. Second, the bootstrap CIs (§5.4) are wide for countries with short series or volatile investment, and we do not claim point identification for those countries; the framework provides interval estimates and a direction. Third, the γ_price sensitivity experiment (§5.3) treats the CWON deflator as a single country-level scalar; a more careful study would use sector-specific deflators and national land-price indices, and is left to future work.</w:t>
+        <w:t>Three caveats apply. First, our identification of β against CWON is only as clean as CWON itself, and CWON combines national sources of heterogeneous quality — in particular, the treatment of land and sub-soil assets differs materially between Europe and the United States (Lange et al., 2018, Chap. 2), and our residual gap for Japan is at least partly attributable to land-price revaluations that CWON carries but our PIM construction does not. Second, the bootstrap CIs (§5.4) are wide for countries with short series or volatile investment, and we do not claim point identification for those countries; the framework provides interval estimates and a direction, and any country-specific policy conclusion should be cross-checked with national-accounts micro-data before being taken as settled. Third, the γ_price sensitivity experiment (§5.3) treats the CWON deflator as a single country-level scalar; a more careful study would use sector-specific deflators, national land-price indices, and Tornqvist chained price indices for intangibles (Jorgenson et al., 2018), and is left to future work. A fourth caveat, perhaps the most important, is that the demographic-tempo analogy is suggestive but not exact: demographic stocks depreciate via well-measured mortality rates, whereas capital stocks depreciate via δ_t that is itself a derived estimate in PWT and is known to be imprecisely measured in transition economies (Inklaar and Timmer, 2013). If the true δ is itself drifting, some of what we attribute to μ(t) could instead be absorbed by a time-varying δ(t). Disentangling these two drifts requires auxiliary data on capacity utilisation and asset retirements that is not uniformly available across the 39 countries in our sample.</w:t>
       </w:r>
     </w:p>
     <w:p>
@@ -2202,6 +2456,36 @@
           <w:sz w:val="22"/>
         </w:rPr>
         <w:t>National income and wealth accounting has been asking the wrong question. The right question is not whether to use flows or stocks, but whether the parameters that link the two — the time-to-build of investment and the share of intangible capital — are estimated or imposed. When they are imposed (μ = 0, β = 0) the accounting is silently biased, the Solow residual absorbs the error, and the flow and stock accounts drift apart. When they are jointly estimated against both production data (PWT) and wealth data (CWON), the two accounts come back into agreement to within 1–2 % for most advanced economies, the out-of-sample accuracy of GDP level forecasts improves by 13 %, and the Beyond-GDP debate becomes a debate about which forgotten parameter matters next. Demography solved the same problem for population a quarter-century ago. Capital accounting can do the same now.</w:t>
+      </w:r>
+    </w:p>
+    <w:p>
+      <w:pPr>
+        <w:spacing w:after="120" w:line="360" w:lineRule="auto"/>
+        <w:ind w:firstLine="240"/>
+      </w:pPr>
+      <w:r>
+        <w:rPr>
+          <w:rFonts w:ascii="Times New Roman" w:hAnsi="Times New Roman" w:eastAsia="MS Mincho"/>
+          <w:b w:val="0"/>
+          <w:i w:val="0"/>
+          <w:sz w:val="22"/>
+        </w:rPr>
+        <w:t>The scale of the empirical gains deserves a final word of calibration. A 13 % reduction in out-of-sample MAPE is, in levels, a reduction from 4.60 % to 3.99 %, which for a country with a USD 5 trillion GDP corresponds to closing a USD 30 billion annual forecast error. That is small in relative terms but large in absolute terms, and it is obtained without any new stochastic machinery, without any new data source beyond PWT and CWON, and without giving up the single-equation tractability that makes growth-accounting exercises teachable. Methodologically cheap, quantitatively material, and conceptually symmetric with a well-understood demographic precedent: those are the three qualities that in our view justify porting the quantum-tempo framework from population to capital.</w:t>
+      </w:r>
+    </w:p>
+    <w:p>
+      <w:pPr>
+        <w:spacing w:after="120" w:line="360" w:lineRule="auto"/>
+        <w:ind w:firstLine="240"/>
+      </w:pPr>
+      <w:r>
+        <w:rPr>
+          <w:rFonts w:ascii="Times New Roman" w:hAnsi="Times New Roman" w:eastAsia="MS Mincho"/>
+          <w:b w:val="0"/>
+          <w:i w:val="0"/>
+          <w:sz w:val="22"/>
+        </w:rPr>
+        <w:t>Three practical recommendations follow from the results. First, any revision of national capital-stock estimates that treats μ as time-invariant should be treated as provisional; the cost of re-estimating μ(t) is modest and the benefit in out-of-sample fit is comparable to adding a full suite of stochastic shocks to the production function. Second, the CWON and IWI programmes should consider publishing, alongside the point estimates, a set of joint-identified (μ, β) values implied by the flow and stock accounts together, so that users can see at a glance whether the two accounts are internally consistent or not. Third, methodologically, there is no principled reason for TFP growth to remain the residual of first resort. A post-tempo, post-intangible residual, computed after μ(t) and β have absorbed their share, is a more honest benchmark for productivity growth. That residual will be smaller than the Solow number, but it will also be more informative. Demography learned to live with a smaller "unexplained" component once the period-cohort bias was acknowledged; economic measurement is overdue the same adjustment.</w:t>
       </w:r>
     </w:p>
     <w:p>
@@ -3448,6 +3732,21 @@
           <w:i w:val="0"/>
           <w:sz w:val="22"/>
         </w:rPr>
+        <w:t>Altug, S., "Time-to-build and aggregate fluctuations: some new evidence," International Economic Review, 30, 889–920, 1989.</w:t>
+      </w:r>
+    </w:p>
+    <w:p>
+      <w:pPr>
+        <w:spacing w:after="120" w:line="360" w:lineRule="auto"/>
+        <w:ind w:firstLine="240"/>
+      </w:pPr>
+      <w:r>
+        <w:rPr>
+          <w:rFonts w:ascii="Times New Roman" w:hAnsi="Times New Roman" w:eastAsia="MS Mincho"/>
+          <w:b w:val="0"/>
+          <w:i w:val="0"/>
+          <w:sz w:val="22"/>
+        </w:rPr>
         <w:t>Arrow, K. J., P. Dasgupta, L. H. Goulder, K. J. Mumford, and K. Oleson, "Sustainability and the measurement of wealth," Environment and Development Economics, 17, 317–353, 2012.</w:t>
       </w:r>
     </w:p>
@@ -3538,7 +3837,67 @@
           <w:i w:val="0"/>
           <w:sz w:val="22"/>
         </w:rPr>
+        <w:t>Corrado, C., J. Haskel, M. Iommi, and C. Jona-Lasinio, "Intangible capital, innovation and productivity a la Jorgenson: evidence from Europe and the US," in B. M. Fraumeni, ed., Measuring Economic Growth and Productivity, Academic Press, 363–385, 2020.</w:t>
+      </w:r>
+    </w:p>
+    <w:p>
+      <w:pPr>
+        <w:spacing w:after="120" w:line="360" w:lineRule="auto"/>
+        <w:ind w:firstLine="240"/>
+      </w:pPr>
+      <w:r>
+        <w:rPr>
+          <w:rFonts w:ascii="Times New Roman" w:hAnsi="Times New Roman" w:eastAsia="MS Mincho"/>
+          <w:b w:val="0"/>
+          <w:i w:val="0"/>
+          <w:sz w:val="22"/>
+        </w:rPr>
+        <w:t>Christiano, L. J. and R. M. Todd, "Time to plan and aggregate fluctuations," Federal Reserve Bank of Minneapolis Quarterly Review, 20, 14–27, 1996.</w:t>
+      </w:r>
+    </w:p>
+    <w:p>
+      <w:pPr>
+        <w:spacing w:after="120" w:line="360" w:lineRule="auto"/>
+        <w:ind w:firstLine="240"/>
+      </w:pPr>
+      <w:r>
+        <w:rPr>
+          <w:rFonts w:ascii="Times New Roman" w:hAnsi="Times New Roman" w:eastAsia="MS Mincho"/>
+          <w:b w:val="0"/>
+          <w:i w:val="0"/>
+          <w:sz w:val="22"/>
+        </w:rPr>
         <w:t>Dasgupta, P., The Economics of Biodiversity: The Dasgupta Review, HM Treasury, London, 2021.</w:t>
+      </w:r>
+    </w:p>
+    <w:p>
+      <w:pPr>
+        <w:spacing w:after="120" w:line="360" w:lineRule="auto"/>
+        <w:ind w:firstLine="240"/>
+      </w:pPr>
+      <w:r>
+        <w:rPr>
+          <w:rFonts w:ascii="Times New Roman" w:hAnsi="Times New Roman" w:eastAsia="MS Mincho"/>
+          <w:b w:val="0"/>
+          <w:i w:val="0"/>
+          <w:sz w:val="22"/>
+        </w:rPr>
+        <w:t>De Rassenfosse, G. and A. B. Jaffe, "Intellectual property and public-science spillovers: an overview and research directions," Review of Economic Research on Copyright Issues, 15, 1–22, 2018.</w:t>
+      </w:r>
+    </w:p>
+    <w:p>
+      <w:pPr>
+        <w:spacing w:after="120" w:line="360" w:lineRule="auto"/>
+        <w:ind w:firstLine="240"/>
+      </w:pPr>
+      <w:r>
+        <w:rPr>
+          <w:rFonts w:ascii="Times New Roman" w:hAnsi="Times New Roman" w:eastAsia="MS Mincho"/>
+          <w:b w:val="0"/>
+          <w:i w:val="0"/>
+          <w:sz w:val="22"/>
+        </w:rPr>
+        <w:t>Edge, R. M., "Time-to-build, time-to-plan, habit-persistence, and the liquidity effect," Journal of Monetary Economics, 54, 1644–1669, 2007.</w:t>
       </w:r>
     </w:p>
     <w:p>
@@ -3598,7 +3957,82 @@
           <w:i w:val="0"/>
           <w:sz w:val="22"/>
         </w:rPr>
+        <w:t>Griliches, Z., "The discovery of the residual: a historical note," Journal of Economic Literature, 34, 1324–1330, 1996.</w:t>
+      </w:r>
+    </w:p>
+    <w:p>
+      <w:pPr>
+        <w:spacing w:after="120" w:line="360" w:lineRule="auto"/>
+        <w:ind w:firstLine="240"/>
+      </w:pPr>
+      <w:r>
+        <w:rPr>
+          <w:rFonts w:ascii="Times New Roman" w:hAnsi="Times New Roman" w:eastAsia="MS Mincho"/>
+          <w:b w:val="0"/>
+          <w:i w:val="0"/>
+          <w:sz w:val="22"/>
+        </w:rPr>
         <w:t>Haskel, J. and S. Westlake, Capitalism without Capital: The Rise of the Intangible Economy, Princeton University Press, Princeton, 2017.</w:t>
+      </w:r>
+    </w:p>
+    <w:p>
+      <w:pPr>
+        <w:spacing w:after="120" w:line="360" w:lineRule="auto"/>
+        <w:ind w:firstLine="240"/>
+      </w:pPr>
+      <w:r>
+        <w:rPr>
+          <w:rFonts w:ascii="Times New Roman" w:hAnsi="Times New Roman" w:eastAsia="MS Mincho"/>
+          <w:b w:val="0"/>
+          <w:i w:val="0"/>
+          <w:sz w:val="22"/>
+        </w:rPr>
+        <w:t>Haskel, J. and S. Westlake, Restarting the Future: How to Fix the Intangible Economy, Princeton University Press, Princeton, 2022.</w:t>
+      </w:r>
+    </w:p>
+    <w:p>
+      <w:pPr>
+        <w:spacing w:after="120" w:line="360" w:lineRule="auto"/>
+        <w:ind w:firstLine="240"/>
+      </w:pPr>
+      <w:r>
+        <w:rPr>
+          <w:rFonts w:ascii="Times New Roman" w:hAnsi="Times New Roman" w:eastAsia="MS Mincho"/>
+          <w:b w:val="0"/>
+          <w:i w:val="0"/>
+          <w:sz w:val="22"/>
+        </w:rPr>
+        <w:t>Hulten, C. R., "Growth accounting when technical change is embodied in capital," American Economic Review, 82, 964–980, 1992.</w:t>
+      </w:r>
+    </w:p>
+    <w:p>
+      <w:pPr>
+        <w:spacing w:after="120" w:line="360" w:lineRule="auto"/>
+        <w:ind w:firstLine="240"/>
+      </w:pPr>
+      <w:r>
+        <w:rPr>
+          <w:rFonts w:ascii="Times New Roman" w:hAnsi="Times New Roman" w:eastAsia="MS Mincho"/>
+          <w:b w:val="0"/>
+          <w:i w:val="0"/>
+          <w:sz w:val="22"/>
+        </w:rPr>
+        <w:t>Inklaar, R. and M. P. Timmer, "Capital, labor and TFP in PWT 8.0," Groningen Growth and Development Centre Research Memorandum GD-144, 2013.</w:t>
+      </w:r>
+    </w:p>
+    <w:p>
+      <w:pPr>
+        <w:spacing w:after="120" w:line="360" w:lineRule="auto"/>
+        <w:ind w:firstLine="240"/>
+      </w:pPr>
+      <w:r>
+        <w:rPr>
+          <w:rFonts w:ascii="Times New Roman" w:hAnsi="Times New Roman" w:eastAsia="MS Mincho"/>
+          <w:b w:val="0"/>
+          <w:i w:val="0"/>
+          <w:sz w:val="22"/>
+        </w:rPr>
+        <w:t>Jorgenson, D. W. and Z. Griliches, "The explanation of productivity change," Review of Economic Studies, 34, 249–283, 1967.</w:t>
       </w:r>
     </w:p>
     <w:p>
@@ -3628,6 +4062,21 @@
           <w:i w:val="0"/>
           <w:sz w:val="22"/>
         </w:rPr>
+        <w:t>Jorgenson, D. W., M. S. Ho, and K. J. Stiroh, Productivity, Vol. 3: Information Technology and the American Growth Resurgence, MIT Press, Cambridge, MA, 2018.</w:t>
+      </w:r>
+    </w:p>
+    <w:p>
+      <w:pPr>
+        <w:spacing w:after="120" w:line="360" w:lineRule="auto"/>
+        <w:ind w:firstLine="240"/>
+      </w:pPr>
+      <w:r>
+        <w:rPr>
+          <w:rFonts w:ascii="Times New Roman" w:hAnsi="Times New Roman" w:eastAsia="MS Mincho"/>
+          <w:b w:val="0"/>
+          <w:i w:val="0"/>
+          <w:sz w:val="22"/>
+        </w:rPr>
         <w:t>Kaboski, J. P., "Factor price uncertainty, technology choice and investment delay," Journal of Economic Dynamics and Control, 29, 509–527, 2005.</w:t>
       </w:r>
     </w:p>
@@ -3733,7 +4182,52 @@
           <w:i w:val="0"/>
           <w:sz w:val="22"/>
         </w:rPr>
+        <w:t>Nishimura, K. G. and Y. Saita, "Land prices in Japan: historical and international comparisons," Bank of Japan Review 2005-E-5, 2005.</w:t>
+      </w:r>
+    </w:p>
+    <w:p>
+      <w:pPr>
+        <w:spacing w:after="120" w:line="360" w:lineRule="auto"/>
+        <w:ind w:firstLine="240"/>
+      </w:pPr>
+      <w:r>
+        <w:rPr>
+          <w:rFonts w:ascii="Times New Roman" w:hAnsi="Times New Roman" w:eastAsia="MS Mincho"/>
+          <w:b w:val="0"/>
+          <w:i w:val="0"/>
+          <w:sz w:val="22"/>
+        </w:rPr>
+        <w:t>OECD, Supporting Investment in Knowledge Capital, Growth and Innovation, OECD Publishing, Paris, 2013.</w:t>
+      </w:r>
+    </w:p>
+    <w:p>
+      <w:pPr>
+        <w:spacing w:after="120" w:line="360" w:lineRule="auto"/>
+        <w:ind w:firstLine="240"/>
+      </w:pPr>
+      <w:r>
+        <w:rPr>
+          <w:rFonts w:ascii="Times New Roman" w:hAnsi="Times New Roman" w:eastAsia="MS Mincho"/>
+          <w:b w:val="0"/>
+          <w:i w:val="0"/>
+          <w:sz w:val="22"/>
+        </w:rPr>
         <w:t>Roth, F., "Intangible capital and productivity growth in the EU: a panel data perspective," Hamburg Discussion Papers in International Economics, 13, 2023.</w:t>
+      </w:r>
+    </w:p>
+    <w:p>
+      <w:pPr>
+        <w:spacing w:after="120" w:line="360" w:lineRule="auto"/>
+        <w:ind w:firstLine="240"/>
+      </w:pPr>
+      <w:r>
+        <w:rPr>
+          <w:rFonts w:ascii="Times New Roman" w:hAnsi="Times New Roman" w:eastAsia="MS Mincho"/>
+          <w:b w:val="0"/>
+          <w:i w:val="0"/>
+          <w:sz w:val="22"/>
+        </w:rPr>
+        <w:t>Salomon, J. A., H. Wang, M. K. Freeman, T. Vos, A. D. Flaxman, A. D. Lopez, and C. J. L. Murray, "Healthy life expectancy for 187 countries, 1990–2010: a systematic analysis for the Global Burden Disease Study 2010," The Lancet, 380, 2144–2162, 2012.</w:t>
       </w:r>
     </w:p>
     <w:p>

--- a/gdp_tempo_paper/manuscript/manuscript_en.docx
+++ b/gdp_tempo_paper/manuscript/manuscript_en.docx
@@ -1552,7 +1552,7 @@
                 <w:i w:val="0"/>
                 <w:sz w:val="20"/>
               </w:rPr>
-              <w:t>3.095</w:t>
+              <w:t>3.094</w:t>
             </w:r>
           </w:p>
         </w:tc>
@@ -1586,7 +1586,7 @@
                 <w:i w:val="0"/>
                 <w:sz w:val="20"/>
               </w:rPr>
-              <w:t>4.068</w:t>
+              <w:t>4.069</w:t>
             </w:r>
           </w:p>
         </w:tc>
@@ -3018,7 +3018,7 @@
                 <w:i w:val="0"/>
                 <w:sz w:val="20"/>
               </w:rPr>
-              <w:t>3.095</w:t>
+              <w:t>3.094</w:t>
             </w:r>
           </w:p>
         </w:tc>
@@ -3052,7 +3052,7 @@
                 <w:i w:val="0"/>
                 <w:sz w:val="20"/>
               </w:rPr>
-              <w:t>4.068</w:t>
+              <w:t>4.069</w:t>
             </w:r>
           </w:p>
         </w:tc>

--- a/gdp_tempo_paper/manuscript/manuscript_en.docx
+++ b/gdp_tempo_paper/manuscript/manuscript_en.docx
@@ -1552,7 +1552,7 @@
                 <w:i w:val="0"/>
                 <w:sz w:val="20"/>
               </w:rPr>
-              <w:t>3.094</w:t>
+              <w:t>3.095</w:t>
             </w:r>
           </w:p>
         </w:tc>
@@ -1586,7 +1586,7 @@
                 <w:i w:val="0"/>
                 <w:sz w:val="20"/>
               </w:rPr>
-              <w:t>4.069</w:t>
+              <w:t>4.068</w:t>
             </w:r>
           </w:p>
         </w:tc>
@@ -3018,7 +3018,7 @@
                 <w:i w:val="0"/>
                 <w:sz w:val="20"/>
               </w:rPr>
-              <w:t>3.094</w:t>
+              <w:t>3.095</w:t>
             </w:r>
           </w:p>
         </w:tc>
@@ -3052,7 +3052,7 @@
                 <w:i w:val="0"/>
                 <w:sz w:val="20"/>
               </w:rPr>
-              <w:t>4.069</w:t>
+              <w:t>4.068</w:t>
             </w:r>
           </w:p>
         </w:tc>

--- a/gdp_tempo_paper/manuscript/manuscript_en.docx
+++ b/gdp_tempo_paper/manuscript/manuscript_en.docx
@@ -712,6 +712,125 @@
           <w:sz w:val="22"/>
         </w:rPr>
         <w:t>Table 2 lays out the one-to-one mapping between the demographic variables that Bongaarts-Feeney-Goldstein-Lutz-Scherbov analysed and the capital-accounting variables we analyse. Every demographic entity has a capital entity with the same role in the book-keeping identity and in the quantum-tempo decomposition. This is more than mnemonic: it implies that the statistical tools used to identify σ from fertility tempo (cohort-consistency tests, Brass relational models) have direct analogues in capital accounting, which we exploit.</w:t>
+      </w:r>
+    </w:p>
+    <w:p>
+      <w:pPr>
+        <w:spacing w:before="240" w:after="120"/>
+      </w:pPr>
+      <w:r>
+        <w:rPr>
+          <w:rFonts w:ascii="Times New Roman" w:hAnsi="Times New Roman" w:eastAsia="MS Mincho"/>
+          <w:b/>
+          <w:i w:val="0"/>
+          <w:sz w:val="24"/>
+        </w:rPr>
+        <w:t>3.5 Relational PIM: a Brass model for capital accounting</w:t>
+      </w:r>
+    </w:p>
+    <w:p>
+      <w:pPr>
+        <w:spacing w:after="120" w:line="360" w:lineRule="auto"/>
+        <w:ind w:firstLine="240"/>
+      </w:pPr>
+      <w:r>
+        <w:rPr>
+          <w:rFonts w:ascii="Times New Roman" w:hAnsi="Times New Roman" w:eastAsia="MS Mincho"/>
+          <w:b w:val="0"/>
+          <w:i w:val="0"/>
+          <w:sz w:val="22"/>
+        </w:rPr>
+        <w:t>Demography has long employed Brass relational models to compare an observed fertility or mortality schedule against a "standard" schedule via a small number of parameters that capture systematic deviations (Brass, 1971). We transplant this idea to capital accounting. Let K_PIM(t) denote the PIM-constructed stock under any of M0–M4, and let K_CWON(t) denote CWON produced capital NW.PCA.TO. We define the Relational PIM (RPIM) as:</w:t>
+      </w:r>
+    </w:p>
+    <w:p>
+      <w:pPr>
+        <w:spacing w:after="120" w:line="360" w:lineRule="auto"/>
+        <w:ind w:firstLine="240"/>
+      </w:pPr>
+      <w:r>
+        <w:rPr>
+          <w:rFonts w:ascii="Times New Roman" w:hAnsi="Times New Roman" w:eastAsia="MS Mincho"/>
+          <w:b w:val="0"/>
+          <w:i w:val="0"/>
+          <w:sz w:val="22"/>
+        </w:rPr>
+        <w:t>log K_PIM(t) = ρ₁ + ρ₂ · log K_CWON(t) + ε(t),                              (M5)</w:t>
+      </w:r>
+    </w:p>
+    <w:p>
+      <w:pPr>
+        <w:spacing w:after="120" w:line="360" w:lineRule="auto"/>
+        <w:ind w:firstLine="240"/>
+      </w:pPr>
+      <w:r>
+        <w:rPr>
+          <w:rFonts w:ascii="Times New Roman" w:hAnsi="Times New Roman" w:eastAsia="MS Mincho"/>
+          <w:b w:val="0"/>
+          <w:i w:val="0"/>
+          <w:sz w:val="22"/>
+        </w:rPr>
+        <w:t>where (ρ₁, ρ₂) are the relational parameters estimated by OLS on the overlapping years where both series are observed and positive. The interpretation is direct:</w:t>
+      </w:r>
+    </w:p>
+    <w:p>
+      <w:pPr>
+        <w:spacing w:after="120" w:line="360" w:lineRule="auto"/>
+        <w:ind w:firstLine="240"/>
+      </w:pPr>
+      <w:r>
+        <w:rPr>
+          <w:rFonts w:ascii="Times New Roman" w:hAnsi="Times New Roman" w:eastAsia="MS Mincho"/>
+          <w:b w:val="0"/>
+          <w:i w:val="0"/>
+          <w:sz w:val="22"/>
+        </w:rPr>
+        <w:t>* ρ₂ = 1 and ρ₁ = 0: the PIM and CWON accounts are perfectly consistent — they measure the same latent stock up to a white-noise error.</w:t>
+      </w:r>
+    </w:p>
+    <w:p>
+      <w:pPr>
+        <w:spacing w:after="120" w:line="360" w:lineRule="auto"/>
+        <w:ind w:firstLine="240"/>
+      </w:pPr>
+      <w:r>
+        <w:rPr>
+          <w:rFonts w:ascii="Times New Roman" w:hAnsi="Times New Roman" w:eastAsia="MS Mincho"/>
+          <w:b w:val="0"/>
+          <w:i w:val="0"/>
+          <w:sz w:val="22"/>
+        </w:rPr>
+        <w:t>* ρ₂ ≠ 1: there is a cumulative (scale-dependent) bias in the PIM relative to CWON. If ρ₂ &lt; 1, the PIM understates the growth of capital relative to CWON; if ρ₂ &gt; 1, it overstates it.</w:t>
+      </w:r>
+    </w:p>
+    <w:p>
+      <w:pPr>
+        <w:spacing w:after="120" w:line="360" w:lineRule="auto"/>
+        <w:ind w:firstLine="240"/>
+      </w:pPr>
+      <w:r>
+        <w:rPr>
+          <w:rFonts w:ascii="Times New Roman" w:hAnsi="Times New Roman" w:eastAsia="MS Mincho"/>
+          <w:b w:val="0"/>
+          <w:i w:val="0"/>
+          <w:sz w:val="22"/>
+        </w:rPr>
+        <w:t>* ρ₁ ≠ 0: there is a level shift between the two accounts, capturing differences in base-year calibration, PPP conversions, or asset coverage.</w:t>
+      </w:r>
+    </w:p>
+    <w:p>
+      <w:pPr>
+        <w:spacing w:after="120" w:line="360" w:lineRule="auto"/>
+        <w:ind w:firstLine="240"/>
+      </w:pPr>
+      <w:r>
+        <w:rPr>
+          <w:rFonts w:ascii="Times New Roman" w:hAnsi="Times New Roman" w:eastAsia="MS Mincho"/>
+          <w:b w:val="0"/>
+          <w:i w:val="0"/>
+          <w:sz w:val="22"/>
+        </w:rPr>
+        <w:t>The novelty is threefold. First, to our knowledge no prior work has applied the Brass relational-model framework to capital accounting. Second, the RPIM does not treat CWON as "truth" — it parameterises the relationship between two independent estimates of the same latent stock, making systematic biases visible and quantifiable. Third, the diagnostic (ρ₁, ρ₂) can be computed under each model specification (M0 through M4), so improvement in ρ₂ toward unity serves as an independent check on whether the tempo and intangible corrections actually bring the two accounts closer together.</w:t>
       </w:r>
     </w:p>
     <w:p>
@@ -2234,6 +2353,866 @@
           <w:rFonts w:ascii="Times New Roman" w:hAnsi="Times New Roman" w:eastAsia="MS Mincho"/>
           <w:b/>
           <w:i w:val="0"/>
+          <w:sz w:val="24"/>
+        </w:rPr>
+        <w:t>5.5 Relational PIM diagnostics</w:t>
+      </w:r>
+    </w:p>
+    <w:p>
+      <w:pPr>
+        <w:spacing w:before="360" w:after="120"/>
+        <w:jc w:val="center"/>
+      </w:pPr>
+      <w:r>
+        <w:drawing>
+          <wp:inline xmlns:a="http://schemas.openxmlformats.org/drawingml/2006/main" xmlns:pic="http://schemas.openxmlformats.org/drawingml/2006/picture">
+            <wp:extent cx="5669280" cy="3644213"/>
+            <wp:docPr id="6" name="Picture 6"/>
+            <wp:cNvGraphicFramePr>
+              <a:graphicFrameLocks noChangeAspect="1"/>
+            </wp:cNvGraphicFramePr>
+            <a:graphic>
+              <a:graphicData uri="http://schemas.openxmlformats.org/drawingml/2006/picture">
+                <pic:pic>
+                  <pic:nvPicPr>
+                    <pic:cNvPr id="0" name="fig6_rpim_en.png"/>
+                    <pic:cNvPicPr/>
+                  </pic:nvPicPr>
+                  <pic:blipFill>
+                    <a:blip r:embed="rId14"/>
+                    <a:stretch>
+                      <a:fillRect/>
+                    </a:stretch>
+                  </pic:blipFill>
+                  <pic:spPr>
+                    <a:xfrm>
+                      <a:off x="0" y="0"/>
+                      <a:ext cx="5669280" cy="3644213"/>
+                    </a:xfrm>
+                    <a:prstGeom prst="rect"/>
+                  </pic:spPr>
+                </pic:pic>
+              </a:graphicData>
+            </a:graphic>
+          </wp:inline>
+        </w:drawing>
+      </w:r>
+    </w:p>
+    <w:p>
+      <w:pPr>
+        <w:spacing w:after="240"/>
+        <w:jc w:val="center"/>
+      </w:pPr>
+      <w:r>
+        <w:rPr>
+          <w:rFonts w:ascii="Times New Roman" w:hAnsi="Times New Roman" w:eastAsia="MS Mincho"/>
+          <w:b/>
+          <w:i w:val="0"/>
+          <w:sz w:val="20"/>
+        </w:rPr>
+        <w:t xml:space="preserve">Fig. 6. </w:t>
+      </w:r>
+      <w:r>
+        <w:rPr>
+          <w:rFonts w:ascii="Times New Roman" w:hAnsi="Times New Roman" w:eastAsia="MS Mincho"/>
+          <w:b w:val="0"/>
+          <w:i w:val="0"/>
+          <w:sz w:val="20"/>
+        </w:rPr>
+        <w:t>Relational PIM diagnostics: rho_2 across 39 countries under M0 vs M4.</w:t>
+      </w:r>
+    </w:p>
+    <w:p>
+      <w:pPr>
+        <w:spacing w:before="360" w:after="120"/>
+      </w:pPr>
+      <w:r>
+        <w:rPr>
+          <w:rFonts w:ascii="Times New Roman" w:hAnsi="Times New Roman" w:eastAsia="MS Mincho"/>
+          <w:b/>
+          <w:i w:val="0"/>
+          <w:sz w:val="22"/>
+        </w:rPr>
+        <w:t>Table 3.</w:t>
+      </w:r>
+      <w:r>
+        <w:rPr>
+          <w:rFonts w:ascii="Times New Roman" w:hAnsi="Times New Roman" w:eastAsia="MS Mincho"/>
+          <w:b w:val="0"/>
+          <w:i w:val="0"/>
+          <w:sz w:val="22"/>
+        </w:rPr>
+        <w:t xml:space="preserve">  Relational PIM diagnostics: rho_2 summary under M0, M1, M2, M4.</w:t>
+      </w:r>
+    </w:p>
+    <w:tbl>
+      <w:tblPr>
+        <w:tblStyle w:val="TableGrid"/>
+        <w:tblW w:type="auto" w:w="0"/>
+        <w:tblLook w:firstColumn="1" w:firstRow="1" w:lastColumn="0" w:lastRow="0" w:noHBand="0" w:noVBand="1" w:val="04A0"/>
+      </w:tblPr>
+      <w:tblGrid>
+        <w:gridCol w:w="1344"/>
+        <w:gridCol w:w="1344"/>
+        <w:gridCol w:w="1344"/>
+        <w:gridCol w:w="1344"/>
+        <w:gridCol w:w="1344"/>
+        <w:gridCol w:w="1344"/>
+        <w:gridCol w:w="1344"/>
+      </w:tblGrid>
+      <w:tr>
+        <w:tc>
+          <w:tcPr>
+            <w:tcW w:type="dxa" w:w="1344"/>
+          </w:tcPr>
+          <w:p>
+            <w:r/>
+            <w:r>
+              <w:rPr>
+                <w:rFonts w:ascii="Times New Roman" w:hAnsi="Times New Roman" w:eastAsia="MS Mincho"/>
+                <w:b/>
+                <w:i w:val="0"/>
+                <w:sz w:val="20"/>
+              </w:rPr>
+              <w:t>Model</w:t>
+            </w:r>
+          </w:p>
+        </w:tc>
+        <w:tc>
+          <w:tcPr>
+            <w:tcW w:type="dxa" w:w="1344"/>
+          </w:tcPr>
+          <w:p>
+            <w:r/>
+            <w:r>
+              <w:rPr>
+                <w:rFonts w:ascii="Times New Roman" w:hAnsi="Times New Roman" w:eastAsia="MS Mincho"/>
+                <w:b/>
+                <w:i w:val="0"/>
+                <w:sz w:val="20"/>
+              </w:rPr>
+              <w:t>rho2 median</w:t>
+            </w:r>
+          </w:p>
+        </w:tc>
+        <w:tc>
+          <w:tcPr>
+            <w:tcW w:type="dxa" w:w="1344"/>
+          </w:tcPr>
+          <w:p>
+            <w:r/>
+            <w:r>
+              <w:rPr>
+                <w:rFonts w:ascii="Times New Roman" w:hAnsi="Times New Roman" w:eastAsia="MS Mincho"/>
+                <w:b/>
+                <w:i w:val="0"/>
+                <w:sz w:val="20"/>
+              </w:rPr>
+              <w:t>rho2 IQR</w:t>
+            </w:r>
+          </w:p>
+        </w:tc>
+        <w:tc>
+          <w:tcPr>
+            <w:tcW w:type="dxa" w:w="1344"/>
+          </w:tcPr>
+          <w:p>
+            <w:r/>
+            <w:r>
+              <w:rPr>
+                <w:rFonts w:ascii="Times New Roman" w:hAnsi="Times New Roman" w:eastAsia="MS Mincho"/>
+                <w:b/>
+                <w:i w:val="0"/>
+                <w:sz w:val="20"/>
+              </w:rPr>
+              <w:t>rho1 median</w:t>
+            </w:r>
+          </w:p>
+        </w:tc>
+        <w:tc>
+          <w:tcPr>
+            <w:tcW w:type="dxa" w:w="1344"/>
+          </w:tcPr>
+          <w:p>
+            <w:r/>
+            <w:r>
+              <w:rPr>
+                <w:rFonts w:ascii="Times New Roman" w:hAnsi="Times New Roman" w:eastAsia="MS Mincho"/>
+                <w:b/>
+                <w:i w:val="0"/>
+                <w:sz w:val="20"/>
+              </w:rPr>
+              <w:t>R2 median</w:t>
+            </w:r>
+          </w:p>
+        </w:tc>
+        <w:tc>
+          <w:tcPr>
+            <w:tcW w:type="dxa" w:w="1344"/>
+          </w:tcPr>
+          <w:p>
+            <w:r/>
+            <w:r>
+              <w:rPr>
+                <w:rFonts w:ascii="Times New Roman" w:hAnsi="Times New Roman" w:eastAsia="MS Mincho"/>
+                <w:b/>
+                <w:i w:val="0"/>
+                <w:sz w:val="20"/>
+              </w:rPr>
+              <w:t>N(rho2 in 0.9-1.1)</w:t>
+            </w:r>
+          </w:p>
+        </w:tc>
+        <w:tc>
+          <w:tcPr>
+            <w:tcW w:type="dxa" w:w="1344"/>
+          </w:tcPr>
+          <w:p>
+            <w:r/>
+            <w:r>
+              <w:rPr>
+                <w:rFonts w:ascii="Times New Roman" w:hAnsi="Times New Roman" w:eastAsia="MS Mincho"/>
+                <w:b/>
+                <w:i w:val="0"/>
+                <w:sz w:val="20"/>
+              </w:rPr>
+              <w:t>N total</w:t>
+            </w:r>
+          </w:p>
+        </w:tc>
+      </w:tr>
+      <w:tr>
+        <w:tc>
+          <w:tcPr>
+            <w:tcW w:type="dxa" w:w="1344"/>
+          </w:tcPr>
+          <w:p>
+            <w:r/>
+            <w:r>
+              <w:rPr>
+                <w:rFonts w:ascii="Times New Roman" w:hAnsi="Times New Roman" w:eastAsia="MS Mincho"/>
+                <w:b w:val="0"/>
+                <w:i w:val="0"/>
+                <w:sz w:val="20"/>
+              </w:rPr>
+              <w:t>M0</w:t>
+            </w:r>
+          </w:p>
+        </w:tc>
+        <w:tc>
+          <w:tcPr>
+            <w:tcW w:type="dxa" w:w="1344"/>
+          </w:tcPr>
+          <w:p>
+            <w:r/>
+            <w:r>
+              <w:rPr>
+                <w:rFonts w:ascii="Times New Roman" w:hAnsi="Times New Roman" w:eastAsia="MS Mincho"/>
+                <w:b w:val="0"/>
+                <w:i w:val="0"/>
+                <w:sz w:val="20"/>
+              </w:rPr>
+              <w:t>0.801</w:t>
+            </w:r>
+          </w:p>
+        </w:tc>
+        <w:tc>
+          <w:tcPr>
+            <w:tcW w:type="dxa" w:w="1344"/>
+          </w:tcPr>
+          <w:p>
+            <w:r/>
+            <w:r>
+              <w:rPr>
+                <w:rFonts w:ascii="Times New Roman" w:hAnsi="Times New Roman" w:eastAsia="MS Mincho"/>
+                <w:b w:val="0"/>
+                <w:i w:val="0"/>
+                <w:sz w:val="20"/>
+              </w:rPr>
+              <w:t>[0.701, 0.911]</w:t>
+            </w:r>
+          </w:p>
+        </w:tc>
+        <w:tc>
+          <w:tcPr>
+            <w:tcW w:type="dxa" w:w="1344"/>
+          </w:tcPr>
+          <w:p>
+            <w:r/>
+            <w:r>
+              <w:rPr>
+                <w:rFonts w:ascii="Times New Roman" w:hAnsi="Times New Roman" w:eastAsia="MS Mincho"/>
+                <w:b w:val="0"/>
+                <w:i w:val="0"/>
+                <w:sz w:val="20"/>
+              </w:rPr>
+              <w:t>-7.51</w:t>
+            </w:r>
+          </w:p>
+        </w:tc>
+        <w:tc>
+          <w:tcPr>
+            <w:tcW w:type="dxa" w:w="1344"/>
+          </w:tcPr>
+          <w:p>
+            <w:r/>
+            <w:r>
+              <w:rPr>
+                <w:rFonts w:ascii="Times New Roman" w:hAnsi="Times New Roman" w:eastAsia="MS Mincho"/>
+                <w:b w:val="0"/>
+                <w:i w:val="0"/>
+                <w:sz w:val="20"/>
+              </w:rPr>
+              <w:t>0.991</w:t>
+            </w:r>
+          </w:p>
+        </w:tc>
+        <w:tc>
+          <w:tcPr>
+            <w:tcW w:type="dxa" w:w="1344"/>
+          </w:tcPr>
+          <w:p>
+            <w:r/>
+            <w:r>
+              <w:rPr>
+                <w:rFonts w:ascii="Times New Roman" w:hAnsi="Times New Roman" w:eastAsia="MS Mincho"/>
+                <w:b w:val="0"/>
+                <w:i w:val="0"/>
+                <w:sz w:val="20"/>
+              </w:rPr>
+              <w:t>9</w:t>
+            </w:r>
+          </w:p>
+        </w:tc>
+        <w:tc>
+          <w:tcPr>
+            <w:tcW w:type="dxa" w:w="1344"/>
+          </w:tcPr>
+          <w:p>
+            <w:r/>
+            <w:r>
+              <w:rPr>
+                <w:rFonts w:ascii="Times New Roman" w:hAnsi="Times New Roman" w:eastAsia="MS Mincho"/>
+                <w:b w:val="0"/>
+                <w:i w:val="0"/>
+                <w:sz w:val="20"/>
+              </w:rPr>
+              <w:t>39</w:t>
+            </w:r>
+          </w:p>
+        </w:tc>
+      </w:tr>
+      <w:tr>
+        <w:tc>
+          <w:tcPr>
+            <w:tcW w:type="dxa" w:w="1344"/>
+          </w:tcPr>
+          <w:p>
+            <w:r/>
+            <w:r>
+              <w:rPr>
+                <w:rFonts w:ascii="Times New Roman" w:hAnsi="Times New Roman" w:eastAsia="MS Mincho"/>
+                <w:b w:val="0"/>
+                <w:i w:val="0"/>
+                <w:sz w:val="20"/>
+              </w:rPr>
+              <w:t>M1</w:t>
+            </w:r>
+          </w:p>
+        </w:tc>
+        <w:tc>
+          <w:tcPr>
+            <w:tcW w:type="dxa" w:w="1344"/>
+          </w:tcPr>
+          <w:p>
+            <w:r/>
+            <w:r>
+              <w:rPr>
+                <w:rFonts w:ascii="Times New Roman" w:hAnsi="Times New Roman" w:eastAsia="MS Mincho"/>
+                <w:b w:val="0"/>
+                <w:i w:val="0"/>
+                <w:sz w:val="20"/>
+              </w:rPr>
+              <w:t>0.799</w:t>
+            </w:r>
+          </w:p>
+        </w:tc>
+        <w:tc>
+          <w:tcPr>
+            <w:tcW w:type="dxa" w:w="1344"/>
+          </w:tcPr>
+          <w:p>
+            <w:r/>
+            <w:r>
+              <w:rPr>
+                <w:rFonts w:ascii="Times New Roman" w:hAnsi="Times New Roman" w:eastAsia="MS Mincho"/>
+                <w:b w:val="0"/>
+                <w:i w:val="0"/>
+                <w:sz w:val="20"/>
+              </w:rPr>
+              <w:t>[0.651, 0.911]</w:t>
+            </w:r>
+          </w:p>
+        </w:tc>
+        <w:tc>
+          <w:tcPr>
+            <w:tcW w:type="dxa" w:w="1344"/>
+          </w:tcPr>
+          <w:p>
+            <w:r/>
+            <w:r>
+              <w:rPr>
+                <w:rFonts w:ascii="Times New Roman" w:hAnsi="Times New Roman" w:eastAsia="MS Mincho"/>
+                <w:b w:val="0"/>
+                <w:i w:val="0"/>
+                <w:sz w:val="20"/>
+              </w:rPr>
+              <w:t>-7.25</w:t>
+            </w:r>
+          </w:p>
+        </w:tc>
+        <w:tc>
+          <w:tcPr>
+            <w:tcW w:type="dxa" w:w="1344"/>
+          </w:tcPr>
+          <w:p>
+            <w:r/>
+            <w:r>
+              <w:rPr>
+                <w:rFonts w:ascii="Times New Roman" w:hAnsi="Times New Roman" w:eastAsia="MS Mincho"/>
+                <w:b w:val="0"/>
+                <w:i w:val="0"/>
+                <w:sz w:val="20"/>
+              </w:rPr>
+              <w:t>0.988</w:t>
+            </w:r>
+          </w:p>
+        </w:tc>
+        <w:tc>
+          <w:tcPr>
+            <w:tcW w:type="dxa" w:w="1344"/>
+          </w:tcPr>
+          <w:p>
+            <w:r/>
+            <w:r>
+              <w:rPr>
+                <w:rFonts w:ascii="Times New Roman" w:hAnsi="Times New Roman" w:eastAsia="MS Mincho"/>
+                <w:b w:val="0"/>
+                <w:i w:val="0"/>
+                <w:sz w:val="20"/>
+              </w:rPr>
+              <w:t>10</w:t>
+            </w:r>
+          </w:p>
+        </w:tc>
+        <w:tc>
+          <w:tcPr>
+            <w:tcW w:type="dxa" w:w="1344"/>
+          </w:tcPr>
+          <w:p>
+            <w:r/>
+            <w:r>
+              <w:rPr>
+                <w:rFonts w:ascii="Times New Roman" w:hAnsi="Times New Roman" w:eastAsia="MS Mincho"/>
+                <w:b w:val="0"/>
+                <w:i w:val="0"/>
+                <w:sz w:val="20"/>
+              </w:rPr>
+              <w:t>39</w:t>
+            </w:r>
+          </w:p>
+        </w:tc>
+      </w:tr>
+      <w:tr>
+        <w:tc>
+          <w:tcPr>
+            <w:tcW w:type="dxa" w:w="1344"/>
+          </w:tcPr>
+          <w:p>
+            <w:r/>
+            <w:r>
+              <w:rPr>
+                <w:rFonts w:ascii="Times New Roman" w:hAnsi="Times New Roman" w:eastAsia="MS Mincho"/>
+                <w:b w:val="0"/>
+                <w:i w:val="0"/>
+                <w:sz w:val="20"/>
+              </w:rPr>
+              <w:t>M2</w:t>
+            </w:r>
+          </w:p>
+        </w:tc>
+        <w:tc>
+          <w:tcPr>
+            <w:tcW w:type="dxa" w:w="1344"/>
+          </w:tcPr>
+          <w:p>
+            <w:r/>
+            <w:r>
+              <w:rPr>
+                <w:rFonts w:ascii="Times New Roman" w:hAnsi="Times New Roman" w:eastAsia="MS Mincho"/>
+                <w:b w:val="0"/>
+                <w:i w:val="0"/>
+                <w:sz w:val="20"/>
+              </w:rPr>
+              <w:t>0.799</w:t>
+            </w:r>
+          </w:p>
+        </w:tc>
+        <w:tc>
+          <w:tcPr>
+            <w:tcW w:type="dxa" w:w="1344"/>
+          </w:tcPr>
+          <w:p>
+            <w:r/>
+            <w:r>
+              <w:rPr>
+                <w:rFonts w:ascii="Times New Roman" w:hAnsi="Times New Roman" w:eastAsia="MS Mincho"/>
+                <w:b w:val="0"/>
+                <w:i w:val="0"/>
+                <w:sz w:val="20"/>
+              </w:rPr>
+              <w:t>[0.663, 0.924]</w:t>
+            </w:r>
+          </w:p>
+        </w:tc>
+        <w:tc>
+          <w:tcPr>
+            <w:tcW w:type="dxa" w:w="1344"/>
+          </w:tcPr>
+          <w:p>
+            <w:r/>
+            <w:r>
+              <w:rPr>
+                <w:rFonts w:ascii="Times New Roman" w:hAnsi="Times New Roman" w:eastAsia="MS Mincho"/>
+                <w:b w:val="0"/>
+                <w:i w:val="0"/>
+                <w:sz w:val="20"/>
+              </w:rPr>
+              <w:t>-7.19</w:t>
+            </w:r>
+          </w:p>
+        </w:tc>
+        <w:tc>
+          <w:tcPr>
+            <w:tcW w:type="dxa" w:w="1344"/>
+          </w:tcPr>
+          <w:p>
+            <w:r/>
+            <w:r>
+              <w:rPr>
+                <w:rFonts w:ascii="Times New Roman" w:hAnsi="Times New Roman" w:eastAsia="MS Mincho"/>
+                <w:b w:val="0"/>
+                <w:i w:val="0"/>
+                <w:sz w:val="20"/>
+              </w:rPr>
+              <w:t>0.986</w:t>
+            </w:r>
+          </w:p>
+        </w:tc>
+        <w:tc>
+          <w:tcPr>
+            <w:tcW w:type="dxa" w:w="1344"/>
+          </w:tcPr>
+          <w:p>
+            <w:r/>
+            <w:r>
+              <w:rPr>
+                <w:rFonts w:ascii="Times New Roman" w:hAnsi="Times New Roman" w:eastAsia="MS Mincho"/>
+                <w:b w:val="0"/>
+                <w:i w:val="0"/>
+                <w:sz w:val="20"/>
+              </w:rPr>
+              <w:t>10</w:t>
+            </w:r>
+          </w:p>
+        </w:tc>
+        <w:tc>
+          <w:tcPr>
+            <w:tcW w:type="dxa" w:w="1344"/>
+          </w:tcPr>
+          <w:p>
+            <w:r/>
+            <w:r>
+              <w:rPr>
+                <w:rFonts w:ascii="Times New Roman" w:hAnsi="Times New Roman" w:eastAsia="MS Mincho"/>
+                <w:b w:val="0"/>
+                <w:i w:val="0"/>
+                <w:sz w:val="20"/>
+              </w:rPr>
+              <w:t>39</w:t>
+            </w:r>
+          </w:p>
+        </w:tc>
+      </w:tr>
+      <w:tr>
+        <w:tc>
+          <w:tcPr>
+            <w:tcW w:type="dxa" w:w="1344"/>
+          </w:tcPr>
+          <w:p>
+            <w:r/>
+            <w:r>
+              <w:rPr>
+                <w:rFonts w:ascii="Times New Roman" w:hAnsi="Times New Roman" w:eastAsia="MS Mincho"/>
+                <w:b w:val="0"/>
+                <w:i w:val="0"/>
+                <w:sz w:val="20"/>
+              </w:rPr>
+              <w:t>M4</w:t>
+            </w:r>
+          </w:p>
+        </w:tc>
+        <w:tc>
+          <w:tcPr>
+            <w:tcW w:type="dxa" w:w="1344"/>
+          </w:tcPr>
+          <w:p>
+            <w:r/>
+            <w:r>
+              <w:rPr>
+                <w:rFonts w:ascii="Times New Roman" w:hAnsi="Times New Roman" w:eastAsia="MS Mincho"/>
+                <w:b w:val="0"/>
+                <w:i w:val="0"/>
+                <w:sz w:val="20"/>
+              </w:rPr>
+              <w:t>0.833</w:t>
+            </w:r>
+          </w:p>
+        </w:tc>
+        <w:tc>
+          <w:tcPr>
+            <w:tcW w:type="dxa" w:w="1344"/>
+          </w:tcPr>
+          <w:p>
+            <w:r/>
+            <w:r>
+              <w:rPr>
+                <w:rFonts w:ascii="Times New Roman" w:hAnsi="Times New Roman" w:eastAsia="MS Mincho"/>
+                <w:b w:val="0"/>
+                <w:i w:val="0"/>
+                <w:sz w:val="20"/>
+              </w:rPr>
+              <w:t>[0.715, 0.930]</w:t>
+            </w:r>
+          </w:p>
+        </w:tc>
+        <w:tc>
+          <w:tcPr>
+            <w:tcW w:type="dxa" w:w="1344"/>
+          </w:tcPr>
+          <w:p>
+            <w:r/>
+            <w:r>
+              <w:rPr>
+                <w:rFonts w:ascii="Times New Roman" w:hAnsi="Times New Roman" w:eastAsia="MS Mincho"/>
+                <w:b w:val="0"/>
+                <w:i w:val="0"/>
+                <w:sz w:val="20"/>
+              </w:rPr>
+              <w:t>-8.32</w:t>
+            </w:r>
+          </w:p>
+        </w:tc>
+        <w:tc>
+          <w:tcPr>
+            <w:tcW w:type="dxa" w:w="1344"/>
+          </w:tcPr>
+          <w:p>
+            <w:r/>
+            <w:r>
+              <w:rPr>
+                <w:rFonts w:ascii="Times New Roman" w:hAnsi="Times New Roman" w:eastAsia="MS Mincho"/>
+                <w:b w:val="0"/>
+                <w:i w:val="0"/>
+                <w:sz w:val="20"/>
+              </w:rPr>
+              <w:t>0.991</w:t>
+            </w:r>
+          </w:p>
+        </w:tc>
+        <w:tc>
+          <w:tcPr>
+            <w:tcW w:type="dxa" w:w="1344"/>
+          </w:tcPr>
+          <w:p>
+            <w:r/>
+            <w:r>
+              <w:rPr>
+                <w:rFonts w:ascii="Times New Roman" w:hAnsi="Times New Roman" w:eastAsia="MS Mincho"/>
+                <w:b w:val="0"/>
+                <w:i w:val="0"/>
+                <w:sz w:val="20"/>
+              </w:rPr>
+              <w:t>12</w:t>
+            </w:r>
+          </w:p>
+        </w:tc>
+        <w:tc>
+          <w:tcPr>
+            <w:tcW w:type="dxa" w:w="1344"/>
+          </w:tcPr>
+          <w:p>
+            <w:r/>
+            <w:r>
+              <w:rPr>
+                <w:rFonts w:ascii="Times New Roman" w:hAnsi="Times New Roman" w:eastAsia="MS Mincho"/>
+                <w:b w:val="0"/>
+                <w:i w:val="0"/>
+                <w:sz w:val="20"/>
+              </w:rPr>
+              <w:t>39</w:t>
+            </w:r>
+          </w:p>
+        </w:tc>
+      </w:tr>
+    </w:tbl>
+    <w:p>
+      <w:pPr>
+        <w:spacing w:after="120" w:line="360" w:lineRule="auto"/>
+        <w:ind w:firstLine="240"/>
+      </w:pPr>
+      <w:r>
+        <w:rPr>
+          <w:rFonts w:ascii="Times New Roman" w:hAnsi="Times New Roman" w:eastAsia="MS Mincho"/>
+          <w:b w:val="0"/>
+          <w:i w:val="0"/>
+          <w:sz w:val="22"/>
+        </w:rPr>
+        <w:t>Figure 6 and Table 3 report the Relational PIM diagnostics defined in Section 3.5. Two findings stand out. First, under M0 (instant PIM, β = 0) the median ρ̂₂ across 39 countries is 0.801, substantially below the consistency benchmark of 1.0. Only 9 of 39 countries have ρ̂₂ ∈ [0.9, 1.1]. This confirms that the standard PIM systematically understates capital growth relative to CWON — or equivalently, that CWON captures a faster-growing component of the capital stock (plausibly intangibles and revaluations) that the PIM misses. Second, under M4 (joint tempo + intangible identification) the median ρ̂₂ rises to 0.833, and the number of countries in the [0.9, 1.1] consistency band increases from 9 to 12. The improvement is modest but systematic: the tempo and intangible corrections move the PIM–CWON relationship toward consistency in the right direction. The median R² exceeds 0.99 under both M0 and M4, confirming that the log-linear relationship (M5) is an excellent description of the PIM–CWON mapping.</w:t>
+      </w:r>
+    </w:p>
+    <w:p>
+      <w:pPr>
+        <w:spacing w:after="120" w:line="360" w:lineRule="auto"/>
+        <w:ind w:firstLine="240"/>
+      </w:pPr>
+      <w:r>
+        <w:rPr>
+          <w:rFonts w:ascii="Times New Roman" w:hAnsi="Times New Roman" w:eastAsia="MS Mincho"/>
+          <w:b w:val="0"/>
+          <w:i w:val="0"/>
+          <w:sz w:val="22"/>
+        </w:rPr>
+        <w:t>Figure 6(b) plots ρ̂₁ against ρ̂₂ under M4. Countries that are far from the (ρ₁ = 0, ρ₂ = 1) reference point — notably Switzerland (ρ̂₂ ≈ 0.40), Poland (ρ̂₂ ≈ 0.60), and Norway (ρ̂₂ ≈ 0.66) — are exactly those for which the PIM and CWON accounts are known to differ most in asset coverage or in the treatment of natural-resource rents. The RPIM diagnostic therefore serves as a simple, interpretable quality-control tool for national capital accounts: a country whose ρ̂₂ deviates markedly from unity warrants closer investigation of the underlying asset-composition assumptions in both accounts.</w:t>
+      </w:r>
+    </w:p>
+    <w:p>
+      <w:pPr>
+        <w:spacing w:before="240" w:after="120"/>
+      </w:pPr>
+      <w:r>
+        <w:rPr>
+          <w:rFonts w:ascii="Times New Roman" w:hAnsi="Times New Roman" w:eastAsia="MS Mincho"/>
+          <w:b/>
+          <w:i w:val="0"/>
+          <w:sz w:val="24"/>
+        </w:rPr>
+        <w:t>5.6 Depreciation–lag sensitivity</w:t>
+      </w:r>
+    </w:p>
+    <w:p>
+      <w:pPr>
+        <w:spacing w:before="360" w:after="120"/>
+        <w:jc w:val="center"/>
+      </w:pPr>
+      <w:r>
+        <w:drawing>
+          <wp:inline xmlns:a="http://schemas.openxmlformats.org/drawingml/2006/main" xmlns:pic="http://schemas.openxmlformats.org/drawingml/2006/picture">
+            <wp:extent cx="5669280" cy="3779520"/>
+            <wp:docPr id="7" name="Picture 7"/>
+            <wp:cNvGraphicFramePr>
+              <a:graphicFrameLocks noChangeAspect="1"/>
+            </wp:cNvGraphicFramePr>
+            <a:graphic>
+              <a:graphicData uri="http://schemas.openxmlformats.org/drawingml/2006/picture">
+                <pic:pic>
+                  <pic:nvPicPr>
+                    <pic:cNvPr id="0" name="fig7_delta_sensitivity_en.png"/>
+                    <pic:cNvPicPr/>
+                  </pic:nvPicPr>
+                  <pic:blipFill>
+                    <a:blip r:embed="rId15"/>
+                    <a:stretch>
+                      <a:fillRect/>
+                    </a:stretch>
+                  </pic:blipFill>
+                  <pic:spPr>
+                    <a:xfrm>
+                      <a:off x="0" y="0"/>
+                      <a:ext cx="5669280" cy="3779520"/>
+                    </a:xfrm>
+                    <a:prstGeom prst="rect"/>
+                  </pic:spPr>
+                </pic:pic>
+              </a:graphicData>
+            </a:graphic>
+          </wp:inline>
+        </w:drawing>
+      </w:r>
+    </w:p>
+    <w:p>
+      <w:pPr>
+        <w:spacing w:after="240"/>
+        <w:jc w:val="center"/>
+      </w:pPr>
+      <w:r>
+        <w:rPr>
+          <w:rFonts w:ascii="Times New Roman" w:hAnsi="Times New Roman" w:eastAsia="MS Mincho"/>
+          <w:b/>
+          <w:i w:val="0"/>
+          <w:sz w:val="20"/>
+        </w:rPr>
+        <w:t xml:space="preserve">Fig. 7. </w:t>
+      </w:r>
+      <w:r>
+        <w:rPr>
+          <w:rFonts w:ascii="Times New Roman" w:hAnsi="Times New Roman" w:eastAsia="MS Mincho"/>
+          <w:b w:val="0"/>
+          <w:i w:val="0"/>
+          <w:sz w:val="20"/>
+        </w:rPr>
+        <w:t>Delta-mu sensitivity: mu_hat under +/-20% depreciation perturbation.</w:t>
+      </w:r>
+    </w:p>
+    <w:p>
+      <w:pPr>
+        <w:spacing w:after="120" w:line="360" w:lineRule="auto"/>
+        <w:ind w:firstLine="240"/>
+      </w:pPr>
+      <w:r>
+        <w:rPr>
+          <w:rFonts w:ascii="Times New Roman" w:hAnsi="Times New Roman" w:eastAsia="MS Mincho"/>
+          <w:b w:val="0"/>
+          <w:i w:val="0"/>
+          <w:sz w:val="22"/>
+        </w:rPr>
+        <w:t>Inklaar's critique (§6.5) raises the possibility that if the true depreciation rate δ is itself drifting, some of what we attribute to μ(t) could instead be absorbed by a time-varying δ(t). We address this directly by re-estimating the constant lag μ̂ (M1) under five depreciation scenarios: δ × {0.80, 0.90, 1.00, 1.10, 1.20}.</w:t>
+      </w:r>
+    </w:p>
+    <w:p>
+      <w:pPr>
+        <w:spacing w:after="120" w:line="360" w:lineRule="auto"/>
+        <w:ind w:firstLine="240"/>
+      </w:pPr>
+      <w:r>
+        <w:rPr>
+          <w:rFonts w:ascii="Times New Roman" w:hAnsi="Times New Roman" w:eastAsia="MS Mincho"/>
+          <w:b w:val="0"/>
+          <w:i w:val="0"/>
+          <w:sz w:val="22"/>
+        </w:rPr>
+        <w:t>Figure 7 shows the results. The main finding is that μ̂ is remarkably stable across the ±20% depreciation perturbation for most countries. The cross-country mean μ̂ moves from 1.61 years (δ × 0.80) to 1.52 years (δ × 1.20), a shift of only 0.09 years — less than 6% of the baseline estimate. The median μ̂ is virtually invariant at 0.26 years across all five scenarios. Countries with interior-solution μ̂ values (Luxembourg, Slovakia, United Kingdom, Sweden) show the expected negative relationship: higher depreciation slightly reduces the estimated lag, since faster depreciation absorbs some of the growth-rate variation that would otherwise be attributed to the gestation delay. However, the sensitivity is quantitatively small: a ±20% perturbation in δ moves μ̂ by at most 0.75 years even for the most sensitive country (Luxembourg: 3.75 → 3.00 years). The qualitative conclusion — that a nonzero lag improves out-of-sample fit — is robust to any plausible depreciation mis-specification within this range.</w:t>
+      </w:r>
+    </w:p>
+    <w:p>
+      <w:pPr>
+        <w:spacing w:before="240" w:after="120"/>
+      </w:pPr>
+      <w:r>
+        <w:rPr>
+          <w:rFonts w:ascii="Times New Roman" w:hAnsi="Times New Roman" w:eastAsia="MS Mincho"/>
+          <w:b/>
+          <w:i w:val="0"/>
           <w:sz w:val="26"/>
         </w:rPr>
         <w:t>6. Discussion</w:t>
@@ -3708,6 +4687,665 @@
     </w:tbl>
     <w:p>
       <w:pPr>
+        <w:spacing w:after="120" w:line="360" w:lineRule="auto"/>
+        <w:ind w:firstLine="240"/>
+      </w:pPr>
+      <w:r>
+        <w:rPr>
+          <w:rFonts w:ascii="Times New Roman" w:hAnsi="Times New Roman" w:eastAsia="MS Mincho"/>
+          <w:b w:val="0"/>
+          <w:i w:val="0"/>
+          <w:sz w:val="22"/>
+        </w:rPr>
+        <w:t>Table 3. Relational PIM diagnostics: ρ̂₂ under M0, M1, M2, M4.</w:t>
+      </w:r>
+    </w:p>
+    <w:p>
+      <w:pPr>
+        <w:spacing w:before="360" w:after="120"/>
+      </w:pPr>
+      <w:r>
+        <w:rPr>
+          <w:rFonts w:ascii="Times New Roman" w:hAnsi="Times New Roman" w:eastAsia="MS Mincho"/>
+          <w:b/>
+          <w:i w:val="0"/>
+          <w:sz w:val="22"/>
+        </w:rPr>
+        <w:t>Table 3.</w:t>
+      </w:r>
+      <w:r>
+        <w:rPr>
+          <w:rFonts w:ascii="Times New Roman" w:hAnsi="Times New Roman" w:eastAsia="MS Mincho"/>
+          <w:b w:val="0"/>
+          <w:i w:val="0"/>
+          <w:sz w:val="22"/>
+        </w:rPr>
+        <w:t xml:space="preserve">  Relational PIM diagnostics: rho_2 summary under M0, M1, M2, M4.</w:t>
+      </w:r>
+    </w:p>
+    <w:tbl>
+      <w:tblPr>
+        <w:tblStyle w:val="TableGrid"/>
+        <w:tblW w:type="auto" w:w="0"/>
+        <w:tblLook w:firstColumn="1" w:firstRow="1" w:lastColumn="0" w:lastRow="0" w:noHBand="0" w:noVBand="1" w:val="04A0"/>
+      </w:tblPr>
+      <w:tblGrid>
+        <w:gridCol w:w="1344"/>
+        <w:gridCol w:w="1344"/>
+        <w:gridCol w:w="1344"/>
+        <w:gridCol w:w="1344"/>
+        <w:gridCol w:w="1344"/>
+        <w:gridCol w:w="1344"/>
+        <w:gridCol w:w="1344"/>
+      </w:tblGrid>
+      <w:tr>
+        <w:tc>
+          <w:tcPr>
+            <w:tcW w:type="dxa" w:w="1344"/>
+          </w:tcPr>
+          <w:p>
+            <w:r/>
+            <w:r>
+              <w:rPr>
+                <w:rFonts w:ascii="Times New Roman" w:hAnsi="Times New Roman" w:eastAsia="MS Mincho"/>
+                <w:b/>
+                <w:i w:val="0"/>
+                <w:sz w:val="20"/>
+              </w:rPr>
+              <w:t>Model</w:t>
+            </w:r>
+          </w:p>
+        </w:tc>
+        <w:tc>
+          <w:tcPr>
+            <w:tcW w:type="dxa" w:w="1344"/>
+          </w:tcPr>
+          <w:p>
+            <w:r/>
+            <w:r>
+              <w:rPr>
+                <w:rFonts w:ascii="Times New Roman" w:hAnsi="Times New Roman" w:eastAsia="MS Mincho"/>
+                <w:b/>
+                <w:i w:val="0"/>
+                <w:sz w:val="20"/>
+              </w:rPr>
+              <w:t>rho2 median</w:t>
+            </w:r>
+          </w:p>
+        </w:tc>
+        <w:tc>
+          <w:tcPr>
+            <w:tcW w:type="dxa" w:w="1344"/>
+          </w:tcPr>
+          <w:p>
+            <w:r/>
+            <w:r>
+              <w:rPr>
+                <w:rFonts w:ascii="Times New Roman" w:hAnsi="Times New Roman" w:eastAsia="MS Mincho"/>
+                <w:b/>
+                <w:i w:val="0"/>
+                <w:sz w:val="20"/>
+              </w:rPr>
+              <w:t>rho2 IQR</w:t>
+            </w:r>
+          </w:p>
+        </w:tc>
+        <w:tc>
+          <w:tcPr>
+            <w:tcW w:type="dxa" w:w="1344"/>
+          </w:tcPr>
+          <w:p>
+            <w:r/>
+            <w:r>
+              <w:rPr>
+                <w:rFonts w:ascii="Times New Roman" w:hAnsi="Times New Roman" w:eastAsia="MS Mincho"/>
+                <w:b/>
+                <w:i w:val="0"/>
+                <w:sz w:val="20"/>
+              </w:rPr>
+              <w:t>rho1 median</w:t>
+            </w:r>
+          </w:p>
+        </w:tc>
+        <w:tc>
+          <w:tcPr>
+            <w:tcW w:type="dxa" w:w="1344"/>
+          </w:tcPr>
+          <w:p>
+            <w:r/>
+            <w:r>
+              <w:rPr>
+                <w:rFonts w:ascii="Times New Roman" w:hAnsi="Times New Roman" w:eastAsia="MS Mincho"/>
+                <w:b/>
+                <w:i w:val="0"/>
+                <w:sz w:val="20"/>
+              </w:rPr>
+              <w:t>R2 median</w:t>
+            </w:r>
+          </w:p>
+        </w:tc>
+        <w:tc>
+          <w:tcPr>
+            <w:tcW w:type="dxa" w:w="1344"/>
+          </w:tcPr>
+          <w:p>
+            <w:r/>
+            <w:r>
+              <w:rPr>
+                <w:rFonts w:ascii="Times New Roman" w:hAnsi="Times New Roman" w:eastAsia="MS Mincho"/>
+                <w:b/>
+                <w:i w:val="0"/>
+                <w:sz w:val="20"/>
+              </w:rPr>
+              <w:t>N(rho2 in 0.9-1.1)</w:t>
+            </w:r>
+          </w:p>
+        </w:tc>
+        <w:tc>
+          <w:tcPr>
+            <w:tcW w:type="dxa" w:w="1344"/>
+          </w:tcPr>
+          <w:p>
+            <w:r/>
+            <w:r>
+              <w:rPr>
+                <w:rFonts w:ascii="Times New Roman" w:hAnsi="Times New Roman" w:eastAsia="MS Mincho"/>
+                <w:b/>
+                <w:i w:val="0"/>
+                <w:sz w:val="20"/>
+              </w:rPr>
+              <w:t>N total</w:t>
+            </w:r>
+          </w:p>
+        </w:tc>
+      </w:tr>
+      <w:tr>
+        <w:tc>
+          <w:tcPr>
+            <w:tcW w:type="dxa" w:w="1344"/>
+          </w:tcPr>
+          <w:p>
+            <w:r/>
+            <w:r>
+              <w:rPr>
+                <w:rFonts w:ascii="Times New Roman" w:hAnsi="Times New Roman" w:eastAsia="MS Mincho"/>
+                <w:b w:val="0"/>
+                <w:i w:val="0"/>
+                <w:sz w:val="20"/>
+              </w:rPr>
+              <w:t>M0</w:t>
+            </w:r>
+          </w:p>
+        </w:tc>
+        <w:tc>
+          <w:tcPr>
+            <w:tcW w:type="dxa" w:w="1344"/>
+          </w:tcPr>
+          <w:p>
+            <w:r/>
+            <w:r>
+              <w:rPr>
+                <w:rFonts w:ascii="Times New Roman" w:hAnsi="Times New Roman" w:eastAsia="MS Mincho"/>
+                <w:b w:val="0"/>
+                <w:i w:val="0"/>
+                <w:sz w:val="20"/>
+              </w:rPr>
+              <w:t>0.801</w:t>
+            </w:r>
+          </w:p>
+        </w:tc>
+        <w:tc>
+          <w:tcPr>
+            <w:tcW w:type="dxa" w:w="1344"/>
+          </w:tcPr>
+          <w:p>
+            <w:r/>
+            <w:r>
+              <w:rPr>
+                <w:rFonts w:ascii="Times New Roman" w:hAnsi="Times New Roman" w:eastAsia="MS Mincho"/>
+                <w:b w:val="0"/>
+                <w:i w:val="0"/>
+                <w:sz w:val="20"/>
+              </w:rPr>
+              <w:t>[0.701, 0.911]</w:t>
+            </w:r>
+          </w:p>
+        </w:tc>
+        <w:tc>
+          <w:tcPr>
+            <w:tcW w:type="dxa" w:w="1344"/>
+          </w:tcPr>
+          <w:p>
+            <w:r/>
+            <w:r>
+              <w:rPr>
+                <w:rFonts w:ascii="Times New Roman" w:hAnsi="Times New Roman" w:eastAsia="MS Mincho"/>
+                <w:b w:val="0"/>
+                <w:i w:val="0"/>
+                <w:sz w:val="20"/>
+              </w:rPr>
+              <w:t>-7.51</w:t>
+            </w:r>
+          </w:p>
+        </w:tc>
+        <w:tc>
+          <w:tcPr>
+            <w:tcW w:type="dxa" w:w="1344"/>
+          </w:tcPr>
+          <w:p>
+            <w:r/>
+            <w:r>
+              <w:rPr>
+                <w:rFonts w:ascii="Times New Roman" w:hAnsi="Times New Roman" w:eastAsia="MS Mincho"/>
+                <w:b w:val="0"/>
+                <w:i w:val="0"/>
+                <w:sz w:val="20"/>
+              </w:rPr>
+              <w:t>0.991</w:t>
+            </w:r>
+          </w:p>
+        </w:tc>
+        <w:tc>
+          <w:tcPr>
+            <w:tcW w:type="dxa" w:w="1344"/>
+          </w:tcPr>
+          <w:p>
+            <w:r/>
+            <w:r>
+              <w:rPr>
+                <w:rFonts w:ascii="Times New Roman" w:hAnsi="Times New Roman" w:eastAsia="MS Mincho"/>
+                <w:b w:val="0"/>
+                <w:i w:val="0"/>
+                <w:sz w:val="20"/>
+              </w:rPr>
+              <w:t>9</w:t>
+            </w:r>
+          </w:p>
+        </w:tc>
+        <w:tc>
+          <w:tcPr>
+            <w:tcW w:type="dxa" w:w="1344"/>
+          </w:tcPr>
+          <w:p>
+            <w:r/>
+            <w:r>
+              <w:rPr>
+                <w:rFonts w:ascii="Times New Roman" w:hAnsi="Times New Roman" w:eastAsia="MS Mincho"/>
+                <w:b w:val="0"/>
+                <w:i w:val="0"/>
+                <w:sz w:val="20"/>
+              </w:rPr>
+              <w:t>39</w:t>
+            </w:r>
+          </w:p>
+        </w:tc>
+      </w:tr>
+      <w:tr>
+        <w:tc>
+          <w:tcPr>
+            <w:tcW w:type="dxa" w:w="1344"/>
+          </w:tcPr>
+          <w:p>
+            <w:r/>
+            <w:r>
+              <w:rPr>
+                <w:rFonts w:ascii="Times New Roman" w:hAnsi="Times New Roman" w:eastAsia="MS Mincho"/>
+                <w:b w:val="0"/>
+                <w:i w:val="0"/>
+                <w:sz w:val="20"/>
+              </w:rPr>
+              <w:t>M1</w:t>
+            </w:r>
+          </w:p>
+        </w:tc>
+        <w:tc>
+          <w:tcPr>
+            <w:tcW w:type="dxa" w:w="1344"/>
+          </w:tcPr>
+          <w:p>
+            <w:r/>
+            <w:r>
+              <w:rPr>
+                <w:rFonts w:ascii="Times New Roman" w:hAnsi="Times New Roman" w:eastAsia="MS Mincho"/>
+                <w:b w:val="0"/>
+                <w:i w:val="0"/>
+                <w:sz w:val="20"/>
+              </w:rPr>
+              <w:t>0.799</w:t>
+            </w:r>
+          </w:p>
+        </w:tc>
+        <w:tc>
+          <w:tcPr>
+            <w:tcW w:type="dxa" w:w="1344"/>
+          </w:tcPr>
+          <w:p>
+            <w:r/>
+            <w:r>
+              <w:rPr>
+                <w:rFonts w:ascii="Times New Roman" w:hAnsi="Times New Roman" w:eastAsia="MS Mincho"/>
+                <w:b w:val="0"/>
+                <w:i w:val="0"/>
+                <w:sz w:val="20"/>
+              </w:rPr>
+              <w:t>[0.651, 0.911]</w:t>
+            </w:r>
+          </w:p>
+        </w:tc>
+        <w:tc>
+          <w:tcPr>
+            <w:tcW w:type="dxa" w:w="1344"/>
+          </w:tcPr>
+          <w:p>
+            <w:r/>
+            <w:r>
+              <w:rPr>
+                <w:rFonts w:ascii="Times New Roman" w:hAnsi="Times New Roman" w:eastAsia="MS Mincho"/>
+                <w:b w:val="0"/>
+                <w:i w:val="0"/>
+                <w:sz w:val="20"/>
+              </w:rPr>
+              <w:t>-7.25</w:t>
+            </w:r>
+          </w:p>
+        </w:tc>
+        <w:tc>
+          <w:tcPr>
+            <w:tcW w:type="dxa" w:w="1344"/>
+          </w:tcPr>
+          <w:p>
+            <w:r/>
+            <w:r>
+              <w:rPr>
+                <w:rFonts w:ascii="Times New Roman" w:hAnsi="Times New Roman" w:eastAsia="MS Mincho"/>
+                <w:b w:val="0"/>
+                <w:i w:val="0"/>
+                <w:sz w:val="20"/>
+              </w:rPr>
+              <w:t>0.988</w:t>
+            </w:r>
+          </w:p>
+        </w:tc>
+        <w:tc>
+          <w:tcPr>
+            <w:tcW w:type="dxa" w:w="1344"/>
+          </w:tcPr>
+          <w:p>
+            <w:r/>
+            <w:r>
+              <w:rPr>
+                <w:rFonts w:ascii="Times New Roman" w:hAnsi="Times New Roman" w:eastAsia="MS Mincho"/>
+                <w:b w:val="0"/>
+                <w:i w:val="0"/>
+                <w:sz w:val="20"/>
+              </w:rPr>
+              <w:t>10</w:t>
+            </w:r>
+          </w:p>
+        </w:tc>
+        <w:tc>
+          <w:tcPr>
+            <w:tcW w:type="dxa" w:w="1344"/>
+          </w:tcPr>
+          <w:p>
+            <w:r/>
+            <w:r>
+              <w:rPr>
+                <w:rFonts w:ascii="Times New Roman" w:hAnsi="Times New Roman" w:eastAsia="MS Mincho"/>
+                <w:b w:val="0"/>
+                <w:i w:val="0"/>
+                <w:sz w:val="20"/>
+              </w:rPr>
+              <w:t>39</w:t>
+            </w:r>
+          </w:p>
+        </w:tc>
+      </w:tr>
+      <w:tr>
+        <w:tc>
+          <w:tcPr>
+            <w:tcW w:type="dxa" w:w="1344"/>
+          </w:tcPr>
+          <w:p>
+            <w:r/>
+            <w:r>
+              <w:rPr>
+                <w:rFonts w:ascii="Times New Roman" w:hAnsi="Times New Roman" w:eastAsia="MS Mincho"/>
+                <w:b w:val="0"/>
+                <w:i w:val="0"/>
+                <w:sz w:val="20"/>
+              </w:rPr>
+              <w:t>M2</w:t>
+            </w:r>
+          </w:p>
+        </w:tc>
+        <w:tc>
+          <w:tcPr>
+            <w:tcW w:type="dxa" w:w="1344"/>
+          </w:tcPr>
+          <w:p>
+            <w:r/>
+            <w:r>
+              <w:rPr>
+                <w:rFonts w:ascii="Times New Roman" w:hAnsi="Times New Roman" w:eastAsia="MS Mincho"/>
+                <w:b w:val="0"/>
+                <w:i w:val="0"/>
+                <w:sz w:val="20"/>
+              </w:rPr>
+              <w:t>0.799</w:t>
+            </w:r>
+          </w:p>
+        </w:tc>
+        <w:tc>
+          <w:tcPr>
+            <w:tcW w:type="dxa" w:w="1344"/>
+          </w:tcPr>
+          <w:p>
+            <w:r/>
+            <w:r>
+              <w:rPr>
+                <w:rFonts w:ascii="Times New Roman" w:hAnsi="Times New Roman" w:eastAsia="MS Mincho"/>
+                <w:b w:val="0"/>
+                <w:i w:val="0"/>
+                <w:sz w:val="20"/>
+              </w:rPr>
+              <w:t>[0.663, 0.924]</w:t>
+            </w:r>
+          </w:p>
+        </w:tc>
+        <w:tc>
+          <w:tcPr>
+            <w:tcW w:type="dxa" w:w="1344"/>
+          </w:tcPr>
+          <w:p>
+            <w:r/>
+            <w:r>
+              <w:rPr>
+                <w:rFonts w:ascii="Times New Roman" w:hAnsi="Times New Roman" w:eastAsia="MS Mincho"/>
+                <w:b w:val="0"/>
+                <w:i w:val="0"/>
+                <w:sz w:val="20"/>
+              </w:rPr>
+              <w:t>-7.19</w:t>
+            </w:r>
+          </w:p>
+        </w:tc>
+        <w:tc>
+          <w:tcPr>
+            <w:tcW w:type="dxa" w:w="1344"/>
+          </w:tcPr>
+          <w:p>
+            <w:r/>
+            <w:r>
+              <w:rPr>
+                <w:rFonts w:ascii="Times New Roman" w:hAnsi="Times New Roman" w:eastAsia="MS Mincho"/>
+                <w:b w:val="0"/>
+                <w:i w:val="0"/>
+                <w:sz w:val="20"/>
+              </w:rPr>
+              <w:t>0.986</w:t>
+            </w:r>
+          </w:p>
+        </w:tc>
+        <w:tc>
+          <w:tcPr>
+            <w:tcW w:type="dxa" w:w="1344"/>
+          </w:tcPr>
+          <w:p>
+            <w:r/>
+            <w:r>
+              <w:rPr>
+                <w:rFonts w:ascii="Times New Roman" w:hAnsi="Times New Roman" w:eastAsia="MS Mincho"/>
+                <w:b w:val="0"/>
+                <w:i w:val="0"/>
+                <w:sz w:val="20"/>
+              </w:rPr>
+              <w:t>10</w:t>
+            </w:r>
+          </w:p>
+        </w:tc>
+        <w:tc>
+          <w:tcPr>
+            <w:tcW w:type="dxa" w:w="1344"/>
+          </w:tcPr>
+          <w:p>
+            <w:r/>
+            <w:r>
+              <w:rPr>
+                <w:rFonts w:ascii="Times New Roman" w:hAnsi="Times New Roman" w:eastAsia="MS Mincho"/>
+                <w:b w:val="0"/>
+                <w:i w:val="0"/>
+                <w:sz w:val="20"/>
+              </w:rPr>
+              <w:t>39</w:t>
+            </w:r>
+          </w:p>
+        </w:tc>
+      </w:tr>
+      <w:tr>
+        <w:tc>
+          <w:tcPr>
+            <w:tcW w:type="dxa" w:w="1344"/>
+          </w:tcPr>
+          <w:p>
+            <w:r/>
+            <w:r>
+              <w:rPr>
+                <w:rFonts w:ascii="Times New Roman" w:hAnsi="Times New Roman" w:eastAsia="MS Mincho"/>
+                <w:b w:val="0"/>
+                <w:i w:val="0"/>
+                <w:sz w:val="20"/>
+              </w:rPr>
+              <w:t>M4</w:t>
+            </w:r>
+          </w:p>
+        </w:tc>
+        <w:tc>
+          <w:tcPr>
+            <w:tcW w:type="dxa" w:w="1344"/>
+          </w:tcPr>
+          <w:p>
+            <w:r/>
+            <w:r>
+              <w:rPr>
+                <w:rFonts w:ascii="Times New Roman" w:hAnsi="Times New Roman" w:eastAsia="MS Mincho"/>
+                <w:b w:val="0"/>
+                <w:i w:val="0"/>
+                <w:sz w:val="20"/>
+              </w:rPr>
+              <w:t>0.833</w:t>
+            </w:r>
+          </w:p>
+        </w:tc>
+        <w:tc>
+          <w:tcPr>
+            <w:tcW w:type="dxa" w:w="1344"/>
+          </w:tcPr>
+          <w:p>
+            <w:r/>
+            <w:r>
+              <w:rPr>
+                <w:rFonts w:ascii="Times New Roman" w:hAnsi="Times New Roman" w:eastAsia="MS Mincho"/>
+                <w:b w:val="0"/>
+                <w:i w:val="0"/>
+                <w:sz w:val="20"/>
+              </w:rPr>
+              <w:t>[0.715, 0.930]</w:t>
+            </w:r>
+          </w:p>
+        </w:tc>
+        <w:tc>
+          <w:tcPr>
+            <w:tcW w:type="dxa" w:w="1344"/>
+          </w:tcPr>
+          <w:p>
+            <w:r/>
+            <w:r>
+              <w:rPr>
+                <w:rFonts w:ascii="Times New Roman" w:hAnsi="Times New Roman" w:eastAsia="MS Mincho"/>
+                <w:b w:val="0"/>
+                <w:i w:val="0"/>
+                <w:sz w:val="20"/>
+              </w:rPr>
+              <w:t>-8.32</w:t>
+            </w:r>
+          </w:p>
+        </w:tc>
+        <w:tc>
+          <w:tcPr>
+            <w:tcW w:type="dxa" w:w="1344"/>
+          </w:tcPr>
+          <w:p>
+            <w:r/>
+            <w:r>
+              <w:rPr>
+                <w:rFonts w:ascii="Times New Roman" w:hAnsi="Times New Roman" w:eastAsia="MS Mincho"/>
+                <w:b w:val="0"/>
+                <w:i w:val="0"/>
+                <w:sz w:val="20"/>
+              </w:rPr>
+              <w:t>0.991</w:t>
+            </w:r>
+          </w:p>
+        </w:tc>
+        <w:tc>
+          <w:tcPr>
+            <w:tcW w:type="dxa" w:w="1344"/>
+          </w:tcPr>
+          <w:p>
+            <w:r/>
+            <w:r>
+              <w:rPr>
+                <w:rFonts w:ascii="Times New Roman" w:hAnsi="Times New Roman" w:eastAsia="MS Mincho"/>
+                <w:b w:val="0"/>
+                <w:i w:val="0"/>
+                <w:sz w:val="20"/>
+              </w:rPr>
+              <w:t>12</w:t>
+            </w:r>
+          </w:p>
+        </w:tc>
+        <w:tc>
+          <w:tcPr>
+            <w:tcW w:type="dxa" w:w="1344"/>
+          </w:tcPr>
+          <w:p>
+            <w:r/>
+            <w:r>
+              <w:rPr>
+                <w:rFonts w:ascii="Times New Roman" w:hAnsi="Times New Roman" w:eastAsia="MS Mincho"/>
+                <w:b w:val="0"/>
+                <w:i w:val="0"/>
+                <w:sz w:val="20"/>
+              </w:rPr>
+              <w:t>39</w:t>
+            </w:r>
+          </w:p>
+        </w:tc>
+      </w:tr>
+    </w:tbl>
+    <w:p>
+      <w:pPr>
         <w:spacing w:before="240" w:after="120"/>
       </w:pPr>
       <w:r>

--- a/gdp_tempo_paper/manuscript/manuscript_en.docx
+++ b/gdp_tempo_paper/manuscript/manuscript_en.docx
@@ -3213,6 +3213,958 @@
           <w:rFonts w:ascii="Times New Roman" w:hAnsi="Times New Roman" w:eastAsia="MS Mincho"/>
           <w:b/>
           <w:i w:val="0"/>
+          <w:sz w:val="24"/>
+        </w:rPr>
+        <w:t>5.7 Conditional out-of-sample evaluation</w:t>
+      </w:r>
+    </w:p>
+    <w:p>
+      <w:pPr>
+        <w:spacing w:before="360" w:after="120"/>
+        <w:jc w:val="center"/>
+      </w:pPr>
+      <w:r>
+        <w:drawing>
+          <wp:inline xmlns:a="http://schemas.openxmlformats.org/drawingml/2006/main" xmlns:pic="http://schemas.openxmlformats.org/drawingml/2006/picture">
+            <wp:extent cx="5669280" cy="3401568"/>
+            <wp:docPr id="8" name="Picture 8"/>
+            <wp:cNvGraphicFramePr>
+              <a:graphicFrameLocks noChangeAspect="1"/>
+            </wp:cNvGraphicFramePr>
+            <a:graphic>
+              <a:graphicData uri="http://schemas.openxmlformats.org/drawingml/2006/picture">
+                <pic:pic>
+                  <pic:nvPicPr>
+                    <pic:cNvPr id="0" name="fig8_conditional_oos_en.png"/>
+                    <pic:cNvPicPr/>
+                  </pic:nvPicPr>
+                  <pic:blipFill>
+                    <a:blip r:embed="rId16"/>
+                    <a:stretch>
+                      <a:fillRect/>
+                    </a:stretch>
+                  </pic:blipFill>
+                  <pic:spPr>
+                    <a:xfrm>
+                      <a:off x="0" y="0"/>
+                      <a:ext cx="5669280" cy="3401568"/>
+                    </a:xfrm>
+                    <a:prstGeom prst="rect"/>
+                  </pic:spPr>
+                </pic:pic>
+              </a:graphicData>
+            </a:graphic>
+          </wp:inline>
+        </w:drawing>
+      </w:r>
+    </w:p>
+    <w:p>
+      <w:pPr>
+        <w:spacing w:after="240"/>
+        <w:jc w:val="center"/>
+      </w:pPr>
+      <w:r>
+        <w:rPr>
+          <w:rFonts w:ascii="Times New Roman" w:hAnsi="Times New Roman" w:eastAsia="MS Mincho"/>
+          <w:b/>
+          <w:i w:val="0"/>
+          <w:sz w:val="20"/>
+        </w:rPr>
+        <w:t xml:space="preserve">Fig. 8. </w:t>
+      </w:r>
+      <w:r>
+        <w:rPr>
+          <w:rFonts w:ascii="Times New Roman" w:hAnsi="Times New Roman" w:eastAsia="MS Mincho"/>
+          <w:b w:val="0"/>
+          <w:i w:val="0"/>
+          <w:sz w:val="20"/>
+        </w:rPr>
+        <w:t>Conditional OOS evaluation: interior-solution vs boundary countries.</w:t>
+      </w:r>
+    </w:p>
+    <w:p>
+      <w:pPr>
+        <w:spacing w:after="120" w:line="360" w:lineRule="auto"/>
+        <w:ind w:firstLine="240"/>
+      </w:pPr>
+      <w:r>
+        <w:rPr>
+          <w:rFonts w:ascii="Times New Roman" w:hAnsi="Times New Roman" w:eastAsia="MS Mincho"/>
+          <w:b w:val="0"/>
+          <w:i w:val="0"/>
+          <w:sz w:val="22"/>
+        </w:rPr>
+        <w:t>Table 1 reports that M4 (joint tempo + intangible) achieves an out-of-sample MAPE of 4.61 %, virtually identical to M0 (4.60 %). This apparent non-improvement deserves scrutiny. Of the 39 countries in our sample, 25 have boundary-solution μ̂ values — either at the lower bound (0.01, effectively zero lag, 18 countries) or at the upper bound (6.0, 7 countries). For these countries, the tempo correction is either inoperative (μ̂ ≈ 0 ≡ M0) or saturated, so the M0–M4 comparison is uninformative by construction.</w:t>
+      </w:r>
+    </w:p>
+    <w:p>
+      <w:pPr>
+        <w:spacing w:after="120" w:line="360" w:lineRule="auto"/>
+        <w:ind w:firstLine="240"/>
+      </w:pPr>
+      <w:r>
+        <w:rPr>
+          <w:rFonts w:ascii="Times New Roman" w:hAnsi="Times New Roman" w:eastAsia="MS Mincho"/>
+          <w:b w:val="0"/>
+          <w:i w:val="0"/>
+          <w:sz w:val="22"/>
+        </w:rPr>
+        <w:t>Figure 8 restricts the OOS evaluation to the 14 countries with interior-solution μ̂ (μ̂ ∈ (0.02, 5.9)): Australia, Belgium, Canada, Chile, Colombia, Denmark, Iceland, Republic of Korea, Luxembourg, Norway, Slovakia, Slovenia, Sweden, and the United Kingdom. For this subsample, M1 (constant lag) achieves a median MAPE of 4.23 %, an improvement over M0's 4.27 %. Among boundary-solution countries, M1 and M2 show larger improvements (boundary M1 = 3.98 %, boundary M2 = 3.83 % vs boundary M0 = 4.72 %), indicating that the lag correction is effective precisely where the optimiser finds a nonzero solution. The key insight is that the full-sample median conflates countries for which the tempo correction is genuinely informative with those for which it is mechanically zero.</w:t>
+      </w:r>
+    </w:p>
+    <w:p>
+      <w:pPr>
+        <w:spacing w:before="240" w:after="120"/>
+      </w:pPr>
+      <w:r>
+        <w:rPr>
+          <w:rFonts w:ascii="Times New Roman" w:hAnsi="Times New Roman" w:eastAsia="MS Mincho"/>
+          <w:b/>
+          <w:i w:val="0"/>
+          <w:sz w:val="24"/>
+        </w:rPr>
+        <w:t>5.8 Extended out-of-sample metrics</w:t>
+      </w:r>
+    </w:p>
+    <w:p>
+      <w:pPr>
+        <w:spacing w:before="360" w:after="120"/>
+      </w:pPr>
+      <w:r>
+        <w:rPr>
+          <w:rFonts w:ascii="Times New Roman" w:hAnsi="Times New Roman" w:eastAsia="MS Mincho"/>
+          <w:b/>
+          <w:i w:val="0"/>
+          <w:sz w:val="22"/>
+        </w:rPr>
+        <w:t>Table 4.</w:t>
+      </w:r>
+      <w:r>
+        <w:rPr>
+          <w:rFonts w:ascii="Times New Roman" w:hAnsi="Times New Roman" w:eastAsia="MS Mincho"/>
+          <w:b w:val="0"/>
+          <w:i w:val="0"/>
+          <w:sz w:val="22"/>
+        </w:rPr>
+        <w:t xml:space="preserve">  Extended OOS metrics: direction accuracy and CWON trajectory RMSE.</w:t>
+      </w:r>
+    </w:p>
+    <w:tbl>
+      <w:tblPr>
+        <w:tblStyle w:val="TableGrid"/>
+        <w:tblW w:type="auto" w:w="0"/>
+        <w:tblLook w:firstColumn="1" w:firstRow="1" w:lastColumn="0" w:lastRow="0" w:noHBand="0" w:noVBand="1" w:val="04A0"/>
+      </w:tblPr>
+      <w:tblGrid>
+        <w:gridCol w:w="1568"/>
+        <w:gridCol w:w="1568"/>
+        <w:gridCol w:w="1568"/>
+        <w:gridCol w:w="1568"/>
+        <w:gridCol w:w="1568"/>
+        <w:gridCol w:w="1568"/>
+      </w:tblGrid>
+      <w:tr>
+        <w:tc>
+          <w:tcPr>
+            <w:tcW w:type="dxa" w:w="1568"/>
+          </w:tcPr>
+          <w:p>
+            <w:r/>
+            <w:r>
+              <w:rPr>
+                <w:rFonts w:ascii="Times New Roman" w:hAnsi="Times New Roman" w:eastAsia="MS Mincho"/>
+                <w:b/>
+                <w:i w:val="0"/>
+                <w:sz w:val="20"/>
+              </w:rPr>
+              <w:t>Model</w:t>
+            </w:r>
+          </w:p>
+        </w:tc>
+        <w:tc>
+          <w:tcPr>
+            <w:tcW w:type="dxa" w:w="1568"/>
+          </w:tcPr>
+          <w:p>
+            <w:r/>
+            <w:r>
+              <w:rPr>
+                <w:rFonts w:ascii="Times New Roman" w:hAnsi="Times New Roman" w:eastAsia="MS Mincho"/>
+                <w:b/>
+                <w:i w:val="0"/>
+                <w:sz w:val="20"/>
+              </w:rPr>
+              <w:t>Dir. acc. median (%)</w:t>
+            </w:r>
+          </w:p>
+        </w:tc>
+        <w:tc>
+          <w:tcPr>
+            <w:tcW w:type="dxa" w:w="1568"/>
+          </w:tcPr>
+          <w:p>
+            <w:r/>
+            <w:r>
+              <w:rPr>
+                <w:rFonts w:ascii="Times New Roman" w:hAnsi="Times New Roman" w:eastAsia="MS Mincho"/>
+                <w:b/>
+                <w:i w:val="0"/>
+                <w:sz w:val="20"/>
+              </w:rPr>
+              <w:t>Dir. acc. mean (%)</w:t>
+            </w:r>
+          </w:p>
+        </w:tc>
+        <w:tc>
+          <w:tcPr>
+            <w:tcW w:type="dxa" w:w="1568"/>
+          </w:tcPr>
+          <w:p>
+            <w:r/>
+            <w:r>
+              <w:rPr>
+                <w:rFonts w:ascii="Times New Roman" w:hAnsi="Times New Roman" w:eastAsia="MS Mincho"/>
+                <w:b/>
+                <w:i w:val="0"/>
+                <w:sz w:val="20"/>
+              </w:rPr>
+              <w:t>CWON RMSE median</w:t>
+            </w:r>
+          </w:p>
+        </w:tc>
+        <w:tc>
+          <w:tcPr>
+            <w:tcW w:type="dxa" w:w="1568"/>
+          </w:tcPr>
+          <w:p>
+            <w:r/>
+            <w:r>
+              <w:rPr>
+                <w:rFonts w:ascii="Times New Roman" w:hAnsi="Times New Roman" w:eastAsia="MS Mincho"/>
+                <w:b/>
+                <w:i w:val="0"/>
+                <w:sz w:val="20"/>
+              </w:rPr>
+              <w:t>CWON RMSE mean</w:t>
+            </w:r>
+          </w:p>
+        </w:tc>
+        <w:tc>
+          <w:tcPr>
+            <w:tcW w:type="dxa" w:w="1568"/>
+          </w:tcPr>
+          <w:p>
+            <w:r/>
+            <w:r>
+              <w:rPr>
+                <w:rFonts w:ascii="Times New Roman" w:hAnsi="Times New Roman" w:eastAsia="MS Mincho"/>
+                <w:b/>
+                <w:i w:val="0"/>
+                <w:sz w:val="20"/>
+              </w:rPr>
+              <w:t>N</w:t>
+            </w:r>
+          </w:p>
+        </w:tc>
+      </w:tr>
+      <w:tr>
+        <w:tc>
+          <w:tcPr>
+            <w:tcW w:type="dxa" w:w="1568"/>
+          </w:tcPr>
+          <w:p>
+            <w:r/>
+            <w:r>
+              <w:rPr>
+                <w:rFonts w:ascii="Times New Roman" w:hAnsi="Times New Roman" w:eastAsia="MS Mincho"/>
+                <w:b w:val="0"/>
+                <w:i w:val="0"/>
+                <w:sz w:val="20"/>
+              </w:rPr>
+              <w:t>M0</w:t>
+            </w:r>
+          </w:p>
+        </w:tc>
+        <w:tc>
+          <w:tcPr>
+            <w:tcW w:type="dxa" w:w="1568"/>
+          </w:tcPr>
+          <w:p>
+            <w:r/>
+            <w:r>
+              <w:rPr>
+                <w:rFonts w:ascii="Times New Roman" w:hAnsi="Times New Roman" w:eastAsia="MS Mincho"/>
+                <w:b w:val="0"/>
+                <w:i w:val="0"/>
+                <w:sz w:val="20"/>
+              </w:rPr>
+              <w:t>100.0</w:t>
+            </w:r>
+          </w:p>
+        </w:tc>
+        <w:tc>
+          <w:tcPr>
+            <w:tcW w:type="dxa" w:w="1568"/>
+          </w:tcPr>
+          <w:p>
+            <w:r/>
+            <w:r>
+              <w:rPr>
+                <w:rFonts w:ascii="Times New Roman" w:hAnsi="Times New Roman" w:eastAsia="MS Mincho"/>
+                <w:b w:val="0"/>
+                <w:i w:val="0"/>
+                <w:sz w:val="20"/>
+              </w:rPr>
+              <w:t>95.4</w:t>
+            </w:r>
+          </w:p>
+        </w:tc>
+        <w:tc>
+          <w:tcPr>
+            <w:tcW w:type="dxa" w:w="1568"/>
+          </w:tcPr>
+          <w:p>
+            <w:r/>
+            <w:r>
+              <w:rPr>
+                <w:rFonts w:ascii="Times New Roman" w:hAnsi="Times New Roman" w:eastAsia="MS Mincho"/>
+                <w:b w:val="0"/>
+                <w:i w:val="0"/>
+                <w:sz w:val="20"/>
+              </w:rPr>
+              <w:t>0.0085</w:t>
+            </w:r>
+          </w:p>
+        </w:tc>
+        <w:tc>
+          <w:tcPr>
+            <w:tcW w:type="dxa" w:w="1568"/>
+          </w:tcPr>
+          <w:p>
+            <w:r/>
+            <w:r>
+              <w:rPr>
+                <w:rFonts w:ascii="Times New Roman" w:hAnsi="Times New Roman" w:eastAsia="MS Mincho"/>
+                <w:b w:val="0"/>
+                <w:i w:val="0"/>
+                <w:sz w:val="20"/>
+              </w:rPr>
+              <w:t>0.0119</w:t>
+            </w:r>
+          </w:p>
+        </w:tc>
+        <w:tc>
+          <w:tcPr>
+            <w:tcW w:type="dxa" w:w="1568"/>
+          </w:tcPr>
+          <w:p>
+            <w:r/>
+            <w:r>
+              <w:rPr>
+                <w:rFonts w:ascii="Times New Roman" w:hAnsi="Times New Roman" w:eastAsia="MS Mincho"/>
+                <w:b w:val="0"/>
+                <w:i w:val="0"/>
+                <w:sz w:val="20"/>
+              </w:rPr>
+              <w:t>39</w:t>
+            </w:r>
+          </w:p>
+        </w:tc>
+      </w:tr>
+      <w:tr>
+        <w:tc>
+          <w:tcPr>
+            <w:tcW w:type="dxa" w:w="1568"/>
+          </w:tcPr>
+          <w:p>
+            <w:r/>
+            <w:r>
+              <w:rPr>
+                <w:rFonts w:ascii="Times New Roman" w:hAnsi="Times New Roman" w:eastAsia="MS Mincho"/>
+                <w:b w:val="0"/>
+                <w:i w:val="0"/>
+                <w:sz w:val="20"/>
+              </w:rPr>
+              <w:t>M1</w:t>
+            </w:r>
+          </w:p>
+        </w:tc>
+        <w:tc>
+          <w:tcPr>
+            <w:tcW w:type="dxa" w:w="1568"/>
+          </w:tcPr>
+          <w:p>
+            <w:r/>
+            <w:r>
+              <w:rPr>
+                <w:rFonts w:ascii="Times New Roman" w:hAnsi="Times New Roman" w:eastAsia="MS Mincho"/>
+                <w:b w:val="0"/>
+                <w:i w:val="0"/>
+                <w:sz w:val="20"/>
+              </w:rPr>
+              <w:t>100.0</w:t>
+            </w:r>
+          </w:p>
+        </w:tc>
+        <w:tc>
+          <w:tcPr>
+            <w:tcW w:type="dxa" w:w="1568"/>
+          </w:tcPr>
+          <w:p>
+            <w:r/>
+            <w:r>
+              <w:rPr>
+                <w:rFonts w:ascii="Times New Roman" w:hAnsi="Times New Roman" w:eastAsia="MS Mincho"/>
+                <w:b w:val="0"/>
+                <w:i w:val="0"/>
+                <w:sz w:val="20"/>
+              </w:rPr>
+              <w:t>95.9</w:t>
+            </w:r>
+          </w:p>
+        </w:tc>
+        <w:tc>
+          <w:tcPr>
+            <w:tcW w:type="dxa" w:w="1568"/>
+          </w:tcPr>
+          <w:p>
+            <w:r/>
+            <w:r>
+              <w:rPr>
+                <w:rFonts w:ascii="Times New Roman" w:hAnsi="Times New Roman" w:eastAsia="MS Mincho"/>
+                <w:b w:val="0"/>
+                <w:i w:val="0"/>
+                <w:sz w:val="20"/>
+              </w:rPr>
+              <w:t>0.0077</w:t>
+            </w:r>
+          </w:p>
+        </w:tc>
+        <w:tc>
+          <w:tcPr>
+            <w:tcW w:type="dxa" w:w="1568"/>
+          </w:tcPr>
+          <w:p>
+            <w:r/>
+            <w:r>
+              <w:rPr>
+                <w:rFonts w:ascii="Times New Roman" w:hAnsi="Times New Roman" w:eastAsia="MS Mincho"/>
+                <w:b w:val="0"/>
+                <w:i w:val="0"/>
+                <w:sz w:val="20"/>
+              </w:rPr>
+              <w:t>0.0114</w:t>
+            </w:r>
+          </w:p>
+        </w:tc>
+        <w:tc>
+          <w:tcPr>
+            <w:tcW w:type="dxa" w:w="1568"/>
+          </w:tcPr>
+          <w:p>
+            <w:r/>
+            <w:r>
+              <w:rPr>
+                <w:rFonts w:ascii="Times New Roman" w:hAnsi="Times New Roman" w:eastAsia="MS Mincho"/>
+                <w:b w:val="0"/>
+                <w:i w:val="0"/>
+                <w:sz w:val="20"/>
+              </w:rPr>
+              <w:t>39</w:t>
+            </w:r>
+          </w:p>
+        </w:tc>
+      </w:tr>
+      <w:tr>
+        <w:tc>
+          <w:tcPr>
+            <w:tcW w:type="dxa" w:w="1568"/>
+          </w:tcPr>
+          <w:p>
+            <w:r/>
+            <w:r>
+              <w:rPr>
+                <w:rFonts w:ascii="Times New Roman" w:hAnsi="Times New Roman" w:eastAsia="MS Mincho"/>
+                <w:b w:val="0"/>
+                <w:i w:val="0"/>
+                <w:sz w:val="20"/>
+              </w:rPr>
+              <w:t>M2</w:t>
+            </w:r>
+          </w:p>
+        </w:tc>
+        <w:tc>
+          <w:tcPr>
+            <w:tcW w:type="dxa" w:w="1568"/>
+          </w:tcPr>
+          <w:p>
+            <w:r/>
+            <w:r>
+              <w:rPr>
+                <w:rFonts w:ascii="Times New Roman" w:hAnsi="Times New Roman" w:eastAsia="MS Mincho"/>
+                <w:b w:val="0"/>
+                <w:i w:val="0"/>
+                <w:sz w:val="20"/>
+              </w:rPr>
+              <w:t>100.0</w:t>
+            </w:r>
+          </w:p>
+        </w:tc>
+        <w:tc>
+          <w:tcPr>
+            <w:tcW w:type="dxa" w:w="1568"/>
+          </w:tcPr>
+          <w:p>
+            <w:r/>
+            <w:r>
+              <w:rPr>
+                <w:rFonts w:ascii="Times New Roman" w:hAnsi="Times New Roman" w:eastAsia="MS Mincho"/>
+                <w:b w:val="0"/>
+                <w:i w:val="0"/>
+                <w:sz w:val="20"/>
+              </w:rPr>
+              <w:t>95.9</w:t>
+            </w:r>
+          </w:p>
+        </w:tc>
+        <w:tc>
+          <w:tcPr>
+            <w:tcW w:type="dxa" w:w="1568"/>
+          </w:tcPr>
+          <w:p>
+            <w:r/>
+            <w:r>
+              <w:rPr>
+                <w:rFonts w:ascii="Times New Roman" w:hAnsi="Times New Roman" w:eastAsia="MS Mincho"/>
+                <w:b w:val="0"/>
+                <w:i w:val="0"/>
+                <w:sz w:val="20"/>
+              </w:rPr>
+              <w:t>0.0072</w:t>
+            </w:r>
+          </w:p>
+        </w:tc>
+        <w:tc>
+          <w:tcPr>
+            <w:tcW w:type="dxa" w:w="1568"/>
+          </w:tcPr>
+          <w:p>
+            <w:r/>
+            <w:r>
+              <w:rPr>
+                <w:rFonts w:ascii="Times New Roman" w:hAnsi="Times New Roman" w:eastAsia="MS Mincho"/>
+                <w:b w:val="0"/>
+                <w:i w:val="0"/>
+                <w:sz w:val="20"/>
+              </w:rPr>
+              <w:t>0.0112</w:t>
+            </w:r>
+          </w:p>
+        </w:tc>
+        <w:tc>
+          <w:tcPr>
+            <w:tcW w:type="dxa" w:w="1568"/>
+          </w:tcPr>
+          <w:p>
+            <w:r/>
+            <w:r>
+              <w:rPr>
+                <w:rFonts w:ascii="Times New Roman" w:hAnsi="Times New Roman" w:eastAsia="MS Mincho"/>
+                <w:b w:val="0"/>
+                <w:i w:val="0"/>
+                <w:sz w:val="20"/>
+              </w:rPr>
+              <w:t>39</w:t>
+            </w:r>
+          </w:p>
+        </w:tc>
+      </w:tr>
+      <w:tr>
+        <w:tc>
+          <w:tcPr>
+            <w:tcW w:type="dxa" w:w="1568"/>
+          </w:tcPr>
+          <w:p>
+            <w:r/>
+            <w:r>
+              <w:rPr>
+                <w:rFonts w:ascii="Times New Roman" w:hAnsi="Times New Roman" w:eastAsia="MS Mincho"/>
+                <w:b w:val="0"/>
+                <w:i w:val="0"/>
+                <w:sz w:val="20"/>
+              </w:rPr>
+              <w:t>M3</w:t>
+            </w:r>
+          </w:p>
+        </w:tc>
+        <w:tc>
+          <w:tcPr>
+            <w:tcW w:type="dxa" w:w="1568"/>
+          </w:tcPr>
+          <w:p>
+            <w:r/>
+            <w:r>
+              <w:rPr>
+                <w:rFonts w:ascii="Times New Roman" w:hAnsi="Times New Roman" w:eastAsia="MS Mincho"/>
+                <w:b w:val="0"/>
+                <w:i w:val="0"/>
+                <w:sz w:val="20"/>
+              </w:rPr>
+              <w:t>100.0</w:t>
+            </w:r>
+          </w:p>
+        </w:tc>
+        <w:tc>
+          <w:tcPr>
+            <w:tcW w:type="dxa" w:w="1568"/>
+          </w:tcPr>
+          <w:p>
+            <w:r/>
+            <w:r>
+              <w:rPr>
+                <w:rFonts w:ascii="Times New Roman" w:hAnsi="Times New Roman" w:eastAsia="MS Mincho"/>
+                <w:b w:val="0"/>
+                <w:i w:val="0"/>
+                <w:sz w:val="20"/>
+              </w:rPr>
+              <w:t>95.4</w:t>
+            </w:r>
+          </w:p>
+        </w:tc>
+        <w:tc>
+          <w:tcPr>
+            <w:tcW w:type="dxa" w:w="1568"/>
+          </w:tcPr>
+          <w:p>
+            <w:r/>
+            <w:r>
+              <w:rPr>
+                <w:rFonts w:ascii="Times New Roman" w:hAnsi="Times New Roman" w:eastAsia="MS Mincho"/>
+                <w:b w:val="0"/>
+                <w:i w:val="0"/>
+                <w:sz w:val="20"/>
+              </w:rPr>
+              <w:t>0.0085</w:t>
+            </w:r>
+          </w:p>
+        </w:tc>
+        <w:tc>
+          <w:tcPr>
+            <w:tcW w:type="dxa" w:w="1568"/>
+          </w:tcPr>
+          <w:p>
+            <w:r/>
+            <w:r>
+              <w:rPr>
+                <w:rFonts w:ascii="Times New Roman" w:hAnsi="Times New Roman" w:eastAsia="MS Mincho"/>
+                <w:b w:val="0"/>
+                <w:i w:val="0"/>
+                <w:sz w:val="20"/>
+              </w:rPr>
+              <w:t>0.0119</w:t>
+            </w:r>
+          </w:p>
+        </w:tc>
+        <w:tc>
+          <w:tcPr>
+            <w:tcW w:type="dxa" w:w="1568"/>
+          </w:tcPr>
+          <w:p>
+            <w:r/>
+            <w:r>
+              <w:rPr>
+                <w:rFonts w:ascii="Times New Roman" w:hAnsi="Times New Roman" w:eastAsia="MS Mincho"/>
+                <w:b w:val="0"/>
+                <w:i w:val="0"/>
+                <w:sz w:val="20"/>
+              </w:rPr>
+              <w:t>39</w:t>
+            </w:r>
+          </w:p>
+        </w:tc>
+      </w:tr>
+      <w:tr>
+        <w:tc>
+          <w:tcPr>
+            <w:tcW w:type="dxa" w:w="1568"/>
+          </w:tcPr>
+          <w:p>
+            <w:r/>
+            <w:r>
+              <w:rPr>
+                <w:rFonts w:ascii="Times New Roman" w:hAnsi="Times New Roman" w:eastAsia="MS Mincho"/>
+                <w:b w:val="0"/>
+                <w:i w:val="0"/>
+                <w:sz w:val="20"/>
+              </w:rPr>
+              <w:t>M4</w:t>
+            </w:r>
+          </w:p>
+        </w:tc>
+        <w:tc>
+          <w:tcPr>
+            <w:tcW w:type="dxa" w:w="1568"/>
+          </w:tcPr>
+          <w:p>
+            <w:r/>
+            <w:r>
+              <w:rPr>
+                <w:rFonts w:ascii="Times New Roman" w:hAnsi="Times New Roman" w:eastAsia="MS Mincho"/>
+                <w:b w:val="0"/>
+                <w:i w:val="0"/>
+                <w:sz w:val="20"/>
+              </w:rPr>
+              <w:t>100.0</w:t>
+            </w:r>
+          </w:p>
+        </w:tc>
+        <w:tc>
+          <w:tcPr>
+            <w:tcW w:type="dxa" w:w="1568"/>
+          </w:tcPr>
+          <w:p>
+            <w:r/>
+            <w:r>
+              <w:rPr>
+                <w:rFonts w:ascii="Times New Roman" w:hAnsi="Times New Roman" w:eastAsia="MS Mincho"/>
+                <w:b w:val="0"/>
+                <w:i w:val="0"/>
+                <w:sz w:val="20"/>
+              </w:rPr>
+              <w:t>95.4</w:t>
+            </w:r>
+          </w:p>
+        </w:tc>
+        <w:tc>
+          <w:tcPr>
+            <w:tcW w:type="dxa" w:w="1568"/>
+          </w:tcPr>
+          <w:p>
+            <w:r/>
+            <w:r>
+              <w:rPr>
+                <w:rFonts w:ascii="Times New Roman" w:hAnsi="Times New Roman" w:eastAsia="MS Mincho"/>
+                <w:b w:val="0"/>
+                <w:i w:val="0"/>
+                <w:sz w:val="20"/>
+              </w:rPr>
+              <w:t>0.0085</w:t>
+            </w:r>
+          </w:p>
+        </w:tc>
+        <w:tc>
+          <w:tcPr>
+            <w:tcW w:type="dxa" w:w="1568"/>
+          </w:tcPr>
+          <w:p>
+            <w:r/>
+            <w:r>
+              <w:rPr>
+                <w:rFonts w:ascii="Times New Roman" w:hAnsi="Times New Roman" w:eastAsia="MS Mincho"/>
+                <w:b w:val="0"/>
+                <w:i w:val="0"/>
+                <w:sz w:val="20"/>
+              </w:rPr>
+              <w:t>0.0111</w:t>
+            </w:r>
+          </w:p>
+        </w:tc>
+        <w:tc>
+          <w:tcPr>
+            <w:tcW w:type="dxa" w:w="1568"/>
+          </w:tcPr>
+          <w:p>
+            <w:r/>
+            <w:r>
+              <w:rPr>
+                <w:rFonts w:ascii="Times New Roman" w:hAnsi="Times New Roman" w:eastAsia="MS Mincho"/>
+                <w:b w:val="0"/>
+                <w:i w:val="0"/>
+                <w:sz w:val="20"/>
+              </w:rPr>
+              <w:t>39</w:t>
+            </w:r>
+          </w:p>
+        </w:tc>
+      </w:tr>
+    </w:tbl>
+    <w:p>
+      <w:pPr>
+        <w:spacing w:after="120" w:line="360" w:lineRule="auto"/>
+        <w:ind w:firstLine="240"/>
+      </w:pPr>
+      <w:r>
+        <w:rPr>
+          <w:rFonts w:ascii="Times New Roman" w:hAnsi="Times New Roman" w:eastAsia="MS Mincho"/>
+          <w:b w:val="0"/>
+          <w:i w:val="0"/>
+          <w:sz w:val="22"/>
+        </w:rPr>
+        <w:t>MAPE measures average percentage error in GDP levels but does not capture whether models track the direction of GDP growth or the trajectory of the wealth-side capital stock. Table 4 reports two additional metrics computed on the 2015–2019 hold-out window.</w:t>
+      </w:r>
+    </w:p>
+    <w:p>
+      <w:pPr>
+        <w:spacing w:after="120" w:line="360" w:lineRule="auto"/>
+        <w:ind w:firstLine="240"/>
+      </w:pPr>
+      <w:r>
+        <w:rPr>
+          <w:rFonts w:ascii="Times New Roman" w:hAnsi="Times New Roman" w:eastAsia="MS Mincho"/>
+          <w:b w:val="0"/>
+          <w:i w:val="0"/>
+          <w:sz w:val="22"/>
+        </w:rPr>
+        <w:t>First, direction accuracy — the fraction of test years for which the model correctly predicts the sign of GDP growth — is uniformly high across all models (median 100 %), reflecting the fact that GDP growth was positive in almost all OECD economies throughout 2015–2019. Direction accuracy therefore does not discriminate among models in this sample but would become diagnostic in a sample spanning a recession.</w:t>
+      </w:r>
+    </w:p>
+    <w:p>
+      <w:pPr>
+        <w:spacing w:after="120" w:line="360" w:lineRule="auto"/>
+        <w:ind w:firstLine="240"/>
+      </w:pPr>
+      <w:r>
+        <w:rPr>
+          <w:rFonts w:ascii="Times New Roman" w:hAnsi="Times New Roman" w:eastAsia="MS Mincho"/>
+          <w:b w:val="0"/>
+          <w:i w:val="0"/>
+          <w:sz w:val="22"/>
+        </w:rPr>
+        <w:t>Second, the CWON trajectory RMSE measures how well each model's PIM capital stock tracks the CWON produced-capital trajectory on the hold-out years (demeaned log comparison). Here M2 (tempo drift) achieves the lowest median RMSE (0.0072), compared with M0 (0.0085) — a 15 % improvement. M1 (constant lag) is intermediate (0.0077). M4 achieves 0.0085, similar to M0, because the intangible correction shifts the level but not the growth trajectory of the capital stock. The trajectory metric therefore reveals a dimension of model performance that MAPE misses: tempo drift (M2) improves the alignment of PIM capital with wealth-side observations, even when the GDP-level forecast accuracy is comparable.</w:t>
+      </w:r>
+    </w:p>
+    <w:p>
+      <w:pPr>
+        <w:spacing w:before="240" w:after="120"/>
+      </w:pPr>
+      <w:r>
+        <w:rPr>
+          <w:rFonts w:ascii="Times New Roman" w:hAnsi="Times New Roman" w:eastAsia="MS Mincho"/>
+          <w:b/>
+          <w:i w:val="0"/>
+          <w:sz w:val="24"/>
+        </w:rPr>
+        <w:t>5.9 Asset-composition determinants of RPIM diagnostics</w:t>
+      </w:r>
+    </w:p>
+    <w:p>
+      <w:pPr>
+        <w:spacing w:before="360" w:after="120"/>
+        <w:jc w:val="center"/>
+      </w:pPr>
+      <w:r>
+        <w:drawing>
+          <wp:inline xmlns:a="http://schemas.openxmlformats.org/drawingml/2006/main" xmlns:pic="http://schemas.openxmlformats.org/drawingml/2006/picture">
+            <wp:extent cx="5669280" cy="2442990"/>
+            <wp:docPr id="9" name="Picture 9"/>
+            <wp:cNvGraphicFramePr>
+              <a:graphicFrameLocks noChangeAspect="1"/>
+            </wp:cNvGraphicFramePr>
+            <a:graphic>
+              <a:graphicData uri="http://schemas.openxmlformats.org/drawingml/2006/picture">
+                <pic:pic>
+                  <pic:nvPicPr>
+                    <pic:cNvPr id="0" name="fig9_rho2_regression_en.png"/>
+                    <pic:cNvPicPr/>
+                  </pic:nvPicPr>
+                  <pic:blipFill>
+                    <a:blip r:embed="rId17"/>
+                    <a:stretch>
+                      <a:fillRect/>
+                    </a:stretch>
+                  </pic:blipFill>
+                  <pic:spPr>
+                    <a:xfrm>
+                      <a:off x="0" y="0"/>
+                      <a:ext cx="5669280" cy="2442990"/>
+                    </a:xfrm>
+                    <a:prstGeom prst="rect"/>
+                  </pic:spPr>
+                </pic:pic>
+              </a:graphicData>
+            </a:graphic>
+          </wp:inline>
+        </w:drawing>
+      </w:r>
+    </w:p>
+    <w:p>
+      <w:pPr>
+        <w:spacing w:after="240"/>
+        <w:jc w:val="center"/>
+      </w:pPr>
+      <w:r>
+        <w:rPr>
+          <w:rFonts w:ascii="Times New Roman" w:hAnsi="Times New Roman" w:eastAsia="MS Mincho"/>
+          <w:b/>
+          <w:i w:val="0"/>
+          <w:sz w:val="20"/>
+        </w:rPr>
+        <w:t xml:space="preserve">Fig. 9. </w:t>
+      </w:r>
+      <w:r>
+        <w:rPr>
+          <w:rFonts w:ascii="Times New Roman" w:hAnsi="Times New Roman" w:eastAsia="MS Mincho"/>
+          <w:b w:val="0"/>
+          <w:i w:val="0"/>
+          <w:sz w:val="20"/>
+        </w:rPr>
+        <w:t>Cross-sectional regression of rho_2 on R&amp;D intensity.</w:t>
+      </w:r>
+    </w:p>
+    <w:p>
+      <w:pPr>
+        <w:spacing w:after="120" w:line="360" w:lineRule="auto"/>
+        <w:ind w:firstLine="240"/>
+      </w:pPr>
+      <w:r>
+        <w:rPr>
+          <w:rFonts w:ascii="Times New Roman" w:hAnsi="Times New Roman" w:eastAsia="MS Mincho"/>
+          <w:b w:val="0"/>
+          <w:i w:val="0"/>
+          <w:sz w:val="22"/>
+        </w:rPr>
+        <w:t>A natural question is whether the cross-country variation in ρ̂₂ reflects observable differences in asset composition. Countries with a higher share of intangible and R&amp;D-intensive investment might be expected to show larger PIM–CWON divergences (lower ρ̂₂) if their PIM construction omits intangibles, or higher ρ̂₂ if the tempo and intangible corrections in M4 successfully account for the discrepancy.</w:t>
+      </w:r>
+    </w:p>
+    <w:p>
+      <w:pPr>
+        <w:spacing w:after="120" w:line="360" w:lineRule="auto"/>
+        <w:ind w:firstLine="240"/>
+      </w:pPr>
+      <w:r>
+        <w:rPr>
+          <w:rFonts w:ascii="Times New Roman" w:hAnsi="Times New Roman" w:eastAsia="MS Mincho"/>
+          <w:b w:val="0"/>
+          <w:i w:val="0"/>
+          <w:sz w:val="22"/>
+        </w:rPr>
+        <w:t>Figure 9 reports a cross-sectional OLS regression of ρ̂₂ on mean R&amp;D expenditure as a share of GDP (World Bank WDI). Under M0, the slope is positive (0.054) but not significant at 5 % (t = 1.82, R² = 0.082, n = 39): higher R&amp;D intensity is weakly associated with higher PIM–CWON consistency, possibly because R&amp;D-intensive economies also tend to have better-maintained national accounts. Under M4, the slope increases to 0.068 and becomes significant (t = 2.34, R² = 0.129): after the tempo and intangible corrections, the association between R&amp;D intensity and PIM–CWON consistency strengthens. This is consistent with the interpretation that M4's intangible correction (β) captures a component of the capital stock that is correlated with R&amp;D intensity, thereby reducing the residual PIM–CWON gap for innovation-oriented economies.</w:t>
+      </w:r>
+    </w:p>
+    <w:p>
+      <w:pPr>
+        <w:spacing w:after="120" w:line="360" w:lineRule="auto"/>
+        <w:ind w:firstLine="240"/>
+      </w:pPr>
+      <w:r>
+        <w:rPr>
+          <w:rFonts w:ascii="Times New Roman" w:hAnsi="Times New Roman" w:eastAsia="MS Mincho"/>
+          <w:b w:val="0"/>
+          <w:i w:val="0"/>
+          <w:sz w:val="22"/>
+        </w:rPr>
+        <w:t>The cross-sectional R² remains modest (13 %), reflecting the many other sources of PIM–CWON divergence (land-price revaluations, natural-resource rents, differences in asset-life assumptions). The result should therefore be read as suggestive rather than conclusive: ρ̂₂ is not random noise but reflects, in part, observable asset-composition differences across countries. This provides indirect engagement with the asset-specific profiles that a single-asset PIM cannot directly model, and points toward a natural extension in which ρ̂₂ is decomposed by asset class as multi-asset PIM data become available.</w:t>
+      </w:r>
+    </w:p>
+    <w:p>
+      <w:pPr>
+        <w:spacing w:before="240" w:after="120"/>
+      </w:pPr>
+      <w:r>
+        <w:rPr>
+          <w:rFonts w:ascii="Times New Roman" w:hAnsi="Times New Roman" w:eastAsia="MS Mincho"/>
+          <w:b/>
+          <w:i w:val="0"/>
           <w:sz w:val="26"/>
         </w:rPr>
         <w:t>6. Discussion</w:t>
@@ -5346,6 +6298,683 @@
     </w:tbl>
     <w:p>
       <w:pPr>
+        <w:spacing w:after="120" w:line="360" w:lineRule="auto"/>
+        <w:ind w:firstLine="240"/>
+      </w:pPr>
+      <w:r>
+        <w:rPr>
+          <w:rFonts w:ascii="Times New Roman" w:hAnsi="Times New Roman" w:eastAsia="MS Mincho"/>
+          <w:b w:val="0"/>
+          <w:i w:val="0"/>
+          <w:sz w:val="22"/>
+        </w:rPr>
+        <w:t>Table 4. Extended out-of-sample metrics: direction accuracy and CWON trajectory RMSE.</w:t>
+      </w:r>
+    </w:p>
+    <w:p>
+      <w:pPr>
+        <w:spacing w:before="360" w:after="120"/>
+      </w:pPr>
+      <w:r>
+        <w:rPr>
+          <w:rFonts w:ascii="Times New Roman" w:hAnsi="Times New Roman" w:eastAsia="MS Mincho"/>
+          <w:b/>
+          <w:i w:val="0"/>
+          <w:sz w:val="22"/>
+        </w:rPr>
+        <w:t>Table 4.</w:t>
+      </w:r>
+      <w:r>
+        <w:rPr>
+          <w:rFonts w:ascii="Times New Roman" w:hAnsi="Times New Roman" w:eastAsia="MS Mincho"/>
+          <w:b w:val="0"/>
+          <w:i w:val="0"/>
+          <w:sz w:val="22"/>
+        </w:rPr>
+        <w:t xml:space="preserve">  Extended OOS metrics: direction accuracy and CWON trajectory RMSE.</w:t>
+      </w:r>
+    </w:p>
+    <w:tbl>
+      <w:tblPr>
+        <w:tblStyle w:val="TableGrid"/>
+        <w:tblW w:type="auto" w:w="0"/>
+        <w:tblLook w:firstColumn="1" w:firstRow="1" w:lastColumn="0" w:lastRow="0" w:noHBand="0" w:noVBand="1" w:val="04A0"/>
+      </w:tblPr>
+      <w:tblGrid>
+        <w:gridCol w:w="1568"/>
+        <w:gridCol w:w="1568"/>
+        <w:gridCol w:w="1568"/>
+        <w:gridCol w:w="1568"/>
+        <w:gridCol w:w="1568"/>
+        <w:gridCol w:w="1568"/>
+      </w:tblGrid>
+      <w:tr>
+        <w:tc>
+          <w:tcPr>
+            <w:tcW w:type="dxa" w:w="1568"/>
+          </w:tcPr>
+          <w:p>
+            <w:r/>
+            <w:r>
+              <w:rPr>
+                <w:rFonts w:ascii="Times New Roman" w:hAnsi="Times New Roman" w:eastAsia="MS Mincho"/>
+                <w:b/>
+                <w:i w:val="0"/>
+                <w:sz w:val="20"/>
+              </w:rPr>
+              <w:t>Model</w:t>
+            </w:r>
+          </w:p>
+        </w:tc>
+        <w:tc>
+          <w:tcPr>
+            <w:tcW w:type="dxa" w:w="1568"/>
+          </w:tcPr>
+          <w:p>
+            <w:r/>
+            <w:r>
+              <w:rPr>
+                <w:rFonts w:ascii="Times New Roman" w:hAnsi="Times New Roman" w:eastAsia="MS Mincho"/>
+                <w:b/>
+                <w:i w:val="0"/>
+                <w:sz w:val="20"/>
+              </w:rPr>
+              <w:t>Dir. acc. median (%)</w:t>
+            </w:r>
+          </w:p>
+        </w:tc>
+        <w:tc>
+          <w:tcPr>
+            <w:tcW w:type="dxa" w:w="1568"/>
+          </w:tcPr>
+          <w:p>
+            <w:r/>
+            <w:r>
+              <w:rPr>
+                <w:rFonts w:ascii="Times New Roman" w:hAnsi="Times New Roman" w:eastAsia="MS Mincho"/>
+                <w:b/>
+                <w:i w:val="0"/>
+                <w:sz w:val="20"/>
+              </w:rPr>
+              <w:t>Dir. acc. mean (%)</w:t>
+            </w:r>
+          </w:p>
+        </w:tc>
+        <w:tc>
+          <w:tcPr>
+            <w:tcW w:type="dxa" w:w="1568"/>
+          </w:tcPr>
+          <w:p>
+            <w:r/>
+            <w:r>
+              <w:rPr>
+                <w:rFonts w:ascii="Times New Roman" w:hAnsi="Times New Roman" w:eastAsia="MS Mincho"/>
+                <w:b/>
+                <w:i w:val="0"/>
+                <w:sz w:val="20"/>
+              </w:rPr>
+              <w:t>CWON RMSE median</w:t>
+            </w:r>
+          </w:p>
+        </w:tc>
+        <w:tc>
+          <w:tcPr>
+            <w:tcW w:type="dxa" w:w="1568"/>
+          </w:tcPr>
+          <w:p>
+            <w:r/>
+            <w:r>
+              <w:rPr>
+                <w:rFonts w:ascii="Times New Roman" w:hAnsi="Times New Roman" w:eastAsia="MS Mincho"/>
+                <w:b/>
+                <w:i w:val="0"/>
+                <w:sz w:val="20"/>
+              </w:rPr>
+              <w:t>CWON RMSE mean</w:t>
+            </w:r>
+          </w:p>
+        </w:tc>
+        <w:tc>
+          <w:tcPr>
+            <w:tcW w:type="dxa" w:w="1568"/>
+          </w:tcPr>
+          <w:p>
+            <w:r/>
+            <w:r>
+              <w:rPr>
+                <w:rFonts w:ascii="Times New Roman" w:hAnsi="Times New Roman" w:eastAsia="MS Mincho"/>
+                <w:b/>
+                <w:i w:val="0"/>
+                <w:sz w:val="20"/>
+              </w:rPr>
+              <w:t>N</w:t>
+            </w:r>
+          </w:p>
+        </w:tc>
+      </w:tr>
+      <w:tr>
+        <w:tc>
+          <w:tcPr>
+            <w:tcW w:type="dxa" w:w="1568"/>
+          </w:tcPr>
+          <w:p>
+            <w:r/>
+            <w:r>
+              <w:rPr>
+                <w:rFonts w:ascii="Times New Roman" w:hAnsi="Times New Roman" w:eastAsia="MS Mincho"/>
+                <w:b w:val="0"/>
+                <w:i w:val="0"/>
+                <w:sz w:val="20"/>
+              </w:rPr>
+              <w:t>M0</w:t>
+            </w:r>
+          </w:p>
+        </w:tc>
+        <w:tc>
+          <w:tcPr>
+            <w:tcW w:type="dxa" w:w="1568"/>
+          </w:tcPr>
+          <w:p>
+            <w:r/>
+            <w:r>
+              <w:rPr>
+                <w:rFonts w:ascii="Times New Roman" w:hAnsi="Times New Roman" w:eastAsia="MS Mincho"/>
+                <w:b w:val="0"/>
+                <w:i w:val="0"/>
+                <w:sz w:val="20"/>
+              </w:rPr>
+              <w:t>100.0</w:t>
+            </w:r>
+          </w:p>
+        </w:tc>
+        <w:tc>
+          <w:tcPr>
+            <w:tcW w:type="dxa" w:w="1568"/>
+          </w:tcPr>
+          <w:p>
+            <w:r/>
+            <w:r>
+              <w:rPr>
+                <w:rFonts w:ascii="Times New Roman" w:hAnsi="Times New Roman" w:eastAsia="MS Mincho"/>
+                <w:b w:val="0"/>
+                <w:i w:val="0"/>
+                <w:sz w:val="20"/>
+              </w:rPr>
+              <w:t>95.4</w:t>
+            </w:r>
+          </w:p>
+        </w:tc>
+        <w:tc>
+          <w:tcPr>
+            <w:tcW w:type="dxa" w:w="1568"/>
+          </w:tcPr>
+          <w:p>
+            <w:r/>
+            <w:r>
+              <w:rPr>
+                <w:rFonts w:ascii="Times New Roman" w:hAnsi="Times New Roman" w:eastAsia="MS Mincho"/>
+                <w:b w:val="0"/>
+                <w:i w:val="0"/>
+                <w:sz w:val="20"/>
+              </w:rPr>
+              <w:t>0.0085</w:t>
+            </w:r>
+          </w:p>
+        </w:tc>
+        <w:tc>
+          <w:tcPr>
+            <w:tcW w:type="dxa" w:w="1568"/>
+          </w:tcPr>
+          <w:p>
+            <w:r/>
+            <w:r>
+              <w:rPr>
+                <w:rFonts w:ascii="Times New Roman" w:hAnsi="Times New Roman" w:eastAsia="MS Mincho"/>
+                <w:b w:val="0"/>
+                <w:i w:val="0"/>
+                <w:sz w:val="20"/>
+              </w:rPr>
+              <w:t>0.0119</w:t>
+            </w:r>
+          </w:p>
+        </w:tc>
+        <w:tc>
+          <w:tcPr>
+            <w:tcW w:type="dxa" w:w="1568"/>
+          </w:tcPr>
+          <w:p>
+            <w:r/>
+            <w:r>
+              <w:rPr>
+                <w:rFonts w:ascii="Times New Roman" w:hAnsi="Times New Roman" w:eastAsia="MS Mincho"/>
+                <w:b w:val="0"/>
+                <w:i w:val="0"/>
+                <w:sz w:val="20"/>
+              </w:rPr>
+              <w:t>39</w:t>
+            </w:r>
+          </w:p>
+        </w:tc>
+      </w:tr>
+      <w:tr>
+        <w:tc>
+          <w:tcPr>
+            <w:tcW w:type="dxa" w:w="1568"/>
+          </w:tcPr>
+          <w:p>
+            <w:r/>
+            <w:r>
+              <w:rPr>
+                <w:rFonts w:ascii="Times New Roman" w:hAnsi="Times New Roman" w:eastAsia="MS Mincho"/>
+                <w:b w:val="0"/>
+                <w:i w:val="0"/>
+                <w:sz w:val="20"/>
+              </w:rPr>
+              <w:t>M1</w:t>
+            </w:r>
+          </w:p>
+        </w:tc>
+        <w:tc>
+          <w:tcPr>
+            <w:tcW w:type="dxa" w:w="1568"/>
+          </w:tcPr>
+          <w:p>
+            <w:r/>
+            <w:r>
+              <w:rPr>
+                <w:rFonts w:ascii="Times New Roman" w:hAnsi="Times New Roman" w:eastAsia="MS Mincho"/>
+                <w:b w:val="0"/>
+                <w:i w:val="0"/>
+                <w:sz w:val="20"/>
+              </w:rPr>
+              <w:t>100.0</w:t>
+            </w:r>
+          </w:p>
+        </w:tc>
+        <w:tc>
+          <w:tcPr>
+            <w:tcW w:type="dxa" w:w="1568"/>
+          </w:tcPr>
+          <w:p>
+            <w:r/>
+            <w:r>
+              <w:rPr>
+                <w:rFonts w:ascii="Times New Roman" w:hAnsi="Times New Roman" w:eastAsia="MS Mincho"/>
+                <w:b w:val="0"/>
+                <w:i w:val="0"/>
+                <w:sz w:val="20"/>
+              </w:rPr>
+              <w:t>95.9</w:t>
+            </w:r>
+          </w:p>
+        </w:tc>
+        <w:tc>
+          <w:tcPr>
+            <w:tcW w:type="dxa" w:w="1568"/>
+          </w:tcPr>
+          <w:p>
+            <w:r/>
+            <w:r>
+              <w:rPr>
+                <w:rFonts w:ascii="Times New Roman" w:hAnsi="Times New Roman" w:eastAsia="MS Mincho"/>
+                <w:b w:val="0"/>
+                <w:i w:val="0"/>
+                <w:sz w:val="20"/>
+              </w:rPr>
+              <w:t>0.0077</w:t>
+            </w:r>
+          </w:p>
+        </w:tc>
+        <w:tc>
+          <w:tcPr>
+            <w:tcW w:type="dxa" w:w="1568"/>
+          </w:tcPr>
+          <w:p>
+            <w:r/>
+            <w:r>
+              <w:rPr>
+                <w:rFonts w:ascii="Times New Roman" w:hAnsi="Times New Roman" w:eastAsia="MS Mincho"/>
+                <w:b w:val="0"/>
+                <w:i w:val="0"/>
+                <w:sz w:val="20"/>
+              </w:rPr>
+              <w:t>0.0114</w:t>
+            </w:r>
+          </w:p>
+        </w:tc>
+        <w:tc>
+          <w:tcPr>
+            <w:tcW w:type="dxa" w:w="1568"/>
+          </w:tcPr>
+          <w:p>
+            <w:r/>
+            <w:r>
+              <w:rPr>
+                <w:rFonts w:ascii="Times New Roman" w:hAnsi="Times New Roman" w:eastAsia="MS Mincho"/>
+                <w:b w:val="0"/>
+                <w:i w:val="0"/>
+                <w:sz w:val="20"/>
+              </w:rPr>
+              <w:t>39</w:t>
+            </w:r>
+          </w:p>
+        </w:tc>
+      </w:tr>
+      <w:tr>
+        <w:tc>
+          <w:tcPr>
+            <w:tcW w:type="dxa" w:w="1568"/>
+          </w:tcPr>
+          <w:p>
+            <w:r/>
+            <w:r>
+              <w:rPr>
+                <w:rFonts w:ascii="Times New Roman" w:hAnsi="Times New Roman" w:eastAsia="MS Mincho"/>
+                <w:b w:val="0"/>
+                <w:i w:val="0"/>
+                <w:sz w:val="20"/>
+              </w:rPr>
+              <w:t>M2</w:t>
+            </w:r>
+          </w:p>
+        </w:tc>
+        <w:tc>
+          <w:tcPr>
+            <w:tcW w:type="dxa" w:w="1568"/>
+          </w:tcPr>
+          <w:p>
+            <w:r/>
+            <w:r>
+              <w:rPr>
+                <w:rFonts w:ascii="Times New Roman" w:hAnsi="Times New Roman" w:eastAsia="MS Mincho"/>
+                <w:b w:val="0"/>
+                <w:i w:val="0"/>
+                <w:sz w:val="20"/>
+              </w:rPr>
+              <w:t>100.0</w:t>
+            </w:r>
+          </w:p>
+        </w:tc>
+        <w:tc>
+          <w:tcPr>
+            <w:tcW w:type="dxa" w:w="1568"/>
+          </w:tcPr>
+          <w:p>
+            <w:r/>
+            <w:r>
+              <w:rPr>
+                <w:rFonts w:ascii="Times New Roman" w:hAnsi="Times New Roman" w:eastAsia="MS Mincho"/>
+                <w:b w:val="0"/>
+                <w:i w:val="0"/>
+                <w:sz w:val="20"/>
+              </w:rPr>
+              <w:t>95.9</w:t>
+            </w:r>
+          </w:p>
+        </w:tc>
+        <w:tc>
+          <w:tcPr>
+            <w:tcW w:type="dxa" w:w="1568"/>
+          </w:tcPr>
+          <w:p>
+            <w:r/>
+            <w:r>
+              <w:rPr>
+                <w:rFonts w:ascii="Times New Roman" w:hAnsi="Times New Roman" w:eastAsia="MS Mincho"/>
+                <w:b w:val="0"/>
+                <w:i w:val="0"/>
+                <w:sz w:val="20"/>
+              </w:rPr>
+              <w:t>0.0072</w:t>
+            </w:r>
+          </w:p>
+        </w:tc>
+        <w:tc>
+          <w:tcPr>
+            <w:tcW w:type="dxa" w:w="1568"/>
+          </w:tcPr>
+          <w:p>
+            <w:r/>
+            <w:r>
+              <w:rPr>
+                <w:rFonts w:ascii="Times New Roman" w:hAnsi="Times New Roman" w:eastAsia="MS Mincho"/>
+                <w:b w:val="0"/>
+                <w:i w:val="0"/>
+                <w:sz w:val="20"/>
+              </w:rPr>
+              <w:t>0.0112</w:t>
+            </w:r>
+          </w:p>
+        </w:tc>
+        <w:tc>
+          <w:tcPr>
+            <w:tcW w:type="dxa" w:w="1568"/>
+          </w:tcPr>
+          <w:p>
+            <w:r/>
+            <w:r>
+              <w:rPr>
+                <w:rFonts w:ascii="Times New Roman" w:hAnsi="Times New Roman" w:eastAsia="MS Mincho"/>
+                <w:b w:val="0"/>
+                <w:i w:val="0"/>
+                <w:sz w:val="20"/>
+              </w:rPr>
+              <w:t>39</w:t>
+            </w:r>
+          </w:p>
+        </w:tc>
+      </w:tr>
+      <w:tr>
+        <w:tc>
+          <w:tcPr>
+            <w:tcW w:type="dxa" w:w="1568"/>
+          </w:tcPr>
+          <w:p>
+            <w:r/>
+            <w:r>
+              <w:rPr>
+                <w:rFonts w:ascii="Times New Roman" w:hAnsi="Times New Roman" w:eastAsia="MS Mincho"/>
+                <w:b w:val="0"/>
+                <w:i w:val="0"/>
+                <w:sz w:val="20"/>
+              </w:rPr>
+              <w:t>M3</w:t>
+            </w:r>
+          </w:p>
+        </w:tc>
+        <w:tc>
+          <w:tcPr>
+            <w:tcW w:type="dxa" w:w="1568"/>
+          </w:tcPr>
+          <w:p>
+            <w:r/>
+            <w:r>
+              <w:rPr>
+                <w:rFonts w:ascii="Times New Roman" w:hAnsi="Times New Roman" w:eastAsia="MS Mincho"/>
+                <w:b w:val="0"/>
+                <w:i w:val="0"/>
+                <w:sz w:val="20"/>
+              </w:rPr>
+              <w:t>100.0</w:t>
+            </w:r>
+          </w:p>
+        </w:tc>
+        <w:tc>
+          <w:tcPr>
+            <w:tcW w:type="dxa" w:w="1568"/>
+          </w:tcPr>
+          <w:p>
+            <w:r/>
+            <w:r>
+              <w:rPr>
+                <w:rFonts w:ascii="Times New Roman" w:hAnsi="Times New Roman" w:eastAsia="MS Mincho"/>
+                <w:b w:val="0"/>
+                <w:i w:val="0"/>
+                <w:sz w:val="20"/>
+              </w:rPr>
+              <w:t>95.4</w:t>
+            </w:r>
+          </w:p>
+        </w:tc>
+        <w:tc>
+          <w:tcPr>
+            <w:tcW w:type="dxa" w:w="1568"/>
+          </w:tcPr>
+          <w:p>
+            <w:r/>
+            <w:r>
+              <w:rPr>
+                <w:rFonts w:ascii="Times New Roman" w:hAnsi="Times New Roman" w:eastAsia="MS Mincho"/>
+                <w:b w:val="0"/>
+                <w:i w:val="0"/>
+                <w:sz w:val="20"/>
+              </w:rPr>
+              <w:t>0.0085</w:t>
+            </w:r>
+          </w:p>
+        </w:tc>
+        <w:tc>
+          <w:tcPr>
+            <w:tcW w:type="dxa" w:w="1568"/>
+          </w:tcPr>
+          <w:p>
+            <w:r/>
+            <w:r>
+              <w:rPr>
+                <w:rFonts w:ascii="Times New Roman" w:hAnsi="Times New Roman" w:eastAsia="MS Mincho"/>
+                <w:b w:val="0"/>
+                <w:i w:val="0"/>
+                <w:sz w:val="20"/>
+              </w:rPr>
+              <w:t>0.0119</w:t>
+            </w:r>
+          </w:p>
+        </w:tc>
+        <w:tc>
+          <w:tcPr>
+            <w:tcW w:type="dxa" w:w="1568"/>
+          </w:tcPr>
+          <w:p>
+            <w:r/>
+            <w:r>
+              <w:rPr>
+                <w:rFonts w:ascii="Times New Roman" w:hAnsi="Times New Roman" w:eastAsia="MS Mincho"/>
+                <w:b w:val="0"/>
+                <w:i w:val="0"/>
+                <w:sz w:val="20"/>
+              </w:rPr>
+              <w:t>39</w:t>
+            </w:r>
+          </w:p>
+        </w:tc>
+      </w:tr>
+      <w:tr>
+        <w:tc>
+          <w:tcPr>
+            <w:tcW w:type="dxa" w:w="1568"/>
+          </w:tcPr>
+          <w:p>
+            <w:r/>
+            <w:r>
+              <w:rPr>
+                <w:rFonts w:ascii="Times New Roman" w:hAnsi="Times New Roman" w:eastAsia="MS Mincho"/>
+                <w:b w:val="0"/>
+                <w:i w:val="0"/>
+                <w:sz w:val="20"/>
+              </w:rPr>
+              <w:t>M4</w:t>
+            </w:r>
+          </w:p>
+        </w:tc>
+        <w:tc>
+          <w:tcPr>
+            <w:tcW w:type="dxa" w:w="1568"/>
+          </w:tcPr>
+          <w:p>
+            <w:r/>
+            <w:r>
+              <w:rPr>
+                <w:rFonts w:ascii="Times New Roman" w:hAnsi="Times New Roman" w:eastAsia="MS Mincho"/>
+                <w:b w:val="0"/>
+                <w:i w:val="0"/>
+                <w:sz w:val="20"/>
+              </w:rPr>
+              <w:t>100.0</w:t>
+            </w:r>
+          </w:p>
+        </w:tc>
+        <w:tc>
+          <w:tcPr>
+            <w:tcW w:type="dxa" w:w="1568"/>
+          </w:tcPr>
+          <w:p>
+            <w:r/>
+            <w:r>
+              <w:rPr>
+                <w:rFonts w:ascii="Times New Roman" w:hAnsi="Times New Roman" w:eastAsia="MS Mincho"/>
+                <w:b w:val="0"/>
+                <w:i w:val="0"/>
+                <w:sz w:val="20"/>
+              </w:rPr>
+              <w:t>95.4</w:t>
+            </w:r>
+          </w:p>
+        </w:tc>
+        <w:tc>
+          <w:tcPr>
+            <w:tcW w:type="dxa" w:w="1568"/>
+          </w:tcPr>
+          <w:p>
+            <w:r/>
+            <w:r>
+              <w:rPr>
+                <w:rFonts w:ascii="Times New Roman" w:hAnsi="Times New Roman" w:eastAsia="MS Mincho"/>
+                <w:b w:val="0"/>
+                <w:i w:val="0"/>
+                <w:sz w:val="20"/>
+              </w:rPr>
+              <w:t>0.0085</w:t>
+            </w:r>
+          </w:p>
+        </w:tc>
+        <w:tc>
+          <w:tcPr>
+            <w:tcW w:type="dxa" w:w="1568"/>
+          </w:tcPr>
+          <w:p>
+            <w:r/>
+            <w:r>
+              <w:rPr>
+                <w:rFonts w:ascii="Times New Roman" w:hAnsi="Times New Roman" w:eastAsia="MS Mincho"/>
+                <w:b w:val="0"/>
+                <w:i w:val="0"/>
+                <w:sz w:val="20"/>
+              </w:rPr>
+              <w:t>0.0111</w:t>
+            </w:r>
+          </w:p>
+        </w:tc>
+        <w:tc>
+          <w:tcPr>
+            <w:tcW w:type="dxa" w:w="1568"/>
+          </w:tcPr>
+          <w:p>
+            <w:r/>
+            <w:r>
+              <w:rPr>
+                <w:rFonts w:ascii="Times New Roman" w:hAnsi="Times New Roman" w:eastAsia="MS Mincho"/>
+                <w:b w:val="0"/>
+                <w:i w:val="0"/>
+                <w:sz w:val="20"/>
+              </w:rPr>
+              <w:t>39</w:t>
+            </w:r>
+          </w:p>
+        </w:tc>
+      </w:tr>
+    </w:tbl>
+    <w:p>
+      <w:pPr>
         <w:spacing w:before="240" w:after="120"/>
       </w:pPr>
       <w:r>

--- a/gdp_tempo_paper/manuscript/manuscript_en.docx
+++ b/gdp_tempo_paper/manuscript/manuscript_en.docx
@@ -4,7 +4,7 @@
   <w:body>
     <w:p>
       <w:pPr>
-        <w:spacing w:before="240" w:after="120"/>
+        <w:spacing w:before="360" w:after="120" w:line="480" w:lineRule="auto"/>
       </w:pPr>
       <w:r>
         <w:rPr>
@@ -18,409 +18,424 @@
     </w:p>
     <w:p>
       <w:pPr>
-        <w:spacing w:after="120" w:line="360" w:lineRule="auto"/>
-        <w:ind w:firstLine="240"/>
+        <w:spacing w:after="120" w:line="480" w:lineRule="auto"/>
+        <w:ind w:firstLine="480"/>
       </w:pPr>
       <w:r>
         <w:rPr>
           <w:rFonts w:ascii="Times New Roman" w:hAnsi="Times New Roman" w:eastAsia="MS Mincho"/>
           <w:b w:val="0"/>
           <w:i w:val="0"/>
-          <w:sz w:val="22"/>
+          <w:sz w:val="24"/>
         </w:rPr>
         <w:t>Tatsuki Onishi</w:t>
       </w:r>
     </w:p>
     <w:p>
       <w:pPr>
-        <w:spacing w:after="120" w:line="360" w:lineRule="auto"/>
-        <w:ind w:firstLine="240"/>
+        <w:spacing w:after="120" w:line="480" w:lineRule="auto"/>
+        <w:ind w:firstLine="480"/>
       </w:pPr>
       <w:r>
         <w:rPr>
           <w:rFonts w:ascii="Times New Roman" w:hAnsi="Times New Roman" w:eastAsia="MS Mincho"/>
           <w:b w:val="0"/>
           <w:i w:val="0"/>
-          <w:sz w:val="22"/>
+          <w:sz w:val="24"/>
         </w:rPr>
         <w:t>Data Science AI Innovation Research Promotion Center, Shiga University</w:t>
       </w:r>
     </w:p>
     <w:p>
       <w:pPr>
-        <w:spacing w:after="120" w:line="360" w:lineRule="auto"/>
-        <w:ind w:firstLine="240"/>
+        <w:spacing w:after="120" w:line="480" w:lineRule="auto"/>
+        <w:ind w:firstLine="480"/>
       </w:pPr>
       <w:r>
         <w:rPr>
           <w:rFonts w:ascii="Times New Roman" w:hAnsi="Times New Roman" w:eastAsia="MS Mincho"/>
           <w:b w:val="0"/>
           <w:i w:val="0"/>
-          <w:sz w:val="22"/>
+          <w:sz w:val="24"/>
         </w:rPr>
         <w:t>1-1-1, Bamba, Hikone, Shiga, 522-8522 Japan</w:t>
       </w:r>
     </w:p>
     <w:p>
       <w:pPr>
-        <w:spacing w:after="120" w:line="360" w:lineRule="auto"/>
-        <w:ind w:firstLine="240"/>
+        <w:spacing w:after="120" w:line="480" w:lineRule="auto"/>
+        <w:ind w:firstLine="480"/>
       </w:pPr>
       <w:r>
         <w:rPr>
           <w:rFonts w:ascii="Times New Roman" w:hAnsi="Times New Roman" w:eastAsia="MS Mincho"/>
           <w:b w:val="0"/>
           <w:i w:val="0"/>
-          <w:sz w:val="22"/>
+          <w:sz w:val="24"/>
         </w:rPr>
         <w:t>Telephone: +81-749-27-1023. E-mail: bougtoir@gmail.com. ORCID: 0000-0001-7261-9062.</w:t>
       </w:r>
     </w:p>
     <w:p>
       <w:pPr>
-        <w:spacing w:after="120" w:line="360" w:lineRule="auto"/>
-        <w:ind w:firstLine="240"/>
+        <w:spacing w:after="120" w:line="480" w:lineRule="auto"/>
+        <w:ind w:firstLine="480"/>
       </w:pPr>
       <w:r>
         <w:rPr>
           <w:rFonts w:ascii="Times New Roman" w:hAnsi="Times New Roman" w:eastAsia="MS Mincho"/>
           <w:b w:val="0"/>
           <w:i w:val="0"/>
-          <w:sz w:val="22"/>
+          <w:sz w:val="24"/>
+        </w:rPr>
+        <w:t>Running head: Tempo Effect in Capital Accounting</w:t>
+      </w:r>
+    </w:p>
+    <w:p>
+      <w:pPr>
+        <w:spacing w:after="120" w:line="480" w:lineRule="auto"/>
+        <w:ind w:firstLine="480"/>
+      </w:pPr>
+      <w:r>
+        <w:rPr>
+          <w:rFonts w:ascii="Times New Roman" w:hAnsi="Times New Roman" w:eastAsia="MS Mincho"/>
+          <w:b w:val="0"/>
+          <w:i w:val="0"/>
+          <w:sz w:val="24"/>
         </w:rPr>
         <w:t>Keywords: tempo effect; intangible capital; perpetual inventory method; time-to-build; flow-stock consistency; Beyond-GDP.</w:t>
       </w:r>
     </w:p>
     <w:p>
       <w:pPr>
-        <w:spacing w:after="120" w:line="360" w:lineRule="auto"/>
-        <w:ind w:firstLine="240"/>
+        <w:spacing w:after="120" w:line="480" w:lineRule="auto"/>
+        <w:ind w:firstLine="480"/>
       </w:pPr>
       <w:r>
         <w:rPr>
           <w:rFonts w:ascii="Times New Roman" w:hAnsi="Times New Roman" w:eastAsia="MS Mincho"/>
           <w:b w:val="0"/>
           <w:i w:val="0"/>
-          <w:sz w:val="22"/>
+          <w:sz w:val="24"/>
         </w:rPr>
         <w:t>JEL codes: E01 (Measurement and Data on National Income and Product Accounts); E22 (Investment; Capital; Intangible Capital); O47 (Measurement of Economic Growth; Aggregate Productivity).</w:t>
       </w:r>
     </w:p>
     <w:p>
       <w:pPr>
-        <w:spacing w:after="120" w:line="360" w:lineRule="auto"/>
-        <w:ind w:firstLine="240"/>
+        <w:spacing w:after="120" w:line="480" w:lineRule="auto"/>
+        <w:ind w:firstLine="480"/>
       </w:pPr>
       <w:r>
         <w:rPr>
           <w:rFonts w:ascii="Times New Roman" w:hAnsi="Times New Roman" w:eastAsia="MS Mincho"/>
           <w:b w:val="0"/>
           <w:i w:val="0"/>
-          <w:sz w:val="22"/>
+          <w:sz w:val="24"/>
         </w:rPr>
         <w:t>CRediT contribution statement. O.T.: Conceptualization, Methodology, Software, Formal analysis, Writing - original draft, Writing - review &amp; editing.</w:t>
       </w:r>
     </w:p>
     <w:p>
       <w:pPr>
-        <w:spacing w:after="120" w:line="360" w:lineRule="auto"/>
-        <w:ind w:firstLine="240"/>
+        <w:spacing w:after="120" w:line="480" w:lineRule="auto"/>
+        <w:ind w:firstLine="480"/>
       </w:pPr>
       <w:r>
         <w:rPr>
           <w:rFonts w:ascii="Times New Roman" w:hAnsi="Times New Roman" w:eastAsia="MS Mincho"/>
           <w:b w:val="0"/>
           <w:i w:val="0"/>
-          <w:sz w:val="22"/>
+          <w:sz w:val="24"/>
         </w:rPr>
-        <w:t>Declaration of generative artificial intelligence (AI) in scientific writing. We used generative AI to help with formatting the text and choosing words that suited the tone, and to help writing codes.</w:t>
+        <w:t>Declaration of generative artificial intelligence (AI) in scientific writing. The author used generative AI to help with formatting the text and choosing words that suited the tone, and to help writing codes.</w:t>
       </w:r>
     </w:p>
     <w:p>
       <w:pPr>
-        <w:spacing w:after="120" w:line="360" w:lineRule="auto"/>
-        <w:ind w:firstLine="240"/>
+        <w:spacing w:after="120" w:line="480" w:lineRule="auto"/>
+        <w:ind w:firstLine="480"/>
       </w:pPr>
       <w:r>
         <w:rPr>
           <w:rFonts w:ascii="Times New Roman" w:hAnsi="Times New Roman" w:eastAsia="MS Mincho"/>
           <w:b w:val="0"/>
           <w:i w:val="0"/>
-          <w:sz w:val="22"/>
+          <w:sz w:val="24"/>
         </w:rPr>
         <w:t>Conflict of interest. The author declares no conflict of interest.</w:t>
       </w:r>
     </w:p>
     <w:p>
       <w:pPr>
-        <w:spacing w:after="120" w:line="360" w:lineRule="auto"/>
-        <w:ind w:firstLine="240"/>
+        <w:spacing w:after="120" w:line="480" w:lineRule="auto"/>
+        <w:ind w:firstLine="480"/>
       </w:pPr>
       <w:r>
         <w:rPr>
           <w:rFonts w:ascii="Times New Roman" w:hAnsi="Times New Roman" w:eastAsia="MS Mincho"/>
           <w:b w:val="0"/>
           <w:i w:val="0"/>
-          <w:sz w:val="22"/>
+          <w:sz w:val="24"/>
         </w:rPr>
-        <w:t>Data and code availability. Penn World Table 10.01 and World Bank CWON data used in this study are publicly available from the Groningen Growth and Development Centre and the World Bank, respectively. All analysis scripts, intermediate results, and manuscript sources are archived in the accompanying public repository.</w:t>
+        <w:t>Data and code availability. Penn World Table 10.01, World Bank CWON, and World Bank WDI data used in this study are publicly available from the Groningen Growth and Development Centre and the World Bank, respectively. All analysis scripts, intermediate results, and manuscript sources are archived in the accompanying public repository.</w:t>
       </w:r>
     </w:p>
     <w:p>
       <w:pPr>
-        <w:spacing w:after="120" w:line="360" w:lineRule="auto"/>
-        <w:ind w:firstLine="240"/>
+        <w:spacing w:after="120" w:line="480" w:lineRule="auto"/>
+        <w:ind w:firstLine="480"/>
       </w:pPr>
       <w:r>
         <w:rPr>
           <w:rFonts w:ascii="Times New Roman" w:hAnsi="Times New Roman" w:eastAsia="MS Mincho"/>
           <w:b w:val="0"/>
           <w:i w:val="0"/>
-          <w:sz w:val="22"/>
+          <w:sz w:val="24"/>
         </w:rPr>
         <w:t>Abstract (146 words). Since Goldstein, Lutz, and Scherbov (2003) showed that a single "forgotten" parity-specific variance parameter σ resolved a large share of the low-fertility puzzle once tempo effects on the mean age at childbearing were acknowledged, the dual of quantum and tempo has become a standard lens in formal demography. National income and wealth accounting has no equivalent diagnostic. We port the Bongaarts-Feeney quantum-tempo decomposition to capital accounting by letting the investment-to-output time-to-build μ(t) drift over time and by re-introducing intangible capital K_I, with share β, as the balance-sheet analogue of σ. Across 39 OECD and middle-income economies (Penn World Table 10.01, World Bank CWON), a time-varying μ(t) reduces the out-of-sample MAPE of GDP levels from 4.60% to 3.99% while a joint production-cum-wealth identification produces internally consistent flow and stock accounts. A sister medical-spending paper is in preparation.</w:t>
       </w:r>
     </w:p>
     <w:p>
       <w:pPr>
-        <w:spacing w:after="120" w:line="360" w:lineRule="auto"/>
-        <w:ind w:firstLine="240"/>
+        <w:spacing w:after="120" w:line="480" w:lineRule="auto"/>
+        <w:ind w:firstLine="480"/>
       </w:pPr>
       <w:r>
         <w:rPr>
           <w:rFonts w:ascii="Times New Roman" w:hAnsi="Times New Roman" w:eastAsia="MS Mincho"/>
           <w:b w:val="0"/>
           <w:i w:val="0"/>
-          <w:sz w:val="22"/>
+          <w:sz w:val="24"/>
         </w:rPr>
         <w:t>Keywords: tempo effect; intangible capital; perpetual inventory method; wealth accounting; Beyond-GDP.</w:t>
       </w:r>
     </w:p>
     <w:p>
       <w:pPr>
-        <w:spacing w:after="120" w:line="360" w:lineRule="auto"/>
-        <w:ind w:firstLine="240"/>
+        <w:spacing w:after="120" w:line="480" w:lineRule="auto"/>
+        <w:ind w:firstLine="480"/>
       </w:pPr>
       <w:r>
         <w:rPr>
           <w:rFonts w:ascii="Times New Roman" w:hAnsi="Times New Roman" w:eastAsia="MS Mincho"/>
           <w:b w:val="0"/>
           <w:i w:val="0"/>
-          <w:sz w:val="22"/>
+          <w:sz w:val="24"/>
         </w:rPr>
         <w:t>JEL codes: E01, E22, O47.</w:t>
       </w:r>
     </w:p>
     <w:p>
       <w:pPr>
-        <w:spacing w:before="240" w:after="120"/>
+        <w:spacing w:before="360" w:after="120" w:line="480" w:lineRule="auto"/>
       </w:pPr>
       <w:r>
         <w:rPr>
           <w:rFonts w:ascii="Times New Roman" w:hAnsi="Times New Roman" w:eastAsia="MS Mincho"/>
           <w:b/>
           <w:i w:val="0"/>
-          <w:sz w:val="26"/>
+          <w:sz w:val="28"/>
         </w:rPr>
         <w:t>1. Introduction</w:t>
       </w:r>
     </w:p>
     <w:p>
       <w:pPr>
-        <w:spacing w:after="120" w:line="360" w:lineRule="auto"/>
-        <w:ind w:firstLine="240"/>
+        <w:spacing w:after="120" w:line="480" w:lineRule="auto"/>
+        <w:ind w:firstLine="480"/>
       </w:pPr>
       <w:r>
         <w:rPr>
           <w:rFonts w:ascii="Times New Roman" w:hAnsi="Times New Roman" w:eastAsia="MS Mincho"/>
           <w:b w:val="0"/>
           <w:i w:val="0"/>
-          <w:sz w:val="22"/>
+          <w:sz w:val="24"/>
         </w:rPr>
         <w:t>Every macroeconomist has encountered two separate but related complaints about the way we measure national prosperity. First, Gross Domestic Product (GDP) is a flow measure that ignores depletion, depreciation, and the growing stock of intangible assets that drives modern productivity growth (Stiglitz, Sen, and Fitoussi, 2009; Corrado, Hulten, and Sichel, 2009; Haskel and Westlake, 2017). Second, stock-based alternatives such as the Inclusive Wealth Index (Managi and Kumar, 2018), the United Nations SEEA (UNECE, 2014), and the World Bank Changing Wealth of Nations (Lange, Wodon, and Carey, 2018) are attractive in principle but rarely line up with independently reconstructed capital stocks and never with one another. Flow-based and stock-based national accounts have lived side by side in different rooms of the same house for twenty-five years without being asked to sit down at the same table.</w:t>
       </w:r>
     </w:p>
     <w:p>
       <w:pPr>
-        <w:spacing w:after="120" w:line="360" w:lineRule="auto"/>
-        <w:ind w:firstLine="240"/>
+        <w:spacing w:after="120" w:line="480" w:lineRule="auto"/>
+        <w:ind w:firstLine="480"/>
       </w:pPr>
       <w:r>
         <w:rPr>
           <w:rFonts w:ascii="Times New Roman" w:hAnsi="Times New Roman" w:eastAsia="MS Mincho"/>
           <w:b w:val="0"/>
           <w:i w:val="0"/>
-          <w:sz w:val="22"/>
+          <w:sz w:val="24"/>
         </w:rPr>
         <w:t>Demography has spent the same period quietly solving the mirror problem. Bongaarts and Feeney (1998) showed that a rising mean age at childbearing mechanically depresses period fertility even when completed cohort fertility is constant, and proposed an adjustment that stripped out the "tempo distortion". Goldstein, Lutz, and Scherbov (2003) reopened the debate by showing that once a parity-specific variance σ was allowed (the "forgotten parameter"), the tempo-adjusted fertility rate matched the cohort data far more closely. A generation of work on postponement, ultra-low fertility, and lifetime child-bearing risk followed. The pattern is simple: the period statistic was biased; the bias was a timing phenomenon; once you wrote down a structural timing parameter and a single forgotten quantity parameter, the flow and stock accounts of the reproduction process were reconciled.</w:t>
       </w:r>
     </w:p>
     <w:p>
       <w:pPr>
-        <w:spacing w:after="120" w:line="360" w:lineRule="auto"/>
-        <w:ind w:firstLine="240"/>
+        <w:spacing w:after="120" w:line="480" w:lineRule="auto"/>
+        <w:ind w:firstLine="480"/>
       </w:pPr>
       <w:r>
         <w:rPr>
           <w:rFonts w:ascii="Times New Roman" w:hAnsi="Times New Roman" w:eastAsia="MS Mincho"/>
           <w:b w:val="0"/>
           <w:i w:val="0"/>
-          <w:sz w:val="22"/>
+          <w:sz w:val="24"/>
         </w:rPr>
         <w:t>This paper argues that capital accounting has an exact analogue of the Bongaarts-Feeney-Goldstein-Lutz-Scherbov correction, hiding in plain sight. The analogy is not rhetorical: every demographic quantity has a capital counterpart under a precise change of variables (Section 3.4, Table 2). Births are investment flows. Population stocks are capital stocks. The mean age at childbearing is the mean lag between investment and its productive deployment — the engineering and organisational "time-to-build" that Kydland and Prescott (1982) introduced but that has never been allowed to drift over time in standard production-function estimation. The parity-specific variance σ has a direct balance-sheet equivalent: the intangible capital share β that CHS have estimated but that official wealth accounts such as the CWON still treat as non-existent or residual.</w:t>
       </w:r>
     </w:p>
     <w:p>
       <w:pPr>
-        <w:spacing w:after="120" w:line="360" w:lineRule="auto"/>
-        <w:ind w:firstLine="240"/>
+        <w:spacing w:after="120" w:line="480" w:lineRule="auto"/>
+        <w:ind w:firstLine="480"/>
       </w:pPr>
       <w:r>
         <w:rPr>
           <w:rFonts w:ascii="Times New Roman" w:hAnsi="Times New Roman" w:eastAsia="MS Mincho"/>
           <w:b w:val="0"/>
           <w:i w:val="0"/>
-          <w:sz w:val="22"/>
+          <w:sz w:val="24"/>
         </w:rPr>
         <w:t>Our contribution is four-fold. First, we write down the flow–stock identity dW/dt = S(Y) − δW in parameterised form, making the hidden parameters {μ(t), β} explicit on the flow side and on the stock side simultaneously. Second, we show that a time-varying time-to-build μ(t) — estimated with a two-parameter tempo drift μ(t) = μ₀ + μ₁·(t − t₀) — reduces the median out-of-sample MAPE of GDP level forecasts from 4.60 % to 3.99 % across 39 countries, a 13 % relative improvement that rivals gains from adding entirely new production factors. Third, we demonstrate that when the tempo and intangible corrections are jointly identified against CWON stock data, production-side and wealth-side likelihoods agree on a consistent pair (μ̂ₖ, β̂ₖ) for every country, which in our reading is the first empirical success of the "unified national-wealth accounting" programme that Stiglitz-Sen-Fitoussi called for. Fourth, we preview a companion paper extending the same tempo-plus-forgotten-parameter machinery to health expenditure and population health outcomes, where preliminary evidence shows the medical time-to-build lag has been widening at +0.15 years per year since 2000.</w:t>
       </w:r>
     </w:p>
     <w:p>
       <w:pPr>
-        <w:spacing w:after="120" w:line="360" w:lineRule="auto"/>
-        <w:ind w:firstLine="240"/>
+        <w:spacing w:after="120" w:line="480" w:lineRule="auto"/>
+        <w:ind w:firstLine="480"/>
       </w:pPr>
       <w:r>
         <w:rPr>
           <w:rFonts w:ascii="Times New Roman" w:hAnsi="Times New Roman" w:eastAsia="MS Mincho"/>
           <w:b w:val="0"/>
           <w:i w:val="0"/>
-          <w:sz w:val="22"/>
+          <w:sz w:val="24"/>
         </w:rPr>
         <w:t>The remainder of the paper is organised as follows. Section 2 reviews the capital-accounting, intangibles, and tempo-demography literatures that our framework stitches together. Section 3 develops the theory. Section 4 describes the data and methods and defines five models M0–M4 of increasing generality. Section 5 reports results. Section 6 discusses the Solow-residual reinterpretation, the flow–stock reconciliation, and policy implications for Beyond-GDP. Section 7 concludes.</w:t>
       </w:r>
     </w:p>
     <w:p>
       <w:pPr>
-        <w:spacing w:before="240" w:after="120"/>
+        <w:spacing w:before="360" w:after="120" w:line="480" w:lineRule="auto"/>
       </w:pPr>
       <w:r>
         <w:rPr>
           <w:rFonts w:ascii="Times New Roman" w:hAnsi="Times New Roman" w:eastAsia="MS Mincho"/>
           <w:b/>
           <w:i w:val="0"/>
-          <w:sz w:val="26"/>
+          <w:sz w:val="28"/>
         </w:rPr>
         <w:t>2. Related literature</w:t>
       </w:r>
     </w:p>
     <w:p>
       <w:pPr>
-        <w:spacing w:after="120" w:line="360" w:lineRule="auto"/>
-        <w:ind w:firstLine="240"/>
+        <w:spacing w:after="120" w:line="480" w:lineRule="auto"/>
+        <w:ind w:firstLine="480"/>
       </w:pPr>
       <w:r>
         <w:rPr>
           <w:rFonts w:ascii="Times New Roman" w:hAnsi="Times New Roman" w:eastAsia="MS Mincho"/>
           <w:b w:val="0"/>
           <w:i w:val="0"/>
-          <w:sz w:val="22"/>
+          <w:sz w:val="24"/>
         </w:rPr>
         <w:t>Capital accounting and time-to-build. Since Kydland and Prescott (1982) it has been standard practice to insert a multi-period investment lag into business-cycle models. Empirical estimates are overwhelmingly based on fixed lag structures: a single μ is estimated once for an entire sample, or a small number of regime-dependent μs are estimated for recession and expansion states (Mayer, 1960; Koeva, 2000). Kaboski (2005) documents cross-industry heterogeneity but, again, in a time-invariant fashion. More recent work (Altug, 1989; Christiano and Todd, 1996; Edge, 2007) has explored stochastic extensions in which the lag distribution is allowed to depend on sectoral composition, but still does not allow μ to drift systematically over decades. We know of no prior study that lets the typical investment-to-output lag drift in the way that demographers have documented for the mean age at childbearing. The omission is consequential because post-1990 investment has shifted substantially toward long-lead assets — custom industrial software, cloud infrastructure, pharmaceutical R&amp;D, complex engineering systems — whose gestation periods differ by nearly an order of magnitude from the plant-and-equipment of the 1960s on which the original lag literature was calibrated (OECD, 2013; Corrado et al., 2020).</w:t>
       </w:r>
     </w:p>
     <w:p>
       <w:pPr>
-        <w:spacing w:after="120" w:line="360" w:lineRule="auto"/>
-        <w:ind w:firstLine="240"/>
+        <w:spacing w:after="120" w:line="480" w:lineRule="auto"/>
+        <w:ind w:firstLine="480"/>
       </w:pPr>
       <w:r>
         <w:rPr>
           <w:rFonts w:ascii="Times New Roman" w:hAnsi="Times New Roman" w:eastAsia="MS Mincho"/>
           <w:b w:val="0"/>
           <w:i w:val="0"/>
-          <w:sz w:val="22"/>
+          <w:sz w:val="24"/>
         </w:rPr>
         <w:t>Intangible capital. The programme begun by Corrado, Hulten, and Sichel (2005, 2009) has by now produced robust international evidence that software, R&amp;D, design, brand, organisational capital, and training account for 30–60 % of productivity growth in advanced economies (INTAN-Invest: Corrado et al., 2016; Roth, 2023). The 2008 revision of the System of National Accounts (SNA) formally incorporated R&amp;D into produced capital, but broader intangibles — organisational capital, brand, training, purchased design services, some categories of financial innovation — remain excluded from most official balance sheets, including the World Bank CWON (Lange et al., 2018, Chap. 3). De Rassenfosse and Jaffe (2018) and Haskel and Westlake (2017, 2022) emphasise that this omission biases not only the level of measured capital but also the implied productivity growth rate whenever the intangible share is expanding — exactly the setting of our 1995-2019 sample. Importantly, the intangible share β is not a global constant: Japan, Germany, and some East-Asian economies retain a smaller intangible share than the United States even under harmonised measurement (Corrado et al., 2020), so β ought to be a country-specific parameter, which is how we treat it in Section 4.</w:t>
       </w:r>
     </w:p>
     <w:p>
       <w:pPr>
-        <w:spacing w:after="120" w:line="360" w:lineRule="auto"/>
-        <w:ind w:firstLine="240"/>
+        <w:spacing w:after="120" w:line="480" w:lineRule="auto"/>
+        <w:ind w:firstLine="480"/>
       </w:pPr>
       <w:r>
         <w:rPr>
           <w:rFonts w:ascii="Times New Roman" w:hAnsi="Times New Roman" w:eastAsia="MS Mincho"/>
           <w:b w:val="0"/>
           <w:i w:val="0"/>
-          <w:sz w:val="22"/>
+          <w:sz w:val="24"/>
         </w:rPr>
         <w:t>Wealth accounting. The Beyond-GDP movement, from Stiglitz-Sen-Fitoussi (2009) through Jorgenson (2018) and Managi-Kumar (2018), proposes to replace or augment GDP with wealth-style aggregates. Empirically, however, the three main aggregates — SEEA, IWI, and CWON — disagree materially both with each other and with independently reconstructed perpetual-inventory stocks (Arrow et al., 2012; Dasgupta, 2021). The mainstream diagnosis blames measurement error and the treatment of natural capital. We show that a more mundane culprit — a mis-specified time-to-build and an omitted intangible share — explains a sizeable fraction of the discrepancy.</w:t>
       </w:r>
     </w:p>
     <w:p>
       <w:pPr>
-        <w:spacing w:after="120" w:line="360" w:lineRule="auto"/>
-        <w:ind w:firstLine="240"/>
+        <w:spacing w:after="120" w:line="480" w:lineRule="auto"/>
+        <w:ind w:firstLine="480"/>
       </w:pPr>
       <w:r>
         <w:rPr>
           <w:rFonts w:ascii="Times New Roman" w:hAnsi="Times New Roman" w:eastAsia="MS Mincho"/>
           <w:b w:val="0"/>
           <w:i w:val="0"/>
-          <w:sz w:val="22"/>
+          <w:sz w:val="24"/>
         </w:rPr>
         <w:t>Tempo and forgotten parameters in demography. Bongaarts and Feeney (1998) introduced the adjustment TFR\ = TFR/(1 − r(t)) where r(t)* is the annual change in the mean age at childbearing. Goldstein, Lutz, and Scherbov (2003) showed that Bongaarts-Feeney was an upper bound unless a parity-specific "forgotten" variance σ was re-introduced. Kohler, Billari, and Ortega (2002) and Bongaarts and Sobotka (2012) confirmed both findings across Europe. The structural lesson — that flow statistics of a stock process are contaminated by drift in the timing distribution, and that a single omitted quantity parameter restores consistency — is exactly the lesson we now transplant to the capital account.</w:t>
       </w:r>
     </w:p>
     <w:p>
       <w:pPr>
-        <w:spacing w:after="120" w:line="360" w:lineRule="auto"/>
-        <w:ind w:firstLine="240"/>
+        <w:spacing w:after="120" w:line="480" w:lineRule="auto"/>
+        <w:ind w:firstLine="480"/>
       </w:pPr>
       <w:r>
         <w:rPr>
           <w:rFonts w:ascii="Times New Roman" w:hAnsi="Times New Roman" w:eastAsia="MS Mincho"/>
           <w:b w:val="0"/>
           <w:i w:val="0"/>
-          <w:sz w:val="22"/>
+          <w:sz w:val="24"/>
         </w:rPr>
         <w:t>Healthcare and human capital sustainability. A companion paper (in preparation) documents that the lag μ_H from medical expenditure to life-expectancy outcomes has been rising by roughly 0.15 years per year since 2000, and that an analogous "forgotten" parameter β_H — the share of expenditure directed to prevention and R&amp;D, as opposed to curative care — accounts for a further share of the US-Japan life-expectancy gap. That paper exploits exactly the same quantum-tempo decomposition developed here.</w:t>
       </w:r>
     </w:p>
     <w:p>
       <w:pPr>
-        <w:spacing w:after="120" w:line="360" w:lineRule="auto"/>
-        <w:ind w:firstLine="240"/>
+        <w:spacing w:after="120" w:line="480" w:lineRule="auto"/>
+        <w:ind w:firstLine="480"/>
       </w:pPr>
       <w:r>
         <w:rPr>
           <w:rFonts w:ascii="Times New Roman" w:hAnsi="Times New Roman" w:eastAsia="MS Mincho"/>
           <w:b w:val="0"/>
           <w:i w:val="0"/>
-          <w:sz w:val="22"/>
+          <w:sz w:val="24"/>
         </w:rPr>
         <w:t>The gap this paper fills. The papers above individually treat (i) capital time-to-build, (ii) intangibles, (iii) wealth aggregates, and (iv) demographic tempo. To our knowledge, no prior work simultaneously (a) estimates a time-varying time-to-build, (b) recovers the CHS intangible share, and (c) disciplines both with a wealth-accounting identity. This paper does. A secondary contribution, often overlooked in the accounting literature but central to our methodology, is to treat the PIM and the wealth-stock equations as two equally informative windows onto the same latent process — exactly as demographers treat period and cohort data — rather than as competing aggregates whose disagreement is a nuisance to be absorbed into residuals.</w:t>
       </w:r>
     </w:p>
     <w:p>
       <w:pPr>
-        <w:spacing w:before="240" w:after="120"/>
+        <w:spacing w:before="360" w:after="120" w:line="480" w:lineRule="auto"/>
       </w:pPr>
       <w:r>
         <w:rPr>
           <w:rFonts w:ascii="Times New Roman" w:hAnsi="Times New Roman" w:eastAsia="MS Mincho"/>
           <w:b/>
           <w:i w:val="0"/>
-          <w:sz w:val="26"/>
+          <w:sz w:val="28"/>
         </w:rPr>
         <w:t>3. Theory</w:t>
       </w:r>
     </w:p>
     <w:p>
       <w:pPr>
-        <w:spacing w:before="240" w:after="120"/>
+        <w:spacing w:before="360" w:after="120" w:line="480" w:lineRule="auto"/>
       </w:pPr>
       <w:r>
         <w:rPr>
@@ -434,112 +449,112 @@
     </w:p>
     <w:p>
       <w:pPr>
-        <w:spacing w:after="120" w:line="360" w:lineRule="auto"/>
-        <w:ind w:firstLine="240"/>
+        <w:spacing w:after="120" w:line="480" w:lineRule="auto"/>
+        <w:ind w:firstLine="480"/>
       </w:pPr>
       <w:r>
         <w:rPr>
           <w:rFonts w:ascii="Times New Roman" w:hAnsi="Times New Roman" w:eastAsia="MS Mincho"/>
           <w:b w:val="0"/>
           <w:i w:val="0"/>
-          <w:sz w:val="22"/>
+          <w:sz w:val="24"/>
         </w:rPr>
         <w:t>The textbook production function treats investment as if it matures instantly:</w:t>
       </w:r>
     </w:p>
     <w:p>
       <w:pPr>
-        <w:spacing w:after="120" w:line="360" w:lineRule="auto"/>
-        <w:ind w:firstLine="240"/>
+        <w:spacing w:after="120" w:line="480" w:lineRule="auto"/>
+        <w:ind w:firstLine="480"/>
       </w:pPr>
       <w:r>
         <w:rPr>
           <w:rFonts w:ascii="Times New Roman" w:hAnsi="Times New Roman" w:eastAsia="MS Mincho"/>
           <w:b w:val="0"/>
           <w:i w:val="0"/>
-          <w:sz w:val="22"/>
+          <w:sz w:val="24"/>
         </w:rPr>
         <w:t>K_instant(t) = (1 − δ_{t-1}) K_instant(t−1) + I_{t-1},                         (M0)</w:t>
       </w:r>
     </w:p>
     <w:p>
       <w:pPr>
-        <w:spacing w:after="120" w:line="360" w:lineRule="auto"/>
-        <w:ind w:firstLine="240"/>
+        <w:spacing w:after="120" w:line="480" w:lineRule="auto"/>
+        <w:ind w:firstLine="480"/>
       </w:pPr>
       <w:r>
         <w:rPr>
           <w:rFonts w:ascii="Times New Roman" w:hAnsi="Times New Roman" w:eastAsia="MS Mincho"/>
           <w:b w:val="0"/>
           <w:i w:val="0"/>
-          <w:sz w:val="22"/>
+          <w:sz w:val="24"/>
         </w:rPr>
         <w:t>so the Solow (1957) residual aggregates all mis-specification into total factor productivity (TFP). Since Mayer (1960) and Kydland-Prescott (1982) it is well known that, in reality, investment accrues to the stock only after a lag. We write this as a distributed-lag perpetual inventory:</w:t>
       </w:r>
     </w:p>
     <w:p>
       <w:pPr>
-        <w:spacing w:after="120" w:line="360" w:lineRule="auto"/>
-        <w:ind w:firstLine="240"/>
+        <w:spacing w:after="120" w:line="480" w:lineRule="auto"/>
+        <w:ind w:firstLine="480"/>
       </w:pPr>
       <w:r>
         <w:rPr>
           <w:rFonts w:ascii="Times New Roman" w:hAnsi="Times New Roman" w:eastAsia="MS Mincho"/>
           <w:b w:val="0"/>
           <w:i w:val="0"/>
-          <w:sz w:val="22"/>
+          <w:sz w:val="24"/>
         </w:rPr>
         <w:t>K(t; μ) = (1 − δ_{t-1}) K(t−1; μ) + Σₛ w_s(μ) I_{t-1-s},                     (M1)</w:t>
       </w:r>
     </w:p>
     <w:p>
       <w:pPr>
-        <w:spacing w:after="120" w:line="360" w:lineRule="auto"/>
-        <w:ind w:firstLine="240"/>
+        <w:spacing w:after="120" w:line="480" w:lineRule="auto"/>
+        <w:ind w:firstLine="480"/>
       </w:pPr>
       <w:r>
         <w:rPr>
           <w:rFonts w:ascii="Times New Roman" w:hAnsi="Times New Roman" w:eastAsia="MS Mincho"/>
           <w:b w:val="0"/>
           <w:i w:val="0"/>
-          <w:sz w:val="22"/>
+          <w:sz w:val="24"/>
         </w:rPr>
         <w:t>with geometric weights w_s(μ) = (1 − θ)·θ^s and θ = μ/(1+μ), so the mean lag is exactly μ years. The key novelty relative to the existing lag literature is to allow μ to drift linearly over time:</w:t>
       </w:r>
     </w:p>
     <w:p>
       <w:pPr>
-        <w:spacing w:after="120" w:line="360" w:lineRule="auto"/>
-        <w:ind w:firstLine="240"/>
+        <w:spacing w:after="120" w:line="480" w:lineRule="auto"/>
+        <w:ind w:firstLine="480"/>
       </w:pPr>
       <w:r>
         <w:rPr>
           <w:rFonts w:ascii="Times New Roman" w:hAnsi="Times New Roman" w:eastAsia="MS Mincho"/>
           <w:b w:val="0"/>
           <w:i w:val="0"/>
-          <w:sz w:val="22"/>
+          <w:sz w:val="24"/>
         </w:rPr>
         <w:t>μ(t) = μ₀ + μ₁·(t − t₀),                                                    (M2)</w:t>
       </w:r>
     </w:p>
     <w:p>
       <w:pPr>
-        <w:spacing w:after="120" w:line="360" w:lineRule="auto"/>
-        <w:ind w:firstLine="240"/>
+        <w:spacing w:after="120" w:line="480" w:lineRule="auto"/>
+        <w:ind w:firstLine="480"/>
       </w:pPr>
       <w:r>
         <w:rPr>
           <w:rFonts w:ascii="Times New Roman" w:hAnsi="Times New Roman" w:eastAsia="MS Mincho"/>
           <w:b w:val="0"/>
           <w:i w:val="0"/>
-          <w:sz w:val="22"/>
+          <w:sz w:val="24"/>
         </w:rPr>
         <w:t>where μ₁ captures the "tempo" in Bongaarts-Feeney's sense. A positive μ₁ indicates that typical projects are becoming longer-lived — for example because new investment is increasingly digital infrastructure, R&amp;D platforms, or complex systems that require multi-year assembly — and a negative μ₁ would indicate the opposite.</w:t>
       </w:r>
     </w:p>
     <w:p>
       <w:pPr>
-        <w:spacing w:before="240" w:after="120"/>
+        <w:spacing w:before="360" w:after="120" w:line="480" w:lineRule="auto"/>
       </w:pPr>
       <w:r>
         <w:rPr>
@@ -553,52 +568,52 @@
     </w:p>
     <w:p>
       <w:pPr>
-        <w:spacing w:after="120" w:line="360" w:lineRule="auto"/>
-        <w:ind w:firstLine="240"/>
+        <w:spacing w:after="120" w:line="480" w:lineRule="auto"/>
+        <w:ind w:firstLine="480"/>
       </w:pPr>
       <w:r>
         <w:rPr>
           <w:rFonts w:ascii="Times New Roman" w:hAnsi="Times New Roman" w:eastAsia="MS Mincho"/>
           <w:b w:val="0"/>
           <w:i w:val="0"/>
-          <w:sz w:val="22"/>
+          <w:sz w:val="24"/>
         </w:rPr>
         <w:t>Let K_tang(t) be the tangible PIM stock from (M1)–(M2) and K_I(t) be an intangible stock built from R&amp;D expenditure by a geometric PIM with depreciation δ_I = 0.15 (Corrado-Hulten-Sichel, 2009). A production function augmented by intangibles reads:</w:t>
       </w:r>
     </w:p>
     <w:p>
       <w:pPr>
-        <w:spacing w:after="120" w:line="360" w:lineRule="auto"/>
-        <w:ind w:firstLine="240"/>
+        <w:spacing w:after="120" w:line="480" w:lineRule="auto"/>
+        <w:ind w:firstLine="480"/>
       </w:pPr>
       <w:r>
         <w:rPr>
           <w:rFonts w:ascii="Times New Roman" w:hAnsi="Times New Roman" w:eastAsia="MS Mincho"/>
           <w:b w:val="0"/>
           <w:i w:val="0"/>
-          <w:sz w:val="22"/>
+          <w:sz w:val="24"/>
         </w:rPr>
         <w:t>log Y_t = α log K_tang(t) + β log K_I(t) + (1 − α − β) log L_t + log A_t,    (M3)</w:t>
       </w:r>
     </w:p>
     <w:p>
       <w:pPr>
-        <w:spacing w:after="120" w:line="360" w:lineRule="auto"/>
-        <w:ind w:firstLine="240"/>
+        <w:spacing w:after="120" w:line="480" w:lineRule="auto"/>
+        <w:ind w:firstLine="480"/>
       </w:pPr>
       <w:r>
         <w:rPr>
           <w:rFonts w:ascii="Times New Roman" w:hAnsi="Times New Roman" w:eastAsia="MS Mincho"/>
           <w:b w:val="0"/>
           <w:i w:val="0"/>
-          <w:sz w:val="22"/>
+          <w:sz w:val="24"/>
         </w:rPr>
         <w:t>where β is the intangible share. Standard practice imposes β = 0 (Solow; also M0 and M1 here). Estimating β &gt; 0 is the capital-accounting analogue of re-introducing the parity-specific variance σ in Goldstein-Lutz-Scherbov.</w:t>
       </w:r>
     </w:p>
     <w:p>
       <w:pPr>
-        <w:spacing w:before="240" w:after="120"/>
+        <w:spacing w:before="360" w:after="120" w:line="480" w:lineRule="auto"/>
       </w:pPr>
       <w:r>
         <w:rPr>
@@ -612,82 +627,82 @@
     </w:p>
     <w:p>
       <w:pPr>
-        <w:spacing w:after="120" w:line="360" w:lineRule="auto"/>
-        <w:ind w:firstLine="240"/>
+        <w:spacing w:after="120" w:line="480" w:lineRule="auto"/>
+        <w:ind w:firstLine="480"/>
       </w:pPr>
       <w:r>
         <w:rPr>
           <w:rFonts w:ascii="Times New Roman" w:hAnsi="Times New Roman" w:eastAsia="MS Mincho"/>
           <w:b w:val="0"/>
           <w:i w:val="0"/>
-          <w:sz w:val="22"/>
+          <w:sz w:val="24"/>
         </w:rPr>
         <w:t>Any consistent national wealth aggregate W(t) must satisfy the book-keeping identity</w:t>
       </w:r>
     </w:p>
     <w:p>
       <w:pPr>
-        <w:spacing w:after="120" w:line="360" w:lineRule="auto"/>
-        <w:ind w:firstLine="240"/>
+        <w:spacing w:after="120" w:line="480" w:lineRule="auto"/>
+        <w:ind w:firstLine="480"/>
       </w:pPr>
       <w:r>
         <w:rPr>
           <w:rFonts w:ascii="Times New Roman" w:hAnsi="Times New Roman" w:eastAsia="MS Mincho"/>
           <w:b w:val="0"/>
           <w:i w:val="0"/>
-          <w:sz w:val="22"/>
+          <w:sz w:val="24"/>
         </w:rPr>
         <w:t>dW/dt = S(Y) − δ_W · W,                                                       (1)</w:t>
       </w:r>
     </w:p>
     <w:p>
       <w:pPr>
-        <w:spacing w:after="120" w:line="360" w:lineRule="auto"/>
-        <w:ind w:firstLine="240"/>
+        <w:spacing w:after="120" w:line="480" w:lineRule="auto"/>
+        <w:ind w:firstLine="480"/>
       </w:pPr>
       <w:r>
         <w:rPr>
           <w:rFonts w:ascii="Times New Roman" w:hAnsi="Times New Roman" w:eastAsia="MS Mincho"/>
           <w:b w:val="0"/>
           <w:i w:val="0"/>
-          <w:sz w:val="22"/>
+          <w:sz w:val="24"/>
         </w:rPr>
         <w:t>where S(Y) is gross saving and δ_W is the aggregate depreciation rate. Under (1), the same parameters {μ, β} that govern the production side should also govern the reproducible-capital trajectory implied by the wealth account. We therefore define a single joint loss:</w:t>
       </w:r>
     </w:p>
     <w:p>
       <w:pPr>
-        <w:spacing w:after="120" w:line="360" w:lineRule="auto"/>
-        <w:ind w:firstLine="240"/>
+        <w:spacing w:after="120" w:line="480" w:lineRule="auto"/>
+        <w:ind w:firstLine="480"/>
       </w:pPr>
       <w:r>
         <w:rPr>
           <w:rFonts w:ascii="Times New Roman" w:hAnsi="Times New Roman" w:eastAsia="MS Mincho"/>
           <w:b w:val="0"/>
           <w:i w:val="0"/>
-          <w:sz w:val="22"/>
+          <w:sz w:val="24"/>
         </w:rPr>
         <w:t>L_total(μ, β) = L_production(μ, β) + λ · L_wealth(μ, β),                      (2)</w:t>
       </w:r>
     </w:p>
     <w:p>
       <w:pPr>
-        <w:spacing w:after="120" w:line="360" w:lineRule="auto"/>
-        <w:ind w:firstLine="240"/>
+        <w:spacing w:after="120" w:line="480" w:lineRule="auto"/>
+        <w:ind w:firstLine="480"/>
       </w:pPr>
       <w:r>
         <w:rPr>
           <w:rFonts w:ascii="Times New Roman" w:hAnsi="Times New Roman" w:eastAsia="MS Mincho"/>
           <w:b w:val="0"/>
           <w:i w:val="0"/>
-          <w:sz w:val="22"/>
+          <w:sz w:val="24"/>
         </w:rPr>
         <w:t>where L_production is the growth-rate residual from the production function (M3) and L_wealth is the within-country trajectory RMSE between the PIM stock K_tang(t; μ) + β · K_I(t) and the CWON produced-capital series NW.PCA.TO(t). Minimising (2) delivers the "M4 joint" estimates (μ̂_joint, β̂_joint) used below; setting λ = 0 recovers production-only estimates.</w:t>
       </w:r>
     </w:p>
     <w:p>
       <w:pPr>
-        <w:spacing w:before="240" w:after="120"/>
+        <w:spacing w:before="360" w:after="120" w:line="480" w:lineRule="auto"/>
       </w:pPr>
       <w:r>
         <w:rPr>
@@ -701,22 +716,22 @@
     </w:p>
     <w:p>
       <w:pPr>
-        <w:spacing w:after="120" w:line="360" w:lineRule="auto"/>
-        <w:ind w:firstLine="240"/>
+        <w:spacing w:after="120" w:line="480" w:lineRule="auto"/>
+        <w:ind w:firstLine="480"/>
       </w:pPr>
       <w:r>
         <w:rPr>
           <w:rFonts w:ascii="Times New Roman" w:hAnsi="Times New Roman" w:eastAsia="MS Mincho"/>
           <w:b w:val="0"/>
           <w:i w:val="0"/>
-          <w:sz w:val="22"/>
+          <w:sz w:val="24"/>
         </w:rPr>
         <w:t>Table 2 lays out the one-to-one mapping between the demographic variables that Bongaarts-Feeney-Goldstein-Lutz-Scherbov analysed and the capital-accounting variables we analyse. Every demographic entity has a capital entity with the same role in the book-keeping identity and in the quantum-tempo decomposition. This is more than mnemonic: it implies that the statistical tools used to identify σ from fertility tempo (cohort-consistency tests, Brass relational models) have direct analogues in capital accounting, which we exploit.</w:t>
       </w:r>
     </w:p>
     <w:p>
       <w:pPr>
-        <w:spacing w:before="240" w:after="120"/>
+        <w:spacing w:before="360" w:after="120" w:line="480" w:lineRule="auto"/>
       </w:pPr>
       <w:r>
         <w:rPr>
@@ -730,126 +745,126 @@
     </w:p>
     <w:p>
       <w:pPr>
-        <w:spacing w:after="120" w:line="360" w:lineRule="auto"/>
-        <w:ind w:firstLine="240"/>
+        <w:spacing w:after="120" w:line="480" w:lineRule="auto"/>
+        <w:ind w:firstLine="480"/>
       </w:pPr>
       <w:r>
         <w:rPr>
           <w:rFonts w:ascii="Times New Roman" w:hAnsi="Times New Roman" w:eastAsia="MS Mincho"/>
           <w:b w:val="0"/>
           <w:i w:val="0"/>
-          <w:sz w:val="22"/>
+          <w:sz w:val="24"/>
         </w:rPr>
         <w:t>Demography has long employed Brass relational models to compare an observed fertility or mortality schedule against a "standard" schedule via a small number of parameters that capture systematic deviations (Brass, 1971). We transplant this idea to capital accounting. Let K_PIM(t) denote the PIM-constructed stock under any of M0–M4, and let K_CWON(t) denote CWON produced capital NW.PCA.TO. We define the Relational PIM (RPIM) as:</w:t>
       </w:r>
     </w:p>
     <w:p>
       <w:pPr>
-        <w:spacing w:after="120" w:line="360" w:lineRule="auto"/>
-        <w:ind w:firstLine="240"/>
+        <w:spacing w:after="120" w:line="480" w:lineRule="auto"/>
+        <w:ind w:firstLine="480"/>
       </w:pPr>
       <w:r>
         <w:rPr>
           <w:rFonts w:ascii="Times New Roman" w:hAnsi="Times New Roman" w:eastAsia="MS Mincho"/>
           <w:b w:val="0"/>
           <w:i w:val="0"/>
-          <w:sz w:val="22"/>
+          <w:sz w:val="24"/>
         </w:rPr>
         <w:t>log K_PIM(t) = ρ₁ + ρ₂ · log K_CWON(t) + ε(t),                              (M5)</w:t>
       </w:r>
     </w:p>
     <w:p>
       <w:pPr>
-        <w:spacing w:after="120" w:line="360" w:lineRule="auto"/>
-        <w:ind w:firstLine="240"/>
+        <w:spacing w:after="120" w:line="480" w:lineRule="auto"/>
+        <w:ind w:firstLine="480"/>
       </w:pPr>
       <w:r>
         <w:rPr>
           <w:rFonts w:ascii="Times New Roman" w:hAnsi="Times New Roman" w:eastAsia="MS Mincho"/>
           <w:b w:val="0"/>
           <w:i w:val="0"/>
-          <w:sz w:val="22"/>
+          <w:sz w:val="24"/>
         </w:rPr>
         <w:t>where (ρ₁, ρ₂) are the relational parameters estimated by OLS on the overlapping years where both series are observed and positive. The interpretation is direct:</w:t>
       </w:r>
     </w:p>
     <w:p>
       <w:pPr>
-        <w:spacing w:after="120" w:line="360" w:lineRule="auto"/>
-        <w:ind w:firstLine="240"/>
+        <w:spacing w:after="120" w:line="480" w:lineRule="auto"/>
+        <w:ind w:firstLine="480"/>
       </w:pPr>
       <w:r>
         <w:rPr>
           <w:rFonts w:ascii="Times New Roman" w:hAnsi="Times New Roman" w:eastAsia="MS Mincho"/>
           <w:b w:val="0"/>
           <w:i w:val="0"/>
-          <w:sz w:val="22"/>
+          <w:sz w:val="24"/>
         </w:rPr>
         <w:t>* ρ₂ = 1 and ρ₁ = 0: the PIM and CWON accounts are perfectly consistent — they measure the same latent stock up to a white-noise error.</w:t>
       </w:r>
     </w:p>
     <w:p>
       <w:pPr>
-        <w:spacing w:after="120" w:line="360" w:lineRule="auto"/>
-        <w:ind w:firstLine="240"/>
+        <w:spacing w:after="120" w:line="480" w:lineRule="auto"/>
+        <w:ind w:firstLine="480"/>
       </w:pPr>
       <w:r>
         <w:rPr>
           <w:rFonts w:ascii="Times New Roman" w:hAnsi="Times New Roman" w:eastAsia="MS Mincho"/>
           <w:b w:val="0"/>
           <w:i w:val="0"/>
-          <w:sz w:val="22"/>
+          <w:sz w:val="24"/>
         </w:rPr>
         <w:t>* ρ₂ ≠ 1: there is a cumulative (scale-dependent) bias in the PIM relative to CWON. If ρ₂ &lt; 1, the PIM understates the growth of capital relative to CWON; if ρ₂ &gt; 1, it overstates it.</w:t>
       </w:r>
     </w:p>
     <w:p>
       <w:pPr>
-        <w:spacing w:after="120" w:line="360" w:lineRule="auto"/>
-        <w:ind w:firstLine="240"/>
+        <w:spacing w:after="120" w:line="480" w:lineRule="auto"/>
+        <w:ind w:firstLine="480"/>
       </w:pPr>
       <w:r>
         <w:rPr>
           <w:rFonts w:ascii="Times New Roman" w:hAnsi="Times New Roman" w:eastAsia="MS Mincho"/>
           <w:b w:val="0"/>
           <w:i w:val="0"/>
-          <w:sz w:val="22"/>
+          <w:sz w:val="24"/>
         </w:rPr>
         <w:t>* ρ₁ ≠ 0: there is a level shift between the two accounts, capturing differences in base-year calibration, PPP conversions, or asset coverage.</w:t>
       </w:r>
     </w:p>
     <w:p>
       <w:pPr>
-        <w:spacing w:after="120" w:line="360" w:lineRule="auto"/>
-        <w:ind w:firstLine="240"/>
+        <w:spacing w:after="120" w:line="480" w:lineRule="auto"/>
+        <w:ind w:firstLine="480"/>
       </w:pPr>
       <w:r>
         <w:rPr>
           <w:rFonts w:ascii="Times New Roman" w:hAnsi="Times New Roman" w:eastAsia="MS Mincho"/>
           <w:b w:val="0"/>
           <w:i w:val="0"/>
-          <w:sz w:val="22"/>
+          <w:sz w:val="24"/>
         </w:rPr>
         <w:t>The novelty is threefold. First, to our knowledge no prior work has applied the Brass relational-model framework to capital accounting. Second, the RPIM does not treat CWON as "truth" — it parameterises the relationship between two independent estimates of the same latent stock, making systematic biases visible and quantifiable. Third, the diagnostic (ρ₁, ρ₂) can be computed under each model specification (M0 through M4), so improvement in ρ₂ toward unity serves as an independent check on whether the tempo and intangible corrections actually bring the two accounts closer together.</w:t>
       </w:r>
     </w:p>
     <w:p>
       <w:pPr>
-        <w:spacing w:before="240" w:after="120"/>
+        <w:spacing w:before="360" w:after="120" w:line="480" w:lineRule="auto"/>
       </w:pPr>
       <w:r>
         <w:rPr>
           <w:rFonts w:ascii="Times New Roman" w:hAnsi="Times New Roman" w:eastAsia="MS Mincho"/>
           <w:b/>
           <w:i w:val="0"/>
-          <w:sz w:val="26"/>
+          <w:sz w:val="28"/>
         </w:rPr>
         <w:t>4. Data and methods</w:t>
       </w:r>
     </w:p>
     <w:p>
       <w:pPr>
-        <w:spacing w:before="240" w:after="120"/>
+        <w:spacing w:before="360" w:after="120" w:line="480" w:lineRule="auto"/>
       </w:pPr>
       <w:r>
         <w:rPr>
@@ -863,37 +878,37 @@
     </w:p>
     <w:p>
       <w:pPr>
-        <w:spacing w:after="120" w:line="360" w:lineRule="auto"/>
-        <w:ind w:firstLine="240"/>
+        <w:spacing w:after="120" w:line="480" w:lineRule="auto"/>
+        <w:ind w:firstLine="480"/>
       </w:pPr>
       <w:r>
         <w:rPr>
           <w:rFonts w:ascii="Times New Roman" w:hAnsi="Times New Roman" w:eastAsia="MS Mincho"/>
           <w:b w:val="0"/>
           <w:i w:val="0"/>
-          <w:sz w:val="22"/>
+          <w:sz w:val="24"/>
         </w:rPr>
         <w:t>We use Penn World Table 10.01 (Feenstra, Inklaar, and Timmer, 2015) for real GDP output (rgdpna), tangible capital stock (rnna), investment share (csh_i), depreciation (delta), employment (emp), average hours (avh), human-capital index (hc), and labour share (labsh). For R&amp;D intensity we use World Bank WDI series GB.XPD.RSDV.GD.ZS. For wealth we use World Bank Changing Wealth of Nations 2021 release (Lange, Wodon, and Carey, 2018) — specifically NW.PCA.TO (produced capital total), NW.HCA.TO (human capital total), and NW.TOW.TO (total wealth).</w:t>
       </w:r>
     </w:p>
     <w:p>
       <w:pPr>
-        <w:spacing w:after="120" w:line="360" w:lineRule="auto"/>
-        <w:ind w:firstLine="240"/>
+        <w:spacing w:after="120" w:line="480" w:lineRule="auto"/>
+        <w:ind w:firstLine="480"/>
       </w:pPr>
       <w:r>
         <w:rPr>
           <w:rFonts w:ascii="Times New Roman" w:hAnsi="Times New Roman" w:eastAsia="MS Mincho"/>
           <w:b w:val="0"/>
           <w:i w:val="0"/>
-          <w:sz w:val="22"/>
+          <w:sz w:val="24"/>
         </w:rPr>
         <w:t>The sample is 39 OECD and middle-income economies for which all series are available. The GDP sample runs from 1970 to 2019; CWON runs 1995–2020; we take the intersection 1995–2019 when both are needed.</w:t>
       </w:r>
     </w:p>
     <w:p>
       <w:pPr>
-        <w:spacing w:before="240" w:after="120"/>
+        <w:spacing w:before="360" w:after="120" w:line="480" w:lineRule="auto"/>
       </w:pPr>
       <w:r>
         <w:rPr>
@@ -907,157 +922,157 @@
     </w:p>
     <w:p>
       <w:pPr>
-        <w:spacing w:after="120" w:line="360" w:lineRule="auto"/>
-        <w:ind w:firstLine="240"/>
+        <w:spacing w:after="120" w:line="480" w:lineRule="auto"/>
+        <w:ind w:firstLine="480"/>
       </w:pPr>
       <w:r>
         <w:rPr>
           <w:rFonts w:ascii="Times New Roman" w:hAnsi="Times New Roman" w:eastAsia="MS Mincho"/>
           <w:b w:val="0"/>
           <w:i w:val="0"/>
-          <w:sz w:val="22"/>
+          <w:sz w:val="24"/>
         </w:rPr>
         <w:t>We estimate five nested production-function specifications:</w:t>
       </w:r>
     </w:p>
     <w:p>
       <w:pPr>
-        <w:spacing w:after="120" w:line="360" w:lineRule="auto"/>
-        <w:ind w:firstLine="240"/>
+        <w:spacing w:after="120" w:line="480" w:lineRule="auto"/>
+        <w:ind w:firstLine="480"/>
       </w:pPr>
       <w:r>
         <w:rPr>
           <w:rFonts w:ascii="Times New Roman" w:hAnsi="Times New Roman" w:eastAsia="MS Mincho"/>
           <w:b w:val="0"/>
           <w:i w:val="0"/>
-          <w:sz w:val="22"/>
+          <w:sz w:val="24"/>
         </w:rPr>
         <w:t xml:space="preserve"> M0: Solow baseline, K_tang* as M0 above, β = 0.</w:t>
       </w:r>
     </w:p>
     <w:p>
       <w:pPr>
-        <w:spacing w:after="120" w:line="360" w:lineRule="auto"/>
-        <w:ind w:firstLine="240"/>
+        <w:spacing w:after="120" w:line="480" w:lineRule="auto"/>
+        <w:ind w:firstLine="480"/>
       </w:pPr>
       <w:r>
         <w:rPr>
           <w:rFonts w:ascii="Times New Roman" w:hAnsi="Times New Roman" w:eastAsia="MS Mincho"/>
           <w:b w:val="0"/>
           <w:i w:val="0"/>
-          <w:sz w:val="22"/>
+          <w:sz w:val="24"/>
         </w:rPr>
         <w:t xml:space="preserve"> M1: Constant-lag PIM (M1) with μ = μ\ estimated per country by minimising Test B (growth-rate RMSE).</w:t>
       </w:r>
     </w:p>
     <w:p>
       <w:pPr>
-        <w:spacing w:after="120" w:line="360" w:lineRule="auto"/>
-        <w:ind w:firstLine="240"/>
+        <w:spacing w:after="120" w:line="480" w:lineRule="auto"/>
+        <w:ind w:firstLine="480"/>
       </w:pPr>
       <w:r>
         <w:rPr>
           <w:rFonts w:ascii="Times New Roman" w:hAnsi="Times New Roman" w:eastAsia="MS Mincho"/>
           <w:b w:val="0"/>
           <w:i w:val="0"/>
-          <w:sz w:val="22"/>
+          <w:sz w:val="24"/>
         </w:rPr>
         <w:t>* M2: Time-varying lag μ(t) = μ₀ + μ₁·(t − t₀) from (M2).</w:t>
       </w:r>
     </w:p>
     <w:p>
       <w:pPr>
-        <w:spacing w:after="120" w:line="360" w:lineRule="auto"/>
-        <w:ind w:firstLine="240"/>
+        <w:spacing w:after="120" w:line="480" w:lineRule="auto"/>
+        <w:ind w:firstLine="480"/>
       </w:pPr>
       <w:r>
         <w:rPr>
           <w:rFonts w:ascii="Times New Roman" w:hAnsi="Times New Roman" w:eastAsia="MS Mincho"/>
           <w:b w:val="0"/>
           <w:i w:val="0"/>
-          <w:sz w:val="22"/>
+          <w:sz w:val="24"/>
         </w:rPr>
         <w:t>* M3: M0 tangible stock augmented with intangible stock K_I and β estimated by growth-rate fit.</w:t>
       </w:r>
     </w:p>
     <w:p>
       <w:pPr>
-        <w:spacing w:after="120" w:line="360" w:lineRule="auto"/>
-        <w:ind w:firstLine="240"/>
+        <w:spacing w:after="120" w:line="480" w:lineRule="auto"/>
+        <w:ind w:firstLine="480"/>
       </w:pPr>
       <w:r>
         <w:rPr>
           <w:rFonts w:ascii="Times New Roman" w:hAnsi="Times New Roman" w:eastAsia="MS Mincho"/>
           <w:b w:val="0"/>
           <w:i w:val="0"/>
-          <w:sz w:val="22"/>
+          <w:sz w:val="24"/>
         </w:rPr>
         <w:t>* M4: Joint identification (Section 3.3), minimising (2) over (μ, β) simultaneously against CWON.</w:t>
       </w:r>
     </w:p>
     <w:p>
       <w:pPr>
-        <w:spacing w:after="120" w:line="360" w:lineRule="auto"/>
-        <w:ind w:firstLine="240"/>
+        <w:spacing w:after="120" w:line="480" w:lineRule="auto"/>
+        <w:ind w:firstLine="480"/>
       </w:pPr>
       <w:r>
         <w:rPr>
           <w:rFonts w:ascii="Times New Roman" w:hAnsi="Times New Roman" w:eastAsia="MS Mincho"/>
           <w:b w:val="0"/>
           <w:i w:val="0"/>
-          <w:sz w:val="22"/>
+          <w:sz w:val="24"/>
         </w:rPr>
         <w:t>For each model we report two within-sample test statistics and one out-of-sample test statistic:</w:t>
       </w:r>
     </w:p>
     <w:p>
       <w:pPr>
-        <w:spacing w:after="120" w:line="360" w:lineRule="auto"/>
-        <w:ind w:firstLine="240"/>
+        <w:spacing w:after="120" w:line="480" w:lineRule="auto"/>
+        <w:ind w:firstLine="480"/>
       </w:pPr>
       <w:r>
         <w:rPr>
           <w:rFonts w:ascii="Times New Roman" w:hAnsi="Times New Roman" w:eastAsia="MS Mincho"/>
           <w:b w:val="0"/>
           <w:i w:val="0"/>
-          <w:sz w:val="22"/>
+          <w:sz w:val="24"/>
         </w:rPr>
         <w:t>* Test A (level MAPE): mean absolute percentage error of fitted log-GDP against observed log-GDP, decomposing away decade-mean TFP. Lower is better.</w:t>
       </w:r>
     </w:p>
     <w:p>
       <w:pPr>
-        <w:spacing w:after="120" w:line="360" w:lineRule="auto"/>
-        <w:ind w:firstLine="240"/>
+        <w:spacing w:after="120" w:line="480" w:lineRule="auto"/>
+        <w:ind w:firstLine="480"/>
       </w:pPr>
       <w:r>
         <w:rPr>
           <w:rFonts w:ascii="Times New Roman" w:hAnsi="Times New Roman" w:eastAsia="MS Mincho"/>
           <w:b w:val="0"/>
           <w:i w:val="0"/>
-          <w:sz w:val="22"/>
+          <w:sz w:val="24"/>
         </w:rPr>
         <w:t>* Test B (growth RMSE): root-mean-squared error of 1-year log-GDP differences, in percentage points. Lower is better.</w:t>
       </w:r>
     </w:p>
     <w:p>
       <w:pPr>
-        <w:spacing w:after="120" w:line="360" w:lineRule="auto"/>
-        <w:ind w:firstLine="240"/>
+        <w:spacing w:after="120" w:line="480" w:lineRule="auto"/>
+        <w:ind w:firstLine="480"/>
       </w:pPr>
       <w:r>
         <w:rPr>
           <w:rFonts w:ascii="Times New Roman" w:hAnsi="Times New Roman" w:eastAsia="MS Mincho"/>
           <w:b w:val="0"/>
           <w:i w:val="0"/>
-          <w:sz w:val="22"/>
+          <w:sz w:val="24"/>
         </w:rPr>
         <w:t>* Out-of-sample MAPE: parameters fit on 1970–2014, level forecasts produced for 2015–2019 with a training-window TFP projection. Lower is better.</w:t>
       </w:r>
     </w:p>
     <w:p>
       <w:pPr>
-        <w:spacing w:before="240" w:after="120"/>
+        <w:spacing w:before="360" w:after="120" w:line="480" w:lineRule="auto"/>
       </w:pPr>
       <w:r>
         <w:rPr>
@@ -1071,22 +1086,22 @@
     </w:p>
     <w:p>
       <w:pPr>
-        <w:spacing w:after="120" w:line="360" w:lineRule="auto"/>
-        <w:ind w:firstLine="240"/>
+        <w:spacing w:after="120" w:line="480" w:lineRule="auto"/>
+        <w:ind w:firstLine="480"/>
       </w:pPr>
       <w:r>
         <w:rPr>
           <w:rFonts w:ascii="Times New Roman" w:hAnsi="Times New Roman" w:eastAsia="MS Mincho"/>
           <w:b w:val="0"/>
           <w:i w:val="0"/>
-          <w:sz w:val="22"/>
+          <w:sz w:val="24"/>
         </w:rPr>
         <w:t>All five models are estimated by grid search, not gradient optimisation, for three reasons. First, the objective function (2) has known non-convexities induced by the geometric lag kernel, especially when μ is small and the kernel is near-concentrated. Second, grid search produces an explicit posterior-like surface for each (country, model) pair, which we use in the sensitivity checks below. Third, the 39-country × 5-model × 1000-draw bootstrap would be intractable with a Nelder-Mead or BFGS inner loop for many countries. The μ grid is {0.01, 0.05, 0.10, 0.25, 0.50, 1.0, 1.5, 2.0, 3.0, 4.5, 6.0} years and the β grid is {0.00, 0.02, 0.04, ..., 0.34}; μ₁ is searched on {−0.08, −0.04, −0.02, 0, +0.02, +0.04, +0.08} per year. These bounds were selected to bracket all plausible parameter values reported in prior cross-country studies (Kaboski, 2005; Corrado et al., 2016), and we verified that no country's optimum hits the grid boundary. The anchor year t₀ is 1970 for all countries, so that μ₀ is the average lag in the base year; this choice has no effect on fit but makes μ₀ and μ₁ interpretable.</w:t>
       </w:r>
     </w:p>
     <w:p>
       <w:pPr>
-        <w:spacing w:before="240" w:after="120"/>
+        <w:spacing w:before="360" w:after="120" w:line="480" w:lineRule="auto"/>
       </w:pPr>
       <w:r>
         <w:rPr>
@@ -1100,22 +1115,22 @@
     </w:p>
     <w:p>
       <w:pPr>
-        <w:spacing w:after="120" w:line="360" w:lineRule="auto"/>
-        <w:ind w:firstLine="240"/>
+        <w:spacing w:after="120" w:line="480" w:lineRule="auto"/>
+        <w:ind w:firstLine="480"/>
       </w:pPr>
       <w:r>
         <w:rPr>
           <w:rFonts w:ascii="Times New Roman" w:hAnsi="Times New Roman" w:eastAsia="MS Mincho"/>
           <w:b w:val="0"/>
           <w:i w:val="0"/>
-          <w:sz w:val="22"/>
+          <w:sz w:val="24"/>
         </w:rPr>
         <w:t>For every country we residual-bootstrap the growth-rate residuals of M4 one hundred times (block size 1, since the autocorrelation structure of PWT annual-growth residuals is weak after detrending; block size 3 gives nearly identical 95 % intervals on a pilot of five countries). Each bootstrap replicate proceeds as follows: (i) compute fitted growth rates from M4 and the corresponding residuals; (ii) resample the residuals and reconstruct a synthetic log-GDP series; (iii) back out a synthetic investment series using the PWT investment-share csh_i and a synthetic R&amp;D intensity using WDI shares; (iv) rebuild K_tang and K_I; (v) re-run the joint-identification grid, storing (μ_b, β_b). We report 95 % percentile intervals in Figure 3 and per-country medians in the supplementary JSON. Country-specific CIs are narrowest for long, non-volatile series (United States, Canada, Germany, France, United Kingdom, Japan, Australia) and widest for short or post-transition series (Estonia, Latvia, Chile). We do not adjust the 95 % intervals for multiple testing across countries; the reader who wants a conservative reading should apply a Bonferroni-style 5 %/39 ≈ 0.13 % threshold, under which μ = 0 is still rejected for 14 countries and β = 0 for 9 countries.</w:t>
       </w:r>
     </w:p>
     <w:p>
       <w:pPr>
-        <w:spacing w:before="240" w:after="120"/>
+        <w:spacing w:before="360" w:after="120" w:line="480" w:lineRule="auto"/>
       </w:pPr>
       <w:r>
         <w:rPr>
@@ -1129,36 +1144,36 @@
     </w:p>
     <w:p>
       <w:pPr>
-        <w:spacing w:after="120" w:line="360" w:lineRule="auto"/>
-        <w:ind w:firstLine="240"/>
+        <w:spacing w:after="120" w:line="480" w:lineRule="auto"/>
+        <w:ind w:firstLine="480"/>
       </w:pPr>
       <w:r>
         <w:rPr>
           <w:rFonts w:ascii="Times New Roman" w:hAnsi="Times New Roman" w:eastAsia="MS Mincho"/>
           <w:b w:val="0"/>
           <w:i w:val="0"/>
-          <w:sz w:val="22"/>
+          <w:sz w:val="24"/>
         </w:rPr>
         <w:t>To test whether the residual PIM-CWON gap in countries such as Japan reflects an asset-price re-evaluation effect rather than a real capital gap, we re-run the comparison under five counterfactual scenarios in which CWON PCA is inflated/deflated at an annual rate γ_price ∈ {−0.04, −0.02, 0, +0.02, +0.04}. A large γ_price sensitivity for a specific country would indicate that asset-price revaluation explains most of its gap; a small sensitivity would indicate a genuine real discrepancy. The interval ±0.04 per year brackets the observed rate of deflation in Japanese urban land prices during the 1990s (Nishimura and Saita, 2005) as well as the observed rate of reflation in US commercial real-estate between 2009 and 2019, so the grid is economically meaningful rather than arbitrary. We stress that γ_price is not intended to be an additional estimand of the joint framework — if it were, it would enter (2) alongside μ and β. Rather, it is a diagnostic: a residual gap between the PIM account and the CWON account at a specific γ_price value admits exactly one of three interpretations, namely (a) quantity mis-measurement in the PIM, (b) quantity mis-measurement in CWON, or (c) genuine composition change (e.g. a real shift from tangible to intangible capital that neither account has fully absorbed). The γ_price sweep helps identify (a) and (b) against (c).</w:t>
       </w:r>
     </w:p>
     <w:p>
       <w:pPr>
-        <w:spacing w:before="240" w:after="120"/>
+        <w:spacing w:before="360" w:after="120" w:line="480" w:lineRule="auto"/>
       </w:pPr>
       <w:r>
         <w:rPr>
           <w:rFonts w:ascii="Times New Roman" w:hAnsi="Times New Roman" w:eastAsia="MS Mincho"/>
           <w:b/>
           <w:i w:val="0"/>
-          <w:sz w:val="26"/>
+          <w:sz w:val="28"/>
         </w:rPr>
         <w:t>5. Results</w:t>
       </w:r>
     </w:p>
     <w:p>
       <w:pPr>
-        <w:spacing w:before="240" w:after="120"/>
+        <w:spacing w:before="360" w:after="120" w:line="480" w:lineRule="auto"/>
       </w:pPr>
       <w:r>
         <w:rPr>
@@ -1834,22 +1849,22 @@
     </w:tbl>
     <w:p>
       <w:pPr>
-        <w:spacing w:after="120" w:line="360" w:lineRule="auto"/>
-        <w:ind w:firstLine="240"/>
+        <w:spacing w:after="120" w:line="480" w:lineRule="auto"/>
+        <w:ind w:firstLine="480"/>
       </w:pPr>
       <w:r>
         <w:rPr>
           <w:rFonts w:ascii="Times New Roman" w:hAnsi="Times New Roman" w:eastAsia="MS Mincho"/>
           <w:b w:val="0"/>
           <w:i w:val="0"/>
-          <w:sz w:val="22"/>
+          <w:sz w:val="24"/>
         </w:rPr>
         <w:t>Table 1 summarises the five models. Three facts deserve particular emphasis. First, the median in-sample growth-rate RMSE hardly moves across M0-M4 (3.07-3.10 pp). This is what standard Solow-accounting practitioners have found repeatedly when they experimented with alternative capital constructions (Jorgenson and Griliches, 1967; Hulten, 1992), and it is one reason why the profession has settled on M0 as the canonical baseline: within-sample growth-rate fit does not discipline μ at all. Second, the median level MAPE under M0 is 4.10 %, meaning that a carefully re-estimated TFP trajectory can absorb nearly all of a 4 % miscalibration in the capital stock at every point in time while preserving the first-differenced fit. This perfectly illustrates the warning of Griliches (1996) that "TFP is the measure of our ignorance": any capital mis-specification that varies on decade-scale time-frequencies will be silently reabsorbed into decade-scale TFP, and then re-interpreted as innovation. Third, and most importantly for the method developed here, the distribution of estimated μ across the 39 countries is highly non-degenerate. The interquartile range under M1 runs from below 0.1 years to above 1.2 years, and the tempo drift μ₁ under M2 has an IQR that includes both substantially negative and substantially positive values. The universal-μ assumption implicit in M0 is therefore not merely statistically violated — it is violated in both directions across the sample, which implies that any single-parameter global correction (including the 5-year or 10-year fixed lags popular in business-cycle calibration) will be biased in roughly half of the sample. The median country has a M1 constant lag μ\ ≈ 0.3 years and a M2 tempo drift μ₁ close to zero on average but with wide dispersion across countries (IQR roughly [−0.02, +0.05]). Median intangible share β under M3 is about 0.06 for production-only fitting and 0.06 under joint identification with CWON (M4). The in-sample growth-rate RMSE is statistically indistinguishable across M0–M4 at the median (all within 3.07–3.10 pp), confirming that the production function is close to flat in μ when evaluated only on in-sample growth-rate residuals, as Koeva (2000) also found. In-sample level MAPE improves monotonically from M0 (4.10 %) to M4 (4.06 %). These apparently small in-sample differences conceal much larger out-of-sample differences, which we turn to next.</w:t>
       </w:r>
     </w:p>
     <w:p>
       <w:pPr>
-        <w:spacing w:before="240" w:after="120"/>
+        <w:spacing w:before="360" w:after="120" w:line="480" w:lineRule="auto"/>
       </w:pPr>
       <w:r>
         <w:rPr>
@@ -1927,15 +1942,15 @@
     </w:p>
     <w:p>
       <w:pPr>
-        <w:spacing w:after="120" w:line="360" w:lineRule="auto"/>
-        <w:ind w:firstLine="240"/>
+        <w:spacing w:after="120" w:line="480" w:lineRule="auto"/>
+        <w:ind w:firstLine="480"/>
       </w:pPr>
       <w:r>
         <w:rPr>
           <w:rFonts w:ascii="Times New Roman" w:hAnsi="Times New Roman" w:eastAsia="MS Mincho"/>
           <w:b w:val="0"/>
           <w:i w:val="0"/>
-          <w:sz w:val="22"/>
+          <w:sz w:val="24"/>
         </w:rPr>
         <w:t>Figure 1 ranks the 39 countries by in-sample growth RMSE (M0) and overlays the other four models. The gains from moving from M0 to M2 or M4 are small but systematic, consistent with Table 1.</w:t>
       </w:r>
@@ -2006,52 +2021,52 @@
     </w:p>
     <w:p>
       <w:pPr>
-        <w:spacing w:after="120" w:line="360" w:lineRule="auto"/>
-        <w:ind w:firstLine="240"/>
+        <w:spacing w:after="120" w:line="480" w:lineRule="auto"/>
+        <w:ind w:firstLine="480"/>
       </w:pPr>
       <w:r>
         <w:rPr>
           <w:rFonts w:ascii="Times New Roman" w:hAnsi="Times New Roman" w:eastAsia="MS Mincho"/>
           <w:b w:val="0"/>
           <w:i w:val="0"/>
-          <w:sz w:val="22"/>
+          <w:sz w:val="24"/>
         </w:rPr>
         <w:t>Figure 2 shows the real pay-off from the tempo correction. With parameters fit on 1970–2014 and level forecasts produced for 2015–2019, the median out-of-sample MAPE falls from 4.60 % under the Solow baseline M0 to 3.99 % under the time-varying-lag M2, a 13 % relative reduction. M1 (constant lag) achieves most of the gain (4.06 %), confirming that the bulk of the improvement comes from recognising that investment has a lag, with a residual gain from letting that lag drift. M3 (intangibles) slightly worsens out-of-sample MAPE to 4.72 %; we attribute this to the fact that adding a co-moving factor with a time-varying productivity projection widens forecast uncertainty, especially under the 2015–2019 global slowdown that affected R&amp;D-intensive countries disproportionately. M4 (joint) returns to 4.61 %, close to M0.</w:t>
       </w:r>
     </w:p>
     <w:p>
       <w:pPr>
-        <w:spacing w:after="120" w:line="360" w:lineRule="auto"/>
-        <w:ind w:firstLine="240"/>
+        <w:spacing w:after="120" w:line="480" w:lineRule="auto"/>
+        <w:ind w:firstLine="480"/>
       </w:pPr>
       <w:r>
         <w:rPr>
           <w:rFonts w:ascii="Times New Roman" w:hAnsi="Times New Roman" w:eastAsia="MS Mincho"/>
           <w:b w:val="0"/>
           <w:i w:val="0"/>
-          <w:sz w:val="22"/>
+          <w:sz w:val="24"/>
         </w:rPr>
         <w:t>The practical take-away is that recognising time-to-build is the single most valuable specification change: it buys a level-forecast accuracy improvement comparable to what fully stochastic TFP models deliver (Smets and Wouters, 2007), but without any new stochastic-modelling machinery.</w:t>
       </w:r>
     </w:p>
     <w:p>
       <w:pPr>
-        <w:spacing w:after="120" w:line="360" w:lineRule="auto"/>
-        <w:ind w:firstLine="240"/>
+        <w:spacing w:after="120" w:line="480" w:lineRule="auto"/>
+        <w:ind w:firstLine="480"/>
       </w:pPr>
       <w:r>
         <w:rPr>
           <w:rFonts w:ascii="Times New Roman" w:hAnsi="Times New Roman" w:eastAsia="MS Mincho"/>
           <w:b w:val="0"/>
           <w:i w:val="0"/>
-          <w:sz w:val="22"/>
+          <w:sz w:val="24"/>
         </w:rPr>
         <w:t>Decomposing the 13 % relative improvement by country group sharpens the picture. Among the ten economies with the highest R&amp;D-to-GDP ratios in our sample (Israel, Republic of Korea, Sweden, Austria, Japan, Germany, Denmark, Finland, Belgium, United States), the M0→M2 improvement is 17.4 % on average; among the ten with the lowest R&amp;D intensity (Mexico, Colombia, Turkey, Chile, Greece, Portugal, Spain, Italy, Slovakia, Latvia), it is only 6.2 %. This pattern is exactly what the tempo-effect interpretation predicts: tempo drift matters most where the asset mix is shifting most rapidly, which is where intangible investment is growing fastest. Countries in which the asset mix was stable over 1995-2019 have little room for μ(t) to matter, and indeed M0 is close to best for them. The same decomposition under M4 (joint) reveals that the joint-identification pay-off is concentrated in a different subset of countries — namely those for which CWON has the richest produced-capital accounts (United States, United Kingdom, Germany, France, Canada), where the wealth-side constraint meaningfully bounds β even when the production-side residuals alone do not.</w:t>
       </w:r>
     </w:p>
     <w:p>
       <w:pPr>
-        <w:spacing w:before="240" w:after="120"/>
+        <w:spacing w:before="360" w:after="120" w:line="480" w:lineRule="auto"/>
       </w:pPr>
       <w:r>
         <w:rPr>
@@ -2129,15 +2144,15 @@
     </w:p>
     <w:p>
       <w:pPr>
-        <w:spacing w:after="120" w:line="360" w:lineRule="auto"/>
-        <w:ind w:firstLine="240"/>
+        <w:spacing w:after="120" w:line="480" w:lineRule="auto"/>
+        <w:ind w:firstLine="480"/>
       </w:pPr>
       <w:r>
         <w:rPr>
           <w:rFonts w:ascii="Times New Roman" w:hAnsi="Times New Roman" w:eastAsia="MS Mincho"/>
           <w:b w:val="0"/>
           <w:i w:val="0"/>
-          <w:sz w:val="22"/>
+          <w:sz w:val="24"/>
         </w:rPr>
         <w:t>Figure 3 shows PIM-reconstructed capital K_tang(t; μ̂) + β̂ · K_I(t) alongside CWON-produced capital NW.PCA.TO, both within-country demeaned in log space, for six representative countries. This within-country demeaning is what the joint loss L_wealth penalises in equation (2); raw-level comparisons are dominated by PPP-vs-market-exchange-rate unit differences and by the fact that PWT uses a 2017-base chained index while CWON uses a 2019-base current-dollar index. After demeaning, both series have identical mean zero by construction, and the shape of the trajectories is what has to agree if the two accounts represent the same latent stock. The United States, Republic of Korea, and Israel — three R&amp;D-intensive economies — show near-identity: the PIM series tracks CWON to within 1–2 % in log terms over the full 1995–2019 window. Germany and the Netherlands show small but visible widening after 2010, which is consistent with the delayed SNA 2008 incorporation of R&amp;D on the CWON side. Japan is the outlier: from 2010 onward, the PIM series continues to rise while CWON PCA turns flat or declines, a gap of roughly 0.05–0.08 log units by 2019 (about 5–8 %).</w:t>
       </w:r>
@@ -2208,22 +2223,22 @@
     </w:p>
     <w:p>
       <w:pPr>
-        <w:spacing w:after="120" w:line="360" w:lineRule="auto"/>
-        <w:ind w:firstLine="240"/>
+        <w:spacing w:after="120" w:line="480" w:lineRule="auto"/>
+        <w:ind w:firstLine="480"/>
       </w:pPr>
       <w:r>
         <w:rPr>
           <w:rFonts w:ascii="Times New Roman" w:hAnsi="Times New Roman" w:eastAsia="MS Mincho"/>
           <w:b w:val="0"/>
           <w:i w:val="0"/>
-          <w:sz w:val="22"/>
+          <w:sz w:val="24"/>
         </w:rPr>
         <w:t>Figure 4 examines whether the Japan anomaly is driven by an asset-price revaluation effect γ_price rather than by a real stock discrepancy. A γ_price ∈ [−0.04, +0.04] shifts the Japanese log-ratio by roughly 0.25 log units in total, implying that the observed ~0.06-log-unit gap corresponds to a γ_price ≈ 0.02 per year — exactly the order of magnitude of the Japanese land-price deflation from 1995 to 2005. The gap is therefore a revaluation artefact, not a real capital-quantity discrepancy, supporting Hamano and Zhao (2017) and the standard view that Japanese "lost-decade" wealth accounting is dominated by price rather than quantity effects.</w:t>
       </w:r>
     </w:p>
     <w:p>
       <w:pPr>
-        <w:spacing w:before="240" w:after="120"/>
+        <w:spacing w:before="360" w:after="120" w:line="480" w:lineRule="auto"/>
       </w:pPr>
       <w:r>
         <w:rPr>
@@ -2301,52 +2316,52 @@
     </w:p>
     <w:p>
       <w:pPr>
-        <w:spacing w:after="120" w:line="360" w:lineRule="auto"/>
-        <w:ind w:firstLine="240"/>
+        <w:spacing w:after="120" w:line="480" w:lineRule="auto"/>
+        <w:ind w:firstLine="480"/>
       </w:pPr>
       <w:r>
         <w:rPr>
           <w:rFonts w:ascii="Times New Roman" w:hAnsi="Times New Roman" w:eastAsia="MS Mincho"/>
           <w:b w:val="0"/>
           <w:i w:val="0"/>
-          <w:sz w:val="22"/>
+          <w:sz w:val="24"/>
         </w:rPr>
         <w:t>(Conceptual diagram Figure 5 is placed here to remind the reader of the population–capital correspondence, which motivates the joint identification.)</w:t>
       </w:r>
     </w:p>
     <w:p>
       <w:pPr>
-        <w:spacing w:after="120" w:line="360" w:lineRule="auto"/>
-        <w:ind w:firstLine="240"/>
+        <w:spacing w:after="120" w:line="480" w:lineRule="auto"/>
+        <w:ind w:firstLine="480"/>
       </w:pPr>
       <w:r>
         <w:rPr>
           <w:rFonts w:ascii="Times New Roman" w:hAnsi="Times New Roman" w:eastAsia="MS Mincho"/>
           <w:b w:val="0"/>
           <w:i w:val="0"/>
-          <w:sz w:val="22"/>
+          <w:sz w:val="24"/>
         </w:rPr>
         <w:t>Bootstrap confidence intervals on the joint estimates (Fig. 3) show that, country by country, μ and β are only weakly identified from production-side residuals alone — the median 95 % interval on μ spans almost the entire grid [0.01, 6.0], and the median interval on β spans about 70 % of its grid [0.0, 0.34]. Adding the wealth-side constraint tightens both substantially: joint identification rejects μ = 0 for 35 of 39 countries at 5 % and β = 0 for 28 of 39 countries. This is the main methodological pay-off of the unified framework: neither production nor wealth alone pins down the structural parameters; together they do.</w:t>
       </w:r>
     </w:p>
     <w:p>
       <w:pPr>
-        <w:spacing w:after="120" w:line="360" w:lineRule="auto"/>
-        <w:ind w:firstLine="240"/>
+        <w:spacing w:after="120" w:line="480" w:lineRule="auto"/>
+        <w:ind w:firstLine="480"/>
       </w:pPr>
       <w:r>
         <w:rPr>
           <w:rFonts w:ascii="Times New Roman" w:hAnsi="Times New Roman" w:eastAsia="MS Mincho"/>
           <w:b w:val="0"/>
           <w:i w:val="0"/>
-          <w:sz w:val="22"/>
+          <w:sz w:val="24"/>
         </w:rPr>
         <w:t>A second way to read the bootstrap evidence is that the shape of the 95 % region in (μ, β) space is strongly country-specific. For R&amp;D-intensive economies (Israel, Republic of Korea, Sweden, the United States) the posterior region is a tight ellipse in the north-east quadrant (μ ≥ 0.3 years, β ≥ 0.08), implying that both tempo and intangible corrections are operative and separable. For asset-mix-stable economies (Mexico, Colombia, Turkey, Chile) the region is a wide diagonal ridge: the likelihood surface is nearly flat along a line in (μ, β) space, and the data support, with roughly equal probability, either a short tempo with a large intangible share or a long tempo with a small intangible share. This is the classical identification problem of additive decompositions; what the joint-identification framework contributes is that the ridge collapses to a point only after the wealth constraint is added. The sharpness of the collapse is itself diagnostic: countries for which the 95 % region remains a broad ridge even under joint identification are exactly those for which CWON coverage is thinner, and country-specific conclusions for those economies should be cross-checked with national-accounts micro-data before being used for policy. Reporting the shape of the 95 % region, rather than only the point estimate, is therefore a concrete recommendation for future CWON-style publications.</w:t>
       </w:r>
     </w:p>
     <w:p>
       <w:pPr>
-        <w:spacing w:before="240" w:after="120"/>
+        <w:spacing w:before="360" w:after="120" w:line="480" w:lineRule="auto"/>
       </w:pPr>
       <w:r>
         <w:rPr>
@@ -3068,37 +3083,37 @@
     </w:tbl>
     <w:p>
       <w:pPr>
-        <w:spacing w:after="120" w:line="360" w:lineRule="auto"/>
-        <w:ind w:firstLine="240"/>
+        <w:spacing w:after="120" w:line="480" w:lineRule="auto"/>
+        <w:ind w:firstLine="480"/>
       </w:pPr>
       <w:r>
         <w:rPr>
           <w:rFonts w:ascii="Times New Roman" w:hAnsi="Times New Roman" w:eastAsia="MS Mincho"/>
           <w:b w:val="0"/>
           <w:i w:val="0"/>
-          <w:sz w:val="22"/>
+          <w:sz w:val="24"/>
         </w:rPr>
         <w:t>Figure 6 and Table 3 report the Relational PIM diagnostics defined in Section 3.5. Two findings stand out. First, under M0 (instant PIM, β = 0) the median ρ̂₂ across 39 countries is 0.801, substantially below the consistency benchmark of 1.0. Only 9 of 39 countries have ρ̂₂ ∈ [0.9, 1.1]. This confirms that the standard PIM systematically understates capital growth relative to CWON — or equivalently, that CWON captures a faster-growing component of the capital stock (plausibly intangibles and revaluations) that the PIM misses. Second, under M4 (joint tempo + intangible identification) the median ρ̂₂ rises to 0.833, and the number of countries in the [0.9, 1.1] consistency band increases from 9 to 12. The improvement is modest but systematic: the tempo and intangible corrections move the PIM–CWON relationship toward consistency in the right direction. The median R² exceeds 0.99 under both M0 and M4, confirming that the log-linear relationship (M5) is an excellent description of the PIM–CWON mapping.</w:t>
       </w:r>
     </w:p>
     <w:p>
       <w:pPr>
-        <w:spacing w:after="120" w:line="360" w:lineRule="auto"/>
-        <w:ind w:firstLine="240"/>
+        <w:spacing w:after="120" w:line="480" w:lineRule="auto"/>
+        <w:ind w:firstLine="480"/>
       </w:pPr>
       <w:r>
         <w:rPr>
           <w:rFonts w:ascii="Times New Roman" w:hAnsi="Times New Roman" w:eastAsia="MS Mincho"/>
           <w:b w:val="0"/>
           <w:i w:val="0"/>
-          <w:sz w:val="22"/>
+          <w:sz w:val="24"/>
         </w:rPr>
         <w:t>Figure 6(b) plots ρ̂₁ against ρ̂₂ under M4. Countries that are far from the (ρ₁ = 0, ρ₂ = 1) reference point — notably Switzerland (ρ̂₂ ≈ 0.40), Poland (ρ̂₂ ≈ 0.60), and Norway (ρ̂₂ ≈ 0.66) — are exactly those for which the PIM and CWON accounts are known to differ most in asset coverage or in the treatment of natural-resource rents. The RPIM diagnostic therefore serves as a simple, interpretable quality-control tool for national capital accounts: a country whose ρ̂₂ deviates markedly from unity warrants closer investigation of the underlying asset-composition assumptions in both accounts.</w:t>
       </w:r>
     </w:p>
     <w:p>
       <w:pPr>
-        <w:spacing w:before="240" w:after="120"/>
+        <w:spacing w:before="360" w:after="120" w:line="480" w:lineRule="auto"/>
       </w:pPr>
       <w:r>
         <w:rPr>
@@ -3176,37 +3191,37 @@
     </w:p>
     <w:p>
       <w:pPr>
-        <w:spacing w:after="120" w:line="360" w:lineRule="auto"/>
-        <w:ind w:firstLine="240"/>
+        <w:spacing w:after="120" w:line="480" w:lineRule="auto"/>
+        <w:ind w:firstLine="480"/>
       </w:pPr>
       <w:r>
         <w:rPr>
           <w:rFonts w:ascii="Times New Roman" w:hAnsi="Times New Roman" w:eastAsia="MS Mincho"/>
           <w:b w:val="0"/>
           <w:i w:val="0"/>
-          <w:sz w:val="22"/>
+          <w:sz w:val="24"/>
         </w:rPr>
         <w:t>Inklaar's critique (§6.5) raises the possibility that if the true depreciation rate δ is itself drifting, some of what we attribute to μ(t) could instead be absorbed by a time-varying δ(t). We address this directly by re-estimating the constant lag μ̂ (M1) under five depreciation scenarios: δ × {0.80, 0.90, 1.00, 1.10, 1.20}.</w:t>
       </w:r>
     </w:p>
     <w:p>
       <w:pPr>
-        <w:spacing w:after="120" w:line="360" w:lineRule="auto"/>
-        <w:ind w:firstLine="240"/>
+        <w:spacing w:after="120" w:line="480" w:lineRule="auto"/>
+        <w:ind w:firstLine="480"/>
       </w:pPr>
       <w:r>
         <w:rPr>
           <w:rFonts w:ascii="Times New Roman" w:hAnsi="Times New Roman" w:eastAsia="MS Mincho"/>
           <w:b w:val="0"/>
           <w:i w:val="0"/>
-          <w:sz w:val="22"/>
+          <w:sz w:val="24"/>
         </w:rPr>
         <w:t>Figure 7 shows the results. The main finding is that μ̂ is remarkably stable across the ±20% depreciation perturbation for most countries. The cross-country mean μ̂ moves from 1.61 years (δ × 0.80) to 1.52 years (δ × 1.20), a shift of only 0.09 years — less than 6% of the baseline estimate. The median μ̂ is virtually invariant at 0.26 years across all five scenarios. Countries with interior-solution μ̂ values (Luxembourg, Slovakia, United Kingdom, Sweden) show the expected negative relationship: higher depreciation slightly reduces the estimated lag, since faster depreciation absorbs some of the growth-rate variation that would otherwise be attributed to the gestation delay. However, the sensitivity is quantitatively small: a ±20% perturbation in δ moves μ̂ by at most 0.75 years even for the most sensitive country (Luxembourg: 3.75 → 3.00 years). The qualitative conclusion — that a nonzero lag improves out-of-sample fit — is robust to any plausible depreciation mis-specification within this range.</w:t>
       </w:r>
     </w:p>
     <w:p>
       <w:pPr>
-        <w:spacing w:before="240" w:after="120"/>
+        <w:spacing w:before="360" w:after="120" w:line="480" w:lineRule="auto"/>
       </w:pPr>
       <w:r>
         <w:rPr>
@@ -3284,37 +3299,37 @@
     </w:p>
     <w:p>
       <w:pPr>
-        <w:spacing w:after="120" w:line="360" w:lineRule="auto"/>
-        <w:ind w:firstLine="240"/>
+        <w:spacing w:after="120" w:line="480" w:lineRule="auto"/>
+        <w:ind w:firstLine="480"/>
       </w:pPr>
       <w:r>
         <w:rPr>
           <w:rFonts w:ascii="Times New Roman" w:hAnsi="Times New Roman" w:eastAsia="MS Mincho"/>
           <w:b w:val="0"/>
           <w:i w:val="0"/>
-          <w:sz w:val="22"/>
+          <w:sz w:val="24"/>
         </w:rPr>
         <w:t>Table 1 reports that M4 (joint tempo + intangible) achieves an out-of-sample MAPE of 4.61 %, virtually identical to M0 (4.60 %). This apparent non-improvement deserves scrutiny. Of the 39 countries in our sample, 25 have boundary-solution μ̂ values — either at the lower bound (0.01, effectively zero lag, 18 countries) or at the upper bound (6.0, 7 countries). For these countries, the tempo correction is either inoperative (μ̂ ≈ 0 ≡ M0) or saturated, so the M0–M4 comparison is uninformative by construction.</w:t>
       </w:r>
     </w:p>
     <w:p>
       <w:pPr>
-        <w:spacing w:after="120" w:line="360" w:lineRule="auto"/>
-        <w:ind w:firstLine="240"/>
+        <w:spacing w:after="120" w:line="480" w:lineRule="auto"/>
+        <w:ind w:firstLine="480"/>
       </w:pPr>
       <w:r>
         <w:rPr>
           <w:rFonts w:ascii="Times New Roman" w:hAnsi="Times New Roman" w:eastAsia="MS Mincho"/>
           <w:b w:val="0"/>
           <w:i w:val="0"/>
-          <w:sz w:val="22"/>
+          <w:sz w:val="24"/>
         </w:rPr>
         <w:t>Figure 8 restricts the OOS evaluation to the 14 countries with interior-solution μ̂ (μ̂ ∈ (0.02, 5.9)): Australia, Belgium, Canada, Chile, Colombia, Denmark, Iceland, Republic of Korea, Luxembourg, Norway, Slovakia, Slovenia, Sweden, and the United Kingdom. For this subsample, M1 (constant lag) achieves a median MAPE of 4.23 %, an improvement over M0's 4.27 %. Among boundary-solution countries, M1 and M2 show larger improvements (boundary M1 = 3.98 %, boundary M2 = 3.83 % vs boundary M0 = 4.72 %), indicating that the lag correction is effective precisely where the optimiser finds a nonzero solution. The key insight is that the full-sample median conflates countries for which the tempo correction is genuinely informative with those for which it is mechanically zero.</w:t>
       </w:r>
     </w:p>
     <w:p>
       <w:pPr>
-        <w:spacing w:before="240" w:after="120"/>
+        <w:spacing w:before="360" w:after="120" w:line="480" w:lineRule="auto"/>
       </w:pPr>
       <w:r>
         <w:rPr>
@@ -3990,52 +4005,52 @@
     </w:tbl>
     <w:p>
       <w:pPr>
-        <w:spacing w:after="120" w:line="360" w:lineRule="auto"/>
-        <w:ind w:firstLine="240"/>
+        <w:spacing w:after="120" w:line="480" w:lineRule="auto"/>
+        <w:ind w:firstLine="480"/>
       </w:pPr>
       <w:r>
         <w:rPr>
           <w:rFonts w:ascii="Times New Roman" w:hAnsi="Times New Roman" w:eastAsia="MS Mincho"/>
           <w:b w:val="0"/>
           <w:i w:val="0"/>
-          <w:sz w:val="22"/>
+          <w:sz w:val="24"/>
         </w:rPr>
         <w:t>MAPE measures average percentage error in GDP levels but does not capture whether models track the direction of GDP growth or the trajectory of the wealth-side capital stock. Table 4 reports two additional metrics computed on the 2015–2019 hold-out window.</w:t>
       </w:r>
     </w:p>
     <w:p>
       <w:pPr>
-        <w:spacing w:after="120" w:line="360" w:lineRule="auto"/>
-        <w:ind w:firstLine="240"/>
+        <w:spacing w:after="120" w:line="480" w:lineRule="auto"/>
+        <w:ind w:firstLine="480"/>
       </w:pPr>
       <w:r>
         <w:rPr>
           <w:rFonts w:ascii="Times New Roman" w:hAnsi="Times New Roman" w:eastAsia="MS Mincho"/>
           <w:b w:val="0"/>
           <w:i w:val="0"/>
-          <w:sz w:val="22"/>
+          <w:sz w:val="24"/>
         </w:rPr>
         <w:t>First, direction accuracy — the fraction of test years for which the model correctly predicts the sign of GDP growth — is uniformly high across all models (median 100 %), reflecting the fact that GDP growth was positive in almost all OECD economies throughout 2015–2019. Direction accuracy therefore does not discriminate among models in this sample but would become diagnostic in a sample spanning a recession.</w:t>
       </w:r>
     </w:p>
     <w:p>
       <w:pPr>
-        <w:spacing w:after="120" w:line="360" w:lineRule="auto"/>
-        <w:ind w:firstLine="240"/>
+        <w:spacing w:after="120" w:line="480" w:lineRule="auto"/>
+        <w:ind w:firstLine="480"/>
       </w:pPr>
       <w:r>
         <w:rPr>
           <w:rFonts w:ascii="Times New Roman" w:hAnsi="Times New Roman" w:eastAsia="MS Mincho"/>
           <w:b w:val="0"/>
           <w:i w:val="0"/>
-          <w:sz w:val="22"/>
+          <w:sz w:val="24"/>
         </w:rPr>
         <w:t>Second, the CWON trajectory RMSE measures how well each model's PIM capital stock tracks the CWON produced-capital trajectory on the hold-out years (demeaned log comparison). Here M2 (tempo drift) achieves the lowest median RMSE (0.0072), compared with M0 (0.0085) — a 15 % improvement. M1 (constant lag) is intermediate (0.0077). M4 achieves 0.0085, similar to M0, because the intangible correction shifts the level but not the growth trajectory of the capital stock. The trajectory metric therefore reveals a dimension of model performance that MAPE misses: tempo drift (M2) improves the alignment of PIM capital with wealth-side observations, even when the GDP-level forecast accuracy is comparable.</w:t>
       </w:r>
     </w:p>
     <w:p>
       <w:pPr>
-        <w:spacing w:before="240" w:after="120"/>
+        <w:spacing w:before="360" w:after="120" w:line="480" w:lineRule="auto"/>
       </w:pPr>
       <w:r>
         <w:rPr>
@@ -4113,81 +4128,81 @@
     </w:p>
     <w:p>
       <w:pPr>
-        <w:spacing w:after="120" w:line="360" w:lineRule="auto"/>
-        <w:ind w:firstLine="240"/>
+        <w:spacing w:after="120" w:line="480" w:lineRule="auto"/>
+        <w:ind w:firstLine="480"/>
       </w:pPr>
       <w:r>
         <w:rPr>
           <w:rFonts w:ascii="Times New Roman" w:hAnsi="Times New Roman" w:eastAsia="MS Mincho"/>
           <w:b w:val="0"/>
           <w:i w:val="0"/>
-          <w:sz w:val="22"/>
+          <w:sz w:val="24"/>
         </w:rPr>
         <w:t>A natural question is whether the cross-country variation in ρ̂₂ reflects observable differences in asset composition. Countries with a higher share of intangible and R&amp;D-intensive investment might be expected to show larger PIM–CWON divergences (lower ρ̂₂) if their PIM construction omits intangibles, or higher ρ̂₂ if the tempo and intangible corrections in M4 successfully account for the discrepancy.</w:t>
       </w:r>
     </w:p>
     <w:p>
       <w:pPr>
-        <w:spacing w:after="120" w:line="360" w:lineRule="auto"/>
-        <w:ind w:firstLine="240"/>
+        <w:spacing w:after="120" w:line="480" w:lineRule="auto"/>
+        <w:ind w:firstLine="480"/>
       </w:pPr>
       <w:r>
         <w:rPr>
           <w:rFonts w:ascii="Times New Roman" w:hAnsi="Times New Roman" w:eastAsia="MS Mincho"/>
           <w:b w:val="0"/>
           <w:i w:val="0"/>
-          <w:sz w:val="22"/>
+          <w:sz w:val="24"/>
         </w:rPr>
         <w:t>Figure 9 reports a cross-sectional OLS regression of ρ̂₂ on mean R&amp;D expenditure as a share of GDP (World Bank WDI). Under M0, the slope is positive (0.054) but not significant at 5 % (t = 1.82, R² = 0.082, n = 39): higher R&amp;D intensity is weakly associated with higher PIM–CWON consistency, possibly because R&amp;D-intensive economies also tend to have better-maintained national accounts. Under M4, the slope increases to 0.068 and becomes significant (t = 2.34, R² = 0.129): after the tempo and intangible corrections, the association between R&amp;D intensity and PIM–CWON consistency strengthens. This is consistent with the interpretation that M4's intangible correction (β) captures a component of the capital stock that is correlated with R&amp;D intensity, thereby reducing the residual PIM–CWON gap for innovation-oriented economies.</w:t>
       </w:r>
     </w:p>
     <w:p>
       <w:pPr>
-        <w:spacing w:after="120" w:line="360" w:lineRule="auto"/>
-        <w:ind w:firstLine="240"/>
+        <w:spacing w:after="120" w:line="480" w:lineRule="auto"/>
+        <w:ind w:firstLine="480"/>
       </w:pPr>
       <w:r>
         <w:rPr>
           <w:rFonts w:ascii="Times New Roman" w:hAnsi="Times New Roman" w:eastAsia="MS Mincho"/>
           <w:b w:val="0"/>
           <w:i w:val="0"/>
-          <w:sz w:val="22"/>
+          <w:sz w:val="24"/>
         </w:rPr>
         <w:t>The cross-sectional R² remains modest (13 %), reflecting the many other sources of PIM–CWON divergence (land-price revaluations, natural-resource rents, differences in asset-life assumptions). The result should therefore be read as suggestive rather than conclusive: ρ̂₂ is not random noise but reflects, in part, observable asset-composition differences across countries. This provides indirect engagement with the asset-specific profiles that a single-asset PIM cannot directly model, and points toward a natural extension in which ρ̂₂ is decomposed by asset class as multi-asset PIM data become available.</w:t>
       </w:r>
     </w:p>
     <w:p>
       <w:pPr>
-        <w:spacing w:before="240" w:after="120"/>
+        <w:spacing w:before="360" w:after="120" w:line="480" w:lineRule="auto"/>
       </w:pPr>
       <w:r>
         <w:rPr>
           <w:rFonts w:ascii="Times New Roman" w:hAnsi="Times New Roman" w:eastAsia="MS Mincho"/>
           <w:b/>
           <w:i w:val="0"/>
-          <w:sz w:val="26"/>
+          <w:sz w:val="28"/>
         </w:rPr>
         <w:t>6. Discussion</w:t>
       </w:r>
     </w:p>
     <w:p>
       <w:pPr>
-        <w:spacing w:after="120" w:line="360" w:lineRule="auto"/>
-        <w:ind w:firstLine="240"/>
+        <w:spacing w:after="120" w:line="480" w:lineRule="auto"/>
+        <w:ind w:firstLine="480"/>
       </w:pPr>
       <w:r>
         <w:rPr>
           <w:rFonts w:ascii="Times New Roman" w:hAnsi="Times New Roman" w:eastAsia="MS Mincho"/>
           <w:b w:val="0"/>
           <w:i w:val="0"/>
-          <w:sz w:val="22"/>
+          <w:sz w:val="24"/>
         </w:rPr>
         <w:t>We now step back from the technical results and consider what a time-varying μ(t) and a nonzero β mean for four active debates in economic measurement.</w:t>
       </w:r>
     </w:p>
     <w:p>
       <w:pPr>
-        <w:spacing w:before="240" w:after="120"/>
+        <w:spacing w:before="360" w:after="120" w:line="480" w:lineRule="auto"/>
       </w:pPr>
       <w:r>
         <w:rPr>
@@ -4201,22 +4216,22 @@
     </w:p>
     <w:p>
       <w:pPr>
-        <w:spacing w:after="120" w:line="360" w:lineRule="auto"/>
-        <w:ind w:firstLine="240"/>
+        <w:spacing w:after="120" w:line="480" w:lineRule="auto"/>
+        <w:ind w:firstLine="480"/>
       </w:pPr>
       <w:r>
         <w:rPr>
           <w:rFonts w:ascii="Times New Roman" w:hAnsi="Times New Roman" w:eastAsia="MS Mincho"/>
           <w:b w:val="0"/>
           <w:i w:val="0"/>
-          <w:sz w:val="22"/>
+          <w:sz w:val="24"/>
         </w:rPr>
         <w:t>The standard Solow decomposition attributes the residual to TFP. Under M0 (instant PIM, β = 0) any mis-specification in the timing or composition of capital flows through directly into TFP and is then interpreted as innovation. We show that a measurable share of Solow-residual growth variation across our 39 countries can be re-assigned to two accounting corrections that have nothing to do with innovation: the time-to-build μ(t) and the intangible share β. This is not a claim that innovation is unimportant; it is a claim that the accounting should be done before any residual interpretation.</w:t>
       </w:r>
     </w:p>
     <w:p>
       <w:pPr>
-        <w:spacing w:before="240" w:after="120"/>
+        <w:spacing w:before="360" w:after="120" w:line="480" w:lineRule="auto"/>
       </w:pPr>
       <w:r>
         <w:rPr>
@@ -4230,37 +4245,37 @@
     </w:p>
     <w:p>
       <w:pPr>
-        <w:spacing w:after="120" w:line="360" w:lineRule="auto"/>
-        <w:ind w:firstLine="240"/>
+        <w:spacing w:after="120" w:line="480" w:lineRule="auto"/>
+        <w:ind w:firstLine="480"/>
       </w:pPr>
       <w:r>
         <w:rPr>
           <w:rFonts w:ascii="Times New Roman" w:hAnsi="Times New Roman" w:eastAsia="MS Mincho"/>
           <w:b w:val="0"/>
           <w:i w:val="0"/>
-          <w:sz w:val="22"/>
+          <w:sz w:val="24"/>
         </w:rPr>
         <w:t>Table 2 established that period-fertility analysts already solved the problem of measuring a stock process from its flow when the flow is contaminated by drift in the timing distribution. Our contribution is to show that their solution — a structural timing parameter plus a single "forgotten" quantity parameter — transposes cleanly to national wealth accounting. This is not metaphor. Both problems are instances of the same statistical object: a convolution of a quantum rate with a timing kernel whose parameters drift. The same Bongaarts-Feeney adjustment works, up to a change of units.</w:t>
       </w:r>
     </w:p>
     <w:p>
       <w:pPr>
-        <w:spacing w:after="120" w:line="360" w:lineRule="auto"/>
-        <w:ind w:firstLine="240"/>
+        <w:spacing w:after="120" w:line="480" w:lineRule="auto"/>
+        <w:ind w:firstLine="480"/>
       </w:pPr>
       <w:r>
         <w:rPr>
           <w:rFonts w:ascii="Times New Roman" w:hAnsi="Times New Roman" w:eastAsia="MS Mincho"/>
           <w:b w:val="0"/>
           <w:i w:val="0"/>
-          <w:sz w:val="22"/>
+          <w:sz w:val="24"/>
         </w:rPr>
         <w:t>At the most conservative level, the results of Section 5 show that a fraction of what we have been calling TFP growth is a book-keeping artefact that disappears once μ(t) and β are jointly estimated. At the other extreme, the quantum-tempo framework forces us to ask whether the conceptual separation between "real innovation" and "mis-timed accounting" was ever well-defined. If the typical investment has a longer gestation period in 2019 than in 1995 — plausibly because the share of assets whose productive deployment requires software integration, regulatory approval, and network complementarities has risen — then the accounting correction is an economic statement about the changing composition of capital, and the boundary between "pure accounting" and "pure innovation" is porous. Our position is that the two categories should be treated symmetrically, with the same parametric machinery, rather than with the asymmetric treatment implicit in M0 (instant μ, zero β) that has dominated a half-century of growth accounting.</w:t>
       </w:r>
     </w:p>
     <w:p>
       <w:pPr>
-        <w:spacing w:before="240" w:after="120"/>
+        <w:spacing w:before="360" w:after="120" w:line="480" w:lineRule="auto"/>
       </w:pPr>
       <w:r>
         <w:rPr>
@@ -4274,37 +4289,37 @@
     </w:p>
     <w:p>
       <w:pPr>
-        <w:spacing w:after="120" w:line="360" w:lineRule="auto"/>
-        <w:ind w:firstLine="240"/>
+        <w:spacing w:after="120" w:line="480" w:lineRule="auto"/>
+        <w:ind w:firstLine="480"/>
       </w:pPr>
       <w:r>
         <w:rPr>
           <w:rFonts w:ascii="Times New Roman" w:hAnsi="Times New Roman" w:eastAsia="MS Mincho"/>
           <w:b w:val="0"/>
           <w:i w:val="0"/>
-          <w:sz w:val="22"/>
+          <w:sz w:val="24"/>
         </w:rPr>
         <w:t>The Beyond-GDP programme has spent twenty years arguing that flow measures (GDP) should be replaced or augmented by stock measures (IWI, CWON, SEEA). Our results suggest a more constructive synthesis: flow and stock measures are both biased by ignored hidden parameters, and they bias in the same direction once the parameters are made explicit. A reader who trusts CWON-produced capital as a gold standard for wealth accounting should also trust a PIM stock built with a time-varying μ(t) and a nonzero β, because those two series now agree to 1–2 % for most countries (Fig. 3). The practical route to Beyond-GDP is not to abandon the flow account but to audit it for tempo drift and for hidden β, just as the period total fertility rate was audited in the late 1990s.</w:t>
       </w:r>
     </w:p>
     <w:p>
       <w:pPr>
-        <w:spacing w:after="120" w:line="360" w:lineRule="auto"/>
-        <w:ind w:firstLine="240"/>
+        <w:spacing w:after="120" w:line="480" w:lineRule="auto"/>
+        <w:ind w:firstLine="480"/>
       </w:pPr>
       <w:r>
         <w:rPr>
           <w:rFonts w:ascii="Times New Roman" w:hAnsi="Times New Roman" w:eastAsia="MS Mincho"/>
           <w:b w:val="0"/>
           <w:i w:val="0"/>
-          <w:sz w:val="22"/>
+          <w:sz w:val="24"/>
         </w:rPr>
         <w:t>Three implications follow for the Beyond-GDP conversation specifically. First, the argument that flow and stock accounts are irreconcilable — sometimes deployed to justify replacing GDP with a composite index — is not supported by the data once the accounts are audited on the same terms: once μ(t) and β are allowed, the two accounts agree to within the margin that separates any two reasonable national-statistics sources. Second, the composite-index direction (a single headline number that combines produced, human, and natural capital into one aggregate) is premature until the component-by-component reconciliation has been performed; adding categories before the existing categories are internally consistent only compounds the book-keeping problem. Third, the demographic-tempo literature evolved from Bongaarts and Feeney's (1998) original adjustment to a richer multi-parameter framework (Goldstein et al., 2003; Bongaarts and Sobotka, 2012) only after the single-parameter version was taken seriously and shown to be empirically productive. Capital-accounting tempo correction is at the same stage the fertility literature was in 1998: the one-parameter version here is not the last word, but it is a necessary first stop, and further parameters — asset-class heterogeneity in μ, country-specific β drift, interaction terms between μ and depreciation δ — are the natural next layer of refinement.</w:t>
       </w:r>
     </w:p>
     <w:p>
       <w:pPr>
-        <w:spacing w:before="240" w:after="120"/>
+        <w:spacing w:before="360" w:after="120" w:line="480" w:lineRule="auto"/>
       </w:pPr>
       <w:r>
         <w:rPr>
@@ -4318,22 +4333,22 @@
     </w:p>
     <w:p>
       <w:pPr>
-        <w:spacing w:after="120" w:line="360" w:lineRule="auto"/>
-        <w:ind w:firstLine="240"/>
+        <w:spacing w:after="120" w:line="480" w:lineRule="auto"/>
+        <w:ind w:firstLine="480"/>
       </w:pPr>
       <w:r>
         <w:rPr>
           <w:rFonts w:ascii="Times New Roman" w:hAnsi="Times New Roman" w:eastAsia="MS Mincho"/>
           <w:b w:val="0"/>
           <w:i w:val="0"/>
-          <w:sz w:val="22"/>
+          <w:sz w:val="24"/>
         </w:rPr>
         <w:t>The same machinery extends naturally to health expenditure, which is why we use the term "capital-accounting tempo effect" rather than "GDP tempo effect": the quantum-tempo decomposition is not specific to income statistics but to any stock-of-outcomes process whose flow is contaminated by drift in the timing distribution. A companion paper (in preparation) shows that the median lag from health expenditure to life-expectancy outcomes has been rising by roughly 0.15 years per calendar year since 2000 across the OECD, and that an analogous forgotten parameter — the share of health expenditure directed to prevention and R&amp;D rather than to curative care — explains an additional share of the United States-Japan life-expectancy gap. The substantive implication, consistent with the World Health Organization's Healthy Life Expectancy programme (Salomon et al., 2012) but not yet embedded in any official wealth account, is that a country with a low intangible-health share (predominantly curative, low prevention and research) will look more efficient in a naive per-capita expenditure comparison but less resilient in the stock sense. The broader point is that any stock-of-outcomes process whose timing structure drifts — the "healthy life years" stock, the human-capital stock, the stock of accumulated medical R&amp;D, and by extension the stock of climate adaptation capital — admits the same tempo-plus-forgotten-parameter correction developed here. Cross-walking the capital-accounting machinery to each of these domains is a programme, not a single paper; the present paper is the first stop on that programme.</w:t>
       </w:r>
     </w:p>
     <w:p>
       <w:pPr>
-        <w:spacing w:before="240" w:after="120"/>
+        <w:spacing w:before="360" w:after="120" w:line="480" w:lineRule="auto"/>
       </w:pPr>
       <w:r>
         <w:rPr>
@@ -4347,103 +4362,103 @@
     </w:p>
     <w:p>
       <w:pPr>
-        <w:spacing w:after="120" w:line="360" w:lineRule="auto"/>
-        <w:ind w:firstLine="240"/>
+        <w:spacing w:after="120" w:line="480" w:lineRule="auto"/>
+        <w:ind w:firstLine="480"/>
       </w:pPr>
       <w:r>
         <w:rPr>
           <w:rFonts w:ascii="Times New Roman" w:hAnsi="Times New Roman" w:eastAsia="MS Mincho"/>
           <w:b w:val="0"/>
           <w:i w:val="0"/>
-          <w:sz w:val="22"/>
+          <w:sz w:val="24"/>
         </w:rPr>
         <w:t>Three caveats apply. First, our identification of β against CWON is only as clean as CWON itself, and CWON combines national sources of heterogeneous quality — in particular, the treatment of land and sub-soil assets differs materially between Europe and the United States (Lange et al., 2018, Chap. 2), and our residual gap for Japan is at least partly attributable to land-price revaluations that CWON carries but our PIM construction does not. Second, the bootstrap CIs (§5.4) are wide for countries with short series or volatile investment, and we do not claim point identification for those countries; the framework provides interval estimates and a direction, and any country-specific policy conclusion should be cross-checked with national-accounts micro-data before being taken as settled. Third, the γ_price sensitivity experiment (§5.3) treats the CWON deflator as a single country-level scalar; a more careful study would use sector-specific deflators, national land-price indices, and Tornqvist chained price indices for intangibles (Jorgenson et al., 2018), and is left to future work. A fourth caveat, perhaps the most important, is that the demographic-tempo analogy is suggestive but not exact: demographic stocks depreciate via well-measured mortality rates, whereas capital stocks depreciate via δ_t that is itself a derived estimate in PWT and is known to be imprecisely measured in transition economies (Inklaar and Timmer, 2013). If the true δ is itself drifting, some of what we attribute to μ(t) could instead be absorbed by a time-varying δ(t). Disentangling these two drifts requires auxiliary data on capacity utilisation and asset retirements that is not uniformly available across the 39 countries in our sample.</w:t>
       </w:r>
     </w:p>
     <w:p>
       <w:pPr>
-        <w:spacing w:before="240" w:after="120"/>
+        <w:spacing w:before="360" w:after="120" w:line="480" w:lineRule="auto"/>
       </w:pPr>
       <w:r>
         <w:rPr>
           <w:rFonts w:ascii="Times New Roman" w:hAnsi="Times New Roman" w:eastAsia="MS Mincho"/>
           <w:b/>
           <w:i w:val="0"/>
-          <w:sz w:val="26"/>
+          <w:sz w:val="28"/>
         </w:rPr>
         <w:t>7. Conclusion</w:t>
       </w:r>
     </w:p>
     <w:p>
       <w:pPr>
-        <w:spacing w:after="120" w:line="360" w:lineRule="auto"/>
-        <w:ind w:firstLine="240"/>
+        <w:spacing w:after="120" w:line="480" w:lineRule="auto"/>
+        <w:ind w:firstLine="480"/>
       </w:pPr>
       <w:r>
         <w:rPr>
           <w:rFonts w:ascii="Times New Roman" w:hAnsi="Times New Roman" w:eastAsia="MS Mincho"/>
           <w:b w:val="0"/>
           <w:i w:val="0"/>
-          <w:sz w:val="22"/>
+          <w:sz w:val="24"/>
         </w:rPr>
         <w:t>National income and wealth accounting has been asking the wrong question. The right question is not whether to use flows or stocks, but whether the parameters that link the two — the time-to-build of investment and the share of intangible capital — are estimated or imposed. When they are imposed (μ = 0, β = 0) the accounting is silently biased, the Solow residual absorbs the error, and the flow and stock accounts drift apart. When they are jointly estimated against both production data (PWT) and wealth data (CWON), the two accounts come back into agreement to within 1–2 % for most advanced economies, the out-of-sample accuracy of GDP level forecasts improves by 13 %, and the Beyond-GDP debate becomes a debate about which forgotten parameter matters next. Demography solved the same problem for population a quarter-century ago. Capital accounting can do the same now.</w:t>
       </w:r>
     </w:p>
     <w:p>
       <w:pPr>
-        <w:spacing w:after="120" w:line="360" w:lineRule="auto"/>
-        <w:ind w:firstLine="240"/>
+        <w:spacing w:after="120" w:line="480" w:lineRule="auto"/>
+        <w:ind w:firstLine="480"/>
       </w:pPr>
       <w:r>
         <w:rPr>
           <w:rFonts w:ascii="Times New Roman" w:hAnsi="Times New Roman" w:eastAsia="MS Mincho"/>
           <w:b w:val="0"/>
           <w:i w:val="0"/>
-          <w:sz w:val="22"/>
+          <w:sz w:val="24"/>
         </w:rPr>
         <w:t>The scale of the empirical gains deserves a final word of calibration. A 13 % reduction in out-of-sample MAPE is, in levels, a reduction from 4.60 % to 3.99 %, which for a country with a USD 5 trillion GDP corresponds to closing a USD 30 billion annual forecast error. That is small in relative terms but large in absolute terms, and it is obtained without any new stochastic machinery, without any new data source beyond PWT and CWON, and without giving up the single-equation tractability that makes growth-accounting exercises teachable. Methodologically cheap, quantitatively material, and conceptually symmetric with a well-understood demographic precedent: those are the three qualities that in our view justify porting the quantum-tempo framework from population to capital.</w:t>
       </w:r>
     </w:p>
     <w:p>
       <w:pPr>
-        <w:spacing w:after="120" w:line="360" w:lineRule="auto"/>
-        <w:ind w:firstLine="240"/>
+        <w:spacing w:after="120" w:line="480" w:lineRule="auto"/>
+        <w:ind w:firstLine="480"/>
       </w:pPr>
       <w:r>
         <w:rPr>
           <w:rFonts w:ascii="Times New Roman" w:hAnsi="Times New Roman" w:eastAsia="MS Mincho"/>
           <w:b w:val="0"/>
           <w:i w:val="0"/>
-          <w:sz w:val="22"/>
+          <w:sz w:val="24"/>
         </w:rPr>
         <w:t>Three practical recommendations follow from the results. First, any revision of national capital-stock estimates that treats μ as time-invariant should be treated as provisional; the cost of re-estimating μ(t) is modest and the benefit in out-of-sample fit is comparable to adding a full suite of stochastic shocks to the production function. Second, the CWON and IWI programmes should consider publishing, alongside the point estimates, a set of joint-identified (μ, β) values implied by the flow and stock accounts together, so that users can see at a glance whether the two accounts are internally consistent or not. Third, methodologically, there is no principled reason for TFP growth to remain the residual of first resort. A post-tempo, post-intangible residual, computed after μ(t) and β have absorbed their share, is a more honest benchmark for productivity growth. That residual will be smaller than the Solow number, but it will also be more informative. Demography learned to live with a smaller "unexplained" component once the period-cohort bias was acknowledged; economic measurement is overdue the same adjustment.</w:t>
       </w:r>
     </w:p>
     <w:p>
       <w:pPr>
-        <w:spacing w:before="240" w:after="120"/>
+        <w:spacing w:before="360" w:after="120" w:line="480" w:lineRule="auto"/>
       </w:pPr>
       <w:r>
         <w:rPr>
           <w:rFonts w:ascii="Times New Roman" w:hAnsi="Times New Roman" w:eastAsia="MS Mincho"/>
           <w:b/>
           <w:i w:val="0"/>
-          <w:sz w:val="26"/>
+          <w:sz w:val="28"/>
         </w:rPr>
         <w:t>Tables</w:t>
       </w:r>
     </w:p>
     <w:p>
       <w:pPr>
-        <w:spacing w:after="120" w:line="360" w:lineRule="auto"/>
-        <w:ind w:firstLine="240"/>
+        <w:spacing w:after="120" w:line="480" w:lineRule="auto"/>
+        <w:ind w:firstLine="480"/>
       </w:pPr>
       <w:r>
         <w:rPr>
           <w:rFonts w:ascii="Times New Roman" w:hAnsi="Times New Roman" w:eastAsia="MS Mincho"/>
           <w:b w:val="0"/>
           <w:i w:val="0"/>
-          <w:sz w:val="22"/>
+          <w:sz w:val="24"/>
         </w:rPr>
         <w:t>Table 1. M0–M4: In-sample and out-of-sample performance across 39 countries.</w:t>
       </w:r>
@@ -5112,15 +5127,15 @@
     </w:tbl>
     <w:p>
       <w:pPr>
-        <w:spacing w:after="120" w:line="360" w:lineRule="auto"/>
-        <w:ind w:firstLine="240"/>
+        <w:spacing w:after="120" w:line="480" w:lineRule="auto"/>
+        <w:ind w:firstLine="480"/>
       </w:pPr>
       <w:r>
         <w:rPr>
           <w:rFonts w:ascii="Times New Roman" w:hAnsi="Times New Roman" w:eastAsia="MS Mincho"/>
           <w:b w:val="0"/>
           <w:i w:val="0"/>
-          <w:sz w:val="22"/>
+          <w:sz w:val="24"/>
         </w:rPr>
         <w:t>Table 2. Population–capital correspondence.</w:t>
       </w:r>
@@ -5639,15 +5654,15 @@
     </w:tbl>
     <w:p>
       <w:pPr>
-        <w:spacing w:after="120" w:line="360" w:lineRule="auto"/>
-        <w:ind w:firstLine="240"/>
+        <w:spacing w:after="120" w:line="480" w:lineRule="auto"/>
+        <w:ind w:firstLine="480"/>
       </w:pPr>
       <w:r>
         <w:rPr>
           <w:rFonts w:ascii="Times New Roman" w:hAnsi="Times New Roman" w:eastAsia="MS Mincho"/>
           <w:b w:val="0"/>
           <w:i w:val="0"/>
-          <w:sz w:val="22"/>
+          <w:sz w:val="24"/>
         </w:rPr>
         <w:t>Table 3. Relational PIM diagnostics: ρ̂₂ under M0, M1, M2, M4.</w:t>
       </w:r>
@@ -6298,15 +6313,15 @@
     </w:tbl>
     <w:p>
       <w:pPr>
-        <w:spacing w:after="120" w:line="360" w:lineRule="auto"/>
-        <w:ind w:firstLine="240"/>
+        <w:spacing w:after="120" w:line="480" w:lineRule="auto"/>
+        <w:ind w:firstLine="480"/>
       </w:pPr>
       <w:r>
         <w:rPr>
           <w:rFonts w:ascii="Times New Roman" w:hAnsi="Times New Roman" w:eastAsia="MS Mincho"/>
           <w:b w:val="0"/>
           <w:i w:val="0"/>
-          <w:sz w:val="22"/>
+          <w:sz w:val="24"/>
         </w:rPr>
         <w:t>Table 4. Extended out-of-sample metrics: direction accuracy and CWON trajectory RMSE.</w:t>
       </w:r>
@@ -6975,586 +6990,601 @@
     </w:tbl>
     <w:p>
       <w:pPr>
-        <w:spacing w:before="240" w:after="120"/>
+        <w:spacing w:before="360" w:after="120" w:line="480" w:lineRule="auto"/>
       </w:pPr>
       <w:r>
         <w:rPr>
           <w:rFonts w:ascii="Times New Roman" w:hAnsi="Times New Roman" w:eastAsia="MS Mincho"/>
           <w:b/>
           <w:i w:val="0"/>
-          <w:sz w:val="26"/>
+          <w:sz w:val="28"/>
         </w:rPr>
         <w:t>References</w:t>
       </w:r>
     </w:p>
     <w:p>
       <w:pPr>
-        <w:spacing w:after="120" w:line="360" w:lineRule="auto"/>
-        <w:ind w:firstLine="240"/>
+        <w:spacing w:after="120" w:line="480" w:lineRule="auto"/>
+        <w:ind w:firstLine="480"/>
       </w:pPr>
       <w:r>
         <w:rPr>
           <w:rFonts w:ascii="Times New Roman" w:hAnsi="Times New Roman" w:eastAsia="MS Mincho"/>
           <w:b w:val="0"/>
           <w:i w:val="0"/>
-          <w:sz w:val="22"/>
+          <w:sz w:val="24"/>
         </w:rPr>
-        <w:t>Altug, S., "Time-to-build and aggregate fluctuations: some new evidence," International Economic Review, 30, 889–920, 1989.</w:t>
+        <w:t>Altug, Sumru (1989) Time-to-build and aggregate fluctuations: some new evidence. International Economic Review 30, 889–920.</w:t>
       </w:r>
     </w:p>
     <w:p>
       <w:pPr>
-        <w:spacing w:after="120" w:line="360" w:lineRule="auto"/>
-        <w:ind w:firstLine="240"/>
+        <w:spacing w:after="120" w:line="480" w:lineRule="auto"/>
+        <w:ind w:firstLine="480"/>
       </w:pPr>
       <w:r>
         <w:rPr>
           <w:rFonts w:ascii="Times New Roman" w:hAnsi="Times New Roman" w:eastAsia="MS Mincho"/>
           <w:b w:val="0"/>
           <w:i w:val="0"/>
-          <w:sz w:val="22"/>
+          <w:sz w:val="24"/>
         </w:rPr>
-        <w:t>Arrow, K. J., P. Dasgupta, L. H. Goulder, K. J. Mumford, and K. Oleson, "Sustainability and the measurement of wealth," Environment and Development Economics, 17, 317–353, 2012.</w:t>
+        <w:t>Arrow, Kenneth J., Partha Dasgupta, Lawrence H. Goulder, Kevin J. Mumford, and Kirsten Oleson (2012) Sustainability and the measurement of wealth. Environment and Development Economics 17, 317–353.</w:t>
       </w:r>
     </w:p>
     <w:p>
       <w:pPr>
-        <w:spacing w:after="120" w:line="360" w:lineRule="auto"/>
-        <w:ind w:firstLine="240"/>
+        <w:spacing w:after="120" w:line="480" w:lineRule="auto"/>
+        <w:ind w:firstLine="480"/>
       </w:pPr>
       <w:r>
         <w:rPr>
           <w:rFonts w:ascii="Times New Roman" w:hAnsi="Times New Roman" w:eastAsia="MS Mincho"/>
           <w:b w:val="0"/>
           <w:i w:val="0"/>
-          <w:sz w:val="22"/>
+          <w:sz w:val="24"/>
         </w:rPr>
-        <w:t>Bongaarts, J. and G. Feeney, "On the quantum and tempo of fertility," Population and Development Review, 24, 271–291, 1998.</w:t>
+        <w:t>Bongaarts, John and Griffith Feeney (1998) On the quantum and tempo of fertility. Population and Development Review 24, 271–291.</w:t>
       </w:r>
     </w:p>
     <w:p>
       <w:pPr>
-        <w:spacing w:after="120" w:line="360" w:lineRule="auto"/>
-        <w:ind w:firstLine="240"/>
+        <w:spacing w:after="120" w:line="480" w:lineRule="auto"/>
+        <w:ind w:firstLine="480"/>
       </w:pPr>
       <w:r>
         <w:rPr>
           <w:rFonts w:ascii="Times New Roman" w:hAnsi="Times New Roman" w:eastAsia="MS Mincho"/>
           <w:b w:val="0"/>
           <w:i w:val="0"/>
-          <w:sz w:val="22"/>
+          <w:sz w:val="24"/>
         </w:rPr>
-        <w:t>Bongaarts, J. and T. Sobotka, "A demographic explanation for the recent rise in European fertility," Population and Development Review, 38, 83–120, 2012.</w:t>
+        <w:t>Bongaarts, John and Tomáš Sobotka (2012) A demographic explanation for the recent rise in European fertility. Population and Development Review 38, 83–120.</w:t>
       </w:r>
     </w:p>
     <w:p>
       <w:pPr>
-        <w:spacing w:after="120" w:line="360" w:lineRule="auto"/>
-        <w:ind w:firstLine="240"/>
+        <w:spacing w:after="120" w:line="480" w:lineRule="auto"/>
+        <w:ind w:firstLine="480"/>
       </w:pPr>
       <w:r>
         <w:rPr>
           <w:rFonts w:ascii="Times New Roman" w:hAnsi="Times New Roman" w:eastAsia="MS Mincho"/>
           <w:b w:val="0"/>
           <w:i w:val="0"/>
-          <w:sz w:val="22"/>
+          <w:sz w:val="24"/>
         </w:rPr>
-        <w:t>Corrado, C., C. Hulten, and D. Sichel, "Measuring capital and technology: an expanded framework," in C. Corrado, J. Haltiwanger, and D. Sichel, eds., Measuring Capital in the New Economy, 11–46, University of Chicago Press, Chicago, 2005.</w:t>
+        <w:t>Brass, William (1971) On the scale of mortality. In William Brass (ed.), Biological Aspects of Demography, pp. 69–110. London: Taylor and Francis.</w:t>
       </w:r>
     </w:p>
     <w:p>
       <w:pPr>
-        <w:spacing w:after="120" w:line="360" w:lineRule="auto"/>
-        <w:ind w:firstLine="240"/>
+        <w:spacing w:after="120" w:line="480" w:lineRule="auto"/>
+        <w:ind w:firstLine="480"/>
       </w:pPr>
       <w:r>
         <w:rPr>
           <w:rFonts w:ascii="Times New Roman" w:hAnsi="Times New Roman" w:eastAsia="MS Mincho"/>
           <w:b w:val="0"/>
           <w:i w:val="0"/>
-          <w:sz w:val="22"/>
+          <w:sz w:val="24"/>
         </w:rPr>
-        <w:t>Corrado, C., C. Hulten, and D. Sichel, "Intangible capital and US economic growth," Review of Income and Wealth, 55, 661–685, 2009.</w:t>
+        <w:t>Christiano, Lawrence J. and Richard M. Todd (1996) Time to plan and aggregate fluctuations. Federal Reserve Bank of Minneapolis Quarterly Review 20, 14–27.</w:t>
       </w:r>
     </w:p>
     <w:p>
       <w:pPr>
-        <w:spacing w:after="120" w:line="360" w:lineRule="auto"/>
-        <w:ind w:firstLine="240"/>
+        <w:spacing w:after="120" w:line="480" w:lineRule="auto"/>
+        <w:ind w:firstLine="480"/>
       </w:pPr>
       <w:r>
         <w:rPr>
           <w:rFonts w:ascii="Times New Roman" w:hAnsi="Times New Roman" w:eastAsia="MS Mincho"/>
           <w:b w:val="0"/>
           <w:i w:val="0"/>
-          <w:sz w:val="22"/>
+          <w:sz w:val="24"/>
         </w:rPr>
-        <w:t>Corrado, C., J. Haskel, C. Jona-Lasinio, and M. Iommi, "Intangible investment in the EU and US before and since the Great Recession and its contribution to productivity growth," EIB Working Papers 2016/08, 2016.</w:t>
+        <w:t>Corrado, Carol, Charles Hulten, and Daniel Sichel (2005) Measuring capital and technology: an expanded framework. In Carol Corrado, John Haltiwanger, and Daniel Sichel (eds.), Measuring Capital in the New Economy, pp. 11–46. Chicago: University of Chicago Press.</w:t>
       </w:r>
     </w:p>
     <w:p>
       <w:pPr>
-        <w:spacing w:after="120" w:line="360" w:lineRule="auto"/>
-        <w:ind w:firstLine="240"/>
+        <w:spacing w:after="120" w:line="480" w:lineRule="auto"/>
+        <w:ind w:firstLine="480"/>
       </w:pPr>
       <w:r>
         <w:rPr>
           <w:rFonts w:ascii="Times New Roman" w:hAnsi="Times New Roman" w:eastAsia="MS Mincho"/>
           <w:b w:val="0"/>
           <w:i w:val="0"/>
-          <w:sz w:val="22"/>
+          <w:sz w:val="24"/>
         </w:rPr>
-        <w:t>Corrado, C., J. Haskel, M. Iommi, and C. Jona-Lasinio, "Intangible capital, innovation and productivity a la Jorgenson: evidence from Europe and the US," in B. M. Fraumeni, ed., Measuring Economic Growth and Productivity, Academic Press, 363–385, 2020.</w:t>
+        <w:t>Corrado, Carol, Charles Hulten, and Daniel Sichel (2009) Intangible capital and US economic growth. Review of Income and Wealth 55, 661–685.</w:t>
       </w:r>
     </w:p>
     <w:p>
       <w:pPr>
-        <w:spacing w:after="120" w:line="360" w:lineRule="auto"/>
-        <w:ind w:firstLine="240"/>
+        <w:spacing w:after="120" w:line="480" w:lineRule="auto"/>
+        <w:ind w:firstLine="480"/>
       </w:pPr>
       <w:r>
         <w:rPr>
           <w:rFonts w:ascii="Times New Roman" w:hAnsi="Times New Roman" w:eastAsia="MS Mincho"/>
           <w:b w:val="0"/>
           <w:i w:val="0"/>
-          <w:sz w:val="22"/>
+          <w:sz w:val="24"/>
         </w:rPr>
-        <w:t>Christiano, L. J. and R. M. Todd, "Time to plan and aggregate fluctuations," Federal Reserve Bank of Minneapolis Quarterly Review, 20, 14–27, 1996.</w:t>
+        <w:t>Corrado, Carol, Jonathan Haskel, Cecilia Jona-Lasinio, and Massimiliano Iommi (2016) Intangible investment in the EU and US before and since the Great Recession and its contribution to productivity growth. EIB Working Papers 2016/08.</w:t>
       </w:r>
     </w:p>
     <w:p>
       <w:pPr>
-        <w:spacing w:after="120" w:line="360" w:lineRule="auto"/>
-        <w:ind w:firstLine="240"/>
+        <w:spacing w:after="120" w:line="480" w:lineRule="auto"/>
+        <w:ind w:firstLine="480"/>
       </w:pPr>
       <w:r>
         <w:rPr>
           <w:rFonts w:ascii="Times New Roman" w:hAnsi="Times New Roman" w:eastAsia="MS Mincho"/>
           <w:b w:val="0"/>
           <w:i w:val="0"/>
-          <w:sz w:val="22"/>
+          <w:sz w:val="24"/>
         </w:rPr>
-        <w:t>Dasgupta, P., The Economics of Biodiversity: The Dasgupta Review, HM Treasury, London, 2021.</w:t>
+        <w:t>Corrado, Carol, Jonathan Haskel, Massimiliano Iommi, and Cecilia Jona-Lasinio (2020) Intangible capital, innovation and productivity à la Jorgenson: evidence from Europe and the US. In Barbara M. Fraumeni (ed.), Measuring Economic Growth and Productivity, pp. 363–385. Academic Press.</w:t>
       </w:r>
     </w:p>
     <w:p>
       <w:pPr>
-        <w:spacing w:after="120" w:line="360" w:lineRule="auto"/>
-        <w:ind w:firstLine="240"/>
+        <w:spacing w:after="120" w:line="480" w:lineRule="auto"/>
+        <w:ind w:firstLine="480"/>
       </w:pPr>
       <w:r>
         <w:rPr>
           <w:rFonts w:ascii="Times New Roman" w:hAnsi="Times New Roman" w:eastAsia="MS Mincho"/>
           <w:b w:val="0"/>
           <w:i w:val="0"/>
-          <w:sz w:val="22"/>
+          <w:sz w:val="24"/>
         </w:rPr>
-        <w:t>De Rassenfosse, G. and A. B. Jaffe, "Intellectual property and public-science spillovers: an overview and research directions," Review of Economic Research on Copyright Issues, 15, 1–22, 2018.</w:t>
+        <w:t>Dasgupta, Partha (2021) The Economics of Biodiversity: The Dasgupta Review. London: HM Treasury.</w:t>
       </w:r>
     </w:p>
     <w:p>
       <w:pPr>
-        <w:spacing w:after="120" w:line="360" w:lineRule="auto"/>
-        <w:ind w:firstLine="240"/>
+        <w:spacing w:after="120" w:line="480" w:lineRule="auto"/>
+        <w:ind w:firstLine="480"/>
       </w:pPr>
       <w:r>
         <w:rPr>
           <w:rFonts w:ascii="Times New Roman" w:hAnsi="Times New Roman" w:eastAsia="MS Mincho"/>
           <w:b w:val="0"/>
           <w:i w:val="0"/>
-          <w:sz w:val="22"/>
+          <w:sz w:val="24"/>
         </w:rPr>
-        <w:t>Edge, R. M., "Time-to-build, time-to-plan, habit-persistence, and the liquidity effect," Journal of Monetary Economics, 54, 1644–1669, 2007.</w:t>
+        <w:t>De Rassenfosse, Gaétan and Adam B. Jaffe (2018) Intellectual property and public-science spillovers: an overview and research directions. Review of Economic Research on Copyright Issues 15, 1–22.</w:t>
       </w:r>
     </w:p>
     <w:p>
       <w:pPr>
-        <w:spacing w:after="120" w:line="360" w:lineRule="auto"/>
-        <w:ind w:firstLine="240"/>
+        <w:spacing w:after="120" w:line="480" w:lineRule="auto"/>
+        <w:ind w:firstLine="480"/>
       </w:pPr>
       <w:r>
         <w:rPr>
           <w:rFonts w:ascii="Times New Roman" w:hAnsi="Times New Roman" w:eastAsia="MS Mincho"/>
           <w:b w:val="0"/>
           <w:i w:val="0"/>
-          <w:sz w:val="22"/>
+          <w:sz w:val="24"/>
         </w:rPr>
-        <w:t>Feenstra, R. C., R. Inklaar, and M. P. Timmer, "The next generation of the Penn World Table," American Economic Review, 105, 3150–3182, 2015.</w:t>
+        <w:t>Edge, Rochelle M. (2007) Time-to-build, time-to-plan, habit-persistence, and the liquidity effect. Journal of Monetary Economics 54, 1644–1669.</w:t>
       </w:r>
     </w:p>
     <w:p>
       <w:pPr>
-        <w:spacing w:after="120" w:line="360" w:lineRule="auto"/>
-        <w:ind w:firstLine="240"/>
+        <w:spacing w:after="120" w:line="480" w:lineRule="auto"/>
+        <w:ind w:firstLine="480"/>
       </w:pPr>
       <w:r>
         <w:rPr>
           <w:rFonts w:ascii="Times New Roman" w:hAnsi="Times New Roman" w:eastAsia="MS Mincho"/>
           <w:b w:val="0"/>
           <w:i w:val="0"/>
-          <w:sz w:val="22"/>
+          <w:sz w:val="24"/>
         </w:rPr>
-        <w:t>Goldstein, J. R., W. Lutz, and S. Scherbov, "Long-term population decline in Europe: the relative importance of tempo effects and generational length," Population and Development Review, 29, 699–707, 2003.</w:t>
+        <w:t>Feenstra, Robert C., Robert Inklaar, and Marcel P. Timmer (2015) The next generation of the Penn World Table. American Economic Review 105, 3150–3182.</w:t>
       </w:r>
     </w:p>
     <w:p>
       <w:pPr>
-        <w:spacing w:after="120" w:line="360" w:lineRule="auto"/>
-        <w:ind w:firstLine="240"/>
+        <w:spacing w:after="120" w:line="480" w:lineRule="auto"/>
+        <w:ind w:firstLine="480"/>
       </w:pPr>
       <w:r>
         <w:rPr>
           <w:rFonts w:ascii="Times New Roman" w:hAnsi="Times New Roman" w:eastAsia="MS Mincho"/>
           <w:b w:val="0"/>
           <w:i w:val="0"/>
-          <w:sz w:val="22"/>
+          <w:sz w:val="24"/>
         </w:rPr>
-        <w:t>Hamano, M. and Y. Zhao, "Fiscal sustainability and land prices in Japan," Journal of the Japanese and International Economies, 46, 17–29, 2017.</w:t>
+        <w:t>Goldstein, Joshua R., Wolfgang Lutz, and Sergei Scherbov (2003) Long-term population decline in Europe: the relative importance of tempo effects and generational length. Population and Development Review 29, 699–707.</w:t>
       </w:r>
     </w:p>
     <w:p>
       <w:pPr>
-        <w:spacing w:after="120" w:line="360" w:lineRule="auto"/>
-        <w:ind w:firstLine="240"/>
+        <w:spacing w:after="120" w:line="480" w:lineRule="auto"/>
+        <w:ind w:firstLine="480"/>
       </w:pPr>
       <w:r>
         <w:rPr>
           <w:rFonts w:ascii="Times New Roman" w:hAnsi="Times New Roman" w:eastAsia="MS Mincho"/>
           <w:b w:val="0"/>
           <w:i w:val="0"/>
-          <w:sz w:val="22"/>
+          <w:sz w:val="24"/>
         </w:rPr>
-        <w:t>Griliches, Z., "The discovery of the residual: a historical note," Journal of Economic Literature, 34, 1324–1330, 1996.</w:t>
+        <w:t>Griliches, Zvi (1996) The discovery of the residual: a historical note. Journal of Economic Literature 34, 1324–1330.</w:t>
       </w:r>
     </w:p>
     <w:p>
       <w:pPr>
-        <w:spacing w:after="120" w:line="360" w:lineRule="auto"/>
-        <w:ind w:firstLine="240"/>
+        <w:spacing w:after="120" w:line="480" w:lineRule="auto"/>
+        <w:ind w:firstLine="480"/>
       </w:pPr>
       <w:r>
         <w:rPr>
           <w:rFonts w:ascii="Times New Roman" w:hAnsi="Times New Roman" w:eastAsia="MS Mincho"/>
           <w:b w:val="0"/>
           <w:i w:val="0"/>
-          <w:sz w:val="22"/>
+          <w:sz w:val="24"/>
         </w:rPr>
-        <w:t>Haskel, J. and S. Westlake, Capitalism without Capital: The Rise of the Intangible Economy, Princeton University Press, Princeton, 2017.</w:t>
+        <w:t>Hamano, Masashige and Yongchao Zhao (2017) Fiscal sustainability and land prices in Japan. Journal of the Japanese and International Economies 46, 17–29.</w:t>
       </w:r>
     </w:p>
     <w:p>
       <w:pPr>
-        <w:spacing w:after="120" w:line="360" w:lineRule="auto"/>
-        <w:ind w:firstLine="240"/>
+        <w:spacing w:after="120" w:line="480" w:lineRule="auto"/>
+        <w:ind w:firstLine="480"/>
       </w:pPr>
       <w:r>
         <w:rPr>
           <w:rFonts w:ascii="Times New Roman" w:hAnsi="Times New Roman" w:eastAsia="MS Mincho"/>
           <w:b w:val="0"/>
           <w:i w:val="0"/>
-          <w:sz w:val="22"/>
+          <w:sz w:val="24"/>
         </w:rPr>
-        <w:t>Haskel, J. and S. Westlake, Restarting the Future: How to Fix the Intangible Economy, Princeton University Press, Princeton, 2022.</w:t>
+        <w:t>Haskel, Jonathan and Stian Westlake (2017) Capitalism without Capital: The Rise of the Intangible Economy. Princeton: Princeton University Press.</w:t>
       </w:r>
     </w:p>
     <w:p>
       <w:pPr>
-        <w:spacing w:after="120" w:line="360" w:lineRule="auto"/>
-        <w:ind w:firstLine="240"/>
+        <w:spacing w:after="120" w:line="480" w:lineRule="auto"/>
+        <w:ind w:firstLine="480"/>
       </w:pPr>
       <w:r>
         <w:rPr>
           <w:rFonts w:ascii="Times New Roman" w:hAnsi="Times New Roman" w:eastAsia="MS Mincho"/>
           <w:b w:val="0"/>
           <w:i w:val="0"/>
-          <w:sz w:val="22"/>
+          <w:sz w:val="24"/>
         </w:rPr>
-        <w:t>Hulten, C. R., "Growth accounting when technical change is embodied in capital," American Economic Review, 82, 964–980, 1992.</w:t>
+        <w:t>Haskel, Jonathan and Stian Westlake (2022) Restarting the Future: How to Fix the Intangible Economy. Princeton: Princeton University Press.</w:t>
       </w:r>
     </w:p>
     <w:p>
       <w:pPr>
-        <w:spacing w:after="120" w:line="360" w:lineRule="auto"/>
-        <w:ind w:firstLine="240"/>
+        <w:spacing w:after="120" w:line="480" w:lineRule="auto"/>
+        <w:ind w:firstLine="480"/>
       </w:pPr>
       <w:r>
         <w:rPr>
           <w:rFonts w:ascii="Times New Roman" w:hAnsi="Times New Roman" w:eastAsia="MS Mincho"/>
           <w:b w:val="0"/>
           <w:i w:val="0"/>
-          <w:sz w:val="22"/>
+          <w:sz w:val="24"/>
         </w:rPr>
-        <w:t>Inklaar, R. and M. P. Timmer, "Capital, labor and TFP in PWT 8.0," Groningen Growth and Development Centre Research Memorandum GD-144, 2013.</w:t>
+        <w:t>Hulten, Charles R. (1992) Growth accounting when technical change is embodied in capital. American Economic Review 82, 964–980.</w:t>
       </w:r>
     </w:p>
     <w:p>
       <w:pPr>
-        <w:spacing w:after="120" w:line="360" w:lineRule="auto"/>
-        <w:ind w:firstLine="240"/>
+        <w:spacing w:after="120" w:line="480" w:lineRule="auto"/>
+        <w:ind w:firstLine="480"/>
       </w:pPr>
       <w:r>
         <w:rPr>
           <w:rFonts w:ascii="Times New Roman" w:hAnsi="Times New Roman" w:eastAsia="MS Mincho"/>
           <w:b w:val="0"/>
           <w:i w:val="0"/>
-          <w:sz w:val="22"/>
+          <w:sz w:val="24"/>
         </w:rPr>
-        <w:t>Jorgenson, D. W. and Z. Griliches, "The explanation of productivity change," Review of Economic Studies, 34, 249–283, 1967.</w:t>
+        <w:t>Inklaar, Robert and Marcel P. Timmer (2013) Capital, labor and TFP in PWT 8.0. Groningen Growth and Development Centre Research Memorandum GD-144.</w:t>
       </w:r>
     </w:p>
     <w:p>
       <w:pPr>
-        <w:spacing w:after="120" w:line="360" w:lineRule="auto"/>
-        <w:ind w:firstLine="240"/>
+        <w:spacing w:after="120" w:line="480" w:lineRule="auto"/>
+        <w:ind w:firstLine="480"/>
       </w:pPr>
       <w:r>
         <w:rPr>
           <w:rFonts w:ascii="Times New Roman" w:hAnsi="Times New Roman" w:eastAsia="MS Mincho"/>
           <w:b w:val="0"/>
           <w:i w:val="0"/>
-          <w:sz w:val="22"/>
+          <w:sz w:val="24"/>
         </w:rPr>
-        <w:t>Jorgenson, D. W., "Production and welfare: progress in economic measurement," Journal of Economic Literature, 56, 867–919, 2018.</w:t>
+        <w:t>Jorgenson, Dale W. and Zvi Griliches (1967) The explanation of productivity change. Review of Economic Studies 34, 249–283.</w:t>
       </w:r>
     </w:p>
     <w:p>
       <w:pPr>
-        <w:spacing w:after="120" w:line="360" w:lineRule="auto"/>
-        <w:ind w:firstLine="240"/>
+        <w:spacing w:after="120" w:line="480" w:lineRule="auto"/>
+        <w:ind w:firstLine="480"/>
       </w:pPr>
       <w:r>
         <w:rPr>
           <w:rFonts w:ascii="Times New Roman" w:hAnsi="Times New Roman" w:eastAsia="MS Mincho"/>
           <w:b w:val="0"/>
           <w:i w:val="0"/>
-          <w:sz w:val="22"/>
+          <w:sz w:val="24"/>
         </w:rPr>
-        <w:t>Jorgenson, D. W., M. S. Ho, and K. J. Stiroh, Productivity, Vol. 3: Information Technology and the American Growth Resurgence, MIT Press, Cambridge, MA, 2018.</w:t>
+        <w:t>Jorgenson, Dale W. (2018) Production and welfare: progress in economic measurement. Journal of Economic Literature 56, 867–919.</w:t>
       </w:r>
     </w:p>
     <w:p>
       <w:pPr>
-        <w:spacing w:after="120" w:line="360" w:lineRule="auto"/>
-        <w:ind w:firstLine="240"/>
+        <w:spacing w:after="120" w:line="480" w:lineRule="auto"/>
+        <w:ind w:firstLine="480"/>
       </w:pPr>
       <w:r>
         <w:rPr>
           <w:rFonts w:ascii="Times New Roman" w:hAnsi="Times New Roman" w:eastAsia="MS Mincho"/>
           <w:b w:val="0"/>
           <w:i w:val="0"/>
-          <w:sz w:val="22"/>
+          <w:sz w:val="24"/>
         </w:rPr>
-        <w:t>Kaboski, J. P., "Factor price uncertainty, technology choice and investment delay," Journal of Economic Dynamics and Control, 29, 509–527, 2005.</w:t>
+        <w:t>Jorgenson, Dale W., Mun S. Ho, and Kevin J. Stiroh (2018) Productivity, Vol. 3: Information Technology and the American Growth Resurgence. Cambridge, MA: MIT Press.</w:t>
       </w:r>
     </w:p>
     <w:p>
       <w:pPr>
-        <w:spacing w:after="120" w:line="360" w:lineRule="auto"/>
-        <w:ind w:firstLine="240"/>
+        <w:spacing w:after="120" w:line="480" w:lineRule="auto"/>
+        <w:ind w:firstLine="480"/>
       </w:pPr>
       <w:r>
         <w:rPr>
           <w:rFonts w:ascii="Times New Roman" w:hAnsi="Times New Roman" w:eastAsia="MS Mincho"/>
           <w:b w:val="0"/>
           <w:i w:val="0"/>
-          <w:sz w:val="22"/>
+          <w:sz w:val="24"/>
         </w:rPr>
-        <w:t>Koeva, P., "The facts about time-to-build," IMF Working Paper 00/138, 2000.</w:t>
+        <w:t>Kaboski, Joseph P. (2005) Factor price uncertainty, technology choice and investment delay. Journal of Economic Dynamics and Control 29, 509–527.</w:t>
       </w:r>
     </w:p>
     <w:p>
       <w:pPr>
-        <w:spacing w:after="120" w:line="360" w:lineRule="auto"/>
-        <w:ind w:firstLine="240"/>
+        <w:spacing w:after="120" w:line="480" w:lineRule="auto"/>
+        <w:ind w:firstLine="480"/>
       </w:pPr>
       <w:r>
         <w:rPr>
           <w:rFonts w:ascii="Times New Roman" w:hAnsi="Times New Roman" w:eastAsia="MS Mincho"/>
           <w:b w:val="0"/>
           <w:i w:val="0"/>
-          <w:sz w:val="22"/>
+          <w:sz w:val="24"/>
         </w:rPr>
-        <w:t>Kohler, H.-P., F. C. Billari, and J. A. Ortega, "The emergence of lowest-low fertility in Europe during the 1990s," Population and Development Review, 28, 641–680, 2002.</w:t>
+        <w:t>Koeva, Petya (2000) The facts about time-to-build. IMF Working Paper 00/138.</w:t>
       </w:r>
     </w:p>
     <w:p>
       <w:pPr>
-        <w:spacing w:after="120" w:line="360" w:lineRule="auto"/>
-        <w:ind w:firstLine="240"/>
+        <w:spacing w:after="120" w:line="480" w:lineRule="auto"/>
+        <w:ind w:firstLine="480"/>
       </w:pPr>
       <w:r>
         <w:rPr>
           <w:rFonts w:ascii="Times New Roman" w:hAnsi="Times New Roman" w:eastAsia="MS Mincho"/>
           <w:b w:val="0"/>
           <w:i w:val="0"/>
-          <w:sz w:val="22"/>
+          <w:sz w:val="24"/>
         </w:rPr>
-        <w:t>Kydland, F. E. and E. C. Prescott, "Time to build and aggregate fluctuations," Econometrica, 50, 1345–1370, 1982.</w:t>
+        <w:t>Kohler, Hans-Peter, Francesco C. Billari, and José Antonio Ortega (2002) The emergence of lowest-low fertility in Europe during the 1990s. Population and Development Review 28, 641–680.</w:t>
       </w:r>
     </w:p>
     <w:p>
       <w:pPr>
-        <w:spacing w:after="120" w:line="360" w:lineRule="auto"/>
-        <w:ind w:firstLine="240"/>
+        <w:spacing w:after="120" w:line="480" w:lineRule="auto"/>
+        <w:ind w:firstLine="480"/>
       </w:pPr>
       <w:r>
         <w:rPr>
           <w:rFonts w:ascii="Times New Roman" w:hAnsi="Times New Roman" w:eastAsia="MS Mincho"/>
           <w:b w:val="0"/>
           <w:i w:val="0"/>
-          <w:sz w:val="22"/>
+          <w:sz w:val="24"/>
         </w:rPr>
-        <w:t>Lange, G.-M., Q. Wodon, and K. Carey, eds., The Changing Wealth of Nations 2018: Building a Sustainable Future, World Bank, Washington, DC, 2018.</w:t>
+        <w:t>Kydland, Finn E. and Edward C. Prescott (1982) Time to build and aggregate fluctuations. Econometrica 50, 1345–1370.</w:t>
       </w:r>
     </w:p>
     <w:p>
       <w:pPr>
-        <w:spacing w:after="120" w:line="360" w:lineRule="auto"/>
-        <w:ind w:firstLine="240"/>
+        <w:spacing w:after="120" w:line="480" w:lineRule="auto"/>
+        <w:ind w:firstLine="480"/>
       </w:pPr>
       <w:r>
         <w:rPr>
           <w:rFonts w:ascii="Times New Roman" w:hAnsi="Times New Roman" w:eastAsia="MS Mincho"/>
           <w:b w:val="0"/>
           <w:i w:val="0"/>
-          <w:sz w:val="22"/>
+          <w:sz w:val="24"/>
         </w:rPr>
-        <w:t>Managi, S. and P. Kumar, eds., Inclusive Wealth Report 2018, Routledge, London, 2018.</w:t>
+        <w:t>Lange, Glenn-Marie, Quentin Wodon, and Kevin Carey (eds.) (2018) The Changing Wealth of Nations 2018: Building a Sustainable Future. Washington, DC: World Bank.</w:t>
       </w:r>
     </w:p>
     <w:p>
       <w:pPr>
-        <w:spacing w:after="120" w:line="360" w:lineRule="auto"/>
-        <w:ind w:firstLine="240"/>
+        <w:spacing w:after="120" w:line="480" w:lineRule="auto"/>
+        <w:ind w:firstLine="480"/>
       </w:pPr>
       <w:r>
         <w:rPr>
           <w:rFonts w:ascii="Times New Roman" w:hAnsi="Times New Roman" w:eastAsia="MS Mincho"/>
           <w:b w:val="0"/>
           <w:i w:val="0"/>
-          <w:sz w:val="22"/>
+          <w:sz w:val="24"/>
         </w:rPr>
-        <w:t>Mayer, T., "Plant and equipment lead times," Journal of Business, 33, 127–132, 1960.</w:t>
+        <w:t>Managi, Shunsuke and Pushpam Kumar (eds.) (2018) Inclusive Wealth Report 2018. London: Routledge.</w:t>
       </w:r>
     </w:p>
     <w:p>
       <w:pPr>
-        <w:spacing w:after="120" w:line="360" w:lineRule="auto"/>
-        <w:ind w:firstLine="240"/>
+        <w:spacing w:after="120" w:line="480" w:lineRule="auto"/>
+        <w:ind w:firstLine="480"/>
       </w:pPr>
       <w:r>
         <w:rPr>
           <w:rFonts w:ascii="Times New Roman" w:hAnsi="Times New Roman" w:eastAsia="MS Mincho"/>
           <w:b w:val="0"/>
           <w:i w:val="0"/>
-          <w:sz w:val="22"/>
+          <w:sz w:val="24"/>
         </w:rPr>
-        <w:t>Nishimura, K. G. and Y. Saita, "Land prices in Japan: historical and international comparisons," Bank of Japan Review 2005-E-5, 2005.</w:t>
+        <w:t>Mayer, Thomas (1960) Plant and equipment lead times. Journal of Business 33, 127–132.</w:t>
       </w:r>
     </w:p>
     <w:p>
       <w:pPr>
-        <w:spacing w:after="120" w:line="360" w:lineRule="auto"/>
-        <w:ind w:firstLine="240"/>
+        <w:spacing w:after="120" w:line="480" w:lineRule="auto"/>
+        <w:ind w:firstLine="480"/>
       </w:pPr>
       <w:r>
         <w:rPr>
           <w:rFonts w:ascii="Times New Roman" w:hAnsi="Times New Roman" w:eastAsia="MS Mincho"/>
           <w:b w:val="0"/>
           <w:i w:val="0"/>
-          <w:sz w:val="22"/>
+          <w:sz w:val="24"/>
         </w:rPr>
-        <w:t>OECD, Supporting Investment in Knowledge Capital, Growth and Innovation, OECD Publishing, Paris, 2013.</w:t>
+        <w:t>Nishimura, Kiyohiko G. and Yumi Saita (2005) Land prices in Japan: historical and international comparisons. Bank of Japan Review 2005-E-5.</w:t>
       </w:r>
     </w:p>
     <w:p>
       <w:pPr>
-        <w:spacing w:after="120" w:line="360" w:lineRule="auto"/>
-        <w:ind w:firstLine="240"/>
+        <w:spacing w:after="120" w:line="480" w:lineRule="auto"/>
+        <w:ind w:firstLine="480"/>
       </w:pPr>
       <w:r>
         <w:rPr>
           <w:rFonts w:ascii="Times New Roman" w:hAnsi="Times New Roman" w:eastAsia="MS Mincho"/>
           <w:b w:val="0"/>
           <w:i w:val="0"/>
-          <w:sz w:val="22"/>
+          <w:sz w:val="24"/>
         </w:rPr>
-        <w:t>Roth, F., "Intangible capital and productivity growth in the EU: a panel data perspective," Hamburg Discussion Papers in International Economics, 13, 2023.</w:t>
+        <w:t>OECD (2013) Supporting Investment in Knowledge Capital, Growth and Innovation. Paris: OECD Publishing.</w:t>
       </w:r>
     </w:p>
     <w:p>
       <w:pPr>
-        <w:spacing w:after="120" w:line="360" w:lineRule="auto"/>
-        <w:ind w:firstLine="240"/>
+        <w:spacing w:after="120" w:line="480" w:lineRule="auto"/>
+        <w:ind w:firstLine="480"/>
       </w:pPr>
       <w:r>
         <w:rPr>
           <w:rFonts w:ascii="Times New Roman" w:hAnsi="Times New Roman" w:eastAsia="MS Mincho"/>
           <w:b w:val="0"/>
           <w:i w:val="0"/>
-          <w:sz w:val="22"/>
+          <w:sz w:val="24"/>
         </w:rPr>
-        <w:t>Salomon, J. A., H. Wang, M. K. Freeman, T. Vos, A. D. Flaxman, A. D. Lopez, and C. J. L. Murray, "Healthy life expectancy for 187 countries, 1990–2010: a systematic analysis for the Global Burden Disease Study 2010," The Lancet, 380, 2144–2162, 2012.</w:t>
+        <w:t>Roth, Felix (2023) Intangible capital and productivity growth in the EU: a panel data perspective. Hamburg Discussion Papers in International Economics 13.</w:t>
       </w:r>
     </w:p>
     <w:p>
       <w:pPr>
-        <w:spacing w:after="120" w:line="360" w:lineRule="auto"/>
-        <w:ind w:firstLine="240"/>
+        <w:spacing w:after="120" w:line="480" w:lineRule="auto"/>
+        <w:ind w:firstLine="480"/>
       </w:pPr>
       <w:r>
         <w:rPr>
           <w:rFonts w:ascii="Times New Roman" w:hAnsi="Times New Roman" w:eastAsia="MS Mincho"/>
           <w:b w:val="0"/>
           <w:i w:val="0"/>
-          <w:sz w:val="22"/>
+          <w:sz w:val="24"/>
         </w:rPr>
-        <w:t>Smets, F. and R. Wouters, "Shocks and frictions in US business cycles: a Bayesian DSGE approach," American Economic Review, 97, 586–606, 2007.</w:t>
+        <w:t>Salomon, Joshua A., Haidong Wang, Michael K. Freeman, Theo Vos, Abraham D. Flaxman, Alan D. Lopez, and Christopher J. L. Murray (2012) Healthy life expectancy for 187 countries, 1990–2010: a systematic analysis for the Global Burden Disease Study 2010. The Lancet 380, 2144–2162.</w:t>
       </w:r>
     </w:p>
     <w:p>
       <w:pPr>
-        <w:spacing w:after="120" w:line="360" w:lineRule="auto"/>
-        <w:ind w:firstLine="240"/>
+        <w:spacing w:after="120" w:line="480" w:lineRule="auto"/>
+        <w:ind w:firstLine="480"/>
       </w:pPr>
       <w:r>
         <w:rPr>
           <w:rFonts w:ascii="Times New Roman" w:hAnsi="Times New Roman" w:eastAsia="MS Mincho"/>
           <w:b w:val="0"/>
           <w:i w:val="0"/>
-          <w:sz w:val="22"/>
+          <w:sz w:val="24"/>
         </w:rPr>
-        <w:t>Solow, R. M., "Technical change and the aggregate production function," Review of Economics and Statistics, 39, 312–320, 1957.</w:t>
+        <w:t>Smets, Frank and Rafael Wouters (2007) Shocks and frictions in US business cycles: a Bayesian DSGE approach. American Economic Review 97, 586–606.</w:t>
       </w:r>
     </w:p>
     <w:p>
       <w:pPr>
-        <w:spacing w:after="120" w:line="360" w:lineRule="auto"/>
-        <w:ind w:firstLine="240"/>
+        <w:spacing w:after="120" w:line="480" w:lineRule="auto"/>
+        <w:ind w:firstLine="480"/>
       </w:pPr>
       <w:r>
         <w:rPr>
           <w:rFonts w:ascii="Times New Roman" w:hAnsi="Times New Roman" w:eastAsia="MS Mincho"/>
           <w:b w:val="0"/>
           <w:i w:val="0"/>
-          <w:sz w:val="22"/>
+          <w:sz w:val="24"/>
         </w:rPr>
-        <w:t>Stiglitz, J. E., A. Sen, and J.-P. Fitoussi, Report by the Commission on the Measurement of Economic Performance and Social Progress, Paris, 2009.</w:t>
+        <w:t>Solow, Robert M. (1957) Technical change and the aggregate production function. Review of Economics and Statistics 39, 312–320.</w:t>
       </w:r>
     </w:p>
     <w:p>
       <w:pPr>
-        <w:spacing w:after="120" w:line="360" w:lineRule="auto"/>
-        <w:ind w:firstLine="240"/>
+        <w:spacing w:after="120" w:line="480" w:lineRule="auto"/>
+        <w:ind w:firstLine="480"/>
       </w:pPr>
       <w:r>
         <w:rPr>
           <w:rFonts w:ascii="Times New Roman" w:hAnsi="Times New Roman" w:eastAsia="MS Mincho"/>
           <w:b w:val="0"/>
           <w:i w:val="0"/>
-          <w:sz w:val="22"/>
+          <w:sz w:val="24"/>
         </w:rPr>
-        <w:t>UNECE, Framework and Suggested Indicators to Measure Sustainable Development, United Nations, Geneva, 2014.</w:t>
+        <w:t>Stiglitz, Joseph E., Amartya Sen, and Jean-Paul Fitoussi (2009) Report by the Commission on the Measurement of Economic Performance and Social Progress. Paris.</w:t>
+      </w:r>
+    </w:p>
+    <w:p>
+      <w:pPr>
+        <w:spacing w:after="120" w:line="480" w:lineRule="auto"/>
+        <w:ind w:firstLine="480"/>
+      </w:pPr>
+      <w:r>
+        <w:rPr>
+          <w:rFonts w:ascii="Times New Roman" w:hAnsi="Times New Roman" w:eastAsia="MS Mincho"/>
+          <w:b w:val="0"/>
+          <w:i w:val="0"/>
+          <w:sz w:val="24"/>
+        </w:rPr>
+        <w:t>UNECE (2014) Framework and Suggested Indicators to Measure Sustainable Development. Geneva: United Nations.</w:t>
       </w:r>
     </w:p>
     <w:sectPr>

--- a/gdp_tempo_paper/manuscript/manuscript_en.docx
+++ b/gdp_tempo_paper/manuscript/manuscript_en.docx
@@ -3133,7 +3133,7 @@
       <w:r>
         <w:drawing>
           <wp:inline xmlns:a="http://schemas.openxmlformats.org/drawingml/2006/main" xmlns:pic="http://schemas.openxmlformats.org/drawingml/2006/picture">
-            <wp:extent cx="5669280" cy="3779520"/>
+            <wp:extent cx="5669280" cy="3401568"/>
             <wp:docPr id="7" name="Picture 7"/>
             <wp:cNvGraphicFramePr>
               <a:graphicFrameLocks noChangeAspect="1"/>
@@ -3154,7 +3154,7 @@
                   <pic:spPr>
                     <a:xfrm>
                       <a:off x="0" y="0"/>
-                      <a:ext cx="5669280" cy="3779520"/>
+                      <a:ext cx="5669280" cy="3401568"/>
                     </a:xfrm>
                     <a:prstGeom prst="rect"/>
                   </pic:spPr>
@@ -3216,7 +3216,7 @@
           <w:i w:val="0"/>
           <w:sz w:val="24"/>
         </w:rPr>
-        <w:t>Figure 7 shows the results. The main finding is that μ̂ is remarkably stable across the ±20% depreciation perturbation for most countries. The cross-country mean μ̂ moves from 1.61 years (δ × 0.80) to 1.52 years (δ × 1.20), a shift of only 0.09 years — less than 6% of the baseline estimate. The median μ̂ is virtually invariant at 0.26 years across all five scenarios. Countries with interior-solution μ̂ values (Luxembourg, Slovakia, United Kingdom, Sweden) show the expected negative relationship: higher depreciation slightly reduces the estimated lag, since faster depreciation absorbs some of the growth-rate variation that would otherwise be attributed to the gestation delay. However, the sensitivity is quantitatively small: a ±20% perturbation in δ moves μ̂ by at most 0.75 years even for the most sensitive country (Luxembourg: 3.75 → 3.00 years). The qualitative conclusion — that a nonzero lag improves out-of-sample fit — is robust to any plausible depreciation mis-specification within this range.</w:t>
+        <w:t>Figure 7 shows the results. The main finding is that μ̂ is remarkably stable across the ±20% depreciation perturbation for most countries. The cross-country mean μ̂ moves from 1.61 years (δ × 0.80) to 1.52 years (δ × 1.20), a shift of only 0.09 years — less than 6% of the baseline estimate. The median μ̂ is virtually invariant at 0.26 years across all five scenarios. Countries with interior-solution μ̂ values (Slovakia, Luxembourg, United Kingdom, Sweden, Slovenia, and Colombia) show the expected negative relationship: higher depreciation slightly reduces the estimated lag, since faster depreciation absorbs some of the growth-rate variation that would otherwise be attributed to the gestation delay. However, the sensitivity is quantitatively small: a ±20% perturbation in δ moves μ̂ by at most 1.25 years even for the most sensitive country (Slovakia: 5.75 → 4.50 years; Luxembourg: 3.75 → 3.00 years). The qualitative conclusion — that a nonzero lag improves out-of-sample fit — is robust to any plausible depreciation mis-specification within this range.</w:t>
       </w:r>
     </w:p>
     <w:p>

--- a/gdp_tempo_paper/manuscript/manuscript_en.docx
+++ b/gdp_tempo_paper/manuscript/manuscript_en.docx
@@ -13,7 +13,7 @@
           <w:i w:val="0"/>
           <w:sz w:val="32"/>
         </w:rPr>
-        <w:t>The Forgotten Tempo Effect in Capital Accounting: Investment-to-Output Time-to-Build, Intangible Capital, and the Reconciliation of Flow- and Stock-Based National Wealth Measures</w:t>
+        <w:t>Drifting Time-to-Build and the Forgotten Intangible Share: A Joint Identification of Flow and Stock National Accounts</w:t>
       </w:r>
     </w:p>
     <w:p>
@@ -88,7 +88,7 @@
           <w:i w:val="0"/>
           <w:sz w:val="24"/>
         </w:rPr>
-        <w:t>Running head: Tempo Effect in Capital Accounting</w:t>
+        <w:t>Running head: Drifting Time-to-Build and Intangible Share</w:t>
       </w:r>
     </w:p>
     <w:p>
@@ -148,7 +148,7 @@
           <w:i w:val="0"/>
           <w:sz w:val="24"/>
         </w:rPr>
-        <w:t>Declaration of generative artificial intelligence (AI) in scientific writing. The author used generative AI to help with formatting the text and choosing words that suited the tone, and to help writing codes.</w:t>
+        <w:t>Declaration of generative AI and AI-assisted technologies in the manuscript preparation process. During the preparation of this work the author used generative AI in order to assist with formatting the text, choosing words that suited the tone, and writing analysis code. After using this tool, the author reviewed and edited the content as needed and takes full responsibility for the content of the published article.</w:t>
       </w:r>
     </w:p>
     <w:p>

--- a/gdp_tempo_paper/manuscript/manuscript_en.docx
+++ b/gdp_tempo_paper/manuscript/manuscript_en.docx
@@ -88,7 +88,7 @@
           <w:i w:val="0"/>
           <w:sz w:val="24"/>
         </w:rPr>
-        <w:t>Running head: Drifting Time-to-Build and Intangible Share</w:t>
+        <w:t>Keywords: time-to-build; intangible capital; perpetual inventory method; bootstrap inference; out-of-sample prediction; flow-stock consistency.</w:t>
       </w:r>
     </w:p>
     <w:p>
@@ -103,7 +103,7 @@
           <w:i w:val="0"/>
           <w:sz w:val="24"/>
         </w:rPr>
-        <w:t>Keywords: tempo effect; intangible capital; perpetual inventory method; time-to-build; flow-stock consistency; Beyond-GDP.</w:t>
+        <w:t>JEL codes: E01; E22; O47; C13.</w:t>
       </w:r>
     </w:p>
     <w:p>
@@ -118,7 +118,7 @@
           <w:i w:val="0"/>
           <w:sz w:val="24"/>
         </w:rPr>
-        <w:t>JEL codes: E01 (Measurement and Data on National Income and Product Accounts); E22 (Investment; Capital; Intangible Capital); O47 (Measurement of Economic Growth; Aggregate Productivity).</w:t>
+        <w:t>Statements and Declarations</w:t>
       </w:r>
     </w:p>
     <w:p>
@@ -133,7 +133,7 @@
           <w:i w:val="0"/>
           <w:sz w:val="24"/>
         </w:rPr>
-        <w:t>CRediT contribution statement. O.T.: Conceptualization, Methodology, Software, Formal analysis, Writing - original draft, Writing - review &amp; editing.</w:t>
+        <w:t>Competing interests. The author declares no competing interests.</w:t>
       </w:r>
     </w:p>
     <w:p>
@@ -148,22 +148,7 @@
           <w:i w:val="0"/>
           <w:sz w:val="24"/>
         </w:rPr>
-        <w:t>Declaration of generative AI and AI-assisted technologies in the manuscript preparation process. During the preparation of this work the author used generative AI in order to assist with formatting the text, choosing words that suited the tone, and writing analysis code. After using this tool, the author reviewed and edited the content as needed and takes full responsibility for the content of the published article.</w:t>
-      </w:r>
-    </w:p>
-    <w:p>
-      <w:pPr>
-        <w:spacing w:after="120" w:line="480" w:lineRule="auto"/>
-        <w:ind w:firstLine="480"/>
-      </w:pPr>
-      <w:r>
-        <w:rPr>
-          <w:rFonts w:ascii="Times New Roman" w:hAnsi="Times New Roman" w:eastAsia="MS Mincho"/>
-          <w:b w:val="0"/>
-          <w:i w:val="0"/>
-          <w:sz w:val="24"/>
-        </w:rPr>
-        <w:t>Conflict of interest. The author declares no conflict of interest.</w:t>
+        <w:t>Funding. No external funding was received for this research.</w:t>
       </w:r>
     </w:p>
     <w:p>
@@ -193,7 +178,7 @@
           <w:i w:val="0"/>
           <w:sz w:val="24"/>
         </w:rPr>
-        <w:t>Abstract (146 words). Since Goldstein, Lutz, and Scherbov (2003) showed that a single "forgotten" parity-specific variance parameter σ resolved a large share of the low-fertility puzzle once tempo effects on the mean age at childbearing were acknowledged, the dual of quantum and tempo has become a standard lens in formal demography. National income and wealth accounting has no equivalent diagnostic. We port the Bongaarts-Feeney quantum-tempo decomposition to capital accounting by letting the investment-to-output time-to-build μ(t) drift over time and by re-introducing intangible capital K_I, with share β, as the balance-sheet analogue of σ. Across 39 OECD and middle-income economies (Penn World Table 10.01, World Bank CWON), a time-varying μ(t) reduces the out-of-sample MAPE of GDP levels from 4.60% to 3.99% while a joint production-cum-wealth identification produces internally consistent flow and stock accounts. A sister medical-spending paper is in preparation.</w:t>
+        <w:t>Use of AI tools. The author used generative AI to assist with formatting the text, choosing words that suited the tone, and writing analysis code. The author reviewed and edited the content as needed and takes full responsibility for the content of the published article.</w:t>
       </w:r>
     </w:p>
     <w:p>
@@ -208,7 +193,7 @@
           <w:i w:val="0"/>
           <w:sz w:val="24"/>
         </w:rPr>
-        <w:t>Keywords: tempo effect; intangible capital; perpetual inventory method; wealth accounting; Beyond-GDP.</w:t>
+        <w:t>Abstract (168 words). Goldstein, Lutz, and Scherbov (2003) showed that a single "forgotten" parity-specific variance parameter resolved a large share of the low-fertility puzzle once tempo effects on the mean age at childbearing were acknowledged. National income and wealth accounting has no equivalent diagnostic. We port the Bongaarts-Feeney quantum-tempo decomposition to capital accounting by letting the investment-to-output time-to-build μ(t) drift over time and by re-introducing intangible capital K_I, with share β, as the balance-sheet analogue of the forgotten variance. Using a grid-search joint identification and residual bootstrap across 39 OECD and middle-income economies (Penn World Table 10.01, World Bank CWON), a time-varying μ(t) reduces the out-of-sample MAPE of GDP levels from 4.60% to 3.99%, a 13% relative improvement. Joint production-cum-wealth identification produces internally consistent flow and stock accounts, with a novel Relational PIM diagnostic that quantifies the degree of consistency between the two accounts.</w:t>
       </w:r>
     </w:p>
     <w:p>
@@ -223,7 +208,22 @@
           <w:i w:val="0"/>
           <w:sz w:val="24"/>
         </w:rPr>
-        <w:t>JEL codes: E01, E22, O47.</w:t>
+        <w:t>Keywords: time-to-build; intangible capital; perpetual inventory method; bootstrap inference; out-of-sample prediction; flow-stock consistency.</w:t>
+      </w:r>
+    </w:p>
+    <w:p>
+      <w:pPr>
+        <w:spacing w:after="120" w:line="480" w:lineRule="auto"/>
+        <w:ind w:firstLine="480"/>
+      </w:pPr>
+      <w:r>
+        <w:rPr>
+          <w:rFonts w:ascii="Times New Roman" w:hAnsi="Times New Roman" w:eastAsia="MS Mincho"/>
+          <w:b w:val="0"/>
+          <w:i w:val="0"/>
+          <w:sz w:val="24"/>
+        </w:rPr>
+        <w:t>JEL codes: E01, E22, O47, C13.</w:t>
       </w:r>
     </w:p>
     <w:p>

--- a/gdp_tempo_paper/manuscript/manuscript_en.docx
+++ b/gdp_tempo_paper/manuscript/manuscript_en.docx
@@ -5,6 +5,7 @@
     <w:p>
       <w:pPr>
         <w:spacing w:before="360" w:after="120" w:line="480" w:lineRule="auto"/>
+        <w:jc w:val="center"/>
       </w:pPr>
       <w:r>
         <w:rPr>
@@ -13,7 +14,7 @@
           <w:i w:val="0"/>
           <w:sz w:val="32"/>
         </w:rPr>
-        <w:t>What the Solow Residual Has Been Hiding: Tempo Drift and the Missing Intangible Share in National Capital Stocks</w:t>
+        <w:t>WHAT THE SOLOW RESIDUAL HAS BEEN HIDING: TEMPO DRIFT AND THE MISSING INTANGIBLE SHARE IN NATIONAL CAPITAL STOCKS</w:t>
       </w:r>
     </w:p>
     <w:p>
@@ -88,7 +89,7 @@
           <w:i w:val="0"/>
           <w:sz w:val="24"/>
         </w:rPr>
-        <w:t>Keywords: Solow residual; time-to-build; intangible capital; growth accounting; flow-stock consistency; national wealth.</w:t>
+        <w:t>Keywords: Solow residual; time-to-build; intangible capital; growth accounting; national wealth.</w:t>
       </w:r>
     </w:p>
     <w:p>
@@ -103,7 +104,7 @@
           <w:i w:val="0"/>
           <w:sz w:val="24"/>
         </w:rPr>
-        <w:t>JEL codes: E01; E22; O47; C13.</w:t>
+        <w:t>JEL codes: E01; E22; O47.</w:t>
       </w:r>
     </w:p>
     <w:p>
@@ -163,7 +164,7 @@
           <w:i w:val="0"/>
           <w:sz w:val="24"/>
         </w:rPr>
-        <w:t>Data and code availability. Penn World Table 10.01, World Bank CWON, and World Bank WDI data used in this study are publicly available from the Groningen Growth and Development Centre and the World Bank, respectively. All analysis scripts, intermediate results, and manuscript sources are archived in the accompanying public repository.</w:t>
+        <w:t>Data and code availability. Penn World Table 10.01, World Bank CWON, and World Bank WDI data used in this study are publicly available from the Groningen Growth and Development Centre and the World Bank, respectively. All analysis scripts, intermediate results, and manuscript sources are archived in the accompanying public repository (https://github.com/bougtoir/gdp-tempo-paper).</w:t>
       </w:r>
     </w:p>
     <w:p>
@@ -208,7 +209,7 @@
           <w:i w:val="0"/>
           <w:sz w:val="24"/>
         </w:rPr>
-        <w:t>Keywords: Solow residual; time-to-build; intangible capital; growth accounting; flow-stock consistency; national wealth.</w:t>
+        <w:t>Keywords: Solow residual; time-to-build; intangible capital; growth accounting; national wealth.</w:t>
       </w:r>
     </w:p>
     <w:p>
@@ -223,12 +224,13 @@
           <w:i w:val="0"/>
           <w:sz w:val="24"/>
         </w:rPr>
-        <w:t>JEL codes: E01, E22, O47, C13.</w:t>
+        <w:t>JEL codes: E01, E22, O47.</w:t>
       </w:r>
     </w:p>
     <w:p>
       <w:pPr>
         <w:spacing w:before="360" w:after="120" w:line="480" w:lineRule="auto"/>
+        <w:jc w:val="center"/>
       </w:pPr>
       <w:r>
         <w:rPr>
@@ -237,7 +239,7 @@
           <w:i w:val="0"/>
           <w:sz w:val="28"/>
         </w:rPr>
-        <w:t>1. Introduction</w:t>
+        <w:t>INTRODUCTION</w:t>
       </w:r>
     </w:p>
     <w:p>
@@ -312,12 +314,13 @@
           <w:i w:val="0"/>
           <w:sz w:val="24"/>
         </w:rPr>
-        <w:t>The remainder of the paper is organised as follows. Section 2 reviews the capital-accounting, intangibles, and tempo-demography literatures. Section 3 develops the theory. Section 4 describes the data and methods and defines five models M0–M4 of increasing generality. Section 5 reports results, including the Solow-residual decomposition and counterfactual wealth simulation. Section 6 discusses policy implications and the Beyond-GDP debate. Section 7 concludes.</w:t>
+        <w:t>The remainder of the paper is organised as follows. Section II reviews the capital-accounting, intangibles, and tempo-demography literatures. Section III develops the theory. Section IV describes the data and methods and defines five models M0–M4 of increasing generality. Section V reports results, including the Solow-residual decomposition and counterfactual wealth simulation. Section VI discusses policy implications and the Beyond-GDP debate. Section VII concludes.</w:t>
       </w:r>
     </w:p>
     <w:p>
       <w:pPr>
         <w:spacing w:before="360" w:after="120" w:line="480" w:lineRule="auto"/>
+        <w:jc w:val="center"/>
       </w:pPr>
       <w:r>
         <w:rPr>
@@ -326,7 +329,7 @@
           <w:i w:val="0"/>
           <w:sz w:val="28"/>
         </w:rPr>
-        <w:t>2. Related literature</w:t>
+        <w:t>II RELATED LITERATURE</w:t>
       </w:r>
     </w:p>
     <w:p>
@@ -356,7 +359,7 @@
           <w:i w:val="0"/>
           <w:sz w:val="24"/>
         </w:rPr>
-        <w:t>Intangible capital. The programme begun by Corrado, Hulten, and Sichel (2005, 2009) has by now produced robust international evidence that software, R&amp;D, design, brand, organisational capital, and training account for 30–60 % of productivity growth in advanced economies (INTAN-Invest: Corrado et al., 2016; Roth, 2023). The 2008 revision of the System of National Accounts (SNA) formally incorporated R&amp;D into produced capital, but broader intangibles — organisational capital, brand, training, purchased design services, some categories of financial innovation — remain excluded from most official balance sheets, including the World Bank CWON (Lange et al., 2018, Chap. 3). De Rassenfosse and Jaffe (2018) and Haskel and Westlake (2017, 2022) emphasise that this omission biases not only the level of measured capital but also the implied productivity growth rate whenever the intangible share is expanding — exactly the setting of our 1995-2019 sample. Importantly, the intangible share β is not a global constant: Japan, Germany, and some East-Asian economies retain a smaller intangible share than the United States even under harmonised measurement (Corrado et al., 2020), so β ought to be a country-specific parameter, which is how we treat it in Section 4.</w:t>
+        <w:t>Intangible capital. The programme begun by Corrado, Hulten, and Sichel (2005, 2009) has by now produced robust international evidence that software, R&amp;D, design, brand, organisational capital, and training account for 30–60 % of productivity growth in advanced economies (INTAN-Invest: Corrado et al., 2016; Roth, 2023). The 2008 revision of the System of National Accounts (SNA) formally incorporated R&amp;D into produced capital, but broader intangibles — organisational capital, brand, training, purchased design services, some categories of financial innovation — remain excluded from most official balance sheets, including the World Bank CWON (Lange et al., 2018, Chap. 3). De Rassenfosse and Jaffe (2018) and Haskel and Westlake (2017, 2022) emphasise that this omission biases not only the level of measured capital but also the implied productivity growth rate whenever the intangible share is expanding — exactly the setting of our 1995-2019 sample. Importantly, the intangible share β is not a global constant: Japan, Germany, and some East-Asian economies retain a smaller intangible share than the United States even under harmonised measurement (Corrado et al., 2020), so β ought to be a country-specific parameter, which is how we treat it in Section IV.</w:t>
       </w:r>
     </w:p>
     <w:p>
@@ -422,6 +425,7 @@
     <w:p>
       <w:pPr>
         <w:spacing w:before="360" w:after="120" w:line="480" w:lineRule="auto"/>
+        <w:jc w:val="center"/>
       </w:pPr>
       <w:r>
         <w:rPr>
@@ -430,7 +434,7 @@
           <w:i w:val="0"/>
           <w:sz w:val="28"/>
         </w:rPr>
-        <w:t>3. Theory</w:t>
+        <w:t>III THEORY</w:t>
       </w:r>
     </w:p>
     <w:p>
@@ -444,7 +448,7 @@
           <w:i w:val="0"/>
           <w:sz w:val="24"/>
         </w:rPr>
-        <w:t>3.1 Flow-side production function with tempo</w:t>
+        <w:t>III.1 Flow-side production function with tempo</w:t>
       </w:r>
     </w:p>
     <w:p>
@@ -563,7 +567,7 @@
           <w:i w:val="0"/>
           <w:sz w:val="24"/>
         </w:rPr>
-        <w:t>3.2 Stock-side intangibles: the forgotten β</w:t>
+        <w:t>III.2 Stock-side intangibles: the forgotten β</w:t>
       </w:r>
     </w:p>
     <w:p>
@@ -622,7 +626,7 @@
           <w:i w:val="0"/>
           <w:sz w:val="24"/>
         </w:rPr>
-        <w:t>3.3 Unifying identity: the flow-stock joint loss</w:t>
+        <w:t>III.3 Unifying identity: the flow-stock joint loss</w:t>
       </w:r>
     </w:p>
     <w:p>
@@ -711,7 +715,7 @@
           <w:i w:val="0"/>
           <w:sz w:val="24"/>
         </w:rPr>
-        <w:t>3.4 Quantum–tempo correspondence between population and capital</w:t>
+        <w:t>III.4 Quantum–tempo correspondence between population and capital</w:t>
       </w:r>
     </w:p>
     <w:p>
@@ -740,7 +744,7 @@
           <w:i w:val="0"/>
           <w:sz w:val="24"/>
         </w:rPr>
-        <w:t>3.5 Relational PIM: a Brass model for capital accounting</w:t>
+        <w:t>III.5 Relational PIM: a Brass model for capital accounting</w:t>
       </w:r>
     </w:p>
     <w:p>
@@ -851,6 +855,7 @@
     <w:p>
       <w:pPr>
         <w:spacing w:before="360" w:after="120" w:line="480" w:lineRule="auto"/>
+        <w:jc w:val="center"/>
       </w:pPr>
       <w:r>
         <w:rPr>
@@ -859,7 +864,7 @@
           <w:i w:val="0"/>
           <w:sz w:val="28"/>
         </w:rPr>
-        <w:t>4. Data and methods</w:t>
+        <w:t>IV DATA AND METHODS</w:t>
       </w:r>
     </w:p>
     <w:p>
@@ -873,7 +878,7 @@
           <w:i w:val="0"/>
           <w:sz w:val="24"/>
         </w:rPr>
-        <w:t>4.1 Data</w:t>
+        <w:t>IV.1 Data</w:t>
       </w:r>
     </w:p>
     <w:p>
@@ -917,7 +922,7 @@
           <w:i w:val="0"/>
           <w:sz w:val="24"/>
         </w:rPr>
-        <w:t>4.2 Models M0–M4</w:t>
+        <w:t>IV.2 Models M0–M4</w:t>
       </w:r>
     </w:p>
     <w:p>
@@ -1007,7 +1012,7 @@
           <w:i w:val="0"/>
           <w:sz w:val="24"/>
         </w:rPr>
-        <w:t>* M4: Joint identification (Section 3.3), minimising (2) over (μ, β) simultaneously against CWON.</w:t>
+        <w:t>* M4: Joint identification (Section III.3), minimising (2) over (μ, β) simultaneously against CWON.</w:t>
       </w:r>
     </w:p>
     <w:p>
@@ -1081,7 +1086,7 @@
           <w:i w:val="0"/>
           <w:sz w:val="24"/>
         </w:rPr>
-        <w:t>4.3 Estimation protocol and grid search</w:t>
+        <w:t>IV.3 Estimation protocol and grid search</w:t>
       </w:r>
     </w:p>
     <w:p>
@@ -1110,7 +1115,7 @@
           <w:i w:val="0"/>
           <w:sz w:val="24"/>
         </w:rPr>
-        <w:t>4.4 Bootstrap confidence intervals</w:t>
+        <w:t>IV.4 Bootstrap confidence intervals</w:t>
       </w:r>
     </w:p>
     <w:p>
@@ -1139,7 +1144,7 @@
           <w:i w:val="0"/>
           <w:sz w:val="24"/>
         </w:rPr>
-        <w:t>4.5 γ_price sensitivity</w:t>
+        <w:t>IV.5 γ_price sensitivity</w:t>
       </w:r>
     </w:p>
     <w:p>
@@ -1160,6 +1165,7 @@
     <w:p>
       <w:pPr>
         <w:spacing w:before="360" w:after="120" w:line="480" w:lineRule="auto"/>
+        <w:jc w:val="center"/>
       </w:pPr>
       <w:r>
         <w:rPr>
@@ -1168,7 +1174,7 @@
           <w:i w:val="0"/>
           <w:sz w:val="28"/>
         </w:rPr>
-        <w:t>5. Results</w:t>
+        <w:t>V RESULTS</w:t>
       </w:r>
     </w:p>
     <w:p>
@@ -1182,7 +1188,7 @@
           <w:i w:val="0"/>
           <w:sz w:val="24"/>
         </w:rPr>
-        <w:t>5.1 In-sample parameter distributions and fit</w:t>
+        <w:t>V.1 In-sample parameter distributions and fit</w:t>
       </w:r>
     </w:p>
     <w:p>
@@ -1213,6 +1219,14 @@
         <w:tblStyle w:val="TableGrid"/>
         <w:tblW w:type="auto" w:w="0"/>
         <w:tblLook w:firstColumn="1" w:firstRow="1" w:lastColumn="0" w:lastRow="0" w:noHBand="0" w:noVBand="1" w:val="04A0"/>
+        <w:tblBorders>
+          <w:left w:val="none" w:sz="0" w:space="0" w:color="auto"/>
+          <w:right w:val="none" w:sz="0" w:space="0" w:color="auto"/>
+          <w:insideV w:val="none" w:sz="0" w:space="0" w:color="auto"/>
+          <w:top w:val="single" w:sz="4" w:space="0" w:color="000000"/>
+          <w:bottom w:val="single" w:sz="4" w:space="0" w:color="000000"/>
+          <w:insideH w:val="single" w:sz="4" w:space="0" w:color="000000"/>
+        </w:tblBorders>
       </w:tblPr>
       <w:tblGrid>
         <w:gridCol w:w="1568"/>
@@ -1873,7 +1887,7 @@
           <w:i w:val="0"/>
           <w:sz w:val="24"/>
         </w:rPr>
-        <w:t>5.2 Out-of-sample prediction gains from the tempo correction</w:t>
+        <w:t>V.2 Out-of-sample prediction gains from the tempo correction</w:t>
       </w:r>
     </w:p>
     <w:p>
@@ -2075,7 +2089,7 @@
           <w:i w:val="0"/>
           <w:sz w:val="24"/>
         </w:rPr>
-        <w:t>5.3 Flow–stock consistency</w:t>
+        <w:t>V.3 Flow–stock consistency</w:t>
       </w:r>
     </w:p>
     <w:p>
@@ -2247,7 +2261,7 @@
           <w:i w:val="0"/>
           <w:sz w:val="24"/>
         </w:rPr>
-        <w:t>5.4 Joint identification: bootstrap CIs on (μ̂, β̂)</w:t>
+        <w:t>V.4 Joint identification: bootstrap CIs on (μ̂, β̂)</w:t>
       </w:r>
     </w:p>
     <w:p>
@@ -2370,7 +2384,7 @@
           <w:i w:val="0"/>
           <w:sz w:val="24"/>
         </w:rPr>
-        <w:t>5.5 Relational PIM diagnostics</w:t>
+        <w:t>V.5 Relational PIM diagnostics</w:t>
       </w:r>
     </w:p>
     <w:p>
@@ -2465,6 +2479,14 @@
         <w:tblStyle w:val="TableGrid"/>
         <w:tblW w:type="auto" w:w="0"/>
         <w:tblLook w:firstColumn="1" w:firstRow="1" w:lastColumn="0" w:lastRow="0" w:noHBand="0" w:noVBand="1" w:val="04A0"/>
+        <w:tblBorders>
+          <w:left w:val="none" w:sz="0" w:space="0" w:color="auto"/>
+          <w:right w:val="none" w:sz="0" w:space="0" w:color="auto"/>
+          <w:insideV w:val="none" w:sz="0" w:space="0" w:color="auto"/>
+          <w:top w:val="single" w:sz="4" w:space="0" w:color="000000"/>
+          <w:bottom w:val="single" w:sz="4" w:space="0" w:color="000000"/>
+          <w:insideH w:val="single" w:sz="4" w:space="0" w:color="000000"/>
+        </w:tblBorders>
       </w:tblPr>
       <w:tblGrid>
         <w:gridCol w:w="1344"/>
@@ -3093,7 +3115,7 @@
           <w:i w:val="0"/>
           <w:sz w:val="24"/>
         </w:rPr>
-        <w:t>Figure 6 and Table 3 report the Relational PIM diagnostics defined in Section 3.5. Two findings stand out. First, under M0 (instant PIM, β = 0) the median ρ̂₂ across 39 countries is 0.801, substantially below the consistency benchmark of 1.0. Only 9 of 39 countries have ρ̂₂ ∈ [0.9, 1.1]. This confirms that the standard PIM systematically understates capital growth relative to CWON — or equivalently, that CWON captures a faster-growing component of the capital stock (plausibly intangibles and revaluations) that the PIM misses. Second, under M4 (joint tempo + intangible identification) the median ρ̂₂ rises to 0.833, and the number of countries in the [0.9, 1.1] consistency band increases from 9 to 12. The improvement is modest but systematic: the tempo and intangible corrections move the PIM–CWON relationship toward consistency in the right direction. The median R² exceeds 0.99 under both M0 and M4, confirming that the log-linear relationship (M5) is an excellent description of the PIM–CWON mapping.</w:t>
+        <w:t>Figure 6 and Table 3 report the Relational PIM diagnostics defined in Section III.5. Two findings stand out. First, under M0 (instant PIM, β = 0) the median ρ̂₂ across 39 countries is 0.801, substantially below the consistency benchmark of 1.0. Only 9 of 39 countries have ρ̂₂ ∈ [0.9, 1.1]. This confirms that the standard PIM systematically understates capital growth relative to CWON — or equivalently, that CWON captures a faster-growing component of the capital stock (plausibly intangibles and revaluations) that the PIM misses. Second, under M4 (joint tempo + intangible identification) the median ρ̂₂ rises to 0.833, and the number of countries in the [0.9, 1.1] consistency band increases from 9 to 12. The improvement is modest but systematic: the tempo and intangible corrections move the PIM–CWON relationship toward consistency in the right direction. The median R² exceeds 0.99 under both M0 and M4, confirming that the log-linear relationship (M5) is an excellent description of the PIM–CWON mapping.</w:t>
       </w:r>
     </w:p>
     <w:p>
@@ -3122,7 +3144,7 @@
           <w:i w:val="0"/>
           <w:sz w:val="24"/>
         </w:rPr>
-        <w:t>5.6 Depreciation–lag sensitivity</w:t>
+        <w:t>V.6 Depreciation–lag sensitivity</w:t>
       </w:r>
     </w:p>
     <w:p>
@@ -3230,7 +3252,7 @@
           <w:i w:val="0"/>
           <w:sz w:val="24"/>
         </w:rPr>
-        <w:t>5.7 Conditional out-of-sample evaluation</w:t>
+        <w:t>V.7 Conditional out-of-sample evaluation</w:t>
       </w:r>
     </w:p>
     <w:p>
@@ -3338,7 +3360,7 @@
           <w:i w:val="0"/>
           <w:sz w:val="24"/>
         </w:rPr>
-        <w:t>5.8 Extended out-of-sample metrics</w:t>
+        <w:t>V.8 Extended out-of-sample metrics</w:t>
       </w:r>
     </w:p>
     <w:p>
@@ -3369,6 +3391,14 @@
         <w:tblStyle w:val="TableGrid"/>
         <w:tblW w:type="auto" w:w="0"/>
         <w:tblLook w:firstColumn="1" w:firstRow="1" w:lastColumn="0" w:lastRow="0" w:noHBand="0" w:noVBand="1" w:val="04A0"/>
+        <w:tblBorders>
+          <w:left w:val="none" w:sz="0" w:space="0" w:color="auto"/>
+          <w:right w:val="none" w:sz="0" w:space="0" w:color="auto"/>
+          <w:insideV w:val="none" w:sz="0" w:space="0" w:color="auto"/>
+          <w:top w:val="single" w:sz="4" w:space="0" w:color="000000"/>
+          <w:bottom w:val="single" w:sz="4" w:space="0" w:color="000000"/>
+          <w:insideH w:val="single" w:sz="4" w:space="0" w:color="000000"/>
+        </w:tblBorders>
       </w:tblPr>
       <w:tblGrid>
         <w:gridCol w:w="1568"/>
@@ -4059,7 +4089,7 @@
           <w:i w:val="0"/>
           <w:sz w:val="24"/>
         </w:rPr>
-        <w:t>5.9 Asset-composition determinants of RPIM diagnostics</w:t>
+        <w:t>V.9 Asset-composition determinants of RPIM diagnostics</w:t>
       </w:r>
     </w:p>
     <w:p>
@@ -4182,7 +4212,7 @@
           <w:i w:val="0"/>
           <w:sz w:val="24"/>
         </w:rPr>
-        <w:t>5.10 Solow-residual historical decomposition</w:t>
+        <w:t>V.10 Solow-residual historical decomposition</w:t>
       </w:r>
     </w:p>
     <w:p>
@@ -4213,6 +4243,14 @@
         <w:tblStyle w:val="TableGrid"/>
         <w:tblW w:type="auto" w:w="0"/>
         <w:tblLook w:firstColumn="1" w:firstRow="1" w:lastColumn="0" w:lastRow="0" w:noHBand="0" w:noVBand="1" w:val="04A0"/>
+        <w:tblBorders>
+          <w:left w:val="none" w:sz="0" w:space="0" w:color="auto"/>
+          <w:right w:val="none" w:sz="0" w:space="0" w:color="auto"/>
+          <w:insideV w:val="none" w:sz="0" w:space="0" w:color="auto"/>
+          <w:top w:val="single" w:sz="4" w:space="0" w:color="000000"/>
+          <w:bottom w:val="single" w:sz="4" w:space="0" w:color="000000"/>
+          <w:insideH w:val="single" w:sz="4" w:space="0" w:color="000000"/>
+        </w:tblBorders>
       </w:tblPr>
       <w:tblGrid>
         <w:gridCol w:w="941"/>
@@ -11227,7 +11265,7 @@
           <w:i w:val="0"/>
           <w:sz w:val="24"/>
         </w:rPr>
-        <w:t>5.11 Counterfactual wealth: what if β entered official statistics?</w:t>
+        <w:t>V.11 Counterfactual wealth: what if β entered official statistics?</w:t>
       </w:r>
     </w:p>
     <w:p>
@@ -11342,6 +11380,7 @@
     <w:p>
       <w:pPr>
         <w:spacing w:before="360" w:after="120" w:line="480" w:lineRule="auto"/>
+        <w:jc w:val="center"/>
       </w:pPr>
       <w:r>
         <w:rPr>
@@ -11350,7 +11389,7 @@
           <w:i w:val="0"/>
           <w:sz w:val="28"/>
         </w:rPr>
-        <w:t>6. Discussion</w:t>
+        <w:t>VI DISCUSSION</w:t>
       </w:r>
     </w:p>
     <w:p>
@@ -11379,7 +11418,7 @@
           <w:i w:val="0"/>
           <w:sz w:val="24"/>
         </w:rPr>
-        <w:t>6.1 Re-interpreting the Solow residual</w:t>
+        <w:t>VI.1 Re-interpreting the Solow residual</w:t>
       </w:r>
     </w:p>
     <w:p>
@@ -11394,7 +11433,7 @@
           <w:i w:val="0"/>
           <w:sz w:val="24"/>
         </w:rPr>
-        <w:t>The historical decomposition of Section 5.10 puts a number on the long-standing suspicion that the Solow residual conflates genuine innovation with capital-stock mismeasurement. Under M0 (instant PIM, β = 0) any mis-specification in the timing or composition of capital flows through directly into TFP and is then interpreted as innovation. We show that a measurable share of Solow-residual growth variation across our 39 countries can be re-assigned to two accounting corrections that have nothing to do with innovation: the time-to-build μ(t) and the intangible share β. This is not a claim that innovation is unimportant; it is a claim that the accounting should be done before any residual interpretation.</w:t>
+        <w:t>The historical decomposition of Section V.10 puts a number on the long-standing suspicion that the Solow residual conflates genuine innovation with capital-stock mismeasurement. Under M0 (instant PIM, β = 0) any mis-specification in the timing or composition of capital flows through directly into TFP and is then interpreted as innovation. We show that a measurable share of Solow-residual growth variation across our 39 countries can be re-assigned to two accounting corrections that have nothing to do with innovation: the time-to-build μ(t) and the intangible share β. This is not a claim that innovation is unimportant; it is a claim that the accounting should be done before any residual interpretation.</w:t>
       </w:r>
     </w:p>
     <w:p>
@@ -11408,7 +11447,7 @@
           <w:i w:val="0"/>
           <w:sz w:val="24"/>
         </w:rPr>
-        <w:t>6.2 The Bongaarts-Feeney-Goldstein-Lutz-Scherbov analogy</w:t>
+        <w:t>VI.2 The Bongaarts-Feeney-Goldstein-Lutz-Scherbov analogy</w:t>
       </w:r>
     </w:p>
     <w:p>
@@ -11438,7 +11477,7 @@
           <w:i w:val="0"/>
           <w:sz w:val="24"/>
         </w:rPr>
-        <w:t>At the most conservative level, the results of Section 5 show that a fraction of what we have been calling TFP growth is a book-keeping artefact that disappears once μ(t) and β are jointly estimated. At the other extreme, the quantum-tempo framework forces us to ask whether the conceptual separation between "real innovation" and "mis-timed accounting" was ever well-defined. If the typical investment has a longer gestation period in 2019 than in 1995 — plausibly because the share of assets whose productive deployment requires software integration, regulatory approval, and network complementarities has risen — then the accounting correction is an economic statement about the changing composition of capital, and the boundary between "pure accounting" and "pure innovation" is porous. Our position is that the two categories should be treated symmetrically, with the same parametric machinery, rather than with the asymmetric treatment implicit in M0 (instant μ, zero β) that has dominated a half-century of growth accounting.</w:t>
+        <w:t>At the most conservative level, the results of Section V show that a fraction of what we have been calling TFP growth is a book-keeping artefact that disappears once μ(t) and β are jointly estimated. At the other extreme, the quantum-tempo framework forces us to ask whether the conceptual separation between "real innovation" and "mis-timed accounting" was ever well-defined. If the typical investment has a longer gestation period in 2019 than in 1995 — plausibly because the share of assets whose productive deployment requires software integration, regulatory approval, and network complementarities has risen — then the accounting correction is an economic statement about the changing composition of capital, and the boundary between "pure accounting" and "pure innovation" is porous. Our position is that the two categories should be treated symmetrically, with the same parametric machinery, rather than with the asymmetric treatment implicit in M0 (instant μ, zero β) that has dominated a half-century of growth accounting.</w:t>
       </w:r>
     </w:p>
     <w:p>
@@ -11452,7 +11491,7 @@
           <w:i w:val="0"/>
           <w:sz w:val="24"/>
         </w:rPr>
-        <w:t>6.3 Flow–stock reconciliation and Beyond-GDP</w:t>
+        <w:t>VI.3 Flow–stock reconciliation and Beyond-GDP</w:t>
       </w:r>
     </w:p>
     <w:p>
@@ -11496,7 +11535,7 @@
           <w:i w:val="0"/>
           <w:sz w:val="24"/>
         </w:rPr>
-        <w:t>6.4 Medical preview</w:t>
+        <w:t>VI.4 Medical preview</w:t>
       </w:r>
     </w:p>
     <w:p>
@@ -11525,7 +11564,7 @@
           <w:i w:val="0"/>
           <w:sz w:val="24"/>
         </w:rPr>
-        <w:t>6.5 Limitations</w:t>
+        <w:t>VI.5 Limitations</w:t>
       </w:r>
     </w:p>
     <w:p>
@@ -11546,6 +11585,7 @@
     <w:p>
       <w:pPr>
         <w:spacing w:before="360" w:after="120" w:line="480" w:lineRule="auto"/>
+        <w:jc w:val="center"/>
       </w:pPr>
       <w:r>
         <w:rPr>
@@ -11554,7 +11594,7 @@
           <w:i w:val="0"/>
           <w:sz w:val="28"/>
         </w:rPr>
-        <w:t>7. Conclusion</w:t>
+        <w:t>VII CONCLUSION</w:t>
       </w:r>
     </w:p>
     <w:p>
@@ -11605,6 +11645,7 @@
     <w:p>
       <w:pPr>
         <w:spacing w:before="360" w:after="120" w:line="480" w:lineRule="auto"/>
+        <w:jc w:val="center"/>
       </w:pPr>
       <w:r>
         <w:rPr>
@@ -11613,7 +11654,7 @@
           <w:i w:val="0"/>
           <w:sz w:val="28"/>
         </w:rPr>
-        <w:t>Tables</w:t>
+        <w:t>TABLES</w:t>
       </w:r>
     </w:p>
     <w:p>
@@ -11659,6 +11700,14 @@
         <w:tblStyle w:val="TableGrid"/>
         <w:tblW w:type="auto" w:w="0"/>
         <w:tblLook w:firstColumn="1" w:firstRow="1" w:lastColumn="0" w:lastRow="0" w:noHBand="0" w:noVBand="1" w:val="04A0"/>
+        <w:tblBorders>
+          <w:left w:val="none" w:sz="0" w:space="0" w:color="auto"/>
+          <w:right w:val="none" w:sz="0" w:space="0" w:color="auto"/>
+          <w:insideV w:val="none" w:sz="0" w:space="0" w:color="auto"/>
+          <w:top w:val="single" w:sz="4" w:space="0" w:color="000000"/>
+          <w:bottom w:val="single" w:sz="4" w:space="0" w:color="000000"/>
+          <w:insideH w:val="single" w:sz="4" w:space="0" w:color="000000"/>
+        </w:tblBorders>
       </w:tblPr>
       <w:tblGrid>
         <w:gridCol w:w="1568"/>
@@ -12336,6 +12385,14 @@
         <w:tblStyle w:val="TableGrid"/>
         <w:tblW w:type="auto" w:w="0"/>
         <w:tblLook w:firstColumn="1" w:firstRow="1" w:lastColumn="0" w:lastRow="0" w:noHBand="0" w:noVBand="1" w:val="04A0"/>
+        <w:tblBorders>
+          <w:left w:val="none" w:sz="0" w:space="0" w:color="auto"/>
+          <w:right w:val="none" w:sz="0" w:space="0" w:color="auto"/>
+          <w:insideV w:val="none" w:sz="0" w:space="0" w:color="auto"/>
+          <w:top w:val="single" w:sz="4" w:space="0" w:color="000000"/>
+          <w:bottom w:val="single" w:sz="4" w:space="0" w:color="000000"/>
+          <w:insideH w:val="single" w:sz="4" w:space="0" w:color="000000"/>
+        </w:tblBorders>
       </w:tblPr>
       <w:tblGrid>
         <w:gridCol w:w="3135"/>
@@ -12863,6 +12920,14 @@
         <w:tblStyle w:val="TableGrid"/>
         <w:tblW w:type="auto" w:w="0"/>
         <w:tblLook w:firstColumn="1" w:firstRow="1" w:lastColumn="0" w:lastRow="0" w:noHBand="0" w:noVBand="1" w:val="04A0"/>
+        <w:tblBorders>
+          <w:left w:val="none" w:sz="0" w:space="0" w:color="auto"/>
+          <w:right w:val="none" w:sz="0" w:space="0" w:color="auto"/>
+          <w:insideV w:val="none" w:sz="0" w:space="0" w:color="auto"/>
+          <w:top w:val="single" w:sz="4" w:space="0" w:color="000000"/>
+          <w:bottom w:val="single" w:sz="4" w:space="0" w:color="000000"/>
+          <w:insideH w:val="single" w:sz="4" w:space="0" w:color="000000"/>
+        </w:tblBorders>
       </w:tblPr>
       <w:tblGrid>
         <w:gridCol w:w="1344"/>
@@ -13522,6 +13587,14 @@
         <w:tblStyle w:val="TableGrid"/>
         <w:tblW w:type="auto" w:w="0"/>
         <w:tblLook w:firstColumn="1" w:firstRow="1" w:lastColumn="0" w:lastRow="0" w:noHBand="0" w:noVBand="1" w:val="04A0"/>
+        <w:tblBorders>
+          <w:left w:val="none" w:sz="0" w:space="0" w:color="auto"/>
+          <w:right w:val="none" w:sz="0" w:space="0" w:color="auto"/>
+          <w:insideV w:val="none" w:sz="0" w:space="0" w:color="auto"/>
+          <w:top w:val="single" w:sz="4" w:space="0" w:color="000000"/>
+          <w:bottom w:val="single" w:sz="4" w:space="0" w:color="000000"/>
+          <w:insideH w:val="single" w:sz="4" w:space="0" w:color="000000"/>
+        </w:tblBorders>
       </w:tblPr>
       <w:tblGrid>
         <w:gridCol w:w="1568"/>
@@ -14199,6 +14272,14 @@
         <w:tblStyle w:val="TableGrid"/>
         <w:tblW w:type="auto" w:w="0"/>
         <w:tblLook w:firstColumn="1" w:firstRow="1" w:lastColumn="0" w:lastRow="0" w:noHBand="0" w:noVBand="1" w:val="04A0"/>
+        <w:tblBorders>
+          <w:left w:val="none" w:sz="0" w:space="0" w:color="auto"/>
+          <w:right w:val="none" w:sz="0" w:space="0" w:color="auto"/>
+          <w:insideV w:val="none" w:sz="0" w:space="0" w:color="auto"/>
+          <w:top w:val="single" w:sz="4" w:space="0" w:color="000000"/>
+          <w:bottom w:val="single" w:sz="4" w:space="0" w:color="000000"/>
+          <w:insideH w:val="single" w:sz="4" w:space="0" w:color="000000"/>
+        </w:tblBorders>
       </w:tblPr>
       <w:tblGrid>
         <w:gridCol w:w="941"/>
@@ -21096,6 +21177,7 @@
     <w:p>
       <w:pPr>
         <w:spacing w:before="360" w:after="120" w:line="480" w:lineRule="auto"/>
+        <w:jc w:val="center"/>
       </w:pPr>
       <w:r>
         <w:rPr>
@@ -21104,7 +21186,7 @@
           <w:i w:val="0"/>
           <w:sz w:val="28"/>
         </w:rPr>
-        <w:t>References</w:t>
+        <w:t>REFERENCES</w:t>
       </w:r>
     </w:p>
     <w:p>
@@ -21119,7 +21201,7 @@
           <w:i w:val="0"/>
           <w:sz w:val="24"/>
         </w:rPr>
-        <w:t>Altug, Sumru (1989) Time-to-build and aggregate fluctuations: some new evidence. International Economic Review 30, 889–920.</w:t>
+        <w:t>ALTUG, S. (1989). Time-to-build and aggregate fluctuations: some new evidence. International Economic Review 30, 889–920.</w:t>
       </w:r>
     </w:p>
     <w:p>
@@ -21134,7 +21216,7 @@
           <w:i w:val="0"/>
           <w:sz w:val="24"/>
         </w:rPr>
-        <w:t>Arrow, Kenneth J., Partha Dasgupta, Lawrence H. Goulder, Kevin J. Mumford, and Kirsten Oleson (2012) Sustainability and the measurement of wealth. Environment and Development Economics 17, 317–353.</w:t>
+        <w:t>ARROW, K.J., DASGUPTA, P., GOULDER, L.H., MUMFORD, K.J. and OLESON, K. (2012). Sustainability and the measurement of wealth. Environment and Development Economics 17, 317–353.</w:t>
       </w:r>
     </w:p>
     <w:p>
@@ -21149,7 +21231,7 @@
           <w:i w:val="0"/>
           <w:sz w:val="24"/>
         </w:rPr>
-        <w:t>Bongaarts, John and Griffith Feeney (1998) On the quantum and tempo of fertility. Population and Development Review 24, 271–291.</w:t>
+        <w:t>BONGAARTS, J. and FEENEY, G. (1998). On the quantum and tempo of fertility. Population and Development Review 24, 271–291.</w:t>
       </w:r>
     </w:p>
     <w:p>
@@ -21164,7 +21246,7 @@
           <w:i w:val="0"/>
           <w:sz w:val="24"/>
         </w:rPr>
-        <w:t>Bongaarts, John and Tomáš Sobotka (2012) A demographic explanation for the recent rise in European fertility. Population and Development Review 38, 83–120.</w:t>
+        <w:t>BONGAARTS, J. and SOBOTKA, T. (2012). A demographic explanation for the recent rise in European fertility. Population and Development Review 38, 83–120.</w:t>
       </w:r>
     </w:p>
     <w:p>
@@ -21179,7 +21261,7 @@
           <w:i w:val="0"/>
           <w:sz w:val="24"/>
         </w:rPr>
-        <w:t>Brass, William (1971) On the scale of mortality. In William Brass (ed.), Biological Aspects of Demography, pp. 69–110. London: Taylor and Francis.</w:t>
+        <w:t>BRASS, W. (1971). On the scale of mortality. In William Brass (ed.), Biological Aspects of Demography, pp. 69–110. London: Taylor and Francis.</w:t>
       </w:r>
     </w:p>
     <w:p>
@@ -21194,7 +21276,7 @@
           <w:i w:val="0"/>
           <w:sz w:val="24"/>
         </w:rPr>
-        <w:t>Christiano, Lawrence J. and Richard M. Todd (1996) Time to plan and aggregate fluctuations. Federal Reserve Bank of Minneapolis Quarterly Review 20, 14–27.</w:t>
+        <w:t>CHRISTIANO, L.J. and TODD, R.M. (1996). Time to plan and aggregate fluctuations. Federal Reserve Bank of Minneapolis Quarterly Review 20, 14–27.</w:t>
       </w:r>
     </w:p>
     <w:p>
@@ -21209,7 +21291,7 @@
           <w:i w:val="0"/>
           <w:sz w:val="24"/>
         </w:rPr>
-        <w:t>Corrado, Carol, Charles Hulten, and Daniel Sichel (2005) Measuring capital and technology: an expanded framework. In Carol Corrado, John Haltiwanger, and Daniel Sichel (eds.), Measuring Capital in the New Economy, pp. 11–46. Chicago: University of Chicago Press.</w:t>
+        <w:t>CORRADO, C., HULTEN, C. and SICHEL, D. (2005). Measuring capital and technology: an expanded framework. In Carol Corrado, John Haltiwanger, and Daniel Sichel (eds.), Measuring Capital in the New Economy, pp. 11–46. Chicago: University of Chicago Press.</w:t>
       </w:r>
     </w:p>
     <w:p>
@@ -21224,7 +21306,7 @@
           <w:i w:val="0"/>
           <w:sz w:val="24"/>
         </w:rPr>
-        <w:t>Corrado, Carol, Charles Hulten, and Daniel Sichel (2009) Intangible capital and US economic growth. Review of Income and Wealth 55, 661–685.</w:t>
+        <w:t>CORRADO, C., HULTEN, C. and SICHEL, D. (2009). Intangible capital and US economic growth. Review of Income and Wealth 55, 661–685.</w:t>
       </w:r>
     </w:p>
     <w:p>
@@ -21239,7 +21321,7 @@
           <w:i w:val="0"/>
           <w:sz w:val="24"/>
         </w:rPr>
-        <w:t>Corrado, Carol, Jonathan Haskel, Cecilia Jona-Lasinio, and Massimiliano Iommi (2016) Intangible investment in the EU and US before and since the Great Recession and its contribution to productivity growth. EIB Working Papers 2016/08.</w:t>
+        <w:t>CORRADO, C., HASKEL, J., JONA-LASINIO, C. and IOMMI, M. (2016). Intangible investment in the EU and US before and since the Great Recession and its contribution to productivity growth. EIB Working Papers 2016/08.</w:t>
       </w:r>
     </w:p>
     <w:p>
@@ -21254,7 +21336,7 @@
           <w:i w:val="0"/>
           <w:sz w:val="24"/>
         </w:rPr>
-        <w:t>Corrado, Carol, Jonathan Haskel, Massimiliano Iommi, and Cecilia Jona-Lasinio (2020) Intangible capital, innovation and productivity à la Jorgenson: evidence from Europe and the US. In Barbara M. Fraumeni (ed.), Measuring Economic Growth and Productivity, pp. 363–385. Academic Press.</w:t>
+        <w:t>CORRADO, C., HASKEL, J., IOMMI, M. and JONA-LASINIO, C. (2020). Intangible capital, innovation and productivity à la Jorgenson: evidence from Europe and the US. In Barbara M. Fraumeni (ed.), Measuring Economic Growth and Productivity, pp. 363–385. Academic Press.</w:t>
       </w:r>
     </w:p>
     <w:p>
@@ -21269,7 +21351,7 @@
           <w:i w:val="0"/>
           <w:sz w:val="24"/>
         </w:rPr>
-        <w:t>Dasgupta, Partha (2021) The Economics of Biodiversity: The Dasgupta Review. London: HM Treasury.</w:t>
+        <w:t>DASGUPTA, P. (2021). The Economics of Biodiversity: The Dasgupta Review. London: HM Treasury.</w:t>
       </w:r>
     </w:p>
     <w:p>
@@ -21284,7 +21366,7 @@
           <w:i w:val="0"/>
           <w:sz w:val="24"/>
         </w:rPr>
-        <w:t>De Rassenfosse, Gaétan and Adam B. Jaffe (2018) Intellectual property and public-science spillovers: an overview and research directions. Review of Economic Research on Copyright Issues 15, 1–22.</w:t>
+        <w:t>DE RASSENFOSSE, G. and JAFFE, A.B. (2018). Intellectual property and public-science spillovers: an overview and research directions. Review of Economic Research on Copyright Issues 15, 1–22.</w:t>
       </w:r>
     </w:p>
     <w:p>
@@ -21299,7 +21381,7 @@
           <w:i w:val="0"/>
           <w:sz w:val="24"/>
         </w:rPr>
-        <w:t>Edge, Rochelle M. (2007) Time-to-build, time-to-plan, habit-persistence, and the liquidity effect. Journal of Monetary Economics 54, 1644–1669.</w:t>
+        <w:t>EDGE, R.M. (2007). Time-to-build, time-to-plan, habit-persistence, and the liquidity effect. Journal of Monetary Economics 54, 1644–1669.</w:t>
       </w:r>
     </w:p>
     <w:p>
@@ -21314,7 +21396,7 @@
           <w:i w:val="0"/>
           <w:sz w:val="24"/>
         </w:rPr>
-        <w:t>Feenstra, Robert C., Robert Inklaar, and Marcel P. Timmer (2015) The next generation of the Penn World Table. American Economic Review 105, 3150–3182.</w:t>
+        <w:t>FEENSTRA, R.C., INKLAAR, R. and TIMMER, M.P. (2015). The next generation of the Penn World Table. American Economic Review 105, 3150–3182.</w:t>
       </w:r>
     </w:p>
     <w:p>
@@ -21329,7 +21411,7 @@
           <w:i w:val="0"/>
           <w:sz w:val="24"/>
         </w:rPr>
-        <w:t>Goldstein, Joshua R., Wolfgang Lutz, and Sergei Scherbov (2003) Long-term population decline in Europe: the relative importance of tempo effects and generational length. Population and Development Review 29, 699–707.</w:t>
+        <w:t>GOLDSTEIN, J.R., LUTZ, W. and SCHERBOV, S. (2003). Long-term population decline in Europe: the relative importance of tempo effects and generational length. Population and Development Review 29, 699–707.</w:t>
       </w:r>
     </w:p>
     <w:p>
@@ -21344,7 +21426,7 @@
           <w:i w:val="0"/>
           <w:sz w:val="24"/>
         </w:rPr>
-        <w:t>Griliches, Zvi (1996) The discovery of the residual: a historical note. Journal of Economic Literature 34, 1324–1330.</w:t>
+        <w:t>GRILICHES, Z. (1996). The discovery of the residual: a historical note. Journal of Economic Literature 34, 1324–1330.</w:t>
       </w:r>
     </w:p>
     <w:p>
@@ -21359,7 +21441,7 @@
           <w:i w:val="0"/>
           <w:sz w:val="24"/>
         </w:rPr>
-        <w:t>Hamano, Masashige and Yongchao Zhao (2017) Fiscal sustainability and land prices in Japan. Journal of the Japanese and International Economies 46, 17–29.</w:t>
+        <w:t>HAMANO, M. and ZHAO, Y. (2017). Fiscal sustainability and land prices in Japan. Journal of the Japanese and International Economies 46, 17–29.</w:t>
       </w:r>
     </w:p>
     <w:p>
@@ -21374,7 +21456,7 @@
           <w:i w:val="0"/>
           <w:sz w:val="24"/>
         </w:rPr>
-        <w:t>Haskel, Jonathan and Stian Westlake (2017) Capitalism without Capital: The Rise of the Intangible Economy. Princeton: Princeton University Press.</w:t>
+        <w:t>HASKEL, J. and WESTLAKE, S. (2017). Capitalism without Capital: The Rise of the Intangible Economy. Princeton: Princeton University Press.</w:t>
       </w:r>
     </w:p>
     <w:p>
@@ -21389,7 +21471,7 @@
           <w:i w:val="0"/>
           <w:sz w:val="24"/>
         </w:rPr>
-        <w:t>Haskel, Jonathan and Stian Westlake (2022) Restarting the Future: How to Fix the Intangible Economy. Princeton: Princeton University Press.</w:t>
+        <w:t>HASKEL, J. and WESTLAKE, S. (2022). Restarting the Future: How to Fix the Intangible Economy. Princeton: Princeton University Press.</w:t>
       </w:r>
     </w:p>
     <w:p>
@@ -21404,7 +21486,7 @@
           <w:i w:val="0"/>
           <w:sz w:val="24"/>
         </w:rPr>
-        <w:t>Hulten, Charles R. (1992) Growth accounting when technical change is embodied in capital. American Economic Review 82, 964–980.</w:t>
+        <w:t>HULTEN, C.R. (1992). Growth accounting when technical change is embodied in capital. American Economic Review 82, 964–980.</w:t>
       </w:r>
     </w:p>
     <w:p>
@@ -21419,7 +21501,7 @@
           <w:i w:val="0"/>
           <w:sz w:val="24"/>
         </w:rPr>
-        <w:t>Inklaar, Robert and Marcel P. Timmer (2013) Capital, labor and TFP in PWT 8.0. Groningen Growth and Development Centre Research Memorandum GD-144.</w:t>
+        <w:t>INKLAAR, R. and TIMMER, M.P. (2013). Capital, labor and TFP in PWT 8.0. Groningen Growth and Development Centre Research Memorandum GD-144.</w:t>
       </w:r>
     </w:p>
     <w:p>
@@ -21434,7 +21516,7 @@
           <w:i w:val="0"/>
           <w:sz w:val="24"/>
         </w:rPr>
-        <w:t>Jorgenson, Dale W. and Zvi Griliches (1967) The explanation of productivity change. Review of Economic Studies 34, 249–283.</w:t>
+        <w:t>JORGENSON, D.W. and GRILICHES, Z. (1967). The explanation of productivity change. Review of Economic Studies 34, 249–283.</w:t>
       </w:r>
     </w:p>
     <w:p>
@@ -21449,7 +21531,7 @@
           <w:i w:val="0"/>
           <w:sz w:val="24"/>
         </w:rPr>
-        <w:t>Jorgenson, Dale W. (2018) Production and welfare: progress in economic measurement. Journal of Economic Literature 56, 867–919.</w:t>
+        <w:t>JORGENSON, D.W. (2018). Production and welfare: progress in economic measurement. Journal of Economic Literature 56, 867–919.</w:t>
       </w:r>
     </w:p>
     <w:p>
@@ -21464,7 +21546,7 @@
           <w:i w:val="0"/>
           <w:sz w:val="24"/>
         </w:rPr>
-        <w:t>Jorgenson, Dale W., Mun S. Ho, and Kevin J. Stiroh (2018) Productivity, Vol. 3: Information Technology and the American Growth Resurgence. Cambridge, MA: MIT Press.</w:t>
+        <w:t>JORGENSON, D.W., HO, M.S. and STIROH, K.J. (2018). Productivity, Vol. 3: Information Technology and the American Growth Resurgence. Cambridge, MA: MIT Press.</w:t>
       </w:r>
     </w:p>
     <w:p>
@@ -21479,7 +21561,7 @@
           <w:i w:val="0"/>
           <w:sz w:val="24"/>
         </w:rPr>
-        <w:t>Kaboski, Joseph P. (2005) Factor price uncertainty, technology choice and investment delay. Journal of Economic Dynamics and Control 29, 509–527.</w:t>
+        <w:t>KABOSKI, J.P. (2005). Factor price uncertainty, technology choice and investment delay. Journal of Economic Dynamics and Control 29, 509–527.</w:t>
       </w:r>
     </w:p>
     <w:p>
@@ -21494,7 +21576,7 @@
           <w:i w:val="0"/>
           <w:sz w:val="24"/>
         </w:rPr>
-        <w:t>Koeva, Petya (2000) The facts about time-to-build. IMF Working Paper 00/138.</w:t>
+        <w:t>KOEVA, P. (2000). The facts about time-to-build. IMF Working Paper 00/138.</w:t>
       </w:r>
     </w:p>
     <w:p>
@@ -21509,7 +21591,7 @@
           <w:i w:val="0"/>
           <w:sz w:val="24"/>
         </w:rPr>
-        <w:t>Kohler, Hans-Peter, Francesco C. Billari, and José Antonio Ortega (2002) The emergence of lowest-low fertility in Europe during the 1990s. Population and Development Review 28, 641–680.</w:t>
+        <w:t>KOHLER, H.-P., BILLARI, F.C. and ORTEGA, J.A. (2002). The emergence of lowest-low fertility in Europe during the 1990s. Population and Development Review 28, 641–680.</w:t>
       </w:r>
     </w:p>
     <w:p>
@@ -21524,7 +21606,7 @@
           <w:i w:val="0"/>
           <w:sz w:val="24"/>
         </w:rPr>
-        <w:t>Kydland, Finn E. and Edward C. Prescott (1982) Time to build and aggregate fluctuations. Econometrica 50, 1345–1370.</w:t>
+        <w:t>KYDLAND, F.E. and PRESCOTT, E.C. (1982). Time to build and aggregate fluctuations. Econometrica 50, 1345–1370.</w:t>
       </w:r>
     </w:p>
     <w:p>
@@ -21539,7 +21621,7 @@
           <w:i w:val="0"/>
           <w:sz w:val="24"/>
         </w:rPr>
-        <w:t>Lange, Glenn-Marie, Quentin Wodon, and Kevin Carey (eds.) (2018) The Changing Wealth of Nations 2018: Building a Sustainable Future. Washington, DC: World Bank.</w:t>
+        <w:t>LANGE, G.-M., WODON, Q. and CAREY, K. (eds.) (2018). The Changing Wealth of Nations 2018: Building a Sustainable Future. Washington, DC: World Bank.</w:t>
       </w:r>
     </w:p>
     <w:p>
@@ -21554,7 +21636,7 @@
           <w:i w:val="0"/>
           <w:sz w:val="24"/>
         </w:rPr>
-        <w:t>Managi, Shunsuke and Pushpam Kumar (eds.) (2018) Inclusive Wealth Report 2018. London: Routledge.</w:t>
+        <w:t>MANAGI, S. and KUMAR, P. (eds.) (2018). Inclusive Wealth Report 2018. London: Routledge.</w:t>
       </w:r>
     </w:p>
     <w:p>
@@ -21569,7 +21651,7 @@
           <w:i w:val="0"/>
           <w:sz w:val="24"/>
         </w:rPr>
-        <w:t>Mayer, Thomas (1960) Plant and equipment lead times. Journal of Business 33, 127–132.</w:t>
+        <w:t>MAYER, T. (1960). Plant and equipment lead times. Journal of Business 33, 127–132.</w:t>
       </w:r>
     </w:p>
     <w:p>
@@ -21584,7 +21666,7 @@
           <w:i w:val="0"/>
           <w:sz w:val="24"/>
         </w:rPr>
-        <w:t>Nishimura, Kiyohiko G. and Yumi Saita (2005) Land prices in Japan: historical and international comparisons. Bank of Japan Review 2005-E-5.</w:t>
+        <w:t>NISHIMURA, K.G. and SAITA, Y. (2005). Land prices in Japan: historical and international comparisons. Bank of Japan Review 2005-E-5.</w:t>
       </w:r>
     </w:p>
     <w:p>
@@ -21599,7 +21681,7 @@
           <w:i w:val="0"/>
           <w:sz w:val="24"/>
         </w:rPr>
-        <w:t>OECD (2013) Supporting Investment in Knowledge Capital, Growth and Innovation. Paris: OECD Publishing.</w:t>
+        <w:t>OECD (2013). Supporting Investment in Knowledge Capital, Growth and Innovation. Paris: OECD Publishing.</w:t>
       </w:r>
     </w:p>
     <w:p>
@@ -21614,7 +21696,7 @@
           <w:i w:val="0"/>
           <w:sz w:val="24"/>
         </w:rPr>
-        <w:t>Roth, Felix (2023) Intangible capital and productivity growth in the EU: a panel data perspective. Hamburg Discussion Papers in International Economics 13.</w:t>
+        <w:t>ROTH, F. (2023). Intangible capital and productivity growth in the EU: a panel data perspective. Hamburg Discussion Papers in International Economics 13.</w:t>
       </w:r>
     </w:p>
     <w:p>
@@ -21629,7 +21711,7 @@
           <w:i w:val="0"/>
           <w:sz w:val="24"/>
         </w:rPr>
-        <w:t>Salomon, Joshua A., Haidong Wang, Michael K. Freeman, Theo Vos, Abraham D. Flaxman, Alan D. Lopez, and Christopher J. L. Murray (2012) Healthy life expectancy for 187 countries, 1990–2010: a systematic analysis for the Global Burden Disease Study 2010. The Lancet 380, 2144–2162.</w:t>
+        <w:t>SALOMON, J.A., WANG, H., FREEMAN, M.K., VOS, T., FLAXMAN, A.D., LOPEZ, A.D. and MURRAY, C.J.L. (2012). Healthy life expectancy for 187 countries, 1990–2010: a systematic analysis for the Global Burden Disease Study 2010. The Lancet 380, 2144–2162.</w:t>
       </w:r>
     </w:p>
     <w:p>
@@ -21644,7 +21726,7 @@
           <w:i w:val="0"/>
           <w:sz w:val="24"/>
         </w:rPr>
-        <w:t>Smets, Frank and Rafael Wouters (2007) Shocks and frictions in US business cycles: a Bayesian DSGE approach. American Economic Review 97, 586–606.</w:t>
+        <w:t>SMETS, F. and WOUTERS, R. (2007). Shocks and frictions in US business cycles: a Bayesian DSGE approach. American Economic Review 97, 586–606.</w:t>
       </w:r>
     </w:p>
     <w:p>
@@ -21659,7 +21741,7 @@
           <w:i w:val="0"/>
           <w:sz w:val="24"/>
         </w:rPr>
-        <w:t>Solow, Robert M. (1957) Technical change and the aggregate production function. Review of Economics and Statistics 39, 312–320.</w:t>
+        <w:t>SOLOW, R.M. (1957). Technical change and the aggregate production function. Review of Economics and Statistics 39, 312–320.</w:t>
       </w:r>
     </w:p>
     <w:p>
@@ -21674,7 +21756,7 @@
           <w:i w:val="0"/>
           <w:sz w:val="24"/>
         </w:rPr>
-        <w:t>Stiglitz, Joseph E., Amartya Sen, and Jean-Paul Fitoussi (2009) Report by the Commission on the Measurement of Economic Performance and Social Progress. Paris.</w:t>
+        <w:t>STIGLITZ, J.E., SEN, A. and FITOUSSI, J. (2009). Report by the Commission on the Measurement of Economic Performance and Social Progress. Paris.</w:t>
       </w:r>
     </w:p>
     <w:p>
@@ -21689,7 +21771,7 @@
           <w:i w:val="0"/>
           <w:sz w:val="24"/>
         </w:rPr>
-        <w:t>UNECE (2014) Framework and Suggested Indicators to Measure Sustainable Development. Geneva: United Nations.</w:t>
+        <w:t>UNECE (2014). Framework and Suggested Indicators to Measure Sustainable Development. Geneva: United Nations.</w:t>
       </w:r>
     </w:p>
     <w:sectPr>

--- a/gdp_tempo_paper/manuscript/manuscript_en.docx
+++ b/gdp_tempo_paper/manuscript/manuscript_en.docx
@@ -3223,7 +3223,7 @@
           <w:i w:val="0"/>
           <w:sz w:val="24"/>
         </w:rPr>
-        <w:t>Inklaar's critique (§6.5) raises the possibility that if the true depreciation rate δ is itself drifting, some of what we attribute to μ(t) could instead be absorbed by a time-varying δ(t). We address this directly by re-estimating the constant lag μ̂ (M1) under five depreciation scenarios: δ × {0.80, 0.90, 1.00, 1.10, 1.20}.</w:t>
+        <w:t>Inklaar's critique (§VI.5) raises the possibility that if the true depreciation rate δ is itself drifting, some of what we attribute to μ(t) could instead be absorbed by a time-varying δ(t). We address this directly by re-estimating the constant lag μ̂ (M1) under five depreciation scenarios: δ × {0.80, 0.90, 1.00, 1.10, 1.20}.</w:t>
       </w:r>
     </w:p>
     <w:p>
@@ -11579,7 +11579,7 @@
           <w:i w:val="0"/>
           <w:sz w:val="24"/>
         </w:rPr>
-        <w:t>Three caveats apply. First, our identification of β against CWON is only as clean as CWON itself, and CWON combines national sources of heterogeneous quality — in particular, the treatment of land and sub-soil assets differs materially between Europe and the United States (Lange et al., 2018, Chap. 2), and our residual gap for Japan is at least partly attributable to land-price revaluations that CWON carries but our PIM construction does not. Second, the bootstrap CIs (§5.4) are wide for countries with short series or volatile investment, and we do not claim point identification for those countries; the framework provides interval estimates and a direction, and any country-specific policy conclusion should be cross-checked with national-accounts micro-data before being taken as settled. Third, the γ_price sensitivity experiment (§5.3) treats the CWON deflator as a single country-level scalar; a more careful study would use sector-specific deflators, national land-price indices, and Tornqvist chained price indices for intangibles (Jorgenson et al., 2018), and is left to future work. A fourth caveat, perhaps the most important, is that the demographic-tempo analogy is suggestive but not exact: demographic stocks depreciate via well-measured mortality rates, whereas capital stocks depreciate via δ_t that is itself a derived estimate in PWT and is known to be imprecisely measured in transition economies (Inklaar and Timmer, 2013). If the true δ is itself drifting, some of what we attribute to μ(t) could instead be absorbed by a time-varying δ(t). Disentangling these two drifts requires auxiliary data on capacity utilisation and asset retirements that is not uniformly available across the 39 countries in our sample.</w:t>
+        <w:t>Three caveats apply. First, our identification of β against CWON is only as clean as CWON itself, and CWON combines national sources of heterogeneous quality — in particular, the treatment of land and sub-soil assets differs materially between Europe and the United States (Lange et al., 2018, Chap. 2), and our residual gap for Japan is at least partly attributable to land-price revaluations that CWON carries but our PIM construction does not. Second, the bootstrap CIs (§V.4) are wide for countries with short series or volatile investment, and we do not claim point identification for those countries; the framework provides interval estimates and a direction, and any country-specific policy conclusion should be cross-checked with national-accounts micro-data before being taken as settled. Third, the γ_price sensitivity experiment (§V.3) treats the CWON deflator as a single country-level scalar; a more careful study would use sector-specific deflators, national land-price indices, and Tornqvist chained price indices for intangibles (Jorgenson et al., 2018), and is left to future work. A fourth caveat, perhaps the most important, is that the demographic-tempo analogy is suggestive but not exact: demographic stocks depreciate via well-measured mortality rates, whereas capital stocks depreciate via δ_t that is itself a derived estimate in PWT and is known to be imprecisely measured in transition economies (Inklaar and Timmer, 2013). If the true δ is itself drifting, some of what we attribute to μ(t) could instead be absorbed by a time-varying δ(t). Disentangling these two drifts requires auxiliary data on capacity utilisation and asset retirements that is not uniformly available across the 39 countries in our sample.</w:t>
       </w:r>
     </w:p>
     <w:p>
@@ -21756,7 +21756,7 @@
           <w:i w:val="0"/>
           <w:sz w:val="24"/>
         </w:rPr>
-        <w:t>STIGLITZ, J.E., SEN, A. and FITOUSSI, J. (2009). Report by the Commission on the Measurement of Economic Performance and Social Progress. Paris.</w:t>
+        <w:t>STIGLITZ, J.E., SEN, A. and FITOUSSI, J.-P. (2009). Report by the Commission on the Measurement of Economic Performance and Social Progress. Paris.</w:t>
       </w:r>
     </w:p>
     <w:p>

--- a/gdp_tempo_paper/manuscript/manuscript_en.docx
+++ b/gdp_tempo_paper/manuscript/manuscript_en.docx
@@ -1318,7 +1318,7 @@
                 <w:i w:val="0"/>
                 <w:sz w:val="20"/>
               </w:rPr>
-              <w:t>Level MAPE median (\%)</w:t>
+              <w:t>Level MAPE median (%)</w:t>
             </w:r>
           </w:p>
         </w:tc>
@@ -1335,7 +1335,7 @@
                 <w:i w:val="0"/>
                 <w:sz w:val="20"/>
               </w:rPr>
-              <w:t>OOS MAPE median (\%)</w:t>
+              <w:t>OOS MAPE median (%)</w:t>
             </w:r>
           </w:p>
         </w:tc>
@@ -1475,7 +1475,7 @@
                 <w:i w:val="0"/>
                 <w:sz w:val="20"/>
               </w:rPr>
-              <w:t>Constant lag $\mu^\star$</w:t>
+              <w:t>Constant lag μ*</w:t>
             </w:r>
           </w:p>
         </w:tc>
@@ -1579,7 +1579,7 @@
                 <w:i w:val="0"/>
                 <w:sz w:val="20"/>
               </w:rPr>
-              <w:t>Time-varying lag $\mu(t)=\mu_0+\mu_1(t-t_0)$</w:t>
+              <w:t>Time-varying lag μ(t) = μ₀ + μ₁(t − t₀)</w:t>
             </w:r>
           </w:p>
         </w:tc>
@@ -1683,7 +1683,7 @@
                 <w:i w:val="0"/>
                 <w:sz w:val="20"/>
               </w:rPr>
-              <w:t>Instant PIM + intangible $K_I$</w:t>
+              <w:t>Instant PIM + intangible Kᵢ</w:t>
             </w:r>
           </w:p>
         </w:tc>
@@ -1787,7 +1787,7 @@
                 <w:i w:val="0"/>
                 <w:sz w:val="20"/>
               </w:rPr>
-              <w:t>Joint tempo+intangible (GDP \&amp; CWON)</w:t>
+              <w:t>Joint tempo+intangible (GDP &amp; CWON)</w:t>
             </w:r>
           </w:p>
         </w:tc>
@@ -11799,7 +11799,7 @@
                 <w:i w:val="0"/>
                 <w:sz w:val="20"/>
               </w:rPr>
-              <w:t>Level MAPE median (\%)</w:t>
+              <w:t>Level MAPE median (%)</w:t>
             </w:r>
           </w:p>
         </w:tc>
@@ -11816,7 +11816,7 @@
                 <w:i w:val="0"/>
                 <w:sz w:val="20"/>
               </w:rPr>
-              <w:t>OOS MAPE median (\%)</w:t>
+              <w:t>OOS MAPE median (%)</w:t>
             </w:r>
           </w:p>
         </w:tc>
@@ -11956,7 +11956,7 @@
                 <w:i w:val="0"/>
                 <w:sz w:val="20"/>
               </w:rPr>
-              <w:t>Constant lag $\mu^\star$</w:t>
+              <w:t>Constant lag μ*</w:t>
             </w:r>
           </w:p>
         </w:tc>
@@ -12060,7 +12060,7 @@
                 <w:i w:val="0"/>
                 <w:sz w:val="20"/>
               </w:rPr>
-              <w:t>Time-varying lag $\mu(t)=\mu_0+\mu_1(t-t_0)$</w:t>
+              <w:t>Time-varying lag μ(t) = μ₀ + μ₁(t − t₀)</w:t>
             </w:r>
           </w:p>
         </w:tc>
@@ -12164,7 +12164,7 @@
                 <w:i w:val="0"/>
                 <w:sz w:val="20"/>
               </w:rPr>
-              <w:t>Instant PIM + intangible $K_I$</w:t>
+              <w:t>Instant PIM + intangible Kᵢ</w:t>
             </w:r>
           </w:p>
         </w:tc>
@@ -12268,7 +12268,7 @@
                 <w:i w:val="0"/>
                 <w:sz w:val="20"/>
               </w:rPr>
-              <w:t>Joint tempo+intangible (GDP \&amp; CWON)</w:t>
+              <w:t>Joint tempo+intangible (GDP &amp; CWON)</w:t>
             </w:r>
           </w:p>
         </w:tc>
@@ -12483,7 +12483,7 @@
                 <w:i w:val="0"/>
                 <w:sz w:val="20"/>
               </w:rPr>
-              <w:t>Births $B(t)$</w:t>
+              <w:t>Births B(t)</w:t>
             </w:r>
           </w:p>
         </w:tc>
@@ -12500,7 +12500,7 @@
                 <w:i w:val="0"/>
                 <w:sz w:val="20"/>
               </w:rPr>
-              <w:t>Investment $I(t)$</w:t>
+              <w:t>Investment I(t)</w:t>
             </w:r>
           </w:p>
         </w:tc>
@@ -12536,7 +12536,7 @@
                 <w:i w:val="0"/>
                 <w:sz w:val="20"/>
               </w:rPr>
-              <w:t>Population $N(t)$</w:t>
+              <w:t>Population N(t)</w:t>
             </w:r>
           </w:p>
         </w:tc>
@@ -12553,7 +12553,7 @@
                 <w:i w:val="0"/>
                 <w:sz w:val="20"/>
               </w:rPr>
-              <w:t>Reproducible capital $W(t)$</w:t>
+              <w:t>Reproducible capital W(t)</w:t>
             </w:r>
           </w:p>
         </w:tc>
@@ -12589,7 +12589,7 @@
                 <w:i w:val="0"/>
                 <w:sz w:val="20"/>
               </w:rPr>
-              <w:t>Total Fertility Rate $TFR$</w:t>
+              <w:t>Total Fertility Rate TFR</w:t>
             </w:r>
           </w:p>
         </w:tc>
@@ -12606,7 +12606,7 @@
                 <w:i w:val="0"/>
                 <w:sz w:val="20"/>
               </w:rPr>
-              <w:t>Investment rate $I/Y$</w:t>
+              <w:t>Investment rate I/Y</w:t>
             </w:r>
           </w:p>
         </w:tc>
@@ -12642,7 +12642,7 @@
                 <w:i w:val="0"/>
                 <w:sz w:val="20"/>
               </w:rPr>
-              <w:t>Mean age at childbearing $MAC(t)$</w:t>
+              <w:t>Mean age at childbearing MAC(t)</w:t>
             </w:r>
           </w:p>
         </w:tc>
@@ -12659,7 +12659,7 @@
                 <w:i w:val="0"/>
                 <w:sz w:val="20"/>
               </w:rPr>
-              <w:t>Time-to-build $\mu(t)$</w:t>
+              <w:t>Time-to-build μ(t)</w:t>
             </w:r>
           </w:p>
         </w:tc>
@@ -12695,7 +12695,7 @@
                 <w:i w:val="0"/>
                 <w:sz w:val="20"/>
               </w:rPr>
-              <w:t>$TFR^\ast=TFR/(1-r(t))$</w:t>
+              <w:t>TFR* = TFR/(1 − r(t))</w:t>
             </w:r>
           </w:p>
         </w:tc>
@@ -12712,7 +12712,7 @@
                 <w:i w:val="0"/>
                 <w:sz w:val="20"/>
               </w:rPr>
-              <w:t>$K^\ast(t)$ via $\mu(t)$-weighted PIM</w:t>
+              <w:t>K*(t) via μ(t)-weighted PIM</w:t>
             </w:r>
           </w:p>
         </w:tc>
@@ -12748,7 +12748,7 @@
                 <w:i w:val="0"/>
                 <w:sz w:val="20"/>
               </w:rPr>
-              <w:t>Parity-specific $\sigma$ (Goldstein-Lutz-Scherbov, 2003)</w:t>
+              <w:t>Parity-specific σ (Goldstein-Lutz-Scherbov, 2003)</w:t>
             </w:r>
           </w:p>
         </w:tc>
@@ -12765,7 +12765,7 @@
                 <w:i w:val="0"/>
                 <w:sz w:val="20"/>
               </w:rPr>
-              <w:t>Intangible share $\beta$ (Corrado-Hulten-Sichel, 2009)</w:t>
+              <w:t>Intangible share β (Corrado-Hulten-Sichel, 2009)</w:t>
             </w:r>
           </w:p>
         </w:tc>
@@ -12801,7 +12801,7 @@
                 <w:i w:val="0"/>
                 <w:sz w:val="20"/>
               </w:rPr>
-              <w:t>$dN/dt = B - d\cdot N$</w:t>
+              <w:t>dN/dt = B − d·N</w:t>
             </w:r>
           </w:p>
         </w:tc>
@@ -12818,7 +12818,7 @@
                 <w:i w:val="0"/>
                 <w:sz w:val="20"/>
               </w:rPr>
-              <w:t>$dW/dt = I - \delta W$</w:t>
+              <w:t>dW/dt = I − δW</w:t>
             </w:r>
           </w:p>
         </w:tc>

--- a/gdp_tempo_paper/manuscript/manuscript_en.docx
+++ b/gdp_tempo_paper/manuscript/manuscript_en.docx
@@ -25,7 +25,7 @@
       <w:r>
         <w:rPr>
           <w:rFonts w:ascii="Times New Roman" w:hAnsi="Times New Roman" w:eastAsia="MS Mincho"/>
-          <w:b w:val="0"/>
+          <w:b/>
           <w:i w:val="0"/>
           <w:sz w:val="24"/>
         </w:rPr>
@@ -85,11 +85,20 @@
       <w:r>
         <w:rPr>
           <w:rFonts w:ascii="Times New Roman" w:hAnsi="Times New Roman" w:eastAsia="MS Mincho"/>
-          <w:b w:val="0"/>
-          <w:i w:val="0"/>
-          <w:sz w:val="24"/>
-        </w:rPr>
-        <w:t>Keywords: Solow residual; time-to-build; intangible capital; growth accounting; national wealth.</w:t>
+          <w:b/>
+          <w:i w:val="0"/>
+          <w:sz w:val="24"/>
+        </w:rPr>
+        <w:t>Keywords</w:t>
+      </w:r>
+      <w:r>
+        <w:rPr>
+          <w:rFonts w:ascii="Times New Roman" w:hAnsi="Times New Roman" w:eastAsia="MS Mincho"/>
+          <w:b w:val="0"/>
+          <w:i w:val="0"/>
+          <w:sz w:val="24"/>
+        </w:rPr>
+        <w:t>: Solow residual; time-to-build; intangible capital; growth accounting; national wealth.</w:t>
       </w:r>
     </w:p>
     <w:p>
@@ -100,11 +109,20 @@
       <w:r>
         <w:rPr>
           <w:rFonts w:ascii="Times New Roman" w:hAnsi="Times New Roman" w:eastAsia="MS Mincho"/>
-          <w:b w:val="0"/>
-          <w:i w:val="0"/>
-          <w:sz w:val="24"/>
-        </w:rPr>
-        <w:t>JEL codes: E01; E22; O47.</w:t>
+          <w:b/>
+          <w:i w:val="0"/>
+          <w:sz w:val="24"/>
+        </w:rPr>
+        <w:t>JEL codes</w:t>
+      </w:r>
+      <w:r>
+        <w:rPr>
+          <w:rFonts w:ascii="Times New Roman" w:hAnsi="Times New Roman" w:eastAsia="MS Mincho"/>
+          <w:b w:val="0"/>
+          <w:i w:val="0"/>
+          <w:sz w:val="24"/>
+        </w:rPr>
+        <w:t>: E01; E22; O47.</w:t>
       </w:r>
     </w:p>
     <w:p>
@@ -115,7 +133,7 @@
       <w:r>
         <w:rPr>
           <w:rFonts w:ascii="Times New Roman" w:hAnsi="Times New Roman" w:eastAsia="MS Mincho"/>
-          <w:b w:val="0"/>
+          <w:b/>
           <w:i w:val="0"/>
           <w:sz w:val="24"/>
         </w:rPr>
@@ -131,10 +149,19 @@
         <w:rPr>
           <w:rFonts w:ascii="Times New Roman" w:hAnsi="Times New Roman" w:eastAsia="MS Mincho"/>
           <w:b w:val="0"/>
-          <w:i w:val="0"/>
-          <w:sz w:val="24"/>
-        </w:rPr>
-        <w:t>Competing interests. The author declares no competing interests.</w:t>
+          <w:i/>
+          <w:sz w:val="24"/>
+        </w:rPr>
+        <w:t>Competing interests.</w:t>
+      </w:r>
+      <w:r>
+        <w:rPr>
+          <w:rFonts w:ascii="Times New Roman" w:hAnsi="Times New Roman" w:eastAsia="MS Mincho"/>
+          <w:b w:val="0"/>
+          <w:i w:val="0"/>
+          <w:sz w:val="24"/>
+        </w:rPr>
+        <w:t xml:space="preserve"> The author declares no competing interests.</w:t>
       </w:r>
     </w:p>
     <w:p>
@@ -146,10 +173,19 @@
         <w:rPr>
           <w:rFonts w:ascii="Times New Roman" w:hAnsi="Times New Roman" w:eastAsia="MS Mincho"/>
           <w:b w:val="0"/>
-          <w:i w:val="0"/>
-          <w:sz w:val="24"/>
-        </w:rPr>
-        <w:t>Funding. No external funding was received for this research.</w:t>
+          <w:i/>
+          <w:sz w:val="24"/>
+        </w:rPr>
+        <w:t>Funding.</w:t>
+      </w:r>
+      <w:r>
+        <w:rPr>
+          <w:rFonts w:ascii="Times New Roman" w:hAnsi="Times New Roman" w:eastAsia="MS Mincho"/>
+          <w:b w:val="0"/>
+          <w:i w:val="0"/>
+          <w:sz w:val="24"/>
+        </w:rPr>
+        <w:t xml:space="preserve"> No external funding was received for this research.</w:t>
       </w:r>
     </w:p>
     <w:p>
@@ -161,10 +197,19 @@
         <w:rPr>
           <w:rFonts w:ascii="Times New Roman" w:hAnsi="Times New Roman" w:eastAsia="MS Mincho"/>
           <w:b w:val="0"/>
-          <w:i w:val="0"/>
-          <w:sz w:val="24"/>
-        </w:rPr>
-        <w:t>Data and code availability. Penn World Table 10.01, World Bank CWON, and World Bank WDI data used in this study are publicly available from the Groningen Growth and Development Centre and the World Bank, respectively. All analysis scripts, intermediate results, and manuscript sources are archived in the accompanying public repository (https://github.com/bougtoir/gdp-tempo-paper).</w:t>
+          <w:i/>
+          <w:sz w:val="24"/>
+        </w:rPr>
+        <w:t>Data and code availability.</w:t>
+      </w:r>
+      <w:r>
+        <w:rPr>
+          <w:rFonts w:ascii="Times New Roman" w:hAnsi="Times New Roman" w:eastAsia="MS Mincho"/>
+          <w:b w:val="0"/>
+          <w:i w:val="0"/>
+          <w:sz w:val="24"/>
+        </w:rPr>
+        <w:t xml:space="preserve"> Penn World Table 10.01, World Bank CWON, and World Bank WDI data used in this study are publicly available from the Groningen Growth and Development Centre and the World Bank, respectively. All analysis scripts, intermediate results, and manuscript sources are archived in the accompanying public repository (https://github.com/bougtoir/gdp-tempo-paper).</w:t>
       </w:r>
     </w:p>
     <w:p>
@@ -176,10 +221,19 @@
         <w:rPr>
           <w:rFonts w:ascii="Times New Roman" w:hAnsi="Times New Roman" w:eastAsia="MS Mincho"/>
           <w:b w:val="0"/>
-          <w:i w:val="0"/>
-          <w:sz w:val="24"/>
-        </w:rPr>
-        <w:t>Use of AI tools. The author used generative AI to assist with formatting the text, choosing words that suited the tone, and writing analysis code. The author reviewed and edited the content as needed and takes full responsibility for the content of the published article.</w:t>
+          <w:i/>
+          <w:sz w:val="24"/>
+        </w:rPr>
+        <w:t>Use of AI tools.</w:t>
+      </w:r>
+      <w:r>
+        <w:rPr>
+          <w:rFonts w:ascii="Times New Roman" w:hAnsi="Times New Roman" w:eastAsia="MS Mincho"/>
+          <w:b w:val="0"/>
+          <w:i w:val="0"/>
+          <w:sz w:val="24"/>
+        </w:rPr>
+        <w:t xml:space="preserve"> The author used generative AI to assist with formatting the text, choosing words that suited the tone, and writing analysis code. The author reviewed and edited the content as needed and takes full responsibility for the content of the published article.</w:t>
       </w:r>
     </w:p>
     <w:p>
@@ -190,11 +244,92 @@
       <w:r>
         <w:rPr>
           <w:rFonts w:ascii="Times New Roman" w:hAnsi="Times New Roman" w:eastAsia="MS Mincho"/>
-          <w:b w:val="0"/>
-          <w:i w:val="0"/>
-          <w:sz w:val="24"/>
-        </w:rPr>
-        <w:t>Abstract. A measurable share of what conventional growth accounting calls total factor productivity (TFP) is a book-keeping artefact: it reflects a drifting time-to-build parameter μ(t) and an omitted intangible-capital share β that official statistics set to zero. Across 39 OECD and middle-income economies (Penn World Table 10.01, World Bank CWON, 1995–2019), letting μ drift and β enter the production function jointly reduces the out-of-sample GDP-level forecast error from 4.60% to 3.99% — a 13% relative improvement obtained without new data or stochastic machinery. A Solow-residual decomposition shows that up to 30% of TFP-growth variance is attributable to tempo drift alone. Counterfactual wealth calculations indicate that official produced-capital figures understate intangible-adjusted wealth by 0.3–1.1% for high-R&amp;D economies. These corrections reconcile production-side (flow) and wealth-side (stock) national accounts to within 1–2% for most countries, resolving a long-standing tension in the Beyond-GDP debate.</w:t>
+          <w:b/>
+          <w:i w:val="0"/>
+          <w:sz w:val="24"/>
+        </w:rPr>
+        <w:t>Abstract.</w:t>
+      </w:r>
+      <w:r>
+        <w:rPr>
+          <w:rFonts w:ascii="Times New Roman" w:hAnsi="Times New Roman" w:eastAsia="MS Mincho"/>
+          <w:b w:val="0"/>
+          <w:i w:val="0"/>
+          <w:sz w:val="24"/>
+        </w:rPr>
+        <w:t xml:space="preserve"> A measurable share of what conventional growth accounting calls total factor productivity (TFP) is a book-keeping artefact: it reflects a drifting time-to-build parameter </w:t>
+      </w:r>
+      <w:r>
+        <w:rPr>
+          <w:rFonts w:ascii="Times New Roman" w:hAnsi="Times New Roman" w:eastAsia="MS Mincho"/>
+          <w:b w:val="0"/>
+          <w:i/>
+          <w:sz w:val="24"/>
+        </w:rPr>
+        <w:t>μ</w:t>
+      </w:r>
+      <w:r>
+        <w:rPr>
+          <w:rFonts w:ascii="Times New Roman" w:hAnsi="Times New Roman" w:eastAsia="MS Mincho"/>
+          <w:b w:val="0"/>
+          <w:i w:val="0"/>
+          <w:sz w:val="24"/>
+        </w:rPr>
+        <w:t xml:space="preserve">(t) and an omitted intangible-capital share </w:t>
+      </w:r>
+      <w:r>
+        <w:rPr>
+          <w:rFonts w:ascii="Times New Roman" w:hAnsi="Times New Roman" w:eastAsia="MS Mincho"/>
+          <w:b w:val="0"/>
+          <w:i/>
+          <w:sz w:val="24"/>
+        </w:rPr>
+        <w:t>β</w:t>
+      </w:r>
+      <w:r>
+        <w:rPr>
+          <w:rFonts w:ascii="Times New Roman" w:hAnsi="Times New Roman" w:eastAsia="MS Mincho"/>
+          <w:b w:val="0"/>
+          <w:i w:val="0"/>
+          <w:sz w:val="24"/>
+        </w:rPr>
+        <w:t xml:space="preserve"> that official statistics set to zero. Across 39 OECD and middle-income economies (Penn World Table 10.01, World Bank CWON, 1995–2019), letting </w:t>
+      </w:r>
+      <w:r>
+        <w:rPr>
+          <w:rFonts w:ascii="Times New Roman" w:hAnsi="Times New Roman" w:eastAsia="MS Mincho"/>
+          <w:b w:val="0"/>
+          <w:i/>
+          <w:sz w:val="24"/>
+        </w:rPr>
+        <w:t>μ</w:t>
+      </w:r>
+      <w:r>
+        <w:rPr>
+          <w:rFonts w:ascii="Times New Roman" w:hAnsi="Times New Roman" w:eastAsia="MS Mincho"/>
+          <w:b w:val="0"/>
+          <w:i w:val="0"/>
+          <w:sz w:val="24"/>
+        </w:rPr>
+        <w:t xml:space="preserve"> drift and </w:t>
+      </w:r>
+      <w:r>
+        <w:rPr>
+          <w:rFonts w:ascii="Times New Roman" w:hAnsi="Times New Roman" w:eastAsia="MS Mincho"/>
+          <w:b w:val="0"/>
+          <w:i/>
+          <w:sz w:val="24"/>
+        </w:rPr>
+        <w:t>β</w:t>
+      </w:r>
+      <w:r>
+        <w:rPr>
+          <w:rFonts w:ascii="Times New Roman" w:hAnsi="Times New Roman" w:eastAsia="MS Mincho"/>
+          <w:b w:val="0"/>
+          <w:i w:val="0"/>
+          <w:sz w:val="24"/>
+        </w:rPr>
+        <w:t xml:space="preserve"> enter the production function jointly reduces the out-of-sample GDP-level forecast error from 4.60% to 3.99% — a 13% relative improvement obtained without new data or stochastic machinery. A Solow-residual decomposition shows that up to 30% of TFP-growth variance is attributable to tempo drift alone. Counterfactual wealth calculations indicate that official produced-capital figures understate intangible-adjusted wealth by 0.3–1.1% for high-R&amp;D economies. These corrections reconcile production-side (flow) and wealth-side (stock) national accounts to within 1–2% for most countries, resolving a long-standing tension in the Beyond-GDP debate.</w:t>
       </w:r>
     </w:p>
     <w:p>
@@ -205,11 +340,20 @@
       <w:r>
         <w:rPr>
           <w:rFonts w:ascii="Times New Roman" w:hAnsi="Times New Roman" w:eastAsia="MS Mincho"/>
-          <w:b w:val="0"/>
-          <w:i w:val="0"/>
-          <w:sz w:val="24"/>
-        </w:rPr>
-        <w:t>Keywords: Solow residual; time-to-build; intangible capital; growth accounting; national wealth.</w:t>
+          <w:b/>
+          <w:i w:val="0"/>
+          <w:sz w:val="24"/>
+        </w:rPr>
+        <w:t>Keywords</w:t>
+      </w:r>
+      <w:r>
+        <w:rPr>
+          <w:rFonts w:ascii="Times New Roman" w:hAnsi="Times New Roman" w:eastAsia="MS Mincho"/>
+          <w:b w:val="0"/>
+          <w:i w:val="0"/>
+          <w:sz w:val="24"/>
+        </w:rPr>
+        <w:t>: Solow residual; time-to-build; intangible capital; growth accounting; national wealth.</w:t>
       </w:r>
     </w:p>
     <w:p>
@@ -220,11 +364,20 @@
       <w:r>
         <w:rPr>
           <w:rFonts w:ascii="Times New Roman" w:hAnsi="Times New Roman" w:eastAsia="MS Mincho"/>
-          <w:b w:val="0"/>
-          <w:i w:val="0"/>
-          <w:sz w:val="24"/>
-        </w:rPr>
-        <w:t>JEL codes: E01, E22, O47.</w:t>
+          <w:b/>
+          <w:i w:val="0"/>
+          <w:sz w:val="24"/>
+        </w:rPr>
+        <w:t>JEL codes</w:t>
+      </w:r>
+      <w:r>
+        <w:rPr>
+          <w:rFonts w:ascii="Times New Roman" w:hAnsi="Times New Roman" w:eastAsia="MS Mincho"/>
+          <w:b w:val="0"/>
+          <w:i w:val="0"/>
+          <w:sz w:val="24"/>
+        </w:rPr>
+        <w:t>: E01, E22, O47.</w:t>
       </w:r>
     </w:p>
     <w:p>
@@ -269,7 +422,97 @@
           <w:i w:val="0"/>
           <w:sz w:val="24"/>
         </w:rPr>
-        <w:t>The first parameter is the time-varying investment-to-output lag, μ(t). The standard perpetual inventory method (PIM) assumes that investment becomes productive instantaneously (μ = 0) or with a fixed, time-invariant lag. Yet the composition of investment has shifted decisively toward long-lead assets — custom software, cloud infrastructure, pharmaceutical R&amp;D, and complex engineering systems — whose gestation periods differ by nearly an order of magnitude from the plant-and-equipment on which the original lag literature was calibrated (OECD, 2013; Corrado et al., 2020). If μ has been rising but is treated as zero, the PIM capital stock is mis-timed and the Solow residual absorbs the error. The second parameter is the intangible capital share, β. Corrado, Hulten, and Sichel (2005, 2009) have shown that intangible investment is quantitatively large, yet official wealth accounts — including the World Bank Changing Wealth of Nations (CWON; Lange, Wodon, and Carey, 2018) — still exclude most intangibles from produced capital. When β is forced to zero, the missing capital again inflates TFP.</w:t>
+        <w:t xml:space="preserve">The first parameter is the time-varying investment-to-output lag, </w:t>
+      </w:r>
+      <w:r>
+        <w:rPr>
+          <w:rFonts w:ascii="Times New Roman" w:hAnsi="Times New Roman" w:eastAsia="MS Mincho"/>
+          <w:b w:val="0"/>
+          <w:i/>
+          <w:sz w:val="24"/>
+        </w:rPr>
+        <w:t>μ</w:t>
+      </w:r>
+      <w:r>
+        <w:rPr>
+          <w:rFonts w:ascii="Times New Roman" w:hAnsi="Times New Roman" w:eastAsia="MS Mincho"/>
+          <w:b w:val="0"/>
+          <w:i w:val="0"/>
+          <w:sz w:val="24"/>
+        </w:rPr>
+        <w:t>(t). The standard perpetual inventory method (PIM) assumes that investment becomes productive instantaneously (</w:t>
+      </w:r>
+      <w:r>
+        <w:rPr>
+          <w:rFonts w:ascii="Times New Roman" w:hAnsi="Times New Roman" w:eastAsia="MS Mincho"/>
+          <w:b w:val="0"/>
+          <w:i/>
+          <w:sz w:val="24"/>
+        </w:rPr>
+        <w:t>μ</w:t>
+      </w:r>
+      <w:r>
+        <w:rPr>
+          <w:rFonts w:ascii="Times New Roman" w:hAnsi="Times New Roman" w:eastAsia="MS Mincho"/>
+          <w:b w:val="0"/>
+          <w:i w:val="0"/>
+          <w:sz w:val="24"/>
+        </w:rPr>
+        <w:t xml:space="preserve"> = 0) or with a fixed, time-invariant lag. Yet the composition of investment has shifted decisively toward long-lead assets — custom software, cloud infrastructure, pharmaceutical R&amp;D, and complex engineering systems — whose gestation periods differ by nearly an order of magnitude from the plant-and-equipment on which the original lag literature was calibrated (OECD, 2013; Corrado et al., 2020). If </w:t>
+      </w:r>
+      <w:r>
+        <w:rPr>
+          <w:rFonts w:ascii="Times New Roman" w:hAnsi="Times New Roman" w:eastAsia="MS Mincho"/>
+          <w:b w:val="0"/>
+          <w:i/>
+          <w:sz w:val="24"/>
+        </w:rPr>
+        <w:t>μ</w:t>
+      </w:r>
+      <w:r>
+        <w:rPr>
+          <w:rFonts w:ascii="Times New Roman" w:hAnsi="Times New Roman" w:eastAsia="MS Mincho"/>
+          <w:b w:val="0"/>
+          <w:i w:val="0"/>
+          <w:sz w:val="24"/>
+        </w:rPr>
+        <w:t xml:space="preserve"> has been rising but is treated as zero, the PIM capital stock is mis-timed and the Solow residual absorbs the error. The second parameter is the intangible capital share, </w:t>
+      </w:r>
+      <w:r>
+        <w:rPr>
+          <w:rFonts w:ascii="Times New Roman" w:hAnsi="Times New Roman" w:eastAsia="MS Mincho"/>
+          <w:b w:val="0"/>
+          <w:i/>
+          <w:sz w:val="24"/>
+        </w:rPr>
+        <w:t>β</w:t>
+      </w:r>
+      <w:r>
+        <w:rPr>
+          <w:rFonts w:ascii="Times New Roman" w:hAnsi="Times New Roman" w:eastAsia="MS Mincho"/>
+          <w:b w:val="0"/>
+          <w:i w:val="0"/>
+          <w:sz w:val="24"/>
+        </w:rPr>
+        <w:t xml:space="preserve">. Corrado, Hulten, and Sichel (2005, 2009) have shown that intangible investment is quantitatively large, yet official wealth accounts — including the World Bank Changing Wealth of Nations (CWON; Lange, Wodon, and Carey, 2018) — still exclude most intangibles from produced capital. When </w:t>
+      </w:r>
+      <w:r>
+        <w:rPr>
+          <w:rFonts w:ascii="Times New Roman" w:hAnsi="Times New Roman" w:eastAsia="MS Mincho"/>
+          <w:b w:val="0"/>
+          <w:i/>
+          <w:sz w:val="24"/>
+        </w:rPr>
+        <w:t>β</w:t>
+      </w:r>
+      <w:r>
+        <w:rPr>
+          <w:rFonts w:ascii="Times New Roman" w:hAnsi="Times New Roman" w:eastAsia="MS Mincho"/>
+          <w:b w:val="0"/>
+          <w:i w:val="0"/>
+          <w:sz w:val="24"/>
+        </w:rPr>
+        <w:t xml:space="preserve"> is forced to zero, the missing capital again inflates TFP.</w:t>
       </w:r>
     </w:p>
     <w:p>
@@ -284,7 +527,43 @@
           <w:i w:val="0"/>
           <w:sz w:val="24"/>
         </w:rPr>
-        <w:t>We identify both parameters simultaneously, exploiting a structural analogy with population statistics. Bongaarts and Feeney (1998) showed that a drifting mean age at childbearing depresses measured period fertility even when completed fertility is constant; Goldstein, Lutz, and Scherbov (2003) showed that adding a single "forgotten" parity-specific variance parameter resolves the discrepancy. The same mathematics applies, under a precise change of variables, to capital accounting (Table 2): investment plays the role of births, the PIM capital stock plays the role of the population stock, μ(t) is the analogue of the mean age at childbearing, and β is the analogue of the forgotten variance.</w:t>
+        <w:t xml:space="preserve">We identify both parameters simultaneously, exploiting a structural analogy with population statistics. Bongaarts and Feeney (1998) showed that a drifting mean age at childbearing depresses measured period fertility even when completed fertility is constant; Goldstein, Lutz, and Scherbov (2003) showed that adding a single "forgotten" parity-specific variance parameter resolves the discrepancy. The same mathematics applies, under a precise change of variables, to capital accounting (Table 2): investment plays the role of births, the PIM capital stock plays the role of the population stock, </w:t>
+      </w:r>
+      <w:r>
+        <w:rPr>
+          <w:rFonts w:ascii="Times New Roman" w:hAnsi="Times New Roman" w:eastAsia="MS Mincho"/>
+          <w:b w:val="0"/>
+          <w:i/>
+          <w:sz w:val="24"/>
+        </w:rPr>
+        <w:t>μ</w:t>
+      </w:r>
+      <w:r>
+        <w:rPr>
+          <w:rFonts w:ascii="Times New Roman" w:hAnsi="Times New Roman" w:eastAsia="MS Mincho"/>
+          <w:b w:val="0"/>
+          <w:i w:val="0"/>
+          <w:sz w:val="24"/>
+        </w:rPr>
+        <w:t xml:space="preserve">(t) is the analogue of the mean age at childbearing, and </w:t>
+      </w:r>
+      <w:r>
+        <w:rPr>
+          <w:rFonts w:ascii="Times New Roman" w:hAnsi="Times New Roman" w:eastAsia="MS Mincho"/>
+          <w:b w:val="0"/>
+          <w:i/>
+          <w:sz w:val="24"/>
+        </w:rPr>
+        <w:t>β</w:t>
+      </w:r>
+      <w:r>
+        <w:rPr>
+          <w:rFonts w:ascii="Times New Roman" w:hAnsi="Times New Roman" w:eastAsia="MS Mincho"/>
+          <w:b w:val="0"/>
+          <w:i w:val="0"/>
+          <w:sz w:val="24"/>
+        </w:rPr>
+        <w:t xml:space="preserve"> is the analogue of the forgotten variance.</w:t>
       </w:r>
     </w:p>
     <w:p>
@@ -299,7 +578,61 @@
           <w:i w:val="0"/>
           <w:sz w:val="24"/>
         </w:rPr>
-        <w:t>Our contribution is three-fold. First, we estimate μ(t) and β jointly across 39 OECD and middle-income economies (Penn World Table 10.01, World Bank CWON, 1995–2019) and show that the time-varying μ(t) reduces the out-of-sample GDP-level forecast error from 4.60 % to 3.99 %, a 13 % relative improvement obtained without new data or stochastic machinery. Second, a Solow-residual decomposition reveals that tempo drift alone accounts for up to 30 % of TFP-growth variance in some countries, and counterfactual wealth calculations show that official produced-capital figures understate intangible-adjusted wealth by 0.3–1.1 % in high-R&amp;D economies. Third, the joint corrections reconcile production-side (flow) and wealth-side (stock) national accounts to within 1–2 % for most countries, which to our knowledge is the first empirical success of the "unified national-wealth accounting" programme that Stiglitz, Sen, and Fitoussi (2009) called for.</w:t>
+        <w:t xml:space="preserve">Our contribution is three-fold. First, we estimate </w:t>
+      </w:r>
+      <w:r>
+        <w:rPr>
+          <w:rFonts w:ascii="Times New Roman" w:hAnsi="Times New Roman" w:eastAsia="MS Mincho"/>
+          <w:b w:val="0"/>
+          <w:i/>
+          <w:sz w:val="24"/>
+        </w:rPr>
+        <w:t>μ</w:t>
+      </w:r>
+      <w:r>
+        <w:rPr>
+          <w:rFonts w:ascii="Times New Roman" w:hAnsi="Times New Roman" w:eastAsia="MS Mincho"/>
+          <w:b w:val="0"/>
+          <w:i w:val="0"/>
+          <w:sz w:val="24"/>
+        </w:rPr>
+        <w:t xml:space="preserve">(t) and </w:t>
+      </w:r>
+      <w:r>
+        <w:rPr>
+          <w:rFonts w:ascii="Times New Roman" w:hAnsi="Times New Roman" w:eastAsia="MS Mincho"/>
+          <w:b w:val="0"/>
+          <w:i/>
+          <w:sz w:val="24"/>
+        </w:rPr>
+        <w:t>β</w:t>
+      </w:r>
+      <w:r>
+        <w:rPr>
+          <w:rFonts w:ascii="Times New Roman" w:hAnsi="Times New Roman" w:eastAsia="MS Mincho"/>
+          <w:b w:val="0"/>
+          <w:i w:val="0"/>
+          <w:sz w:val="24"/>
+        </w:rPr>
+        <w:t xml:space="preserve"> jointly across 39 OECD and middle-income economies (Penn World Table 10.01, World Bank CWON, 1995–2019) and show that the time-varying </w:t>
+      </w:r>
+      <w:r>
+        <w:rPr>
+          <w:rFonts w:ascii="Times New Roman" w:hAnsi="Times New Roman" w:eastAsia="MS Mincho"/>
+          <w:b w:val="0"/>
+          <w:i/>
+          <w:sz w:val="24"/>
+        </w:rPr>
+        <w:t>μ</w:t>
+      </w:r>
+      <w:r>
+        <w:rPr>
+          <w:rFonts w:ascii="Times New Roman" w:hAnsi="Times New Roman" w:eastAsia="MS Mincho"/>
+          <w:b w:val="0"/>
+          <w:i w:val="0"/>
+          <w:sz w:val="24"/>
+        </w:rPr>
+        <w:t>(t) reduces the out-of-sample GDP-level forecast error from 4.60 % to 3.99 %, a 13 % relative improvement obtained without new data or stochastic machinery. Second, a Solow-residual decomposition reveals that tempo drift alone accounts for up to 30 % of TFP-growth variance in some countries, and counterfactual wealth calculations show that official produced-capital figures understate intangible-adjusted wealth by 0.3–1.1 % in high-R&amp;D economies. Third, the joint corrections reconcile production-side (flow) and wealth-side (stock) national accounts to within 1–2 % for most countries, which to our knowledge is the first empirical success of the "unified national-wealth accounting" programme that Stiglitz, Sen, and Fitoussi (2009) called for.</w:t>
       </w:r>
     </w:p>
     <w:p>
@@ -340,11 +673,74 @@
       <w:r>
         <w:rPr>
           <w:rFonts w:ascii="Times New Roman" w:hAnsi="Times New Roman" w:eastAsia="MS Mincho"/>
-          <w:b w:val="0"/>
-          <w:i w:val="0"/>
-          <w:sz w:val="24"/>
-        </w:rPr>
-        <w:t>Capital accounting and time-to-build. Since Kydland and Prescott (1982) it has been standard practice to insert a multi-period investment lag into business-cycle models. Empirical estimates are overwhelmingly based on fixed lag structures: a single μ is estimated once for an entire sample, or a small number of regime-dependent μs are estimated for recession and expansion states (Mayer, 1960; Koeva, 2000). Kaboski (2005) documents cross-industry heterogeneity but, again, in a time-invariant fashion. More recent work (Altug, 1989; Christiano and Todd, 1996; Edge, 2007) has explored stochastic extensions in which the lag distribution is allowed to depend on sectoral composition, but still does not allow μ to drift systematically over decades. We know of no prior study that lets the typical investment-to-output lag drift in the way that demographers have documented for the mean age at childbearing. The omission is consequential because post-1990 investment has shifted substantially toward long-lead assets — custom industrial software, cloud infrastructure, pharmaceutical R&amp;D, complex engineering systems — whose gestation periods differ by nearly an order of magnitude from the plant-and-equipment of the 1960s on which the original lag literature was calibrated (OECD, 2013; Corrado et al., 2020).</w:t>
+          <w:b/>
+          <w:i w:val="0"/>
+          <w:sz w:val="24"/>
+        </w:rPr>
+        <w:t>Capital accounting and time-to-build.</w:t>
+      </w:r>
+      <w:r>
+        <w:rPr>
+          <w:rFonts w:ascii="Times New Roman" w:hAnsi="Times New Roman" w:eastAsia="MS Mincho"/>
+          <w:b w:val="0"/>
+          <w:i w:val="0"/>
+          <w:sz w:val="24"/>
+        </w:rPr>
+        <w:t xml:space="preserve"> Since Kydland and Prescott (1982) it has been standard practice to insert a multi-period investment lag into business-cycle models. Empirical estimates are overwhelmingly based on fixed lag structures: a single </w:t>
+      </w:r>
+      <w:r>
+        <w:rPr>
+          <w:rFonts w:ascii="Times New Roman" w:hAnsi="Times New Roman" w:eastAsia="MS Mincho"/>
+          <w:b w:val="0"/>
+          <w:i/>
+          <w:sz w:val="24"/>
+        </w:rPr>
+        <w:t>μ</w:t>
+      </w:r>
+      <w:r>
+        <w:rPr>
+          <w:rFonts w:ascii="Times New Roman" w:hAnsi="Times New Roman" w:eastAsia="MS Mincho"/>
+          <w:b w:val="0"/>
+          <w:i w:val="0"/>
+          <w:sz w:val="24"/>
+        </w:rPr>
+        <w:t xml:space="preserve"> is estimated once for an entire sample, or a small number of regime-dependent </w:t>
+      </w:r>
+      <w:r>
+        <w:rPr>
+          <w:rFonts w:ascii="Times New Roman" w:hAnsi="Times New Roman" w:eastAsia="MS Mincho"/>
+          <w:b w:val="0"/>
+          <w:i/>
+          <w:sz w:val="24"/>
+        </w:rPr>
+        <w:t>μ</w:t>
+      </w:r>
+      <w:r>
+        <w:rPr>
+          <w:rFonts w:ascii="Times New Roman" w:hAnsi="Times New Roman" w:eastAsia="MS Mincho"/>
+          <w:b w:val="0"/>
+          <w:i w:val="0"/>
+          <w:sz w:val="24"/>
+        </w:rPr>
+        <w:t xml:space="preserve">s are estimated for recession and expansion states (Mayer, 1960; Koeva, 2000). Kaboski (2005) documents cross-industry heterogeneity but, again, in a time-invariant fashion. More recent work (Altug, 1989; Christiano and Todd, 1996; Edge, 2007) has explored stochastic extensions in which the lag distribution is allowed to depend on sectoral composition, but still does not allow </w:t>
+      </w:r>
+      <w:r>
+        <w:rPr>
+          <w:rFonts w:ascii="Times New Roman" w:hAnsi="Times New Roman" w:eastAsia="MS Mincho"/>
+          <w:b w:val="0"/>
+          <w:i/>
+          <w:sz w:val="24"/>
+        </w:rPr>
+        <w:t>μ</w:t>
+      </w:r>
+      <w:r>
+        <w:rPr>
+          <w:rFonts w:ascii="Times New Roman" w:hAnsi="Times New Roman" w:eastAsia="MS Mincho"/>
+          <w:b w:val="0"/>
+          <w:i w:val="0"/>
+          <w:sz w:val="24"/>
+        </w:rPr>
+        <w:t xml:space="preserve"> to drift systematically over decades. We know of no prior study that lets the typical investment-to-output lag drift in the way that demographers have documented for the mean age at childbearing. The omission is consequential because post-1990 investment has shifted substantially toward long-lead assets — custom industrial software, cloud infrastructure, pharmaceutical R&amp;D, complex engineering systems — whose gestation periods differ by nearly an order of magnitude from the plant-and-equipment of the 1960s on which the original lag literature was calibrated (OECD, 2013; Corrado et al., 2020).</w:t>
       </w:r>
     </w:p>
     <w:p>
@@ -355,11 +751,56 @@
       <w:r>
         <w:rPr>
           <w:rFonts w:ascii="Times New Roman" w:hAnsi="Times New Roman" w:eastAsia="MS Mincho"/>
-          <w:b w:val="0"/>
-          <w:i w:val="0"/>
-          <w:sz w:val="24"/>
-        </w:rPr>
-        <w:t>Intangible capital. The programme begun by Corrado, Hulten, and Sichel (2005, 2009) has by now produced robust international evidence that software, R&amp;D, design, brand, organisational capital, and training account for 30–60 % of productivity growth in advanced economies (INTAN-Invest: Corrado et al., 2016; Roth, 2023). The 2008 revision of the System of National Accounts (SNA) formally incorporated R&amp;D into produced capital, but broader intangibles — organisational capital, brand, training, purchased design services, some categories of financial innovation — remain excluded from most official balance sheets, including the World Bank CWON (Lange et al., 2018, Chap. 3). De Rassenfosse and Jaffe (2018) and Haskel and Westlake (2017, 2022) emphasise that this omission biases not only the level of measured capital but also the implied productivity growth rate whenever the intangible share is expanding — exactly the setting of our 1995-2019 sample. Importantly, the intangible share β is not a global constant: Japan, Germany, and some East-Asian economies retain a smaller intangible share than the United States even under harmonised measurement (Corrado et al., 2020), so β ought to be a country-specific parameter, which is how we treat it in Section IV.</w:t>
+          <w:b/>
+          <w:i w:val="0"/>
+          <w:sz w:val="24"/>
+        </w:rPr>
+        <w:t>Intangible capital.</w:t>
+      </w:r>
+      <w:r>
+        <w:rPr>
+          <w:rFonts w:ascii="Times New Roman" w:hAnsi="Times New Roman" w:eastAsia="MS Mincho"/>
+          <w:b w:val="0"/>
+          <w:i w:val="0"/>
+          <w:sz w:val="24"/>
+        </w:rPr>
+        <w:t xml:space="preserve"> The programme begun by Corrado, Hulten, and Sichel (2005, 2009) has by now produced robust international evidence that software, R&amp;D, design, brand, organisational capital, and training account for 30–60 % of productivity growth in advanced economies (INTAN-Invest: Corrado et al., 2016; Roth, 2023). The 2008 revision of the System of National Accounts (SNA) formally incorporated R&amp;D into produced capital, but broader intangibles — organisational capital, brand, training, purchased design services, some categories of financial innovation — remain excluded from most official balance sheets, including the World Bank CWON (Lange et al., 2018, Chap. 3). De Rassenfosse and Jaffe (2018) and Haskel and Westlake (2017, 2022) emphasise that this omission biases not only the level of measured capital but also the implied productivity growth rate whenever the intangible share is expanding — exactly the setting of our 1995-2019 sample. Importantly, the intangible share </w:t>
+      </w:r>
+      <w:r>
+        <w:rPr>
+          <w:rFonts w:ascii="Times New Roman" w:hAnsi="Times New Roman" w:eastAsia="MS Mincho"/>
+          <w:b w:val="0"/>
+          <w:i/>
+          <w:sz w:val="24"/>
+        </w:rPr>
+        <w:t>β</w:t>
+      </w:r>
+      <w:r>
+        <w:rPr>
+          <w:rFonts w:ascii="Times New Roman" w:hAnsi="Times New Roman" w:eastAsia="MS Mincho"/>
+          <w:b w:val="0"/>
+          <w:i w:val="0"/>
+          <w:sz w:val="24"/>
+        </w:rPr>
+        <w:t xml:space="preserve"> is not a global constant: Japan, Germany, and some East-Asian economies retain a smaller intangible share than the United States even under harmonised measurement (Corrado et al., 2020), so </w:t>
+      </w:r>
+      <w:r>
+        <w:rPr>
+          <w:rFonts w:ascii="Times New Roman" w:hAnsi="Times New Roman" w:eastAsia="MS Mincho"/>
+          <w:b w:val="0"/>
+          <w:i/>
+          <w:sz w:val="24"/>
+        </w:rPr>
+        <w:t>β</w:t>
+      </w:r>
+      <w:r>
+        <w:rPr>
+          <w:rFonts w:ascii="Times New Roman" w:hAnsi="Times New Roman" w:eastAsia="MS Mincho"/>
+          <w:b w:val="0"/>
+          <w:i w:val="0"/>
+          <w:sz w:val="24"/>
+        </w:rPr>
+        <w:t xml:space="preserve"> ought to be a country-specific parameter, which is how we treat it in Section IV.</w:t>
       </w:r>
     </w:p>
     <w:p>
@@ -370,11 +811,20 @@
       <w:r>
         <w:rPr>
           <w:rFonts w:ascii="Times New Roman" w:hAnsi="Times New Roman" w:eastAsia="MS Mincho"/>
-          <w:b w:val="0"/>
-          <w:i w:val="0"/>
-          <w:sz w:val="24"/>
-        </w:rPr>
-        <w:t>Wealth accounting. The Beyond-GDP movement, from Stiglitz-Sen-Fitoussi (2009) through Jorgenson (2018) and Managi-Kumar (2018), proposes to replace or augment GDP with wealth-style aggregates. Empirically, however, the three main aggregates — SEEA, IWI, and CWON — disagree materially both with each other and with independently reconstructed perpetual-inventory stocks (Arrow et al., 2012; Dasgupta, 2021). The mainstream diagnosis blames measurement error and the treatment of natural capital. We show that a more mundane culprit — a mis-specified time-to-build and an omitted intangible share — explains a sizeable fraction of the discrepancy.</w:t>
+          <w:b/>
+          <w:i w:val="0"/>
+          <w:sz w:val="24"/>
+        </w:rPr>
+        <w:t>Wealth accounting.</w:t>
+      </w:r>
+      <w:r>
+        <w:rPr>
+          <w:rFonts w:ascii="Times New Roman" w:hAnsi="Times New Roman" w:eastAsia="MS Mincho"/>
+          <w:b w:val="0"/>
+          <w:i w:val="0"/>
+          <w:sz w:val="24"/>
+        </w:rPr>
+        <w:t xml:space="preserve"> The Beyond-GDP movement, from Stiglitz-Sen-Fitoussi (2009) through Jorgenson (2018) and Managi-Kumar (2018), proposes to replace or augment GDP with wealth-style aggregates. Empirically, however, the three main aggregates — SEEA, IWI, and CWON — disagree materially both with each other and with independently reconstructed perpetual-inventory stocks (Arrow et al., 2012; Dasgupta, 2021). The mainstream diagnosis blames measurement error and the treatment of natural capital. We show that a more mundane culprit — a mis-specified time-to-build and an omitted intangible share — explains a sizeable fraction of the discrepancy.</w:t>
       </w:r>
     </w:p>
     <w:p>
@@ -385,11 +835,101 @@
       <w:r>
         <w:rPr>
           <w:rFonts w:ascii="Times New Roman" w:hAnsi="Times New Roman" w:eastAsia="MS Mincho"/>
-          <w:b w:val="0"/>
-          <w:i w:val="0"/>
-          <w:sz w:val="24"/>
-        </w:rPr>
-        <w:t>Tempo and forgotten parameters in demography. Bongaarts and Feeney (1998) introduced the adjustment TFR\ = TFR/(1 − r(t)) where r(t)* is the annual change in the mean age at childbearing. Goldstein, Lutz, and Scherbov (2003) showed that Bongaarts-Feeney was an upper bound unless a parity-specific "forgotten" variance σ was re-introduced. Kohler, Billari, and Ortega (2002) and Bongaarts and Sobotka (2012) confirmed both findings across Europe. The structural lesson — that flow statistics of a stock process are contaminated by drift in the timing distribution, and that a single omitted quantity parameter restores consistency — is exactly the lesson we now transplant to the capital account.</w:t>
+          <w:b/>
+          <w:i w:val="0"/>
+          <w:sz w:val="24"/>
+        </w:rPr>
+        <w:t>Tempo and forgotten parameters in demography.</w:t>
+      </w:r>
+      <w:r>
+        <w:rPr>
+          <w:rFonts w:ascii="Times New Roman" w:hAnsi="Times New Roman" w:eastAsia="MS Mincho"/>
+          <w:b w:val="0"/>
+          <w:i w:val="0"/>
+          <w:sz w:val="24"/>
+        </w:rPr>
+        <w:t xml:space="preserve"> Bongaarts and Feeney (1998) introduced the adjustment </w:t>
+      </w:r>
+      <w:r>
+        <w:rPr>
+          <w:rFonts w:ascii="Times New Roman" w:hAnsi="Times New Roman" w:eastAsia="MS Mincho"/>
+          <w:b w:val="0"/>
+          <w:i/>
+          <w:sz w:val="24"/>
+        </w:rPr>
+        <w:t>TFR</w:t>
+      </w:r>
+      <w:r>
+        <w:rPr>
+          <w:rFonts w:ascii="Times New Roman" w:hAnsi="Times New Roman" w:eastAsia="MS Mincho"/>
+          <w:b w:val="0"/>
+          <w:i/>
+          <w:sz w:val="24"/>
+        </w:rPr>
+        <w:t xml:space="preserve"> = </w:t>
+      </w:r>
+      <w:r>
+        <w:rPr>
+          <w:rFonts w:ascii="Times New Roman" w:hAnsi="Times New Roman" w:eastAsia="MS Mincho"/>
+          <w:b w:val="0"/>
+          <w:i w:val="0"/>
+          <w:sz w:val="24"/>
+        </w:rPr>
+        <w:t>TFR</w:t>
+      </w:r>
+      <w:r>
+        <w:rPr>
+          <w:rFonts w:ascii="Times New Roman" w:hAnsi="Times New Roman" w:eastAsia="MS Mincho"/>
+          <w:b w:val="0"/>
+          <w:i/>
+          <w:sz w:val="24"/>
+        </w:rPr>
+        <w:t xml:space="preserve">/(1 − </w:t>
+      </w:r>
+      <w:r>
+        <w:rPr>
+          <w:rFonts w:ascii="Times New Roman" w:hAnsi="Times New Roman" w:eastAsia="MS Mincho"/>
+          <w:b w:val="0"/>
+          <w:i w:val="0"/>
+          <w:sz w:val="24"/>
+        </w:rPr>
+        <w:t>r(t)</w:t>
+      </w:r>
+      <w:r>
+        <w:rPr>
+          <w:rFonts w:ascii="Times New Roman" w:hAnsi="Times New Roman" w:eastAsia="MS Mincho"/>
+          <w:b w:val="0"/>
+          <w:i/>
+          <w:sz w:val="24"/>
+        </w:rPr>
+        <w:t xml:space="preserve">) where </w:t>
+      </w:r>
+      <w:r>
+        <w:rPr>
+          <w:rFonts w:ascii="Times New Roman" w:hAnsi="Times New Roman" w:eastAsia="MS Mincho"/>
+          <w:b w:val="0"/>
+          <w:i w:val="0"/>
+          <w:sz w:val="24"/>
+        </w:rPr>
+        <w:t xml:space="preserve">r(t)* is the annual change in the mean age at childbearing. Goldstein, Lutz, and Scherbov (2003) showed that Bongaarts-Feeney was an upper bound unless a parity-specific "forgotten" variance </w:t>
+      </w:r>
+      <w:r>
+        <w:rPr>
+          <w:rFonts w:ascii="Times New Roman" w:hAnsi="Times New Roman" w:eastAsia="MS Mincho"/>
+          <w:b w:val="0"/>
+          <w:i/>
+          <w:sz w:val="24"/>
+        </w:rPr>
+        <w:t>σ</w:t>
+      </w:r>
+      <w:r>
+        <w:rPr>
+          <w:rFonts w:ascii="Times New Roman" w:hAnsi="Times New Roman" w:eastAsia="MS Mincho"/>
+          <w:b w:val="0"/>
+          <w:i w:val="0"/>
+          <w:sz w:val="24"/>
+        </w:rPr>
+        <w:t xml:space="preserve"> was re-introduced. Kohler, Billari, and Ortega (2002) and Bongaarts and Sobotka (2012) confirmed both findings across Europe. The structural lesson — that flow statistics of a stock process are contaminated by drift in the timing distribution, and that a single omitted quantity parameter restores consistency — is exactly the lesson we now transplant to the capital account.</w:t>
       </w:r>
     </w:p>
     <w:p>
@@ -400,11 +940,76 @@
       <w:r>
         <w:rPr>
           <w:rFonts w:ascii="Times New Roman" w:hAnsi="Times New Roman" w:eastAsia="MS Mincho"/>
-          <w:b w:val="0"/>
-          <w:i w:val="0"/>
-          <w:sz w:val="24"/>
-        </w:rPr>
-        <w:t>Healthcare and human capital sustainability. A companion paper (in preparation) documents that the lag μ_H from medical expenditure to life-expectancy outcomes has been rising by roughly 0.15 years per year since 2000, and that an analogous "forgotten" parameter β_H — the share of expenditure directed to prevention and R&amp;D, as opposed to curative care — accounts for a further share of the US-Japan life-expectancy gap. That paper exploits exactly the same quantum-tempo decomposition developed here.</w:t>
+          <w:b/>
+          <w:i w:val="0"/>
+          <w:sz w:val="24"/>
+        </w:rPr>
+        <w:t>Healthcare and human capital sustainability.</w:t>
+      </w:r>
+      <w:r>
+        <w:rPr>
+          <w:rFonts w:ascii="Times New Roman" w:hAnsi="Times New Roman" w:eastAsia="MS Mincho"/>
+          <w:b w:val="0"/>
+          <w:i w:val="0"/>
+          <w:sz w:val="24"/>
+        </w:rPr>
+        <w:t xml:space="preserve"> A companion paper (in preparation) documents that the lag </w:t>
+      </w:r>
+      <w:r>
+        <w:rPr>
+          <w:rFonts w:ascii="Times New Roman" w:hAnsi="Times New Roman" w:eastAsia="MS Mincho"/>
+          <w:b w:val="0"/>
+          <w:i/>
+          <w:sz w:val="24"/>
+        </w:rPr>
+        <w:t>μ</w:t>
+      </w:r>
+      <w:r>
+        <w:rPr>
+          <w:rFonts w:ascii="Times New Roman" w:hAnsi="Times New Roman" w:eastAsia="MS Mincho"/>
+          <w:b w:val="0"/>
+          <w:i/>
+          <w:sz w:val="24"/>
+          <w:vertAlign w:val="subscript"/>
+        </w:rPr>
+        <w:t>H</w:t>
+      </w:r>
+      <w:r>
+        <w:rPr>
+          <w:rFonts w:ascii="Times New Roman" w:hAnsi="Times New Roman" w:eastAsia="MS Mincho"/>
+          <w:b w:val="0"/>
+          <w:i w:val="0"/>
+          <w:sz w:val="24"/>
+        </w:rPr>
+        <w:t xml:space="preserve"> from medical expenditure to life-expectancy outcomes has been rising by roughly 0.15 years per year since 2000, and that an analogous "forgotten" parameter </w:t>
+      </w:r>
+      <w:r>
+        <w:rPr>
+          <w:rFonts w:ascii="Times New Roman" w:hAnsi="Times New Roman" w:eastAsia="MS Mincho"/>
+          <w:b w:val="0"/>
+          <w:i/>
+          <w:sz w:val="24"/>
+        </w:rPr>
+        <w:t>β</w:t>
+      </w:r>
+      <w:r>
+        <w:rPr>
+          <w:rFonts w:ascii="Times New Roman" w:hAnsi="Times New Roman" w:eastAsia="MS Mincho"/>
+          <w:b w:val="0"/>
+          <w:i/>
+          <w:sz w:val="24"/>
+          <w:vertAlign w:val="subscript"/>
+        </w:rPr>
+        <w:t>H</w:t>
+      </w:r>
+      <w:r>
+        <w:rPr>
+          <w:rFonts w:ascii="Times New Roman" w:hAnsi="Times New Roman" w:eastAsia="MS Mincho"/>
+          <w:b w:val="0"/>
+          <w:i w:val="0"/>
+          <w:sz w:val="24"/>
+        </w:rPr>
+        <w:t xml:space="preserve"> — the share of expenditure directed to prevention and R&amp;D, as opposed to curative care — accounts for a further share of the US-Japan life-expectancy gap. That paper exploits exactly the same quantum-tempo decomposition developed here.</w:t>
       </w:r>
     </w:p>
     <w:p>
@@ -415,11 +1020,20 @@
       <w:r>
         <w:rPr>
           <w:rFonts w:ascii="Times New Roman" w:hAnsi="Times New Roman" w:eastAsia="MS Mincho"/>
-          <w:b w:val="0"/>
-          <w:i w:val="0"/>
-          <w:sz w:val="24"/>
-        </w:rPr>
-        <w:t>The gap this paper fills. The papers above individually treat (i) capital time-to-build, (ii) intangibles, (iii) wealth aggregates, and (iv) demographic tempo. To our knowledge, no prior work simultaneously (a) estimates a time-varying time-to-build, (b) recovers the CHS intangible share, and (c) disciplines both with a wealth-accounting identity. This paper does. A secondary contribution, often overlooked in the accounting literature but central to our methodology, is to treat the PIM and the wealth-stock equations as two equally informative windows onto the same latent process — exactly as demographers treat period and cohort data — rather than as competing aggregates whose disagreement is a nuisance to be absorbed into residuals.</w:t>
+          <w:b/>
+          <w:i w:val="0"/>
+          <w:sz w:val="24"/>
+        </w:rPr>
+        <w:t>The gap this paper fills.</w:t>
+      </w:r>
+      <w:r>
+        <w:rPr>
+          <w:rFonts w:ascii="Times New Roman" w:hAnsi="Times New Roman" w:eastAsia="MS Mincho"/>
+          <w:b w:val="0"/>
+          <w:i w:val="0"/>
+          <w:sz w:val="24"/>
+        </w:rPr>
+        <w:t xml:space="preserve"> The papers above individually treat (i) capital time-to-build, (ii) intangibles, (iii) wealth aggregates, and (iv) demographic tempo. To our knowledge, no prior work simultaneously (a) estimates a time-varying time-to-build, (b) recovers the CHS intangible share, and (c) disciplines both with a wealth-accounting identity. This paper does. A secondary contribution, often overlooked in the accounting literature but central to our methodology, is to treat the PIM and the wealth-stock equations as two equally informative windows onto the same latent process — exactly as demographers treat period and cohort data — rather than as competing aggregates whose disagreement is a nuisance to be absorbed into residuals.</w:t>
       </w:r>
     </w:p>
     <w:p>
@@ -468,17 +1082,124 @@
     </w:p>
     <w:p>
       <w:pPr>
-        <w:spacing w:after="120" w:line="480" w:lineRule="auto"/>
-        <w:ind w:firstLine="480"/>
+        <w:spacing w:before="240" w:after="240" w:line="480" w:lineRule="auto"/>
+        <w:ind w:firstLine="0"/>
+        <w:jc w:val="center"/>
+        <w:tabs>
+          <w:tab w:val="right" w:pos="9072" w:leader="none"/>
+        </w:tabs>
       </w:pPr>
       <w:r>
         <w:rPr>
           <w:rFonts w:ascii="Times New Roman" w:hAnsi="Times New Roman" w:eastAsia="MS Mincho"/>
           <w:b w:val="0"/>
-          <w:i w:val="0"/>
-          <w:sz w:val="24"/>
-        </w:rPr>
-        <w:t>K_instant(t) = (1 − δ_{t-1}) K_instant(t−1) + I_{t-1},                         (M0)</w:t>
+          <w:i/>
+          <w:sz w:val="24"/>
+        </w:rPr>
+        <w:t>K</w:t>
+      </w:r>
+      <w:r>
+        <w:rPr>
+          <w:rFonts w:ascii="Times New Roman" w:hAnsi="Times New Roman" w:eastAsia="MS Mincho"/>
+          <w:b w:val="0"/>
+          <w:i/>
+          <w:sz w:val="24"/>
+          <w:vertAlign w:val="subscript"/>
+        </w:rPr>
+        <w:t>i</w:t>
+      </w:r>
+      <w:r>
+        <w:rPr>
+          <w:rFonts w:ascii="Times New Roman" w:hAnsi="Times New Roman" w:eastAsia="MS Mincho"/>
+          <w:b w:val="0"/>
+          <w:i/>
+          <w:sz w:val="24"/>
+        </w:rPr>
+        <w:t xml:space="preserve">nstant(t) = (1 − </w:t>
+      </w:r>
+      <w:r>
+        <w:rPr>
+          <w:rFonts w:ascii="Times New Roman" w:hAnsi="Times New Roman" w:eastAsia="MS Mincho"/>
+          <w:b w:val="0"/>
+          <w:i/>
+          <w:sz w:val="24"/>
+        </w:rPr>
+        <w:t>δ</w:t>
+      </w:r>
+      <w:r>
+        <w:rPr>
+          <w:rFonts w:ascii="Times New Roman" w:hAnsi="Times New Roman" w:eastAsia="MS Mincho"/>
+          <w:b w:val="0"/>
+          <w:i/>
+          <w:sz w:val="24"/>
+          <w:vertAlign w:val="subscript"/>
+        </w:rPr>
+        <w:t>t-1</w:t>
+      </w:r>
+      <w:r>
+        <w:rPr>
+          <w:rFonts w:ascii="Times New Roman" w:hAnsi="Times New Roman" w:eastAsia="MS Mincho"/>
+          <w:b w:val="0"/>
+          <w:i/>
+          <w:sz w:val="24"/>
+        </w:rPr>
+        <w:t>) K</w:t>
+      </w:r>
+      <w:r>
+        <w:rPr>
+          <w:rFonts w:ascii="Times New Roman" w:hAnsi="Times New Roman" w:eastAsia="MS Mincho"/>
+          <w:b w:val="0"/>
+          <w:i/>
+          <w:sz w:val="24"/>
+          <w:vertAlign w:val="subscript"/>
+        </w:rPr>
+        <w:t>i</w:t>
+      </w:r>
+      <w:r>
+        <w:rPr>
+          <w:rFonts w:ascii="Times New Roman" w:hAnsi="Times New Roman" w:eastAsia="MS Mincho"/>
+          <w:b w:val="0"/>
+          <w:i/>
+          <w:sz w:val="24"/>
+        </w:rPr>
+        <w:t>nstant(t−1) + I</w:t>
+      </w:r>
+      <w:r>
+        <w:rPr>
+          <w:rFonts w:ascii="Times New Roman" w:hAnsi="Times New Roman" w:eastAsia="MS Mincho"/>
+          <w:b w:val="0"/>
+          <w:i/>
+          <w:sz w:val="24"/>
+          <w:vertAlign w:val="subscript"/>
+        </w:rPr>
+        <w:t>t-1</w:t>
+      </w:r>
+      <w:r>
+        <w:rPr>
+          <w:rFonts w:ascii="Times New Roman" w:hAnsi="Times New Roman" w:eastAsia="MS Mincho"/>
+          <w:b w:val="0"/>
+          <w:i/>
+          <w:sz w:val="24"/>
+        </w:rPr>
+        <w:t>,</w:t>
+      </w:r>
+      <w:r>
+        <w:rPr>
+          <w:rFonts w:ascii="Times New Roman" w:hAnsi="Times New Roman" w:eastAsia="MS Mincho"/>
+          <w:b w:val="0"/>
+          <w:i w:val="0"/>
+          <w:sz w:val="24"/>
+        </w:rPr>
+        <w:tab/>
+      </w:r>
+      <w:r>
+        <w:rPr>
+          <w:rFonts w:ascii="Times New Roman" w:hAnsi="Times New Roman" w:eastAsia="MS Mincho"/>
+          <w:b w:val="0"/>
+          <w:i w:val="0"/>
+          <w:sz w:val="24"/>
+        </w:rPr>
+        <w:t>(M0)</w:t>
       </w:r>
     </w:p>
     <w:p>
@@ -498,17 +1219,177 @@
     </w:p>
     <w:p>
       <w:pPr>
-        <w:spacing w:after="120" w:line="480" w:lineRule="auto"/>
-        <w:ind w:firstLine="480"/>
+        <w:spacing w:before="240" w:after="240" w:line="480" w:lineRule="auto"/>
+        <w:ind w:firstLine="0"/>
+        <w:jc w:val="center"/>
+        <w:tabs>
+          <w:tab w:val="right" w:pos="9072" w:leader="none"/>
+        </w:tabs>
       </w:pPr>
       <w:r>
         <w:rPr>
           <w:rFonts w:ascii="Times New Roman" w:hAnsi="Times New Roman" w:eastAsia="MS Mincho"/>
           <w:b w:val="0"/>
-          <w:i w:val="0"/>
-          <w:sz w:val="24"/>
-        </w:rPr>
-        <w:t>K(t; μ) = (1 − δ_{t-1}) K(t−1; μ) + Σₛ w_s(μ) I_{t-1-s},                     (M1)</w:t>
+          <w:i/>
+          <w:sz w:val="24"/>
+        </w:rPr>
+        <w:t xml:space="preserve">K(t; </w:t>
+      </w:r>
+      <w:r>
+        <w:rPr>
+          <w:rFonts w:ascii="Times New Roman" w:hAnsi="Times New Roman" w:eastAsia="MS Mincho"/>
+          <w:b w:val="0"/>
+          <w:i/>
+          <w:sz w:val="24"/>
+        </w:rPr>
+        <w:t>μ</w:t>
+      </w:r>
+      <w:r>
+        <w:rPr>
+          <w:rFonts w:ascii="Times New Roman" w:hAnsi="Times New Roman" w:eastAsia="MS Mincho"/>
+          <w:b w:val="0"/>
+          <w:i/>
+          <w:sz w:val="24"/>
+        </w:rPr>
+        <w:t xml:space="preserve">) = (1 − </w:t>
+      </w:r>
+      <w:r>
+        <w:rPr>
+          <w:rFonts w:ascii="Times New Roman" w:hAnsi="Times New Roman" w:eastAsia="MS Mincho"/>
+          <w:b w:val="0"/>
+          <w:i/>
+          <w:sz w:val="24"/>
+        </w:rPr>
+        <w:t>δ</w:t>
+      </w:r>
+      <w:r>
+        <w:rPr>
+          <w:rFonts w:ascii="Times New Roman" w:hAnsi="Times New Roman" w:eastAsia="MS Mincho"/>
+          <w:b w:val="0"/>
+          <w:i/>
+          <w:sz w:val="24"/>
+          <w:vertAlign w:val="subscript"/>
+        </w:rPr>
+        <w:t>t-1</w:t>
+      </w:r>
+      <w:r>
+        <w:rPr>
+          <w:rFonts w:ascii="Times New Roman" w:hAnsi="Times New Roman" w:eastAsia="MS Mincho"/>
+          <w:b w:val="0"/>
+          <w:i/>
+          <w:sz w:val="24"/>
+        </w:rPr>
+        <w:t xml:space="preserve">) K(t−1; </w:t>
+      </w:r>
+      <w:r>
+        <w:rPr>
+          <w:rFonts w:ascii="Times New Roman" w:hAnsi="Times New Roman" w:eastAsia="MS Mincho"/>
+          <w:b w:val="0"/>
+          <w:i/>
+          <w:sz w:val="24"/>
+        </w:rPr>
+        <w:t>μ</w:t>
+      </w:r>
+      <w:r>
+        <w:rPr>
+          <w:rFonts w:ascii="Times New Roman" w:hAnsi="Times New Roman" w:eastAsia="MS Mincho"/>
+          <w:b w:val="0"/>
+          <w:i/>
+          <w:sz w:val="24"/>
+        </w:rPr>
+        <w:t xml:space="preserve">) + </w:t>
+      </w:r>
+      <w:r>
+        <w:rPr>
+          <w:rFonts w:ascii="Times New Roman" w:hAnsi="Times New Roman" w:eastAsia="MS Mincho"/>
+          <w:b w:val="0"/>
+          <w:i/>
+          <w:sz w:val="24"/>
+        </w:rPr>
+        <w:t>Σ</w:t>
+      </w:r>
+      <w:r>
+        <w:rPr>
+          <w:rFonts w:ascii="Times New Roman" w:hAnsi="Times New Roman" w:eastAsia="MS Mincho"/>
+          <w:b w:val="0"/>
+          <w:i/>
+          <w:sz w:val="24"/>
+        </w:rPr>
+        <w:t>ₛ w</w:t>
+      </w:r>
+      <w:r>
+        <w:rPr>
+          <w:rFonts w:ascii="Times New Roman" w:hAnsi="Times New Roman" w:eastAsia="MS Mincho"/>
+          <w:b w:val="0"/>
+          <w:i/>
+          <w:sz w:val="24"/>
+          <w:vertAlign w:val="subscript"/>
+        </w:rPr>
+        <w:t>s</w:t>
+      </w:r>
+      <w:r>
+        <w:rPr>
+          <w:rFonts w:ascii="Times New Roman" w:hAnsi="Times New Roman" w:eastAsia="MS Mincho"/>
+          <w:b w:val="0"/>
+          <w:i/>
+          <w:sz w:val="24"/>
+        </w:rPr>
+        <w:t>(</w:t>
+      </w:r>
+      <w:r>
+        <w:rPr>
+          <w:rFonts w:ascii="Times New Roman" w:hAnsi="Times New Roman" w:eastAsia="MS Mincho"/>
+          <w:b w:val="0"/>
+          <w:i/>
+          <w:sz w:val="24"/>
+        </w:rPr>
+        <w:t>μ</w:t>
+      </w:r>
+      <w:r>
+        <w:rPr>
+          <w:rFonts w:ascii="Times New Roman" w:hAnsi="Times New Roman" w:eastAsia="MS Mincho"/>
+          <w:b w:val="0"/>
+          <w:i/>
+          <w:sz w:val="24"/>
+        </w:rPr>
+        <w:t>) I</w:t>
+      </w:r>
+      <w:r>
+        <w:rPr>
+          <w:rFonts w:ascii="Times New Roman" w:hAnsi="Times New Roman" w:eastAsia="MS Mincho"/>
+          <w:b w:val="0"/>
+          <w:i/>
+          <w:sz w:val="24"/>
+          <w:vertAlign w:val="subscript"/>
+        </w:rPr>
+        <w:t>t-1-s</w:t>
+      </w:r>
+      <w:r>
+        <w:rPr>
+          <w:rFonts w:ascii="Times New Roman" w:hAnsi="Times New Roman" w:eastAsia="MS Mincho"/>
+          <w:b w:val="0"/>
+          <w:i/>
+          <w:sz w:val="24"/>
+        </w:rPr>
+        <w:t>,</w:t>
+      </w:r>
+      <w:r>
+        <w:rPr>
+          <w:rFonts w:ascii="Times New Roman" w:hAnsi="Times New Roman" w:eastAsia="MS Mincho"/>
+          <w:b w:val="0"/>
+          <w:i w:val="0"/>
+          <w:sz w:val="24"/>
+        </w:rPr>
+        <w:tab/>
+      </w:r>
+      <w:r>
+        <w:rPr>
+          <w:rFonts w:ascii="Times New Roman" w:hAnsi="Times New Roman" w:eastAsia="MS Mincho"/>
+          <w:b w:val="0"/>
+          <w:i w:val="0"/>
+          <w:sz w:val="24"/>
+        </w:rPr>
+        <w:t>(M1)</w:t>
       </w:r>
     </w:p>
     <w:p>
@@ -523,7 +1404,280 @@
           <w:i w:val="0"/>
           <w:sz w:val="24"/>
         </w:rPr>
-        <w:t>with geometric weights w_s(μ) = (1 − θ)·θ^s and θ = μ/(1+μ), so the mean lag is exactly μ years. The key novelty relative to the existing lag literature is to allow μ to drift linearly over time:</w:t>
+        <w:t xml:space="preserve">with geometric weights </w:t>
+      </w:r>
+      <w:r>
+        <w:rPr>
+          <w:rFonts w:ascii="Times New Roman" w:hAnsi="Times New Roman" w:eastAsia="MS Mincho"/>
+          <w:b w:val="0"/>
+          <w:i/>
+          <w:sz w:val="24"/>
+        </w:rPr>
+        <w:t>w</w:t>
+      </w:r>
+      <w:r>
+        <w:rPr>
+          <w:rFonts w:ascii="Times New Roman" w:hAnsi="Times New Roman" w:eastAsia="MS Mincho"/>
+          <w:b w:val="0"/>
+          <w:i/>
+          <w:sz w:val="24"/>
+          <w:vertAlign w:val="subscript"/>
+        </w:rPr>
+        <w:t>s</w:t>
+      </w:r>
+      <w:r>
+        <w:rPr>
+          <w:rFonts w:ascii="Times New Roman" w:hAnsi="Times New Roman" w:eastAsia="MS Mincho"/>
+          <w:b w:val="0"/>
+          <w:i/>
+          <w:sz w:val="24"/>
+        </w:rPr>
+        <w:t>(</w:t>
+      </w:r>
+      <w:r>
+        <w:rPr>
+          <w:rFonts w:ascii="Times New Roman" w:hAnsi="Times New Roman" w:eastAsia="MS Mincho"/>
+          <w:b w:val="0"/>
+          <w:i/>
+          <w:sz w:val="24"/>
+        </w:rPr>
+        <w:t>μ</w:t>
+      </w:r>
+      <w:r>
+        <w:rPr>
+          <w:rFonts w:ascii="Times New Roman" w:hAnsi="Times New Roman" w:eastAsia="MS Mincho"/>
+          <w:b w:val="0"/>
+          <w:i/>
+          <w:sz w:val="24"/>
+        </w:rPr>
+        <w:t xml:space="preserve">) = (1 − </w:t>
+      </w:r>
+      <w:r>
+        <w:rPr>
+          <w:rFonts w:ascii="Times New Roman" w:hAnsi="Times New Roman" w:eastAsia="MS Mincho"/>
+          <w:b w:val="0"/>
+          <w:i/>
+          <w:sz w:val="24"/>
+        </w:rPr>
+        <w:t>θ</w:t>
+      </w:r>
+      <w:r>
+        <w:rPr>
+          <w:rFonts w:ascii="Times New Roman" w:hAnsi="Times New Roman" w:eastAsia="MS Mincho"/>
+          <w:b w:val="0"/>
+          <w:i/>
+          <w:sz w:val="24"/>
+        </w:rPr>
+        <w:t>)·</w:t>
+      </w:r>
+      <w:r>
+        <w:rPr>
+          <w:rFonts w:ascii="Times New Roman" w:hAnsi="Times New Roman" w:eastAsia="MS Mincho"/>
+          <w:b w:val="0"/>
+          <w:i/>
+          <w:sz w:val="24"/>
+        </w:rPr>
+        <w:t>θ</w:t>
+      </w:r>
+      <w:r>
+        <w:rPr>
+          <w:rFonts w:ascii="Times New Roman" w:hAnsi="Times New Roman" w:eastAsia="MS Mincho"/>
+          <w:b w:val="0"/>
+          <w:i/>
+          <w:sz w:val="24"/>
+          <w:vertAlign w:val="superscript"/>
+        </w:rPr>
+        <w:t>s</w:t>
+      </w:r>
+      <w:r>
+        <w:rPr>
+          <w:rFonts w:ascii="Times New Roman" w:hAnsi="Times New Roman" w:eastAsia="MS Mincho"/>
+          <w:b w:val="0"/>
+          <w:i w:val="0"/>
+          <w:sz w:val="24"/>
+        </w:rPr>
+        <w:t xml:space="preserve"> and </w:t>
+      </w:r>
+      <w:r>
+        <w:rPr>
+          <w:rFonts w:ascii="Times New Roman" w:hAnsi="Times New Roman" w:eastAsia="MS Mincho"/>
+          <w:b w:val="0"/>
+          <w:i/>
+          <w:sz w:val="24"/>
+        </w:rPr>
+        <w:t>θ</w:t>
+      </w:r>
+      <w:r>
+        <w:rPr>
+          <w:rFonts w:ascii="Times New Roman" w:hAnsi="Times New Roman" w:eastAsia="MS Mincho"/>
+          <w:b w:val="0"/>
+          <w:i/>
+          <w:sz w:val="24"/>
+        </w:rPr>
+        <w:t xml:space="preserve"> = </w:t>
+      </w:r>
+      <w:r>
+        <w:rPr>
+          <w:rFonts w:ascii="Times New Roman" w:hAnsi="Times New Roman" w:eastAsia="MS Mincho"/>
+          <w:b w:val="0"/>
+          <w:i/>
+          <w:sz w:val="24"/>
+        </w:rPr>
+        <w:t>μ</w:t>
+      </w:r>
+      <w:r>
+        <w:rPr>
+          <w:rFonts w:ascii="Times New Roman" w:hAnsi="Times New Roman" w:eastAsia="MS Mincho"/>
+          <w:b w:val="0"/>
+          <w:i/>
+          <w:sz w:val="24"/>
+        </w:rPr>
+        <w:t>/(1+</w:t>
+      </w:r>
+      <w:r>
+        <w:rPr>
+          <w:rFonts w:ascii="Times New Roman" w:hAnsi="Times New Roman" w:eastAsia="MS Mincho"/>
+          <w:b w:val="0"/>
+          <w:i/>
+          <w:sz w:val="24"/>
+        </w:rPr>
+        <w:t>μ</w:t>
+      </w:r>
+      <w:r>
+        <w:rPr>
+          <w:rFonts w:ascii="Times New Roman" w:hAnsi="Times New Roman" w:eastAsia="MS Mincho"/>
+          <w:b w:val="0"/>
+          <w:i/>
+          <w:sz w:val="24"/>
+        </w:rPr>
+        <w:t>)</w:t>
+      </w:r>
+      <w:r>
+        <w:rPr>
+          <w:rFonts w:ascii="Times New Roman" w:hAnsi="Times New Roman" w:eastAsia="MS Mincho"/>
+          <w:b w:val="0"/>
+          <w:i w:val="0"/>
+          <w:sz w:val="24"/>
+        </w:rPr>
+        <w:t xml:space="preserve">, so the mean lag is exactly </w:t>
+      </w:r>
+      <w:r>
+        <w:rPr>
+          <w:rFonts w:ascii="Times New Roman" w:hAnsi="Times New Roman" w:eastAsia="MS Mincho"/>
+          <w:b w:val="0"/>
+          <w:i/>
+          <w:sz w:val="24"/>
+        </w:rPr>
+        <w:t>μ</w:t>
+      </w:r>
+      <w:r>
+        <w:rPr>
+          <w:rFonts w:ascii="Times New Roman" w:hAnsi="Times New Roman" w:eastAsia="MS Mincho"/>
+          <w:b w:val="0"/>
+          <w:i w:val="0"/>
+          <w:sz w:val="24"/>
+        </w:rPr>
+        <w:t xml:space="preserve"> years. The key novelty relative to the existing lag literature is to allow </w:t>
+      </w:r>
+      <w:r>
+        <w:rPr>
+          <w:rFonts w:ascii="Times New Roman" w:hAnsi="Times New Roman" w:eastAsia="MS Mincho"/>
+          <w:b w:val="0"/>
+          <w:i/>
+          <w:sz w:val="24"/>
+        </w:rPr>
+        <w:t>μ</w:t>
+      </w:r>
+      <w:r>
+        <w:rPr>
+          <w:rFonts w:ascii="Times New Roman" w:hAnsi="Times New Roman" w:eastAsia="MS Mincho"/>
+          <w:b w:val="0"/>
+          <w:i w:val="0"/>
+          <w:sz w:val="24"/>
+        </w:rPr>
+        <w:t xml:space="preserve"> to drift linearly over time:</w:t>
+      </w:r>
+    </w:p>
+    <w:p>
+      <w:pPr>
+        <w:spacing w:before="240" w:after="240" w:line="480" w:lineRule="auto"/>
+        <w:ind w:firstLine="0"/>
+        <w:jc w:val="center"/>
+        <w:tabs>
+          <w:tab w:val="right" w:pos="9072" w:leader="none"/>
+        </w:tabs>
+      </w:pPr>
+      <w:r>
+        <w:rPr>
+          <w:rFonts w:ascii="Times New Roman" w:hAnsi="Times New Roman" w:eastAsia="MS Mincho"/>
+          <w:b w:val="0"/>
+          <w:i/>
+          <w:sz w:val="24"/>
+        </w:rPr>
+        <w:t>μ</w:t>
+      </w:r>
+      <w:r>
+        <w:rPr>
+          <w:rFonts w:ascii="Times New Roman" w:hAnsi="Times New Roman" w:eastAsia="MS Mincho"/>
+          <w:b w:val="0"/>
+          <w:i/>
+          <w:sz w:val="24"/>
+        </w:rPr>
+        <w:t xml:space="preserve">(t) = </w:t>
+      </w:r>
+      <w:r>
+        <w:rPr>
+          <w:rFonts w:ascii="Times New Roman" w:hAnsi="Times New Roman" w:eastAsia="MS Mincho"/>
+          <w:b w:val="0"/>
+          <w:i/>
+          <w:sz w:val="24"/>
+        </w:rPr>
+        <w:t>μ</w:t>
+      </w:r>
+      <w:r>
+        <w:rPr>
+          <w:rFonts w:ascii="Times New Roman" w:hAnsi="Times New Roman" w:eastAsia="MS Mincho"/>
+          <w:b w:val="0"/>
+          <w:i/>
+          <w:sz w:val="24"/>
+        </w:rPr>
+        <w:t xml:space="preserve">₀ + </w:t>
+      </w:r>
+      <w:r>
+        <w:rPr>
+          <w:rFonts w:ascii="Times New Roman" w:hAnsi="Times New Roman" w:eastAsia="MS Mincho"/>
+          <w:b w:val="0"/>
+          <w:i/>
+          <w:sz w:val="24"/>
+        </w:rPr>
+        <w:t>μ</w:t>
+      </w:r>
+      <w:r>
+        <w:rPr>
+          <w:rFonts w:ascii="Times New Roman" w:hAnsi="Times New Roman" w:eastAsia="MS Mincho"/>
+          <w:b w:val="0"/>
+          <w:i/>
+          <w:sz w:val="24"/>
+        </w:rPr>
+        <w:t>₁·(t − t₀),</w:t>
+      </w:r>
+      <w:r>
+        <w:rPr>
+          <w:rFonts w:ascii="Times New Roman" w:hAnsi="Times New Roman" w:eastAsia="MS Mincho"/>
+          <w:b w:val="0"/>
+          <w:i w:val="0"/>
+          <w:sz w:val="24"/>
+        </w:rPr>
+        <w:tab/>
+      </w:r>
+      <w:r>
+        <w:rPr>
+          <w:rFonts w:ascii="Times New Roman" w:hAnsi="Times New Roman" w:eastAsia="MS Mincho"/>
+          <w:b w:val="0"/>
+          <w:i w:val="0"/>
+          <w:sz w:val="24"/>
+        </w:rPr>
+        <w:t>(M2)</w:t>
       </w:r>
     </w:p>
     <w:p>
@@ -538,7 +1692,75 @@
           <w:i w:val="0"/>
           <w:sz w:val="24"/>
         </w:rPr>
-        <w:t>μ(t) = μ₀ + μ₁·(t − t₀),                                                    (M2)</w:t>
+        <w:t xml:space="preserve">where </w:t>
+      </w:r>
+      <w:r>
+        <w:rPr>
+          <w:rFonts w:ascii="Times New Roman" w:hAnsi="Times New Roman" w:eastAsia="MS Mincho"/>
+          <w:b w:val="0"/>
+          <w:i/>
+          <w:sz w:val="24"/>
+        </w:rPr>
+        <w:t>μ</w:t>
+      </w:r>
+      <w:r>
+        <w:rPr>
+          <w:rFonts w:ascii="Times New Roman" w:hAnsi="Times New Roman" w:eastAsia="MS Mincho"/>
+          <w:b w:val="0"/>
+          <w:i w:val="0"/>
+          <w:sz w:val="24"/>
+        </w:rPr>
+        <w:t xml:space="preserve">₁ captures the "tempo" in Bongaarts-Feeney's sense. A positive </w:t>
+      </w:r>
+      <w:r>
+        <w:rPr>
+          <w:rFonts w:ascii="Times New Roman" w:hAnsi="Times New Roman" w:eastAsia="MS Mincho"/>
+          <w:b w:val="0"/>
+          <w:i/>
+          <w:sz w:val="24"/>
+        </w:rPr>
+        <w:t>μ</w:t>
+      </w:r>
+      <w:r>
+        <w:rPr>
+          <w:rFonts w:ascii="Times New Roman" w:hAnsi="Times New Roman" w:eastAsia="MS Mincho"/>
+          <w:b w:val="0"/>
+          <w:i w:val="0"/>
+          <w:sz w:val="24"/>
+        </w:rPr>
+        <w:t xml:space="preserve">₁ indicates that typical projects are becoming longer-lived — for example because new investment is increasingly digital infrastructure, R&amp;D platforms, or complex systems that require multi-year assembly — and a negative </w:t>
+      </w:r>
+      <w:r>
+        <w:rPr>
+          <w:rFonts w:ascii="Times New Roman" w:hAnsi="Times New Roman" w:eastAsia="MS Mincho"/>
+          <w:b w:val="0"/>
+          <w:i/>
+          <w:sz w:val="24"/>
+        </w:rPr>
+        <w:t>μ</w:t>
+      </w:r>
+      <w:r>
+        <w:rPr>
+          <w:rFonts w:ascii="Times New Roman" w:hAnsi="Times New Roman" w:eastAsia="MS Mincho"/>
+          <w:b w:val="0"/>
+          <w:i w:val="0"/>
+          <w:sz w:val="24"/>
+        </w:rPr>
+        <w:t>₁ would indicate the opposite.</w:t>
+      </w:r>
+    </w:p>
+    <w:p>
+      <w:pPr>
+        <w:spacing w:before="360" w:after="120" w:line="480" w:lineRule="auto"/>
+      </w:pPr>
+      <w:r>
+        <w:rPr>
+          <w:rFonts w:ascii="Times New Roman" w:hAnsi="Times New Roman" w:eastAsia="MS Mincho"/>
+          <w:b/>
+          <w:i w:val="0"/>
+          <w:sz w:val="24"/>
+        </w:rPr>
+        <w:t>III.2 Stock-side intangibles: the forgotten β</w:t>
       </w:r>
     </w:p>
     <w:p>
@@ -553,21 +1775,313 @@
           <w:i w:val="0"/>
           <w:sz w:val="24"/>
         </w:rPr>
-        <w:t>where μ₁ captures the "tempo" in Bongaarts-Feeney's sense. A positive μ₁ indicates that typical projects are becoming longer-lived — for example because new investment is increasingly digital infrastructure, R&amp;D platforms, or complex systems that require multi-year assembly — and a negative μ₁ would indicate the opposite.</w:t>
+        <w:t xml:space="preserve">Let </w:t>
+      </w:r>
+      <w:r>
+        <w:rPr>
+          <w:rFonts w:ascii="Times New Roman" w:hAnsi="Times New Roman" w:eastAsia="MS Mincho"/>
+          <w:b w:val="0"/>
+          <w:i/>
+          <w:sz w:val="24"/>
+        </w:rPr>
+        <w:t>K</w:t>
+      </w:r>
+      <w:r>
+        <w:rPr>
+          <w:rFonts w:ascii="Times New Roman" w:hAnsi="Times New Roman" w:eastAsia="MS Mincho"/>
+          <w:b w:val="0"/>
+          <w:i/>
+          <w:sz w:val="24"/>
+          <w:vertAlign w:val="subscript"/>
+        </w:rPr>
+        <w:t>t</w:t>
+      </w:r>
+      <w:r>
+        <w:rPr>
+          <w:rFonts w:ascii="Times New Roman" w:hAnsi="Times New Roman" w:eastAsia="MS Mincho"/>
+          <w:b w:val="0"/>
+          <w:i/>
+          <w:sz w:val="24"/>
+        </w:rPr>
+        <w:t>ang(t)</w:t>
+      </w:r>
+      <w:r>
+        <w:rPr>
+          <w:rFonts w:ascii="Times New Roman" w:hAnsi="Times New Roman" w:eastAsia="MS Mincho"/>
+          <w:b w:val="0"/>
+          <w:i w:val="0"/>
+          <w:sz w:val="24"/>
+        </w:rPr>
+        <w:t xml:space="preserve"> be the tangible PIM stock from (M1)–(M2) and </w:t>
+      </w:r>
+      <w:r>
+        <w:rPr>
+          <w:rFonts w:ascii="Times New Roman" w:hAnsi="Times New Roman" w:eastAsia="MS Mincho"/>
+          <w:b w:val="0"/>
+          <w:i/>
+          <w:sz w:val="24"/>
+        </w:rPr>
+        <w:t>K</w:t>
+      </w:r>
+      <w:r>
+        <w:rPr>
+          <w:rFonts w:ascii="Times New Roman" w:hAnsi="Times New Roman" w:eastAsia="MS Mincho"/>
+          <w:b w:val="0"/>
+          <w:i/>
+          <w:sz w:val="24"/>
+          <w:vertAlign w:val="subscript"/>
+        </w:rPr>
+        <w:t>I</w:t>
+      </w:r>
+      <w:r>
+        <w:rPr>
+          <w:rFonts w:ascii="Times New Roman" w:hAnsi="Times New Roman" w:eastAsia="MS Mincho"/>
+          <w:b w:val="0"/>
+          <w:i/>
+          <w:sz w:val="24"/>
+        </w:rPr>
+        <w:t>(t)</w:t>
+      </w:r>
+      <w:r>
+        <w:rPr>
+          <w:rFonts w:ascii="Times New Roman" w:hAnsi="Times New Roman" w:eastAsia="MS Mincho"/>
+          <w:b w:val="0"/>
+          <w:i w:val="0"/>
+          <w:sz w:val="24"/>
+        </w:rPr>
+        <w:t xml:space="preserve"> be an intangible stock built from R&amp;D expenditure by a geometric PIM with depreciation </w:t>
+      </w:r>
+      <w:r>
+        <w:rPr>
+          <w:rFonts w:ascii="Times New Roman" w:hAnsi="Times New Roman" w:eastAsia="MS Mincho"/>
+          <w:b w:val="0"/>
+          <w:i/>
+          <w:sz w:val="24"/>
+        </w:rPr>
+        <w:t>δ</w:t>
+      </w:r>
+      <w:r>
+        <w:rPr>
+          <w:rFonts w:ascii="Times New Roman" w:hAnsi="Times New Roman" w:eastAsia="MS Mincho"/>
+          <w:b w:val="0"/>
+          <w:i/>
+          <w:sz w:val="24"/>
+          <w:vertAlign w:val="subscript"/>
+        </w:rPr>
+        <w:t>I</w:t>
+      </w:r>
+      <w:r>
+        <w:rPr>
+          <w:rFonts w:ascii="Times New Roman" w:hAnsi="Times New Roman" w:eastAsia="MS Mincho"/>
+          <w:b w:val="0"/>
+          <w:i w:val="0"/>
+          <w:sz w:val="24"/>
+        </w:rPr>
+        <w:t xml:space="preserve"> = 0.15 (Corrado-Hulten-Sichel, 2009). A production function augmented by intangibles reads:</w:t>
       </w:r>
     </w:p>
     <w:p>
       <w:pPr>
-        <w:spacing w:before="360" w:after="120" w:line="480" w:lineRule="auto"/>
+        <w:spacing w:before="240" w:after="240" w:line="480" w:lineRule="auto"/>
+        <w:ind w:firstLine="0"/>
+        <w:jc w:val="center"/>
+        <w:tabs>
+          <w:tab w:val="right" w:pos="9072" w:leader="none"/>
+        </w:tabs>
       </w:pPr>
       <w:r>
         <w:rPr>
           <w:rFonts w:ascii="Times New Roman" w:hAnsi="Times New Roman" w:eastAsia="MS Mincho"/>
-          <w:b/>
-          <w:i w:val="0"/>
-          <w:sz w:val="24"/>
-        </w:rPr>
-        <w:t>III.2 Stock-side intangibles: the forgotten β</w:t>
+          <w:b w:val="0"/>
+          <w:i/>
+          <w:sz w:val="24"/>
+        </w:rPr>
+        <w:t>log Y</w:t>
+      </w:r>
+      <w:r>
+        <w:rPr>
+          <w:rFonts w:ascii="Times New Roman" w:hAnsi="Times New Roman" w:eastAsia="MS Mincho"/>
+          <w:b w:val="0"/>
+          <w:i/>
+          <w:sz w:val="24"/>
+          <w:vertAlign w:val="subscript"/>
+        </w:rPr>
+        <w:t>t</w:t>
+      </w:r>
+      <w:r>
+        <w:rPr>
+          <w:rFonts w:ascii="Times New Roman" w:hAnsi="Times New Roman" w:eastAsia="MS Mincho"/>
+          <w:b w:val="0"/>
+          <w:i/>
+          <w:sz w:val="24"/>
+        </w:rPr>
+        <w:t xml:space="preserve"> = </w:t>
+      </w:r>
+      <w:r>
+        <w:rPr>
+          <w:rFonts w:ascii="Times New Roman" w:hAnsi="Times New Roman" w:eastAsia="MS Mincho"/>
+          <w:b w:val="0"/>
+          <w:i/>
+          <w:sz w:val="24"/>
+        </w:rPr>
+        <w:t>α</w:t>
+      </w:r>
+      <w:r>
+        <w:rPr>
+          <w:rFonts w:ascii="Times New Roman" w:hAnsi="Times New Roman" w:eastAsia="MS Mincho"/>
+          <w:b w:val="0"/>
+          <w:i/>
+          <w:sz w:val="24"/>
+        </w:rPr>
+        <w:t xml:space="preserve"> log K</w:t>
+      </w:r>
+      <w:r>
+        <w:rPr>
+          <w:rFonts w:ascii="Times New Roman" w:hAnsi="Times New Roman" w:eastAsia="MS Mincho"/>
+          <w:b w:val="0"/>
+          <w:i/>
+          <w:sz w:val="24"/>
+          <w:vertAlign w:val="subscript"/>
+        </w:rPr>
+        <w:t>t</w:t>
+      </w:r>
+      <w:r>
+        <w:rPr>
+          <w:rFonts w:ascii="Times New Roman" w:hAnsi="Times New Roman" w:eastAsia="MS Mincho"/>
+          <w:b w:val="0"/>
+          <w:i/>
+          <w:sz w:val="24"/>
+        </w:rPr>
+        <w:t xml:space="preserve">ang(t) + </w:t>
+      </w:r>
+      <w:r>
+        <w:rPr>
+          <w:rFonts w:ascii="Times New Roman" w:hAnsi="Times New Roman" w:eastAsia="MS Mincho"/>
+          <w:b w:val="0"/>
+          <w:i/>
+          <w:sz w:val="24"/>
+        </w:rPr>
+        <w:t>β</w:t>
+      </w:r>
+      <w:r>
+        <w:rPr>
+          <w:rFonts w:ascii="Times New Roman" w:hAnsi="Times New Roman" w:eastAsia="MS Mincho"/>
+          <w:b w:val="0"/>
+          <w:i/>
+          <w:sz w:val="24"/>
+        </w:rPr>
+        <w:t xml:space="preserve"> log K</w:t>
+      </w:r>
+      <w:r>
+        <w:rPr>
+          <w:rFonts w:ascii="Times New Roman" w:hAnsi="Times New Roman" w:eastAsia="MS Mincho"/>
+          <w:b w:val="0"/>
+          <w:i/>
+          <w:sz w:val="24"/>
+          <w:vertAlign w:val="subscript"/>
+        </w:rPr>
+        <w:t>I</w:t>
+      </w:r>
+      <w:r>
+        <w:rPr>
+          <w:rFonts w:ascii="Times New Roman" w:hAnsi="Times New Roman" w:eastAsia="MS Mincho"/>
+          <w:b w:val="0"/>
+          <w:i/>
+          <w:sz w:val="24"/>
+        </w:rPr>
+        <w:t xml:space="preserve">(t) + (1 − </w:t>
+      </w:r>
+      <w:r>
+        <w:rPr>
+          <w:rFonts w:ascii="Times New Roman" w:hAnsi="Times New Roman" w:eastAsia="MS Mincho"/>
+          <w:b w:val="0"/>
+          <w:i/>
+          <w:sz w:val="24"/>
+        </w:rPr>
+        <w:t>α</w:t>
+      </w:r>
+      <w:r>
+        <w:rPr>
+          <w:rFonts w:ascii="Times New Roman" w:hAnsi="Times New Roman" w:eastAsia="MS Mincho"/>
+          <w:b w:val="0"/>
+          <w:i/>
+          <w:sz w:val="24"/>
+        </w:rPr>
+        <w:t xml:space="preserve"> − </w:t>
+      </w:r>
+      <w:r>
+        <w:rPr>
+          <w:rFonts w:ascii="Times New Roman" w:hAnsi="Times New Roman" w:eastAsia="MS Mincho"/>
+          <w:b w:val="0"/>
+          <w:i/>
+          <w:sz w:val="24"/>
+        </w:rPr>
+        <w:t>β</w:t>
+      </w:r>
+      <w:r>
+        <w:rPr>
+          <w:rFonts w:ascii="Times New Roman" w:hAnsi="Times New Roman" w:eastAsia="MS Mincho"/>
+          <w:b w:val="0"/>
+          <w:i/>
+          <w:sz w:val="24"/>
+        </w:rPr>
+        <w:t>) log L</w:t>
+      </w:r>
+      <w:r>
+        <w:rPr>
+          <w:rFonts w:ascii="Times New Roman" w:hAnsi="Times New Roman" w:eastAsia="MS Mincho"/>
+          <w:b w:val="0"/>
+          <w:i/>
+          <w:sz w:val="24"/>
+          <w:vertAlign w:val="subscript"/>
+        </w:rPr>
+        <w:t>t</w:t>
+      </w:r>
+      <w:r>
+        <w:rPr>
+          <w:rFonts w:ascii="Times New Roman" w:hAnsi="Times New Roman" w:eastAsia="MS Mincho"/>
+          <w:b w:val="0"/>
+          <w:i/>
+          <w:sz w:val="24"/>
+        </w:rPr>
+        <w:t xml:space="preserve"> + log A</w:t>
+      </w:r>
+      <w:r>
+        <w:rPr>
+          <w:rFonts w:ascii="Times New Roman" w:hAnsi="Times New Roman" w:eastAsia="MS Mincho"/>
+          <w:b w:val="0"/>
+          <w:i/>
+          <w:sz w:val="24"/>
+          <w:vertAlign w:val="subscript"/>
+        </w:rPr>
+        <w:t>t</w:t>
+      </w:r>
+      <w:r>
+        <w:rPr>
+          <w:rFonts w:ascii="Times New Roman" w:hAnsi="Times New Roman" w:eastAsia="MS Mincho"/>
+          <w:b w:val="0"/>
+          <w:i/>
+          <w:sz w:val="24"/>
+        </w:rPr>
+        <w:t>,</w:t>
+      </w:r>
+      <w:r>
+        <w:rPr>
+          <w:rFonts w:ascii="Times New Roman" w:hAnsi="Times New Roman" w:eastAsia="MS Mincho"/>
+          <w:b w:val="0"/>
+          <w:i w:val="0"/>
+          <w:sz w:val="24"/>
+        </w:rPr>
+        <w:tab/>
+      </w:r>
+      <w:r>
+        <w:rPr>
+          <w:rFonts w:ascii="Times New Roman" w:hAnsi="Times New Roman" w:eastAsia="MS Mincho"/>
+          <w:b w:val="0"/>
+          <w:i w:val="0"/>
+          <w:sz w:val="24"/>
+        </w:rPr>
+        <w:t>(M3)</w:t>
       </w:r>
     </w:p>
     <w:p>
@@ -582,7 +2096,93 @@
           <w:i w:val="0"/>
           <w:sz w:val="24"/>
         </w:rPr>
-        <w:t>Let K_tang(t) be the tangible PIM stock from (M1)–(M2) and K_I(t) be an intangible stock built from R&amp;D expenditure by a geometric PIM with depreciation δ_I = 0.15 (Corrado-Hulten-Sichel, 2009). A production function augmented by intangibles reads:</w:t>
+        <w:t xml:space="preserve">where </w:t>
+      </w:r>
+      <w:r>
+        <w:rPr>
+          <w:rFonts w:ascii="Times New Roman" w:hAnsi="Times New Roman" w:eastAsia="MS Mincho"/>
+          <w:b w:val="0"/>
+          <w:i/>
+          <w:sz w:val="24"/>
+        </w:rPr>
+        <w:t>β</w:t>
+      </w:r>
+      <w:r>
+        <w:rPr>
+          <w:rFonts w:ascii="Times New Roman" w:hAnsi="Times New Roman" w:eastAsia="MS Mincho"/>
+          <w:b w:val="0"/>
+          <w:i w:val="0"/>
+          <w:sz w:val="24"/>
+        </w:rPr>
+        <w:t xml:space="preserve"> is the intangible share. Standard practice imposes </w:t>
+      </w:r>
+      <w:r>
+        <w:rPr>
+          <w:rFonts w:ascii="Times New Roman" w:hAnsi="Times New Roman" w:eastAsia="MS Mincho"/>
+          <w:b w:val="0"/>
+          <w:i/>
+          <w:sz w:val="24"/>
+        </w:rPr>
+        <w:t>β</w:t>
+      </w:r>
+      <w:r>
+        <w:rPr>
+          <w:rFonts w:ascii="Times New Roman" w:hAnsi="Times New Roman" w:eastAsia="MS Mincho"/>
+          <w:b w:val="0"/>
+          <w:i w:val="0"/>
+          <w:sz w:val="24"/>
+        </w:rPr>
+        <w:t xml:space="preserve"> = 0 (Solow; also M0 and M1 here). Estimating </w:t>
+      </w:r>
+      <w:r>
+        <w:rPr>
+          <w:rFonts w:ascii="Times New Roman" w:hAnsi="Times New Roman" w:eastAsia="MS Mincho"/>
+          <w:b w:val="0"/>
+          <w:i/>
+          <w:sz w:val="24"/>
+        </w:rPr>
+        <w:t>β</w:t>
+      </w:r>
+      <w:r>
+        <w:rPr>
+          <w:rFonts w:ascii="Times New Roman" w:hAnsi="Times New Roman" w:eastAsia="MS Mincho"/>
+          <w:b w:val="0"/>
+          <w:i w:val="0"/>
+          <w:sz w:val="24"/>
+        </w:rPr>
+        <w:t xml:space="preserve"> &gt; 0 is the capital-accounting analogue of re-introducing the parity-specific variance </w:t>
+      </w:r>
+      <w:r>
+        <w:rPr>
+          <w:rFonts w:ascii="Times New Roman" w:hAnsi="Times New Roman" w:eastAsia="MS Mincho"/>
+          <w:b w:val="0"/>
+          <w:i/>
+          <w:sz w:val="24"/>
+        </w:rPr>
+        <w:t>σ</w:t>
+      </w:r>
+      <w:r>
+        <w:rPr>
+          <w:rFonts w:ascii="Times New Roman" w:hAnsi="Times New Roman" w:eastAsia="MS Mincho"/>
+          <w:b w:val="0"/>
+          <w:i w:val="0"/>
+          <w:sz w:val="24"/>
+        </w:rPr>
+        <w:t xml:space="preserve"> in Goldstein-Lutz-Scherbov.</w:t>
+      </w:r>
+    </w:p>
+    <w:p>
+      <w:pPr>
+        <w:spacing w:before="360" w:after="120" w:line="480" w:lineRule="auto"/>
+      </w:pPr>
+      <w:r>
+        <w:rPr>
+          <w:rFonts w:ascii="Times New Roman" w:hAnsi="Times New Roman" w:eastAsia="MS Mincho"/>
+          <w:b/>
+          <w:i w:val="0"/>
+          <w:sz w:val="24"/>
+        </w:rPr>
+        <w:t>III.3 Unifying identity: the flow-stock joint loss</w:t>
       </w:r>
     </w:p>
     <w:p>
@@ -597,7 +2197,90 @@
           <w:i w:val="0"/>
           <w:sz w:val="24"/>
         </w:rPr>
-        <w:t>log Y_t = α log K_tang(t) + β log K_I(t) + (1 − α − β) log L_t + log A_t,    (M3)</w:t>
+        <w:t xml:space="preserve">Any consistent national wealth aggregate </w:t>
+      </w:r>
+      <w:r>
+        <w:rPr>
+          <w:rFonts w:ascii="Times New Roman" w:hAnsi="Times New Roman" w:eastAsia="MS Mincho"/>
+          <w:b w:val="0"/>
+          <w:i/>
+          <w:sz w:val="24"/>
+        </w:rPr>
+        <w:t>W(t)</w:t>
+      </w:r>
+      <w:r>
+        <w:rPr>
+          <w:rFonts w:ascii="Times New Roman" w:hAnsi="Times New Roman" w:eastAsia="MS Mincho"/>
+          <w:b w:val="0"/>
+          <w:i w:val="0"/>
+          <w:sz w:val="24"/>
+        </w:rPr>
+        <w:t xml:space="preserve"> must satisfy the book-keeping identity</w:t>
+      </w:r>
+    </w:p>
+    <w:p>
+      <w:pPr>
+        <w:spacing w:before="240" w:after="240" w:line="480" w:lineRule="auto"/>
+        <w:ind w:firstLine="0"/>
+        <w:jc w:val="center"/>
+        <w:tabs>
+          <w:tab w:val="right" w:pos="9072" w:leader="none"/>
+        </w:tabs>
+      </w:pPr>
+      <w:r>
+        <w:rPr>
+          <w:rFonts w:ascii="Times New Roman" w:hAnsi="Times New Roman" w:eastAsia="MS Mincho"/>
+          <w:b w:val="0"/>
+          <w:i/>
+          <w:sz w:val="24"/>
+        </w:rPr>
+        <w:t xml:space="preserve">dW/dt = S(Y) − </w:t>
+      </w:r>
+      <w:r>
+        <w:rPr>
+          <w:rFonts w:ascii="Times New Roman" w:hAnsi="Times New Roman" w:eastAsia="MS Mincho"/>
+          <w:b w:val="0"/>
+          <w:i/>
+          <w:sz w:val="24"/>
+        </w:rPr>
+        <w:t>δ</w:t>
+      </w:r>
+      <w:r>
+        <w:rPr>
+          <w:rFonts w:ascii="Times New Roman" w:hAnsi="Times New Roman" w:eastAsia="MS Mincho"/>
+          <w:b w:val="0"/>
+          <w:i/>
+          <w:sz w:val="24"/>
+          <w:vertAlign w:val="subscript"/>
+        </w:rPr>
+        <w:t>W</w:t>
+      </w:r>
+      <w:r>
+        <w:rPr>
+          <w:rFonts w:ascii="Times New Roman" w:hAnsi="Times New Roman" w:eastAsia="MS Mincho"/>
+          <w:b w:val="0"/>
+          <w:i/>
+          <w:sz w:val="24"/>
+        </w:rPr>
+        <w:t xml:space="preserve"> · W,</w:t>
+      </w:r>
+      <w:r>
+        <w:rPr>
+          <w:rFonts w:ascii="Times New Roman" w:hAnsi="Times New Roman" w:eastAsia="MS Mincho"/>
+          <w:b w:val="0"/>
+          <w:i w:val="0"/>
+          <w:sz w:val="24"/>
+        </w:rPr>
+        <w:tab/>
+      </w:r>
+      <w:r>
+        <w:rPr>
+          <w:rFonts w:ascii="Times New Roman" w:hAnsi="Times New Roman" w:eastAsia="MS Mincho"/>
+          <w:b w:val="0"/>
+          <w:i w:val="0"/>
+          <w:sz w:val="24"/>
+        </w:rPr>
+        <w:t>(1)</w:t>
       </w:r>
     </w:p>
     <w:p>
@@ -612,21 +2295,309 @@
           <w:i w:val="0"/>
           <w:sz w:val="24"/>
         </w:rPr>
-        <w:t>where β is the intangible share. Standard practice imposes β = 0 (Solow; also M0 and M1 here). Estimating β &gt; 0 is the capital-accounting analogue of re-introducing the parity-specific variance σ in Goldstein-Lutz-Scherbov.</w:t>
+        <w:t xml:space="preserve">where </w:t>
+      </w:r>
+      <w:r>
+        <w:rPr>
+          <w:rFonts w:ascii="Times New Roman" w:hAnsi="Times New Roman" w:eastAsia="MS Mincho"/>
+          <w:b w:val="0"/>
+          <w:i/>
+          <w:sz w:val="24"/>
+        </w:rPr>
+        <w:t>S(Y)</w:t>
+      </w:r>
+      <w:r>
+        <w:rPr>
+          <w:rFonts w:ascii="Times New Roman" w:hAnsi="Times New Roman" w:eastAsia="MS Mincho"/>
+          <w:b w:val="0"/>
+          <w:i w:val="0"/>
+          <w:sz w:val="24"/>
+        </w:rPr>
+        <w:t xml:space="preserve"> is gross saving and </w:t>
+      </w:r>
+      <w:r>
+        <w:rPr>
+          <w:rFonts w:ascii="Times New Roman" w:hAnsi="Times New Roman" w:eastAsia="MS Mincho"/>
+          <w:b w:val="0"/>
+          <w:i/>
+          <w:sz w:val="24"/>
+        </w:rPr>
+        <w:t>δ</w:t>
+      </w:r>
+      <w:r>
+        <w:rPr>
+          <w:rFonts w:ascii="Times New Roman" w:hAnsi="Times New Roman" w:eastAsia="MS Mincho"/>
+          <w:b w:val="0"/>
+          <w:i/>
+          <w:sz w:val="24"/>
+          <w:vertAlign w:val="subscript"/>
+        </w:rPr>
+        <w:t>W</w:t>
+      </w:r>
+      <w:r>
+        <w:rPr>
+          <w:rFonts w:ascii="Times New Roman" w:hAnsi="Times New Roman" w:eastAsia="MS Mincho"/>
+          <w:b w:val="0"/>
+          <w:i w:val="0"/>
+          <w:sz w:val="24"/>
+        </w:rPr>
+        <w:t xml:space="preserve"> is the aggregate depreciation rate. Under (1), the same parameters {</w:t>
+      </w:r>
+      <w:r>
+        <w:rPr>
+          <w:rFonts w:ascii="Times New Roman" w:hAnsi="Times New Roman" w:eastAsia="MS Mincho"/>
+          <w:b w:val="0"/>
+          <w:i/>
+          <w:sz w:val="24"/>
+        </w:rPr>
+        <w:t>μ</w:t>
+      </w:r>
+      <w:r>
+        <w:rPr>
+          <w:rFonts w:ascii="Times New Roman" w:hAnsi="Times New Roman" w:eastAsia="MS Mincho"/>
+          <w:b w:val="0"/>
+          <w:i w:val="0"/>
+          <w:sz w:val="24"/>
+        </w:rPr>
+        <w:t xml:space="preserve">, </w:t>
+      </w:r>
+      <w:r>
+        <w:rPr>
+          <w:rFonts w:ascii="Times New Roman" w:hAnsi="Times New Roman" w:eastAsia="MS Mincho"/>
+          <w:b w:val="0"/>
+          <w:i/>
+          <w:sz w:val="24"/>
+        </w:rPr>
+        <w:t>β</w:t>
+      </w:r>
+      <w:r>
+        <w:rPr>
+          <w:rFonts w:ascii="Times New Roman" w:hAnsi="Times New Roman" w:eastAsia="MS Mincho"/>
+          <w:b w:val="0"/>
+          <w:i w:val="0"/>
+          <w:sz w:val="24"/>
+        </w:rPr>
+        <w:t>} that govern the production side should also govern the reproducible-capital trajectory implied by the wealth account. We therefore define a single joint loss:</w:t>
       </w:r>
     </w:p>
     <w:p>
       <w:pPr>
-        <w:spacing w:before="360" w:after="120" w:line="480" w:lineRule="auto"/>
+        <w:spacing w:before="240" w:after="240" w:line="480" w:lineRule="auto"/>
+        <w:ind w:firstLine="0"/>
+        <w:jc w:val="center"/>
+        <w:tabs>
+          <w:tab w:val="right" w:pos="9072" w:leader="none"/>
+        </w:tabs>
       </w:pPr>
       <w:r>
         <w:rPr>
           <w:rFonts w:ascii="Times New Roman" w:hAnsi="Times New Roman" w:eastAsia="MS Mincho"/>
-          <w:b/>
-          <w:i w:val="0"/>
-          <w:sz w:val="24"/>
-        </w:rPr>
-        <w:t>III.3 Unifying identity: the flow-stock joint loss</w:t>
+          <w:b w:val="0"/>
+          <w:i/>
+          <w:sz w:val="24"/>
+        </w:rPr>
+        <w:t>L</w:t>
+      </w:r>
+      <w:r>
+        <w:rPr>
+          <w:rFonts w:ascii="Times New Roman" w:hAnsi="Times New Roman" w:eastAsia="MS Mincho"/>
+          <w:b w:val="0"/>
+          <w:i/>
+          <w:sz w:val="24"/>
+          <w:vertAlign w:val="subscript"/>
+        </w:rPr>
+        <w:t>t</w:t>
+      </w:r>
+      <w:r>
+        <w:rPr>
+          <w:rFonts w:ascii="Times New Roman" w:hAnsi="Times New Roman" w:eastAsia="MS Mincho"/>
+          <w:b w:val="0"/>
+          <w:i/>
+          <w:sz w:val="24"/>
+        </w:rPr>
+        <w:t>otal(</w:t>
+      </w:r>
+      <w:r>
+        <w:rPr>
+          <w:rFonts w:ascii="Times New Roman" w:hAnsi="Times New Roman" w:eastAsia="MS Mincho"/>
+          <w:b w:val="0"/>
+          <w:i/>
+          <w:sz w:val="24"/>
+        </w:rPr>
+        <w:t>μ</w:t>
+      </w:r>
+      <w:r>
+        <w:rPr>
+          <w:rFonts w:ascii="Times New Roman" w:hAnsi="Times New Roman" w:eastAsia="MS Mincho"/>
+          <w:b w:val="0"/>
+          <w:i/>
+          <w:sz w:val="24"/>
+        </w:rPr>
+        <w:t xml:space="preserve">, </w:t>
+      </w:r>
+      <w:r>
+        <w:rPr>
+          <w:rFonts w:ascii="Times New Roman" w:hAnsi="Times New Roman" w:eastAsia="MS Mincho"/>
+          <w:b w:val="0"/>
+          <w:i/>
+          <w:sz w:val="24"/>
+        </w:rPr>
+        <w:t>β</w:t>
+      </w:r>
+      <w:r>
+        <w:rPr>
+          <w:rFonts w:ascii="Times New Roman" w:hAnsi="Times New Roman" w:eastAsia="MS Mincho"/>
+          <w:b w:val="0"/>
+          <w:i/>
+          <w:sz w:val="24"/>
+        </w:rPr>
+        <w:t>) = L</w:t>
+      </w:r>
+      <w:r>
+        <w:rPr>
+          <w:rFonts w:ascii="Times New Roman" w:hAnsi="Times New Roman" w:eastAsia="MS Mincho"/>
+          <w:b w:val="0"/>
+          <w:i/>
+          <w:sz w:val="24"/>
+          <w:vertAlign w:val="subscript"/>
+        </w:rPr>
+        <w:t>p</w:t>
+      </w:r>
+      <w:r>
+        <w:rPr>
+          <w:rFonts w:ascii="Times New Roman" w:hAnsi="Times New Roman" w:eastAsia="MS Mincho"/>
+          <w:b w:val="0"/>
+          <w:i/>
+          <w:sz w:val="24"/>
+        </w:rPr>
+        <w:t>roduction(</w:t>
+      </w:r>
+      <w:r>
+        <w:rPr>
+          <w:rFonts w:ascii="Times New Roman" w:hAnsi="Times New Roman" w:eastAsia="MS Mincho"/>
+          <w:b w:val="0"/>
+          <w:i/>
+          <w:sz w:val="24"/>
+        </w:rPr>
+        <w:t>μ</w:t>
+      </w:r>
+      <w:r>
+        <w:rPr>
+          <w:rFonts w:ascii="Times New Roman" w:hAnsi="Times New Roman" w:eastAsia="MS Mincho"/>
+          <w:b w:val="0"/>
+          <w:i/>
+          <w:sz w:val="24"/>
+        </w:rPr>
+        <w:t xml:space="preserve">, </w:t>
+      </w:r>
+      <w:r>
+        <w:rPr>
+          <w:rFonts w:ascii="Times New Roman" w:hAnsi="Times New Roman" w:eastAsia="MS Mincho"/>
+          <w:b w:val="0"/>
+          <w:i/>
+          <w:sz w:val="24"/>
+        </w:rPr>
+        <w:t>β</w:t>
+      </w:r>
+      <w:r>
+        <w:rPr>
+          <w:rFonts w:ascii="Times New Roman" w:hAnsi="Times New Roman" w:eastAsia="MS Mincho"/>
+          <w:b w:val="0"/>
+          <w:i/>
+          <w:sz w:val="24"/>
+        </w:rPr>
+        <w:t xml:space="preserve">) + </w:t>
+      </w:r>
+      <w:r>
+        <w:rPr>
+          <w:rFonts w:ascii="Times New Roman" w:hAnsi="Times New Roman" w:eastAsia="MS Mincho"/>
+          <w:b w:val="0"/>
+          <w:i/>
+          <w:sz w:val="24"/>
+        </w:rPr>
+        <w:t>λ</w:t>
+      </w:r>
+      <w:r>
+        <w:rPr>
+          <w:rFonts w:ascii="Times New Roman" w:hAnsi="Times New Roman" w:eastAsia="MS Mincho"/>
+          <w:b w:val="0"/>
+          <w:i/>
+          <w:sz w:val="24"/>
+        </w:rPr>
+        <w:t xml:space="preserve"> · L</w:t>
+      </w:r>
+      <w:r>
+        <w:rPr>
+          <w:rFonts w:ascii="Times New Roman" w:hAnsi="Times New Roman" w:eastAsia="MS Mincho"/>
+          <w:b w:val="0"/>
+          <w:i/>
+          <w:sz w:val="24"/>
+          <w:vertAlign w:val="subscript"/>
+        </w:rPr>
+        <w:t>w</w:t>
+      </w:r>
+      <w:r>
+        <w:rPr>
+          <w:rFonts w:ascii="Times New Roman" w:hAnsi="Times New Roman" w:eastAsia="MS Mincho"/>
+          <w:b w:val="0"/>
+          <w:i/>
+          <w:sz w:val="24"/>
+        </w:rPr>
+        <w:t>ealth(</w:t>
+      </w:r>
+      <w:r>
+        <w:rPr>
+          <w:rFonts w:ascii="Times New Roman" w:hAnsi="Times New Roman" w:eastAsia="MS Mincho"/>
+          <w:b w:val="0"/>
+          <w:i/>
+          <w:sz w:val="24"/>
+        </w:rPr>
+        <w:t>μ</w:t>
+      </w:r>
+      <w:r>
+        <w:rPr>
+          <w:rFonts w:ascii="Times New Roman" w:hAnsi="Times New Roman" w:eastAsia="MS Mincho"/>
+          <w:b w:val="0"/>
+          <w:i/>
+          <w:sz w:val="24"/>
+        </w:rPr>
+        <w:t xml:space="preserve">, </w:t>
+      </w:r>
+      <w:r>
+        <w:rPr>
+          <w:rFonts w:ascii="Times New Roman" w:hAnsi="Times New Roman" w:eastAsia="MS Mincho"/>
+          <w:b w:val="0"/>
+          <w:i/>
+          <w:sz w:val="24"/>
+        </w:rPr>
+        <w:t>β</w:t>
+      </w:r>
+      <w:r>
+        <w:rPr>
+          <w:rFonts w:ascii="Times New Roman" w:hAnsi="Times New Roman" w:eastAsia="MS Mincho"/>
+          <w:b w:val="0"/>
+          <w:i/>
+          <w:sz w:val="24"/>
+        </w:rPr>
+        <w:t>),</w:t>
+      </w:r>
+      <w:r>
+        <w:rPr>
+          <w:rFonts w:ascii="Times New Roman" w:hAnsi="Times New Roman" w:eastAsia="MS Mincho"/>
+          <w:b w:val="0"/>
+          <w:i w:val="0"/>
+          <w:sz w:val="24"/>
+        </w:rPr>
+        <w:tab/>
+      </w:r>
+      <w:r>
+        <w:rPr>
+          <w:rFonts w:ascii="Times New Roman" w:hAnsi="Times New Roman" w:eastAsia="MS Mincho"/>
+          <w:b w:val="0"/>
+          <w:i w:val="0"/>
+          <w:sz w:val="24"/>
+        </w:rPr>
+        <w:t>(2)</w:t>
       </w:r>
     </w:p>
     <w:p>
@@ -641,7 +2612,279 @@
           <w:i w:val="0"/>
           <w:sz w:val="24"/>
         </w:rPr>
-        <w:t>Any consistent national wealth aggregate W(t) must satisfy the book-keeping identity</w:t>
+        <w:t xml:space="preserve">where </w:t>
+      </w:r>
+      <w:r>
+        <w:rPr>
+          <w:rFonts w:ascii="Times New Roman" w:hAnsi="Times New Roman" w:eastAsia="MS Mincho"/>
+          <w:b w:val="0"/>
+          <w:i/>
+          <w:sz w:val="24"/>
+        </w:rPr>
+        <w:t>L</w:t>
+      </w:r>
+      <w:r>
+        <w:rPr>
+          <w:rFonts w:ascii="Times New Roman" w:hAnsi="Times New Roman" w:eastAsia="MS Mincho"/>
+          <w:b w:val="0"/>
+          <w:i/>
+          <w:sz w:val="24"/>
+          <w:vertAlign w:val="subscript"/>
+        </w:rPr>
+        <w:t>p</w:t>
+      </w:r>
+      <w:r>
+        <w:rPr>
+          <w:rFonts w:ascii="Times New Roman" w:hAnsi="Times New Roman" w:eastAsia="MS Mincho"/>
+          <w:b w:val="0"/>
+          <w:i/>
+          <w:sz w:val="24"/>
+        </w:rPr>
+        <w:t>roduction</w:t>
+      </w:r>
+      <w:r>
+        <w:rPr>
+          <w:rFonts w:ascii="Times New Roman" w:hAnsi="Times New Roman" w:eastAsia="MS Mincho"/>
+          <w:b w:val="0"/>
+          <w:i w:val="0"/>
+          <w:sz w:val="24"/>
+        </w:rPr>
+        <w:t xml:space="preserve"> is the growth-rate residual from the production function (M3) and </w:t>
+      </w:r>
+      <w:r>
+        <w:rPr>
+          <w:rFonts w:ascii="Times New Roman" w:hAnsi="Times New Roman" w:eastAsia="MS Mincho"/>
+          <w:b w:val="0"/>
+          <w:i/>
+          <w:sz w:val="24"/>
+        </w:rPr>
+        <w:t>L</w:t>
+      </w:r>
+      <w:r>
+        <w:rPr>
+          <w:rFonts w:ascii="Times New Roman" w:hAnsi="Times New Roman" w:eastAsia="MS Mincho"/>
+          <w:b w:val="0"/>
+          <w:i/>
+          <w:sz w:val="24"/>
+          <w:vertAlign w:val="subscript"/>
+        </w:rPr>
+        <w:t>w</w:t>
+      </w:r>
+      <w:r>
+        <w:rPr>
+          <w:rFonts w:ascii="Times New Roman" w:hAnsi="Times New Roman" w:eastAsia="MS Mincho"/>
+          <w:b w:val="0"/>
+          <w:i/>
+          <w:sz w:val="24"/>
+        </w:rPr>
+        <w:t>ealth</w:t>
+      </w:r>
+      <w:r>
+        <w:rPr>
+          <w:rFonts w:ascii="Times New Roman" w:hAnsi="Times New Roman" w:eastAsia="MS Mincho"/>
+          <w:b w:val="0"/>
+          <w:i w:val="0"/>
+          <w:sz w:val="24"/>
+        </w:rPr>
+        <w:t xml:space="preserve"> is the within-country trajectory RMSE between the PIM stock </w:t>
+      </w:r>
+      <w:r>
+        <w:rPr>
+          <w:rFonts w:ascii="Times New Roman" w:hAnsi="Times New Roman" w:eastAsia="MS Mincho"/>
+          <w:b w:val="0"/>
+          <w:i/>
+          <w:sz w:val="24"/>
+        </w:rPr>
+        <w:t>K</w:t>
+      </w:r>
+      <w:r>
+        <w:rPr>
+          <w:rFonts w:ascii="Times New Roman" w:hAnsi="Times New Roman" w:eastAsia="MS Mincho"/>
+          <w:b w:val="0"/>
+          <w:i/>
+          <w:sz w:val="24"/>
+          <w:vertAlign w:val="subscript"/>
+        </w:rPr>
+        <w:t>t</w:t>
+      </w:r>
+      <w:r>
+        <w:rPr>
+          <w:rFonts w:ascii="Times New Roman" w:hAnsi="Times New Roman" w:eastAsia="MS Mincho"/>
+          <w:b w:val="0"/>
+          <w:i/>
+          <w:sz w:val="24"/>
+        </w:rPr>
+        <w:t xml:space="preserve">ang(t; </w:t>
+      </w:r>
+      <w:r>
+        <w:rPr>
+          <w:rFonts w:ascii="Times New Roman" w:hAnsi="Times New Roman" w:eastAsia="MS Mincho"/>
+          <w:b w:val="0"/>
+          <w:i/>
+          <w:sz w:val="24"/>
+        </w:rPr>
+        <w:t>μ</w:t>
+      </w:r>
+      <w:r>
+        <w:rPr>
+          <w:rFonts w:ascii="Times New Roman" w:hAnsi="Times New Roman" w:eastAsia="MS Mincho"/>
+          <w:b w:val="0"/>
+          <w:i/>
+          <w:sz w:val="24"/>
+        </w:rPr>
+        <w:t xml:space="preserve">) + </w:t>
+      </w:r>
+      <w:r>
+        <w:rPr>
+          <w:rFonts w:ascii="Times New Roman" w:hAnsi="Times New Roman" w:eastAsia="MS Mincho"/>
+          <w:b w:val="0"/>
+          <w:i/>
+          <w:sz w:val="24"/>
+        </w:rPr>
+        <w:t>β</w:t>
+      </w:r>
+      <w:r>
+        <w:rPr>
+          <w:rFonts w:ascii="Times New Roman" w:hAnsi="Times New Roman" w:eastAsia="MS Mincho"/>
+          <w:b w:val="0"/>
+          <w:i/>
+          <w:sz w:val="24"/>
+        </w:rPr>
+        <w:t xml:space="preserve"> · K</w:t>
+      </w:r>
+      <w:r>
+        <w:rPr>
+          <w:rFonts w:ascii="Times New Roman" w:hAnsi="Times New Roman" w:eastAsia="MS Mincho"/>
+          <w:b w:val="0"/>
+          <w:i/>
+          <w:sz w:val="24"/>
+          <w:vertAlign w:val="subscript"/>
+        </w:rPr>
+        <w:t>I</w:t>
+      </w:r>
+      <w:r>
+        <w:rPr>
+          <w:rFonts w:ascii="Times New Roman" w:hAnsi="Times New Roman" w:eastAsia="MS Mincho"/>
+          <w:b w:val="0"/>
+          <w:i/>
+          <w:sz w:val="24"/>
+        </w:rPr>
+        <w:t>(t)</w:t>
+      </w:r>
+      <w:r>
+        <w:rPr>
+          <w:rFonts w:ascii="Times New Roman" w:hAnsi="Times New Roman" w:eastAsia="MS Mincho"/>
+          <w:b w:val="0"/>
+          <w:i w:val="0"/>
+          <w:sz w:val="24"/>
+        </w:rPr>
+        <w:t xml:space="preserve"> and the CWON produced-capital series NW.PCA.TO(t). Minimising (2) delivers the "M4 joint" estimates (</w:t>
+      </w:r>
+      <w:r>
+        <w:rPr>
+          <w:rFonts w:ascii="Times New Roman" w:hAnsi="Times New Roman" w:eastAsia="MS Mincho"/>
+          <w:b w:val="0"/>
+          <w:i/>
+          <w:sz w:val="24"/>
+        </w:rPr>
+        <w:t>μ</w:t>
+      </w:r>
+      <w:r>
+        <w:rPr>
+          <w:rFonts w:ascii="Times New Roman" w:hAnsi="Times New Roman" w:eastAsia="MS Mincho"/>
+          <w:b w:val="0"/>
+          <w:i w:val="0"/>
+          <w:sz w:val="24"/>
+        </w:rPr>
+        <w:t>̂</w:t>
+      </w:r>
+      <w:r>
+        <w:rPr>
+          <w:rFonts w:ascii="Times New Roman" w:hAnsi="Times New Roman" w:eastAsia="MS Mincho"/>
+          <w:b w:val="0"/>
+          <w:i/>
+          <w:sz w:val="24"/>
+          <w:vertAlign w:val="subscript"/>
+        </w:rPr>
+        <w:t>j</w:t>
+      </w:r>
+      <w:r>
+        <w:rPr>
+          <w:rFonts w:ascii="Times New Roman" w:hAnsi="Times New Roman" w:eastAsia="MS Mincho"/>
+          <w:b w:val="0"/>
+          <w:i w:val="0"/>
+          <w:sz w:val="24"/>
+        </w:rPr>
+        <w:t xml:space="preserve">oint, </w:t>
+      </w:r>
+      <w:r>
+        <w:rPr>
+          <w:rFonts w:ascii="Times New Roman" w:hAnsi="Times New Roman" w:eastAsia="MS Mincho"/>
+          <w:b w:val="0"/>
+          <w:i/>
+          <w:sz w:val="24"/>
+        </w:rPr>
+        <w:t>β</w:t>
+      </w:r>
+      <w:r>
+        <w:rPr>
+          <w:rFonts w:ascii="Times New Roman" w:hAnsi="Times New Roman" w:eastAsia="MS Mincho"/>
+          <w:b w:val="0"/>
+          <w:i w:val="0"/>
+          <w:sz w:val="24"/>
+        </w:rPr>
+        <w:t>̂</w:t>
+      </w:r>
+      <w:r>
+        <w:rPr>
+          <w:rFonts w:ascii="Times New Roman" w:hAnsi="Times New Roman" w:eastAsia="MS Mincho"/>
+          <w:b w:val="0"/>
+          <w:i/>
+          <w:sz w:val="24"/>
+          <w:vertAlign w:val="subscript"/>
+        </w:rPr>
+        <w:t>j</w:t>
+      </w:r>
+      <w:r>
+        <w:rPr>
+          <w:rFonts w:ascii="Times New Roman" w:hAnsi="Times New Roman" w:eastAsia="MS Mincho"/>
+          <w:b w:val="0"/>
+          <w:i w:val="0"/>
+          <w:sz w:val="24"/>
+        </w:rPr>
+        <w:t xml:space="preserve">oint) used below; setting </w:t>
+      </w:r>
+      <w:r>
+        <w:rPr>
+          <w:rFonts w:ascii="Times New Roman" w:hAnsi="Times New Roman" w:eastAsia="MS Mincho"/>
+          <w:b w:val="0"/>
+          <w:i/>
+          <w:sz w:val="24"/>
+        </w:rPr>
+        <w:t>λ</w:t>
+      </w:r>
+      <w:r>
+        <w:rPr>
+          <w:rFonts w:ascii="Times New Roman" w:hAnsi="Times New Roman" w:eastAsia="MS Mincho"/>
+          <w:b w:val="0"/>
+          <w:i w:val="0"/>
+          <w:sz w:val="24"/>
+        </w:rPr>
+        <w:t xml:space="preserve"> = 0 recovers production-only estimates.</w:t>
+      </w:r>
+    </w:p>
+    <w:p>
+      <w:pPr>
+        <w:spacing w:before="360" w:after="120" w:line="480" w:lineRule="auto"/>
+      </w:pPr>
+      <w:r>
+        <w:rPr>
+          <w:rFonts w:ascii="Times New Roman" w:hAnsi="Times New Roman" w:eastAsia="MS Mincho"/>
+          <w:b/>
+          <w:i w:val="0"/>
+          <w:sz w:val="24"/>
+        </w:rPr>
+        <w:t>III.4 Quantum–tempo correspondence between population and capital</w:t>
       </w:r>
     </w:p>
     <w:p>
@@ -656,7 +2899,39 @@
           <w:i w:val="0"/>
           <w:sz w:val="24"/>
         </w:rPr>
-        <w:t>dW/dt = S(Y) − δ_W · W,                                                       (1)</w:t>
+        <w:t xml:space="preserve">Table 2 lays out the one-to-one mapping between the demographic variables that Bongaarts-Feeney-Goldstein-Lutz-Scherbov analysed and the capital-accounting variables we analyse. Every demographic entity has a capital entity with the same role in the book-keeping identity and in the quantum-tempo decomposition. This is more than mnemonic: it implies that the statistical tools used to identify </w:t>
+      </w:r>
+      <w:r>
+        <w:rPr>
+          <w:rFonts w:ascii="Times New Roman" w:hAnsi="Times New Roman" w:eastAsia="MS Mincho"/>
+          <w:b w:val="0"/>
+          <w:i/>
+          <w:sz w:val="24"/>
+        </w:rPr>
+        <w:t>σ</w:t>
+      </w:r>
+      <w:r>
+        <w:rPr>
+          <w:rFonts w:ascii="Times New Roman" w:hAnsi="Times New Roman" w:eastAsia="MS Mincho"/>
+          <w:b w:val="0"/>
+          <w:i w:val="0"/>
+          <w:sz w:val="24"/>
+        </w:rPr>
+        <w:t xml:space="preserve"> from fertility tempo (cohort-consistency tests, Brass relational models) have direct analogues in capital accounting, which we exploit.</w:t>
+      </w:r>
+    </w:p>
+    <w:p>
+      <w:pPr>
+        <w:spacing w:before="360" w:after="120" w:line="480" w:lineRule="auto"/>
+      </w:pPr>
+      <w:r>
+        <w:rPr>
+          <w:rFonts w:ascii="Times New Roman" w:hAnsi="Times New Roman" w:eastAsia="MS Mincho"/>
+          <w:b/>
+          <w:i w:val="0"/>
+          <w:sz w:val="24"/>
+        </w:rPr>
+        <w:t>III.5 Relational PIM: a Brass model for capital accounting</w:t>
       </w:r>
     </w:p>
     <w:p>
@@ -671,7 +2946,228 @@
           <w:i w:val="0"/>
           <w:sz w:val="24"/>
         </w:rPr>
-        <w:t>where S(Y) is gross saving and δ_W is the aggregate depreciation rate. Under (1), the same parameters {μ, β} that govern the production side should also govern the reproducible-capital trajectory implied by the wealth account. We therefore define a single joint loss:</w:t>
+        <w:t xml:space="preserve">Demography has long employed Brass relational models to compare an observed fertility or mortality schedule against a "standard" schedule via a small number of parameters that capture systematic deviations (Brass, 1971). We transplant this idea to capital accounting. Let </w:t>
+      </w:r>
+      <w:r>
+        <w:rPr>
+          <w:rFonts w:ascii="Times New Roman" w:hAnsi="Times New Roman" w:eastAsia="MS Mincho"/>
+          <w:b w:val="0"/>
+          <w:i/>
+          <w:sz w:val="24"/>
+        </w:rPr>
+        <w:t>K</w:t>
+      </w:r>
+      <w:r>
+        <w:rPr>
+          <w:rFonts w:ascii="Times New Roman" w:hAnsi="Times New Roman" w:eastAsia="MS Mincho"/>
+          <w:b w:val="0"/>
+          <w:i/>
+          <w:sz w:val="24"/>
+          <w:vertAlign w:val="subscript"/>
+        </w:rPr>
+        <w:t>P</w:t>
+      </w:r>
+      <w:r>
+        <w:rPr>
+          <w:rFonts w:ascii="Times New Roman" w:hAnsi="Times New Roman" w:eastAsia="MS Mincho"/>
+          <w:b w:val="0"/>
+          <w:i/>
+          <w:sz w:val="24"/>
+        </w:rPr>
+        <w:t>IM(t)</w:t>
+      </w:r>
+      <w:r>
+        <w:rPr>
+          <w:rFonts w:ascii="Times New Roman" w:hAnsi="Times New Roman" w:eastAsia="MS Mincho"/>
+          <w:b w:val="0"/>
+          <w:i w:val="0"/>
+          <w:sz w:val="24"/>
+        </w:rPr>
+        <w:t xml:space="preserve"> denote the PIM-constructed stock under any of M0–M4, and let </w:t>
+      </w:r>
+      <w:r>
+        <w:rPr>
+          <w:rFonts w:ascii="Times New Roman" w:hAnsi="Times New Roman" w:eastAsia="MS Mincho"/>
+          <w:b w:val="0"/>
+          <w:i/>
+          <w:sz w:val="24"/>
+        </w:rPr>
+        <w:t>K</w:t>
+      </w:r>
+      <w:r>
+        <w:rPr>
+          <w:rFonts w:ascii="Times New Roman" w:hAnsi="Times New Roman" w:eastAsia="MS Mincho"/>
+          <w:b w:val="0"/>
+          <w:i/>
+          <w:sz w:val="24"/>
+          <w:vertAlign w:val="subscript"/>
+        </w:rPr>
+        <w:t>C</w:t>
+      </w:r>
+      <w:r>
+        <w:rPr>
+          <w:rFonts w:ascii="Times New Roman" w:hAnsi="Times New Roman" w:eastAsia="MS Mincho"/>
+          <w:b w:val="0"/>
+          <w:i/>
+          <w:sz w:val="24"/>
+        </w:rPr>
+        <w:t>WON(t)</w:t>
+      </w:r>
+      <w:r>
+        <w:rPr>
+          <w:rFonts w:ascii="Times New Roman" w:hAnsi="Times New Roman" w:eastAsia="MS Mincho"/>
+          <w:b w:val="0"/>
+          <w:i w:val="0"/>
+          <w:sz w:val="24"/>
+        </w:rPr>
+        <w:t xml:space="preserve"> denote CWON produced capital NW.PCA.TO. We define the </w:t>
+      </w:r>
+      <w:r>
+        <w:rPr>
+          <w:rFonts w:ascii="Times New Roman" w:hAnsi="Times New Roman" w:eastAsia="MS Mincho"/>
+          <w:b/>
+          <w:i w:val="0"/>
+          <w:sz w:val="24"/>
+        </w:rPr>
+        <w:t>Relational PIM</w:t>
+      </w:r>
+      <w:r>
+        <w:rPr>
+          <w:rFonts w:ascii="Times New Roman" w:hAnsi="Times New Roman" w:eastAsia="MS Mincho"/>
+          <w:b w:val="0"/>
+          <w:i w:val="0"/>
+          <w:sz w:val="24"/>
+        </w:rPr>
+        <w:t xml:space="preserve"> (RPIM) as:</w:t>
+      </w:r>
+    </w:p>
+    <w:p>
+      <w:pPr>
+        <w:spacing w:before="240" w:after="240" w:line="480" w:lineRule="auto"/>
+        <w:ind w:firstLine="0"/>
+        <w:jc w:val="center"/>
+        <w:tabs>
+          <w:tab w:val="right" w:pos="9072" w:leader="none"/>
+        </w:tabs>
+      </w:pPr>
+      <w:r>
+        <w:rPr>
+          <w:rFonts w:ascii="Times New Roman" w:hAnsi="Times New Roman" w:eastAsia="MS Mincho"/>
+          <w:b w:val="0"/>
+          <w:i/>
+          <w:sz w:val="24"/>
+        </w:rPr>
+        <w:t>log K</w:t>
+      </w:r>
+      <w:r>
+        <w:rPr>
+          <w:rFonts w:ascii="Times New Roman" w:hAnsi="Times New Roman" w:eastAsia="MS Mincho"/>
+          <w:b w:val="0"/>
+          <w:i/>
+          <w:sz w:val="24"/>
+          <w:vertAlign w:val="subscript"/>
+        </w:rPr>
+        <w:t>P</w:t>
+      </w:r>
+      <w:r>
+        <w:rPr>
+          <w:rFonts w:ascii="Times New Roman" w:hAnsi="Times New Roman" w:eastAsia="MS Mincho"/>
+          <w:b w:val="0"/>
+          <w:i/>
+          <w:sz w:val="24"/>
+        </w:rPr>
+        <w:t xml:space="preserve">IM(t) = </w:t>
+      </w:r>
+      <w:r>
+        <w:rPr>
+          <w:rFonts w:ascii="Times New Roman" w:hAnsi="Times New Roman" w:eastAsia="MS Mincho"/>
+          <w:b w:val="0"/>
+          <w:i/>
+          <w:sz w:val="24"/>
+        </w:rPr>
+        <w:t>ρ</w:t>
+      </w:r>
+      <w:r>
+        <w:rPr>
+          <w:rFonts w:ascii="Times New Roman" w:hAnsi="Times New Roman" w:eastAsia="MS Mincho"/>
+          <w:b w:val="0"/>
+          <w:i/>
+          <w:sz w:val="24"/>
+        </w:rPr>
+        <w:t xml:space="preserve">₁ + </w:t>
+      </w:r>
+      <w:r>
+        <w:rPr>
+          <w:rFonts w:ascii="Times New Roman" w:hAnsi="Times New Roman" w:eastAsia="MS Mincho"/>
+          <w:b w:val="0"/>
+          <w:i/>
+          <w:sz w:val="24"/>
+        </w:rPr>
+        <w:t>ρ</w:t>
+      </w:r>
+      <w:r>
+        <w:rPr>
+          <w:rFonts w:ascii="Times New Roman" w:hAnsi="Times New Roman" w:eastAsia="MS Mincho"/>
+          <w:b w:val="0"/>
+          <w:i/>
+          <w:sz w:val="24"/>
+        </w:rPr>
+        <w:t>₂ · log K</w:t>
+      </w:r>
+      <w:r>
+        <w:rPr>
+          <w:rFonts w:ascii="Times New Roman" w:hAnsi="Times New Roman" w:eastAsia="MS Mincho"/>
+          <w:b w:val="0"/>
+          <w:i/>
+          <w:sz w:val="24"/>
+          <w:vertAlign w:val="subscript"/>
+        </w:rPr>
+        <w:t>C</w:t>
+      </w:r>
+      <w:r>
+        <w:rPr>
+          <w:rFonts w:ascii="Times New Roman" w:hAnsi="Times New Roman" w:eastAsia="MS Mincho"/>
+          <w:b w:val="0"/>
+          <w:i/>
+          <w:sz w:val="24"/>
+        </w:rPr>
+        <w:t xml:space="preserve">WON(t) + </w:t>
+      </w:r>
+      <w:r>
+        <w:rPr>
+          <w:rFonts w:ascii="Times New Roman" w:hAnsi="Times New Roman" w:eastAsia="MS Mincho"/>
+          <w:b w:val="0"/>
+          <w:i/>
+          <w:sz w:val="24"/>
+        </w:rPr>
+        <w:t>ε</w:t>
+      </w:r>
+      <w:r>
+        <w:rPr>
+          <w:rFonts w:ascii="Times New Roman" w:hAnsi="Times New Roman" w:eastAsia="MS Mincho"/>
+          <w:b w:val="0"/>
+          <w:i/>
+          <w:sz w:val="24"/>
+        </w:rPr>
+        <w:t>(t),</w:t>
+      </w:r>
+      <w:r>
+        <w:rPr>
+          <w:rFonts w:ascii="Times New Roman" w:hAnsi="Times New Roman" w:eastAsia="MS Mincho"/>
+          <w:b w:val="0"/>
+          <w:i w:val="0"/>
+          <w:sz w:val="24"/>
+        </w:rPr>
+        <w:tab/>
+      </w:r>
+      <w:r>
+        <w:rPr>
+          <w:rFonts w:ascii="Times New Roman" w:hAnsi="Times New Roman" w:eastAsia="MS Mincho"/>
+          <w:b w:val="0"/>
+          <w:i w:val="0"/>
+          <w:sz w:val="24"/>
+        </w:rPr>
+        <w:t>(M5)</w:t>
       </w:r>
     </w:p>
     <w:p>
@@ -686,7 +3182,223 @@
           <w:i w:val="0"/>
           <w:sz w:val="24"/>
         </w:rPr>
-        <w:t>L_total(μ, β) = L_production(μ, β) + λ · L_wealth(μ, β),                      (2)</w:t>
+        <w:t>where (</w:t>
+      </w:r>
+      <w:r>
+        <w:rPr>
+          <w:rFonts w:ascii="Times New Roman" w:hAnsi="Times New Roman" w:eastAsia="MS Mincho"/>
+          <w:b w:val="0"/>
+          <w:i/>
+          <w:sz w:val="24"/>
+        </w:rPr>
+        <w:t>ρ</w:t>
+      </w:r>
+      <w:r>
+        <w:rPr>
+          <w:rFonts w:ascii="Times New Roman" w:hAnsi="Times New Roman" w:eastAsia="MS Mincho"/>
+          <w:b w:val="0"/>
+          <w:i w:val="0"/>
+          <w:sz w:val="24"/>
+        </w:rPr>
+        <w:t xml:space="preserve">₁, </w:t>
+      </w:r>
+      <w:r>
+        <w:rPr>
+          <w:rFonts w:ascii="Times New Roman" w:hAnsi="Times New Roman" w:eastAsia="MS Mincho"/>
+          <w:b w:val="0"/>
+          <w:i/>
+          <w:sz w:val="24"/>
+        </w:rPr>
+        <w:t>ρ</w:t>
+      </w:r>
+      <w:r>
+        <w:rPr>
+          <w:rFonts w:ascii="Times New Roman" w:hAnsi="Times New Roman" w:eastAsia="MS Mincho"/>
+          <w:b w:val="0"/>
+          <w:i w:val="0"/>
+          <w:sz w:val="24"/>
+        </w:rPr>
+        <w:t>₂) are the relational parameters estimated by OLS on the overlapping years where both series are observed and positive. The interpretation is direct:</w:t>
+      </w:r>
+    </w:p>
+    <w:p>
+      <w:pPr>
+        <w:spacing w:after="120" w:line="480" w:lineRule="auto"/>
+        <w:ind w:left="720" w:hanging="360"/>
+      </w:pPr>
+      <w:r>
+        <w:rPr>
+          <w:rFonts w:ascii="Times New Roman" w:hAnsi="Times New Roman" w:eastAsia="MS Mincho"/>
+          <w:b w:val="0"/>
+          <w:i w:val="0"/>
+          <w:sz w:val="24"/>
+        </w:rPr>
+        <w:t xml:space="preserve">•  </w:t>
+      </w:r>
+      <w:r>
+        <w:rPr>
+          <w:rFonts w:ascii="Times New Roman" w:hAnsi="Times New Roman" w:eastAsia="MS Mincho"/>
+          <w:b/>
+          <w:i/>
+          <w:sz w:val="24"/>
+        </w:rPr>
+        <w:t>ρ</w:t>
+      </w:r>
+      <w:r>
+        <w:rPr>
+          <w:rFonts w:ascii="Times New Roman" w:hAnsi="Times New Roman" w:eastAsia="MS Mincho"/>
+          <w:b/>
+          <w:i w:val="0"/>
+          <w:sz w:val="24"/>
+        </w:rPr>
+        <w:t xml:space="preserve">₂ = 1 and </w:t>
+      </w:r>
+      <w:r>
+        <w:rPr>
+          <w:rFonts w:ascii="Times New Roman" w:hAnsi="Times New Roman" w:eastAsia="MS Mincho"/>
+          <w:b/>
+          <w:i/>
+          <w:sz w:val="24"/>
+        </w:rPr>
+        <w:t>ρ</w:t>
+      </w:r>
+      <w:r>
+        <w:rPr>
+          <w:rFonts w:ascii="Times New Roman" w:hAnsi="Times New Roman" w:eastAsia="MS Mincho"/>
+          <w:b/>
+          <w:i w:val="0"/>
+          <w:sz w:val="24"/>
+        </w:rPr>
+        <w:t>₁ = 0</w:t>
+      </w:r>
+      <w:r>
+        <w:rPr>
+          <w:rFonts w:ascii="Times New Roman" w:hAnsi="Times New Roman" w:eastAsia="MS Mincho"/>
+          <w:b w:val="0"/>
+          <w:i w:val="0"/>
+          <w:sz w:val="24"/>
+        </w:rPr>
+        <w:t>: the PIM and CWON accounts are perfectly consistent — they measure the same latent stock up to a white-noise error.</w:t>
+      </w:r>
+    </w:p>
+    <w:p>
+      <w:pPr>
+        <w:spacing w:after="120" w:line="480" w:lineRule="auto"/>
+        <w:ind w:left="720" w:hanging="360"/>
+      </w:pPr>
+      <w:r>
+        <w:rPr>
+          <w:rFonts w:ascii="Times New Roman" w:hAnsi="Times New Roman" w:eastAsia="MS Mincho"/>
+          <w:b w:val="0"/>
+          <w:i w:val="0"/>
+          <w:sz w:val="24"/>
+        </w:rPr>
+        <w:t xml:space="preserve">•  </w:t>
+      </w:r>
+      <w:r>
+        <w:rPr>
+          <w:rFonts w:ascii="Times New Roman" w:hAnsi="Times New Roman" w:eastAsia="MS Mincho"/>
+          <w:b/>
+          <w:i/>
+          <w:sz w:val="24"/>
+        </w:rPr>
+        <w:t>ρ</w:t>
+      </w:r>
+      <w:r>
+        <w:rPr>
+          <w:rFonts w:ascii="Times New Roman" w:hAnsi="Times New Roman" w:eastAsia="MS Mincho"/>
+          <w:b/>
+          <w:i w:val="0"/>
+          <w:sz w:val="24"/>
+        </w:rPr>
+        <w:t>₂ ≠ 1</w:t>
+      </w:r>
+      <w:r>
+        <w:rPr>
+          <w:rFonts w:ascii="Times New Roman" w:hAnsi="Times New Roman" w:eastAsia="MS Mincho"/>
+          <w:b w:val="0"/>
+          <w:i w:val="0"/>
+          <w:sz w:val="24"/>
+        </w:rPr>
+        <w:t xml:space="preserve">: there is a cumulative (scale-dependent) bias in the PIM relative to CWON. If </w:t>
+      </w:r>
+      <w:r>
+        <w:rPr>
+          <w:rFonts w:ascii="Times New Roman" w:hAnsi="Times New Roman" w:eastAsia="MS Mincho"/>
+          <w:b w:val="0"/>
+          <w:i/>
+          <w:sz w:val="24"/>
+        </w:rPr>
+        <w:t>ρ</w:t>
+      </w:r>
+      <w:r>
+        <w:rPr>
+          <w:rFonts w:ascii="Times New Roman" w:hAnsi="Times New Roman" w:eastAsia="MS Mincho"/>
+          <w:b w:val="0"/>
+          <w:i w:val="0"/>
+          <w:sz w:val="24"/>
+        </w:rPr>
+        <w:t xml:space="preserve">₂ &lt; 1, the PIM understates the growth of capital relative to CWON; if </w:t>
+      </w:r>
+      <w:r>
+        <w:rPr>
+          <w:rFonts w:ascii="Times New Roman" w:hAnsi="Times New Roman" w:eastAsia="MS Mincho"/>
+          <w:b w:val="0"/>
+          <w:i/>
+          <w:sz w:val="24"/>
+        </w:rPr>
+        <w:t>ρ</w:t>
+      </w:r>
+      <w:r>
+        <w:rPr>
+          <w:rFonts w:ascii="Times New Roman" w:hAnsi="Times New Roman" w:eastAsia="MS Mincho"/>
+          <w:b w:val="0"/>
+          <w:i w:val="0"/>
+          <w:sz w:val="24"/>
+        </w:rPr>
+        <w:t>₂ &gt; 1, it overstates it.</w:t>
+      </w:r>
+    </w:p>
+    <w:p>
+      <w:pPr>
+        <w:spacing w:after="120" w:line="480" w:lineRule="auto"/>
+        <w:ind w:left="720" w:hanging="360"/>
+      </w:pPr>
+      <w:r>
+        <w:rPr>
+          <w:rFonts w:ascii="Times New Roman" w:hAnsi="Times New Roman" w:eastAsia="MS Mincho"/>
+          <w:b w:val="0"/>
+          <w:i w:val="0"/>
+          <w:sz w:val="24"/>
+        </w:rPr>
+        <w:t xml:space="preserve">•  </w:t>
+      </w:r>
+      <w:r>
+        <w:rPr>
+          <w:rFonts w:ascii="Times New Roman" w:hAnsi="Times New Roman" w:eastAsia="MS Mincho"/>
+          <w:b/>
+          <w:i/>
+          <w:sz w:val="24"/>
+        </w:rPr>
+        <w:t>ρ</w:t>
+      </w:r>
+      <w:r>
+        <w:rPr>
+          <w:rFonts w:ascii="Times New Roman" w:hAnsi="Times New Roman" w:eastAsia="MS Mincho"/>
+          <w:b/>
+          <w:i w:val="0"/>
+          <w:sz w:val="24"/>
+        </w:rPr>
+        <w:t>₁ ≠ 0</w:t>
+      </w:r>
+      <w:r>
+        <w:rPr>
+          <w:rFonts w:ascii="Times New Roman" w:hAnsi="Times New Roman" w:eastAsia="MS Mincho"/>
+          <w:b w:val="0"/>
+          <w:i w:val="0"/>
+          <w:sz w:val="24"/>
+        </w:rPr>
+        <w:t>: there is a level shift between the two accounts, capturing differences in base-year calibration, PPP conversions, or asset coverage.</w:t>
       </w:r>
     </w:p>
     <w:p>
@@ -701,7 +3413,94 @@
           <w:i w:val="0"/>
           <w:sz w:val="24"/>
         </w:rPr>
-        <w:t>where L_production is the growth-rate residual from the production function (M3) and L_wealth is the within-country trajectory RMSE between the PIM stock K_tang(t; μ) + β · K_I(t) and the CWON produced-capital series NW.PCA.TO(t). Minimising (2) delivers the "M4 joint" estimates (μ̂_joint, β̂_joint) used below; setting λ = 0 recovers production-only estimates.</w:t>
+        <w:t xml:space="preserve">The novelty is threefold. First, to our knowledge no prior work has applied the Brass relational-model framework to capital accounting. Second, the RPIM does not treat CWON as "truth" — it parameterises the </w:t>
+      </w:r>
+      <w:r>
+        <w:rPr>
+          <w:rFonts w:ascii="Times New Roman" w:hAnsi="Times New Roman" w:eastAsia="MS Mincho"/>
+          <w:b w:val="0"/>
+          <w:i/>
+          <w:sz w:val="24"/>
+        </w:rPr>
+        <w:t>relationship</w:t>
+      </w:r>
+      <w:r>
+        <w:rPr>
+          <w:rFonts w:ascii="Times New Roman" w:hAnsi="Times New Roman" w:eastAsia="MS Mincho"/>
+          <w:b w:val="0"/>
+          <w:i w:val="0"/>
+          <w:sz w:val="24"/>
+        </w:rPr>
+        <w:t xml:space="preserve"> between two independent estimates of the same latent stock, making systematic biases visible and quantifiable. Third, the diagnostic (</w:t>
+      </w:r>
+      <w:r>
+        <w:rPr>
+          <w:rFonts w:ascii="Times New Roman" w:hAnsi="Times New Roman" w:eastAsia="MS Mincho"/>
+          <w:b w:val="0"/>
+          <w:i/>
+          <w:sz w:val="24"/>
+        </w:rPr>
+        <w:t>ρ</w:t>
+      </w:r>
+      <w:r>
+        <w:rPr>
+          <w:rFonts w:ascii="Times New Roman" w:hAnsi="Times New Roman" w:eastAsia="MS Mincho"/>
+          <w:b w:val="0"/>
+          <w:i w:val="0"/>
+          <w:sz w:val="24"/>
+        </w:rPr>
+        <w:t xml:space="preserve">₁, </w:t>
+      </w:r>
+      <w:r>
+        <w:rPr>
+          <w:rFonts w:ascii="Times New Roman" w:hAnsi="Times New Roman" w:eastAsia="MS Mincho"/>
+          <w:b w:val="0"/>
+          <w:i/>
+          <w:sz w:val="24"/>
+        </w:rPr>
+        <w:t>ρ</w:t>
+      </w:r>
+      <w:r>
+        <w:rPr>
+          <w:rFonts w:ascii="Times New Roman" w:hAnsi="Times New Roman" w:eastAsia="MS Mincho"/>
+          <w:b w:val="0"/>
+          <w:i w:val="0"/>
+          <w:sz w:val="24"/>
+        </w:rPr>
+        <w:t xml:space="preserve">₂) can be computed under each model specification (M0 through M4), so improvement in </w:t>
+      </w:r>
+      <w:r>
+        <w:rPr>
+          <w:rFonts w:ascii="Times New Roman" w:hAnsi="Times New Roman" w:eastAsia="MS Mincho"/>
+          <w:b w:val="0"/>
+          <w:i/>
+          <w:sz w:val="24"/>
+        </w:rPr>
+        <w:t>ρ</w:t>
+      </w:r>
+      <w:r>
+        <w:rPr>
+          <w:rFonts w:ascii="Times New Roman" w:hAnsi="Times New Roman" w:eastAsia="MS Mincho"/>
+          <w:b w:val="0"/>
+          <w:i w:val="0"/>
+          <w:sz w:val="24"/>
+        </w:rPr>
+        <w:t>₂ toward unity serves as an independent check on whether the tempo and intangible corrections actually bring the two accounts closer together.</w:t>
+      </w:r>
+    </w:p>
+    <w:p>
+      <w:pPr>
+        <w:spacing w:before="360" w:after="120" w:line="480" w:lineRule="auto"/>
+        <w:jc w:val="center"/>
+      </w:pPr>
+      <w:r>
+        <w:rPr>
+          <w:rFonts w:ascii="Times New Roman" w:hAnsi="Times New Roman" w:eastAsia="MS Mincho"/>
+          <w:b/>
+          <w:i w:val="0"/>
+          <w:sz w:val="28"/>
+        </w:rPr>
+        <w:t>IV DATA AND METHODS</w:t>
       </w:r>
     </w:p>
     <w:p>
@@ -715,7 +3514,7 @@
           <w:i w:val="0"/>
           <w:sz w:val="24"/>
         </w:rPr>
-        <w:t>III.4 Quantum–tempo correspondence between population and capital</w:t>
+        <w:t>IV.1 Data</w:t>
       </w:r>
     </w:p>
     <w:p>
@@ -730,13 +3529,8 @@
           <w:i w:val="0"/>
           <w:sz w:val="24"/>
         </w:rPr>
-        <w:t>Table 2 lays out the one-to-one mapping between the demographic variables that Bongaarts-Feeney-Goldstein-Lutz-Scherbov analysed and the capital-accounting variables we analyse. Every demographic entity has a capital entity with the same role in the book-keeping identity and in the quantum-tempo decomposition. This is more than mnemonic: it implies that the statistical tools used to identify σ from fertility tempo (cohort-consistency tests, Brass relational models) have direct analogues in capital accounting, which we exploit.</w:t>
-      </w:r>
-    </w:p>
-    <w:p>
-      <w:pPr>
-        <w:spacing w:before="360" w:after="120" w:line="480" w:lineRule="auto"/>
-      </w:pPr>
+        <w:t xml:space="preserve">We use </w:t>
+      </w:r>
       <w:r>
         <w:rPr>
           <w:rFonts w:ascii="Times New Roman" w:hAnsi="Times New Roman" w:eastAsia="MS Mincho"/>
@@ -744,7 +3538,278 @@
           <w:i w:val="0"/>
           <w:sz w:val="24"/>
         </w:rPr>
-        <w:t>III.5 Relational PIM: a Brass model for capital accounting</w:t>
+        <w:t>Penn World Table 10.01</w:t>
+      </w:r>
+      <w:r>
+        <w:rPr>
+          <w:rFonts w:ascii="Times New Roman" w:hAnsi="Times New Roman" w:eastAsia="MS Mincho"/>
+          <w:b w:val="0"/>
+          <w:i w:val="0"/>
+          <w:sz w:val="24"/>
+        </w:rPr>
+        <w:t xml:space="preserve"> (Feenstra, Inklaar, and Timmer, 2015) for real GDP output (</w:t>
+      </w:r>
+      <w:r>
+        <w:rPr>
+          <w:rFonts w:ascii="Times New Roman" w:hAnsi="Times New Roman" w:eastAsia="MS Mincho"/>
+          <w:b w:val="0"/>
+          <w:i/>
+          <w:sz w:val="24"/>
+        </w:rPr>
+        <w:t>rgdpna</w:t>
+      </w:r>
+      <w:r>
+        <w:rPr>
+          <w:rFonts w:ascii="Times New Roman" w:hAnsi="Times New Roman" w:eastAsia="MS Mincho"/>
+          <w:b w:val="0"/>
+          <w:i w:val="0"/>
+          <w:sz w:val="24"/>
+        </w:rPr>
+        <w:t>), tangible capital stock (</w:t>
+      </w:r>
+      <w:r>
+        <w:rPr>
+          <w:rFonts w:ascii="Times New Roman" w:hAnsi="Times New Roman" w:eastAsia="MS Mincho"/>
+          <w:b w:val="0"/>
+          <w:i/>
+          <w:sz w:val="24"/>
+        </w:rPr>
+        <w:t>rnna</w:t>
+      </w:r>
+      <w:r>
+        <w:rPr>
+          <w:rFonts w:ascii="Times New Roman" w:hAnsi="Times New Roman" w:eastAsia="MS Mincho"/>
+          <w:b w:val="0"/>
+          <w:i w:val="0"/>
+          <w:sz w:val="24"/>
+        </w:rPr>
+        <w:t>), investment share (</w:t>
+      </w:r>
+      <w:r>
+        <w:rPr>
+          <w:rFonts w:ascii="Times New Roman" w:hAnsi="Times New Roman" w:eastAsia="MS Mincho"/>
+          <w:b w:val="0"/>
+          <w:i/>
+          <w:sz w:val="24"/>
+        </w:rPr>
+        <w:t>csh</w:t>
+      </w:r>
+      <w:r>
+        <w:rPr>
+          <w:rFonts w:ascii="Times New Roman" w:hAnsi="Times New Roman" w:eastAsia="MS Mincho"/>
+          <w:b w:val="0"/>
+          <w:i/>
+          <w:sz w:val="24"/>
+          <w:vertAlign w:val="subscript"/>
+        </w:rPr>
+        <w:t>i</w:t>
+      </w:r>
+      <w:r>
+        <w:rPr>
+          <w:rFonts w:ascii="Times New Roman" w:hAnsi="Times New Roman" w:eastAsia="MS Mincho"/>
+          <w:b w:val="0"/>
+          <w:i w:val="0"/>
+          <w:sz w:val="24"/>
+        </w:rPr>
+        <w:t>), depreciation (</w:t>
+      </w:r>
+      <w:r>
+        <w:rPr>
+          <w:rFonts w:ascii="Times New Roman" w:hAnsi="Times New Roman" w:eastAsia="MS Mincho"/>
+          <w:b w:val="0"/>
+          <w:i/>
+          <w:sz w:val="24"/>
+        </w:rPr>
+        <w:t>delta</w:t>
+      </w:r>
+      <w:r>
+        <w:rPr>
+          <w:rFonts w:ascii="Times New Roman" w:hAnsi="Times New Roman" w:eastAsia="MS Mincho"/>
+          <w:b w:val="0"/>
+          <w:i w:val="0"/>
+          <w:sz w:val="24"/>
+        </w:rPr>
+        <w:t>), employment (</w:t>
+      </w:r>
+      <w:r>
+        <w:rPr>
+          <w:rFonts w:ascii="Times New Roman" w:hAnsi="Times New Roman" w:eastAsia="MS Mincho"/>
+          <w:b w:val="0"/>
+          <w:i/>
+          <w:sz w:val="24"/>
+        </w:rPr>
+        <w:t>emp</w:t>
+      </w:r>
+      <w:r>
+        <w:rPr>
+          <w:rFonts w:ascii="Times New Roman" w:hAnsi="Times New Roman" w:eastAsia="MS Mincho"/>
+          <w:b w:val="0"/>
+          <w:i w:val="0"/>
+          <w:sz w:val="24"/>
+        </w:rPr>
+        <w:t>), average hours (</w:t>
+      </w:r>
+      <w:r>
+        <w:rPr>
+          <w:rFonts w:ascii="Times New Roman" w:hAnsi="Times New Roman" w:eastAsia="MS Mincho"/>
+          <w:b w:val="0"/>
+          <w:i/>
+          <w:sz w:val="24"/>
+        </w:rPr>
+        <w:t>avh</w:t>
+      </w:r>
+      <w:r>
+        <w:rPr>
+          <w:rFonts w:ascii="Times New Roman" w:hAnsi="Times New Roman" w:eastAsia="MS Mincho"/>
+          <w:b w:val="0"/>
+          <w:i w:val="0"/>
+          <w:sz w:val="24"/>
+        </w:rPr>
+        <w:t>), human-capital index (</w:t>
+      </w:r>
+      <w:r>
+        <w:rPr>
+          <w:rFonts w:ascii="Times New Roman" w:hAnsi="Times New Roman" w:eastAsia="MS Mincho"/>
+          <w:b w:val="0"/>
+          <w:i/>
+          <w:sz w:val="24"/>
+        </w:rPr>
+        <w:t>hc</w:t>
+      </w:r>
+      <w:r>
+        <w:rPr>
+          <w:rFonts w:ascii="Times New Roman" w:hAnsi="Times New Roman" w:eastAsia="MS Mincho"/>
+          <w:b w:val="0"/>
+          <w:i w:val="0"/>
+          <w:sz w:val="24"/>
+        </w:rPr>
+        <w:t>), and labour share (</w:t>
+      </w:r>
+      <w:r>
+        <w:rPr>
+          <w:rFonts w:ascii="Times New Roman" w:hAnsi="Times New Roman" w:eastAsia="MS Mincho"/>
+          <w:b w:val="0"/>
+          <w:i/>
+          <w:sz w:val="24"/>
+        </w:rPr>
+        <w:t>labsh</w:t>
+      </w:r>
+      <w:r>
+        <w:rPr>
+          <w:rFonts w:ascii="Times New Roman" w:hAnsi="Times New Roman" w:eastAsia="MS Mincho"/>
+          <w:b w:val="0"/>
+          <w:i w:val="0"/>
+          <w:sz w:val="24"/>
+        </w:rPr>
+        <w:t xml:space="preserve">). For R&amp;D intensity we use </w:t>
+      </w:r>
+      <w:r>
+        <w:rPr>
+          <w:rFonts w:ascii="Times New Roman" w:hAnsi="Times New Roman" w:eastAsia="MS Mincho"/>
+          <w:b/>
+          <w:i w:val="0"/>
+          <w:sz w:val="24"/>
+        </w:rPr>
+        <w:t>World Bank WDI</w:t>
+      </w:r>
+      <w:r>
+        <w:rPr>
+          <w:rFonts w:ascii="Times New Roman" w:hAnsi="Times New Roman" w:eastAsia="MS Mincho"/>
+          <w:b w:val="0"/>
+          <w:i w:val="0"/>
+          <w:sz w:val="24"/>
+        </w:rPr>
+        <w:t xml:space="preserve"> series </w:t>
+      </w:r>
+      <w:r>
+        <w:rPr>
+          <w:rFonts w:ascii="Times New Roman" w:hAnsi="Times New Roman" w:eastAsia="MS Mincho"/>
+          <w:b w:val="0"/>
+          <w:i/>
+          <w:sz w:val="24"/>
+        </w:rPr>
+        <w:t>GB.XPD.RSDV.GD.ZS</w:t>
+      </w:r>
+      <w:r>
+        <w:rPr>
+          <w:rFonts w:ascii="Times New Roman" w:hAnsi="Times New Roman" w:eastAsia="MS Mincho"/>
+          <w:b w:val="0"/>
+          <w:i w:val="0"/>
+          <w:sz w:val="24"/>
+        </w:rPr>
+        <w:t xml:space="preserve">. For wealth we use </w:t>
+      </w:r>
+      <w:r>
+        <w:rPr>
+          <w:rFonts w:ascii="Times New Roman" w:hAnsi="Times New Roman" w:eastAsia="MS Mincho"/>
+          <w:b/>
+          <w:i w:val="0"/>
+          <w:sz w:val="24"/>
+        </w:rPr>
+        <w:t>World Bank Changing Wealth of Nations</w:t>
+      </w:r>
+      <w:r>
+        <w:rPr>
+          <w:rFonts w:ascii="Times New Roman" w:hAnsi="Times New Roman" w:eastAsia="MS Mincho"/>
+          <w:b w:val="0"/>
+          <w:i w:val="0"/>
+          <w:sz w:val="24"/>
+        </w:rPr>
+        <w:t xml:space="preserve"> 2021 release (Lange, Wodon, and Carey, 2018) — specifically </w:t>
+      </w:r>
+      <w:r>
+        <w:rPr>
+          <w:rFonts w:ascii="Times New Roman" w:hAnsi="Times New Roman" w:eastAsia="MS Mincho"/>
+          <w:b w:val="0"/>
+          <w:i/>
+          <w:sz w:val="24"/>
+        </w:rPr>
+        <w:t>NW.PCA.TO</w:t>
+      </w:r>
+      <w:r>
+        <w:rPr>
+          <w:rFonts w:ascii="Times New Roman" w:hAnsi="Times New Roman" w:eastAsia="MS Mincho"/>
+          <w:b w:val="0"/>
+          <w:i w:val="0"/>
+          <w:sz w:val="24"/>
+        </w:rPr>
+        <w:t xml:space="preserve"> (produced capital total), </w:t>
+      </w:r>
+      <w:r>
+        <w:rPr>
+          <w:rFonts w:ascii="Times New Roman" w:hAnsi="Times New Roman" w:eastAsia="MS Mincho"/>
+          <w:b w:val="0"/>
+          <w:i/>
+          <w:sz w:val="24"/>
+        </w:rPr>
+        <w:t>NW.HCA.TO</w:t>
+      </w:r>
+      <w:r>
+        <w:rPr>
+          <w:rFonts w:ascii="Times New Roman" w:hAnsi="Times New Roman" w:eastAsia="MS Mincho"/>
+          <w:b w:val="0"/>
+          <w:i w:val="0"/>
+          <w:sz w:val="24"/>
+        </w:rPr>
+        <w:t xml:space="preserve"> (human capital total), and </w:t>
+      </w:r>
+      <w:r>
+        <w:rPr>
+          <w:rFonts w:ascii="Times New Roman" w:hAnsi="Times New Roman" w:eastAsia="MS Mincho"/>
+          <w:b w:val="0"/>
+          <w:i/>
+          <w:sz w:val="24"/>
+        </w:rPr>
+        <w:t>NW.TOW.TO</w:t>
+      </w:r>
+      <w:r>
+        <w:rPr>
+          <w:rFonts w:ascii="Times New Roman" w:hAnsi="Times New Roman" w:eastAsia="MS Mincho"/>
+          <w:b w:val="0"/>
+          <w:i w:val="0"/>
+          <w:sz w:val="24"/>
+        </w:rPr>
+        <w:t xml:space="preserve"> (total wealth).</w:t>
       </w:r>
     </w:p>
     <w:p>
@@ -759,7 +3824,21 @@
           <w:i w:val="0"/>
           <w:sz w:val="24"/>
         </w:rPr>
-        <w:t>Demography has long employed Brass relational models to compare an observed fertility or mortality schedule against a "standard" schedule via a small number of parameters that capture systematic deviations (Brass, 1971). We transplant this idea to capital accounting. Let K_PIM(t) denote the PIM-constructed stock under any of M0–M4, and let K_CWON(t) denote CWON produced capital NW.PCA.TO. We define the Relational PIM (RPIM) as:</w:t>
+        <w:t>The sample is 39 OECD and middle-income economies for which all series are available. The GDP sample runs from 1970 to 2019; CWON runs 1995–2020; we take the intersection 1995–2019 when both are needed.</w:t>
+      </w:r>
+    </w:p>
+    <w:p>
+      <w:pPr>
+        <w:spacing w:before="360" w:after="120" w:line="480" w:lineRule="auto"/>
+      </w:pPr>
+      <w:r>
+        <w:rPr>
+          <w:rFonts w:ascii="Times New Roman" w:hAnsi="Times New Roman" w:eastAsia="MS Mincho"/>
+          <w:b/>
+          <w:i w:val="0"/>
+          <w:sz w:val="24"/>
+        </w:rPr>
+        <w:t>IV.2 Models M0–M4</w:t>
       </w:r>
     </w:p>
     <w:p>
@@ -774,7 +3853,390 @@
           <w:i w:val="0"/>
           <w:sz w:val="24"/>
         </w:rPr>
-        <w:t>log K_PIM(t) = ρ₁ + ρ₂ · log K_CWON(t) + ε(t),                              (M5)</w:t>
+        <w:t>We estimate five nested production-function specifications:</w:t>
+      </w:r>
+    </w:p>
+    <w:p>
+      <w:pPr>
+        <w:spacing w:after="120" w:line="480" w:lineRule="auto"/>
+        <w:ind w:left="720" w:hanging="360"/>
+      </w:pPr>
+      <w:r>
+        <w:rPr>
+          <w:rFonts w:ascii="Times New Roman" w:hAnsi="Times New Roman" w:eastAsia="MS Mincho"/>
+          <w:b w:val="0"/>
+          <w:i w:val="0"/>
+          <w:sz w:val="24"/>
+        </w:rPr>
+        <w:t xml:space="preserve">•  </w:t>
+      </w:r>
+      <w:r>
+        <w:rPr>
+          <w:rFonts w:ascii="Times New Roman" w:hAnsi="Times New Roman" w:eastAsia="MS Mincho"/>
+          <w:b/>
+          <w:i w:val="0"/>
+          <w:sz w:val="24"/>
+        </w:rPr>
+        <w:t>M0</w:t>
+      </w:r>
+      <w:r>
+        <w:rPr>
+          <w:rFonts w:ascii="Times New Roman" w:hAnsi="Times New Roman" w:eastAsia="MS Mincho"/>
+          <w:b w:val="0"/>
+          <w:i w:val="0"/>
+          <w:sz w:val="24"/>
+        </w:rPr>
+        <w:t xml:space="preserve">: Solow baseline, </w:t>
+      </w:r>
+      <w:r>
+        <w:rPr>
+          <w:rFonts w:ascii="Times New Roman" w:hAnsi="Times New Roman" w:eastAsia="MS Mincho"/>
+          <w:b w:val="0"/>
+          <w:i/>
+          <w:sz w:val="24"/>
+        </w:rPr>
+        <w:t>K</w:t>
+      </w:r>
+      <w:r>
+        <w:rPr>
+          <w:rFonts w:ascii="Times New Roman" w:hAnsi="Times New Roman" w:eastAsia="MS Mincho"/>
+          <w:b w:val="0"/>
+          <w:i/>
+          <w:sz w:val="24"/>
+          <w:vertAlign w:val="subscript"/>
+        </w:rPr>
+        <w:t>t</w:t>
+      </w:r>
+      <w:r>
+        <w:rPr>
+          <w:rFonts w:ascii="Times New Roman" w:hAnsi="Times New Roman" w:eastAsia="MS Mincho"/>
+          <w:b w:val="0"/>
+          <w:i/>
+          <w:sz w:val="24"/>
+        </w:rPr>
+        <w:t>ang</w:t>
+      </w:r>
+      <w:r>
+        <w:rPr>
+          <w:rFonts w:ascii="Times New Roman" w:hAnsi="Times New Roman" w:eastAsia="MS Mincho"/>
+          <w:b w:val="0"/>
+          <w:i w:val="0"/>
+          <w:sz w:val="24"/>
+        </w:rPr>
+        <w:t xml:space="preserve"> as M0 above, </w:t>
+      </w:r>
+      <w:r>
+        <w:rPr>
+          <w:rFonts w:ascii="Times New Roman" w:hAnsi="Times New Roman" w:eastAsia="MS Mincho"/>
+          <w:b w:val="0"/>
+          <w:i/>
+          <w:sz w:val="24"/>
+        </w:rPr>
+        <w:t>β</w:t>
+      </w:r>
+      <w:r>
+        <w:rPr>
+          <w:rFonts w:ascii="Times New Roman" w:hAnsi="Times New Roman" w:eastAsia="MS Mincho"/>
+          <w:b w:val="0"/>
+          <w:i w:val="0"/>
+          <w:sz w:val="24"/>
+        </w:rPr>
+        <w:t xml:space="preserve"> = 0.</w:t>
+      </w:r>
+    </w:p>
+    <w:p>
+      <w:pPr>
+        <w:spacing w:after="120" w:line="480" w:lineRule="auto"/>
+        <w:ind w:left="720" w:hanging="360"/>
+      </w:pPr>
+      <w:r>
+        <w:rPr>
+          <w:rFonts w:ascii="Times New Roman" w:hAnsi="Times New Roman" w:eastAsia="MS Mincho"/>
+          <w:b w:val="0"/>
+          <w:i w:val="0"/>
+          <w:sz w:val="24"/>
+        </w:rPr>
+        <w:t xml:space="preserve">•  </w:t>
+      </w:r>
+      <w:r>
+        <w:rPr>
+          <w:rFonts w:ascii="Times New Roman" w:hAnsi="Times New Roman" w:eastAsia="MS Mincho"/>
+          <w:b/>
+          <w:i w:val="0"/>
+          <w:sz w:val="24"/>
+        </w:rPr>
+        <w:t>M1</w:t>
+      </w:r>
+      <w:r>
+        <w:rPr>
+          <w:rFonts w:ascii="Times New Roman" w:hAnsi="Times New Roman" w:eastAsia="MS Mincho"/>
+          <w:b w:val="0"/>
+          <w:i w:val="0"/>
+          <w:sz w:val="24"/>
+        </w:rPr>
+        <w:t xml:space="preserve">: Constant-lag PIM (M1) with </w:t>
+      </w:r>
+      <w:r>
+        <w:rPr>
+          <w:rFonts w:ascii="Times New Roman" w:hAnsi="Times New Roman" w:eastAsia="MS Mincho"/>
+          <w:b w:val="0"/>
+          <w:i/>
+          <w:sz w:val="24"/>
+        </w:rPr>
+        <w:t>μ</w:t>
+      </w:r>
+      <w:r>
+        <w:rPr>
+          <w:rFonts w:ascii="Times New Roman" w:hAnsi="Times New Roman" w:eastAsia="MS Mincho"/>
+          <w:b w:val="0"/>
+          <w:i/>
+          <w:sz w:val="24"/>
+        </w:rPr>
+        <w:t xml:space="preserve"> = </w:t>
+      </w:r>
+      <w:r>
+        <w:rPr>
+          <w:rFonts w:ascii="Times New Roman" w:hAnsi="Times New Roman" w:eastAsia="MS Mincho"/>
+          <w:b w:val="0"/>
+          <w:i/>
+          <w:sz w:val="24"/>
+        </w:rPr>
+        <w:t>μ</w:t>
+      </w:r>
+      <w:r>
+        <w:rPr>
+          <w:rFonts w:ascii="Times New Roman" w:hAnsi="Times New Roman" w:eastAsia="MS Mincho"/>
+          <w:b w:val="0"/>
+          <w:i w:val="0"/>
+          <w:sz w:val="24"/>
+        </w:rPr>
+        <w:t>* estimated per country by minimising Test B (growth-rate RMSE).</w:t>
+      </w:r>
+    </w:p>
+    <w:p>
+      <w:pPr>
+        <w:spacing w:after="120" w:line="480" w:lineRule="auto"/>
+        <w:ind w:left="720" w:hanging="360"/>
+      </w:pPr>
+      <w:r>
+        <w:rPr>
+          <w:rFonts w:ascii="Times New Roman" w:hAnsi="Times New Roman" w:eastAsia="MS Mincho"/>
+          <w:b w:val="0"/>
+          <w:i w:val="0"/>
+          <w:sz w:val="24"/>
+        </w:rPr>
+        <w:t xml:space="preserve">•  </w:t>
+      </w:r>
+      <w:r>
+        <w:rPr>
+          <w:rFonts w:ascii="Times New Roman" w:hAnsi="Times New Roman" w:eastAsia="MS Mincho"/>
+          <w:b/>
+          <w:i w:val="0"/>
+          <w:sz w:val="24"/>
+        </w:rPr>
+        <w:t>M2</w:t>
+      </w:r>
+      <w:r>
+        <w:rPr>
+          <w:rFonts w:ascii="Times New Roman" w:hAnsi="Times New Roman" w:eastAsia="MS Mincho"/>
+          <w:b w:val="0"/>
+          <w:i w:val="0"/>
+          <w:sz w:val="24"/>
+        </w:rPr>
+        <w:t xml:space="preserve">: Time-varying lag </w:t>
+      </w:r>
+      <w:r>
+        <w:rPr>
+          <w:rFonts w:ascii="Times New Roman" w:hAnsi="Times New Roman" w:eastAsia="MS Mincho"/>
+          <w:b w:val="0"/>
+          <w:i/>
+          <w:sz w:val="24"/>
+        </w:rPr>
+        <w:t>μ</w:t>
+      </w:r>
+      <w:r>
+        <w:rPr>
+          <w:rFonts w:ascii="Times New Roman" w:hAnsi="Times New Roman" w:eastAsia="MS Mincho"/>
+          <w:b w:val="0"/>
+          <w:i w:val="0"/>
+          <w:sz w:val="24"/>
+        </w:rPr>
+        <w:t xml:space="preserve">(t) = </w:t>
+      </w:r>
+      <w:r>
+        <w:rPr>
+          <w:rFonts w:ascii="Times New Roman" w:hAnsi="Times New Roman" w:eastAsia="MS Mincho"/>
+          <w:b w:val="0"/>
+          <w:i/>
+          <w:sz w:val="24"/>
+        </w:rPr>
+        <w:t>μ</w:t>
+      </w:r>
+      <w:r>
+        <w:rPr>
+          <w:rFonts w:ascii="Times New Roman" w:hAnsi="Times New Roman" w:eastAsia="MS Mincho"/>
+          <w:b w:val="0"/>
+          <w:i w:val="0"/>
+          <w:sz w:val="24"/>
+        </w:rPr>
+        <w:t xml:space="preserve">₀ + </w:t>
+      </w:r>
+      <w:r>
+        <w:rPr>
+          <w:rFonts w:ascii="Times New Roman" w:hAnsi="Times New Roman" w:eastAsia="MS Mincho"/>
+          <w:b w:val="0"/>
+          <w:i/>
+          <w:sz w:val="24"/>
+        </w:rPr>
+        <w:t>μ</w:t>
+      </w:r>
+      <w:r>
+        <w:rPr>
+          <w:rFonts w:ascii="Times New Roman" w:hAnsi="Times New Roman" w:eastAsia="MS Mincho"/>
+          <w:b w:val="0"/>
+          <w:i w:val="0"/>
+          <w:sz w:val="24"/>
+        </w:rPr>
+        <w:t>₁·(t − t₀) from (M2).</w:t>
+      </w:r>
+    </w:p>
+    <w:p>
+      <w:pPr>
+        <w:spacing w:after="120" w:line="480" w:lineRule="auto"/>
+        <w:ind w:left="720" w:hanging="360"/>
+      </w:pPr>
+      <w:r>
+        <w:rPr>
+          <w:rFonts w:ascii="Times New Roman" w:hAnsi="Times New Roman" w:eastAsia="MS Mincho"/>
+          <w:b w:val="0"/>
+          <w:i w:val="0"/>
+          <w:sz w:val="24"/>
+        </w:rPr>
+        <w:t xml:space="preserve">•  </w:t>
+      </w:r>
+      <w:r>
+        <w:rPr>
+          <w:rFonts w:ascii="Times New Roman" w:hAnsi="Times New Roman" w:eastAsia="MS Mincho"/>
+          <w:b/>
+          <w:i w:val="0"/>
+          <w:sz w:val="24"/>
+        </w:rPr>
+        <w:t>M3</w:t>
+      </w:r>
+      <w:r>
+        <w:rPr>
+          <w:rFonts w:ascii="Times New Roman" w:hAnsi="Times New Roman" w:eastAsia="MS Mincho"/>
+          <w:b w:val="0"/>
+          <w:i w:val="0"/>
+          <w:sz w:val="24"/>
+        </w:rPr>
+        <w:t>: M0 tangible stock augmented with intangible stock K</w:t>
+      </w:r>
+      <w:r>
+        <w:rPr>
+          <w:rFonts w:ascii="Times New Roman" w:hAnsi="Times New Roman" w:eastAsia="MS Mincho"/>
+          <w:b w:val="0"/>
+          <w:i/>
+          <w:sz w:val="24"/>
+          <w:vertAlign w:val="subscript"/>
+        </w:rPr>
+        <w:t>I</w:t>
+      </w:r>
+      <w:r>
+        <w:rPr>
+          <w:rFonts w:ascii="Times New Roman" w:hAnsi="Times New Roman" w:eastAsia="MS Mincho"/>
+          <w:b w:val="0"/>
+          <w:i w:val="0"/>
+          <w:sz w:val="24"/>
+        </w:rPr>
+        <w:t xml:space="preserve"> and </w:t>
+      </w:r>
+      <w:r>
+        <w:rPr>
+          <w:rFonts w:ascii="Times New Roman" w:hAnsi="Times New Roman" w:eastAsia="MS Mincho"/>
+          <w:b w:val="0"/>
+          <w:i/>
+          <w:sz w:val="24"/>
+        </w:rPr>
+        <w:t>β</w:t>
+      </w:r>
+      <w:r>
+        <w:rPr>
+          <w:rFonts w:ascii="Times New Roman" w:hAnsi="Times New Roman" w:eastAsia="MS Mincho"/>
+          <w:b w:val="0"/>
+          <w:i w:val="0"/>
+          <w:sz w:val="24"/>
+        </w:rPr>
+        <w:t xml:space="preserve"> estimated by growth-rate fit.</w:t>
+      </w:r>
+    </w:p>
+    <w:p>
+      <w:pPr>
+        <w:spacing w:after="120" w:line="480" w:lineRule="auto"/>
+        <w:ind w:left="720" w:hanging="360"/>
+      </w:pPr>
+      <w:r>
+        <w:rPr>
+          <w:rFonts w:ascii="Times New Roman" w:hAnsi="Times New Roman" w:eastAsia="MS Mincho"/>
+          <w:b w:val="0"/>
+          <w:i w:val="0"/>
+          <w:sz w:val="24"/>
+        </w:rPr>
+        <w:t xml:space="preserve">•  </w:t>
+      </w:r>
+      <w:r>
+        <w:rPr>
+          <w:rFonts w:ascii="Times New Roman" w:hAnsi="Times New Roman" w:eastAsia="MS Mincho"/>
+          <w:b/>
+          <w:i w:val="0"/>
+          <w:sz w:val="24"/>
+        </w:rPr>
+        <w:t>M4</w:t>
+      </w:r>
+      <w:r>
+        <w:rPr>
+          <w:rFonts w:ascii="Times New Roman" w:hAnsi="Times New Roman" w:eastAsia="MS Mincho"/>
+          <w:b w:val="0"/>
+          <w:i w:val="0"/>
+          <w:sz w:val="24"/>
+        </w:rPr>
+        <w:t>: Joint identification (Section III.3), minimising (2) over (</w:t>
+      </w:r>
+      <w:r>
+        <w:rPr>
+          <w:rFonts w:ascii="Times New Roman" w:hAnsi="Times New Roman" w:eastAsia="MS Mincho"/>
+          <w:b w:val="0"/>
+          <w:i/>
+          <w:sz w:val="24"/>
+        </w:rPr>
+        <w:t>μ</w:t>
+      </w:r>
+      <w:r>
+        <w:rPr>
+          <w:rFonts w:ascii="Times New Roman" w:hAnsi="Times New Roman" w:eastAsia="MS Mincho"/>
+          <w:b w:val="0"/>
+          <w:i w:val="0"/>
+          <w:sz w:val="24"/>
+        </w:rPr>
+        <w:t xml:space="preserve">, </w:t>
+      </w:r>
+      <w:r>
+        <w:rPr>
+          <w:rFonts w:ascii="Times New Roman" w:hAnsi="Times New Roman" w:eastAsia="MS Mincho"/>
+          <w:b w:val="0"/>
+          <w:i/>
+          <w:sz w:val="24"/>
+        </w:rPr>
+        <w:t>β</w:t>
+      </w:r>
+      <w:r>
+        <w:rPr>
+          <w:rFonts w:ascii="Times New Roman" w:hAnsi="Times New Roman" w:eastAsia="MS Mincho"/>
+          <w:b w:val="0"/>
+          <w:i w:val="0"/>
+          <w:sz w:val="24"/>
+        </w:rPr>
+        <w:t>) simultaneously against CWON.</w:t>
       </w:r>
     </w:p>
     <w:p>
@@ -789,7 +4251,120 @@
           <w:i w:val="0"/>
           <w:sz w:val="24"/>
         </w:rPr>
-        <w:t>where (ρ₁, ρ₂) are the relational parameters estimated by OLS on the overlapping years where both series are observed and positive. The interpretation is direct:</w:t>
+        <w:t>For each model we report two within-sample test statistics and one out-of-sample test statistic:</w:t>
+      </w:r>
+    </w:p>
+    <w:p>
+      <w:pPr>
+        <w:spacing w:after="120" w:line="480" w:lineRule="auto"/>
+        <w:ind w:left="720" w:hanging="360"/>
+      </w:pPr>
+      <w:r>
+        <w:rPr>
+          <w:rFonts w:ascii="Times New Roman" w:hAnsi="Times New Roman" w:eastAsia="MS Mincho"/>
+          <w:b w:val="0"/>
+          <w:i w:val="0"/>
+          <w:sz w:val="24"/>
+        </w:rPr>
+        <w:t xml:space="preserve">•  </w:t>
+      </w:r>
+      <w:r>
+        <w:rPr>
+          <w:rFonts w:ascii="Times New Roman" w:hAnsi="Times New Roman" w:eastAsia="MS Mincho"/>
+          <w:b/>
+          <w:i w:val="0"/>
+          <w:sz w:val="24"/>
+        </w:rPr>
+        <w:t>Test A (level MAPE)</w:t>
+      </w:r>
+      <w:r>
+        <w:rPr>
+          <w:rFonts w:ascii="Times New Roman" w:hAnsi="Times New Roman" w:eastAsia="MS Mincho"/>
+          <w:b w:val="0"/>
+          <w:i w:val="0"/>
+          <w:sz w:val="24"/>
+        </w:rPr>
+        <w:t>: mean absolute percentage error of fitted log-GDP against observed log-GDP, decomposing away decade-mean TFP. Lower is better.</w:t>
+      </w:r>
+    </w:p>
+    <w:p>
+      <w:pPr>
+        <w:spacing w:after="120" w:line="480" w:lineRule="auto"/>
+        <w:ind w:left="720" w:hanging="360"/>
+      </w:pPr>
+      <w:r>
+        <w:rPr>
+          <w:rFonts w:ascii="Times New Roman" w:hAnsi="Times New Roman" w:eastAsia="MS Mincho"/>
+          <w:b w:val="0"/>
+          <w:i w:val="0"/>
+          <w:sz w:val="24"/>
+        </w:rPr>
+        <w:t xml:space="preserve">•  </w:t>
+      </w:r>
+      <w:r>
+        <w:rPr>
+          <w:rFonts w:ascii="Times New Roman" w:hAnsi="Times New Roman" w:eastAsia="MS Mincho"/>
+          <w:b/>
+          <w:i w:val="0"/>
+          <w:sz w:val="24"/>
+        </w:rPr>
+        <w:t>Test B (growth RMSE)</w:t>
+      </w:r>
+      <w:r>
+        <w:rPr>
+          <w:rFonts w:ascii="Times New Roman" w:hAnsi="Times New Roman" w:eastAsia="MS Mincho"/>
+          <w:b w:val="0"/>
+          <w:i w:val="0"/>
+          <w:sz w:val="24"/>
+        </w:rPr>
+        <w:t>: root-mean-squared error of 1-year log-GDP differences, in percentage points. Lower is better.</w:t>
+      </w:r>
+    </w:p>
+    <w:p>
+      <w:pPr>
+        <w:spacing w:after="120" w:line="480" w:lineRule="auto"/>
+        <w:ind w:left="720" w:hanging="360"/>
+      </w:pPr>
+      <w:r>
+        <w:rPr>
+          <w:rFonts w:ascii="Times New Roman" w:hAnsi="Times New Roman" w:eastAsia="MS Mincho"/>
+          <w:b w:val="0"/>
+          <w:i w:val="0"/>
+          <w:sz w:val="24"/>
+        </w:rPr>
+        <w:t xml:space="preserve">•  </w:t>
+      </w:r>
+      <w:r>
+        <w:rPr>
+          <w:rFonts w:ascii="Times New Roman" w:hAnsi="Times New Roman" w:eastAsia="MS Mincho"/>
+          <w:b/>
+          <w:i w:val="0"/>
+          <w:sz w:val="24"/>
+        </w:rPr>
+        <w:t>Out-of-sample MAPE</w:t>
+      </w:r>
+      <w:r>
+        <w:rPr>
+          <w:rFonts w:ascii="Times New Roman" w:hAnsi="Times New Roman" w:eastAsia="MS Mincho"/>
+          <w:b w:val="0"/>
+          <w:i w:val="0"/>
+          <w:sz w:val="24"/>
+        </w:rPr>
+        <w:t>: parameters fit on 1970–2014, level forecasts produced for 2015–2019 with a training-window TFP projection. Lower is better.</w:t>
+      </w:r>
+    </w:p>
+    <w:p>
+      <w:pPr>
+        <w:spacing w:before="360" w:after="120" w:line="480" w:lineRule="auto"/>
+      </w:pPr>
+      <w:r>
+        <w:rPr>
+          <w:rFonts w:ascii="Times New Roman" w:hAnsi="Times New Roman" w:eastAsia="MS Mincho"/>
+          <w:b/>
+          <w:i w:val="0"/>
+          <w:sz w:val="24"/>
+        </w:rPr>
+        <w:t>IV.3 Estimation protocol and grid search</w:t>
       </w:r>
     </w:p>
     <w:p>
@@ -804,7 +4379,147 @@
           <w:i w:val="0"/>
           <w:sz w:val="24"/>
         </w:rPr>
-        <w:t>* ρ₂ = 1 and ρ₁ = 0: the PIM and CWON accounts are perfectly consistent — they measure the same latent stock up to a white-noise error.</w:t>
+        <w:t xml:space="preserve">All five models are estimated by grid search, not gradient optimisation, for three reasons. First, the objective function (2) has known non-convexities induced by the geometric lag kernel, especially when </w:t>
+      </w:r>
+      <w:r>
+        <w:rPr>
+          <w:rFonts w:ascii="Times New Roman" w:hAnsi="Times New Roman" w:eastAsia="MS Mincho"/>
+          <w:b w:val="0"/>
+          <w:i/>
+          <w:sz w:val="24"/>
+        </w:rPr>
+        <w:t>μ</w:t>
+      </w:r>
+      <w:r>
+        <w:rPr>
+          <w:rFonts w:ascii="Times New Roman" w:hAnsi="Times New Roman" w:eastAsia="MS Mincho"/>
+          <w:b w:val="0"/>
+          <w:i w:val="0"/>
+          <w:sz w:val="24"/>
+        </w:rPr>
+        <w:t xml:space="preserve"> is small and the kernel is near-concentrated. Second, grid search produces an explicit posterior-like surface for each (country, model) pair, which we use in the sensitivity checks below. Third, the 39-country × 5-model × 1000-draw bootstrap would be intractable with a Nelder-Mead or BFGS inner loop for many countries. The </w:t>
+      </w:r>
+      <w:r>
+        <w:rPr>
+          <w:rFonts w:ascii="Times New Roman" w:hAnsi="Times New Roman" w:eastAsia="MS Mincho"/>
+          <w:b w:val="0"/>
+          <w:i/>
+          <w:sz w:val="24"/>
+        </w:rPr>
+        <w:t>μ</w:t>
+      </w:r>
+      <w:r>
+        <w:rPr>
+          <w:rFonts w:ascii="Times New Roman" w:hAnsi="Times New Roman" w:eastAsia="MS Mincho"/>
+          <w:b w:val="0"/>
+          <w:i w:val="0"/>
+          <w:sz w:val="24"/>
+        </w:rPr>
+        <w:t xml:space="preserve"> grid is {0.01, 0.05, 0.10, 0.25, 0.50, 1.0, 1.5, 2.0, 3.0, 4.5, 6.0} years and the </w:t>
+      </w:r>
+      <w:r>
+        <w:rPr>
+          <w:rFonts w:ascii="Times New Roman" w:hAnsi="Times New Roman" w:eastAsia="MS Mincho"/>
+          <w:b w:val="0"/>
+          <w:i/>
+          <w:sz w:val="24"/>
+        </w:rPr>
+        <w:t>β</w:t>
+      </w:r>
+      <w:r>
+        <w:rPr>
+          <w:rFonts w:ascii="Times New Roman" w:hAnsi="Times New Roman" w:eastAsia="MS Mincho"/>
+          <w:b w:val="0"/>
+          <w:i w:val="0"/>
+          <w:sz w:val="24"/>
+        </w:rPr>
+        <w:t xml:space="preserve"> grid is {0.00, 0.02, 0.04, ..., 0.34}; </w:t>
+      </w:r>
+      <w:r>
+        <w:rPr>
+          <w:rFonts w:ascii="Times New Roman" w:hAnsi="Times New Roman" w:eastAsia="MS Mincho"/>
+          <w:b w:val="0"/>
+          <w:i/>
+          <w:sz w:val="24"/>
+        </w:rPr>
+        <w:t>μ</w:t>
+      </w:r>
+      <w:r>
+        <w:rPr>
+          <w:rFonts w:ascii="Times New Roman" w:hAnsi="Times New Roman" w:eastAsia="MS Mincho"/>
+          <w:b w:val="0"/>
+          <w:i w:val="0"/>
+          <w:sz w:val="24"/>
+        </w:rPr>
+        <w:t xml:space="preserve">₁ is searched on {−0.08, −0.04, −0.02, 0, +0.02, +0.04, +0.08} per year. These bounds were selected to bracket all plausible parameter values reported in prior cross-country studies (Kaboski, 2005; Corrado et al., 2016), and we verified that no country's optimum hits the grid boundary. The anchor year t₀ is 1970 for all countries, so that </w:t>
+      </w:r>
+      <w:r>
+        <w:rPr>
+          <w:rFonts w:ascii="Times New Roman" w:hAnsi="Times New Roman" w:eastAsia="MS Mincho"/>
+          <w:b w:val="0"/>
+          <w:i/>
+          <w:sz w:val="24"/>
+        </w:rPr>
+        <w:t>μ</w:t>
+      </w:r>
+      <w:r>
+        <w:rPr>
+          <w:rFonts w:ascii="Times New Roman" w:hAnsi="Times New Roman" w:eastAsia="MS Mincho"/>
+          <w:b w:val="0"/>
+          <w:i w:val="0"/>
+          <w:sz w:val="24"/>
+        </w:rPr>
+        <w:t xml:space="preserve">₀ is the average lag in the base year; this choice has no effect on fit but makes </w:t>
+      </w:r>
+      <w:r>
+        <w:rPr>
+          <w:rFonts w:ascii="Times New Roman" w:hAnsi="Times New Roman" w:eastAsia="MS Mincho"/>
+          <w:b w:val="0"/>
+          <w:i/>
+          <w:sz w:val="24"/>
+        </w:rPr>
+        <w:t>μ</w:t>
+      </w:r>
+      <w:r>
+        <w:rPr>
+          <w:rFonts w:ascii="Times New Roman" w:hAnsi="Times New Roman" w:eastAsia="MS Mincho"/>
+          <w:b w:val="0"/>
+          <w:i w:val="0"/>
+          <w:sz w:val="24"/>
+        </w:rPr>
+        <w:t xml:space="preserve">₀ and </w:t>
+      </w:r>
+      <w:r>
+        <w:rPr>
+          <w:rFonts w:ascii="Times New Roman" w:hAnsi="Times New Roman" w:eastAsia="MS Mincho"/>
+          <w:b w:val="0"/>
+          <w:i/>
+          <w:sz w:val="24"/>
+        </w:rPr>
+        <w:t>μ</w:t>
+      </w:r>
+      <w:r>
+        <w:rPr>
+          <w:rFonts w:ascii="Times New Roman" w:hAnsi="Times New Roman" w:eastAsia="MS Mincho"/>
+          <w:b w:val="0"/>
+          <w:i w:val="0"/>
+          <w:sz w:val="24"/>
+        </w:rPr>
+        <w:t>₁ interpretable.</w:t>
+      </w:r>
+    </w:p>
+    <w:p>
+      <w:pPr>
+        <w:spacing w:before="360" w:after="120" w:line="480" w:lineRule="auto"/>
+      </w:pPr>
+      <w:r>
+        <w:rPr>
+          <w:rFonts w:ascii="Times New Roman" w:hAnsi="Times New Roman" w:eastAsia="MS Mincho"/>
+          <w:b/>
+          <w:i w:val="0"/>
+          <w:sz w:val="24"/>
+        </w:rPr>
+        <w:t>IV.4 Bootstrap confidence intervals</w:t>
       </w:r>
     </w:p>
     <w:p>
@@ -819,7 +4534,206 @@
           <w:i w:val="0"/>
           <w:sz w:val="24"/>
         </w:rPr>
-        <w:t>* ρ₂ ≠ 1: there is a cumulative (scale-dependent) bias in the PIM relative to CWON. If ρ₂ &lt; 1, the PIM understates the growth of capital relative to CWON; if ρ₂ &gt; 1, it overstates it.</w:t>
+        <w:t xml:space="preserve">For every country we residual-bootstrap the growth-rate residuals of M4 one hundred times (block size 1, since the autocorrelation structure of PWT annual-growth residuals is weak after detrending; block size 3 gives nearly identical 95 % intervals on a pilot of five countries). Each bootstrap replicate proceeds as follows: (i) compute fitted growth rates from M4 and the corresponding residuals; (ii) resample the residuals and reconstruct a synthetic log-GDP series; (iii) back out a synthetic investment series using the PWT investment-share </w:t>
+      </w:r>
+      <w:r>
+        <w:rPr>
+          <w:rFonts w:ascii="Times New Roman" w:hAnsi="Times New Roman" w:eastAsia="MS Mincho"/>
+          <w:b w:val="0"/>
+          <w:i/>
+          <w:sz w:val="24"/>
+        </w:rPr>
+        <w:t>csh</w:t>
+      </w:r>
+      <w:r>
+        <w:rPr>
+          <w:rFonts w:ascii="Times New Roman" w:hAnsi="Times New Roman" w:eastAsia="MS Mincho"/>
+          <w:b w:val="0"/>
+          <w:i/>
+          <w:sz w:val="24"/>
+          <w:vertAlign w:val="subscript"/>
+        </w:rPr>
+        <w:t>i</w:t>
+      </w:r>
+      <w:r>
+        <w:rPr>
+          <w:rFonts w:ascii="Times New Roman" w:hAnsi="Times New Roman" w:eastAsia="MS Mincho"/>
+          <w:b w:val="0"/>
+          <w:i w:val="0"/>
+          <w:sz w:val="24"/>
+        </w:rPr>
+        <w:t xml:space="preserve"> and a synthetic R&amp;D intensity using WDI shares; (iv) rebuild </w:t>
+      </w:r>
+      <w:r>
+        <w:rPr>
+          <w:rFonts w:ascii="Times New Roman" w:hAnsi="Times New Roman" w:eastAsia="MS Mincho"/>
+          <w:b w:val="0"/>
+          <w:i/>
+          <w:sz w:val="24"/>
+        </w:rPr>
+        <w:t>K</w:t>
+      </w:r>
+      <w:r>
+        <w:rPr>
+          <w:rFonts w:ascii="Times New Roman" w:hAnsi="Times New Roman" w:eastAsia="MS Mincho"/>
+          <w:b w:val="0"/>
+          <w:i/>
+          <w:sz w:val="24"/>
+          <w:vertAlign w:val="subscript"/>
+        </w:rPr>
+        <w:t>t</w:t>
+      </w:r>
+      <w:r>
+        <w:rPr>
+          <w:rFonts w:ascii="Times New Roman" w:hAnsi="Times New Roman" w:eastAsia="MS Mincho"/>
+          <w:b w:val="0"/>
+          <w:i/>
+          <w:sz w:val="24"/>
+        </w:rPr>
+        <w:t>ang</w:t>
+      </w:r>
+      <w:r>
+        <w:rPr>
+          <w:rFonts w:ascii="Times New Roman" w:hAnsi="Times New Roman" w:eastAsia="MS Mincho"/>
+          <w:b w:val="0"/>
+          <w:i w:val="0"/>
+          <w:sz w:val="24"/>
+        </w:rPr>
+        <w:t xml:space="preserve"> and </w:t>
+      </w:r>
+      <w:r>
+        <w:rPr>
+          <w:rFonts w:ascii="Times New Roman" w:hAnsi="Times New Roman" w:eastAsia="MS Mincho"/>
+          <w:b w:val="0"/>
+          <w:i/>
+          <w:sz w:val="24"/>
+        </w:rPr>
+        <w:t>K</w:t>
+      </w:r>
+      <w:r>
+        <w:rPr>
+          <w:rFonts w:ascii="Times New Roman" w:hAnsi="Times New Roman" w:eastAsia="MS Mincho"/>
+          <w:b w:val="0"/>
+          <w:i/>
+          <w:sz w:val="24"/>
+          <w:vertAlign w:val="subscript"/>
+        </w:rPr>
+        <w:t>I</w:t>
+      </w:r>
+      <w:r>
+        <w:rPr>
+          <w:rFonts w:ascii="Times New Roman" w:hAnsi="Times New Roman" w:eastAsia="MS Mincho"/>
+          <w:b w:val="0"/>
+          <w:i w:val="0"/>
+          <w:sz w:val="24"/>
+        </w:rPr>
+        <w:t>; (v) re-run the joint-identification grid, storing (</w:t>
+      </w:r>
+      <w:r>
+        <w:rPr>
+          <w:rFonts w:ascii="Times New Roman" w:hAnsi="Times New Roman" w:eastAsia="MS Mincho"/>
+          <w:b w:val="0"/>
+          <w:i/>
+          <w:sz w:val="24"/>
+        </w:rPr>
+        <w:t>μ</w:t>
+      </w:r>
+      <w:r>
+        <w:rPr>
+          <w:rFonts w:ascii="Times New Roman" w:hAnsi="Times New Roman" w:eastAsia="MS Mincho"/>
+          <w:b w:val="0"/>
+          <w:i/>
+          <w:sz w:val="24"/>
+          <w:vertAlign w:val="subscript"/>
+        </w:rPr>
+        <w:t>b</w:t>
+      </w:r>
+      <w:r>
+        <w:rPr>
+          <w:rFonts w:ascii="Times New Roman" w:hAnsi="Times New Roman" w:eastAsia="MS Mincho"/>
+          <w:b w:val="0"/>
+          <w:i w:val="0"/>
+          <w:sz w:val="24"/>
+        </w:rPr>
+        <w:t xml:space="preserve">, </w:t>
+      </w:r>
+      <w:r>
+        <w:rPr>
+          <w:rFonts w:ascii="Times New Roman" w:hAnsi="Times New Roman" w:eastAsia="MS Mincho"/>
+          <w:b w:val="0"/>
+          <w:i/>
+          <w:sz w:val="24"/>
+        </w:rPr>
+        <w:t>β</w:t>
+      </w:r>
+      <w:r>
+        <w:rPr>
+          <w:rFonts w:ascii="Times New Roman" w:hAnsi="Times New Roman" w:eastAsia="MS Mincho"/>
+          <w:b w:val="0"/>
+          <w:i/>
+          <w:sz w:val="24"/>
+          <w:vertAlign w:val="subscript"/>
+        </w:rPr>
+        <w:t>b</w:t>
+      </w:r>
+      <w:r>
+        <w:rPr>
+          <w:rFonts w:ascii="Times New Roman" w:hAnsi="Times New Roman" w:eastAsia="MS Mincho"/>
+          <w:b w:val="0"/>
+          <w:i w:val="0"/>
+          <w:sz w:val="24"/>
+        </w:rPr>
+        <w:t xml:space="preserve">). We report 95 % percentile intervals in Figure 3 and per-country medians in the supplementary JSON. Country-specific CIs are narrowest for long, non-volatile series (United States, Canada, Germany, France, United Kingdom, Japan, Australia) and widest for short or post-transition series (Estonia, Latvia, Chile). We do not adjust the 95 % intervals for multiple testing across countries; the reader who wants a conservative reading should apply a Bonferroni-style 5 %/39 ≈ 0.13 % threshold, under which </w:t>
+      </w:r>
+      <w:r>
+        <w:rPr>
+          <w:rFonts w:ascii="Times New Roman" w:hAnsi="Times New Roman" w:eastAsia="MS Mincho"/>
+          <w:b w:val="0"/>
+          <w:i/>
+          <w:sz w:val="24"/>
+        </w:rPr>
+        <w:t>μ</w:t>
+      </w:r>
+      <w:r>
+        <w:rPr>
+          <w:rFonts w:ascii="Times New Roman" w:hAnsi="Times New Roman" w:eastAsia="MS Mincho"/>
+          <w:b w:val="0"/>
+          <w:i w:val="0"/>
+          <w:sz w:val="24"/>
+        </w:rPr>
+        <w:t xml:space="preserve"> = 0 is still rejected for 14 countries and </w:t>
+      </w:r>
+      <w:r>
+        <w:rPr>
+          <w:rFonts w:ascii="Times New Roman" w:hAnsi="Times New Roman" w:eastAsia="MS Mincho"/>
+          <w:b w:val="0"/>
+          <w:i/>
+          <w:sz w:val="24"/>
+        </w:rPr>
+        <w:t>β</w:t>
+      </w:r>
+      <w:r>
+        <w:rPr>
+          <w:rFonts w:ascii="Times New Roman" w:hAnsi="Times New Roman" w:eastAsia="MS Mincho"/>
+          <w:b w:val="0"/>
+          <w:i w:val="0"/>
+          <w:sz w:val="24"/>
+        </w:rPr>
+        <w:t xml:space="preserve"> = 0 for 9 countries.</w:t>
+      </w:r>
+    </w:p>
+    <w:p>
+      <w:pPr>
+        <w:spacing w:before="360" w:after="120" w:line="480" w:lineRule="auto"/>
+      </w:pPr>
+      <w:r>
+        <w:rPr>
+          <w:rFonts w:ascii="Times New Roman" w:hAnsi="Times New Roman" w:eastAsia="MS Mincho"/>
+          <w:b/>
+          <w:i w:val="0"/>
+          <w:sz w:val="24"/>
+        </w:rPr>
+        <w:t>IV.5 γ_price sensitivity</w:t>
       </w:r>
     </w:p>
     <w:p>
@@ -834,332 +4748,183 @@
           <w:i w:val="0"/>
           <w:sz w:val="24"/>
         </w:rPr>
-        <w:t>* ρ₁ ≠ 0: there is a level shift between the two accounts, capturing differences in base-year calibration, PPP conversions, or asset coverage.</w:t>
-      </w:r>
-    </w:p>
-    <w:p>
-      <w:pPr>
-        <w:spacing w:after="120" w:line="480" w:lineRule="auto"/>
-        <w:ind w:firstLine="480"/>
-      </w:pPr>
-      <w:r>
-        <w:rPr>
-          <w:rFonts w:ascii="Times New Roman" w:hAnsi="Times New Roman" w:eastAsia="MS Mincho"/>
-          <w:b w:val="0"/>
-          <w:i w:val="0"/>
-          <w:sz w:val="24"/>
-        </w:rPr>
-        <w:t>The novelty is threefold. First, to our knowledge no prior work has applied the Brass relational-model framework to capital accounting. Second, the RPIM does not treat CWON as "truth" — it parameterises the relationship between two independent estimates of the same latent stock, making systematic biases visible and quantifiable. Third, the diagnostic (ρ₁, ρ₂) can be computed under each model specification (M0 through M4), so improvement in ρ₂ toward unity serves as an independent check on whether the tempo and intangible corrections actually bring the two accounts closer together.</w:t>
-      </w:r>
-    </w:p>
-    <w:p>
-      <w:pPr>
-        <w:spacing w:before="360" w:after="120" w:line="480" w:lineRule="auto"/>
-        <w:jc w:val="center"/>
-      </w:pPr>
-      <w:r>
-        <w:rPr>
-          <w:rFonts w:ascii="Times New Roman" w:hAnsi="Times New Roman" w:eastAsia="MS Mincho"/>
-          <w:b/>
-          <w:i w:val="0"/>
-          <w:sz w:val="28"/>
-        </w:rPr>
-        <w:t>IV DATA AND METHODS</w:t>
-      </w:r>
-    </w:p>
-    <w:p>
-      <w:pPr>
-        <w:spacing w:before="360" w:after="120" w:line="480" w:lineRule="auto"/>
-      </w:pPr>
-      <w:r>
-        <w:rPr>
-          <w:rFonts w:ascii="Times New Roman" w:hAnsi="Times New Roman" w:eastAsia="MS Mincho"/>
-          <w:b/>
-          <w:i w:val="0"/>
-          <w:sz w:val="24"/>
-        </w:rPr>
-        <w:t>IV.1 Data</w:t>
-      </w:r>
-    </w:p>
-    <w:p>
-      <w:pPr>
-        <w:spacing w:after="120" w:line="480" w:lineRule="auto"/>
-        <w:ind w:firstLine="480"/>
-      </w:pPr>
-      <w:r>
-        <w:rPr>
-          <w:rFonts w:ascii="Times New Roman" w:hAnsi="Times New Roman" w:eastAsia="MS Mincho"/>
-          <w:b w:val="0"/>
-          <w:i w:val="0"/>
-          <w:sz w:val="24"/>
-        </w:rPr>
-        <w:t>We use Penn World Table 10.01 (Feenstra, Inklaar, and Timmer, 2015) for real GDP output (rgdpna), tangible capital stock (rnna), investment share (csh_i), depreciation (delta), employment (emp), average hours (avh), human-capital index (hc), and labour share (labsh). For R&amp;D intensity we use World Bank WDI series GB.XPD.RSDV.GD.ZS. For wealth we use World Bank Changing Wealth of Nations 2021 release (Lange, Wodon, and Carey, 2018) — specifically NW.PCA.TO (produced capital total), NW.HCA.TO (human capital total), and NW.TOW.TO (total wealth).</w:t>
-      </w:r>
-    </w:p>
-    <w:p>
-      <w:pPr>
-        <w:spacing w:after="120" w:line="480" w:lineRule="auto"/>
-        <w:ind w:firstLine="480"/>
-      </w:pPr>
-      <w:r>
-        <w:rPr>
-          <w:rFonts w:ascii="Times New Roman" w:hAnsi="Times New Roman" w:eastAsia="MS Mincho"/>
-          <w:b w:val="0"/>
-          <w:i w:val="0"/>
-          <w:sz w:val="24"/>
-        </w:rPr>
-        <w:t>The sample is 39 OECD and middle-income economies for which all series are available. The GDP sample runs from 1970 to 2019; CWON runs 1995–2020; we take the intersection 1995–2019 when both are needed.</w:t>
-      </w:r>
-    </w:p>
-    <w:p>
-      <w:pPr>
-        <w:spacing w:before="360" w:after="120" w:line="480" w:lineRule="auto"/>
-      </w:pPr>
-      <w:r>
-        <w:rPr>
-          <w:rFonts w:ascii="Times New Roman" w:hAnsi="Times New Roman" w:eastAsia="MS Mincho"/>
-          <w:b/>
-          <w:i w:val="0"/>
-          <w:sz w:val="24"/>
-        </w:rPr>
-        <w:t>IV.2 Models M0–M4</w:t>
-      </w:r>
-    </w:p>
-    <w:p>
-      <w:pPr>
-        <w:spacing w:after="120" w:line="480" w:lineRule="auto"/>
-        <w:ind w:firstLine="480"/>
-      </w:pPr>
-      <w:r>
-        <w:rPr>
-          <w:rFonts w:ascii="Times New Roman" w:hAnsi="Times New Roman" w:eastAsia="MS Mincho"/>
-          <w:b w:val="0"/>
-          <w:i w:val="0"/>
-          <w:sz w:val="24"/>
-        </w:rPr>
-        <w:t>We estimate five nested production-function specifications:</w:t>
-      </w:r>
-    </w:p>
-    <w:p>
-      <w:pPr>
-        <w:spacing w:after="120" w:line="480" w:lineRule="auto"/>
-        <w:ind w:firstLine="480"/>
-      </w:pPr>
-      <w:r>
-        <w:rPr>
-          <w:rFonts w:ascii="Times New Roman" w:hAnsi="Times New Roman" w:eastAsia="MS Mincho"/>
-          <w:b w:val="0"/>
-          <w:i w:val="0"/>
-          <w:sz w:val="24"/>
-        </w:rPr>
-        <w:t xml:space="preserve"> M0: Solow baseline, K_tang* as M0 above, β = 0.</w:t>
-      </w:r>
-    </w:p>
-    <w:p>
-      <w:pPr>
-        <w:spacing w:after="120" w:line="480" w:lineRule="auto"/>
-        <w:ind w:firstLine="480"/>
-      </w:pPr>
-      <w:r>
-        <w:rPr>
-          <w:rFonts w:ascii="Times New Roman" w:hAnsi="Times New Roman" w:eastAsia="MS Mincho"/>
-          <w:b w:val="0"/>
-          <w:i w:val="0"/>
-          <w:sz w:val="24"/>
-        </w:rPr>
-        <w:t xml:space="preserve"> M1: Constant-lag PIM (M1) with μ = μ\ estimated per country by minimising Test B (growth-rate RMSE).</w:t>
-      </w:r>
-    </w:p>
-    <w:p>
-      <w:pPr>
-        <w:spacing w:after="120" w:line="480" w:lineRule="auto"/>
-        <w:ind w:firstLine="480"/>
-      </w:pPr>
-      <w:r>
-        <w:rPr>
-          <w:rFonts w:ascii="Times New Roman" w:hAnsi="Times New Roman" w:eastAsia="MS Mincho"/>
-          <w:b w:val="0"/>
-          <w:i w:val="0"/>
-          <w:sz w:val="24"/>
-        </w:rPr>
-        <w:t>* M2: Time-varying lag μ(t) = μ₀ + μ₁·(t − t₀) from (M2).</w:t>
-      </w:r>
-    </w:p>
-    <w:p>
-      <w:pPr>
-        <w:spacing w:after="120" w:line="480" w:lineRule="auto"/>
-        <w:ind w:firstLine="480"/>
-      </w:pPr>
-      <w:r>
-        <w:rPr>
-          <w:rFonts w:ascii="Times New Roman" w:hAnsi="Times New Roman" w:eastAsia="MS Mincho"/>
-          <w:b w:val="0"/>
-          <w:i w:val="0"/>
-          <w:sz w:val="24"/>
-        </w:rPr>
-        <w:t>* M3: M0 tangible stock augmented with intangible stock K_I and β estimated by growth-rate fit.</w:t>
-      </w:r>
-    </w:p>
-    <w:p>
-      <w:pPr>
-        <w:spacing w:after="120" w:line="480" w:lineRule="auto"/>
-        <w:ind w:firstLine="480"/>
-      </w:pPr>
-      <w:r>
-        <w:rPr>
-          <w:rFonts w:ascii="Times New Roman" w:hAnsi="Times New Roman" w:eastAsia="MS Mincho"/>
-          <w:b w:val="0"/>
-          <w:i w:val="0"/>
-          <w:sz w:val="24"/>
-        </w:rPr>
-        <w:t>* M4: Joint identification (Section III.3), minimising (2) over (μ, β) simultaneously against CWON.</w:t>
-      </w:r>
-    </w:p>
-    <w:p>
-      <w:pPr>
-        <w:spacing w:after="120" w:line="480" w:lineRule="auto"/>
-        <w:ind w:firstLine="480"/>
-      </w:pPr>
-      <w:r>
-        <w:rPr>
-          <w:rFonts w:ascii="Times New Roman" w:hAnsi="Times New Roman" w:eastAsia="MS Mincho"/>
-          <w:b w:val="0"/>
-          <w:i w:val="0"/>
-          <w:sz w:val="24"/>
-        </w:rPr>
-        <w:t>For each model we report two within-sample test statistics and one out-of-sample test statistic:</w:t>
-      </w:r>
-    </w:p>
-    <w:p>
-      <w:pPr>
-        <w:spacing w:after="120" w:line="480" w:lineRule="auto"/>
-        <w:ind w:firstLine="480"/>
-      </w:pPr>
-      <w:r>
-        <w:rPr>
-          <w:rFonts w:ascii="Times New Roman" w:hAnsi="Times New Roman" w:eastAsia="MS Mincho"/>
-          <w:b w:val="0"/>
-          <w:i w:val="0"/>
-          <w:sz w:val="24"/>
-        </w:rPr>
-        <w:t>* Test A (level MAPE): mean absolute percentage error of fitted log-GDP against observed log-GDP, decomposing away decade-mean TFP. Lower is better.</w:t>
-      </w:r>
-    </w:p>
-    <w:p>
-      <w:pPr>
-        <w:spacing w:after="120" w:line="480" w:lineRule="auto"/>
-        <w:ind w:firstLine="480"/>
-      </w:pPr>
-      <w:r>
-        <w:rPr>
-          <w:rFonts w:ascii="Times New Roman" w:hAnsi="Times New Roman" w:eastAsia="MS Mincho"/>
-          <w:b w:val="0"/>
-          <w:i w:val="0"/>
-          <w:sz w:val="24"/>
-        </w:rPr>
-        <w:t>* Test B (growth RMSE): root-mean-squared error of 1-year log-GDP differences, in percentage points. Lower is better.</w:t>
-      </w:r>
-    </w:p>
-    <w:p>
-      <w:pPr>
-        <w:spacing w:after="120" w:line="480" w:lineRule="auto"/>
-        <w:ind w:firstLine="480"/>
-      </w:pPr>
-      <w:r>
-        <w:rPr>
-          <w:rFonts w:ascii="Times New Roman" w:hAnsi="Times New Roman" w:eastAsia="MS Mincho"/>
-          <w:b w:val="0"/>
-          <w:i w:val="0"/>
-          <w:sz w:val="24"/>
-        </w:rPr>
-        <w:t>* Out-of-sample MAPE: parameters fit on 1970–2014, level forecasts produced for 2015–2019 with a training-window TFP projection. Lower is better.</w:t>
-      </w:r>
-    </w:p>
-    <w:p>
-      <w:pPr>
-        <w:spacing w:before="360" w:after="120" w:line="480" w:lineRule="auto"/>
-      </w:pPr>
-      <w:r>
-        <w:rPr>
-          <w:rFonts w:ascii="Times New Roman" w:hAnsi="Times New Roman" w:eastAsia="MS Mincho"/>
-          <w:b/>
-          <w:i w:val="0"/>
-          <w:sz w:val="24"/>
-        </w:rPr>
-        <w:t>IV.3 Estimation protocol and grid search</w:t>
-      </w:r>
-    </w:p>
-    <w:p>
-      <w:pPr>
-        <w:spacing w:after="120" w:line="480" w:lineRule="auto"/>
-        <w:ind w:firstLine="480"/>
-      </w:pPr>
-      <w:r>
-        <w:rPr>
-          <w:rFonts w:ascii="Times New Roman" w:hAnsi="Times New Roman" w:eastAsia="MS Mincho"/>
-          <w:b w:val="0"/>
-          <w:i w:val="0"/>
-          <w:sz w:val="24"/>
-        </w:rPr>
-        <w:t>All five models are estimated by grid search, not gradient optimisation, for three reasons. First, the objective function (2) has known non-convexities induced by the geometric lag kernel, especially when μ is small and the kernel is near-concentrated. Second, grid search produces an explicit posterior-like surface for each (country, model) pair, which we use in the sensitivity checks below. Third, the 39-country × 5-model × 1000-draw bootstrap would be intractable with a Nelder-Mead or BFGS inner loop for many countries. The μ grid is {0.01, 0.05, 0.10, 0.25, 0.50, 1.0, 1.5, 2.0, 3.0, 4.5, 6.0} years and the β grid is {0.00, 0.02, 0.04, ..., 0.34}; μ₁ is searched on {−0.08, −0.04, −0.02, 0, +0.02, +0.04, +0.08} per year. These bounds were selected to bracket all plausible parameter values reported in prior cross-country studies (Kaboski, 2005; Corrado et al., 2016), and we verified that no country's optimum hits the grid boundary. The anchor year t₀ is 1970 for all countries, so that μ₀ is the average lag in the base year; this choice has no effect on fit but makes μ₀ and μ₁ interpretable.</w:t>
-      </w:r>
-    </w:p>
-    <w:p>
-      <w:pPr>
-        <w:spacing w:before="360" w:after="120" w:line="480" w:lineRule="auto"/>
-      </w:pPr>
-      <w:r>
-        <w:rPr>
-          <w:rFonts w:ascii="Times New Roman" w:hAnsi="Times New Roman" w:eastAsia="MS Mincho"/>
-          <w:b/>
-          <w:i w:val="0"/>
-          <w:sz w:val="24"/>
-        </w:rPr>
-        <w:t>IV.4 Bootstrap confidence intervals</w:t>
-      </w:r>
-    </w:p>
-    <w:p>
-      <w:pPr>
-        <w:spacing w:after="120" w:line="480" w:lineRule="auto"/>
-        <w:ind w:firstLine="480"/>
-      </w:pPr>
-      <w:r>
-        <w:rPr>
-          <w:rFonts w:ascii="Times New Roman" w:hAnsi="Times New Roman" w:eastAsia="MS Mincho"/>
-          <w:b w:val="0"/>
-          <w:i w:val="0"/>
-          <w:sz w:val="24"/>
-        </w:rPr>
-        <w:t>For every country we residual-bootstrap the growth-rate residuals of M4 one hundred times (block size 1, since the autocorrelation structure of PWT annual-growth residuals is weak after detrending; block size 3 gives nearly identical 95 % intervals on a pilot of five countries). Each bootstrap replicate proceeds as follows: (i) compute fitted growth rates from M4 and the corresponding residuals; (ii) resample the residuals and reconstruct a synthetic log-GDP series; (iii) back out a synthetic investment series using the PWT investment-share csh_i and a synthetic R&amp;D intensity using WDI shares; (iv) rebuild K_tang and K_I; (v) re-run the joint-identification grid, storing (μ_b, β_b). We report 95 % percentile intervals in Figure 3 and per-country medians in the supplementary JSON. Country-specific CIs are narrowest for long, non-volatile series (United States, Canada, Germany, France, United Kingdom, Japan, Australia) and widest for short or post-transition series (Estonia, Latvia, Chile). We do not adjust the 95 % intervals for multiple testing across countries; the reader who wants a conservative reading should apply a Bonferroni-style 5 %/39 ≈ 0.13 % threshold, under which μ = 0 is still rejected for 14 countries and β = 0 for 9 countries.</w:t>
-      </w:r>
-    </w:p>
-    <w:p>
-      <w:pPr>
-        <w:spacing w:before="360" w:after="120" w:line="480" w:lineRule="auto"/>
-      </w:pPr>
-      <w:r>
-        <w:rPr>
-          <w:rFonts w:ascii="Times New Roman" w:hAnsi="Times New Roman" w:eastAsia="MS Mincho"/>
-          <w:b/>
-          <w:i w:val="0"/>
-          <w:sz w:val="24"/>
-        </w:rPr>
-        <w:t>IV.5 γ_price sensitivity</w:t>
-      </w:r>
-    </w:p>
-    <w:p>
-      <w:pPr>
-        <w:spacing w:after="120" w:line="480" w:lineRule="auto"/>
-        <w:ind w:firstLine="480"/>
-      </w:pPr>
-      <w:r>
-        <w:rPr>
-          <w:rFonts w:ascii="Times New Roman" w:hAnsi="Times New Roman" w:eastAsia="MS Mincho"/>
-          <w:b w:val="0"/>
-          <w:i w:val="0"/>
-          <w:sz w:val="24"/>
-        </w:rPr>
-        <w:t>To test whether the residual PIM-CWON gap in countries such as Japan reflects an asset-price re-evaluation effect rather than a real capital gap, we re-run the comparison under five counterfactual scenarios in which CWON PCA is inflated/deflated at an annual rate γ_price ∈ {−0.04, −0.02, 0, +0.02, +0.04}. A large γ_price sensitivity for a specific country would indicate that asset-price revaluation explains most of its gap; a small sensitivity would indicate a genuine real discrepancy. The interval ±0.04 per year brackets the observed rate of deflation in Japanese urban land prices during the 1990s (Nishimura and Saita, 2005) as well as the observed rate of reflation in US commercial real-estate between 2009 and 2019, so the grid is economically meaningful rather than arbitrary. We stress that γ_price is not intended to be an additional estimand of the joint framework — if it were, it would enter (2) alongside μ and β. Rather, it is a diagnostic: a residual gap between the PIM account and the CWON account at a specific γ_price value admits exactly one of three interpretations, namely (a) quantity mis-measurement in the PIM, (b) quantity mis-measurement in CWON, or (c) genuine composition change (e.g. a real shift from tangible to intangible capital that neither account has fully absorbed). The γ_price sweep helps identify (a) and (b) against (c).</w:t>
+        <w:t xml:space="preserve">To test whether the residual PIM-CWON gap in countries such as Japan reflects an asset-price re-evaluation effect rather than a real capital gap, we re-run the comparison under five counterfactual scenarios in which CWON PCA is inflated/deflated at an annual rate </w:t>
+      </w:r>
+      <w:r>
+        <w:rPr>
+          <w:rFonts w:ascii="Times New Roman" w:hAnsi="Times New Roman" w:eastAsia="MS Mincho"/>
+          <w:b w:val="0"/>
+          <w:i/>
+          <w:sz w:val="24"/>
+        </w:rPr>
+        <w:t>γ</w:t>
+      </w:r>
+      <w:r>
+        <w:rPr>
+          <w:rFonts w:ascii="Times New Roman" w:hAnsi="Times New Roman" w:eastAsia="MS Mincho"/>
+          <w:b w:val="0"/>
+          <w:i/>
+          <w:sz w:val="24"/>
+          <w:vertAlign w:val="subscript"/>
+        </w:rPr>
+        <w:t>p</w:t>
+      </w:r>
+      <w:r>
+        <w:rPr>
+          <w:rFonts w:ascii="Times New Roman" w:hAnsi="Times New Roman" w:eastAsia="MS Mincho"/>
+          <w:b w:val="0"/>
+          <w:i w:val="0"/>
+          <w:sz w:val="24"/>
+        </w:rPr>
+        <w:t xml:space="preserve">rice ∈ {−0.04, −0.02, 0, +0.02, +0.04}. A large </w:t>
+      </w:r>
+      <w:r>
+        <w:rPr>
+          <w:rFonts w:ascii="Times New Roman" w:hAnsi="Times New Roman" w:eastAsia="MS Mincho"/>
+          <w:b w:val="0"/>
+          <w:i/>
+          <w:sz w:val="24"/>
+        </w:rPr>
+        <w:t>γ</w:t>
+      </w:r>
+      <w:r>
+        <w:rPr>
+          <w:rFonts w:ascii="Times New Roman" w:hAnsi="Times New Roman" w:eastAsia="MS Mincho"/>
+          <w:b w:val="0"/>
+          <w:i/>
+          <w:sz w:val="24"/>
+          <w:vertAlign w:val="subscript"/>
+        </w:rPr>
+        <w:t>p</w:t>
+      </w:r>
+      <w:r>
+        <w:rPr>
+          <w:rFonts w:ascii="Times New Roman" w:hAnsi="Times New Roman" w:eastAsia="MS Mincho"/>
+          <w:b w:val="0"/>
+          <w:i w:val="0"/>
+          <w:sz w:val="24"/>
+        </w:rPr>
+        <w:t xml:space="preserve">rice sensitivity for a specific country would indicate that asset-price revaluation explains most of its gap; a small sensitivity would indicate a genuine real discrepancy. The interval ±0.04 per year brackets the observed rate of deflation in Japanese urban land prices during the 1990s (Nishimura and Saita, 2005) as well as the observed rate of reflation in US commercial real-estate between 2009 and 2019, so the grid is economically meaningful rather than arbitrary. We stress that </w:t>
+      </w:r>
+      <w:r>
+        <w:rPr>
+          <w:rFonts w:ascii="Times New Roman" w:hAnsi="Times New Roman" w:eastAsia="MS Mincho"/>
+          <w:b w:val="0"/>
+          <w:i/>
+          <w:sz w:val="24"/>
+        </w:rPr>
+        <w:t>γ</w:t>
+      </w:r>
+      <w:r>
+        <w:rPr>
+          <w:rFonts w:ascii="Times New Roman" w:hAnsi="Times New Roman" w:eastAsia="MS Mincho"/>
+          <w:b w:val="0"/>
+          <w:i/>
+          <w:sz w:val="24"/>
+          <w:vertAlign w:val="subscript"/>
+        </w:rPr>
+        <w:t>p</w:t>
+      </w:r>
+      <w:r>
+        <w:rPr>
+          <w:rFonts w:ascii="Times New Roman" w:hAnsi="Times New Roman" w:eastAsia="MS Mincho"/>
+          <w:b w:val="0"/>
+          <w:i w:val="0"/>
+          <w:sz w:val="24"/>
+        </w:rPr>
+        <w:t xml:space="preserve">rice is not intended to be an additional estimand of the joint framework — if it were, it would enter (2) alongside </w:t>
+      </w:r>
+      <w:r>
+        <w:rPr>
+          <w:rFonts w:ascii="Times New Roman" w:hAnsi="Times New Roman" w:eastAsia="MS Mincho"/>
+          <w:b w:val="0"/>
+          <w:i/>
+          <w:sz w:val="24"/>
+        </w:rPr>
+        <w:t>μ</w:t>
+      </w:r>
+      <w:r>
+        <w:rPr>
+          <w:rFonts w:ascii="Times New Roman" w:hAnsi="Times New Roman" w:eastAsia="MS Mincho"/>
+          <w:b w:val="0"/>
+          <w:i w:val="0"/>
+          <w:sz w:val="24"/>
+        </w:rPr>
+        <w:t xml:space="preserve"> and </w:t>
+      </w:r>
+      <w:r>
+        <w:rPr>
+          <w:rFonts w:ascii="Times New Roman" w:hAnsi="Times New Roman" w:eastAsia="MS Mincho"/>
+          <w:b w:val="0"/>
+          <w:i/>
+          <w:sz w:val="24"/>
+        </w:rPr>
+        <w:t>β</w:t>
+      </w:r>
+      <w:r>
+        <w:rPr>
+          <w:rFonts w:ascii="Times New Roman" w:hAnsi="Times New Roman" w:eastAsia="MS Mincho"/>
+          <w:b w:val="0"/>
+          <w:i w:val="0"/>
+          <w:sz w:val="24"/>
+        </w:rPr>
+        <w:t xml:space="preserve">. Rather, it is a diagnostic: a residual gap between the PIM account and the CWON account at a specific </w:t>
+      </w:r>
+      <w:r>
+        <w:rPr>
+          <w:rFonts w:ascii="Times New Roman" w:hAnsi="Times New Roman" w:eastAsia="MS Mincho"/>
+          <w:b w:val="0"/>
+          <w:i/>
+          <w:sz w:val="24"/>
+        </w:rPr>
+        <w:t>γ</w:t>
+      </w:r>
+      <w:r>
+        <w:rPr>
+          <w:rFonts w:ascii="Times New Roman" w:hAnsi="Times New Roman" w:eastAsia="MS Mincho"/>
+          <w:b w:val="0"/>
+          <w:i/>
+          <w:sz w:val="24"/>
+          <w:vertAlign w:val="subscript"/>
+        </w:rPr>
+        <w:t>p</w:t>
+      </w:r>
+      <w:r>
+        <w:rPr>
+          <w:rFonts w:ascii="Times New Roman" w:hAnsi="Times New Roman" w:eastAsia="MS Mincho"/>
+          <w:b w:val="0"/>
+          <w:i w:val="0"/>
+          <w:sz w:val="24"/>
+        </w:rPr>
+        <w:t xml:space="preserve">rice value admits exactly one of three interpretations, namely (a) quantity mis-measurement in the PIM, (b) quantity mis-measurement in CWON, or (c) genuine composition change (e.g. a real shift from tangible to intangible capital that neither account has fully absorbed). The </w:t>
+      </w:r>
+      <w:r>
+        <w:rPr>
+          <w:rFonts w:ascii="Times New Roman" w:hAnsi="Times New Roman" w:eastAsia="MS Mincho"/>
+          <w:b w:val="0"/>
+          <w:i/>
+          <w:sz w:val="24"/>
+        </w:rPr>
+        <w:t>γ</w:t>
+      </w:r>
+      <w:r>
+        <w:rPr>
+          <w:rFonts w:ascii="Times New Roman" w:hAnsi="Times New Roman" w:eastAsia="MS Mincho"/>
+          <w:b w:val="0"/>
+          <w:i/>
+          <w:sz w:val="24"/>
+          <w:vertAlign w:val="subscript"/>
+        </w:rPr>
+        <w:t>p</w:t>
+      </w:r>
+      <w:r>
+        <w:rPr>
+          <w:rFonts w:ascii="Times New Roman" w:hAnsi="Times New Roman" w:eastAsia="MS Mincho"/>
+          <w:b w:val="0"/>
+          <w:i w:val="0"/>
+          <w:sz w:val="24"/>
+        </w:rPr>
+        <w:t>rice sweep helps identify (a) and (b) against (c).</w:t>
       </w:r>
     </w:p>
     <w:p>
@@ -1475,7 +5240,25 @@
                 <w:i w:val="0"/>
                 <w:sz w:val="20"/>
               </w:rPr>
-              <w:t>Constant lag μ*</w:t>
+              <w:t xml:space="preserve">Constant lag </w:t>
+            </w:r>
+            <w:r>
+              <w:rPr>
+                <w:rFonts w:ascii="Times New Roman" w:hAnsi="Times New Roman" w:eastAsia="MS Mincho"/>
+                <w:b w:val="0"/>
+                <w:i/>
+                <w:sz w:val="20"/>
+              </w:rPr>
+              <w:t>μ</w:t>
+            </w:r>
+            <w:r>
+              <w:rPr>
+                <w:rFonts w:ascii="Times New Roman" w:hAnsi="Times New Roman" w:eastAsia="MS Mincho"/>
+                <w:b w:val="0"/>
+                <w:i w:val="0"/>
+                <w:sz w:val="20"/>
+              </w:rPr>
+              <w:t>*</w:t>
             </w:r>
           </w:p>
         </w:tc>
@@ -1579,7 +5362,61 @@
                 <w:i w:val="0"/>
                 <w:sz w:val="20"/>
               </w:rPr>
-              <w:t>Time-varying lag μ(t) = μ₀ + μ₁(t − t₀)</w:t>
+              <w:t xml:space="preserve">Time-varying lag </w:t>
+            </w:r>
+            <w:r>
+              <w:rPr>
+                <w:rFonts w:ascii="Times New Roman" w:hAnsi="Times New Roman" w:eastAsia="MS Mincho"/>
+                <w:b w:val="0"/>
+                <w:i/>
+                <w:sz w:val="20"/>
+              </w:rPr>
+              <w:t>μ</w:t>
+            </w:r>
+            <w:r>
+              <w:rPr>
+                <w:rFonts w:ascii="Times New Roman" w:hAnsi="Times New Roman" w:eastAsia="MS Mincho"/>
+                <w:b w:val="0"/>
+                <w:i w:val="0"/>
+                <w:sz w:val="20"/>
+              </w:rPr>
+              <w:t xml:space="preserve">(t) = </w:t>
+            </w:r>
+            <w:r>
+              <w:rPr>
+                <w:rFonts w:ascii="Times New Roman" w:hAnsi="Times New Roman" w:eastAsia="MS Mincho"/>
+                <w:b w:val="0"/>
+                <w:i/>
+                <w:sz w:val="20"/>
+              </w:rPr>
+              <w:t>μ</w:t>
+            </w:r>
+            <w:r>
+              <w:rPr>
+                <w:rFonts w:ascii="Times New Roman" w:hAnsi="Times New Roman" w:eastAsia="MS Mincho"/>
+                <w:b w:val="0"/>
+                <w:i w:val="0"/>
+                <w:sz w:val="20"/>
+              </w:rPr>
+              <w:t xml:space="preserve">₀ + </w:t>
+            </w:r>
+            <w:r>
+              <w:rPr>
+                <w:rFonts w:ascii="Times New Roman" w:hAnsi="Times New Roman" w:eastAsia="MS Mincho"/>
+                <w:b w:val="0"/>
+                <w:i/>
+                <w:sz w:val="20"/>
+              </w:rPr>
+              <w:t>μ</w:t>
+            </w:r>
+            <w:r>
+              <w:rPr>
+                <w:rFonts w:ascii="Times New Roman" w:hAnsi="Times New Roman" w:eastAsia="MS Mincho"/>
+                <w:b w:val="0"/>
+                <w:i w:val="0"/>
+                <w:sz w:val="20"/>
+              </w:rPr>
+              <w:t>₁(t − t₀)</w:t>
             </w:r>
           </w:p>
         </w:tc>
@@ -1873,7 +5710,151 @@
           <w:i w:val="0"/>
           <w:sz w:val="24"/>
         </w:rPr>
-        <w:t>Table 1 summarises the five models. Three facts deserve particular emphasis. First, the median in-sample growth-rate RMSE hardly moves across M0-M4 (3.07-3.10 pp). This is what standard Solow-accounting practitioners have found repeatedly when they experimented with alternative capital constructions (Jorgenson and Griliches, 1967; Hulten, 1992), and it is one reason why the profession has settled on M0 as the canonical baseline: within-sample growth-rate fit does not discipline μ at all. Second, the median level MAPE under M0 is 4.10 %, meaning that a carefully re-estimated TFP trajectory can absorb nearly all of a 4 % miscalibration in the capital stock at every point in time while preserving the first-differenced fit. This perfectly illustrates the warning of Griliches (1996) that "TFP is the measure of our ignorance": any capital mis-specification that varies on decade-scale time-frequencies will be silently reabsorbed into decade-scale TFP, and then re-interpreted as innovation. Third, and most importantly for the method developed here, the distribution of estimated μ across the 39 countries is highly non-degenerate. The interquartile range under M1 runs from below 0.1 years to above 1.2 years, and the tempo drift μ₁ under M2 has an IQR that includes both substantially negative and substantially positive values. The universal-μ assumption implicit in M0 is therefore not merely statistically violated — it is violated in both directions across the sample, which implies that any single-parameter global correction (including the 5-year or 10-year fixed lags popular in business-cycle calibration) will be biased in roughly half of the sample. The median country has a M1 constant lag μ\ ≈ 0.3 years and a M2 tempo drift μ₁ close to zero on average but with wide dispersion across countries (IQR roughly [−0.02, +0.05]). Median intangible share β under M3 is about 0.06 for production-only fitting and 0.06 under joint identification with CWON (M4). The in-sample growth-rate RMSE is statistically indistinguishable across M0–M4 at the median (all within 3.07–3.10 pp), confirming that the production function is close to flat in μ when evaluated only on in-sample growth-rate residuals, as Koeva (2000) also found. In-sample level MAPE improves monotonically from M0 (4.10 %) to M4 (4.06 %). These apparently small in-sample differences conceal much larger out-of-sample differences, which we turn to next.</w:t>
+        <w:t xml:space="preserve">Table 1 summarises the five models. Three facts deserve particular emphasis. First, the median in-sample growth-rate RMSE hardly moves across M0-M4 (3.07-3.10 pp). This is what standard Solow-accounting practitioners have found repeatedly when they experimented with alternative capital constructions (Jorgenson and Griliches, 1967; Hulten, 1992), and it is one reason why the profession has settled on M0 as the canonical baseline: within-sample growth-rate fit does not discipline </w:t>
+      </w:r>
+      <w:r>
+        <w:rPr>
+          <w:rFonts w:ascii="Times New Roman" w:hAnsi="Times New Roman" w:eastAsia="MS Mincho"/>
+          <w:b w:val="0"/>
+          <w:i/>
+          <w:sz w:val="24"/>
+        </w:rPr>
+        <w:t>μ</w:t>
+      </w:r>
+      <w:r>
+        <w:rPr>
+          <w:rFonts w:ascii="Times New Roman" w:hAnsi="Times New Roman" w:eastAsia="MS Mincho"/>
+          <w:b w:val="0"/>
+          <w:i w:val="0"/>
+          <w:sz w:val="24"/>
+        </w:rPr>
+        <w:t xml:space="preserve"> at all. Second, the median level MAPE under M0 is 4.10 %, meaning that a carefully re-estimated TFP trajectory can absorb nearly all of a 4 % miscalibration in the capital stock at every point in time while preserving the first-differenced fit. This perfectly illustrates the warning of Griliches (1996) that "TFP is the measure of our ignorance": any capital mis-specification that varies on decade-scale time-frequencies will be silently reabsorbed into decade-scale TFP, and then re-interpreted as innovation. Third, and most importantly for the method developed here, the distribution of estimated </w:t>
+      </w:r>
+      <w:r>
+        <w:rPr>
+          <w:rFonts w:ascii="Times New Roman" w:hAnsi="Times New Roman" w:eastAsia="MS Mincho"/>
+          <w:b w:val="0"/>
+          <w:i/>
+          <w:sz w:val="24"/>
+        </w:rPr>
+        <w:t>μ</w:t>
+      </w:r>
+      <w:r>
+        <w:rPr>
+          <w:rFonts w:ascii="Times New Roman" w:hAnsi="Times New Roman" w:eastAsia="MS Mincho"/>
+          <w:b w:val="0"/>
+          <w:i/>
+          <w:sz w:val="24"/>
+        </w:rPr>
+        <w:t xml:space="preserve"> across the 39 countries is highly non-degenerate. The interquartile range under M1 runs from below 0.1 years to above 1.2 years, and the tempo drift </w:t>
+      </w:r>
+      <w:r>
+        <w:rPr>
+          <w:rFonts w:ascii="Times New Roman" w:hAnsi="Times New Roman" w:eastAsia="MS Mincho"/>
+          <w:b w:val="0"/>
+          <w:i/>
+          <w:sz w:val="24"/>
+        </w:rPr>
+        <w:t>μ</w:t>
+      </w:r>
+      <w:r>
+        <w:rPr>
+          <w:rFonts w:ascii="Times New Roman" w:hAnsi="Times New Roman" w:eastAsia="MS Mincho"/>
+          <w:b w:val="0"/>
+          <w:i/>
+          <w:sz w:val="24"/>
+        </w:rPr>
+        <w:t>₁ under M2 has an IQR that includes both substantially negative and substantially positive values. The universal-</w:t>
+      </w:r>
+      <w:r>
+        <w:rPr>
+          <w:rFonts w:ascii="Times New Roman" w:hAnsi="Times New Roman" w:eastAsia="MS Mincho"/>
+          <w:b w:val="0"/>
+          <w:i/>
+          <w:sz w:val="24"/>
+        </w:rPr>
+        <w:t>μ</w:t>
+      </w:r>
+      <w:r>
+        <w:rPr>
+          <w:rFonts w:ascii="Times New Roman" w:hAnsi="Times New Roman" w:eastAsia="MS Mincho"/>
+          <w:b w:val="0"/>
+          <w:i/>
+          <w:sz w:val="24"/>
+        </w:rPr>
+        <w:t xml:space="preserve"> assumption implicit in M0 is therefore not merely statistically violated — it is violated in both directions across the sample, which implies that any single-parameter global correction (including the 5-year or 10-year fixed lags popular in business-cycle calibration) will be biased in roughly half of the sample. The median country has a M1 constant lag </w:t>
+      </w:r>
+      <w:r>
+        <w:rPr>
+          <w:rFonts w:ascii="Times New Roman" w:hAnsi="Times New Roman" w:eastAsia="MS Mincho"/>
+          <w:b w:val="0"/>
+          <w:i/>
+          <w:sz w:val="24"/>
+        </w:rPr>
+        <w:t>μ</w:t>
+      </w:r>
+      <w:r>
+        <w:rPr>
+          <w:rFonts w:ascii="Times New Roman" w:hAnsi="Times New Roman" w:eastAsia="MS Mincho"/>
+          <w:b w:val="0"/>
+          <w:i w:val="0"/>
+          <w:sz w:val="24"/>
+        </w:rPr>
+        <w:t xml:space="preserve"> ≈ 0.3 years and a M2 tempo drift </w:t>
+      </w:r>
+      <w:r>
+        <w:rPr>
+          <w:rFonts w:ascii="Times New Roman" w:hAnsi="Times New Roman" w:eastAsia="MS Mincho"/>
+          <w:b w:val="0"/>
+          <w:i/>
+          <w:sz w:val="24"/>
+        </w:rPr>
+        <w:t>μ</w:t>
+      </w:r>
+      <w:r>
+        <w:rPr>
+          <w:rFonts w:ascii="Times New Roman" w:hAnsi="Times New Roman" w:eastAsia="MS Mincho"/>
+          <w:b w:val="0"/>
+          <w:i w:val="0"/>
+          <w:sz w:val="24"/>
+        </w:rPr>
+        <w:t xml:space="preserve">₁ close to zero on average but with wide dispersion across countries (IQR roughly [−0.02, +0.05]). Median intangible share </w:t>
+      </w:r>
+      <w:r>
+        <w:rPr>
+          <w:rFonts w:ascii="Times New Roman" w:hAnsi="Times New Roman" w:eastAsia="MS Mincho"/>
+          <w:b w:val="0"/>
+          <w:i/>
+          <w:sz w:val="24"/>
+        </w:rPr>
+        <w:t>β</w:t>
+      </w:r>
+      <w:r>
+        <w:rPr>
+          <w:rFonts w:ascii="Times New Roman" w:hAnsi="Times New Roman" w:eastAsia="MS Mincho"/>
+          <w:b w:val="0"/>
+          <w:i w:val="0"/>
+          <w:sz w:val="24"/>
+        </w:rPr>
+        <w:t xml:space="preserve"> under M3 is about 0.06 for production-only fitting and 0.06 under joint identification with CWON (M4). The in-sample growth-rate RMSE is statistically indistinguishable across M0–M4 at the median (all within 3.07–3.10 pp), confirming that the production function is close to flat in </w:t>
+      </w:r>
+      <w:r>
+        <w:rPr>
+          <w:rFonts w:ascii="Times New Roman" w:hAnsi="Times New Roman" w:eastAsia="MS Mincho"/>
+          <w:b w:val="0"/>
+          <w:i/>
+          <w:sz w:val="24"/>
+        </w:rPr>
+        <w:t>μ</w:t>
+      </w:r>
+      <w:r>
+        <w:rPr>
+          <w:rFonts w:ascii="Times New Roman" w:hAnsi="Times New Roman" w:eastAsia="MS Mincho"/>
+          <w:b w:val="0"/>
+          <w:i w:val="0"/>
+          <w:sz w:val="24"/>
+        </w:rPr>
+        <w:t xml:space="preserve"> when evaluated only on in-sample growth-rate residuals, as Koeva (2000) also found. In-sample level MAPE improves monotonically from M0 (4.10 %) to M4 (4.06 %). These apparently small in-sample differences conceal much larger out-of-sample differences, which we turn to next.</w:t>
       </w:r>
     </w:p>
     <w:p>
@@ -2045,7 +6026,43 @@
           <w:i w:val="0"/>
           <w:sz w:val="24"/>
         </w:rPr>
-        <w:t>Figure 2 shows the real pay-off from the tempo correction. With parameters fit on 1970–2014 and level forecasts produced for 2015–2019, the median out-of-sample MAPE falls from 4.60 % under the Solow baseline M0 to 3.99 % under the time-varying-lag M2, a 13 % relative reduction. M1 (constant lag) achieves most of the gain (4.06 %), confirming that the bulk of the improvement comes from recognising that investment has a lag, with a residual gain from letting that lag drift. M3 (intangibles) slightly worsens out-of-sample MAPE to 4.72 %; we attribute this to the fact that adding a co-moving factor with a time-varying productivity projection widens forecast uncertainty, especially under the 2015–2019 global slowdown that affected R&amp;D-intensive countries disproportionately. M4 (joint) returns to 4.61 %, close to M0.</w:t>
+        <w:t xml:space="preserve">Figure 2 shows the real pay-off from the tempo correction. With parameters fit on 1970–2014 and level forecasts produced for 2015–2019, the </w:t>
+      </w:r>
+      <w:r>
+        <w:rPr>
+          <w:rFonts w:ascii="Times New Roman" w:hAnsi="Times New Roman" w:eastAsia="MS Mincho"/>
+          <w:b/>
+          <w:i w:val="0"/>
+          <w:sz w:val="24"/>
+        </w:rPr>
+        <w:t>median out-of-sample MAPE falls from 4.60 % under the Solow baseline M0 to 3.99 % under the time-varying-lag M2</w:t>
+      </w:r>
+      <w:r>
+        <w:rPr>
+          <w:rFonts w:ascii="Times New Roman" w:hAnsi="Times New Roman" w:eastAsia="MS Mincho"/>
+          <w:b w:val="0"/>
+          <w:i w:val="0"/>
+          <w:sz w:val="24"/>
+        </w:rPr>
+        <w:t xml:space="preserve">, a 13 % relative reduction. M1 (constant lag) achieves most of the gain (4.06 %), confirming that the bulk of the improvement comes from recognising that investment </w:t>
+      </w:r>
+      <w:r>
+        <w:rPr>
+          <w:rFonts w:ascii="Times New Roman" w:hAnsi="Times New Roman" w:eastAsia="MS Mincho"/>
+          <w:b w:val="0"/>
+          <w:i/>
+          <w:sz w:val="24"/>
+        </w:rPr>
+        <w:t>has</w:t>
+      </w:r>
+      <w:r>
+        <w:rPr>
+          <w:rFonts w:ascii="Times New Roman" w:hAnsi="Times New Roman" w:eastAsia="MS Mincho"/>
+          <w:b w:val="0"/>
+          <w:i w:val="0"/>
+          <w:sz w:val="24"/>
+        </w:rPr>
+        <w:t xml:space="preserve"> a lag, with a residual gain from letting that lag drift. M3 (intangibles) slightly worsens out-of-sample MAPE to 4.72 %; we attribute this to the fact that adding a co-moving factor with a time-varying productivity projection widens forecast uncertainty, especially under the 2015–2019 global slowdown that affected R&amp;D-intensive countries disproportionately. M4 (joint) returns to 4.61 %, close to M0.</w:t>
       </w:r>
     </w:p>
     <w:p>
@@ -2075,7 +6092,43 @@
           <w:i w:val="0"/>
           <w:sz w:val="24"/>
         </w:rPr>
-        <w:t>Decomposing the 13 % relative improvement by country group sharpens the picture. Among the ten economies with the highest R&amp;D-to-GDP ratios in our sample (Israel, Republic of Korea, Sweden, Austria, Japan, Germany, Denmark, Finland, Belgium, United States), the M0→M2 improvement is 17.4 % on average; among the ten with the lowest R&amp;D intensity (Mexico, Colombia, Turkey, Chile, Greece, Portugal, Spain, Italy, Slovakia, Latvia), it is only 6.2 %. This pattern is exactly what the tempo-effect interpretation predicts: tempo drift matters most where the asset mix is shifting most rapidly, which is where intangible investment is growing fastest. Countries in which the asset mix was stable over 1995-2019 have little room for μ(t) to matter, and indeed M0 is close to best for them. The same decomposition under M4 (joint) reveals that the joint-identification pay-off is concentrated in a different subset of countries — namely those for which CWON has the richest produced-capital accounts (United States, United Kingdom, Germany, France, Canada), where the wealth-side constraint meaningfully bounds β even when the production-side residuals alone do not.</w:t>
+        <w:t xml:space="preserve">Decomposing the 13 % relative improvement by country group sharpens the picture. Among the ten economies with the highest R&amp;D-to-GDP ratios in our sample (Israel, Republic of Korea, Sweden, Austria, Japan, Germany, Denmark, Finland, Belgium, United States), the M0→M2 improvement is 17.4 % on average; among the ten with the lowest R&amp;D intensity (Mexico, Colombia, Turkey, Chile, Greece, Portugal, Spain, Italy, Slovakia, Latvia), it is only 6.2 %. This pattern is exactly what the tempo-effect interpretation predicts: tempo drift matters most where the asset mix is shifting most rapidly, which is where intangible investment is growing fastest. Countries in which the asset mix was stable over 1995-2019 have little room for </w:t>
+      </w:r>
+      <w:r>
+        <w:rPr>
+          <w:rFonts w:ascii="Times New Roman" w:hAnsi="Times New Roman" w:eastAsia="MS Mincho"/>
+          <w:b w:val="0"/>
+          <w:i/>
+          <w:sz w:val="24"/>
+        </w:rPr>
+        <w:t>μ</w:t>
+      </w:r>
+      <w:r>
+        <w:rPr>
+          <w:rFonts w:ascii="Times New Roman" w:hAnsi="Times New Roman" w:eastAsia="MS Mincho"/>
+          <w:b w:val="0"/>
+          <w:i w:val="0"/>
+          <w:sz w:val="24"/>
+        </w:rPr>
+        <w:t xml:space="preserve">(t) to matter, and indeed M0 is close to best for them. The same decomposition under M4 (joint) reveals that the joint-identification pay-off is concentrated in a different subset of countries — namely those for which CWON has the richest produced-capital accounts (United States, United Kingdom, Germany, France, Canada), where the wealth-side constraint meaningfully bounds </w:t>
+      </w:r>
+      <w:r>
+        <w:rPr>
+          <w:rFonts w:ascii="Times New Roman" w:hAnsi="Times New Roman" w:eastAsia="MS Mincho"/>
+          <w:b w:val="0"/>
+          <w:i/>
+          <w:sz w:val="24"/>
+        </w:rPr>
+        <w:t>β</w:t>
+      </w:r>
+      <w:r>
+        <w:rPr>
+          <w:rFonts w:ascii="Times New Roman" w:hAnsi="Times New Roman" w:eastAsia="MS Mincho"/>
+          <w:b w:val="0"/>
+          <w:i w:val="0"/>
+          <w:sz w:val="24"/>
+        </w:rPr>
+        <w:t xml:space="preserve"> even when the production-side residuals alone do not.</w:t>
       </w:r>
     </w:p>
     <w:p>
@@ -2168,7 +6221,154 @@
           <w:i w:val="0"/>
           <w:sz w:val="24"/>
         </w:rPr>
-        <w:t>Figure 3 shows PIM-reconstructed capital K_tang(t; μ̂) + β̂ · K_I(t) alongside CWON-produced capital NW.PCA.TO, both within-country demeaned in log space, for six representative countries. This within-country demeaning is what the joint loss L_wealth penalises in equation (2); raw-level comparisons are dominated by PPP-vs-market-exchange-rate unit differences and by the fact that PWT uses a 2017-base chained index while CWON uses a 2019-base current-dollar index. After demeaning, both series have identical mean zero by construction, and the shape of the trajectories is what has to agree if the two accounts represent the same latent stock. The United States, Republic of Korea, and Israel — three R&amp;D-intensive economies — show near-identity: the PIM series tracks CWON to within 1–2 % in log terms over the full 1995–2019 window. Germany and the Netherlands show small but visible widening after 2010, which is consistent with the delayed SNA 2008 incorporation of R&amp;D on the CWON side. Japan is the outlier: from 2010 onward, the PIM series continues to rise while CWON PCA turns flat or declines, a gap of roughly 0.05–0.08 log units by 2019 (about 5–8 %).</w:t>
+        <w:t xml:space="preserve">Figure 3 shows PIM-reconstructed capital </w:t>
+      </w:r>
+      <w:r>
+        <w:rPr>
+          <w:rFonts w:ascii="Times New Roman" w:hAnsi="Times New Roman" w:eastAsia="MS Mincho"/>
+          <w:b w:val="0"/>
+          <w:i/>
+          <w:sz w:val="24"/>
+        </w:rPr>
+        <w:t>K</w:t>
+      </w:r>
+      <w:r>
+        <w:rPr>
+          <w:rFonts w:ascii="Times New Roman" w:hAnsi="Times New Roman" w:eastAsia="MS Mincho"/>
+          <w:b w:val="0"/>
+          <w:i/>
+          <w:sz w:val="24"/>
+          <w:vertAlign w:val="subscript"/>
+        </w:rPr>
+        <w:t>t</w:t>
+      </w:r>
+      <w:r>
+        <w:rPr>
+          <w:rFonts w:ascii="Times New Roman" w:hAnsi="Times New Roman" w:eastAsia="MS Mincho"/>
+          <w:b w:val="0"/>
+          <w:i/>
+          <w:sz w:val="24"/>
+        </w:rPr>
+        <w:t xml:space="preserve">ang(t; </w:t>
+      </w:r>
+      <w:r>
+        <w:rPr>
+          <w:rFonts w:ascii="Times New Roman" w:hAnsi="Times New Roman" w:eastAsia="MS Mincho"/>
+          <w:b w:val="0"/>
+          <w:i/>
+          <w:sz w:val="24"/>
+        </w:rPr>
+        <w:t>μ</w:t>
+      </w:r>
+      <w:r>
+        <w:rPr>
+          <w:rFonts w:ascii="Times New Roman" w:hAnsi="Times New Roman" w:eastAsia="MS Mincho"/>
+          <w:b w:val="0"/>
+          <w:i/>
+          <w:sz w:val="24"/>
+        </w:rPr>
+        <w:t xml:space="preserve">̂) + </w:t>
+      </w:r>
+      <w:r>
+        <w:rPr>
+          <w:rFonts w:ascii="Times New Roman" w:hAnsi="Times New Roman" w:eastAsia="MS Mincho"/>
+          <w:b w:val="0"/>
+          <w:i/>
+          <w:sz w:val="24"/>
+        </w:rPr>
+        <w:t>β</w:t>
+      </w:r>
+      <w:r>
+        <w:rPr>
+          <w:rFonts w:ascii="Times New Roman" w:hAnsi="Times New Roman" w:eastAsia="MS Mincho"/>
+          <w:b w:val="0"/>
+          <w:i/>
+          <w:sz w:val="24"/>
+        </w:rPr>
+        <w:t>̂ · K</w:t>
+      </w:r>
+      <w:r>
+        <w:rPr>
+          <w:rFonts w:ascii="Times New Roman" w:hAnsi="Times New Roman" w:eastAsia="MS Mincho"/>
+          <w:b w:val="0"/>
+          <w:i/>
+          <w:sz w:val="24"/>
+          <w:vertAlign w:val="subscript"/>
+        </w:rPr>
+        <w:t>I</w:t>
+      </w:r>
+      <w:r>
+        <w:rPr>
+          <w:rFonts w:ascii="Times New Roman" w:hAnsi="Times New Roman" w:eastAsia="MS Mincho"/>
+          <w:b w:val="0"/>
+          <w:i/>
+          <w:sz w:val="24"/>
+        </w:rPr>
+        <w:t>(t)</w:t>
+      </w:r>
+      <w:r>
+        <w:rPr>
+          <w:rFonts w:ascii="Times New Roman" w:hAnsi="Times New Roman" w:eastAsia="MS Mincho"/>
+          <w:b w:val="0"/>
+          <w:i w:val="0"/>
+          <w:sz w:val="24"/>
+        </w:rPr>
+        <w:t xml:space="preserve"> alongside CWON-produced capital NW.PCA.TO, both within-country demeaned in log space, for six representative countries. This within-country demeaning is what the joint loss </w:t>
+      </w:r>
+      <w:r>
+        <w:rPr>
+          <w:rFonts w:ascii="Times New Roman" w:hAnsi="Times New Roman" w:eastAsia="MS Mincho"/>
+          <w:b w:val="0"/>
+          <w:i/>
+          <w:sz w:val="24"/>
+        </w:rPr>
+        <w:t>L</w:t>
+      </w:r>
+      <w:r>
+        <w:rPr>
+          <w:rFonts w:ascii="Times New Roman" w:hAnsi="Times New Roman" w:eastAsia="MS Mincho"/>
+          <w:b w:val="0"/>
+          <w:i/>
+          <w:sz w:val="24"/>
+          <w:vertAlign w:val="subscript"/>
+        </w:rPr>
+        <w:t>w</w:t>
+      </w:r>
+      <w:r>
+        <w:rPr>
+          <w:rFonts w:ascii="Times New Roman" w:hAnsi="Times New Roman" w:eastAsia="MS Mincho"/>
+          <w:b w:val="0"/>
+          <w:i/>
+          <w:sz w:val="24"/>
+        </w:rPr>
+        <w:t>ealth</w:t>
+      </w:r>
+      <w:r>
+        <w:rPr>
+          <w:rFonts w:ascii="Times New Roman" w:hAnsi="Times New Roman" w:eastAsia="MS Mincho"/>
+          <w:b w:val="0"/>
+          <w:i w:val="0"/>
+          <w:sz w:val="24"/>
+        </w:rPr>
+        <w:t xml:space="preserve"> penalises in equation (2); raw-level comparisons are dominated by PPP-vs-market-exchange-rate unit differences and by the fact that PWT uses a 2017-base chained index while CWON uses a 2019-base current-dollar index. After demeaning, both series have identical mean zero by construction, and the </w:t>
+      </w:r>
+      <w:r>
+        <w:rPr>
+          <w:rFonts w:ascii="Times New Roman" w:hAnsi="Times New Roman" w:eastAsia="MS Mincho"/>
+          <w:b w:val="0"/>
+          <w:i/>
+          <w:sz w:val="24"/>
+        </w:rPr>
+        <w:t>shape</w:t>
+      </w:r>
+      <w:r>
+        <w:rPr>
+          <w:rFonts w:ascii="Times New Roman" w:hAnsi="Times New Roman" w:eastAsia="MS Mincho"/>
+          <w:b w:val="0"/>
+          <w:i w:val="0"/>
+          <w:sz w:val="24"/>
+        </w:rPr>
+        <w:t xml:space="preserve"> of the trajectories is what has to agree if the two accounts represent the same latent stock. The United States, Republic of Korea, and Israel — three R&amp;D-intensive economies — show near-identity: the PIM series tracks CWON to within 1–2 % in log terms over the full 1995–2019 window. Germany and the Netherlands show small but visible widening after 2010, which is consistent with the delayed SNA 2008 incorporation of R&amp;D on the CWON side. Japan is the outlier: from 2010 onward, the PIM series continues to rise while CWON PCA turns flat or declines, a gap of roughly 0.05–0.08 log units by 2019 (about 5–8 %).</w:t>
       </w:r>
     </w:p>
     <w:p>
@@ -2247,7 +6447,91 @@
           <w:i w:val="0"/>
           <w:sz w:val="24"/>
         </w:rPr>
-        <w:t>Figure 4 examines whether the Japan anomaly is driven by an asset-price revaluation effect γ_price rather than by a real stock discrepancy. A γ_price ∈ [−0.04, +0.04] shifts the Japanese log-ratio by roughly 0.25 log units in total, implying that the observed ~0.06-log-unit gap corresponds to a γ_price ≈ 0.02 per year — exactly the order of magnitude of the Japanese land-price deflation from 1995 to 2005. The gap is therefore a revaluation artefact, not a real capital-quantity discrepancy, supporting Hamano and Zhao (2017) and the standard view that Japanese "lost-decade" wealth accounting is dominated by price rather than quantity effects.</w:t>
+        <w:t xml:space="preserve">Figure 4 examines whether the Japan anomaly is driven by an asset-price revaluation effect </w:t>
+      </w:r>
+      <w:r>
+        <w:rPr>
+          <w:rFonts w:ascii="Times New Roman" w:hAnsi="Times New Roman" w:eastAsia="MS Mincho"/>
+          <w:b w:val="0"/>
+          <w:i/>
+          <w:sz w:val="24"/>
+        </w:rPr>
+        <w:t>γ</w:t>
+      </w:r>
+      <w:r>
+        <w:rPr>
+          <w:rFonts w:ascii="Times New Roman" w:hAnsi="Times New Roman" w:eastAsia="MS Mincho"/>
+          <w:b w:val="0"/>
+          <w:i/>
+          <w:sz w:val="24"/>
+          <w:vertAlign w:val="subscript"/>
+        </w:rPr>
+        <w:t>p</w:t>
+      </w:r>
+      <w:r>
+        <w:rPr>
+          <w:rFonts w:ascii="Times New Roman" w:hAnsi="Times New Roman" w:eastAsia="MS Mincho"/>
+          <w:b w:val="0"/>
+          <w:i w:val="0"/>
+          <w:sz w:val="24"/>
+        </w:rPr>
+        <w:t xml:space="preserve">rice rather than by a real stock discrepancy. A </w:t>
+      </w:r>
+      <w:r>
+        <w:rPr>
+          <w:rFonts w:ascii="Times New Roman" w:hAnsi="Times New Roman" w:eastAsia="MS Mincho"/>
+          <w:b w:val="0"/>
+          <w:i/>
+          <w:sz w:val="24"/>
+        </w:rPr>
+        <w:t>γ</w:t>
+      </w:r>
+      <w:r>
+        <w:rPr>
+          <w:rFonts w:ascii="Times New Roman" w:hAnsi="Times New Roman" w:eastAsia="MS Mincho"/>
+          <w:b w:val="0"/>
+          <w:i/>
+          <w:sz w:val="24"/>
+          <w:vertAlign w:val="subscript"/>
+        </w:rPr>
+        <w:t>p</w:t>
+      </w:r>
+      <w:r>
+        <w:rPr>
+          <w:rFonts w:ascii="Times New Roman" w:hAnsi="Times New Roman" w:eastAsia="MS Mincho"/>
+          <w:b w:val="0"/>
+          <w:i w:val="0"/>
+          <w:sz w:val="24"/>
+        </w:rPr>
+        <w:t xml:space="preserve">rice ∈ [−0.04, +0.04] shifts the Japanese log-ratio by roughly 0.25 log units in total, implying that the observed ~0.06-log-unit gap corresponds to a </w:t>
+      </w:r>
+      <w:r>
+        <w:rPr>
+          <w:rFonts w:ascii="Times New Roman" w:hAnsi="Times New Roman" w:eastAsia="MS Mincho"/>
+          <w:b w:val="0"/>
+          <w:i/>
+          <w:sz w:val="24"/>
+        </w:rPr>
+        <w:t>γ</w:t>
+      </w:r>
+      <w:r>
+        <w:rPr>
+          <w:rFonts w:ascii="Times New Roman" w:hAnsi="Times New Roman" w:eastAsia="MS Mincho"/>
+          <w:b w:val="0"/>
+          <w:i/>
+          <w:sz w:val="24"/>
+          <w:vertAlign w:val="subscript"/>
+        </w:rPr>
+        <w:t>p</w:t>
+      </w:r>
+      <w:r>
+        <w:rPr>
+          <w:rFonts w:ascii="Times New Roman" w:hAnsi="Times New Roman" w:eastAsia="MS Mincho"/>
+          <w:b w:val="0"/>
+          <w:i w:val="0"/>
+          <w:sz w:val="24"/>
+        </w:rPr>
+        <w:t>rice ≈ 0.02 per year — exactly the order of magnitude of the Japanese land-price deflation from 1995 to 2005. The gap is therefore a revaluation artefact, not a real capital-quantity discrepancy, supporting Hamano and Zhao (2017) and the standard view that Japanese "lost-decade" wealth accounting is dominated by price rather than quantity effects.</w:t>
       </w:r>
     </w:p>
     <w:p>
@@ -2355,7 +6639,115 @@
           <w:i w:val="0"/>
           <w:sz w:val="24"/>
         </w:rPr>
-        <w:t>Bootstrap confidence intervals on the joint estimates (Fig. 3) show that, country by country, μ and β are only weakly identified from production-side residuals alone — the median 95 % interval on μ spans almost the entire grid [0.01, 6.0], and the median interval on β spans about 70 % of its grid [0.0, 0.34]. Adding the wealth-side constraint tightens both substantially: joint identification rejects μ = 0 for 35 of 39 countries at 5 % and β = 0 for 28 of 39 countries. This is the main methodological pay-off of the unified framework: neither production nor wealth alone pins down the structural parameters; together they do.</w:t>
+        <w:t xml:space="preserve">Bootstrap confidence intervals on the joint estimates (Fig. 3) show that, country by country, </w:t>
+      </w:r>
+      <w:r>
+        <w:rPr>
+          <w:rFonts w:ascii="Times New Roman" w:hAnsi="Times New Roman" w:eastAsia="MS Mincho"/>
+          <w:b w:val="0"/>
+          <w:i/>
+          <w:sz w:val="24"/>
+        </w:rPr>
+        <w:t>μ</w:t>
+      </w:r>
+      <w:r>
+        <w:rPr>
+          <w:rFonts w:ascii="Times New Roman" w:hAnsi="Times New Roman" w:eastAsia="MS Mincho"/>
+          <w:b w:val="0"/>
+          <w:i w:val="0"/>
+          <w:sz w:val="24"/>
+        </w:rPr>
+        <w:t xml:space="preserve"> and </w:t>
+      </w:r>
+      <w:r>
+        <w:rPr>
+          <w:rFonts w:ascii="Times New Roman" w:hAnsi="Times New Roman" w:eastAsia="MS Mincho"/>
+          <w:b w:val="0"/>
+          <w:i/>
+          <w:sz w:val="24"/>
+        </w:rPr>
+        <w:t>β</w:t>
+      </w:r>
+      <w:r>
+        <w:rPr>
+          <w:rFonts w:ascii="Times New Roman" w:hAnsi="Times New Roman" w:eastAsia="MS Mincho"/>
+          <w:b w:val="0"/>
+          <w:i w:val="0"/>
+          <w:sz w:val="24"/>
+        </w:rPr>
+        <w:t xml:space="preserve"> are only weakly identified from production-side residuals alone — the median 95 % interval on </w:t>
+      </w:r>
+      <w:r>
+        <w:rPr>
+          <w:rFonts w:ascii="Times New Roman" w:hAnsi="Times New Roman" w:eastAsia="MS Mincho"/>
+          <w:b w:val="0"/>
+          <w:i/>
+          <w:sz w:val="24"/>
+        </w:rPr>
+        <w:t>μ</w:t>
+      </w:r>
+      <w:r>
+        <w:rPr>
+          <w:rFonts w:ascii="Times New Roman" w:hAnsi="Times New Roman" w:eastAsia="MS Mincho"/>
+          <w:b w:val="0"/>
+          <w:i w:val="0"/>
+          <w:sz w:val="24"/>
+        </w:rPr>
+        <w:t xml:space="preserve"> spans almost the entire grid [0.01, 6.0], and the median interval on </w:t>
+      </w:r>
+      <w:r>
+        <w:rPr>
+          <w:rFonts w:ascii="Times New Roman" w:hAnsi="Times New Roman" w:eastAsia="MS Mincho"/>
+          <w:b w:val="0"/>
+          <w:i/>
+          <w:sz w:val="24"/>
+        </w:rPr>
+        <w:t>β</w:t>
+      </w:r>
+      <w:r>
+        <w:rPr>
+          <w:rFonts w:ascii="Times New Roman" w:hAnsi="Times New Roman" w:eastAsia="MS Mincho"/>
+          <w:b w:val="0"/>
+          <w:i w:val="0"/>
+          <w:sz w:val="24"/>
+        </w:rPr>
+        <w:t xml:space="preserve"> spans about 70 % of its grid [0.0, 0.34]. Adding the wealth-side constraint tightens both substantially: joint identification rejects </w:t>
+      </w:r>
+      <w:r>
+        <w:rPr>
+          <w:rFonts w:ascii="Times New Roman" w:hAnsi="Times New Roman" w:eastAsia="MS Mincho"/>
+          <w:b w:val="0"/>
+          <w:i/>
+          <w:sz w:val="24"/>
+        </w:rPr>
+        <w:t>μ</w:t>
+      </w:r>
+      <w:r>
+        <w:rPr>
+          <w:rFonts w:ascii="Times New Roman" w:hAnsi="Times New Roman" w:eastAsia="MS Mincho"/>
+          <w:b w:val="0"/>
+          <w:i w:val="0"/>
+          <w:sz w:val="24"/>
+        </w:rPr>
+        <w:t xml:space="preserve"> = 0 for 35 of 39 countries at 5 % and </w:t>
+      </w:r>
+      <w:r>
+        <w:rPr>
+          <w:rFonts w:ascii="Times New Roman" w:hAnsi="Times New Roman" w:eastAsia="MS Mincho"/>
+          <w:b w:val="0"/>
+          <w:i/>
+          <w:sz w:val="24"/>
+        </w:rPr>
+        <w:t>β</w:t>
+      </w:r>
+      <w:r>
+        <w:rPr>
+          <w:rFonts w:ascii="Times New Roman" w:hAnsi="Times New Roman" w:eastAsia="MS Mincho"/>
+          <w:b w:val="0"/>
+          <w:i w:val="0"/>
+          <w:sz w:val="24"/>
+        </w:rPr>
+        <w:t xml:space="preserve"> = 0 for 28 of 39 countries. This is the main methodological pay-off of the unified framework: neither production nor wealth alone pins down the structural parameters; together they do.</w:t>
       </w:r>
     </w:p>
     <w:p>
@@ -2370,7 +6762,133 @@
           <w:i w:val="0"/>
           <w:sz w:val="24"/>
         </w:rPr>
-        <w:t>A second way to read the bootstrap evidence is that the shape of the 95 % region in (μ, β) space is strongly country-specific. For R&amp;D-intensive economies (Israel, Republic of Korea, Sweden, the United States) the posterior region is a tight ellipse in the north-east quadrant (μ ≥ 0.3 years, β ≥ 0.08), implying that both tempo and intangible corrections are operative and separable. For asset-mix-stable economies (Mexico, Colombia, Turkey, Chile) the region is a wide diagonal ridge: the likelihood surface is nearly flat along a line in (μ, β) space, and the data support, with roughly equal probability, either a short tempo with a large intangible share or a long tempo with a small intangible share. This is the classical identification problem of additive decompositions; what the joint-identification framework contributes is that the ridge collapses to a point only after the wealth constraint is added. The sharpness of the collapse is itself diagnostic: countries for which the 95 % region remains a broad ridge even under joint identification are exactly those for which CWON coverage is thinner, and country-specific conclusions for those economies should be cross-checked with national-accounts micro-data before being used for policy. Reporting the shape of the 95 % region, rather than only the point estimate, is therefore a concrete recommendation for future CWON-style publications.</w:t>
+        <w:t xml:space="preserve">A second way to read the bootstrap evidence is that the </w:t>
+      </w:r>
+      <w:r>
+        <w:rPr>
+          <w:rFonts w:ascii="Times New Roman" w:hAnsi="Times New Roman" w:eastAsia="MS Mincho"/>
+          <w:b w:val="0"/>
+          <w:i/>
+          <w:sz w:val="24"/>
+        </w:rPr>
+        <w:t>shape</w:t>
+      </w:r>
+      <w:r>
+        <w:rPr>
+          <w:rFonts w:ascii="Times New Roman" w:hAnsi="Times New Roman" w:eastAsia="MS Mincho"/>
+          <w:b w:val="0"/>
+          <w:i w:val="0"/>
+          <w:sz w:val="24"/>
+        </w:rPr>
+        <w:t xml:space="preserve"> of the 95 % region in (</w:t>
+      </w:r>
+      <w:r>
+        <w:rPr>
+          <w:rFonts w:ascii="Times New Roman" w:hAnsi="Times New Roman" w:eastAsia="MS Mincho"/>
+          <w:b w:val="0"/>
+          <w:i/>
+          <w:sz w:val="24"/>
+        </w:rPr>
+        <w:t>μ</w:t>
+      </w:r>
+      <w:r>
+        <w:rPr>
+          <w:rFonts w:ascii="Times New Roman" w:hAnsi="Times New Roman" w:eastAsia="MS Mincho"/>
+          <w:b w:val="0"/>
+          <w:i w:val="0"/>
+          <w:sz w:val="24"/>
+        </w:rPr>
+        <w:t xml:space="preserve">, </w:t>
+      </w:r>
+      <w:r>
+        <w:rPr>
+          <w:rFonts w:ascii="Times New Roman" w:hAnsi="Times New Roman" w:eastAsia="MS Mincho"/>
+          <w:b w:val="0"/>
+          <w:i/>
+          <w:sz w:val="24"/>
+        </w:rPr>
+        <w:t>β</w:t>
+      </w:r>
+      <w:r>
+        <w:rPr>
+          <w:rFonts w:ascii="Times New Roman" w:hAnsi="Times New Roman" w:eastAsia="MS Mincho"/>
+          <w:b w:val="0"/>
+          <w:i w:val="0"/>
+          <w:sz w:val="24"/>
+        </w:rPr>
+        <w:t>) space is strongly country-specific. For R&amp;D-intensive economies (Israel, Republic of Korea, Sweden, the United States) the posterior region is a tight ellipse in the north-east quadrant (</w:t>
+      </w:r>
+      <w:r>
+        <w:rPr>
+          <w:rFonts w:ascii="Times New Roman" w:hAnsi="Times New Roman" w:eastAsia="MS Mincho"/>
+          <w:b w:val="0"/>
+          <w:i/>
+          <w:sz w:val="24"/>
+        </w:rPr>
+        <w:t>μ</w:t>
+      </w:r>
+      <w:r>
+        <w:rPr>
+          <w:rFonts w:ascii="Times New Roman" w:hAnsi="Times New Roman" w:eastAsia="MS Mincho"/>
+          <w:b w:val="0"/>
+          <w:i w:val="0"/>
+          <w:sz w:val="24"/>
+        </w:rPr>
+        <w:t xml:space="preserve"> ≥ 0.3 years, </w:t>
+      </w:r>
+      <w:r>
+        <w:rPr>
+          <w:rFonts w:ascii="Times New Roman" w:hAnsi="Times New Roman" w:eastAsia="MS Mincho"/>
+          <w:b w:val="0"/>
+          <w:i/>
+          <w:sz w:val="24"/>
+        </w:rPr>
+        <w:t>β</w:t>
+      </w:r>
+      <w:r>
+        <w:rPr>
+          <w:rFonts w:ascii="Times New Roman" w:hAnsi="Times New Roman" w:eastAsia="MS Mincho"/>
+          <w:b w:val="0"/>
+          <w:i w:val="0"/>
+          <w:sz w:val="24"/>
+        </w:rPr>
+        <w:t xml:space="preserve"> ≥ 0.08), implying that both tempo and intangible corrections are operative and separable. For asset-mix-stable economies (Mexico, Colombia, Turkey, Chile) the region is a wide diagonal ridge: the likelihood surface is nearly flat along a line in (</w:t>
+      </w:r>
+      <w:r>
+        <w:rPr>
+          <w:rFonts w:ascii="Times New Roman" w:hAnsi="Times New Roman" w:eastAsia="MS Mincho"/>
+          <w:b w:val="0"/>
+          <w:i/>
+          <w:sz w:val="24"/>
+        </w:rPr>
+        <w:t>μ</w:t>
+      </w:r>
+      <w:r>
+        <w:rPr>
+          <w:rFonts w:ascii="Times New Roman" w:hAnsi="Times New Roman" w:eastAsia="MS Mincho"/>
+          <w:b w:val="0"/>
+          <w:i w:val="0"/>
+          <w:sz w:val="24"/>
+        </w:rPr>
+        <w:t xml:space="preserve">, </w:t>
+      </w:r>
+      <w:r>
+        <w:rPr>
+          <w:rFonts w:ascii="Times New Roman" w:hAnsi="Times New Roman" w:eastAsia="MS Mincho"/>
+          <w:b w:val="0"/>
+          <w:i/>
+          <w:sz w:val="24"/>
+        </w:rPr>
+        <w:t>β</w:t>
+      </w:r>
+      <w:r>
+        <w:rPr>
+          <w:rFonts w:ascii="Times New Roman" w:hAnsi="Times New Roman" w:eastAsia="MS Mincho"/>
+          <w:b w:val="0"/>
+          <w:i w:val="0"/>
+          <w:sz w:val="24"/>
+        </w:rPr>
+        <w:t>) space, and the data support, with roughly equal probability, either a short tempo with a large intangible share or a long tempo with a small intangible share. This is the classical identification problem of additive decompositions; what the joint-identification framework contributes is that the ridge collapses to a point only after the wealth constraint is added. The sharpness of the collapse is itself diagnostic: countries for which the 95 % region remains a broad ridge even under joint identification are exactly those for which CWON coverage is thinner, and country-specific conclusions for those economies should be cross-checked with national-accounts micro-data before being used for policy. Reporting the shape of the 95 % region, rather than only the point estimate, is therefore a concrete recommendation for future CWON-style publications.</w:t>
       </w:r>
     </w:p>
     <w:p>
@@ -3115,7 +7633,79 @@
           <w:i w:val="0"/>
           <w:sz w:val="24"/>
         </w:rPr>
-        <w:t>Figure 6 and Table 3 report the Relational PIM diagnostics defined in Section III.5. Two findings stand out. First, under M0 (instant PIM, β = 0) the median ρ̂₂ across 39 countries is 0.801, substantially below the consistency benchmark of 1.0. Only 9 of 39 countries have ρ̂₂ ∈ [0.9, 1.1]. This confirms that the standard PIM systematically understates capital growth relative to CWON — or equivalently, that CWON captures a faster-growing component of the capital stock (plausibly intangibles and revaluations) that the PIM misses. Second, under M4 (joint tempo + intangible identification) the median ρ̂₂ rises to 0.833, and the number of countries in the [0.9, 1.1] consistency band increases from 9 to 12. The improvement is modest but systematic: the tempo and intangible corrections move the PIM–CWON relationship toward consistency in the right direction. The median R² exceeds 0.99 under both M0 and M4, confirming that the log-linear relationship (M5) is an excellent description of the PIM–CWON mapping.</w:t>
+        <w:t xml:space="preserve">Figure 6 and Table 3 report the Relational PIM diagnostics defined in Section III.5. Two findings stand out. First, under M0 (instant PIM, </w:t>
+      </w:r>
+      <w:r>
+        <w:rPr>
+          <w:rFonts w:ascii="Times New Roman" w:hAnsi="Times New Roman" w:eastAsia="MS Mincho"/>
+          <w:b w:val="0"/>
+          <w:i/>
+          <w:sz w:val="24"/>
+        </w:rPr>
+        <w:t>β</w:t>
+      </w:r>
+      <w:r>
+        <w:rPr>
+          <w:rFonts w:ascii="Times New Roman" w:hAnsi="Times New Roman" w:eastAsia="MS Mincho"/>
+          <w:b w:val="0"/>
+          <w:i w:val="0"/>
+          <w:sz w:val="24"/>
+        </w:rPr>
+        <w:t xml:space="preserve"> = 0) the median </w:t>
+      </w:r>
+      <w:r>
+        <w:rPr>
+          <w:rFonts w:ascii="Times New Roman" w:hAnsi="Times New Roman" w:eastAsia="MS Mincho"/>
+          <w:b w:val="0"/>
+          <w:i/>
+          <w:sz w:val="24"/>
+        </w:rPr>
+        <w:t>ρ</w:t>
+      </w:r>
+      <w:r>
+        <w:rPr>
+          <w:rFonts w:ascii="Times New Roman" w:hAnsi="Times New Roman" w:eastAsia="MS Mincho"/>
+          <w:b w:val="0"/>
+          <w:i w:val="0"/>
+          <w:sz w:val="24"/>
+        </w:rPr>
+        <w:t xml:space="preserve">̂₂ across 39 countries is 0.801, substantially below the consistency benchmark of 1.0. Only 9 of 39 countries have </w:t>
+      </w:r>
+      <w:r>
+        <w:rPr>
+          <w:rFonts w:ascii="Times New Roman" w:hAnsi="Times New Roman" w:eastAsia="MS Mincho"/>
+          <w:b w:val="0"/>
+          <w:i/>
+          <w:sz w:val="24"/>
+        </w:rPr>
+        <w:t>ρ</w:t>
+      </w:r>
+      <w:r>
+        <w:rPr>
+          <w:rFonts w:ascii="Times New Roman" w:hAnsi="Times New Roman" w:eastAsia="MS Mincho"/>
+          <w:b w:val="0"/>
+          <w:i w:val="0"/>
+          <w:sz w:val="24"/>
+        </w:rPr>
+        <w:t xml:space="preserve">̂₂ ∈ [0.9, 1.1]. This confirms that the standard PIM systematically understates capital growth relative to CWON — or equivalently, that CWON captures a faster-growing component of the capital stock (plausibly intangibles and revaluations) that the PIM misses. Second, under M4 (joint tempo + intangible identification) the median </w:t>
+      </w:r>
+      <w:r>
+        <w:rPr>
+          <w:rFonts w:ascii="Times New Roman" w:hAnsi="Times New Roman" w:eastAsia="MS Mincho"/>
+          <w:b w:val="0"/>
+          <w:i/>
+          <w:sz w:val="24"/>
+        </w:rPr>
+        <w:t>ρ</w:t>
+      </w:r>
+      <w:r>
+        <w:rPr>
+          <w:rFonts w:ascii="Times New Roman" w:hAnsi="Times New Roman" w:eastAsia="MS Mincho"/>
+          <w:b w:val="0"/>
+          <w:i w:val="0"/>
+          <w:sz w:val="24"/>
+        </w:rPr>
+        <w:t>̂₂ rises to 0.833, and the number of countries in the [0.9, 1.1] consistency band increases from 9 to 12. The improvement is modest but systematic: the tempo and intangible corrections move the PIM–CWON relationship toward consistency in the right direction. The median R² exceeds 0.99 under both M0 and M4, confirming that the log-linear relationship (M5) is an excellent description of the PIM–CWON mapping.</w:t>
       </w:r>
     </w:p>
     <w:p>
@@ -3130,7 +7720,151 @@
           <w:i w:val="0"/>
           <w:sz w:val="24"/>
         </w:rPr>
-        <w:t>Figure 6(b) plots ρ̂₁ against ρ̂₂ under M4. Countries that are far from the (ρ₁ = 0, ρ₂ = 1) reference point — notably Switzerland (ρ̂₂ ≈ 0.40), Poland (ρ̂₂ ≈ 0.60), and Norway (ρ̂₂ ≈ 0.66) — are exactly those for which the PIM and CWON accounts are known to differ most in asset coverage or in the treatment of natural-resource rents. The RPIM diagnostic therefore serves as a simple, interpretable quality-control tool for national capital accounts: a country whose ρ̂₂ deviates markedly from unity warrants closer investigation of the underlying asset-composition assumptions in both accounts.</w:t>
+        <w:t xml:space="preserve">Figure 6(b) plots </w:t>
+      </w:r>
+      <w:r>
+        <w:rPr>
+          <w:rFonts w:ascii="Times New Roman" w:hAnsi="Times New Roman" w:eastAsia="MS Mincho"/>
+          <w:b w:val="0"/>
+          <w:i/>
+          <w:sz w:val="24"/>
+        </w:rPr>
+        <w:t>ρ</w:t>
+      </w:r>
+      <w:r>
+        <w:rPr>
+          <w:rFonts w:ascii="Times New Roman" w:hAnsi="Times New Roman" w:eastAsia="MS Mincho"/>
+          <w:b w:val="0"/>
+          <w:i w:val="0"/>
+          <w:sz w:val="24"/>
+        </w:rPr>
+        <w:t xml:space="preserve">̂₁ against </w:t>
+      </w:r>
+      <w:r>
+        <w:rPr>
+          <w:rFonts w:ascii="Times New Roman" w:hAnsi="Times New Roman" w:eastAsia="MS Mincho"/>
+          <w:b w:val="0"/>
+          <w:i/>
+          <w:sz w:val="24"/>
+        </w:rPr>
+        <w:t>ρ</w:t>
+      </w:r>
+      <w:r>
+        <w:rPr>
+          <w:rFonts w:ascii="Times New Roman" w:hAnsi="Times New Roman" w:eastAsia="MS Mincho"/>
+          <w:b w:val="0"/>
+          <w:i w:val="0"/>
+          <w:sz w:val="24"/>
+        </w:rPr>
+        <w:t>̂₂ under M4. Countries that are far from the (</w:t>
+      </w:r>
+      <w:r>
+        <w:rPr>
+          <w:rFonts w:ascii="Times New Roman" w:hAnsi="Times New Roman" w:eastAsia="MS Mincho"/>
+          <w:b w:val="0"/>
+          <w:i/>
+          <w:sz w:val="24"/>
+        </w:rPr>
+        <w:t>ρ</w:t>
+      </w:r>
+      <w:r>
+        <w:rPr>
+          <w:rFonts w:ascii="Times New Roman" w:hAnsi="Times New Roman" w:eastAsia="MS Mincho"/>
+          <w:b w:val="0"/>
+          <w:i w:val="0"/>
+          <w:sz w:val="24"/>
+        </w:rPr>
+        <w:t xml:space="preserve">₁ = 0, </w:t>
+      </w:r>
+      <w:r>
+        <w:rPr>
+          <w:rFonts w:ascii="Times New Roman" w:hAnsi="Times New Roman" w:eastAsia="MS Mincho"/>
+          <w:b w:val="0"/>
+          <w:i/>
+          <w:sz w:val="24"/>
+        </w:rPr>
+        <w:t>ρ</w:t>
+      </w:r>
+      <w:r>
+        <w:rPr>
+          <w:rFonts w:ascii="Times New Roman" w:hAnsi="Times New Roman" w:eastAsia="MS Mincho"/>
+          <w:b w:val="0"/>
+          <w:i w:val="0"/>
+          <w:sz w:val="24"/>
+        </w:rPr>
+        <w:t>₂ = 1) reference point — notably Switzerland (</w:t>
+      </w:r>
+      <w:r>
+        <w:rPr>
+          <w:rFonts w:ascii="Times New Roman" w:hAnsi="Times New Roman" w:eastAsia="MS Mincho"/>
+          <w:b w:val="0"/>
+          <w:i/>
+          <w:sz w:val="24"/>
+        </w:rPr>
+        <w:t>ρ</w:t>
+      </w:r>
+      <w:r>
+        <w:rPr>
+          <w:rFonts w:ascii="Times New Roman" w:hAnsi="Times New Roman" w:eastAsia="MS Mincho"/>
+          <w:b w:val="0"/>
+          <w:i w:val="0"/>
+          <w:sz w:val="24"/>
+        </w:rPr>
+        <w:t>̂₂ ≈ 0.40), Poland (</w:t>
+      </w:r>
+      <w:r>
+        <w:rPr>
+          <w:rFonts w:ascii="Times New Roman" w:hAnsi="Times New Roman" w:eastAsia="MS Mincho"/>
+          <w:b w:val="0"/>
+          <w:i/>
+          <w:sz w:val="24"/>
+        </w:rPr>
+        <w:t>ρ</w:t>
+      </w:r>
+      <w:r>
+        <w:rPr>
+          <w:rFonts w:ascii="Times New Roman" w:hAnsi="Times New Roman" w:eastAsia="MS Mincho"/>
+          <w:b w:val="0"/>
+          <w:i w:val="0"/>
+          <w:sz w:val="24"/>
+        </w:rPr>
+        <w:t>̂₂ ≈ 0.60), and Norway (</w:t>
+      </w:r>
+      <w:r>
+        <w:rPr>
+          <w:rFonts w:ascii="Times New Roman" w:hAnsi="Times New Roman" w:eastAsia="MS Mincho"/>
+          <w:b w:val="0"/>
+          <w:i/>
+          <w:sz w:val="24"/>
+        </w:rPr>
+        <w:t>ρ</w:t>
+      </w:r>
+      <w:r>
+        <w:rPr>
+          <w:rFonts w:ascii="Times New Roman" w:hAnsi="Times New Roman" w:eastAsia="MS Mincho"/>
+          <w:b w:val="0"/>
+          <w:i w:val="0"/>
+          <w:sz w:val="24"/>
+        </w:rPr>
+        <w:t xml:space="preserve">̂₂ ≈ 0.66) — are exactly those for which the PIM and CWON accounts are known to differ most in asset coverage or in the treatment of natural-resource rents. The RPIM diagnostic therefore serves as a simple, interpretable quality-control tool for national capital accounts: a country whose </w:t>
+      </w:r>
+      <w:r>
+        <w:rPr>
+          <w:rFonts w:ascii="Times New Roman" w:hAnsi="Times New Roman" w:eastAsia="MS Mincho"/>
+          <w:b w:val="0"/>
+          <w:i/>
+          <w:sz w:val="24"/>
+        </w:rPr>
+        <w:t>ρ</w:t>
+      </w:r>
+      <w:r>
+        <w:rPr>
+          <w:rFonts w:ascii="Times New Roman" w:hAnsi="Times New Roman" w:eastAsia="MS Mincho"/>
+          <w:b w:val="0"/>
+          <w:i w:val="0"/>
+          <w:sz w:val="24"/>
+        </w:rPr>
+        <w:t>̂₂ deviates markedly from unity warrants closer investigation of the underlying asset-composition assumptions in both accounts.</w:t>
       </w:r>
     </w:p>
     <w:p>
@@ -3223,7 +7957,97 @@
           <w:i w:val="0"/>
           <w:sz w:val="24"/>
         </w:rPr>
-        <w:t>Inklaar's critique (§VI.5) raises the possibility that if the true depreciation rate δ is itself drifting, some of what we attribute to μ(t) could instead be absorbed by a time-varying δ(t). We address this directly by re-estimating the constant lag μ̂ (M1) under five depreciation scenarios: δ × {0.80, 0.90, 1.00, 1.10, 1.20}.</w:t>
+        <w:t xml:space="preserve">Inklaar's critique (§VI.5) raises the possibility that if the true depreciation rate </w:t>
+      </w:r>
+      <w:r>
+        <w:rPr>
+          <w:rFonts w:ascii="Times New Roman" w:hAnsi="Times New Roman" w:eastAsia="MS Mincho"/>
+          <w:b w:val="0"/>
+          <w:i/>
+          <w:sz w:val="24"/>
+        </w:rPr>
+        <w:t>δ</w:t>
+      </w:r>
+      <w:r>
+        <w:rPr>
+          <w:rFonts w:ascii="Times New Roman" w:hAnsi="Times New Roman" w:eastAsia="MS Mincho"/>
+          <w:b w:val="0"/>
+          <w:i w:val="0"/>
+          <w:sz w:val="24"/>
+        </w:rPr>
+        <w:t xml:space="preserve"> is itself drifting, some of what we attribute to </w:t>
+      </w:r>
+      <w:r>
+        <w:rPr>
+          <w:rFonts w:ascii="Times New Roman" w:hAnsi="Times New Roman" w:eastAsia="MS Mincho"/>
+          <w:b w:val="0"/>
+          <w:i/>
+          <w:sz w:val="24"/>
+        </w:rPr>
+        <w:t>μ</w:t>
+      </w:r>
+      <w:r>
+        <w:rPr>
+          <w:rFonts w:ascii="Times New Roman" w:hAnsi="Times New Roman" w:eastAsia="MS Mincho"/>
+          <w:b w:val="0"/>
+          <w:i w:val="0"/>
+          <w:sz w:val="24"/>
+        </w:rPr>
+        <w:t xml:space="preserve">(t) could instead be absorbed by a time-varying </w:t>
+      </w:r>
+      <w:r>
+        <w:rPr>
+          <w:rFonts w:ascii="Times New Roman" w:hAnsi="Times New Roman" w:eastAsia="MS Mincho"/>
+          <w:b w:val="0"/>
+          <w:i/>
+          <w:sz w:val="24"/>
+        </w:rPr>
+        <w:t>δ</w:t>
+      </w:r>
+      <w:r>
+        <w:rPr>
+          <w:rFonts w:ascii="Times New Roman" w:hAnsi="Times New Roman" w:eastAsia="MS Mincho"/>
+          <w:b w:val="0"/>
+          <w:i w:val="0"/>
+          <w:sz w:val="24"/>
+        </w:rPr>
+        <w:t xml:space="preserve">(t). We address this directly by re-estimating the constant lag </w:t>
+      </w:r>
+      <w:r>
+        <w:rPr>
+          <w:rFonts w:ascii="Times New Roman" w:hAnsi="Times New Roman" w:eastAsia="MS Mincho"/>
+          <w:b w:val="0"/>
+          <w:i/>
+          <w:sz w:val="24"/>
+        </w:rPr>
+        <w:t>μ</w:t>
+      </w:r>
+      <w:r>
+        <w:rPr>
+          <w:rFonts w:ascii="Times New Roman" w:hAnsi="Times New Roman" w:eastAsia="MS Mincho"/>
+          <w:b w:val="0"/>
+          <w:i w:val="0"/>
+          <w:sz w:val="24"/>
+        </w:rPr>
+        <w:t xml:space="preserve">̂ (M1) under five depreciation scenarios: </w:t>
+      </w:r>
+      <w:r>
+        <w:rPr>
+          <w:rFonts w:ascii="Times New Roman" w:hAnsi="Times New Roman" w:eastAsia="MS Mincho"/>
+          <w:b w:val="0"/>
+          <w:i/>
+          <w:sz w:val="24"/>
+        </w:rPr>
+        <w:t>δ</w:t>
+      </w:r>
+      <w:r>
+        <w:rPr>
+          <w:rFonts w:ascii="Times New Roman" w:hAnsi="Times New Roman" w:eastAsia="MS Mincho"/>
+          <w:b w:val="0"/>
+          <w:i w:val="0"/>
+          <w:sz w:val="24"/>
+        </w:rPr>
+        <w:t xml:space="preserve"> × {0.80, 0.90, 1.00, 1.10, 1.20}.</w:t>
       </w:r>
     </w:p>
     <w:p>
@@ -3238,7 +8062,151 @@
           <w:i w:val="0"/>
           <w:sz w:val="24"/>
         </w:rPr>
-        <w:t>Figure 7 shows the results. The main finding is that μ̂ is remarkably stable across the ±20% depreciation perturbation for most countries. The cross-country mean μ̂ moves from 1.61 years (δ × 0.80) to 1.52 years (δ × 1.20), a shift of only 0.09 years — less than 6% of the baseline estimate. The median μ̂ is virtually invariant at 0.26 years across all five scenarios. Countries with interior-solution μ̂ values (Slovakia, Luxembourg, United Kingdom, Sweden, Slovenia, and Colombia) show the expected negative relationship: higher depreciation slightly reduces the estimated lag, since faster depreciation absorbs some of the growth-rate variation that would otherwise be attributed to the gestation delay. However, the sensitivity is quantitatively small: a ±20% perturbation in δ moves μ̂ by at most 1.25 years even for the most sensitive country (Slovakia: 5.75 → 4.50 years; Luxembourg: 3.75 → 3.00 years). The qualitative conclusion — that a nonzero lag improves out-of-sample fit — is robust to any plausible depreciation mis-specification within this range.</w:t>
+        <w:t xml:space="preserve">Figure 7 shows the results. The main finding is that </w:t>
+      </w:r>
+      <w:r>
+        <w:rPr>
+          <w:rFonts w:ascii="Times New Roman" w:hAnsi="Times New Roman" w:eastAsia="MS Mincho"/>
+          <w:b w:val="0"/>
+          <w:i/>
+          <w:sz w:val="24"/>
+        </w:rPr>
+        <w:t>μ</w:t>
+      </w:r>
+      <w:r>
+        <w:rPr>
+          <w:rFonts w:ascii="Times New Roman" w:hAnsi="Times New Roman" w:eastAsia="MS Mincho"/>
+          <w:b w:val="0"/>
+          <w:i w:val="0"/>
+          <w:sz w:val="24"/>
+        </w:rPr>
+        <w:t xml:space="preserve">̂ is remarkably stable across the ±20% depreciation perturbation for most countries. The cross-country mean </w:t>
+      </w:r>
+      <w:r>
+        <w:rPr>
+          <w:rFonts w:ascii="Times New Roman" w:hAnsi="Times New Roman" w:eastAsia="MS Mincho"/>
+          <w:b w:val="0"/>
+          <w:i/>
+          <w:sz w:val="24"/>
+        </w:rPr>
+        <w:t>μ</w:t>
+      </w:r>
+      <w:r>
+        <w:rPr>
+          <w:rFonts w:ascii="Times New Roman" w:hAnsi="Times New Roman" w:eastAsia="MS Mincho"/>
+          <w:b w:val="0"/>
+          <w:i w:val="0"/>
+          <w:sz w:val="24"/>
+        </w:rPr>
+        <w:t>̂ moves from 1.61 years (</w:t>
+      </w:r>
+      <w:r>
+        <w:rPr>
+          <w:rFonts w:ascii="Times New Roman" w:hAnsi="Times New Roman" w:eastAsia="MS Mincho"/>
+          <w:b w:val="0"/>
+          <w:i/>
+          <w:sz w:val="24"/>
+        </w:rPr>
+        <w:t>δ</w:t>
+      </w:r>
+      <w:r>
+        <w:rPr>
+          <w:rFonts w:ascii="Times New Roman" w:hAnsi="Times New Roman" w:eastAsia="MS Mincho"/>
+          <w:b w:val="0"/>
+          <w:i w:val="0"/>
+          <w:sz w:val="24"/>
+        </w:rPr>
+        <w:t xml:space="preserve"> × 0.80) to 1.52 years (</w:t>
+      </w:r>
+      <w:r>
+        <w:rPr>
+          <w:rFonts w:ascii="Times New Roman" w:hAnsi="Times New Roman" w:eastAsia="MS Mincho"/>
+          <w:b w:val="0"/>
+          <w:i/>
+          <w:sz w:val="24"/>
+        </w:rPr>
+        <w:t>δ</w:t>
+      </w:r>
+      <w:r>
+        <w:rPr>
+          <w:rFonts w:ascii="Times New Roman" w:hAnsi="Times New Roman" w:eastAsia="MS Mincho"/>
+          <w:b w:val="0"/>
+          <w:i w:val="0"/>
+          <w:sz w:val="24"/>
+        </w:rPr>
+        <w:t xml:space="preserve"> × 1.20), a shift of only 0.09 years — less than 6% of the baseline estimate. The median </w:t>
+      </w:r>
+      <w:r>
+        <w:rPr>
+          <w:rFonts w:ascii="Times New Roman" w:hAnsi="Times New Roman" w:eastAsia="MS Mincho"/>
+          <w:b w:val="0"/>
+          <w:i/>
+          <w:sz w:val="24"/>
+        </w:rPr>
+        <w:t>μ</w:t>
+      </w:r>
+      <w:r>
+        <w:rPr>
+          <w:rFonts w:ascii="Times New Roman" w:hAnsi="Times New Roman" w:eastAsia="MS Mincho"/>
+          <w:b w:val="0"/>
+          <w:i w:val="0"/>
+          <w:sz w:val="24"/>
+        </w:rPr>
+        <w:t xml:space="preserve">̂ is virtually invariant at 0.26 years across all five scenarios. Countries with interior-solution </w:t>
+      </w:r>
+      <w:r>
+        <w:rPr>
+          <w:rFonts w:ascii="Times New Roman" w:hAnsi="Times New Roman" w:eastAsia="MS Mincho"/>
+          <w:b w:val="0"/>
+          <w:i/>
+          <w:sz w:val="24"/>
+        </w:rPr>
+        <w:t>μ</w:t>
+      </w:r>
+      <w:r>
+        <w:rPr>
+          <w:rFonts w:ascii="Times New Roman" w:hAnsi="Times New Roman" w:eastAsia="MS Mincho"/>
+          <w:b w:val="0"/>
+          <w:i w:val="0"/>
+          <w:sz w:val="24"/>
+        </w:rPr>
+        <w:t xml:space="preserve">̂ values (Slovakia, Luxembourg, United Kingdom, Sweden, Slovenia, and Colombia) show the expected negative relationship: higher depreciation slightly reduces the estimated lag, since faster depreciation absorbs some of the growth-rate variation that would otherwise be attributed to the gestation delay. However, the sensitivity is quantitatively small: a ±20% perturbation in </w:t>
+      </w:r>
+      <w:r>
+        <w:rPr>
+          <w:rFonts w:ascii="Times New Roman" w:hAnsi="Times New Roman" w:eastAsia="MS Mincho"/>
+          <w:b w:val="0"/>
+          <w:i/>
+          <w:sz w:val="24"/>
+        </w:rPr>
+        <w:t>δ</w:t>
+      </w:r>
+      <w:r>
+        <w:rPr>
+          <w:rFonts w:ascii="Times New Roman" w:hAnsi="Times New Roman" w:eastAsia="MS Mincho"/>
+          <w:b w:val="0"/>
+          <w:i w:val="0"/>
+          <w:sz w:val="24"/>
+        </w:rPr>
+        <w:t xml:space="preserve"> moves </w:t>
+      </w:r>
+      <w:r>
+        <w:rPr>
+          <w:rFonts w:ascii="Times New Roman" w:hAnsi="Times New Roman" w:eastAsia="MS Mincho"/>
+          <w:b w:val="0"/>
+          <w:i/>
+          <w:sz w:val="24"/>
+        </w:rPr>
+        <w:t>μ</w:t>
+      </w:r>
+      <w:r>
+        <w:rPr>
+          <w:rFonts w:ascii="Times New Roman" w:hAnsi="Times New Roman" w:eastAsia="MS Mincho"/>
+          <w:b w:val="0"/>
+          <w:i w:val="0"/>
+          <w:sz w:val="24"/>
+        </w:rPr>
+        <w:t>̂ by at most 1.25 years even for the most sensitive country (Slovakia: 5.75 → 4.50 years; Luxembourg: 3.75 → 3.00 years). The qualitative conclusion — that a nonzero lag improves out-of-sample fit — is robust to any plausible depreciation mis-specification within this range.</w:t>
       </w:r>
     </w:p>
     <w:p>
@@ -3331,7 +8299,43 @@
           <w:i w:val="0"/>
           <w:sz w:val="24"/>
         </w:rPr>
-        <w:t>Table 1 reports that M4 (joint tempo + intangible) achieves an out-of-sample MAPE of 4.61 %, virtually identical to M0 (4.60 %). This apparent non-improvement deserves scrutiny. Of the 39 countries in our sample, 25 have boundary-solution μ̂ values — either at the lower bound (0.01, effectively zero lag, 18 countries) or at the upper bound (6.0, 7 countries). For these countries, the tempo correction is either inoperative (μ̂ ≈ 0 ≡ M0) or saturated, so the M0–M4 comparison is uninformative by construction.</w:t>
+        <w:t xml:space="preserve">Table 1 reports that M4 (joint tempo + intangible) achieves an out-of-sample MAPE of 4.61 %, virtually identical to M0 (4.60 %). This apparent non-improvement deserves scrutiny. Of the 39 countries in our sample, 25 have boundary-solution </w:t>
+      </w:r>
+      <w:r>
+        <w:rPr>
+          <w:rFonts w:ascii="Times New Roman" w:hAnsi="Times New Roman" w:eastAsia="MS Mincho"/>
+          <w:b w:val="0"/>
+          <w:i/>
+          <w:sz w:val="24"/>
+        </w:rPr>
+        <w:t>μ</w:t>
+      </w:r>
+      <w:r>
+        <w:rPr>
+          <w:rFonts w:ascii="Times New Roman" w:hAnsi="Times New Roman" w:eastAsia="MS Mincho"/>
+          <w:b w:val="0"/>
+          <w:i w:val="0"/>
+          <w:sz w:val="24"/>
+        </w:rPr>
+        <w:t>̂ values — either at the lower bound (0.01, effectively zero lag, 18 countries) or at the upper bound (6.0, 7 countries). For these countries, the tempo correction is either inoperative (</w:t>
+      </w:r>
+      <w:r>
+        <w:rPr>
+          <w:rFonts w:ascii="Times New Roman" w:hAnsi="Times New Roman" w:eastAsia="MS Mincho"/>
+          <w:b w:val="0"/>
+          <w:i/>
+          <w:sz w:val="24"/>
+        </w:rPr>
+        <w:t>μ</w:t>
+      </w:r>
+      <w:r>
+        <w:rPr>
+          <w:rFonts w:ascii="Times New Roman" w:hAnsi="Times New Roman" w:eastAsia="MS Mincho"/>
+          <w:b w:val="0"/>
+          <w:i w:val="0"/>
+          <w:sz w:val="24"/>
+        </w:rPr>
+        <w:t>̂ ≈ 0 ≡ M0) or saturated, so the M0–M4 comparison is uninformative by construction.</w:t>
       </w:r>
     </w:p>
     <w:p>
@@ -3346,7 +8350,43 @@
           <w:i w:val="0"/>
           <w:sz w:val="24"/>
         </w:rPr>
-        <w:t>Figure 8 restricts the OOS evaluation to the 14 countries with interior-solution μ̂ (μ̂ ∈ (0.02, 5.9)): Australia, Belgium, Canada, Chile, Colombia, Denmark, Iceland, Republic of Korea, Luxembourg, Norway, Slovakia, Slovenia, Sweden, and the United Kingdom. For this subsample, M1 (constant lag) achieves a median MAPE of 4.23 %, an improvement over M0's 4.27 %. Among boundary-solution countries, M1 and M2 show larger improvements (boundary M1 = 3.98 %, boundary M2 = 3.83 % vs boundary M0 = 4.72 %), indicating that the lag correction is effective precisely where the optimiser finds a nonzero solution. The key insight is that the full-sample median conflates countries for which the tempo correction is genuinely informative with those for which it is mechanically zero.</w:t>
+        <w:t xml:space="preserve">Figure 8 restricts the OOS evaluation to the 14 countries with interior-solution </w:t>
+      </w:r>
+      <w:r>
+        <w:rPr>
+          <w:rFonts w:ascii="Times New Roman" w:hAnsi="Times New Roman" w:eastAsia="MS Mincho"/>
+          <w:b w:val="0"/>
+          <w:i/>
+          <w:sz w:val="24"/>
+        </w:rPr>
+        <w:t>μ</w:t>
+      </w:r>
+      <w:r>
+        <w:rPr>
+          <w:rFonts w:ascii="Times New Roman" w:hAnsi="Times New Roman" w:eastAsia="MS Mincho"/>
+          <w:b w:val="0"/>
+          <w:i w:val="0"/>
+          <w:sz w:val="24"/>
+        </w:rPr>
+        <w:t>̂ (</w:t>
+      </w:r>
+      <w:r>
+        <w:rPr>
+          <w:rFonts w:ascii="Times New Roman" w:hAnsi="Times New Roman" w:eastAsia="MS Mincho"/>
+          <w:b w:val="0"/>
+          <w:i/>
+          <w:sz w:val="24"/>
+        </w:rPr>
+        <w:t>μ</w:t>
+      </w:r>
+      <w:r>
+        <w:rPr>
+          <w:rFonts w:ascii="Times New Roman" w:hAnsi="Times New Roman" w:eastAsia="MS Mincho"/>
+          <w:b w:val="0"/>
+          <w:i w:val="0"/>
+          <w:sz w:val="24"/>
+        </w:rPr>
+        <w:t>̂ ∈ (0.02, 5.9)): Australia, Belgium, Canada, Chile, Colombia, Denmark, Iceland, Republic of Korea, Luxembourg, Norway, Slovakia, Slovenia, Sweden, and the United Kingdom. For this subsample, M1 (constant lag) achieves a median MAPE of 4.23 %, an improvement over M0's 4.27 %. Among boundary-solution countries, M1 and M2 show larger improvements (boundary M1 = 3.98 %, boundary M2 = 3.83 % vs boundary M0 = 4.72 %), indicating that the lag correction is effective precisely where the optimiser finds a nonzero solution. The key insight is that the full-sample median conflates countries for which the tempo correction is genuinely informative with those for which it is mechanically zero.</w:t>
       </w:r>
     </w:p>
     <w:p>
@@ -4045,7 +9085,43 @@
           <w:i w:val="0"/>
           <w:sz w:val="24"/>
         </w:rPr>
-        <w:t>MAPE measures average percentage error in GDP levels but does not capture whether models track the direction of GDP growth or the trajectory of the wealth-side capital stock. Table 4 reports two additional metrics computed on the 2015–2019 hold-out window.</w:t>
+        <w:t xml:space="preserve">MAPE measures average percentage error in GDP levels but does not capture whether models track the </w:t>
+      </w:r>
+      <w:r>
+        <w:rPr>
+          <w:rFonts w:ascii="Times New Roman" w:hAnsi="Times New Roman" w:eastAsia="MS Mincho"/>
+          <w:b w:val="0"/>
+          <w:i/>
+          <w:sz w:val="24"/>
+        </w:rPr>
+        <w:t>direction</w:t>
+      </w:r>
+      <w:r>
+        <w:rPr>
+          <w:rFonts w:ascii="Times New Roman" w:hAnsi="Times New Roman" w:eastAsia="MS Mincho"/>
+          <w:b w:val="0"/>
+          <w:i w:val="0"/>
+          <w:sz w:val="24"/>
+        </w:rPr>
+        <w:t xml:space="preserve"> of GDP growth or the </w:t>
+      </w:r>
+      <w:r>
+        <w:rPr>
+          <w:rFonts w:ascii="Times New Roman" w:hAnsi="Times New Roman" w:eastAsia="MS Mincho"/>
+          <w:b w:val="0"/>
+          <w:i/>
+          <w:sz w:val="24"/>
+        </w:rPr>
+        <w:t>trajectory</w:t>
+      </w:r>
+      <w:r>
+        <w:rPr>
+          <w:rFonts w:ascii="Times New Roman" w:hAnsi="Times New Roman" w:eastAsia="MS Mincho"/>
+          <w:b w:val="0"/>
+          <w:i w:val="0"/>
+          <w:sz w:val="24"/>
+        </w:rPr>
+        <w:t xml:space="preserve"> of the wealth-side capital stock. Table 4 reports two additional metrics computed on the 2015–2019 hold-out window.</w:t>
       </w:r>
     </w:p>
     <w:p>
@@ -4168,7 +9244,61 @@
           <w:i w:val="0"/>
           <w:sz w:val="24"/>
         </w:rPr>
-        <w:t>A natural question is whether the cross-country variation in ρ̂₂ reflects observable differences in asset composition. Countries with a higher share of intangible and R&amp;D-intensive investment might be expected to show larger PIM–CWON divergences (lower ρ̂₂) if their PIM construction omits intangibles, or higher ρ̂₂ if the tempo and intangible corrections in M4 successfully account for the discrepancy.</w:t>
+        <w:t xml:space="preserve">A natural question is whether the cross-country variation in </w:t>
+      </w:r>
+      <w:r>
+        <w:rPr>
+          <w:rFonts w:ascii="Times New Roman" w:hAnsi="Times New Roman" w:eastAsia="MS Mincho"/>
+          <w:b w:val="0"/>
+          <w:i/>
+          <w:sz w:val="24"/>
+        </w:rPr>
+        <w:t>ρ</w:t>
+      </w:r>
+      <w:r>
+        <w:rPr>
+          <w:rFonts w:ascii="Times New Roman" w:hAnsi="Times New Roman" w:eastAsia="MS Mincho"/>
+          <w:b w:val="0"/>
+          <w:i w:val="0"/>
+          <w:sz w:val="24"/>
+        </w:rPr>
+        <w:t xml:space="preserve">̂₂ reflects observable differences in asset composition. Countries with a higher share of intangible and R&amp;D-intensive investment might be expected to show larger PIM–CWON divergences (lower </w:t>
+      </w:r>
+      <w:r>
+        <w:rPr>
+          <w:rFonts w:ascii="Times New Roman" w:hAnsi="Times New Roman" w:eastAsia="MS Mincho"/>
+          <w:b w:val="0"/>
+          <w:i/>
+          <w:sz w:val="24"/>
+        </w:rPr>
+        <w:t>ρ</w:t>
+      </w:r>
+      <w:r>
+        <w:rPr>
+          <w:rFonts w:ascii="Times New Roman" w:hAnsi="Times New Roman" w:eastAsia="MS Mincho"/>
+          <w:b w:val="0"/>
+          <w:i w:val="0"/>
+          <w:sz w:val="24"/>
+        </w:rPr>
+        <w:t xml:space="preserve">̂₂) if their PIM construction omits intangibles, or higher </w:t>
+      </w:r>
+      <w:r>
+        <w:rPr>
+          <w:rFonts w:ascii="Times New Roman" w:hAnsi="Times New Roman" w:eastAsia="MS Mincho"/>
+          <w:b w:val="0"/>
+          <w:i/>
+          <w:sz w:val="24"/>
+        </w:rPr>
+        <w:t>ρ</w:t>
+      </w:r>
+      <w:r>
+        <w:rPr>
+          <w:rFonts w:ascii="Times New Roman" w:hAnsi="Times New Roman" w:eastAsia="MS Mincho"/>
+          <w:b w:val="0"/>
+          <w:i w:val="0"/>
+          <w:sz w:val="24"/>
+        </w:rPr>
+        <w:t>̂₂ if the tempo and intangible corrections in M4 successfully account for the discrepancy.</w:t>
       </w:r>
     </w:p>
     <w:p>
@@ -4183,7 +9313,43 @@
           <w:i w:val="0"/>
           <w:sz w:val="24"/>
         </w:rPr>
-        <w:t>Figure 9 reports a cross-sectional OLS regression of ρ̂₂ on mean R&amp;D expenditure as a share of GDP (World Bank WDI). Under M0, the slope is positive (0.054) but not significant at 5 % (t = 1.82, R² = 0.082, n = 39): higher R&amp;D intensity is weakly associated with higher PIM–CWON consistency, possibly because R&amp;D-intensive economies also tend to have better-maintained national accounts. Under M4, the slope increases to 0.068 and becomes significant (t = 2.34, R² = 0.129): after the tempo and intangible corrections, the association between R&amp;D intensity and PIM–CWON consistency strengthens. This is consistent with the interpretation that M4's intangible correction (β) captures a component of the capital stock that is correlated with R&amp;D intensity, thereby reducing the residual PIM–CWON gap for innovation-oriented economies.</w:t>
+        <w:t xml:space="preserve">Figure 9 reports a cross-sectional OLS regression of </w:t>
+      </w:r>
+      <w:r>
+        <w:rPr>
+          <w:rFonts w:ascii="Times New Roman" w:hAnsi="Times New Roman" w:eastAsia="MS Mincho"/>
+          <w:b w:val="0"/>
+          <w:i/>
+          <w:sz w:val="24"/>
+        </w:rPr>
+        <w:t>ρ</w:t>
+      </w:r>
+      <w:r>
+        <w:rPr>
+          <w:rFonts w:ascii="Times New Roman" w:hAnsi="Times New Roman" w:eastAsia="MS Mincho"/>
+          <w:b w:val="0"/>
+          <w:i w:val="0"/>
+          <w:sz w:val="24"/>
+        </w:rPr>
+        <w:t>̂₂ on mean R&amp;D expenditure as a share of GDP (World Bank WDI). Under M0, the slope is positive (0.054) but not significant at 5 % (t = 1.82, R² = 0.082, n = 39): higher R&amp;D intensity is weakly associated with higher PIM–CWON consistency, possibly because R&amp;D-intensive economies also tend to have better-maintained national accounts. Under M4, the slope increases to 0.068 and becomes significant (t = 2.34, R² = 0.129): after the tempo and intangible corrections, the association between R&amp;D intensity and PIM–CWON consistency strengthens. This is consistent with the interpretation that M4's intangible correction (</w:t>
+      </w:r>
+      <w:r>
+        <w:rPr>
+          <w:rFonts w:ascii="Times New Roman" w:hAnsi="Times New Roman" w:eastAsia="MS Mincho"/>
+          <w:b w:val="0"/>
+          <w:i/>
+          <w:sz w:val="24"/>
+        </w:rPr>
+        <w:t>β</w:t>
+      </w:r>
+      <w:r>
+        <w:rPr>
+          <w:rFonts w:ascii="Times New Roman" w:hAnsi="Times New Roman" w:eastAsia="MS Mincho"/>
+          <w:b w:val="0"/>
+          <w:i w:val="0"/>
+          <w:sz w:val="24"/>
+        </w:rPr>
+        <w:t>) captures a component of the capital stock that is correlated with R&amp;D intensity, thereby reducing the residual PIM–CWON gap for innovation-oriented economies.</w:t>
       </w:r>
     </w:p>
     <w:p>
@@ -4198,7 +9364,43 @@
           <w:i w:val="0"/>
           <w:sz w:val="24"/>
         </w:rPr>
-        <w:t>The cross-sectional R² remains modest (13 %), reflecting the many other sources of PIM–CWON divergence (land-price revaluations, natural-resource rents, differences in asset-life assumptions). The result should therefore be read as suggestive rather than conclusive: ρ̂₂ is not random noise but reflects, in part, observable asset-composition differences across countries. This provides indirect engagement with the asset-specific profiles that a single-asset PIM cannot directly model, and points toward a natural extension in which ρ̂₂ is decomposed by asset class as multi-asset PIM data become available.</w:t>
+        <w:t xml:space="preserve">The cross-sectional R² remains modest (13 %), reflecting the many other sources of PIM–CWON divergence (land-price revaluations, natural-resource rents, differences in asset-life assumptions). The result should therefore be read as suggestive rather than conclusive: </w:t>
+      </w:r>
+      <w:r>
+        <w:rPr>
+          <w:rFonts w:ascii="Times New Roman" w:hAnsi="Times New Roman" w:eastAsia="MS Mincho"/>
+          <w:b w:val="0"/>
+          <w:i/>
+          <w:sz w:val="24"/>
+        </w:rPr>
+        <w:t>ρ</w:t>
+      </w:r>
+      <w:r>
+        <w:rPr>
+          <w:rFonts w:ascii="Times New Roman" w:hAnsi="Times New Roman" w:eastAsia="MS Mincho"/>
+          <w:b w:val="0"/>
+          <w:i w:val="0"/>
+          <w:sz w:val="24"/>
+        </w:rPr>
+        <w:t xml:space="preserve">̂₂ is not random noise but reflects, in part, observable asset-composition differences across countries. This provides indirect engagement with the asset-specific profiles that a single-asset PIM cannot directly model, and points toward a natural extension in which </w:t>
+      </w:r>
+      <w:r>
+        <w:rPr>
+          <w:rFonts w:ascii="Times New Roman" w:hAnsi="Times New Roman" w:eastAsia="MS Mincho"/>
+          <w:b w:val="0"/>
+          <w:i/>
+          <w:sz w:val="24"/>
+        </w:rPr>
+        <w:t>ρ</w:t>
+      </w:r>
+      <w:r>
+        <w:rPr>
+          <w:rFonts w:ascii="Times New Roman" w:hAnsi="Times New Roman" w:eastAsia="MS Mincho"/>
+          <w:b w:val="0"/>
+          <w:i w:val="0"/>
+          <w:sz w:val="24"/>
+        </w:rPr>
+        <w:t>̂₂ is decomposed by asset class as multi-asset PIM data become available.</w:t>
       </w:r>
     </w:p>
     <w:p>
@@ -4329,7 +9531,17 @@
                 <w:i w:val="0"/>
                 <w:sz w:val="20"/>
               </w:rPr>
-              <w:t>beta_j</w:t>
+              <w:t>beta</w:t>
+            </w:r>
+            <w:r>
+              <w:rPr>
+                <w:rFonts w:ascii="Times New Roman" w:hAnsi="Times New Roman" w:eastAsia="MS Mincho"/>
+                <w:b/>
+                <w:i/>
+                <w:sz w:val="20"/>
+                <w:vertAlign w:val="subscript"/>
+              </w:rPr>
+              <w:t>j</w:t>
             </w:r>
           </w:p>
         </w:tc>
@@ -11236,7 +16448,133 @@
           <w:i w:val="0"/>
           <w:sz w:val="24"/>
         </w:rPr>
-        <w:t>Under M0 the Solow residual is log A₀(t) = log Y − α log K₀ − (1 − α) log LH, where K₀ is the instant PIM stock. Under M2 the residual becomes log A₂(t) = log Y − α log K₂ − (1 − α) log LH, where K₂ is the tempo-drift PIM stock. The difference in growth-rate variance — Var(Δ log A₀) versus Var(Δ log A₂) — measures how much TFP-growth variation is absorbed by the time-to-build correction. Across the 39 countries, the median variance reduction attributable to tempo drift alone (M0 → M2) is 2.1 %, but it exceeds 8 % for Sweden, Slovakia, New Zealand, and Norway, and reaches 13.8 % for New Zealand. The joint correction (M0 → M4), which also absorbs the intangible share β, achieves a median variance reduction of 2.7 %, with France (29.7 %), Luxembourg (14.6 %), Netherlands (10.7 %), and Italy (11.0 %) showing the largest shifts.</w:t>
+        <w:t xml:space="preserve">Under M0 the Solow residual is log A₀(t) = log Y − </w:t>
+      </w:r>
+      <w:r>
+        <w:rPr>
+          <w:rFonts w:ascii="Times New Roman" w:hAnsi="Times New Roman" w:eastAsia="MS Mincho"/>
+          <w:b w:val="0"/>
+          <w:i/>
+          <w:sz w:val="24"/>
+        </w:rPr>
+        <w:t>α</w:t>
+      </w:r>
+      <w:r>
+        <w:rPr>
+          <w:rFonts w:ascii="Times New Roman" w:hAnsi="Times New Roman" w:eastAsia="MS Mincho"/>
+          <w:b w:val="0"/>
+          <w:i w:val="0"/>
+          <w:sz w:val="24"/>
+        </w:rPr>
+        <w:t xml:space="preserve"> log K₀ − (1 − </w:t>
+      </w:r>
+      <w:r>
+        <w:rPr>
+          <w:rFonts w:ascii="Times New Roman" w:hAnsi="Times New Roman" w:eastAsia="MS Mincho"/>
+          <w:b w:val="0"/>
+          <w:i/>
+          <w:sz w:val="24"/>
+        </w:rPr>
+        <w:t>α</w:t>
+      </w:r>
+      <w:r>
+        <w:rPr>
+          <w:rFonts w:ascii="Times New Roman" w:hAnsi="Times New Roman" w:eastAsia="MS Mincho"/>
+          <w:b w:val="0"/>
+          <w:i w:val="0"/>
+          <w:sz w:val="24"/>
+        </w:rPr>
+        <w:t xml:space="preserve">) log LH, where K₀ is the instant PIM stock. Under M2 the residual becomes log A₂(t) = log Y − </w:t>
+      </w:r>
+      <w:r>
+        <w:rPr>
+          <w:rFonts w:ascii="Times New Roman" w:hAnsi="Times New Roman" w:eastAsia="MS Mincho"/>
+          <w:b w:val="0"/>
+          <w:i/>
+          <w:sz w:val="24"/>
+        </w:rPr>
+        <w:t>α</w:t>
+      </w:r>
+      <w:r>
+        <w:rPr>
+          <w:rFonts w:ascii="Times New Roman" w:hAnsi="Times New Roman" w:eastAsia="MS Mincho"/>
+          <w:b w:val="0"/>
+          <w:i w:val="0"/>
+          <w:sz w:val="24"/>
+        </w:rPr>
+        <w:t xml:space="preserve"> log K₂ − (1 − </w:t>
+      </w:r>
+      <w:r>
+        <w:rPr>
+          <w:rFonts w:ascii="Times New Roman" w:hAnsi="Times New Roman" w:eastAsia="MS Mincho"/>
+          <w:b w:val="0"/>
+          <w:i/>
+          <w:sz w:val="24"/>
+        </w:rPr>
+        <w:t>α</w:t>
+      </w:r>
+      <w:r>
+        <w:rPr>
+          <w:rFonts w:ascii="Times New Roman" w:hAnsi="Times New Roman" w:eastAsia="MS Mincho"/>
+          <w:b w:val="0"/>
+          <w:i w:val="0"/>
+          <w:sz w:val="24"/>
+        </w:rPr>
+        <w:t>) log LH, where K₂ is the tempo-drift PIM stock. The difference in growth-rate variance — Var(</w:t>
+      </w:r>
+      <w:r>
+        <w:rPr>
+          <w:rFonts w:ascii="Times New Roman" w:hAnsi="Times New Roman" w:eastAsia="MS Mincho"/>
+          <w:b w:val="0"/>
+          <w:i/>
+          <w:sz w:val="24"/>
+        </w:rPr>
+        <w:t>Δ</w:t>
+      </w:r>
+      <w:r>
+        <w:rPr>
+          <w:rFonts w:ascii="Times New Roman" w:hAnsi="Times New Roman" w:eastAsia="MS Mincho"/>
+          <w:b w:val="0"/>
+          <w:i w:val="0"/>
+          <w:sz w:val="24"/>
+        </w:rPr>
+        <w:t xml:space="preserve"> log A₀) versus Var(</w:t>
+      </w:r>
+      <w:r>
+        <w:rPr>
+          <w:rFonts w:ascii="Times New Roman" w:hAnsi="Times New Roman" w:eastAsia="MS Mincho"/>
+          <w:b w:val="0"/>
+          <w:i/>
+          <w:sz w:val="24"/>
+        </w:rPr>
+        <w:t>Δ</w:t>
+      </w:r>
+      <w:r>
+        <w:rPr>
+          <w:rFonts w:ascii="Times New Roman" w:hAnsi="Times New Roman" w:eastAsia="MS Mincho"/>
+          <w:b w:val="0"/>
+          <w:i w:val="0"/>
+          <w:sz w:val="24"/>
+        </w:rPr>
+        <w:t xml:space="preserve"> log A₂) — measures how much TFP-growth variation is absorbed by the time-to-build correction. Across the 39 countries, the median variance reduction attributable to tempo drift alone (M0 → M2) is 2.1 %, but it exceeds 8 % for Sweden, Slovakia, New Zealand, and Norway, and reaches 13.8 % for New Zealand. The joint correction (M0 → M4), which also absorbs the intangible share </w:t>
+      </w:r>
+      <w:r>
+        <w:rPr>
+          <w:rFonts w:ascii="Times New Roman" w:hAnsi="Times New Roman" w:eastAsia="MS Mincho"/>
+          <w:b w:val="0"/>
+          <w:i/>
+          <w:sz w:val="24"/>
+        </w:rPr>
+        <w:t>β</w:t>
+      </w:r>
+      <w:r>
+        <w:rPr>
+          <w:rFonts w:ascii="Times New Roman" w:hAnsi="Times New Roman" w:eastAsia="MS Mincho"/>
+          <w:b w:val="0"/>
+          <w:i w:val="0"/>
+          <w:sz w:val="24"/>
+        </w:rPr>
+        <w:t>, achieves a median variance reduction of 2.7 %, with France (29.7 %), Luxembourg (14.6 %), Netherlands (10.7 %), and Italy (11.0 %) showing the largest shifts.</w:t>
       </w:r>
     </w:p>
     <w:p>
@@ -11251,7 +16589,25 @@
           <w:i w:val="0"/>
           <w:sz w:val="24"/>
         </w:rPr>
-        <w:t>Figure 10 displays the time-series TFP paths for six representative countries: Japan, the United States, Germany, the Republic of Korea, the United Kingdom, and France. In each panel the shaded area between the M0 and M2 curves measures the tempo artefact. For France the M0 and M4 residuals diverge sharply after 2005, consistent with the large β̂ = 0.34 estimated for France (Table 1). These results provide the core answer to the "so what?" question: a non-trivial share of what has been labelled TFP growth is an accounting distortion that disappears once the capital stock is timed correctly and intangibles are allowed.</w:t>
+        <w:t xml:space="preserve">Figure 10 displays the time-series TFP paths for six representative countries: Japan, the United States, Germany, the Republic of Korea, the United Kingdom, and France. In each panel the shaded area between the M0 and M2 curves measures the tempo artefact. For France the M0 and M4 residuals diverge sharply after 2005, consistent with the large </w:t>
+      </w:r>
+      <w:r>
+        <w:rPr>
+          <w:rFonts w:ascii="Times New Roman" w:hAnsi="Times New Roman" w:eastAsia="MS Mincho"/>
+          <w:b w:val="0"/>
+          <w:i/>
+          <w:sz w:val="24"/>
+        </w:rPr>
+        <w:t>β</w:t>
+      </w:r>
+      <w:r>
+        <w:rPr>
+          <w:rFonts w:ascii="Times New Roman" w:hAnsi="Times New Roman" w:eastAsia="MS Mincho"/>
+          <w:b w:val="0"/>
+          <w:i w:val="0"/>
+          <w:sz w:val="24"/>
+        </w:rPr>
+        <w:t>̂ = 0.34 estimated for France (Table 1). These results provide the core answer to the "so what?" question: a non-trivial share of what has been labelled TFP growth is an accounting distortion that disappears once the capital stock is timed correctly and intangibles are allowed.</w:t>
       </w:r>
     </w:p>
     <w:p>
@@ -11344,7 +16700,156 @@
           <w:i w:val="0"/>
           <w:sz w:val="24"/>
         </w:rPr>
-        <w:t>The intangible capital share β has a direct policy implication: if β were included in official wealth accounts, national produced capital would be revised upward. To quantify this, we compute the counterfactual produced capital for each country at 2019 as CWON_PCA × (1 + β̂ × K_I/K_tang), where K_I/K_tang is the ratio of the intangible to tangible PIM stock evaluated at 2019.</w:t>
+        <w:t xml:space="preserve">The intangible capital share </w:t>
+      </w:r>
+      <w:r>
+        <w:rPr>
+          <w:rFonts w:ascii="Times New Roman" w:hAnsi="Times New Roman" w:eastAsia="MS Mincho"/>
+          <w:b w:val="0"/>
+          <w:i/>
+          <w:sz w:val="24"/>
+        </w:rPr>
+        <w:t>β</w:t>
+      </w:r>
+      <w:r>
+        <w:rPr>
+          <w:rFonts w:ascii="Times New Roman" w:hAnsi="Times New Roman" w:eastAsia="MS Mincho"/>
+          <w:b w:val="0"/>
+          <w:i w:val="0"/>
+          <w:sz w:val="24"/>
+        </w:rPr>
+        <w:t xml:space="preserve"> has a direct policy implication: if </w:t>
+      </w:r>
+      <w:r>
+        <w:rPr>
+          <w:rFonts w:ascii="Times New Roman" w:hAnsi="Times New Roman" w:eastAsia="MS Mincho"/>
+          <w:b w:val="0"/>
+          <w:i/>
+          <w:sz w:val="24"/>
+        </w:rPr>
+        <w:t>β</w:t>
+      </w:r>
+      <w:r>
+        <w:rPr>
+          <w:rFonts w:ascii="Times New Roman" w:hAnsi="Times New Roman" w:eastAsia="MS Mincho"/>
+          <w:b w:val="0"/>
+          <w:i w:val="0"/>
+          <w:sz w:val="24"/>
+        </w:rPr>
+        <w:t xml:space="preserve"> were included in official wealth accounts, national produced capital would be revised upward. To quantify this, we compute the counterfactual produced capital for each country at 2019 as CWON</w:t>
+      </w:r>
+      <w:r>
+        <w:rPr>
+          <w:rFonts w:ascii="Times New Roman" w:hAnsi="Times New Roman" w:eastAsia="MS Mincho"/>
+          <w:b w:val="0"/>
+          <w:i/>
+          <w:sz w:val="24"/>
+          <w:vertAlign w:val="subscript"/>
+        </w:rPr>
+        <w:t>P</w:t>
+      </w:r>
+      <w:r>
+        <w:rPr>
+          <w:rFonts w:ascii="Times New Roman" w:hAnsi="Times New Roman" w:eastAsia="MS Mincho"/>
+          <w:b w:val="0"/>
+          <w:i w:val="0"/>
+          <w:sz w:val="24"/>
+        </w:rPr>
+        <w:t xml:space="preserve">CA × (1 + </w:t>
+      </w:r>
+      <w:r>
+        <w:rPr>
+          <w:rFonts w:ascii="Times New Roman" w:hAnsi="Times New Roman" w:eastAsia="MS Mincho"/>
+          <w:b w:val="0"/>
+          <w:i/>
+          <w:sz w:val="24"/>
+        </w:rPr>
+        <w:t>β</w:t>
+      </w:r>
+      <w:r>
+        <w:rPr>
+          <w:rFonts w:ascii="Times New Roman" w:hAnsi="Times New Roman" w:eastAsia="MS Mincho"/>
+          <w:b w:val="0"/>
+          <w:i w:val="0"/>
+          <w:sz w:val="24"/>
+        </w:rPr>
+        <w:t>̂ × K</w:t>
+      </w:r>
+      <w:r>
+        <w:rPr>
+          <w:rFonts w:ascii="Times New Roman" w:hAnsi="Times New Roman" w:eastAsia="MS Mincho"/>
+          <w:b w:val="0"/>
+          <w:i/>
+          <w:sz w:val="24"/>
+          <w:vertAlign w:val="subscript"/>
+        </w:rPr>
+        <w:t>I</w:t>
+      </w:r>
+      <w:r>
+        <w:rPr>
+          <w:rFonts w:ascii="Times New Roman" w:hAnsi="Times New Roman" w:eastAsia="MS Mincho"/>
+          <w:b w:val="0"/>
+          <w:i w:val="0"/>
+          <w:sz w:val="24"/>
+        </w:rPr>
+        <w:t>/K</w:t>
+      </w:r>
+      <w:r>
+        <w:rPr>
+          <w:rFonts w:ascii="Times New Roman" w:hAnsi="Times New Roman" w:eastAsia="MS Mincho"/>
+          <w:b w:val="0"/>
+          <w:i/>
+          <w:sz w:val="24"/>
+          <w:vertAlign w:val="subscript"/>
+        </w:rPr>
+        <w:t>t</w:t>
+      </w:r>
+      <w:r>
+        <w:rPr>
+          <w:rFonts w:ascii="Times New Roman" w:hAnsi="Times New Roman" w:eastAsia="MS Mincho"/>
+          <w:b w:val="0"/>
+          <w:i w:val="0"/>
+          <w:sz w:val="24"/>
+        </w:rPr>
+        <w:t>ang), where K</w:t>
+      </w:r>
+      <w:r>
+        <w:rPr>
+          <w:rFonts w:ascii="Times New Roman" w:hAnsi="Times New Roman" w:eastAsia="MS Mincho"/>
+          <w:b w:val="0"/>
+          <w:i/>
+          <w:sz w:val="24"/>
+          <w:vertAlign w:val="subscript"/>
+        </w:rPr>
+        <w:t>I</w:t>
+      </w:r>
+      <w:r>
+        <w:rPr>
+          <w:rFonts w:ascii="Times New Roman" w:hAnsi="Times New Roman" w:eastAsia="MS Mincho"/>
+          <w:b w:val="0"/>
+          <w:i w:val="0"/>
+          <w:sz w:val="24"/>
+        </w:rPr>
+        <w:t>/K</w:t>
+      </w:r>
+      <w:r>
+        <w:rPr>
+          <w:rFonts w:ascii="Times New Roman" w:hAnsi="Times New Roman" w:eastAsia="MS Mincho"/>
+          <w:b w:val="0"/>
+          <w:i/>
+          <w:sz w:val="24"/>
+          <w:vertAlign w:val="subscript"/>
+        </w:rPr>
+        <w:t>t</w:t>
+      </w:r>
+      <w:r>
+        <w:rPr>
+          <w:rFonts w:ascii="Times New Roman" w:hAnsi="Times New Roman" w:eastAsia="MS Mincho"/>
+          <w:b w:val="0"/>
+          <w:i w:val="0"/>
+          <w:sz w:val="24"/>
+        </w:rPr>
+        <w:t>ang is the ratio of the intangible to tangible PIM stock evaluated at 2019.</w:t>
       </w:r>
     </w:p>
     <w:p>
@@ -11359,7 +16864,43 @@
           <w:i w:val="0"/>
           <w:sz w:val="24"/>
         </w:rPr>
-        <w:t>Figure 11 displays the results for the 21 countries with β̂ &gt; 0. The Netherlands, France, and Norway show the largest adjustments (0.9–1.1 %), driven by the combination of high β̂ (0.34) and high R&amp;D-to-GDP ratios. For total national wealth (CWON total), the adjustments are 0.1–0.3 % because produced capital is only one component of total wealth. These are conservative lower bounds because the intangible stock is proxied by R&amp;D expenditure alone; a broader intangible measure (Corrado et al., 2005) including organisational capital, brand equity, and training would produce larger adjustments.</w:t>
+        <w:t xml:space="preserve">Figure 11 displays the results for the 21 countries with </w:t>
+      </w:r>
+      <w:r>
+        <w:rPr>
+          <w:rFonts w:ascii="Times New Roman" w:hAnsi="Times New Roman" w:eastAsia="MS Mincho"/>
+          <w:b w:val="0"/>
+          <w:i/>
+          <w:sz w:val="24"/>
+        </w:rPr>
+        <w:t>β</w:t>
+      </w:r>
+      <w:r>
+        <w:rPr>
+          <w:rFonts w:ascii="Times New Roman" w:hAnsi="Times New Roman" w:eastAsia="MS Mincho"/>
+          <w:b w:val="0"/>
+          <w:i w:val="0"/>
+          <w:sz w:val="24"/>
+        </w:rPr>
+        <w:t xml:space="preserve">̂ &gt; 0. The Netherlands, France, and Norway show the largest adjustments (0.9–1.1 %), driven by the combination of high </w:t>
+      </w:r>
+      <w:r>
+        <w:rPr>
+          <w:rFonts w:ascii="Times New Roman" w:hAnsi="Times New Roman" w:eastAsia="MS Mincho"/>
+          <w:b w:val="0"/>
+          <w:i/>
+          <w:sz w:val="24"/>
+        </w:rPr>
+        <w:t>β</w:t>
+      </w:r>
+      <w:r>
+        <w:rPr>
+          <w:rFonts w:ascii="Times New Roman" w:hAnsi="Times New Roman" w:eastAsia="MS Mincho"/>
+          <w:b w:val="0"/>
+          <w:i w:val="0"/>
+          <w:sz w:val="24"/>
+        </w:rPr>
+        <w:t>̂ (0.34) and high R&amp;D-to-GDP ratios. For total national wealth (CWON total), the adjustments are 0.1–0.3 % because produced capital is only one component of total wealth. These are conservative lower bounds because the intangible stock is proxied by R&amp;D expenditure alone; a broader intangible measure (Corrado et al., 2005) including organisational capital, brand equity, and training would produce larger adjustments.</w:t>
       </w:r>
     </w:p>
     <w:p>
@@ -11404,7 +16945,43 @@
           <w:i w:val="0"/>
           <w:sz w:val="24"/>
         </w:rPr>
-        <w:t>We now step back from the technical results and consider what a time-varying μ(t) and a nonzero β mean for four active debates in economic measurement.</w:t>
+        <w:t xml:space="preserve">We now step back from the technical results and consider what a time-varying </w:t>
+      </w:r>
+      <w:r>
+        <w:rPr>
+          <w:rFonts w:ascii="Times New Roman" w:hAnsi="Times New Roman" w:eastAsia="MS Mincho"/>
+          <w:b w:val="0"/>
+          <w:i/>
+          <w:sz w:val="24"/>
+        </w:rPr>
+        <w:t>μ</w:t>
+      </w:r>
+      <w:r>
+        <w:rPr>
+          <w:rFonts w:ascii="Times New Roman" w:hAnsi="Times New Roman" w:eastAsia="MS Mincho"/>
+          <w:b w:val="0"/>
+          <w:i w:val="0"/>
+          <w:sz w:val="24"/>
+        </w:rPr>
+        <w:t xml:space="preserve">(t) and a nonzero </w:t>
+      </w:r>
+      <w:r>
+        <w:rPr>
+          <w:rFonts w:ascii="Times New Roman" w:hAnsi="Times New Roman" w:eastAsia="MS Mincho"/>
+          <w:b w:val="0"/>
+          <w:i/>
+          <w:sz w:val="24"/>
+        </w:rPr>
+        <w:t>β</w:t>
+      </w:r>
+      <w:r>
+        <w:rPr>
+          <w:rFonts w:ascii="Times New Roman" w:hAnsi="Times New Roman" w:eastAsia="MS Mincho"/>
+          <w:b w:val="0"/>
+          <w:i w:val="0"/>
+          <w:sz w:val="24"/>
+        </w:rPr>
+        <w:t xml:space="preserve"> mean for four active debates in economic measurement.</w:t>
       </w:r>
     </w:p>
     <w:p>
@@ -11433,7 +17010,61 @@
           <w:i w:val="0"/>
           <w:sz w:val="24"/>
         </w:rPr>
-        <w:t>The historical decomposition of Section V.10 puts a number on the long-standing suspicion that the Solow residual conflates genuine innovation with capital-stock mismeasurement. Under M0 (instant PIM, β = 0) any mis-specification in the timing or composition of capital flows through directly into TFP and is then interpreted as innovation. We show that a measurable share of Solow-residual growth variation across our 39 countries can be re-assigned to two accounting corrections that have nothing to do with innovation: the time-to-build μ(t) and the intangible share β. This is not a claim that innovation is unimportant; it is a claim that the accounting should be done before any residual interpretation.</w:t>
+        <w:t xml:space="preserve">The historical decomposition of Section V.10 puts a number on the long-standing suspicion that the Solow residual conflates genuine innovation with capital-stock mismeasurement. Under M0 (instant PIM, </w:t>
+      </w:r>
+      <w:r>
+        <w:rPr>
+          <w:rFonts w:ascii="Times New Roman" w:hAnsi="Times New Roman" w:eastAsia="MS Mincho"/>
+          <w:b w:val="0"/>
+          <w:i/>
+          <w:sz w:val="24"/>
+        </w:rPr>
+        <w:t>β</w:t>
+      </w:r>
+      <w:r>
+        <w:rPr>
+          <w:rFonts w:ascii="Times New Roman" w:hAnsi="Times New Roman" w:eastAsia="MS Mincho"/>
+          <w:b w:val="0"/>
+          <w:i w:val="0"/>
+          <w:sz w:val="24"/>
+        </w:rPr>
+        <w:t xml:space="preserve"> = 0) any mis-specification in the timing or composition of capital flows through directly into TFP and is then interpreted as innovation. We show that a measurable share of Solow-residual growth variation across our 39 countries can be re-assigned to two accounting corrections that have nothing to do with innovation: the time-to-build </w:t>
+      </w:r>
+      <w:r>
+        <w:rPr>
+          <w:rFonts w:ascii="Times New Roman" w:hAnsi="Times New Roman" w:eastAsia="MS Mincho"/>
+          <w:b w:val="0"/>
+          <w:i/>
+          <w:sz w:val="24"/>
+        </w:rPr>
+        <w:t>μ</w:t>
+      </w:r>
+      <w:r>
+        <w:rPr>
+          <w:rFonts w:ascii="Times New Roman" w:hAnsi="Times New Roman" w:eastAsia="MS Mincho"/>
+          <w:b w:val="0"/>
+          <w:i w:val="0"/>
+          <w:sz w:val="24"/>
+        </w:rPr>
+        <w:t xml:space="preserve">(t) and the intangible share </w:t>
+      </w:r>
+      <w:r>
+        <w:rPr>
+          <w:rFonts w:ascii="Times New Roman" w:hAnsi="Times New Roman" w:eastAsia="MS Mincho"/>
+          <w:b w:val="0"/>
+          <w:i/>
+          <w:sz w:val="24"/>
+        </w:rPr>
+        <w:t>β</w:t>
+      </w:r>
+      <w:r>
+        <w:rPr>
+          <w:rFonts w:ascii="Times New Roman" w:hAnsi="Times New Roman" w:eastAsia="MS Mincho"/>
+          <w:b w:val="0"/>
+          <w:i w:val="0"/>
+          <w:sz w:val="24"/>
+        </w:rPr>
+        <w:t>. This is not a claim that innovation is unimportant; it is a claim that the accounting should be done before any residual interpretation.</w:t>
       </w:r>
     </w:p>
     <w:p>
@@ -11477,7 +17108,115 @@
           <w:i w:val="0"/>
           <w:sz w:val="24"/>
         </w:rPr>
-        <w:t>At the most conservative level, the results of Section V show that a fraction of what we have been calling TFP growth is a book-keeping artefact that disappears once μ(t) and β are jointly estimated. At the other extreme, the quantum-tempo framework forces us to ask whether the conceptual separation between "real innovation" and "mis-timed accounting" was ever well-defined. If the typical investment has a longer gestation period in 2019 than in 1995 — plausibly because the share of assets whose productive deployment requires software integration, regulatory approval, and network complementarities has risen — then the accounting correction is an economic statement about the changing composition of capital, and the boundary between "pure accounting" and "pure innovation" is porous. Our position is that the two categories should be treated symmetrically, with the same parametric machinery, rather than with the asymmetric treatment implicit in M0 (instant μ, zero β) that has dominated a half-century of growth accounting.</w:t>
+        <w:t xml:space="preserve">At the most conservative level, the results of Section V show that a </w:t>
+      </w:r>
+      <w:r>
+        <w:rPr>
+          <w:rFonts w:ascii="Times New Roman" w:hAnsi="Times New Roman" w:eastAsia="MS Mincho"/>
+          <w:b w:val="0"/>
+          <w:i/>
+          <w:sz w:val="24"/>
+        </w:rPr>
+        <w:t>fraction</w:t>
+      </w:r>
+      <w:r>
+        <w:rPr>
+          <w:rFonts w:ascii="Times New Roman" w:hAnsi="Times New Roman" w:eastAsia="MS Mincho"/>
+          <w:b w:val="0"/>
+          <w:i w:val="0"/>
+          <w:sz w:val="24"/>
+        </w:rPr>
+        <w:t xml:space="preserve"> of what we have been calling TFP growth is a book-keeping artefact that disappears once </w:t>
+      </w:r>
+      <w:r>
+        <w:rPr>
+          <w:rFonts w:ascii="Times New Roman" w:hAnsi="Times New Roman" w:eastAsia="MS Mincho"/>
+          <w:b w:val="0"/>
+          <w:i/>
+          <w:sz w:val="24"/>
+        </w:rPr>
+        <w:t>μ</w:t>
+      </w:r>
+      <w:r>
+        <w:rPr>
+          <w:rFonts w:ascii="Times New Roman" w:hAnsi="Times New Roman" w:eastAsia="MS Mincho"/>
+          <w:b w:val="0"/>
+          <w:i w:val="0"/>
+          <w:sz w:val="24"/>
+        </w:rPr>
+        <w:t xml:space="preserve">(t) and </w:t>
+      </w:r>
+      <w:r>
+        <w:rPr>
+          <w:rFonts w:ascii="Times New Roman" w:hAnsi="Times New Roman" w:eastAsia="MS Mincho"/>
+          <w:b w:val="0"/>
+          <w:i/>
+          <w:sz w:val="24"/>
+        </w:rPr>
+        <w:t>β</w:t>
+      </w:r>
+      <w:r>
+        <w:rPr>
+          <w:rFonts w:ascii="Times New Roman" w:hAnsi="Times New Roman" w:eastAsia="MS Mincho"/>
+          <w:b w:val="0"/>
+          <w:i w:val="0"/>
+          <w:sz w:val="24"/>
+        </w:rPr>
+        <w:t xml:space="preserve"> are jointly estimated. At the other extreme, the quantum-tempo framework forces us to ask whether the conceptual separation between "real innovation" and "mis-timed accounting" was ever well-defined. If the typical investment has a longer gestation period in 2019 than in 1995 — plausibly because the share of assets whose productive deployment requires software integration, regulatory approval, and network complementarities has risen — then the accounting correction </w:t>
+      </w:r>
+      <w:r>
+        <w:rPr>
+          <w:rFonts w:ascii="Times New Roman" w:hAnsi="Times New Roman" w:eastAsia="MS Mincho"/>
+          <w:b w:val="0"/>
+          <w:i/>
+          <w:sz w:val="24"/>
+        </w:rPr>
+        <w:t>is</w:t>
+      </w:r>
+      <w:r>
+        <w:rPr>
+          <w:rFonts w:ascii="Times New Roman" w:hAnsi="Times New Roman" w:eastAsia="MS Mincho"/>
+          <w:b w:val="0"/>
+          <w:i w:val="0"/>
+          <w:sz w:val="24"/>
+        </w:rPr>
+        <w:t xml:space="preserve"> an economic statement about the changing composition of capital, and the boundary between "pure accounting" and "pure innovation" is porous. Our position is that the two categories should be treated symmetrically, with the same parametric machinery, rather than with the asymmetric treatment implicit in M0 (instant </w:t>
+      </w:r>
+      <w:r>
+        <w:rPr>
+          <w:rFonts w:ascii="Times New Roman" w:hAnsi="Times New Roman" w:eastAsia="MS Mincho"/>
+          <w:b w:val="0"/>
+          <w:i/>
+          <w:sz w:val="24"/>
+        </w:rPr>
+        <w:t>μ</w:t>
+      </w:r>
+      <w:r>
+        <w:rPr>
+          <w:rFonts w:ascii="Times New Roman" w:hAnsi="Times New Roman" w:eastAsia="MS Mincho"/>
+          <w:b w:val="0"/>
+          <w:i w:val="0"/>
+          <w:sz w:val="24"/>
+        </w:rPr>
+        <w:t xml:space="preserve">, zero </w:t>
+      </w:r>
+      <w:r>
+        <w:rPr>
+          <w:rFonts w:ascii="Times New Roman" w:hAnsi="Times New Roman" w:eastAsia="MS Mincho"/>
+          <w:b w:val="0"/>
+          <w:i/>
+          <w:sz w:val="24"/>
+        </w:rPr>
+        <w:t>β</w:t>
+      </w:r>
+      <w:r>
+        <w:rPr>
+          <w:rFonts w:ascii="Times New Roman" w:hAnsi="Times New Roman" w:eastAsia="MS Mincho"/>
+          <w:b w:val="0"/>
+          <w:i w:val="0"/>
+          <w:sz w:val="24"/>
+        </w:rPr>
+        <w:t>) that has dominated a half-century of growth accounting.</w:t>
       </w:r>
     </w:p>
     <w:p>
@@ -11506,7 +17245,97 @@
           <w:i w:val="0"/>
           <w:sz w:val="24"/>
         </w:rPr>
-        <w:t>The Beyond-GDP programme has spent twenty years arguing that flow measures (GDP) should be replaced or augmented by stock measures (IWI, CWON, SEEA). Our results suggest a more constructive synthesis: flow and stock measures are both biased by ignored hidden parameters, and they bias in the same direction once the parameters are made explicit. A reader who trusts CWON-produced capital as a gold standard for wealth accounting should also trust a PIM stock built with a time-varying μ(t) and a nonzero β, because those two series now agree to 1–2 % for most countries (Fig. 3). The practical route to Beyond-GDP is not to abandon the flow account but to audit it for tempo drift and for hidden β, just as the period total fertility rate was audited in the late 1990s.</w:t>
+        <w:t xml:space="preserve">The Beyond-GDP programme has spent twenty years arguing that flow measures (GDP) should be replaced or augmented by stock measures (IWI, CWON, SEEA). Our results suggest a more constructive synthesis: flow and stock measures are </w:t>
+      </w:r>
+      <w:r>
+        <w:rPr>
+          <w:rFonts w:ascii="Times New Roman" w:hAnsi="Times New Roman" w:eastAsia="MS Mincho"/>
+          <w:b w:val="0"/>
+          <w:i/>
+          <w:sz w:val="24"/>
+        </w:rPr>
+        <w:t>both</w:t>
+      </w:r>
+      <w:r>
+        <w:rPr>
+          <w:rFonts w:ascii="Times New Roman" w:hAnsi="Times New Roman" w:eastAsia="MS Mincho"/>
+          <w:b w:val="0"/>
+          <w:i w:val="0"/>
+          <w:sz w:val="24"/>
+        </w:rPr>
+        <w:t xml:space="preserve"> biased by ignored hidden parameters, and they bias </w:t>
+      </w:r>
+      <w:r>
+        <w:rPr>
+          <w:rFonts w:ascii="Times New Roman" w:hAnsi="Times New Roman" w:eastAsia="MS Mincho"/>
+          <w:b w:val="0"/>
+          <w:i/>
+          <w:sz w:val="24"/>
+        </w:rPr>
+        <w:t>in the same direction</w:t>
+      </w:r>
+      <w:r>
+        <w:rPr>
+          <w:rFonts w:ascii="Times New Roman" w:hAnsi="Times New Roman" w:eastAsia="MS Mincho"/>
+          <w:b w:val="0"/>
+          <w:i w:val="0"/>
+          <w:sz w:val="24"/>
+        </w:rPr>
+        <w:t xml:space="preserve"> once the parameters are made explicit. A reader who trusts CWON-produced capital as a gold standard for wealth accounting should also trust a PIM stock built with a time-varying </w:t>
+      </w:r>
+      <w:r>
+        <w:rPr>
+          <w:rFonts w:ascii="Times New Roman" w:hAnsi="Times New Roman" w:eastAsia="MS Mincho"/>
+          <w:b w:val="0"/>
+          <w:i/>
+          <w:sz w:val="24"/>
+        </w:rPr>
+        <w:t>μ</w:t>
+      </w:r>
+      <w:r>
+        <w:rPr>
+          <w:rFonts w:ascii="Times New Roman" w:hAnsi="Times New Roman" w:eastAsia="MS Mincho"/>
+          <w:b w:val="0"/>
+          <w:i w:val="0"/>
+          <w:sz w:val="24"/>
+        </w:rPr>
+        <w:t xml:space="preserve">(t) and a nonzero </w:t>
+      </w:r>
+      <w:r>
+        <w:rPr>
+          <w:rFonts w:ascii="Times New Roman" w:hAnsi="Times New Roman" w:eastAsia="MS Mincho"/>
+          <w:b w:val="0"/>
+          <w:i/>
+          <w:sz w:val="24"/>
+        </w:rPr>
+        <w:t>β</w:t>
+      </w:r>
+      <w:r>
+        <w:rPr>
+          <w:rFonts w:ascii="Times New Roman" w:hAnsi="Times New Roman" w:eastAsia="MS Mincho"/>
+          <w:b w:val="0"/>
+          <w:i w:val="0"/>
+          <w:sz w:val="24"/>
+        </w:rPr>
+        <w:t xml:space="preserve">, because those two series now agree to 1–2 % for most countries (Fig. 3). The practical route to Beyond-GDP is not to abandon the flow account but to audit it for tempo drift and for hidden </w:t>
+      </w:r>
+      <w:r>
+        <w:rPr>
+          <w:rFonts w:ascii="Times New Roman" w:hAnsi="Times New Roman" w:eastAsia="MS Mincho"/>
+          <w:b w:val="0"/>
+          <w:i/>
+          <w:sz w:val="24"/>
+        </w:rPr>
+        <w:t>β</w:t>
+      </w:r>
+      <w:r>
+        <w:rPr>
+          <w:rFonts w:ascii="Times New Roman" w:hAnsi="Times New Roman" w:eastAsia="MS Mincho"/>
+          <w:b w:val="0"/>
+          <w:i w:val="0"/>
+          <w:sz w:val="24"/>
+        </w:rPr>
+        <w:t>, just as the period total fertility rate was audited in the late 1990s.</w:t>
       </w:r>
     </w:p>
     <w:p>
@@ -11521,7 +17350,115 @@
           <w:i w:val="0"/>
           <w:sz w:val="24"/>
         </w:rPr>
-        <w:t>Three implications follow for the Beyond-GDP conversation specifically. First, the argument that flow and stock accounts are irreconcilable — sometimes deployed to justify replacing GDP with a composite index — is not supported by the data once the accounts are audited on the same terms: once μ(t) and β are allowed, the two accounts agree to within the margin that separates any two reasonable national-statistics sources. Second, the composite-index direction (a single headline number that combines produced, human, and natural capital into one aggregate) is premature until the component-by-component reconciliation has been performed; adding categories before the existing categories are internally consistent only compounds the book-keeping problem. Third, the demographic-tempo literature evolved from Bongaarts and Feeney's (1998) original adjustment to a richer multi-parameter framework (Goldstein et al., 2003; Bongaarts and Sobotka, 2012) only after the single-parameter version was taken seriously and shown to be empirically productive. Capital-accounting tempo correction is at the same stage the fertility literature was in 1998: the one-parameter version here is not the last word, but it is a necessary first stop, and further parameters — asset-class heterogeneity in μ, country-specific β drift, interaction terms between μ and depreciation δ — are the natural next layer of refinement.</w:t>
+        <w:t xml:space="preserve">Three implications follow for the Beyond-GDP conversation specifically. First, the argument that flow and stock accounts are irreconcilable — sometimes deployed to justify replacing GDP with a composite index — is not supported by the data once the accounts are audited on the same terms: once </w:t>
+      </w:r>
+      <w:r>
+        <w:rPr>
+          <w:rFonts w:ascii="Times New Roman" w:hAnsi="Times New Roman" w:eastAsia="MS Mincho"/>
+          <w:b w:val="0"/>
+          <w:i/>
+          <w:sz w:val="24"/>
+        </w:rPr>
+        <w:t>μ</w:t>
+      </w:r>
+      <w:r>
+        <w:rPr>
+          <w:rFonts w:ascii="Times New Roman" w:hAnsi="Times New Roman" w:eastAsia="MS Mincho"/>
+          <w:b w:val="0"/>
+          <w:i w:val="0"/>
+          <w:sz w:val="24"/>
+        </w:rPr>
+        <w:t xml:space="preserve">(t) and </w:t>
+      </w:r>
+      <w:r>
+        <w:rPr>
+          <w:rFonts w:ascii="Times New Roman" w:hAnsi="Times New Roman" w:eastAsia="MS Mincho"/>
+          <w:b w:val="0"/>
+          <w:i/>
+          <w:sz w:val="24"/>
+        </w:rPr>
+        <w:t>β</w:t>
+      </w:r>
+      <w:r>
+        <w:rPr>
+          <w:rFonts w:ascii="Times New Roman" w:hAnsi="Times New Roman" w:eastAsia="MS Mincho"/>
+          <w:b w:val="0"/>
+          <w:i w:val="0"/>
+          <w:sz w:val="24"/>
+        </w:rPr>
+        <w:t xml:space="preserve"> are allowed, the two accounts agree to within the margin that separates any two reasonable national-statistics sources. Second, the composite-index direction (a single headline number that combines produced, human, and natural capital into one aggregate) is premature until the component-by-component reconciliation has been performed; adding categories before the existing categories are internally consistent only compounds the book-keeping problem. Third, the demographic-tempo literature evolved from Bongaarts and Feeney's (1998) original adjustment to a richer multi-parameter framework (Goldstein et al., 2003; Bongaarts and Sobotka, 2012) only after the single-parameter version was taken seriously and shown to be empirically productive. Capital-accounting tempo correction is at the same stage the fertility literature was in 1998: the one-parameter version here is not the last word, but it is a necessary first stop, and further parameters — asset-class heterogeneity in </w:t>
+      </w:r>
+      <w:r>
+        <w:rPr>
+          <w:rFonts w:ascii="Times New Roman" w:hAnsi="Times New Roman" w:eastAsia="MS Mincho"/>
+          <w:b w:val="0"/>
+          <w:i/>
+          <w:sz w:val="24"/>
+        </w:rPr>
+        <w:t>μ</w:t>
+      </w:r>
+      <w:r>
+        <w:rPr>
+          <w:rFonts w:ascii="Times New Roman" w:hAnsi="Times New Roman" w:eastAsia="MS Mincho"/>
+          <w:b w:val="0"/>
+          <w:i w:val="0"/>
+          <w:sz w:val="24"/>
+        </w:rPr>
+        <w:t xml:space="preserve">, country-specific </w:t>
+      </w:r>
+      <w:r>
+        <w:rPr>
+          <w:rFonts w:ascii="Times New Roman" w:hAnsi="Times New Roman" w:eastAsia="MS Mincho"/>
+          <w:b w:val="0"/>
+          <w:i/>
+          <w:sz w:val="24"/>
+        </w:rPr>
+        <w:t>β</w:t>
+      </w:r>
+      <w:r>
+        <w:rPr>
+          <w:rFonts w:ascii="Times New Roman" w:hAnsi="Times New Roman" w:eastAsia="MS Mincho"/>
+          <w:b w:val="0"/>
+          <w:i w:val="0"/>
+          <w:sz w:val="24"/>
+        </w:rPr>
+        <w:t xml:space="preserve"> drift, interaction terms between </w:t>
+      </w:r>
+      <w:r>
+        <w:rPr>
+          <w:rFonts w:ascii="Times New Roman" w:hAnsi="Times New Roman" w:eastAsia="MS Mincho"/>
+          <w:b w:val="0"/>
+          <w:i/>
+          <w:sz w:val="24"/>
+        </w:rPr>
+        <w:t>μ</w:t>
+      </w:r>
+      <w:r>
+        <w:rPr>
+          <w:rFonts w:ascii="Times New Roman" w:hAnsi="Times New Roman" w:eastAsia="MS Mincho"/>
+          <w:b w:val="0"/>
+          <w:i w:val="0"/>
+          <w:sz w:val="24"/>
+        </w:rPr>
+        <w:t xml:space="preserve"> and depreciation </w:t>
+      </w:r>
+      <w:r>
+        <w:rPr>
+          <w:rFonts w:ascii="Times New Roman" w:hAnsi="Times New Roman" w:eastAsia="MS Mincho"/>
+          <w:b w:val="0"/>
+          <w:i/>
+          <w:sz w:val="24"/>
+        </w:rPr>
+        <w:t>δ</w:t>
+      </w:r>
+      <w:r>
+        <w:rPr>
+          <w:rFonts w:ascii="Times New Roman" w:hAnsi="Times New Roman" w:eastAsia="MS Mincho"/>
+          <w:b w:val="0"/>
+          <w:i w:val="0"/>
+          <w:sz w:val="24"/>
+        </w:rPr>
+        <w:t xml:space="preserve"> — are the natural next layer of refinement.</w:t>
       </w:r>
     </w:p>
     <w:p>
@@ -11579,7 +17516,135 @@
           <w:i w:val="0"/>
           <w:sz w:val="24"/>
         </w:rPr>
-        <w:t>Three caveats apply. First, our identification of β against CWON is only as clean as CWON itself, and CWON combines national sources of heterogeneous quality — in particular, the treatment of land and sub-soil assets differs materially between Europe and the United States (Lange et al., 2018, Chap. 2), and our residual gap for Japan is at least partly attributable to land-price revaluations that CWON carries but our PIM construction does not. Second, the bootstrap CIs (§V.4) are wide for countries with short series or volatile investment, and we do not claim point identification for those countries; the framework provides interval estimates and a direction, and any country-specific policy conclusion should be cross-checked with national-accounts micro-data before being taken as settled. Third, the γ_price sensitivity experiment (§V.3) treats the CWON deflator as a single country-level scalar; a more careful study would use sector-specific deflators, national land-price indices, and Tornqvist chained price indices for intangibles (Jorgenson et al., 2018), and is left to future work. A fourth caveat, perhaps the most important, is that the demographic-tempo analogy is suggestive but not exact: demographic stocks depreciate via well-measured mortality rates, whereas capital stocks depreciate via δ_t that is itself a derived estimate in PWT and is known to be imprecisely measured in transition economies (Inklaar and Timmer, 2013). If the true δ is itself drifting, some of what we attribute to μ(t) could instead be absorbed by a time-varying δ(t). Disentangling these two drifts requires auxiliary data on capacity utilisation and asset retirements that is not uniformly available across the 39 countries in our sample.</w:t>
+        <w:t xml:space="preserve">Three caveats apply. First, our identification of </w:t>
+      </w:r>
+      <w:r>
+        <w:rPr>
+          <w:rFonts w:ascii="Times New Roman" w:hAnsi="Times New Roman" w:eastAsia="MS Mincho"/>
+          <w:b w:val="0"/>
+          <w:i/>
+          <w:sz w:val="24"/>
+        </w:rPr>
+        <w:t>β</w:t>
+      </w:r>
+      <w:r>
+        <w:rPr>
+          <w:rFonts w:ascii="Times New Roman" w:hAnsi="Times New Roman" w:eastAsia="MS Mincho"/>
+          <w:b w:val="0"/>
+          <w:i w:val="0"/>
+          <w:sz w:val="24"/>
+        </w:rPr>
+        <w:t xml:space="preserve"> against CWON is only as clean as CWON itself, and CWON combines national sources of heterogeneous quality — in particular, the treatment of land and sub-soil assets differs materially between Europe and the United States (Lange et al., 2018, Chap. 2), and our residual gap for Japan is at least partly attributable to land-price revaluations that CWON carries but our PIM construction does not. Second, the bootstrap CIs (§V.4) are wide for countries with short series or volatile investment, and we do not claim point identification for those countries; the framework provides interval estimates and a direction, and any country-specific policy conclusion should be cross-checked with national-accounts micro-data before being taken as settled. Third, the </w:t>
+      </w:r>
+      <w:r>
+        <w:rPr>
+          <w:rFonts w:ascii="Times New Roman" w:hAnsi="Times New Roman" w:eastAsia="MS Mincho"/>
+          <w:b w:val="0"/>
+          <w:i/>
+          <w:sz w:val="24"/>
+        </w:rPr>
+        <w:t>γ</w:t>
+      </w:r>
+      <w:r>
+        <w:rPr>
+          <w:rFonts w:ascii="Times New Roman" w:hAnsi="Times New Roman" w:eastAsia="MS Mincho"/>
+          <w:b w:val="0"/>
+          <w:i/>
+          <w:sz w:val="24"/>
+          <w:vertAlign w:val="subscript"/>
+        </w:rPr>
+        <w:t>p</w:t>
+      </w:r>
+      <w:r>
+        <w:rPr>
+          <w:rFonts w:ascii="Times New Roman" w:hAnsi="Times New Roman" w:eastAsia="MS Mincho"/>
+          <w:b w:val="0"/>
+          <w:i w:val="0"/>
+          <w:sz w:val="24"/>
+        </w:rPr>
+        <w:t xml:space="preserve">rice sensitivity experiment (§V.3) treats the CWON deflator as a single country-level scalar; a more careful study would use sector-specific deflators, national land-price indices, and Tornqvist chained price indices for intangibles (Jorgenson et al., 2018), and is left to future work. A fourth caveat, perhaps the most important, is that the demographic-tempo analogy is suggestive but not exact: demographic stocks depreciate via well-measured mortality rates, whereas capital stocks depreciate via </w:t>
+      </w:r>
+      <w:r>
+        <w:rPr>
+          <w:rFonts w:ascii="Times New Roman" w:hAnsi="Times New Roman" w:eastAsia="MS Mincho"/>
+          <w:b w:val="0"/>
+          <w:i/>
+          <w:sz w:val="24"/>
+        </w:rPr>
+        <w:t>δ</w:t>
+      </w:r>
+      <w:r>
+        <w:rPr>
+          <w:rFonts w:ascii="Times New Roman" w:hAnsi="Times New Roman" w:eastAsia="MS Mincho"/>
+          <w:b w:val="0"/>
+          <w:i/>
+          <w:sz w:val="24"/>
+          <w:vertAlign w:val="subscript"/>
+        </w:rPr>
+        <w:t>t</w:t>
+      </w:r>
+      <w:r>
+        <w:rPr>
+          <w:rFonts w:ascii="Times New Roman" w:hAnsi="Times New Roman" w:eastAsia="MS Mincho"/>
+          <w:b w:val="0"/>
+          <w:i w:val="0"/>
+          <w:sz w:val="24"/>
+        </w:rPr>
+        <w:t xml:space="preserve"> that is itself a derived estimate in PWT and is known to be imprecisely measured in transition economies (Inklaar and Timmer, 2013). If the true </w:t>
+      </w:r>
+      <w:r>
+        <w:rPr>
+          <w:rFonts w:ascii="Times New Roman" w:hAnsi="Times New Roman" w:eastAsia="MS Mincho"/>
+          <w:b w:val="0"/>
+          <w:i/>
+          <w:sz w:val="24"/>
+        </w:rPr>
+        <w:t>δ</w:t>
+      </w:r>
+      <w:r>
+        <w:rPr>
+          <w:rFonts w:ascii="Times New Roman" w:hAnsi="Times New Roman" w:eastAsia="MS Mincho"/>
+          <w:b w:val="0"/>
+          <w:i w:val="0"/>
+          <w:sz w:val="24"/>
+        </w:rPr>
+        <w:t xml:space="preserve"> is itself drifting, some of what we attribute to </w:t>
+      </w:r>
+      <w:r>
+        <w:rPr>
+          <w:rFonts w:ascii="Times New Roman" w:hAnsi="Times New Roman" w:eastAsia="MS Mincho"/>
+          <w:b w:val="0"/>
+          <w:i/>
+          <w:sz w:val="24"/>
+        </w:rPr>
+        <w:t>μ</w:t>
+      </w:r>
+      <w:r>
+        <w:rPr>
+          <w:rFonts w:ascii="Times New Roman" w:hAnsi="Times New Roman" w:eastAsia="MS Mincho"/>
+          <w:b w:val="0"/>
+          <w:i w:val="0"/>
+          <w:sz w:val="24"/>
+        </w:rPr>
+        <w:t xml:space="preserve">(t) could instead be absorbed by a time-varying </w:t>
+      </w:r>
+      <w:r>
+        <w:rPr>
+          <w:rFonts w:ascii="Times New Roman" w:hAnsi="Times New Roman" w:eastAsia="MS Mincho"/>
+          <w:b w:val="0"/>
+          <w:i/>
+          <w:sz w:val="24"/>
+        </w:rPr>
+        <w:t>δ</w:t>
+      </w:r>
+      <w:r>
+        <w:rPr>
+          <w:rFonts w:ascii="Times New Roman" w:hAnsi="Times New Roman" w:eastAsia="MS Mincho"/>
+          <w:b w:val="0"/>
+          <w:i w:val="0"/>
+          <w:sz w:val="24"/>
+        </w:rPr>
+        <w:t>(t). Disentangling these two drifts requires auxiliary data on capacity utilisation and asset retirements that is not uniformly available across the 39 countries in our sample.</w:t>
       </w:r>
     </w:p>
     <w:p>
@@ -11609,7 +17674,43 @@
           <w:i w:val="0"/>
           <w:sz w:val="24"/>
         </w:rPr>
-        <w:t>National income and wealth accounting has been asking the wrong question. The right question is not whether to use flows or stocks, but whether the parameters that link the two — the time-to-build of investment and the share of intangible capital — are estimated or imposed. When they are imposed (μ = 0, β = 0) the accounting is silently biased, the Solow residual absorbs the error, and the flow and stock accounts drift apart. When they are jointly estimated against both production data (PWT) and wealth data (CWON), three things happen: the flow and stock accounts agree to within 1–2 % for most advanced economies; the out-of-sample accuracy of GDP level forecasts improves by 13 %; and up to 30 % of measured TFP-growth variance is re-attributed to tempo drift and missing intangibles rather than genuine innovation. The Beyond-GDP debate becomes a debate about which forgotten parameter matters next. Demography solved the same problem for population a quarter-century ago. Capital accounting can do the same now.</w:t>
+        <w:t>National income and wealth accounting has been asking the wrong question. The right question is not whether to use flows or stocks, but whether the parameters that link the two — the time-to-build of investment and the share of intangible capital — are estimated or imposed. When they are imposed (</w:t>
+      </w:r>
+      <w:r>
+        <w:rPr>
+          <w:rFonts w:ascii="Times New Roman" w:hAnsi="Times New Roman" w:eastAsia="MS Mincho"/>
+          <w:b w:val="0"/>
+          <w:i/>
+          <w:sz w:val="24"/>
+        </w:rPr>
+        <w:t>μ</w:t>
+      </w:r>
+      <w:r>
+        <w:rPr>
+          <w:rFonts w:ascii="Times New Roman" w:hAnsi="Times New Roman" w:eastAsia="MS Mincho"/>
+          <w:b w:val="0"/>
+          <w:i w:val="0"/>
+          <w:sz w:val="24"/>
+        </w:rPr>
+        <w:t xml:space="preserve"> = 0, </w:t>
+      </w:r>
+      <w:r>
+        <w:rPr>
+          <w:rFonts w:ascii="Times New Roman" w:hAnsi="Times New Roman" w:eastAsia="MS Mincho"/>
+          <w:b w:val="0"/>
+          <w:i/>
+          <w:sz w:val="24"/>
+        </w:rPr>
+        <w:t>β</w:t>
+      </w:r>
+      <w:r>
+        <w:rPr>
+          <w:rFonts w:ascii="Times New Roman" w:hAnsi="Times New Roman" w:eastAsia="MS Mincho"/>
+          <w:b w:val="0"/>
+          <w:i w:val="0"/>
+          <w:sz w:val="24"/>
+        </w:rPr>
+        <w:t xml:space="preserve"> = 0) the accounting is silently biased, the Solow residual absorbs the error, and the flow and stock accounts drift apart. When they are jointly estimated against both production data (PWT) and wealth data (CWON), three things happen: the flow and stock accounts agree to within 1–2 % for most advanced economies; the out-of-sample accuracy of GDP level forecasts improves by 13 %; and up to 30 % of measured TFP-growth variance is re-attributed to tempo drift and missing intangibles rather than genuine innovation. The Beyond-GDP debate becomes a debate about which forgotten parameter matters next. Demography solved the same problem for population a quarter-century ago. Capital accounting can do the same now.</w:t>
       </w:r>
     </w:p>
     <w:p>
@@ -11639,7 +17740,115 @@
           <w:i w:val="0"/>
           <w:sz w:val="24"/>
         </w:rPr>
-        <w:t>Three practical recommendations follow from the results. First, any revision of national capital-stock estimates that treats μ as time-invariant should be treated as provisional; the cost of re-estimating μ(t) is modest and the benefit in out-of-sample fit is comparable to adding a full suite of stochastic shocks to the production function. Second, the CWON and IWI programmes should consider publishing, alongside the point estimates, a set of joint-identified (μ, β) values implied by the flow and stock accounts together, so that users can see at a glance whether the two accounts are internally consistent or not. Third, methodologically, there is no principled reason for TFP growth to remain the residual of first resort. A post-tempo, post-intangible residual, computed after μ(t) and β have absorbed their share, is a more honest benchmark for productivity growth. That residual will be smaller than the Solow number, but it will also be more informative. Demography learned to live with a smaller "unexplained" component once the period-cohort bias was acknowledged; economic measurement is overdue the same adjustment.</w:t>
+        <w:t xml:space="preserve">Three practical recommendations follow from the results. First, any revision of national capital-stock estimates that treats </w:t>
+      </w:r>
+      <w:r>
+        <w:rPr>
+          <w:rFonts w:ascii="Times New Roman" w:hAnsi="Times New Roman" w:eastAsia="MS Mincho"/>
+          <w:b w:val="0"/>
+          <w:i/>
+          <w:sz w:val="24"/>
+        </w:rPr>
+        <w:t>μ</w:t>
+      </w:r>
+      <w:r>
+        <w:rPr>
+          <w:rFonts w:ascii="Times New Roman" w:hAnsi="Times New Roman" w:eastAsia="MS Mincho"/>
+          <w:b w:val="0"/>
+          <w:i w:val="0"/>
+          <w:sz w:val="24"/>
+        </w:rPr>
+        <w:t xml:space="preserve"> as time-invariant should be treated as provisional; the cost of re-estimating </w:t>
+      </w:r>
+      <w:r>
+        <w:rPr>
+          <w:rFonts w:ascii="Times New Roman" w:hAnsi="Times New Roman" w:eastAsia="MS Mincho"/>
+          <w:b w:val="0"/>
+          <w:i/>
+          <w:sz w:val="24"/>
+        </w:rPr>
+        <w:t>μ</w:t>
+      </w:r>
+      <w:r>
+        <w:rPr>
+          <w:rFonts w:ascii="Times New Roman" w:hAnsi="Times New Roman" w:eastAsia="MS Mincho"/>
+          <w:b w:val="0"/>
+          <w:i w:val="0"/>
+          <w:sz w:val="24"/>
+        </w:rPr>
+        <w:t>(t) is modest and the benefit in out-of-sample fit is comparable to adding a full suite of stochastic shocks to the production function. Second, the CWON and IWI programmes should consider publishing, alongside the point estimates, a set of joint-identified (</w:t>
+      </w:r>
+      <w:r>
+        <w:rPr>
+          <w:rFonts w:ascii="Times New Roman" w:hAnsi="Times New Roman" w:eastAsia="MS Mincho"/>
+          <w:b w:val="0"/>
+          <w:i/>
+          <w:sz w:val="24"/>
+        </w:rPr>
+        <w:t>μ</w:t>
+      </w:r>
+      <w:r>
+        <w:rPr>
+          <w:rFonts w:ascii="Times New Roman" w:hAnsi="Times New Roman" w:eastAsia="MS Mincho"/>
+          <w:b w:val="0"/>
+          <w:i w:val="0"/>
+          <w:sz w:val="24"/>
+        </w:rPr>
+        <w:t xml:space="preserve">, </w:t>
+      </w:r>
+      <w:r>
+        <w:rPr>
+          <w:rFonts w:ascii="Times New Roman" w:hAnsi="Times New Roman" w:eastAsia="MS Mincho"/>
+          <w:b w:val="0"/>
+          <w:i/>
+          <w:sz w:val="24"/>
+        </w:rPr>
+        <w:t>β</w:t>
+      </w:r>
+      <w:r>
+        <w:rPr>
+          <w:rFonts w:ascii="Times New Roman" w:hAnsi="Times New Roman" w:eastAsia="MS Mincho"/>
+          <w:b w:val="0"/>
+          <w:i w:val="0"/>
+          <w:sz w:val="24"/>
+        </w:rPr>
+        <w:t xml:space="preserve">) values implied by the flow and stock accounts together, so that users can see at a glance whether the two accounts are internally consistent or not. Third, methodologically, there is no principled reason for TFP growth to remain the residual of first resort. A post-tempo, post-intangible residual, computed after </w:t>
+      </w:r>
+      <w:r>
+        <w:rPr>
+          <w:rFonts w:ascii="Times New Roman" w:hAnsi="Times New Roman" w:eastAsia="MS Mincho"/>
+          <w:b w:val="0"/>
+          <w:i/>
+          <w:sz w:val="24"/>
+        </w:rPr>
+        <w:t>μ</w:t>
+      </w:r>
+      <w:r>
+        <w:rPr>
+          <w:rFonts w:ascii="Times New Roman" w:hAnsi="Times New Roman" w:eastAsia="MS Mincho"/>
+          <w:b w:val="0"/>
+          <w:i w:val="0"/>
+          <w:sz w:val="24"/>
+        </w:rPr>
+        <w:t xml:space="preserve">(t) and </w:t>
+      </w:r>
+      <w:r>
+        <w:rPr>
+          <w:rFonts w:ascii="Times New Roman" w:hAnsi="Times New Roman" w:eastAsia="MS Mincho"/>
+          <w:b w:val="0"/>
+          <w:i/>
+          <w:sz w:val="24"/>
+        </w:rPr>
+        <w:t>β</w:t>
+      </w:r>
+      <w:r>
+        <w:rPr>
+          <w:rFonts w:ascii="Times New Roman" w:hAnsi="Times New Roman" w:eastAsia="MS Mincho"/>
+          <w:b w:val="0"/>
+          <w:i w:val="0"/>
+          <w:sz w:val="24"/>
+        </w:rPr>
+        <w:t xml:space="preserve"> have absorbed their share, is a more honest benchmark for productivity growth. That residual will be smaller than the Solow number, but it will also be more informative. Demography learned to live with a smaller "unexplained" component once the period-cohort bias was acknowledged; economic measurement is overdue the same adjustment.</w:t>
       </w:r>
     </w:p>
     <w:p>
@@ -11665,11 +17874,20 @@
       <w:r>
         <w:rPr>
           <w:rFonts w:ascii="Times New Roman" w:hAnsi="Times New Roman" w:eastAsia="MS Mincho"/>
-          <w:b w:val="0"/>
-          <w:i w:val="0"/>
-          <w:sz w:val="24"/>
-        </w:rPr>
-        <w:t>Table 1. M0–M4: In-sample and out-of-sample performance across 39 countries.</w:t>
+          <w:b/>
+          <w:i w:val="0"/>
+          <w:sz w:val="24"/>
+        </w:rPr>
+        <w:t>Table 1.</w:t>
+      </w:r>
+      <w:r>
+        <w:rPr>
+          <w:rFonts w:ascii="Times New Roman" w:hAnsi="Times New Roman" w:eastAsia="MS Mincho"/>
+          <w:b w:val="0"/>
+          <w:i w:val="0"/>
+          <w:sz w:val="24"/>
+        </w:rPr>
+        <w:t xml:space="preserve"> M0–M4: In-sample and out-of-sample performance across 39 countries.</w:t>
       </w:r>
     </w:p>
     <w:p>
@@ -11956,7 +18174,25 @@
                 <w:i w:val="0"/>
                 <w:sz w:val="20"/>
               </w:rPr>
-              <w:t>Constant lag μ*</w:t>
+              <w:t xml:space="preserve">Constant lag </w:t>
+            </w:r>
+            <w:r>
+              <w:rPr>
+                <w:rFonts w:ascii="Times New Roman" w:hAnsi="Times New Roman" w:eastAsia="MS Mincho"/>
+                <w:b w:val="0"/>
+                <w:i/>
+                <w:sz w:val="20"/>
+              </w:rPr>
+              <w:t>μ</w:t>
+            </w:r>
+            <w:r>
+              <w:rPr>
+                <w:rFonts w:ascii="Times New Roman" w:hAnsi="Times New Roman" w:eastAsia="MS Mincho"/>
+                <w:b w:val="0"/>
+                <w:i w:val="0"/>
+                <w:sz w:val="20"/>
+              </w:rPr>
+              <w:t>*</w:t>
             </w:r>
           </w:p>
         </w:tc>
@@ -12060,7 +18296,61 @@
                 <w:i w:val="0"/>
                 <w:sz w:val="20"/>
               </w:rPr>
-              <w:t>Time-varying lag μ(t) = μ₀ + μ₁(t − t₀)</w:t>
+              <w:t xml:space="preserve">Time-varying lag </w:t>
+            </w:r>
+            <w:r>
+              <w:rPr>
+                <w:rFonts w:ascii="Times New Roman" w:hAnsi="Times New Roman" w:eastAsia="MS Mincho"/>
+                <w:b w:val="0"/>
+                <w:i/>
+                <w:sz w:val="20"/>
+              </w:rPr>
+              <w:t>μ</w:t>
+            </w:r>
+            <w:r>
+              <w:rPr>
+                <w:rFonts w:ascii="Times New Roman" w:hAnsi="Times New Roman" w:eastAsia="MS Mincho"/>
+                <w:b w:val="0"/>
+                <w:i w:val="0"/>
+                <w:sz w:val="20"/>
+              </w:rPr>
+              <w:t xml:space="preserve">(t) = </w:t>
+            </w:r>
+            <w:r>
+              <w:rPr>
+                <w:rFonts w:ascii="Times New Roman" w:hAnsi="Times New Roman" w:eastAsia="MS Mincho"/>
+                <w:b w:val="0"/>
+                <w:i/>
+                <w:sz w:val="20"/>
+              </w:rPr>
+              <w:t>μ</w:t>
+            </w:r>
+            <w:r>
+              <w:rPr>
+                <w:rFonts w:ascii="Times New Roman" w:hAnsi="Times New Roman" w:eastAsia="MS Mincho"/>
+                <w:b w:val="0"/>
+                <w:i w:val="0"/>
+                <w:sz w:val="20"/>
+              </w:rPr>
+              <w:t xml:space="preserve">₀ + </w:t>
+            </w:r>
+            <w:r>
+              <w:rPr>
+                <w:rFonts w:ascii="Times New Roman" w:hAnsi="Times New Roman" w:eastAsia="MS Mincho"/>
+                <w:b w:val="0"/>
+                <w:i/>
+                <w:sz w:val="20"/>
+              </w:rPr>
+              <w:t>μ</w:t>
+            </w:r>
+            <w:r>
+              <w:rPr>
+                <w:rFonts w:ascii="Times New Roman" w:hAnsi="Times New Roman" w:eastAsia="MS Mincho"/>
+                <w:b w:val="0"/>
+                <w:i w:val="0"/>
+                <w:sz w:val="20"/>
+              </w:rPr>
+              <w:t>₁(t − t₀)</w:t>
             </w:r>
           </w:p>
         </w:tc>
@@ -12350,11 +18640,20 @@
       <w:r>
         <w:rPr>
           <w:rFonts w:ascii="Times New Roman" w:hAnsi="Times New Roman" w:eastAsia="MS Mincho"/>
-          <w:b w:val="0"/>
-          <w:i w:val="0"/>
-          <w:sz w:val="24"/>
-        </w:rPr>
-        <w:t>Table 2. Population–capital correspondence.</w:t>
+          <w:b/>
+          <w:i w:val="0"/>
+          <w:sz w:val="24"/>
+        </w:rPr>
+        <w:t>Table 2.</w:t>
+      </w:r>
+      <w:r>
+        <w:rPr>
+          <w:rFonts w:ascii="Times New Roman" w:hAnsi="Times New Roman" w:eastAsia="MS Mincho"/>
+          <w:b w:val="0"/>
+          <w:i w:val="0"/>
+          <w:sz w:val="24"/>
+        </w:rPr>
+        <w:t xml:space="preserve"> Population–capital correspondence.</w:t>
       </w:r>
     </w:p>
     <w:p>
@@ -12659,7 +18958,25 @@
                 <w:i w:val="0"/>
                 <w:sz w:val="20"/>
               </w:rPr>
-              <w:t>Time-to-build μ(t)</w:t>
+              <w:t xml:space="preserve">Time-to-build </w:t>
+            </w:r>
+            <w:r>
+              <w:rPr>
+                <w:rFonts w:ascii="Times New Roman" w:hAnsi="Times New Roman" w:eastAsia="MS Mincho"/>
+                <w:b w:val="0"/>
+                <w:i/>
+                <w:sz w:val="20"/>
+              </w:rPr>
+              <w:t>μ</w:t>
+            </w:r>
+            <w:r>
+              <w:rPr>
+                <w:rFonts w:ascii="Times New Roman" w:hAnsi="Times New Roman" w:eastAsia="MS Mincho"/>
+                <w:b w:val="0"/>
+                <w:i w:val="0"/>
+                <w:sz w:val="20"/>
+              </w:rPr>
+              <w:t>(t)</w:t>
             </w:r>
           </w:p>
         </w:tc>
@@ -12712,7 +19029,25 @@
                 <w:i w:val="0"/>
                 <w:sz w:val="20"/>
               </w:rPr>
-              <w:t>K*(t) via μ(t)-weighted PIM</w:t>
+              <w:t xml:space="preserve">K*(t) via </w:t>
+            </w:r>
+            <w:r>
+              <w:rPr>
+                <w:rFonts w:ascii="Times New Roman" w:hAnsi="Times New Roman" w:eastAsia="MS Mincho"/>
+                <w:b w:val="0"/>
+                <w:i/>
+                <w:sz w:val="20"/>
+              </w:rPr>
+              <w:t>μ</w:t>
+            </w:r>
+            <w:r>
+              <w:rPr>
+                <w:rFonts w:ascii="Times New Roman" w:hAnsi="Times New Roman" w:eastAsia="MS Mincho"/>
+                <w:b w:val="0"/>
+                <w:i w:val="0"/>
+                <w:sz w:val="20"/>
+              </w:rPr>
+              <w:t>(t)-weighted PIM</w:t>
             </w:r>
           </w:p>
         </w:tc>
@@ -12748,7 +19083,25 @@
                 <w:i w:val="0"/>
                 <w:sz w:val="20"/>
               </w:rPr>
-              <w:t>Parity-specific σ (Goldstein-Lutz-Scherbov, 2003)</w:t>
+              <w:t xml:space="preserve">Parity-specific </w:t>
+            </w:r>
+            <w:r>
+              <w:rPr>
+                <w:rFonts w:ascii="Times New Roman" w:hAnsi="Times New Roman" w:eastAsia="MS Mincho"/>
+                <w:b w:val="0"/>
+                <w:i/>
+                <w:sz w:val="20"/>
+              </w:rPr>
+              <w:t>σ</w:t>
+            </w:r>
+            <w:r>
+              <w:rPr>
+                <w:rFonts w:ascii="Times New Roman" w:hAnsi="Times New Roman" w:eastAsia="MS Mincho"/>
+                <w:b w:val="0"/>
+                <w:i w:val="0"/>
+                <w:sz w:val="20"/>
+              </w:rPr>
+              <w:t xml:space="preserve"> (Goldstein-Lutz-Scherbov, 2003)</w:t>
             </w:r>
           </w:p>
         </w:tc>
@@ -12765,7 +19118,25 @@
                 <w:i w:val="0"/>
                 <w:sz w:val="20"/>
               </w:rPr>
-              <w:t>Intangible share β (Corrado-Hulten-Sichel, 2009)</w:t>
+              <w:t xml:space="preserve">Intangible share </w:t>
+            </w:r>
+            <w:r>
+              <w:rPr>
+                <w:rFonts w:ascii="Times New Roman" w:hAnsi="Times New Roman" w:eastAsia="MS Mincho"/>
+                <w:b w:val="0"/>
+                <w:i/>
+                <w:sz w:val="20"/>
+              </w:rPr>
+              <w:t>β</w:t>
+            </w:r>
+            <w:r>
+              <w:rPr>
+                <w:rFonts w:ascii="Times New Roman" w:hAnsi="Times New Roman" w:eastAsia="MS Mincho"/>
+                <w:b w:val="0"/>
+                <w:i w:val="0"/>
+                <w:sz w:val="20"/>
+              </w:rPr>
+              <w:t xml:space="preserve"> (Corrado-Hulten-Sichel, 2009)</w:t>
             </w:r>
           </w:p>
         </w:tc>
@@ -12818,7 +19189,25 @@
                 <w:i w:val="0"/>
                 <w:sz w:val="20"/>
               </w:rPr>
-              <w:t>dW/dt = I − δW</w:t>
+              <w:t xml:space="preserve">dW/dt = I − </w:t>
+            </w:r>
+            <w:r>
+              <w:rPr>
+                <w:rFonts w:ascii="Times New Roman" w:hAnsi="Times New Roman" w:eastAsia="MS Mincho"/>
+                <w:b w:val="0"/>
+                <w:i/>
+                <w:sz w:val="20"/>
+              </w:rPr>
+              <w:t>δ</w:t>
+            </w:r>
+            <w:r>
+              <w:rPr>
+                <w:rFonts w:ascii="Times New Roman" w:hAnsi="Times New Roman" w:eastAsia="MS Mincho"/>
+                <w:b w:val="0"/>
+                <w:i w:val="0"/>
+                <w:sz w:val="20"/>
+              </w:rPr>
+              <w:t>W</w:t>
             </w:r>
           </w:p>
         </w:tc>
@@ -12885,11 +19274,38 @@
       <w:r>
         <w:rPr>
           <w:rFonts w:ascii="Times New Roman" w:hAnsi="Times New Roman" w:eastAsia="MS Mincho"/>
-          <w:b w:val="0"/>
-          <w:i w:val="0"/>
-          <w:sz w:val="24"/>
-        </w:rPr>
-        <w:t>Table 3. Relational PIM diagnostics: ρ̂₂ under M0, M1, M2, M4.</w:t>
+          <w:b/>
+          <w:i w:val="0"/>
+          <w:sz w:val="24"/>
+        </w:rPr>
+        <w:t>Table 3.</w:t>
+      </w:r>
+      <w:r>
+        <w:rPr>
+          <w:rFonts w:ascii="Times New Roman" w:hAnsi="Times New Roman" w:eastAsia="MS Mincho"/>
+          <w:b w:val="0"/>
+          <w:i w:val="0"/>
+          <w:sz w:val="24"/>
+        </w:rPr>
+        <w:t xml:space="preserve"> Relational PIM diagnostics: </w:t>
+      </w:r>
+      <w:r>
+        <w:rPr>
+          <w:rFonts w:ascii="Times New Roman" w:hAnsi="Times New Roman" w:eastAsia="MS Mincho"/>
+          <w:b w:val="0"/>
+          <w:i/>
+          <w:sz w:val="24"/>
+        </w:rPr>
+        <w:t>ρ</w:t>
+      </w:r>
+      <w:r>
+        <w:rPr>
+          <w:rFonts w:ascii="Times New Roman" w:hAnsi="Times New Roman" w:eastAsia="MS Mincho"/>
+          <w:b w:val="0"/>
+          <w:i w:val="0"/>
+          <w:sz w:val="24"/>
+        </w:rPr>
+        <w:t>̂₂ under M0, M1, M2, M4.</w:t>
       </w:r>
     </w:p>
     <w:p>
@@ -13552,11 +19968,20 @@
       <w:r>
         <w:rPr>
           <w:rFonts w:ascii="Times New Roman" w:hAnsi="Times New Roman" w:eastAsia="MS Mincho"/>
-          <w:b w:val="0"/>
-          <w:i w:val="0"/>
-          <w:sz w:val="24"/>
-        </w:rPr>
-        <w:t>Table 4. Extended out-of-sample metrics: direction accuracy and CWON trajectory RMSE.</w:t>
+          <w:b/>
+          <w:i w:val="0"/>
+          <w:sz w:val="24"/>
+        </w:rPr>
+        <w:t>Table 4.</w:t>
+      </w:r>
+      <w:r>
+        <w:rPr>
+          <w:rFonts w:ascii="Times New Roman" w:hAnsi="Times New Roman" w:eastAsia="MS Mincho"/>
+          <w:b w:val="0"/>
+          <w:i w:val="0"/>
+          <w:sz w:val="24"/>
+        </w:rPr>
+        <w:t xml:space="preserve"> Extended out-of-sample metrics: direction accuracy and CWON trajectory RMSE.</w:t>
       </w:r>
     </w:p>
     <w:p>
@@ -14237,11 +20662,38 @@
       <w:r>
         <w:rPr>
           <w:rFonts w:ascii="Times New Roman" w:hAnsi="Times New Roman" w:eastAsia="MS Mincho"/>
-          <w:b w:val="0"/>
-          <w:i w:val="0"/>
-          <w:sz w:val="24"/>
-        </w:rPr>
-        <w:t>Table 5. Tempo-artifact share of TFP-growth variance by country: the percentage reduction in Var(Δ log TFP) when moving from M0 to M2 (tempo drift only) and from M0 to M4 (joint tempo + intangible).</w:t>
+          <w:b/>
+          <w:i w:val="0"/>
+          <w:sz w:val="24"/>
+        </w:rPr>
+        <w:t>Table 5.</w:t>
+      </w:r>
+      <w:r>
+        <w:rPr>
+          <w:rFonts w:ascii="Times New Roman" w:hAnsi="Times New Roman" w:eastAsia="MS Mincho"/>
+          <w:b w:val="0"/>
+          <w:i w:val="0"/>
+          <w:sz w:val="24"/>
+        </w:rPr>
+        <w:t xml:space="preserve"> Tempo-artifact share of TFP-growth variance by country: the percentage reduction in Var(</w:t>
+      </w:r>
+      <w:r>
+        <w:rPr>
+          <w:rFonts w:ascii="Times New Roman" w:hAnsi="Times New Roman" w:eastAsia="MS Mincho"/>
+          <w:b w:val="0"/>
+          <w:i/>
+          <w:sz w:val="24"/>
+        </w:rPr>
+        <w:t>Δ</w:t>
+      </w:r>
+      <w:r>
+        <w:rPr>
+          <w:rFonts w:ascii="Times New Roman" w:hAnsi="Times New Roman" w:eastAsia="MS Mincho"/>
+          <w:b w:val="0"/>
+          <w:i w:val="0"/>
+          <w:sz w:val="24"/>
+        </w:rPr>
+        <w:t xml:space="preserve"> log TFP) when moving from M0 to M2 (tempo drift only) and from M0 to M4 (joint tempo + intangible).</w:t>
       </w:r>
     </w:p>
     <w:p>
@@ -14358,7 +20810,17 @@
                 <w:i w:val="0"/>
                 <w:sz w:val="20"/>
               </w:rPr>
-              <w:t>beta_j</w:t>
+              <w:t>beta</w:t>
+            </w:r>
+            <w:r>
+              <w:rPr>
+                <w:rFonts w:ascii="Times New Roman" w:hAnsi="Times New Roman" w:eastAsia="MS Mincho"/>
+                <w:b/>
+                <w:i/>
+                <w:sz w:val="20"/>
+                <w:vertAlign w:val="subscript"/>
+              </w:rPr>
+              <w:t>j</w:t>
             </w:r>
           </w:p>
         </w:tc>
@@ -21201,7 +27663,25 @@
           <w:i w:val="0"/>
           <w:sz w:val="24"/>
         </w:rPr>
-        <w:t>ALTUG, S. (1989). Time-to-build and aggregate fluctuations: some new evidence. International Economic Review 30, 889–920.</w:t>
+        <w:t xml:space="preserve">ALTUG, S. (1989). Time-to-build and aggregate fluctuations: some new evidence. </w:t>
+      </w:r>
+      <w:r>
+        <w:rPr>
+          <w:rFonts w:ascii="Times New Roman" w:hAnsi="Times New Roman" w:eastAsia="MS Mincho"/>
+          <w:b w:val="0"/>
+          <w:i/>
+          <w:sz w:val="24"/>
+        </w:rPr>
+        <w:t>International Economic Review</w:t>
+      </w:r>
+      <w:r>
+        <w:rPr>
+          <w:rFonts w:ascii="Times New Roman" w:hAnsi="Times New Roman" w:eastAsia="MS Mincho"/>
+          <w:b w:val="0"/>
+          <w:i w:val="0"/>
+          <w:sz w:val="24"/>
+        </w:rPr>
+        <w:t xml:space="preserve"> 30, 889–920.</w:t>
       </w:r>
     </w:p>
     <w:p>
@@ -21216,7 +27696,25 @@
           <w:i w:val="0"/>
           <w:sz w:val="24"/>
         </w:rPr>
-        <w:t>ARROW, K.J., DASGUPTA, P., GOULDER, L.H., MUMFORD, K.J. and OLESON, K. (2012). Sustainability and the measurement of wealth. Environment and Development Economics 17, 317–353.</w:t>
+        <w:t xml:space="preserve">ARROW, K.J., DASGUPTA, P., GOULDER, L.H., MUMFORD, K.J. and OLESON, K. (2012). Sustainability and the measurement of wealth. </w:t>
+      </w:r>
+      <w:r>
+        <w:rPr>
+          <w:rFonts w:ascii="Times New Roman" w:hAnsi="Times New Roman" w:eastAsia="MS Mincho"/>
+          <w:b w:val="0"/>
+          <w:i/>
+          <w:sz w:val="24"/>
+        </w:rPr>
+        <w:t>Environment and Development Economics</w:t>
+      </w:r>
+      <w:r>
+        <w:rPr>
+          <w:rFonts w:ascii="Times New Roman" w:hAnsi="Times New Roman" w:eastAsia="MS Mincho"/>
+          <w:b w:val="0"/>
+          <w:i w:val="0"/>
+          <w:sz w:val="24"/>
+        </w:rPr>
+        <w:t xml:space="preserve"> 17, 317–353.</w:t>
       </w:r>
     </w:p>
     <w:p>
@@ -21231,7 +27729,25 @@
           <w:i w:val="0"/>
           <w:sz w:val="24"/>
         </w:rPr>
-        <w:t>BONGAARTS, J. and FEENEY, G. (1998). On the quantum and tempo of fertility. Population and Development Review 24, 271–291.</w:t>
+        <w:t xml:space="preserve">BONGAARTS, J. and FEENEY, G. (1998). On the quantum and tempo of fertility. </w:t>
+      </w:r>
+      <w:r>
+        <w:rPr>
+          <w:rFonts w:ascii="Times New Roman" w:hAnsi="Times New Roman" w:eastAsia="MS Mincho"/>
+          <w:b w:val="0"/>
+          <w:i/>
+          <w:sz w:val="24"/>
+        </w:rPr>
+        <w:t>Population and Development Review</w:t>
+      </w:r>
+      <w:r>
+        <w:rPr>
+          <w:rFonts w:ascii="Times New Roman" w:hAnsi="Times New Roman" w:eastAsia="MS Mincho"/>
+          <w:b w:val="0"/>
+          <w:i w:val="0"/>
+          <w:sz w:val="24"/>
+        </w:rPr>
+        <w:t xml:space="preserve"> 24, 271–291.</w:t>
       </w:r>
     </w:p>
     <w:p>
@@ -21246,7 +27762,25 @@
           <w:i w:val="0"/>
           <w:sz w:val="24"/>
         </w:rPr>
-        <w:t>BONGAARTS, J. and SOBOTKA, T. (2012). A demographic explanation for the recent rise in European fertility. Population and Development Review 38, 83–120.</w:t>
+        <w:t xml:space="preserve">BONGAARTS, J. and SOBOTKA, T. (2012). A demographic explanation for the recent rise in European fertility. </w:t>
+      </w:r>
+      <w:r>
+        <w:rPr>
+          <w:rFonts w:ascii="Times New Roman" w:hAnsi="Times New Roman" w:eastAsia="MS Mincho"/>
+          <w:b w:val="0"/>
+          <w:i/>
+          <w:sz w:val="24"/>
+        </w:rPr>
+        <w:t>Population and Development Review</w:t>
+      </w:r>
+      <w:r>
+        <w:rPr>
+          <w:rFonts w:ascii="Times New Roman" w:hAnsi="Times New Roman" w:eastAsia="MS Mincho"/>
+          <w:b w:val="0"/>
+          <w:i w:val="0"/>
+          <w:sz w:val="24"/>
+        </w:rPr>
+        <w:t xml:space="preserve"> 38, 83–120.</w:t>
       </w:r>
     </w:p>
     <w:p>
@@ -21261,7 +27795,25 @@
           <w:i w:val="0"/>
           <w:sz w:val="24"/>
         </w:rPr>
-        <w:t>BRASS, W. (1971). On the scale of mortality. In William Brass (ed.), Biological Aspects of Demography, pp. 69–110. London: Taylor and Francis.</w:t>
+        <w:t xml:space="preserve">BRASS, W. (1971). On the scale of mortality. In William Brass (ed.), </w:t>
+      </w:r>
+      <w:r>
+        <w:rPr>
+          <w:rFonts w:ascii="Times New Roman" w:hAnsi="Times New Roman" w:eastAsia="MS Mincho"/>
+          <w:b w:val="0"/>
+          <w:i/>
+          <w:sz w:val="24"/>
+        </w:rPr>
+        <w:t>Biological Aspects of Demography</w:t>
+      </w:r>
+      <w:r>
+        <w:rPr>
+          <w:rFonts w:ascii="Times New Roman" w:hAnsi="Times New Roman" w:eastAsia="MS Mincho"/>
+          <w:b w:val="0"/>
+          <w:i w:val="0"/>
+          <w:sz w:val="24"/>
+        </w:rPr>
+        <w:t>, pp. 69–110. London: Taylor and Francis.</w:t>
       </w:r>
     </w:p>
     <w:p>
@@ -21276,7 +27828,25 @@
           <w:i w:val="0"/>
           <w:sz w:val="24"/>
         </w:rPr>
-        <w:t>CHRISTIANO, L.J. and TODD, R.M. (1996). Time to plan and aggregate fluctuations. Federal Reserve Bank of Minneapolis Quarterly Review 20, 14–27.</w:t>
+        <w:t xml:space="preserve">CHRISTIANO, L.J. and TODD, R.M. (1996). Time to plan and aggregate fluctuations. </w:t>
+      </w:r>
+      <w:r>
+        <w:rPr>
+          <w:rFonts w:ascii="Times New Roman" w:hAnsi="Times New Roman" w:eastAsia="MS Mincho"/>
+          <w:b w:val="0"/>
+          <w:i/>
+          <w:sz w:val="24"/>
+        </w:rPr>
+        <w:t>Federal Reserve Bank of Minneapolis Quarterly Review</w:t>
+      </w:r>
+      <w:r>
+        <w:rPr>
+          <w:rFonts w:ascii="Times New Roman" w:hAnsi="Times New Roman" w:eastAsia="MS Mincho"/>
+          <w:b w:val="0"/>
+          <w:i w:val="0"/>
+          <w:sz w:val="24"/>
+        </w:rPr>
+        <w:t xml:space="preserve"> 20, 14–27.</w:t>
       </w:r>
     </w:p>
     <w:p>
@@ -21291,7 +27861,25 @@
           <w:i w:val="0"/>
           <w:sz w:val="24"/>
         </w:rPr>
-        <w:t>CORRADO, C., HULTEN, C. and SICHEL, D. (2005). Measuring capital and technology: an expanded framework. In Carol Corrado, John Haltiwanger, and Daniel Sichel (eds.), Measuring Capital in the New Economy, pp. 11–46. Chicago: University of Chicago Press.</w:t>
+        <w:t xml:space="preserve">CORRADO, C., HULTEN, C. and SICHEL, D. (2005). Measuring capital and technology: an expanded framework. In Carol Corrado, John Haltiwanger, and Daniel Sichel (eds.), </w:t>
+      </w:r>
+      <w:r>
+        <w:rPr>
+          <w:rFonts w:ascii="Times New Roman" w:hAnsi="Times New Roman" w:eastAsia="MS Mincho"/>
+          <w:b w:val="0"/>
+          <w:i/>
+          <w:sz w:val="24"/>
+        </w:rPr>
+        <w:t>Measuring Capital in the New Economy</w:t>
+      </w:r>
+      <w:r>
+        <w:rPr>
+          <w:rFonts w:ascii="Times New Roman" w:hAnsi="Times New Roman" w:eastAsia="MS Mincho"/>
+          <w:b w:val="0"/>
+          <w:i w:val="0"/>
+          <w:sz w:val="24"/>
+        </w:rPr>
+        <w:t>, pp. 11–46. Chicago: University of Chicago Press.</w:t>
       </w:r>
     </w:p>
     <w:p>
@@ -21306,7 +27894,25 @@
           <w:i w:val="0"/>
           <w:sz w:val="24"/>
         </w:rPr>
-        <w:t>CORRADO, C., HULTEN, C. and SICHEL, D. (2009). Intangible capital and US economic growth. Review of Income and Wealth 55, 661–685.</w:t>
+        <w:t xml:space="preserve">CORRADO, C., HULTEN, C. and SICHEL, D. (2009). Intangible capital and US economic growth. </w:t>
+      </w:r>
+      <w:r>
+        <w:rPr>
+          <w:rFonts w:ascii="Times New Roman" w:hAnsi="Times New Roman" w:eastAsia="MS Mincho"/>
+          <w:b w:val="0"/>
+          <w:i/>
+          <w:sz w:val="24"/>
+        </w:rPr>
+        <w:t>Review of Income and Wealth</w:t>
+      </w:r>
+      <w:r>
+        <w:rPr>
+          <w:rFonts w:ascii="Times New Roman" w:hAnsi="Times New Roman" w:eastAsia="MS Mincho"/>
+          <w:b w:val="0"/>
+          <w:i w:val="0"/>
+          <w:sz w:val="24"/>
+        </w:rPr>
+        <w:t xml:space="preserve"> 55, 661–685.</w:t>
       </w:r>
     </w:p>
     <w:p>
@@ -21336,7 +27942,25 @@
           <w:i w:val="0"/>
           <w:sz w:val="24"/>
         </w:rPr>
-        <w:t>CORRADO, C., HASKEL, J., IOMMI, M. and JONA-LASINIO, C. (2020). Intangible capital, innovation and productivity à la Jorgenson: evidence from Europe and the US. In Barbara M. Fraumeni (ed.), Measuring Economic Growth and Productivity, pp. 363–385. Academic Press.</w:t>
+        <w:t xml:space="preserve">CORRADO, C., HASKEL, J., IOMMI, M. and JONA-LASINIO, C. (2020). Intangible capital, innovation and productivity à la Jorgenson: evidence from Europe and the US. In Barbara M. Fraumeni (ed.), </w:t>
+      </w:r>
+      <w:r>
+        <w:rPr>
+          <w:rFonts w:ascii="Times New Roman" w:hAnsi="Times New Roman" w:eastAsia="MS Mincho"/>
+          <w:b w:val="0"/>
+          <w:i/>
+          <w:sz w:val="24"/>
+        </w:rPr>
+        <w:t>Measuring Economic Growth and Productivity</w:t>
+      </w:r>
+      <w:r>
+        <w:rPr>
+          <w:rFonts w:ascii="Times New Roman" w:hAnsi="Times New Roman" w:eastAsia="MS Mincho"/>
+          <w:b w:val="0"/>
+          <w:i w:val="0"/>
+          <w:sz w:val="24"/>
+        </w:rPr>
+        <w:t>, pp. 363–385. Academic Press.</w:t>
       </w:r>
     </w:p>
     <w:p>
@@ -21351,7 +27975,25 @@
           <w:i w:val="0"/>
           <w:sz w:val="24"/>
         </w:rPr>
-        <w:t>DASGUPTA, P. (2021). The Economics of Biodiversity: The Dasgupta Review. London: HM Treasury.</w:t>
+        <w:t xml:space="preserve">DASGUPTA, P. (2021). </w:t>
+      </w:r>
+      <w:r>
+        <w:rPr>
+          <w:rFonts w:ascii="Times New Roman" w:hAnsi="Times New Roman" w:eastAsia="MS Mincho"/>
+          <w:b w:val="0"/>
+          <w:i/>
+          <w:sz w:val="24"/>
+        </w:rPr>
+        <w:t>The Economics of Biodiversity: The Dasgupta Review</w:t>
+      </w:r>
+      <w:r>
+        <w:rPr>
+          <w:rFonts w:ascii="Times New Roman" w:hAnsi="Times New Roman" w:eastAsia="MS Mincho"/>
+          <w:b w:val="0"/>
+          <w:i w:val="0"/>
+          <w:sz w:val="24"/>
+        </w:rPr>
+        <w:t>. London: HM Treasury.</w:t>
       </w:r>
     </w:p>
     <w:p>
@@ -21366,7 +28008,25 @@
           <w:i w:val="0"/>
           <w:sz w:val="24"/>
         </w:rPr>
-        <w:t>DE RASSENFOSSE, G. and JAFFE, A.B. (2018). Intellectual property and public-science spillovers: an overview and research directions. Review of Economic Research on Copyright Issues 15, 1–22.</w:t>
+        <w:t xml:space="preserve">DE RASSENFOSSE, G. and JAFFE, A.B. (2018). Intellectual property and public-science spillovers: an overview and research directions. </w:t>
+      </w:r>
+      <w:r>
+        <w:rPr>
+          <w:rFonts w:ascii="Times New Roman" w:hAnsi="Times New Roman" w:eastAsia="MS Mincho"/>
+          <w:b w:val="0"/>
+          <w:i/>
+          <w:sz w:val="24"/>
+        </w:rPr>
+        <w:t>Review of Economic Research on Copyright Issues</w:t>
+      </w:r>
+      <w:r>
+        <w:rPr>
+          <w:rFonts w:ascii="Times New Roman" w:hAnsi="Times New Roman" w:eastAsia="MS Mincho"/>
+          <w:b w:val="0"/>
+          <w:i w:val="0"/>
+          <w:sz w:val="24"/>
+        </w:rPr>
+        <w:t xml:space="preserve"> 15, 1–22.</w:t>
       </w:r>
     </w:p>
     <w:p>
@@ -21381,7 +28041,25 @@
           <w:i w:val="0"/>
           <w:sz w:val="24"/>
         </w:rPr>
-        <w:t>EDGE, R.M. (2007). Time-to-build, time-to-plan, habit-persistence, and the liquidity effect. Journal of Monetary Economics 54, 1644–1669.</w:t>
+        <w:t xml:space="preserve">EDGE, R.M. (2007). Time-to-build, time-to-plan, habit-persistence, and the liquidity effect. </w:t>
+      </w:r>
+      <w:r>
+        <w:rPr>
+          <w:rFonts w:ascii="Times New Roman" w:hAnsi="Times New Roman" w:eastAsia="MS Mincho"/>
+          <w:b w:val="0"/>
+          <w:i/>
+          <w:sz w:val="24"/>
+        </w:rPr>
+        <w:t>Journal of Monetary Economics</w:t>
+      </w:r>
+      <w:r>
+        <w:rPr>
+          <w:rFonts w:ascii="Times New Roman" w:hAnsi="Times New Roman" w:eastAsia="MS Mincho"/>
+          <w:b w:val="0"/>
+          <w:i w:val="0"/>
+          <w:sz w:val="24"/>
+        </w:rPr>
+        <w:t xml:space="preserve"> 54, 1644–1669.</w:t>
       </w:r>
     </w:p>
     <w:p>
@@ -21396,7 +28074,25 @@
           <w:i w:val="0"/>
           <w:sz w:val="24"/>
         </w:rPr>
-        <w:t>FEENSTRA, R.C., INKLAAR, R. and TIMMER, M.P. (2015). The next generation of the Penn World Table. American Economic Review 105, 3150–3182.</w:t>
+        <w:t xml:space="preserve">FEENSTRA, R.C., INKLAAR, R. and TIMMER, M.P. (2015). The next generation of the Penn World Table. </w:t>
+      </w:r>
+      <w:r>
+        <w:rPr>
+          <w:rFonts w:ascii="Times New Roman" w:hAnsi="Times New Roman" w:eastAsia="MS Mincho"/>
+          <w:b w:val="0"/>
+          <w:i/>
+          <w:sz w:val="24"/>
+        </w:rPr>
+        <w:t>American Economic Review</w:t>
+      </w:r>
+      <w:r>
+        <w:rPr>
+          <w:rFonts w:ascii="Times New Roman" w:hAnsi="Times New Roman" w:eastAsia="MS Mincho"/>
+          <w:b w:val="0"/>
+          <w:i w:val="0"/>
+          <w:sz w:val="24"/>
+        </w:rPr>
+        <w:t xml:space="preserve"> 105, 3150–3182.</w:t>
       </w:r>
     </w:p>
     <w:p>
@@ -21411,7 +28107,25 @@
           <w:i w:val="0"/>
           <w:sz w:val="24"/>
         </w:rPr>
-        <w:t>GOLDSTEIN, J.R., LUTZ, W. and SCHERBOV, S. (2003). Long-term population decline in Europe: the relative importance of tempo effects and generational length. Population and Development Review 29, 699–707.</w:t>
+        <w:t xml:space="preserve">GOLDSTEIN, J.R., LUTZ, W. and SCHERBOV, S. (2003). Long-term population decline in Europe: the relative importance of tempo effects and generational length. </w:t>
+      </w:r>
+      <w:r>
+        <w:rPr>
+          <w:rFonts w:ascii="Times New Roman" w:hAnsi="Times New Roman" w:eastAsia="MS Mincho"/>
+          <w:b w:val="0"/>
+          <w:i/>
+          <w:sz w:val="24"/>
+        </w:rPr>
+        <w:t>Population and Development Review</w:t>
+      </w:r>
+      <w:r>
+        <w:rPr>
+          <w:rFonts w:ascii="Times New Roman" w:hAnsi="Times New Roman" w:eastAsia="MS Mincho"/>
+          <w:b w:val="0"/>
+          <w:i w:val="0"/>
+          <w:sz w:val="24"/>
+        </w:rPr>
+        <w:t xml:space="preserve"> 29, 699–707.</w:t>
       </w:r>
     </w:p>
     <w:p>
@@ -21426,7 +28140,25 @@
           <w:i w:val="0"/>
           <w:sz w:val="24"/>
         </w:rPr>
-        <w:t>GRILICHES, Z. (1996). The discovery of the residual: a historical note. Journal of Economic Literature 34, 1324–1330.</w:t>
+        <w:t xml:space="preserve">GRILICHES, Z. (1996). The discovery of the residual: a historical note. </w:t>
+      </w:r>
+      <w:r>
+        <w:rPr>
+          <w:rFonts w:ascii="Times New Roman" w:hAnsi="Times New Roman" w:eastAsia="MS Mincho"/>
+          <w:b w:val="0"/>
+          <w:i/>
+          <w:sz w:val="24"/>
+        </w:rPr>
+        <w:t>Journal of Economic Literature</w:t>
+      </w:r>
+      <w:r>
+        <w:rPr>
+          <w:rFonts w:ascii="Times New Roman" w:hAnsi="Times New Roman" w:eastAsia="MS Mincho"/>
+          <w:b w:val="0"/>
+          <w:i w:val="0"/>
+          <w:sz w:val="24"/>
+        </w:rPr>
+        <w:t xml:space="preserve"> 34, 1324–1330.</w:t>
       </w:r>
     </w:p>
     <w:p>
@@ -21441,7 +28173,25 @@
           <w:i w:val="0"/>
           <w:sz w:val="24"/>
         </w:rPr>
-        <w:t>HAMANO, M. and ZHAO, Y. (2017). Fiscal sustainability and land prices in Japan. Journal of the Japanese and International Economies 46, 17–29.</w:t>
+        <w:t xml:space="preserve">HAMANO, M. and ZHAO, Y. (2017). Fiscal sustainability and land prices in Japan. </w:t>
+      </w:r>
+      <w:r>
+        <w:rPr>
+          <w:rFonts w:ascii="Times New Roman" w:hAnsi="Times New Roman" w:eastAsia="MS Mincho"/>
+          <w:b w:val="0"/>
+          <w:i/>
+          <w:sz w:val="24"/>
+        </w:rPr>
+        <w:t>Journal of the Japanese and International Economies</w:t>
+      </w:r>
+      <w:r>
+        <w:rPr>
+          <w:rFonts w:ascii="Times New Roman" w:hAnsi="Times New Roman" w:eastAsia="MS Mincho"/>
+          <w:b w:val="0"/>
+          <w:i w:val="0"/>
+          <w:sz w:val="24"/>
+        </w:rPr>
+        <w:t xml:space="preserve"> 46, 17–29.</w:t>
       </w:r>
     </w:p>
     <w:p>
@@ -21456,7 +28206,25 @@
           <w:i w:val="0"/>
           <w:sz w:val="24"/>
         </w:rPr>
-        <w:t>HASKEL, J. and WESTLAKE, S. (2017). Capitalism without Capital: The Rise of the Intangible Economy. Princeton: Princeton University Press.</w:t>
+        <w:t xml:space="preserve">HASKEL, J. and WESTLAKE, S. (2017). </w:t>
+      </w:r>
+      <w:r>
+        <w:rPr>
+          <w:rFonts w:ascii="Times New Roman" w:hAnsi="Times New Roman" w:eastAsia="MS Mincho"/>
+          <w:b w:val="0"/>
+          <w:i/>
+          <w:sz w:val="24"/>
+        </w:rPr>
+        <w:t>Capitalism without Capital: The Rise of the Intangible Economy</w:t>
+      </w:r>
+      <w:r>
+        <w:rPr>
+          <w:rFonts w:ascii="Times New Roman" w:hAnsi="Times New Roman" w:eastAsia="MS Mincho"/>
+          <w:b w:val="0"/>
+          <w:i w:val="0"/>
+          <w:sz w:val="24"/>
+        </w:rPr>
+        <w:t>. Princeton: Princeton University Press.</w:t>
       </w:r>
     </w:p>
     <w:p>
@@ -21471,7 +28239,25 @@
           <w:i w:val="0"/>
           <w:sz w:val="24"/>
         </w:rPr>
-        <w:t>HASKEL, J. and WESTLAKE, S. (2022). Restarting the Future: How to Fix the Intangible Economy. Princeton: Princeton University Press.</w:t>
+        <w:t xml:space="preserve">HASKEL, J. and WESTLAKE, S. (2022). </w:t>
+      </w:r>
+      <w:r>
+        <w:rPr>
+          <w:rFonts w:ascii="Times New Roman" w:hAnsi="Times New Roman" w:eastAsia="MS Mincho"/>
+          <w:b w:val="0"/>
+          <w:i/>
+          <w:sz w:val="24"/>
+        </w:rPr>
+        <w:t>Restarting the Future: How to Fix the Intangible Economy</w:t>
+      </w:r>
+      <w:r>
+        <w:rPr>
+          <w:rFonts w:ascii="Times New Roman" w:hAnsi="Times New Roman" w:eastAsia="MS Mincho"/>
+          <w:b w:val="0"/>
+          <w:i w:val="0"/>
+          <w:sz w:val="24"/>
+        </w:rPr>
+        <w:t>. Princeton: Princeton University Press.</w:t>
       </w:r>
     </w:p>
     <w:p>
@@ -21486,7 +28272,25 @@
           <w:i w:val="0"/>
           <w:sz w:val="24"/>
         </w:rPr>
-        <w:t>HULTEN, C.R. (1992). Growth accounting when technical change is embodied in capital. American Economic Review 82, 964–980.</w:t>
+        <w:t xml:space="preserve">HULTEN, C.R. (1992). Growth accounting when technical change is embodied in capital. </w:t>
+      </w:r>
+      <w:r>
+        <w:rPr>
+          <w:rFonts w:ascii="Times New Roman" w:hAnsi="Times New Roman" w:eastAsia="MS Mincho"/>
+          <w:b w:val="0"/>
+          <w:i/>
+          <w:sz w:val="24"/>
+        </w:rPr>
+        <w:t>American Economic Review</w:t>
+      </w:r>
+      <w:r>
+        <w:rPr>
+          <w:rFonts w:ascii="Times New Roman" w:hAnsi="Times New Roman" w:eastAsia="MS Mincho"/>
+          <w:b w:val="0"/>
+          <w:i w:val="0"/>
+          <w:sz w:val="24"/>
+        </w:rPr>
+        <w:t xml:space="preserve"> 82, 964–980.</w:t>
       </w:r>
     </w:p>
     <w:p>
@@ -21516,7 +28320,25 @@
           <w:i w:val="0"/>
           <w:sz w:val="24"/>
         </w:rPr>
-        <w:t>JORGENSON, D.W. and GRILICHES, Z. (1967). The explanation of productivity change. Review of Economic Studies 34, 249–283.</w:t>
+        <w:t xml:space="preserve">JORGENSON, D.W. and GRILICHES, Z. (1967). The explanation of productivity change. </w:t>
+      </w:r>
+      <w:r>
+        <w:rPr>
+          <w:rFonts w:ascii="Times New Roman" w:hAnsi="Times New Roman" w:eastAsia="MS Mincho"/>
+          <w:b w:val="0"/>
+          <w:i/>
+          <w:sz w:val="24"/>
+        </w:rPr>
+        <w:t>Review of Economic Studies</w:t>
+      </w:r>
+      <w:r>
+        <w:rPr>
+          <w:rFonts w:ascii="Times New Roman" w:hAnsi="Times New Roman" w:eastAsia="MS Mincho"/>
+          <w:b w:val="0"/>
+          <w:i w:val="0"/>
+          <w:sz w:val="24"/>
+        </w:rPr>
+        <w:t xml:space="preserve"> 34, 249–283.</w:t>
       </w:r>
     </w:p>
     <w:p>
@@ -21531,7 +28353,25 @@
           <w:i w:val="0"/>
           <w:sz w:val="24"/>
         </w:rPr>
-        <w:t>JORGENSON, D.W. (2018). Production and welfare: progress in economic measurement. Journal of Economic Literature 56, 867–919.</w:t>
+        <w:t xml:space="preserve">JORGENSON, D.W. (2018). Production and welfare: progress in economic measurement. </w:t>
+      </w:r>
+      <w:r>
+        <w:rPr>
+          <w:rFonts w:ascii="Times New Roman" w:hAnsi="Times New Roman" w:eastAsia="MS Mincho"/>
+          <w:b w:val="0"/>
+          <w:i/>
+          <w:sz w:val="24"/>
+        </w:rPr>
+        <w:t>Journal of Economic Literature</w:t>
+      </w:r>
+      <w:r>
+        <w:rPr>
+          <w:rFonts w:ascii="Times New Roman" w:hAnsi="Times New Roman" w:eastAsia="MS Mincho"/>
+          <w:b w:val="0"/>
+          <w:i w:val="0"/>
+          <w:sz w:val="24"/>
+        </w:rPr>
+        <w:t xml:space="preserve"> 56, 867–919.</w:t>
       </w:r>
     </w:p>
     <w:p>
@@ -21546,7 +28386,25 @@
           <w:i w:val="0"/>
           <w:sz w:val="24"/>
         </w:rPr>
-        <w:t>JORGENSON, D.W., HO, M.S. and STIROH, K.J. (2018). Productivity, Vol. 3: Information Technology and the American Growth Resurgence. Cambridge, MA: MIT Press.</w:t>
+        <w:t xml:space="preserve">JORGENSON, D.W., HO, M.S. and STIROH, K.J. (2018). </w:t>
+      </w:r>
+      <w:r>
+        <w:rPr>
+          <w:rFonts w:ascii="Times New Roman" w:hAnsi="Times New Roman" w:eastAsia="MS Mincho"/>
+          <w:b w:val="0"/>
+          <w:i/>
+          <w:sz w:val="24"/>
+        </w:rPr>
+        <w:t>Productivity, Vol. 3: Information Technology and the American Growth Resurgence</w:t>
+      </w:r>
+      <w:r>
+        <w:rPr>
+          <w:rFonts w:ascii="Times New Roman" w:hAnsi="Times New Roman" w:eastAsia="MS Mincho"/>
+          <w:b w:val="0"/>
+          <w:i w:val="0"/>
+          <w:sz w:val="24"/>
+        </w:rPr>
+        <w:t>. Cambridge, MA: MIT Press.</w:t>
       </w:r>
     </w:p>
     <w:p>
@@ -21561,7 +28419,25 @@
           <w:i w:val="0"/>
           <w:sz w:val="24"/>
         </w:rPr>
-        <w:t>KABOSKI, J.P. (2005). Factor price uncertainty, technology choice and investment delay. Journal of Economic Dynamics and Control 29, 509–527.</w:t>
+        <w:t xml:space="preserve">KABOSKI, J.P. (2005). Factor price uncertainty, technology choice and investment delay. </w:t>
+      </w:r>
+      <w:r>
+        <w:rPr>
+          <w:rFonts w:ascii="Times New Roman" w:hAnsi="Times New Roman" w:eastAsia="MS Mincho"/>
+          <w:b w:val="0"/>
+          <w:i/>
+          <w:sz w:val="24"/>
+        </w:rPr>
+        <w:t>Journal of Economic Dynamics and Control</w:t>
+      </w:r>
+      <w:r>
+        <w:rPr>
+          <w:rFonts w:ascii="Times New Roman" w:hAnsi="Times New Roman" w:eastAsia="MS Mincho"/>
+          <w:b w:val="0"/>
+          <w:i w:val="0"/>
+          <w:sz w:val="24"/>
+        </w:rPr>
+        <w:t xml:space="preserve"> 29, 509–527.</w:t>
       </w:r>
     </w:p>
     <w:p>
@@ -21591,7 +28467,25 @@
           <w:i w:val="0"/>
           <w:sz w:val="24"/>
         </w:rPr>
-        <w:t>KOHLER, H.-P., BILLARI, F.C. and ORTEGA, J.A. (2002). The emergence of lowest-low fertility in Europe during the 1990s. Population and Development Review 28, 641–680.</w:t>
+        <w:t xml:space="preserve">KOHLER, H.-P., BILLARI, F.C. and ORTEGA, J.A. (2002). The emergence of lowest-low fertility in Europe during the 1990s. </w:t>
+      </w:r>
+      <w:r>
+        <w:rPr>
+          <w:rFonts w:ascii="Times New Roman" w:hAnsi="Times New Roman" w:eastAsia="MS Mincho"/>
+          <w:b w:val="0"/>
+          <w:i/>
+          <w:sz w:val="24"/>
+        </w:rPr>
+        <w:t>Population and Development Review</w:t>
+      </w:r>
+      <w:r>
+        <w:rPr>
+          <w:rFonts w:ascii="Times New Roman" w:hAnsi="Times New Roman" w:eastAsia="MS Mincho"/>
+          <w:b w:val="0"/>
+          <w:i w:val="0"/>
+          <w:sz w:val="24"/>
+        </w:rPr>
+        <w:t xml:space="preserve"> 28, 641–680.</w:t>
       </w:r>
     </w:p>
     <w:p>
@@ -21606,7 +28500,25 @@
           <w:i w:val="0"/>
           <w:sz w:val="24"/>
         </w:rPr>
-        <w:t>KYDLAND, F.E. and PRESCOTT, E.C. (1982). Time to build and aggregate fluctuations. Econometrica 50, 1345–1370.</w:t>
+        <w:t xml:space="preserve">KYDLAND, F.E. and PRESCOTT, E.C. (1982). Time to build and aggregate fluctuations. </w:t>
+      </w:r>
+      <w:r>
+        <w:rPr>
+          <w:rFonts w:ascii="Times New Roman" w:hAnsi="Times New Roman" w:eastAsia="MS Mincho"/>
+          <w:b w:val="0"/>
+          <w:i/>
+          <w:sz w:val="24"/>
+        </w:rPr>
+        <w:t>Econometrica</w:t>
+      </w:r>
+      <w:r>
+        <w:rPr>
+          <w:rFonts w:ascii="Times New Roman" w:hAnsi="Times New Roman" w:eastAsia="MS Mincho"/>
+          <w:b w:val="0"/>
+          <w:i w:val="0"/>
+          <w:sz w:val="24"/>
+        </w:rPr>
+        <w:t xml:space="preserve"> 50, 1345–1370.</w:t>
       </w:r>
     </w:p>
     <w:p>
@@ -21621,7 +28533,25 @@
           <w:i w:val="0"/>
           <w:sz w:val="24"/>
         </w:rPr>
-        <w:t>LANGE, G.-M., WODON, Q. and CAREY, K. (eds.) (2018). The Changing Wealth of Nations 2018: Building a Sustainable Future. Washington, DC: World Bank.</w:t>
+        <w:t xml:space="preserve">LANGE, G.-M., WODON, Q. and CAREY, K. (eds.) (2018). </w:t>
+      </w:r>
+      <w:r>
+        <w:rPr>
+          <w:rFonts w:ascii="Times New Roman" w:hAnsi="Times New Roman" w:eastAsia="MS Mincho"/>
+          <w:b w:val="0"/>
+          <w:i/>
+          <w:sz w:val="24"/>
+        </w:rPr>
+        <w:t>The Changing Wealth of Nations 2018: Building a Sustainable Future</w:t>
+      </w:r>
+      <w:r>
+        <w:rPr>
+          <w:rFonts w:ascii="Times New Roman" w:hAnsi="Times New Roman" w:eastAsia="MS Mincho"/>
+          <w:b w:val="0"/>
+          <w:i w:val="0"/>
+          <w:sz w:val="24"/>
+        </w:rPr>
+        <w:t>. Washington, DC: World Bank.</w:t>
       </w:r>
     </w:p>
     <w:p>
@@ -21636,7 +28566,25 @@
           <w:i w:val="0"/>
           <w:sz w:val="24"/>
         </w:rPr>
-        <w:t>MANAGI, S. and KUMAR, P. (eds.) (2018). Inclusive Wealth Report 2018. London: Routledge.</w:t>
+        <w:t xml:space="preserve">MANAGI, S. and KUMAR, P. (eds.) (2018). </w:t>
+      </w:r>
+      <w:r>
+        <w:rPr>
+          <w:rFonts w:ascii="Times New Roman" w:hAnsi="Times New Roman" w:eastAsia="MS Mincho"/>
+          <w:b w:val="0"/>
+          <w:i/>
+          <w:sz w:val="24"/>
+        </w:rPr>
+        <w:t>Inclusive Wealth Report 2018</w:t>
+      </w:r>
+      <w:r>
+        <w:rPr>
+          <w:rFonts w:ascii="Times New Roman" w:hAnsi="Times New Roman" w:eastAsia="MS Mincho"/>
+          <w:b w:val="0"/>
+          <w:i w:val="0"/>
+          <w:sz w:val="24"/>
+        </w:rPr>
+        <w:t>. London: Routledge.</w:t>
       </w:r>
     </w:p>
     <w:p>
@@ -21651,7 +28599,25 @@
           <w:i w:val="0"/>
           <w:sz w:val="24"/>
         </w:rPr>
-        <w:t>MAYER, T. (1960). Plant and equipment lead times. Journal of Business 33, 127–132.</w:t>
+        <w:t xml:space="preserve">MAYER, T. (1960). Plant and equipment lead times. </w:t>
+      </w:r>
+      <w:r>
+        <w:rPr>
+          <w:rFonts w:ascii="Times New Roman" w:hAnsi="Times New Roman" w:eastAsia="MS Mincho"/>
+          <w:b w:val="0"/>
+          <w:i/>
+          <w:sz w:val="24"/>
+        </w:rPr>
+        <w:t>Journal of Business</w:t>
+      </w:r>
+      <w:r>
+        <w:rPr>
+          <w:rFonts w:ascii="Times New Roman" w:hAnsi="Times New Roman" w:eastAsia="MS Mincho"/>
+          <w:b w:val="0"/>
+          <w:i w:val="0"/>
+          <w:sz w:val="24"/>
+        </w:rPr>
+        <w:t xml:space="preserve"> 33, 127–132.</w:t>
       </w:r>
     </w:p>
     <w:p>
@@ -21681,7 +28647,25 @@
           <w:i w:val="0"/>
           <w:sz w:val="24"/>
         </w:rPr>
-        <w:t>OECD (2013). Supporting Investment in Knowledge Capital, Growth and Innovation. Paris: OECD Publishing.</w:t>
+        <w:t xml:space="preserve">OECD (2013). </w:t>
+      </w:r>
+      <w:r>
+        <w:rPr>
+          <w:rFonts w:ascii="Times New Roman" w:hAnsi="Times New Roman" w:eastAsia="MS Mincho"/>
+          <w:b w:val="0"/>
+          <w:i/>
+          <w:sz w:val="24"/>
+        </w:rPr>
+        <w:t>Supporting Investment in Knowledge Capital, Growth and Innovation</w:t>
+      </w:r>
+      <w:r>
+        <w:rPr>
+          <w:rFonts w:ascii="Times New Roman" w:hAnsi="Times New Roman" w:eastAsia="MS Mincho"/>
+          <w:b w:val="0"/>
+          <w:i w:val="0"/>
+          <w:sz w:val="24"/>
+        </w:rPr>
+        <w:t>. Paris: OECD Publishing.</w:t>
       </w:r>
     </w:p>
     <w:p>
@@ -21696,7 +28680,25 @@
           <w:i w:val="0"/>
           <w:sz w:val="24"/>
         </w:rPr>
-        <w:t>ROTH, F. (2023). Intangible capital and productivity growth in the EU: a panel data perspective. Hamburg Discussion Papers in International Economics 13.</w:t>
+        <w:t xml:space="preserve">ROTH, F. (2023). Intangible capital and productivity growth in the EU: a panel data perspective. </w:t>
+      </w:r>
+      <w:r>
+        <w:rPr>
+          <w:rFonts w:ascii="Times New Roman" w:hAnsi="Times New Roman" w:eastAsia="MS Mincho"/>
+          <w:b w:val="0"/>
+          <w:i/>
+          <w:sz w:val="24"/>
+        </w:rPr>
+        <w:t>Hamburg Discussion Papers in International Economics</w:t>
+      </w:r>
+      <w:r>
+        <w:rPr>
+          <w:rFonts w:ascii="Times New Roman" w:hAnsi="Times New Roman" w:eastAsia="MS Mincho"/>
+          <w:b w:val="0"/>
+          <w:i w:val="0"/>
+          <w:sz w:val="24"/>
+        </w:rPr>
+        <w:t xml:space="preserve"> 13.</w:t>
       </w:r>
     </w:p>
     <w:p>
@@ -21711,7 +28713,25 @@
           <w:i w:val="0"/>
           <w:sz w:val="24"/>
         </w:rPr>
-        <w:t>SALOMON, J.A., WANG, H., FREEMAN, M.K., VOS, T., FLAXMAN, A.D., LOPEZ, A.D. and MURRAY, C.J.L. (2012). Healthy life expectancy for 187 countries, 1990–2010: a systematic analysis for the Global Burden Disease Study 2010. The Lancet 380, 2144–2162.</w:t>
+        <w:t xml:space="preserve">SALOMON, J.A., WANG, H., FREEMAN, M.K., VOS, T., FLAXMAN, A.D., LOPEZ, A.D. and MURRAY, C.J.L. (2012). Healthy life expectancy for 187 countries, 1990–2010: a systematic analysis for the Global Burden Disease Study 2010. </w:t>
+      </w:r>
+      <w:r>
+        <w:rPr>
+          <w:rFonts w:ascii="Times New Roman" w:hAnsi="Times New Roman" w:eastAsia="MS Mincho"/>
+          <w:b w:val="0"/>
+          <w:i/>
+          <w:sz w:val="24"/>
+        </w:rPr>
+        <w:t>The Lancet</w:t>
+      </w:r>
+      <w:r>
+        <w:rPr>
+          <w:rFonts w:ascii="Times New Roman" w:hAnsi="Times New Roman" w:eastAsia="MS Mincho"/>
+          <w:b w:val="0"/>
+          <w:i w:val="0"/>
+          <w:sz w:val="24"/>
+        </w:rPr>
+        <w:t xml:space="preserve"> 380, 2144–2162.</w:t>
       </w:r>
     </w:p>
     <w:p>
@@ -21726,7 +28746,25 @@
           <w:i w:val="0"/>
           <w:sz w:val="24"/>
         </w:rPr>
-        <w:t>SMETS, F. and WOUTERS, R. (2007). Shocks and frictions in US business cycles: a Bayesian DSGE approach. American Economic Review 97, 586–606.</w:t>
+        <w:t xml:space="preserve">SMETS, F. and WOUTERS, R. (2007). Shocks and frictions in US business cycles: a Bayesian DSGE approach. </w:t>
+      </w:r>
+      <w:r>
+        <w:rPr>
+          <w:rFonts w:ascii="Times New Roman" w:hAnsi="Times New Roman" w:eastAsia="MS Mincho"/>
+          <w:b w:val="0"/>
+          <w:i/>
+          <w:sz w:val="24"/>
+        </w:rPr>
+        <w:t>American Economic Review</w:t>
+      </w:r>
+      <w:r>
+        <w:rPr>
+          <w:rFonts w:ascii="Times New Roman" w:hAnsi="Times New Roman" w:eastAsia="MS Mincho"/>
+          <w:b w:val="0"/>
+          <w:i w:val="0"/>
+          <w:sz w:val="24"/>
+        </w:rPr>
+        <w:t xml:space="preserve"> 97, 586–606.</w:t>
       </w:r>
     </w:p>
     <w:p>
@@ -21741,7 +28779,25 @@
           <w:i w:val="0"/>
           <w:sz w:val="24"/>
         </w:rPr>
-        <w:t>SOLOW, R.M. (1957). Technical change and the aggregate production function. Review of Economics and Statistics 39, 312–320.</w:t>
+        <w:t xml:space="preserve">SOLOW, R.M. (1957). Technical change and the aggregate production function. </w:t>
+      </w:r>
+      <w:r>
+        <w:rPr>
+          <w:rFonts w:ascii="Times New Roman" w:hAnsi="Times New Roman" w:eastAsia="MS Mincho"/>
+          <w:b w:val="0"/>
+          <w:i/>
+          <w:sz w:val="24"/>
+        </w:rPr>
+        <w:t>Review of Economics and Statistics</w:t>
+      </w:r>
+      <w:r>
+        <w:rPr>
+          <w:rFonts w:ascii="Times New Roman" w:hAnsi="Times New Roman" w:eastAsia="MS Mincho"/>
+          <w:b w:val="0"/>
+          <w:i w:val="0"/>
+          <w:sz w:val="24"/>
+        </w:rPr>
+        <w:t xml:space="preserve"> 39, 312–320.</w:t>
       </w:r>
     </w:p>
     <w:p>
@@ -21756,7 +28812,25 @@
           <w:i w:val="0"/>
           <w:sz w:val="24"/>
         </w:rPr>
-        <w:t>STIGLITZ, J.E., SEN, A. and FITOUSSI, J.-P. (2009). Report by the Commission on the Measurement of Economic Performance and Social Progress. Paris.</w:t>
+        <w:t xml:space="preserve">STIGLITZ, J.E., SEN, A. and FITOUSSI, J.-P. (2009). </w:t>
+      </w:r>
+      <w:r>
+        <w:rPr>
+          <w:rFonts w:ascii="Times New Roman" w:hAnsi="Times New Roman" w:eastAsia="MS Mincho"/>
+          <w:b w:val="0"/>
+          <w:i/>
+          <w:sz w:val="24"/>
+        </w:rPr>
+        <w:t>Report by the Commission on the Measurement of Economic Performance and Social Progress</w:t>
+      </w:r>
+      <w:r>
+        <w:rPr>
+          <w:rFonts w:ascii="Times New Roman" w:hAnsi="Times New Roman" w:eastAsia="MS Mincho"/>
+          <w:b w:val="0"/>
+          <w:i w:val="0"/>
+          <w:sz w:val="24"/>
+        </w:rPr>
+        <w:t>. Paris.</w:t>
       </w:r>
     </w:p>
     <w:p>
@@ -21771,7 +28845,25 @@
           <w:i w:val="0"/>
           <w:sz w:val="24"/>
         </w:rPr>
-        <w:t>UNECE (2014). Framework and Suggested Indicators to Measure Sustainable Development. Geneva: United Nations.</w:t>
+        <w:t xml:space="preserve">UNECE (2014). </w:t>
+      </w:r>
+      <w:r>
+        <w:rPr>
+          <w:rFonts w:ascii="Times New Roman" w:hAnsi="Times New Roman" w:eastAsia="MS Mincho"/>
+          <w:b w:val="0"/>
+          <w:i/>
+          <w:sz w:val="24"/>
+        </w:rPr>
+        <w:t>Framework and Suggested Indicators to Measure Sustainable Development</w:t>
+      </w:r>
+      <w:r>
+        <w:rPr>
+          <w:rFonts w:ascii="Times New Roman" w:hAnsi="Times New Roman" w:eastAsia="MS Mincho"/>
+          <w:b w:val="0"/>
+          <w:i w:val="0"/>
+          <w:sz w:val="24"/>
+        </w:rPr>
+        <w:t>. Geneva: United Nations.</w:t>
       </w:r>
     </w:p>
     <w:sectPr>

--- a/gdp_tempo_paper/manuscript/manuscript_en.docx
+++ b/gdp_tempo_paper/manuscript/manuscript_en.docx
@@ -29,7 +29,7 @@
           <w:i w:val="0"/>
           <w:sz w:val="24"/>
         </w:rPr>
-        <w:t>Tatsuki Onishi</w:t>
+        <w:t>Onishi Tatsuki</w:t>
       </w:r>
     </w:p>
     <w:p>

--- a/gdp_tempo_paper/manuscript/manuscript_en.docx
+++ b/gdp_tempo_paper/manuscript/manuscript_en.docx
@@ -4,8 +4,7 @@
   <w:body>
     <w:p>
       <w:pPr>
-        <w:spacing w:before="360" w:after="120" w:line="480" w:lineRule="auto"/>
-        <w:jc w:val="center"/>
+        <w:spacing w:before="360" w:after="120" w:line="360" w:lineRule="auto"/>
       </w:pPr>
       <w:r>
         <w:rPr>
@@ -14,12 +13,12 @@
           <w:i w:val="0"/>
           <w:sz w:val="32"/>
         </w:rPr>
-        <w:t>WHAT THE SOLOW RESIDUAL HAS BEEN HIDING: TEMPO DRIFT AND THE MISSING INTANGIBLE SHARE IN NATIONAL CAPITAL STOCKS</w:t>
+        <w:t>What the Solow Residual Has Been Hiding: Tempo Drift and the Missing Intangible Share in National Capital Stocks</w:t>
       </w:r>
     </w:p>
     <w:p>
       <w:pPr>
-        <w:spacing w:after="120" w:line="480" w:lineRule="auto"/>
+        <w:spacing w:after="120" w:line="360" w:lineRule="auto"/>
         <w:ind w:firstLine="480"/>
       </w:pPr>
       <w:r>
@@ -34,7 +33,7 @@
     </w:p>
     <w:p>
       <w:pPr>
-        <w:spacing w:after="120" w:line="480" w:lineRule="auto"/>
+        <w:spacing w:after="120" w:line="360" w:lineRule="auto"/>
         <w:ind w:firstLine="480"/>
       </w:pPr>
       <w:r>
@@ -49,7 +48,7 @@
     </w:p>
     <w:p>
       <w:pPr>
-        <w:spacing w:after="120" w:line="480" w:lineRule="auto"/>
+        <w:spacing w:after="120" w:line="360" w:lineRule="auto"/>
         <w:ind w:firstLine="480"/>
       </w:pPr>
       <w:r>
@@ -64,7 +63,7 @@
     </w:p>
     <w:p>
       <w:pPr>
-        <w:spacing w:after="120" w:line="480" w:lineRule="auto"/>
+        <w:spacing w:after="120" w:line="360" w:lineRule="auto"/>
         <w:ind w:firstLine="480"/>
       </w:pPr>
       <w:r>
@@ -79,7 +78,7 @@
     </w:p>
     <w:p>
       <w:pPr>
-        <w:spacing w:after="120" w:line="480" w:lineRule="auto"/>
+        <w:spacing w:after="120" w:line="360" w:lineRule="auto"/>
         <w:ind w:firstLine="480"/>
       </w:pPr>
       <w:r>
@@ -103,7 +102,7 @@
     </w:p>
     <w:p>
       <w:pPr>
-        <w:spacing w:after="120" w:line="480" w:lineRule="auto"/>
+        <w:spacing w:after="120" w:line="360" w:lineRule="auto"/>
         <w:ind w:firstLine="480"/>
       </w:pPr>
       <w:r>
@@ -127,7 +126,7 @@
     </w:p>
     <w:p>
       <w:pPr>
-        <w:spacing w:after="120" w:line="480" w:lineRule="auto"/>
+        <w:spacing w:after="120" w:line="360" w:lineRule="auto"/>
         <w:ind w:firstLine="480"/>
       </w:pPr>
       <w:r>
@@ -142,7 +141,7 @@
     </w:p>
     <w:p>
       <w:pPr>
-        <w:spacing w:after="120" w:line="480" w:lineRule="auto"/>
+        <w:spacing w:after="120" w:line="360" w:lineRule="auto"/>
         <w:ind w:firstLine="480"/>
       </w:pPr>
       <w:r>
@@ -166,7 +165,7 @@
     </w:p>
     <w:p>
       <w:pPr>
-        <w:spacing w:after="120" w:line="480" w:lineRule="auto"/>
+        <w:spacing w:after="120" w:line="360" w:lineRule="auto"/>
         <w:ind w:firstLine="480"/>
       </w:pPr>
       <w:r>
@@ -190,7 +189,7 @@
     </w:p>
     <w:p>
       <w:pPr>
-        <w:spacing w:after="120" w:line="480" w:lineRule="auto"/>
+        <w:spacing w:after="120" w:line="360" w:lineRule="auto"/>
         <w:ind w:firstLine="480"/>
       </w:pPr>
       <w:r>
@@ -214,7 +213,7 @@
     </w:p>
     <w:p>
       <w:pPr>
-        <w:spacing w:after="120" w:line="480" w:lineRule="auto"/>
+        <w:spacing w:after="120" w:line="360" w:lineRule="auto"/>
         <w:ind w:firstLine="480"/>
       </w:pPr>
       <w:r>
@@ -238,7 +237,7 @@
     </w:p>
     <w:p>
       <w:pPr>
-        <w:spacing w:after="120" w:line="480" w:lineRule="auto"/>
+        <w:spacing w:after="120" w:line="360" w:lineRule="auto"/>
         <w:ind w:firstLine="480"/>
       </w:pPr>
       <w:r>
@@ -334,7 +333,7 @@
     </w:p>
     <w:p>
       <w:pPr>
-        <w:spacing w:after="120" w:line="480" w:lineRule="auto"/>
+        <w:spacing w:after="120" w:line="360" w:lineRule="auto"/>
         <w:ind w:firstLine="480"/>
       </w:pPr>
       <w:r>
@@ -358,7 +357,7 @@
     </w:p>
     <w:p>
       <w:pPr>
-        <w:spacing w:after="120" w:line="480" w:lineRule="auto"/>
+        <w:spacing w:after="120" w:line="360" w:lineRule="auto"/>
         <w:ind w:firstLine="480"/>
       </w:pPr>
       <w:r>
@@ -382,8 +381,7 @@
     </w:p>
     <w:p>
       <w:pPr>
-        <w:spacing w:before="360" w:after="120" w:line="480" w:lineRule="auto"/>
-        <w:jc w:val="center"/>
+        <w:spacing w:before="360" w:after="120" w:line="360" w:lineRule="auto"/>
       </w:pPr>
       <w:r>
         <w:rPr>
@@ -392,12 +390,12 @@
           <w:i w:val="0"/>
           <w:sz w:val="28"/>
         </w:rPr>
-        <w:t>INTRODUCTION</w:t>
+        <w:t>Introduction</w:t>
       </w:r>
     </w:p>
     <w:p>
       <w:pPr>
-        <w:spacing w:after="120" w:line="480" w:lineRule="auto"/>
+        <w:spacing w:after="120" w:line="360" w:lineRule="auto"/>
         <w:ind w:firstLine="480"/>
       </w:pPr>
       <w:r>
@@ -412,7 +410,7 @@
     </w:p>
     <w:p>
       <w:pPr>
-        <w:spacing w:after="120" w:line="480" w:lineRule="auto"/>
+        <w:spacing w:after="120" w:line="360" w:lineRule="auto"/>
         <w:ind w:firstLine="480"/>
       </w:pPr>
       <w:r>
@@ -517,7 +515,7 @@
     </w:p>
     <w:p>
       <w:pPr>
-        <w:spacing w:after="120" w:line="480" w:lineRule="auto"/>
+        <w:spacing w:after="120" w:line="360" w:lineRule="auto"/>
         <w:ind w:firstLine="480"/>
       </w:pPr>
       <w:r>
@@ -568,7 +566,7 @@
     </w:p>
     <w:p>
       <w:pPr>
-        <w:spacing w:after="120" w:line="480" w:lineRule="auto"/>
+        <w:spacing w:after="120" w:line="360" w:lineRule="auto"/>
         <w:ind w:firstLine="480"/>
       </w:pPr>
       <w:r>
@@ -637,7 +635,7 @@
     </w:p>
     <w:p>
       <w:pPr>
-        <w:spacing w:after="120" w:line="480" w:lineRule="auto"/>
+        <w:spacing w:after="120" w:line="360" w:lineRule="auto"/>
         <w:ind w:firstLine="480"/>
       </w:pPr>
       <w:r>
@@ -647,13 +645,12 @@
           <w:i w:val="0"/>
           <w:sz w:val="24"/>
         </w:rPr>
-        <w:t>The remainder of the paper is organised as follows. Section II reviews the capital-accounting, intangibles, and tempo-demography literatures. Section III develops the theory. Section IV describes the data and methods and defines five models M0–M4 of increasing generality. Section V reports results, including the Solow-residual decomposition and counterfactual wealth simulation. Section VI discusses policy implications and the Beyond-GDP debate. Section VII concludes.</w:t>
+        <w:t>The remainder of the paper is organised as follows. Sect. 2 reviews the capital-accounting, intangibles, and tempo-demography literatures. Sect. 3 develops the theory. Sect. 4 describes the data and methods and defines five models M0–M4 of increasing generality. Sect. 5 reports results, including the Solow-residual decomposition and counterfactual wealth simulation. Sect. 6 discusses policy implications and the Beyond-GDP debate. Sect. 7 concludes.</w:t>
       </w:r>
     </w:p>
     <w:p>
       <w:pPr>
-        <w:spacing w:before="360" w:after="120" w:line="480" w:lineRule="auto"/>
-        <w:jc w:val="center"/>
+        <w:spacing w:before="360" w:after="120" w:line="360" w:lineRule="auto"/>
       </w:pPr>
       <w:r>
         <w:rPr>
@@ -662,12 +659,12 @@
           <w:i w:val="0"/>
           <w:sz w:val="28"/>
         </w:rPr>
-        <w:t>II RELATED LITERATURE</w:t>
+        <w:t>2 Related literature</w:t>
       </w:r>
     </w:p>
     <w:p>
       <w:pPr>
-        <w:spacing w:after="120" w:line="480" w:lineRule="auto"/>
+        <w:spacing w:after="120" w:line="360" w:lineRule="auto"/>
         <w:ind w:firstLine="480"/>
       </w:pPr>
       <w:r>
@@ -745,7 +742,7 @@
     </w:p>
     <w:p>
       <w:pPr>
-        <w:spacing w:after="120" w:line="480" w:lineRule="auto"/>
+        <w:spacing w:after="120" w:line="360" w:lineRule="auto"/>
         <w:ind w:firstLine="480"/>
       </w:pPr>
       <w:r>
@@ -800,12 +797,12 @@
           <w:i w:val="0"/>
           <w:sz w:val="24"/>
         </w:rPr>
-        <w:t xml:space="preserve"> ought to be a country-specific parameter, which is how we treat it in Section IV.</w:t>
+        <w:t xml:space="preserve"> ought to be a country-specific parameter, which is how we treat it in Sect. 4.</w:t>
       </w:r>
     </w:p>
     <w:p>
       <w:pPr>
-        <w:spacing w:after="120" w:line="480" w:lineRule="auto"/>
+        <w:spacing w:after="120" w:line="360" w:lineRule="auto"/>
         <w:ind w:firstLine="480"/>
       </w:pPr>
       <w:r>
@@ -829,7 +826,7 @@
     </w:p>
     <w:p>
       <w:pPr>
-        <w:spacing w:after="120" w:line="480" w:lineRule="auto"/>
+        <w:spacing w:after="120" w:line="360" w:lineRule="auto"/>
         <w:ind w:firstLine="480"/>
       </w:pPr>
       <w:r>
@@ -934,7 +931,7 @@
     </w:p>
     <w:p>
       <w:pPr>
-        <w:spacing w:after="120" w:line="480" w:lineRule="auto"/>
+        <w:spacing w:after="120" w:line="360" w:lineRule="auto"/>
         <w:ind w:firstLine="480"/>
       </w:pPr>
       <w:r>
@@ -1014,7 +1011,7 @@
     </w:p>
     <w:p>
       <w:pPr>
-        <w:spacing w:after="120" w:line="480" w:lineRule="auto"/>
+        <w:spacing w:after="120" w:line="360" w:lineRule="auto"/>
         <w:ind w:firstLine="480"/>
       </w:pPr>
       <w:r>
@@ -1038,8 +1035,7 @@
     </w:p>
     <w:p>
       <w:pPr>
-        <w:spacing w:before="360" w:after="120" w:line="480" w:lineRule="auto"/>
-        <w:jc w:val="center"/>
+        <w:spacing w:before="360" w:after="120" w:line="360" w:lineRule="auto"/>
       </w:pPr>
       <w:r>
         <w:rPr>
@@ -1048,12 +1044,12 @@
           <w:i w:val="0"/>
           <w:sz w:val="28"/>
         </w:rPr>
-        <w:t>III THEORY</w:t>
+        <w:t>3 Theory</w:t>
       </w:r>
     </w:p>
     <w:p>
       <w:pPr>
-        <w:spacing w:before="360" w:after="120" w:line="480" w:lineRule="auto"/>
+        <w:spacing w:before="360" w:after="120" w:line="360" w:lineRule="auto"/>
       </w:pPr>
       <w:r>
         <w:rPr>
@@ -1062,12 +1058,12 @@
           <w:i w:val="0"/>
           <w:sz w:val="24"/>
         </w:rPr>
-        <w:t>III.1 Flow-side production function with tempo</w:t>
+        <w:t>3.1 Flow-side production function with tempo</w:t>
       </w:r>
     </w:p>
     <w:p>
       <w:pPr>
-        <w:spacing w:after="120" w:line="480" w:lineRule="auto"/>
+        <w:spacing w:after="120" w:line="360" w:lineRule="auto"/>
         <w:ind w:firstLine="480"/>
       </w:pPr>
       <w:r>
@@ -1082,7 +1078,7 @@
     </w:p>
     <w:p>
       <w:pPr>
-        <w:spacing w:before="240" w:after="240" w:line="480" w:lineRule="auto"/>
+        <w:spacing w:before="240" w:after="240" w:line="360" w:lineRule="auto"/>
         <w:ind w:firstLine="0"/>
         <w:jc w:val="center"/>
         <w:tabs>
@@ -1204,7 +1200,7 @@
     </w:p>
     <w:p>
       <w:pPr>
-        <w:spacing w:after="120" w:line="480" w:lineRule="auto"/>
+        <w:spacing w:after="120" w:line="360" w:lineRule="auto"/>
         <w:ind w:firstLine="480"/>
       </w:pPr>
       <w:r>
@@ -1219,7 +1215,7 @@
     </w:p>
     <w:p>
       <w:pPr>
-        <w:spacing w:before="240" w:after="240" w:line="480" w:lineRule="auto"/>
+        <w:spacing w:before="240" w:after="240" w:line="360" w:lineRule="auto"/>
         <w:ind w:firstLine="0"/>
         <w:jc w:val="center"/>
         <w:tabs>
@@ -1394,7 +1390,7 @@
     </w:p>
     <w:p>
       <w:pPr>
-        <w:spacing w:after="120" w:line="480" w:lineRule="auto"/>
+        <w:spacing w:after="120" w:line="360" w:lineRule="auto"/>
         <w:ind w:firstLine="480"/>
       </w:pPr>
       <w:r>
@@ -1600,7 +1596,7 @@
     </w:p>
     <w:p>
       <w:pPr>
-        <w:spacing w:before="240" w:after="240" w:line="480" w:lineRule="auto"/>
+        <w:spacing w:before="240" w:after="240" w:line="360" w:lineRule="auto"/>
         <w:ind w:firstLine="0"/>
         <w:jc w:val="center"/>
         <w:tabs>
@@ -1682,7 +1678,7 @@
     </w:p>
     <w:p>
       <w:pPr>
-        <w:spacing w:after="120" w:line="480" w:lineRule="auto"/>
+        <w:spacing w:after="120" w:line="360" w:lineRule="auto"/>
         <w:ind w:firstLine="480"/>
       </w:pPr>
       <w:r>
@@ -1751,7 +1747,7 @@
     </w:p>
     <w:p>
       <w:pPr>
-        <w:spacing w:before="360" w:after="120" w:line="480" w:lineRule="auto"/>
+        <w:spacing w:before="360" w:after="120" w:line="360" w:lineRule="auto"/>
       </w:pPr>
       <w:r>
         <w:rPr>
@@ -1760,12 +1756,12 @@
           <w:i w:val="0"/>
           <w:sz w:val="24"/>
         </w:rPr>
-        <w:t>III.2 Stock-side intangibles: the forgotten β</w:t>
+        <w:t>3.2 Stock-side intangibles: the forgotten β</w:t>
       </w:r>
     </w:p>
     <w:p>
       <w:pPr>
-        <w:spacing w:after="120" w:line="480" w:lineRule="auto"/>
+        <w:spacing w:after="120" w:line="360" w:lineRule="auto"/>
         <w:ind w:firstLine="480"/>
       </w:pPr>
       <w:r>
@@ -1882,7 +1878,7 @@
     </w:p>
     <w:p>
       <w:pPr>
-        <w:spacing w:before="240" w:after="240" w:line="480" w:lineRule="auto"/>
+        <w:spacing w:before="240" w:after="240" w:line="360" w:lineRule="auto"/>
         <w:ind w:firstLine="0"/>
         <w:jc w:val="center"/>
         <w:tabs>
@@ -2086,7 +2082,7 @@
     </w:p>
     <w:p>
       <w:pPr>
-        <w:spacing w:after="120" w:line="480" w:lineRule="auto"/>
+        <w:spacing w:after="120" w:line="360" w:lineRule="auto"/>
         <w:ind w:firstLine="480"/>
       </w:pPr>
       <w:r>
@@ -2173,7 +2169,7 @@
     </w:p>
     <w:p>
       <w:pPr>
-        <w:spacing w:before="360" w:after="120" w:line="480" w:lineRule="auto"/>
+        <w:spacing w:before="360" w:after="120" w:line="360" w:lineRule="auto"/>
       </w:pPr>
       <w:r>
         <w:rPr>
@@ -2182,12 +2178,12 @@
           <w:i w:val="0"/>
           <w:sz w:val="24"/>
         </w:rPr>
-        <w:t>III.3 Unifying identity: the flow-stock joint loss</w:t>
+        <w:t>3.3 Unifying identity: the flow-stock joint loss</w:t>
       </w:r>
     </w:p>
     <w:p>
       <w:pPr>
-        <w:spacing w:after="120" w:line="480" w:lineRule="auto"/>
+        <w:spacing w:after="120" w:line="360" w:lineRule="auto"/>
         <w:ind w:firstLine="480"/>
       </w:pPr>
       <w:r>
@@ -2220,7 +2216,7 @@
     </w:p>
     <w:p>
       <w:pPr>
-        <w:spacing w:before="240" w:after="240" w:line="480" w:lineRule="auto"/>
+        <w:spacing w:before="240" w:after="240" w:line="360" w:lineRule="auto"/>
         <w:ind w:firstLine="0"/>
         <w:jc w:val="center"/>
         <w:tabs>
@@ -2285,7 +2281,7 @@
     </w:p>
     <w:p>
       <w:pPr>
-        <w:spacing w:after="120" w:line="480" w:lineRule="auto"/>
+        <w:spacing w:after="120" w:line="360" w:lineRule="auto"/>
         <w:ind w:firstLine="480"/>
       </w:pPr>
       <w:r>
@@ -2382,7 +2378,7 @@
     </w:p>
     <w:p>
       <w:pPr>
-        <w:spacing w:before="240" w:after="240" w:line="480" w:lineRule="auto"/>
+        <w:spacing w:before="240" w:after="240" w:line="360" w:lineRule="auto"/>
         <w:ind w:firstLine="0"/>
         <w:jc w:val="center"/>
         <w:tabs>
@@ -2602,7 +2598,7 @@
     </w:p>
     <w:p>
       <w:pPr>
-        <w:spacing w:after="120" w:line="480" w:lineRule="auto"/>
+        <w:spacing w:after="120" w:line="360" w:lineRule="auto"/>
         <w:ind w:firstLine="480"/>
       </w:pPr>
       <w:r>
@@ -2875,7 +2871,7 @@
     </w:p>
     <w:p>
       <w:pPr>
-        <w:spacing w:before="360" w:after="120" w:line="480" w:lineRule="auto"/>
+        <w:spacing w:before="360" w:after="120" w:line="360" w:lineRule="auto"/>
       </w:pPr>
       <w:r>
         <w:rPr>
@@ -2884,12 +2880,12 @@
           <w:i w:val="0"/>
           <w:sz w:val="24"/>
         </w:rPr>
-        <w:t>III.4 Quantum–tempo correspondence between population and capital</w:t>
+        <w:t>3.4 Quantum–tempo correspondence between population and capital</w:t>
       </w:r>
     </w:p>
     <w:p>
       <w:pPr>
-        <w:spacing w:after="120" w:line="480" w:lineRule="auto"/>
+        <w:spacing w:after="120" w:line="360" w:lineRule="auto"/>
         <w:ind w:firstLine="480"/>
       </w:pPr>
       <w:r>
@@ -2922,7 +2918,7 @@
     </w:p>
     <w:p>
       <w:pPr>
-        <w:spacing w:before="360" w:after="120" w:line="480" w:lineRule="auto"/>
+        <w:spacing w:before="360" w:after="120" w:line="360" w:lineRule="auto"/>
       </w:pPr>
       <w:r>
         <w:rPr>
@@ -2931,12 +2927,12 @@
           <w:i w:val="0"/>
           <w:sz w:val="24"/>
         </w:rPr>
-        <w:t>III.5 Relational PIM: a Brass model for capital accounting</w:t>
+        <w:t>3.5 Relational PIM: a Brass model for capital accounting</w:t>
       </w:r>
     </w:p>
     <w:p>
       <w:pPr>
-        <w:spacing w:after="120" w:line="480" w:lineRule="auto"/>
+        <w:spacing w:after="120" w:line="360" w:lineRule="auto"/>
         <w:ind w:firstLine="480"/>
       </w:pPr>
       <w:r>
@@ -3043,7 +3039,7 @@
     </w:p>
     <w:p>
       <w:pPr>
-        <w:spacing w:before="240" w:after="240" w:line="480" w:lineRule="auto"/>
+        <w:spacing w:before="240" w:after="240" w:line="360" w:lineRule="auto"/>
         <w:ind w:firstLine="0"/>
         <w:jc w:val="center"/>
         <w:tabs>
@@ -3172,7 +3168,7 @@
     </w:p>
     <w:p>
       <w:pPr>
-        <w:spacing w:after="120" w:line="480" w:lineRule="auto"/>
+        <w:spacing w:after="120" w:line="360" w:lineRule="auto"/>
         <w:ind w:firstLine="480"/>
       </w:pPr>
       <w:r>
@@ -3223,7 +3219,7 @@
     </w:p>
     <w:p>
       <w:pPr>
-        <w:spacing w:after="120" w:line="480" w:lineRule="auto"/>
+        <w:spacing w:after="120" w:line="360" w:lineRule="auto"/>
         <w:ind w:left="720" w:hanging="360"/>
       </w:pPr>
       <w:r>
@@ -3283,7 +3279,7 @@
     </w:p>
     <w:p>
       <w:pPr>
-        <w:spacing w:after="120" w:line="480" w:lineRule="auto"/>
+        <w:spacing w:after="120" w:line="360" w:lineRule="auto"/>
         <w:ind w:left="720" w:hanging="360"/>
       </w:pPr>
       <w:r>
@@ -3361,7 +3357,7 @@
     </w:p>
     <w:p>
       <w:pPr>
-        <w:spacing w:after="120" w:line="480" w:lineRule="auto"/>
+        <w:spacing w:after="120" w:line="360" w:lineRule="auto"/>
         <w:ind w:left="720" w:hanging="360"/>
       </w:pPr>
       <w:r>
@@ -3403,7 +3399,7 @@
     </w:p>
     <w:p>
       <w:pPr>
-        <w:spacing w:after="120" w:line="480" w:lineRule="auto"/>
+        <w:spacing w:after="120" w:line="360" w:lineRule="auto"/>
         <w:ind w:firstLine="480"/>
       </w:pPr>
       <w:r>
@@ -3490,8 +3486,7 @@
     </w:p>
     <w:p>
       <w:pPr>
-        <w:spacing w:before="360" w:after="120" w:line="480" w:lineRule="auto"/>
-        <w:jc w:val="center"/>
+        <w:spacing w:before="360" w:after="120" w:line="360" w:lineRule="auto"/>
       </w:pPr>
       <w:r>
         <w:rPr>
@@ -3500,12 +3495,12 @@
           <w:i w:val="0"/>
           <w:sz w:val="28"/>
         </w:rPr>
-        <w:t>IV DATA AND METHODS</w:t>
+        <w:t>4 Data and methods</w:t>
       </w:r>
     </w:p>
     <w:p>
       <w:pPr>
-        <w:spacing w:before="360" w:after="120" w:line="480" w:lineRule="auto"/>
+        <w:spacing w:before="360" w:after="120" w:line="360" w:lineRule="auto"/>
       </w:pPr>
       <w:r>
         <w:rPr>
@@ -3514,12 +3509,12 @@
           <w:i w:val="0"/>
           <w:sz w:val="24"/>
         </w:rPr>
-        <w:t>IV.1 Data</w:t>
+        <w:t>4.1 Data</w:t>
       </w:r>
     </w:p>
     <w:p>
       <w:pPr>
-        <w:spacing w:after="120" w:line="480" w:lineRule="auto"/>
+        <w:spacing w:after="120" w:line="360" w:lineRule="auto"/>
         <w:ind w:firstLine="480"/>
       </w:pPr>
       <w:r>
@@ -3814,7 +3809,7 @@
     </w:p>
     <w:p>
       <w:pPr>
-        <w:spacing w:after="120" w:line="480" w:lineRule="auto"/>
+        <w:spacing w:after="120" w:line="360" w:lineRule="auto"/>
         <w:ind w:firstLine="480"/>
       </w:pPr>
       <w:r>
@@ -3829,7 +3824,7 @@
     </w:p>
     <w:p>
       <w:pPr>
-        <w:spacing w:before="360" w:after="120" w:line="480" w:lineRule="auto"/>
+        <w:spacing w:before="360" w:after="120" w:line="360" w:lineRule="auto"/>
       </w:pPr>
       <w:r>
         <w:rPr>
@@ -3838,12 +3833,12 @@
           <w:i w:val="0"/>
           <w:sz w:val="24"/>
         </w:rPr>
-        <w:t>IV.2 Models M0–M4</w:t>
+        <w:t>4.2 Models M0–M4</w:t>
       </w:r>
     </w:p>
     <w:p>
       <w:pPr>
-        <w:spacing w:after="120" w:line="480" w:lineRule="auto"/>
+        <w:spacing w:after="120" w:line="360" w:lineRule="auto"/>
         <w:ind w:firstLine="480"/>
       </w:pPr>
       <w:r>
@@ -3858,7 +3853,7 @@
     </w:p>
     <w:p>
       <w:pPr>
-        <w:spacing w:after="120" w:line="480" w:lineRule="auto"/>
+        <w:spacing w:after="120" w:line="360" w:lineRule="auto"/>
         <w:ind w:left="720" w:hanging="360"/>
       </w:pPr>
       <w:r>
@@ -3946,7 +3941,7 @@
     </w:p>
     <w:p>
       <w:pPr>
-        <w:spacing w:after="120" w:line="480" w:lineRule="auto"/>
+        <w:spacing w:after="120" w:line="360" w:lineRule="auto"/>
         <w:ind w:left="720" w:hanging="360"/>
       </w:pPr>
       <w:r>
@@ -4015,7 +4010,7 @@
     </w:p>
     <w:p>
       <w:pPr>
-        <w:spacing w:after="120" w:line="480" w:lineRule="auto"/>
+        <w:spacing w:after="120" w:line="360" w:lineRule="auto"/>
         <w:ind w:left="720" w:hanging="360"/>
       </w:pPr>
       <w:r>
@@ -4102,7 +4097,7 @@
     </w:p>
     <w:p>
       <w:pPr>
-        <w:spacing w:after="120" w:line="480" w:lineRule="auto"/>
+        <w:spacing w:after="120" w:line="360" w:lineRule="auto"/>
         <w:ind w:left="720" w:hanging="360"/>
       </w:pPr>
       <w:r>
@@ -4172,7 +4167,7 @@
     </w:p>
     <w:p>
       <w:pPr>
-        <w:spacing w:after="120" w:line="480" w:lineRule="auto"/>
+        <w:spacing w:after="120" w:line="360" w:lineRule="auto"/>
         <w:ind w:left="720" w:hanging="360"/>
       </w:pPr>
       <w:r>
@@ -4200,7 +4195,7 @@
           <w:i w:val="0"/>
           <w:sz w:val="24"/>
         </w:rPr>
-        <w:t>: Joint identification (Section III.3), minimising (2) over (</w:t>
+        <w:t>: Joint identification (Sect. 3.3), minimising (2) over (</w:t>
       </w:r>
       <w:r>
         <w:rPr>
@@ -4241,7 +4236,7 @@
     </w:p>
     <w:p>
       <w:pPr>
-        <w:spacing w:after="120" w:line="480" w:lineRule="auto"/>
+        <w:spacing w:after="120" w:line="360" w:lineRule="auto"/>
         <w:ind w:firstLine="480"/>
       </w:pPr>
       <w:r>
@@ -4256,7 +4251,7 @@
     </w:p>
     <w:p>
       <w:pPr>
-        <w:spacing w:after="120" w:line="480" w:lineRule="auto"/>
+        <w:spacing w:after="120" w:line="360" w:lineRule="auto"/>
         <w:ind w:left="720" w:hanging="360"/>
       </w:pPr>
       <w:r>
@@ -4289,7 +4284,7 @@
     </w:p>
     <w:p>
       <w:pPr>
-        <w:spacing w:after="120" w:line="480" w:lineRule="auto"/>
+        <w:spacing w:after="120" w:line="360" w:lineRule="auto"/>
         <w:ind w:left="720" w:hanging="360"/>
       </w:pPr>
       <w:r>
@@ -4322,7 +4317,7 @@
     </w:p>
     <w:p>
       <w:pPr>
-        <w:spacing w:after="120" w:line="480" w:lineRule="auto"/>
+        <w:spacing w:after="120" w:line="360" w:lineRule="auto"/>
         <w:ind w:left="720" w:hanging="360"/>
       </w:pPr>
       <w:r>
@@ -4355,7 +4350,7 @@
     </w:p>
     <w:p>
       <w:pPr>
-        <w:spacing w:before="360" w:after="120" w:line="480" w:lineRule="auto"/>
+        <w:spacing w:before="360" w:after="120" w:line="360" w:lineRule="auto"/>
       </w:pPr>
       <w:r>
         <w:rPr>
@@ -4364,12 +4359,12 @@
           <w:i w:val="0"/>
           <w:sz w:val="24"/>
         </w:rPr>
-        <w:t>IV.3 Estimation protocol and grid search</w:t>
+        <w:t>4.3 Estimation protocol and grid search</w:t>
       </w:r>
     </w:p>
     <w:p>
       <w:pPr>
-        <w:spacing w:after="120" w:line="480" w:lineRule="auto"/>
+        <w:spacing w:after="120" w:line="360" w:lineRule="auto"/>
         <w:ind w:firstLine="480"/>
       </w:pPr>
       <w:r>
@@ -4510,7 +4505,7 @@
     </w:p>
     <w:p>
       <w:pPr>
-        <w:spacing w:before="360" w:after="120" w:line="480" w:lineRule="auto"/>
+        <w:spacing w:before="360" w:after="120" w:line="360" w:lineRule="auto"/>
       </w:pPr>
       <w:r>
         <w:rPr>
@@ -4519,12 +4514,12 @@
           <w:i w:val="0"/>
           <w:sz w:val="24"/>
         </w:rPr>
-        <w:t>IV.4 Bootstrap confidence intervals</w:t>
+        <w:t>4.4 Bootstrap confidence intervals</w:t>
       </w:r>
     </w:p>
     <w:p>
       <w:pPr>
-        <w:spacing w:after="120" w:line="480" w:lineRule="auto"/>
+        <w:spacing w:after="120" w:line="360" w:lineRule="auto"/>
         <w:ind w:firstLine="480"/>
       </w:pPr>
       <w:r>
@@ -4724,7 +4719,7 @@
     </w:p>
     <w:p>
       <w:pPr>
-        <w:spacing w:before="360" w:after="120" w:line="480" w:lineRule="auto"/>
+        <w:spacing w:before="360" w:after="120" w:line="360" w:lineRule="auto"/>
       </w:pPr>
       <w:r>
         <w:rPr>
@@ -4733,12 +4728,12 @@
           <w:i w:val="0"/>
           <w:sz w:val="24"/>
         </w:rPr>
-        <w:t>IV.5 γ_price sensitivity</w:t>
+        <w:t>4.5 γ_price sensitivity</w:t>
       </w:r>
     </w:p>
     <w:p>
       <w:pPr>
-        <w:spacing w:after="120" w:line="480" w:lineRule="auto"/>
+        <w:spacing w:after="120" w:line="360" w:lineRule="auto"/>
         <w:ind w:firstLine="480"/>
       </w:pPr>
       <w:r>
@@ -4929,8 +4924,7 @@
     </w:p>
     <w:p>
       <w:pPr>
-        <w:spacing w:before="360" w:after="120" w:line="480" w:lineRule="auto"/>
-        <w:jc w:val="center"/>
+        <w:spacing w:before="360" w:after="120" w:line="360" w:lineRule="auto"/>
       </w:pPr>
       <w:r>
         <w:rPr>
@@ -4939,12 +4933,12 @@
           <w:i w:val="0"/>
           <w:sz w:val="28"/>
         </w:rPr>
-        <w:t>V RESULTS</w:t>
+        <w:t>5 Results</w:t>
       </w:r>
     </w:p>
     <w:p>
       <w:pPr>
-        <w:spacing w:before="360" w:after="120" w:line="480" w:lineRule="auto"/>
+        <w:spacing w:before="360" w:after="120" w:line="360" w:lineRule="auto"/>
       </w:pPr>
       <w:r>
         <w:rPr>
@@ -4953,7 +4947,7 @@
           <w:i w:val="0"/>
           <w:sz w:val="24"/>
         </w:rPr>
-        <w:t>V.1 In-sample parameter distributions and fit</w:t>
+        <w:t>5.1 In-sample parameter distributions and fit</w:t>
       </w:r>
     </w:p>
     <w:p>
@@ -5700,7 +5694,7 @@
     </w:tbl>
     <w:p>
       <w:pPr>
-        <w:spacing w:after="120" w:line="480" w:lineRule="auto"/>
+        <w:spacing w:after="120" w:line="360" w:lineRule="auto"/>
         <w:ind w:firstLine="480"/>
       </w:pPr>
       <w:r>
@@ -5859,7 +5853,7 @@
     </w:p>
     <w:p>
       <w:pPr>
-        <w:spacing w:before="360" w:after="120" w:line="480" w:lineRule="auto"/>
+        <w:spacing w:before="360" w:after="120" w:line="360" w:lineRule="auto"/>
       </w:pPr>
       <w:r>
         <w:rPr>
@@ -5868,7 +5862,7 @@
           <w:i w:val="0"/>
           <w:sz w:val="24"/>
         </w:rPr>
-        <w:t>V.2 Out-of-sample prediction gains from the tempo correction</w:t>
+        <w:t>5.2 Out-of-sample prediction gains from the tempo correction</w:t>
       </w:r>
     </w:p>
     <w:p>
@@ -5937,7 +5931,7 @@
     </w:p>
     <w:p>
       <w:pPr>
-        <w:spacing w:after="120" w:line="480" w:lineRule="auto"/>
+        <w:spacing w:after="120" w:line="360" w:lineRule="auto"/>
         <w:ind w:firstLine="480"/>
       </w:pPr>
       <w:r>
@@ -6016,7 +6010,7 @@
     </w:p>
     <w:p>
       <w:pPr>
-        <w:spacing w:after="120" w:line="480" w:lineRule="auto"/>
+        <w:spacing w:after="120" w:line="360" w:lineRule="auto"/>
         <w:ind w:firstLine="480"/>
       </w:pPr>
       <w:r>
@@ -6067,7 +6061,7 @@
     </w:p>
     <w:p>
       <w:pPr>
-        <w:spacing w:after="120" w:line="480" w:lineRule="auto"/>
+        <w:spacing w:after="120" w:line="360" w:lineRule="auto"/>
         <w:ind w:firstLine="480"/>
       </w:pPr>
       <w:r>
@@ -6082,7 +6076,7 @@
     </w:p>
     <w:p>
       <w:pPr>
-        <w:spacing w:after="120" w:line="480" w:lineRule="auto"/>
+        <w:spacing w:after="120" w:line="360" w:lineRule="auto"/>
         <w:ind w:firstLine="480"/>
       </w:pPr>
       <w:r>
@@ -6133,7 +6127,7 @@
     </w:p>
     <w:p>
       <w:pPr>
-        <w:spacing w:before="360" w:after="120" w:line="480" w:lineRule="auto"/>
+        <w:spacing w:before="360" w:after="120" w:line="360" w:lineRule="auto"/>
       </w:pPr>
       <w:r>
         <w:rPr>
@@ -6142,7 +6136,7 @@
           <w:i w:val="0"/>
           <w:sz w:val="24"/>
         </w:rPr>
-        <w:t>V.3 Flow–stock consistency</w:t>
+        <w:t>5.3 Flow–stock consistency</w:t>
       </w:r>
     </w:p>
     <w:p>
@@ -6211,7 +6205,7 @@
     </w:p>
     <w:p>
       <w:pPr>
-        <w:spacing w:after="120" w:line="480" w:lineRule="auto"/>
+        <w:spacing w:after="120" w:line="360" w:lineRule="auto"/>
         <w:ind w:firstLine="480"/>
       </w:pPr>
       <w:r>
@@ -6437,7 +6431,7 @@
     </w:p>
     <w:p>
       <w:pPr>
-        <w:spacing w:after="120" w:line="480" w:lineRule="auto"/>
+        <w:spacing w:after="120" w:line="360" w:lineRule="auto"/>
         <w:ind w:firstLine="480"/>
       </w:pPr>
       <w:r>
@@ -6536,7 +6530,7 @@
     </w:p>
     <w:p>
       <w:pPr>
-        <w:spacing w:before="360" w:after="120" w:line="480" w:lineRule="auto"/>
+        <w:spacing w:before="360" w:after="120" w:line="360" w:lineRule="auto"/>
       </w:pPr>
       <w:r>
         <w:rPr>
@@ -6545,7 +6539,7 @@
           <w:i w:val="0"/>
           <w:sz w:val="24"/>
         </w:rPr>
-        <w:t>V.4 Joint identification: bootstrap CIs on (μ̂, β̂)</w:t>
+        <w:t>5.4 Joint identification: bootstrap CIs on (μ̂, β̂)</w:t>
       </w:r>
     </w:p>
     <w:p>
@@ -6614,7 +6608,7 @@
     </w:p>
     <w:p>
       <w:pPr>
-        <w:spacing w:after="120" w:line="480" w:lineRule="auto"/>
+        <w:spacing w:after="120" w:line="360" w:lineRule="auto"/>
         <w:ind w:firstLine="480"/>
       </w:pPr>
       <w:r>
@@ -6629,7 +6623,7 @@
     </w:p>
     <w:p>
       <w:pPr>
-        <w:spacing w:after="120" w:line="480" w:lineRule="auto"/>
+        <w:spacing w:after="120" w:line="360" w:lineRule="auto"/>
         <w:ind w:firstLine="480"/>
       </w:pPr>
       <w:r>
@@ -6752,7 +6746,7 @@
     </w:p>
     <w:p>
       <w:pPr>
-        <w:spacing w:after="120" w:line="480" w:lineRule="auto"/>
+        <w:spacing w:after="120" w:line="360" w:lineRule="auto"/>
         <w:ind w:firstLine="480"/>
       </w:pPr>
       <w:r>
@@ -6893,7 +6887,7 @@
     </w:p>
     <w:p>
       <w:pPr>
-        <w:spacing w:before="360" w:after="120" w:line="480" w:lineRule="auto"/>
+        <w:spacing w:before="360" w:after="120" w:line="360" w:lineRule="auto"/>
       </w:pPr>
       <w:r>
         <w:rPr>
@@ -6902,7 +6896,7 @@
           <w:i w:val="0"/>
           <w:sz w:val="24"/>
         </w:rPr>
-        <w:t>V.5 Relational PIM diagnostics</w:t>
+        <w:t>5.5 Relational PIM diagnostics</w:t>
       </w:r>
     </w:p>
     <w:p>
@@ -7623,7 +7617,7 @@
     </w:tbl>
     <w:p>
       <w:pPr>
-        <w:spacing w:after="120" w:line="480" w:lineRule="auto"/>
+        <w:spacing w:after="120" w:line="360" w:lineRule="auto"/>
         <w:ind w:firstLine="480"/>
       </w:pPr>
       <w:r>
@@ -7633,7 +7627,7 @@
           <w:i w:val="0"/>
           <w:sz w:val="24"/>
         </w:rPr>
-        <w:t xml:space="preserve">Figure 6 and Table 3 report the Relational PIM diagnostics defined in Section III.5. Two findings stand out. First, under M0 (instant PIM, </w:t>
+        <w:t xml:space="preserve">Figure 6 and Table 3 report the Relational PIM diagnostics defined in Sect. 3.5. Two findings stand out. First, under M0 (instant PIM, </w:t>
       </w:r>
       <w:r>
         <w:rPr>
@@ -7710,7 +7704,7 @@
     </w:p>
     <w:p>
       <w:pPr>
-        <w:spacing w:after="120" w:line="480" w:lineRule="auto"/>
+        <w:spacing w:after="120" w:line="360" w:lineRule="auto"/>
         <w:ind w:firstLine="480"/>
       </w:pPr>
       <w:r>
@@ -7869,7 +7863,7 @@
     </w:p>
     <w:p>
       <w:pPr>
-        <w:spacing w:before="360" w:after="120" w:line="480" w:lineRule="auto"/>
+        <w:spacing w:before="360" w:after="120" w:line="360" w:lineRule="auto"/>
       </w:pPr>
       <w:r>
         <w:rPr>
@@ -7878,7 +7872,7 @@
           <w:i w:val="0"/>
           <w:sz w:val="24"/>
         </w:rPr>
-        <w:t>V.6 Depreciation–lag sensitivity</w:t>
+        <w:t>5.6 Depreciation–lag sensitivity</w:t>
       </w:r>
     </w:p>
     <w:p>
@@ -7947,7 +7941,7 @@
     </w:p>
     <w:p>
       <w:pPr>
-        <w:spacing w:after="120" w:line="480" w:lineRule="auto"/>
+        <w:spacing w:after="120" w:line="360" w:lineRule="auto"/>
         <w:ind w:firstLine="480"/>
       </w:pPr>
       <w:r>
@@ -7957,7 +7951,7 @@
           <w:i w:val="0"/>
           <w:sz w:val="24"/>
         </w:rPr>
-        <w:t xml:space="preserve">Inklaar's critique (§VI.5) raises the possibility that if the true depreciation rate </w:t>
+        <w:t xml:space="preserve">Inklaar's critique (Sect. 6.6) raises the possibility that if the true depreciation rate </w:t>
       </w:r>
       <w:r>
         <w:rPr>
@@ -8052,7 +8046,7 @@
     </w:p>
     <w:p>
       <w:pPr>
-        <w:spacing w:after="120" w:line="480" w:lineRule="auto"/>
+        <w:spacing w:after="120" w:line="360" w:lineRule="auto"/>
         <w:ind w:firstLine="480"/>
       </w:pPr>
       <w:r>
@@ -8211,7 +8205,7 @@
     </w:p>
     <w:p>
       <w:pPr>
-        <w:spacing w:before="360" w:after="120" w:line="480" w:lineRule="auto"/>
+        <w:spacing w:before="360" w:after="120" w:line="360" w:lineRule="auto"/>
       </w:pPr>
       <w:r>
         <w:rPr>
@@ -8220,7 +8214,7 @@
           <w:i w:val="0"/>
           <w:sz w:val="24"/>
         </w:rPr>
-        <w:t>V.7 Conditional out-of-sample evaluation</w:t>
+        <w:t>5.7 Conditional out-of-sample evaluation</w:t>
       </w:r>
     </w:p>
     <w:p>
@@ -8289,7 +8283,7 @@
     </w:p>
     <w:p>
       <w:pPr>
-        <w:spacing w:after="120" w:line="480" w:lineRule="auto"/>
+        <w:spacing w:after="120" w:line="360" w:lineRule="auto"/>
         <w:ind w:firstLine="480"/>
       </w:pPr>
       <w:r>
@@ -8340,7 +8334,7 @@
     </w:p>
     <w:p>
       <w:pPr>
-        <w:spacing w:after="120" w:line="480" w:lineRule="auto"/>
+        <w:spacing w:after="120" w:line="360" w:lineRule="auto"/>
         <w:ind w:firstLine="480"/>
       </w:pPr>
       <w:r>
@@ -8391,7 +8385,7 @@
     </w:p>
     <w:p>
       <w:pPr>
-        <w:spacing w:before="360" w:after="120" w:line="480" w:lineRule="auto"/>
+        <w:spacing w:before="360" w:after="120" w:line="360" w:lineRule="auto"/>
       </w:pPr>
       <w:r>
         <w:rPr>
@@ -8400,7 +8394,7 @@
           <w:i w:val="0"/>
           <w:sz w:val="24"/>
         </w:rPr>
-        <w:t>V.8 Extended out-of-sample metrics</w:t>
+        <w:t>5.8 Extended out-of-sample metrics</w:t>
       </w:r>
     </w:p>
     <w:p>
@@ -9075,7 +9069,7 @@
     </w:tbl>
     <w:p>
       <w:pPr>
-        <w:spacing w:after="120" w:line="480" w:lineRule="auto"/>
+        <w:spacing w:after="120" w:line="360" w:lineRule="auto"/>
         <w:ind w:firstLine="480"/>
       </w:pPr>
       <w:r>
@@ -9126,7 +9120,7 @@
     </w:p>
     <w:p>
       <w:pPr>
-        <w:spacing w:after="120" w:line="480" w:lineRule="auto"/>
+        <w:spacing w:after="120" w:line="360" w:lineRule="auto"/>
         <w:ind w:firstLine="480"/>
       </w:pPr>
       <w:r>
@@ -9141,7 +9135,7 @@
     </w:p>
     <w:p>
       <w:pPr>
-        <w:spacing w:after="120" w:line="480" w:lineRule="auto"/>
+        <w:spacing w:after="120" w:line="360" w:lineRule="auto"/>
         <w:ind w:firstLine="480"/>
       </w:pPr>
       <w:r>
@@ -9156,7 +9150,7 @@
     </w:p>
     <w:p>
       <w:pPr>
-        <w:spacing w:before="360" w:after="120" w:line="480" w:lineRule="auto"/>
+        <w:spacing w:before="360" w:after="120" w:line="360" w:lineRule="auto"/>
       </w:pPr>
       <w:r>
         <w:rPr>
@@ -9165,7 +9159,7 @@
           <w:i w:val="0"/>
           <w:sz w:val="24"/>
         </w:rPr>
-        <w:t>V.9 Asset-composition determinants of RPIM diagnostics</w:t>
+        <w:t>5.9 Asset-composition determinants of RPIM diagnostics</w:t>
       </w:r>
     </w:p>
     <w:p>
@@ -9234,7 +9228,7 @@
     </w:p>
     <w:p>
       <w:pPr>
-        <w:spacing w:after="120" w:line="480" w:lineRule="auto"/>
+        <w:spacing w:after="120" w:line="360" w:lineRule="auto"/>
         <w:ind w:firstLine="480"/>
       </w:pPr>
       <w:r>
@@ -9303,7 +9297,7 @@
     </w:p>
     <w:p>
       <w:pPr>
-        <w:spacing w:after="120" w:line="480" w:lineRule="auto"/>
+        <w:spacing w:after="120" w:line="360" w:lineRule="auto"/>
         <w:ind w:firstLine="480"/>
       </w:pPr>
       <w:r>
@@ -9354,7 +9348,7 @@
     </w:p>
     <w:p>
       <w:pPr>
-        <w:spacing w:after="120" w:line="480" w:lineRule="auto"/>
+        <w:spacing w:after="120" w:line="360" w:lineRule="auto"/>
         <w:ind w:firstLine="480"/>
       </w:pPr>
       <w:r>
@@ -9405,7 +9399,7 @@
     </w:p>
     <w:p>
       <w:pPr>
-        <w:spacing w:before="360" w:after="120" w:line="480" w:lineRule="auto"/>
+        <w:spacing w:before="360" w:after="120" w:line="360" w:lineRule="auto"/>
       </w:pPr>
       <w:r>
         <w:rPr>
@@ -9414,7 +9408,7 @@
           <w:i w:val="0"/>
           <w:sz w:val="24"/>
         </w:rPr>
-        <w:t>V.10 Solow-residual historical decomposition</w:t>
+        <w:t>5.10 Solow-residual historical decomposition</w:t>
       </w:r>
     </w:p>
     <w:p>
@@ -16423,7 +16417,7 @@
     </w:p>
     <w:p>
       <w:pPr>
-        <w:spacing w:after="120" w:line="480" w:lineRule="auto"/>
+        <w:spacing w:after="120" w:line="360" w:lineRule="auto"/>
         <w:ind w:firstLine="480"/>
       </w:pPr>
       <w:r>
@@ -16438,7 +16432,7 @@
     </w:p>
     <w:p>
       <w:pPr>
-        <w:spacing w:after="120" w:line="480" w:lineRule="auto"/>
+        <w:spacing w:after="120" w:line="360" w:lineRule="auto"/>
         <w:ind w:firstLine="480"/>
       </w:pPr>
       <w:r>
@@ -16579,7 +16573,7 @@
     </w:p>
     <w:p>
       <w:pPr>
-        <w:spacing w:after="120" w:line="480" w:lineRule="auto"/>
+        <w:spacing w:after="120" w:line="360" w:lineRule="auto"/>
         <w:ind w:firstLine="480"/>
       </w:pPr>
       <w:r>
@@ -16612,7 +16606,7 @@
     </w:p>
     <w:p>
       <w:pPr>
-        <w:spacing w:before="360" w:after="120" w:line="480" w:lineRule="auto"/>
+        <w:spacing w:before="360" w:after="120" w:line="360" w:lineRule="auto"/>
       </w:pPr>
       <w:r>
         <w:rPr>
@@ -16621,7 +16615,7 @@
           <w:i w:val="0"/>
           <w:sz w:val="24"/>
         </w:rPr>
-        <w:t>V.11 Counterfactual wealth: what if β entered official statistics?</w:t>
+        <w:t>5.11 Counterfactual wealth: what if β entered official statistics?</w:t>
       </w:r>
     </w:p>
     <w:p>
@@ -16690,7 +16684,7 @@
     </w:p>
     <w:p>
       <w:pPr>
-        <w:spacing w:after="120" w:line="480" w:lineRule="auto"/>
+        <w:spacing w:after="120" w:line="360" w:lineRule="auto"/>
         <w:ind w:firstLine="480"/>
       </w:pPr>
       <w:r>
@@ -16854,7 +16848,7 @@
     </w:p>
     <w:p>
       <w:pPr>
-        <w:spacing w:after="120" w:line="480" w:lineRule="auto"/>
+        <w:spacing w:after="120" w:line="360" w:lineRule="auto"/>
         <w:ind w:firstLine="480"/>
       </w:pPr>
       <w:r>
@@ -16905,7 +16899,7 @@
     </w:p>
     <w:p>
       <w:pPr>
-        <w:spacing w:after="120" w:line="480" w:lineRule="auto"/>
+        <w:spacing w:after="120" w:line="360" w:lineRule="auto"/>
         <w:ind w:firstLine="480"/>
       </w:pPr>
       <w:r>
@@ -16920,8 +16914,7 @@
     </w:p>
     <w:p>
       <w:pPr>
-        <w:spacing w:before="360" w:after="120" w:line="480" w:lineRule="auto"/>
-        <w:jc w:val="center"/>
+        <w:spacing w:before="360" w:after="120" w:line="360" w:lineRule="auto"/>
       </w:pPr>
       <w:r>
         <w:rPr>
@@ -16930,12 +16923,12 @@
           <w:i w:val="0"/>
           <w:sz w:val="28"/>
         </w:rPr>
-        <w:t>VI DISCUSSION</w:t>
+        <w:t>6 Discussion</w:t>
       </w:r>
     </w:p>
     <w:p>
       <w:pPr>
-        <w:spacing w:after="120" w:line="480" w:lineRule="auto"/>
+        <w:spacing w:after="120" w:line="360" w:lineRule="auto"/>
         <w:ind w:firstLine="480"/>
       </w:pPr>
       <w:r>
@@ -16986,7 +16979,7 @@
     </w:p>
     <w:p>
       <w:pPr>
-        <w:spacing w:before="360" w:after="120" w:line="480" w:lineRule="auto"/>
+        <w:spacing w:before="360" w:after="120" w:line="360" w:lineRule="auto"/>
       </w:pPr>
       <w:r>
         <w:rPr>
@@ -16995,12 +16988,12 @@
           <w:i w:val="0"/>
           <w:sz w:val="24"/>
         </w:rPr>
-        <w:t>VI.1 Re-interpreting the Solow residual</w:t>
+        <w:t>6.1 Re-interpreting the Solow residual</w:t>
       </w:r>
     </w:p>
     <w:p>
       <w:pPr>
-        <w:spacing w:after="120" w:line="480" w:lineRule="auto"/>
+        <w:spacing w:after="120" w:line="360" w:lineRule="auto"/>
         <w:ind w:firstLine="480"/>
       </w:pPr>
       <w:r>
@@ -17010,7 +17003,7 @@
           <w:i w:val="0"/>
           <w:sz w:val="24"/>
         </w:rPr>
-        <w:t xml:space="preserve">The historical decomposition of Section V.10 puts a number on the long-standing suspicion that the Solow residual conflates genuine innovation with capital-stock mismeasurement. Under M0 (instant PIM, </w:t>
+        <w:t xml:space="preserve">The historical decomposition of Sect. 5.10 puts a number on the long-standing suspicion that the Solow residual conflates genuine innovation with capital-stock mismeasurement. Under M0 (instant PIM, </w:t>
       </w:r>
       <w:r>
         <w:rPr>
@@ -17069,7 +17062,7 @@
     </w:p>
     <w:p>
       <w:pPr>
-        <w:spacing w:before="360" w:after="120" w:line="480" w:lineRule="auto"/>
+        <w:spacing w:before="360" w:after="120" w:line="360" w:lineRule="auto"/>
       </w:pPr>
       <w:r>
         <w:rPr>
@@ -17078,12 +17071,12 @@
           <w:i w:val="0"/>
           <w:sz w:val="24"/>
         </w:rPr>
-        <w:t>VI.2 The Bongaarts-Feeney-Goldstein-Lutz-Scherbov analogy</w:t>
+        <w:t>6.2 The Bongaarts-Feeney-Goldstein-Lutz-Scherbov analogy</w:t>
       </w:r>
     </w:p>
     <w:p>
       <w:pPr>
-        <w:spacing w:after="120" w:line="480" w:lineRule="auto"/>
+        <w:spacing w:after="120" w:line="360" w:lineRule="auto"/>
         <w:ind w:firstLine="480"/>
       </w:pPr>
       <w:r>
@@ -17098,7 +17091,7 @@
     </w:p>
     <w:p>
       <w:pPr>
-        <w:spacing w:after="120" w:line="480" w:lineRule="auto"/>
+        <w:spacing w:after="120" w:line="360" w:lineRule="auto"/>
         <w:ind w:firstLine="480"/>
       </w:pPr>
       <w:r>
@@ -17108,7 +17101,7 @@
           <w:i w:val="0"/>
           <w:sz w:val="24"/>
         </w:rPr>
-        <w:t xml:space="preserve">At the most conservative level, the results of Section V show that a </w:t>
+        <w:t xml:space="preserve">At the most conservative level, the results of Sect. 5 show that a </w:t>
       </w:r>
       <w:r>
         <w:rPr>
@@ -17221,7 +17214,7 @@
     </w:p>
     <w:p>
       <w:pPr>
-        <w:spacing w:before="360" w:after="120" w:line="480" w:lineRule="auto"/>
+        <w:spacing w:before="360" w:after="120" w:line="360" w:lineRule="auto"/>
       </w:pPr>
       <w:r>
         <w:rPr>
@@ -17230,12 +17223,12 @@
           <w:i w:val="0"/>
           <w:sz w:val="24"/>
         </w:rPr>
-        <w:t>VI.3 Flow–stock reconciliation and Beyond-GDP</w:t>
+        <w:t>6.3 Identification strategy and credibility</w:t>
       </w:r>
     </w:p>
     <w:p>
       <w:pPr>
-        <w:spacing w:after="120" w:line="480" w:lineRule="auto"/>
+        <w:spacing w:after="120" w:line="360" w:lineRule="auto"/>
         <w:ind w:firstLine="480"/>
       </w:pPr>
       <w:r>
@@ -17245,7 +17238,7 @@
           <w:i w:val="0"/>
           <w:sz w:val="24"/>
         </w:rPr>
-        <w:t xml:space="preserve">The Beyond-GDP programme has spent twenty years arguing that flow measures (GDP) should be replaced or augmented by stock measures (IWI, CWON, SEEA). Our results suggest a more constructive synthesis: flow and stock measures are </w:t>
+        <w:t xml:space="preserve">A natural objection is that </w:t>
       </w:r>
       <w:r>
         <w:rPr>
@@ -17254,16 +17247,16 @@
           <w:i/>
           <w:sz w:val="24"/>
         </w:rPr>
-        <w:t>both</w:t>
-      </w:r>
-      <w:r>
-        <w:rPr>
-          <w:rFonts w:ascii="Times New Roman" w:hAnsi="Times New Roman" w:eastAsia="MS Mincho"/>
-          <w:b w:val="0"/>
-          <w:i w:val="0"/>
-          <w:sz w:val="24"/>
-        </w:rPr>
-        <w:t xml:space="preserve"> biased by ignored hidden parameters, and they bias </w:t>
+        <w:t>μ</w:t>
+      </w:r>
+      <w:r>
+        <w:rPr>
+          <w:rFonts w:ascii="Times New Roman" w:hAnsi="Times New Roman" w:eastAsia="MS Mincho"/>
+          <w:b w:val="0"/>
+          <w:i w:val="0"/>
+          <w:sz w:val="24"/>
+        </w:rPr>
+        <w:t xml:space="preserve">(t) and </w:t>
       </w:r>
       <w:r>
         <w:rPr>
@@ -17272,16 +17265,16 @@
           <w:i/>
           <w:sz w:val="24"/>
         </w:rPr>
-        <w:t>in the same direction</w:t>
-      </w:r>
-      <w:r>
-        <w:rPr>
-          <w:rFonts w:ascii="Times New Roman" w:hAnsi="Times New Roman" w:eastAsia="MS Mincho"/>
-          <w:b w:val="0"/>
-          <w:i w:val="0"/>
-          <w:sz w:val="24"/>
-        </w:rPr>
-        <w:t xml:space="preserve"> once the parameters are made explicit. A reader who trusts CWON-produced capital as a gold standard for wealth accounting should also trust a PIM stock built with a time-varying </w:t>
+        <w:t>β</w:t>
+      </w:r>
+      <w:r>
+        <w:rPr>
+          <w:rFonts w:ascii="Times New Roman" w:hAnsi="Times New Roman" w:eastAsia="MS Mincho"/>
+          <w:b w:val="0"/>
+          <w:i w:val="0"/>
+          <w:sz w:val="24"/>
+        </w:rPr>
+        <w:t xml:space="preserve"> may not be separately identified from the production-side data alone: a higher lag </w:t>
       </w:r>
       <w:r>
         <w:rPr>
@@ -17299,7 +17292,7 @@
           <w:i w:val="0"/>
           <w:sz w:val="24"/>
         </w:rPr>
-        <w:t xml:space="preserve">(t) and a nonzero </w:t>
+        <w:t xml:space="preserve"> slows measured capital accumulation in much the same way as a lower intangible share </w:t>
       </w:r>
       <w:r>
         <w:rPr>
@@ -17317,48 +17310,39 @@
           <w:i w:val="0"/>
           <w:sz w:val="24"/>
         </w:rPr>
-        <w:t xml:space="preserve">, because those two series now agree to 1–2 % for most countries (Fig. 3). The practical route to Beyond-GDP is not to abandon the flow account but to audit it for tempo drift and for hidden </w:t>
-      </w:r>
-      <w:r>
-        <w:rPr>
-          <w:rFonts w:ascii="Times New Roman" w:hAnsi="Times New Roman" w:eastAsia="MS Mincho"/>
-          <w:b w:val="0"/>
-          <w:i/>
-          <w:sz w:val="24"/>
-        </w:rPr>
-        <w:t>β</w:t>
-      </w:r>
-      <w:r>
-        <w:rPr>
-          <w:rFonts w:ascii="Times New Roman" w:hAnsi="Times New Roman" w:eastAsia="MS Mincho"/>
-          <w:b w:val="0"/>
-          <w:i w:val="0"/>
-          <w:sz w:val="24"/>
-        </w:rPr>
-        <w:t>, just as the period total fertility rate was audited in the late 1990s.</w:t>
+        <w:t>. Our identification strategy therefore relies on three distinct sources of variation, each of which resolves a different dimension of the parameter space.</w:t>
       </w:r>
     </w:p>
     <w:p>
       <w:pPr>
-        <w:spacing w:after="120" w:line="480" w:lineRule="auto"/>
+        <w:spacing w:after="120" w:line="360" w:lineRule="auto"/>
         <w:ind w:firstLine="480"/>
       </w:pPr>
       <w:r>
         <w:rPr>
           <w:rFonts w:ascii="Times New Roman" w:hAnsi="Times New Roman" w:eastAsia="MS Mincho"/>
           <w:b w:val="0"/>
-          <w:i w:val="0"/>
-          <w:sz w:val="24"/>
-        </w:rPr>
-        <w:t xml:space="preserve">Three implications follow for the Beyond-GDP conversation specifically. First, the argument that flow and stock accounts are irreconcilable — sometimes deployed to justify replacing GDP with a composite index — is not supported by the data once the accounts are audited on the same terms: once </w:t>
-      </w:r>
-      <w:r>
-        <w:rPr>
-          <w:rFonts w:ascii="Times New Roman" w:hAnsi="Times New Roman" w:eastAsia="MS Mincho"/>
-          <w:b w:val="0"/>
           <w:i/>
           <w:sz w:val="24"/>
         </w:rPr>
+        <w:t>First, the wealth-side constraint.</w:t>
+      </w:r>
+      <w:r>
+        <w:rPr>
+          <w:rFonts w:ascii="Times New Roman" w:hAnsi="Times New Roman" w:eastAsia="MS Mincho"/>
+          <w:b w:val="0"/>
+          <w:i w:val="0"/>
+          <w:sz w:val="24"/>
+        </w:rPr>
+        <w:t xml:space="preserve"> The joint loss (2) simultaneously penalises production-side growth-rate residuals and wealth-side trajectory deviations. Because CWON produced capital NW.PCA.TO is an independent measurement — compiled from national balance sheets with their own asset-life assumptions, revaluation conventions, and depreciation schedules — the wealth constraint provides an external discipline that the production residuals alone cannot. The bootstrap evidence in Sect. 5.4 quantifies this: production-side residuals alone leave the 95 % region in (</w:t>
+      </w:r>
+      <w:r>
+        <w:rPr>
+          <w:rFonts w:ascii="Times New Roman" w:hAnsi="Times New Roman" w:eastAsia="MS Mincho"/>
+          <w:b w:val="0"/>
+          <w:i/>
+          <w:sz w:val="24"/>
+        </w:rPr>
         <w:t>μ</w:t>
       </w:r>
       <w:r>
@@ -17368,7 +17352,7 @@
           <w:i w:val="0"/>
           <w:sz w:val="24"/>
         </w:rPr>
-        <w:t xml:space="preserve">(t) and </w:t>
+        <w:t xml:space="preserve">, </w:t>
       </w:r>
       <w:r>
         <w:rPr>
@@ -17386,285 +17370,374 @@
           <w:i w:val="0"/>
           <w:sz w:val="24"/>
         </w:rPr>
-        <w:t xml:space="preserve"> are allowed, the two accounts agree to within the margin that separates any two reasonable national-statistics sources. Second, the composite-index direction (a single headline number that combines produced, human, and natural capital into one aggregate) is premature until the component-by-component reconciliation has been performed; adding categories before the existing categories are internally consistent only compounds the book-keeping problem. Third, the demographic-tempo literature evolved from Bongaarts and Feeney's (1998) original adjustment to a richer multi-parameter framework (Goldstein et al., 2003; Bongaarts and Sobotka, 2012) only after the single-parameter version was taken seriously and shown to be empirically productive. Capital-accounting tempo correction is at the same stage the fertility literature was in 1998: the one-parameter version here is not the last word, but it is a necessary first stop, and further parameters — asset-class heterogeneity in </w:t>
-      </w:r>
-      <w:r>
-        <w:rPr>
-          <w:rFonts w:ascii="Times New Roman" w:hAnsi="Times New Roman" w:eastAsia="MS Mincho"/>
-          <w:b w:val="0"/>
-          <w:i/>
-          <w:sz w:val="24"/>
-        </w:rPr>
-        <w:t>μ</w:t>
-      </w:r>
-      <w:r>
-        <w:rPr>
-          <w:rFonts w:ascii="Times New Roman" w:hAnsi="Times New Roman" w:eastAsia="MS Mincho"/>
-          <w:b w:val="0"/>
-          <w:i w:val="0"/>
-          <w:sz w:val="24"/>
-        </w:rPr>
-        <w:t xml:space="preserve">, country-specific </w:t>
-      </w:r>
-      <w:r>
-        <w:rPr>
-          <w:rFonts w:ascii="Times New Roman" w:hAnsi="Times New Roman" w:eastAsia="MS Mincho"/>
-          <w:b w:val="0"/>
-          <w:i/>
-          <w:sz w:val="24"/>
-        </w:rPr>
-        <w:t>β</w:t>
-      </w:r>
-      <w:r>
-        <w:rPr>
-          <w:rFonts w:ascii="Times New Roman" w:hAnsi="Times New Roman" w:eastAsia="MS Mincho"/>
-          <w:b w:val="0"/>
-          <w:i w:val="0"/>
-          <w:sz w:val="24"/>
-        </w:rPr>
-        <w:t xml:space="preserve"> drift, interaction terms between </w:t>
-      </w:r>
-      <w:r>
-        <w:rPr>
-          <w:rFonts w:ascii="Times New Roman" w:hAnsi="Times New Roman" w:eastAsia="MS Mincho"/>
-          <w:b w:val="0"/>
-          <w:i/>
-          <w:sz w:val="24"/>
-        </w:rPr>
-        <w:t>μ</w:t>
-      </w:r>
-      <w:r>
-        <w:rPr>
-          <w:rFonts w:ascii="Times New Roman" w:hAnsi="Times New Roman" w:eastAsia="MS Mincho"/>
-          <w:b w:val="0"/>
-          <w:i w:val="0"/>
-          <w:sz w:val="24"/>
-        </w:rPr>
-        <w:t xml:space="preserve"> and depreciation </w:t>
-      </w:r>
-      <w:r>
-        <w:rPr>
-          <w:rFonts w:ascii="Times New Roman" w:hAnsi="Times New Roman" w:eastAsia="MS Mincho"/>
-          <w:b w:val="0"/>
-          <w:i/>
-          <w:sz w:val="24"/>
-        </w:rPr>
-        <w:t>δ</w:t>
-      </w:r>
-      <w:r>
-        <w:rPr>
-          <w:rFonts w:ascii="Times New Roman" w:hAnsi="Times New Roman" w:eastAsia="MS Mincho"/>
-          <w:b w:val="0"/>
-          <w:i w:val="0"/>
-          <w:sz w:val="24"/>
-        </w:rPr>
-        <w:t xml:space="preserve"> — are the natural next layer of refinement.</w:t>
+        <w:t>) space as a broad ridge for most countries; adding the wealth constraint collapses the ridge to a point for 28 of 39 countries at 5 %. The collapse is itself a testable implication: if the wealth data were uninformative, the joint and production-only posteriors would coincide.</w:t>
       </w:r>
     </w:p>
     <w:p>
       <w:pPr>
-        <w:spacing w:before="360" w:after="120" w:line="480" w:lineRule="auto"/>
+        <w:spacing w:after="120" w:line="360" w:lineRule="auto"/>
+        <w:ind w:firstLine="480"/>
       </w:pPr>
       <w:r>
         <w:rPr>
           <w:rFonts w:ascii="Times New Roman" w:hAnsi="Times New Roman" w:eastAsia="MS Mincho"/>
-          <w:b/>
-          <w:i w:val="0"/>
-          <w:sz w:val="24"/>
-        </w:rPr>
-        <w:t>VI.4 Medical preview</w:t>
+          <w:b w:val="0"/>
+          <w:i/>
+          <w:sz w:val="24"/>
+        </w:rPr>
+        <w:t>Second, cross-country heterogeneity in asset composition.</w:t>
+      </w:r>
+      <w:r>
+        <w:rPr>
+          <w:rFonts w:ascii="Times New Roman" w:hAnsi="Times New Roman" w:eastAsia="MS Mincho"/>
+          <w:b w:val="0"/>
+          <w:i w:val="0"/>
+          <w:sz w:val="24"/>
+        </w:rPr>
+        <w:t xml:space="preserve"> Countries with systematically different R&amp;D intensities trace out different regions of (</w:t>
+      </w:r>
+      <w:r>
+        <w:rPr>
+          <w:rFonts w:ascii="Times New Roman" w:hAnsi="Times New Roman" w:eastAsia="MS Mincho"/>
+          <w:b w:val="0"/>
+          <w:i/>
+          <w:sz w:val="24"/>
+        </w:rPr>
+        <w:t>μ</w:t>
+      </w:r>
+      <w:r>
+        <w:rPr>
+          <w:rFonts w:ascii="Times New Roman" w:hAnsi="Times New Roman" w:eastAsia="MS Mincho"/>
+          <w:b w:val="0"/>
+          <w:i w:val="0"/>
+          <w:sz w:val="24"/>
+        </w:rPr>
+        <w:t xml:space="preserve">, </w:t>
+      </w:r>
+      <w:r>
+        <w:rPr>
+          <w:rFonts w:ascii="Times New Roman" w:hAnsi="Times New Roman" w:eastAsia="MS Mincho"/>
+          <w:b w:val="0"/>
+          <w:i/>
+          <w:sz w:val="24"/>
+        </w:rPr>
+        <w:t>β</w:t>
+      </w:r>
+      <w:r>
+        <w:rPr>
+          <w:rFonts w:ascii="Times New Roman" w:hAnsi="Times New Roman" w:eastAsia="MS Mincho"/>
+          <w:b w:val="0"/>
+          <w:i w:val="0"/>
+          <w:sz w:val="24"/>
+        </w:rPr>
+        <w:t xml:space="preserve">) space. The positive gradient of </w:t>
+      </w:r>
+      <w:r>
+        <w:rPr>
+          <w:rFonts w:ascii="Times New Roman" w:hAnsi="Times New Roman" w:eastAsia="MS Mincho"/>
+          <w:b w:val="0"/>
+          <w:i/>
+          <w:sz w:val="24"/>
+        </w:rPr>
+        <w:t>ρ</w:t>
+      </w:r>
+      <w:r>
+        <w:rPr>
+          <w:rFonts w:ascii="Times New Roman" w:hAnsi="Times New Roman" w:eastAsia="MS Mincho"/>
+          <w:b w:val="0"/>
+          <w:i w:val="0"/>
+          <w:sz w:val="24"/>
+        </w:rPr>
+        <w:t xml:space="preserve">̂₂ on R&amp;D intensity reported in Sect. 5.9 (slope = 0.068, t = 2.34 under M4) is consistent with the interpretation that </w:t>
+      </w:r>
+      <w:r>
+        <w:rPr>
+          <w:rFonts w:ascii="Times New Roman" w:hAnsi="Times New Roman" w:eastAsia="MS Mincho"/>
+          <w:b w:val="0"/>
+          <w:i/>
+          <w:sz w:val="24"/>
+        </w:rPr>
+        <w:t>β</w:t>
+      </w:r>
+      <w:r>
+        <w:rPr>
+          <w:rFonts w:ascii="Times New Roman" w:hAnsi="Times New Roman" w:eastAsia="MS Mincho"/>
+          <w:b w:val="0"/>
+          <w:i w:val="0"/>
+          <w:sz w:val="24"/>
+        </w:rPr>
+        <w:t xml:space="preserve"> captures a component correlated with — but not mechanically determined by — observable R&amp;D spending. If </w:t>
+      </w:r>
+      <w:r>
+        <w:rPr>
+          <w:rFonts w:ascii="Times New Roman" w:hAnsi="Times New Roman" w:eastAsia="MS Mincho"/>
+          <w:b w:val="0"/>
+          <w:i/>
+          <w:sz w:val="24"/>
+        </w:rPr>
+        <w:t>β</w:t>
+      </w:r>
+      <w:r>
+        <w:rPr>
+          <w:rFonts w:ascii="Times New Roman" w:hAnsi="Times New Roman" w:eastAsia="MS Mincho"/>
+          <w:b w:val="0"/>
+          <w:i w:val="0"/>
+          <w:sz w:val="24"/>
+        </w:rPr>
+        <w:t xml:space="preserve"> were merely absorbing production-side noise unrelated to intangibles, there would be no reason for the cross-sectional gradient to steepen under M4 relative to M0.</w:t>
       </w:r>
     </w:p>
     <w:p>
       <w:pPr>
-        <w:spacing w:after="120" w:line="480" w:lineRule="auto"/>
+        <w:spacing w:after="120" w:line="360" w:lineRule="auto"/>
         <w:ind w:firstLine="480"/>
       </w:pPr>
       <w:r>
         <w:rPr>
           <w:rFonts w:ascii="Times New Roman" w:hAnsi="Times New Roman" w:eastAsia="MS Mincho"/>
           <w:b w:val="0"/>
-          <w:i w:val="0"/>
-          <w:sz w:val="24"/>
-        </w:rPr>
-        <w:t>The same machinery extends naturally to health expenditure, which is why we use the term "capital-accounting tempo effect" rather than "GDP tempo effect": the quantum-tempo decomposition is not specific to income statistics but to any stock-of-outcomes process whose flow is contaminated by drift in the timing distribution. A companion paper (in preparation) shows that the median lag from health expenditure to life-expectancy outcomes has been rising by roughly 0.15 years per calendar year since 2000 across the OECD, and that an analogous forgotten parameter — the share of health expenditure directed to prevention and R&amp;D rather than to curative care — explains an additional share of the United States-Japan life-expectancy gap. The substantive implication, consistent with the World Health Organization's Healthy Life Expectancy programme (Salomon et al., 2012) but not yet embedded in any official wealth account, is that a country with a low intangible-health share (predominantly curative, low prevention and research) will look more efficient in a naive per-capita expenditure comparison but less resilient in the stock sense. The broader point is that any stock-of-outcomes process whose timing structure drifts — the "healthy life years" stock, the human-capital stock, the stock of accumulated medical R&amp;D, and by extension the stock of climate adaptation capital — admits the same tempo-plus-forgotten-parameter correction developed here. Cross-walking the capital-accounting machinery to each of these domains is a programme, not a single paper; the present paper is the first stop on that programme.</w:t>
+          <w:i/>
+          <w:sz w:val="24"/>
+        </w:rPr>
+        <w:t>Third, the depreciation-sensitivity check.</w:t>
+      </w:r>
+      <w:r>
+        <w:rPr>
+          <w:rFonts w:ascii="Times New Roman" w:hAnsi="Times New Roman" w:eastAsia="MS Mincho"/>
+          <w:b w:val="0"/>
+          <w:i w:val="0"/>
+          <w:sz w:val="24"/>
+        </w:rPr>
+        <w:t xml:space="preserve"> The </w:t>
+      </w:r>
+      <w:r>
+        <w:rPr>
+          <w:rFonts w:ascii="Times New Roman" w:hAnsi="Times New Roman" w:eastAsia="MS Mincho"/>
+          <w:b w:val="0"/>
+          <w:i/>
+          <w:sz w:val="24"/>
+        </w:rPr>
+        <w:t>δ</w:t>
+      </w:r>
+      <w:r>
+        <w:rPr>
+          <w:rFonts w:ascii="Times New Roman" w:hAnsi="Times New Roman" w:eastAsia="MS Mincho"/>
+          <w:b w:val="0"/>
+          <w:i w:val="0"/>
+          <w:sz w:val="24"/>
+        </w:rPr>
+        <w:t xml:space="preserve">-perturbation experiment in Sect. 5.6 addresses the concern that a drifting depreciation rate could mimic the tempo effect. The finding that </w:t>
+      </w:r>
+      <w:r>
+        <w:rPr>
+          <w:rFonts w:ascii="Times New Roman" w:hAnsi="Times New Roman" w:eastAsia="MS Mincho"/>
+          <w:b w:val="0"/>
+          <w:i/>
+          <w:sz w:val="24"/>
+        </w:rPr>
+        <w:t>μ</w:t>
+      </w:r>
+      <w:r>
+        <w:rPr>
+          <w:rFonts w:ascii="Times New Roman" w:hAnsi="Times New Roman" w:eastAsia="MS Mincho"/>
+          <w:b w:val="0"/>
+          <w:i w:val="0"/>
+          <w:sz w:val="24"/>
+        </w:rPr>
+        <w:t>̂ is stable to within 6 % of the baseline estimate across a ±20 % depreciation perturbation implies that the tempo parameter is not an artefact of depreciation mis-measurement; the two channels are empirically separable under the grid-search protocol, even though they are theoretically confounded in a single-equation setting.</w:t>
       </w:r>
     </w:p>
     <w:p>
       <w:pPr>
-        <w:spacing w:before="360" w:after="120" w:line="480" w:lineRule="auto"/>
+        <w:spacing w:after="120" w:line="360" w:lineRule="auto"/>
+        <w:ind w:firstLine="480"/>
       </w:pPr>
       <w:r>
         <w:rPr>
           <w:rFonts w:ascii="Times New Roman" w:hAnsi="Times New Roman" w:eastAsia="MS Mincho"/>
-          <w:b/>
-          <w:i w:val="0"/>
-          <w:sz w:val="24"/>
-        </w:rPr>
-        <w:t>VI.5 Limitations</w:t>
+          <w:b w:val="0"/>
+          <w:i w:val="0"/>
+          <w:sz w:val="24"/>
+        </w:rPr>
+        <w:t xml:space="preserve">We acknowledge that none of these arguments constitutes a structural identification proof of the kind available in natural-experiment or instrumental-variable designs. The framework here is a calibrated decomposition, not a causal model. What the three sources of variation collectively establish is that the decomposition is </w:t>
+      </w:r>
+      <w:r>
+        <w:rPr>
+          <w:rFonts w:ascii="Times New Roman" w:hAnsi="Times New Roman" w:eastAsia="MS Mincho"/>
+          <w:b w:val="0"/>
+          <w:i/>
+          <w:sz w:val="24"/>
+        </w:rPr>
+        <w:t>disciplined</w:t>
+      </w:r>
+      <w:r>
+        <w:rPr>
+          <w:rFonts w:ascii="Times New Roman" w:hAnsi="Times New Roman" w:eastAsia="MS Mincho"/>
+          <w:b w:val="0"/>
+          <w:i w:val="0"/>
+          <w:sz w:val="24"/>
+        </w:rPr>
+        <w:t xml:space="preserve"> — it is not an unconstrained statistical exercise but a system of accounting identities whose parameters are pinned down by the requirement that flow and stock accounts agree — and that the resulting parameter estimates move in the directions predicted by economic theory (higher </w:t>
+      </w:r>
+      <w:r>
+        <w:rPr>
+          <w:rFonts w:ascii="Times New Roman" w:hAnsi="Times New Roman" w:eastAsia="MS Mincho"/>
+          <w:b w:val="0"/>
+          <w:i/>
+          <w:sz w:val="24"/>
+        </w:rPr>
+        <w:t>μ</w:t>
+      </w:r>
+      <w:r>
+        <w:rPr>
+          <w:rFonts w:ascii="Times New Roman" w:hAnsi="Times New Roman" w:eastAsia="MS Mincho"/>
+          <w:b w:val="0"/>
+          <w:i w:val="0"/>
+          <w:sz w:val="24"/>
+        </w:rPr>
+        <w:t xml:space="preserve"> in economies with longer-gestation investment, higher </w:t>
+      </w:r>
+      <w:r>
+        <w:rPr>
+          <w:rFonts w:ascii="Times New Roman" w:hAnsi="Times New Roman" w:eastAsia="MS Mincho"/>
+          <w:b w:val="0"/>
+          <w:i/>
+          <w:sz w:val="24"/>
+        </w:rPr>
+        <w:t>β</w:t>
+      </w:r>
+      <w:r>
+        <w:rPr>
+          <w:rFonts w:ascii="Times New Roman" w:hAnsi="Times New Roman" w:eastAsia="MS Mincho"/>
+          <w:b w:val="0"/>
+          <w:i w:val="0"/>
+          <w:sz w:val="24"/>
+        </w:rPr>
+        <w:t xml:space="preserve"> in economies with more R&amp;D). Whether the decomposition is unique in a deeper structural sense — whether alternative parameter configurations could generate the same observables — is a question we leave to future work with richer asset-class data.</w:t>
       </w:r>
     </w:p>
     <w:p>
       <w:pPr>
-        <w:spacing w:after="120" w:line="480" w:lineRule="auto"/>
-        <w:ind w:firstLine="480"/>
+        <w:spacing w:before="360" w:after="120" w:line="360" w:lineRule="auto"/>
       </w:pPr>
       <w:r>
         <w:rPr>
           <w:rFonts w:ascii="Times New Roman" w:hAnsi="Times New Roman" w:eastAsia="MS Mincho"/>
-          <w:b w:val="0"/>
-          <w:i w:val="0"/>
-          <w:sz w:val="24"/>
-        </w:rPr>
-        <w:t xml:space="preserve">Three caveats apply. First, our identification of </w:t>
-      </w:r>
-      <w:r>
-        <w:rPr>
-          <w:rFonts w:ascii="Times New Roman" w:hAnsi="Times New Roman" w:eastAsia="MS Mincho"/>
-          <w:b w:val="0"/>
-          <w:i/>
-          <w:sz w:val="24"/>
-        </w:rPr>
-        <w:t>β</w:t>
-      </w:r>
-      <w:r>
-        <w:rPr>
-          <w:rFonts w:ascii="Times New Roman" w:hAnsi="Times New Roman" w:eastAsia="MS Mincho"/>
-          <w:b w:val="0"/>
-          <w:i w:val="0"/>
-          <w:sz w:val="24"/>
-        </w:rPr>
-        <w:t xml:space="preserve"> against CWON is only as clean as CWON itself, and CWON combines national sources of heterogeneous quality — in particular, the treatment of land and sub-soil assets differs materially between Europe and the United States (Lange et al., 2018, Chap. 2), and our residual gap for Japan is at least partly attributable to land-price revaluations that CWON carries but our PIM construction does not. Second, the bootstrap CIs (§V.4) are wide for countries with short series or volatile investment, and we do not claim point identification for those countries; the framework provides interval estimates and a direction, and any country-specific policy conclusion should be cross-checked with national-accounts micro-data before being taken as settled. Third, the </w:t>
-      </w:r>
-      <w:r>
-        <w:rPr>
-          <w:rFonts w:ascii="Times New Roman" w:hAnsi="Times New Roman" w:eastAsia="MS Mincho"/>
-          <w:b w:val="0"/>
-          <w:i/>
-          <w:sz w:val="24"/>
-        </w:rPr>
-        <w:t>γ</w:t>
-      </w:r>
-      <w:r>
-        <w:rPr>
-          <w:rFonts w:ascii="Times New Roman" w:hAnsi="Times New Roman" w:eastAsia="MS Mincho"/>
-          <w:b w:val="0"/>
-          <w:i/>
-          <w:sz w:val="24"/>
-          <w:vertAlign w:val="subscript"/>
-        </w:rPr>
-        <w:t>p</w:t>
-      </w:r>
-      <w:r>
-        <w:rPr>
-          <w:rFonts w:ascii="Times New Roman" w:hAnsi="Times New Roman" w:eastAsia="MS Mincho"/>
-          <w:b w:val="0"/>
-          <w:i w:val="0"/>
-          <w:sz w:val="24"/>
-        </w:rPr>
-        <w:t xml:space="preserve">rice sensitivity experiment (§V.3) treats the CWON deflator as a single country-level scalar; a more careful study would use sector-specific deflators, national land-price indices, and Tornqvist chained price indices for intangibles (Jorgenson et al., 2018), and is left to future work. A fourth caveat, perhaps the most important, is that the demographic-tempo analogy is suggestive but not exact: demographic stocks depreciate via well-measured mortality rates, whereas capital stocks depreciate via </w:t>
-      </w:r>
-      <w:r>
-        <w:rPr>
-          <w:rFonts w:ascii="Times New Roman" w:hAnsi="Times New Roman" w:eastAsia="MS Mincho"/>
-          <w:b w:val="0"/>
-          <w:i/>
-          <w:sz w:val="24"/>
-        </w:rPr>
-        <w:t>δ</w:t>
-      </w:r>
-      <w:r>
-        <w:rPr>
-          <w:rFonts w:ascii="Times New Roman" w:hAnsi="Times New Roman" w:eastAsia="MS Mincho"/>
-          <w:b w:val="0"/>
-          <w:i/>
-          <w:sz w:val="24"/>
-          <w:vertAlign w:val="subscript"/>
-        </w:rPr>
-        <w:t>t</w:t>
-      </w:r>
-      <w:r>
-        <w:rPr>
-          <w:rFonts w:ascii="Times New Roman" w:hAnsi="Times New Roman" w:eastAsia="MS Mincho"/>
-          <w:b w:val="0"/>
-          <w:i w:val="0"/>
-          <w:sz w:val="24"/>
-        </w:rPr>
-        <w:t xml:space="preserve"> that is itself a derived estimate in PWT and is known to be imprecisely measured in transition economies (Inklaar and Timmer, 2013). If the true </w:t>
-      </w:r>
-      <w:r>
-        <w:rPr>
-          <w:rFonts w:ascii="Times New Roman" w:hAnsi="Times New Roman" w:eastAsia="MS Mincho"/>
-          <w:b w:val="0"/>
-          <w:i/>
-          <w:sz w:val="24"/>
-        </w:rPr>
-        <w:t>δ</w:t>
-      </w:r>
-      <w:r>
-        <w:rPr>
-          <w:rFonts w:ascii="Times New Roman" w:hAnsi="Times New Roman" w:eastAsia="MS Mincho"/>
-          <w:b w:val="0"/>
-          <w:i w:val="0"/>
-          <w:sz w:val="24"/>
-        </w:rPr>
-        <w:t xml:space="preserve"> is itself drifting, some of what we attribute to </w:t>
-      </w:r>
-      <w:r>
-        <w:rPr>
-          <w:rFonts w:ascii="Times New Roman" w:hAnsi="Times New Roman" w:eastAsia="MS Mincho"/>
-          <w:b w:val="0"/>
-          <w:i/>
-          <w:sz w:val="24"/>
-        </w:rPr>
-        <w:t>μ</w:t>
-      </w:r>
-      <w:r>
-        <w:rPr>
-          <w:rFonts w:ascii="Times New Roman" w:hAnsi="Times New Roman" w:eastAsia="MS Mincho"/>
-          <w:b w:val="0"/>
-          <w:i w:val="0"/>
-          <w:sz w:val="24"/>
-        </w:rPr>
-        <w:t xml:space="preserve">(t) could instead be absorbed by a time-varying </w:t>
-      </w:r>
-      <w:r>
-        <w:rPr>
-          <w:rFonts w:ascii="Times New Roman" w:hAnsi="Times New Roman" w:eastAsia="MS Mincho"/>
-          <w:b w:val="0"/>
-          <w:i/>
-          <w:sz w:val="24"/>
-        </w:rPr>
-        <w:t>δ</w:t>
-      </w:r>
-      <w:r>
-        <w:rPr>
-          <w:rFonts w:ascii="Times New Roman" w:hAnsi="Times New Roman" w:eastAsia="MS Mincho"/>
-          <w:b w:val="0"/>
-          <w:i w:val="0"/>
-          <w:sz w:val="24"/>
-        </w:rPr>
-        <w:t>(t). Disentangling these two drifts requires auxiliary data on capacity utilisation and asset retirements that is not uniformly available across the 39 countries in our sample.</w:t>
+          <w:b/>
+          <w:i w:val="0"/>
+          <w:sz w:val="24"/>
+        </w:rPr>
+        <w:t>6.4 Flow–stock reconciliation and Beyond-GDP</w:t>
       </w:r>
     </w:p>
     <w:p>
       <w:pPr>
-        <w:spacing w:before="360" w:after="120" w:line="480" w:lineRule="auto"/>
-        <w:jc w:val="center"/>
+        <w:spacing w:after="120" w:line="360" w:lineRule="auto"/>
+        <w:ind w:firstLine="480"/>
       </w:pPr>
       <w:r>
         <w:rPr>
           <w:rFonts w:ascii="Times New Roman" w:hAnsi="Times New Roman" w:eastAsia="MS Mincho"/>
-          <w:b/>
-          <w:i w:val="0"/>
-          <w:sz w:val="28"/>
-        </w:rPr>
-        <w:t>VII CONCLUSION</w:t>
+          <w:b w:val="0"/>
+          <w:i w:val="0"/>
+          <w:sz w:val="24"/>
+        </w:rPr>
+        <w:t xml:space="preserve">The Beyond-GDP programme has spent twenty years arguing that flow measures (GDP) should be replaced or augmented by stock measures (IWI, CWON, SEEA). Our results suggest a more constructive synthesis: flow and stock measures are </w:t>
+      </w:r>
+      <w:r>
+        <w:rPr>
+          <w:rFonts w:ascii="Times New Roman" w:hAnsi="Times New Roman" w:eastAsia="MS Mincho"/>
+          <w:b w:val="0"/>
+          <w:i/>
+          <w:sz w:val="24"/>
+        </w:rPr>
+        <w:t>both</w:t>
+      </w:r>
+      <w:r>
+        <w:rPr>
+          <w:rFonts w:ascii="Times New Roman" w:hAnsi="Times New Roman" w:eastAsia="MS Mincho"/>
+          <w:b w:val="0"/>
+          <w:i w:val="0"/>
+          <w:sz w:val="24"/>
+        </w:rPr>
+        <w:t xml:space="preserve"> biased by ignored hidden parameters, and they bias </w:t>
+      </w:r>
+      <w:r>
+        <w:rPr>
+          <w:rFonts w:ascii="Times New Roman" w:hAnsi="Times New Roman" w:eastAsia="MS Mincho"/>
+          <w:b w:val="0"/>
+          <w:i/>
+          <w:sz w:val="24"/>
+        </w:rPr>
+        <w:t>in the same direction</w:t>
+      </w:r>
+      <w:r>
+        <w:rPr>
+          <w:rFonts w:ascii="Times New Roman" w:hAnsi="Times New Roman" w:eastAsia="MS Mincho"/>
+          <w:b w:val="0"/>
+          <w:i w:val="0"/>
+          <w:sz w:val="24"/>
+        </w:rPr>
+        <w:t xml:space="preserve"> once the parameters are made explicit. A reader who trusts CWON-produced capital as a gold standard for wealth accounting should also trust a PIM stock built with a time-varying </w:t>
+      </w:r>
+      <w:r>
+        <w:rPr>
+          <w:rFonts w:ascii="Times New Roman" w:hAnsi="Times New Roman" w:eastAsia="MS Mincho"/>
+          <w:b w:val="0"/>
+          <w:i/>
+          <w:sz w:val="24"/>
+        </w:rPr>
+        <w:t>μ</w:t>
+      </w:r>
+      <w:r>
+        <w:rPr>
+          <w:rFonts w:ascii="Times New Roman" w:hAnsi="Times New Roman" w:eastAsia="MS Mincho"/>
+          <w:b w:val="0"/>
+          <w:i w:val="0"/>
+          <w:sz w:val="24"/>
+        </w:rPr>
+        <w:t xml:space="preserve">(t) and a nonzero </w:t>
+      </w:r>
+      <w:r>
+        <w:rPr>
+          <w:rFonts w:ascii="Times New Roman" w:hAnsi="Times New Roman" w:eastAsia="MS Mincho"/>
+          <w:b w:val="0"/>
+          <w:i/>
+          <w:sz w:val="24"/>
+        </w:rPr>
+        <w:t>β</w:t>
+      </w:r>
+      <w:r>
+        <w:rPr>
+          <w:rFonts w:ascii="Times New Roman" w:hAnsi="Times New Roman" w:eastAsia="MS Mincho"/>
+          <w:b w:val="0"/>
+          <w:i w:val="0"/>
+          <w:sz w:val="24"/>
+        </w:rPr>
+        <w:t xml:space="preserve">, because those two series now agree to 1–2 % for most countries (Fig. 3). The practical route to Beyond-GDP is not to abandon the flow account but to audit it for tempo drift and for hidden </w:t>
+      </w:r>
+      <w:r>
+        <w:rPr>
+          <w:rFonts w:ascii="Times New Roman" w:hAnsi="Times New Roman" w:eastAsia="MS Mincho"/>
+          <w:b w:val="0"/>
+          <w:i/>
+          <w:sz w:val="24"/>
+        </w:rPr>
+        <w:t>β</w:t>
+      </w:r>
+      <w:r>
+        <w:rPr>
+          <w:rFonts w:ascii="Times New Roman" w:hAnsi="Times New Roman" w:eastAsia="MS Mincho"/>
+          <w:b w:val="0"/>
+          <w:i w:val="0"/>
+          <w:sz w:val="24"/>
+        </w:rPr>
+        <w:t>, just as the period total fertility rate was audited in the late 1990s.</w:t>
       </w:r>
     </w:p>
     <w:p>
       <w:pPr>
-        <w:spacing w:after="120" w:line="480" w:lineRule="auto"/>
+        <w:spacing w:after="120" w:line="360" w:lineRule="auto"/>
         <w:ind w:firstLine="480"/>
       </w:pPr>
       <w:r>
@@ -17674,7 +17747,7 @@
           <w:i w:val="0"/>
           <w:sz w:val="24"/>
         </w:rPr>
-        <w:t>National income and wealth accounting has been asking the wrong question. The right question is not whether to use flows or stocks, but whether the parameters that link the two — the time-to-build of investment and the share of intangible capital — are estimated or imposed. When they are imposed (</w:t>
+        <w:t xml:space="preserve">Three implications follow for the Beyond-GDP conversation specifically. First, the argument that flow and stock accounts are irreconcilable — sometimes deployed to justify replacing GDP with a composite index — is not supported by the data once the accounts are audited on the same terms: once </w:t>
       </w:r>
       <w:r>
         <w:rPr>
@@ -17692,7 +17765,7 @@
           <w:i w:val="0"/>
           <w:sz w:val="24"/>
         </w:rPr>
-        <w:t xml:space="preserve"> = 0, </w:t>
+        <w:t xml:space="preserve">(t) and </w:t>
       </w:r>
       <w:r>
         <w:rPr>
@@ -17710,27 +17783,98 @@
           <w:i w:val="0"/>
           <w:sz w:val="24"/>
         </w:rPr>
-        <w:t xml:space="preserve"> = 0) the accounting is silently biased, the Solow residual absorbs the error, and the flow and stock accounts drift apart. When they are jointly estimated against both production data (PWT) and wealth data (CWON), three things happen: the flow and stock accounts agree to within 1–2 % for most advanced economies; the out-of-sample accuracy of GDP level forecasts improves by 13 %; and up to 30 % of measured TFP-growth variance is re-attributed to tempo drift and missing intangibles rather than genuine innovation. The Beyond-GDP debate becomes a debate about which forgotten parameter matters next. Demography solved the same problem for population a quarter-century ago. Capital accounting can do the same now.</w:t>
+        <w:t xml:space="preserve"> are allowed, the two accounts agree to within the margin that separates any two reasonable national-statistics sources. Second, the composite-index direction (a single headline number that combines produced, human, and natural capital into one aggregate) is premature until the component-by-component reconciliation has been performed; adding categories before the existing categories are internally consistent only compounds the book-keeping problem. Third, the demographic-tempo literature evolved from Bongaarts and Feeney's (1998) original adjustment to a richer multi-parameter framework (Goldstein et al., 2003; Bongaarts and Sobotka, 2012) only after the single-parameter version was taken seriously and shown to be empirically productive. Capital-accounting tempo correction is at the same stage the fertility literature was in 1998: the one-parameter version here is not the last word, but it is a necessary first stop, and further parameters — asset-class heterogeneity in </w:t>
+      </w:r>
+      <w:r>
+        <w:rPr>
+          <w:rFonts w:ascii="Times New Roman" w:hAnsi="Times New Roman" w:eastAsia="MS Mincho"/>
+          <w:b w:val="0"/>
+          <w:i/>
+          <w:sz w:val="24"/>
+        </w:rPr>
+        <w:t>μ</w:t>
+      </w:r>
+      <w:r>
+        <w:rPr>
+          <w:rFonts w:ascii="Times New Roman" w:hAnsi="Times New Roman" w:eastAsia="MS Mincho"/>
+          <w:b w:val="0"/>
+          <w:i w:val="0"/>
+          <w:sz w:val="24"/>
+        </w:rPr>
+        <w:t xml:space="preserve">, country-specific </w:t>
+      </w:r>
+      <w:r>
+        <w:rPr>
+          <w:rFonts w:ascii="Times New Roman" w:hAnsi="Times New Roman" w:eastAsia="MS Mincho"/>
+          <w:b w:val="0"/>
+          <w:i/>
+          <w:sz w:val="24"/>
+        </w:rPr>
+        <w:t>β</w:t>
+      </w:r>
+      <w:r>
+        <w:rPr>
+          <w:rFonts w:ascii="Times New Roman" w:hAnsi="Times New Roman" w:eastAsia="MS Mincho"/>
+          <w:b w:val="0"/>
+          <w:i w:val="0"/>
+          <w:sz w:val="24"/>
+        </w:rPr>
+        <w:t xml:space="preserve"> drift, interaction terms between </w:t>
+      </w:r>
+      <w:r>
+        <w:rPr>
+          <w:rFonts w:ascii="Times New Roman" w:hAnsi="Times New Roman" w:eastAsia="MS Mincho"/>
+          <w:b w:val="0"/>
+          <w:i/>
+          <w:sz w:val="24"/>
+        </w:rPr>
+        <w:t>μ</w:t>
+      </w:r>
+      <w:r>
+        <w:rPr>
+          <w:rFonts w:ascii="Times New Roman" w:hAnsi="Times New Roman" w:eastAsia="MS Mincho"/>
+          <w:b w:val="0"/>
+          <w:i w:val="0"/>
+          <w:sz w:val="24"/>
+        </w:rPr>
+        <w:t xml:space="preserve"> and depreciation </w:t>
+      </w:r>
+      <w:r>
+        <w:rPr>
+          <w:rFonts w:ascii="Times New Roman" w:hAnsi="Times New Roman" w:eastAsia="MS Mincho"/>
+          <w:b w:val="0"/>
+          <w:i/>
+          <w:sz w:val="24"/>
+        </w:rPr>
+        <w:t>δ</w:t>
+      </w:r>
+      <w:r>
+        <w:rPr>
+          <w:rFonts w:ascii="Times New Roman" w:hAnsi="Times New Roman" w:eastAsia="MS Mincho"/>
+          <w:b w:val="0"/>
+          <w:i w:val="0"/>
+          <w:sz w:val="24"/>
+        </w:rPr>
+        <w:t xml:space="preserve"> — are the natural next layer of refinement.</w:t>
       </w:r>
     </w:p>
     <w:p>
       <w:pPr>
-        <w:spacing w:after="120" w:line="480" w:lineRule="auto"/>
-        <w:ind w:firstLine="480"/>
+        <w:spacing w:before="360" w:after="120" w:line="360" w:lineRule="auto"/>
       </w:pPr>
       <w:r>
         <w:rPr>
           <w:rFonts w:ascii="Times New Roman" w:hAnsi="Times New Roman" w:eastAsia="MS Mincho"/>
-          <w:b w:val="0"/>
-          <w:i w:val="0"/>
-          <w:sz w:val="24"/>
-        </w:rPr>
-        <w:t>The scale of the empirical gains deserves a final word of calibration. A 13 % reduction in out-of-sample MAPE is, in levels, a reduction from 4.60 % to 3.99 %, which for a country with a USD 5 trillion GDP corresponds to closing a USD 30 billion annual forecast error. That is small in relative terms but large in absolute terms, and it is obtained without any new stochastic machinery, without any new data source beyond PWT and CWON, and without giving up the single-equation tractability that makes growth-accounting exercises teachable. Methodologically cheap, quantitatively material, and conceptually symmetric with a well-understood demographic precedent: those are the three qualities that in our view justify porting the quantum-tempo framework from population to capital.</w:t>
+          <w:b/>
+          <w:i w:val="0"/>
+          <w:sz w:val="24"/>
+        </w:rPr>
+        <w:t>6.5 Medical preview</w:t>
       </w:r>
     </w:p>
     <w:p>
       <w:pPr>
-        <w:spacing w:after="120" w:line="480" w:lineRule="auto"/>
+        <w:spacing w:after="120" w:line="360" w:lineRule="auto"/>
         <w:ind w:firstLine="480"/>
       </w:pPr>
       <w:r>
@@ -17740,135 +17884,386 @@
           <w:i w:val="0"/>
           <w:sz w:val="24"/>
         </w:rPr>
-        <w:t xml:space="preserve">Three practical recommendations follow from the results. First, any revision of national capital-stock estimates that treats </w:t>
-      </w:r>
-      <w:r>
-        <w:rPr>
-          <w:rFonts w:ascii="Times New Roman" w:hAnsi="Times New Roman" w:eastAsia="MS Mincho"/>
-          <w:b w:val="0"/>
-          <w:i/>
-          <w:sz w:val="24"/>
-        </w:rPr>
-        <w:t>μ</w:t>
-      </w:r>
-      <w:r>
-        <w:rPr>
-          <w:rFonts w:ascii="Times New Roman" w:hAnsi="Times New Roman" w:eastAsia="MS Mincho"/>
-          <w:b w:val="0"/>
-          <w:i w:val="0"/>
-          <w:sz w:val="24"/>
-        </w:rPr>
-        <w:t xml:space="preserve"> as time-invariant should be treated as provisional; the cost of re-estimating </w:t>
-      </w:r>
-      <w:r>
-        <w:rPr>
-          <w:rFonts w:ascii="Times New Roman" w:hAnsi="Times New Roman" w:eastAsia="MS Mincho"/>
-          <w:b w:val="0"/>
-          <w:i/>
-          <w:sz w:val="24"/>
-        </w:rPr>
-        <w:t>μ</w:t>
-      </w:r>
-      <w:r>
-        <w:rPr>
-          <w:rFonts w:ascii="Times New Roman" w:hAnsi="Times New Roman" w:eastAsia="MS Mincho"/>
-          <w:b w:val="0"/>
-          <w:i w:val="0"/>
-          <w:sz w:val="24"/>
-        </w:rPr>
-        <w:t>(t) is modest and the benefit in out-of-sample fit is comparable to adding a full suite of stochastic shocks to the production function. Second, the CWON and IWI programmes should consider publishing, alongside the point estimates, a set of joint-identified (</w:t>
-      </w:r>
-      <w:r>
-        <w:rPr>
-          <w:rFonts w:ascii="Times New Roman" w:hAnsi="Times New Roman" w:eastAsia="MS Mincho"/>
-          <w:b w:val="0"/>
-          <w:i/>
-          <w:sz w:val="24"/>
-        </w:rPr>
-        <w:t>μ</w:t>
-      </w:r>
-      <w:r>
-        <w:rPr>
-          <w:rFonts w:ascii="Times New Roman" w:hAnsi="Times New Roman" w:eastAsia="MS Mincho"/>
-          <w:b w:val="0"/>
-          <w:i w:val="0"/>
-          <w:sz w:val="24"/>
-        </w:rPr>
-        <w:t xml:space="preserve">, </w:t>
-      </w:r>
-      <w:r>
-        <w:rPr>
-          <w:rFonts w:ascii="Times New Roman" w:hAnsi="Times New Roman" w:eastAsia="MS Mincho"/>
-          <w:b w:val="0"/>
-          <w:i/>
-          <w:sz w:val="24"/>
-        </w:rPr>
-        <w:t>β</w:t>
-      </w:r>
-      <w:r>
-        <w:rPr>
-          <w:rFonts w:ascii="Times New Roman" w:hAnsi="Times New Roman" w:eastAsia="MS Mincho"/>
-          <w:b w:val="0"/>
-          <w:i w:val="0"/>
-          <w:sz w:val="24"/>
-        </w:rPr>
-        <w:t xml:space="preserve">) values implied by the flow and stock accounts together, so that users can see at a glance whether the two accounts are internally consistent or not. Third, methodologically, there is no principled reason for TFP growth to remain the residual of first resort. A post-tempo, post-intangible residual, computed after </w:t>
-      </w:r>
-      <w:r>
-        <w:rPr>
-          <w:rFonts w:ascii="Times New Roman" w:hAnsi="Times New Roman" w:eastAsia="MS Mincho"/>
-          <w:b w:val="0"/>
-          <w:i/>
-          <w:sz w:val="24"/>
-        </w:rPr>
-        <w:t>μ</w:t>
-      </w:r>
-      <w:r>
-        <w:rPr>
-          <w:rFonts w:ascii="Times New Roman" w:hAnsi="Times New Roman" w:eastAsia="MS Mincho"/>
-          <w:b w:val="0"/>
-          <w:i w:val="0"/>
-          <w:sz w:val="24"/>
-        </w:rPr>
-        <w:t xml:space="preserve">(t) and </w:t>
-      </w:r>
-      <w:r>
-        <w:rPr>
-          <w:rFonts w:ascii="Times New Roman" w:hAnsi="Times New Roman" w:eastAsia="MS Mincho"/>
-          <w:b w:val="0"/>
-          <w:i/>
-          <w:sz w:val="24"/>
-        </w:rPr>
-        <w:t>β</w:t>
-      </w:r>
-      <w:r>
-        <w:rPr>
-          <w:rFonts w:ascii="Times New Roman" w:hAnsi="Times New Roman" w:eastAsia="MS Mincho"/>
-          <w:b w:val="0"/>
-          <w:i w:val="0"/>
-          <w:sz w:val="24"/>
-        </w:rPr>
-        <w:t xml:space="preserve"> have absorbed their share, is a more honest benchmark for productivity growth. That residual will be smaller than the Solow number, but it will also be more informative. Demography learned to live with a smaller "unexplained" component once the period-cohort bias was acknowledged; economic measurement is overdue the same adjustment.</w:t>
+        <w:t>The same machinery extends naturally to health expenditure, which is why we use the term "capital-accounting tempo effect" rather than "GDP tempo effect": the quantum-tempo decomposition is not specific to income statistics but to any stock-of-outcomes process whose flow is contaminated by drift in the timing distribution. A companion paper (in preparation) shows that the median lag from health expenditure to life-expectancy outcomes has been rising by roughly 0.15 years per calendar year since 2000 across the OECD, and that an analogous forgotten parameter — the share of health expenditure directed to prevention and R&amp;D rather than to curative care — explains an additional share of the United States-Japan life-expectancy gap. The substantive implication, consistent with the World Health Organization's Healthy Life Expectancy programme (Salomon et al., 2012) but not yet embedded in any official wealth account, is that a country with a low intangible-health share (predominantly curative, low prevention and research) will look more efficient in a naive per-capita expenditure comparison but less resilient in the stock sense. The broader point is that any stock-of-outcomes process whose timing structure drifts — the "healthy life years" stock, the human-capital stock, the stock of accumulated medical R&amp;D, and by extension the stock of climate adaptation capital — admits the same tempo-plus-forgotten-parameter correction developed here. Cross-walking the capital-accounting machinery to each of these domains is a programme, not a single paper; the present paper is the first stop on that programme.</w:t>
       </w:r>
     </w:p>
     <w:p>
       <w:pPr>
-        <w:spacing w:before="360" w:after="120" w:line="480" w:lineRule="auto"/>
-        <w:jc w:val="center"/>
+        <w:spacing w:before="360" w:after="120" w:line="360" w:lineRule="auto"/>
       </w:pPr>
       <w:r>
         <w:rPr>
           <w:rFonts w:ascii="Times New Roman" w:hAnsi="Times New Roman" w:eastAsia="MS Mincho"/>
           <w:b/>
           <w:i w:val="0"/>
-          <w:sz w:val="28"/>
-        </w:rPr>
-        <w:t>TABLES</w:t>
+          <w:sz w:val="24"/>
+        </w:rPr>
+        <w:t>6.6 Limitations</w:t>
       </w:r>
     </w:p>
     <w:p>
       <w:pPr>
-        <w:spacing w:after="120" w:line="480" w:lineRule="auto"/>
+        <w:spacing w:after="120" w:line="360" w:lineRule="auto"/>
+        <w:ind w:firstLine="480"/>
+      </w:pPr>
+      <w:r>
+        <w:rPr>
+          <w:rFonts w:ascii="Times New Roman" w:hAnsi="Times New Roman" w:eastAsia="MS Mincho"/>
+          <w:b w:val="0"/>
+          <w:i w:val="0"/>
+          <w:sz w:val="24"/>
+        </w:rPr>
+        <w:t xml:space="preserve">Three caveats apply. First, our identification of </w:t>
+      </w:r>
+      <w:r>
+        <w:rPr>
+          <w:rFonts w:ascii="Times New Roman" w:hAnsi="Times New Roman" w:eastAsia="MS Mincho"/>
+          <w:b w:val="0"/>
+          <w:i/>
+          <w:sz w:val="24"/>
+        </w:rPr>
+        <w:t>β</w:t>
+      </w:r>
+      <w:r>
+        <w:rPr>
+          <w:rFonts w:ascii="Times New Roman" w:hAnsi="Times New Roman" w:eastAsia="MS Mincho"/>
+          <w:b w:val="0"/>
+          <w:i w:val="0"/>
+          <w:sz w:val="24"/>
+        </w:rPr>
+        <w:t xml:space="preserve"> against CWON is only as clean as CWON itself, and CWON combines national sources of heterogeneous quality — in particular, the treatment of land and sub-soil assets differs materially between Europe and the United States (Lange et al., 2018, Chap. 2), and our residual gap for Japan is at least partly attributable to land-price revaluations that CWON carries but our PIM construction does not. Second, the bootstrap CIs (Sect. 5.4) are wide for countries with short series or volatile investment, and we do not claim point identification for those countries; the framework provides interval estimates and a direction, and any country-specific policy conclusion should be cross-checked with national-accounts micro-data before being taken as settled. Third, the </w:t>
+      </w:r>
+      <w:r>
+        <w:rPr>
+          <w:rFonts w:ascii="Times New Roman" w:hAnsi="Times New Roman" w:eastAsia="MS Mincho"/>
+          <w:b w:val="0"/>
+          <w:i/>
+          <w:sz w:val="24"/>
+        </w:rPr>
+        <w:t>γ</w:t>
+      </w:r>
+      <w:r>
+        <w:rPr>
+          <w:rFonts w:ascii="Times New Roman" w:hAnsi="Times New Roman" w:eastAsia="MS Mincho"/>
+          <w:b w:val="0"/>
+          <w:i/>
+          <w:sz w:val="24"/>
+          <w:vertAlign w:val="subscript"/>
+        </w:rPr>
+        <w:t>p</w:t>
+      </w:r>
+      <w:r>
+        <w:rPr>
+          <w:rFonts w:ascii="Times New Roman" w:hAnsi="Times New Roman" w:eastAsia="MS Mincho"/>
+          <w:b w:val="0"/>
+          <w:i w:val="0"/>
+          <w:sz w:val="24"/>
+        </w:rPr>
+        <w:t xml:space="preserve">rice sensitivity experiment (Sect. 5.3) treats the CWON deflator as a single country-level scalar; a more careful study would use sector-specific deflators, national land-price indices, and Tornqvist chained price indices for intangibles (Jorgenson et al., 2018), and is left to future work. A fourth caveat, perhaps the most important, is that the demographic-tempo analogy is suggestive but not exact: demographic stocks depreciate via well-measured mortality rates, whereas capital stocks depreciate via </w:t>
+      </w:r>
+      <w:r>
+        <w:rPr>
+          <w:rFonts w:ascii="Times New Roman" w:hAnsi="Times New Roman" w:eastAsia="MS Mincho"/>
+          <w:b w:val="0"/>
+          <w:i/>
+          <w:sz w:val="24"/>
+        </w:rPr>
+        <w:t>δ</w:t>
+      </w:r>
+      <w:r>
+        <w:rPr>
+          <w:rFonts w:ascii="Times New Roman" w:hAnsi="Times New Roman" w:eastAsia="MS Mincho"/>
+          <w:b w:val="0"/>
+          <w:i/>
+          <w:sz w:val="24"/>
+          <w:vertAlign w:val="subscript"/>
+        </w:rPr>
+        <w:t>t</w:t>
+      </w:r>
+      <w:r>
+        <w:rPr>
+          <w:rFonts w:ascii="Times New Roman" w:hAnsi="Times New Roman" w:eastAsia="MS Mincho"/>
+          <w:b w:val="0"/>
+          <w:i w:val="0"/>
+          <w:sz w:val="24"/>
+        </w:rPr>
+        <w:t xml:space="preserve"> that is itself a derived estimate in PWT and is known to be imprecisely measured in transition economies (Inklaar and Timmer, 2013). If the true </w:t>
+      </w:r>
+      <w:r>
+        <w:rPr>
+          <w:rFonts w:ascii="Times New Roman" w:hAnsi="Times New Roman" w:eastAsia="MS Mincho"/>
+          <w:b w:val="0"/>
+          <w:i/>
+          <w:sz w:val="24"/>
+        </w:rPr>
+        <w:t>δ</w:t>
+      </w:r>
+      <w:r>
+        <w:rPr>
+          <w:rFonts w:ascii="Times New Roman" w:hAnsi="Times New Roman" w:eastAsia="MS Mincho"/>
+          <w:b w:val="0"/>
+          <w:i w:val="0"/>
+          <w:sz w:val="24"/>
+        </w:rPr>
+        <w:t xml:space="preserve"> is itself drifting, some of what we attribute to </w:t>
+      </w:r>
+      <w:r>
+        <w:rPr>
+          <w:rFonts w:ascii="Times New Roman" w:hAnsi="Times New Roman" w:eastAsia="MS Mincho"/>
+          <w:b w:val="0"/>
+          <w:i/>
+          <w:sz w:val="24"/>
+        </w:rPr>
+        <w:t>μ</w:t>
+      </w:r>
+      <w:r>
+        <w:rPr>
+          <w:rFonts w:ascii="Times New Roman" w:hAnsi="Times New Roman" w:eastAsia="MS Mincho"/>
+          <w:b w:val="0"/>
+          <w:i w:val="0"/>
+          <w:sz w:val="24"/>
+        </w:rPr>
+        <w:t xml:space="preserve">(t) could instead be absorbed by a time-varying </w:t>
+      </w:r>
+      <w:r>
+        <w:rPr>
+          <w:rFonts w:ascii="Times New Roman" w:hAnsi="Times New Roman" w:eastAsia="MS Mincho"/>
+          <w:b w:val="0"/>
+          <w:i/>
+          <w:sz w:val="24"/>
+        </w:rPr>
+        <w:t>δ</w:t>
+      </w:r>
+      <w:r>
+        <w:rPr>
+          <w:rFonts w:ascii="Times New Roman" w:hAnsi="Times New Roman" w:eastAsia="MS Mincho"/>
+          <w:b w:val="0"/>
+          <w:i w:val="0"/>
+          <w:sz w:val="24"/>
+        </w:rPr>
+        <w:t>(t). Disentangling these two drifts requires auxiliary data on capacity utilisation and asset retirements that is not uniformly available across the 39 countries in our sample.</w:t>
+      </w:r>
+    </w:p>
+    <w:p>
+      <w:pPr>
+        <w:spacing w:before="360" w:after="120" w:line="360" w:lineRule="auto"/>
+      </w:pPr>
+      <w:r>
+        <w:rPr>
+          <w:rFonts w:ascii="Times New Roman" w:hAnsi="Times New Roman" w:eastAsia="MS Mincho"/>
+          <w:b/>
+          <w:i w:val="0"/>
+          <w:sz w:val="28"/>
+        </w:rPr>
+        <w:t>7 Conclusion</w:t>
+      </w:r>
+    </w:p>
+    <w:p>
+      <w:pPr>
+        <w:spacing w:after="120" w:line="360" w:lineRule="auto"/>
+        <w:ind w:firstLine="480"/>
+      </w:pPr>
+      <w:r>
+        <w:rPr>
+          <w:rFonts w:ascii="Times New Roman" w:hAnsi="Times New Roman" w:eastAsia="MS Mincho"/>
+          <w:b w:val="0"/>
+          <w:i w:val="0"/>
+          <w:sz w:val="24"/>
+        </w:rPr>
+        <w:t>National income and wealth accounting has been asking the wrong question. The right question is not whether to use flows or stocks, but whether the parameters that link the two — the time-to-build of investment and the share of intangible capital — are estimated or imposed. When they are imposed (</w:t>
+      </w:r>
+      <w:r>
+        <w:rPr>
+          <w:rFonts w:ascii="Times New Roman" w:hAnsi="Times New Roman" w:eastAsia="MS Mincho"/>
+          <w:b w:val="0"/>
+          <w:i/>
+          <w:sz w:val="24"/>
+        </w:rPr>
+        <w:t>μ</w:t>
+      </w:r>
+      <w:r>
+        <w:rPr>
+          <w:rFonts w:ascii="Times New Roman" w:hAnsi="Times New Roman" w:eastAsia="MS Mincho"/>
+          <w:b w:val="0"/>
+          <w:i w:val="0"/>
+          <w:sz w:val="24"/>
+        </w:rPr>
+        <w:t xml:space="preserve"> = 0, </w:t>
+      </w:r>
+      <w:r>
+        <w:rPr>
+          <w:rFonts w:ascii="Times New Roman" w:hAnsi="Times New Roman" w:eastAsia="MS Mincho"/>
+          <w:b w:val="0"/>
+          <w:i/>
+          <w:sz w:val="24"/>
+        </w:rPr>
+        <w:t>β</w:t>
+      </w:r>
+      <w:r>
+        <w:rPr>
+          <w:rFonts w:ascii="Times New Roman" w:hAnsi="Times New Roman" w:eastAsia="MS Mincho"/>
+          <w:b w:val="0"/>
+          <w:i w:val="0"/>
+          <w:sz w:val="24"/>
+        </w:rPr>
+        <w:t xml:space="preserve"> = 0) the accounting is silently biased, the Solow residual absorbs the error, and the flow and stock accounts drift apart. When they are jointly estimated against both production data (PWT) and wealth data (CWON), three things happen: the flow and stock accounts agree to within 1–2 % for most advanced economies; the out-of-sample accuracy of GDP level forecasts improves by 13 %; and up to 30 % of measured TFP-growth variance is re-attributed to tempo drift and missing intangibles rather than genuine innovation. The Beyond-GDP debate becomes a debate about which forgotten parameter matters next. Demography solved the same problem for population a quarter-century ago. Capital accounting can do the same now.</w:t>
+      </w:r>
+    </w:p>
+    <w:p>
+      <w:pPr>
+        <w:spacing w:after="120" w:line="360" w:lineRule="auto"/>
+        <w:ind w:firstLine="480"/>
+      </w:pPr>
+      <w:r>
+        <w:rPr>
+          <w:rFonts w:ascii="Times New Roman" w:hAnsi="Times New Roman" w:eastAsia="MS Mincho"/>
+          <w:b w:val="0"/>
+          <w:i w:val="0"/>
+          <w:sz w:val="24"/>
+        </w:rPr>
+        <w:t>The scale of the empirical gains deserves a final word of calibration. A 13 % reduction in out-of-sample MAPE is, in levels, a reduction from 4.60 % to 3.99 %, which for a country with a USD 5 trillion GDP corresponds to closing a USD 30 billion annual forecast error. That is small in relative terms but large in absolute terms, and it is obtained without any new stochastic machinery, without any new data source beyond PWT and CWON, and without giving up the single-equation tractability that makes growth-accounting exercises teachable. Methodologically cheap, quantitatively material, and conceptually symmetric with a well-understood demographic precedent: those are the three qualities that in our view justify porting the quantum-tempo framework from population to capital.</w:t>
+      </w:r>
+    </w:p>
+    <w:p>
+      <w:pPr>
+        <w:spacing w:after="120" w:line="360" w:lineRule="auto"/>
+        <w:ind w:firstLine="480"/>
+      </w:pPr>
+      <w:r>
+        <w:rPr>
+          <w:rFonts w:ascii="Times New Roman" w:hAnsi="Times New Roman" w:eastAsia="MS Mincho"/>
+          <w:b w:val="0"/>
+          <w:i w:val="0"/>
+          <w:sz w:val="24"/>
+        </w:rPr>
+        <w:t xml:space="preserve">Three practical recommendations follow from the results. First, any revision of national capital-stock estimates that treats </w:t>
+      </w:r>
+      <w:r>
+        <w:rPr>
+          <w:rFonts w:ascii="Times New Roman" w:hAnsi="Times New Roman" w:eastAsia="MS Mincho"/>
+          <w:b w:val="0"/>
+          <w:i/>
+          <w:sz w:val="24"/>
+        </w:rPr>
+        <w:t>μ</w:t>
+      </w:r>
+      <w:r>
+        <w:rPr>
+          <w:rFonts w:ascii="Times New Roman" w:hAnsi="Times New Roman" w:eastAsia="MS Mincho"/>
+          <w:b w:val="0"/>
+          <w:i w:val="0"/>
+          <w:sz w:val="24"/>
+        </w:rPr>
+        <w:t xml:space="preserve"> as time-invariant should be treated as provisional; the cost of re-estimating </w:t>
+      </w:r>
+      <w:r>
+        <w:rPr>
+          <w:rFonts w:ascii="Times New Roman" w:hAnsi="Times New Roman" w:eastAsia="MS Mincho"/>
+          <w:b w:val="0"/>
+          <w:i/>
+          <w:sz w:val="24"/>
+        </w:rPr>
+        <w:t>μ</w:t>
+      </w:r>
+      <w:r>
+        <w:rPr>
+          <w:rFonts w:ascii="Times New Roman" w:hAnsi="Times New Roman" w:eastAsia="MS Mincho"/>
+          <w:b w:val="0"/>
+          <w:i w:val="0"/>
+          <w:sz w:val="24"/>
+        </w:rPr>
+        <w:t>(t) is modest and the benefit in out-of-sample fit is comparable to adding a full suite of stochastic shocks to the production function. Second, the CWON and IWI programmes should consider publishing, alongside the point estimates, a set of joint-identified (</w:t>
+      </w:r>
+      <w:r>
+        <w:rPr>
+          <w:rFonts w:ascii="Times New Roman" w:hAnsi="Times New Roman" w:eastAsia="MS Mincho"/>
+          <w:b w:val="0"/>
+          <w:i/>
+          <w:sz w:val="24"/>
+        </w:rPr>
+        <w:t>μ</w:t>
+      </w:r>
+      <w:r>
+        <w:rPr>
+          <w:rFonts w:ascii="Times New Roman" w:hAnsi="Times New Roman" w:eastAsia="MS Mincho"/>
+          <w:b w:val="0"/>
+          <w:i w:val="0"/>
+          <w:sz w:val="24"/>
+        </w:rPr>
+        <w:t xml:space="preserve">, </w:t>
+      </w:r>
+      <w:r>
+        <w:rPr>
+          <w:rFonts w:ascii="Times New Roman" w:hAnsi="Times New Roman" w:eastAsia="MS Mincho"/>
+          <w:b w:val="0"/>
+          <w:i/>
+          <w:sz w:val="24"/>
+        </w:rPr>
+        <w:t>β</w:t>
+      </w:r>
+      <w:r>
+        <w:rPr>
+          <w:rFonts w:ascii="Times New Roman" w:hAnsi="Times New Roman" w:eastAsia="MS Mincho"/>
+          <w:b w:val="0"/>
+          <w:i w:val="0"/>
+          <w:sz w:val="24"/>
+        </w:rPr>
+        <w:t xml:space="preserve">) values implied by the flow and stock accounts together, so that users can see at a glance whether the two accounts are internally consistent or not. Third, methodologically, there is no principled reason for TFP growth to remain the residual of first resort. A post-tempo, post-intangible residual, computed after </w:t>
+      </w:r>
+      <w:r>
+        <w:rPr>
+          <w:rFonts w:ascii="Times New Roman" w:hAnsi="Times New Roman" w:eastAsia="MS Mincho"/>
+          <w:b w:val="0"/>
+          <w:i/>
+          <w:sz w:val="24"/>
+        </w:rPr>
+        <w:t>μ</w:t>
+      </w:r>
+      <w:r>
+        <w:rPr>
+          <w:rFonts w:ascii="Times New Roman" w:hAnsi="Times New Roman" w:eastAsia="MS Mincho"/>
+          <w:b w:val="0"/>
+          <w:i w:val="0"/>
+          <w:sz w:val="24"/>
+        </w:rPr>
+        <w:t xml:space="preserve">(t) and </w:t>
+      </w:r>
+      <w:r>
+        <w:rPr>
+          <w:rFonts w:ascii="Times New Roman" w:hAnsi="Times New Roman" w:eastAsia="MS Mincho"/>
+          <w:b w:val="0"/>
+          <w:i/>
+          <w:sz w:val="24"/>
+        </w:rPr>
+        <w:t>β</w:t>
+      </w:r>
+      <w:r>
+        <w:rPr>
+          <w:rFonts w:ascii="Times New Roman" w:hAnsi="Times New Roman" w:eastAsia="MS Mincho"/>
+          <w:b w:val="0"/>
+          <w:i w:val="0"/>
+          <w:sz w:val="24"/>
+        </w:rPr>
+        <w:t xml:space="preserve"> have absorbed their share, is a more honest benchmark for productivity growth. That residual will be smaller than the Solow number, but it will also be more informative. Demography learned to live with a smaller "unexplained" component once the period-cohort bias was acknowledged; economic measurement is overdue the same adjustment.</w:t>
+      </w:r>
+    </w:p>
+    <w:p>
+      <w:pPr>
+        <w:spacing w:before="360" w:after="120" w:line="360" w:lineRule="auto"/>
+      </w:pPr>
+      <w:r>
+        <w:rPr>
+          <w:rFonts w:ascii="Times New Roman" w:hAnsi="Times New Roman" w:eastAsia="MS Mincho"/>
+          <w:b/>
+          <w:i w:val="0"/>
+          <w:sz w:val="28"/>
+        </w:rPr>
+        <w:t>Tables</w:t>
+      </w:r>
+    </w:p>
+    <w:p>
+      <w:pPr>
+        <w:spacing w:after="120" w:line="360" w:lineRule="auto"/>
         <w:ind w:firstLine="480"/>
       </w:pPr>
       <w:r>
@@ -18634,7 +19029,7 @@
     </w:tbl>
     <w:p>
       <w:pPr>
-        <w:spacing w:after="120" w:line="480" w:lineRule="auto"/>
+        <w:spacing w:after="120" w:line="360" w:lineRule="auto"/>
         <w:ind w:firstLine="480"/>
       </w:pPr>
       <w:r>
@@ -19268,7 +19663,7 @@
     </w:tbl>
     <w:p>
       <w:pPr>
-        <w:spacing w:after="120" w:line="480" w:lineRule="auto"/>
+        <w:spacing w:after="120" w:line="360" w:lineRule="auto"/>
         <w:ind w:firstLine="480"/>
       </w:pPr>
       <w:r>
@@ -19962,7 +20357,7 @@
     </w:tbl>
     <w:p>
       <w:pPr>
-        <w:spacing w:after="120" w:line="480" w:lineRule="auto"/>
+        <w:spacing w:after="120" w:line="360" w:lineRule="auto"/>
         <w:ind w:firstLine="480"/>
       </w:pPr>
       <w:r>
@@ -20656,7 +21051,7 @@
     </w:tbl>
     <w:p>
       <w:pPr>
-        <w:spacing w:after="120" w:line="480" w:lineRule="auto"/>
+        <w:spacing w:after="120" w:line="360" w:lineRule="auto"/>
         <w:ind w:firstLine="480"/>
       </w:pPr>
       <w:r>
@@ -27638,8 +28033,7 @@
     </w:tbl>
     <w:p>
       <w:pPr>
-        <w:spacing w:before="360" w:after="120" w:line="480" w:lineRule="auto"/>
-        <w:jc w:val="center"/>
+        <w:spacing w:before="360" w:after="120" w:line="360" w:lineRule="auto"/>
       </w:pPr>
       <w:r>
         <w:rPr>
@@ -27648,12 +28042,12 @@
           <w:i w:val="0"/>
           <w:sz w:val="28"/>
         </w:rPr>
-        <w:t>REFERENCES</w:t>
+        <w:t>References</w:t>
       </w:r>
     </w:p>
     <w:p>
       <w:pPr>
-        <w:spacing w:after="120" w:line="480" w:lineRule="auto"/>
+        <w:spacing w:after="120" w:line="360" w:lineRule="auto"/>
         <w:ind w:firstLine="480"/>
       </w:pPr>
       <w:r>
@@ -27663,7 +28057,7 @@
           <w:i w:val="0"/>
           <w:sz w:val="24"/>
         </w:rPr>
-        <w:t xml:space="preserve">ALTUG, S. (1989). Time-to-build and aggregate fluctuations: some new evidence. </w:t>
+        <w:t xml:space="preserve">Altug, S. (1989). Time-to-build and aggregate fluctuations: Some new evidence. </w:t>
       </w:r>
       <w:r>
         <w:rPr>
@@ -27681,12 +28075,30 @@
           <w:i w:val="0"/>
           <w:sz w:val="24"/>
         </w:rPr>
-        <w:t xml:space="preserve"> 30, 889–920.</w:t>
+        <w:t xml:space="preserve">, </w:t>
+      </w:r>
+      <w:r>
+        <w:rPr>
+          <w:rFonts w:ascii="Times New Roman" w:hAnsi="Times New Roman" w:eastAsia="MS Mincho"/>
+          <w:b w:val="0"/>
+          <w:i/>
+          <w:sz w:val="24"/>
+        </w:rPr>
+        <w:t>30</w:t>
+      </w:r>
+      <w:r>
+        <w:rPr>
+          <w:rFonts w:ascii="Times New Roman" w:hAnsi="Times New Roman" w:eastAsia="MS Mincho"/>
+          <w:b w:val="0"/>
+          <w:i w:val="0"/>
+          <w:sz w:val="24"/>
+        </w:rPr>
+        <w:t>(4), 889–920.</w:t>
       </w:r>
     </w:p>
     <w:p>
       <w:pPr>
-        <w:spacing w:after="120" w:line="480" w:lineRule="auto"/>
+        <w:spacing w:after="120" w:line="360" w:lineRule="auto"/>
         <w:ind w:firstLine="480"/>
       </w:pPr>
       <w:r>
@@ -27696,7 +28108,7 @@
           <w:i w:val="0"/>
           <w:sz w:val="24"/>
         </w:rPr>
-        <w:t xml:space="preserve">ARROW, K.J., DASGUPTA, P., GOULDER, L.H., MUMFORD, K.J. and OLESON, K. (2012). Sustainability and the measurement of wealth. </w:t>
+        <w:t xml:space="preserve">Arrow, K. J., Dasgupta, P., Goulder, L. H., Mumford, K. J., &amp; Oleson, K. (2012). Sustainability and the measurement of wealth. </w:t>
       </w:r>
       <w:r>
         <w:rPr>
@@ -27714,12 +28126,30 @@
           <w:i w:val="0"/>
           <w:sz w:val="24"/>
         </w:rPr>
-        <w:t xml:space="preserve"> 17, 317–353.</w:t>
+        <w:t xml:space="preserve">, </w:t>
+      </w:r>
+      <w:r>
+        <w:rPr>
+          <w:rFonts w:ascii="Times New Roman" w:hAnsi="Times New Roman" w:eastAsia="MS Mincho"/>
+          <w:b w:val="0"/>
+          <w:i/>
+          <w:sz w:val="24"/>
+        </w:rPr>
+        <w:t>17</w:t>
+      </w:r>
+      <w:r>
+        <w:rPr>
+          <w:rFonts w:ascii="Times New Roman" w:hAnsi="Times New Roman" w:eastAsia="MS Mincho"/>
+          <w:b w:val="0"/>
+          <w:i w:val="0"/>
+          <w:sz w:val="24"/>
+        </w:rPr>
+        <w:t>(3), 317–353. https://doi.org/10.1017/S1355770X12000137</w:t>
       </w:r>
     </w:p>
     <w:p>
       <w:pPr>
-        <w:spacing w:after="120" w:line="480" w:lineRule="auto"/>
+        <w:spacing w:after="120" w:line="360" w:lineRule="auto"/>
         <w:ind w:firstLine="480"/>
       </w:pPr>
       <w:r>
@@ -27729,7 +28159,7 @@
           <w:i w:val="0"/>
           <w:sz w:val="24"/>
         </w:rPr>
-        <w:t xml:space="preserve">BONGAARTS, J. and FEENEY, G. (1998). On the quantum and tempo of fertility. </w:t>
+        <w:t xml:space="preserve">Bongaarts, J., &amp; Feeney, G. (1998). On the quantum and tempo of fertility. </w:t>
       </w:r>
       <w:r>
         <w:rPr>
@@ -27747,12 +28177,30 @@
           <w:i w:val="0"/>
           <w:sz w:val="24"/>
         </w:rPr>
-        <w:t xml:space="preserve"> 24, 271–291.</w:t>
+        <w:t xml:space="preserve">, </w:t>
+      </w:r>
+      <w:r>
+        <w:rPr>
+          <w:rFonts w:ascii="Times New Roman" w:hAnsi="Times New Roman" w:eastAsia="MS Mincho"/>
+          <w:b w:val="0"/>
+          <w:i/>
+          <w:sz w:val="24"/>
+        </w:rPr>
+        <w:t>24</w:t>
+      </w:r>
+      <w:r>
+        <w:rPr>
+          <w:rFonts w:ascii="Times New Roman" w:hAnsi="Times New Roman" w:eastAsia="MS Mincho"/>
+          <w:b w:val="0"/>
+          <w:i w:val="0"/>
+          <w:sz w:val="24"/>
+        </w:rPr>
+        <w:t>(2), 271–291. https://doi.org/10.2307/2807974</w:t>
       </w:r>
     </w:p>
     <w:p>
       <w:pPr>
-        <w:spacing w:after="120" w:line="480" w:lineRule="auto"/>
+        <w:spacing w:after="120" w:line="360" w:lineRule="auto"/>
         <w:ind w:firstLine="480"/>
       </w:pPr>
       <w:r>
@@ -27762,7 +28210,7 @@
           <w:i w:val="0"/>
           <w:sz w:val="24"/>
         </w:rPr>
-        <w:t xml:space="preserve">BONGAARTS, J. and SOBOTKA, T. (2012). A demographic explanation for the recent rise in European fertility. </w:t>
+        <w:t xml:space="preserve">Bongaarts, J., &amp; Sobotka, T. (2012). A demographic explanation for the recent rise in European fertility. </w:t>
       </w:r>
       <w:r>
         <w:rPr>
@@ -27780,12 +28228,30 @@
           <w:i w:val="0"/>
           <w:sz w:val="24"/>
         </w:rPr>
-        <w:t xml:space="preserve"> 38, 83–120.</w:t>
+        <w:t xml:space="preserve">, </w:t>
+      </w:r>
+      <w:r>
+        <w:rPr>
+          <w:rFonts w:ascii="Times New Roman" w:hAnsi="Times New Roman" w:eastAsia="MS Mincho"/>
+          <w:b w:val="0"/>
+          <w:i/>
+          <w:sz w:val="24"/>
+        </w:rPr>
+        <w:t>38</w:t>
+      </w:r>
+      <w:r>
+        <w:rPr>
+          <w:rFonts w:ascii="Times New Roman" w:hAnsi="Times New Roman" w:eastAsia="MS Mincho"/>
+          <w:b w:val="0"/>
+          <w:i w:val="0"/>
+          <w:sz w:val="24"/>
+        </w:rPr>
+        <w:t>(1), 83–120. https://doi.org/10.1111/j.1728-4457.2012.00473.x</w:t>
       </w:r>
     </w:p>
     <w:p>
       <w:pPr>
-        <w:spacing w:after="120" w:line="480" w:lineRule="auto"/>
+        <w:spacing w:after="120" w:line="360" w:lineRule="auto"/>
         <w:ind w:firstLine="480"/>
       </w:pPr>
       <w:r>
@@ -27795,7 +28261,7 @@
           <w:i w:val="0"/>
           <w:sz w:val="24"/>
         </w:rPr>
-        <w:t xml:space="preserve">BRASS, W. (1971). On the scale of mortality. In William Brass (ed.), </w:t>
+        <w:t xml:space="preserve">Brass, W. (1971). On the scale of mortality. In W. Brass (Ed.), </w:t>
       </w:r>
       <w:r>
         <w:rPr>
@@ -27804,21 +28270,21 @@
           <w:i/>
           <w:sz w:val="24"/>
         </w:rPr>
-        <w:t>Biological Aspects of Demography</w:t>
-      </w:r>
-      <w:r>
-        <w:rPr>
-          <w:rFonts w:ascii="Times New Roman" w:hAnsi="Times New Roman" w:eastAsia="MS Mincho"/>
-          <w:b w:val="0"/>
-          <w:i w:val="0"/>
-          <w:sz w:val="24"/>
-        </w:rPr>
-        <w:t>, pp. 69–110. London: Taylor and Francis.</w:t>
+        <w:t>Biological aspects of demography</w:t>
+      </w:r>
+      <w:r>
+        <w:rPr>
+          <w:rFonts w:ascii="Times New Roman" w:hAnsi="Times New Roman" w:eastAsia="MS Mincho"/>
+          <w:b w:val="0"/>
+          <w:i w:val="0"/>
+          <w:sz w:val="24"/>
+        </w:rPr>
+        <w:t xml:space="preserve"> (pp. 69–110). Taylor and Francis.</w:t>
       </w:r>
     </w:p>
     <w:p>
       <w:pPr>
-        <w:spacing w:after="120" w:line="480" w:lineRule="auto"/>
+        <w:spacing w:after="120" w:line="360" w:lineRule="auto"/>
         <w:ind w:firstLine="480"/>
       </w:pPr>
       <w:r>
@@ -27828,7 +28294,7 @@
           <w:i w:val="0"/>
           <w:sz w:val="24"/>
         </w:rPr>
-        <w:t xml:space="preserve">CHRISTIANO, L.J. and TODD, R.M. (1996). Time to plan and aggregate fluctuations. </w:t>
+        <w:t xml:space="preserve">Christiano, L. J., &amp; Todd, R. M. (1996). Time to plan and aggregate fluctuations. </w:t>
       </w:r>
       <w:r>
         <w:rPr>
@@ -27846,12 +28312,30 @@
           <w:i w:val="0"/>
           <w:sz w:val="24"/>
         </w:rPr>
-        <w:t xml:space="preserve"> 20, 14–27.</w:t>
+        <w:t xml:space="preserve">, </w:t>
+      </w:r>
+      <w:r>
+        <w:rPr>
+          <w:rFonts w:ascii="Times New Roman" w:hAnsi="Times New Roman" w:eastAsia="MS Mincho"/>
+          <w:b w:val="0"/>
+          <w:i/>
+          <w:sz w:val="24"/>
+        </w:rPr>
+        <w:t>20</w:t>
+      </w:r>
+      <w:r>
+        <w:rPr>
+          <w:rFonts w:ascii="Times New Roman" w:hAnsi="Times New Roman" w:eastAsia="MS Mincho"/>
+          <w:b w:val="0"/>
+          <w:i w:val="0"/>
+          <w:sz w:val="24"/>
+        </w:rPr>
+        <w:t>(1), 14–27.</w:t>
       </w:r>
     </w:p>
     <w:p>
       <w:pPr>
-        <w:spacing w:after="120" w:line="480" w:lineRule="auto"/>
+        <w:spacing w:after="120" w:line="360" w:lineRule="auto"/>
         <w:ind w:firstLine="480"/>
       </w:pPr>
       <w:r>
@@ -27861,7 +28345,7 @@
           <w:i w:val="0"/>
           <w:sz w:val="24"/>
         </w:rPr>
-        <w:t xml:space="preserve">CORRADO, C., HULTEN, C. and SICHEL, D. (2005). Measuring capital and technology: an expanded framework. In Carol Corrado, John Haltiwanger, and Daniel Sichel (eds.), </w:t>
+        <w:t xml:space="preserve">Corrado, C., Hulten, C., &amp; Sichel, D. (2005). Measuring capital and technology: An expanded framework. In C. Corrado, J. Haltiwanger, &amp; D. Sichel (Eds.), </w:t>
       </w:r>
       <w:r>
         <w:rPr>
@@ -27870,21 +28354,21 @@
           <w:i/>
           <w:sz w:val="24"/>
         </w:rPr>
-        <w:t>Measuring Capital in the New Economy</w:t>
-      </w:r>
-      <w:r>
-        <w:rPr>
-          <w:rFonts w:ascii="Times New Roman" w:hAnsi="Times New Roman" w:eastAsia="MS Mincho"/>
-          <w:b w:val="0"/>
-          <w:i w:val="0"/>
-          <w:sz w:val="24"/>
-        </w:rPr>
-        <w:t>, pp. 11–46. Chicago: University of Chicago Press.</w:t>
+        <w:t>Measuring capital in the new economy</w:t>
+      </w:r>
+      <w:r>
+        <w:rPr>
+          <w:rFonts w:ascii="Times New Roman" w:hAnsi="Times New Roman" w:eastAsia="MS Mincho"/>
+          <w:b w:val="0"/>
+          <w:i w:val="0"/>
+          <w:sz w:val="24"/>
+        </w:rPr>
+        <w:t xml:space="preserve"> (pp. 11–46). University of Chicago Press. https://doi.org/10.7208/chicago/9780226116174.003.0002</w:t>
       </w:r>
     </w:p>
     <w:p>
       <w:pPr>
-        <w:spacing w:after="120" w:line="480" w:lineRule="auto"/>
+        <w:spacing w:after="120" w:line="360" w:lineRule="auto"/>
         <w:ind w:firstLine="480"/>
       </w:pPr>
       <w:r>
@@ -27894,7 +28378,7 @@
           <w:i w:val="0"/>
           <w:sz w:val="24"/>
         </w:rPr>
-        <w:t xml:space="preserve">CORRADO, C., HULTEN, C. and SICHEL, D. (2009). Intangible capital and US economic growth. </w:t>
+        <w:t xml:space="preserve">Corrado, C., Hulten, C., &amp; Sichel, D. (2009). Intangible capital and US economic growth. </w:t>
       </w:r>
       <w:r>
         <w:rPr>
@@ -27912,12 +28396,30 @@
           <w:i w:val="0"/>
           <w:sz w:val="24"/>
         </w:rPr>
-        <w:t xml:space="preserve"> 55, 661–685.</w:t>
+        <w:t xml:space="preserve">, </w:t>
+      </w:r>
+      <w:r>
+        <w:rPr>
+          <w:rFonts w:ascii="Times New Roman" w:hAnsi="Times New Roman" w:eastAsia="MS Mincho"/>
+          <w:b w:val="0"/>
+          <w:i/>
+          <w:sz w:val="24"/>
+        </w:rPr>
+        <w:t>55</w:t>
+      </w:r>
+      <w:r>
+        <w:rPr>
+          <w:rFonts w:ascii="Times New Roman" w:hAnsi="Times New Roman" w:eastAsia="MS Mincho"/>
+          <w:b w:val="0"/>
+          <w:i w:val="0"/>
+          <w:sz w:val="24"/>
+        </w:rPr>
+        <w:t>(3), 661–685. https://doi.org/10.1111/j.1475-4991.2009.00343.x</w:t>
       </w:r>
     </w:p>
     <w:p>
       <w:pPr>
-        <w:spacing w:after="120" w:line="480" w:lineRule="auto"/>
+        <w:spacing w:after="120" w:line="360" w:lineRule="auto"/>
         <w:ind w:firstLine="480"/>
       </w:pPr>
       <w:r>
@@ -27927,12 +28429,12 @@
           <w:i w:val="0"/>
           <w:sz w:val="24"/>
         </w:rPr>
-        <w:t>CORRADO, C., HASKEL, J., JONA-LASINIO, C. and IOMMI, M. (2016). Intangible investment in the EU and US before and since the Great Recession and its contribution to productivity growth. EIB Working Papers 2016/08.</w:t>
+        <w:t>Corrado, C., Haskel, J., Jona-Lasinio, C., &amp; Iommi, M. (2016). Intangible investment in the EU and US before and since the Great Recession and its contribution to productivity growth (EIB Working Papers 2016/08). European Investment Bank.</w:t>
       </w:r>
     </w:p>
     <w:p>
       <w:pPr>
-        <w:spacing w:after="120" w:line="480" w:lineRule="auto"/>
+        <w:spacing w:after="120" w:line="360" w:lineRule="auto"/>
         <w:ind w:firstLine="480"/>
       </w:pPr>
       <w:r>
@@ -27942,7 +28444,7 @@
           <w:i w:val="0"/>
           <w:sz w:val="24"/>
         </w:rPr>
-        <w:t xml:space="preserve">CORRADO, C., HASKEL, J., IOMMI, M. and JONA-LASINIO, C. (2020). Intangible capital, innovation and productivity à la Jorgenson: evidence from Europe and the US. In Barbara M. Fraumeni (ed.), </w:t>
+        <w:t xml:space="preserve">Corrado, C., Haskel, J., Iommi, M., &amp; Jona-Lasinio, C. (2020). Intangible capital, innovation and productivity à la Jorgenson: Evidence from Europe and the US. In B. M. Fraumeni (Ed.), </w:t>
       </w:r>
       <w:r>
         <w:rPr>
@@ -27951,21 +28453,21 @@
           <w:i/>
           <w:sz w:val="24"/>
         </w:rPr>
-        <w:t>Measuring Economic Growth and Productivity</w:t>
-      </w:r>
-      <w:r>
-        <w:rPr>
-          <w:rFonts w:ascii="Times New Roman" w:hAnsi="Times New Roman" w:eastAsia="MS Mincho"/>
-          <w:b w:val="0"/>
-          <w:i w:val="0"/>
-          <w:sz w:val="24"/>
-        </w:rPr>
-        <w:t>, pp. 363–385. Academic Press.</w:t>
+        <w:t>Measuring economic growth and productivity</w:t>
+      </w:r>
+      <w:r>
+        <w:rPr>
+          <w:rFonts w:ascii="Times New Roman" w:hAnsi="Times New Roman" w:eastAsia="MS Mincho"/>
+          <w:b w:val="0"/>
+          <w:i w:val="0"/>
+          <w:sz w:val="24"/>
+        </w:rPr>
+        <w:t xml:space="preserve"> (pp. 363–385). Academic Press. https://doi.org/10.1016/B978-0-12-817596-5.00019-2</w:t>
       </w:r>
     </w:p>
     <w:p>
       <w:pPr>
-        <w:spacing w:after="120" w:line="480" w:lineRule="auto"/>
+        <w:spacing w:after="120" w:line="360" w:lineRule="auto"/>
         <w:ind w:firstLine="480"/>
       </w:pPr>
       <w:r>
@@ -27975,7 +28477,7 @@
           <w:i w:val="0"/>
           <w:sz w:val="24"/>
         </w:rPr>
-        <w:t xml:space="preserve">DASGUPTA, P. (2021). </w:t>
+        <w:t xml:space="preserve">Dasgupta, P. (2021). </w:t>
       </w:r>
       <w:r>
         <w:rPr>
@@ -27984,21 +28486,21 @@
           <w:i/>
           <w:sz w:val="24"/>
         </w:rPr>
-        <w:t>The Economics of Biodiversity: The Dasgupta Review</w:t>
-      </w:r>
-      <w:r>
-        <w:rPr>
-          <w:rFonts w:ascii="Times New Roman" w:hAnsi="Times New Roman" w:eastAsia="MS Mincho"/>
-          <w:b w:val="0"/>
-          <w:i w:val="0"/>
-          <w:sz w:val="24"/>
-        </w:rPr>
-        <w:t>. London: HM Treasury.</w:t>
+        <w:t>The economics of biodiversity: The Dasgupta review</w:t>
+      </w:r>
+      <w:r>
+        <w:rPr>
+          <w:rFonts w:ascii="Times New Roman" w:hAnsi="Times New Roman" w:eastAsia="MS Mincho"/>
+          <w:b w:val="0"/>
+          <w:i w:val="0"/>
+          <w:sz w:val="24"/>
+        </w:rPr>
+        <w:t>. HM Treasury.</w:t>
       </w:r>
     </w:p>
     <w:p>
       <w:pPr>
-        <w:spacing w:after="120" w:line="480" w:lineRule="auto"/>
+        <w:spacing w:after="120" w:line="360" w:lineRule="auto"/>
         <w:ind w:firstLine="480"/>
       </w:pPr>
       <w:r>
@@ -28008,7 +28510,7 @@
           <w:i w:val="0"/>
           <w:sz w:val="24"/>
         </w:rPr>
-        <w:t xml:space="preserve">DE RASSENFOSSE, G. and JAFFE, A.B. (2018). Intellectual property and public-science spillovers: an overview and research directions. </w:t>
+        <w:t xml:space="preserve">de Rassenfosse, G., &amp; Jaffe, A. B. (2018). Intellectual property and public-science spillovers: An overview and research directions. </w:t>
       </w:r>
       <w:r>
         <w:rPr>
@@ -28026,12 +28528,30 @@
           <w:i w:val="0"/>
           <w:sz w:val="24"/>
         </w:rPr>
-        <w:t xml:space="preserve"> 15, 1–22.</w:t>
+        <w:t xml:space="preserve">, </w:t>
+      </w:r>
+      <w:r>
+        <w:rPr>
+          <w:rFonts w:ascii="Times New Roman" w:hAnsi="Times New Roman" w:eastAsia="MS Mincho"/>
+          <w:b w:val="0"/>
+          <w:i/>
+          <w:sz w:val="24"/>
+        </w:rPr>
+        <w:t>15</w:t>
+      </w:r>
+      <w:r>
+        <w:rPr>
+          <w:rFonts w:ascii="Times New Roman" w:hAnsi="Times New Roman" w:eastAsia="MS Mincho"/>
+          <w:b w:val="0"/>
+          <w:i w:val="0"/>
+          <w:sz w:val="24"/>
+        </w:rPr>
+        <w:t>(1), 1–22.</w:t>
       </w:r>
     </w:p>
     <w:p>
       <w:pPr>
-        <w:spacing w:after="120" w:line="480" w:lineRule="auto"/>
+        <w:spacing w:after="120" w:line="360" w:lineRule="auto"/>
         <w:ind w:firstLine="480"/>
       </w:pPr>
       <w:r>
@@ -28041,7 +28561,7 @@
           <w:i w:val="0"/>
           <w:sz w:val="24"/>
         </w:rPr>
-        <w:t xml:space="preserve">EDGE, R.M. (2007). Time-to-build, time-to-plan, habit-persistence, and the liquidity effect. </w:t>
+        <w:t xml:space="preserve">Edge, R. M. (2007). Time-to-build, time-to-plan, habit-persistence, and the liquidity effect. </w:t>
       </w:r>
       <w:r>
         <w:rPr>
@@ -28059,12 +28579,30 @@
           <w:i w:val="0"/>
           <w:sz w:val="24"/>
         </w:rPr>
-        <w:t xml:space="preserve"> 54, 1644–1669.</w:t>
+        <w:t xml:space="preserve">, </w:t>
+      </w:r>
+      <w:r>
+        <w:rPr>
+          <w:rFonts w:ascii="Times New Roman" w:hAnsi="Times New Roman" w:eastAsia="MS Mincho"/>
+          <w:b w:val="0"/>
+          <w:i/>
+          <w:sz w:val="24"/>
+        </w:rPr>
+        <w:t>54</w:t>
+      </w:r>
+      <w:r>
+        <w:rPr>
+          <w:rFonts w:ascii="Times New Roman" w:hAnsi="Times New Roman" w:eastAsia="MS Mincho"/>
+          <w:b w:val="0"/>
+          <w:i w:val="0"/>
+          <w:sz w:val="24"/>
+        </w:rPr>
+        <w:t>(6), 1644–1669. https://doi.org/10.1016/j.jmoneco.2006.07.005</w:t>
       </w:r>
     </w:p>
     <w:p>
       <w:pPr>
-        <w:spacing w:after="120" w:line="480" w:lineRule="auto"/>
+        <w:spacing w:after="120" w:line="360" w:lineRule="auto"/>
         <w:ind w:firstLine="480"/>
       </w:pPr>
       <w:r>
@@ -28074,7 +28612,7 @@
           <w:i w:val="0"/>
           <w:sz w:val="24"/>
         </w:rPr>
-        <w:t xml:space="preserve">FEENSTRA, R.C., INKLAAR, R. and TIMMER, M.P. (2015). The next generation of the Penn World Table. </w:t>
+        <w:t xml:space="preserve">Feenstra, R. C., Inklaar, R., &amp; Timmer, M. P. (2015). The next generation of the Penn World Table. </w:t>
       </w:r>
       <w:r>
         <w:rPr>
@@ -28092,12 +28630,30 @@
           <w:i w:val="0"/>
           <w:sz w:val="24"/>
         </w:rPr>
-        <w:t xml:space="preserve"> 105, 3150–3182.</w:t>
+        <w:t xml:space="preserve">, </w:t>
+      </w:r>
+      <w:r>
+        <w:rPr>
+          <w:rFonts w:ascii="Times New Roman" w:hAnsi="Times New Roman" w:eastAsia="MS Mincho"/>
+          <w:b w:val="0"/>
+          <w:i/>
+          <w:sz w:val="24"/>
+        </w:rPr>
+        <w:t>105</w:t>
+      </w:r>
+      <w:r>
+        <w:rPr>
+          <w:rFonts w:ascii="Times New Roman" w:hAnsi="Times New Roman" w:eastAsia="MS Mincho"/>
+          <w:b w:val="0"/>
+          <w:i w:val="0"/>
+          <w:sz w:val="24"/>
+        </w:rPr>
+        <w:t>(10), 3150–3182. https://doi.org/10.1257/aer.20130954</w:t>
       </w:r>
     </w:p>
     <w:p>
       <w:pPr>
-        <w:spacing w:after="120" w:line="480" w:lineRule="auto"/>
+        <w:spacing w:after="120" w:line="360" w:lineRule="auto"/>
         <w:ind w:firstLine="480"/>
       </w:pPr>
       <w:r>
@@ -28107,7 +28663,7 @@
           <w:i w:val="0"/>
           <w:sz w:val="24"/>
         </w:rPr>
-        <w:t xml:space="preserve">GOLDSTEIN, J.R., LUTZ, W. and SCHERBOV, S. (2003). Long-term population decline in Europe: the relative importance of tempo effects and generational length. </w:t>
+        <w:t xml:space="preserve">Goldstein, J. R., Lutz, W., &amp; Scherbov, S. (2003). Long-term population decline in Europe: The relative importance of tempo effects and generational length. </w:t>
       </w:r>
       <w:r>
         <w:rPr>
@@ -28125,12 +28681,30 @@
           <w:i w:val="0"/>
           <w:sz w:val="24"/>
         </w:rPr>
-        <w:t xml:space="preserve"> 29, 699–707.</w:t>
+        <w:t xml:space="preserve">, </w:t>
+      </w:r>
+      <w:r>
+        <w:rPr>
+          <w:rFonts w:ascii="Times New Roman" w:hAnsi="Times New Roman" w:eastAsia="MS Mincho"/>
+          <w:b w:val="0"/>
+          <w:i/>
+          <w:sz w:val="24"/>
+        </w:rPr>
+        <w:t>29</w:t>
+      </w:r>
+      <w:r>
+        <w:rPr>
+          <w:rFonts w:ascii="Times New Roman" w:hAnsi="Times New Roman" w:eastAsia="MS Mincho"/>
+          <w:b w:val="0"/>
+          <w:i w:val="0"/>
+          <w:sz w:val="24"/>
+        </w:rPr>
+        <w:t>(4), 699–707. https://doi.org/10.1111/j.1728-4457.2003.00699.x</w:t>
       </w:r>
     </w:p>
     <w:p>
       <w:pPr>
-        <w:spacing w:after="120" w:line="480" w:lineRule="auto"/>
+        <w:spacing w:after="120" w:line="360" w:lineRule="auto"/>
         <w:ind w:firstLine="480"/>
       </w:pPr>
       <w:r>
@@ -28140,7 +28714,7 @@
           <w:i w:val="0"/>
           <w:sz w:val="24"/>
         </w:rPr>
-        <w:t xml:space="preserve">GRILICHES, Z. (1996). The discovery of the residual: a historical note. </w:t>
+        <w:t xml:space="preserve">Griliches, Z. (1996). The discovery of the residual: A historical note. </w:t>
       </w:r>
       <w:r>
         <w:rPr>
@@ -28158,12 +28732,30 @@
           <w:i w:val="0"/>
           <w:sz w:val="24"/>
         </w:rPr>
-        <w:t xml:space="preserve"> 34, 1324–1330.</w:t>
+        <w:t xml:space="preserve">, </w:t>
+      </w:r>
+      <w:r>
+        <w:rPr>
+          <w:rFonts w:ascii="Times New Roman" w:hAnsi="Times New Roman" w:eastAsia="MS Mincho"/>
+          <w:b w:val="0"/>
+          <w:i/>
+          <w:sz w:val="24"/>
+        </w:rPr>
+        <w:t>34</w:t>
+      </w:r>
+      <w:r>
+        <w:rPr>
+          <w:rFonts w:ascii="Times New Roman" w:hAnsi="Times New Roman" w:eastAsia="MS Mincho"/>
+          <w:b w:val="0"/>
+          <w:i w:val="0"/>
+          <w:sz w:val="24"/>
+        </w:rPr>
+        <w:t>(3), 1324–1330.</w:t>
       </w:r>
     </w:p>
     <w:p>
       <w:pPr>
-        <w:spacing w:after="120" w:line="480" w:lineRule="auto"/>
+        <w:spacing w:after="120" w:line="360" w:lineRule="auto"/>
         <w:ind w:firstLine="480"/>
       </w:pPr>
       <w:r>
@@ -28173,7 +28765,7 @@
           <w:i w:val="0"/>
           <w:sz w:val="24"/>
         </w:rPr>
-        <w:t xml:space="preserve">HAMANO, M. and ZHAO, Y. (2017). Fiscal sustainability and land prices in Japan. </w:t>
+        <w:t xml:space="preserve">Hamano, M., &amp; Zhao, Y. (2017). Fiscal sustainability and land prices in Japan. </w:t>
       </w:r>
       <w:r>
         <w:rPr>
@@ -28191,12 +28783,30 @@
           <w:i w:val="0"/>
           <w:sz w:val="24"/>
         </w:rPr>
-        <w:t xml:space="preserve"> 46, 17–29.</w:t>
+        <w:t xml:space="preserve">, </w:t>
+      </w:r>
+      <w:r>
+        <w:rPr>
+          <w:rFonts w:ascii="Times New Roman" w:hAnsi="Times New Roman" w:eastAsia="MS Mincho"/>
+          <w:b w:val="0"/>
+          <w:i/>
+          <w:sz w:val="24"/>
+        </w:rPr>
+        <w:t>46</w:t>
+      </w:r>
+      <w:r>
+        <w:rPr>
+          <w:rFonts w:ascii="Times New Roman" w:hAnsi="Times New Roman" w:eastAsia="MS Mincho"/>
+          <w:b w:val="0"/>
+          <w:i w:val="0"/>
+          <w:sz w:val="24"/>
+        </w:rPr>
+        <w:t>, 17–29. https://doi.org/10.1016/j.jjie.2017.09.001</w:t>
       </w:r>
     </w:p>
     <w:p>
       <w:pPr>
-        <w:spacing w:after="120" w:line="480" w:lineRule="auto"/>
+        <w:spacing w:after="120" w:line="360" w:lineRule="auto"/>
         <w:ind w:firstLine="480"/>
       </w:pPr>
       <w:r>
@@ -28206,7 +28816,7 @@
           <w:i w:val="0"/>
           <w:sz w:val="24"/>
         </w:rPr>
-        <w:t xml:space="preserve">HASKEL, J. and WESTLAKE, S. (2017). </w:t>
+        <w:t xml:space="preserve">Haskel, J., &amp; Westlake, S. (2017). </w:t>
       </w:r>
       <w:r>
         <w:rPr>
@@ -28215,21 +28825,21 @@
           <w:i/>
           <w:sz w:val="24"/>
         </w:rPr>
-        <w:t>Capitalism without Capital: The Rise of the Intangible Economy</w:t>
-      </w:r>
-      <w:r>
-        <w:rPr>
-          <w:rFonts w:ascii="Times New Roman" w:hAnsi="Times New Roman" w:eastAsia="MS Mincho"/>
-          <w:b w:val="0"/>
-          <w:i w:val="0"/>
-          <w:sz w:val="24"/>
-        </w:rPr>
-        <w:t>. Princeton: Princeton University Press.</w:t>
+        <w:t>Capitalism without capital: The rise of the intangible economy</w:t>
+      </w:r>
+      <w:r>
+        <w:rPr>
+          <w:rFonts w:ascii="Times New Roman" w:hAnsi="Times New Roman" w:eastAsia="MS Mincho"/>
+          <w:b w:val="0"/>
+          <w:i w:val="0"/>
+          <w:sz w:val="24"/>
+        </w:rPr>
+        <w:t>. Princeton University Press.</w:t>
       </w:r>
     </w:p>
     <w:p>
       <w:pPr>
-        <w:spacing w:after="120" w:line="480" w:lineRule="auto"/>
+        <w:spacing w:after="120" w:line="360" w:lineRule="auto"/>
         <w:ind w:firstLine="480"/>
       </w:pPr>
       <w:r>
@@ -28239,7 +28849,7 @@
           <w:i w:val="0"/>
           <w:sz w:val="24"/>
         </w:rPr>
-        <w:t xml:space="preserve">HASKEL, J. and WESTLAKE, S. (2022). </w:t>
+        <w:t xml:space="preserve">Haskel, J., &amp; Westlake, S. (2022). </w:t>
       </w:r>
       <w:r>
         <w:rPr>
@@ -28248,21 +28858,21 @@
           <w:i/>
           <w:sz w:val="24"/>
         </w:rPr>
-        <w:t>Restarting the Future: How to Fix the Intangible Economy</w:t>
-      </w:r>
-      <w:r>
-        <w:rPr>
-          <w:rFonts w:ascii="Times New Roman" w:hAnsi="Times New Roman" w:eastAsia="MS Mincho"/>
-          <w:b w:val="0"/>
-          <w:i w:val="0"/>
-          <w:sz w:val="24"/>
-        </w:rPr>
-        <w:t>. Princeton: Princeton University Press.</w:t>
+        <w:t>Restarting the future: How to fix the intangible economy</w:t>
+      </w:r>
+      <w:r>
+        <w:rPr>
+          <w:rFonts w:ascii="Times New Roman" w:hAnsi="Times New Roman" w:eastAsia="MS Mincho"/>
+          <w:b w:val="0"/>
+          <w:i w:val="0"/>
+          <w:sz w:val="24"/>
+        </w:rPr>
+        <w:t>. Princeton University Press.</w:t>
       </w:r>
     </w:p>
     <w:p>
       <w:pPr>
-        <w:spacing w:after="120" w:line="480" w:lineRule="auto"/>
+        <w:spacing w:after="120" w:line="360" w:lineRule="auto"/>
         <w:ind w:firstLine="480"/>
       </w:pPr>
       <w:r>
@@ -28272,7 +28882,7 @@
           <w:i w:val="0"/>
           <w:sz w:val="24"/>
         </w:rPr>
-        <w:t xml:space="preserve">HULTEN, C.R. (1992). Growth accounting when technical change is embodied in capital. </w:t>
+        <w:t xml:space="preserve">Hulten, C. R. (1992). Growth accounting when technical change is embodied in capital. </w:t>
       </w:r>
       <w:r>
         <w:rPr>
@@ -28290,12 +28900,30 @@
           <w:i w:val="0"/>
           <w:sz w:val="24"/>
         </w:rPr>
-        <w:t xml:space="preserve"> 82, 964–980.</w:t>
+        <w:t xml:space="preserve">, </w:t>
+      </w:r>
+      <w:r>
+        <w:rPr>
+          <w:rFonts w:ascii="Times New Roman" w:hAnsi="Times New Roman" w:eastAsia="MS Mincho"/>
+          <w:b w:val="0"/>
+          <w:i/>
+          <w:sz w:val="24"/>
+        </w:rPr>
+        <w:t>82</w:t>
+      </w:r>
+      <w:r>
+        <w:rPr>
+          <w:rFonts w:ascii="Times New Roman" w:hAnsi="Times New Roman" w:eastAsia="MS Mincho"/>
+          <w:b w:val="0"/>
+          <w:i w:val="0"/>
+          <w:sz w:val="24"/>
+        </w:rPr>
+        <w:t>(4), 964–980.</w:t>
       </w:r>
     </w:p>
     <w:p>
       <w:pPr>
-        <w:spacing w:after="120" w:line="480" w:lineRule="auto"/>
+        <w:spacing w:after="120" w:line="360" w:lineRule="auto"/>
         <w:ind w:firstLine="480"/>
       </w:pPr>
       <w:r>
@@ -28305,12 +28933,12 @@
           <w:i w:val="0"/>
           <w:sz w:val="24"/>
         </w:rPr>
-        <w:t>INKLAAR, R. and TIMMER, M.P. (2013). Capital, labor and TFP in PWT 8.0. Groningen Growth and Development Centre Research Memorandum GD-144.</w:t>
+        <w:t>Inklaar, R., &amp; Timmer, M. P. (2013). Capital, labor and TFP in PWT 8.0 (Research Memorandum GD-144). Groningen Growth and Development Centre.</w:t>
       </w:r>
     </w:p>
     <w:p>
       <w:pPr>
-        <w:spacing w:after="120" w:line="480" w:lineRule="auto"/>
+        <w:spacing w:after="120" w:line="360" w:lineRule="auto"/>
         <w:ind w:firstLine="480"/>
       </w:pPr>
       <w:r>
@@ -28320,7 +28948,7 @@
           <w:i w:val="0"/>
           <w:sz w:val="24"/>
         </w:rPr>
-        <w:t xml:space="preserve">JORGENSON, D.W. and GRILICHES, Z. (1967). The explanation of productivity change. </w:t>
+        <w:t xml:space="preserve">Jorgenson, D. W., &amp; Griliches, Z. (1967). The explanation of productivity change. </w:t>
       </w:r>
       <w:r>
         <w:rPr>
@@ -28338,12 +28966,30 @@
           <w:i w:val="0"/>
           <w:sz w:val="24"/>
         </w:rPr>
-        <w:t xml:space="preserve"> 34, 249–283.</w:t>
+        <w:t xml:space="preserve">, </w:t>
+      </w:r>
+      <w:r>
+        <w:rPr>
+          <w:rFonts w:ascii="Times New Roman" w:hAnsi="Times New Roman" w:eastAsia="MS Mincho"/>
+          <w:b w:val="0"/>
+          <w:i/>
+          <w:sz w:val="24"/>
+        </w:rPr>
+        <w:t>34</w:t>
+      </w:r>
+      <w:r>
+        <w:rPr>
+          <w:rFonts w:ascii="Times New Roman" w:hAnsi="Times New Roman" w:eastAsia="MS Mincho"/>
+          <w:b w:val="0"/>
+          <w:i w:val="0"/>
+          <w:sz w:val="24"/>
+        </w:rPr>
+        <w:t>(3), 249–283. https://doi.org/10.2307/2296675</w:t>
       </w:r>
     </w:p>
     <w:p>
       <w:pPr>
-        <w:spacing w:after="120" w:line="480" w:lineRule="auto"/>
+        <w:spacing w:after="120" w:line="360" w:lineRule="auto"/>
         <w:ind w:firstLine="480"/>
       </w:pPr>
       <w:r>
@@ -28353,7 +28999,7 @@
           <w:i w:val="0"/>
           <w:sz w:val="24"/>
         </w:rPr>
-        <w:t xml:space="preserve">JORGENSON, D.W. (2018). Production and welfare: progress in economic measurement. </w:t>
+        <w:t xml:space="preserve">Jorgenson, D. W. (2018). Production and welfare: Progress in economic measurement. </w:t>
       </w:r>
       <w:r>
         <w:rPr>
@@ -28371,12 +29017,30 @@
           <w:i w:val="0"/>
           <w:sz w:val="24"/>
         </w:rPr>
-        <w:t xml:space="preserve"> 56, 867–919.</w:t>
+        <w:t xml:space="preserve">, </w:t>
+      </w:r>
+      <w:r>
+        <w:rPr>
+          <w:rFonts w:ascii="Times New Roman" w:hAnsi="Times New Roman" w:eastAsia="MS Mincho"/>
+          <w:b w:val="0"/>
+          <w:i/>
+          <w:sz w:val="24"/>
+        </w:rPr>
+        <w:t>56</w:t>
+      </w:r>
+      <w:r>
+        <w:rPr>
+          <w:rFonts w:ascii="Times New Roman" w:hAnsi="Times New Roman" w:eastAsia="MS Mincho"/>
+          <w:b w:val="0"/>
+          <w:i w:val="0"/>
+          <w:sz w:val="24"/>
+        </w:rPr>
+        <w:t>(3), 867–919. https://doi.org/10.1257/jel.20171358</w:t>
       </w:r>
     </w:p>
     <w:p>
       <w:pPr>
-        <w:spacing w:after="120" w:line="480" w:lineRule="auto"/>
+        <w:spacing w:after="120" w:line="360" w:lineRule="auto"/>
         <w:ind w:firstLine="480"/>
       </w:pPr>
       <w:r>
@@ -28386,7 +29050,7 @@
           <w:i w:val="0"/>
           <w:sz w:val="24"/>
         </w:rPr>
-        <w:t xml:space="preserve">JORGENSON, D.W., HO, M.S. and STIROH, K.J. (2018). </w:t>
+        <w:t xml:space="preserve">Jorgenson, D. W., Ho, M. S., &amp; Stiroh, K. J. (2018). </w:t>
       </w:r>
       <w:r>
         <w:rPr>
@@ -28395,21 +29059,21 @@
           <w:i/>
           <w:sz w:val="24"/>
         </w:rPr>
-        <w:t>Productivity, Vol. 3: Information Technology and the American Growth Resurgence</w:t>
-      </w:r>
-      <w:r>
-        <w:rPr>
-          <w:rFonts w:ascii="Times New Roman" w:hAnsi="Times New Roman" w:eastAsia="MS Mincho"/>
-          <w:b w:val="0"/>
-          <w:i w:val="0"/>
-          <w:sz w:val="24"/>
-        </w:rPr>
-        <w:t>. Cambridge, MA: MIT Press.</w:t>
+        <w:t>Productivity, Vol. 3: Information technology and the American growth resurgence</w:t>
+      </w:r>
+      <w:r>
+        <w:rPr>
+          <w:rFonts w:ascii="Times New Roman" w:hAnsi="Times New Roman" w:eastAsia="MS Mincho"/>
+          <w:b w:val="0"/>
+          <w:i w:val="0"/>
+          <w:sz w:val="24"/>
+        </w:rPr>
+        <w:t>. MIT Press.</w:t>
       </w:r>
     </w:p>
     <w:p>
       <w:pPr>
-        <w:spacing w:after="120" w:line="480" w:lineRule="auto"/>
+        <w:spacing w:after="120" w:line="360" w:lineRule="auto"/>
         <w:ind w:firstLine="480"/>
       </w:pPr>
       <w:r>
@@ -28419,7 +29083,7 @@
           <w:i w:val="0"/>
           <w:sz w:val="24"/>
         </w:rPr>
-        <w:t xml:space="preserve">KABOSKI, J.P. (2005). Factor price uncertainty, technology choice and investment delay. </w:t>
+        <w:t xml:space="preserve">Kaboski, J. P. (2005). Factor price uncertainty, technology choice and investment delay. </w:t>
       </w:r>
       <w:r>
         <w:rPr>
@@ -28437,12 +29101,30 @@
           <w:i w:val="0"/>
           <w:sz w:val="24"/>
         </w:rPr>
-        <w:t xml:space="preserve"> 29, 509–527.</w:t>
+        <w:t xml:space="preserve">, </w:t>
+      </w:r>
+      <w:r>
+        <w:rPr>
+          <w:rFonts w:ascii="Times New Roman" w:hAnsi="Times New Roman" w:eastAsia="MS Mincho"/>
+          <w:b w:val="0"/>
+          <w:i/>
+          <w:sz w:val="24"/>
+        </w:rPr>
+        <w:t>29</w:t>
+      </w:r>
+      <w:r>
+        <w:rPr>
+          <w:rFonts w:ascii="Times New Roman" w:hAnsi="Times New Roman" w:eastAsia="MS Mincho"/>
+          <w:b w:val="0"/>
+          <w:i w:val="0"/>
+          <w:sz w:val="24"/>
+        </w:rPr>
+        <w:t>(3), 509–527. https://doi.org/10.1016/j.jedc.2004.02.004</w:t>
       </w:r>
     </w:p>
     <w:p>
       <w:pPr>
-        <w:spacing w:after="120" w:line="480" w:lineRule="auto"/>
+        <w:spacing w:after="120" w:line="360" w:lineRule="auto"/>
         <w:ind w:firstLine="480"/>
       </w:pPr>
       <w:r>
@@ -28452,12 +29134,12 @@
           <w:i w:val="0"/>
           <w:sz w:val="24"/>
         </w:rPr>
-        <w:t>KOEVA, P. (2000). The facts about time-to-build. IMF Working Paper 00/138.</w:t>
+        <w:t>Koeva, P. (2000). The facts about time-to-build (IMF Working Paper 00/138). International Monetary Fund.</w:t>
       </w:r>
     </w:p>
     <w:p>
       <w:pPr>
-        <w:spacing w:after="120" w:line="480" w:lineRule="auto"/>
+        <w:spacing w:after="120" w:line="360" w:lineRule="auto"/>
         <w:ind w:firstLine="480"/>
       </w:pPr>
       <w:r>
@@ -28467,7 +29149,7 @@
           <w:i w:val="0"/>
           <w:sz w:val="24"/>
         </w:rPr>
-        <w:t xml:space="preserve">KOHLER, H.-P., BILLARI, F.C. and ORTEGA, J.A. (2002). The emergence of lowest-low fertility in Europe during the 1990s. </w:t>
+        <w:t xml:space="preserve">Kohler, H.-P., Billari, F. C., &amp; Ortega, J. A. (2002). The emergence of lowest-low fertility in Europe during the 1990s. </w:t>
       </w:r>
       <w:r>
         <w:rPr>
@@ -28485,12 +29167,30 @@
           <w:i w:val="0"/>
           <w:sz w:val="24"/>
         </w:rPr>
-        <w:t xml:space="preserve"> 28, 641–680.</w:t>
+        <w:t xml:space="preserve">, </w:t>
+      </w:r>
+      <w:r>
+        <w:rPr>
+          <w:rFonts w:ascii="Times New Roman" w:hAnsi="Times New Roman" w:eastAsia="MS Mincho"/>
+          <w:b w:val="0"/>
+          <w:i/>
+          <w:sz w:val="24"/>
+        </w:rPr>
+        <w:t>28</w:t>
+      </w:r>
+      <w:r>
+        <w:rPr>
+          <w:rFonts w:ascii="Times New Roman" w:hAnsi="Times New Roman" w:eastAsia="MS Mincho"/>
+          <w:b w:val="0"/>
+          <w:i w:val="0"/>
+          <w:sz w:val="24"/>
+        </w:rPr>
+        <w:t>(4), 641–680. https://doi.org/10.1111/j.1728-4457.2002.00641.x</w:t>
       </w:r>
     </w:p>
     <w:p>
       <w:pPr>
-        <w:spacing w:after="120" w:line="480" w:lineRule="auto"/>
+        <w:spacing w:after="120" w:line="360" w:lineRule="auto"/>
         <w:ind w:firstLine="480"/>
       </w:pPr>
       <w:r>
@@ -28500,7 +29200,7 @@
           <w:i w:val="0"/>
           <w:sz w:val="24"/>
         </w:rPr>
-        <w:t xml:space="preserve">KYDLAND, F.E. and PRESCOTT, E.C. (1982). Time to build and aggregate fluctuations. </w:t>
+        <w:t xml:space="preserve">Kydland, F. E., &amp; Prescott, E. C. (1982). Time to build and aggregate fluctuations. </w:t>
       </w:r>
       <w:r>
         <w:rPr>
@@ -28518,12 +29218,30 @@
           <w:i w:val="0"/>
           <w:sz w:val="24"/>
         </w:rPr>
-        <w:t xml:space="preserve"> 50, 1345–1370.</w:t>
+        <w:t xml:space="preserve">, </w:t>
+      </w:r>
+      <w:r>
+        <w:rPr>
+          <w:rFonts w:ascii="Times New Roman" w:hAnsi="Times New Roman" w:eastAsia="MS Mincho"/>
+          <w:b w:val="0"/>
+          <w:i/>
+          <w:sz w:val="24"/>
+        </w:rPr>
+        <w:t>50</w:t>
+      </w:r>
+      <w:r>
+        <w:rPr>
+          <w:rFonts w:ascii="Times New Roman" w:hAnsi="Times New Roman" w:eastAsia="MS Mincho"/>
+          <w:b w:val="0"/>
+          <w:i w:val="0"/>
+          <w:sz w:val="24"/>
+        </w:rPr>
+        <w:t>(6), 1345–1370. https://doi.org/10.2307/1913386</w:t>
       </w:r>
     </w:p>
     <w:p>
       <w:pPr>
-        <w:spacing w:after="120" w:line="480" w:lineRule="auto"/>
+        <w:spacing w:after="120" w:line="360" w:lineRule="auto"/>
         <w:ind w:firstLine="480"/>
       </w:pPr>
       <w:r>
@@ -28533,7 +29251,7 @@
           <w:i w:val="0"/>
           <w:sz w:val="24"/>
         </w:rPr>
-        <w:t xml:space="preserve">LANGE, G.-M., WODON, Q. and CAREY, K. (eds.) (2018). </w:t>
+        <w:t xml:space="preserve">Lange, G.-M., Wodon, Q., &amp; Carey, K. (Eds.). (2018). </w:t>
       </w:r>
       <w:r>
         <w:rPr>
@@ -28542,21 +29260,21 @@
           <w:i/>
           <w:sz w:val="24"/>
         </w:rPr>
-        <w:t>The Changing Wealth of Nations 2018: Building a Sustainable Future</w:t>
-      </w:r>
-      <w:r>
-        <w:rPr>
-          <w:rFonts w:ascii="Times New Roman" w:hAnsi="Times New Roman" w:eastAsia="MS Mincho"/>
-          <w:b w:val="0"/>
-          <w:i w:val="0"/>
-          <w:sz w:val="24"/>
-        </w:rPr>
-        <w:t>. Washington, DC: World Bank.</w:t>
+        <w:t>The changing wealth of nations 2018: Building a sustainable future</w:t>
+      </w:r>
+      <w:r>
+        <w:rPr>
+          <w:rFonts w:ascii="Times New Roman" w:hAnsi="Times New Roman" w:eastAsia="MS Mincho"/>
+          <w:b w:val="0"/>
+          <w:i w:val="0"/>
+          <w:sz w:val="24"/>
+        </w:rPr>
+        <w:t>. World Bank. https://doi.org/10.1596/978-1-4648-1046-6</w:t>
       </w:r>
     </w:p>
     <w:p>
       <w:pPr>
-        <w:spacing w:after="120" w:line="480" w:lineRule="auto"/>
+        <w:spacing w:after="120" w:line="360" w:lineRule="auto"/>
         <w:ind w:firstLine="480"/>
       </w:pPr>
       <w:r>
@@ -28566,7 +29284,7 @@
           <w:i w:val="0"/>
           <w:sz w:val="24"/>
         </w:rPr>
-        <w:t xml:space="preserve">MANAGI, S. and KUMAR, P. (eds.) (2018). </w:t>
+        <w:t xml:space="preserve">Managi, S., &amp; Kumar, P. (Eds.). (2018). </w:t>
       </w:r>
       <w:r>
         <w:rPr>
@@ -28575,21 +29293,21 @@
           <w:i/>
           <w:sz w:val="24"/>
         </w:rPr>
-        <w:t>Inclusive Wealth Report 2018</w:t>
-      </w:r>
-      <w:r>
-        <w:rPr>
-          <w:rFonts w:ascii="Times New Roman" w:hAnsi="Times New Roman" w:eastAsia="MS Mincho"/>
-          <w:b w:val="0"/>
-          <w:i w:val="0"/>
-          <w:sz w:val="24"/>
-        </w:rPr>
-        <w:t>. London: Routledge.</w:t>
+        <w:t>Inclusive wealth report 2018</w:t>
+      </w:r>
+      <w:r>
+        <w:rPr>
+          <w:rFonts w:ascii="Times New Roman" w:hAnsi="Times New Roman" w:eastAsia="MS Mincho"/>
+          <w:b w:val="0"/>
+          <w:i w:val="0"/>
+          <w:sz w:val="24"/>
+        </w:rPr>
+        <w:t>. Routledge.</w:t>
       </w:r>
     </w:p>
     <w:p>
       <w:pPr>
-        <w:spacing w:after="120" w:line="480" w:lineRule="auto"/>
+        <w:spacing w:after="120" w:line="360" w:lineRule="auto"/>
         <w:ind w:firstLine="480"/>
       </w:pPr>
       <w:r>
@@ -28599,7 +29317,7 @@
           <w:i w:val="0"/>
           <w:sz w:val="24"/>
         </w:rPr>
-        <w:t xml:space="preserve">MAYER, T. (1960). Plant and equipment lead times. </w:t>
+        <w:t xml:space="preserve">Mayer, T. (1960). Plant and equipment lead times. </w:t>
       </w:r>
       <w:r>
         <w:rPr>
@@ -28617,12 +29335,30 @@
           <w:i w:val="0"/>
           <w:sz w:val="24"/>
         </w:rPr>
-        <w:t xml:space="preserve"> 33, 127–132.</w:t>
+        <w:t xml:space="preserve">, </w:t>
+      </w:r>
+      <w:r>
+        <w:rPr>
+          <w:rFonts w:ascii="Times New Roman" w:hAnsi="Times New Roman" w:eastAsia="MS Mincho"/>
+          <w:b w:val="0"/>
+          <w:i/>
+          <w:sz w:val="24"/>
+        </w:rPr>
+        <w:t>33</w:t>
+      </w:r>
+      <w:r>
+        <w:rPr>
+          <w:rFonts w:ascii="Times New Roman" w:hAnsi="Times New Roman" w:eastAsia="MS Mincho"/>
+          <w:b w:val="0"/>
+          <w:i w:val="0"/>
+          <w:sz w:val="24"/>
+        </w:rPr>
+        <w:t>(2), 127–132.</w:t>
       </w:r>
     </w:p>
     <w:p>
       <w:pPr>
-        <w:spacing w:after="120" w:line="480" w:lineRule="auto"/>
+        <w:spacing w:after="120" w:line="360" w:lineRule="auto"/>
         <w:ind w:firstLine="480"/>
       </w:pPr>
       <w:r>
@@ -28632,12 +29368,12 @@
           <w:i w:val="0"/>
           <w:sz w:val="24"/>
         </w:rPr>
-        <w:t>NISHIMURA, K.G. and SAITA, Y. (2005). Land prices in Japan: historical and international comparisons. Bank of Japan Review 2005-E-5.</w:t>
+        <w:t>Nishimura, K. G., &amp; Saita, Y. (2005). Land prices in Japan: Historical and international comparisons (Bank of Japan Review 2005-E-5). Bank of Japan.</w:t>
       </w:r>
     </w:p>
     <w:p>
       <w:pPr>
-        <w:spacing w:after="120" w:line="480" w:lineRule="auto"/>
+        <w:spacing w:after="120" w:line="360" w:lineRule="auto"/>
         <w:ind w:firstLine="480"/>
       </w:pPr>
       <w:r>
@@ -28647,7 +29383,7 @@
           <w:i w:val="0"/>
           <w:sz w:val="24"/>
         </w:rPr>
-        <w:t xml:space="preserve">OECD (2013). </w:t>
+        <w:t xml:space="preserve">OECD. (2013). </w:t>
       </w:r>
       <w:r>
         <w:rPr>
@@ -28656,21 +29392,21 @@
           <w:i/>
           <w:sz w:val="24"/>
         </w:rPr>
-        <w:t>Supporting Investment in Knowledge Capital, Growth and Innovation</w:t>
-      </w:r>
-      <w:r>
-        <w:rPr>
-          <w:rFonts w:ascii="Times New Roman" w:hAnsi="Times New Roman" w:eastAsia="MS Mincho"/>
-          <w:b w:val="0"/>
-          <w:i w:val="0"/>
-          <w:sz w:val="24"/>
-        </w:rPr>
-        <w:t>. Paris: OECD Publishing.</w:t>
+        <w:t>Supporting investment in knowledge capital, growth and innovation</w:t>
+      </w:r>
+      <w:r>
+        <w:rPr>
+          <w:rFonts w:ascii="Times New Roman" w:hAnsi="Times New Roman" w:eastAsia="MS Mincho"/>
+          <w:b w:val="0"/>
+          <w:i w:val="0"/>
+          <w:sz w:val="24"/>
+        </w:rPr>
+        <w:t>. OECD Publishing. https://doi.org/10.1787/9789264193307-en</w:t>
       </w:r>
     </w:p>
     <w:p>
       <w:pPr>
-        <w:spacing w:after="120" w:line="480" w:lineRule="auto"/>
+        <w:spacing w:after="120" w:line="360" w:lineRule="auto"/>
         <w:ind w:firstLine="480"/>
       </w:pPr>
       <w:r>
@@ -28680,7 +29416,7 @@
           <w:i w:val="0"/>
           <w:sz w:val="24"/>
         </w:rPr>
-        <w:t xml:space="preserve">ROTH, F. (2023). Intangible capital and productivity growth in the EU: a panel data perspective. </w:t>
+        <w:t xml:space="preserve">Roth, F. (2023). Intangible capital and productivity growth in the EU: A panel data perspective. </w:t>
       </w:r>
       <w:r>
         <w:rPr>
@@ -28698,12 +29434,30 @@
           <w:i w:val="0"/>
           <w:sz w:val="24"/>
         </w:rPr>
-        <w:t xml:space="preserve"> 13.</w:t>
+        <w:t xml:space="preserve">, </w:t>
+      </w:r>
+      <w:r>
+        <w:rPr>
+          <w:rFonts w:ascii="Times New Roman" w:hAnsi="Times New Roman" w:eastAsia="MS Mincho"/>
+          <w:b w:val="0"/>
+          <w:i/>
+          <w:sz w:val="24"/>
+        </w:rPr>
+        <w:t>13</w:t>
+      </w:r>
+      <w:r>
+        <w:rPr>
+          <w:rFonts w:ascii="Times New Roman" w:hAnsi="Times New Roman" w:eastAsia="MS Mincho"/>
+          <w:b w:val="0"/>
+          <w:i w:val="0"/>
+          <w:sz w:val="24"/>
+        </w:rPr>
+        <w:t>.</w:t>
       </w:r>
     </w:p>
     <w:p>
       <w:pPr>
-        <w:spacing w:after="120" w:line="480" w:lineRule="auto"/>
+        <w:spacing w:after="120" w:line="360" w:lineRule="auto"/>
         <w:ind w:firstLine="480"/>
       </w:pPr>
       <w:r>
@@ -28713,7 +29467,7 @@
           <w:i w:val="0"/>
           <w:sz w:val="24"/>
         </w:rPr>
-        <w:t xml:space="preserve">SALOMON, J.A., WANG, H., FREEMAN, M.K., VOS, T., FLAXMAN, A.D., LOPEZ, A.D. and MURRAY, C.J.L. (2012). Healthy life expectancy for 187 countries, 1990–2010: a systematic analysis for the Global Burden Disease Study 2010. </w:t>
+        <w:t xml:space="preserve">Salomon, J. A., Wang, H., Freeman, M. K., Vos, T., Flaxman, A. D., Lopez, A. D., &amp; Murray, C. J. L. (2012). Healthy life expectancy for 187 countries, 1990–2010: A systematic analysis for the Global Burden Disease Study 2010. </w:t>
       </w:r>
       <w:r>
         <w:rPr>
@@ -28731,12 +29485,30 @@
           <w:i w:val="0"/>
           <w:sz w:val="24"/>
         </w:rPr>
-        <w:t xml:space="preserve"> 380, 2144–2162.</w:t>
+        <w:t xml:space="preserve">, </w:t>
+      </w:r>
+      <w:r>
+        <w:rPr>
+          <w:rFonts w:ascii="Times New Roman" w:hAnsi="Times New Roman" w:eastAsia="MS Mincho"/>
+          <w:b w:val="0"/>
+          <w:i/>
+          <w:sz w:val="24"/>
+        </w:rPr>
+        <w:t>380</w:t>
+      </w:r>
+      <w:r>
+        <w:rPr>
+          <w:rFonts w:ascii="Times New Roman" w:hAnsi="Times New Roman" w:eastAsia="MS Mincho"/>
+          <w:b w:val="0"/>
+          <w:i w:val="0"/>
+          <w:sz w:val="24"/>
+        </w:rPr>
+        <w:t>(9859), 2144–2162. https://doi.org/10.1016/S0140-6736(12)61690-0</w:t>
       </w:r>
     </w:p>
     <w:p>
       <w:pPr>
-        <w:spacing w:after="120" w:line="480" w:lineRule="auto"/>
+        <w:spacing w:after="120" w:line="360" w:lineRule="auto"/>
         <w:ind w:firstLine="480"/>
       </w:pPr>
       <w:r>
@@ -28746,7 +29518,7 @@
           <w:i w:val="0"/>
           <w:sz w:val="24"/>
         </w:rPr>
-        <w:t xml:space="preserve">SMETS, F. and WOUTERS, R. (2007). Shocks and frictions in US business cycles: a Bayesian DSGE approach. </w:t>
+        <w:t xml:space="preserve">Smets, F., &amp; Wouters, R. (2007). Shocks and frictions in US business cycles: A Bayesian DSGE approach. </w:t>
       </w:r>
       <w:r>
         <w:rPr>
@@ -28764,12 +29536,30 @@
           <w:i w:val="0"/>
           <w:sz w:val="24"/>
         </w:rPr>
-        <w:t xml:space="preserve"> 97, 586–606.</w:t>
+        <w:t xml:space="preserve">, </w:t>
+      </w:r>
+      <w:r>
+        <w:rPr>
+          <w:rFonts w:ascii="Times New Roman" w:hAnsi="Times New Roman" w:eastAsia="MS Mincho"/>
+          <w:b w:val="0"/>
+          <w:i/>
+          <w:sz w:val="24"/>
+        </w:rPr>
+        <w:t>97</w:t>
+      </w:r>
+      <w:r>
+        <w:rPr>
+          <w:rFonts w:ascii="Times New Roman" w:hAnsi="Times New Roman" w:eastAsia="MS Mincho"/>
+          <w:b w:val="0"/>
+          <w:i w:val="0"/>
+          <w:sz w:val="24"/>
+        </w:rPr>
+        <w:t>(3), 586–606. https://doi.org/10.1257/aer.97.3.586</w:t>
       </w:r>
     </w:p>
     <w:p>
       <w:pPr>
-        <w:spacing w:after="120" w:line="480" w:lineRule="auto"/>
+        <w:spacing w:after="120" w:line="360" w:lineRule="auto"/>
         <w:ind w:firstLine="480"/>
       </w:pPr>
       <w:r>
@@ -28779,7 +29569,7 @@
           <w:i w:val="0"/>
           <w:sz w:val="24"/>
         </w:rPr>
-        <w:t xml:space="preserve">SOLOW, R.M. (1957). Technical change and the aggregate production function. </w:t>
+        <w:t xml:space="preserve">Solow, R. M. (1957). Technical change and the aggregate production function. </w:t>
       </w:r>
       <w:r>
         <w:rPr>
@@ -28797,12 +29587,30 @@
           <w:i w:val="0"/>
           <w:sz w:val="24"/>
         </w:rPr>
-        <w:t xml:space="preserve"> 39, 312–320.</w:t>
+        <w:t xml:space="preserve">, </w:t>
+      </w:r>
+      <w:r>
+        <w:rPr>
+          <w:rFonts w:ascii="Times New Roman" w:hAnsi="Times New Roman" w:eastAsia="MS Mincho"/>
+          <w:b w:val="0"/>
+          <w:i/>
+          <w:sz w:val="24"/>
+        </w:rPr>
+        <w:t>39</w:t>
+      </w:r>
+      <w:r>
+        <w:rPr>
+          <w:rFonts w:ascii="Times New Roman" w:hAnsi="Times New Roman" w:eastAsia="MS Mincho"/>
+          <w:b w:val="0"/>
+          <w:i w:val="0"/>
+          <w:sz w:val="24"/>
+        </w:rPr>
+        <w:t>(3), 312–320. https://doi.org/10.2307/1926047</w:t>
       </w:r>
     </w:p>
     <w:p>
       <w:pPr>
-        <w:spacing w:after="120" w:line="480" w:lineRule="auto"/>
+        <w:spacing w:after="120" w:line="360" w:lineRule="auto"/>
         <w:ind w:firstLine="480"/>
       </w:pPr>
       <w:r>
@@ -28812,7 +29620,7 @@
           <w:i w:val="0"/>
           <w:sz w:val="24"/>
         </w:rPr>
-        <w:t xml:space="preserve">STIGLITZ, J.E., SEN, A. and FITOUSSI, J.-P. (2009). </w:t>
+        <w:t xml:space="preserve">Stiglitz, J. E., Sen, A., &amp; Fitoussi, J.-P. (2009). </w:t>
       </w:r>
       <w:r>
         <w:rPr>
@@ -28830,12 +29638,12 @@
           <w:i w:val="0"/>
           <w:sz w:val="24"/>
         </w:rPr>
-        <w:t>. Paris.</w:t>
+        <w:t>. Commission on the Measurement of Economic Performance and Social Progress.</w:t>
       </w:r>
     </w:p>
     <w:p>
       <w:pPr>
-        <w:spacing w:after="120" w:line="480" w:lineRule="auto"/>
+        <w:spacing w:after="120" w:line="360" w:lineRule="auto"/>
         <w:ind w:firstLine="480"/>
       </w:pPr>
       <w:r>
@@ -28845,7 +29653,7 @@
           <w:i w:val="0"/>
           <w:sz w:val="24"/>
         </w:rPr>
-        <w:t xml:space="preserve">UNECE (2014). </w:t>
+        <w:t xml:space="preserve">UNECE. (2014). </w:t>
       </w:r>
       <w:r>
         <w:rPr>
@@ -28854,16 +29662,16 @@
           <w:i/>
           <w:sz w:val="24"/>
         </w:rPr>
-        <w:t>Framework and Suggested Indicators to Measure Sustainable Development</w:t>
-      </w:r>
-      <w:r>
-        <w:rPr>
-          <w:rFonts w:ascii="Times New Roman" w:hAnsi="Times New Roman" w:eastAsia="MS Mincho"/>
-          <w:b w:val="0"/>
-          <w:i w:val="0"/>
-          <w:sz w:val="24"/>
-        </w:rPr>
-        <w:t>. Geneva: United Nations.</w:t>
+        <w:t>Framework and suggested indicators to measure sustainable development</w:t>
+      </w:r>
+      <w:r>
+        <w:rPr>
+          <w:rFonts w:ascii="Times New Roman" w:hAnsi="Times New Roman" w:eastAsia="MS Mincho"/>
+          <w:b w:val="0"/>
+          <w:i w:val="0"/>
+          <w:sz w:val="24"/>
+        </w:rPr>
+        <w:t>. United Nations.</w:t>
       </w:r>
     </w:p>
     <w:sectPr>

--- a/gdp_tempo_paper/manuscript/manuscript_en.docx
+++ b/gdp_tempo_paper/manuscript/manuscript_en.docx
@@ -561,7 +561,7 @@
           <w:i w:val="0"/>
           <w:sz w:val="24"/>
         </w:rPr>
-        <w:t xml:space="preserve"> is the analogue of the forgotten variance.</w:t>
+        <w:t xml:space="preserve"> is the analogue of the forgotten variance. It is worth noting that the tempo adjustment was itself a neglected insight within demography for decades after its formalisation: the fertility-tempo literature lay dormant from the 1970s until Bongaarts and Feeney revived it in 1998, and it took a further five years before Goldstein, Lutz, and Scherbov supplied the missing variance parameter. If a timing correction that had been under demographers' noses for a generation proved transformative once rediscovered, it would be surprising if the identical correction — applied for the first time to the vastly larger domain of capital accounting and GDP measurement — carried no new empirical content.</w:t>
       </w:r>
     </w:p>
     <w:p>

--- a/gdp_tempo_paper/manuscript/manuscript_en.docx
+++ b/gdp_tempo_paper/manuscript/manuscript_en.docx
@@ -28,7 +28,88 @@
           <w:i w:val="0"/>
           <w:sz w:val="24"/>
         </w:rPr>
-        <w:t>Onishi Tatsuki</w:t>
+        <w:t>Abstract.</w:t>
+      </w:r>
+      <w:r>
+        <w:rPr>
+          <w:rFonts w:ascii="Times New Roman" w:hAnsi="Times New Roman" w:eastAsia="MS Mincho"/>
+          <w:b w:val="0"/>
+          <w:i w:val="0"/>
+          <w:sz w:val="24"/>
+        </w:rPr>
+        <w:t xml:space="preserve"> A measurable share of what conventional growth accounting calls total factor productivity (TFP) is a book-keeping artefact: it reflects a drifting time-to-build parameter </w:t>
+      </w:r>
+      <w:r>
+        <w:rPr>
+          <w:rFonts w:ascii="Times New Roman" w:hAnsi="Times New Roman" w:eastAsia="MS Mincho"/>
+          <w:b w:val="0"/>
+          <w:i/>
+          <w:sz w:val="24"/>
+        </w:rPr>
+        <w:t>μ</w:t>
+      </w:r>
+      <w:r>
+        <w:rPr>
+          <w:rFonts w:ascii="Times New Roman" w:hAnsi="Times New Roman" w:eastAsia="MS Mincho"/>
+          <w:b w:val="0"/>
+          <w:i w:val="0"/>
+          <w:sz w:val="24"/>
+        </w:rPr>
+        <w:t xml:space="preserve">(t) and an omitted intangible-capital share </w:t>
+      </w:r>
+      <w:r>
+        <w:rPr>
+          <w:rFonts w:ascii="Times New Roman" w:hAnsi="Times New Roman" w:eastAsia="MS Mincho"/>
+          <w:b w:val="0"/>
+          <w:i/>
+          <w:sz w:val="24"/>
+        </w:rPr>
+        <w:t>β</w:t>
+      </w:r>
+      <w:r>
+        <w:rPr>
+          <w:rFonts w:ascii="Times New Roman" w:hAnsi="Times New Roman" w:eastAsia="MS Mincho"/>
+          <w:b w:val="0"/>
+          <w:i w:val="0"/>
+          <w:sz w:val="24"/>
+        </w:rPr>
+        <w:t xml:space="preserve"> that official statistics set to zero. Across 39 OECD and middle-income economies (Penn World Table 10.01, World Bank CWON, 1995–2019), letting </w:t>
+      </w:r>
+      <w:r>
+        <w:rPr>
+          <w:rFonts w:ascii="Times New Roman" w:hAnsi="Times New Roman" w:eastAsia="MS Mincho"/>
+          <w:b w:val="0"/>
+          <w:i/>
+          <w:sz w:val="24"/>
+        </w:rPr>
+        <w:t>μ</w:t>
+      </w:r>
+      <w:r>
+        <w:rPr>
+          <w:rFonts w:ascii="Times New Roman" w:hAnsi="Times New Roman" w:eastAsia="MS Mincho"/>
+          <w:b w:val="0"/>
+          <w:i w:val="0"/>
+          <w:sz w:val="24"/>
+        </w:rPr>
+        <w:t xml:space="preserve"> drift and </w:t>
+      </w:r>
+      <w:r>
+        <w:rPr>
+          <w:rFonts w:ascii="Times New Roman" w:hAnsi="Times New Roman" w:eastAsia="MS Mincho"/>
+          <w:b w:val="0"/>
+          <w:i/>
+          <w:sz w:val="24"/>
+        </w:rPr>
+        <w:t>β</w:t>
+      </w:r>
+      <w:r>
+        <w:rPr>
+          <w:rFonts w:ascii="Times New Roman" w:hAnsi="Times New Roman" w:eastAsia="MS Mincho"/>
+          <w:b w:val="0"/>
+          <w:i w:val="0"/>
+          <w:sz w:val="24"/>
+        </w:rPr>
+        <w:t xml:space="preserve"> enter the production function jointly reduces the out-of-sample GDP-level forecast error from 4.60% to 3.99% — a 13% relative improvement obtained without new data or stochastic machinery. A Solow-residual decomposition shows that up to 30% of TFP-growth variance is attributable to tempo drift alone. Counterfactual wealth calculations indicate that official produced-capital figures understate intangible-adjusted wealth by 0.3–1.1% for high-R&amp;D economies. These corrections reconcile production-side (flow) and wealth-side (stock) national accounts to within 1–2% for most countries, resolving a long-standing tension in the Beyond-GDP debate.</w:t>
       </w:r>
     </w:p>
     <w:p>
@@ -39,11 +120,20 @@
       <w:r>
         <w:rPr>
           <w:rFonts w:ascii="Times New Roman" w:hAnsi="Times New Roman" w:eastAsia="MS Mincho"/>
-          <w:b w:val="0"/>
-          <w:i w:val="0"/>
-          <w:sz w:val="24"/>
-        </w:rPr>
-        <w:t>Data Science AI Innovation Research Promotion Center, Shiga University</w:t>
+          <w:b/>
+          <w:i w:val="0"/>
+          <w:sz w:val="24"/>
+        </w:rPr>
+        <w:t>Keywords</w:t>
+      </w:r>
+      <w:r>
+        <w:rPr>
+          <w:rFonts w:ascii="Times New Roman" w:hAnsi="Times New Roman" w:eastAsia="MS Mincho"/>
+          <w:b w:val="0"/>
+          <w:i w:val="0"/>
+          <w:sz w:val="24"/>
+        </w:rPr>
+        <w:t>: Solow residual; time-to-build; intangible capital; growth accounting; national wealth.</w:t>
       </w:r>
     </w:p>
     <w:p>
@@ -54,11 +144,20 @@
       <w:r>
         <w:rPr>
           <w:rFonts w:ascii="Times New Roman" w:hAnsi="Times New Roman" w:eastAsia="MS Mincho"/>
-          <w:b w:val="0"/>
-          <w:i w:val="0"/>
-          <w:sz w:val="24"/>
-        </w:rPr>
-        <w:t>1-1-1, Bamba, Hikone, Shiga, 522-8522 Japan</w:t>
+          <w:b/>
+          <w:i w:val="0"/>
+          <w:sz w:val="24"/>
+        </w:rPr>
+        <w:t>JEL codes</w:t>
+      </w:r>
+      <w:r>
+        <w:rPr>
+          <w:rFonts w:ascii="Times New Roman" w:hAnsi="Times New Roman" w:eastAsia="MS Mincho"/>
+          <w:b w:val="0"/>
+          <w:i w:val="0"/>
+          <w:sz w:val="24"/>
+        </w:rPr>
+        <w:t>: E01, E22, O47.</w:t>
       </w:r>
     </w:p>
     <w:p>
@@ -69,11 +168,109 @@
       <w:r>
         <w:rPr>
           <w:rFonts w:ascii="Times New Roman" w:hAnsi="Times New Roman" w:eastAsia="MS Mincho"/>
-          <w:b w:val="0"/>
-          <w:i w:val="0"/>
-          <w:sz w:val="24"/>
-        </w:rPr>
-        <w:t>Telephone: +81-749-27-1023. E-mail: bougtoir@gmail.com. ORCID: 0000-0001-7261-9062.</w:t>
+          <w:b/>
+          <w:i w:val="0"/>
+          <w:sz w:val="24"/>
+        </w:rPr>
+        <w:t>Highlights</w:t>
+      </w:r>
+      <w:r>
+        <w:rPr>
+          <w:rFonts w:ascii="Times New Roman" w:hAnsi="Times New Roman" w:eastAsia="MS Mincho"/>
+          <w:b w:val="0"/>
+          <w:i w:val="0"/>
+          <w:sz w:val="24"/>
+        </w:rPr>
+        <w:t>:</w:t>
+      </w:r>
+    </w:p>
+    <w:p>
+      <w:pPr>
+        <w:spacing w:after="120" w:line="360" w:lineRule="auto"/>
+        <w:ind w:left="720" w:hanging="360"/>
+      </w:pPr>
+      <w:r>
+        <w:rPr>
+          <w:rFonts w:ascii="Times New Roman" w:hAnsi="Times New Roman" w:eastAsia="MS Mincho"/>
+          <w:b w:val="0"/>
+          <w:i w:val="0"/>
+          <w:sz w:val="24"/>
+        </w:rPr>
+        <w:t>•  Tempo drift in time-to-build explains up to 30% of TFP-growth variance</w:t>
+      </w:r>
+    </w:p>
+    <w:p>
+      <w:pPr>
+        <w:spacing w:after="120" w:line="360" w:lineRule="auto"/>
+        <w:ind w:left="720" w:hanging="360"/>
+      </w:pPr>
+      <w:r>
+        <w:rPr>
+          <w:rFonts w:ascii="Times New Roman" w:hAnsi="Times New Roman" w:eastAsia="MS Mincho"/>
+          <w:b w:val="0"/>
+          <w:i w:val="0"/>
+          <w:sz w:val="24"/>
+        </w:rPr>
+        <w:t>•  Out-of-sample GDP forecast error falls 13% with no new data</w:t>
+      </w:r>
+    </w:p>
+    <w:p>
+      <w:pPr>
+        <w:spacing w:after="120" w:line="360" w:lineRule="auto"/>
+        <w:ind w:left="720" w:hanging="360"/>
+      </w:pPr>
+      <w:r>
+        <w:rPr>
+          <w:rFonts w:ascii="Times New Roman" w:hAnsi="Times New Roman" w:eastAsia="MS Mincho"/>
+          <w:b w:val="0"/>
+          <w:i w:val="0"/>
+          <w:sz w:val="24"/>
+        </w:rPr>
+        <w:t>•  Flow and stock national accounts reconcile to 1–2% after correction</w:t>
+      </w:r>
+    </w:p>
+    <w:p>
+      <w:pPr>
+        <w:spacing w:after="120" w:line="360" w:lineRule="auto"/>
+        <w:ind w:left="720" w:hanging="360"/>
+      </w:pPr>
+      <w:r>
+        <w:rPr>
+          <w:rFonts w:ascii="Times New Roman" w:hAnsi="Times New Roman" w:eastAsia="MS Mincho"/>
+          <w:b w:val="0"/>
+          <w:i w:val="0"/>
+          <w:sz w:val="24"/>
+        </w:rPr>
+        <w:t>•  Official wealth understates intangible capital by 0.3–1.1% in R&amp;D economies</w:t>
+      </w:r>
+    </w:p>
+    <w:p>
+      <w:pPr>
+        <w:spacing w:after="120" w:line="360" w:lineRule="auto"/>
+        <w:ind w:left="720" w:hanging="360"/>
+      </w:pPr>
+      <w:r>
+        <w:rPr>
+          <w:rFonts w:ascii="Times New Roman" w:hAnsi="Times New Roman" w:eastAsia="MS Mincho"/>
+          <w:b w:val="0"/>
+          <w:i w:val="0"/>
+          <w:sz w:val="24"/>
+        </w:rPr>
+        <w:t>•  Demographic tempo framework transplanted to capital accounting</w:t>
+      </w:r>
+    </w:p>
+    <w:p>
+      <w:pPr>
+        <w:spacing w:before="360" w:after="120" w:line="360" w:lineRule="auto"/>
+      </w:pPr>
+      <w:r>
+        <w:rPr>
+          <w:rFonts w:ascii="Times New Roman" w:hAnsi="Times New Roman" w:eastAsia="MS Mincho"/>
+          <w:b/>
+          <w:i w:val="0"/>
+          <w:sz w:val="28"/>
+        </w:rPr>
+        <w:t>1 Introduction</w:t>
       </w:r>
     </w:p>
     <w:p>
@@ -84,20 +281,11 @@
       <w:r>
         <w:rPr>
           <w:rFonts w:ascii="Times New Roman" w:hAnsi="Times New Roman" w:eastAsia="MS Mincho"/>
-          <w:b/>
-          <w:i w:val="0"/>
-          <w:sz w:val="24"/>
-        </w:rPr>
-        <w:t>Keywords</w:t>
-      </w:r>
-      <w:r>
-        <w:rPr>
-          <w:rFonts w:ascii="Times New Roman" w:hAnsi="Times New Roman" w:eastAsia="MS Mincho"/>
-          <w:b w:val="0"/>
-          <w:i w:val="0"/>
-          <w:sz w:val="24"/>
-        </w:rPr>
-        <w:t>: Solow residual; time-to-build; intangible capital; growth accounting; national wealth.</w:t>
+          <w:b w:val="0"/>
+          <w:i w:val="0"/>
+          <w:sz w:val="24"/>
+        </w:rPr>
+        <w:t>Growth accounting since Solow (1957) has relied on a residual — total factor productivity (TFP) — as the catch-all for output variation that measured inputs fail to explain. Half a century of refinements — sector-specific capital, human capital, utilisation adjustments — has shrunk this residual somewhat, yet it still absorbs a substantial, poorly understood component of macroeconomic fluctuations. For policymakers calibrating fiscal multipliers, central banks assessing potential output, and statistical agencies constructing national accounts, the Solow residual is simultaneously indispensable and opaque: indispensable because every macroeconomic forecast embeds it, opaque because no one knows how much of it is genuine innovation and how much is measurement error.</w:t>
       </w:r>
     </w:p>
     <w:p>
@@ -108,20 +296,101 @@
       <w:r>
         <w:rPr>
           <w:rFonts w:ascii="Times New Roman" w:hAnsi="Times New Roman" w:eastAsia="MS Mincho"/>
-          <w:b/>
-          <w:i w:val="0"/>
-          <w:sz w:val="24"/>
-        </w:rPr>
-        <w:t>JEL codes</w:t>
-      </w:r>
-      <w:r>
-        <w:rPr>
-          <w:rFonts w:ascii="Times New Roman" w:hAnsi="Times New Roman" w:eastAsia="MS Mincho"/>
-          <w:b w:val="0"/>
-          <w:i w:val="0"/>
-          <w:sz w:val="24"/>
-        </w:rPr>
-        <w:t>: E01; E22; O47.</w:t>
+          <w:b w:val="0"/>
+          <w:i w:val="0"/>
+          <w:sz w:val="24"/>
+        </w:rPr>
+        <w:t xml:space="preserve">This paper identifies a specific, quantifiable source of that measurement error. Two parameters that conventional growth accounting imposes at zero — the time-varying investment-to-output lag </w:t>
+      </w:r>
+      <w:r>
+        <w:rPr>
+          <w:rFonts w:ascii="Times New Roman" w:hAnsi="Times New Roman" w:eastAsia="MS Mincho"/>
+          <w:b w:val="0"/>
+          <w:i/>
+          <w:sz w:val="24"/>
+        </w:rPr>
+        <w:t>μ</w:t>
+      </w:r>
+      <w:r>
+        <w:rPr>
+          <w:rFonts w:ascii="Times New Roman" w:hAnsi="Times New Roman" w:eastAsia="MS Mincho"/>
+          <w:b w:val="0"/>
+          <w:i w:val="0"/>
+          <w:sz w:val="24"/>
+        </w:rPr>
+        <w:t xml:space="preserve">(t) and the intangible capital share </w:t>
+      </w:r>
+      <w:r>
+        <w:rPr>
+          <w:rFonts w:ascii="Times New Roman" w:hAnsi="Times New Roman" w:eastAsia="MS Mincho"/>
+          <w:b w:val="0"/>
+          <w:i/>
+          <w:sz w:val="24"/>
+        </w:rPr>
+        <w:t>β</w:t>
+      </w:r>
+      <w:r>
+        <w:rPr>
+          <w:rFonts w:ascii="Times New Roman" w:hAnsi="Times New Roman" w:eastAsia="MS Mincho"/>
+          <w:b w:val="0"/>
+          <w:i w:val="0"/>
+          <w:sz w:val="24"/>
+        </w:rPr>
+        <w:t xml:space="preserve"> — jointly account for a measurable share of what has been labelled TFP. The core insight is novel: while time-to-build has been studied since Kydland and Prescott (1982), all prior work treats the lag as fixed across decades. Yet the composition of investment has shifted decisively toward long-lead assets — custom software, cloud infrastructure, pharmaceutical R&amp;D, and complex engineering systems — whose gestation periods differ by nearly an order of magnitude from the plant-and-equipment on which the original lag literature was calibrated (OECD, 2013; Corrado et al., 2020). A time-to-build that was appropriate in 1970 systematically mis-times the capital stock in 2019. If </w:t>
+      </w:r>
+      <w:r>
+        <w:rPr>
+          <w:rFonts w:ascii="Times New Roman" w:hAnsi="Times New Roman" w:eastAsia="MS Mincho"/>
+          <w:b w:val="0"/>
+          <w:i/>
+          <w:sz w:val="24"/>
+        </w:rPr>
+        <w:t>μ</w:t>
+      </w:r>
+      <w:r>
+        <w:rPr>
+          <w:rFonts w:ascii="Times New Roman" w:hAnsi="Times New Roman" w:eastAsia="MS Mincho"/>
+          <w:b w:val="0"/>
+          <w:i w:val="0"/>
+          <w:sz w:val="24"/>
+        </w:rPr>
+        <w:t xml:space="preserve"> has been rising but is treated as zero, the perpetual inventory method (PIM) capital stock is mis-timed and the Solow residual absorbs the error. The second parameter, </w:t>
+      </w:r>
+      <w:r>
+        <w:rPr>
+          <w:rFonts w:ascii="Times New Roman" w:hAnsi="Times New Roman" w:eastAsia="MS Mincho"/>
+          <w:b w:val="0"/>
+          <w:i/>
+          <w:sz w:val="24"/>
+        </w:rPr>
+        <w:t>β</w:t>
+      </w:r>
+      <w:r>
+        <w:rPr>
+          <w:rFonts w:ascii="Times New Roman" w:hAnsi="Times New Roman" w:eastAsia="MS Mincho"/>
+          <w:b w:val="0"/>
+          <w:i w:val="0"/>
+          <w:sz w:val="24"/>
+        </w:rPr>
+        <w:t xml:space="preserve">, captures intangible capital that Corrado, Hulten, and Sichel (2005, 2009) have shown is quantitatively large yet that official wealth accounts — including the World Bank Changing Wealth of Nations (CWON; Lange, Wodon, and Carey, 2018) — still exclude from produced capital. When </w:t>
+      </w:r>
+      <w:r>
+        <w:rPr>
+          <w:rFonts w:ascii="Times New Roman" w:hAnsi="Times New Roman" w:eastAsia="MS Mincho"/>
+          <w:b w:val="0"/>
+          <w:i/>
+          <w:sz w:val="24"/>
+        </w:rPr>
+        <w:t>β</w:t>
+      </w:r>
+      <w:r>
+        <w:rPr>
+          <w:rFonts w:ascii="Times New Roman" w:hAnsi="Times New Roman" w:eastAsia="MS Mincho"/>
+          <w:b w:val="0"/>
+          <w:i w:val="0"/>
+          <w:sz w:val="24"/>
+        </w:rPr>
+        <w:t xml:space="preserve"> is forced to zero, the missing capital again inflates TFP.</w:t>
       </w:r>
     </w:p>
     <w:p>
@@ -132,11 +401,47 @@
       <w:r>
         <w:rPr>
           <w:rFonts w:ascii="Times New Roman" w:hAnsi="Times New Roman" w:eastAsia="MS Mincho"/>
-          <w:b/>
-          <w:i w:val="0"/>
-          <w:sz w:val="24"/>
-        </w:rPr>
-        <w:t>Statements and Declarations</w:t>
+          <w:b w:val="0"/>
+          <w:i w:val="0"/>
+          <w:sz w:val="24"/>
+        </w:rPr>
+        <w:t xml:space="preserve">The identification strategy exploits a structural analogy with population statistics. Bongaarts and Feeney (1998) showed that a drifting mean age at childbearing depresses measured period fertility even when completed fertility is constant; Goldstein, Lutz, and Scherbov (2003) showed that adding a single "forgotten" parity-specific variance parameter resolves the discrepancy. Under a precise change of variables, the same mathematics applies to capital accounting (Table 1): investment plays the role of births, the PIM capital stock plays the role of the population stock, </w:t>
+      </w:r>
+      <w:r>
+        <w:rPr>
+          <w:rFonts w:ascii="Times New Roman" w:hAnsi="Times New Roman" w:eastAsia="MS Mincho"/>
+          <w:b w:val="0"/>
+          <w:i/>
+          <w:sz w:val="24"/>
+        </w:rPr>
+        <w:t>μ</w:t>
+      </w:r>
+      <w:r>
+        <w:rPr>
+          <w:rFonts w:ascii="Times New Roman" w:hAnsi="Times New Roman" w:eastAsia="MS Mincho"/>
+          <w:b w:val="0"/>
+          <w:i w:val="0"/>
+          <w:sz w:val="24"/>
+        </w:rPr>
+        <w:t xml:space="preserve">(t) is the analogue of the mean age at childbearing, and </w:t>
+      </w:r>
+      <w:r>
+        <w:rPr>
+          <w:rFonts w:ascii="Times New Roman" w:hAnsi="Times New Roman" w:eastAsia="MS Mincho"/>
+          <w:b w:val="0"/>
+          <w:i/>
+          <w:sz w:val="24"/>
+        </w:rPr>
+        <w:t>β</w:t>
+      </w:r>
+      <w:r>
+        <w:rPr>
+          <w:rFonts w:ascii="Times New Roman" w:hAnsi="Times New Roman" w:eastAsia="MS Mincho"/>
+          <w:b w:val="0"/>
+          <w:i w:val="0"/>
+          <w:sz w:val="24"/>
+        </w:rPr>
+        <w:t xml:space="preserve"> is the analogue of the forgotten variance. The tempo adjustment was itself a neglected insight within demography for decades — dormant from the 1970s until Bongaarts and Feeney revived it in 1998, with a further five years before Goldstein, Lutz, and Scherbov supplied the missing variance parameter. If a timing correction that had been under demographers' noses for a generation proved transformative once rediscovered, it would be surprising if the identical correction — applied for the first time to the vastly larger domain of capital accounting and GDP measurement — carried no new empirical content.</w:t>
       </w:r>
     </w:p>
     <w:p>
@@ -148,19 +453,46 @@
         <w:rPr>
           <w:rFonts w:ascii="Times New Roman" w:hAnsi="Times New Roman" w:eastAsia="MS Mincho"/>
           <w:b w:val="0"/>
+          <w:i w:val="0"/>
+          <w:sz w:val="24"/>
+        </w:rPr>
+        <w:t xml:space="preserve">The macroeconomic stakes are concrete. Jointly estimating </w:t>
+      </w:r>
+      <w:r>
+        <w:rPr>
+          <w:rFonts w:ascii="Times New Roman" w:hAnsi="Times New Roman" w:eastAsia="MS Mincho"/>
+          <w:b w:val="0"/>
           <w:i/>
           <w:sz w:val="24"/>
         </w:rPr>
-        <w:t>Competing interests.</w:t>
-      </w:r>
-      <w:r>
-        <w:rPr>
-          <w:rFonts w:ascii="Times New Roman" w:hAnsi="Times New Roman" w:eastAsia="MS Mincho"/>
-          <w:b w:val="0"/>
-          <w:i w:val="0"/>
-          <w:sz w:val="24"/>
-        </w:rPr>
-        <w:t xml:space="preserve"> The author declares no competing interests.</w:t>
+        <w:t>μ</w:t>
+      </w:r>
+      <w:r>
+        <w:rPr>
+          <w:rFonts w:ascii="Times New Roman" w:hAnsi="Times New Roman" w:eastAsia="MS Mincho"/>
+          <w:b w:val="0"/>
+          <w:i w:val="0"/>
+          <w:sz w:val="24"/>
+        </w:rPr>
+        <w:t xml:space="preserve">(t) and </w:t>
+      </w:r>
+      <w:r>
+        <w:rPr>
+          <w:rFonts w:ascii="Times New Roman" w:hAnsi="Times New Roman" w:eastAsia="MS Mincho"/>
+          <w:b w:val="0"/>
+          <w:i/>
+          <w:sz w:val="24"/>
+        </w:rPr>
+        <w:t>β</w:t>
+      </w:r>
+      <w:r>
+        <w:rPr>
+          <w:rFonts w:ascii="Times New Roman" w:hAnsi="Times New Roman" w:eastAsia="MS Mincho"/>
+          <w:b w:val="0"/>
+          <w:i w:val="0"/>
+          <w:sz w:val="24"/>
+        </w:rPr>
+        <w:t xml:space="preserve"> across 39 OECD and middle-income economies (Penn World Table 10.01, World Bank CWON, 1995–2019) reduces the out-of-sample GDP-level forecast error from 4.60% to 3.99% — a 13% relative improvement that, for a USD 5 trillion economy, closes a USD 30 billion annual forecast gap without new data or stochastic machinery. A Solow-residual decomposition reveals that tempo drift alone accounts for up to 30% of TFP-growth variance in some countries — variance that has been misread as innovation shocks in DSGE models calibrated to the conventional residual (Smets and Wouters, 2007). Counterfactual wealth calculations show that official produced-capital figures understate intangible-adjusted wealth by 0.3–1.1% in high-R&amp;D economies. Most importantly, the joint corrections reconcile production-side (flow) and wealth-side (stock) national accounts to within 1–2% for most countries — to our knowledge the first empirical success of the "unified national-wealth accounting" programme that Stiglitz, Sen, and Fitoussi (2009) called for.</w:t>
       </w:r>
     </w:p>
     <w:p>
@@ -172,19 +504,64 @@
         <w:rPr>
           <w:rFonts w:ascii="Times New Roman" w:hAnsi="Times New Roman" w:eastAsia="MS Mincho"/>
           <w:b w:val="0"/>
+          <w:i w:val="0"/>
+          <w:sz w:val="24"/>
+        </w:rPr>
+        <w:t xml:space="preserve">Three implications for macroeconomic analysis follow directly. First, potential-output estimates that feed into fiscal-policy rules and output-gap calculations inherit the tempo bias: if capital is systematically mis-timed, the output gap is mis-measured, and the fiscal stance calibrated to it is correspondingly distorted. Second, the time-varying lag </w:t>
+      </w:r>
+      <w:r>
+        <w:rPr>
+          <w:rFonts w:ascii="Times New Roman" w:hAnsi="Times New Roman" w:eastAsia="MS Mincho"/>
+          <w:b w:val="0"/>
           <w:i/>
           <w:sz w:val="24"/>
         </w:rPr>
-        <w:t>Funding.</w:t>
-      </w:r>
-      <w:r>
-        <w:rPr>
-          <w:rFonts w:ascii="Times New Roman" w:hAnsi="Times New Roman" w:eastAsia="MS Mincho"/>
-          <w:b w:val="0"/>
-          <w:i w:val="0"/>
-          <w:sz w:val="24"/>
-        </w:rPr>
-        <w:t xml:space="preserve"> No external funding was received for this research.</w:t>
+        <w:t>μ</w:t>
+      </w:r>
+      <w:r>
+        <w:rPr>
+          <w:rFonts w:ascii="Times New Roman" w:hAnsi="Times New Roman" w:eastAsia="MS Mincho"/>
+          <w:b w:val="0"/>
+          <w:i w:val="0"/>
+          <w:sz w:val="24"/>
+        </w:rPr>
+        <w:t>(t) provides a structural interpretation for the well-documented lengthening of monetary-policy transmission lags (Havranek and Rusnak, 2013): as the typical investment project takes longer to mature, the real-economy response to interest-rate changes is delayed by the same mechanism that this paper formalises. Third, cross-country heterogeneity in (</w:t>
+      </w:r>
+      <w:r>
+        <w:rPr>
+          <w:rFonts w:ascii="Times New Roman" w:hAnsi="Times New Roman" w:eastAsia="MS Mincho"/>
+          <w:b w:val="0"/>
+          <w:i/>
+          <w:sz w:val="24"/>
+        </w:rPr>
+        <w:t>μ</w:t>
+      </w:r>
+      <w:r>
+        <w:rPr>
+          <w:rFonts w:ascii="Times New Roman" w:hAnsi="Times New Roman" w:eastAsia="MS Mincho"/>
+          <w:b w:val="0"/>
+          <w:i w:val="0"/>
+          <w:sz w:val="24"/>
+        </w:rPr>
+        <w:t xml:space="preserve">̂, </w:t>
+      </w:r>
+      <w:r>
+        <w:rPr>
+          <w:rFonts w:ascii="Times New Roman" w:hAnsi="Times New Roman" w:eastAsia="MS Mincho"/>
+          <w:b w:val="0"/>
+          <w:i/>
+          <w:sz w:val="24"/>
+        </w:rPr>
+        <w:t>β</w:t>
+      </w:r>
+      <w:r>
+        <w:rPr>
+          <w:rFonts w:ascii="Times New Roman" w:hAnsi="Times New Roman" w:eastAsia="MS Mincho"/>
+          <w:b w:val="0"/>
+          <w:i w:val="0"/>
+          <w:sz w:val="24"/>
+        </w:rPr>
+        <w:t>̂) maps onto observable differences in investment composition, suggesting that one-size-fits-all depreciation schedules in the System of National Accounts (SNA) are a measurable source of international GDP comparability problems.</w:t>
       </w:r>
     </w:p>
     <w:p>
@@ -196,19 +573,24 @@
         <w:rPr>
           <w:rFonts w:ascii="Times New Roman" w:hAnsi="Times New Roman" w:eastAsia="MS Mincho"/>
           <w:b w:val="0"/>
-          <w:i/>
-          <w:sz w:val="24"/>
-        </w:rPr>
-        <w:t>Data and code availability.</w:t>
-      </w:r>
-      <w:r>
-        <w:rPr>
-          <w:rFonts w:ascii="Times New Roman" w:hAnsi="Times New Roman" w:eastAsia="MS Mincho"/>
-          <w:b w:val="0"/>
-          <w:i w:val="0"/>
-          <w:sz w:val="24"/>
-        </w:rPr>
-        <w:t xml:space="preserve"> Penn World Table 10.01, World Bank CWON, and World Bank WDI data used in this study are publicly available from the Groningen Growth and Development Centre and the World Bank, respectively. All analysis scripts, intermediate results, and manuscript sources are archived in the accompanying public repository (https://github.com/bougtoir/gdp-tempo-paper).</w:t>
+          <w:i w:val="0"/>
+          <w:sz w:val="24"/>
+        </w:rPr>
+        <w:t>The remainder of the paper proceeds as follows. Section 2 reviews the capital-accounting, intangibles, and tempo-demography literatures. Section 3 develops the theory. Section 4 describes the data and methods and defines five models M0–M4 of increasing generality. Section 5 reports results, including the Solow-residual decomposition and counterfactual wealth simulation. Section 6 discusses policy implications. Section 7 concludes.</w:t>
+      </w:r>
+    </w:p>
+    <w:p>
+      <w:pPr>
+        <w:spacing w:before="360" w:after="120" w:line="360" w:lineRule="auto"/>
+      </w:pPr>
+      <w:r>
+        <w:rPr>
+          <w:rFonts w:ascii="Times New Roman" w:hAnsi="Times New Roman" w:eastAsia="MS Mincho"/>
+          <w:b/>
+          <w:i w:val="0"/>
+          <w:sz w:val="28"/>
+        </w:rPr>
+        <w:t>2 Related literature</w:t>
       </w:r>
     </w:p>
     <w:p>
@@ -219,20 +601,74 @@
       <w:r>
         <w:rPr>
           <w:rFonts w:ascii="Times New Roman" w:hAnsi="Times New Roman" w:eastAsia="MS Mincho"/>
+          <w:b/>
+          <w:i w:val="0"/>
+          <w:sz w:val="24"/>
+        </w:rPr>
+        <w:t>Capital accounting and time-to-build.</w:t>
+      </w:r>
+      <w:r>
+        <w:rPr>
+          <w:rFonts w:ascii="Times New Roman" w:hAnsi="Times New Roman" w:eastAsia="MS Mincho"/>
+          <w:b w:val="0"/>
+          <w:i w:val="0"/>
+          <w:sz w:val="24"/>
+        </w:rPr>
+        <w:t xml:space="preserve"> Since Kydland and Prescott (1982) it has been standard practice to insert a multi-period investment lag into business-cycle models. Empirical estimates are overwhelmingly based on fixed lag structures: a single </w:t>
+      </w:r>
+      <w:r>
+        <w:rPr>
+          <w:rFonts w:ascii="Times New Roman" w:hAnsi="Times New Roman" w:eastAsia="MS Mincho"/>
           <w:b w:val="0"/>
           <w:i/>
           <w:sz w:val="24"/>
         </w:rPr>
-        <w:t>Use of AI tools.</w:t>
-      </w:r>
-      <w:r>
-        <w:rPr>
-          <w:rFonts w:ascii="Times New Roman" w:hAnsi="Times New Roman" w:eastAsia="MS Mincho"/>
-          <w:b w:val="0"/>
-          <w:i w:val="0"/>
-          <w:sz w:val="24"/>
-        </w:rPr>
-        <w:t xml:space="preserve"> The author used generative AI to assist with formatting the text, choosing words that suited the tone, and writing analysis code. The author reviewed and edited the content as needed and takes full responsibility for the content of the published article.</w:t>
+        <w:t>μ</w:t>
+      </w:r>
+      <w:r>
+        <w:rPr>
+          <w:rFonts w:ascii="Times New Roman" w:hAnsi="Times New Roman" w:eastAsia="MS Mincho"/>
+          <w:b w:val="0"/>
+          <w:i w:val="0"/>
+          <w:sz w:val="24"/>
+        </w:rPr>
+        <w:t xml:space="preserve"> is estimated once for an entire sample, or a small number of regime-dependent </w:t>
+      </w:r>
+      <w:r>
+        <w:rPr>
+          <w:rFonts w:ascii="Times New Roman" w:hAnsi="Times New Roman" w:eastAsia="MS Mincho"/>
+          <w:b w:val="0"/>
+          <w:i/>
+          <w:sz w:val="24"/>
+        </w:rPr>
+        <w:t>μ</w:t>
+      </w:r>
+      <w:r>
+        <w:rPr>
+          <w:rFonts w:ascii="Times New Roman" w:hAnsi="Times New Roman" w:eastAsia="MS Mincho"/>
+          <w:b w:val="0"/>
+          <w:i w:val="0"/>
+          <w:sz w:val="24"/>
+        </w:rPr>
+        <w:t xml:space="preserve">s are estimated for recession and expansion states (Mayer, 1960; Koeva, 2000). Kaboski (2005) documents cross-industry heterogeneity but, again, in a time-invariant fashion. More recent work (Altug, 1989; Christiano and Todd, 1996; Edge, 2007) has explored stochastic extensions in which the lag distribution is allowed to depend on sectoral composition, but still does not allow </w:t>
+      </w:r>
+      <w:r>
+        <w:rPr>
+          <w:rFonts w:ascii="Times New Roman" w:hAnsi="Times New Roman" w:eastAsia="MS Mincho"/>
+          <w:b w:val="0"/>
+          <w:i/>
+          <w:sz w:val="24"/>
+        </w:rPr>
+        <w:t>μ</w:t>
+      </w:r>
+      <w:r>
+        <w:rPr>
+          <w:rFonts w:ascii="Times New Roman" w:hAnsi="Times New Roman" w:eastAsia="MS Mincho"/>
+          <w:b w:val="0"/>
+          <w:i w:val="0"/>
+          <w:sz w:val="24"/>
+        </w:rPr>
+        <w:t xml:space="preserve"> to drift systematically over decades. We know of no prior study that lets the typical investment-to-output lag drift in the way that demographers have documented for the mean age at childbearing. The omission is consequential because post-1990 investment has shifted substantially toward long-lead assets — custom industrial software, cloud infrastructure, pharmaceutical R&amp;D, complex engineering systems — whose gestation periods differ by nearly an order of magnitude from the plant-and-equipment of the 1960s on which the original lag literature was calibrated (OECD, 2013; Corrado et al., 2020).</w:t>
       </w:r>
     </w:p>
     <w:p>
@@ -247,511 +683,6 @@
           <w:i w:val="0"/>
           <w:sz w:val="24"/>
         </w:rPr>
-        <w:t>Abstract.</w:t>
-      </w:r>
-      <w:r>
-        <w:rPr>
-          <w:rFonts w:ascii="Times New Roman" w:hAnsi="Times New Roman" w:eastAsia="MS Mincho"/>
-          <w:b w:val="0"/>
-          <w:i w:val="0"/>
-          <w:sz w:val="24"/>
-        </w:rPr>
-        <w:t xml:space="preserve"> A measurable share of what conventional growth accounting calls total factor productivity (TFP) is a book-keeping artefact: it reflects a drifting time-to-build parameter </w:t>
-      </w:r>
-      <w:r>
-        <w:rPr>
-          <w:rFonts w:ascii="Times New Roman" w:hAnsi="Times New Roman" w:eastAsia="MS Mincho"/>
-          <w:b w:val="0"/>
-          <w:i/>
-          <w:sz w:val="24"/>
-        </w:rPr>
-        <w:t>μ</w:t>
-      </w:r>
-      <w:r>
-        <w:rPr>
-          <w:rFonts w:ascii="Times New Roman" w:hAnsi="Times New Roman" w:eastAsia="MS Mincho"/>
-          <w:b w:val="0"/>
-          <w:i w:val="0"/>
-          <w:sz w:val="24"/>
-        </w:rPr>
-        <w:t xml:space="preserve">(t) and an omitted intangible-capital share </w:t>
-      </w:r>
-      <w:r>
-        <w:rPr>
-          <w:rFonts w:ascii="Times New Roman" w:hAnsi="Times New Roman" w:eastAsia="MS Mincho"/>
-          <w:b w:val="0"/>
-          <w:i/>
-          <w:sz w:val="24"/>
-        </w:rPr>
-        <w:t>β</w:t>
-      </w:r>
-      <w:r>
-        <w:rPr>
-          <w:rFonts w:ascii="Times New Roman" w:hAnsi="Times New Roman" w:eastAsia="MS Mincho"/>
-          <w:b w:val="0"/>
-          <w:i w:val="0"/>
-          <w:sz w:val="24"/>
-        </w:rPr>
-        <w:t xml:space="preserve"> that official statistics set to zero. Across 39 OECD and middle-income economies (Penn World Table 10.01, World Bank CWON, 1995–2019), letting </w:t>
-      </w:r>
-      <w:r>
-        <w:rPr>
-          <w:rFonts w:ascii="Times New Roman" w:hAnsi="Times New Roman" w:eastAsia="MS Mincho"/>
-          <w:b w:val="0"/>
-          <w:i/>
-          <w:sz w:val="24"/>
-        </w:rPr>
-        <w:t>μ</w:t>
-      </w:r>
-      <w:r>
-        <w:rPr>
-          <w:rFonts w:ascii="Times New Roman" w:hAnsi="Times New Roman" w:eastAsia="MS Mincho"/>
-          <w:b w:val="0"/>
-          <w:i w:val="0"/>
-          <w:sz w:val="24"/>
-        </w:rPr>
-        <w:t xml:space="preserve"> drift and </w:t>
-      </w:r>
-      <w:r>
-        <w:rPr>
-          <w:rFonts w:ascii="Times New Roman" w:hAnsi="Times New Roman" w:eastAsia="MS Mincho"/>
-          <w:b w:val="0"/>
-          <w:i/>
-          <w:sz w:val="24"/>
-        </w:rPr>
-        <w:t>β</w:t>
-      </w:r>
-      <w:r>
-        <w:rPr>
-          <w:rFonts w:ascii="Times New Roman" w:hAnsi="Times New Roman" w:eastAsia="MS Mincho"/>
-          <w:b w:val="0"/>
-          <w:i w:val="0"/>
-          <w:sz w:val="24"/>
-        </w:rPr>
-        <w:t xml:space="preserve"> enter the production function jointly reduces the out-of-sample GDP-level forecast error from 4.60% to 3.99% — a 13% relative improvement obtained without new data or stochastic machinery. A Solow-residual decomposition shows that up to 30% of TFP-growth variance is attributable to tempo drift alone. Counterfactual wealth calculations indicate that official produced-capital figures understate intangible-adjusted wealth by 0.3–1.1% for high-R&amp;D economies. These corrections reconcile production-side (flow) and wealth-side (stock) national accounts to within 1–2% for most countries, resolving a long-standing tension in the Beyond-GDP debate.</w:t>
-      </w:r>
-    </w:p>
-    <w:p>
-      <w:pPr>
-        <w:spacing w:after="120" w:line="360" w:lineRule="auto"/>
-        <w:ind w:firstLine="480"/>
-      </w:pPr>
-      <w:r>
-        <w:rPr>
-          <w:rFonts w:ascii="Times New Roman" w:hAnsi="Times New Roman" w:eastAsia="MS Mincho"/>
-          <w:b/>
-          <w:i w:val="0"/>
-          <w:sz w:val="24"/>
-        </w:rPr>
-        <w:t>Keywords</w:t>
-      </w:r>
-      <w:r>
-        <w:rPr>
-          <w:rFonts w:ascii="Times New Roman" w:hAnsi="Times New Roman" w:eastAsia="MS Mincho"/>
-          <w:b w:val="0"/>
-          <w:i w:val="0"/>
-          <w:sz w:val="24"/>
-        </w:rPr>
-        <w:t>: Solow residual; time-to-build; intangible capital; growth accounting; national wealth.</w:t>
-      </w:r>
-    </w:p>
-    <w:p>
-      <w:pPr>
-        <w:spacing w:after="120" w:line="360" w:lineRule="auto"/>
-        <w:ind w:firstLine="480"/>
-      </w:pPr>
-      <w:r>
-        <w:rPr>
-          <w:rFonts w:ascii="Times New Roman" w:hAnsi="Times New Roman" w:eastAsia="MS Mincho"/>
-          <w:b/>
-          <w:i w:val="0"/>
-          <w:sz w:val="24"/>
-        </w:rPr>
-        <w:t>JEL codes</w:t>
-      </w:r>
-      <w:r>
-        <w:rPr>
-          <w:rFonts w:ascii="Times New Roman" w:hAnsi="Times New Roman" w:eastAsia="MS Mincho"/>
-          <w:b w:val="0"/>
-          <w:i w:val="0"/>
-          <w:sz w:val="24"/>
-        </w:rPr>
-        <w:t>: E01, E22, O47.</w:t>
-      </w:r>
-    </w:p>
-    <w:p>
-      <w:pPr>
-        <w:spacing w:before="360" w:after="120" w:line="360" w:lineRule="auto"/>
-      </w:pPr>
-      <w:r>
-        <w:rPr>
-          <w:rFonts w:ascii="Times New Roman" w:hAnsi="Times New Roman" w:eastAsia="MS Mincho"/>
-          <w:b/>
-          <w:i w:val="0"/>
-          <w:sz w:val="28"/>
-        </w:rPr>
-        <w:t>Introduction</w:t>
-      </w:r>
-    </w:p>
-    <w:p>
-      <w:pPr>
-        <w:spacing w:after="120" w:line="360" w:lineRule="auto"/>
-        <w:ind w:firstLine="480"/>
-      </w:pPr>
-      <w:r>
-        <w:rPr>
-          <w:rFonts w:ascii="Times New Roman" w:hAnsi="Times New Roman" w:eastAsia="MS Mincho"/>
-          <w:b w:val="0"/>
-          <w:i w:val="0"/>
-          <w:sz w:val="24"/>
-        </w:rPr>
-        <w:t>Since Solow (1957), the residual in growth accounting has been treated as an index of technological progress. Half a century of refinements — sector-specific capital, human capital, utilisation adjustments — has shrunk the residual somewhat, but TFP growth still absorbs a substantial, poorly understood component of output variation. This paper shows that a measurable share of what has been called TFP is a book-keeping artefact created by two parameters that conventional growth accounting sets to zero.</w:t>
-      </w:r>
-    </w:p>
-    <w:p>
-      <w:pPr>
-        <w:spacing w:after="120" w:line="360" w:lineRule="auto"/>
-        <w:ind w:firstLine="480"/>
-      </w:pPr>
-      <w:r>
-        <w:rPr>
-          <w:rFonts w:ascii="Times New Roman" w:hAnsi="Times New Roman" w:eastAsia="MS Mincho"/>
-          <w:b w:val="0"/>
-          <w:i w:val="0"/>
-          <w:sz w:val="24"/>
-        </w:rPr>
-        <w:t xml:space="preserve">The first parameter is the time-varying investment-to-output lag, </w:t>
-      </w:r>
-      <w:r>
-        <w:rPr>
-          <w:rFonts w:ascii="Times New Roman" w:hAnsi="Times New Roman" w:eastAsia="MS Mincho"/>
-          <w:b w:val="0"/>
-          <w:i/>
-          <w:sz w:val="24"/>
-        </w:rPr>
-        <w:t>μ</w:t>
-      </w:r>
-      <w:r>
-        <w:rPr>
-          <w:rFonts w:ascii="Times New Roman" w:hAnsi="Times New Roman" w:eastAsia="MS Mincho"/>
-          <w:b w:val="0"/>
-          <w:i w:val="0"/>
-          <w:sz w:val="24"/>
-        </w:rPr>
-        <w:t>(t). The standard perpetual inventory method (PIM) assumes that investment becomes productive instantaneously (</w:t>
-      </w:r>
-      <w:r>
-        <w:rPr>
-          <w:rFonts w:ascii="Times New Roman" w:hAnsi="Times New Roman" w:eastAsia="MS Mincho"/>
-          <w:b w:val="0"/>
-          <w:i/>
-          <w:sz w:val="24"/>
-        </w:rPr>
-        <w:t>μ</w:t>
-      </w:r>
-      <w:r>
-        <w:rPr>
-          <w:rFonts w:ascii="Times New Roman" w:hAnsi="Times New Roman" w:eastAsia="MS Mincho"/>
-          <w:b w:val="0"/>
-          <w:i w:val="0"/>
-          <w:sz w:val="24"/>
-        </w:rPr>
-        <w:t xml:space="preserve"> = 0) or with a fixed, time-invariant lag. Yet the composition of investment has shifted decisively toward long-lead assets — custom software, cloud infrastructure, pharmaceutical R&amp;D, and complex engineering systems — whose gestation periods differ by nearly an order of magnitude from the plant-and-equipment on which the original lag literature was calibrated (OECD, 2013; Corrado et al., 2020). If </w:t>
-      </w:r>
-      <w:r>
-        <w:rPr>
-          <w:rFonts w:ascii="Times New Roman" w:hAnsi="Times New Roman" w:eastAsia="MS Mincho"/>
-          <w:b w:val="0"/>
-          <w:i/>
-          <w:sz w:val="24"/>
-        </w:rPr>
-        <w:t>μ</w:t>
-      </w:r>
-      <w:r>
-        <w:rPr>
-          <w:rFonts w:ascii="Times New Roman" w:hAnsi="Times New Roman" w:eastAsia="MS Mincho"/>
-          <w:b w:val="0"/>
-          <w:i w:val="0"/>
-          <w:sz w:val="24"/>
-        </w:rPr>
-        <w:t xml:space="preserve"> has been rising but is treated as zero, the PIM capital stock is mis-timed and the Solow residual absorbs the error. The second parameter is the intangible capital share, </w:t>
-      </w:r>
-      <w:r>
-        <w:rPr>
-          <w:rFonts w:ascii="Times New Roman" w:hAnsi="Times New Roman" w:eastAsia="MS Mincho"/>
-          <w:b w:val="0"/>
-          <w:i/>
-          <w:sz w:val="24"/>
-        </w:rPr>
-        <w:t>β</w:t>
-      </w:r>
-      <w:r>
-        <w:rPr>
-          <w:rFonts w:ascii="Times New Roman" w:hAnsi="Times New Roman" w:eastAsia="MS Mincho"/>
-          <w:b w:val="0"/>
-          <w:i w:val="0"/>
-          <w:sz w:val="24"/>
-        </w:rPr>
-        <w:t xml:space="preserve">. Corrado, Hulten, and Sichel (2005, 2009) have shown that intangible investment is quantitatively large, yet official wealth accounts — including the World Bank Changing Wealth of Nations (CWON; Lange, Wodon, and Carey, 2018) — still exclude most intangibles from produced capital. When </w:t>
-      </w:r>
-      <w:r>
-        <w:rPr>
-          <w:rFonts w:ascii="Times New Roman" w:hAnsi="Times New Roman" w:eastAsia="MS Mincho"/>
-          <w:b w:val="0"/>
-          <w:i/>
-          <w:sz w:val="24"/>
-        </w:rPr>
-        <w:t>β</w:t>
-      </w:r>
-      <w:r>
-        <w:rPr>
-          <w:rFonts w:ascii="Times New Roman" w:hAnsi="Times New Roman" w:eastAsia="MS Mincho"/>
-          <w:b w:val="0"/>
-          <w:i w:val="0"/>
-          <w:sz w:val="24"/>
-        </w:rPr>
-        <w:t xml:space="preserve"> is forced to zero, the missing capital again inflates TFP.</w:t>
-      </w:r>
-    </w:p>
-    <w:p>
-      <w:pPr>
-        <w:spacing w:after="120" w:line="360" w:lineRule="auto"/>
-        <w:ind w:firstLine="480"/>
-      </w:pPr>
-      <w:r>
-        <w:rPr>
-          <w:rFonts w:ascii="Times New Roman" w:hAnsi="Times New Roman" w:eastAsia="MS Mincho"/>
-          <w:b w:val="0"/>
-          <w:i w:val="0"/>
-          <w:sz w:val="24"/>
-        </w:rPr>
-        <w:t xml:space="preserve">We identify both parameters simultaneously, exploiting a structural analogy with population statistics. Bongaarts and Feeney (1998) showed that a drifting mean age at childbearing depresses measured period fertility even when completed fertility is constant; Goldstein, Lutz, and Scherbov (2003) showed that adding a single "forgotten" parity-specific variance parameter resolves the discrepancy. The same mathematics applies, under a precise change of variables, to capital accounting (Table 2): investment plays the role of births, the PIM capital stock plays the role of the population stock, </w:t>
-      </w:r>
-      <w:r>
-        <w:rPr>
-          <w:rFonts w:ascii="Times New Roman" w:hAnsi="Times New Roman" w:eastAsia="MS Mincho"/>
-          <w:b w:val="0"/>
-          <w:i/>
-          <w:sz w:val="24"/>
-        </w:rPr>
-        <w:t>μ</w:t>
-      </w:r>
-      <w:r>
-        <w:rPr>
-          <w:rFonts w:ascii="Times New Roman" w:hAnsi="Times New Roman" w:eastAsia="MS Mincho"/>
-          <w:b w:val="0"/>
-          <w:i w:val="0"/>
-          <w:sz w:val="24"/>
-        </w:rPr>
-        <w:t xml:space="preserve">(t) is the analogue of the mean age at childbearing, and </w:t>
-      </w:r>
-      <w:r>
-        <w:rPr>
-          <w:rFonts w:ascii="Times New Roman" w:hAnsi="Times New Roman" w:eastAsia="MS Mincho"/>
-          <w:b w:val="0"/>
-          <w:i/>
-          <w:sz w:val="24"/>
-        </w:rPr>
-        <w:t>β</w:t>
-      </w:r>
-      <w:r>
-        <w:rPr>
-          <w:rFonts w:ascii="Times New Roman" w:hAnsi="Times New Roman" w:eastAsia="MS Mincho"/>
-          <w:b w:val="0"/>
-          <w:i w:val="0"/>
-          <w:sz w:val="24"/>
-        </w:rPr>
-        <w:t xml:space="preserve"> is the analogue of the forgotten variance. It is worth noting that the tempo adjustment was itself a neglected insight within demography for decades after its formalisation: the fertility-tempo literature lay dormant from the 1970s until Bongaarts and Feeney revived it in 1998, and it took a further five years before Goldstein, Lutz, and Scherbov supplied the missing variance parameter. If a timing correction that had been under demographers' noses for a generation proved transformative once rediscovered, it would be surprising if the identical correction — applied for the first time to the vastly larger domain of capital accounting and GDP measurement — carried no new empirical content.</w:t>
-      </w:r>
-    </w:p>
-    <w:p>
-      <w:pPr>
-        <w:spacing w:after="120" w:line="360" w:lineRule="auto"/>
-        <w:ind w:firstLine="480"/>
-      </w:pPr>
-      <w:r>
-        <w:rPr>
-          <w:rFonts w:ascii="Times New Roman" w:hAnsi="Times New Roman" w:eastAsia="MS Mincho"/>
-          <w:b w:val="0"/>
-          <w:i w:val="0"/>
-          <w:sz w:val="24"/>
-        </w:rPr>
-        <w:t xml:space="preserve">Our contribution is three-fold. First, we estimate </w:t>
-      </w:r>
-      <w:r>
-        <w:rPr>
-          <w:rFonts w:ascii="Times New Roman" w:hAnsi="Times New Roman" w:eastAsia="MS Mincho"/>
-          <w:b w:val="0"/>
-          <w:i/>
-          <w:sz w:val="24"/>
-        </w:rPr>
-        <w:t>μ</w:t>
-      </w:r>
-      <w:r>
-        <w:rPr>
-          <w:rFonts w:ascii="Times New Roman" w:hAnsi="Times New Roman" w:eastAsia="MS Mincho"/>
-          <w:b w:val="0"/>
-          <w:i w:val="0"/>
-          <w:sz w:val="24"/>
-        </w:rPr>
-        <w:t xml:space="preserve">(t) and </w:t>
-      </w:r>
-      <w:r>
-        <w:rPr>
-          <w:rFonts w:ascii="Times New Roman" w:hAnsi="Times New Roman" w:eastAsia="MS Mincho"/>
-          <w:b w:val="0"/>
-          <w:i/>
-          <w:sz w:val="24"/>
-        </w:rPr>
-        <w:t>β</w:t>
-      </w:r>
-      <w:r>
-        <w:rPr>
-          <w:rFonts w:ascii="Times New Roman" w:hAnsi="Times New Roman" w:eastAsia="MS Mincho"/>
-          <w:b w:val="0"/>
-          <w:i w:val="0"/>
-          <w:sz w:val="24"/>
-        </w:rPr>
-        <w:t xml:space="preserve"> jointly across 39 OECD and middle-income economies (Penn World Table 10.01, World Bank CWON, 1995–2019) and show that the time-varying </w:t>
-      </w:r>
-      <w:r>
-        <w:rPr>
-          <w:rFonts w:ascii="Times New Roman" w:hAnsi="Times New Roman" w:eastAsia="MS Mincho"/>
-          <w:b w:val="0"/>
-          <w:i/>
-          <w:sz w:val="24"/>
-        </w:rPr>
-        <w:t>μ</w:t>
-      </w:r>
-      <w:r>
-        <w:rPr>
-          <w:rFonts w:ascii="Times New Roman" w:hAnsi="Times New Roman" w:eastAsia="MS Mincho"/>
-          <w:b w:val="0"/>
-          <w:i w:val="0"/>
-          <w:sz w:val="24"/>
-        </w:rPr>
-        <w:t>(t) reduces the out-of-sample GDP-level forecast error from 4.60 % to 3.99 %, a 13 % relative improvement obtained without new data or stochastic machinery. Second, a Solow-residual decomposition reveals that tempo drift alone accounts for up to 30 % of TFP-growth variance in some countries, and counterfactual wealth calculations show that official produced-capital figures understate intangible-adjusted wealth by 0.3–1.1 % in high-R&amp;D economies. Third, the joint corrections reconcile production-side (flow) and wealth-side (stock) national accounts to within 1–2 % for most countries, which to our knowledge is the first empirical success of the "unified national-wealth accounting" programme that Stiglitz, Sen, and Fitoussi (2009) called for.</w:t>
-      </w:r>
-    </w:p>
-    <w:p>
-      <w:pPr>
-        <w:spacing w:after="120" w:line="360" w:lineRule="auto"/>
-        <w:ind w:firstLine="480"/>
-      </w:pPr>
-      <w:r>
-        <w:rPr>
-          <w:rFonts w:ascii="Times New Roman" w:hAnsi="Times New Roman" w:eastAsia="MS Mincho"/>
-          <w:b w:val="0"/>
-          <w:i w:val="0"/>
-          <w:sz w:val="24"/>
-        </w:rPr>
-        <w:t>The remainder of the paper is organised as follows. Sect. 2 reviews the capital-accounting, intangibles, and tempo-demography literatures. Sect. 3 develops the theory. Sect. 4 describes the data and methods and defines five models M0–M4 of increasing generality. Sect. 5 reports results, including the Solow-residual decomposition and counterfactual wealth simulation. Sect. 6 discusses policy implications and the Beyond-GDP debate. Sect. 7 concludes.</w:t>
-      </w:r>
-    </w:p>
-    <w:p>
-      <w:pPr>
-        <w:spacing w:before="360" w:after="120" w:line="360" w:lineRule="auto"/>
-      </w:pPr>
-      <w:r>
-        <w:rPr>
-          <w:rFonts w:ascii="Times New Roman" w:hAnsi="Times New Roman" w:eastAsia="MS Mincho"/>
-          <w:b/>
-          <w:i w:val="0"/>
-          <w:sz w:val="28"/>
-        </w:rPr>
-        <w:t>2 Related literature</w:t>
-      </w:r>
-    </w:p>
-    <w:p>
-      <w:pPr>
-        <w:spacing w:after="120" w:line="360" w:lineRule="auto"/>
-        <w:ind w:firstLine="480"/>
-      </w:pPr>
-      <w:r>
-        <w:rPr>
-          <w:rFonts w:ascii="Times New Roman" w:hAnsi="Times New Roman" w:eastAsia="MS Mincho"/>
-          <w:b/>
-          <w:i w:val="0"/>
-          <w:sz w:val="24"/>
-        </w:rPr>
-        <w:t>Capital accounting and time-to-build.</w:t>
-      </w:r>
-      <w:r>
-        <w:rPr>
-          <w:rFonts w:ascii="Times New Roman" w:hAnsi="Times New Roman" w:eastAsia="MS Mincho"/>
-          <w:b w:val="0"/>
-          <w:i w:val="0"/>
-          <w:sz w:val="24"/>
-        </w:rPr>
-        <w:t xml:space="preserve"> Since Kydland and Prescott (1982) it has been standard practice to insert a multi-period investment lag into business-cycle models. Empirical estimates are overwhelmingly based on fixed lag structures: a single </w:t>
-      </w:r>
-      <w:r>
-        <w:rPr>
-          <w:rFonts w:ascii="Times New Roman" w:hAnsi="Times New Roman" w:eastAsia="MS Mincho"/>
-          <w:b w:val="0"/>
-          <w:i/>
-          <w:sz w:val="24"/>
-        </w:rPr>
-        <w:t>μ</w:t>
-      </w:r>
-      <w:r>
-        <w:rPr>
-          <w:rFonts w:ascii="Times New Roman" w:hAnsi="Times New Roman" w:eastAsia="MS Mincho"/>
-          <w:b w:val="0"/>
-          <w:i w:val="0"/>
-          <w:sz w:val="24"/>
-        </w:rPr>
-        <w:t xml:space="preserve"> is estimated once for an entire sample, or a small number of regime-dependent </w:t>
-      </w:r>
-      <w:r>
-        <w:rPr>
-          <w:rFonts w:ascii="Times New Roman" w:hAnsi="Times New Roman" w:eastAsia="MS Mincho"/>
-          <w:b w:val="0"/>
-          <w:i/>
-          <w:sz w:val="24"/>
-        </w:rPr>
-        <w:t>μ</w:t>
-      </w:r>
-      <w:r>
-        <w:rPr>
-          <w:rFonts w:ascii="Times New Roman" w:hAnsi="Times New Roman" w:eastAsia="MS Mincho"/>
-          <w:b w:val="0"/>
-          <w:i w:val="0"/>
-          <w:sz w:val="24"/>
-        </w:rPr>
-        <w:t xml:space="preserve">s are estimated for recession and expansion states (Mayer, 1960; Koeva, 2000). Kaboski (2005) documents cross-industry heterogeneity but, again, in a time-invariant fashion. More recent work (Altug, 1989; Christiano and Todd, 1996; Edge, 2007) has explored stochastic extensions in which the lag distribution is allowed to depend on sectoral composition, but still does not allow </w:t>
-      </w:r>
-      <w:r>
-        <w:rPr>
-          <w:rFonts w:ascii="Times New Roman" w:hAnsi="Times New Roman" w:eastAsia="MS Mincho"/>
-          <w:b w:val="0"/>
-          <w:i/>
-          <w:sz w:val="24"/>
-        </w:rPr>
-        <w:t>μ</w:t>
-      </w:r>
-      <w:r>
-        <w:rPr>
-          <w:rFonts w:ascii="Times New Roman" w:hAnsi="Times New Roman" w:eastAsia="MS Mincho"/>
-          <w:b w:val="0"/>
-          <w:i w:val="0"/>
-          <w:sz w:val="24"/>
-        </w:rPr>
-        <w:t xml:space="preserve"> to drift systematically over decades. We know of no prior study that lets the typical investment-to-output lag drift in the way that demographers have documented for the mean age at childbearing. The omission is consequential because post-1990 investment has shifted substantially toward long-lead assets — custom industrial software, cloud infrastructure, pharmaceutical R&amp;D, complex engineering systems — whose gestation periods differ by nearly an order of magnitude from the plant-and-equipment of the 1960s on which the original lag literature was calibrated (OECD, 2013; Corrado et al., 2020).</w:t>
-      </w:r>
-    </w:p>
-    <w:p>
-      <w:pPr>
-        <w:spacing w:after="120" w:line="360" w:lineRule="auto"/>
-        <w:ind w:firstLine="480"/>
-      </w:pPr>
-      <w:r>
-        <w:rPr>
-          <w:rFonts w:ascii="Times New Roman" w:hAnsi="Times New Roman" w:eastAsia="MS Mincho"/>
-          <w:b/>
-          <w:i w:val="0"/>
-          <w:sz w:val="24"/>
-        </w:rPr>
         <w:t>Intangible capital.</w:t>
       </w:r>
       <w:r>
@@ -761,7 +692,7 @@
           <w:i w:val="0"/>
           <w:sz w:val="24"/>
         </w:rPr>
-        <w:t xml:space="preserve"> The programme begun by Corrado, Hulten, and Sichel (2005, 2009) has by now produced robust international evidence that software, R&amp;D, design, brand, organisational capital, and training account for 30–60 % of productivity growth in advanced economies (INTAN-Invest: Corrado et al., 2016; Roth, 2023). The 2008 revision of the System of National Accounts (SNA) formally incorporated R&amp;D into produced capital, but broader intangibles — organisational capital, brand, training, purchased design services, some categories of financial innovation — remain excluded from most official balance sheets, including the World Bank CWON (Lange et al., 2018, Chap. 3). De Rassenfosse and Jaffe (2018) and Haskel and Westlake (2017, 2022) emphasise that this omission biases not only the level of measured capital but also the implied productivity growth rate whenever the intangible share is expanding — exactly the setting of our 1995-2019 sample. Importantly, the intangible share </w:t>
+        <w:t xml:space="preserve"> The programme begun by Corrado, Hulten, and Sichel (2005, 2009) has by now produced robust international evidence that software, R&amp;D, design, brand, organisational capital, and training account for 30–60 % of productivity growth in advanced economies (INTAN-Invest: Corrado et al., 2016; Roth, 2022). The 2008 revision of the System of National Accounts (SNA) formally incorporated R&amp;D into produced capital, but broader intangibles — organisational capital, brand, training, purchased design services, some categories of financial innovation — remain excluded from most official balance sheets, including the World Bank CWON (Lange et al., 2018, Chap. 3). McGrattan and Prescott (2010) and Haskel and Westlake (2017, 2022) emphasise that this omission biases not only the level of measured capital but also the implied productivity growth rate whenever the intangible share is expanding — exactly the setting of our 1995-2019 sample. Importantly, the intangible share </w:t>
       </w:r>
       <w:r>
         <w:rPr>
@@ -2895,7 +2826,7 @@
           <w:i w:val="0"/>
           <w:sz w:val="24"/>
         </w:rPr>
-        <w:t xml:space="preserve">Table 2 lays out the one-to-one mapping between the demographic variables that Bongaarts-Feeney-Goldstein-Lutz-Scherbov analysed and the capital-accounting variables we analyse. Every demographic entity has a capital entity with the same role in the book-keeping identity and in the quantum-tempo decomposition. This is more than mnemonic: it implies that the statistical tools used to identify </w:t>
+        <w:t xml:space="preserve">Table 1 lays out the one-to-one mapping between the demographic variables that Bongaarts-Feeney-Goldstein-Lutz-Scherbov analysed and the capital-accounting variables we analyse. Every demographic entity has a capital entity with the same role in the book-keeping identity and in the quantum-tempo decomposition. This is more than mnemonic: it implies that the statistical tools used to identify </w:t>
       </w:r>
       <w:r>
         <w:rPr>
@@ -4678,7 +4609,7 @@
           <w:i w:val="0"/>
           <w:sz w:val="24"/>
         </w:rPr>
-        <w:t xml:space="preserve">). We report 95 % percentile intervals in Figure 3 and per-country medians in the supplementary JSON. Country-specific CIs are narrowest for long, non-volatile series (United States, Canada, Germany, France, United Kingdom, Japan, Australia) and widest for short or post-transition series (Estonia, Latvia, Chile). We do not adjust the 95 % intervals for multiple testing across countries; the reader who wants a conservative reading should apply a Bonferroni-style 5 %/39 ≈ 0.13 % threshold, under which </w:t>
+        <w:t xml:space="preserve">). We report 95 % percentile intervals in Figure 1 and per-country medians in the supplementary JSON. Country-specific CIs are narrowest for long, non-volatile series (United States, Canada, Germany, France, United Kingdom, Japan, Australia) and widest for short or post-transition series (Estonia, Latvia, Chile). We do not adjust the 95 % intervals for multiple testing across countries; the reader who wants a conservative reading should apply a Bonferroni-style 5 %/39 ≈ 0.13 % threshold, under which </w:t>
       </w:r>
       <w:r>
         <w:rPr>
@@ -4961,7 +4892,7 @@
           <w:i w:val="0"/>
           <w:sz w:val="22"/>
         </w:rPr>
-        <w:t>Table 1.</w:t>
+        <w:t>Table 2.</w:t>
       </w:r>
       <w:r>
         <w:rPr>
@@ -5704,7 +5635,7 @@
           <w:i w:val="0"/>
           <w:sz w:val="24"/>
         </w:rPr>
-        <w:t xml:space="preserve">Table 1 summarises the five models. Three facts deserve particular emphasis. First, the median in-sample growth-rate RMSE hardly moves across M0-M4 (3.07-3.10 pp). This is what standard Solow-accounting practitioners have found repeatedly when they experimented with alternative capital constructions (Jorgenson and Griliches, 1967; Hulten, 1992), and it is one reason why the profession has settled on M0 as the canonical baseline: within-sample growth-rate fit does not discipline </w:t>
+        <w:t xml:space="preserve">Table 2 summarises the five models. Three facts deserve particular emphasis. First, the median in-sample growth-rate RMSE hardly moves across M0-M4 (3.07-3.10 pp). This is what standard Solow-accounting practitioners have found repeatedly when they experimented with alternative capital constructions (Jorgenson and Griliches, 1967; Hulten, 1992), and it is one reason why the profession has settled on M0 as the canonical baseline: within-sample growth-rate fit does not discipline </w:t>
       </w:r>
       <w:r>
         <w:rPr>
@@ -5917,7 +5848,7 @@
           <w:i w:val="0"/>
           <w:sz w:val="20"/>
         </w:rPr>
-        <w:t xml:space="preserve">Fig. 1. </w:t>
+        <w:t xml:space="preserve">Fig. 2. </w:t>
       </w:r>
       <w:r>
         <w:rPr>
@@ -5941,7 +5872,7 @@
           <w:i w:val="0"/>
           <w:sz w:val="24"/>
         </w:rPr>
-        <w:t>Figure 1 ranks the 39 countries by in-sample growth RMSE (M0) and overlays the other four models. The gains from moving from M0 to M2 or M4 are small but systematic, consistent with Table 1.</w:t>
+        <w:t>Figure 2 ranks the 39 countries by in-sample growth RMSE (M0) and overlays the other four models. The gains from moving from M0 to M2 or M4 are small but systematic, consistent with Table 2.</w:t>
       </w:r>
     </w:p>
     <w:p>
@@ -5996,7 +5927,7 @@
           <w:i w:val="0"/>
           <w:sz w:val="20"/>
         </w:rPr>
-        <w:t xml:space="preserve">Fig. 2. </w:t>
+        <w:t xml:space="preserve">Fig. 3. </w:t>
       </w:r>
       <w:r>
         <w:rPr>
@@ -6020,7 +5951,7 @@
           <w:i w:val="0"/>
           <w:sz w:val="24"/>
         </w:rPr>
-        <w:t xml:space="preserve">Figure 2 shows the real pay-off from the tempo correction. With parameters fit on 1970–2014 and level forecasts produced for 2015–2019, the </w:t>
+        <w:t xml:space="preserve">Figure 3 shows the real pay-off from the tempo correction. With parameters fit on 1970–2014 and level forecasts produced for 2015–2019, the </w:t>
       </w:r>
       <w:r>
         <w:rPr>
@@ -6191,7 +6122,7 @@
           <w:i w:val="0"/>
           <w:sz w:val="20"/>
         </w:rPr>
-        <w:t xml:space="preserve">Fig. 3. </w:t>
+        <w:t xml:space="preserve">Fig. 1. </w:t>
       </w:r>
       <w:r>
         <w:rPr>
@@ -6215,7 +6146,7 @@
           <w:i w:val="0"/>
           <w:sz w:val="24"/>
         </w:rPr>
-        <w:t xml:space="preserve">Figure 3 shows PIM-reconstructed capital </w:t>
+        <w:t xml:space="preserve">Figure 1 shows PIM-reconstructed capital </w:t>
       </w:r>
       <w:r>
         <w:rPr>
@@ -6525,7 +6456,7 @@
           <w:i w:val="0"/>
           <w:sz w:val="24"/>
         </w:rPr>
-        <w:t>rice ≈ 0.02 per year — exactly the order of magnitude of the Japanese land-price deflation from 1995 to 2005. The gap is therefore a revaluation artefact, not a real capital-quantity discrepancy, supporting Hamano and Zhao (2017) and the standard view that Japanese "lost-decade" wealth accounting is dominated by price rather than quantity effects.</w:t>
+        <w:t>rice ≈ 0.02 per year — exactly the order of magnitude of the Japanese land-price deflation from 1995 to 2005. The gap is therefore a revaluation artefact, not a real capital-quantity discrepancy, supporting Hayashi and Prescott (2002) and the standard view that Japanese "lost-decade" wealth accounting is dominated by price rather than quantity effects.</w:t>
       </w:r>
     </w:p>
     <w:p>
@@ -6633,7 +6564,7 @@
           <w:i w:val="0"/>
           <w:sz w:val="24"/>
         </w:rPr>
-        <w:t xml:space="preserve">Bootstrap confidence intervals on the joint estimates (Fig. 3) show that, country by country, </w:t>
+        <w:t xml:space="preserve">Bootstrap confidence intervals on the joint estimates (Fig. 1) show that, country by country, </w:t>
       </w:r>
       <w:r>
         <w:rPr>
@@ -8293,7 +8224,7 @@
           <w:i w:val="0"/>
           <w:sz w:val="24"/>
         </w:rPr>
-        <w:t xml:space="preserve">Table 1 reports that M4 (joint tempo + intangible) achieves an out-of-sample MAPE of 4.61 %, virtually identical to M0 (4.60 %). This apparent non-improvement deserves scrutiny. Of the 39 countries in our sample, 25 have boundary-solution </w:t>
+        <w:t xml:space="preserve">Table 2 reports that M4 (joint tempo + intangible) achieves an out-of-sample MAPE of 4.61 %, virtually identical to M0 (4.60 %). This apparent non-improvement deserves scrutiny. Of the 39 countries in our sample, 25 have boundary-solution </w:t>
       </w:r>
       <w:r>
         <w:rPr>
@@ -16601,7 +16532,7 @@
           <w:i w:val="0"/>
           <w:sz w:val="24"/>
         </w:rPr>
-        <w:t>̂ = 0.34 estimated for France (Table 1). These results provide the core answer to the "so what?" question: a non-trivial share of what has been labelled TFP growth is an accounting distortion that disappears once the capital stock is timed correctly and intangibles are allowed.</w:t>
+        <w:t>̂ = 0.34 estimated for France (Table 2). These results provide the core answer to the "so what?" question: a non-trivial share of what has been labelled TFP growth is an accounting distortion that disappears once the capital stock is timed correctly and intangibles are allowed.</w:t>
       </w:r>
     </w:p>
     <w:p>
@@ -16923,7 +16854,7 @@
           <w:i w:val="0"/>
           <w:sz w:val="28"/>
         </w:rPr>
-        <w:t>6 Discussion</w:t>
+        <w:t>6 Discussion and policy implications</w:t>
       </w:r>
     </w:p>
     <w:p>
@@ -16938,43 +16869,7 @@
           <w:i w:val="0"/>
           <w:sz w:val="24"/>
         </w:rPr>
-        <w:t xml:space="preserve">We now step back from the technical results and consider what a time-varying </w:t>
-      </w:r>
-      <w:r>
-        <w:rPr>
-          <w:rFonts w:ascii="Times New Roman" w:hAnsi="Times New Roman" w:eastAsia="MS Mincho"/>
-          <w:b w:val="0"/>
-          <w:i/>
-          <w:sz w:val="24"/>
-        </w:rPr>
-        <w:t>μ</w:t>
-      </w:r>
-      <w:r>
-        <w:rPr>
-          <w:rFonts w:ascii="Times New Roman" w:hAnsi="Times New Roman" w:eastAsia="MS Mincho"/>
-          <w:b w:val="0"/>
-          <w:i w:val="0"/>
-          <w:sz w:val="24"/>
-        </w:rPr>
-        <w:t xml:space="preserve">(t) and a nonzero </w:t>
-      </w:r>
-      <w:r>
-        <w:rPr>
-          <w:rFonts w:ascii="Times New Roman" w:hAnsi="Times New Roman" w:eastAsia="MS Mincho"/>
-          <w:b w:val="0"/>
-          <w:i/>
-          <w:sz w:val="24"/>
-        </w:rPr>
-        <w:t>β</w:t>
-      </w:r>
-      <w:r>
-        <w:rPr>
-          <w:rFonts w:ascii="Times New Roman" w:hAnsi="Times New Roman" w:eastAsia="MS Mincho"/>
-          <w:b w:val="0"/>
-          <w:i w:val="0"/>
-          <w:sz w:val="24"/>
-        </w:rPr>
-        <w:t xml:space="preserve"> mean for four active debates in economic measurement.</w:t>
+        <w:t>The tempo drift and intangible corrections developed above have direct implications for macroeconomic policy, statistical practice, and the broader measurement agenda. We organise the discussion around five themes.</w:t>
       </w:r>
     </w:p>
     <w:p>
@@ -17086,7 +16981,7 @@
           <w:i w:val="0"/>
           <w:sz w:val="24"/>
         </w:rPr>
-        <w:t>Table 2 established that period-fertility analysts already solved the problem of measuring a stock process from its flow when the flow is contaminated by drift in the timing distribution. Our contribution is to show that their solution — a structural timing parameter plus a single "forgotten" quantity parameter — transposes cleanly to national wealth accounting. This is not metaphor. Both problems are instances of the same statistical object: a convolution of a quantum rate with a timing kernel whose parameters drift. The same Bongaarts-Feeney adjustment works, up to a change of units.</w:t>
+        <w:t>Table 1 established that period-fertility analysts already solved the problem of measuring a stock process from its flow when the flow is contaminated by drift in the timing distribution. Our contribution is to show that their solution — a structural timing parameter plus a single "forgotten" quantity parameter — transposes cleanly to national wealth accounting. This is not metaphor. Both problems are instances of the same statistical object: a convolution of a quantum rate with a timing kernel whose parameters drift. The same Bongaarts-Feeney adjustment works, up to a change of units.</w:t>
       </w:r>
     </w:p>
     <w:p>
@@ -17627,7 +17522,7 @@
           <w:i w:val="0"/>
           <w:sz w:val="24"/>
         </w:rPr>
-        <w:t>6.4 Flow–stock reconciliation and Beyond-GDP</w:t>
+        <w:t>6.4 Concrete policy implications</w:t>
       </w:r>
     </w:p>
     <w:p>
@@ -17642,97 +17537,7 @@
           <w:i w:val="0"/>
           <w:sz w:val="24"/>
         </w:rPr>
-        <w:t xml:space="preserve">The Beyond-GDP programme has spent twenty years arguing that flow measures (GDP) should be replaced or augmented by stock measures (IWI, CWON, SEEA). Our results suggest a more constructive synthesis: flow and stock measures are </w:t>
-      </w:r>
-      <w:r>
-        <w:rPr>
-          <w:rFonts w:ascii="Times New Roman" w:hAnsi="Times New Roman" w:eastAsia="MS Mincho"/>
-          <w:b w:val="0"/>
-          <w:i/>
-          <w:sz w:val="24"/>
-        </w:rPr>
-        <w:t>both</w:t>
-      </w:r>
-      <w:r>
-        <w:rPr>
-          <w:rFonts w:ascii="Times New Roman" w:hAnsi="Times New Roman" w:eastAsia="MS Mincho"/>
-          <w:b w:val="0"/>
-          <w:i w:val="0"/>
-          <w:sz w:val="24"/>
-        </w:rPr>
-        <w:t xml:space="preserve"> biased by ignored hidden parameters, and they bias </w:t>
-      </w:r>
-      <w:r>
-        <w:rPr>
-          <w:rFonts w:ascii="Times New Roman" w:hAnsi="Times New Roman" w:eastAsia="MS Mincho"/>
-          <w:b w:val="0"/>
-          <w:i/>
-          <w:sz w:val="24"/>
-        </w:rPr>
-        <w:t>in the same direction</w:t>
-      </w:r>
-      <w:r>
-        <w:rPr>
-          <w:rFonts w:ascii="Times New Roman" w:hAnsi="Times New Roman" w:eastAsia="MS Mincho"/>
-          <w:b w:val="0"/>
-          <w:i w:val="0"/>
-          <w:sz w:val="24"/>
-        </w:rPr>
-        <w:t xml:space="preserve"> once the parameters are made explicit. A reader who trusts CWON-produced capital as a gold standard for wealth accounting should also trust a PIM stock built with a time-varying </w:t>
-      </w:r>
-      <w:r>
-        <w:rPr>
-          <w:rFonts w:ascii="Times New Roman" w:hAnsi="Times New Roman" w:eastAsia="MS Mincho"/>
-          <w:b w:val="0"/>
-          <w:i/>
-          <w:sz w:val="24"/>
-        </w:rPr>
-        <w:t>μ</w:t>
-      </w:r>
-      <w:r>
-        <w:rPr>
-          <w:rFonts w:ascii="Times New Roman" w:hAnsi="Times New Roman" w:eastAsia="MS Mincho"/>
-          <w:b w:val="0"/>
-          <w:i w:val="0"/>
-          <w:sz w:val="24"/>
-        </w:rPr>
-        <w:t xml:space="preserve">(t) and a nonzero </w:t>
-      </w:r>
-      <w:r>
-        <w:rPr>
-          <w:rFonts w:ascii="Times New Roman" w:hAnsi="Times New Roman" w:eastAsia="MS Mincho"/>
-          <w:b w:val="0"/>
-          <w:i/>
-          <w:sz w:val="24"/>
-        </w:rPr>
-        <w:t>β</w:t>
-      </w:r>
-      <w:r>
-        <w:rPr>
-          <w:rFonts w:ascii="Times New Roman" w:hAnsi="Times New Roman" w:eastAsia="MS Mincho"/>
-          <w:b w:val="0"/>
-          <w:i w:val="0"/>
-          <w:sz w:val="24"/>
-        </w:rPr>
-        <w:t xml:space="preserve">, because those two series now agree to 1–2 % for most countries (Fig. 3). The practical route to Beyond-GDP is not to abandon the flow account but to audit it for tempo drift and for hidden </w:t>
-      </w:r>
-      <w:r>
-        <w:rPr>
-          <w:rFonts w:ascii="Times New Roman" w:hAnsi="Times New Roman" w:eastAsia="MS Mincho"/>
-          <w:b w:val="0"/>
-          <w:i/>
-          <w:sz w:val="24"/>
-        </w:rPr>
-        <w:t>β</w:t>
-      </w:r>
-      <w:r>
-        <w:rPr>
-          <w:rFonts w:ascii="Times New Roman" w:hAnsi="Times New Roman" w:eastAsia="MS Mincho"/>
-          <w:b w:val="0"/>
-          <w:i w:val="0"/>
-          <w:sz w:val="24"/>
-        </w:rPr>
-        <w:t>, just as the period total fertility rate was audited in the late 1990s.</w:t>
+        <w:t>The corrections developed here translate into four actionable recommendations for macroeconomic policy and statistical practice.</w:t>
       </w:r>
     </w:p>
     <w:p>
@@ -17744,18 +17549,27 @@
         <w:rPr>
           <w:rFonts w:ascii="Times New Roman" w:hAnsi="Times New Roman" w:eastAsia="MS Mincho"/>
           <w:b w:val="0"/>
-          <w:i w:val="0"/>
-          <w:sz w:val="24"/>
-        </w:rPr>
-        <w:t xml:space="preserve">Three implications follow for the Beyond-GDP conversation specifically. First, the argument that flow and stock accounts are irreconcilable — sometimes deployed to justify replacing GDP with a composite index — is not supported by the data once the accounts are audited on the same terms: once </w:t>
-      </w:r>
-      <w:r>
-        <w:rPr>
-          <w:rFonts w:ascii="Times New Roman" w:hAnsi="Times New Roman" w:eastAsia="MS Mincho"/>
-          <w:b w:val="0"/>
           <w:i/>
           <w:sz w:val="24"/>
         </w:rPr>
+        <w:t>Potential output and fiscal rules.</w:t>
+      </w:r>
+      <w:r>
+        <w:rPr>
+          <w:rFonts w:ascii="Times New Roman" w:hAnsi="Times New Roman" w:eastAsia="MS Mincho"/>
+          <w:b w:val="0"/>
+          <w:i w:val="0"/>
+          <w:sz w:val="24"/>
+        </w:rPr>
+        <w:t xml:space="preserve"> Output-gap estimates that feed directly into fiscal-policy rules — the EU's Stability and Growth Pact, the US Congressional Budget Office's potential-GDP series, Japan's Cabinet Office estimates — are computed from production functions that assume </w:t>
+      </w:r>
+      <w:r>
+        <w:rPr>
+          <w:rFonts w:ascii="Times New Roman" w:hAnsi="Times New Roman" w:eastAsia="MS Mincho"/>
+          <w:b w:val="0"/>
+          <w:i/>
+          <w:sz w:val="24"/>
+        </w:rPr>
         <w:t>μ</w:t>
       </w:r>
       <w:r>
@@ -17765,7 +17579,7 @@
           <w:i w:val="0"/>
           <w:sz w:val="24"/>
         </w:rPr>
-        <w:t xml:space="preserve">(t) and </w:t>
+        <w:t xml:space="preserve"> = 0 and </w:t>
       </w:r>
       <w:r>
         <w:rPr>
@@ -17783,7 +17597,7 @@
           <w:i w:val="0"/>
           <w:sz w:val="24"/>
         </w:rPr>
-        <w:t xml:space="preserve"> are allowed, the two accounts agree to within the margin that separates any two reasonable national-statistics sources. Second, the composite-index direction (a single headline number that combines produced, human, and natural capital into one aggregate) is premature until the component-by-component reconciliation has been performed; adding categories before the existing categories are internally consistent only compounds the book-keeping problem. Third, the demographic-tempo literature evolved from Bongaarts and Feeney's (1998) original adjustment to a richer multi-parameter framework (Goldstein et al., 2003; Bongaarts and Sobotka, 2012) only after the single-parameter version was taken seriously and shown to be empirically productive. Capital-accounting tempo correction is at the same stage the fertility literature was in 1998: the one-parameter version here is not the last word, but it is a necessary first stop, and further parameters — asset-class heterogeneity in </w:t>
+        <w:t xml:space="preserve"> = 0. If the capital stock is systematically mis-timed, the potential-output estimate inherits the bias, and the fiscal stance calibrated to the resulting output gap is correspondingly distorted. For a country like Sweden (</w:t>
       </w:r>
       <w:r>
         <w:rPr>
@@ -17801,75 +17615,7 @@
           <w:i w:val="0"/>
           <w:sz w:val="24"/>
         </w:rPr>
-        <w:t xml:space="preserve">, country-specific </w:t>
-      </w:r>
-      <w:r>
-        <w:rPr>
-          <w:rFonts w:ascii="Times New Roman" w:hAnsi="Times New Roman" w:eastAsia="MS Mincho"/>
-          <w:b w:val="0"/>
-          <w:i/>
-          <w:sz w:val="24"/>
-        </w:rPr>
-        <w:t>β</w:t>
-      </w:r>
-      <w:r>
-        <w:rPr>
-          <w:rFonts w:ascii="Times New Roman" w:hAnsi="Times New Roman" w:eastAsia="MS Mincho"/>
-          <w:b w:val="0"/>
-          <w:i w:val="0"/>
-          <w:sz w:val="24"/>
-        </w:rPr>
-        <w:t xml:space="preserve"> drift, interaction terms between </w:t>
-      </w:r>
-      <w:r>
-        <w:rPr>
-          <w:rFonts w:ascii="Times New Roman" w:hAnsi="Times New Roman" w:eastAsia="MS Mincho"/>
-          <w:b w:val="0"/>
-          <w:i/>
-          <w:sz w:val="24"/>
-        </w:rPr>
-        <w:t>μ</w:t>
-      </w:r>
-      <w:r>
-        <w:rPr>
-          <w:rFonts w:ascii="Times New Roman" w:hAnsi="Times New Roman" w:eastAsia="MS Mincho"/>
-          <w:b w:val="0"/>
-          <w:i w:val="0"/>
-          <w:sz w:val="24"/>
-        </w:rPr>
-        <w:t xml:space="preserve"> and depreciation </w:t>
-      </w:r>
-      <w:r>
-        <w:rPr>
-          <w:rFonts w:ascii="Times New Roman" w:hAnsi="Times New Roman" w:eastAsia="MS Mincho"/>
-          <w:b w:val="0"/>
-          <w:i/>
-          <w:sz w:val="24"/>
-        </w:rPr>
-        <w:t>δ</w:t>
-      </w:r>
-      <w:r>
-        <w:rPr>
-          <w:rFonts w:ascii="Times New Roman" w:hAnsi="Times New Roman" w:eastAsia="MS Mincho"/>
-          <w:b w:val="0"/>
-          <w:i w:val="0"/>
-          <w:sz w:val="24"/>
-        </w:rPr>
-        <w:t xml:space="preserve"> — are the natural next layer of refinement.</w:t>
-      </w:r>
-    </w:p>
-    <w:p>
-      <w:pPr>
-        <w:spacing w:before="360" w:after="120" w:line="360" w:lineRule="auto"/>
-      </w:pPr>
-      <w:r>
-        <w:rPr>
-          <w:rFonts w:ascii="Times New Roman" w:hAnsi="Times New Roman" w:eastAsia="MS Mincho"/>
-          <w:b/>
-          <w:i w:val="0"/>
-          <w:sz w:val="24"/>
-        </w:rPr>
-        <w:t>6.5 Medical preview</w:t>
+        <w:t>̂ ≈ 3.0 years), the PIM capital stock under M0 runs 2–4 years ahead of the tempo-corrected stock, which implies that the conventional output gap overstates the degree of slack during investment booms and understates it during downturns. Governments that tighten fiscal policy in response to an overestimated output gap risk procyclical contraction.</w:t>
       </w:r>
     </w:p>
     <w:p>
@@ -17881,24 +17627,37 @@
         <w:rPr>
           <w:rFonts w:ascii="Times New Roman" w:hAnsi="Times New Roman" w:eastAsia="MS Mincho"/>
           <w:b w:val="0"/>
-          <w:i w:val="0"/>
-          <w:sz w:val="24"/>
-        </w:rPr>
-        <w:t>The same machinery extends naturally to health expenditure, which is why we use the term "capital-accounting tempo effect" rather than "GDP tempo effect": the quantum-tempo decomposition is not specific to income statistics but to any stock-of-outcomes process whose flow is contaminated by drift in the timing distribution. A companion paper (in preparation) shows that the median lag from health expenditure to life-expectancy outcomes has been rising by roughly 0.15 years per calendar year since 2000 across the OECD, and that an analogous forgotten parameter — the share of health expenditure directed to prevention and R&amp;D rather than to curative care — explains an additional share of the United States-Japan life-expectancy gap. The substantive implication, consistent with the World Health Organization's Healthy Life Expectancy programme (Salomon et al., 2012) but not yet embedded in any official wealth account, is that a country with a low intangible-health share (predominantly curative, low prevention and research) will look more efficient in a naive per-capita expenditure comparison but less resilient in the stock sense. The broader point is that any stock-of-outcomes process whose timing structure drifts — the "healthy life years" stock, the human-capital stock, the stock of accumulated medical R&amp;D, and by extension the stock of climate adaptation capital — admits the same tempo-plus-forgotten-parameter correction developed here. Cross-walking the capital-accounting machinery to each of these domains is a programme, not a single paper; the present paper is the first stop on that programme.</w:t>
-      </w:r>
-    </w:p>
-    <w:p>
-      <w:pPr>
-        <w:spacing w:before="360" w:after="120" w:line="360" w:lineRule="auto"/>
-      </w:pPr>
-      <w:r>
-        <w:rPr>
-          <w:rFonts w:ascii="Times New Roman" w:hAnsi="Times New Roman" w:eastAsia="MS Mincho"/>
-          <w:b/>
-          <w:i w:val="0"/>
-          <w:sz w:val="24"/>
-        </w:rPr>
-        <w:t>6.6 Limitations</w:t>
+          <w:i/>
+          <w:sz w:val="24"/>
+        </w:rPr>
+        <w:t>Monetary-policy transmission.</w:t>
+      </w:r>
+      <w:r>
+        <w:rPr>
+          <w:rFonts w:ascii="Times New Roman" w:hAnsi="Times New Roman" w:eastAsia="MS Mincho"/>
+          <w:b w:val="0"/>
+          <w:i w:val="0"/>
+          <w:sz w:val="24"/>
+        </w:rPr>
+        <w:t xml:space="preserve"> The lengthening of monetary-policy transmission lags documented by Havranek and Rusnak (2013) has been attributed to financial deepening and expectation formation. The time-varying </w:t>
+      </w:r>
+      <w:r>
+        <w:rPr>
+          <w:rFonts w:ascii="Times New Roman" w:hAnsi="Times New Roman" w:eastAsia="MS Mincho"/>
+          <w:b w:val="0"/>
+          <w:i/>
+          <w:sz w:val="24"/>
+        </w:rPr>
+        <w:t>μ</w:t>
+      </w:r>
+      <w:r>
+        <w:rPr>
+          <w:rFonts w:ascii="Times New Roman" w:hAnsi="Times New Roman" w:eastAsia="MS Mincho"/>
+          <w:b w:val="0"/>
+          <w:i w:val="0"/>
+          <w:sz w:val="24"/>
+        </w:rPr>
+        <w:t>(t) offers a complementary structural explanation: as the typical investment project takes longer to mature — from factories built in 18 months in the 1970s to software platforms deployed over 3–5 years today — the real-economy response to interest-rate changes is mechanically delayed by the same gestation lag that this paper formalises. Central banks calibrating their forward guidance to historical transmission lags may therefore underestimate the delay with which current rate changes affect output.</w:t>
       </w:r>
     </w:p>
     <w:p>
@@ -17910,18 +17669,63 @@
         <w:rPr>
           <w:rFonts w:ascii="Times New Roman" w:hAnsi="Times New Roman" w:eastAsia="MS Mincho"/>
           <w:b w:val="0"/>
-          <w:i w:val="0"/>
-          <w:sz w:val="24"/>
-        </w:rPr>
-        <w:t xml:space="preserve">Three caveats apply. First, our identification of </w:t>
-      </w:r>
-      <w:r>
-        <w:rPr>
-          <w:rFonts w:ascii="Times New Roman" w:hAnsi="Times New Roman" w:eastAsia="MS Mincho"/>
-          <w:b w:val="0"/>
           <w:i/>
           <w:sz w:val="24"/>
         </w:rPr>
+        <w:t>Statistical-agency practice.</w:t>
+      </w:r>
+      <w:r>
+        <w:rPr>
+          <w:rFonts w:ascii="Times New Roman" w:hAnsi="Times New Roman" w:eastAsia="MS Mincho"/>
+          <w:b w:val="0"/>
+          <w:i w:val="0"/>
+          <w:sz w:val="24"/>
+        </w:rPr>
+        <w:t xml:space="preserve"> The System of National Accounts (SNA 2008) and its 2025 revision process would benefit from three specific modifications. First, the PIM should report </w:t>
+      </w:r>
+      <w:r>
+        <w:rPr>
+          <w:rFonts w:ascii="Times New Roman" w:hAnsi="Times New Roman" w:eastAsia="MS Mincho"/>
+          <w:b w:val="0"/>
+          <w:i/>
+          <w:sz w:val="24"/>
+        </w:rPr>
+        <w:t>μ</w:t>
+      </w:r>
+      <w:r>
+        <w:rPr>
+          <w:rFonts w:ascii="Times New Roman" w:hAnsi="Times New Roman" w:eastAsia="MS Mincho"/>
+          <w:b w:val="0"/>
+          <w:i w:val="0"/>
+          <w:sz w:val="24"/>
+        </w:rPr>
+        <w:t xml:space="preserve">(t) as a time-varying parameter alongside the depreciation rate </w:t>
+      </w:r>
+      <w:r>
+        <w:rPr>
+          <w:rFonts w:ascii="Times New Roman" w:hAnsi="Times New Roman" w:eastAsia="MS Mincho"/>
+          <w:b w:val="0"/>
+          <w:i/>
+          <w:sz w:val="24"/>
+        </w:rPr>
+        <w:t>δ</w:t>
+      </w:r>
+      <w:r>
+        <w:rPr>
+          <w:rFonts w:ascii="Times New Roman" w:hAnsi="Times New Roman" w:eastAsia="MS Mincho"/>
+          <w:b w:val="0"/>
+          <w:i w:val="0"/>
+          <w:sz w:val="24"/>
+        </w:rPr>
+        <w:t xml:space="preserve">, rather than treating it as a fixed structural constant; the computational cost is negligible (our grid search runs in under one second per country) and the informational gain — knowing whether the capital stock is speeding up or slowing down relative to investment — is substantial. Second, produced-capital aggregates should carry a supplementary </w:t>
+      </w:r>
+      <w:r>
+        <w:rPr>
+          <w:rFonts w:ascii="Times New Roman" w:hAnsi="Times New Roman" w:eastAsia="MS Mincho"/>
+          <w:b w:val="0"/>
+          <w:i/>
+          <w:sz w:val="24"/>
+        </w:rPr>
         <w:t>β</w:t>
       </w:r>
       <w:r>
@@ -17931,7 +17735,7 @@
           <w:i w:val="0"/>
           <w:sz w:val="24"/>
         </w:rPr>
-        <w:t xml:space="preserve"> against CWON is only as clean as CWON itself, and CWON combines national sources of heterogeneous quality — in particular, the treatment of land and sub-soil assets differs materially between Europe and the United States (Lange et al., 2018, Chap. 2), and our residual gap for Japan is at least partly attributable to land-price revaluations that CWON carries but our PIM construction does not. Second, the bootstrap CIs (Sect. 5.4) are wide for countries with short series or volatile investment, and we do not claim point identification for those countries; the framework provides interval estimates and a direction, and any country-specific policy conclusion should be cross-checked with national-accounts micro-data before being taken as settled. Third, the </w:t>
+        <w:t xml:space="preserve"> estimate so that users can see the intangible adjustment at a glance. Third, the Relational PIM diagnostic (</w:t>
       </w:r>
       <w:r>
         <w:rPr>
@@ -17940,7 +17744,16 @@
           <w:i/>
           <w:sz w:val="24"/>
         </w:rPr>
-        <w:t>γ</w:t>
+        <w:t>ρ</w:t>
+      </w:r>
+      <w:r>
+        <w:rPr>
+          <w:rFonts w:ascii="Times New Roman" w:hAnsi="Times New Roman" w:eastAsia="MS Mincho"/>
+          <w:b w:val="0"/>
+          <w:i w:val="0"/>
+          <w:sz w:val="24"/>
+        </w:rPr>
+        <w:t xml:space="preserve">₁, </w:t>
       </w:r>
       <w:r>
         <w:rPr>
@@ -17948,18 +17761,17 @@
           <w:b w:val="0"/>
           <w:i/>
           <w:sz w:val="24"/>
-          <w:vertAlign w:val="subscript"/>
-        </w:rPr>
-        <w:t>p</w:t>
-      </w:r>
-      <w:r>
-        <w:rPr>
-          <w:rFonts w:ascii="Times New Roman" w:hAnsi="Times New Roman" w:eastAsia="MS Mincho"/>
-          <w:b w:val="0"/>
-          <w:i w:val="0"/>
-          <w:sz w:val="24"/>
-        </w:rPr>
-        <w:t xml:space="preserve">rice sensitivity experiment (Sect. 5.3) treats the CWON deflator as a single country-level scalar; a more careful study would use sector-specific deflators, national land-price indices, and Tornqvist chained price indices for intangibles (Jorgenson et al., 2018), and is left to future work. A fourth caveat, perhaps the most important, is that the demographic-tempo analogy is suggestive but not exact: demographic stocks depreciate via well-measured mortality rates, whereas capital stocks depreciate via </w:t>
+        </w:rPr>
+        <w:t>ρ</w:t>
+      </w:r>
+      <w:r>
+        <w:rPr>
+          <w:rFonts w:ascii="Times New Roman" w:hAnsi="Times New Roman" w:eastAsia="MS Mincho"/>
+          <w:b w:val="0"/>
+          <w:i w:val="0"/>
+          <w:sz w:val="24"/>
+        </w:rPr>
+        <w:t xml:space="preserve">₂) developed in Sect. 3.5 can serve as a routine quality-control metric for national capital accounts: a country whose </w:t>
       </w:r>
       <w:r>
         <w:rPr>
@@ -17968,94 +17780,16 @@
           <w:i/>
           <w:sz w:val="24"/>
         </w:rPr>
-        <w:t>δ</w:t>
-      </w:r>
-      <w:r>
-        <w:rPr>
-          <w:rFonts w:ascii="Times New Roman" w:hAnsi="Times New Roman" w:eastAsia="MS Mincho"/>
-          <w:b w:val="0"/>
-          <w:i/>
-          <w:sz w:val="24"/>
-          <w:vertAlign w:val="subscript"/>
-        </w:rPr>
-        <w:t>t</w:t>
-      </w:r>
-      <w:r>
-        <w:rPr>
-          <w:rFonts w:ascii="Times New Roman" w:hAnsi="Times New Roman" w:eastAsia="MS Mincho"/>
-          <w:b w:val="0"/>
-          <w:i w:val="0"/>
-          <w:sz w:val="24"/>
-        </w:rPr>
-        <w:t xml:space="preserve"> that is itself a derived estimate in PWT and is known to be imprecisely measured in transition economies (Inklaar and Timmer, 2013). If the true </w:t>
-      </w:r>
-      <w:r>
-        <w:rPr>
-          <w:rFonts w:ascii="Times New Roman" w:hAnsi="Times New Roman" w:eastAsia="MS Mincho"/>
-          <w:b w:val="0"/>
-          <w:i/>
-          <w:sz w:val="24"/>
-        </w:rPr>
-        <w:t>δ</w:t>
-      </w:r>
-      <w:r>
-        <w:rPr>
-          <w:rFonts w:ascii="Times New Roman" w:hAnsi="Times New Roman" w:eastAsia="MS Mincho"/>
-          <w:b w:val="0"/>
-          <w:i w:val="0"/>
-          <w:sz w:val="24"/>
-        </w:rPr>
-        <w:t xml:space="preserve"> is itself drifting, some of what we attribute to </w:t>
-      </w:r>
-      <w:r>
-        <w:rPr>
-          <w:rFonts w:ascii="Times New Roman" w:hAnsi="Times New Roman" w:eastAsia="MS Mincho"/>
-          <w:b w:val="0"/>
-          <w:i/>
-          <w:sz w:val="24"/>
-        </w:rPr>
-        <w:t>μ</w:t>
-      </w:r>
-      <w:r>
-        <w:rPr>
-          <w:rFonts w:ascii="Times New Roman" w:hAnsi="Times New Roman" w:eastAsia="MS Mincho"/>
-          <w:b w:val="0"/>
-          <w:i w:val="0"/>
-          <w:sz w:val="24"/>
-        </w:rPr>
-        <w:t xml:space="preserve">(t) could instead be absorbed by a time-varying </w:t>
-      </w:r>
-      <w:r>
-        <w:rPr>
-          <w:rFonts w:ascii="Times New Roman" w:hAnsi="Times New Roman" w:eastAsia="MS Mincho"/>
-          <w:b w:val="0"/>
-          <w:i/>
-          <w:sz w:val="24"/>
-        </w:rPr>
-        <w:t>δ</w:t>
-      </w:r>
-      <w:r>
-        <w:rPr>
-          <w:rFonts w:ascii="Times New Roman" w:hAnsi="Times New Roman" w:eastAsia="MS Mincho"/>
-          <w:b w:val="0"/>
-          <w:i w:val="0"/>
-          <w:sz w:val="24"/>
-        </w:rPr>
-        <w:t>(t). Disentangling these two drifts requires auxiliary data on capacity utilisation and asset retirements that is not uniformly available across the 39 countries in our sample.</w:t>
-      </w:r>
-    </w:p>
-    <w:p>
-      <w:pPr>
-        <w:spacing w:before="360" w:after="120" w:line="360" w:lineRule="auto"/>
-      </w:pPr>
-      <w:r>
-        <w:rPr>
-          <w:rFonts w:ascii="Times New Roman" w:hAnsi="Times New Roman" w:eastAsia="MS Mincho"/>
-          <w:b/>
-          <w:i w:val="0"/>
-          <w:sz w:val="28"/>
-        </w:rPr>
-        <w:t>7 Conclusion</w:t>
+        <w:t>ρ</w:t>
+      </w:r>
+      <w:r>
+        <w:rPr>
+          <w:rFonts w:ascii="Times New Roman" w:hAnsi="Times New Roman" w:eastAsia="MS Mincho"/>
+          <w:b w:val="0"/>
+          <w:i w:val="0"/>
+          <w:sz w:val="24"/>
+        </w:rPr>
+        <w:t>̂₂ deviates markedly from unity warrants investigation before its wealth statistics are published.</w:t>
       </w:r>
     </w:p>
     <w:p>
@@ -18067,18 +17801,27 @@
         <w:rPr>
           <w:rFonts w:ascii="Times New Roman" w:hAnsi="Times New Roman" w:eastAsia="MS Mincho"/>
           <w:b w:val="0"/>
-          <w:i w:val="0"/>
-          <w:sz w:val="24"/>
-        </w:rPr>
-        <w:t>National income and wealth accounting has been asking the wrong question. The right question is not whether to use flows or stocks, but whether the parameters that link the two — the time-to-build of investment and the share of intangible capital — are estimated or imposed. When they are imposed (</w:t>
-      </w:r>
-      <w:r>
-        <w:rPr>
-          <w:rFonts w:ascii="Times New Roman" w:hAnsi="Times New Roman" w:eastAsia="MS Mincho"/>
-          <w:b w:val="0"/>
           <w:i/>
           <w:sz w:val="24"/>
         </w:rPr>
+        <w:t>International GDP comparability.</w:t>
+      </w:r>
+      <w:r>
+        <w:rPr>
+          <w:rFonts w:ascii="Times New Roman" w:hAnsi="Times New Roman" w:eastAsia="MS Mincho"/>
+          <w:b w:val="0"/>
+          <w:i w:val="0"/>
+          <w:sz w:val="24"/>
+        </w:rPr>
+        <w:t xml:space="preserve"> Cross-country heterogeneity in (</w:t>
+      </w:r>
+      <w:r>
+        <w:rPr>
+          <w:rFonts w:ascii="Times New Roman" w:hAnsi="Times New Roman" w:eastAsia="MS Mincho"/>
+          <w:b w:val="0"/>
+          <w:i/>
+          <w:sz w:val="24"/>
+        </w:rPr>
         <w:t>μ</w:t>
       </w:r>
       <w:r>
@@ -18088,7 +17831,7 @@
           <w:i w:val="0"/>
           <w:sz w:val="24"/>
         </w:rPr>
-        <w:t xml:space="preserve"> = 0, </w:t>
+        <w:t xml:space="preserve">̂, </w:t>
       </w:r>
       <w:r>
         <w:rPr>
@@ -18106,7 +17849,21 @@
           <w:i w:val="0"/>
           <w:sz w:val="24"/>
         </w:rPr>
-        <w:t xml:space="preserve"> = 0) the accounting is silently biased, the Solow residual absorbs the error, and the flow and stock accounts drift apart. When they are jointly estimated against both production data (PWT) and wealth data (CWON), three things happen: the flow and stock accounts agree to within 1–2 % for most advanced economies; the out-of-sample accuracy of GDP level forecasts improves by 13 %; and up to 30 % of measured TFP-growth variance is re-attributed to tempo drift and missing intangibles rather than genuine innovation. The Beyond-GDP debate becomes a debate about which forgotten parameter matters next. Demography solved the same problem for population a quarter-century ago. Capital accounting can do the same now.</w:t>
+        <w:t>̂) maps onto observable differences in investment composition. The one-size-fits-all depreciation schedules and zero-lag assumption used to construct PWT capital stocks therefore introduce a systematic comparability problem: countries with longer-gestation investment portfolios (Nordic economies, Republic of Korea) appear to have lower capital and higher TFP relative to countries with shorter-gestation portfolios (United States, United Kingdom). Tempo-correcting the capital stock before computing TFP would improve the comparability of cross-country productivity studies such as Inklaar and Timmer (2013).</w:t>
+      </w:r>
+    </w:p>
+    <w:p>
+      <w:pPr>
+        <w:spacing w:before="360" w:after="120" w:line="360" w:lineRule="auto"/>
+      </w:pPr>
+      <w:r>
+        <w:rPr>
+          <w:rFonts w:ascii="Times New Roman" w:hAnsi="Times New Roman" w:eastAsia="MS Mincho"/>
+          <w:b/>
+          <w:i w:val="0"/>
+          <w:sz w:val="24"/>
+        </w:rPr>
+        <w:t>6.5 Flow–stock reconciliation and Beyond-GDP</w:t>
       </w:r>
     </w:p>
     <w:p>
@@ -18121,7 +17878,97 @@
           <w:i w:val="0"/>
           <w:sz w:val="24"/>
         </w:rPr>
-        <w:t>The scale of the empirical gains deserves a final word of calibration. A 13 % reduction in out-of-sample MAPE is, in levels, a reduction from 4.60 % to 3.99 %, which for a country with a USD 5 trillion GDP corresponds to closing a USD 30 billion annual forecast error. That is small in relative terms but large in absolute terms, and it is obtained without any new stochastic machinery, without any new data source beyond PWT and CWON, and without giving up the single-equation tractability that makes growth-accounting exercises teachable. Methodologically cheap, quantitatively material, and conceptually symmetric with a well-understood demographic precedent: those are the three qualities that in our view justify porting the quantum-tempo framework from population to capital.</w:t>
+        <w:t xml:space="preserve">The Beyond-GDP programme has spent twenty years arguing that flow measures (GDP) should be replaced or augmented by stock measures (IWI, CWON, SEEA). The results here suggest a more constructive synthesis: flow and stock measures are </w:t>
+      </w:r>
+      <w:r>
+        <w:rPr>
+          <w:rFonts w:ascii="Times New Roman" w:hAnsi="Times New Roman" w:eastAsia="MS Mincho"/>
+          <w:b w:val="0"/>
+          <w:i/>
+          <w:sz w:val="24"/>
+        </w:rPr>
+        <w:t>both</w:t>
+      </w:r>
+      <w:r>
+        <w:rPr>
+          <w:rFonts w:ascii="Times New Roman" w:hAnsi="Times New Roman" w:eastAsia="MS Mincho"/>
+          <w:b w:val="0"/>
+          <w:i w:val="0"/>
+          <w:sz w:val="24"/>
+        </w:rPr>
+        <w:t xml:space="preserve"> biased by ignored hidden parameters, and they bias </w:t>
+      </w:r>
+      <w:r>
+        <w:rPr>
+          <w:rFonts w:ascii="Times New Roman" w:hAnsi="Times New Roman" w:eastAsia="MS Mincho"/>
+          <w:b w:val="0"/>
+          <w:i/>
+          <w:sz w:val="24"/>
+        </w:rPr>
+        <w:t>in the same direction</w:t>
+      </w:r>
+      <w:r>
+        <w:rPr>
+          <w:rFonts w:ascii="Times New Roman" w:hAnsi="Times New Roman" w:eastAsia="MS Mincho"/>
+          <w:b w:val="0"/>
+          <w:i w:val="0"/>
+          <w:sz w:val="24"/>
+        </w:rPr>
+        <w:t xml:space="preserve"> once the parameters are made explicit. A reader who trusts CWON-produced capital as a gold standard for wealth accounting should also trust a PIM stock built with a time-varying </w:t>
+      </w:r>
+      <w:r>
+        <w:rPr>
+          <w:rFonts w:ascii="Times New Roman" w:hAnsi="Times New Roman" w:eastAsia="MS Mincho"/>
+          <w:b w:val="0"/>
+          <w:i/>
+          <w:sz w:val="24"/>
+        </w:rPr>
+        <w:t>μ</w:t>
+      </w:r>
+      <w:r>
+        <w:rPr>
+          <w:rFonts w:ascii="Times New Roman" w:hAnsi="Times New Roman" w:eastAsia="MS Mincho"/>
+          <w:b w:val="0"/>
+          <w:i w:val="0"/>
+          <w:sz w:val="24"/>
+        </w:rPr>
+        <w:t xml:space="preserve">(t) and a nonzero </w:t>
+      </w:r>
+      <w:r>
+        <w:rPr>
+          <w:rFonts w:ascii="Times New Roman" w:hAnsi="Times New Roman" w:eastAsia="MS Mincho"/>
+          <w:b w:val="0"/>
+          <w:i/>
+          <w:sz w:val="24"/>
+        </w:rPr>
+        <w:t>β</w:t>
+      </w:r>
+      <w:r>
+        <w:rPr>
+          <w:rFonts w:ascii="Times New Roman" w:hAnsi="Times New Roman" w:eastAsia="MS Mincho"/>
+          <w:b w:val="0"/>
+          <w:i w:val="0"/>
+          <w:sz w:val="24"/>
+        </w:rPr>
+        <w:t xml:space="preserve">, because those two series now agree to 1–2% for most countries (Fig. 1). The practical route to Beyond-GDP is not to abandon the flow account but to audit it for tempo drift and for hidden </w:t>
+      </w:r>
+      <w:r>
+        <w:rPr>
+          <w:rFonts w:ascii="Times New Roman" w:hAnsi="Times New Roman" w:eastAsia="MS Mincho"/>
+          <w:b w:val="0"/>
+          <w:i/>
+          <w:sz w:val="24"/>
+        </w:rPr>
+        <w:t>β</w:t>
+      </w:r>
+      <w:r>
+        <w:rPr>
+          <w:rFonts w:ascii="Times New Roman" w:hAnsi="Times New Roman" w:eastAsia="MS Mincho"/>
+          <w:b w:val="0"/>
+          <w:i w:val="0"/>
+          <w:sz w:val="24"/>
+        </w:rPr>
+        <w:t>, just as the period total fertility rate was audited in the late 1990s.</w:t>
       </w:r>
     </w:p>
     <w:p>
@@ -18136,7 +17983,7 @@
           <w:i w:val="0"/>
           <w:sz w:val="24"/>
         </w:rPr>
-        <w:t xml:space="preserve">Three practical recommendations follow from the results. First, any revision of national capital-stock estimates that treats </w:t>
+        <w:t xml:space="preserve">Three implications follow for the Beyond-GDP conversation specifically. First, the argument that flow and stock accounts are irreconcilable — sometimes deployed to justify replacing GDP with a composite index — is not supported by the data once the accounts are audited on the same terms: once </w:t>
       </w:r>
       <w:r>
         <w:rPr>
@@ -18154,7 +18001,7 @@
           <w:i w:val="0"/>
           <w:sz w:val="24"/>
         </w:rPr>
-        <w:t xml:space="preserve"> as time-invariant should be treated as provisional; the cost of re-estimating </w:t>
+        <w:t xml:space="preserve">(t) and </w:t>
       </w:r>
       <w:r>
         <w:rPr>
@@ -18163,6 +18010,24 @@
           <w:i/>
           <w:sz w:val="24"/>
         </w:rPr>
+        <w:t>β</w:t>
+      </w:r>
+      <w:r>
+        <w:rPr>
+          <w:rFonts w:ascii="Times New Roman" w:hAnsi="Times New Roman" w:eastAsia="MS Mincho"/>
+          <w:b w:val="0"/>
+          <w:i w:val="0"/>
+          <w:sz w:val="24"/>
+        </w:rPr>
+        <w:t xml:space="preserve"> are allowed, the two accounts agree to within the margin that separates any two reasonable national-statistics sources. Second, the composite-index direction (a single headline number that combines produced, human, and natural capital into one aggregate) is premature until the component-by-component reconciliation has been performed; adding categories before the existing categories are internally consistent only compounds the book-keeping problem. Third, the demographic-tempo literature evolved from Bongaarts and Feeney's (1998) original adjustment to a richer multi-parameter framework (Goldstein et al., 2003; Bongaarts and Sobotka, 2012) only after the single-parameter version was taken seriously and shown to be empirically productive. Capital-accounting tempo correction is at the same stage the fertility literature was in 1998: the one-parameter version here is not the last word, but it is a necessary first stop, and further parameters — asset-class heterogeneity in </w:t>
+      </w:r>
+      <w:r>
+        <w:rPr>
+          <w:rFonts w:ascii="Times New Roman" w:hAnsi="Times New Roman" w:eastAsia="MS Mincho"/>
+          <w:b w:val="0"/>
+          <w:i/>
+          <w:sz w:val="24"/>
+        </w:rPr>
         <w:t>μ</w:t>
       </w:r>
       <w:r>
@@ -18172,7 +18037,7 @@
           <w:i w:val="0"/>
           <w:sz w:val="24"/>
         </w:rPr>
-        <w:t>(t) is modest and the benefit in out-of-sample fit is comparable to adding a full suite of stochastic shocks to the production function. Second, the CWON and IWI programmes should consider publishing, alongside the point estimates, a set of joint-identified (</w:t>
+        <w:t xml:space="preserve">, country-specific </w:t>
       </w:r>
       <w:r>
         <w:rPr>
@@ -18181,6 +18046,24 @@
           <w:i/>
           <w:sz w:val="24"/>
         </w:rPr>
+        <w:t>β</w:t>
+      </w:r>
+      <w:r>
+        <w:rPr>
+          <w:rFonts w:ascii="Times New Roman" w:hAnsi="Times New Roman" w:eastAsia="MS Mincho"/>
+          <w:b w:val="0"/>
+          <w:i w:val="0"/>
+          <w:sz w:val="24"/>
+        </w:rPr>
+        <w:t xml:space="preserve"> drift, interaction terms between </w:t>
+      </w:r>
+      <w:r>
+        <w:rPr>
+          <w:rFonts w:ascii="Times New Roman" w:hAnsi="Times New Roman" w:eastAsia="MS Mincho"/>
+          <w:b w:val="0"/>
+          <w:i/>
+          <w:sz w:val="24"/>
+        </w:rPr>
         <w:t>μ</w:t>
       </w:r>
       <w:r>
@@ -18190,7 +18073,7 @@
           <w:i w:val="0"/>
           <w:sz w:val="24"/>
         </w:rPr>
-        <w:t xml:space="preserve">, </w:t>
+        <w:t xml:space="preserve"> and depreciation </w:t>
       </w:r>
       <w:r>
         <w:rPr>
@@ -18199,52 +18082,16 @@
           <w:i/>
           <w:sz w:val="24"/>
         </w:rPr>
-        <w:t>β</w:t>
-      </w:r>
-      <w:r>
-        <w:rPr>
-          <w:rFonts w:ascii="Times New Roman" w:hAnsi="Times New Roman" w:eastAsia="MS Mincho"/>
-          <w:b w:val="0"/>
-          <w:i w:val="0"/>
-          <w:sz w:val="24"/>
-        </w:rPr>
-        <w:t xml:space="preserve">) values implied by the flow and stock accounts together, so that users can see at a glance whether the two accounts are internally consistent or not. Third, methodologically, there is no principled reason for TFP growth to remain the residual of first resort. A post-tempo, post-intangible residual, computed after </w:t>
-      </w:r>
-      <w:r>
-        <w:rPr>
-          <w:rFonts w:ascii="Times New Roman" w:hAnsi="Times New Roman" w:eastAsia="MS Mincho"/>
-          <w:b w:val="0"/>
-          <w:i/>
-          <w:sz w:val="24"/>
-        </w:rPr>
-        <w:t>μ</w:t>
-      </w:r>
-      <w:r>
-        <w:rPr>
-          <w:rFonts w:ascii="Times New Roman" w:hAnsi="Times New Roman" w:eastAsia="MS Mincho"/>
-          <w:b w:val="0"/>
-          <w:i w:val="0"/>
-          <w:sz w:val="24"/>
-        </w:rPr>
-        <w:t xml:space="preserve">(t) and </w:t>
-      </w:r>
-      <w:r>
-        <w:rPr>
-          <w:rFonts w:ascii="Times New Roman" w:hAnsi="Times New Roman" w:eastAsia="MS Mincho"/>
-          <w:b w:val="0"/>
-          <w:i/>
-          <w:sz w:val="24"/>
-        </w:rPr>
-        <w:t>β</w:t>
-      </w:r>
-      <w:r>
-        <w:rPr>
-          <w:rFonts w:ascii="Times New Roman" w:hAnsi="Times New Roman" w:eastAsia="MS Mincho"/>
-          <w:b w:val="0"/>
-          <w:i w:val="0"/>
-          <w:sz w:val="24"/>
-        </w:rPr>
-        <w:t xml:space="preserve"> have absorbed their share, is a more honest benchmark for productivity growth. That residual will be smaller than the Solow number, but it will also be more informative. Demography learned to live with a smaller "unexplained" component once the period-cohort bias was acknowledged; economic measurement is overdue the same adjustment.</w:t>
+        <w:t>δ</w:t>
+      </w:r>
+      <w:r>
+        <w:rPr>
+          <w:rFonts w:ascii="Times New Roman" w:hAnsi="Times New Roman" w:eastAsia="MS Mincho"/>
+          <w:b w:val="0"/>
+          <w:i w:val="0"/>
+          <w:sz w:val="24"/>
+        </w:rPr>
+        <w:t xml:space="preserve"> — are the natural next layer of refinement.</w:t>
       </w:r>
     </w:p>
     <w:p>
@@ -18256,9 +18103,9 @@
           <w:rFonts w:ascii="Times New Roman" w:hAnsi="Times New Roman" w:eastAsia="MS Mincho"/>
           <w:b/>
           <w:i w:val="0"/>
-          <w:sz w:val="28"/>
-        </w:rPr>
-        <w:t>Tables</w:t>
+          <w:sz w:val="24"/>
+        </w:rPr>
+        <w:t>6.6 Extensions</w:t>
       </w:r>
     </w:p>
     <w:p>
@@ -18269,10 +18116,399 @@
       <w:r>
         <w:rPr>
           <w:rFonts w:ascii="Times New Roman" w:hAnsi="Times New Roman" w:eastAsia="MS Mincho"/>
+          <w:b w:val="0"/>
+          <w:i w:val="0"/>
+          <w:sz w:val="24"/>
+        </w:rPr>
+        <w:t>The quantum-tempo decomposition is not specific to income statistics but to any stock-of-outcomes process whose flow is contaminated by drift in the timing distribution. A companion paper (in preparation) shows that the median lag from health expenditure to life-expectancy outcomes has been rising by roughly 0.15 years per calendar year since 2000 across the OECD, and that an analogous forgotten parameter explains an additional share of life-expectancy gaps. More broadly, any stock process whose timing structure drifts — the human-capital stock, the stock of accumulated medical R&amp;D, the stock of climate adaptation capital — admits the same tempo-plus-forgotten-parameter correction. Cross-walking the capital-accounting machinery to each of these domains is a programme, not a single paper; the present paper is the first stop on that programme.</w:t>
+      </w:r>
+    </w:p>
+    <w:p>
+      <w:pPr>
+        <w:spacing w:before="360" w:after="120" w:line="360" w:lineRule="auto"/>
+      </w:pPr>
+      <w:r>
+        <w:rPr>
+          <w:rFonts w:ascii="Times New Roman" w:hAnsi="Times New Roman" w:eastAsia="MS Mincho"/>
           <w:b/>
           <w:i w:val="0"/>
           <w:sz w:val="24"/>
         </w:rPr>
+        <w:t>6.7 Limitations</w:t>
+      </w:r>
+    </w:p>
+    <w:p>
+      <w:pPr>
+        <w:spacing w:after="120" w:line="360" w:lineRule="auto"/>
+        <w:ind w:firstLine="480"/>
+      </w:pPr>
+      <w:r>
+        <w:rPr>
+          <w:rFonts w:ascii="Times New Roman" w:hAnsi="Times New Roman" w:eastAsia="MS Mincho"/>
+          <w:b w:val="0"/>
+          <w:i w:val="0"/>
+          <w:sz w:val="24"/>
+        </w:rPr>
+        <w:t xml:space="preserve">Three caveats apply. First, our identification of </w:t>
+      </w:r>
+      <w:r>
+        <w:rPr>
+          <w:rFonts w:ascii="Times New Roman" w:hAnsi="Times New Roman" w:eastAsia="MS Mincho"/>
+          <w:b w:val="0"/>
+          <w:i/>
+          <w:sz w:val="24"/>
+        </w:rPr>
+        <w:t>β</w:t>
+      </w:r>
+      <w:r>
+        <w:rPr>
+          <w:rFonts w:ascii="Times New Roman" w:hAnsi="Times New Roman" w:eastAsia="MS Mincho"/>
+          <w:b w:val="0"/>
+          <w:i w:val="0"/>
+          <w:sz w:val="24"/>
+        </w:rPr>
+        <w:t xml:space="preserve"> against CWON is only as clean as CWON itself, and CWON combines national sources of heterogeneous quality — in particular, the treatment of land and sub-soil assets differs materially between Europe and the United States (Lange et al., 2018, Chap. 2), and our residual gap for Japan is at least partly attributable to land-price revaluations that CWON carries but our PIM construction does not. Second, the bootstrap CIs (Sect. 5.4) are wide for countries with short series or volatile investment, and we do not claim point identification for those countries; the framework provides interval estimates and a direction, and any country-specific policy conclusion should be cross-checked with national-accounts micro-data before being taken as settled. Third, the </w:t>
+      </w:r>
+      <w:r>
+        <w:rPr>
+          <w:rFonts w:ascii="Times New Roman" w:hAnsi="Times New Roman" w:eastAsia="MS Mincho"/>
+          <w:b w:val="0"/>
+          <w:i/>
+          <w:sz w:val="24"/>
+        </w:rPr>
+        <w:t>γ</w:t>
+      </w:r>
+      <w:r>
+        <w:rPr>
+          <w:rFonts w:ascii="Times New Roman" w:hAnsi="Times New Roman" w:eastAsia="MS Mincho"/>
+          <w:b w:val="0"/>
+          <w:i/>
+          <w:sz w:val="24"/>
+          <w:vertAlign w:val="subscript"/>
+        </w:rPr>
+        <w:t>p</w:t>
+      </w:r>
+      <w:r>
+        <w:rPr>
+          <w:rFonts w:ascii="Times New Roman" w:hAnsi="Times New Roman" w:eastAsia="MS Mincho"/>
+          <w:b w:val="0"/>
+          <w:i w:val="0"/>
+          <w:sz w:val="24"/>
+        </w:rPr>
+        <w:t xml:space="preserve">rice sensitivity experiment (Sect. 5.3) treats the CWON deflator as a single country-level scalar; a more careful study would use sector-specific deflators, national land-price indices, and Tornqvist chained price indices for intangibles (Jorgenson et al., 2018), and is left to future work. A fourth caveat, perhaps the most important, is that the demographic-tempo analogy is suggestive but not exact: demographic stocks depreciate via well-measured mortality rates, whereas capital stocks depreciate via </w:t>
+      </w:r>
+      <w:r>
+        <w:rPr>
+          <w:rFonts w:ascii="Times New Roman" w:hAnsi="Times New Roman" w:eastAsia="MS Mincho"/>
+          <w:b w:val="0"/>
+          <w:i/>
+          <w:sz w:val="24"/>
+        </w:rPr>
+        <w:t>δ</w:t>
+      </w:r>
+      <w:r>
+        <w:rPr>
+          <w:rFonts w:ascii="Times New Roman" w:hAnsi="Times New Roman" w:eastAsia="MS Mincho"/>
+          <w:b w:val="0"/>
+          <w:i/>
+          <w:sz w:val="24"/>
+          <w:vertAlign w:val="subscript"/>
+        </w:rPr>
+        <w:t>t</w:t>
+      </w:r>
+      <w:r>
+        <w:rPr>
+          <w:rFonts w:ascii="Times New Roman" w:hAnsi="Times New Roman" w:eastAsia="MS Mincho"/>
+          <w:b w:val="0"/>
+          <w:i w:val="0"/>
+          <w:sz w:val="24"/>
+        </w:rPr>
+        <w:t xml:space="preserve"> that is itself a derived estimate in PWT and is known to be imprecisely measured in transition economies (Inklaar and Timmer, 2013). If the true </w:t>
+      </w:r>
+      <w:r>
+        <w:rPr>
+          <w:rFonts w:ascii="Times New Roman" w:hAnsi="Times New Roman" w:eastAsia="MS Mincho"/>
+          <w:b w:val="0"/>
+          <w:i/>
+          <w:sz w:val="24"/>
+        </w:rPr>
+        <w:t>δ</w:t>
+      </w:r>
+      <w:r>
+        <w:rPr>
+          <w:rFonts w:ascii="Times New Roman" w:hAnsi="Times New Roman" w:eastAsia="MS Mincho"/>
+          <w:b w:val="0"/>
+          <w:i w:val="0"/>
+          <w:sz w:val="24"/>
+        </w:rPr>
+        <w:t xml:space="preserve"> is itself drifting, some of what we attribute to </w:t>
+      </w:r>
+      <w:r>
+        <w:rPr>
+          <w:rFonts w:ascii="Times New Roman" w:hAnsi="Times New Roman" w:eastAsia="MS Mincho"/>
+          <w:b w:val="0"/>
+          <w:i/>
+          <w:sz w:val="24"/>
+        </w:rPr>
+        <w:t>μ</w:t>
+      </w:r>
+      <w:r>
+        <w:rPr>
+          <w:rFonts w:ascii="Times New Roman" w:hAnsi="Times New Roman" w:eastAsia="MS Mincho"/>
+          <w:b w:val="0"/>
+          <w:i w:val="0"/>
+          <w:sz w:val="24"/>
+        </w:rPr>
+        <w:t xml:space="preserve">(t) could instead be absorbed by a time-varying </w:t>
+      </w:r>
+      <w:r>
+        <w:rPr>
+          <w:rFonts w:ascii="Times New Roman" w:hAnsi="Times New Roman" w:eastAsia="MS Mincho"/>
+          <w:b w:val="0"/>
+          <w:i/>
+          <w:sz w:val="24"/>
+        </w:rPr>
+        <w:t>δ</w:t>
+      </w:r>
+      <w:r>
+        <w:rPr>
+          <w:rFonts w:ascii="Times New Roman" w:hAnsi="Times New Roman" w:eastAsia="MS Mincho"/>
+          <w:b w:val="0"/>
+          <w:i w:val="0"/>
+          <w:sz w:val="24"/>
+        </w:rPr>
+        <w:t>(t). Disentangling these two drifts requires auxiliary data on capacity utilisation and asset retirements that is not uniformly available across the 39 countries in our sample.</w:t>
+      </w:r>
+    </w:p>
+    <w:p>
+      <w:pPr>
+        <w:spacing w:before="360" w:after="120" w:line="360" w:lineRule="auto"/>
+      </w:pPr>
+      <w:r>
+        <w:rPr>
+          <w:rFonts w:ascii="Times New Roman" w:hAnsi="Times New Roman" w:eastAsia="MS Mincho"/>
+          <w:b/>
+          <w:i w:val="0"/>
+          <w:sz w:val="28"/>
+        </w:rPr>
+        <w:t>7 Conclusion</w:t>
+      </w:r>
+    </w:p>
+    <w:p>
+      <w:pPr>
+        <w:spacing w:after="120" w:line="360" w:lineRule="auto"/>
+        <w:ind w:firstLine="480"/>
+      </w:pPr>
+      <w:r>
+        <w:rPr>
+          <w:rFonts w:ascii="Times New Roman" w:hAnsi="Times New Roman" w:eastAsia="MS Mincho"/>
+          <w:b w:val="0"/>
+          <w:i w:val="0"/>
+          <w:sz w:val="24"/>
+        </w:rPr>
+        <w:t>National income and wealth accounting has been asking the wrong question. The right question is not whether to use flows or stocks, but whether the parameters that link the two — the time-to-build of investment and the share of intangible capital — are estimated or imposed. When they are imposed (</w:t>
+      </w:r>
+      <w:r>
+        <w:rPr>
+          <w:rFonts w:ascii="Times New Roman" w:hAnsi="Times New Roman" w:eastAsia="MS Mincho"/>
+          <w:b w:val="0"/>
+          <w:i/>
+          <w:sz w:val="24"/>
+        </w:rPr>
+        <w:t>μ</w:t>
+      </w:r>
+      <w:r>
+        <w:rPr>
+          <w:rFonts w:ascii="Times New Roman" w:hAnsi="Times New Roman" w:eastAsia="MS Mincho"/>
+          <w:b w:val="0"/>
+          <w:i w:val="0"/>
+          <w:sz w:val="24"/>
+        </w:rPr>
+        <w:t xml:space="preserve"> = 0, </w:t>
+      </w:r>
+      <w:r>
+        <w:rPr>
+          <w:rFonts w:ascii="Times New Roman" w:hAnsi="Times New Roman" w:eastAsia="MS Mincho"/>
+          <w:b w:val="0"/>
+          <w:i/>
+          <w:sz w:val="24"/>
+        </w:rPr>
+        <w:t>β</w:t>
+      </w:r>
+      <w:r>
+        <w:rPr>
+          <w:rFonts w:ascii="Times New Roman" w:hAnsi="Times New Roman" w:eastAsia="MS Mincho"/>
+          <w:b w:val="0"/>
+          <w:i w:val="0"/>
+          <w:sz w:val="24"/>
+        </w:rPr>
+        <w:t xml:space="preserve"> = 0) the accounting is silently biased, the Solow residual absorbs the error, and the flow and stock accounts drift apart. When they are jointly estimated against both production data (PWT) and wealth data (CWON), three things happen: the flow and stock accounts agree to within 1–2 % for most advanced economies; the out-of-sample accuracy of GDP level forecasts improves by 13 %; and up to 30 % of measured TFP-growth variance is re-attributed to tempo drift and missing intangibles rather than genuine innovation. The Beyond-GDP debate becomes a debate about which forgotten parameter matters next. Demography solved the same problem for population a quarter-century ago. Capital accounting can do the same now.</w:t>
+      </w:r>
+    </w:p>
+    <w:p>
+      <w:pPr>
+        <w:spacing w:after="120" w:line="360" w:lineRule="auto"/>
+        <w:ind w:firstLine="480"/>
+      </w:pPr>
+      <w:r>
+        <w:rPr>
+          <w:rFonts w:ascii="Times New Roman" w:hAnsi="Times New Roman" w:eastAsia="MS Mincho"/>
+          <w:b w:val="0"/>
+          <w:i w:val="0"/>
+          <w:sz w:val="24"/>
+        </w:rPr>
+        <w:t>The scale of the empirical gains deserves a final word of calibration. A 13 % reduction in out-of-sample MAPE is, in levels, a reduction from 4.60 % to 3.99 %, which for a country with a USD 5 trillion GDP corresponds to closing a USD 30 billion annual forecast error. That is small in relative terms but large in absolute terms, and it is obtained without any new stochastic machinery, without any new data source beyond PWT and CWON, and without giving up the single-equation tractability that makes growth-accounting exercises teachable. Methodologically cheap, quantitatively material, and conceptually symmetric with a well-understood demographic precedent: those are the three qualities that in our view justify porting the quantum-tempo framework from population to capital.</w:t>
+      </w:r>
+    </w:p>
+    <w:p>
+      <w:pPr>
+        <w:spacing w:after="120" w:line="360" w:lineRule="auto"/>
+        <w:ind w:firstLine="480"/>
+      </w:pPr>
+      <w:r>
+        <w:rPr>
+          <w:rFonts w:ascii="Times New Roman" w:hAnsi="Times New Roman" w:eastAsia="MS Mincho"/>
+          <w:b w:val="0"/>
+          <w:i w:val="0"/>
+          <w:sz w:val="24"/>
+        </w:rPr>
+        <w:t xml:space="preserve">Three practical recommendations follow from the results. First, any revision of national capital-stock estimates that treats </w:t>
+      </w:r>
+      <w:r>
+        <w:rPr>
+          <w:rFonts w:ascii="Times New Roman" w:hAnsi="Times New Roman" w:eastAsia="MS Mincho"/>
+          <w:b w:val="0"/>
+          <w:i/>
+          <w:sz w:val="24"/>
+        </w:rPr>
+        <w:t>μ</w:t>
+      </w:r>
+      <w:r>
+        <w:rPr>
+          <w:rFonts w:ascii="Times New Roman" w:hAnsi="Times New Roman" w:eastAsia="MS Mincho"/>
+          <w:b w:val="0"/>
+          <w:i w:val="0"/>
+          <w:sz w:val="24"/>
+        </w:rPr>
+        <w:t xml:space="preserve"> as time-invariant should be treated as provisional; the cost of re-estimating </w:t>
+      </w:r>
+      <w:r>
+        <w:rPr>
+          <w:rFonts w:ascii="Times New Roman" w:hAnsi="Times New Roman" w:eastAsia="MS Mincho"/>
+          <w:b w:val="0"/>
+          <w:i/>
+          <w:sz w:val="24"/>
+        </w:rPr>
+        <w:t>μ</w:t>
+      </w:r>
+      <w:r>
+        <w:rPr>
+          <w:rFonts w:ascii="Times New Roman" w:hAnsi="Times New Roman" w:eastAsia="MS Mincho"/>
+          <w:b w:val="0"/>
+          <w:i w:val="0"/>
+          <w:sz w:val="24"/>
+        </w:rPr>
+        <w:t>(t) is modest and the benefit in out-of-sample fit is comparable to adding a full suite of stochastic shocks to the production function. Second, the CWON and IWI programmes should consider publishing, alongside the point estimates, a set of joint-identified (</w:t>
+      </w:r>
+      <w:r>
+        <w:rPr>
+          <w:rFonts w:ascii="Times New Roman" w:hAnsi="Times New Roman" w:eastAsia="MS Mincho"/>
+          <w:b w:val="0"/>
+          <w:i/>
+          <w:sz w:val="24"/>
+        </w:rPr>
+        <w:t>μ</w:t>
+      </w:r>
+      <w:r>
+        <w:rPr>
+          <w:rFonts w:ascii="Times New Roman" w:hAnsi="Times New Roman" w:eastAsia="MS Mincho"/>
+          <w:b w:val="0"/>
+          <w:i w:val="0"/>
+          <w:sz w:val="24"/>
+        </w:rPr>
+        <w:t xml:space="preserve">, </w:t>
+      </w:r>
+      <w:r>
+        <w:rPr>
+          <w:rFonts w:ascii="Times New Roman" w:hAnsi="Times New Roman" w:eastAsia="MS Mincho"/>
+          <w:b w:val="0"/>
+          <w:i/>
+          <w:sz w:val="24"/>
+        </w:rPr>
+        <w:t>β</w:t>
+      </w:r>
+      <w:r>
+        <w:rPr>
+          <w:rFonts w:ascii="Times New Roman" w:hAnsi="Times New Roman" w:eastAsia="MS Mincho"/>
+          <w:b w:val="0"/>
+          <w:i w:val="0"/>
+          <w:sz w:val="24"/>
+        </w:rPr>
+        <w:t xml:space="preserve">) values implied by the flow and stock accounts together, so that users can see at a glance whether the two accounts are internally consistent or not. Third, methodologically, there is no principled reason for TFP growth to remain the residual of first resort. A post-tempo, post-intangible residual, computed after </w:t>
+      </w:r>
+      <w:r>
+        <w:rPr>
+          <w:rFonts w:ascii="Times New Roman" w:hAnsi="Times New Roman" w:eastAsia="MS Mincho"/>
+          <w:b w:val="0"/>
+          <w:i/>
+          <w:sz w:val="24"/>
+        </w:rPr>
+        <w:t>μ</w:t>
+      </w:r>
+      <w:r>
+        <w:rPr>
+          <w:rFonts w:ascii="Times New Roman" w:hAnsi="Times New Roman" w:eastAsia="MS Mincho"/>
+          <w:b w:val="0"/>
+          <w:i w:val="0"/>
+          <w:sz w:val="24"/>
+        </w:rPr>
+        <w:t xml:space="preserve">(t) and </w:t>
+      </w:r>
+      <w:r>
+        <w:rPr>
+          <w:rFonts w:ascii="Times New Roman" w:hAnsi="Times New Roman" w:eastAsia="MS Mincho"/>
+          <w:b w:val="0"/>
+          <w:i/>
+          <w:sz w:val="24"/>
+        </w:rPr>
+        <w:t>β</w:t>
+      </w:r>
+      <w:r>
+        <w:rPr>
+          <w:rFonts w:ascii="Times New Roman" w:hAnsi="Times New Roman" w:eastAsia="MS Mincho"/>
+          <w:b w:val="0"/>
+          <w:i w:val="0"/>
+          <w:sz w:val="24"/>
+        </w:rPr>
+        <w:t xml:space="preserve"> have absorbed their share, is a more honest benchmark for productivity growth. That residual will be smaller than the Solow number, but it will also be more informative. Demography learned to live with a smaller "unexplained" component once the period-cohort bias was acknowledged; economic measurement is overdue the same adjustment.</w:t>
+      </w:r>
+    </w:p>
+    <w:p>
+      <w:pPr>
+        <w:spacing w:before="360" w:after="120" w:line="360" w:lineRule="auto"/>
+      </w:pPr>
+      <w:r>
+        <w:rPr>
+          <w:rFonts w:ascii="Times New Roman" w:hAnsi="Times New Roman" w:eastAsia="MS Mincho"/>
+          <w:b/>
+          <w:i w:val="0"/>
+          <w:sz w:val="28"/>
+        </w:rPr>
+        <w:t>Tables</w:t>
+      </w:r>
+    </w:p>
+    <w:p>
+      <w:pPr>
+        <w:spacing w:after="120" w:line="360" w:lineRule="auto"/>
+        <w:ind w:firstLine="480"/>
+      </w:pPr>
+      <w:r>
+        <w:rPr>
+          <w:rFonts w:ascii="Times New Roman" w:hAnsi="Times New Roman" w:eastAsia="MS Mincho"/>
+          <w:b/>
+          <w:i w:val="0"/>
+          <w:sz w:val="24"/>
+        </w:rPr>
         <w:t>Table 1.</w:t>
       </w:r>
       <w:r>
@@ -18282,7 +18518,7 @@
           <w:i w:val="0"/>
           <w:sz w:val="24"/>
         </w:rPr>
-        <w:t xml:space="preserve"> M0–M4: In-sample and out-of-sample performance across 39 countries.</w:t>
+        <w:t xml:space="preserve"> Population–capital correspondence.</w:t>
       </w:r>
     </w:p>
     <w:p>
@@ -18297,6 +18533,640 @@
           <w:sz w:val="22"/>
         </w:rPr>
         <w:t>Table 1.</w:t>
+      </w:r>
+      <w:r>
+        <w:rPr>
+          <w:rFonts w:ascii="Times New Roman" w:hAnsi="Times New Roman" w:eastAsia="MS Mincho"/>
+          <w:b w:val="0"/>
+          <w:i w:val="0"/>
+          <w:sz w:val="22"/>
+        </w:rPr>
+        <w:t xml:space="preserve">  Population-capital tempo correspondence.</w:t>
+      </w:r>
+    </w:p>
+    <w:tbl>
+      <w:tblPr>
+        <w:tblStyle w:val="TableGrid"/>
+        <w:tblW w:type="auto" w:w="0"/>
+        <w:tblLook w:firstColumn="1" w:firstRow="1" w:lastColumn="0" w:lastRow="0" w:noHBand="0" w:noVBand="1" w:val="04A0"/>
+        <w:tblBorders>
+          <w:left w:val="none" w:sz="0" w:space="0" w:color="auto"/>
+          <w:right w:val="none" w:sz="0" w:space="0" w:color="auto"/>
+          <w:insideV w:val="none" w:sz="0" w:space="0" w:color="auto"/>
+          <w:top w:val="single" w:sz="4" w:space="0" w:color="000000"/>
+          <w:bottom w:val="single" w:sz="4" w:space="0" w:color="000000"/>
+          <w:insideH w:val="single" w:sz="4" w:space="0" w:color="000000"/>
+        </w:tblBorders>
+      </w:tblPr>
+      <w:tblGrid>
+        <w:gridCol w:w="3135"/>
+        <w:gridCol w:w="3135"/>
+        <w:gridCol w:w="3135"/>
+      </w:tblGrid>
+      <w:tr>
+        <w:tc>
+          <w:tcPr>
+            <w:tcW w:type="dxa" w:w="1872"/>
+          </w:tcPr>
+          <w:p>
+            <w:r/>
+            <w:r>
+              <w:rPr>
+                <w:rFonts w:ascii="Times New Roman" w:hAnsi="Times New Roman" w:eastAsia="MS Mincho"/>
+                <w:b/>
+                <w:i w:val="0"/>
+                <w:sz w:val="20"/>
+              </w:rPr>
+              <w:t>Concept</w:t>
+            </w:r>
+          </w:p>
+        </w:tc>
+        <w:tc>
+          <w:tcPr>
+            <w:tcW w:type="dxa" w:w="3600"/>
+          </w:tcPr>
+          <w:p>
+            <w:r/>
+            <w:r>
+              <w:rPr>
+                <w:rFonts w:ascii="Times New Roman" w:hAnsi="Times New Roman" w:eastAsia="MS Mincho"/>
+                <w:b/>
+                <w:i w:val="0"/>
+                <w:sz w:val="20"/>
+              </w:rPr>
+              <w:t>Population (Bongaarts-Feeney, 1998)</w:t>
+            </w:r>
+          </w:p>
+        </w:tc>
+        <w:tc>
+          <w:tcPr>
+            <w:tcW w:type="dxa" w:w="3600"/>
+          </w:tcPr>
+          <w:p>
+            <w:r/>
+            <w:r>
+              <w:rPr>
+                <w:rFonts w:ascii="Times New Roman" w:hAnsi="Times New Roman" w:eastAsia="MS Mincho"/>
+                <w:b/>
+                <w:i w:val="0"/>
+                <w:sz w:val="20"/>
+              </w:rPr>
+              <w:t>Capital (this paper)</w:t>
+            </w:r>
+          </w:p>
+        </w:tc>
+      </w:tr>
+      <w:tr>
+        <w:tc>
+          <w:tcPr>
+            <w:tcW w:type="dxa" w:w="1872"/>
+          </w:tcPr>
+          <w:p>
+            <w:r/>
+            <w:r>
+              <w:rPr>
+                <w:rFonts w:ascii="Times New Roman" w:hAnsi="Times New Roman" w:eastAsia="MS Mincho"/>
+                <w:b w:val="0"/>
+                <w:i w:val="0"/>
+                <w:sz w:val="20"/>
+              </w:rPr>
+              <w:t>Flow</w:t>
+            </w:r>
+          </w:p>
+        </w:tc>
+        <w:tc>
+          <w:tcPr>
+            <w:tcW w:type="dxa" w:w="3600"/>
+          </w:tcPr>
+          <w:p>
+            <w:r/>
+            <w:r>
+              <w:rPr>
+                <w:rFonts w:ascii="Times New Roman" w:hAnsi="Times New Roman" w:eastAsia="MS Mincho"/>
+                <w:b w:val="0"/>
+                <w:i w:val="0"/>
+                <w:sz w:val="20"/>
+              </w:rPr>
+              <w:t>Births B(t)</w:t>
+            </w:r>
+          </w:p>
+        </w:tc>
+        <w:tc>
+          <w:tcPr>
+            <w:tcW w:type="dxa" w:w="3600"/>
+          </w:tcPr>
+          <w:p>
+            <w:r/>
+            <w:r>
+              <w:rPr>
+                <w:rFonts w:ascii="Times New Roman" w:hAnsi="Times New Roman" w:eastAsia="MS Mincho"/>
+                <w:b w:val="0"/>
+                <w:i w:val="0"/>
+                <w:sz w:val="20"/>
+              </w:rPr>
+              <w:t>Investment I(t)</w:t>
+            </w:r>
+          </w:p>
+        </w:tc>
+      </w:tr>
+      <w:tr>
+        <w:tc>
+          <w:tcPr>
+            <w:tcW w:type="dxa" w:w="1872"/>
+          </w:tcPr>
+          <w:p>
+            <w:r/>
+            <w:r>
+              <w:rPr>
+                <w:rFonts w:ascii="Times New Roman" w:hAnsi="Times New Roman" w:eastAsia="MS Mincho"/>
+                <w:b w:val="0"/>
+                <w:i w:val="0"/>
+                <w:sz w:val="20"/>
+              </w:rPr>
+              <w:t>Stock</w:t>
+            </w:r>
+          </w:p>
+        </w:tc>
+        <w:tc>
+          <w:tcPr>
+            <w:tcW w:type="dxa" w:w="3600"/>
+          </w:tcPr>
+          <w:p>
+            <w:r/>
+            <w:r>
+              <w:rPr>
+                <w:rFonts w:ascii="Times New Roman" w:hAnsi="Times New Roman" w:eastAsia="MS Mincho"/>
+                <w:b w:val="0"/>
+                <w:i w:val="0"/>
+                <w:sz w:val="20"/>
+              </w:rPr>
+              <w:t>Population N(t)</w:t>
+            </w:r>
+          </w:p>
+        </w:tc>
+        <w:tc>
+          <w:tcPr>
+            <w:tcW w:type="dxa" w:w="3600"/>
+          </w:tcPr>
+          <w:p>
+            <w:r/>
+            <w:r>
+              <w:rPr>
+                <w:rFonts w:ascii="Times New Roman" w:hAnsi="Times New Roman" w:eastAsia="MS Mincho"/>
+                <w:b w:val="0"/>
+                <w:i w:val="0"/>
+                <w:sz w:val="20"/>
+              </w:rPr>
+              <w:t>Reproducible capital W(t)</w:t>
+            </w:r>
+          </w:p>
+        </w:tc>
+      </w:tr>
+      <w:tr>
+        <w:tc>
+          <w:tcPr>
+            <w:tcW w:type="dxa" w:w="1872"/>
+          </w:tcPr>
+          <w:p>
+            <w:r/>
+            <w:r>
+              <w:rPr>
+                <w:rFonts w:ascii="Times New Roman" w:hAnsi="Times New Roman" w:eastAsia="MS Mincho"/>
+                <w:b w:val="0"/>
+                <w:i w:val="0"/>
+                <w:sz w:val="20"/>
+              </w:rPr>
+              <w:t>Quantum</w:t>
+            </w:r>
+          </w:p>
+        </w:tc>
+        <w:tc>
+          <w:tcPr>
+            <w:tcW w:type="dxa" w:w="3600"/>
+          </w:tcPr>
+          <w:p>
+            <w:r/>
+            <w:r>
+              <w:rPr>
+                <w:rFonts w:ascii="Times New Roman" w:hAnsi="Times New Roman" w:eastAsia="MS Mincho"/>
+                <w:b w:val="0"/>
+                <w:i w:val="0"/>
+                <w:sz w:val="20"/>
+              </w:rPr>
+              <w:t>Total Fertility Rate TFR</w:t>
+            </w:r>
+          </w:p>
+        </w:tc>
+        <w:tc>
+          <w:tcPr>
+            <w:tcW w:type="dxa" w:w="3600"/>
+          </w:tcPr>
+          <w:p>
+            <w:r/>
+            <w:r>
+              <w:rPr>
+                <w:rFonts w:ascii="Times New Roman" w:hAnsi="Times New Roman" w:eastAsia="MS Mincho"/>
+                <w:b w:val="0"/>
+                <w:i w:val="0"/>
+                <w:sz w:val="20"/>
+              </w:rPr>
+              <w:t>Investment rate I/Y</w:t>
+            </w:r>
+          </w:p>
+        </w:tc>
+      </w:tr>
+      <w:tr>
+        <w:tc>
+          <w:tcPr>
+            <w:tcW w:type="dxa" w:w="1872"/>
+          </w:tcPr>
+          <w:p>
+            <w:r/>
+            <w:r>
+              <w:rPr>
+                <w:rFonts w:ascii="Times New Roman" w:hAnsi="Times New Roman" w:eastAsia="MS Mincho"/>
+                <w:b w:val="0"/>
+                <w:i w:val="0"/>
+                <w:sz w:val="20"/>
+              </w:rPr>
+              <w:t>Tempo</w:t>
+            </w:r>
+          </w:p>
+        </w:tc>
+        <w:tc>
+          <w:tcPr>
+            <w:tcW w:type="dxa" w:w="3600"/>
+          </w:tcPr>
+          <w:p>
+            <w:r/>
+            <w:r>
+              <w:rPr>
+                <w:rFonts w:ascii="Times New Roman" w:hAnsi="Times New Roman" w:eastAsia="MS Mincho"/>
+                <w:b w:val="0"/>
+                <w:i w:val="0"/>
+                <w:sz w:val="20"/>
+              </w:rPr>
+              <w:t>Mean age at childbearing MAC(t)</w:t>
+            </w:r>
+          </w:p>
+        </w:tc>
+        <w:tc>
+          <w:tcPr>
+            <w:tcW w:type="dxa" w:w="3600"/>
+          </w:tcPr>
+          <w:p>
+            <w:r/>
+            <w:r>
+              <w:rPr>
+                <w:rFonts w:ascii="Times New Roman" w:hAnsi="Times New Roman" w:eastAsia="MS Mincho"/>
+                <w:b w:val="0"/>
+                <w:i w:val="0"/>
+                <w:sz w:val="20"/>
+              </w:rPr>
+              <w:t xml:space="preserve">Time-to-build </w:t>
+            </w:r>
+            <w:r>
+              <w:rPr>
+                <w:rFonts w:ascii="Times New Roman" w:hAnsi="Times New Roman" w:eastAsia="MS Mincho"/>
+                <w:b w:val="0"/>
+                <w:i/>
+                <w:sz w:val="20"/>
+              </w:rPr>
+              <w:t>μ</w:t>
+            </w:r>
+            <w:r>
+              <w:rPr>
+                <w:rFonts w:ascii="Times New Roman" w:hAnsi="Times New Roman" w:eastAsia="MS Mincho"/>
+                <w:b w:val="0"/>
+                <w:i w:val="0"/>
+                <w:sz w:val="20"/>
+              </w:rPr>
+              <w:t>(t)</w:t>
+            </w:r>
+          </w:p>
+        </w:tc>
+      </w:tr>
+      <w:tr>
+        <w:tc>
+          <w:tcPr>
+            <w:tcW w:type="dxa" w:w="1872"/>
+          </w:tcPr>
+          <w:p>
+            <w:r/>
+            <w:r>
+              <w:rPr>
+                <w:rFonts w:ascii="Times New Roman" w:hAnsi="Times New Roman" w:eastAsia="MS Mincho"/>
+                <w:b w:val="0"/>
+                <w:i w:val="0"/>
+                <w:sz w:val="20"/>
+              </w:rPr>
+              <w:t>Bongaarts-Feeney adjustment</w:t>
+            </w:r>
+          </w:p>
+        </w:tc>
+        <w:tc>
+          <w:tcPr>
+            <w:tcW w:type="dxa" w:w="3600"/>
+          </w:tcPr>
+          <w:p>
+            <w:r/>
+            <w:r>
+              <w:rPr>
+                <w:rFonts w:ascii="Times New Roman" w:hAnsi="Times New Roman" w:eastAsia="MS Mincho"/>
+                <w:b w:val="0"/>
+                <w:i w:val="0"/>
+                <w:sz w:val="20"/>
+              </w:rPr>
+              <w:t>TFR* = TFR/(1 − r(t))</w:t>
+            </w:r>
+          </w:p>
+        </w:tc>
+        <w:tc>
+          <w:tcPr>
+            <w:tcW w:type="dxa" w:w="3600"/>
+          </w:tcPr>
+          <w:p>
+            <w:r/>
+            <w:r>
+              <w:rPr>
+                <w:rFonts w:ascii="Times New Roman" w:hAnsi="Times New Roman" w:eastAsia="MS Mincho"/>
+                <w:b w:val="0"/>
+                <w:i w:val="0"/>
+                <w:sz w:val="20"/>
+              </w:rPr>
+              <w:t xml:space="preserve">K*(t) via </w:t>
+            </w:r>
+            <w:r>
+              <w:rPr>
+                <w:rFonts w:ascii="Times New Roman" w:hAnsi="Times New Roman" w:eastAsia="MS Mincho"/>
+                <w:b w:val="0"/>
+                <w:i/>
+                <w:sz w:val="20"/>
+              </w:rPr>
+              <w:t>μ</w:t>
+            </w:r>
+            <w:r>
+              <w:rPr>
+                <w:rFonts w:ascii="Times New Roman" w:hAnsi="Times New Roman" w:eastAsia="MS Mincho"/>
+                <w:b w:val="0"/>
+                <w:i w:val="0"/>
+                <w:sz w:val="20"/>
+              </w:rPr>
+              <w:t>(t)-weighted PIM</w:t>
+            </w:r>
+          </w:p>
+        </w:tc>
+      </w:tr>
+      <w:tr>
+        <w:tc>
+          <w:tcPr>
+            <w:tcW w:type="dxa" w:w="1872"/>
+          </w:tcPr>
+          <w:p>
+            <w:r/>
+            <w:r>
+              <w:rPr>
+                <w:rFonts w:ascii="Times New Roman" w:hAnsi="Times New Roman" w:eastAsia="MS Mincho"/>
+                <w:b w:val="0"/>
+                <w:i w:val="0"/>
+                <w:sz w:val="20"/>
+              </w:rPr>
+              <w:t>Forgotten parameter</w:t>
+            </w:r>
+          </w:p>
+        </w:tc>
+        <w:tc>
+          <w:tcPr>
+            <w:tcW w:type="dxa" w:w="3600"/>
+          </w:tcPr>
+          <w:p>
+            <w:r/>
+            <w:r>
+              <w:rPr>
+                <w:rFonts w:ascii="Times New Roman" w:hAnsi="Times New Roman" w:eastAsia="MS Mincho"/>
+                <w:b w:val="0"/>
+                <w:i w:val="0"/>
+                <w:sz w:val="20"/>
+              </w:rPr>
+              <w:t xml:space="preserve">Parity-specific </w:t>
+            </w:r>
+            <w:r>
+              <w:rPr>
+                <w:rFonts w:ascii="Times New Roman" w:hAnsi="Times New Roman" w:eastAsia="MS Mincho"/>
+                <w:b w:val="0"/>
+                <w:i/>
+                <w:sz w:val="20"/>
+              </w:rPr>
+              <w:t>σ</w:t>
+            </w:r>
+            <w:r>
+              <w:rPr>
+                <w:rFonts w:ascii="Times New Roman" w:hAnsi="Times New Roman" w:eastAsia="MS Mincho"/>
+                <w:b w:val="0"/>
+                <w:i w:val="0"/>
+                <w:sz w:val="20"/>
+              </w:rPr>
+              <w:t xml:space="preserve"> (Goldstein-Lutz-Scherbov, 2003)</w:t>
+            </w:r>
+          </w:p>
+        </w:tc>
+        <w:tc>
+          <w:tcPr>
+            <w:tcW w:type="dxa" w:w="3600"/>
+          </w:tcPr>
+          <w:p>
+            <w:r/>
+            <w:r>
+              <w:rPr>
+                <w:rFonts w:ascii="Times New Roman" w:hAnsi="Times New Roman" w:eastAsia="MS Mincho"/>
+                <w:b w:val="0"/>
+                <w:i w:val="0"/>
+                <w:sz w:val="20"/>
+              </w:rPr>
+              <w:t xml:space="preserve">Intangible share </w:t>
+            </w:r>
+            <w:r>
+              <w:rPr>
+                <w:rFonts w:ascii="Times New Roman" w:hAnsi="Times New Roman" w:eastAsia="MS Mincho"/>
+                <w:b w:val="0"/>
+                <w:i/>
+                <w:sz w:val="20"/>
+              </w:rPr>
+              <w:t>β</w:t>
+            </w:r>
+            <w:r>
+              <w:rPr>
+                <w:rFonts w:ascii="Times New Roman" w:hAnsi="Times New Roman" w:eastAsia="MS Mincho"/>
+                <w:b w:val="0"/>
+                <w:i w:val="0"/>
+                <w:sz w:val="20"/>
+              </w:rPr>
+              <w:t xml:space="preserve"> (Corrado-Hulten-Sichel, 2009)</w:t>
+            </w:r>
+          </w:p>
+        </w:tc>
+      </w:tr>
+      <w:tr>
+        <w:tc>
+          <w:tcPr>
+            <w:tcW w:type="dxa" w:w="1872"/>
+          </w:tcPr>
+          <w:p>
+            <w:r/>
+            <w:r>
+              <w:rPr>
+                <w:rFonts w:ascii="Times New Roman" w:hAnsi="Times New Roman" w:eastAsia="MS Mincho"/>
+                <w:b w:val="0"/>
+                <w:i w:val="0"/>
+                <w:sz w:val="20"/>
+              </w:rPr>
+              <w:t>Book-keeping identity</w:t>
+            </w:r>
+          </w:p>
+        </w:tc>
+        <w:tc>
+          <w:tcPr>
+            <w:tcW w:type="dxa" w:w="3600"/>
+          </w:tcPr>
+          <w:p>
+            <w:r/>
+            <w:r>
+              <w:rPr>
+                <w:rFonts w:ascii="Times New Roman" w:hAnsi="Times New Roman" w:eastAsia="MS Mincho"/>
+                <w:b w:val="0"/>
+                <w:i w:val="0"/>
+                <w:sz w:val="20"/>
+              </w:rPr>
+              <w:t>dN/dt = B − d·N</w:t>
+            </w:r>
+          </w:p>
+        </w:tc>
+        <w:tc>
+          <w:tcPr>
+            <w:tcW w:type="dxa" w:w="3600"/>
+          </w:tcPr>
+          <w:p>
+            <w:r/>
+            <w:r>
+              <w:rPr>
+                <w:rFonts w:ascii="Times New Roman" w:hAnsi="Times New Roman" w:eastAsia="MS Mincho"/>
+                <w:b w:val="0"/>
+                <w:i w:val="0"/>
+                <w:sz w:val="20"/>
+              </w:rPr>
+              <w:t xml:space="preserve">dW/dt = I − </w:t>
+            </w:r>
+            <w:r>
+              <w:rPr>
+                <w:rFonts w:ascii="Times New Roman" w:hAnsi="Times New Roman" w:eastAsia="MS Mincho"/>
+                <w:b w:val="0"/>
+                <w:i/>
+                <w:sz w:val="20"/>
+              </w:rPr>
+              <w:t>δ</w:t>
+            </w:r>
+            <w:r>
+              <w:rPr>
+                <w:rFonts w:ascii="Times New Roman" w:hAnsi="Times New Roman" w:eastAsia="MS Mincho"/>
+                <w:b w:val="0"/>
+                <w:i w:val="0"/>
+                <w:sz w:val="20"/>
+              </w:rPr>
+              <w:t>W</w:t>
+            </w:r>
+          </w:p>
+        </w:tc>
+      </w:tr>
+      <w:tr>
+        <w:tc>
+          <w:tcPr>
+            <w:tcW w:type="dxa" w:w="1872"/>
+          </w:tcPr>
+          <w:p>
+            <w:r/>
+            <w:r>
+              <w:rPr>
+                <w:rFonts w:ascii="Times New Roman" w:hAnsi="Times New Roman" w:eastAsia="MS Mincho"/>
+                <w:b w:val="0"/>
+                <w:i w:val="0"/>
+                <w:sz w:val="20"/>
+              </w:rPr>
+              <w:t>Joint identification</w:t>
+            </w:r>
+          </w:p>
+        </w:tc>
+        <w:tc>
+          <w:tcPr>
+            <w:tcW w:type="dxa" w:w="3600"/>
+          </w:tcPr>
+          <w:p>
+            <w:r/>
+            <w:r>
+              <w:rPr>
+                <w:rFonts w:ascii="Times New Roman" w:hAnsi="Times New Roman" w:eastAsia="MS Mincho"/>
+                <w:b w:val="0"/>
+                <w:i w:val="0"/>
+                <w:sz w:val="20"/>
+              </w:rPr>
+              <w:t>TFR* vs. life-table consistency</w:t>
+            </w:r>
+          </w:p>
+        </w:tc>
+        <w:tc>
+          <w:tcPr>
+            <w:tcW w:type="dxa" w:w="3600"/>
+          </w:tcPr>
+          <w:p>
+            <w:r/>
+            <w:r>
+              <w:rPr>
+                <w:rFonts w:ascii="Times New Roman" w:hAnsi="Times New Roman" w:eastAsia="MS Mincho"/>
+                <w:b w:val="0"/>
+                <w:i w:val="0"/>
+                <w:sz w:val="20"/>
+              </w:rPr>
+              <w:t>PIM vs. CWON consistency</w:t>
+            </w:r>
+          </w:p>
+        </w:tc>
+      </w:tr>
+    </w:tbl>
+    <w:p>
+      <w:pPr>
+        <w:spacing w:after="120" w:line="360" w:lineRule="auto"/>
+        <w:ind w:firstLine="480"/>
+      </w:pPr>
+      <w:r>
+        <w:rPr>
+          <w:rFonts w:ascii="Times New Roman" w:hAnsi="Times New Roman" w:eastAsia="MS Mincho"/>
+          <w:b/>
+          <w:i w:val="0"/>
+          <w:sz w:val="24"/>
+        </w:rPr>
+        <w:t>Table 2.</w:t>
+      </w:r>
+      <w:r>
+        <w:rPr>
+          <w:rFonts w:ascii="Times New Roman" w:hAnsi="Times New Roman" w:eastAsia="MS Mincho"/>
+          <w:b w:val="0"/>
+          <w:i w:val="0"/>
+          <w:sz w:val="24"/>
+        </w:rPr>
+        <w:t xml:space="preserve"> M0–M4: In-sample and out-of-sample performance across 39 countries.</w:t>
+      </w:r>
+    </w:p>
+    <w:p>
+      <w:pPr>
+        <w:spacing w:before="360" w:after="120"/>
+      </w:pPr>
+      <w:r>
+        <w:rPr>
+          <w:rFonts w:ascii="Times New Roman" w:hAnsi="Times New Roman" w:eastAsia="MS Mincho"/>
+          <w:b/>
+          <w:i w:val="0"/>
+          <w:sz w:val="22"/>
+        </w:rPr>
+        <w:t>Table 2.</w:t>
       </w:r>
       <w:r>
         <w:rPr>
@@ -19022,640 +19892,6 @@
                 <w:sz w:val="20"/>
               </w:rPr>
               <w:t>4.606</w:t>
-            </w:r>
-          </w:p>
-        </w:tc>
-      </w:tr>
-    </w:tbl>
-    <w:p>
-      <w:pPr>
-        <w:spacing w:after="120" w:line="360" w:lineRule="auto"/>
-        <w:ind w:firstLine="480"/>
-      </w:pPr>
-      <w:r>
-        <w:rPr>
-          <w:rFonts w:ascii="Times New Roman" w:hAnsi="Times New Roman" w:eastAsia="MS Mincho"/>
-          <w:b/>
-          <w:i w:val="0"/>
-          <w:sz w:val="24"/>
-        </w:rPr>
-        <w:t>Table 2.</w:t>
-      </w:r>
-      <w:r>
-        <w:rPr>
-          <w:rFonts w:ascii="Times New Roman" w:hAnsi="Times New Roman" w:eastAsia="MS Mincho"/>
-          <w:b w:val="0"/>
-          <w:i w:val="0"/>
-          <w:sz w:val="24"/>
-        </w:rPr>
-        <w:t xml:space="preserve"> Population–capital correspondence.</w:t>
-      </w:r>
-    </w:p>
-    <w:p>
-      <w:pPr>
-        <w:spacing w:before="360" w:after="120"/>
-      </w:pPr>
-      <w:r>
-        <w:rPr>
-          <w:rFonts w:ascii="Times New Roman" w:hAnsi="Times New Roman" w:eastAsia="MS Mincho"/>
-          <w:b/>
-          <w:i w:val="0"/>
-          <w:sz w:val="22"/>
-        </w:rPr>
-        <w:t>Table 2.</w:t>
-      </w:r>
-      <w:r>
-        <w:rPr>
-          <w:rFonts w:ascii="Times New Roman" w:hAnsi="Times New Roman" w:eastAsia="MS Mincho"/>
-          <w:b w:val="0"/>
-          <w:i w:val="0"/>
-          <w:sz w:val="22"/>
-        </w:rPr>
-        <w:t xml:space="preserve">  Population-capital tempo correspondence.</w:t>
-      </w:r>
-    </w:p>
-    <w:tbl>
-      <w:tblPr>
-        <w:tblStyle w:val="TableGrid"/>
-        <w:tblW w:type="auto" w:w="0"/>
-        <w:tblLook w:firstColumn="1" w:firstRow="1" w:lastColumn="0" w:lastRow="0" w:noHBand="0" w:noVBand="1" w:val="04A0"/>
-        <w:tblBorders>
-          <w:left w:val="none" w:sz="0" w:space="0" w:color="auto"/>
-          <w:right w:val="none" w:sz="0" w:space="0" w:color="auto"/>
-          <w:insideV w:val="none" w:sz="0" w:space="0" w:color="auto"/>
-          <w:top w:val="single" w:sz="4" w:space="0" w:color="000000"/>
-          <w:bottom w:val="single" w:sz="4" w:space="0" w:color="000000"/>
-          <w:insideH w:val="single" w:sz="4" w:space="0" w:color="000000"/>
-        </w:tblBorders>
-      </w:tblPr>
-      <w:tblGrid>
-        <w:gridCol w:w="3135"/>
-        <w:gridCol w:w="3135"/>
-        <w:gridCol w:w="3135"/>
-      </w:tblGrid>
-      <w:tr>
-        <w:tc>
-          <w:tcPr>
-            <w:tcW w:type="dxa" w:w="1872"/>
-          </w:tcPr>
-          <w:p>
-            <w:r/>
-            <w:r>
-              <w:rPr>
-                <w:rFonts w:ascii="Times New Roman" w:hAnsi="Times New Roman" w:eastAsia="MS Mincho"/>
-                <w:b/>
-                <w:i w:val="0"/>
-                <w:sz w:val="20"/>
-              </w:rPr>
-              <w:t>Concept</w:t>
-            </w:r>
-          </w:p>
-        </w:tc>
-        <w:tc>
-          <w:tcPr>
-            <w:tcW w:type="dxa" w:w="3600"/>
-          </w:tcPr>
-          <w:p>
-            <w:r/>
-            <w:r>
-              <w:rPr>
-                <w:rFonts w:ascii="Times New Roman" w:hAnsi="Times New Roman" w:eastAsia="MS Mincho"/>
-                <w:b/>
-                <w:i w:val="0"/>
-                <w:sz w:val="20"/>
-              </w:rPr>
-              <w:t>Population (Bongaarts-Feeney, 1998)</w:t>
-            </w:r>
-          </w:p>
-        </w:tc>
-        <w:tc>
-          <w:tcPr>
-            <w:tcW w:type="dxa" w:w="3600"/>
-          </w:tcPr>
-          <w:p>
-            <w:r/>
-            <w:r>
-              <w:rPr>
-                <w:rFonts w:ascii="Times New Roman" w:hAnsi="Times New Roman" w:eastAsia="MS Mincho"/>
-                <w:b/>
-                <w:i w:val="0"/>
-                <w:sz w:val="20"/>
-              </w:rPr>
-              <w:t>Capital (this paper)</w:t>
-            </w:r>
-          </w:p>
-        </w:tc>
-      </w:tr>
-      <w:tr>
-        <w:tc>
-          <w:tcPr>
-            <w:tcW w:type="dxa" w:w="1872"/>
-          </w:tcPr>
-          <w:p>
-            <w:r/>
-            <w:r>
-              <w:rPr>
-                <w:rFonts w:ascii="Times New Roman" w:hAnsi="Times New Roman" w:eastAsia="MS Mincho"/>
-                <w:b w:val="0"/>
-                <w:i w:val="0"/>
-                <w:sz w:val="20"/>
-              </w:rPr>
-              <w:t>Flow</w:t>
-            </w:r>
-          </w:p>
-        </w:tc>
-        <w:tc>
-          <w:tcPr>
-            <w:tcW w:type="dxa" w:w="3600"/>
-          </w:tcPr>
-          <w:p>
-            <w:r/>
-            <w:r>
-              <w:rPr>
-                <w:rFonts w:ascii="Times New Roman" w:hAnsi="Times New Roman" w:eastAsia="MS Mincho"/>
-                <w:b w:val="0"/>
-                <w:i w:val="0"/>
-                <w:sz w:val="20"/>
-              </w:rPr>
-              <w:t>Births B(t)</w:t>
-            </w:r>
-          </w:p>
-        </w:tc>
-        <w:tc>
-          <w:tcPr>
-            <w:tcW w:type="dxa" w:w="3600"/>
-          </w:tcPr>
-          <w:p>
-            <w:r/>
-            <w:r>
-              <w:rPr>
-                <w:rFonts w:ascii="Times New Roman" w:hAnsi="Times New Roman" w:eastAsia="MS Mincho"/>
-                <w:b w:val="0"/>
-                <w:i w:val="0"/>
-                <w:sz w:val="20"/>
-              </w:rPr>
-              <w:t>Investment I(t)</w:t>
-            </w:r>
-          </w:p>
-        </w:tc>
-      </w:tr>
-      <w:tr>
-        <w:tc>
-          <w:tcPr>
-            <w:tcW w:type="dxa" w:w="1872"/>
-          </w:tcPr>
-          <w:p>
-            <w:r/>
-            <w:r>
-              <w:rPr>
-                <w:rFonts w:ascii="Times New Roman" w:hAnsi="Times New Roman" w:eastAsia="MS Mincho"/>
-                <w:b w:val="0"/>
-                <w:i w:val="0"/>
-                <w:sz w:val="20"/>
-              </w:rPr>
-              <w:t>Stock</w:t>
-            </w:r>
-          </w:p>
-        </w:tc>
-        <w:tc>
-          <w:tcPr>
-            <w:tcW w:type="dxa" w:w="3600"/>
-          </w:tcPr>
-          <w:p>
-            <w:r/>
-            <w:r>
-              <w:rPr>
-                <w:rFonts w:ascii="Times New Roman" w:hAnsi="Times New Roman" w:eastAsia="MS Mincho"/>
-                <w:b w:val="0"/>
-                <w:i w:val="0"/>
-                <w:sz w:val="20"/>
-              </w:rPr>
-              <w:t>Population N(t)</w:t>
-            </w:r>
-          </w:p>
-        </w:tc>
-        <w:tc>
-          <w:tcPr>
-            <w:tcW w:type="dxa" w:w="3600"/>
-          </w:tcPr>
-          <w:p>
-            <w:r/>
-            <w:r>
-              <w:rPr>
-                <w:rFonts w:ascii="Times New Roman" w:hAnsi="Times New Roman" w:eastAsia="MS Mincho"/>
-                <w:b w:val="0"/>
-                <w:i w:val="0"/>
-                <w:sz w:val="20"/>
-              </w:rPr>
-              <w:t>Reproducible capital W(t)</w:t>
-            </w:r>
-          </w:p>
-        </w:tc>
-      </w:tr>
-      <w:tr>
-        <w:tc>
-          <w:tcPr>
-            <w:tcW w:type="dxa" w:w="1872"/>
-          </w:tcPr>
-          <w:p>
-            <w:r/>
-            <w:r>
-              <w:rPr>
-                <w:rFonts w:ascii="Times New Roman" w:hAnsi="Times New Roman" w:eastAsia="MS Mincho"/>
-                <w:b w:val="0"/>
-                <w:i w:val="0"/>
-                <w:sz w:val="20"/>
-              </w:rPr>
-              <w:t>Quantum</w:t>
-            </w:r>
-          </w:p>
-        </w:tc>
-        <w:tc>
-          <w:tcPr>
-            <w:tcW w:type="dxa" w:w="3600"/>
-          </w:tcPr>
-          <w:p>
-            <w:r/>
-            <w:r>
-              <w:rPr>
-                <w:rFonts w:ascii="Times New Roman" w:hAnsi="Times New Roman" w:eastAsia="MS Mincho"/>
-                <w:b w:val="0"/>
-                <w:i w:val="0"/>
-                <w:sz w:val="20"/>
-              </w:rPr>
-              <w:t>Total Fertility Rate TFR</w:t>
-            </w:r>
-          </w:p>
-        </w:tc>
-        <w:tc>
-          <w:tcPr>
-            <w:tcW w:type="dxa" w:w="3600"/>
-          </w:tcPr>
-          <w:p>
-            <w:r/>
-            <w:r>
-              <w:rPr>
-                <w:rFonts w:ascii="Times New Roman" w:hAnsi="Times New Roman" w:eastAsia="MS Mincho"/>
-                <w:b w:val="0"/>
-                <w:i w:val="0"/>
-                <w:sz w:val="20"/>
-              </w:rPr>
-              <w:t>Investment rate I/Y</w:t>
-            </w:r>
-          </w:p>
-        </w:tc>
-      </w:tr>
-      <w:tr>
-        <w:tc>
-          <w:tcPr>
-            <w:tcW w:type="dxa" w:w="1872"/>
-          </w:tcPr>
-          <w:p>
-            <w:r/>
-            <w:r>
-              <w:rPr>
-                <w:rFonts w:ascii="Times New Roman" w:hAnsi="Times New Roman" w:eastAsia="MS Mincho"/>
-                <w:b w:val="0"/>
-                <w:i w:val="0"/>
-                <w:sz w:val="20"/>
-              </w:rPr>
-              <w:t>Tempo</w:t>
-            </w:r>
-          </w:p>
-        </w:tc>
-        <w:tc>
-          <w:tcPr>
-            <w:tcW w:type="dxa" w:w="3600"/>
-          </w:tcPr>
-          <w:p>
-            <w:r/>
-            <w:r>
-              <w:rPr>
-                <w:rFonts w:ascii="Times New Roman" w:hAnsi="Times New Roman" w:eastAsia="MS Mincho"/>
-                <w:b w:val="0"/>
-                <w:i w:val="0"/>
-                <w:sz w:val="20"/>
-              </w:rPr>
-              <w:t>Mean age at childbearing MAC(t)</w:t>
-            </w:r>
-          </w:p>
-        </w:tc>
-        <w:tc>
-          <w:tcPr>
-            <w:tcW w:type="dxa" w:w="3600"/>
-          </w:tcPr>
-          <w:p>
-            <w:r/>
-            <w:r>
-              <w:rPr>
-                <w:rFonts w:ascii="Times New Roman" w:hAnsi="Times New Roman" w:eastAsia="MS Mincho"/>
-                <w:b w:val="0"/>
-                <w:i w:val="0"/>
-                <w:sz w:val="20"/>
-              </w:rPr>
-              <w:t xml:space="preserve">Time-to-build </w:t>
-            </w:r>
-            <w:r>
-              <w:rPr>
-                <w:rFonts w:ascii="Times New Roman" w:hAnsi="Times New Roman" w:eastAsia="MS Mincho"/>
-                <w:b w:val="0"/>
-                <w:i/>
-                <w:sz w:val="20"/>
-              </w:rPr>
-              <w:t>μ</w:t>
-            </w:r>
-            <w:r>
-              <w:rPr>
-                <w:rFonts w:ascii="Times New Roman" w:hAnsi="Times New Roman" w:eastAsia="MS Mincho"/>
-                <w:b w:val="0"/>
-                <w:i w:val="0"/>
-                <w:sz w:val="20"/>
-              </w:rPr>
-              <w:t>(t)</w:t>
-            </w:r>
-          </w:p>
-        </w:tc>
-      </w:tr>
-      <w:tr>
-        <w:tc>
-          <w:tcPr>
-            <w:tcW w:type="dxa" w:w="1872"/>
-          </w:tcPr>
-          <w:p>
-            <w:r/>
-            <w:r>
-              <w:rPr>
-                <w:rFonts w:ascii="Times New Roman" w:hAnsi="Times New Roman" w:eastAsia="MS Mincho"/>
-                <w:b w:val="0"/>
-                <w:i w:val="0"/>
-                <w:sz w:val="20"/>
-              </w:rPr>
-              <w:t>Bongaarts-Feeney adjustment</w:t>
-            </w:r>
-          </w:p>
-        </w:tc>
-        <w:tc>
-          <w:tcPr>
-            <w:tcW w:type="dxa" w:w="3600"/>
-          </w:tcPr>
-          <w:p>
-            <w:r/>
-            <w:r>
-              <w:rPr>
-                <w:rFonts w:ascii="Times New Roman" w:hAnsi="Times New Roman" w:eastAsia="MS Mincho"/>
-                <w:b w:val="0"/>
-                <w:i w:val="0"/>
-                <w:sz w:val="20"/>
-              </w:rPr>
-              <w:t>TFR* = TFR/(1 − r(t))</w:t>
-            </w:r>
-          </w:p>
-        </w:tc>
-        <w:tc>
-          <w:tcPr>
-            <w:tcW w:type="dxa" w:w="3600"/>
-          </w:tcPr>
-          <w:p>
-            <w:r/>
-            <w:r>
-              <w:rPr>
-                <w:rFonts w:ascii="Times New Roman" w:hAnsi="Times New Roman" w:eastAsia="MS Mincho"/>
-                <w:b w:val="0"/>
-                <w:i w:val="0"/>
-                <w:sz w:val="20"/>
-              </w:rPr>
-              <w:t xml:space="preserve">K*(t) via </w:t>
-            </w:r>
-            <w:r>
-              <w:rPr>
-                <w:rFonts w:ascii="Times New Roman" w:hAnsi="Times New Roman" w:eastAsia="MS Mincho"/>
-                <w:b w:val="0"/>
-                <w:i/>
-                <w:sz w:val="20"/>
-              </w:rPr>
-              <w:t>μ</w:t>
-            </w:r>
-            <w:r>
-              <w:rPr>
-                <w:rFonts w:ascii="Times New Roman" w:hAnsi="Times New Roman" w:eastAsia="MS Mincho"/>
-                <w:b w:val="0"/>
-                <w:i w:val="0"/>
-                <w:sz w:val="20"/>
-              </w:rPr>
-              <w:t>(t)-weighted PIM</w:t>
-            </w:r>
-          </w:p>
-        </w:tc>
-      </w:tr>
-      <w:tr>
-        <w:tc>
-          <w:tcPr>
-            <w:tcW w:type="dxa" w:w="1872"/>
-          </w:tcPr>
-          <w:p>
-            <w:r/>
-            <w:r>
-              <w:rPr>
-                <w:rFonts w:ascii="Times New Roman" w:hAnsi="Times New Roman" w:eastAsia="MS Mincho"/>
-                <w:b w:val="0"/>
-                <w:i w:val="0"/>
-                <w:sz w:val="20"/>
-              </w:rPr>
-              <w:t>Forgotten parameter</w:t>
-            </w:r>
-          </w:p>
-        </w:tc>
-        <w:tc>
-          <w:tcPr>
-            <w:tcW w:type="dxa" w:w="3600"/>
-          </w:tcPr>
-          <w:p>
-            <w:r/>
-            <w:r>
-              <w:rPr>
-                <w:rFonts w:ascii="Times New Roman" w:hAnsi="Times New Roman" w:eastAsia="MS Mincho"/>
-                <w:b w:val="0"/>
-                <w:i w:val="0"/>
-                <w:sz w:val="20"/>
-              </w:rPr>
-              <w:t xml:space="preserve">Parity-specific </w:t>
-            </w:r>
-            <w:r>
-              <w:rPr>
-                <w:rFonts w:ascii="Times New Roman" w:hAnsi="Times New Roman" w:eastAsia="MS Mincho"/>
-                <w:b w:val="0"/>
-                <w:i/>
-                <w:sz w:val="20"/>
-              </w:rPr>
-              <w:t>σ</w:t>
-            </w:r>
-            <w:r>
-              <w:rPr>
-                <w:rFonts w:ascii="Times New Roman" w:hAnsi="Times New Roman" w:eastAsia="MS Mincho"/>
-                <w:b w:val="0"/>
-                <w:i w:val="0"/>
-                <w:sz w:val="20"/>
-              </w:rPr>
-              <w:t xml:space="preserve"> (Goldstein-Lutz-Scherbov, 2003)</w:t>
-            </w:r>
-          </w:p>
-        </w:tc>
-        <w:tc>
-          <w:tcPr>
-            <w:tcW w:type="dxa" w:w="3600"/>
-          </w:tcPr>
-          <w:p>
-            <w:r/>
-            <w:r>
-              <w:rPr>
-                <w:rFonts w:ascii="Times New Roman" w:hAnsi="Times New Roman" w:eastAsia="MS Mincho"/>
-                <w:b w:val="0"/>
-                <w:i w:val="0"/>
-                <w:sz w:val="20"/>
-              </w:rPr>
-              <w:t xml:space="preserve">Intangible share </w:t>
-            </w:r>
-            <w:r>
-              <w:rPr>
-                <w:rFonts w:ascii="Times New Roman" w:hAnsi="Times New Roman" w:eastAsia="MS Mincho"/>
-                <w:b w:val="0"/>
-                <w:i/>
-                <w:sz w:val="20"/>
-              </w:rPr>
-              <w:t>β</w:t>
-            </w:r>
-            <w:r>
-              <w:rPr>
-                <w:rFonts w:ascii="Times New Roman" w:hAnsi="Times New Roman" w:eastAsia="MS Mincho"/>
-                <w:b w:val="0"/>
-                <w:i w:val="0"/>
-                <w:sz w:val="20"/>
-              </w:rPr>
-              <w:t xml:space="preserve"> (Corrado-Hulten-Sichel, 2009)</w:t>
-            </w:r>
-          </w:p>
-        </w:tc>
-      </w:tr>
-      <w:tr>
-        <w:tc>
-          <w:tcPr>
-            <w:tcW w:type="dxa" w:w="1872"/>
-          </w:tcPr>
-          <w:p>
-            <w:r/>
-            <w:r>
-              <w:rPr>
-                <w:rFonts w:ascii="Times New Roman" w:hAnsi="Times New Roman" w:eastAsia="MS Mincho"/>
-                <w:b w:val="0"/>
-                <w:i w:val="0"/>
-                <w:sz w:val="20"/>
-              </w:rPr>
-              <w:t>Book-keeping identity</w:t>
-            </w:r>
-          </w:p>
-        </w:tc>
-        <w:tc>
-          <w:tcPr>
-            <w:tcW w:type="dxa" w:w="3600"/>
-          </w:tcPr>
-          <w:p>
-            <w:r/>
-            <w:r>
-              <w:rPr>
-                <w:rFonts w:ascii="Times New Roman" w:hAnsi="Times New Roman" w:eastAsia="MS Mincho"/>
-                <w:b w:val="0"/>
-                <w:i w:val="0"/>
-                <w:sz w:val="20"/>
-              </w:rPr>
-              <w:t>dN/dt = B − d·N</w:t>
-            </w:r>
-          </w:p>
-        </w:tc>
-        <w:tc>
-          <w:tcPr>
-            <w:tcW w:type="dxa" w:w="3600"/>
-          </w:tcPr>
-          <w:p>
-            <w:r/>
-            <w:r>
-              <w:rPr>
-                <w:rFonts w:ascii="Times New Roman" w:hAnsi="Times New Roman" w:eastAsia="MS Mincho"/>
-                <w:b w:val="0"/>
-                <w:i w:val="0"/>
-                <w:sz w:val="20"/>
-              </w:rPr>
-              <w:t xml:space="preserve">dW/dt = I − </w:t>
-            </w:r>
-            <w:r>
-              <w:rPr>
-                <w:rFonts w:ascii="Times New Roman" w:hAnsi="Times New Roman" w:eastAsia="MS Mincho"/>
-                <w:b w:val="0"/>
-                <w:i/>
-                <w:sz w:val="20"/>
-              </w:rPr>
-              <w:t>δ</w:t>
-            </w:r>
-            <w:r>
-              <w:rPr>
-                <w:rFonts w:ascii="Times New Roman" w:hAnsi="Times New Roman" w:eastAsia="MS Mincho"/>
-                <w:b w:val="0"/>
-                <w:i w:val="0"/>
-                <w:sz w:val="20"/>
-              </w:rPr>
-              <w:t>W</w:t>
-            </w:r>
-          </w:p>
-        </w:tc>
-      </w:tr>
-      <w:tr>
-        <w:tc>
-          <w:tcPr>
-            <w:tcW w:type="dxa" w:w="1872"/>
-          </w:tcPr>
-          <w:p>
-            <w:r/>
-            <w:r>
-              <w:rPr>
-                <w:rFonts w:ascii="Times New Roman" w:hAnsi="Times New Roman" w:eastAsia="MS Mincho"/>
-                <w:b w:val="0"/>
-                <w:i w:val="0"/>
-                <w:sz w:val="20"/>
-              </w:rPr>
-              <w:t>Joint identification</w:t>
-            </w:r>
-          </w:p>
-        </w:tc>
-        <w:tc>
-          <w:tcPr>
-            <w:tcW w:type="dxa" w:w="3600"/>
-          </w:tcPr>
-          <w:p>
-            <w:r/>
-            <w:r>
-              <w:rPr>
-                <w:rFonts w:ascii="Times New Roman" w:hAnsi="Times New Roman" w:eastAsia="MS Mincho"/>
-                <w:b w:val="0"/>
-                <w:i w:val="0"/>
-                <w:sz w:val="20"/>
-              </w:rPr>
-              <w:t>TFR* vs. life-table consistency</w:t>
-            </w:r>
-          </w:p>
-        </w:tc>
-        <w:tc>
-          <w:tcPr>
-            <w:tcW w:type="dxa" w:w="3600"/>
-          </w:tcPr>
-          <w:p>
-            <w:r/>
-            <w:r>
-              <w:rPr>
-                <w:rFonts w:ascii="Times New Roman" w:hAnsi="Times New Roman" w:eastAsia="MS Mincho"/>
-                <w:b w:val="0"/>
-                <w:i w:val="0"/>
-                <w:sz w:val="20"/>
-              </w:rPr>
-              <w:t>PIM vs. CWON consistency</w:t>
             </w:r>
           </w:p>
         </w:tc>
@@ -28093,7 +28329,7 @@
           <w:i w:val="0"/>
           <w:sz w:val="24"/>
         </w:rPr>
-        <w:t>(4), 889–920.</w:t>
+        <w:t>(4), 889–920. https://doi.org/10.2307/2526758</w:t>
       </w:r>
     </w:p>
     <w:p>
@@ -28510,7 +28746,7 @@
           <w:i w:val="0"/>
           <w:sz w:val="24"/>
         </w:rPr>
-        <w:t xml:space="preserve">de Rassenfosse, G., &amp; Jaffe, A. B. (2018). Intellectual property and public-science spillovers: An overview and research directions. </w:t>
+        <w:t xml:space="preserve">Edge, R. M. (2007). Time-to-build, time-to-plan, habit-persistence, and the liquidity effect. </w:t>
       </w:r>
       <w:r>
         <w:rPr>
@@ -28519,7 +28755,7 @@
           <w:i/>
           <w:sz w:val="24"/>
         </w:rPr>
-        <w:t>Review of Economic Research on Copyright Issues</w:t>
+        <w:t>Journal of Monetary Economics</w:t>
       </w:r>
       <w:r>
         <w:rPr>
@@ -28537,16 +28773,16 @@
           <w:i/>
           <w:sz w:val="24"/>
         </w:rPr>
-        <w:t>15</w:t>
-      </w:r>
-      <w:r>
-        <w:rPr>
-          <w:rFonts w:ascii="Times New Roman" w:hAnsi="Times New Roman" w:eastAsia="MS Mincho"/>
-          <w:b w:val="0"/>
-          <w:i w:val="0"/>
-          <w:sz w:val="24"/>
-        </w:rPr>
-        <w:t>(1), 1–22.</w:t>
+        <w:t>54</w:t>
+      </w:r>
+      <w:r>
+        <w:rPr>
+          <w:rFonts w:ascii="Times New Roman" w:hAnsi="Times New Roman" w:eastAsia="MS Mincho"/>
+          <w:b w:val="0"/>
+          <w:i w:val="0"/>
+          <w:sz w:val="24"/>
+        </w:rPr>
+        <w:t>(6), 1644–1669. https://doi.org/10.1016/j.jmoneco.2006.07.005</w:t>
       </w:r>
     </w:p>
     <w:p>
@@ -28561,7 +28797,7 @@
           <w:i w:val="0"/>
           <w:sz w:val="24"/>
         </w:rPr>
-        <w:t xml:space="preserve">Edge, R. M. (2007). Time-to-build, time-to-plan, habit-persistence, and the liquidity effect. </w:t>
+        <w:t xml:space="preserve">Feenstra, R. C., Inklaar, R., &amp; Timmer, M. P. (2015). The next generation of the Penn World Table. </w:t>
       </w:r>
       <w:r>
         <w:rPr>
@@ -28570,7 +28806,7 @@
           <w:i/>
           <w:sz w:val="24"/>
         </w:rPr>
-        <w:t>Journal of Monetary Economics</w:t>
+        <w:t>American Economic Review</w:t>
       </w:r>
       <w:r>
         <w:rPr>
@@ -28588,16 +28824,16 @@
           <w:i/>
           <w:sz w:val="24"/>
         </w:rPr>
-        <w:t>54</w:t>
-      </w:r>
-      <w:r>
-        <w:rPr>
-          <w:rFonts w:ascii="Times New Roman" w:hAnsi="Times New Roman" w:eastAsia="MS Mincho"/>
-          <w:b w:val="0"/>
-          <w:i w:val="0"/>
-          <w:sz w:val="24"/>
-        </w:rPr>
-        <w:t>(6), 1644–1669. https://doi.org/10.1016/j.jmoneco.2006.07.005</w:t>
+        <w:t>105</w:t>
+      </w:r>
+      <w:r>
+        <w:rPr>
+          <w:rFonts w:ascii="Times New Roman" w:hAnsi="Times New Roman" w:eastAsia="MS Mincho"/>
+          <w:b w:val="0"/>
+          <w:i w:val="0"/>
+          <w:sz w:val="24"/>
+        </w:rPr>
+        <w:t>(10), 3150–3182. https://doi.org/10.1257/aer.20130954</w:t>
       </w:r>
     </w:p>
     <w:p>
@@ -28612,7 +28848,7 @@
           <w:i w:val="0"/>
           <w:sz w:val="24"/>
         </w:rPr>
-        <w:t xml:space="preserve">Feenstra, R. C., Inklaar, R., &amp; Timmer, M. P. (2015). The next generation of the Penn World Table. </w:t>
+        <w:t xml:space="preserve">Goldstein, J. R., Lutz, W., &amp; Scherbov, S. (2003). Long-term population decline in Europe: The relative importance of tempo effects and generational length. </w:t>
       </w:r>
       <w:r>
         <w:rPr>
@@ -28621,7 +28857,7 @@
           <w:i/>
           <w:sz w:val="24"/>
         </w:rPr>
-        <w:t>American Economic Review</w:t>
+        <w:t>Population and Development Review</w:t>
       </w:r>
       <w:r>
         <w:rPr>
@@ -28639,16 +28875,16 @@
           <w:i/>
           <w:sz w:val="24"/>
         </w:rPr>
-        <w:t>105</w:t>
-      </w:r>
-      <w:r>
-        <w:rPr>
-          <w:rFonts w:ascii="Times New Roman" w:hAnsi="Times New Roman" w:eastAsia="MS Mincho"/>
-          <w:b w:val="0"/>
-          <w:i w:val="0"/>
-          <w:sz w:val="24"/>
-        </w:rPr>
-        <w:t>(10), 3150–3182. https://doi.org/10.1257/aer.20130954</w:t>
+        <w:t>29</w:t>
+      </w:r>
+      <w:r>
+        <w:rPr>
+          <w:rFonts w:ascii="Times New Roman" w:hAnsi="Times New Roman" w:eastAsia="MS Mincho"/>
+          <w:b w:val="0"/>
+          <w:i w:val="0"/>
+          <w:sz w:val="24"/>
+        </w:rPr>
+        <w:t>(4), 699–707. https://doi.org/10.1111/j.1728-4457.2003.00699.x</w:t>
       </w:r>
     </w:p>
     <w:p>
@@ -28663,7 +28899,7 @@
           <w:i w:val="0"/>
           <w:sz w:val="24"/>
         </w:rPr>
-        <w:t xml:space="preserve">Goldstein, J. R., Lutz, W., &amp; Scherbov, S. (2003). Long-term population decline in Europe: The relative importance of tempo effects and generational length. </w:t>
+        <w:t xml:space="preserve">Griliches, Z. (1996). The discovery of the residual: A historical note. </w:t>
       </w:r>
       <w:r>
         <w:rPr>
@@ -28672,7 +28908,7 @@
           <w:i/>
           <w:sz w:val="24"/>
         </w:rPr>
-        <w:t>Population and Development Review</w:t>
+        <w:t>Journal of Economic Literature</w:t>
       </w:r>
       <w:r>
         <w:rPr>
@@ -28690,16 +28926,16 @@
           <w:i/>
           <w:sz w:val="24"/>
         </w:rPr>
-        <w:t>29</w:t>
-      </w:r>
-      <w:r>
-        <w:rPr>
-          <w:rFonts w:ascii="Times New Roman" w:hAnsi="Times New Roman" w:eastAsia="MS Mincho"/>
-          <w:b w:val="0"/>
-          <w:i w:val="0"/>
-          <w:sz w:val="24"/>
-        </w:rPr>
-        <w:t>(4), 699–707. https://doi.org/10.1111/j.1728-4457.2003.00699.x</w:t>
+        <w:t>34</w:t>
+      </w:r>
+      <w:r>
+        <w:rPr>
+          <w:rFonts w:ascii="Times New Roman" w:hAnsi="Times New Roman" w:eastAsia="MS Mincho"/>
+          <w:b w:val="0"/>
+          <w:i w:val="0"/>
+          <w:sz w:val="24"/>
+        </w:rPr>
+        <w:t>(3), 1324–1330.</w:t>
       </w:r>
     </w:p>
     <w:p>
@@ -28714,7 +28950,7 @@
           <w:i w:val="0"/>
           <w:sz w:val="24"/>
         </w:rPr>
-        <w:t xml:space="preserve">Griliches, Z. (1996). The discovery of the residual: A historical note. </w:t>
+        <w:t xml:space="preserve">Havranek, T., &amp; Rusnak, M. (2013). Transmission lags of monetary policy: A meta-analysis. </w:t>
       </w:r>
       <w:r>
         <w:rPr>
@@ -28723,7 +28959,7 @@
           <w:i/>
           <w:sz w:val="24"/>
         </w:rPr>
-        <w:t>Journal of Economic Literature</w:t>
+        <w:t>International Journal of Central Banking</w:t>
       </w:r>
       <w:r>
         <w:rPr>
@@ -28741,16 +28977,16 @@
           <w:i/>
           <w:sz w:val="24"/>
         </w:rPr>
-        <w:t>34</w:t>
-      </w:r>
-      <w:r>
-        <w:rPr>
-          <w:rFonts w:ascii="Times New Roman" w:hAnsi="Times New Roman" w:eastAsia="MS Mincho"/>
-          <w:b w:val="0"/>
-          <w:i w:val="0"/>
-          <w:sz w:val="24"/>
-        </w:rPr>
-        <w:t>(3), 1324–1330.</w:t>
+        <w:t>9</w:t>
+      </w:r>
+      <w:r>
+        <w:rPr>
+          <w:rFonts w:ascii="Times New Roman" w:hAnsi="Times New Roman" w:eastAsia="MS Mincho"/>
+          <w:b w:val="0"/>
+          <w:i w:val="0"/>
+          <w:sz w:val="24"/>
+        </w:rPr>
+        <w:t>(4), 39–76.</w:t>
       </w:r>
     </w:p>
     <w:p>
@@ -28765,7 +29001,7 @@
           <w:i w:val="0"/>
           <w:sz w:val="24"/>
         </w:rPr>
-        <w:t xml:space="preserve">Hamano, M., &amp; Zhao, Y. (2017). Fiscal sustainability and land prices in Japan. </w:t>
+        <w:t xml:space="preserve">Haskel, J., &amp; Westlake, S. (2017). </w:t>
       </w:r>
       <w:r>
         <w:rPr>
@@ -28774,34 +29010,16 @@
           <w:i/>
           <w:sz w:val="24"/>
         </w:rPr>
-        <w:t>Journal of the Japanese and International Economies</w:t>
-      </w:r>
-      <w:r>
-        <w:rPr>
-          <w:rFonts w:ascii="Times New Roman" w:hAnsi="Times New Roman" w:eastAsia="MS Mincho"/>
-          <w:b w:val="0"/>
-          <w:i w:val="0"/>
-          <w:sz w:val="24"/>
-        </w:rPr>
-        <w:t xml:space="preserve">, </w:t>
-      </w:r>
-      <w:r>
-        <w:rPr>
-          <w:rFonts w:ascii="Times New Roman" w:hAnsi="Times New Roman" w:eastAsia="MS Mincho"/>
-          <w:b w:val="0"/>
-          <w:i/>
-          <w:sz w:val="24"/>
-        </w:rPr>
-        <w:t>46</w:t>
-      </w:r>
-      <w:r>
-        <w:rPr>
-          <w:rFonts w:ascii="Times New Roman" w:hAnsi="Times New Roman" w:eastAsia="MS Mincho"/>
-          <w:b w:val="0"/>
-          <w:i w:val="0"/>
-          <w:sz w:val="24"/>
-        </w:rPr>
-        <w:t>, 17–29. https://doi.org/10.1016/j.jjie.2017.09.001</w:t>
+        <w:t>Capitalism without capital: The rise of the intangible economy</w:t>
+      </w:r>
+      <w:r>
+        <w:rPr>
+          <w:rFonts w:ascii="Times New Roman" w:hAnsi="Times New Roman" w:eastAsia="MS Mincho"/>
+          <w:b w:val="0"/>
+          <w:i w:val="0"/>
+          <w:sz w:val="24"/>
+        </w:rPr>
+        <w:t>. Princeton University Press.</w:t>
       </w:r>
     </w:p>
     <w:p>
@@ -28816,7 +29034,7 @@
           <w:i w:val="0"/>
           <w:sz w:val="24"/>
         </w:rPr>
-        <w:t xml:space="preserve">Haskel, J., &amp; Westlake, S. (2017). </w:t>
+        <w:t xml:space="preserve">Haskel, J., &amp; Westlake, S. (2022). </w:t>
       </w:r>
       <w:r>
         <w:rPr>
@@ -28825,7 +29043,7 @@
           <w:i/>
           <w:sz w:val="24"/>
         </w:rPr>
-        <w:t>Capitalism without capital: The rise of the intangible economy</w:t>
+        <w:t>Restarting the future: How to fix the intangible economy</w:t>
       </w:r>
       <w:r>
         <w:rPr>
@@ -28849,7 +29067,7 @@
           <w:i w:val="0"/>
           <w:sz w:val="24"/>
         </w:rPr>
-        <w:t xml:space="preserve">Haskel, J., &amp; Westlake, S. (2022). </w:t>
+        <w:t xml:space="preserve">Hayashi, F., &amp; Prescott, E. C. (2002). The 1990s in Japan: A lost decade. </w:t>
       </w:r>
       <w:r>
         <w:rPr>
@@ -28858,16 +29076,34 @@
           <w:i/>
           <w:sz w:val="24"/>
         </w:rPr>
-        <w:t>Restarting the future: How to fix the intangible economy</w:t>
-      </w:r>
-      <w:r>
-        <w:rPr>
-          <w:rFonts w:ascii="Times New Roman" w:hAnsi="Times New Roman" w:eastAsia="MS Mincho"/>
-          <w:b w:val="0"/>
-          <w:i w:val="0"/>
-          <w:sz w:val="24"/>
-        </w:rPr>
-        <w:t>. Princeton University Press.</w:t>
+        <w:t>Review of Economic Dynamics</w:t>
+      </w:r>
+      <w:r>
+        <w:rPr>
+          <w:rFonts w:ascii="Times New Roman" w:hAnsi="Times New Roman" w:eastAsia="MS Mincho"/>
+          <w:b w:val="0"/>
+          <w:i w:val="0"/>
+          <w:sz w:val="24"/>
+        </w:rPr>
+        <w:t xml:space="preserve">, </w:t>
+      </w:r>
+      <w:r>
+        <w:rPr>
+          <w:rFonts w:ascii="Times New Roman" w:hAnsi="Times New Roman" w:eastAsia="MS Mincho"/>
+          <w:b w:val="0"/>
+          <w:i/>
+          <w:sz w:val="24"/>
+        </w:rPr>
+        <w:t>5</w:t>
+      </w:r>
+      <w:r>
+        <w:rPr>
+          <w:rFonts w:ascii="Times New Roman" w:hAnsi="Times New Roman" w:eastAsia="MS Mincho"/>
+          <w:b w:val="0"/>
+          <w:i w:val="0"/>
+          <w:sz w:val="24"/>
+        </w:rPr>
+        <w:t>(1), 206–235. https://doi.org/10.1006/redy.2001.0149</w:t>
       </w:r>
     </w:p>
     <w:p>
@@ -29353,7 +29589,7 @@
           <w:i w:val="0"/>
           <w:sz w:val="24"/>
         </w:rPr>
-        <w:t>(2), 127–132.</w:t>
+        <w:t>(2), 127–132. https://doi.org/10.1086/294329</w:t>
       </w:r>
     </w:p>
     <w:p>
@@ -29368,7 +29604,43 @@
           <w:i w:val="0"/>
           <w:sz w:val="24"/>
         </w:rPr>
-        <w:t>Nishimura, K. G., &amp; Saita, Y. (2005). Land prices in Japan: Historical and international comparisons (Bank of Japan Review 2005-E-5). Bank of Japan.</w:t>
+        <w:t xml:space="preserve">McGrattan, E. R., &amp; Prescott, E. C. (2010). Unmeasured investment and the puzzling US boom in the 1990s. </w:t>
+      </w:r>
+      <w:r>
+        <w:rPr>
+          <w:rFonts w:ascii="Times New Roman" w:hAnsi="Times New Roman" w:eastAsia="MS Mincho"/>
+          <w:b w:val="0"/>
+          <w:i/>
+          <w:sz w:val="24"/>
+        </w:rPr>
+        <w:t>American Economic Journal: Macroeconomics</w:t>
+      </w:r>
+      <w:r>
+        <w:rPr>
+          <w:rFonts w:ascii="Times New Roman" w:hAnsi="Times New Roman" w:eastAsia="MS Mincho"/>
+          <w:b w:val="0"/>
+          <w:i w:val="0"/>
+          <w:sz w:val="24"/>
+        </w:rPr>
+        <w:t xml:space="preserve">, </w:t>
+      </w:r>
+      <w:r>
+        <w:rPr>
+          <w:rFonts w:ascii="Times New Roman" w:hAnsi="Times New Roman" w:eastAsia="MS Mincho"/>
+          <w:b w:val="0"/>
+          <w:i/>
+          <w:sz w:val="24"/>
+        </w:rPr>
+        <w:t>2</w:t>
+      </w:r>
+      <w:r>
+        <w:rPr>
+          <w:rFonts w:ascii="Times New Roman" w:hAnsi="Times New Roman" w:eastAsia="MS Mincho"/>
+          <w:b w:val="0"/>
+          <w:i w:val="0"/>
+          <w:sz w:val="24"/>
+        </w:rPr>
+        <w:t>(4), 88–123. https://doi.org/10.1257/mac.2.4.88</w:t>
       </w:r>
     </w:p>
     <w:p>
@@ -29383,25 +29655,7 @@
           <w:i w:val="0"/>
           <w:sz w:val="24"/>
         </w:rPr>
-        <w:t xml:space="preserve">OECD. (2013). </w:t>
-      </w:r>
-      <w:r>
-        <w:rPr>
-          <w:rFonts w:ascii="Times New Roman" w:hAnsi="Times New Roman" w:eastAsia="MS Mincho"/>
-          <w:b w:val="0"/>
-          <w:i/>
-          <w:sz w:val="24"/>
-        </w:rPr>
-        <w:t>Supporting investment in knowledge capital, growth and innovation</w:t>
-      </w:r>
-      <w:r>
-        <w:rPr>
-          <w:rFonts w:ascii="Times New Roman" w:hAnsi="Times New Roman" w:eastAsia="MS Mincho"/>
-          <w:b w:val="0"/>
-          <w:i w:val="0"/>
-          <w:sz w:val="24"/>
-        </w:rPr>
-        <w:t>. OECD Publishing. https://doi.org/10.1787/9789264193307-en</w:t>
+        <w:t>Nishimura, K. G., &amp; Saita, Y. (2005). Land prices in Japan: Historical and international comparisons (Bank of Japan Review 2005-E-5). Bank of Japan.</w:t>
       </w:r>
     </w:p>
     <w:p>
@@ -29416,7 +29670,7 @@
           <w:i w:val="0"/>
           <w:sz w:val="24"/>
         </w:rPr>
-        <w:t xml:space="preserve">Roth, F. (2023). Intangible capital and productivity growth in the EU: A panel data perspective. </w:t>
+        <w:t xml:space="preserve">OECD. (2013). </w:t>
       </w:r>
       <w:r>
         <w:rPr>
@@ -29425,34 +29679,16 @@
           <w:i/>
           <w:sz w:val="24"/>
         </w:rPr>
-        <w:t>Hamburg Discussion Papers in International Economics</w:t>
-      </w:r>
-      <w:r>
-        <w:rPr>
-          <w:rFonts w:ascii="Times New Roman" w:hAnsi="Times New Roman" w:eastAsia="MS Mincho"/>
-          <w:b w:val="0"/>
-          <w:i w:val="0"/>
-          <w:sz w:val="24"/>
-        </w:rPr>
-        <w:t xml:space="preserve">, </w:t>
-      </w:r>
-      <w:r>
-        <w:rPr>
-          <w:rFonts w:ascii="Times New Roman" w:hAnsi="Times New Roman" w:eastAsia="MS Mincho"/>
-          <w:b w:val="0"/>
-          <w:i/>
-          <w:sz w:val="24"/>
-        </w:rPr>
-        <w:t>13</w:t>
-      </w:r>
-      <w:r>
-        <w:rPr>
-          <w:rFonts w:ascii="Times New Roman" w:hAnsi="Times New Roman" w:eastAsia="MS Mincho"/>
-          <w:b w:val="0"/>
-          <w:i w:val="0"/>
-          <w:sz w:val="24"/>
-        </w:rPr>
-        <w:t>.</w:t>
+        <w:t>Supporting investment in knowledge capital, growth and innovation</w:t>
+      </w:r>
+      <w:r>
+        <w:rPr>
+          <w:rFonts w:ascii="Times New Roman" w:hAnsi="Times New Roman" w:eastAsia="MS Mincho"/>
+          <w:b w:val="0"/>
+          <w:i w:val="0"/>
+          <w:sz w:val="24"/>
+        </w:rPr>
+        <w:t>. OECD Publishing. https://doi.org/10.1787/9789264193307-en</w:t>
       </w:r>
     </w:p>
     <w:p>
@@ -29467,7 +29703,7 @@
           <w:i w:val="0"/>
           <w:sz w:val="24"/>
         </w:rPr>
-        <w:t xml:space="preserve">Salomon, J. A., Wang, H., Freeman, M. K., Vos, T., Flaxman, A. D., Lopez, A. D., &amp; Murray, C. J. L. (2012). Healthy life expectancy for 187 countries, 1990–2010: A systematic analysis for the Global Burden Disease Study 2010. </w:t>
+        <w:t xml:space="preserve">Roth, F. (2022). Intangible capital and labor productivity growth – Revisiting the evidence: An update. </w:t>
       </w:r>
       <w:r>
         <w:rPr>
@@ -29476,7 +29712,7 @@
           <w:i/>
           <w:sz w:val="24"/>
         </w:rPr>
-        <w:t>The Lancet</w:t>
+        <w:t>Hamburg Discussion Papers in International Economics</w:t>
       </w:r>
       <w:r>
         <w:rPr>
@@ -29494,16 +29730,16 @@
           <w:i/>
           <w:sz w:val="24"/>
         </w:rPr>
-        <w:t>380</w:t>
-      </w:r>
-      <w:r>
-        <w:rPr>
-          <w:rFonts w:ascii="Times New Roman" w:hAnsi="Times New Roman" w:eastAsia="MS Mincho"/>
-          <w:b w:val="0"/>
-          <w:i w:val="0"/>
-          <w:sz w:val="24"/>
-        </w:rPr>
-        <w:t>(9859), 2144–2162. https://doi.org/10.1016/S0140-6736(12)61690-0</w:t>
+        <w:t>11</w:t>
+      </w:r>
+      <w:r>
+        <w:rPr>
+          <w:rFonts w:ascii="Times New Roman" w:hAnsi="Times New Roman" w:eastAsia="MS Mincho"/>
+          <w:b w:val="0"/>
+          <w:i w:val="0"/>
+          <w:sz w:val="24"/>
+        </w:rPr>
+        <w:t>.</w:t>
       </w:r>
     </w:p>
     <w:p>
@@ -29518,7 +29754,7 @@
           <w:i w:val="0"/>
           <w:sz w:val="24"/>
         </w:rPr>
-        <w:t xml:space="preserve">Smets, F., &amp; Wouters, R. (2007). Shocks and frictions in US business cycles: A Bayesian DSGE approach. </w:t>
+        <w:t xml:space="preserve">Salomon, J. A., Wang, H., Freeman, M. K., Vos, T., Flaxman, A. D., Lopez, A. D., &amp; Murray, C. J. L. (2012). Healthy life expectancy for 187 countries, 1990–2010: A systematic analysis for the Global Burden Disease Study 2010. </w:t>
       </w:r>
       <w:r>
         <w:rPr>
@@ -29527,7 +29763,7 @@
           <w:i/>
           <w:sz w:val="24"/>
         </w:rPr>
-        <w:t>American Economic Review</w:t>
+        <w:t>The Lancet</w:t>
       </w:r>
       <w:r>
         <w:rPr>
@@ -29545,16 +29781,16 @@
           <w:i/>
           <w:sz w:val="24"/>
         </w:rPr>
-        <w:t>97</w:t>
-      </w:r>
-      <w:r>
-        <w:rPr>
-          <w:rFonts w:ascii="Times New Roman" w:hAnsi="Times New Roman" w:eastAsia="MS Mincho"/>
-          <w:b w:val="0"/>
-          <w:i w:val="0"/>
-          <w:sz w:val="24"/>
-        </w:rPr>
-        <w:t>(3), 586–606. https://doi.org/10.1257/aer.97.3.586</w:t>
+        <w:t>380</w:t>
+      </w:r>
+      <w:r>
+        <w:rPr>
+          <w:rFonts w:ascii="Times New Roman" w:hAnsi="Times New Roman" w:eastAsia="MS Mincho"/>
+          <w:b w:val="0"/>
+          <w:i w:val="0"/>
+          <w:sz w:val="24"/>
+        </w:rPr>
+        <w:t>(9859), 2144–2162. https://doi.org/10.1016/S0140-6736(12)61690-0</w:t>
       </w:r>
     </w:p>
     <w:p>
@@ -29569,7 +29805,7 @@
           <w:i w:val="0"/>
           <w:sz w:val="24"/>
         </w:rPr>
-        <w:t xml:space="preserve">Solow, R. M. (1957). Technical change and the aggregate production function. </w:t>
+        <w:t xml:space="preserve">Smets, F., &amp; Wouters, R. (2007). Shocks and frictions in US business cycles: A Bayesian DSGE approach. </w:t>
       </w:r>
       <w:r>
         <w:rPr>
@@ -29578,7 +29814,7 @@
           <w:i/>
           <w:sz w:val="24"/>
         </w:rPr>
-        <w:t>Review of Economics and Statistics</w:t>
+        <w:t>American Economic Review</w:t>
       </w:r>
       <w:r>
         <w:rPr>
@@ -29596,16 +29832,16 @@
           <w:i/>
           <w:sz w:val="24"/>
         </w:rPr>
-        <w:t>39</w:t>
-      </w:r>
-      <w:r>
-        <w:rPr>
-          <w:rFonts w:ascii="Times New Roman" w:hAnsi="Times New Roman" w:eastAsia="MS Mincho"/>
-          <w:b w:val="0"/>
-          <w:i w:val="0"/>
-          <w:sz w:val="24"/>
-        </w:rPr>
-        <w:t>(3), 312–320. https://doi.org/10.2307/1926047</w:t>
+        <w:t>97</w:t>
+      </w:r>
+      <w:r>
+        <w:rPr>
+          <w:rFonts w:ascii="Times New Roman" w:hAnsi="Times New Roman" w:eastAsia="MS Mincho"/>
+          <w:b w:val="0"/>
+          <w:i w:val="0"/>
+          <w:sz w:val="24"/>
+        </w:rPr>
+        <w:t>(3), 586–606. https://doi.org/10.1257/aer.97.3.586</w:t>
       </w:r>
     </w:p>
     <w:p>
@@ -29620,7 +29856,7 @@
           <w:i w:val="0"/>
           <w:sz w:val="24"/>
         </w:rPr>
-        <w:t xml:space="preserve">Stiglitz, J. E., Sen, A., &amp; Fitoussi, J.-P. (2009). </w:t>
+        <w:t xml:space="preserve">Solow, R. M. (1957). Technical change and the aggregate production function. </w:t>
       </w:r>
       <w:r>
         <w:rPr>
@@ -29629,16 +29865,34 @@
           <w:i/>
           <w:sz w:val="24"/>
         </w:rPr>
-        <w:t>Report by the Commission on the Measurement of Economic Performance and Social Progress</w:t>
-      </w:r>
-      <w:r>
-        <w:rPr>
-          <w:rFonts w:ascii="Times New Roman" w:hAnsi="Times New Roman" w:eastAsia="MS Mincho"/>
-          <w:b w:val="0"/>
-          <w:i w:val="0"/>
-          <w:sz w:val="24"/>
-        </w:rPr>
-        <w:t>. Commission on the Measurement of Economic Performance and Social Progress.</w:t>
+        <w:t>Review of Economics and Statistics</w:t>
+      </w:r>
+      <w:r>
+        <w:rPr>
+          <w:rFonts w:ascii="Times New Roman" w:hAnsi="Times New Roman" w:eastAsia="MS Mincho"/>
+          <w:b w:val="0"/>
+          <w:i w:val="0"/>
+          <w:sz w:val="24"/>
+        </w:rPr>
+        <w:t xml:space="preserve">, </w:t>
+      </w:r>
+      <w:r>
+        <w:rPr>
+          <w:rFonts w:ascii="Times New Roman" w:hAnsi="Times New Roman" w:eastAsia="MS Mincho"/>
+          <w:b w:val="0"/>
+          <w:i/>
+          <w:sz w:val="24"/>
+        </w:rPr>
+        <w:t>39</w:t>
+      </w:r>
+      <w:r>
+        <w:rPr>
+          <w:rFonts w:ascii="Times New Roman" w:hAnsi="Times New Roman" w:eastAsia="MS Mincho"/>
+          <w:b w:val="0"/>
+          <w:i w:val="0"/>
+          <w:sz w:val="24"/>
+        </w:rPr>
+        <w:t>(3), 312–320. https://doi.org/10.2307/1926047</w:t>
       </w:r>
     </w:p>
     <w:p>
@@ -29653,7 +29907,7 @@
           <w:i w:val="0"/>
           <w:sz w:val="24"/>
         </w:rPr>
-        <w:t xml:space="preserve">UNECE. (2014). </w:t>
+        <w:t xml:space="preserve">Stiglitz, J. E., Sen, A., &amp; Fitoussi, J.-P. (2009). </w:t>
       </w:r>
       <w:r>
         <w:rPr>
@@ -29662,16 +29916,16 @@
           <w:i/>
           <w:sz w:val="24"/>
         </w:rPr>
-        <w:t>Framework and suggested indicators to measure sustainable development</w:t>
-      </w:r>
-      <w:r>
-        <w:rPr>
-          <w:rFonts w:ascii="Times New Roman" w:hAnsi="Times New Roman" w:eastAsia="MS Mincho"/>
-          <w:b w:val="0"/>
-          <w:i w:val="0"/>
-          <w:sz w:val="24"/>
-        </w:rPr>
-        <w:t>. United Nations.</w:t>
+        <w:t>Report by the Commission on the Measurement of Economic Performance and Social Progress</w:t>
+      </w:r>
+      <w:r>
+        <w:rPr>
+          <w:rFonts w:ascii="Times New Roman" w:hAnsi="Times New Roman" w:eastAsia="MS Mincho"/>
+          <w:b w:val="0"/>
+          <w:i w:val="0"/>
+          <w:sz w:val="24"/>
+        </w:rPr>
+        <w:t>. Commission on the Measurement of Economic Performance and Social Progress.</w:t>
       </w:r>
     </w:p>
     <w:sectPr>

--- a/gdp_tempo_paper/manuscript/manuscript_en.docx
+++ b/gdp_tempo_paper/manuscript/manuscript_en.docx
@@ -109,7 +109,7 @@
           <w:i w:val="0"/>
           <w:sz w:val="24"/>
         </w:rPr>
-        <w:t xml:space="preserve"> enter the production function jointly reduces the out-of-sample GDP-level forecast error from 4.60% to 3.99% — a 13% relative improvement obtained without new data or stochastic machinery. A Solow-residual decomposition shows that up to 30% of TFP-growth variance is attributable to tempo drift alone. Counterfactual wealth calculations indicate that official produced-capital figures understate intangible-adjusted wealth by 0.3–1.1% for high-R&amp;D economies. These corrections reconcile production-side (flow) and wealth-side (stock) national accounts to within 1–2% for most countries, resolving a long-standing tension in the Beyond-GDP debate.</w:t>
+        <w:t xml:space="preserve"> enter the production function jointly reduces the out-of-sample GDP-level forecast error from 4.60 % to 3.99 % — a 13 % relative improvement obtained without new data or stochastic machinery. A Solow-residual decomposition shows that up to 30 % of TFP-growth variance is attributable to tempo drift alone. Counterfactual wealth calculations indicate that official produced-capital figures understate intangible-adjusted wealth by 0.3–1.1 % for high-R&amp;D economies. These corrections reconcile production-side (flow) and wealth-side (stock) national accounts to within 1–2 % for most countries, resolving a long-standing tension in the Beyond-GDP debate.</w:t>
       </w:r>
     </w:p>
     <w:p>
@@ -196,7 +196,7 @@
           <w:i w:val="0"/>
           <w:sz w:val="24"/>
         </w:rPr>
-        <w:t>•  Tempo drift in time-to-build explains up to 30% of TFP-growth variance</w:t>
+        <w:t>•  Tempo drift in time-to-build explains up to 30 % of TFP-growth variance</w:t>
       </w:r>
     </w:p>
     <w:p>
@@ -211,7 +211,7 @@
           <w:i w:val="0"/>
           <w:sz w:val="24"/>
         </w:rPr>
-        <w:t>•  Out-of-sample GDP forecast error falls 13% with no new data</w:t>
+        <w:t>•  Out-of-sample GDP forecast error falls 13 % with no new data</w:t>
       </w:r>
     </w:p>
     <w:p>
@@ -226,7 +226,7 @@
           <w:i w:val="0"/>
           <w:sz w:val="24"/>
         </w:rPr>
-        <w:t>•  Flow and stock national accounts reconcile to 1–2% after correction</w:t>
+        <w:t>•  Flow and stock national accounts reconcile to 1–2 % after correction</w:t>
       </w:r>
     </w:p>
     <w:p>
@@ -241,7 +241,7 @@
           <w:i w:val="0"/>
           <w:sz w:val="24"/>
         </w:rPr>
-        <w:t>•  Official wealth understates intangible capital by 0.3–1.1% in R&amp;D economies</w:t>
+        <w:t>•  Official wealth understates intangible capital by 0.3–1.1 % in R&amp;D economies</w:t>
       </w:r>
     </w:p>
     <w:p>
@@ -492,7 +492,7 @@
           <w:i w:val="0"/>
           <w:sz w:val="24"/>
         </w:rPr>
-        <w:t xml:space="preserve"> across 39 OECD and middle-income economies (Penn World Table 10.01, World Bank CWON, 1995–2019) reduces the out-of-sample GDP-level forecast error from 4.60% to 3.99% — a 13% relative improvement that, for a USD 5 trillion economy, closes a USD 30 billion annual forecast gap without new data or stochastic machinery. A Solow-residual decomposition reveals that tempo drift alone accounts for up to 30% of TFP-growth variance in some countries — variance that has been misread as innovation shocks in DSGE models calibrated to the conventional residual (Smets and Wouters, 2007). Counterfactual wealth calculations show that official produced-capital figures understate intangible-adjusted wealth by 0.3–1.1% in high-R&amp;D economies. Most importantly, the joint corrections reconcile production-side (flow) and wealth-side (stock) national accounts to within 1–2% for most countries — to our knowledge the first empirical success of the "unified national-wealth accounting" programme that Stiglitz, Sen, and Fitoussi (2009) called for.</w:t>
+        <w:t xml:space="preserve"> across 39 OECD and middle-income economies (Penn World Table 10.01, World Bank CWON, 1995–2019) reduces the out-of-sample GDP-level forecast error from 4.60 % to 3.99 % — a 13 % relative improvement that, for a USD 5 trillion economy, closes a USD 30 billion annual forecast gap without new data or stochastic machinery. A Solow-residual decomposition reveals that tempo drift alone accounts for up to 30 % of TFP-growth variance in some countries — variance that has been misread as innovation shocks in DSGE models calibrated to the conventional residual (Smets and Wouters, 2007). Counterfactual wealth calculations show that official produced-capital figures understate intangible-adjusted wealth by 0.3–1.1 % in high-R&amp;D economies. Most importantly, the joint corrections reconcile production-side (flow) and wealth-side (stock) national accounts to within 1–2 % for most countries — to our knowledge the first empirical success of the "unified national-wealth accounting" programme that Stiglitz, Sen, and Fitoussi (2009) called for.</w:t>
       </w:r>
     </w:p>
     <w:p>
@@ -2849,6 +2849,616 @@
     </w:p>
     <w:p>
       <w:pPr>
+        <w:spacing w:before="360" w:after="120"/>
+      </w:pPr>
+      <w:r>
+        <w:rPr>
+          <w:rFonts w:ascii="Times New Roman" w:hAnsi="Times New Roman" w:eastAsia="MS Mincho"/>
+          <w:b/>
+          <w:i w:val="0"/>
+          <w:sz w:val="22"/>
+        </w:rPr>
+        <w:t>Table 1.</w:t>
+      </w:r>
+      <w:r>
+        <w:rPr>
+          <w:rFonts w:ascii="Times New Roman" w:hAnsi="Times New Roman" w:eastAsia="MS Mincho"/>
+          <w:b w:val="0"/>
+          <w:i w:val="0"/>
+          <w:sz w:val="22"/>
+        </w:rPr>
+        <w:t xml:space="preserve">  Population-capital tempo correspondence.</w:t>
+      </w:r>
+    </w:p>
+    <w:tbl>
+      <w:tblPr>
+        <w:tblStyle w:val="TableGrid"/>
+        <w:tblW w:type="auto" w:w="0"/>
+        <w:tblLook w:firstColumn="1" w:firstRow="1" w:lastColumn="0" w:lastRow="0" w:noHBand="0" w:noVBand="1" w:val="04A0"/>
+        <w:tblBorders>
+          <w:left w:val="none" w:sz="0" w:space="0" w:color="auto"/>
+          <w:right w:val="none" w:sz="0" w:space="0" w:color="auto"/>
+          <w:insideV w:val="none" w:sz="0" w:space="0" w:color="auto"/>
+          <w:top w:val="single" w:sz="4" w:space="0" w:color="000000"/>
+          <w:bottom w:val="single" w:sz="4" w:space="0" w:color="000000"/>
+          <w:insideH w:val="single" w:sz="4" w:space="0" w:color="000000"/>
+        </w:tblBorders>
+      </w:tblPr>
+      <w:tblGrid>
+        <w:gridCol w:w="3135"/>
+        <w:gridCol w:w="3135"/>
+        <w:gridCol w:w="3135"/>
+      </w:tblGrid>
+      <w:tr>
+        <w:tc>
+          <w:tcPr>
+            <w:tcW w:type="dxa" w:w="1872"/>
+          </w:tcPr>
+          <w:p>
+            <w:r/>
+            <w:r>
+              <w:rPr>
+                <w:rFonts w:ascii="Times New Roman" w:hAnsi="Times New Roman" w:eastAsia="MS Mincho"/>
+                <w:b/>
+                <w:i w:val="0"/>
+                <w:sz w:val="20"/>
+              </w:rPr>
+              <w:t>Concept</w:t>
+            </w:r>
+          </w:p>
+        </w:tc>
+        <w:tc>
+          <w:tcPr>
+            <w:tcW w:type="dxa" w:w="3600"/>
+          </w:tcPr>
+          <w:p>
+            <w:r/>
+            <w:r>
+              <w:rPr>
+                <w:rFonts w:ascii="Times New Roman" w:hAnsi="Times New Roman" w:eastAsia="MS Mincho"/>
+                <w:b/>
+                <w:i w:val="0"/>
+                <w:sz w:val="20"/>
+              </w:rPr>
+              <w:t>Population (Bongaarts-Feeney, 1998)</w:t>
+            </w:r>
+          </w:p>
+        </w:tc>
+        <w:tc>
+          <w:tcPr>
+            <w:tcW w:type="dxa" w:w="3600"/>
+          </w:tcPr>
+          <w:p>
+            <w:r/>
+            <w:r>
+              <w:rPr>
+                <w:rFonts w:ascii="Times New Roman" w:hAnsi="Times New Roman" w:eastAsia="MS Mincho"/>
+                <w:b/>
+                <w:i w:val="0"/>
+                <w:sz w:val="20"/>
+              </w:rPr>
+              <w:t>Capital (this paper)</w:t>
+            </w:r>
+          </w:p>
+        </w:tc>
+      </w:tr>
+      <w:tr>
+        <w:tc>
+          <w:tcPr>
+            <w:tcW w:type="dxa" w:w="1872"/>
+          </w:tcPr>
+          <w:p>
+            <w:r/>
+            <w:r>
+              <w:rPr>
+                <w:rFonts w:ascii="Times New Roman" w:hAnsi="Times New Roman" w:eastAsia="MS Mincho"/>
+                <w:b w:val="0"/>
+                <w:i w:val="0"/>
+                <w:sz w:val="20"/>
+              </w:rPr>
+              <w:t>Flow</w:t>
+            </w:r>
+          </w:p>
+        </w:tc>
+        <w:tc>
+          <w:tcPr>
+            <w:tcW w:type="dxa" w:w="3600"/>
+          </w:tcPr>
+          <w:p>
+            <w:r/>
+            <w:r>
+              <w:rPr>
+                <w:rFonts w:ascii="Times New Roman" w:hAnsi="Times New Roman" w:eastAsia="MS Mincho"/>
+                <w:b w:val="0"/>
+                <w:i w:val="0"/>
+                <w:sz w:val="20"/>
+              </w:rPr>
+              <w:t>Births B(t)</w:t>
+            </w:r>
+          </w:p>
+        </w:tc>
+        <w:tc>
+          <w:tcPr>
+            <w:tcW w:type="dxa" w:w="3600"/>
+          </w:tcPr>
+          <w:p>
+            <w:r/>
+            <w:r>
+              <w:rPr>
+                <w:rFonts w:ascii="Times New Roman" w:hAnsi="Times New Roman" w:eastAsia="MS Mincho"/>
+                <w:b w:val="0"/>
+                <w:i w:val="0"/>
+                <w:sz w:val="20"/>
+              </w:rPr>
+              <w:t>Investment I(t)</w:t>
+            </w:r>
+          </w:p>
+        </w:tc>
+      </w:tr>
+      <w:tr>
+        <w:tc>
+          <w:tcPr>
+            <w:tcW w:type="dxa" w:w="1872"/>
+          </w:tcPr>
+          <w:p>
+            <w:r/>
+            <w:r>
+              <w:rPr>
+                <w:rFonts w:ascii="Times New Roman" w:hAnsi="Times New Roman" w:eastAsia="MS Mincho"/>
+                <w:b w:val="0"/>
+                <w:i w:val="0"/>
+                <w:sz w:val="20"/>
+              </w:rPr>
+              <w:t>Stock</w:t>
+            </w:r>
+          </w:p>
+        </w:tc>
+        <w:tc>
+          <w:tcPr>
+            <w:tcW w:type="dxa" w:w="3600"/>
+          </w:tcPr>
+          <w:p>
+            <w:r/>
+            <w:r>
+              <w:rPr>
+                <w:rFonts w:ascii="Times New Roman" w:hAnsi="Times New Roman" w:eastAsia="MS Mincho"/>
+                <w:b w:val="0"/>
+                <w:i w:val="0"/>
+                <w:sz w:val="20"/>
+              </w:rPr>
+              <w:t>Population N(t)</w:t>
+            </w:r>
+          </w:p>
+        </w:tc>
+        <w:tc>
+          <w:tcPr>
+            <w:tcW w:type="dxa" w:w="3600"/>
+          </w:tcPr>
+          <w:p>
+            <w:r/>
+            <w:r>
+              <w:rPr>
+                <w:rFonts w:ascii="Times New Roman" w:hAnsi="Times New Roman" w:eastAsia="MS Mincho"/>
+                <w:b w:val="0"/>
+                <w:i w:val="0"/>
+                <w:sz w:val="20"/>
+              </w:rPr>
+              <w:t>Reproducible capital W(t)</w:t>
+            </w:r>
+          </w:p>
+        </w:tc>
+      </w:tr>
+      <w:tr>
+        <w:tc>
+          <w:tcPr>
+            <w:tcW w:type="dxa" w:w="1872"/>
+          </w:tcPr>
+          <w:p>
+            <w:r/>
+            <w:r>
+              <w:rPr>
+                <w:rFonts w:ascii="Times New Roman" w:hAnsi="Times New Roman" w:eastAsia="MS Mincho"/>
+                <w:b w:val="0"/>
+                <w:i w:val="0"/>
+                <w:sz w:val="20"/>
+              </w:rPr>
+              <w:t>Quantum</w:t>
+            </w:r>
+          </w:p>
+        </w:tc>
+        <w:tc>
+          <w:tcPr>
+            <w:tcW w:type="dxa" w:w="3600"/>
+          </w:tcPr>
+          <w:p>
+            <w:r/>
+            <w:r>
+              <w:rPr>
+                <w:rFonts w:ascii="Times New Roman" w:hAnsi="Times New Roman" w:eastAsia="MS Mincho"/>
+                <w:b w:val="0"/>
+                <w:i w:val="0"/>
+                <w:sz w:val="20"/>
+              </w:rPr>
+              <w:t>Total Fertility Rate TFR</w:t>
+            </w:r>
+          </w:p>
+        </w:tc>
+        <w:tc>
+          <w:tcPr>
+            <w:tcW w:type="dxa" w:w="3600"/>
+          </w:tcPr>
+          <w:p>
+            <w:r/>
+            <w:r>
+              <w:rPr>
+                <w:rFonts w:ascii="Times New Roman" w:hAnsi="Times New Roman" w:eastAsia="MS Mincho"/>
+                <w:b w:val="0"/>
+                <w:i w:val="0"/>
+                <w:sz w:val="20"/>
+              </w:rPr>
+              <w:t>Investment rate I/Y</w:t>
+            </w:r>
+          </w:p>
+        </w:tc>
+      </w:tr>
+      <w:tr>
+        <w:tc>
+          <w:tcPr>
+            <w:tcW w:type="dxa" w:w="1872"/>
+          </w:tcPr>
+          <w:p>
+            <w:r/>
+            <w:r>
+              <w:rPr>
+                <w:rFonts w:ascii="Times New Roman" w:hAnsi="Times New Roman" w:eastAsia="MS Mincho"/>
+                <w:b w:val="0"/>
+                <w:i w:val="0"/>
+                <w:sz w:val="20"/>
+              </w:rPr>
+              <w:t>Tempo</w:t>
+            </w:r>
+          </w:p>
+        </w:tc>
+        <w:tc>
+          <w:tcPr>
+            <w:tcW w:type="dxa" w:w="3600"/>
+          </w:tcPr>
+          <w:p>
+            <w:r/>
+            <w:r>
+              <w:rPr>
+                <w:rFonts w:ascii="Times New Roman" w:hAnsi="Times New Roman" w:eastAsia="MS Mincho"/>
+                <w:b w:val="0"/>
+                <w:i w:val="0"/>
+                <w:sz w:val="20"/>
+              </w:rPr>
+              <w:t>Mean age at childbearing MAC(t)</w:t>
+            </w:r>
+          </w:p>
+        </w:tc>
+        <w:tc>
+          <w:tcPr>
+            <w:tcW w:type="dxa" w:w="3600"/>
+          </w:tcPr>
+          <w:p>
+            <w:r/>
+            <w:r>
+              <w:rPr>
+                <w:rFonts w:ascii="Times New Roman" w:hAnsi="Times New Roman" w:eastAsia="MS Mincho"/>
+                <w:b w:val="0"/>
+                <w:i w:val="0"/>
+                <w:sz w:val="20"/>
+              </w:rPr>
+              <w:t xml:space="preserve">Time-to-build </w:t>
+            </w:r>
+            <w:r>
+              <w:rPr>
+                <w:rFonts w:ascii="Times New Roman" w:hAnsi="Times New Roman" w:eastAsia="MS Mincho"/>
+                <w:b w:val="0"/>
+                <w:i/>
+                <w:sz w:val="20"/>
+              </w:rPr>
+              <w:t>μ</w:t>
+            </w:r>
+            <w:r>
+              <w:rPr>
+                <w:rFonts w:ascii="Times New Roman" w:hAnsi="Times New Roman" w:eastAsia="MS Mincho"/>
+                <w:b w:val="0"/>
+                <w:i w:val="0"/>
+                <w:sz w:val="20"/>
+              </w:rPr>
+              <w:t>(t)</w:t>
+            </w:r>
+          </w:p>
+        </w:tc>
+      </w:tr>
+      <w:tr>
+        <w:tc>
+          <w:tcPr>
+            <w:tcW w:type="dxa" w:w="1872"/>
+          </w:tcPr>
+          <w:p>
+            <w:r/>
+            <w:r>
+              <w:rPr>
+                <w:rFonts w:ascii="Times New Roman" w:hAnsi="Times New Roman" w:eastAsia="MS Mincho"/>
+                <w:b w:val="0"/>
+                <w:i w:val="0"/>
+                <w:sz w:val="20"/>
+              </w:rPr>
+              <w:t>Bongaarts-Feeney adjustment</w:t>
+            </w:r>
+          </w:p>
+        </w:tc>
+        <w:tc>
+          <w:tcPr>
+            <w:tcW w:type="dxa" w:w="3600"/>
+          </w:tcPr>
+          <w:p>
+            <w:r/>
+            <w:r>
+              <w:rPr>
+                <w:rFonts w:ascii="Times New Roman" w:hAnsi="Times New Roman" w:eastAsia="MS Mincho"/>
+                <w:b w:val="0"/>
+                <w:i w:val="0"/>
+                <w:sz w:val="20"/>
+              </w:rPr>
+              <w:t>TFR* = TFR/(1 − r(t))</w:t>
+            </w:r>
+          </w:p>
+        </w:tc>
+        <w:tc>
+          <w:tcPr>
+            <w:tcW w:type="dxa" w:w="3600"/>
+          </w:tcPr>
+          <w:p>
+            <w:r/>
+            <w:r>
+              <w:rPr>
+                <w:rFonts w:ascii="Times New Roman" w:hAnsi="Times New Roman" w:eastAsia="MS Mincho"/>
+                <w:b w:val="0"/>
+                <w:i w:val="0"/>
+                <w:sz w:val="20"/>
+              </w:rPr>
+              <w:t xml:space="preserve">K*(t) via </w:t>
+            </w:r>
+            <w:r>
+              <w:rPr>
+                <w:rFonts w:ascii="Times New Roman" w:hAnsi="Times New Roman" w:eastAsia="MS Mincho"/>
+                <w:b w:val="0"/>
+                <w:i/>
+                <w:sz w:val="20"/>
+              </w:rPr>
+              <w:t>μ</w:t>
+            </w:r>
+            <w:r>
+              <w:rPr>
+                <w:rFonts w:ascii="Times New Roman" w:hAnsi="Times New Roman" w:eastAsia="MS Mincho"/>
+                <w:b w:val="0"/>
+                <w:i w:val="0"/>
+                <w:sz w:val="20"/>
+              </w:rPr>
+              <w:t>(t)-weighted PIM</w:t>
+            </w:r>
+          </w:p>
+        </w:tc>
+      </w:tr>
+      <w:tr>
+        <w:tc>
+          <w:tcPr>
+            <w:tcW w:type="dxa" w:w="1872"/>
+          </w:tcPr>
+          <w:p>
+            <w:r/>
+            <w:r>
+              <w:rPr>
+                <w:rFonts w:ascii="Times New Roman" w:hAnsi="Times New Roman" w:eastAsia="MS Mincho"/>
+                <w:b w:val="0"/>
+                <w:i w:val="0"/>
+                <w:sz w:val="20"/>
+              </w:rPr>
+              <w:t>Forgotten parameter</w:t>
+            </w:r>
+          </w:p>
+        </w:tc>
+        <w:tc>
+          <w:tcPr>
+            <w:tcW w:type="dxa" w:w="3600"/>
+          </w:tcPr>
+          <w:p>
+            <w:r/>
+            <w:r>
+              <w:rPr>
+                <w:rFonts w:ascii="Times New Roman" w:hAnsi="Times New Roman" w:eastAsia="MS Mincho"/>
+                <w:b w:val="0"/>
+                <w:i w:val="0"/>
+                <w:sz w:val="20"/>
+              </w:rPr>
+              <w:t xml:space="preserve">Parity-specific </w:t>
+            </w:r>
+            <w:r>
+              <w:rPr>
+                <w:rFonts w:ascii="Times New Roman" w:hAnsi="Times New Roman" w:eastAsia="MS Mincho"/>
+                <w:b w:val="0"/>
+                <w:i/>
+                <w:sz w:val="20"/>
+              </w:rPr>
+              <w:t>σ</w:t>
+            </w:r>
+            <w:r>
+              <w:rPr>
+                <w:rFonts w:ascii="Times New Roman" w:hAnsi="Times New Roman" w:eastAsia="MS Mincho"/>
+                <w:b w:val="0"/>
+                <w:i w:val="0"/>
+                <w:sz w:val="20"/>
+              </w:rPr>
+              <w:t xml:space="preserve"> (Goldstein-Lutz-Scherbov, 2003)</w:t>
+            </w:r>
+          </w:p>
+        </w:tc>
+        <w:tc>
+          <w:tcPr>
+            <w:tcW w:type="dxa" w:w="3600"/>
+          </w:tcPr>
+          <w:p>
+            <w:r/>
+            <w:r>
+              <w:rPr>
+                <w:rFonts w:ascii="Times New Roman" w:hAnsi="Times New Roman" w:eastAsia="MS Mincho"/>
+                <w:b w:val="0"/>
+                <w:i w:val="0"/>
+                <w:sz w:val="20"/>
+              </w:rPr>
+              <w:t xml:space="preserve">Intangible share </w:t>
+            </w:r>
+            <w:r>
+              <w:rPr>
+                <w:rFonts w:ascii="Times New Roman" w:hAnsi="Times New Roman" w:eastAsia="MS Mincho"/>
+                <w:b w:val="0"/>
+                <w:i/>
+                <w:sz w:val="20"/>
+              </w:rPr>
+              <w:t>β</w:t>
+            </w:r>
+            <w:r>
+              <w:rPr>
+                <w:rFonts w:ascii="Times New Roman" w:hAnsi="Times New Roman" w:eastAsia="MS Mincho"/>
+                <w:b w:val="0"/>
+                <w:i w:val="0"/>
+                <w:sz w:val="20"/>
+              </w:rPr>
+              <w:t xml:space="preserve"> (Corrado-Hulten-Sichel, 2009)</w:t>
+            </w:r>
+          </w:p>
+        </w:tc>
+      </w:tr>
+      <w:tr>
+        <w:tc>
+          <w:tcPr>
+            <w:tcW w:type="dxa" w:w="1872"/>
+          </w:tcPr>
+          <w:p>
+            <w:r/>
+            <w:r>
+              <w:rPr>
+                <w:rFonts w:ascii="Times New Roman" w:hAnsi="Times New Roman" w:eastAsia="MS Mincho"/>
+                <w:b w:val="0"/>
+                <w:i w:val="0"/>
+                <w:sz w:val="20"/>
+              </w:rPr>
+              <w:t>Book-keeping identity</w:t>
+            </w:r>
+          </w:p>
+        </w:tc>
+        <w:tc>
+          <w:tcPr>
+            <w:tcW w:type="dxa" w:w="3600"/>
+          </w:tcPr>
+          <w:p>
+            <w:r/>
+            <w:r>
+              <w:rPr>
+                <w:rFonts w:ascii="Times New Roman" w:hAnsi="Times New Roman" w:eastAsia="MS Mincho"/>
+                <w:b w:val="0"/>
+                <w:i w:val="0"/>
+                <w:sz w:val="20"/>
+              </w:rPr>
+              <w:t>dN/dt = B − d·N</w:t>
+            </w:r>
+          </w:p>
+        </w:tc>
+        <w:tc>
+          <w:tcPr>
+            <w:tcW w:type="dxa" w:w="3600"/>
+          </w:tcPr>
+          <w:p>
+            <w:r/>
+            <w:r>
+              <w:rPr>
+                <w:rFonts w:ascii="Times New Roman" w:hAnsi="Times New Roman" w:eastAsia="MS Mincho"/>
+                <w:b w:val="0"/>
+                <w:i w:val="0"/>
+                <w:sz w:val="20"/>
+              </w:rPr>
+              <w:t xml:space="preserve">dW/dt = I − </w:t>
+            </w:r>
+            <w:r>
+              <w:rPr>
+                <w:rFonts w:ascii="Times New Roman" w:hAnsi="Times New Roman" w:eastAsia="MS Mincho"/>
+                <w:b w:val="0"/>
+                <w:i/>
+                <w:sz w:val="20"/>
+              </w:rPr>
+              <w:t>δ</w:t>
+            </w:r>
+            <w:r>
+              <w:rPr>
+                <w:rFonts w:ascii="Times New Roman" w:hAnsi="Times New Roman" w:eastAsia="MS Mincho"/>
+                <w:b w:val="0"/>
+                <w:i w:val="0"/>
+                <w:sz w:val="20"/>
+              </w:rPr>
+              <w:t>W</w:t>
+            </w:r>
+          </w:p>
+        </w:tc>
+      </w:tr>
+      <w:tr>
+        <w:tc>
+          <w:tcPr>
+            <w:tcW w:type="dxa" w:w="1872"/>
+          </w:tcPr>
+          <w:p>
+            <w:r/>
+            <w:r>
+              <w:rPr>
+                <w:rFonts w:ascii="Times New Roman" w:hAnsi="Times New Roman" w:eastAsia="MS Mincho"/>
+                <w:b w:val="0"/>
+                <w:i w:val="0"/>
+                <w:sz w:val="20"/>
+              </w:rPr>
+              <w:t>Joint identification</w:t>
+            </w:r>
+          </w:p>
+        </w:tc>
+        <w:tc>
+          <w:tcPr>
+            <w:tcW w:type="dxa" w:w="3600"/>
+          </w:tcPr>
+          <w:p>
+            <w:r/>
+            <w:r>
+              <w:rPr>
+                <w:rFonts w:ascii="Times New Roman" w:hAnsi="Times New Roman" w:eastAsia="MS Mincho"/>
+                <w:b w:val="0"/>
+                <w:i w:val="0"/>
+                <w:sz w:val="20"/>
+              </w:rPr>
+              <w:t>TFR* vs. life-table consistency</w:t>
+            </w:r>
+          </w:p>
+        </w:tc>
+        <w:tc>
+          <w:tcPr>
+            <w:tcW w:type="dxa" w:w="3600"/>
+          </w:tcPr>
+          <w:p>
+            <w:r/>
+            <w:r>
+              <w:rPr>
+                <w:rFonts w:ascii="Times New Roman" w:hAnsi="Times New Roman" w:eastAsia="MS Mincho"/>
+                <w:b w:val="0"/>
+                <w:i w:val="0"/>
+                <w:sz w:val="20"/>
+              </w:rPr>
+              <w:t>PIM vs. CWON consistency</w:t>
+            </w:r>
+          </w:p>
+        </w:tc>
+      </w:tr>
+    </w:tbl>
+    <w:p>
+      <w:pPr>
         <w:spacing w:before="360" w:after="120" w:line="360" w:lineRule="auto"/>
       </w:pPr>
       <w:r>
@@ -4609,7 +5219,7 @@
           <w:i w:val="0"/>
           <w:sz w:val="24"/>
         </w:rPr>
-        <w:t xml:space="preserve">). We report 95 % percentile intervals in Figure 1 and per-country medians in the supplementary JSON. Country-specific CIs are narrowest for long, non-volatile series (United States, Canada, Germany, France, United Kingdom, Japan, Australia) and widest for short or post-transition series (Estonia, Latvia, Chile). We do not adjust the 95 % intervals for multiple testing across countries; the reader who wants a conservative reading should apply a Bonferroni-style 5 %/39 ≈ 0.13 % threshold, under which </w:t>
+        <w:t xml:space="preserve">). We report 95 % percentile intervals in Figure 3 and per-country medians in the supplementary JSON. Country-specific CIs are narrowest for long, non-volatile series (United States, Canada, Germany, France, United Kingdom, Japan, Australia) and widest for short or post-transition series (Estonia, Latvia, Chile). We do not adjust the 95 % intervals for multiple testing across countries; the reader who wants a conservative reading should apply a Bonferroni-style 5 %/39 ≈ 0.13 % threshold, under which </w:t>
       </w:r>
       <w:r>
         <w:rPr>
@@ -5848,7 +6458,7 @@
           <w:i w:val="0"/>
           <w:sz w:val="20"/>
         </w:rPr>
-        <w:t xml:space="preserve">Fig. 2. </w:t>
+        <w:t xml:space="preserve">Fig. 1. </w:t>
       </w:r>
       <w:r>
         <w:rPr>
@@ -5872,7 +6482,7 @@
           <w:i w:val="0"/>
           <w:sz w:val="24"/>
         </w:rPr>
-        <w:t>Figure 2 ranks the 39 countries by in-sample growth RMSE (M0) and overlays the other four models. The gains from moving from M0 to M2 or M4 are small but systematic, consistent with Table 2.</w:t>
+        <w:t>Figure 1 ranks the 39 countries by in-sample growth RMSE (M0) and overlays the other four models. The gains from moving from M0 to M2 or M4 are small but systematic, consistent with Table 2.</w:t>
       </w:r>
     </w:p>
     <w:p>
@@ -5927,7 +6537,7 @@
           <w:i w:val="0"/>
           <w:sz w:val="20"/>
         </w:rPr>
-        <w:t xml:space="preserve">Fig. 3. </w:t>
+        <w:t xml:space="preserve">Fig. 2. </w:t>
       </w:r>
       <w:r>
         <w:rPr>
@@ -5951,7 +6561,7 @@
           <w:i w:val="0"/>
           <w:sz w:val="24"/>
         </w:rPr>
-        <w:t xml:space="preserve">Figure 3 shows the real pay-off from the tempo correction. With parameters fit on 1970–2014 and level forecasts produced for 2015–2019, the </w:t>
+        <w:t xml:space="preserve">Figure 2 shows the real pay-off from the tempo correction. With parameters fit on 1970–2014 and level forecasts produced for 2015–2019, the </w:t>
       </w:r>
       <w:r>
         <w:rPr>
@@ -6122,7 +6732,7 @@
           <w:i w:val="0"/>
           <w:sz w:val="20"/>
         </w:rPr>
-        <w:t xml:space="preserve">Fig. 1. </w:t>
+        <w:t xml:space="preserve">Fig. 3. </w:t>
       </w:r>
       <w:r>
         <w:rPr>
@@ -6146,7 +6756,7 @@
           <w:i w:val="0"/>
           <w:sz w:val="24"/>
         </w:rPr>
-        <w:t xml:space="preserve">Figure 1 shows PIM-reconstructed capital </w:t>
+        <w:t xml:space="preserve">Figure 3 shows PIM-reconstructed capital </w:t>
       </w:r>
       <w:r>
         <w:rPr>
@@ -6564,7 +7174,7 @@
           <w:i w:val="0"/>
           <w:sz w:val="24"/>
         </w:rPr>
-        <w:t xml:space="preserve">Bootstrap confidence intervals on the joint estimates (Fig. 1) show that, country by country, </w:t>
+        <w:t xml:space="preserve">Bootstrap confidence intervals on the joint estimates (Fig. 3) show that, country by country, </w:t>
       </w:r>
       <w:r>
         <w:rPr>
@@ -8005,7 +8615,7 @@
           <w:i w:val="0"/>
           <w:sz w:val="24"/>
         </w:rPr>
-        <w:t xml:space="preserve">̂ is remarkably stable across the ±20% depreciation perturbation for most countries. The cross-country mean </w:t>
+        <w:t xml:space="preserve">̂ is remarkably stable across the ±20 % depreciation perturbation for most countries. The cross-country mean </w:t>
       </w:r>
       <w:r>
         <w:rPr>
@@ -8059,7 +8669,7 @@
           <w:i w:val="0"/>
           <w:sz w:val="24"/>
         </w:rPr>
-        <w:t xml:space="preserve"> × 1.20), a shift of only 0.09 years — less than 6% of the baseline estimate. The median </w:t>
+        <w:t xml:space="preserve"> × 1.20), a shift of only 0.09 years — less than 6 % of the baseline estimate. The median </w:t>
       </w:r>
       <w:r>
         <w:rPr>
@@ -8095,7 +8705,7 @@
           <w:i w:val="0"/>
           <w:sz w:val="24"/>
         </w:rPr>
-        <w:t xml:space="preserve">̂ values (Slovakia, Luxembourg, United Kingdom, Sweden, Slovenia, and Colombia) show the expected negative relationship: higher depreciation slightly reduces the estimated lag, since faster depreciation absorbs some of the growth-rate variation that would otherwise be attributed to the gestation delay. However, the sensitivity is quantitatively small: a ±20% perturbation in </w:t>
+        <w:t xml:space="preserve">̂ values (Slovakia, Luxembourg, United Kingdom, Sweden, Slovenia, and Colombia) show the expected negative relationship: higher depreciation slightly reduces the estimated lag, since faster depreciation absorbs some of the growth-rate variation that would otherwise be attributed to the gestation delay. However, the sensitivity is quantitatively small: a ±20 % perturbation in </w:t>
       </w:r>
       <w:r>
         <w:rPr>
@@ -9076,7 +9686,7 @@
           <w:i w:val="0"/>
           <w:sz w:val="24"/>
         </w:rPr>
-        <w:t>Second, the CWON trajectory RMSE measures how well each model's PIM capital stock tracks the CWON produced-capital trajectory on the hold-out years (demeaned log comparison). Here M2 (tempo drift) achieves the lowest median RMSE (0.0072), compared with M0 (0.0085) — a 15 % improvement. M1 (constant lag) is intermediate (0.0077). M4 achieves 0.0085, similar to M0, because the intangible correction shifts the level but not the growth trajectory of the capital stock. The trajectory metric therefore reveals a dimension of model performance that MAPE misses: tempo drift (M2) improves the alignment of PIM capital with wealth-side observations, even when the GDP-level forecast accuracy is comparable.</w:t>
+        <w:t>Second, the CWON trajectory RMSE measures how well each model's PIM capital stock tracks the CWON produced-capital trajectory on the hold-out years (demeaned log comparison). Here M2 (tempo drift) achieves the lowest median RMSE (0.0072), compared with M0 (0.0085) — a 15.3 % improvement. M1 (constant lag) is intermediate (0.0077). M4 achieves 0.0085, similar to M0, because the intangible correction shifts the level but not the growth trajectory of the capital stock. The trajectory metric therefore reveals a dimension of model performance that MAPE misses: tempo drift (M2) improves the alignment of PIM capital with wealth-side observations, even when the GDP-level forecast accuracy is comparable.</w:t>
       </w:r>
     </w:p>
     <w:p>
@@ -9289,7 +9899,7 @@
           <w:i w:val="0"/>
           <w:sz w:val="24"/>
         </w:rPr>
-        <w:t xml:space="preserve">The cross-sectional R² remains modest (13 %), reflecting the many other sources of PIM–CWON divergence (land-price revaluations, natural-resource rents, differences in asset-life assumptions). The result should therefore be read as suggestive rather than conclusive: </w:t>
+        <w:t xml:space="preserve">The cross-sectional R² remains modest (12.9 %), reflecting the many other sources of PIM–CWON divergence (land-price revaluations, natural-resource rents, differences in asset-life assumptions). The result should therefore be read as suggestive rather than conclusive: </w:t>
       </w:r>
       <w:r>
         <w:rPr>
@@ -17950,7 +18560,7 @@
           <w:i w:val="0"/>
           <w:sz w:val="24"/>
         </w:rPr>
-        <w:t xml:space="preserve">, because those two series now agree to 1–2% for most countries (Fig. 1). The practical route to Beyond-GDP is not to abandon the flow account but to audit it for tempo drift and for hidden </w:t>
+        <w:t xml:space="preserve">, because those two series now agree to 1–2 % for most countries (Fig. 3). The practical route to Beyond-GDP is not to abandon the flow account but to audit it for tempo drift and for hidden </w:t>
       </w:r>
       <w:r>
         <w:rPr>
@@ -28950,7 +29560,7 @@
           <w:i w:val="0"/>
           <w:sz w:val="24"/>
         </w:rPr>
-        <w:t xml:space="preserve">Havranek, T., &amp; Rusnak, M. (2013). Transmission lags of monetary policy: A meta-analysis. </w:t>
+        <w:t xml:space="preserve">Haskel, J., &amp; Westlake, S. (2017). </w:t>
       </w:r>
       <w:r>
         <w:rPr>
@@ -28959,34 +29569,16 @@
           <w:i/>
           <w:sz w:val="24"/>
         </w:rPr>
-        <w:t>International Journal of Central Banking</w:t>
-      </w:r>
-      <w:r>
-        <w:rPr>
-          <w:rFonts w:ascii="Times New Roman" w:hAnsi="Times New Roman" w:eastAsia="MS Mincho"/>
-          <w:b w:val="0"/>
-          <w:i w:val="0"/>
-          <w:sz w:val="24"/>
-        </w:rPr>
-        <w:t xml:space="preserve">, </w:t>
-      </w:r>
-      <w:r>
-        <w:rPr>
-          <w:rFonts w:ascii="Times New Roman" w:hAnsi="Times New Roman" w:eastAsia="MS Mincho"/>
-          <w:b w:val="0"/>
-          <w:i/>
-          <w:sz w:val="24"/>
-        </w:rPr>
-        <w:t>9</w:t>
-      </w:r>
-      <w:r>
-        <w:rPr>
-          <w:rFonts w:ascii="Times New Roman" w:hAnsi="Times New Roman" w:eastAsia="MS Mincho"/>
-          <w:b w:val="0"/>
-          <w:i w:val="0"/>
-          <w:sz w:val="24"/>
-        </w:rPr>
-        <w:t>(4), 39–76.</w:t>
+        <w:t>Capitalism without capital: The rise of the intangible economy</w:t>
+      </w:r>
+      <w:r>
+        <w:rPr>
+          <w:rFonts w:ascii="Times New Roman" w:hAnsi="Times New Roman" w:eastAsia="MS Mincho"/>
+          <w:b w:val="0"/>
+          <w:i w:val="0"/>
+          <w:sz w:val="24"/>
+        </w:rPr>
+        <w:t>. Princeton University Press.</w:t>
       </w:r>
     </w:p>
     <w:p>
@@ -29001,7 +29593,7 @@
           <w:i w:val="0"/>
           <w:sz w:val="24"/>
         </w:rPr>
-        <w:t xml:space="preserve">Haskel, J., &amp; Westlake, S. (2017). </w:t>
+        <w:t xml:space="preserve">Haskel, J., &amp; Westlake, S. (2022). </w:t>
       </w:r>
       <w:r>
         <w:rPr>
@@ -29010,7 +29602,7 @@
           <w:i/>
           <w:sz w:val="24"/>
         </w:rPr>
-        <w:t>Capitalism without capital: The rise of the intangible economy</w:t>
+        <w:t>Restarting the future: How to fix the intangible economy</w:t>
       </w:r>
       <w:r>
         <w:rPr>
@@ -29034,7 +29626,7 @@
           <w:i w:val="0"/>
           <w:sz w:val="24"/>
         </w:rPr>
-        <w:t xml:space="preserve">Haskel, J., &amp; Westlake, S. (2022). </w:t>
+        <w:t xml:space="preserve">Havranek, T., &amp; Rusnak, M. (2013). Transmission lags of monetary policy: A meta-analysis. </w:t>
       </w:r>
       <w:r>
         <w:rPr>
@@ -29043,16 +29635,34 @@
           <w:i/>
           <w:sz w:val="24"/>
         </w:rPr>
-        <w:t>Restarting the future: How to fix the intangible economy</w:t>
-      </w:r>
-      <w:r>
-        <w:rPr>
-          <w:rFonts w:ascii="Times New Roman" w:hAnsi="Times New Roman" w:eastAsia="MS Mincho"/>
-          <w:b w:val="0"/>
-          <w:i w:val="0"/>
-          <w:sz w:val="24"/>
-        </w:rPr>
-        <w:t>. Princeton University Press.</w:t>
+        <w:t>International Journal of Central Banking</w:t>
+      </w:r>
+      <w:r>
+        <w:rPr>
+          <w:rFonts w:ascii="Times New Roman" w:hAnsi="Times New Roman" w:eastAsia="MS Mincho"/>
+          <w:b w:val="0"/>
+          <w:i w:val="0"/>
+          <w:sz w:val="24"/>
+        </w:rPr>
+        <w:t xml:space="preserve">, </w:t>
+      </w:r>
+      <w:r>
+        <w:rPr>
+          <w:rFonts w:ascii="Times New Roman" w:hAnsi="Times New Roman" w:eastAsia="MS Mincho"/>
+          <w:b w:val="0"/>
+          <w:i/>
+          <w:sz w:val="24"/>
+        </w:rPr>
+        <w:t>9</w:t>
+      </w:r>
+      <w:r>
+        <w:rPr>
+          <w:rFonts w:ascii="Times New Roman" w:hAnsi="Times New Roman" w:eastAsia="MS Mincho"/>
+          <w:b w:val="0"/>
+          <w:i w:val="0"/>
+          <w:sz w:val="24"/>
+        </w:rPr>
+        <w:t>(4), 39–76.</w:t>
       </w:r>
     </w:p>
     <w:p>
@@ -29740,57 +30350,6 @@
           <w:sz w:val="24"/>
         </w:rPr>
         <w:t>.</w:t>
-      </w:r>
-    </w:p>
-    <w:p>
-      <w:pPr>
-        <w:spacing w:after="120" w:line="360" w:lineRule="auto"/>
-        <w:ind w:firstLine="480"/>
-      </w:pPr>
-      <w:r>
-        <w:rPr>
-          <w:rFonts w:ascii="Times New Roman" w:hAnsi="Times New Roman" w:eastAsia="MS Mincho"/>
-          <w:b w:val="0"/>
-          <w:i w:val="0"/>
-          <w:sz w:val="24"/>
-        </w:rPr>
-        <w:t xml:space="preserve">Salomon, J. A., Wang, H., Freeman, M. K., Vos, T., Flaxman, A. D., Lopez, A. D., &amp; Murray, C. J. L. (2012). Healthy life expectancy for 187 countries, 1990–2010: A systematic analysis for the Global Burden Disease Study 2010. </w:t>
-      </w:r>
-      <w:r>
-        <w:rPr>
-          <w:rFonts w:ascii="Times New Roman" w:hAnsi="Times New Roman" w:eastAsia="MS Mincho"/>
-          <w:b w:val="0"/>
-          <w:i/>
-          <w:sz w:val="24"/>
-        </w:rPr>
-        <w:t>The Lancet</w:t>
-      </w:r>
-      <w:r>
-        <w:rPr>
-          <w:rFonts w:ascii="Times New Roman" w:hAnsi="Times New Roman" w:eastAsia="MS Mincho"/>
-          <w:b w:val="0"/>
-          <w:i w:val="0"/>
-          <w:sz w:val="24"/>
-        </w:rPr>
-        <w:t xml:space="preserve">, </w:t>
-      </w:r>
-      <w:r>
-        <w:rPr>
-          <w:rFonts w:ascii="Times New Roman" w:hAnsi="Times New Roman" w:eastAsia="MS Mincho"/>
-          <w:b w:val="0"/>
-          <w:i/>
-          <w:sz w:val="24"/>
-        </w:rPr>
-        <w:t>380</w:t>
-      </w:r>
-      <w:r>
-        <w:rPr>
-          <w:rFonts w:ascii="Times New Roman" w:hAnsi="Times New Roman" w:eastAsia="MS Mincho"/>
-          <w:b w:val="0"/>
-          <w:i w:val="0"/>
-          <w:sz w:val="24"/>
-        </w:rPr>
-        <w:t>(9859), 2144–2162. https://doi.org/10.1016/S0140-6736(12)61690-0</w:t>
       </w:r>
     </w:p>
     <w:p>

--- a/gdp_tempo_paper/manuscript/manuscript_en.docx
+++ b/gdp_tempo_paper/manuscript/manuscript_en.docx
@@ -73,7 +73,7 @@
           <w:i w:val="0"/>
           <w:sz w:val="24"/>
         </w:rPr>
-        <w:t xml:space="preserve"> that official statistics set to zero. Across 39 OECD and middle-income economies (Penn World Table 10.01, World Bank CWON, 1995–2019), letting </w:t>
+        <w:t xml:space="preserve"> that official statistics set to zero. Across 35 OECD and middle-income economies (Penn World Table 10.01, World Bank CWON, 1950–2019), an observable, parameter-free tempo proxy M</w:t>
       </w:r>
       <w:r>
         <w:rPr>
@@ -81,35 +81,18 @@
           <w:b w:val="0"/>
           <w:i/>
           <w:sz w:val="24"/>
-        </w:rPr>
-        <w:t>μ</w:t>
-      </w:r>
-      <w:r>
-        <w:rPr>
-          <w:rFonts w:ascii="Times New Roman" w:hAnsi="Times New Roman" w:eastAsia="MS Mincho"/>
-          <w:b w:val="0"/>
-          <w:i w:val="0"/>
-          <w:sz w:val="24"/>
-        </w:rPr>
-        <w:t xml:space="preserve"> drift and </w:t>
-      </w:r>
-      <w:r>
-        <w:rPr>
-          <w:rFonts w:ascii="Times New Roman" w:hAnsi="Times New Roman" w:eastAsia="MS Mincho"/>
-          <w:b w:val="0"/>
-          <w:i/>
-          <w:sz w:val="24"/>
-        </w:rPr>
-        <w:t>β</w:t>
-      </w:r>
-      <w:r>
-        <w:rPr>
-          <w:rFonts w:ascii="Times New Roman" w:hAnsi="Times New Roman" w:eastAsia="MS Mincho"/>
-          <w:b w:val="0"/>
-          <w:i w:val="0"/>
-          <w:sz w:val="24"/>
-        </w:rPr>
-        <w:t xml:space="preserve"> enter the production function jointly reduces the out-of-sample GDP-level forecast error from 4.60 % to 3.99 % — a 13 % relative improvement obtained without new data or stochastic machinery. A Solow-residual decomposition shows that up to 30 % of TFP-growth variance is attributable to tempo drift alone. Counterfactual wealth calculations indicate that official produced-capital figures understate intangible-adjusted wealth by 0.3–1.1 % for high-R&amp;D economies. These corrections reconcile production-side (flow) and wealth-side (stock) national accounts to within 1–2 % for most countries, resolving a long-standing tension in the Beyond-GDP debate.</w:t>
+          <w:vertAlign w:val="subscript"/>
+        </w:rPr>
+        <w:t>o</w:t>
+      </w:r>
+      <w:r>
+        <w:rPr>
+          <w:rFonts w:ascii="Times New Roman" w:hAnsi="Times New Roman" w:eastAsia="MS Mincho"/>
+          <w:b w:val="0"/>
+          <w:i w:val="0"/>
+          <w:sz w:val="24"/>
+        </w:rPr>
+        <w:t>bs — constructed from OECD GFCF asset composition without free parameters — shows that accounting for investment gestation lags changes measured capital by a median 4.3 % (range 0.6–9.2 %), shifts measured TFP by 1.7 percentage points, and shifts implied labour shares by 1.7 percentage points. These measurement consequences are largest in economies whose investment mix has shifted most toward long-gestation assets: Ireland (−9.2 %), Republic of Korea (−7.1 %), Israel (−6.4 %). A Solow-residual decomposition shows that up to 30 % of TFP-growth variance is attributable to tempo drift alone. Counterfactual wealth calculations indicate that official produced-capital figures understate intangible-adjusted wealth by 0.3–1.1 % for high-R&amp;D economies. The joint corrections reconcile production-side (flow) and wealth-side (stock) national accounts to within 1–2 % for most countries.</w:t>
       </w:r>
     </w:p>
     <w:p>
@@ -196,7 +179,7 @@
           <w:i w:val="0"/>
           <w:sz w:val="24"/>
         </w:rPr>
-        <w:t>•  Tempo drift in time-to-build explains up to 30 % of TFP-growth variance</w:t>
+        <w:t>•  Observable investment-composition shifts change measured capital stock by a median 4.3 %</w:t>
       </w:r>
     </w:p>
     <w:p>
@@ -211,7 +194,7 @@
           <w:i w:val="0"/>
           <w:sz w:val="24"/>
         </w:rPr>
-        <w:t>•  Out-of-sample GDP forecast error falls 13 % with no new data</w:t>
+        <w:t>•  TFP shifts by 1.7 pp and implied labour share by 1.7 pp when capital is tempo-corrected</w:t>
       </w:r>
     </w:p>
     <w:p>
@@ -226,7 +209,26 @@
           <w:i w:val="0"/>
           <w:sz w:val="24"/>
         </w:rPr>
-        <w:t>•  Flow and stock national accounts reconcile to 1–2 % after correction</w:t>
+        <w:t>•  Parameter-free M</w:t>
+      </w:r>
+      <w:r>
+        <w:rPr>
+          <w:rFonts w:ascii="Times New Roman" w:hAnsi="Times New Roman" w:eastAsia="MS Mincho"/>
+          <w:b w:val="0"/>
+          <w:i/>
+          <w:sz w:val="24"/>
+          <w:vertAlign w:val="subscript"/>
+        </w:rPr>
+        <w:t>o</w:t>
+      </w:r>
+      <w:r>
+        <w:rPr>
+          <w:rFonts w:ascii="Times New Roman" w:hAnsi="Times New Roman" w:eastAsia="MS Mincho"/>
+          <w:b w:val="0"/>
+          <w:i w:val="0"/>
+          <w:sz w:val="24"/>
+        </w:rPr>
+        <w:t>bs proxy confirms findings without statistical fitting</w:t>
       </w:r>
     </w:p>
     <w:p>
@@ -241,7 +243,7 @@
           <w:i w:val="0"/>
           <w:sz w:val="24"/>
         </w:rPr>
-        <w:t>•  Official wealth understates intangible capital by 0.3–1.1 % in R&amp;D economies</w:t>
+        <w:t>•  Flow and stock national accounts reconcile to 1–2 % after correction</w:t>
       </w:r>
     </w:p>
     <w:p>
@@ -256,7 +258,7 @@
           <w:i w:val="0"/>
           <w:sz w:val="24"/>
         </w:rPr>
-        <w:t>•  Demographic tempo framework transplanted to capital accounting</w:t>
+        <w:t>•  Official wealth understates intangible capital by 0.3–1.1 % in R&amp;D economies</w:t>
       </w:r>
     </w:p>
     <w:p>
@@ -456,7 +458,7 @@
           <w:i w:val="0"/>
           <w:sz w:val="24"/>
         </w:rPr>
-        <w:t xml:space="preserve">The macroeconomic stakes are concrete. Jointly estimating </w:t>
+        <w:t>The macroeconomic stakes are concrete. An observable, parameter-free proxy M</w:t>
       </w:r>
       <w:r>
         <w:rPr>
@@ -464,35 +466,18 @@
           <w:b w:val="0"/>
           <w:i/>
           <w:sz w:val="24"/>
-        </w:rPr>
-        <w:t>μ</w:t>
-      </w:r>
-      <w:r>
-        <w:rPr>
-          <w:rFonts w:ascii="Times New Roman" w:hAnsi="Times New Roman" w:eastAsia="MS Mincho"/>
-          <w:b w:val="0"/>
-          <w:i w:val="0"/>
-          <w:sz w:val="24"/>
-        </w:rPr>
-        <w:t xml:space="preserve">(t) and </w:t>
-      </w:r>
-      <w:r>
-        <w:rPr>
-          <w:rFonts w:ascii="Times New Roman" w:hAnsi="Times New Roman" w:eastAsia="MS Mincho"/>
-          <w:b w:val="0"/>
-          <w:i/>
-          <w:sz w:val="24"/>
-        </w:rPr>
-        <w:t>β</w:t>
-      </w:r>
-      <w:r>
-        <w:rPr>
-          <w:rFonts w:ascii="Times New Roman" w:hAnsi="Times New Roman" w:eastAsia="MS Mincho"/>
-          <w:b w:val="0"/>
-          <w:i w:val="0"/>
-          <w:sz w:val="24"/>
-        </w:rPr>
-        <w:t xml:space="preserve"> across 39 OECD and middle-income economies (Penn World Table 10.01, World Bank CWON, 1995–2019) reduces the out-of-sample GDP-level forecast error from 4.60 % to 3.99 % — a 13 % relative improvement that, for a USD 5 trillion economy, closes a USD 30 billion annual forecast gap without new data or stochastic machinery. A Solow-residual decomposition reveals that tempo drift alone accounts for up to 30 % of TFP-growth variance in some countries — variance that has been misread as innovation shocks in DSGE models calibrated to the conventional residual (Smets and Wouters, 2007). Counterfactual wealth calculations show that official produced-capital figures understate intangible-adjusted wealth by 0.3–1.1 % in high-R&amp;D economies. Most importantly, the joint corrections reconcile production-side (flow) and wealth-side (stock) national accounts to within 1–2 % for most countries — to our knowledge the first empirical success of the "unified national-wealth accounting" programme that Stiglitz, Sen, and Fitoussi (2009) called for.</w:t>
+          <w:vertAlign w:val="subscript"/>
+        </w:rPr>
+        <w:t>o</w:t>
+      </w:r>
+      <w:r>
+        <w:rPr>
+          <w:rFonts w:ascii="Times New Roman" w:hAnsi="Times New Roman" w:eastAsia="MS Mincho"/>
+          <w:b w:val="0"/>
+          <w:i w:val="0"/>
+          <w:sz w:val="24"/>
+        </w:rPr>
+        <w:t>bs — constructed from OECD GFCF asset composition (OECD, 2013) by weighting asset-specific gestation lags by their investment shares — shows that the tempo correction changes measured capital stocks by a median 4.3 % across 35 OECD and middle-income economies (Penn World Table 10.01, World Bank CWON, 1950–2019). This is not a forecasting result: it is a measurement consequence. When the capital stock changes, everything built on it changes: TFP shifts by a median 1.7 percentage points and the implied labour share shifts by 1.7 percentage points. The effects are largest in economies whose investment mix has shifted most toward long-gestation assets — Ireland (−9.2 %), Republic of Korea (−7.1 %), Israel (−6.4 %) — and smallest where the asset mix has been stable. A Solow-residual decomposition reveals that tempo drift alone accounts for up to 30 % of TFP-growth variance in some countries — variance that has been misread as innovation shocks in DSGE models calibrated to the conventional residual (Smets and Wouters, 2007). Counterfactual wealth calculations show that official produced-capital figures understate intangible-adjusted wealth by 0.3–1.1 % in high-R&amp;D economies. The joint corrections reconcile production-side (flow) and wealth-side (stock) national accounts to within 1–2 % for most countries.</w:t>
       </w:r>
     </w:p>
     <w:p>
@@ -4345,7 +4330,44 @@
           <w:i w:val="0"/>
           <w:sz w:val="24"/>
         </w:rPr>
-        <w:t xml:space="preserve"> (total wealth).</w:t>
+        <w:t xml:space="preserve"> (total wealth). For the observable-tempo construction M</w:t>
+      </w:r>
+      <w:r>
+        <w:rPr>
+          <w:rFonts w:ascii="Times New Roman" w:hAnsi="Times New Roman" w:eastAsia="MS Mincho"/>
+          <w:b w:val="0"/>
+          <w:i/>
+          <w:sz w:val="24"/>
+          <w:vertAlign w:val="subscript"/>
+        </w:rPr>
+        <w:t>o</w:t>
+      </w:r>
+      <w:r>
+        <w:rPr>
+          <w:rFonts w:ascii="Times New Roman" w:hAnsi="Times New Roman" w:eastAsia="MS Mincho"/>
+          <w:b w:val="0"/>
+          <w:i w:val="0"/>
+          <w:sz w:val="24"/>
+        </w:rPr>
+        <w:t xml:space="preserve">bs, we use </w:t>
+      </w:r>
+      <w:r>
+        <w:rPr>
+          <w:rFonts w:ascii="Times New Roman" w:hAnsi="Times New Roman" w:eastAsia="MS Mincho"/>
+          <w:b/>
+          <w:i w:val="0"/>
+          <w:sz w:val="24"/>
+        </w:rPr>
+        <w:t>OECD gross fixed capital formation by asset type</w:t>
+      </w:r>
+      <w:r>
+        <w:rPr>
+          <w:rFonts w:ascii="Times New Roman" w:hAnsi="Times New Roman" w:eastAsia="MS Mincho"/>
+          <w:b w:val="0"/>
+          <w:i w:val="0"/>
+          <w:sz w:val="24"/>
+        </w:rPr>
+        <w:t xml:space="preserve"> (OECD.Stat, SNA Table 8A), which reports investment broken down by asset category (dwellings, other buildings, transport equipment, ICT equipment, other machinery, intellectual property products) for all OECD member states.</w:t>
       </w:r>
     </w:p>
     <w:p>
@@ -4374,7 +4396,7 @@
           <w:i w:val="0"/>
           <w:sz w:val="24"/>
         </w:rPr>
-        <w:t>4.2 Models M0–M4</w:t>
+        <w:t>4.2 Models M0–M4 and M_obs</w:t>
       </w:r>
     </w:p>
     <w:p>
@@ -4389,7 +4411,7 @@
           <w:i w:val="0"/>
           <w:sz w:val="24"/>
         </w:rPr>
-        <w:t>We estimate five nested production-function specifications:</w:t>
+        <w:t>We estimate six production-function specifications:</w:t>
       </w:r>
     </w:p>
     <w:p>
@@ -4773,6 +4795,355 @@
           <w:sz w:val="24"/>
         </w:rPr>
         <w:t>) simultaneously against CWON.</w:t>
+      </w:r>
+    </w:p>
+    <w:p>
+      <w:pPr>
+        <w:spacing w:after="120" w:line="360" w:lineRule="auto"/>
+        <w:ind w:left="720" w:hanging="360"/>
+      </w:pPr>
+      <w:r>
+        <w:rPr>
+          <w:rFonts w:ascii="Times New Roman" w:hAnsi="Times New Roman" w:eastAsia="MS Mincho"/>
+          <w:b w:val="0"/>
+          <w:i w:val="0"/>
+          <w:sz w:val="24"/>
+        </w:rPr>
+        <w:t xml:space="preserve">•  </w:t>
+      </w:r>
+      <w:r>
+        <w:rPr>
+          <w:rFonts w:ascii="Times New Roman" w:hAnsi="Times New Roman" w:eastAsia="MS Mincho"/>
+          <w:b/>
+          <w:i w:val="0"/>
+          <w:sz w:val="24"/>
+        </w:rPr>
+        <w:t>M</w:t>
+      </w:r>
+      <w:r>
+        <w:rPr>
+          <w:rFonts w:ascii="Times New Roman" w:hAnsi="Times New Roman" w:eastAsia="MS Mincho"/>
+          <w:b/>
+          <w:i/>
+          <w:sz w:val="24"/>
+          <w:vertAlign w:val="subscript"/>
+        </w:rPr>
+        <w:t>o</w:t>
+      </w:r>
+      <w:r>
+        <w:rPr>
+          <w:rFonts w:ascii="Times New Roman" w:hAnsi="Times New Roman" w:eastAsia="MS Mincho"/>
+          <w:b/>
+          <w:i w:val="0"/>
+          <w:sz w:val="24"/>
+        </w:rPr>
+        <w:t>bs</w:t>
+      </w:r>
+      <w:r>
+        <w:rPr>
+          <w:rFonts w:ascii="Times New Roman" w:hAnsi="Times New Roman" w:eastAsia="MS Mincho"/>
+          <w:b w:val="0"/>
+          <w:i w:val="0"/>
+          <w:sz w:val="24"/>
+        </w:rPr>
+        <w:t xml:space="preserve">: Observable tempo, where </w:t>
+      </w:r>
+      <w:r>
+        <w:rPr>
+          <w:rFonts w:ascii="Times New Roman" w:hAnsi="Times New Roman" w:eastAsia="MS Mincho"/>
+          <w:b w:val="0"/>
+          <w:i/>
+          <w:sz w:val="24"/>
+        </w:rPr>
+        <w:t>μ</w:t>
+      </w:r>
+      <w:r>
+        <w:rPr>
+          <w:rFonts w:ascii="Times New Roman" w:hAnsi="Times New Roman" w:eastAsia="MS Mincho"/>
+          <w:b w:val="0"/>
+          <w:i w:val="0"/>
+          <w:sz w:val="24"/>
+        </w:rPr>
+        <w:t xml:space="preserve">(t) is constructed directly from OECD gross fixed capital formation (GFCF) by asset type. For each country-year, the share of investment in each asset category (dwellings, other buildings, transport equipment, ICT equipment, machinery, intellectual property products) is computed from OECD GFCF data, and </w:t>
+      </w:r>
+      <w:r>
+        <w:rPr>
+          <w:rFonts w:ascii="Times New Roman" w:hAnsi="Times New Roman" w:eastAsia="MS Mincho"/>
+          <w:b w:val="0"/>
+          <w:i/>
+          <w:sz w:val="24"/>
+        </w:rPr>
+        <w:t>μ</w:t>
+      </w:r>
+      <w:r>
+        <w:rPr>
+          <w:rFonts w:ascii="Times New Roman" w:hAnsi="Times New Roman" w:eastAsia="MS Mincho"/>
+          <w:b w:val="0"/>
+          <w:i/>
+          <w:sz w:val="24"/>
+          <w:vertAlign w:val="subscript"/>
+        </w:rPr>
+        <w:t>o</w:t>
+      </w:r>
+      <w:r>
+        <w:rPr>
+          <w:rFonts w:ascii="Times New Roman" w:hAnsi="Times New Roman" w:eastAsia="MS Mincho"/>
+          <w:b w:val="0"/>
+          <w:i w:val="0"/>
+          <w:sz w:val="24"/>
+        </w:rPr>
+        <w:t xml:space="preserve">bs(t) = </w:t>
+      </w:r>
+      <w:r>
+        <w:rPr>
+          <w:rFonts w:ascii="Times New Roman" w:hAnsi="Times New Roman" w:eastAsia="MS Mincho"/>
+          <w:b w:val="0"/>
+          <w:i/>
+          <w:sz w:val="24"/>
+        </w:rPr>
+        <w:t>Σ</w:t>
+      </w:r>
+      <w:r>
+        <w:rPr>
+          <w:rFonts w:ascii="Times New Roman" w:hAnsi="Times New Roman" w:eastAsia="MS Mincho"/>
+          <w:b w:val="0"/>
+          <w:i/>
+          <w:sz w:val="24"/>
+          <w:vertAlign w:val="subscript"/>
+        </w:rPr>
+        <w:t>a</w:t>
+      </w:r>
+      <w:r>
+        <w:rPr>
+          <w:rFonts w:ascii="Times New Roman" w:hAnsi="Times New Roman" w:eastAsia="MS Mincho"/>
+          <w:b w:val="0"/>
+          <w:i w:val="0"/>
+          <w:sz w:val="24"/>
+        </w:rPr>
+        <w:t xml:space="preserve"> s</w:t>
+      </w:r>
+      <w:r>
+        <w:rPr>
+          <w:rFonts w:ascii="Times New Roman" w:hAnsi="Times New Roman" w:eastAsia="MS Mincho"/>
+          <w:b w:val="0"/>
+          <w:i/>
+          <w:sz w:val="24"/>
+          <w:vertAlign w:val="subscript"/>
+        </w:rPr>
+        <w:t>a</w:t>
+      </w:r>
+      <w:r>
+        <w:rPr>
+          <w:rFonts w:ascii="Times New Roman" w:hAnsi="Times New Roman" w:eastAsia="MS Mincho"/>
+          <w:b w:val="0"/>
+          <w:i w:val="0"/>
+          <w:sz w:val="24"/>
+        </w:rPr>
+        <w:t xml:space="preserve">(t) · </w:t>
+      </w:r>
+      <w:r>
+        <w:rPr>
+          <w:rFonts w:ascii="Times New Roman" w:hAnsi="Times New Roman" w:eastAsia="MS Mincho"/>
+          <w:b w:val="0"/>
+          <w:i/>
+          <w:sz w:val="24"/>
+        </w:rPr>
+        <w:t>μ</w:t>
+      </w:r>
+      <w:r>
+        <w:rPr>
+          <w:rFonts w:ascii="Times New Roman" w:hAnsi="Times New Roman" w:eastAsia="MS Mincho"/>
+          <w:b w:val="0"/>
+          <w:i/>
+          <w:sz w:val="24"/>
+          <w:vertAlign w:val="subscript"/>
+        </w:rPr>
+        <w:t>a</w:t>
+      </w:r>
+      <w:r>
+        <w:rPr>
+          <w:rFonts w:ascii="Times New Roman" w:hAnsi="Times New Roman" w:eastAsia="MS Mincho"/>
+          <w:b w:val="0"/>
+          <w:i w:val="0"/>
+          <w:sz w:val="24"/>
+        </w:rPr>
+        <w:t>, where s</w:t>
+      </w:r>
+      <w:r>
+        <w:rPr>
+          <w:rFonts w:ascii="Times New Roman" w:hAnsi="Times New Roman" w:eastAsia="MS Mincho"/>
+          <w:b w:val="0"/>
+          <w:i/>
+          <w:sz w:val="24"/>
+          <w:vertAlign w:val="subscript"/>
+        </w:rPr>
+        <w:t>a</w:t>
+      </w:r>
+      <w:r>
+        <w:rPr>
+          <w:rFonts w:ascii="Times New Roman" w:hAnsi="Times New Roman" w:eastAsia="MS Mincho"/>
+          <w:b w:val="0"/>
+          <w:i w:val="0"/>
+          <w:sz w:val="24"/>
+        </w:rPr>
+        <w:t xml:space="preserve">(t) is the share of asset </w:t>
+      </w:r>
+      <w:r>
+        <w:rPr>
+          <w:rFonts w:ascii="Times New Roman" w:hAnsi="Times New Roman" w:eastAsia="MS Mincho"/>
+          <w:b w:val="0"/>
+          <w:i/>
+          <w:sz w:val="24"/>
+        </w:rPr>
+        <w:t>a</w:t>
+      </w:r>
+      <w:r>
+        <w:rPr>
+          <w:rFonts w:ascii="Times New Roman" w:hAnsi="Times New Roman" w:eastAsia="MS Mincho"/>
+          <w:b w:val="0"/>
+          <w:i w:val="0"/>
+          <w:sz w:val="24"/>
+        </w:rPr>
+        <w:t xml:space="preserve"> in total GFCF and </w:t>
+      </w:r>
+      <w:r>
+        <w:rPr>
+          <w:rFonts w:ascii="Times New Roman" w:hAnsi="Times New Roman" w:eastAsia="MS Mincho"/>
+          <w:b w:val="0"/>
+          <w:i/>
+          <w:sz w:val="24"/>
+        </w:rPr>
+        <w:t>μ</w:t>
+      </w:r>
+      <w:r>
+        <w:rPr>
+          <w:rFonts w:ascii="Times New Roman" w:hAnsi="Times New Roman" w:eastAsia="MS Mincho"/>
+          <w:b w:val="0"/>
+          <w:i/>
+          <w:sz w:val="24"/>
+          <w:vertAlign w:val="subscript"/>
+        </w:rPr>
+        <w:t>a</w:t>
+      </w:r>
+      <w:r>
+        <w:rPr>
+          <w:rFonts w:ascii="Times New Roman" w:hAnsi="Times New Roman" w:eastAsia="MS Mincho"/>
+          <w:b w:val="0"/>
+          <w:i w:val="0"/>
+          <w:sz w:val="24"/>
+        </w:rPr>
+        <w:t xml:space="preserve"> is the literature-based gestation lag for asset </w:t>
+      </w:r>
+      <w:r>
+        <w:rPr>
+          <w:rFonts w:ascii="Times New Roman" w:hAnsi="Times New Roman" w:eastAsia="MS Mincho"/>
+          <w:b w:val="0"/>
+          <w:i/>
+          <w:sz w:val="24"/>
+        </w:rPr>
+        <w:t>a</w:t>
+      </w:r>
+      <w:r>
+        <w:rPr>
+          <w:rFonts w:ascii="Times New Roman" w:hAnsi="Times New Roman" w:eastAsia="MS Mincho"/>
+          <w:b w:val="0"/>
+          <w:i w:val="0"/>
+          <w:sz w:val="24"/>
+        </w:rPr>
+        <w:t xml:space="preserve"> (dwellings and other buildings: 2.0 years; transport equipment: 0.5 years; ICT equipment: 0.3 years; machinery: 0.8 years; intellectual property products: 3.0 years). M</w:t>
+      </w:r>
+      <w:r>
+        <w:rPr>
+          <w:rFonts w:ascii="Times New Roman" w:hAnsi="Times New Roman" w:eastAsia="MS Mincho"/>
+          <w:b w:val="0"/>
+          <w:i/>
+          <w:sz w:val="24"/>
+          <w:vertAlign w:val="subscript"/>
+        </w:rPr>
+        <w:t>o</w:t>
+      </w:r>
+      <w:r>
+        <w:rPr>
+          <w:rFonts w:ascii="Times New Roman" w:hAnsi="Times New Roman" w:eastAsia="MS Mincho"/>
+          <w:b w:val="0"/>
+          <w:i w:val="0"/>
+          <w:sz w:val="24"/>
+        </w:rPr>
+        <w:t xml:space="preserve">bs has </w:t>
+      </w:r>
+      <w:r>
+        <w:rPr>
+          <w:rFonts w:ascii="Times New Roman" w:hAnsi="Times New Roman" w:eastAsia="MS Mincho"/>
+          <w:b/>
+          <w:i w:val="0"/>
+          <w:sz w:val="24"/>
+        </w:rPr>
+        <w:t>zero free parameters</w:t>
+      </w:r>
+      <w:r>
+        <w:rPr>
+          <w:rFonts w:ascii="Times New Roman" w:hAnsi="Times New Roman" w:eastAsia="MS Mincho"/>
+          <w:b w:val="0"/>
+          <w:i w:val="0"/>
+          <w:sz w:val="24"/>
+        </w:rPr>
+        <w:t>: the capital stock K</w:t>
+      </w:r>
+      <w:r>
+        <w:rPr>
+          <w:rFonts w:ascii="Times New Roman" w:hAnsi="Times New Roman" w:eastAsia="MS Mincho"/>
+          <w:b w:val="0"/>
+          <w:i/>
+          <w:sz w:val="24"/>
+          <w:vertAlign w:val="subscript"/>
+        </w:rPr>
+        <w:t>o</w:t>
+      </w:r>
+      <w:r>
+        <w:rPr>
+          <w:rFonts w:ascii="Times New Roman" w:hAnsi="Times New Roman" w:eastAsia="MS Mincho"/>
+          <w:b w:val="0"/>
+          <w:i w:val="0"/>
+          <w:sz w:val="24"/>
+        </w:rPr>
+        <w:t>bs(t) is determined entirely by observable investment composition and published gestation lags. This makes M</w:t>
+      </w:r>
+      <w:r>
+        <w:rPr>
+          <w:rFonts w:ascii="Times New Roman" w:hAnsi="Times New Roman" w:eastAsia="MS Mincho"/>
+          <w:b w:val="0"/>
+          <w:i/>
+          <w:sz w:val="24"/>
+          <w:vertAlign w:val="subscript"/>
+        </w:rPr>
+        <w:t>o</w:t>
+      </w:r>
+      <w:r>
+        <w:rPr>
+          <w:rFonts w:ascii="Times New Roman" w:hAnsi="Times New Roman" w:eastAsia="MS Mincho"/>
+          <w:b w:val="0"/>
+          <w:i w:val="0"/>
+          <w:sz w:val="24"/>
+        </w:rPr>
+        <w:t xml:space="preserve">bs immune to the critique that </w:t>
+      </w:r>
+      <w:r>
+        <w:rPr>
+          <w:rFonts w:ascii="Times New Roman" w:hAnsi="Times New Roman" w:eastAsia="MS Mincho"/>
+          <w:b w:val="0"/>
+          <w:i/>
+          <w:sz w:val="24"/>
+        </w:rPr>
+        <w:t>μ</w:t>
+      </w:r>
+      <w:r>
+        <w:rPr>
+          <w:rFonts w:ascii="Times New Roman" w:hAnsi="Times New Roman" w:eastAsia="MS Mincho"/>
+          <w:b w:val="0"/>
+          <w:i w:val="0"/>
+          <w:sz w:val="24"/>
+        </w:rPr>
+        <w:t xml:space="preserve"> is a fitting parameter, since nothing is fitted.</w:t>
       </w:r>
     </w:p>
     <w:p>
@@ -6561,7 +6932,7 @@
           <w:i w:val="0"/>
           <w:sz w:val="24"/>
         </w:rPr>
-        <w:t xml:space="preserve">Figure 2 shows the real pay-off from the tempo correction. With parameters fit on 1970–2014 and level forecasts produced for 2015–2019, the </w:t>
+        <w:t xml:space="preserve">Figure 2 shows the out-of-sample performance. With parameters fit on 1970–2014 and level forecasts produced for 2015–2019, the </w:t>
       </w:r>
       <w:r>
         <w:rPr>
@@ -6597,7 +6968,26 @@
           <w:i w:val="0"/>
           <w:sz w:val="24"/>
         </w:rPr>
-        <w:t xml:space="preserve"> a lag, with a residual gain from letting that lag drift. M3 (intangibles) slightly worsens out-of-sample MAPE to 4.72 %; we attribute this to the fact that adding a co-moving factor with a time-varying productivity projection widens forecast uncertainty, especially under the 2015–2019 global slowdown that affected R&amp;D-intensive countries disproportionately. M4 (joint) returns to 4.61 %, close to M0.</w:t>
+        <w:t xml:space="preserve"> a lag, with a residual gain from letting that lag drift. M3 (intangibles) slightly worsens out-of-sample MAPE to 4.72 %; we attribute this to the fact that adding a co-moving factor with a time-varying productivity projection widens forecast uncertainty, especially under the 2015–2019 global slowdown that affected R&amp;D-intensive countries disproportionately. M4 (joint) returns to 4.61 %, close to M0. The observable-tempo M</w:t>
+      </w:r>
+      <w:r>
+        <w:rPr>
+          <w:rFonts w:ascii="Times New Roman" w:hAnsi="Times New Roman" w:eastAsia="MS Mincho"/>
+          <w:b w:val="0"/>
+          <w:i/>
+          <w:sz w:val="24"/>
+          <w:vertAlign w:val="subscript"/>
+        </w:rPr>
+        <w:t>o</w:t>
+      </w:r>
+      <w:r>
+        <w:rPr>
+          <w:rFonts w:ascii="Times New Roman" w:hAnsi="Times New Roman" w:eastAsia="MS Mincho"/>
+          <w:b w:val="0"/>
+          <w:i w:val="0"/>
+          <w:sz w:val="24"/>
+        </w:rPr>
+        <w:t>bs achieves a median MAPE of 4.17 %, a 9.5 % improvement over M0, obtained with zero free parameters — confirming that the documented investment-composition shift alone, without any statistical fitting, is sufficient to improve the capital-stock construction.</w:t>
       </w:r>
     </w:p>
     <w:p>
@@ -6612,7 +7002,25 @@
           <w:i w:val="0"/>
           <w:sz w:val="24"/>
         </w:rPr>
-        <w:t>The practical take-away is that recognising time-to-build is the single most valuable specification change: it buys a level-forecast accuracy improvement comparable to what fully stochastic TFP models deliver (Smets and Wouters, 2007), but without any new stochastic-modelling machinery.</w:t>
+        <w:t xml:space="preserve">We note, however, that out-of-sample prediction accuracy is not evidence of measurement quality </w:t>
+      </w:r>
+      <w:r>
+        <w:rPr>
+          <w:rFonts w:ascii="Times New Roman" w:hAnsi="Times New Roman" w:eastAsia="MS Mincho"/>
+          <w:b w:val="0"/>
+          <w:i/>
+          <w:sz w:val="24"/>
+        </w:rPr>
+        <w:t>per se</w:t>
+      </w:r>
+      <w:r>
+        <w:rPr>
+          <w:rFonts w:ascii="Times New Roman" w:hAnsi="Times New Roman" w:eastAsia="MS Mincho"/>
+          <w:b w:val="0"/>
+          <w:i w:val="0"/>
+          <w:sz w:val="24"/>
+        </w:rPr>
+        <w:t>: selecting a capital series by how well it tracks output risks folding output variation into the capital measure. The substantive measurement case for the tempo correction is developed in Sect. 5.10, where we show that the correction changes measured capital levels, TFP, and implied labour shares in ways that are independent of forecast performance.</w:t>
       </w:r>
     </w:p>
     <w:p>
@@ -9949,7 +10357,4194 @@
           <w:i w:val="0"/>
           <w:sz w:val="24"/>
         </w:rPr>
-        <w:t>5.10 Solow-residual historical decomposition</w:t>
+        <w:t>5.10 Capital-level measurement consequences of tempo correction</w:t>
+      </w:r>
+    </w:p>
+    <w:p>
+      <w:pPr>
+        <w:spacing w:before="360" w:after="120"/>
+        <w:jc w:val="center"/>
+      </w:pPr>
+      <w:r>
+        <w:drawing>
+          <wp:inline xmlns:a="http://schemas.openxmlformats.org/drawingml/2006/main" xmlns:pic="http://schemas.openxmlformats.org/drawingml/2006/picture">
+            <wp:extent cx="5669280" cy="3255806"/>
+            <wp:docPr id="10" name="Picture 10"/>
+            <wp:cNvGraphicFramePr>
+              <a:graphicFrameLocks noChangeAspect="1"/>
+            </wp:cNvGraphicFramePr>
+            <a:graphic>
+              <a:graphicData uri="http://schemas.openxmlformats.org/drawingml/2006/picture">
+                <pic:pic>
+                  <pic:nvPicPr>
+                    <pic:cNvPr id="0" name="fig10_k_divergence_en.png"/>
+                    <pic:cNvPicPr/>
+                  </pic:nvPicPr>
+                  <pic:blipFill>
+                    <a:blip r:embed="rId18"/>
+                    <a:stretch>
+                      <a:fillRect/>
+                    </a:stretch>
+                  </pic:blipFill>
+                  <pic:spPr>
+                    <a:xfrm>
+                      <a:off x="0" y="0"/>
+                      <a:ext cx="5669280" cy="3255806"/>
+                    </a:xfrm>
+                    <a:prstGeom prst="rect"/>
+                  </pic:spPr>
+                </pic:pic>
+              </a:graphicData>
+            </a:graphic>
+          </wp:inline>
+        </w:drawing>
+      </w:r>
+    </w:p>
+    <w:p>
+      <w:pPr>
+        <w:spacing w:after="240"/>
+        <w:jc w:val="center"/>
+      </w:pPr>
+      <w:r>
+        <w:rPr>
+          <w:rFonts w:ascii="Times New Roman" w:hAnsi="Times New Roman" w:eastAsia="MS Mincho"/>
+          <w:b/>
+          <w:i w:val="0"/>
+          <w:sz w:val="20"/>
+        </w:rPr>
+        <w:t xml:space="preserve">Fig. 10. </w:t>
+      </w:r>
+      <w:r>
+        <w:rPr>
+          <w:rFonts w:ascii="Times New Roman" w:hAnsi="Times New Roman" w:eastAsia="MS Mincho"/>
+          <w:b w:val="0"/>
+          <w:i w:val="0"/>
+          <w:sz w:val="20"/>
+        </w:rPr>
+        <w:t>Capital-stock divergence: K_obs vs K_M0 over time for six representative countries.</w:t>
+      </w:r>
+    </w:p>
+    <w:p>
+      <w:pPr>
+        <w:spacing w:after="120" w:line="360" w:lineRule="auto"/>
+        <w:ind w:firstLine="480"/>
+      </w:pPr>
+      <w:r>
+        <w:rPr>
+          <w:rFonts w:ascii="Times New Roman" w:hAnsi="Times New Roman" w:eastAsia="MS Mincho"/>
+          <w:b w:val="0"/>
+          <w:i w:val="0"/>
+          <w:sz w:val="24"/>
+        </w:rPr>
+        <w:t xml:space="preserve">The preceding analyses establish that the tempo correction improves forecast accuracy and flow-stock consistency. But the economically fundamental question is different: does the correction change the </w:t>
+      </w:r>
+      <w:r>
+        <w:rPr>
+          <w:rFonts w:ascii="Times New Roman" w:hAnsi="Times New Roman" w:eastAsia="MS Mincho"/>
+          <w:b w:val="0"/>
+          <w:i/>
+          <w:sz w:val="24"/>
+        </w:rPr>
+        <w:t>measured capital stock itself</w:t>
+      </w:r>
+      <w:r>
+        <w:rPr>
+          <w:rFonts w:ascii="Times New Roman" w:hAnsi="Times New Roman" w:eastAsia="MS Mincho"/>
+          <w:b w:val="0"/>
+          <w:i w:val="0"/>
+          <w:sz w:val="24"/>
+        </w:rPr>
+        <w:t>, and do those changes propagate to the growth-accounting quantities — TFP and labour shares — that macroeconomists actually use? This section shows that they do, and quantifies the magnitudes.</w:t>
+      </w:r>
+    </w:p>
+    <w:p>
+      <w:pPr>
+        <w:spacing w:after="120" w:line="360" w:lineRule="auto"/>
+        <w:ind w:firstLine="480"/>
+      </w:pPr>
+      <w:r>
+        <w:rPr>
+          <w:rFonts w:ascii="Times New Roman" w:hAnsi="Times New Roman" w:eastAsia="MS Mincho"/>
+          <w:b w:val="0"/>
+          <w:i w:val="0"/>
+          <w:sz w:val="24"/>
+        </w:rPr>
+        <w:t xml:space="preserve">From the growth-accounting identity TFP = log Y − </w:t>
+      </w:r>
+      <w:r>
+        <w:rPr>
+          <w:rFonts w:ascii="Times New Roman" w:hAnsi="Times New Roman" w:eastAsia="MS Mincho"/>
+          <w:b w:val="0"/>
+          <w:i/>
+          <w:sz w:val="24"/>
+        </w:rPr>
+        <w:t>α</w:t>
+      </w:r>
+      <w:r>
+        <w:rPr>
+          <w:rFonts w:ascii="Times New Roman" w:hAnsi="Times New Roman" w:eastAsia="MS Mincho"/>
+          <w:b w:val="0"/>
+          <w:i w:val="0"/>
+          <w:sz w:val="24"/>
+        </w:rPr>
+        <w:t xml:space="preserve"> log K − (1−</w:t>
+      </w:r>
+      <w:r>
+        <w:rPr>
+          <w:rFonts w:ascii="Times New Roman" w:hAnsi="Times New Roman" w:eastAsia="MS Mincho"/>
+          <w:b w:val="0"/>
+          <w:i/>
+          <w:sz w:val="24"/>
+        </w:rPr>
+        <w:t>α</w:t>
+      </w:r>
+      <w:r>
+        <w:rPr>
+          <w:rFonts w:ascii="Times New Roman" w:hAnsi="Times New Roman" w:eastAsia="MS Mincho"/>
+          <w:b w:val="0"/>
+          <w:i w:val="0"/>
+          <w:sz w:val="24"/>
+        </w:rPr>
+        <w:t xml:space="preserve">) log LH, any change in measured capital changes measured TFP mechanically: </w:t>
+      </w:r>
+      <w:r>
+        <w:rPr>
+          <w:rFonts w:ascii="Times New Roman" w:hAnsi="Times New Roman" w:eastAsia="MS Mincho"/>
+          <w:b w:val="0"/>
+          <w:i/>
+          <w:sz w:val="24"/>
+        </w:rPr>
+        <w:t>Δ</w:t>
+      </w:r>
+      <w:r>
+        <w:rPr>
+          <w:rFonts w:ascii="Times New Roman" w:hAnsi="Times New Roman" w:eastAsia="MS Mincho"/>
+          <w:b w:val="0"/>
+          <w:i w:val="0"/>
+          <w:sz w:val="24"/>
+        </w:rPr>
+        <w:t xml:space="preserve"> log K = (TFP</w:t>
+      </w:r>
+      <w:r>
+        <w:rPr>
+          <w:rFonts w:ascii="Times New Roman" w:hAnsi="Times New Roman" w:eastAsia="MS Mincho"/>
+          <w:b w:val="0"/>
+          <w:i/>
+          <w:sz w:val="24"/>
+          <w:vertAlign w:val="subscript"/>
+        </w:rPr>
+        <w:t>M</w:t>
+      </w:r>
+      <w:r>
+        <w:rPr>
+          <w:rFonts w:ascii="Times New Roman" w:hAnsi="Times New Roman" w:eastAsia="MS Mincho"/>
+          <w:b w:val="0"/>
+          <w:i w:val="0"/>
+          <w:sz w:val="24"/>
+        </w:rPr>
+        <w:t>0 − TFP</w:t>
+      </w:r>
+      <w:r>
+        <w:rPr>
+          <w:rFonts w:ascii="Times New Roman" w:hAnsi="Times New Roman" w:eastAsia="MS Mincho"/>
+          <w:b w:val="0"/>
+          <w:i/>
+          <w:sz w:val="24"/>
+          <w:vertAlign w:val="subscript"/>
+        </w:rPr>
+        <w:t>o</w:t>
+      </w:r>
+      <w:r>
+        <w:rPr>
+          <w:rFonts w:ascii="Times New Roman" w:hAnsi="Times New Roman" w:eastAsia="MS Mincho"/>
+          <w:b w:val="0"/>
+          <w:i w:val="0"/>
+          <w:sz w:val="24"/>
+        </w:rPr>
+        <w:t xml:space="preserve">bs) / </w:t>
+      </w:r>
+      <w:r>
+        <w:rPr>
+          <w:rFonts w:ascii="Times New Roman" w:hAnsi="Times New Roman" w:eastAsia="MS Mincho"/>
+          <w:b w:val="0"/>
+          <w:i/>
+          <w:sz w:val="24"/>
+        </w:rPr>
+        <w:t>α</w:t>
+      </w:r>
+      <w:r>
+        <w:rPr>
+          <w:rFonts w:ascii="Times New Roman" w:hAnsi="Times New Roman" w:eastAsia="MS Mincho"/>
+          <w:b w:val="0"/>
+          <w:i w:val="0"/>
+          <w:sz w:val="24"/>
+        </w:rPr>
+        <w:t>. Figure 10 plots the K-level divergence — K</w:t>
+      </w:r>
+      <w:r>
+        <w:rPr>
+          <w:rFonts w:ascii="Times New Roman" w:hAnsi="Times New Roman" w:eastAsia="MS Mincho"/>
+          <w:b w:val="0"/>
+          <w:i/>
+          <w:sz w:val="24"/>
+          <w:vertAlign w:val="subscript"/>
+        </w:rPr>
+        <w:t>o</w:t>
+      </w:r>
+      <w:r>
+        <w:rPr>
+          <w:rFonts w:ascii="Times New Roman" w:hAnsi="Times New Roman" w:eastAsia="MS Mincho"/>
+          <w:b w:val="0"/>
+          <w:i w:val="0"/>
+          <w:sz w:val="24"/>
+        </w:rPr>
+        <w:t>bs/K</w:t>
+      </w:r>
+      <w:r>
+        <w:rPr>
+          <w:rFonts w:ascii="Times New Roman" w:hAnsi="Times New Roman" w:eastAsia="MS Mincho"/>
+          <w:b w:val="0"/>
+          <w:i/>
+          <w:sz w:val="24"/>
+          <w:vertAlign w:val="subscript"/>
+        </w:rPr>
+        <w:t>M</w:t>
+      </w:r>
+      <w:r>
+        <w:rPr>
+          <w:rFonts w:ascii="Times New Roman" w:hAnsi="Times New Roman" w:eastAsia="MS Mincho"/>
+          <w:b w:val="0"/>
+          <w:i w:val="0"/>
+          <w:sz w:val="24"/>
+        </w:rPr>
+        <w:t>0 − 1 in percent — over the full sample period for six representative countries (Japan, United States, Germany, Republic of Korea, United Kingdom, Sweden). In every country the tempo-corrected stock K</w:t>
+      </w:r>
+      <w:r>
+        <w:rPr>
+          <w:rFonts w:ascii="Times New Roman" w:hAnsi="Times New Roman" w:eastAsia="MS Mincho"/>
+          <w:b w:val="0"/>
+          <w:i/>
+          <w:sz w:val="24"/>
+          <w:vertAlign w:val="subscript"/>
+        </w:rPr>
+        <w:t>o</w:t>
+      </w:r>
+      <w:r>
+        <w:rPr>
+          <w:rFonts w:ascii="Times New Roman" w:hAnsi="Times New Roman" w:eastAsia="MS Mincho"/>
+          <w:b w:val="0"/>
+          <w:i w:val="0"/>
+          <w:sz w:val="24"/>
+        </w:rPr>
+        <w:t>bs lies below the standard PIM stock K</w:t>
+      </w:r>
+      <w:r>
+        <w:rPr>
+          <w:rFonts w:ascii="Times New Roman" w:hAnsi="Times New Roman" w:eastAsia="MS Mincho"/>
+          <w:b w:val="0"/>
+          <w:i/>
+          <w:sz w:val="24"/>
+          <w:vertAlign w:val="subscript"/>
+        </w:rPr>
+        <w:t>M</w:t>
+      </w:r>
+      <w:r>
+        <w:rPr>
+          <w:rFonts w:ascii="Times New Roman" w:hAnsi="Times New Roman" w:eastAsia="MS Mincho"/>
+          <w:b w:val="0"/>
+          <w:i w:val="0"/>
+          <w:sz w:val="24"/>
+        </w:rPr>
+        <w:t>0, and the gap widens over time as investment composition shifts toward longer-gestation assets. This is the direct measurement consequence that Inklaar's critique emphasised: the PIM counts investment as productive before it has completed gestation, overstating the capital stock. The direction is unambiguous: all 35 countries show K</w:t>
+      </w:r>
+      <w:r>
+        <w:rPr>
+          <w:rFonts w:ascii="Times New Roman" w:hAnsi="Times New Roman" w:eastAsia="MS Mincho"/>
+          <w:b w:val="0"/>
+          <w:i/>
+          <w:sz w:val="24"/>
+          <w:vertAlign w:val="subscript"/>
+        </w:rPr>
+        <w:t>o</w:t>
+      </w:r>
+      <w:r>
+        <w:rPr>
+          <w:rFonts w:ascii="Times New Roman" w:hAnsi="Times New Roman" w:eastAsia="MS Mincho"/>
+          <w:b w:val="0"/>
+          <w:i w:val="0"/>
+          <w:sz w:val="24"/>
+        </w:rPr>
+        <w:t>bs &lt; K</w:t>
+      </w:r>
+      <w:r>
+        <w:rPr>
+          <w:rFonts w:ascii="Times New Roman" w:hAnsi="Times New Roman" w:eastAsia="MS Mincho"/>
+          <w:b w:val="0"/>
+          <w:i/>
+          <w:sz w:val="24"/>
+          <w:vertAlign w:val="subscript"/>
+        </w:rPr>
+        <w:t>M</w:t>
+      </w:r>
+      <w:r>
+        <w:rPr>
+          <w:rFonts w:ascii="Times New Roman" w:hAnsi="Times New Roman" w:eastAsia="MS Mincho"/>
+          <w:b w:val="0"/>
+          <w:i w:val="0"/>
+          <w:sz w:val="24"/>
+        </w:rPr>
+        <w:t>0.</w:t>
+      </w:r>
+    </w:p>
+    <w:p>
+      <w:pPr>
+        <w:spacing w:before="360" w:after="120"/>
+      </w:pPr>
+      <w:r>
+        <w:rPr>
+          <w:rFonts w:ascii="Times New Roman" w:hAnsi="Times New Roman" w:eastAsia="MS Mincho"/>
+          <w:b/>
+          <w:i w:val="0"/>
+          <w:sz w:val="22"/>
+        </w:rPr>
+        <w:t>Table 6.</w:t>
+      </w:r>
+      <w:r>
+        <w:rPr>
+          <w:rFonts w:ascii="Times New Roman" w:hAnsi="Times New Roman" w:eastAsia="MS Mincho"/>
+          <w:b w:val="0"/>
+          <w:i w:val="0"/>
+          <w:sz w:val="22"/>
+        </w:rPr>
+        <w:t xml:space="preserve">  K-level measurement consequences: K gap, TFP shift, and implied labour-share shift (2010-2019 country means).</w:t>
+      </w:r>
+    </w:p>
+    <w:tbl>
+      <w:tblPr>
+        <w:tblStyle w:val="TableGrid"/>
+        <w:tblW w:type="auto" w:w="0"/>
+        <w:tblLook w:firstColumn="1" w:firstRow="1" w:lastColumn="0" w:lastRow="0" w:noHBand="0" w:noVBand="1" w:val="04A0"/>
+        <w:tblBorders>
+          <w:left w:val="none" w:sz="0" w:space="0" w:color="auto"/>
+          <w:right w:val="none" w:sz="0" w:space="0" w:color="auto"/>
+          <w:insideV w:val="none" w:sz="0" w:space="0" w:color="auto"/>
+          <w:top w:val="single" w:sz="4" w:space="0" w:color="000000"/>
+          <w:bottom w:val="single" w:sz="4" w:space="0" w:color="000000"/>
+          <w:insideH w:val="single" w:sz="4" w:space="0" w:color="000000"/>
+        </w:tblBorders>
+      </w:tblPr>
+      <w:tblGrid>
+        <w:gridCol w:w="1881"/>
+        <w:gridCol w:w="1881"/>
+        <w:gridCol w:w="1881"/>
+        <w:gridCol w:w="1881"/>
+        <w:gridCol w:w="1881"/>
+      </w:tblGrid>
+      <w:tr>
+        <w:tc>
+          <w:tcPr>
+            <w:tcW w:type="dxa" w:w="1881"/>
+          </w:tcPr>
+          <w:p>
+            <w:r/>
+            <w:r>
+              <w:rPr>
+                <w:rFonts w:ascii="Times New Roman" w:hAnsi="Times New Roman" w:eastAsia="MS Mincho"/>
+                <w:b/>
+                <w:i w:val="0"/>
+                <w:sz w:val="20"/>
+              </w:rPr>
+              <w:t>Country</w:t>
+            </w:r>
+          </w:p>
+        </w:tc>
+        <w:tc>
+          <w:tcPr>
+            <w:tcW w:type="dxa" w:w="1881"/>
+          </w:tcPr>
+          <w:p>
+            <w:r/>
+            <w:r>
+              <w:rPr>
+                <w:rFonts w:ascii="Times New Roman" w:hAnsi="Times New Roman" w:eastAsia="MS Mincho"/>
+                <w:b/>
+                <w:i w:val="0"/>
+                <w:sz w:val="20"/>
+              </w:rPr>
+              <w:t>ISO3</w:t>
+            </w:r>
+          </w:p>
+        </w:tc>
+        <w:tc>
+          <w:tcPr>
+            <w:tcW w:type="dxa" w:w="1881"/>
+          </w:tcPr>
+          <w:p>
+            <w:r/>
+            <w:r>
+              <w:rPr>
+                <w:rFonts w:ascii="Times New Roman" w:hAnsi="Times New Roman" w:eastAsia="MS Mincho"/>
+                <w:b/>
+                <w:i w:val="0"/>
+                <w:sz w:val="20"/>
+              </w:rPr>
+              <w:t>K gap (%)</w:t>
+            </w:r>
+          </w:p>
+        </w:tc>
+        <w:tc>
+          <w:tcPr>
+            <w:tcW w:type="dxa" w:w="1881"/>
+          </w:tcPr>
+          <w:p>
+            <w:r/>
+            <w:r>
+              <w:rPr>
+                <w:rFonts w:ascii="Times New Roman" w:hAnsi="Times New Roman" w:eastAsia="MS Mincho"/>
+                <w:b/>
+                <w:i w:val="0"/>
+                <w:sz w:val="20"/>
+              </w:rPr>
+              <w:t>TFP shift (pp)</w:t>
+            </w:r>
+          </w:p>
+        </w:tc>
+        <w:tc>
+          <w:tcPr>
+            <w:tcW w:type="dxa" w:w="1881"/>
+          </w:tcPr>
+          <w:p>
+            <w:r/>
+            <w:r>
+              <w:rPr>
+                <w:rFonts w:ascii="Times New Roman" w:hAnsi="Times New Roman" w:eastAsia="MS Mincho"/>
+                <w:b/>
+                <w:i w:val="0"/>
+                <w:sz w:val="20"/>
+              </w:rPr>
+              <w:t>Labour-share shift (pp)</w:t>
+            </w:r>
+          </w:p>
+        </w:tc>
+      </w:tr>
+      <w:tr>
+        <w:tc>
+          <w:tcPr>
+            <w:tcW w:type="dxa" w:w="1881"/>
+          </w:tcPr>
+          <w:p>
+            <w:r/>
+            <w:r>
+              <w:rPr>
+                <w:rFonts w:ascii="Times New Roman" w:hAnsi="Times New Roman" w:eastAsia="MS Mincho"/>
+                <w:b w:val="0"/>
+                <w:i w:val="0"/>
+                <w:sz w:val="20"/>
+              </w:rPr>
+              <w:t>Ireland</w:t>
+            </w:r>
+          </w:p>
+        </w:tc>
+        <w:tc>
+          <w:tcPr>
+            <w:tcW w:type="dxa" w:w="1881"/>
+          </w:tcPr>
+          <w:p>
+            <w:r/>
+            <w:r>
+              <w:rPr>
+                <w:rFonts w:ascii="Times New Roman" w:hAnsi="Times New Roman" w:eastAsia="MS Mincho"/>
+                <w:b w:val="0"/>
+                <w:i w:val="0"/>
+                <w:sz w:val="20"/>
+              </w:rPr>
+              <w:t>IRL</w:t>
+            </w:r>
+          </w:p>
+        </w:tc>
+        <w:tc>
+          <w:tcPr>
+            <w:tcW w:type="dxa" w:w="1881"/>
+          </w:tcPr>
+          <w:p>
+            <w:r/>
+            <w:r>
+              <w:rPr>
+                <w:rFonts w:ascii="Times New Roman" w:hAnsi="Times New Roman" w:eastAsia="MS Mincho"/>
+                <w:b w:val="0"/>
+                <w:i w:val="0"/>
+                <w:sz w:val="20"/>
+              </w:rPr>
+              <w:t>-9.17</w:t>
+            </w:r>
+          </w:p>
+        </w:tc>
+        <w:tc>
+          <w:tcPr>
+            <w:tcW w:type="dxa" w:w="1881"/>
+          </w:tcPr>
+          <w:p>
+            <w:r/>
+            <w:r>
+              <w:rPr>
+                <w:rFonts w:ascii="Times New Roman" w:hAnsi="Times New Roman" w:eastAsia="MS Mincho"/>
+                <w:b w:val="0"/>
+                <w:i w:val="0"/>
+                <w:sz w:val="20"/>
+              </w:rPr>
+              <w:t>-4.64</w:t>
+            </w:r>
+          </w:p>
+        </w:tc>
+        <w:tc>
+          <w:tcPr>
+            <w:tcW w:type="dxa" w:w="1881"/>
+          </w:tcPr>
+          <w:p>
+            <w:r/>
+            <w:r>
+              <w:rPr>
+                <w:rFonts w:ascii="Times New Roman" w:hAnsi="Times New Roman" w:eastAsia="MS Mincho"/>
+                <w:b w:val="0"/>
+                <w:i w:val="0"/>
+                <w:sz w:val="20"/>
+              </w:rPr>
+              <w:t>4.64</w:t>
+            </w:r>
+          </w:p>
+        </w:tc>
+      </w:tr>
+      <w:tr>
+        <w:tc>
+          <w:tcPr>
+            <w:tcW w:type="dxa" w:w="1881"/>
+          </w:tcPr>
+          <w:p>
+            <w:r/>
+            <w:r>
+              <w:rPr>
+                <w:rFonts w:ascii="Times New Roman" w:hAnsi="Times New Roman" w:eastAsia="MS Mincho"/>
+                <w:b w:val="0"/>
+                <w:i w:val="0"/>
+                <w:sz w:val="20"/>
+              </w:rPr>
+              <w:t>Costa Rica</w:t>
+            </w:r>
+          </w:p>
+        </w:tc>
+        <w:tc>
+          <w:tcPr>
+            <w:tcW w:type="dxa" w:w="1881"/>
+          </w:tcPr>
+          <w:p>
+            <w:r/>
+            <w:r>
+              <w:rPr>
+                <w:rFonts w:ascii="Times New Roman" w:hAnsi="Times New Roman" w:eastAsia="MS Mincho"/>
+                <w:b w:val="0"/>
+                <w:i w:val="0"/>
+                <w:sz w:val="20"/>
+              </w:rPr>
+              <w:t>CRI</w:t>
+            </w:r>
+          </w:p>
+        </w:tc>
+        <w:tc>
+          <w:tcPr>
+            <w:tcW w:type="dxa" w:w="1881"/>
+          </w:tcPr>
+          <w:p>
+            <w:r/>
+            <w:r>
+              <w:rPr>
+                <w:rFonts w:ascii="Times New Roman" w:hAnsi="Times New Roman" w:eastAsia="MS Mincho"/>
+                <w:b w:val="0"/>
+                <w:i w:val="0"/>
+                <w:sz w:val="20"/>
+              </w:rPr>
+              <w:t>-7.25</w:t>
+            </w:r>
+          </w:p>
+        </w:tc>
+        <w:tc>
+          <w:tcPr>
+            <w:tcW w:type="dxa" w:w="1881"/>
+          </w:tcPr>
+          <w:p>
+            <w:r/>
+            <w:r>
+              <w:rPr>
+                <w:rFonts w:ascii="Times New Roman" w:hAnsi="Times New Roman" w:eastAsia="MS Mincho"/>
+                <w:b w:val="0"/>
+                <w:i w:val="0"/>
+                <w:sz w:val="20"/>
+              </w:rPr>
+              <w:t>-3.19</w:t>
+            </w:r>
+          </w:p>
+        </w:tc>
+        <w:tc>
+          <w:tcPr>
+            <w:tcW w:type="dxa" w:w="1881"/>
+          </w:tcPr>
+          <w:p>
+            <w:r/>
+            <w:r>
+              <w:rPr>
+                <w:rFonts w:ascii="Times New Roman" w:hAnsi="Times New Roman" w:eastAsia="MS Mincho"/>
+                <w:b w:val="0"/>
+                <w:i w:val="0"/>
+                <w:sz w:val="20"/>
+              </w:rPr>
+              <w:t>3.19</w:t>
+            </w:r>
+          </w:p>
+        </w:tc>
+      </w:tr>
+      <w:tr>
+        <w:tc>
+          <w:tcPr>
+            <w:tcW w:type="dxa" w:w="1881"/>
+          </w:tcPr>
+          <w:p>
+            <w:r/>
+            <w:r>
+              <w:rPr>
+                <w:rFonts w:ascii="Times New Roman" w:hAnsi="Times New Roman" w:eastAsia="MS Mincho"/>
+                <w:b w:val="0"/>
+                <w:i w:val="0"/>
+                <w:sz w:val="20"/>
+              </w:rPr>
+              <w:t>Republic of Korea</w:t>
+            </w:r>
+          </w:p>
+        </w:tc>
+        <w:tc>
+          <w:tcPr>
+            <w:tcW w:type="dxa" w:w="1881"/>
+          </w:tcPr>
+          <w:p>
+            <w:r/>
+            <w:r>
+              <w:rPr>
+                <w:rFonts w:ascii="Times New Roman" w:hAnsi="Times New Roman" w:eastAsia="MS Mincho"/>
+                <w:b w:val="0"/>
+                <w:i w:val="0"/>
+                <w:sz w:val="20"/>
+              </w:rPr>
+              <w:t>KOR</w:t>
+            </w:r>
+          </w:p>
+        </w:tc>
+        <w:tc>
+          <w:tcPr>
+            <w:tcW w:type="dxa" w:w="1881"/>
+          </w:tcPr>
+          <w:p>
+            <w:r/>
+            <w:r>
+              <w:rPr>
+                <w:rFonts w:ascii="Times New Roman" w:hAnsi="Times New Roman" w:eastAsia="MS Mincho"/>
+                <w:b w:val="0"/>
+                <w:i w:val="0"/>
+                <w:sz w:val="20"/>
+              </w:rPr>
+              <w:t>-7.07</w:t>
+            </w:r>
+          </w:p>
+        </w:tc>
+        <w:tc>
+          <w:tcPr>
+            <w:tcW w:type="dxa" w:w="1881"/>
+          </w:tcPr>
+          <w:p>
+            <w:r/>
+            <w:r>
+              <w:rPr>
+                <w:rFonts w:ascii="Times New Roman" w:hAnsi="Times New Roman" w:eastAsia="MS Mincho"/>
+                <w:b w:val="0"/>
+                <w:i w:val="0"/>
+                <w:sz w:val="20"/>
+              </w:rPr>
+              <w:t>-3.1</w:t>
+            </w:r>
+          </w:p>
+        </w:tc>
+        <w:tc>
+          <w:tcPr>
+            <w:tcW w:type="dxa" w:w="1881"/>
+          </w:tcPr>
+          <w:p>
+            <w:r/>
+            <w:r>
+              <w:rPr>
+                <w:rFonts w:ascii="Times New Roman" w:hAnsi="Times New Roman" w:eastAsia="MS Mincho"/>
+                <w:b w:val="0"/>
+                <w:i w:val="0"/>
+                <w:sz w:val="20"/>
+              </w:rPr>
+              <w:t>3.1</w:t>
+            </w:r>
+          </w:p>
+        </w:tc>
+      </w:tr>
+      <w:tr>
+        <w:tc>
+          <w:tcPr>
+            <w:tcW w:type="dxa" w:w="1881"/>
+          </w:tcPr>
+          <w:p>
+            <w:r/>
+            <w:r>
+              <w:rPr>
+                <w:rFonts w:ascii="Times New Roman" w:hAnsi="Times New Roman" w:eastAsia="MS Mincho"/>
+                <w:b w:val="0"/>
+                <w:i w:val="0"/>
+                <w:sz w:val="20"/>
+              </w:rPr>
+              <w:t>Slovakia</w:t>
+            </w:r>
+          </w:p>
+        </w:tc>
+        <w:tc>
+          <w:tcPr>
+            <w:tcW w:type="dxa" w:w="1881"/>
+          </w:tcPr>
+          <w:p>
+            <w:r/>
+            <w:r>
+              <w:rPr>
+                <w:rFonts w:ascii="Times New Roman" w:hAnsi="Times New Roman" w:eastAsia="MS Mincho"/>
+                <w:b w:val="0"/>
+                <w:i w:val="0"/>
+                <w:sz w:val="20"/>
+              </w:rPr>
+              <w:t>SVK</w:t>
+            </w:r>
+          </w:p>
+        </w:tc>
+        <w:tc>
+          <w:tcPr>
+            <w:tcW w:type="dxa" w:w="1881"/>
+          </w:tcPr>
+          <w:p>
+            <w:r/>
+            <w:r>
+              <w:rPr>
+                <w:rFonts w:ascii="Times New Roman" w:hAnsi="Times New Roman" w:eastAsia="MS Mincho"/>
+                <w:b w:val="0"/>
+                <w:i w:val="0"/>
+                <w:sz w:val="20"/>
+              </w:rPr>
+              <w:t>-6.72</w:t>
+            </w:r>
+          </w:p>
+        </w:tc>
+        <w:tc>
+          <w:tcPr>
+            <w:tcW w:type="dxa" w:w="1881"/>
+          </w:tcPr>
+          <w:p>
+            <w:r/>
+            <w:r>
+              <w:rPr>
+                <w:rFonts w:ascii="Times New Roman" w:hAnsi="Times New Roman" w:eastAsia="MS Mincho"/>
+                <w:b w:val="0"/>
+                <w:i w:val="0"/>
+                <w:sz w:val="20"/>
+              </w:rPr>
+              <w:t>-3.19</w:t>
+            </w:r>
+          </w:p>
+        </w:tc>
+        <w:tc>
+          <w:tcPr>
+            <w:tcW w:type="dxa" w:w="1881"/>
+          </w:tcPr>
+          <w:p>
+            <w:r/>
+            <w:r>
+              <w:rPr>
+                <w:rFonts w:ascii="Times New Roman" w:hAnsi="Times New Roman" w:eastAsia="MS Mincho"/>
+                <w:b w:val="0"/>
+                <w:i w:val="0"/>
+                <w:sz w:val="20"/>
+              </w:rPr>
+              <w:t>3.19</w:t>
+            </w:r>
+          </w:p>
+        </w:tc>
+      </w:tr>
+      <w:tr>
+        <w:tc>
+          <w:tcPr>
+            <w:tcW w:type="dxa" w:w="1881"/>
+          </w:tcPr>
+          <w:p>
+            <w:r/>
+            <w:r>
+              <w:rPr>
+                <w:rFonts w:ascii="Times New Roman" w:hAnsi="Times New Roman" w:eastAsia="MS Mincho"/>
+                <w:b w:val="0"/>
+                <w:i w:val="0"/>
+                <w:sz w:val="20"/>
+              </w:rPr>
+              <w:t>Israel</w:t>
+            </w:r>
+          </w:p>
+        </w:tc>
+        <w:tc>
+          <w:tcPr>
+            <w:tcW w:type="dxa" w:w="1881"/>
+          </w:tcPr>
+          <w:p>
+            <w:r/>
+            <w:r>
+              <w:rPr>
+                <w:rFonts w:ascii="Times New Roman" w:hAnsi="Times New Roman" w:eastAsia="MS Mincho"/>
+                <w:b w:val="0"/>
+                <w:i w:val="0"/>
+                <w:sz w:val="20"/>
+              </w:rPr>
+              <w:t>ISR</w:t>
+            </w:r>
+          </w:p>
+        </w:tc>
+        <w:tc>
+          <w:tcPr>
+            <w:tcW w:type="dxa" w:w="1881"/>
+          </w:tcPr>
+          <w:p>
+            <w:r/>
+            <w:r>
+              <w:rPr>
+                <w:rFonts w:ascii="Times New Roman" w:hAnsi="Times New Roman" w:eastAsia="MS Mincho"/>
+                <w:b w:val="0"/>
+                <w:i w:val="0"/>
+                <w:sz w:val="20"/>
+              </w:rPr>
+              <w:t>-6.39</w:t>
+            </w:r>
+          </w:p>
+        </w:tc>
+        <w:tc>
+          <w:tcPr>
+            <w:tcW w:type="dxa" w:w="1881"/>
+          </w:tcPr>
+          <w:p>
+            <w:r/>
+            <w:r>
+              <w:rPr>
+                <w:rFonts w:ascii="Times New Roman" w:hAnsi="Times New Roman" w:eastAsia="MS Mincho"/>
+                <w:b w:val="0"/>
+                <w:i w:val="0"/>
+                <w:sz w:val="20"/>
+              </w:rPr>
+              <w:t>-2.8</w:t>
+            </w:r>
+          </w:p>
+        </w:tc>
+        <w:tc>
+          <w:tcPr>
+            <w:tcW w:type="dxa" w:w="1881"/>
+          </w:tcPr>
+          <w:p>
+            <w:r/>
+            <w:r>
+              <w:rPr>
+                <w:rFonts w:ascii="Times New Roman" w:hAnsi="Times New Roman" w:eastAsia="MS Mincho"/>
+                <w:b w:val="0"/>
+                <w:i w:val="0"/>
+                <w:sz w:val="20"/>
+              </w:rPr>
+              <w:t>2.8</w:t>
+            </w:r>
+          </w:p>
+        </w:tc>
+      </w:tr>
+      <w:tr>
+        <w:tc>
+          <w:tcPr>
+            <w:tcW w:type="dxa" w:w="1881"/>
+          </w:tcPr>
+          <w:p>
+            <w:r/>
+            <w:r>
+              <w:rPr>
+                <w:rFonts w:ascii="Times New Roman" w:hAnsi="Times New Roman" w:eastAsia="MS Mincho"/>
+                <w:b w:val="0"/>
+                <w:i w:val="0"/>
+                <w:sz w:val="20"/>
+              </w:rPr>
+              <w:t>Lithuania</w:t>
+            </w:r>
+          </w:p>
+        </w:tc>
+        <w:tc>
+          <w:tcPr>
+            <w:tcW w:type="dxa" w:w="1881"/>
+          </w:tcPr>
+          <w:p>
+            <w:r/>
+            <w:r>
+              <w:rPr>
+                <w:rFonts w:ascii="Times New Roman" w:hAnsi="Times New Roman" w:eastAsia="MS Mincho"/>
+                <w:b w:val="0"/>
+                <w:i w:val="0"/>
+                <w:sz w:val="20"/>
+              </w:rPr>
+              <w:t>LTU</w:t>
+            </w:r>
+          </w:p>
+        </w:tc>
+        <w:tc>
+          <w:tcPr>
+            <w:tcW w:type="dxa" w:w="1881"/>
+          </w:tcPr>
+          <w:p>
+            <w:r/>
+            <w:r>
+              <w:rPr>
+                <w:rFonts w:ascii="Times New Roman" w:hAnsi="Times New Roman" w:eastAsia="MS Mincho"/>
+                <w:b w:val="0"/>
+                <w:i w:val="0"/>
+                <w:sz w:val="20"/>
+              </w:rPr>
+              <w:t>-6.34</w:t>
+            </w:r>
+          </w:p>
+        </w:tc>
+        <w:tc>
+          <w:tcPr>
+            <w:tcW w:type="dxa" w:w="1881"/>
+          </w:tcPr>
+          <w:p>
+            <w:r/>
+            <w:r>
+              <w:rPr>
+                <w:rFonts w:ascii="Times New Roman" w:hAnsi="Times New Roman" w:eastAsia="MS Mincho"/>
+                <w:b w:val="0"/>
+                <w:i w:val="0"/>
+                <w:sz w:val="20"/>
+              </w:rPr>
+              <w:t>-3.21</w:t>
+            </w:r>
+          </w:p>
+        </w:tc>
+        <w:tc>
+          <w:tcPr>
+            <w:tcW w:type="dxa" w:w="1881"/>
+          </w:tcPr>
+          <w:p>
+            <w:r/>
+            <w:r>
+              <w:rPr>
+                <w:rFonts w:ascii="Times New Roman" w:hAnsi="Times New Roman" w:eastAsia="MS Mincho"/>
+                <w:b w:val="0"/>
+                <w:i w:val="0"/>
+                <w:sz w:val="20"/>
+              </w:rPr>
+              <w:t>3.21</w:t>
+            </w:r>
+          </w:p>
+        </w:tc>
+      </w:tr>
+      <w:tr>
+        <w:tc>
+          <w:tcPr>
+            <w:tcW w:type="dxa" w:w="1881"/>
+          </w:tcPr>
+          <w:p>
+            <w:r/>
+            <w:r>
+              <w:rPr>
+                <w:rFonts w:ascii="Times New Roman" w:hAnsi="Times New Roman" w:eastAsia="MS Mincho"/>
+                <w:b w:val="0"/>
+                <w:i w:val="0"/>
+                <w:sz w:val="20"/>
+              </w:rPr>
+              <w:t>Estonia</w:t>
+            </w:r>
+          </w:p>
+        </w:tc>
+        <w:tc>
+          <w:tcPr>
+            <w:tcW w:type="dxa" w:w="1881"/>
+          </w:tcPr>
+          <w:p>
+            <w:r/>
+            <w:r>
+              <w:rPr>
+                <w:rFonts w:ascii="Times New Roman" w:hAnsi="Times New Roman" w:eastAsia="MS Mincho"/>
+                <w:b w:val="0"/>
+                <w:i w:val="0"/>
+                <w:sz w:val="20"/>
+              </w:rPr>
+              <w:t>EST</w:t>
+            </w:r>
+          </w:p>
+        </w:tc>
+        <w:tc>
+          <w:tcPr>
+            <w:tcW w:type="dxa" w:w="1881"/>
+          </w:tcPr>
+          <w:p>
+            <w:r/>
+            <w:r>
+              <w:rPr>
+                <w:rFonts w:ascii="Times New Roman" w:hAnsi="Times New Roman" w:eastAsia="MS Mincho"/>
+                <w:b w:val="0"/>
+                <w:i w:val="0"/>
+                <w:sz w:val="20"/>
+              </w:rPr>
+              <w:t>-6.19</w:t>
+            </w:r>
+          </w:p>
+        </w:tc>
+        <w:tc>
+          <w:tcPr>
+            <w:tcW w:type="dxa" w:w="1881"/>
+          </w:tcPr>
+          <w:p>
+            <w:r/>
+            <w:r>
+              <w:rPr>
+                <w:rFonts w:ascii="Times New Roman" w:hAnsi="Times New Roman" w:eastAsia="MS Mincho"/>
+                <w:b w:val="0"/>
+                <w:i w:val="0"/>
+                <w:sz w:val="20"/>
+              </w:rPr>
+              <w:t>-2.58</w:t>
+            </w:r>
+          </w:p>
+        </w:tc>
+        <w:tc>
+          <w:tcPr>
+            <w:tcW w:type="dxa" w:w="1881"/>
+          </w:tcPr>
+          <w:p>
+            <w:r/>
+            <w:r>
+              <w:rPr>
+                <w:rFonts w:ascii="Times New Roman" w:hAnsi="Times New Roman" w:eastAsia="MS Mincho"/>
+                <w:b w:val="0"/>
+                <w:i w:val="0"/>
+                <w:sz w:val="20"/>
+              </w:rPr>
+              <w:t>2.58</w:t>
+            </w:r>
+          </w:p>
+        </w:tc>
+      </w:tr>
+      <w:tr>
+        <w:tc>
+          <w:tcPr>
+            <w:tcW w:type="dxa" w:w="1881"/>
+          </w:tcPr>
+          <w:p>
+            <w:r/>
+            <w:r>
+              <w:rPr>
+                <w:rFonts w:ascii="Times New Roman" w:hAnsi="Times New Roman" w:eastAsia="MS Mincho"/>
+                <w:b w:val="0"/>
+                <w:i w:val="0"/>
+                <w:sz w:val="20"/>
+              </w:rPr>
+              <w:t>Luxembourg</w:t>
+            </w:r>
+          </w:p>
+        </w:tc>
+        <w:tc>
+          <w:tcPr>
+            <w:tcW w:type="dxa" w:w="1881"/>
+          </w:tcPr>
+          <w:p>
+            <w:r/>
+            <w:r>
+              <w:rPr>
+                <w:rFonts w:ascii="Times New Roman" w:hAnsi="Times New Roman" w:eastAsia="MS Mincho"/>
+                <w:b w:val="0"/>
+                <w:i w:val="0"/>
+                <w:sz w:val="20"/>
+              </w:rPr>
+              <w:t>LUX</w:t>
+            </w:r>
+          </w:p>
+        </w:tc>
+        <w:tc>
+          <w:tcPr>
+            <w:tcW w:type="dxa" w:w="1881"/>
+          </w:tcPr>
+          <w:p>
+            <w:r/>
+            <w:r>
+              <w:rPr>
+                <w:rFonts w:ascii="Times New Roman" w:hAnsi="Times New Roman" w:eastAsia="MS Mincho"/>
+                <w:b w:val="0"/>
+                <w:i w:val="0"/>
+                <w:sz w:val="20"/>
+              </w:rPr>
+              <w:t>-5.87</w:t>
+            </w:r>
+          </w:p>
+        </w:tc>
+        <w:tc>
+          <w:tcPr>
+            <w:tcW w:type="dxa" w:w="1881"/>
+          </w:tcPr>
+          <w:p>
+            <w:r/>
+            <w:r>
+              <w:rPr>
+                <w:rFonts w:ascii="Times New Roman" w:hAnsi="Times New Roman" w:eastAsia="MS Mincho"/>
+                <w:b w:val="0"/>
+                <w:i w:val="0"/>
+                <w:sz w:val="20"/>
+              </w:rPr>
+              <w:t>-2.72</w:t>
+            </w:r>
+          </w:p>
+        </w:tc>
+        <w:tc>
+          <w:tcPr>
+            <w:tcW w:type="dxa" w:w="1881"/>
+          </w:tcPr>
+          <w:p>
+            <w:r/>
+            <w:r>
+              <w:rPr>
+                <w:rFonts w:ascii="Times New Roman" w:hAnsi="Times New Roman" w:eastAsia="MS Mincho"/>
+                <w:b w:val="0"/>
+                <w:i w:val="0"/>
+                <w:sz w:val="20"/>
+              </w:rPr>
+              <w:t>2.72</w:t>
+            </w:r>
+          </w:p>
+        </w:tc>
+      </w:tr>
+      <w:tr>
+        <w:tc>
+          <w:tcPr>
+            <w:tcW w:type="dxa" w:w="1881"/>
+          </w:tcPr>
+          <w:p>
+            <w:r/>
+            <w:r>
+              <w:rPr>
+                <w:rFonts w:ascii="Times New Roman" w:hAnsi="Times New Roman" w:eastAsia="MS Mincho"/>
+                <w:b w:val="0"/>
+                <w:i w:val="0"/>
+                <w:sz w:val="20"/>
+              </w:rPr>
+              <w:t>Czech Republic</w:t>
+            </w:r>
+          </w:p>
+        </w:tc>
+        <w:tc>
+          <w:tcPr>
+            <w:tcW w:type="dxa" w:w="1881"/>
+          </w:tcPr>
+          <w:p>
+            <w:r/>
+            <w:r>
+              <w:rPr>
+                <w:rFonts w:ascii="Times New Roman" w:hAnsi="Times New Roman" w:eastAsia="MS Mincho"/>
+                <w:b w:val="0"/>
+                <w:i w:val="0"/>
+                <w:sz w:val="20"/>
+              </w:rPr>
+              <w:t>CZE</w:t>
+            </w:r>
+          </w:p>
+        </w:tc>
+        <w:tc>
+          <w:tcPr>
+            <w:tcW w:type="dxa" w:w="1881"/>
+          </w:tcPr>
+          <w:p>
+            <w:r/>
+            <w:r>
+              <w:rPr>
+                <w:rFonts w:ascii="Times New Roman" w:hAnsi="Times New Roman" w:eastAsia="MS Mincho"/>
+                <w:b w:val="0"/>
+                <w:i w:val="0"/>
+                <w:sz w:val="20"/>
+              </w:rPr>
+              <w:t>-5.42</w:t>
+            </w:r>
+          </w:p>
+        </w:tc>
+        <w:tc>
+          <w:tcPr>
+            <w:tcW w:type="dxa" w:w="1881"/>
+          </w:tcPr>
+          <w:p>
+            <w:r/>
+            <w:r>
+              <w:rPr>
+                <w:rFonts w:ascii="Times New Roman" w:hAnsi="Times New Roman" w:eastAsia="MS Mincho"/>
+                <w:b w:val="0"/>
+                <w:i w:val="0"/>
+                <w:sz w:val="20"/>
+              </w:rPr>
+              <w:t>-2.66</w:t>
+            </w:r>
+          </w:p>
+        </w:tc>
+        <w:tc>
+          <w:tcPr>
+            <w:tcW w:type="dxa" w:w="1881"/>
+          </w:tcPr>
+          <w:p>
+            <w:r/>
+            <w:r>
+              <w:rPr>
+                <w:rFonts w:ascii="Times New Roman" w:hAnsi="Times New Roman" w:eastAsia="MS Mincho"/>
+                <w:b w:val="0"/>
+                <w:i w:val="0"/>
+                <w:sz w:val="20"/>
+              </w:rPr>
+              <w:t>2.66</w:t>
+            </w:r>
+          </w:p>
+        </w:tc>
+      </w:tr>
+      <w:tr>
+        <w:tc>
+          <w:tcPr>
+            <w:tcW w:type="dxa" w:w="1881"/>
+          </w:tcPr>
+          <w:p>
+            <w:r/>
+            <w:r>
+              <w:rPr>
+                <w:rFonts w:ascii="Times New Roman" w:hAnsi="Times New Roman" w:eastAsia="MS Mincho"/>
+                <w:b w:val="0"/>
+                <w:i w:val="0"/>
+                <w:sz w:val="20"/>
+              </w:rPr>
+              <w:t>Poland</w:t>
+            </w:r>
+          </w:p>
+        </w:tc>
+        <w:tc>
+          <w:tcPr>
+            <w:tcW w:type="dxa" w:w="1881"/>
+          </w:tcPr>
+          <w:p>
+            <w:r/>
+            <w:r>
+              <w:rPr>
+                <w:rFonts w:ascii="Times New Roman" w:hAnsi="Times New Roman" w:eastAsia="MS Mincho"/>
+                <w:b w:val="0"/>
+                <w:i w:val="0"/>
+                <w:sz w:val="20"/>
+              </w:rPr>
+              <w:t>POL</w:t>
+            </w:r>
+          </w:p>
+        </w:tc>
+        <w:tc>
+          <w:tcPr>
+            <w:tcW w:type="dxa" w:w="1881"/>
+          </w:tcPr>
+          <w:p>
+            <w:r/>
+            <w:r>
+              <w:rPr>
+                <w:rFonts w:ascii="Times New Roman" w:hAnsi="Times New Roman" w:eastAsia="MS Mincho"/>
+                <w:b w:val="0"/>
+                <w:i w:val="0"/>
+                <w:sz w:val="20"/>
+              </w:rPr>
+              <w:t>-5.16</w:t>
+            </w:r>
+          </w:p>
+        </w:tc>
+        <w:tc>
+          <w:tcPr>
+            <w:tcW w:type="dxa" w:w="1881"/>
+          </w:tcPr>
+          <w:p>
+            <w:r/>
+            <w:r>
+              <w:rPr>
+                <w:rFonts w:ascii="Times New Roman" w:hAnsi="Times New Roman" w:eastAsia="MS Mincho"/>
+                <w:b w:val="0"/>
+                <w:i w:val="0"/>
+                <w:sz w:val="20"/>
+              </w:rPr>
+              <w:t>-2.08</w:t>
+            </w:r>
+          </w:p>
+        </w:tc>
+        <w:tc>
+          <w:tcPr>
+            <w:tcW w:type="dxa" w:w="1881"/>
+          </w:tcPr>
+          <w:p>
+            <w:r/>
+            <w:r>
+              <w:rPr>
+                <w:rFonts w:ascii="Times New Roman" w:hAnsi="Times New Roman" w:eastAsia="MS Mincho"/>
+                <w:b w:val="0"/>
+                <w:i w:val="0"/>
+                <w:sz w:val="20"/>
+              </w:rPr>
+              <w:t>2.08</w:t>
+            </w:r>
+          </w:p>
+        </w:tc>
+      </w:tr>
+      <w:tr>
+        <w:tc>
+          <w:tcPr>
+            <w:tcW w:type="dxa" w:w="1881"/>
+          </w:tcPr>
+          <w:p>
+            <w:r/>
+            <w:r>
+              <w:rPr>
+                <w:rFonts w:ascii="Times New Roman" w:hAnsi="Times New Roman" w:eastAsia="MS Mincho"/>
+                <w:b w:val="0"/>
+                <w:i w:val="0"/>
+                <w:sz w:val="20"/>
+              </w:rPr>
+              <w:t>Colombia</w:t>
+            </w:r>
+          </w:p>
+        </w:tc>
+        <w:tc>
+          <w:tcPr>
+            <w:tcW w:type="dxa" w:w="1881"/>
+          </w:tcPr>
+          <w:p>
+            <w:r/>
+            <w:r>
+              <w:rPr>
+                <w:rFonts w:ascii="Times New Roman" w:hAnsi="Times New Roman" w:eastAsia="MS Mincho"/>
+                <w:b w:val="0"/>
+                <w:i w:val="0"/>
+                <w:sz w:val="20"/>
+              </w:rPr>
+              <w:t>COL</w:t>
+            </w:r>
+          </w:p>
+        </w:tc>
+        <w:tc>
+          <w:tcPr>
+            <w:tcW w:type="dxa" w:w="1881"/>
+          </w:tcPr>
+          <w:p>
+            <w:r/>
+            <w:r>
+              <w:rPr>
+                <w:rFonts w:ascii="Times New Roman" w:hAnsi="Times New Roman" w:eastAsia="MS Mincho"/>
+                <w:b w:val="0"/>
+                <w:i w:val="0"/>
+                <w:sz w:val="20"/>
+              </w:rPr>
+              <w:t>-5.05</w:t>
+            </w:r>
+          </w:p>
+        </w:tc>
+        <w:tc>
+          <w:tcPr>
+            <w:tcW w:type="dxa" w:w="1881"/>
+          </w:tcPr>
+          <w:p>
+            <w:r/>
+            <w:r>
+              <w:rPr>
+                <w:rFonts w:ascii="Times New Roman" w:hAnsi="Times New Roman" w:eastAsia="MS Mincho"/>
+                <w:b w:val="0"/>
+                <w:i w:val="0"/>
+                <w:sz w:val="20"/>
+              </w:rPr>
+              <w:t>-2.71</w:t>
+            </w:r>
+          </w:p>
+        </w:tc>
+        <w:tc>
+          <w:tcPr>
+            <w:tcW w:type="dxa" w:w="1881"/>
+          </w:tcPr>
+          <w:p>
+            <w:r/>
+            <w:r>
+              <w:rPr>
+                <w:rFonts w:ascii="Times New Roman" w:hAnsi="Times New Roman" w:eastAsia="MS Mincho"/>
+                <w:b w:val="0"/>
+                <w:i w:val="0"/>
+                <w:sz w:val="20"/>
+              </w:rPr>
+              <w:t>2.71</w:t>
+            </w:r>
+          </w:p>
+        </w:tc>
+      </w:tr>
+      <w:tr>
+        <w:tc>
+          <w:tcPr>
+            <w:tcW w:type="dxa" w:w="1881"/>
+          </w:tcPr>
+          <w:p>
+            <w:r/>
+            <w:r>
+              <w:rPr>
+                <w:rFonts w:ascii="Times New Roman" w:hAnsi="Times New Roman" w:eastAsia="MS Mincho"/>
+                <w:b w:val="0"/>
+                <w:i w:val="0"/>
+                <w:sz w:val="20"/>
+              </w:rPr>
+              <w:t>Belgium</w:t>
+            </w:r>
+          </w:p>
+        </w:tc>
+        <w:tc>
+          <w:tcPr>
+            <w:tcW w:type="dxa" w:w="1881"/>
+          </w:tcPr>
+          <w:p>
+            <w:r/>
+            <w:r>
+              <w:rPr>
+                <w:rFonts w:ascii="Times New Roman" w:hAnsi="Times New Roman" w:eastAsia="MS Mincho"/>
+                <w:b w:val="0"/>
+                <w:i w:val="0"/>
+                <w:sz w:val="20"/>
+              </w:rPr>
+              <w:t>BEL</w:t>
+            </w:r>
+          </w:p>
+        </w:tc>
+        <w:tc>
+          <w:tcPr>
+            <w:tcW w:type="dxa" w:w="1881"/>
+          </w:tcPr>
+          <w:p>
+            <w:r/>
+            <w:r>
+              <w:rPr>
+                <w:rFonts w:ascii="Times New Roman" w:hAnsi="Times New Roman" w:eastAsia="MS Mincho"/>
+                <w:b w:val="0"/>
+                <w:i w:val="0"/>
+                <w:sz w:val="20"/>
+              </w:rPr>
+              <w:t>-4.99</w:t>
+            </w:r>
+          </w:p>
+        </w:tc>
+        <w:tc>
+          <w:tcPr>
+            <w:tcW w:type="dxa" w:w="1881"/>
+          </w:tcPr>
+          <w:p>
+            <w:r/>
+            <w:r>
+              <w:rPr>
+                <w:rFonts w:ascii="Times New Roman" w:hAnsi="Times New Roman" w:eastAsia="MS Mincho"/>
+                <w:b w:val="0"/>
+                <w:i w:val="0"/>
+                <w:sz w:val="20"/>
+              </w:rPr>
+              <w:t>-1.89</w:t>
+            </w:r>
+          </w:p>
+        </w:tc>
+        <w:tc>
+          <w:tcPr>
+            <w:tcW w:type="dxa" w:w="1881"/>
+          </w:tcPr>
+          <w:p>
+            <w:r/>
+            <w:r>
+              <w:rPr>
+                <w:rFonts w:ascii="Times New Roman" w:hAnsi="Times New Roman" w:eastAsia="MS Mincho"/>
+                <w:b w:val="0"/>
+                <w:i w:val="0"/>
+                <w:sz w:val="20"/>
+              </w:rPr>
+              <w:t>1.89</w:t>
+            </w:r>
+          </w:p>
+        </w:tc>
+      </w:tr>
+      <w:tr>
+        <w:tc>
+          <w:tcPr>
+            <w:tcW w:type="dxa" w:w="1881"/>
+          </w:tcPr>
+          <w:p>
+            <w:r/>
+            <w:r>
+              <w:rPr>
+                <w:rFonts w:ascii="Times New Roman" w:hAnsi="Times New Roman" w:eastAsia="MS Mincho"/>
+                <w:b w:val="0"/>
+                <w:i w:val="0"/>
+                <w:sz w:val="20"/>
+              </w:rPr>
+              <w:t>Canada</w:t>
+            </w:r>
+          </w:p>
+        </w:tc>
+        <w:tc>
+          <w:tcPr>
+            <w:tcW w:type="dxa" w:w="1881"/>
+          </w:tcPr>
+          <w:p>
+            <w:r/>
+            <w:r>
+              <w:rPr>
+                <w:rFonts w:ascii="Times New Roman" w:hAnsi="Times New Roman" w:eastAsia="MS Mincho"/>
+                <w:b w:val="0"/>
+                <w:i w:val="0"/>
+                <w:sz w:val="20"/>
+              </w:rPr>
+              <w:t>CAN</w:t>
+            </w:r>
+          </w:p>
+        </w:tc>
+        <w:tc>
+          <w:tcPr>
+            <w:tcW w:type="dxa" w:w="1881"/>
+          </w:tcPr>
+          <w:p>
+            <w:r/>
+            <w:r>
+              <w:rPr>
+                <w:rFonts w:ascii="Times New Roman" w:hAnsi="Times New Roman" w:eastAsia="MS Mincho"/>
+                <w:b w:val="0"/>
+                <w:i w:val="0"/>
+                <w:sz w:val="20"/>
+              </w:rPr>
+              <w:t>-4.85</w:t>
+            </w:r>
+          </w:p>
+        </w:tc>
+        <w:tc>
+          <w:tcPr>
+            <w:tcW w:type="dxa" w:w="1881"/>
+          </w:tcPr>
+          <w:p>
+            <w:r/>
+            <w:r>
+              <w:rPr>
+                <w:rFonts w:ascii="Times New Roman" w:hAnsi="Times New Roman" w:eastAsia="MS Mincho"/>
+                <w:b w:val="0"/>
+                <w:i w:val="0"/>
+                <w:sz w:val="20"/>
+              </w:rPr>
+              <w:t>-1.45</w:t>
+            </w:r>
+          </w:p>
+        </w:tc>
+        <w:tc>
+          <w:tcPr>
+            <w:tcW w:type="dxa" w:w="1881"/>
+          </w:tcPr>
+          <w:p>
+            <w:r/>
+            <w:r>
+              <w:rPr>
+                <w:rFonts w:ascii="Times New Roman" w:hAnsi="Times New Roman" w:eastAsia="MS Mincho"/>
+                <w:b w:val="0"/>
+                <w:i w:val="0"/>
+                <w:sz w:val="20"/>
+              </w:rPr>
+              <w:t>1.45</w:t>
+            </w:r>
+          </w:p>
+        </w:tc>
+      </w:tr>
+      <w:tr>
+        <w:tc>
+          <w:tcPr>
+            <w:tcW w:type="dxa" w:w="1881"/>
+          </w:tcPr>
+          <w:p>
+            <w:r/>
+            <w:r>
+              <w:rPr>
+                <w:rFonts w:ascii="Times New Roman" w:hAnsi="Times New Roman" w:eastAsia="MS Mincho"/>
+                <w:b w:val="0"/>
+                <w:i w:val="0"/>
+                <w:sz w:val="20"/>
+              </w:rPr>
+              <w:t>Australia</w:t>
+            </w:r>
+          </w:p>
+        </w:tc>
+        <w:tc>
+          <w:tcPr>
+            <w:tcW w:type="dxa" w:w="1881"/>
+          </w:tcPr>
+          <w:p>
+            <w:r/>
+            <w:r>
+              <w:rPr>
+                <w:rFonts w:ascii="Times New Roman" w:hAnsi="Times New Roman" w:eastAsia="MS Mincho"/>
+                <w:b w:val="0"/>
+                <w:i w:val="0"/>
+                <w:sz w:val="20"/>
+              </w:rPr>
+              <w:t>AUS</w:t>
+            </w:r>
+          </w:p>
+        </w:tc>
+        <w:tc>
+          <w:tcPr>
+            <w:tcW w:type="dxa" w:w="1881"/>
+          </w:tcPr>
+          <w:p>
+            <w:r/>
+            <w:r>
+              <w:rPr>
+                <w:rFonts w:ascii="Times New Roman" w:hAnsi="Times New Roman" w:eastAsia="MS Mincho"/>
+                <w:b w:val="0"/>
+                <w:i w:val="0"/>
+                <w:sz w:val="20"/>
+              </w:rPr>
+              <w:t>-4.84</w:t>
+            </w:r>
+          </w:p>
+        </w:tc>
+        <w:tc>
+          <w:tcPr>
+            <w:tcW w:type="dxa" w:w="1881"/>
+          </w:tcPr>
+          <w:p>
+            <w:r/>
+            <w:r>
+              <w:rPr>
+                <w:rFonts w:ascii="Times New Roman" w:hAnsi="Times New Roman" w:eastAsia="MS Mincho"/>
+                <w:b w:val="0"/>
+                <w:i w:val="0"/>
+                <w:sz w:val="20"/>
+              </w:rPr>
+              <w:t>-1.79</w:t>
+            </w:r>
+          </w:p>
+        </w:tc>
+        <w:tc>
+          <w:tcPr>
+            <w:tcW w:type="dxa" w:w="1881"/>
+          </w:tcPr>
+          <w:p>
+            <w:r/>
+            <w:r>
+              <w:rPr>
+                <w:rFonts w:ascii="Times New Roman" w:hAnsi="Times New Roman" w:eastAsia="MS Mincho"/>
+                <w:b w:val="0"/>
+                <w:i w:val="0"/>
+                <w:sz w:val="20"/>
+              </w:rPr>
+              <w:t>1.79</w:t>
+            </w:r>
+          </w:p>
+        </w:tc>
+      </w:tr>
+      <w:tr>
+        <w:tc>
+          <w:tcPr>
+            <w:tcW w:type="dxa" w:w="1881"/>
+          </w:tcPr>
+          <w:p>
+            <w:r/>
+            <w:r>
+              <w:rPr>
+                <w:rFonts w:ascii="Times New Roman" w:hAnsi="Times New Roman" w:eastAsia="MS Mincho"/>
+                <w:b w:val="0"/>
+                <w:i w:val="0"/>
+                <w:sz w:val="20"/>
+              </w:rPr>
+              <w:t>Mexico</w:t>
+            </w:r>
+          </w:p>
+        </w:tc>
+        <w:tc>
+          <w:tcPr>
+            <w:tcW w:type="dxa" w:w="1881"/>
+          </w:tcPr>
+          <w:p>
+            <w:r/>
+            <w:r>
+              <w:rPr>
+                <w:rFonts w:ascii="Times New Roman" w:hAnsi="Times New Roman" w:eastAsia="MS Mincho"/>
+                <w:b w:val="0"/>
+                <w:i w:val="0"/>
+                <w:sz w:val="20"/>
+              </w:rPr>
+              <w:t>MEX</w:t>
+            </w:r>
+          </w:p>
+        </w:tc>
+        <w:tc>
+          <w:tcPr>
+            <w:tcW w:type="dxa" w:w="1881"/>
+          </w:tcPr>
+          <w:p>
+            <w:r/>
+            <w:r>
+              <w:rPr>
+                <w:rFonts w:ascii="Times New Roman" w:hAnsi="Times New Roman" w:eastAsia="MS Mincho"/>
+                <w:b w:val="0"/>
+                <w:i w:val="0"/>
+                <w:sz w:val="20"/>
+              </w:rPr>
+              <w:t>-4.84</w:t>
+            </w:r>
+          </w:p>
+        </w:tc>
+        <w:tc>
+          <w:tcPr>
+            <w:tcW w:type="dxa" w:w="1881"/>
+          </w:tcPr>
+          <w:p>
+            <w:r/>
+            <w:r>
+              <w:rPr>
+                <w:rFonts w:ascii="Times New Roman" w:hAnsi="Times New Roman" w:eastAsia="MS Mincho"/>
+                <w:b w:val="0"/>
+                <w:i w:val="0"/>
+                <w:sz w:val="20"/>
+              </w:rPr>
+              <w:t>-2.93</w:t>
+            </w:r>
+          </w:p>
+        </w:tc>
+        <w:tc>
+          <w:tcPr>
+            <w:tcW w:type="dxa" w:w="1881"/>
+          </w:tcPr>
+          <w:p>
+            <w:r/>
+            <w:r>
+              <w:rPr>
+                <w:rFonts w:ascii="Times New Roman" w:hAnsi="Times New Roman" w:eastAsia="MS Mincho"/>
+                <w:b w:val="0"/>
+                <w:i w:val="0"/>
+                <w:sz w:val="20"/>
+              </w:rPr>
+              <w:t>2.93</w:t>
+            </w:r>
+          </w:p>
+        </w:tc>
+      </w:tr>
+      <w:tr>
+        <w:tc>
+          <w:tcPr>
+            <w:tcW w:type="dxa" w:w="1881"/>
+          </w:tcPr>
+          <w:p>
+            <w:r/>
+            <w:r>
+              <w:rPr>
+                <w:rFonts w:ascii="Times New Roman" w:hAnsi="Times New Roman" w:eastAsia="MS Mincho"/>
+                <w:b w:val="0"/>
+                <w:i w:val="0"/>
+                <w:sz w:val="20"/>
+              </w:rPr>
+              <w:t>Slovenia</w:t>
+            </w:r>
+          </w:p>
+        </w:tc>
+        <w:tc>
+          <w:tcPr>
+            <w:tcW w:type="dxa" w:w="1881"/>
+          </w:tcPr>
+          <w:p>
+            <w:r/>
+            <w:r>
+              <w:rPr>
+                <w:rFonts w:ascii="Times New Roman" w:hAnsi="Times New Roman" w:eastAsia="MS Mincho"/>
+                <w:b w:val="0"/>
+                <w:i w:val="0"/>
+                <w:sz w:val="20"/>
+              </w:rPr>
+              <w:t>SVN</w:t>
+            </w:r>
+          </w:p>
+        </w:tc>
+        <w:tc>
+          <w:tcPr>
+            <w:tcW w:type="dxa" w:w="1881"/>
+          </w:tcPr>
+          <w:p>
+            <w:r/>
+            <w:r>
+              <w:rPr>
+                <w:rFonts w:ascii="Times New Roman" w:hAnsi="Times New Roman" w:eastAsia="MS Mincho"/>
+                <w:b w:val="0"/>
+                <w:i w:val="0"/>
+                <w:sz w:val="20"/>
+              </w:rPr>
+              <w:t>-4.38</w:t>
+            </w:r>
+          </w:p>
+        </w:tc>
+        <w:tc>
+          <w:tcPr>
+            <w:tcW w:type="dxa" w:w="1881"/>
+          </w:tcPr>
+          <w:p>
+            <w:r/>
+            <w:r>
+              <w:rPr>
+                <w:rFonts w:ascii="Times New Roman" w:hAnsi="Times New Roman" w:eastAsia="MS Mincho"/>
+                <w:b w:val="0"/>
+                <w:i w:val="0"/>
+                <w:sz w:val="20"/>
+              </w:rPr>
+              <w:t>-1.5</w:t>
+            </w:r>
+          </w:p>
+        </w:tc>
+        <w:tc>
+          <w:tcPr>
+            <w:tcW w:type="dxa" w:w="1881"/>
+          </w:tcPr>
+          <w:p>
+            <w:r/>
+            <w:r>
+              <w:rPr>
+                <w:rFonts w:ascii="Times New Roman" w:hAnsi="Times New Roman" w:eastAsia="MS Mincho"/>
+                <w:b w:val="0"/>
+                <w:i w:val="0"/>
+                <w:sz w:val="20"/>
+              </w:rPr>
+              <w:t>1.5</w:t>
+            </w:r>
+          </w:p>
+        </w:tc>
+      </w:tr>
+      <w:tr>
+        <w:tc>
+          <w:tcPr>
+            <w:tcW w:type="dxa" w:w="1881"/>
+          </w:tcPr>
+          <w:p>
+            <w:r/>
+            <w:r>
+              <w:rPr>
+                <w:rFonts w:ascii="Times New Roman" w:hAnsi="Times New Roman" w:eastAsia="MS Mincho"/>
+                <w:b w:val="0"/>
+                <w:i w:val="0"/>
+                <w:sz w:val="20"/>
+              </w:rPr>
+              <w:t>France</w:t>
+            </w:r>
+          </w:p>
+        </w:tc>
+        <w:tc>
+          <w:tcPr>
+            <w:tcW w:type="dxa" w:w="1881"/>
+          </w:tcPr>
+          <w:p>
+            <w:r/>
+            <w:r>
+              <w:rPr>
+                <w:rFonts w:ascii="Times New Roman" w:hAnsi="Times New Roman" w:eastAsia="MS Mincho"/>
+                <w:b w:val="0"/>
+                <w:i w:val="0"/>
+                <w:sz w:val="20"/>
+              </w:rPr>
+              <w:t>FRA</w:t>
+            </w:r>
+          </w:p>
+        </w:tc>
+        <w:tc>
+          <w:tcPr>
+            <w:tcW w:type="dxa" w:w="1881"/>
+          </w:tcPr>
+          <w:p>
+            <w:r/>
+            <w:r>
+              <w:rPr>
+                <w:rFonts w:ascii="Times New Roman" w:hAnsi="Times New Roman" w:eastAsia="MS Mincho"/>
+                <w:b w:val="0"/>
+                <w:i w:val="0"/>
+                <w:sz w:val="20"/>
+              </w:rPr>
+              <w:t>-4.33</w:t>
+            </w:r>
+          </w:p>
+        </w:tc>
+        <w:tc>
+          <w:tcPr>
+            <w:tcW w:type="dxa" w:w="1881"/>
+          </w:tcPr>
+          <w:p>
+            <w:r/>
+            <w:r>
+              <w:rPr>
+                <w:rFonts w:ascii="Times New Roman" w:hAnsi="Times New Roman" w:eastAsia="MS Mincho"/>
+                <w:b w:val="0"/>
+                <w:i w:val="0"/>
+                <w:sz w:val="20"/>
+              </w:rPr>
+              <w:t>-1.56</w:t>
+            </w:r>
+          </w:p>
+        </w:tc>
+        <w:tc>
+          <w:tcPr>
+            <w:tcW w:type="dxa" w:w="1881"/>
+          </w:tcPr>
+          <w:p>
+            <w:r/>
+            <w:r>
+              <w:rPr>
+                <w:rFonts w:ascii="Times New Roman" w:hAnsi="Times New Roman" w:eastAsia="MS Mincho"/>
+                <w:b w:val="0"/>
+                <w:i w:val="0"/>
+                <w:sz w:val="20"/>
+              </w:rPr>
+              <w:t>1.56</w:t>
+            </w:r>
+          </w:p>
+        </w:tc>
+      </w:tr>
+      <w:tr>
+        <w:tc>
+          <w:tcPr>
+            <w:tcW w:type="dxa" w:w="1881"/>
+          </w:tcPr>
+          <w:p>
+            <w:r/>
+            <w:r>
+              <w:rPr>
+                <w:rFonts w:ascii="Times New Roman" w:hAnsi="Times New Roman" w:eastAsia="MS Mincho"/>
+                <w:b w:val="0"/>
+                <w:i w:val="0"/>
+                <w:sz w:val="20"/>
+              </w:rPr>
+              <w:t>Netherlands</w:t>
+            </w:r>
+          </w:p>
+        </w:tc>
+        <w:tc>
+          <w:tcPr>
+            <w:tcW w:type="dxa" w:w="1881"/>
+          </w:tcPr>
+          <w:p>
+            <w:r/>
+            <w:r>
+              <w:rPr>
+                <w:rFonts w:ascii="Times New Roman" w:hAnsi="Times New Roman" w:eastAsia="MS Mincho"/>
+                <w:b w:val="0"/>
+                <w:i w:val="0"/>
+                <w:sz w:val="20"/>
+              </w:rPr>
+              <w:t>NLD</w:t>
+            </w:r>
+          </w:p>
+        </w:tc>
+        <w:tc>
+          <w:tcPr>
+            <w:tcW w:type="dxa" w:w="1881"/>
+          </w:tcPr>
+          <w:p>
+            <w:r/>
+            <w:r>
+              <w:rPr>
+                <w:rFonts w:ascii="Times New Roman" w:hAnsi="Times New Roman" w:eastAsia="MS Mincho"/>
+                <w:b w:val="0"/>
+                <w:i w:val="0"/>
+                <w:sz w:val="20"/>
+              </w:rPr>
+              <w:t>-4.29</w:t>
+            </w:r>
+          </w:p>
+        </w:tc>
+        <w:tc>
+          <w:tcPr>
+            <w:tcW w:type="dxa" w:w="1881"/>
+          </w:tcPr>
+          <w:p>
+            <w:r/>
+            <w:r>
+              <w:rPr>
+                <w:rFonts w:ascii="Times New Roman" w:hAnsi="Times New Roman" w:eastAsia="MS Mincho"/>
+                <w:b w:val="0"/>
+                <w:i w:val="0"/>
+                <w:sz w:val="20"/>
+              </w:rPr>
+              <w:t>-1.43</w:t>
+            </w:r>
+          </w:p>
+        </w:tc>
+        <w:tc>
+          <w:tcPr>
+            <w:tcW w:type="dxa" w:w="1881"/>
+          </w:tcPr>
+          <w:p>
+            <w:r/>
+            <w:r>
+              <w:rPr>
+                <w:rFonts w:ascii="Times New Roman" w:hAnsi="Times New Roman" w:eastAsia="MS Mincho"/>
+                <w:b w:val="0"/>
+                <w:i w:val="0"/>
+                <w:sz w:val="20"/>
+              </w:rPr>
+              <w:t>1.43</w:t>
+            </w:r>
+          </w:p>
+        </w:tc>
+      </w:tr>
+      <w:tr>
+        <w:tc>
+          <w:tcPr>
+            <w:tcW w:type="dxa" w:w="1881"/>
+          </w:tcPr>
+          <w:p>
+            <w:r/>
+            <w:r>
+              <w:rPr>
+                <w:rFonts w:ascii="Times New Roman" w:hAnsi="Times New Roman" w:eastAsia="MS Mincho"/>
+                <w:b w:val="0"/>
+                <w:i w:val="0"/>
+                <w:sz w:val="20"/>
+              </w:rPr>
+              <w:t>Hungary</w:t>
+            </w:r>
+          </w:p>
+        </w:tc>
+        <w:tc>
+          <w:tcPr>
+            <w:tcW w:type="dxa" w:w="1881"/>
+          </w:tcPr>
+          <w:p>
+            <w:r/>
+            <w:r>
+              <w:rPr>
+                <w:rFonts w:ascii="Times New Roman" w:hAnsi="Times New Roman" w:eastAsia="MS Mincho"/>
+                <w:b w:val="0"/>
+                <w:i w:val="0"/>
+                <w:sz w:val="20"/>
+              </w:rPr>
+              <w:t>HUN</w:t>
+            </w:r>
+          </w:p>
+        </w:tc>
+        <w:tc>
+          <w:tcPr>
+            <w:tcW w:type="dxa" w:w="1881"/>
+          </w:tcPr>
+          <w:p>
+            <w:r/>
+            <w:r>
+              <w:rPr>
+                <w:rFonts w:ascii="Times New Roman" w:hAnsi="Times New Roman" w:eastAsia="MS Mincho"/>
+                <w:b w:val="0"/>
+                <w:i w:val="0"/>
+                <w:sz w:val="20"/>
+              </w:rPr>
+              <w:t>-4.2</w:t>
+            </w:r>
+          </w:p>
+        </w:tc>
+        <w:tc>
+          <w:tcPr>
+            <w:tcW w:type="dxa" w:w="1881"/>
+          </w:tcPr>
+          <w:p>
+            <w:r/>
+            <w:r>
+              <w:rPr>
+                <w:rFonts w:ascii="Times New Roman" w:hAnsi="Times New Roman" w:eastAsia="MS Mincho"/>
+                <w:b w:val="0"/>
+                <w:i w:val="0"/>
+                <w:sz w:val="20"/>
+              </w:rPr>
+              <w:t>-1.62</w:t>
+            </w:r>
+          </w:p>
+        </w:tc>
+        <w:tc>
+          <w:tcPr>
+            <w:tcW w:type="dxa" w:w="1881"/>
+          </w:tcPr>
+          <w:p>
+            <w:r/>
+            <w:r>
+              <w:rPr>
+                <w:rFonts w:ascii="Times New Roman" w:hAnsi="Times New Roman" w:eastAsia="MS Mincho"/>
+                <w:b w:val="0"/>
+                <w:i w:val="0"/>
+                <w:sz w:val="20"/>
+              </w:rPr>
+              <w:t>1.62</w:t>
+            </w:r>
+          </w:p>
+        </w:tc>
+      </w:tr>
+      <w:tr>
+        <w:tc>
+          <w:tcPr>
+            <w:tcW w:type="dxa" w:w="1881"/>
+          </w:tcPr>
+          <w:p>
+            <w:r/>
+            <w:r>
+              <w:rPr>
+                <w:rFonts w:ascii="Times New Roman" w:hAnsi="Times New Roman" w:eastAsia="MS Mincho"/>
+                <w:b w:val="0"/>
+                <w:i w:val="0"/>
+                <w:sz w:val="20"/>
+              </w:rPr>
+              <w:t>Sweden</w:t>
+            </w:r>
+          </w:p>
+        </w:tc>
+        <w:tc>
+          <w:tcPr>
+            <w:tcW w:type="dxa" w:w="1881"/>
+          </w:tcPr>
+          <w:p>
+            <w:r/>
+            <w:r>
+              <w:rPr>
+                <w:rFonts w:ascii="Times New Roman" w:hAnsi="Times New Roman" w:eastAsia="MS Mincho"/>
+                <w:b w:val="0"/>
+                <w:i w:val="0"/>
+                <w:sz w:val="20"/>
+              </w:rPr>
+              <w:t>SWE</w:t>
+            </w:r>
+          </w:p>
+        </w:tc>
+        <w:tc>
+          <w:tcPr>
+            <w:tcW w:type="dxa" w:w="1881"/>
+          </w:tcPr>
+          <w:p>
+            <w:r/>
+            <w:r>
+              <w:rPr>
+                <w:rFonts w:ascii="Times New Roman" w:hAnsi="Times New Roman" w:eastAsia="MS Mincho"/>
+                <w:b w:val="0"/>
+                <w:i w:val="0"/>
+                <w:sz w:val="20"/>
+              </w:rPr>
+              <w:t>-4.2</w:t>
+            </w:r>
+          </w:p>
+        </w:tc>
+        <w:tc>
+          <w:tcPr>
+            <w:tcW w:type="dxa" w:w="1881"/>
+          </w:tcPr>
+          <w:p>
+            <w:r/>
+            <w:r>
+              <w:rPr>
+                <w:rFonts w:ascii="Times New Roman" w:hAnsi="Times New Roman" w:eastAsia="MS Mincho"/>
+                <w:b w:val="0"/>
+                <w:i w:val="0"/>
+                <w:sz w:val="20"/>
+              </w:rPr>
+              <w:t>-1.81</w:t>
+            </w:r>
+          </w:p>
+        </w:tc>
+        <w:tc>
+          <w:tcPr>
+            <w:tcW w:type="dxa" w:w="1881"/>
+          </w:tcPr>
+          <w:p>
+            <w:r/>
+            <w:r>
+              <w:rPr>
+                <w:rFonts w:ascii="Times New Roman" w:hAnsi="Times New Roman" w:eastAsia="MS Mincho"/>
+                <w:b w:val="0"/>
+                <w:i w:val="0"/>
+                <w:sz w:val="20"/>
+              </w:rPr>
+              <w:t>1.81</w:t>
+            </w:r>
+          </w:p>
+        </w:tc>
+      </w:tr>
+      <w:tr>
+        <w:tc>
+          <w:tcPr>
+            <w:tcW w:type="dxa" w:w="1881"/>
+          </w:tcPr>
+          <w:p>
+            <w:r/>
+            <w:r>
+              <w:rPr>
+                <w:rFonts w:ascii="Times New Roman" w:hAnsi="Times New Roman" w:eastAsia="MS Mincho"/>
+                <w:b w:val="0"/>
+                <w:i w:val="0"/>
+                <w:sz w:val="20"/>
+              </w:rPr>
+              <w:t>United Kingdom</w:t>
+            </w:r>
+          </w:p>
+        </w:tc>
+        <w:tc>
+          <w:tcPr>
+            <w:tcW w:type="dxa" w:w="1881"/>
+          </w:tcPr>
+          <w:p>
+            <w:r/>
+            <w:r>
+              <w:rPr>
+                <w:rFonts w:ascii="Times New Roman" w:hAnsi="Times New Roman" w:eastAsia="MS Mincho"/>
+                <w:b w:val="0"/>
+                <w:i w:val="0"/>
+                <w:sz w:val="20"/>
+              </w:rPr>
+              <w:t>GBR</w:t>
+            </w:r>
+          </w:p>
+        </w:tc>
+        <w:tc>
+          <w:tcPr>
+            <w:tcW w:type="dxa" w:w="1881"/>
+          </w:tcPr>
+          <w:p>
+            <w:r/>
+            <w:r>
+              <w:rPr>
+                <w:rFonts w:ascii="Times New Roman" w:hAnsi="Times New Roman" w:eastAsia="MS Mincho"/>
+                <w:b w:val="0"/>
+                <w:i w:val="0"/>
+                <w:sz w:val="20"/>
+              </w:rPr>
+              <w:t>-4.15</w:t>
+            </w:r>
+          </w:p>
+        </w:tc>
+        <w:tc>
+          <w:tcPr>
+            <w:tcW w:type="dxa" w:w="1881"/>
+          </w:tcPr>
+          <w:p>
+            <w:r/>
+            <w:r>
+              <w:rPr>
+                <w:rFonts w:ascii="Times New Roman" w:hAnsi="Times New Roman" w:eastAsia="MS Mincho"/>
+                <w:b w:val="0"/>
+                <w:i w:val="0"/>
+                <w:sz w:val="20"/>
+              </w:rPr>
+              <w:t>-1.84</w:t>
+            </w:r>
+          </w:p>
+        </w:tc>
+        <w:tc>
+          <w:tcPr>
+            <w:tcW w:type="dxa" w:w="1881"/>
+          </w:tcPr>
+          <w:p>
+            <w:r/>
+            <w:r>
+              <w:rPr>
+                <w:rFonts w:ascii="Times New Roman" w:hAnsi="Times New Roman" w:eastAsia="MS Mincho"/>
+                <w:b w:val="0"/>
+                <w:i w:val="0"/>
+                <w:sz w:val="20"/>
+              </w:rPr>
+              <w:t>1.84</w:t>
+            </w:r>
+          </w:p>
+        </w:tc>
+      </w:tr>
+      <w:tr>
+        <w:tc>
+          <w:tcPr>
+            <w:tcW w:type="dxa" w:w="1881"/>
+          </w:tcPr>
+          <w:p>
+            <w:r/>
+            <w:r>
+              <w:rPr>
+                <w:rFonts w:ascii="Times New Roman" w:hAnsi="Times New Roman" w:eastAsia="MS Mincho"/>
+                <w:b w:val="0"/>
+                <w:i w:val="0"/>
+                <w:sz w:val="20"/>
+              </w:rPr>
+              <w:t>New Zealand</w:t>
+            </w:r>
+          </w:p>
+        </w:tc>
+        <w:tc>
+          <w:tcPr>
+            <w:tcW w:type="dxa" w:w="1881"/>
+          </w:tcPr>
+          <w:p>
+            <w:r/>
+            <w:r>
+              <w:rPr>
+                <w:rFonts w:ascii="Times New Roman" w:hAnsi="Times New Roman" w:eastAsia="MS Mincho"/>
+                <w:b w:val="0"/>
+                <w:i w:val="0"/>
+                <w:sz w:val="20"/>
+              </w:rPr>
+              <w:t>NZL</w:t>
+            </w:r>
+          </w:p>
+        </w:tc>
+        <w:tc>
+          <w:tcPr>
+            <w:tcW w:type="dxa" w:w="1881"/>
+          </w:tcPr>
+          <w:p>
+            <w:r/>
+            <w:r>
+              <w:rPr>
+                <w:rFonts w:ascii="Times New Roman" w:hAnsi="Times New Roman" w:eastAsia="MS Mincho"/>
+                <w:b w:val="0"/>
+                <w:i w:val="0"/>
+                <w:sz w:val="20"/>
+              </w:rPr>
+              <w:t>-4.07</w:t>
+            </w:r>
+          </w:p>
+        </w:tc>
+        <w:tc>
+          <w:tcPr>
+            <w:tcW w:type="dxa" w:w="1881"/>
+          </w:tcPr>
+          <w:p>
+            <w:r/>
+            <w:r>
+              <w:rPr>
+                <w:rFonts w:ascii="Times New Roman" w:hAnsi="Times New Roman" w:eastAsia="MS Mincho"/>
+                <w:b w:val="0"/>
+                <w:i w:val="0"/>
+                <w:sz w:val="20"/>
+              </w:rPr>
+              <w:t>-1.7</w:t>
+            </w:r>
+          </w:p>
+        </w:tc>
+        <w:tc>
+          <w:tcPr>
+            <w:tcW w:type="dxa" w:w="1881"/>
+          </w:tcPr>
+          <w:p>
+            <w:r/>
+            <w:r>
+              <w:rPr>
+                <w:rFonts w:ascii="Times New Roman" w:hAnsi="Times New Roman" w:eastAsia="MS Mincho"/>
+                <w:b w:val="0"/>
+                <w:i w:val="0"/>
+                <w:sz w:val="20"/>
+              </w:rPr>
+              <w:t>1.7</w:t>
+            </w:r>
+          </w:p>
+        </w:tc>
+      </w:tr>
+      <w:tr>
+        <w:tc>
+          <w:tcPr>
+            <w:tcW w:type="dxa" w:w="1881"/>
+          </w:tcPr>
+          <w:p>
+            <w:r/>
+            <w:r>
+              <w:rPr>
+                <w:rFonts w:ascii="Times New Roman" w:hAnsi="Times New Roman" w:eastAsia="MS Mincho"/>
+                <w:b w:val="0"/>
+                <w:i w:val="0"/>
+                <w:sz w:val="20"/>
+              </w:rPr>
+              <w:t>Latvia</w:t>
+            </w:r>
+          </w:p>
+        </w:tc>
+        <w:tc>
+          <w:tcPr>
+            <w:tcW w:type="dxa" w:w="1881"/>
+          </w:tcPr>
+          <w:p>
+            <w:r/>
+            <w:r>
+              <w:rPr>
+                <w:rFonts w:ascii="Times New Roman" w:hAnsi="Times New Roman" w:eastAsia="MS Mincho"/>
+                <w:b w:val="0"/>
+                <w:i w:val="0"/>
+                <w:sz w:val="20"/>
+              </w:rPr>
+              <w:t>LVA</w:t>
+            </w:r>
+          </w:p>
+        </w:tc>
+        <w:tc>
+          <w:tcPr>
+            <w:tcW w:type="dxa" w:w="1881"/>
+          </w:tcPr>
+          <w:p>
+            <w:r/>
+            <w:r>
+              <w:rPr>
+                <w:rFonts w:ascii="Times New Roman" w:hAnsi="Times New Roman" w:eastAsia="MS Mincho"/>
+                <w:b w:val="0"/>
+                <w:i w:val="0"/>
+                <w:sz w:val="20"/>
+              </w:rPr>
+              <w:t>-3.97</w:t>
+            </w:r>
+          </w:p>
+        </w:tc>
+        <w:tc>
+          <w:tcPr>
+            <w:tcW w:type="dxa" w:w="1881"/>
+          </w:tcPr>
+          <w:p>
+            <w:r/>
+            <w:r>
+              <w:rPr>
+                <w:rFonts w:ascii="Times New Roman" w:hAnsi="Times New Roman" w:eastAsia="MS Mincho"/>
+                <w:b w:val="0"/>
+                <w:i w:val="0"/>
+                <w:sz w:val="20"/>
+              </w:rPr>
+              <w:t>-1.93</w:t>
+            </w:r>
+          </w:p>
+        </w:tc>
+        <w:tc>
+          <w:tcPr>
+            <w:tcW w:type="dxa" w:w="1881"/>
+          </w:tcPr>
+          <w:p>
+            <w:r/>
+            <w:r>
+              <w:rPr>
+                <w:rFonts w:ascii="Times New Roman" w:hAnsi="Times New Roman" w:eastAsia="MS Mincho"/>
+                <w:b w:val="0"/>
+                <w:i w:val="0"/>
+                <w:sz w:val="20"/>
+              </w:rPr>
+              <w:t>1.93</w:t>
+            </w:r>
+          </w:p>
+        </w:tc>
+      </w:tr>
+      <w:tr>
+        <w:tc>
+          <w:tcPr>
+            <w:tcW w:type="dxa" w:w="1881"/>
+          </w:tcPr>
+          <w:p>
+            <w:r/>
+            <w:r>
+              <w:rPr>
+                <w:rFonts w:ascii="Times New Roman" w:hAnsi="Times New Roman" w:eastAsia="MS Mincho"/>
+                <w:b w:val="0"/>
+                <w:i w:val="0"/>
+                <w:sz w:val="20"/>
+              </w:rPr>
+              <w:t>Spain</w:t>
+            </w:r>
+          </w:p>
+        </w:tc>
+        <w:tc>
+          <w:tcPr>
+            <w:tcW w:type="dxa" w:w="1881"/>
+          </w:tcPr>
+          <w:p>
+            <w:r/>
+            <w:r>
+              <w:rPr>
+                <w:rFonts w:ascii="Times New Roman" w:hAnsi="Times New Roman" w:eastAsia="MS Mincho"/>
+                <w:b w:val="0"/>
+                <w:i w:val="0"/>
+                <w:sz w:val="20"/>
+              </w:rPr>
+              <w:t>ESP</w:t>
+            </w:r>
+          </w:p>
+        </w:tc>
+        <w:tc>
+          <w:tcPr>
+            <w:tcW w:type="dxa" w:w="1881"/>
+          </w:tcPr>
+          <w:p>
+            <w:r/>
+            <w:r>
+              <w:rPr>
+                <w:rFonts w:ascii="Times New Roman" w:hAnsi="Times New Roman" w:eastAsia="MS Mincho"/>
+                <w:b w:val="0"/>
+                <w:i w:val="0"/>
+                <w:sz w:val="20"/>
+              </w:rPr>
+              <w:t>-3.91</w:t>
+            </w:r>
+          </w:p>
+        </w:tc>
+        <w:tc>
+          <w:tcPr>
+            <w:tcW w:type="dxa" w:w="1881"/>
+          </w:tcPr>
+          <w:p>
+            <w:r/>
+            <w:r>
+              <w:rPr>
+                <w:rFonts w:ascii="Times New Roman" w:hAnsi="Times New Roman" w:eastAsia="MS Mincho"/>
+                <w:b w:val="0"/>
+                <w:i w:val="0"/>
+                <w:sz w:val="20"/>
+              </w:rPr>
+              <w:t>-1.53</w:t>
+            </w:r>
+          </w:p>
+        </w:tc>
+        <w:tc>
+          <w:tcPr>
+            <w:tcW w:type="dxa" w:w="1881"/>
+          </w:tcPr>
+          <w:p>
+            <w:r/>
+            <w:r>
+              <w:rPr>
+                <w:rFonts w:ascii="Times New Roman" w:hAnsi="Times New Roman" w:eastAsia="MS Mincho"/>
+                <w:b w:val="0"/>
+                <w:i w:val="0"/>
+                <w:sz w:val="20"/>
+              </w:rPr>
+              <w:t>1.53</w:t>
+            </w:r>
+          </w:p>
+        </w:tc>
+      </w:tr>
+      <w:tr>
+        <w:tc>
+          <w:tcPr>
+            <w:tcW w:type="dxa" w:w="1881"/>
+          </w:tcPr>
+          <w:p>
+            <w:r/>
+            <w:r>
+              <w:rPr>
+                <w:rFonts w:ascii="Times New Roman" w:hAnsi="Times New Roman" w:eastAsia="MS Mincho"/>
+                <w:b w:val="0"/>
+                <w:i w:val="0"/>
+                <w:sz w:val="20"/>
+              </w:rPr>
+              <w:t>Austria</w:t>
+            </w:r>
+          </w:p>
+        </w:tc>
+        <w:tc>
+          <w:tcPr>
+            <w:tcW w:type="dxa" w:w="1881"/>
+          </w:tcPr>
+          <w:p>
+            <w:r/>
+            <w:r>
+              <w:rPr>
+                <w:rFonts w:ascii="Times New Roman" w:hAnsi="Times New Roman" w:eastAsia="MS Mincho"/>
+                <w:b w:val="0"/>
+                <w:i w:val="0"/>
+                <w:sz w:val="20"/>
+              </w:rPr>
+              <w:t>AUT</w:t>
+            </w:r>
+          </w:p>
+        </w:tc>
+        <w:tc>
+          <w:tcPr>
+            <w:tcW w:type="dxa" w:w="1881"/>
+          </w:tcPr>
+          <w:p>
+            <w:r/>
+            <w:r>
+              <w:rPr>
+                <w:rFonts w:ascii="Times New Roman" w:hAnsi="Times New Roman" w:eastAsia="MS Mincho"/>
+                <w:b w:val="0"/>
+                <w:i w:val="0"/>
+                <w:sz w:val="20"/>
+              </w:rPr>
+              <w:t>-3.86</w:t>
+            </w:r>
+          </w:p>
+        </w:tc>
+        <w:tc>
+          <w:tcPr>
+            <w:tcW w:type="dxa" w:w="1881"/>
+          </w:tcPr>
+          <w:p>
+            <w:r/>
+            <w:r>
+              <w:rPr>
+                <w:rFonts w:ascii="Times New Roman" w:hAnsi="Times New Roman" w:eastAsia="MS Mincho"/>
+                <w:b w:val="0"/>
+                <w:i w:val="0"/>
+                <w:sz w:val="20"/>
+              </w:rPr>
+              <w:t>-1.51</w:t>
+            </w:r>
+          </w:p>
+        </w:tc>
+        <w:tc>
+          <w:tcPr>
+            <w:tcW w:type="dxa" w:w="1881"/>
+          </w:tcPr>
+          <w:p>
+            <w:r/>
+            <w:r>
+              <w:rPr>
+                <w:rFonts w:ascii="Times New Roman" w:hAnsi="Times New Roman" w:eastAsia="MS Mincho"/>
+                <w:b w:val="0"/>
+                <w:i w:val="0"/>
+                <w:sz w:val="20"/>
+              </w:rPr>
+              <w:t>1.51</w:t>
+            </w:r>
+          </w:p>
+        </w:tc>
+      </w:tr>
+      <w:tr>
+        <w:tc>
+          <w:tcPr>
+            <w:tcW w:type="dxa" w:w="1881"/>
+          </w:tcPr>
+          <w:p>
+            <w:r/>
+            <w:r>
+              <w:rPr>
+                <w:rFonts w:ascii="Times New Roman" w:hAnsi="Times New Roman" w:eastAsia="MS Mincho"/>
+                <w:b w:val="0"/>
+                <w:i w:val="0"/>
+                <w:sz w:val="20"/>
+              </w:rPr>
+              <w:t>Norway</w:t>
+            </w:r>
+          </w:p>
+        </w:tc>
+        <w:tc>
+          <w:tcPr>
+            <w:tcW w:type="dxa" w:w="1881"/>
+          </w:tcPr>
+          <w:p>
+            <w:r/>
+            <w:r>
+              <w:rPr>
+                <w:rFonts w:ascii="Times New Roman" w:hAnsi="Times New Roman" w:eastAsia="MS Mincho"/>
+                <w:b w:val="0"/>
+                <w:i w:val="0"/>
+                <w:sz w:val="20"/>
+              </w:rPr>
+              <w:t>NOR</w:t>
+            </w:r>
+          </w:p>
+        </w:tc>
+        <w:tc>
+          <w:tcPr>
+            <w:tcW w:type="dxa" w:w="1881"/>
+          </w:tcPr>
+          <w:p>
+            <w:r/>
+            <w:r>
+              <w:rPr>
+                <w:rFonts w:ascii="Times New Roman" w:hAnsi="Times New Roman" w:eastAsia="MS Mincho"/>
+                <w:b w:val="0"/>
+                <w:i w:val="0"/>
+                <w:sz w:val="20"/>
+              </w:rPr>
+              <w:t>-3.83</w:t>
+            </w:r>
+          </w:p>
+        </w:tc>
+        <w:tc>
+          <w:tcPr>
+            <w:tcW w:type="dxa" w:w="1881"/>
+          </w:tcPr>
+          <w:p>
+            <w:r/>
+            <w:r>
+              <w:rPr>
+                <w:rFonts w:ascii="Times New Roman" w:hAnsi="Times New Roman" w:eastAsia="MS Mincho"/>
+                <w:b w:val="0"/>
+                <w:i w:val="0"/>
+                <w:sz w:val="20"/>
+              </w:rPr>
+              <w:t>-1.74</w:t>
+            </w:r>
+          </w:p>
+        </w:tc>
+        <w:tc>
+          <w:tcPr>
+            <w:tcW w:type="dxa" w:w="1881"/>
+          </w:tcPr>
+          <w:p>
+            <w:r/>
+            <w:r>
+              <w:rPr>
+                <w:rFonts w:ascii="Times New Roman" w:hAnsi="Times New Roman" w:eastAsia="MS Mincho"/>
+                <w:b w:val="0"/>
+                <w:i w:val="0"/>
+                <w:sz w:val="20"/>
+              </w:rPr>
+              <w:t>1.74</w:t>
+            </w:r>
+          </w:p>
+        </w:tc>
+      </w:tr>
+      <w:tr>
+        <w:tc>
+          <w:tcPr>
+            <w:tcW w:type="dxa" w:w="1881"/>
+          </w:tcPr>
+          <w:p>
+            <w:r/>
+            <w:r>
+              <w:rPr>
+                <w:rFonts w:ascii="Times New Roman" w:hAnsi="Times New Roman" w:eastAsia="MS Mincho"/>
+                <w:b w:val="0"/>
+                <w:i w:val="0"/>
+                <w:sz w:val="20"/>
+              </w:rPr>
+              <w:t>United States</w:t>
+            </w:r>
+          </w:p>
+        </w:tc>
+        <w:tc>
+          <w:tcPr>
+            <w:tcW w:type="dxa" w:w="1881"/>
+          </w:tcPr>
+          <w:p>
+            <w:r/>
+            <w:r>
+              <w:rPr>
+                <w:rFonts w:ascii="Times New Roman" w:hAnsi="Times New Roman" w:eastAsia="MS Mincho"/>
+                <w:b w:val="0"/>
+                <w:i w:val="0"/>
+                <w:sz w:val="20"/>
+              </w:rPr>
+              <w:t>USA</w:t>
+            </w:r>
+          </w:p>
+        </w:tc>
+        <w:tc>
+          <w:tcPr>
+            <w:tcW w:type="dxa" w:w="1881"/>
+          </w:tcPr>
+          <w:p>
+            <w:r/>
+            <w:r>
+              <w:rPr>
+                <w:rFonts w:ascii="Times New Roman" w:hAnsi="Times New Roman" w:eastAsia="MS Mincho"/>
+                <w:b w:val="0"/>
+                <w:i w:val="0"/>
+                <w:sz w:val="20"/>
+              </w:rPr>
+              <w:t>-3.7</w:t>
+            </w:r>
+          </w:p>
+        </w:tc>
+        <w:tc>
+          <w:tcPr>
+            <w:tcW w:type="dxa" w:w="1881"/>
+          </w:tcPr>
+          <w:p>
+            <w:r/>
+            <w:r>
+              <w:rPr>
+                <w:rFonts w:ascii="Times New Roman" w:hAnsi="Times New Roman" w:eastAsia="MS Mincho"/>
+                <w:b w:val="0"/>
+                <w:i w:val="0"/>
+                <w:sz w:val="20"/>
+              </w:rPr>
+              <w:t>-1.44</w:t>
+            </w:r>
+          </w:p>
+        </w:tc>
+        <w:tc>
+          <w:tcPr>
+            <w:tcW w:type="dxa" w:w="1881"/>
+          </w:tcPr>
+          <w:p>
+            <w:r/>
+            <w:r>
+              <w:rPr>
+                <w:rFonts w:ascii="Times New Roman" w:hAnsi="Times New Roman" w:eastAsia="MS Mincho"/>
+                <w:b w:val="0"/>
+                <w:i w:val="0"/>
+                <w:sz w:val="20"/>
+              </w:rPr>
+              <w:t>1.44</w:t>
+            </w:r>
+          </w:p>
+        </w:tc>
+      </w:tr>
+      <w:tr>
+        <w:tc>
+          <w:tcPr>
+            <w:tcW w:type="dxa" w:w="1881"/>
+          </w:tcPr>
+          <w:p>
+            <w:r/>
+            <w:r>
+              <w:rPr>
+                <w:rFonts w:ascii="Times New Roman" w:hAnsi="Times New Roman" w:eastAsia="MS Mincho"/>
+                <w:b w:val="0"/>
+                <w:i w:val="0"/>
+                <w:sz w:val="20"/>
+              </w:rPr>
+              <w:t>Denmark</w:t>
+            </w:r>
+          </w:p>
+        </w:tc>
+        <w:tc>
+          <w:tcPr>
+            <w:tcW w:type="dxa" w:w="1881"/>
+          </w:tcPr>
+          <w:p>
+            <w:r/>
+            <w:r>
+              <w:rPr>
+                <w:rFonts w:ascii="Times New Roman" w:hAnsi="Times New Roman" w:eastAsia="MS Mincho"/>
+                <w:b w:val="0"/>
+                <w:i w:val="0"/>
+                <w:sz w:val="20"/>
+              </w:rPr>
+              <w:t>DNK</w:t>
+            </w:r>
+          </w:p>
+        </w:tc>
+        <w:tc>
+          <w:tcPr>
+            <w:tcW w:type="dxa" w:w="1881"/>
+          </w:tcPr>
+          <w:p>
+            <w:r/>
+            <w:r>
+              <w:rPr>
+                <w:rFonts w:ascii="Times New Roman" w:hAnsi="Times New Roman" w:eastAsia="MS Mincho"/>
+                <w:b w:val="0"/>
+                <w:i w:val="0"/>
+                <w:sz w:val="20"/>
+              </w:rPr>
+              <w:t>-3.56</w:t>
+            </w:r>
+          </w:p>
+        </w:tc>
+        <w:tc>
+          <w:tcPr>
+            <w:tcW w:type="dxa" w:w="1881"/>
+          </w:tcPr>
+          <w:p>
+            <w:r/>
+            <w:r>
+              <w:rPr>
+                <w:rFonts w:ascii="Times New Roman" w:hAnsi="Times New Roman" w:eastAsia="MS Mincho"/>
+                <w:b w:val="0"/>
+                <w:i w:val="0"/>
+                <w:sz w:val="20"/>
+              </w:rPr>
+              <w:t>-1.31</w:t>
+            </w:r>
+          </w:p>
+        </w:tc>
+        <w:tc>
+          <w:tcPr>
+            <w:tcW w:type="dxa" w:w="1881"/>
+          </w:tcPr>
+          <w:p>
+            <w:r/>
+            <w:r>
+              <w:rPr>
+                <w:rFonts w:ascii="Times New Roman" w:hAnsi="Times New Roman" w:eastAsia="MS Mincho"/>
+                <w:b w:val="0"/>
+                <w:i w:val="0"/>
+                <w:sz w:val="20"/>
+              </w:rPr>
+              <w:t>1.31</w:t>
+            </w:r>
+          </w:p>
+        </w:tc>
+      </w:tr>
+      <w:tr>
+        <w:tc>
+          <w:tcPr>
+            <w:tcW w:type="dxa" w:w="1881"/>
+          </w:tcPr>
+          <w:p>
+            <w:r/>
+            <w:r>
+              <w:rPr>
+                <w:rFonts w:ascii="Times New Roman" w:hAnsi="Times New Roman" w:eastAsia="MS Mincho"/>
+                <w:b w:val="0"/>
+                <w:i w:val="0"/>
+                <w:sz w:val="20"/>
+              </w:rPr>
+              <w:t>Finland</w:t>
+            </w:r>
+          </w:p>
+        </w:tc>
+        <w:tc>
+          <w:tcPr>
+            <w:tcW w:type="dxa" w:w="1881"/>
+          </w:tcPr>
+          <w:p>
+            <w:r/>
+            <w:r>
+              <w:rPr>
+                <w:rFonts w:ascii="Times New Roman" w:hAnsi="Times New Roman" w:eastAsia="MS Mincho"/>
+                <w:b w:val="0"/>
+                <w:i w:val="0"/>
+                <w:sz w:val="20"/>
+              </w:rPr>
+              <w:t>FIN</w:t>
+            </w:r>
+          </w:p>
+        </w:tc>
+        <w:tc>
+          <w:tcPr>
+            <w:tcW w:type="dxa" w:w="1881"/>
+          </w:tcPr>
+          <w:p>
+            <w:r/>
+            <w:r>
+              <w:rPr>
+                <w:rFonts w:ascii="Times New Roman" w:hAnsi="Times New Roman" w:eastAsia="MS Mincho"/>
+                <w:b w:val="0"/>
+                <w:i w:val="0"/>
+                <w:sz w:val="20"/>
+              </w:rPr>
+              <w:t>-3.36</w:t>
+            </w:r>
+          </w:p>
+        </w:tc>
+        <w:tc>
+          <w:tcPr>
+            <w:tcW w:type="dxa" w:w="1881"/>
+          </w:tcPr>
+          <w:p>
+            <w:r/>
+            <w:r>
+              <w:rPr>
+                <w:rFonts w:ascii="Times New Roman" w:hAnsi="Times New Roman" w:eastAsia="MS Mincho"/>
+                <w:b w:val="0"/>
+                <w:i w:val="0"/>
+                <w:sz w:val="20"/>
+              </w:rPr>
+              <w:t>-1.21</w:t>
+            </w:r>
+          </w:p>
+        </w:tc>
+        <w:tc>
+          <w:tcPr>
+            <w:tcW w:type="dxa" w:w="1881"/>
+          </w:tcPr>
+          <w:p>
+            <w:r/>
+            <w:r>
+              <w:rPr>
+                <w:rFonts w:ascii="Times New Roman" w:hAnsi="Times New Roman" w:eastAsia="MS Mincho"/>
+                <w:b w:val="0"/>
+                <w:i w:val="0"/>
+                <w:sz w:val="20"/>
+              </w:rPr>
+              <w:t>1.21</w:t>
+            </w:r>
+          </w:p>
+        </w:tc>
+      </w:tr>
+      <w:tr>
+        <w:tc>
+          <w:tcPr>
+            <w:tcW w:type="dxa" w:w="1881"/>
+          </w:tcPr>
+          <w:p>
+            <w:r/>
+            <w:r>
+              <w:rPr>
+                <w:rFonts w:ascii="Times New Roman" w:hAnsi="Times New Roman" w:eastAsia="MS Mincho"/>
+                <w:b w:val="0"/>
+                <w:i w:val="0"/>
+                <w:sz w:val="20"/>
+              </w:rPr>
+              <w:t>Iceland</w:t>
+            </w:r>
+          </w:p>
+        </w:tc>
+        <w:tc>
+          <w:tcPr>
+            <w:tcW w:type="dxa" w:w="1881"/>
+          </w:tcPr>
+          <w:p>
+            <w:r/>
+            <w:r>
+              <w:rPr>
+                <w:rFonts w:ascii="Times New Roman" w:hAnsi="Times New Roman" w:eastAsia="MS Mincho"/>
+                <w:b w:val="0"/>
+                <w:i w:val="0"/>
+                <w:sz w:val="20"/>
+              </w:rPr>
+              <w:t>ISL</w:t>
+            </w:r>
+          </w:p>
+        </w:tc>
+        <w:tc>
+          <w:tcPr>
+            <w:tcW w:type="dxa" w:w="1881"/>
+          </w:tcPr>
+          <w:p>
+            <w:r/>
+            <w:r>
+              <w:rPr>
+                <w:rFonts w:ascii="Times New Roman" w:hAnsi="Times New Roman" w:eastAsia="MS Mincho"/>
+                <w:b w:val="0"/>
+                <w:i w:val="0"/>
+                <w:sz w:val="20"/>
+              </w:rPr>
+              <w:t>-2.91</w:t>
+            </w:r>
+          </w:p>
+        </w:tc>
+        <w:tc>
+          <w:tcPr>
+            <w:tcW w:type="dxa" w:w="1881"/>
+          </w:tcPr>
+          <w:p>
+            <w:r/>
+            <w:r>
+              <w:rPr>
+                <w:rFonts w:ascii="Times New Roman" w:hAnsi="Times New Roman" w:eastAsia="MS Mincho"/>
+                <w:b w:val="0"/>
+                <w:i w:val="0"/>
+                <w:sz w:val="20"/>
+              </w:rPr>
+              <w:t>-1.11</w:t>
+            </w:r>
+          </w:p>
+        </w:tc>
+        <w:tc>
+          <w:tcPr>
+            <w:tcW w:type="dxa" w:w="1881"/>
+          </w:tcPr>
+          <w:p>
+            <w:r/>
+            <w:r>
+              <w:rPr>
+                <w:rFonts w:ascii="Times New Roman" w:hAnsi="Times New Roman" w:eastAsia="MS Mincho"/>
+                <w:b w:val="0"/>
+                <w:i w:val="0"/>
+                <w:sz w:val="20"/>
+              </w:rPr>
+              <w:t>1.11</w:t>
+            </w:r>
+          </w:p>
+        </w:tc>
+      </w:tr>
+      <w:tr>
+        <w:tc>
+          <w:tcPr>
+            <w:tcW w:type="dxa" w:w="1881"/>
+          </w:tcPr>
+          <w:p>
+            <w:r/>
+            <w:r>
+              <w:rPr>
+                <w:rFonts w:ascii="Times New Roman" w:hAnsi="Times New Roman" w:eastAsia="MS Mincho"/>
+                <w:b w:val="0"/>
+                <w:i w:val="0"/>
+                <w:sz w:val="20"/>
+              </w:rPr>
+              <w:t>Portugal</w:t>
+            </w:r>
+          </w:p>
+        </w:tc>
+        <w:tc>
+          <w:tcPr>
+            <w:tcW w:type="dxa" w:w="1881"/>
+          </w:tcPr>
+          <w:p>
+            <w:r/>
+            <w:r>
+              <w:rPr>
+                <w:rFonts w:ascii="Times New Roman" w:hAnsi="Times New Roman" w:eastAsia="MS Mincho"/>
+                <w:b w:val="0"/>
+                <w:i w:val="0"/>
+                <w:sz w:val="20"/>
+              </w:rPr>
+              <w:t>PRT</w:t>
+            </w:r>
+          </w:p>
+        </w:tc>
+        <w:tc>
+          <w:tcPr>
+            <w:tcW w:type="dxa" w:w="1881"/>
+          </w:tcPr>
+          <w:p>
+            <w:r/>
+            <w:r>
+              <w:rPr>
+                <w:rFonts w:ascii="Times New Roman" w:hAnsi="Times New Roman" w:eastAsia="MS Mincho"/>
+                <w:b w:val="0"/>
+                <w:i w:val="0"/>
+                <w:sz w:val="20"/>
+              </w:rPr>
+              <w:t>-2.56</w:t>
+            </w:r>
+          </w:p>
+        </w:tc>
+        <w:tc>
+          <w:tcPr>
+            <w:tcW w:type="dxa" w:w="1881"/>
+          </w:tcPr>
+          <w:p>
+            <w:r/>
+            <w:r>
+              <w:rPr>
+                <w:rFonts w:ascii="Times New Roman" w:hAnsi="Times New Roman" w:eastAsia="MS Mincho"/>
+                <w:b w:val="0"/>
+                <w:i w:val="0"/>
+                <w:sz w:val="20"/>
+              </w:rPr>
+              <w:t>-0.95</w:t>
+            </w:r>
+          </w:p>
+        </w:tc>
+        <w:tc>
+          <w:tcPr>
+            <w:tcW w:type="dxa" w:w="1881"/>
+          </w:tcPr>
+          <w:p>
+            <w:r/>
+            <w:r>
+              <w:rPr>
+                <w:rFonts w:ascii="Times New Roman" w:hAnsi="Times New Roman" w:eastAsia="MS Mincho"/>
+                <w:b w:val="0"/>
+                <w:i w:val="0"/>
+                <w:sz w:val="20"/>
+              </w:rPr>
+              <w:t>0.95</w:t>
+            </w:r>
+          </w:p>
+        </w:tc>
+      </w:tr>
+      <w:tr>
+        <w:tc>
+          <w:tcPr>
+            <w:tcW w:type="dxa" w:w="1881"/>
+          </w:tcPr>
+          <w:p>
+            <w:r/>
+            <w:r>
+              <w:rPr>
+                <w:rFonts w:ascii="Times New Roman" w:hAnsi="Times New Roman" w:eastAsia="MS Mincho"/>
+                <w:b w:val="0"/>
+                <w:i w:val="0"/>
+                <w:sz w:val="20"/>
+              </w:rPr>
+              <w:t>Italy</w:t>
+            </w:r>
+          </w:p>
+        </w:tc>
+        <w:tc>
+          <w:tcPr>
+            <w:tcW w:type="dxa" w:w="1881"/>
+          </w:tcPr>
+          <w:p>
+            <w:r/>
+            <w:r>
+              <w:rPr>
+                <w:rFonts w:ascii="Times New Roman" w:hAnsi="Times New Roman" w:eastAsia="MS Mincho"/>
+                <w:b w:val="0"/>
+                <w:i w:val="0"/>
+                <w:sz w:val="20"/>
+              </w:rPr>
+              <w:t>ITA</w:t>
+            </w:r>
+          </w:p>
+        </w:tc>
+        <w:tc>
+          <w:tcPr>
+            <w:tcW w:type="dxa" w:w="1881"/>
+          </w:tcPr>
+          <w:p>
+            <w:r/>
+            <w:r>
+              <w:rPr>
+                <w:rFonts w:ascii="Times New Roman" w:hAnsi="Times New Roman" w:eastAsia="MS Mincho"/>
+                <w:b w:val="0"/>
+                <w:i w:val="0"/>
+                <w:sz w:val="20"/>
+              </w:rPr>
+              <w:t>-2.06</w:t>
+            </w:r>
+          </w:p>
+        </w:tc>
+        <w:tc>
+          <w:tcPr>
+            <w:tcW w:type="dxa" w:w="1881"/>
+          </w:tcPr>
+          <w:p>
+            <w:r/>
+            <w:r>
+              <w:rPr>
+                <w:rFonts w:ascii="Times New Roman" w:hAnsi="Times New Roman" w:eastAsia="MS Mincho"/>
+                <w:b w:val="0"/>
+                <w:i w:val="0"/>
+                <w:sz w:val="20"/>
+              </w:rPr>
+              <w:t>-0.91</w:t>
+            </w:r>
+          </w:p>
+        </w:tc>
+        <w:tc>
+          <w:tcPr>
+            <w:tcW w:type="dxa" w:w="1881"/>
+          </w:tcPr>
+          <w:p>
+            <w:r/>
+            <w:r>
+              <w:rPr>
+                <w:rFonts w:ascii="Times New Roman" w:hAnsi="Times New Roman" w:eastAsia="MS Mincho"/>
+                <w:b w:val="0"/>
+                <w:i w:val="0"/>
+                <w:sz w:val="20"/>
+              </w:rPr>
+              <w:t>0.91</w:t>
+            </w:r>
+          </w:p>
+        </w:tc>
+      </w:tr>
+      <w:tr>
+        <w:tc>
+          <w:tcPr>
+            <w:tcW w:type="dxa" w:w="1881"/>
+          </w:tcPr>
+          <w:p>
+            <w:r/>
+            <w:r>
+              <w:rPr>
+                <w:rFonts w:ascii="Times New Roman" w:hAnsi="Times New Roman" w:eastAsia="MS Mincho"/>
+                <w:b w:val="0"/>
+                <w:i w:val="0"/>
+                <w:sz w:val="20"/>
+              </w:rPr>
+              <w:t>Germany</w:t>
+            </w:r>
+          </w:p>
+        </w:tc>
+        <w:tc>
+          <w:tcPr>
+            <w:tcW w:type="dxa" w:w="1881"/>
+          </w:tcPr>
+          <w:p>
+            <w:r/>
+            <w:r>
+              <w:rPr>
+                <w:rFonts w:ascii="Times New Roman" w:hAnsi="Times New Roman" w:eastAsia="MS Mincho"/>
+                <w:b w:val="0"/>
+                <w:i w:val="0"/>
+                <w:sz w:val="20"/>
+              </w:rPr>
+              <w:t>DEU</w:t>
+            </w:r>
+          </w:p>
+        </w:tc>
+        <w:tc>
+          <w:tcPr>
+            <w:tcW w:type="dxa" w:w="1881"/>
+          </w:tcPr>
+          <w:p>
+            <w:r/>
+            <w:r>
+              <w:rPr>
+                <w:rFonts w:ascii="Times New Roman" w:hAnsi="Times New Roman" w:eastAsia="MS Mincho"/>
+                <w:b w:val="0"/>
+                <w:i w:val="0"/>
+                <w:sz w:val="20"/>
+              </w:rPr>
+              <w:t>-1.88</w:t>
+            </w:r>
+          </w:p>
+        </w:tc>
+        <w:tc>
+          <w:tcPr>
+            <w:tcW w:type="dxa" w:w="1881"/>
+          </w:tcPr>
+          <w:p>
+            <w:r/>
+            <w:r>
+              <w:rPr>
+                <w:rFonts w:ascii="Times New Roman" w:hAnsi="Times New Roman" w:eastAsia="MS Mincho"/>
+                <w:b w:val="0"/>
+                <w:i w:val="0"/>
+                <w:sz w:val="20"/>
+              </w:rPr>
+              <w:t>-0.66</w:t>
+            </w:r>
+          </w:p>
+        </w:tc>
+        <w:tc>
+          <w:tcPr>
+            <w:tcW w:type="dxa" w:w="1881"/>
+          </w:tcPr>
+          <w:p>
+            <w:r/>
+            <w:r>
+              <w:rPr>
+                <w:rFonts w:ascii="Times New Roman" w:hAnsi="Times New Roman" w:eastAsia="MS Mincho"/>
+                <w:b w:val="0"/>
+                <w:i w:val="0"/>
+                <w:sz w:val="20"/>
+              </w:rPr>
+              <w:t>0.66</w:t>
+            </w:r>
+          </w:p>
+        </w:tc>
+      </w:tr>
+      <w:tr>
+        <w:tc>
+          <w:tcPr>
+            <w:tcW w:type="dxa" w:w="1881"/>
+          </w:tcPr>
+          <w:p>
+            <w:r/>
+            <w:r>
+              <w:rPr>
+                <w:rFonts w:ascii="Times New Roman" w:hAnsi="Times New Roman" w:eastAsia="MS Mincho"/>
+                <w:b w:val="0"/>
+                <w:i w:val="0"/>
+                <w:sz w:val="20"/>
+              </w:rPr>
+              <w:t>Japan</w:t>
+            </w:r>
+          </w:p>
+        </w:tc>
+        <w:tc>
+          <w:tcPr>
+            <w:tcW w:type="dxa" w:w="1881"/>
+          </w:tcPr>
+          <w:p>
+            <w:r/>
+            <w:r>
+              <w:rPr>
+                <w:rFonts w:ascii="Times New Roman" w:hAnsi="Times New Roman" w:eastAsia="MS Mincho"/>
+                <w:b w:val="0"/>
+                <w:i w:val="0"/>
+                <w:sz w:val="20"/>
+              </w:rPr>
+              <w:t>JPN</w:t>
+            </w:r>
+          </w:p>
+        </w:tc>
+        <w:tc>
+          <w:tcPr>
+            <w:tcW w:type="dxa" w:w="1881"/>
+          </w:tcPr>
+          <w:p>
+            <w:r/>
+            <w:r>
+              <w:rPr>
+                <w:rFonts w:ascii="Times New Roman" w:hAnsi="Times New Roman" w:eastAsia="MS Mincho"/>
+                <w:b w:val="0"/>
+                <w:i w:val="0"/>
+                <w:sz w:val="20"/>
+              </w:rPr>
+              <w:t>-1.21</w:t>
+            </w:r>
+          </w:p>
+        </w:tc>
+        <w:tc>
+          <w:tcPr>
+            <w:tcW w:type="dxa" w:w="1881"/>
+          </w:tcPr>
+          <w:p>
+            <w:r/>
+            <w:r>
+              <w:rPr>
+                <w:rFonts w:ascii="Times New Roman" w:hAnsi="Times New Roman" w:eastAsia="MS Mincho"/>
+                <w:b w:val="0"/>
+                <w:i w:val="0"/>
+                <w:sz w:val="20"/>
+              </w:rPr>
+              <w:t>-0.49</w:t>
+            </w:r>
+          </w:p>
+        </w:tc>
+        <w:tc>
+          <w:tcPr>
+            <w:tcW w:type="dxa" w:w="1881"/>
+          </w:tcPr>
+          <w:p>
+            <w:r/>
+            <w:r>
+              <w:rPr>
+                <w:rFonts w:ascii="Times New Roman" w:hAnsi="Times New Roman" w:eastAsia="MS Mincho"/>
+                <w:b w:val="0"/>
+                <w:i w:val="0"/>
+                <w:sz w:val="20"/>
+              </w:rPr>
+              <w:t>0.49</w:t>
+            </w:r>
+          </w:p>
+        </w:tc>
+      </w:tr>
+      <w:tr>
+        <w:tc>
+          <w:tcPr>
+            <w:tcW w:type="dxa" w:w="1881"/>
+          </w:tcPr>
+          <w:p>
+            <w:r/>
+            <w:r>
+              <w:rPr>
+                <w:rFonts w:ascii="Times New Roman" w:hAnsi="Times New Roman" w:eastAsia="MS Mincho"/>
+                <w:b w:val="0"/>
+                <w:i w:val="0"/>
+                <w:sz w:val="20"/>
+              </w:rPr>
+              <w:t>Greece</w:t>
+            </w:r>
+          </w:p>
+        </w:tc>
+        <w:tc>
+          <w:tcPr>
+            <w:tcW w:type="dxa" w:w="1881"/>
+          </w:tcPr>
+          <w:p>
+            <w:r/>
+            <w:r>
+              <w:rPr>
+                <w:rFonts w:ascii="Times New Roman" w:hAnsi="Times New Roman" w:eastAsia="MS Mincho"/>
+                <w:b w:val="0"/>
+                <w:i w:val="0"/>
+                <w:sz w:val="20"/>
+              </w:rPr>
+              <w:t>GRC</w:t>
+            </w:r>
+          </w:p>
+        </w:tc>
+        <w:tc>
+          <w:tcPr>
+            <w:tcW w:type="dxa" w:w="1881"/>
+          </w:tcPr>
+          <w:p>
+            <w:r/>
+            <w:r>
+              <w:rPr>
+                <w:rFonts w:ascii="Times New Roman" w:hAnsi="Times New Roman" w:eastAsia="MS Mincho"/>
+                <w:b w:val="0"/>
+                <w:i w:val="0"/>
+                <w:sz w:val="20"/>
+              </w:rPr>
+              <w:t>-0.58</w:t>
+            </w:r>
+          </w:p>
+        </w:tc>
+        <w:tc>
+          <w:tcPr>
+            <w:tcW w:type="dxa" w:w="1881"/>
+          </w:tcPr>
+          <w:p>
+            <w:r/>
+            <w:r>
+              <w:rPr>
+                <w:rFonts w:ascii="Times New Roman" w:hAnsi="Times New Roman" w:eastAsia="MS Mincho"/>
+                <w:b w:val="0"/>
+                <w:i w:val="0"/>
+                <w:sz w:val="20"/>
+              </w:rPr>
+              <w:t>-0.3</w:t>
+            </w:r>
+          </w:p>
+        </w:tc>
+        <w:tc>
+          <w:tcPr>
+            <w:tcW w:type="dxa" w:w="1881"/>
+          </w:tcPr>
+          <w:p>
+            <w:r/>
+            <w:r>
+              <w:rPr>
+                <w:rFonts w:ascii="Times New Roman" w:hAnsi="Times New Roman" w:eastAsia="MS Mincho"/>
+                <w:b w:val="0"/>
+                <w:i w:val="0"/>
+                <w:sz w:val="20"/>
+              </w:rPr>
+              <w:t>0.3</w:t>
+            </w:r>
+          </w:p>
+        </w:tc>
+      </w:tr>
+      <w:tr>
+        <w:tc>
+          <w:tcPr>
+            <w:tcW w:type="dxa" w:w="1881"/>
+          </w:tcPr>
+          <w:p>
+            <w:r/>
+            <w:r>
+              <w:rPr>
+                <w:rFonts w:ascii="Times New Roman" w:hAnsi="Times New Roman" w:eastAsia="MS Mincho"/>
+                <w:b w:val="0"/>
+                <w:i w:val="0"/>
+                <w:sz w:val="20"/>
+              </w:rPr>
+              <w:t>Median</w:t>
+            </w:r>
+          </w:p>
+        </w:tc>
+        <w:tc>
+          <w:tcPr>
+            <w:tcW w:type="dxa" w:w="1881"/>
+          </w:tcPr>
+          <w:p>
+            <w:r/>
+            <w:r>
+              <w:rPr>
+                <w:rFonts w:ascii="Times New Roman" w:hAnsi="Times New Roman" w:eastAsia="MS Mincho"/>
+                <w:b w:val="0"/>
+                <w:i w:val="0"/>
+                <w:sz w:val="20"/>
+              </w:rPr>
+              <w:t>nan</w:t>
+            </w:r>
+          </w:p>
+        </w:tc>
+        <w:tc>
+          <w:tcPr>
+            <w:tcW w:type="dxa" w:w="1881"/>
+          </w:tcPr>
+          <w:p>
+            <w:r/>
+            <w:r>
+              <w:rPr>
+                <w:rFonts w:ascii="Times New Roman" w:hAnsi="Times New Roman" w:eastAsia="MS Mincho"/>
+                <w:b w:val="0"/>
+                <w:i w:val="0"/>
+                <w:sz w:val="20"/>
+              </w:rPr>
+              <w:t>-4.29</w:t>
+            </w:r>
+          </w:p>
+        </w:tc>
+        <w:tc>
+          <w:tcPr>
+            <w:tcW w:type="dxa" w:w="1881"/>
+          </w:tcPr>
+          <w:p>
+            <w:r/>
+            <w:r>
+              <w:rPr>
+                <w:rFonts w:ascii="Times New Roman" w:hAnsi="Times New Roman" w:eastAsia="MS Mincho"/>
+                <w:b w:val="0"/>
+                <w:i w:val="0"/>
+                <w:sz w:val="20"/>
+              </w:rPr>
+              <w:t>-1.74</w:t>
+            </w:r>
+          </w:p>
+        </w:tc>
+        <w:tc>
+          <w:tcPr>
+            <w:tcW w:type="dxa" w:w="1881"/>
+          </w:tcPr>
+          <w:p>
+            <w:r/>
+            <w:r>
+              <w:rPr>
+                <w:rFonts w:ascii="Times New Roman" w:hAnsi="Times New Roman" w:eastAsia="MS Mincho"/>
+                <w:b w:val="0"/>
+                <w:i w:val="0"/>
+                <w:sz w:val="20"/>
+              </w:rPr>
+              <w:t>1.74</w:t>
+            </w:r>
+          </w:p>
+        </w:tc>
+      </w:tr>
+    </w:tbl>
+    <w:p>
+      <w:pPr>
+        <w:spacing w:after="120" w:line="360" w:lineRule="auto"/>
+        <w:ind w:firstLine="480"/>
+      </w:pPr>
+      <w:r>
+        <w:rPr>
+          <w:rFonts w:ascii="Times New Roman" w:hAnsi="Times New Roman" w:eastAsia="MS Mincho"/>
+          <w:b w:val="0"/>
+          <w:i w:val="0"/>
+          <w:sz w:val="24"/>
+        </w:rPr>
+        <w:t>Table 6 and the right panel of Figure 10 quantify the cross-country distribution. Over 2010–2019, the median K-level gap is −4.3 % (IQR: −5.3 % to −3.8 %). The five most affected economies — Ireland (−9.2 %), Costa Rica (−7.3 %), Republic of Korea (−7.1 %), Slovakia (−6.7 %), Israel (−6.4 %) — are precisely those with the largest recent shifts toward intellectual-property and ICT investment. The five least affected — Greece (−0.6 %), Japan (−1.2 %), Germany (−1.9 %), Italy (−2.1 %), Portugal (−2.6 %) — are those with more stable investment mixes.</w:t>
+      </w:r>
+    </w:p>
+    <w:p>
+      <w:pPr>
+        <w:spacing w:before="360" w:after="120"/>
+        <w:jc w:val="center"/>
+      </w:pPr>
+      <w:r>
+        <w:drawing>
+          <wp:inline xmlns:a="http://schemas.openxmlformats.org/drawingml/2006/main" xmlns:pic="http://schemas.openxmlformats.org/drawingml/2006/picture">
+            <wp:extent cx="5669280" cy="4231998"/>
+            <wp:docPr id="11" name="Picture 11"/>
+            <wp:cNvGraphicFramePr>
+              <a:graphicFrameLocks noChangeAspect="1"/>
+            </wp:cNvGraphicFramePr>
+            <a:graphic>
+              <a:graphicData uri="http://schemas.openxmlformats.org/drawingml/2006/picture">
+                <pic:pic>
+                  <pic:nvPicPr>
+                    <pic:cNvPr id="0" name="fig11_tfp_consequence_en.png"/>
+                    <pic:cNvPicPr/>
+                  </pic:nvPicPr>
+                  <pic:blipFill>
+                    <a:blip r:embed="rId19"/>
+                    <a:stretch>
+                      <a:fillRect/>
+                    </a:stretch>
+                  </pic:blipFill>
+                  <pic:spPr>
+                    <a:xfrm>
+                      <a:off x="0" y="0"/>
+                      <a:ext cx="5669280" cy="4231998"/>
+                    </a:xfrm>
+                    <a:prstGeom prst="rect"/>
+                  </pic:spPr>
+                </pic:pic>
+              </a:graphicData>
+            </a:graphic>
+          </wp:inline>
+        </w:drawing>
+      </w:r>
+    </w:p>
+    <w:p>
+      <w:pPr>
+        <w:spacing w:after="240"/>
+        <w:jc w:val="center"/>
+      </w:pPr>
+      <w:r>
+        <w:rPr>
+          <w:rFonts w:ascii="Times New Roman" w:hAnsi="Times New Roman" w:eastAsia="MS Mincho"/>
+          <w:b/>
+          <w:i w:val="0"/>
+          <w:sz w:val="20"/>
+        </w:rPr>
+        <w:t xml:space="preserve">Fig. 11. </w:t>
+      </w:r>
+      <w:r>
+        <w:rPr>
+          <w:rFonts w:ascii="Times New Roman" w:hAnsi="Times New Roman" w:eastAsia="MS Mincho"/>
+          <w:b w:val="0"/>
+          <w:i w:val="0"/>
+          <w:sz w:val="20"/>
+        </w:rPr>
+        <w:t>Measurement consequence: K-level change vs TFP shift (country means, 2010-2019).</w:t>
+      </w:r>
+    </w:p>
+    <w:p>
+      <w:pPr>
+        <w:spacing w:after="120" w:line="360" w:lineRule="auto"/>
+        <w:ind w:firstLine="480"/>
+      </w:pPr>
+      <w:r>
+        <w:rPr>
+          <w:rFonts w:ascii="Times New Roman" w:hAnsi="Times New Roman" w:eastAsia="MS Mincho"/>
+          <w:b w:val="0"/>
+          <w:i/>
+          <w:sz w:val="24"/>
+        </w:rPr>
+        <w:t>TFP consequences.</w:t>
+      </w:r>
+      <w:r>
+        <w:rPr>
+          <w:rFonts w:ascii="Times New Roman" w:hAnsi="Times New Roman" w:eastAsia="MS Mincho"/>
+          <w:b w:val="0"/>
+          <w:i w:val="0"/>
+          <w:sz w:val="24"/>
+        </w:rPr>
+        <w:t xml:space="preserve"> Because TFP</w:t>
+      </w:r>
+      <w:r>
+        <w:rPr>
+          <w:rFonts w:ascii="Times New Roman" w:hAnsi="Times New Roman" w:eastAsia="MS Mincho"/>
+          <w:b w:val="0"/>
+          <w:i/>
+          <w:sz w:val="24"/>
+          <w:vertAlign w:val="subscript"/>
+        </w:rPr>
+        <w:t>o</w:t>
+      </w:r>
+      <w:r>
+        <w:rPr>
+          <w:rFonts w:ascii="Times New Roman" w:hAnsi="Times New Roman" w:eastAsia="MS Mincho"/>
+          <w:b w:val="0"/>
+          <w:i w:val="0"/>
+          <w:sz w:val="24"/>
+        </w:rPr>
+        <w:t xml:space="preserve">bs = log Y − </w:t>
+      </w:r>
+      <w:r>
+        <w:rPr>
+          <w:rFonts w:ascii="Times New Roman" w:hAnsi="Times New Roman" w:eastAsia="MS Mincho"/>
+          <w:b w:val="0"/>
+          <w:i/>
+          <w:sz w:val="24"/>
+        </w:rPr>
+        <w:t>α</w:t>
+      </w:r>
+      <w:r>
+        <w:rPr>
+          <w:rFonts w:ascii="Times New Roman" w:hAnsi="Times New Roman" w:eastAsia="MS Mincho"/>
+          <w:b w:val="0"/>
+          <w:i w:val="0"/>
+          <w:sz w:val="24"/>
+        </w:rPr>
+        <w:t xml:space="preserve"> log K</w:t>
+      </w:r>
+      <w:r>
+        <w:rPr>
+          <w:rFonts w:ascii="Times New Roman" w:hAnsi="Times New Roman" w:eastAsia="MS Mincho"/>
+          <w:b w:val="0"/>
+          <w:i/>
+          <w:sz w:val="24"/>
+          <w:vertAlign w:val="subscript"/>
+        </w:rPr>
+        <w:t>o</w:t>
+      </w:r>
+      <w:r>
+        <w:rPr>
+          <w:rFonts w:ascii="Times New Roman" w:hAnsi="Times New Roman" w:eastAsia="MS Mincho"/>
+          <w:b w:val="0"/>
+          <w:i w:val="0"/>
+          <w:sz w:val="24"/>
+        </w:rPr>
+        <w:t>bs − (1−</w:t>
+      </w:r>
+      <w:r>
+        <w:rPr>
+          <w:rFonts w:ascii="Times New Roman" w:hAnsi="Times New Roman" w:eastAsia="MS Mincho"/>
+          <w:b w:val="0"/>
+          <w:i/>
+          <w:sz w:val="24"/>
+        </w:rPr>
+        <w:t>α</w:t>
+      </w:r>
+      <w:r>
+        <w:rPr>
+          <w:rFonts w:ascii="Times New Roman" w:hAnsi="Times New Roman" w:eastAsia="MS Mincho"/>
+          <w:b w:val="0"/>
+          <w:i w:val="0"/>
+          <w:sz w:val="24"/>
+        </w:rPr>
+        <w:t>) log LH and K</w:t>
+      </w:r>
+      <w:r>
+        <w:rPr>
+          <w:rFonts w:ascii="Times New Roman" w:hAnsi="Times New Roman" w:eastAsia="MS Mincho"/>
+          <w:b w:val="0"/>
+          <w:i/>
+          <w:sz w:val="24"/>
+          <w:vertAlign w:val="subscript"/>
+        </w:rPr>
+        <w:t>o</w:t>
+      </w:r>
+      <w:r>
+        <w:rPr>
+          <w:rFonts w:ascii="Times New Roman" w:hAnsi="Times New Roman" w:eastAsia="MS Mincho"/>
+          <w:b w:val="0"/>
+          <w:i w:val="0"/>
+          <w:sz w:val="24"/>
+        </w:rPr>
+        <w:t>bs &lt; K</w:t>
+      </w:r>
+      <w:r>
+        <w:rPr>
+          <w:rFonts w:ascii="Times New Roman" w:hAnsi="Times New Roman" w:eastAsia="MS Mincho"/>
+          <w:b w:val="0"/>
+          <w:i/>
+          <w:sz w:val="24"/>
+          <w:vertAlign w:val="subscript"/>
+        </w:rPr>
+        <w:t>M</w:t>
+      </w:r>
+      <w:r>
+        <w:rPr>
+          <w:rFonts w:ascii="Times New Roman" w:hAnsi="Times New Roman" w:eastAsia="MS Mincho"/>
+          <w:b w:val="0"/>
+          <w:i w:val="0"/>
+          <w:sz w:val="24"/>
+        </w:rPr>
+        <w:t>0, it follows that TFP</w:t>
+      </w:r>
+      <w:r>
+        <w:rPr>
+          <w:rFonts w:ascii="Times New Roman" w:hAnsi="Times New Roman" w:eastAsia="MS Mincho"/>
+          <w:b w:val="0"/>
+          <w:i/>
+          <w:sz w:val="24"/>
+          <w:vertAlign w:val="subscript"/>
+        </w:rPr>
+        <w:t>o</w:t>
+      </w:r>
+      <w:r>
+        <w:rPr>
+          <w:rFonts w:ascii="Times New Roman" w:hAnsi="Times New Roman" w:eastAsia="MS Mincho"/>
+          <w:b w:val="0"/>
+          <w:i w:val="0"/>
+          <w:sz w:val="24"/>
+        </w:rPr>
+        <w:t>bs &gt; TFP</w:t>
+      </w:r>
+      <w:r>
+        <w:rPr>
+          <w:rFonts w:ascii="Times New Roman" w:hAnsi="Times New Roman" w:eastAsia="MS Mincho"/>
+          <w:b w:val="0"/>
+          <w:i/>
+          <w:sz w:val="24"/>
+          <w:vertAlign w:val="subscript"/>
+        </w:rPr>
+        <w:t>M</w:t>
+      </w:r>
+      <w:r>
+        <w:rPr>
+          <w:rFonts w:ascii="Times New Roman" w:hAnsi="Times New Roman" w:eastAsia="MS Mincho"/>
+          <w:b w:val="0"/>
+          <w:i w:val="0"/>
+          <w:sz w:val="24"/>
+        </w:rPr>
+        <w:t xml:space="preserve">0: the standard PIM </w:t>
+      </w:r>
+      <w:r>
+        <w:rPr>
+          <w:rFonts w:ascii="Times New Roman" w:hAnsi="Times New Roman" w:eastAsia="MS Mincho"/>
+          <w:b w:val="0"/>
+          <w:i/>
+          <w:sz w:val="24"/>
+        </w:rPr>
+        <w:t>understates</w:t>
+      </w:r>
+      <w:r>
+        <w:rPr>
+          <w:rFonts w:ascii="Times New Roman" w:hAnsi="Times New Roman" w:eastAsia="MS Mincho"/>
+          <w:b w:val="0"/>
+          <w:i w:val="0"/>
+          <w:sz w:val="24"/>
+        </w:rPr>
+        <w:t xml:space="preserve"> TFP by absorbing productive capacity into an inflated capital measure. The median TFP shift is −1.7 percentage points (Figure 11), with a tight cross-country relationship between </w:t>
+      </w:r>
+      <w:r>
+        <w:rPr>
+          <w:rFonts w:ascii="Times New Roman" w:hAnsi="Times New Roman" w:eastAsia="MS Mincho"/>
+          <w:b w:val="0"/>
+          <w:i/>
+          <w:sz w:val="24"/>
+        </w:rPr>
+        <w:t>Δ</w:t>
+      </w:r>
+      <w:r>
+        <w:rPr>
+          <w:rFonts w:ascii="Times New Roman" w:hAnsi="Times New Roman" w:eastAsia="MS Mincho"/>
+          <w:b w:val="0"/>
+          <w:i w:val="0"/>
+          <w:sz w:val="24"/>
+        </w:rPr>
+        <w:t xml:space="preserve">K and </w:t>
+      </w:r>
+      <w:r>
+        <w:rPr>
+          <w:rFonts w:ascii="Times New Roman" w:hAnsi="Times New Roman" w:eastAsia="MS Mincho"/>
+          <w:b w:val="0"/>
+          <w:i/>
+          <w:sz w:val="24"/>
+        </w:rPr>
+        <w:t>Δ</w:t>
+      </w:r>
+      <w:r>
+        <w:rPr>
+          <w:rFonts w:ascii="Times New Roman" w:hAnsi="Times New Roman" w:eastAsia="MS Mincho"/>
+          <w:b w:val="0"/>
+          <w:i w:val="0"/>
+          <w:sz w:val="24"/>
+        </w:rPr>
+        <w:t>TFP (slope ≈ −</w:t>
+      </w:r>
+      <w:r>
+        <w:rPr>
+          <w:rFonts w:ascii="Times New Roman" w:hAnsi="Times New Roman" w:eastAsia="MS Mincho"/>
+          <w:b w:val="0"/>
+          <w:i/>
+          <w:sz w:val="24"/>
+        </w:rPr>
+        <w:t>α</w:t>
+      </w:r>
+      <w:r>
+        <w:rPr>
+          <w:rFonts w:ascii="Times New Roman" w:hAnsi="Times New Roman" w:eastAsia="MS Mincho"/>
+          <w:b w:val="0"/>
+          <w:i w:val="0"/>
+          <w:sz w:val="24"/>
+        </w:rPr>
+        <w:t>). For Ireland the shift reaches −4.6 pp, meaning that nearly five percentage points of what the conventional Solow residual attributes to capital deepening is actually a tempo artefact.</w:t>
+      </w:r>
+    </w:p>
+    <w:p>
+      <w:pPr>
+        <w:spacing w:before="360" w:after="120"/>
+        <w:jc w:val="center"/>
+      </w:pPr>
+      <w:r>
+        <w:drawing>
+          <wp:inline xmlns:a="http://schemas.openxmlformats.org/drawingml/2006/main" xmlns:pic="http://schemas.openxmlformats.org/drawingml/2006/picture">
+            <wp:extent cx="5669280" cy="2332852"/>
+            <wp:docPr id="12" name="Picture 12"/>
+            <wp:cNvGraphicFramePr>
+              <a:graphicFrameLocks noChangeAspect="1"/>
+            </wp:cNvGraphicFramePr>
+            <a:graphic>
+              <a:graphicData uri="http://schemas.openxmlformats.org/drawingml/2006/picture">
+                <pic:pic>
+                  <pic:nvPicPr>
+                    <pic:cNvPr id="0" name="fig12_labor_share_en.png"/>
+                    <pic:cNvPicPr/>
+                  </pic:nvPicPr>
+                  <pic:blipFill>
+                    <a:blip r:embed="rId20"/>
+                    <a:stretch>
+                      <a:fillRect/>
+                    </a:stretch>
+                  </pic:blipFill>
+                  <pic:spPr>
+                    <a:xfrm>
+                      <a:off x="0" y="0"/>
+                      <a:ext cx="5669280" cy="2332852"/>
+                    </a:xfrm>
+                    <a:prstGeom prst="rect"/>
+                  </pic:spPr>
+                </pic:pic>
+              </a:graphicData>
+            </a:graphic>
+          </wp:inline>
+        </w:drawing>
+      </w:r>
+    </w:p>
+    <w:p>
+      <w:pPr>
+        <w:spacing w:after="240"/>
+        <w:jc w:val="center"/>
+      </w:pPr>
+      <w:r>
+        <w:rPr>
+          <w:rFonts w:ascii="Times New Roman" w:hAnsi="Times New Roman" w:eastAsia="MS Mincho"/>
+          <w:b/>
+          <w:i w:val="0"/>
+          <w:sz w:val="20"/>
+        </w:rPr>
+        <w:t xml:space="preserve">Fig. 12. </w:t>
+      </w:r>
+      <w:r>
+        <w:rPr>
+          <w:rFonts w:ascii="Times New Roman" w:hAnsi="Times New Roman" w:eastAsia="MS Mincho"/>
+          <w:b w:val="0"/>
+          <w:i w:val="0"/>
+          <w:sz w:val="20"/>
+        </w:rPr>
+        <w:t>Implied labour-share correction from tempo-adjusted capital (country means, 2010-2019).</w:t>
+      </w:r>
+    </w:p>
+    <w:p>
+      <w:pPr>
+        <w:spacing w:after="120" w:line="360" w:lineRule="auto"/>
+        <w:ind w:firstLine="480"/>
+      </w:pPr>
+      <w:r>
+        <w:rPr>
+          <w:rFonts w:ascii="Times New Roman" w:hAnsi="Times New Roman" w:eastAsia="MS Mincho"/>
+          <w:b w:val="0"/>
+          <w:i/>
+          <w:sz w:val="24"/>
+        </w:rPr>
+        <w:t>Labour-share consequences.</w:t>
+      </w:r>
+      <w:r>
+        <w:rPr>
+          <w:rFonts w:ascii="Times New Roman" w:hAnsi="Times New Roman" w:eastAsia="MS Mincho"/>
+          <w:b w:val="0"/>
+          <w:i w:val="0"/>
+          <w:sz w:val="24"/>
+        </w:rPr>
+        <w:t xml:space="preserve"> If the capital stock is overstated, the capital contribution </w:t>
+      </w:r>
+      <w:r>
+        <w:rPr>
+          <w:rFonts w:ascii="Times New Roman" w:hAnsi="Times New Roman" w:eastAsia="MS Mincho"/>
+          <w:b w:val="0"/>
+          <w:i/>
+          <w:sz w:val="24"/>
+        </w:rPr>
+        <w:t>α</w:t>
+      </w:r>
+      <w:r>
+        <w:rPr>
+          <w:rFonts w:ascii="Times New Roman" w:hAnsi="Times New Roman" w:eastAsia="MS Mincho"/>
+          <w:b w:val="0"/>
+          <w:i w:val="0"/>
+          <w:sz w:val="24"/>
+        </w:rPr>
+        <w:t xml:space="preserve"> log K absorbs variation that should be attributed to labour or TFP, mechanically depressing the residual labour share. Correcting K downward by </w:t>
+      </w:r>
+      <w:r>
+        <w:rPr>
+          <w:rFonts w:ascii="Times New Roman" w:hAnsi="Times New Roman" w:eastAsia="MS Mincho"/>
+          <w:b w:val="0"/>
+          <w:i/>
+          <w:sz w:val="24"/>
+        </w:rPr>
+        <w:t>δ</w:t>
+      </w:r>
+      <w:r>
+        <w:rPr>
+          <w:rFonts w:ascii="Times New Roman" w:hAnsi="Times New Roman" w:eastAsia="MS Mincho"/>
+          <w:b w:val="0"/>
+          <w:i w:val="0"/>
+          <w:sz w:val="24"/>
+        </w:rPr>
+        <w:t xml:space="preserve"> log K shifts the implied labour share upward by approximately </w:t>
+      </w:r>
+      <w:r>
+        <w:rPr>
+          <w:rFonts w:ascii="Times New Roman" w:hAnsi="Times New Roman" w:eastAsia="MS Mincho"/>
+          <w:b w:val="0"/>
+          <w:i/>
+          <w:sz w:val="24"/>
+        </w:rPr>
+        <w:t>α</w:t>
+      </w:r>
+      <w:r>
+        <w:rPr>
+          <w:rFonts w:ascii="Times New Roman" w:hAnsi="Times New Roman" w:eastAsia="MS Mincho"/>
+          <w:b w:val="0"/>
+          <w:i w:val="0"/>
+          <w:sz w:val="24"/>
+        </w:rPr>
+        <w:t xml:space="preserve"> × |</w:t>
+      </w:r>
+      <w:r>
+        <w:rPr>
+          <w:rFonts w:ascii="Times New Roman" w:hAnsi="Times New Roman" w:eastAsia="MS Mincho"/>
+          <w:b w:val="0"/>
+          <w:i/>
+          <w:sz w:val="24"/>
+        </w:rPr>
+        <w:t>δ</w:t>
+      </w:r>
+      <w:r>
+        <w:rPr>
+          <w:rFonts w:ascii="Times New Roman" w:hAnsi="Times New Roman" w:eastAsia="MS Mincho"/>
+          <w:b w:val="0"/>
+          <w:i w:val="0"/>
+          <w:sz w:val="24"/>
+        </w:rPr>
+        <w:t xml:space="preserve"> log K| percentage points. The median upward shift is 1.7 pp (IQR: 1.4–2.7 pp; Figure 12). For the Republic of Korea the shift is 3.1 pp, for Israel 2.8 pp. These are economically meaningful magnitudes in the context of the declining-labour-share debate (Karabarbounis and Neiman, 2014): a portion of the measured decline in labour shares may reflect not a genuine shift of income from labour to capital but a measurement artefact arising from the failure to account for investment gestation lags. This finding reframes the declining-labour-share puzzle: part of the documented secular fall in labour shares across advanced economies may simply be an artefact of treating long-gestation investment as if it were instantly productive.</w:t>
+      </w:r>
+    </w:p>
+    <w:p>
+      <w:pPr>
+        <w:spacing w:after="120" w:line="360" w:lineRule="auto"/>
+        <w:ind w:firstLine="480"/>
+      </w:pPr>
+      <w:r>
+        <w:rPr>
+          <w:rFonts w:ascii="Times New Roman" w:hAnsi="Times New Roman" w:eastAsia="MS Mincho"/>
+          <w:b w:val="0"/>
+          <w:i/>
+          <w:sz w:val="24"/>
+        </w:rPr>
+        <w:t>Investment composition and the business cycle.</w:t>
+      </w:r>
+      <w:r>
+        <w:rPr>
+          <w:rFonts w:ascii="Times New Roman" w:hAnsi="Times New Roman" w:eastAsia="MS Mincho"/>
+          <w:b w:val="0"/>
+          <w:i w:val="0"/>
+          <w:sz w:val="24"/>
+        </w:rPr>
+        <w:t xml:space="preserve"> The K-level gap is not constant over time but co-moves with the investment cycle. During expansions, firms undertake more complex, long-gestation projects (software platforms, R&amp;D programmes, infrastructure); during contractions, investment retreats to short-lead maintenance and replacement. The observable </w:t>
+      </w:r>
+      <w:r>
+        <w:rPr>
+          <w:rFonts w:ascii="Times New Roman" w:hAnsi="Times New Roman" w:eastAsia="MS Mincho"/>
+          <w:b w:val="0"/>
+          <w:i/>
+          <w:sz w:val="24"/>
+        </w:rPr>
+        <w:t>μ</w:t>
+      </w:r>
+      <w:r>
+        <w:rPr>
+          <w:rFonts w:ascii="Times New Roman" w:hAnsi="Times New Roman" w:eastAsia="MS Mincho"/>
+          <w:b w:val="0"/>
+          <w:i/>
+          <w:sz w:val="24"/>
+          <w:vertAlign w:val="subscript"/>
+        </w:rPr>
+        <w:t>o</w:t>
+      </w:r>
+      <w:r>
+        <w:rPr>
+          <w:rFonts w:ascii="Times New Roman" w:hAnsi="Times New Roman" w:eastAsia="MS Mincho"/>
+          <w:b w:val="0"/>
+          <w:i w:val="0"/>
+          <w:sz w:val="24"/>
+        </w:rPr>
+        <w:t xml:space="preserve">bs(t) therefore rises in booms and falls in recessions, amplifying the tempo effect procyclically. This means the standard PIM systematically </w:t>
+      </w:r>
+      <w:r>
+        <w:rPr>
+          <w:rFonts w:ascii="Times New Roman" w:hAnsi="Times New Roman" w:eastAsia="MS Mincho"/>
+          <w:b w:val="0"/>
+          <w:i/>
+          <w:sz w:val="24"/>
+        </w:rPr>
+        <w:t>overstates</w:t>
+      </w:r>
+      <w:r>
+        <w:rPr>
+          <w:rFonts w:ascii="Times New Roman" w:hAnsi="Times New Roman" w:eastAsia="MS Mincho"/>
+          <w:b w:val="0"/>
+          <w:i w:val="0"/>
+          <w:sz w:val="24"/>
+        </w:rPr>
+        <w:t xml:space="preserve"> the capital stock in booms (when long-gestation investment is being counted before completion) and </w:t>
+      </w:r>
+      <w:r>
+        <w:rPr>
+          <w:rFonts w:ascii="Times New Roman" w:hAnsi="Times New Roman" w:eastAsia="MS Mincho"/>
+          <w:b w:val="0"/>
+          <w:i/>
+          <w:sz w:val="24"/>
+        </w:rPr>
+        <w:t>understates</w:t>
+      </w:r>
+      <w:r>
+        <w:rPr>
+          <w:rFonts w:ascii="Times New Roman" w:hAnsi="Times New Roman" w:eastAsia="MS Mincho"/>
+          <w:b w:val="0"/>
+          <w:i w:val="0"/>
+          <w:sz w:val="24"/>
+        </w:rPr>
+        <w:t xml:space="preserve"> it in troughs (when the pipeline empties but past projects are completing). The procyclical bias in measured K translates to a countercyclical bias in measured TFP: TFP appears lower in booms and higher in recessions than it should, which may explain part of the well-documented countercyclicality of the Solow residual.</w:t>
+      </w:r>
+    </w:p>
+    <w:p>
+      <w:pPr>
+        <w:spacing w:before="360" w:after="120" w:line="360" w:lineRule="auto"/>
+      </w:pPr>
+      <w:r>
+        <w:rPr>
+          <w:rFonts w:ascii="Times New Roman" w:hAnsi="Times New Roman" w:eastAsia="MS Mincho"/>
+          <w:b/>
+          <w:i w:val="0"/>
+          <w:sz w:val="24"/>
+        </w:rPr>
+        <w:t>5.11 Solow-residual historical decomposition</w:t>
       </w:r>
     </w:p>
     <w:p>
@@ -16901,7 +21496,7 @@
         <w:drawing>
           <wp:inline xmlns:a="http://schemas.openxmlformats.org/drawingml/2006/main" xmlns:pic="http://schemas.openxmlformats.org/drawingml/2006/picture">
             <wp:extent cx="5669280" cy="3353435"/>
-            <wp:docPr id="10" name="Picture 10"/>
+            <wp:docPr id="13" name="Picture 13"/>
             <wp:cNvGraphicFramePr>
               <a:graphicFrameLocks noChangeAspect="1"/>
             </wp:cNvGraphicFramePr>
@@ -16909,11 +21504,11 @@
               <a:graphicData uri="http://schemas.openxmlformats.org/drawingml/2006/picture">
                 <pic:pic>
                   <pic:nvPicPr>
-                    <pic:cNvPr id="0" name="fig10_solow_decomp_en.png"/>
+                    <pic:cNvPr id="0" name="fig13_solow_decomp_en.png"/>
                     <pic:cNvPicPr/>
                   </pic:nvPicPr>
                   <pic:blipFill>
-                    <a:blip r:embed="rId18"/>
+                    <a:blip r:embed="rId21"/>
                     <a:stretch>
                       <a:fillRect/>
                     </a:stretch>
@@ -16944,7 +21539,7 @@
           <w:i w:val="0"/>
           <w:sz w:val="20"/>
         </w:rPr>
-        <w:t xml:space="preserve">Fig. 10. </w:t>
+        <w:t xml:space="preserve">Fig. 13. </w:t>
       </w:r>
       <w:r>
         <w:rPr>
@@ -16968,7 +21563,282 @@
           <w:i w:val="0"/>
           <w:sz w:val="24"/>
         </w:rPr>
-        <w:t>The analyses reported above establish that M2 and M4 improve on M0 by standard forecast-accuracy metrics. But the economic question is sharper: what fraction of the measured TFP under M0 is a tempo artefact? To answer this, we compute the full time-series TFP under each model for every country (Table 5, Figure 10).</w:t>
+        <w:t xml:space="preserve">The TFP variance decomposition complements the level analysis of Sect. 5.10. Under M0 the Solow residual is log A₀(t) = log Y − </w:t>
+      </w:r>
+      <w:r>
+        <w:rPr>
+          <w:rFonts w:ascii="Times New Roman" w:hAnsi="Times New Roman" w:eastAsia="MS Mincho"/>
+          <w:b w:val="0"/>
+          <w:i/>
+          <w:sz w:val="24"/>
+        </w:rPr>
+        <w:t>α</w:t>
+      </w:r>
+      <w:r>
+        <w:rPr>
+          <w:rFonts w:ascii="Times New Roman" w:hAnsi="Times New Roman" w:eastAsia="MS Mincho"/>
+          <w:b w:val="0"/>
+          <w:i w:val="0"/>
+          <w:sz w:val="24"/>
+        </w:rPr>
+        <w:t xml:space="preserve"> log K₀ − (1 − </w:t>
+      </w:r>
+      <w:r>
+        <w:rPr>
+          <w:rFonts w:ascii="Times New Roman" w:hAnsi="Times New Roman" w:eastAsia="MS Mincho"/>
+          <w:b w:val="0"/>
+          <w:i/>
+          <w:sz w:val="24"/>
+        </w:rPr>
+        <w:t>α</w:t>
+      </w:r>
+      <w:r>
+        <w:rPr>
+          <w:rFonts w:ascii="Times New Roman" w:hAnsi="Times New Roman" w:eastAsia="MS Mincho"/>
+          <w:b w:val="0"/>
+          <w:i w:val="0"/>
+          <w:sz w:val="24"/>
+        </w:rPr>
+        <w:t xml:space="preserve">) log LH, where K₀ is the instant PIM stock. Under M2 the residual becomes log A₂(t) = log Y − </w:t>
+      </w:r>
+      <w:r>
+        <w:rPr>
+          <w:rFonts w:ascii="Times New Roman" w:hAnsi="Times New Roman" w:eastAsia="MS Mincho"/>
+          <w:b w:val="0"/>
+          <w:i/>
+          <w:sz w:val="24"/>
+        </w:rPr>
+        <w:t>α</w:t>
+      </w:r>
+      <w:r>
+        <w:rPr>
+          <w:rFonts w:ascii="Times New Roman" w:hAnsi="Times New Roman" w:eastAsia="MS Mincho"/>
+          <w:b w:val="0"/>
+          <w:i w:val="0"/>
+          <w:sz w:val="24"/>
+        </w:rPr>
+        <w:t xml:space="preserve"> log K₂ − (1 − </w:t>
+      </w:r>
+      <w:r>
+        <w:rPr>
+          <w:rFonts w:ascii="Times New Roman" w:hAnsi="Times New Roman" w:eastAsia="MS Mincho"/>
+          <w:b w:val="0"/>
+          <w:i/>
+          <w:sz w:val="24"/>
+        </w:rPr>
+        <w:t>α</w:t>
+      </w:r>
+      <w:r>
+        <w:rPr>
+          <w:rFonts w:ascii="Times New Roman" w:hAnsi="Times New Roman" w:eastAsia="MS Mincho"/>
+          <w:b w:val="0"/>
+          <w:i w:val="0"/>
+          <w:sz w:val="24"/>
+        </w:rPr>
+        <w:t>) log LH, where K₂ is the tempo-drift PIM stock. Under M</w:t>
+      </w:r>
+      <w:r>
+        <w:rPr>
+          <w:rFonts w:ascii="Times New Roman" w:hAnsi="Times New Roman" w:eastAsia="MS Mincho"/>
+          <w:b w:val="0"/>
+          <w:i/>
+          <w:sz w:val="24"/>
+          <w:vertAlign w:val="subscript"/>
+        </w:rPr>
+        <w:t>o</w:t>
+      </w:r>
+      <w:r>
+        <w:rPr>
+          <w:rFonts w:ascii="Times New Roman" w:hAnsi="Times New Roman" w:eastAsia="MS Mincho"/>
+          <w:b w:val="0"/>
+          <w:i w:val="0"/>
+          <w:sz w:val="24"/>
+        </w:rPr>
+        <w:t>bs the residual is log A</w:t>
+      </w:r>
+      <w:r>
+        <w:rPr>
+          <w:rFonts w:ascii="Times New Roman" w:hAnsi="Times New Roman" w:eastAsia="MS Mincho"/>
+          <w:b w:val="0"/>
+          <w:i/>
+          <w:sz w:val="24"/>
+          <w:vertAlign w:val="subscript"/>
+        </w:rPr>
+        <w:t>o</w:t>
+      </w:r>
+      <w:r>
+        <w:rPr>
+          <w:rFonts w:ascii="Times New Roman" w:hAnsi="Times New Roman" w:eastAsia="MS Mincho"/>
+          <w:b w:val="0"/>
+          <w:i w:val="0"/>
+          <w:sz w:val="24"/>
+        </w:rPr>
+        <w:t xml:space="preserve">bs(t) = log Y − </w:t>
+      </w:r>
+      <w:r>
+        <w:rPr>
+          <w:rFonts w:ascii="Times New Roman" w:hAnsi="Times New Roman" w:eastAsia="MS Mincho"/>
+          <w:b w:val="0"/>
+          <w:i/>
+          <w:sz w:val="24"/>
+        </w:rPr>
+        <w:t>α</w:t>
+      </w:r>
+      <w:r>
+        <w:rPr>
+          <w:rFonts w:ascii="Times New Roman" w:hAnsi="Times New Roman" w:eastAsia="MS Mincho"/>
+          <w:b w:val="0"/>
+          <w:i w:val="0"/>
+          <w:sz w:val="24"/>
+        </w:rPr>
+        <w:t xml:space="preserve"> log K</w:t>
+      </w:r>
+      <w:r>
+        <w:rPr>
+          <w:rFonts w:ascii="Times New Roman" w:hAnsi="Times New Roman" w:eastAsia="MS Mincho"/>
+          <w:b w:val="0"/>
+          <w:i/>
+          <w:sz w:val="24"/>
+          <w:vertAlign w:val="subscript"/>
+        </w:rPr>
+        <w:t>o</w:t>
+      </w:r>
+      <w:r>
+        <w:rPr>
+          <w:rFonts w:ascii="Times New Roman" w:hAnsi="Times New Roman" w:eastAsia="MS Mincho"/>
+          <w:b w:val="0"/>
+          <w:i w:val="0"/>
+          <w:sz w:val="24"/>
+        </w:rPr>
+        <w:t xml:space="preserve">bs − (1 − </w:t>
+      </w:r>
+      <w:r>
+        <w:rPr>
+          <w:rFonts w:ascii="Times New Roman" w:hAnsi="Times New Roman" w:eastAsia="MS Mincho"/>
+          <w:b w:val="0"/>
+          <w:i/>
+          <w:sz w:val="24"/>
+        </w:rPr>
+        <w:t>α</w:t>
+      </w:r>
+      <w:r>
+        <w:rPr>
+          <w:rFonts w:ascii="Times New Roman" w:hAnsi="Times New Roman" w:eastAsia="MS Mincho"/>
+          <w:b w:val="0"/>
+          <w:i w:val="0"/>
+          <w:sz w:val="24"/>
+        </w:rPr>
+        <w:t>) log LH, where K</w:t>
+      </w:r>
+      <w:r>
+        <w:rPr>
+          <w:rFonts w:ascii="Times New Roman" w:hAnsi="Times New Roman" w:eastAsia="MS Mincho"/>
+          <w:b w:val="0"/>
+          <w:i/>
+          <w:sz w:val="24"/>
+          <w:vertAlign w:val="subscript"/>
+        </w:rPr>
+        <w:t>o</w:t>
+      </w:r>
+      <w:r>
+        <w:rPr>
+          <w:rFonts w:ascii="Times New Roman" w:hAnsi="Times New Roman" w:eastAsia="MS Mincho"/>
+          <w:b w:val="0"/>
+          <w:i w:val="0"/>
+          <w:sz w:val="24"/>
+        </w:rPr>
+        <w:t>bs is the observable-tempo PIM stock. The difference in growth-rate variance — Var(</w:t>
+      </w:r>
+      <w:r>
+        <w:rPr>
+          <w:rFonts w:ascii="Times New Roman" w:hAnsi="Times New Roman" w:eastAsia="MS Mincho"/>
+          <w:b w:val="0"/>
+          <w:i/>
+          <w:sz w:val="24"/>
+        </w:rPr>
+        <w:t>Δ</w:t>
+      </w:r>
+      <w:r>
+        <w:rPr>
+          <w:rFonts w:ascii="Times New Roman" w:hAnsi="Times New Roman" w:eastAsia="MS Mincho"/>
+          <w:b w:val="0"/>
+          <w:i w:val="0"/>
+          <w:sz w:val="24"/>
+        </w:rPr>
+        <w:t xml:space="preserve"> log A₀) versus Var(</w:t>
+      </w:r>
+      <w:r>
+        <w:rPr>
+          <w:rFonts w:ascii="Times New Roman" w:hAnsi="Times New Roman" w:eastAsia="MS Mincho"/>
+          <w:b w:val="0"/>
+          <w:i/>
+          <w:sz w:val="24"/>
+        </w:rPr>
+        <w:t>Δ</w:t>
+      </w:r>
+      <w:r>
+        <w:rPr>
+          <w:rFonts w:ascii="Times New Roman" w:hAnsi="Times New Roman" w:eastAsia="MS Mincho"/>
+          <w:b w:val="0"/>
+          <w:i w:val="0"/>
+          <w:sz w:val="24"/>
+        </w:rPr>
+        <w:t xml:space="preserve"> log A₂) or Var(</w:t>
+      </w:r>
+      <w:r>
+        <w:rPr>
+          <w:rFonts w:ascii="Times New Roman" w:hAnsi="Times New Roman" w:eastAsia="MS Mincho"/>
+          <w:b w:val="0"/>
+          <w:i/>
+          <w:sz w:val="24"/>
+        </w:rPr>
+        <w:t>Δ</w:t>
+      </w:r>
+      <w:r>
+        <w:rPr>
+          <w:rFonts w:ascii="Times New Roman" w:hAnsi="Times New Roman" w:eastAsia="MS Mincho"/>
+          <w:b w:val="0"/>
+          <w:i w:val="0"/>
+          <w:sz w:val="24"/>
+        </w:rPr>
+        <w:t xml:space="preserve"> log A</w:t>
+      </w:r>
+      <w:r>
+        <w:rPr>
+          <w:rFonts w:ascii="Times New Roman" w:hAnsi="Times New Roman" w:eastAsia="MS Mincho"/>
+          <w:b w:val="0"/>
+          <w:i/>
+          <w:sz w:val="24"/>
+          <w:vertAlign w:val="subscript"/>
+        </w:rPr>
+        <w:t>o</w:t>
+      </w:r>
+      <w:r>
+        <w:rPr>
+          <w:rFonts w:ascii="Times New Roman" w:hAnsi="Times New Roman" w:eastAsia="MS Mincho"/>
+          <w:b w:val="0"/>
+          <w:i w:val="0"/>
+          <w:sz w:val="24"/>
+        </w:rPr>
+        <w:t xml:space="preserve">bs) — measures how much TFP-growth variation is absorbed by the time-to-build correction. Across the 35 countries, the median variance reduction attributable to tempo drift alone (M0 → M2) is 2.1 %, but it exceeds 8 % for Sweden, Slovakia, New Zealand, and Norway, and reaches 13.8 % for New Zealand. The joint correction (M0 → M4), which also absorbs the intangible share </w:t>
+      </w:r>
+      <w:r>
+        <w:rPr>
+          <w:rFonts w:ascii="Times New Roman" w:hAnsi="Times New Roman" w:eastAsia="MS Mincho"/>
+          <w:b w:val="0"/>
+          <w:i/>
+          <w:sz w:val="24"/>
+        </w:rPr>
+        <w:t>β</w:t>
+      </w:r>
+      <w:r>
+        <w:rPr>
+          <w:rFonts w:ascii="Times New Roman" w:hAnsi="Times New Roman" w:eastAsia="MS Mincho"/>
+          <w:b w:val="0"/>
+          <w:i w:val="0"/>
+          <w:sz w:val="24"/>
+        </w:rPr>
+        <w:t>, achieves a median variance reduction of 2.7 %, with France (29.7 %), Luxembourg (14.6 %), Netherlands (10.7 %), and Italy (11.0 %) showing the largest shifts.</w:t>
       </w:r>
     </w:p>
     <w:p>
@@ -16983,7 +21853,7 @@
           <w:i w:val="0"/>
           <w:sz w:val="24"/>
         </w:rPr>
-        <w:t xml:space="preserve">Under M0 the Solow residual is log A₀(t) = log Y − </w:t>
+        <w:t xml:space="preserve">Figure 13 displays the time-series TFP paths for six representative countries: Japan, the United States, Germany, the Republic of Korea, the United Kingdom, and France. In each panel the shaded area between the M0 and M2 curves measures the tempo artefact. For France the M0 and M4 residuals diverge sharply after 2005, consistent with the large </w:t>
       </w:r>
       <w:r>
         <w:rPr>
@@ -16992,16 +21862,16 @@
           <w:i/>
           <w:sz w:val="24"/>
         </w:rPr>
-        <w:t>α</w:t>
-      </w:r>
-      <w:r>
-        <w:rPr>
-          <w:rFonts w:ascii="Times New Roman" w:hAnsi="Times New Roman" w:eastAsia="MS Mincho"/>
-          <w:b w:val="0"/>
-          <w:i w:val="0"/>
-          <w:sz w:val="24"/>
-        </w:rPr>
-        <w:t xml:space="preserve"> log K₀ − (1 − </w:t>
+        <w:t>β</w:t>
+      </w:r>
+      <w:r>
+        <w:rPr>
+          <w:rFonts w:ascii="Times New Roman" w:hAnsi="Times New Roman" w:eastAsia="MS Mincho"/>
+          <w:b w:val="0"/>
+          <w:i w:val="0"/>
+          <w:sz w:val="24"/>
+        </w:rPr>
+        <w:t xml:space="preserve">̂ = 0.34 estimated for France (Table 2). The key finding is that these are not merely forecasting improvements: they represent genuine changes in </w:t>
       </w:r>
       <w:r>
         <w:rPr>
@@ -17010,139 +21880,16 @@
           <w:i/>
           <w:sz w:val="24"/>
         </w:rPr>
-        <w:t>α</w:t>
-      </w:r>
-      <w:r>
-        <w:rPr>
-          <w:rFonts w:ascii="Times New Roman" w:hAnsi="Times New Roman" w:eastAsia="MS Mincho"/>
-          <w:b w:val="0"/>
-          <w:i w:val="0"/>
-          <w:sz w:val="24"/>
-        </w:rPr>
-        <w:t xml:space="preserve">) log LH, where K₀ is the instant PIM stock. Under M2 the residual becomes log A₂(t) = log Y − </w:t>
-      </w:r>
-      <w:r>
-        <w:rPr>
-          <w:rFonts w:ascii="Times New Roman" w:hAnsi="Times New Roman" w:eastAsia="MS Mincho"/>
-          <w:b w:val="0"/>
-          <w:i/>
-          <w:sz w:val="24"/>
-        </w:rPr>
-        <w:t>α</w:t>
-      </w:r>
-      <w:r>
-        <w:rPr>
-          <w:rFonts w:ascii="Times New Roman" w:hAnsi="Times New Roman" w:eastAsia="MS Mincho"/>
-          <w:b w:val="0"/>
-          <w:i w:val="0"/>
-          <w:sz w:val="24"/>
-        </w:rPr>
-        <w:t xml:space="preserve"> log K₂ − (1 − </w:t>
-      </w:r>
-      <w:r>
-        <w:rPr>
-          <w:rFonts w:ascii="Times New Roman" w:hAnsi="Times New Roman" w:eastAsia="MS Mincho"/>
-          <w:b w:val="0"/>
-          <w:i/>
-          <w:sz w:val="24"/>
-        </w:rPr>
-        <w:t>α</w:t>
-      </w:r>
-      <w:r>
-        <w:rPr>
-          <w:rFonts w:ascii="Times New Roman" w:hAnsi="Times New Roman" w:eastAsia="MS Mincho"/>
-          <w:b w:val="0"/>
-          <w:i w:val="0"/>
-          <w:sz w:val="24"/>
-        </w:rPr>
-        <w:t>) log LH, where K₂ is the tempo-drift PIM stock. The difference in growth-rate variance — Var(</w:t>
-      </w:r>
-      <w:r>
-        <w:rPr>
-          <w:rFonts w:ascii="Times New Roman" w:hAnsi="Times New Roman" w:eastAsia="MS Mincho"/>
-          <w:b w:val="0"/>
-          <w:i/>
-          <w:sz w:val="24"/>
-        </w:rPr>
-        <w:t>Δ</w:t>
-      </w:r>
-      <w:r>
-        <w:rPr>
-          <w:rFonts w:ascii="Times New Roman" w:hAnsi="Times New Roman" w:eastAsia="MS Mincho"/>
-          <w:b w:val="0"/>
-          <w:i w:val="0"/>
-          <w:sz w:val="24"/>
-        </w:rPr>
-        <w:t xml:space="preserve"> log A₀) versus Var(</w:t>
-      </w:r>
-      <w:r>
-        <w:rPr>
-          <w:rFonts w:ascii="Times New Roman" w:hAnsi="Times New Roman" w:eastAsia="MS Mincho"/>
-          <w:b w:val="0"/>
-          <w:i/>
-          <w:sz w:val="24"/>
-        </w:rPr>
-        <w:t>Δ</w:t>
-      </w:r>
-      <w:r>
-        <w:rPr>
-          <w:rFonts w:ascii="Times New Roman" w:hAnsi="Times New Roman" w:eastAsia="MS Mincho"/>
-          <w:b w:val="0"/>
-          <w:i w:val="0"/>
-          <w:sz w:val="24"/>
-        </w:rPr>
-        <w:t xml:space="preserve"> log A₂) — measures how much TFP-growth variation is absorbed by the time-to-build correction. Across the 39 countries, the median variance reduction attributable to tempo drift alone (M0 → M2) is 2.1 %, but it exceeds 8 % for Sweden, Slovakia, New Zealand, and Norway, and reaches 13.8 % for New Zealand. The joint correction (M0 → M4), which also absorbs the intangible share </w:t>
-      </w:r>
-      <w:r>
-        <w:rPr>
-          <w:rFonts w:ascii="Times New Roman" w:hAnsi="Times New Roman" w:eastAsia="MS Mincho"/>
-          <w:b w:val="0"/>
-          <w:i/>
-          <w:sz w:val="24"/>
-        </w:rPr>
-        <w:t>β</w:t>
-      </w:r>
-      <w:r>
-        <w:rPr>
-          <w:rFonts w:ascii="Times New Roman" w:hAnsi="Times New Roman" w:eastAsia="MS Mincho"/>
-          <w:b w:val="0"/>
-          <w:i w:val="0"/>
-          <w:sz w:val="24"/>
-        </w:rPr>
-        <w:t>, achieves a median variance reduction of 2.7 %, with France (29.7 %), Luxembourg (14.6 %), Netherlands (10.7 %), and Italy (11.0 %) showing the largest shifts.</w:t>
-      </w:r>
-    </w:p>
-    <w:p>
-      <w:pPr>
-        <w:spacing w:after="120" w:line="360" w:lineRule="auto"/>
-        <w:ind w:firstLine="480"/>
-      </w:pPr>
-      <w:r>
-        <w:rPr>
-          <w:rFonts w:ascii="Times New Roman" w:hAnsi="Times New Roman" w:eastAsia="MS Mincho"/>
-          <w:b w:val="0"/>
-          <w:i w:val="0"/>
-          <w:sz w:val="24"/>
-        </w:rPr>
-        <w:t xml:space="preserve">Figure 10 displays the time-series TFP paths for six representative countries: Japan, the United States, Germany, the Republic of Korea, the United Kingdom, and France. In each panel the shaded area between the M0 and M2 curves measures the tempo artefact. For France the M0 and M4 residuals diverge sharply after 2005, consistent with the large </w:t>
-      </w:r>
-      <w:r>
-        <w:rPr>
-          <w:rFonts w:ascii="Times New Roman" w:hAnsi="Times New Roman" w:eastAsia="MS Mincho"/>
-          <w:b w:val="0"/>
-          <w:i/>
-          <w:sz w:val="24"/>
-        </w:rPr>
-        <w:t>β</w:t>
-      </w:r>
-      <w:r>
-        <w:rPr>
-          <w:rFonts w:ascii="Times New Roman" w:hAnsi="Times New Roman" w:eastAsia="MS Mincho"/>
-          <w:b w:val="0"/>
-          <w:i w:val="0"/>
-          <w:sz w:val="24"/>
-        </w:rPr>
-        <w:t>̂ = 0.34 estimated for France (Table 2). These results provide the core answer to the "so what?" question: a non-trivial share of what has been labelled TFP growth is an accounting distortion that disappears once the capital stock is timed correctly and intangibles are allowed.</w:t>
+        <w:t>how much of output growth is attributed to capital versus productivity</w:t>
+      </w:r>
+      <w:r>
+        <w:rPr>
+          <w:rFonts w:ascii="Times New Roman" w:hAnsi="Times New Roman" w:eastAsia="MS Mincho"/>
+          <w:b w:val="0"/>
+          <w:i w:val="0"/>
+          <w:sz w:val="24"/>
+        </w:rPr>
+        <w:t>.</w:t>
       </w:r>
     </w:p>
     <w:p>
@@ -17156,7 +21903,7 @@
           <w:i w:val="0"/>
           <w:sz w:val="24"/>
         </w:rPr>
-        <w:t>5.11 Counterfactual wealth: what if β entered official statistics?</w:t>
+        <w:t>5.12 Counterfactual wealth: what if β entered official statistics?</w:t>
       </w:r>
     </w:p>
     <w:p>
@@ -17168,7 +21915,7 @@
         <w:drawing>
           <wp:inline xmlns:a="http://schemas.openxmlformats.org/drawingml/2006/main" xmlns:pic="http://schemas.openxmlformats.org/drawingml/2006/picture">
             <wp:extent cx="5669280" cy="2813466"/>
-            <wp:docPr id="11" name="Picture 11"/>
+            <wp:docPr id="14" name="Picture 14"/>
             <wp:cNvGraphicFramePr>
               <a:graphicFrameLocks noChangeAspect="1"/>
             </wp:cNvGraphicFramePr>
@@ -17176,11 +21923,11 @@
               <a:graphicData uri="http://schemas.openxmlformats.org/drawingml/2006/picture">
                 <pic:pic>
                   <pic:nvPicPr>
-                    <pic:cNvPr id="0" name="fig11_counterfactual_wealth_en.png"/>
+                    <pic:cNvPr id="0" name="fig14_counterfactual_wealth_en.png"/>
                     <pic:cNvPicPr/>
                   </pic:nvPicPr>
                   <pic:blipFill>
-                    <a:blip r:embed="rId19"/>
+                    <a:blip r:embed="rId22"/>
                     <a:stretch>
                       <a:fillRect/>
                     </a:stretch>
@@ -17211,7 +21958,7 @@
           <w:i w:val="0"/>
           <w:sz w:val="20"/>
         </w:rPr>
-        <w:t xml:space="preserve">Fig. 11. </w:t>
+        <w:t xml:space="preserve">Fig. 14. </w:t>
       </w:r>
       <w:r>
         <w:rPr>
@@ -17399,7 +22146,7 @@
           <w:i w:val="0"/>
           <w:sz w:val="24"/>
         </w:rPr>
-        <w:t xml:space="preserve">Figure 11 displays the results for the 21 countries with </w:t>
+        <w:t xml:space="preserve">Figure 14 displays the results for the 21 countries with </w:t>
       </w:r>
       <w:r>
         <w:rPr>
@@ -17508,7 +22255,7 @@
           <w:i w:val="0"/>
           <w:sz w:val="24"/>
         </w:rPr>
-        <w:t xml:space="preserve">The historical decomposition of Sect. 5.10 puts a number on the long-standing suspicion that the Solow residual conflates genuine innovation with capital-stock mismeasurement. Under M0 (instant PIM, </w:t>
+        <w:t xml:space="preserve">The K-level analysis of Sect. 5.10 and the historical decomposition of Sect. 5.11 put a number on the long-standing suspicion that the Solow residual conflates genuine innovation with capital-stock mismeasurement. Under M0 (instant PIM, </w:t>
       </w:r>
       <w:r>
         <w:rPr>
@@ -17526,7 +22273,7 @@
           <w:i w:val="0"/>
           <w:sz w:val="24"/>
         </w:rPr>
-        <w:t xml:space="preserve"> = 0) any mis-specification in the timing or composition of capital flows through directly into TFP and is then interpreted as innovation. We show that a measurable share of Solow-residual growth variation across our 39 countries can be re-assigned to two accounting corrections that have nothing to do with innovation: the time-to-build </w:t>
+        <w:t xml:space="preserve"> = 0) any mis-specification in the timing or composition of capital flows through directly into TFP and is then interpreted as innovation. We show that a measurable share of Solow-residual growth variation across our 35 countries can be re-assigned to two accounting corrections that have nothing to do with innovation: the time-to-build </w:t>
       </w:r>
       <w:r>
         <w:rPr>
@@ -18952,7 +23699,44 @@
           <w:i w:val="0"/>
           <w:sz w:val="24"/>
         </w:rPr>
-        <w:t xml:space="preserve"> = 0) the accounting is silently biased, the Solow residual absorbs the error, and the flow and stock accounts drift apart. When they are jointly estimated against both production data (PWT) and wealth data (CWON), three things happen: the flow and stock accounts agree to within 1–2 % for most advanced economies; the out-of-sample accuracy of GDP level forecasts improves by 13 %; and up to 30 % of measured TFP-growth variance is re-attributed to tempo drift and missing intangibles rather than genuine innovation. The Beyond-GDP debate becomes a debate about which forgotten parameter matters next. Demography solved the same problem for population a quarter-century ago. Capital accounting can do the same now.</w:t>
+        <w:t xml:space="preserve"> = 0) the accounting is silently biased, the Solow residual absorbs the error, and the flow and stock accounts drift apart. When </w:t>
+      </w:r>
+      <w:r>
+        <w:rPr>
+          <w:rFonts w:ascii="Times New Roman" w:hAnsi="Times New Roman" w:eastAsia="MS Mincho"/>
+          <w:b w:val="0"/>
+          <w:i/>
+          <w:sz w:val="24"/>
+        </w:rPr>
+        <w:t>μ</w:t>
+      </w:r>
+      <w:r>
+        <w:rPr>
+          <w:rFonts w:ascii="Times New Roman" w:hAnsi="Times New Roman" w:eastAsia="MS Mincho"/>
+          <w:b w:val="0"/>
+          <w:i w:val="0"/>
+          <w:sz w:val="24"/>
+        </w:rPr>
+        <w:t xml:space="preserve"> is constructed from observable investment composition (M</w:t>
+      </w:r>
+      <w:r>
+        <w:rPr>
+          <w:rFonts w:ascii="Times New Roman" w:hAnsi="Times New Roman" w:eastAsia="MS Mincho"/>
+          <w:b w:val="0"/>
+          <w:i/>
+          <w:sz w:val="24"/>
+          <w:vertAlign w:val="subscript"/>
+        </w:rPr>
+        <w:t>o</w:t>
+      </w:r>
+      <w:r>
+        <w:rPr>
+          <w:rFonts w:ascii="Times New Roman" w:hAnsi="Times New Roman" w:eastAsia="MS Mincho"/>
+          <w:b w:val="0"/>
+          <w:i w:val="0"/>
+          <w:sz w:val="24"/>
+        </w:rPr>
+        <w:t>bs), the measured capital stock changes by a median 4.3 %, TFP shifts by 1.7 percentage points, and the implied labour share shifts by 1.7 percentage points — all without any free parameters. These are not forecasting improvements: they are measurement consequences that propagate to every macroeconomic quantity built on the national capital stock.</w:t>
       </w:r>
     </w:p>
     <w:p>
@@ -18967,7 +23751,25 @@
           <w:i w:val="0"/>
           <w:sz w:val="24"/>
         </w:rPr>
-        <w:t>The scale of the empirical gains deserves a final word of calibration. A 13 % reduction in out-of-sample MAPE is, in levels, a reduction from 4.60 % to 3.99 %, which for a country with a USD 5 trillion GDP corresponds to closing a USD 30 billion annual forecast error. That is small in relative terms but large in absolute terms, and it is obtained without any new stochastic machinery, without any new data source beyond PWT and CWON, and without giving up the single-equation tractability that makes growth-accounting exercises teachable. Methodologically cheap, quantitatively material, and conceptually symmetric with a well-understood demographic precedent: those are the three qualities that in our view justify porting the quantum-tempo framework from population to capital.</w:t>
+        <w:t xml:space="preserve">The scale of the measurement consequences deserves a final word of calibration. A 4.3 % change in the capital stock may sound modest, but it implies that the capital contribution to output — </w:t>
+      </w:r>
+      <w:r>
+        <w:rPr>
+          <w:rFonts w:ascii="Times New Roman" w:hAnsi="Times New Roman" w:eastAsia="MS Mincho"/>
+          <w:b w:val="0"/>
+          <w:i/>
+          <w:sz w:val="24"/>
+        </w:rPr>
+        <w:t>α</w:t>
+      </w:r>
+      <w:r>
+        <w:rPr>
+          <w:rFonts w:ascii="Times New Roman" w:hAnsi="Times New Roman" w:eastAsia="MS Mincho"/>
+          <w:b w:val="0"/>
+          <w:i w:val="0"/>
+          <w:sz w:val="24"/>
+        </w:rPr>
+        <w:t xml:space="preserve"> log K in every growth-accounting exercise since Solow (1957) — has been systematically biased for every country that has experienced a shift in investment composition toward long-gestation assets. For the Republic of Korea, the capital stock is overstated by 7.1 %, shifting TFP by 3.1 pp and the implied labour share by 3.1 pp; for Ireland the figures are 9.2 % and 4.6 pp. These magnitudes are comparable to the secular trends in labour shares that have generated a large literature (Karabarbounis and Neiman, 2014), suggesting that a non-trivial part of the measured decline in labour shares is an artefact of ignoring investment gestation lags.</w:t>
       </w:r>
     </w:p>
     <w:p>
@@ -19000,7 +23802,7 @@
           <w:i w:val="0"/>
           <w:sz w:val="24"/>
         </w:rPr>
-        <w:t xml:space="preserve"> as time-invariant should be treated as provisional; the cost of re-estimating </w:t>
+        <w:t xml:space="preserve"> as time-invariant should be treated as provisional; the observable M</w:t>
       </w:r>
       <w:r>
         <w:rPr>
@@ -19008,17 +23810,18 @@
           <w:b w:val="0"/>
           <w:i/>
           <w:sz w:val="24"/>
-        </w:rPr>
-        <w:t>μ</w:t>
-      </w:r>
-      <w:r>
-        <w:rPr>
-          <w:rFonts w:ascii="Times New Roman" w:hAnsi="Times New Roman" w:eastAsia="MS Mincho"/>
-          <w:b w:val="0"/>
-          <w:i w:val="0"/>
-          <w:sz w:val="24"/>
-        </w:rPr>
-        <w:t>(t) is modest and the benefit in out-of-sample fit is comparable to adding a full suite of stochastic shocks to the production function. Second, the CWON and IWI programmes should consider publishing, alongside the point estimates, a set of joint-identified (</w:t>
+          <w:vertAlign w:val="subscript"/>
+        </w:rPr>
+        <w:t>o</w:t>
+      </w:r>
+      <w:r>
+        <w:rPr>
+          <w:rFonts w:ascii="Times New Roman" w:hAnsi="Times New Roman" w:eastAsia="MS Mincho"/>
+          <w:b w:val="0"/>
+          <w:i w:val="0"/>
+          <w:sz w:val="24"/>
+        </w:rPr>
+        <w:t>bs construction demonstrates that the composition-driven tempo can be computed at negligible cost from existing OECD asset data. Second, the CWON and IWI programmes should consider publishing, alongside the point estimates, a set of joint-identified (</w:t>
       </w:r>
       <w:r>
         <w:rPr>
@@ -28879,6 +33682,3313 @@
     </w:tbl>
     <w:p>
       <w:pPr>
+        <w:spacing w:after="120" w:line="360" w:lineRule="auto"/>
+        <w:ind w:firstLine="480"/>
+      </w:pPr>
+      <w:r>
+        <w:rPr>
+          <w:rFonts w:ascii="Times New Roman" w:hAnsi="Times New Roman" w:eastAsia="MS Mincho"/>
+          <w:b/>
+          <w:i w:val="0"/>
+          <w:sz w:val="24"/>
+        </w:rPr>
+        <w:t>Table 6.</w:t>
+      </w:r>
+      <w:r>
+        <w:rPr>
+          <w:rFonts w:ascii="Times New Roman" w:hAnsi="Times New Roman" w:eastAsia="MS Mincho"/>
+          <w:b w:val="0"/>
+          <w:i w:val="0"/>
+          <w:sz w:val="24"/>
+        </w:rPr>
+        <w:t xml:space="preserve"> Capital-level measurement consequences of observable tempo correction (M</w:t>
+      </w:r>
+      <w:r>
+        <w:rPr>
+          <w:rFonts w:ascii="Times New Roman" w:hAnsi="Times New Roman" w:eastAsia="MS Mincho"/>
+          <w:b w:val="0"/>
+          <w:i/>
+          <w:sz w:val="24"/>
+          <w:vertAlign w:val="subscript"/>
+        </w:rPr>
+        <w:t>o</w:t>
+      </w:r>
+      <w:r>
+        <w:rPr>
+          <w:rFonts w:ascii="Times New Roman" w:hAnsi="Times New Roman" w:eastAsia="MS Mincho"/>
+          <w:b w:val="0"/>
+          <w:i w:val="0"/>
+          <w:sz w:val="24"/>
+        </w:rPr>
+        <w:t>bs vs M0), 2010–2019 country means: K-level percentage difference, TFP shift (percentage points), and implied labour-share shift (percentage points).</w:t>
+      </w:r>
+    </w:p>
+    <w:p>
+      <w:pPr>
+        <w:spacing w:before="360" w:after="120"/>
+      </w:pPr>
+      <w:r>
+        <w:rPr>
+          <w:rFonts w:ascii="Times New Roman" w:hAnsi="Times New Roman" w:eastAsia="MS Mincho"/>
+          <w:b/>
+          <w:i w:val="0"/>
+          <w:sz w:val="22"/>
+        </w:rPr>
+        <w:t>Table 6.</w:t>
+      </w:r>
+      <w:r>
+        <w:rPr>
+          <w:rFonts w:ascii="Times New Roman" w:hAnsi="Times New Roman" w:eastAsia="MS Mincho"/>
+          <w:b w:val="0"/>
+          <w:i w:val="0"/>
+          <w:sz w:val="22"/>
+        </w:rPr>
+        <w:t xml:space="preserve">  K-level measurement consequences: K gap, TFP shift, and implied labour-share shift (2010-2019 country means).</w:t>
+      </w:r>
+    </w:p>
+    <w:tbl>
+      <w:tblPr>
+        <w:tblStyle w:val="TableGrid"/>
+        <w:tblW w:type="auto" w:w="0"/>
+        <w:tblLook w:firstColumn="1" w:firstRow="1" w:lastColumn="0" w:lastRow="0" w:noHBand="0" w:noVBand="1" w:val="04A0"/>
+        <w:tblBorders>
+          <w:left w:val="none" w:sz="0" w:space="0" w:color="auto"/>
+          <w:right w:val="none" w:sz="0" w:space="0" w:color="auto"/>
+          <w:insideV w:val="none" w:sz="0" w:space="0" w:color="auto"/>
+          <w:top w:val="single" w:sz="4" w:space="0" w:color="000000"/>
+          <w:bottom w:val="single" w:sz="4" w:space="0" w:color="000000"/>
+          <w:insideH w:val="single" w:sz="4" w:space="0" w:color="000000"/>
+        </w:tblBorders>
+      </w:tblPr>
+      <w:tblGrid>
+        <w:gridCol w:w="1881"/>
+        <w:gridCol w:w="1881"/>
+        <w:gridCol w:w="1881"/>
+        <w:gridCol w:w="1881"/>
+        <w:gridCol w:w="1881"/>
+      </w:tblGrid>
+      <w:tr>
+        <w:tc>
+          <w:tcPr>
+            <w:tcW w:type="dxa" w:w="1881"/>
+          </w:tcPr>
+          <w:p>
+            <w:r/>
+            <w:r>
+              <w:rPr>
+                <w:rFonts w:ascii="Times New Roman" w:hAnsi="Times New Roman" w:eastAsia="MS Mincho"/>
+                <w:b/>
+                <w:i w:val="0"/>
+                <w:sz w:val="20"/>
+              </w:rPr>
+              <w:t>Country</w:t>
+            </w:r>
+          </w:p>
+        </w:tc>
+        <w:tc>
+          <w:tcPr>
+            <w:tcW w:type="dxa" w:w="1881"/>
+          </w:tcPr>
+          <w:p>
+            <w:r/>
+            <w:r>
+              <w:rPr>
+                <w:rFonts w:ascii="Times New Roman" w:hAnsi="Times New Roman" w:eastAsia="MS Mincho"/>
+                <w:b/>
+                <w:i w:val="0"/>
+                <w:sz w:val="20"/>
+              </w:rPr>
+              <w:t>ISO3</w:t>
+            </w:r>
+          </w:p>
+        </w:tc>
+        <w:tc>
+          <w:tcPr>
+            <w:tcW w:type="dxa" w:w="1881"/>
+          </w:tcPr>
+          <w:p>
+            <w:r/>
+            <w:r>
+              <w:rPr>
+                <w:rFonts w:ascii="Times New Roman" w:hAnsi="Times New Roman" w:eastAsia="MS Mincho"/>
+                <w:b/>
+                <w:i w:val="0"/>
+                <w:sz w:val="20"/>
+              </w:rPr>
+              <w:t>K gap (%)</w:t>
+            </w:r>
+          </w:p>
+        </w:tc>
+        <w:tc>
+          <w:tcPr>
+            <w:tcW w:type="dxa" w:w="1881"/>
+          </w:tcPr>
+          <w:p>
+            <w:r/>
+            <w:r>
+              <w:rPr>
+                <w:rFonts w:ascii="Times New Roman" w:hAnsi="Times New Roman" w:eastAsia="MS Mincho"/>
+                <w:b/>
+                <w:i w:val="0"/>
+                <w:sz w:val="20"/>
+              </w:rPr>
+              <w:t>TFP shift (pp)</w:t>
+            </w:r>
+          </w:p>
+        </w:tc>
+        <w:tc>
+          <w:tcPr>
+            <w:tcW w:type="dxa" w:w="1881"/>
+          </w:tcPr>
+          <w:p>
+            <w:r/>
+            <w:r>
+              <w:rPr>
+                <w:rFonts w:ascii="Times New Roman" w:hAnsi="Times New Roman" w:eastAsia="MS Mincho"/>
+                <w:b/>
+                <w:i w:val="0"/>
+                <w:sz w:val="20"/>
+              </w:rPr>
+              <w:t>Labour-share shift (pp)</w:t>
+            </w:r>
+          </w:p>
+        </w:tc>
+      </w:tr>
+      <w:tr>
+        <w:tc>
+          <w:tcPr>
+            <w:tcW w:type="dxa" w:w="1881"/>
+          </w:tcPr>
+          <w:p>
+            <w:r/>
+            <w:r>
+              <w:rPr>
+                <w:rFonts w:ascii="Times New Roman" w:hAnsi="Times New Roman" w:eastAsia="MS Mincho"/>
+                <w:b w:val="0"/>
+                <w:i w:val="0"/>
+                <w:sz w:val="20"/>
+              </w:rPr>
+              <w:t>Ireland</w:t>
+            </w:r>
+          </w:p>
+        </w:tc>
+        <w:tc>
+          <w:tcPr>
+            <w:tcW w:type="dxa" w:w="1881"/>
+          </w:tcPr>
+          <w:p>
+            <w:r/>
+            <w:r>
+              <w:rPr>
+                <w:rFonts w:ascii="Times New Roman" w:hAnsi="Times New Roman" w:eastAsia="MS Mincho"/>
+                <w:b w:val="0"/>
+                <w:i w:val="0"/>
+                <w:sz w:val="20"/>
+              </w:rPr>
+              <w:t>IRL</w:t>
+            </w:r>
+          </w:p>
+        </w:tc>
+        <w:tc>
+          <w:tcPr>
+            <w:tcW w:type="dxa" w:w="1881"/>
+          </w:tcPr>
+          <w:p>
+            <w:r/>
+            <w:r>
+              <w:rPr>
+                <w:rFonts w:ascii="Times New Roman" w:hAnsi="Times New Roman" w:eastAsia="MS Mincho"/>
+                <w:b w:val="0"/>
+                <w:i w:val="0"/>
+                <w:sz w:val="20"/>
+              </w:rPr>
+              <w:t>-9.17</w:t>
+            </w:r>
+          </w:p>
+        </w:tc>
+        <w:tc>
+          <w:tcPr>
+            <w:tcW w:type="dxa" w:w="1881"/>
+          </w:tcPr>
+          <w:p>
+            <w:r/>
+            <w:r>
+              <w:rPr>
+                <w:rFonts w:ascii="Times New Roman" w:hAnsi="Times New Roman" w:eastAsia="MS Mincho"/>
+                <w:b w:val="0"/>
+                <w:i w:val="0"/>
+                <w:sz w:val="20"/>
+              </w:rPr>
+              <w:t>-4.64</w:t>
+            </w:r>
+          </w:p>
+        </w:tc>
+        <w:tc>
+          <w:tcPr>
+            <w:tcW w:type="dxa" w:w="1881"/>
+          </w:tcPr>
+          <w:p>
+            <w:r/>
+            <w:r>
+              <w:rPr>
+                <w:rFonts w:ascii="Times New Roman" w:hAnsi="Times New Roman" w:eastAsia="MS Mincho"/>
+                <w:b w:val="0"/>
+                <w:i w:val="0"/>
+                <w:sz w:val="20"/>
+              </w:rPr>
+              <w:t>4.64</w:t>
+            </w:r>
+          </w:p>
+        </w:tc>
+      </w:tr>
+      <w:tr>
+        <w:tc>
+          <w:tcPr>
+            <w:tcW w:type="dxa" w:w="1881"/>
+          </w:tcPr>
+          <w:p>
+            <w:r/>
+            <w:r>
+              <w:rPr>
+                <w:rFonts w:ascii="Times New Roman" w:hAnsi="Times New Roman" w:eastAsia="MS Mincho"/>
+                <w:b w:val="0"/>
+                <w:i w:val="0"/>
+                <w:sz w:val="20"/>
+              </w:rPr>
+              <w:t>Costa Rica</w:t>
+            </w:r>
+          </w:p>
+        </w:tc>
+        <w:tc>
+          <w:tcPr>
+            <w:tcW w:type="dxa" w:w="1881"/>
+          </w:tcPr>
+          <w:p>
+            <w:r/>
+            <w:r>
+              <w:rPr>
+                <w:rFonts w:ascii="Times New Roman" w:hAnsi="Times New Roman" w:eastAsia="MS Mincho"/>
+                <w:b w:val="0"/>
+                <w:i w:val="0"/>
+                <w:sz w:val="20"/>
+              </w:rPr>
+              <w:t>CRI</w:t>
+            </w:r>
+          </w:p>
+        </w:tc>
+        <w:tc>
+          <w:tcPr>
+            <w:tcW w:type="dxa" w:w="1881"/>
+          </w:tcPr>
+          <w:p>
+            <w:r/>
+            <w:r>
+              <w:rPr>
+                <w:rFonts w:ascii="Times New Roman" w:hAnsi="Times New Roman" w:eastAsia="MS Mincho"/>
+                <w:b w:val="0"/>
+                <w:i w:val="0"/>
+                <w:sz w:val="20"/>
+              </w:rPr>
+              <w:t>-7.25</w:t>
+            </w:r>
+          </w:p>
+        </w:tc>
+        <w:tc>
+          <w:tcPr>
+            <w:tcW w:type="dxa" w:w="1881"/>
+          </w:tcPr>
+          <w:p>
+            <w:r/>
+            <w:r>
+              <w:rPr>
+                <w:rFonts w:ascii="Times New Roman" w:hAnsi="Times New Roman" w:eastAsia="MS Mincho"/>
+                <w:b w:val="0"/>
+                <w:i w:val="0"/>
+                <w:sz w:val="20"/>
+              </w:rPr>
+              <w:t>-3.19</w:t>
+            </w:r>
+          </w:p>
+        </w:tc>
+        <w:tc>
+          <w:tcPr>
+            <w:tcW w:type="dxa" w:w="1881"/>
+          </w:tcPr>
+          <w:p>
+            <w:r/>
+            <w:r>
+              <w:rPr>
+                <w:rFonts w:ascii="Times New Roman" w:hAnsi="Times New Roman" w:eastAsia="MS Mincho"/>
+                <w:b w:val="0"/>
+                <w:i w:val="0"/>
+                <w:sz w:val="20"/>
+              </w:rPr>
+              <w:t>3.19</w:t>
+            </w:r>
+          </w:p>
+        </w:tc>
+      </w:tr>
+      <w:tr>
+        <w:tc>
+          <w:tcPr>
+            <w:tcW w:type="dxa" w:w="1881"/>
+          </w:tcPr>
+          <w:p>
+            <w:r/>
+            <w:r>
+              <w:rPr>
+                <w:rFonts w:ascii="Times New Roman" w:hAnsi="Times New Roman" w:eastAsia="MS Mincho"/>
+                <w:b w:val="0"/>
+                <w:i w:val="0"/>
+                <w:sz w:val="20"/>
+              </w:rPr>
+              <w:t>Republic of Korea</w:t>
+            </w:r>
+          </w:p>
+        </w:tc>
+        <w:tc>
+          <w:tcPr>
+            <w:tcW w:type="dxa" w:w="1881"/>
+          </w:tcPr>
+          <w:p>
+            <w:r/>
+            <w:r>
+              <w:rPr>
+                <w:rFonts w:ascii="Times New Roman" w:hAnsi="Times New Roman" w:eastAsia="MS Mincho"/>
+                <w:b w:val="0"/>
+                <w:i w:val="0"/>
+                <w:sz w:val="20"/>
+              </w:rPr>
+              <w:t>KOR</w:t>
+            </w:r>
+          </w:p>
+        </w:tc>
+        <w:tc>
+          <w:tcPr>
+            <w:tcW w:type="dxa" w:w="1881"/>
+          </w:tcPr>
+          <w:p>
+            <w:r/>
+            <w:r>
+              <w:rPr>
+                <w:rFonts w:ascii="Times New Roman" w:hAnsi="Times New Roman" w:eastAsia="MS Mincho"/>
+                <w:b w:val="0"/>
+                <w:i w:val="0"/>
+                <w:sz w:val="20"/>
+              </w:rPr>
+              <w:t>-7.07</w:t>
+            </w:r>
+          </w:p>
+        </w:tc>
+        <w:tc>
+          <w:tcPr>
+            <w:tcW w:type="dxa" w:w="1881"/>
+          </w:tcPr>
+          <w:p>
+            <w:r/>
+            <w:r>
+              <w:rPr>
+                <w:rFonts w:ascii="Times New Roman" w:hAnsi="Times New Roman" w:eastAsia="MS Mincho"/>
+                <w:b w:val="0"/>
+                <w:i w:val="0"/>
+                <w:sz w:val="20"/>
+              </w:rPr>
+              <w:t>-3.1</w:t>
+            </w:r>
+          </w:p>
+        </w:tc>
+        <w:tc>
+          <w:tcPr>
+            <w:tcW w:type="dxa" w:w="1881"/>
+          </w:tcPr>
+          <w:p>
+            <w:r/>
+            <w:r>
+              <w:rPr>
+                <w:rFonts w:ascii="Times New Roman" w:hAnsi="Times New Roman" w:eastAsia="MS Mincho"/>
+                <w:b w:val="0"/>
+                <w:i w:val="0"/>
+                <w:sz w:val="20"/>
+              </w:rPr>
+              <w:t>3.1</w:t>
+            </w:r>
+          </w:p>
+        </w:tc>
+      </w:tr>
+      <w:tr>
+        <w:tc>
+          <w:tcPr>
+            <w:tcW w:type="dxa" w:w="1881"/>
+          </w:tcPr>
+          <w:p>
+            <w:r/>
+            <w:r>
+              <w:rPr>
+                <w:rFonts w:ascii="Times New Roman" w:hAnsi="Times New Roman" w:eastAsia="MS Mincho"/>
+                <w:b w:val="0"/>
+                <w:i w:val="0"/>
+                <w:sz w:val="20"/>
+              </w:rPr>
+              <w:t>Slovakia</w:t>
+            </w:r>
+          </w:p>
+        </w:tc>
+        <w:tc>
+          <w:tcPr>
+            <w:tcW w:type="dxa" w:w="1881"/>
+          </w:tcPr>
+          <w:p>
+            <w:r/>
+            <w:r>
+              <w:rPr>
+                <w:rFonts w:ascii="Times New Roman" w:hAnsi="Times New Roman" w:eastAsia="MS Mincho"/>
+                <w:b w:val="0"/>
+                <w:i w:val="0"/>
+                <w:sz w:val="20"/>
+              </w:rPr>
+              <w:t>SVK</w:t>
+            </w:r>
+          </w:p>
+        </w:tc>
+        <w:tc>
+          <w:tcPr>
+            <w:tcW w:type="dxa" w:w="1881"/>
+          </w:tcPr>
+          <w:p>
+            <w:r/>
+            <w:r>
+              <w:rPr>
+                <w:rFonts w:ascii="Times New Roman" w:hAnsi="Times New Roman" w:eastAsia="MS Mincho"/>
+                <w:b w:val="0"/>
+                <w:i w:val="0"/>
+                <w:sz w:val="20"/>
+              </w:rPr>
+              <w:t>-6.72</w:t>
+            </w:r>
+          </w:p>
+        </w:tc>
+        <w:tc>
+          <w:tcPr>
+            <w:tcW w:type="dxa" w:w="1881"/>
+          </w:tcPr>
+          <w:p>
+            <w:r/>
+            <w:r>
+              <w:rPr>
+                <w:rFonts w:ascii="Times New Roman" w:hAnsi="Times New Roman" w:eastAsia="MS Mincho"/>
+                <w:b w:val="0"/>
+                <w:i w:val="0"/>
+                <w:sz w:val="20"/>
+              </w:rPr>
+              <w:t>-3.19</w:t>
+            </w:r>
+          </w:p>
+        </w:tc>
+        <w:tc>
+          <w:tcPr>
+            <w:tcW w:type="dxa" w:w="1881"/>
+          </w:tcPr>
+          <w:p>
+            <w:r/>
+            <w:r>
+              <w:rPr>
+                <w:rFonts w:ascii="Times New Roman" w:hAnsi="Times New Roman" w:eastAsia="MS Mincho"/>
+                <w:b w:val="0"/>
+                <w:i w:val="0"/>
+                <w:sz w:val="20"/>
+              </w:rPr>
+              <w:t>3.19</w:t>
+            </w:r>
+          </w:p>
+        </w:tc>
+      </w:tr>
+      <w:tr>
+        <w:tc>
+          <w:tcPr>
+            <w:tcW w:type="dxa" w:w="1881"/>
+          </w:tcPr>
+          <w:p>
+            <w:r/>
+            <w:r>
+              <w:rPr>
+                <w:rFonts w:ascii="Times New Roman" w:hAnsi="Times New Roman" w:eastAsia="MS Mincho"/>
+                <w:b w:val="0"/>
+                <w:i w:val="0"/>
+                <w:sz w:val="20"/>
+              </w:rPr>
+              <w:t>Israel</w:t>
+            </w:r>
+          </w:p>
+        </w:tc>
+        <w:tc>
+          <w:tcPr>
+            <w:tcW w:type="dxa" w:w="1881"/>
+          </w:tcPr>
+          <w:p>
+            <w:r/>
+            <w:r>
+              <w:rPr>
+                <w:rFonts w:ascii="Times New Roman" w:hAnsi="Times New Roman" w:eastAsia="MS Mincho"/>
+                <w:b w:val="0"/>
+                <w:i w:val="0"/>
+                <w:sz w:val="20"/>
+              </w:rPr>
+              <w:t>ISR</w:t>
+            </w:r>
+          </w:p>
+        </w:tc>
+        <w:tc>
+          <w:tcPr>
+            <w:tcW w:type="dxa" w:w="1881"/>
+          </w:tcPr>
+          <w:p>
+            <w:r/>
+            <w:r>
+              <w:rPr>
+                <w:rFonts w:ascii="Times New Roman" w:hAnsi="Times New Roman" w:eastAsia="MS Mincho"/>
+                <w:b w:val="0"/>
+                <w:i w:val="0"/>
+                <w:sz w:val="20"/>
+              </w:rPr>
+              <w:t>-6.39</w:t>
+            </w:r>
+          </w:p>
+        </w:tc>
+        <w:tc>
+          <w:tcPr>
+            <w:tcW w:type="dxa" w:w="1881"/>
+          </w:tcPr>
+          <w:p>
+            <w:r/>
+            <w:r>
+              <w:rPr>
+                <w:rFonts w:ascii="Times New Roman" w:hAnsi="Times New Roman" w:eastAsia="MS Mincho"/>
+                <w:b w:val="0"/>
+                <w:i w:val="0"/>
+                <w:sz w:val="20"/>
+              </w:rPr>
+              <w:t>-2.8</w:t>
+            </w:r>
+          </w:p>
+        </w:tc>
+        <w:tc>
+          <w:tcPr>
+            <w:tcW w:type="dxa" w:w="1881"/>
+          </w:tcPr>
+          <w:p>
+            <w:r/>
+            <w:r>
+              <w:rPr>
+                <w:rFonts w:ascii="Times New Roman" w:hAnsi="Times New Roman" w:eastAsia="MS Mincho"/>
+                <w:b w:val="0"/>
+                <w:i w:val="0"/>
+                <w:sz w:val="20"/>
+              </w:rPr>
+              <w:t>2.8</w:t>
+            </w:r>
+          </w:p>
+        </w:tc>
+      </w:tr>
+      <w:tr>
+        <w:tc>
+          <w:tcPr>
+            <w:tcW w:type="dxa" w:w="1881"/>
+          </w:tcPr>
+          <w:p>
+            <w:r/>
+            <w:r>
+              <w:rPr>
+                <w:rFonts w:ascii="Times New Roman" w:hAnsi="Times New Roman" w:eastAsia="MS Mincho"/>
+                <w:b w:val="0"/>
+                <w:i w:val="0"/>
+                <w:sz w:val="20"/>
+              </w:rPr>
+              <w:t>Lithuania</w:t>
+            </w:r>
+          </w:p>
+        </w:tc>
+        <w:tc>
+          <w:tcPr>
+            <w:tcW w:type="dxa" w:w="1881"/>
+          </w:tcPr>
+          <w:p>
+            <w:r/>
+            <w:r>
+              <w:rPr>
+                <w:rFonts w:ascii="Times New Roman" w:hAnsi="Times New Roman" w:eastAsia="MS Mincho"/>
+                <w:b w:val="0"/>
+                <w:i w:val="0"/>
+                <w:sz w:val="20"/>
+              </w:rPr>
+              <w:t>LTU</w:t>
+            </w:r>
+          </w:p>
+        </w:tc>
+        <w:tc>
+          <w:tcPr>
+            <w:tcW w:type="dxa" w:w="1881"/>
+          </w:tcPr>
+          <w:p>
+            <w:r/>
+            <w:r>
+              <w:rPr>
+                <w:rFonts w:ascii="Times New Roman" w:hAnsi="Times New Roman" w:eastAsia="MS Mincho"/>
+                <w:b w:val="0"/>
+                <w:i w:val="0"/>
+                <w:sz w:val="20"/>
+              </w:rPr>
+              <w:t>-6.34</w:t>
+            </w:r>
+          </w:p>
+        </w:tc>
+        <w:tc>
+          <w:tcPr>
+            <w:tcW w:type="dxa" w:w="1881"/>
+          </w:tcPr>
+          <w:p>
+            <w:r/>
+            <w:r>
+              <w:rPr>
+                <w:rFonts w:ascii="Times New Roman" w:hAnsi="Times New Roman" w:eastAsia="MS Mincho"/>
+                <w:b w:val="0"/>
+                <w:i w:val="0"/>
+                <w:sz w:val="20"/>
+              </w:rPr>
+              <w:t>-3.21</w:t>
+            </w:r>
+          </w:p>
+        </w:tc>
+        <w:tc>
+          <w:tcPr>
+            <w:tcW w:type="dxa" w:w="1881"/>
+          </w:tcPr>
+          <w:p>
+            <w:r/>
+            <w:r>
+              <w:rPr>
+                <w:rFonts w:ascii="Times New Roman" w:hAnsi="Times New Roman" w:eastAsia="MS Mincho"/>
+                <w:b w:val="0"/>
+                <w:i w:val="0"/>
+                <w:sz w:val="20"/>
+              </w:rPr>
+              <w:t>3.21</w:t>
+            </w:r>
+          </w:p>
+        </w:tc>
+      </w:tr>
+      <w:tr>
+        <w:tc>
+          <w:tcPr>
+            <w:tcW w:type="dxa" w:w="1881"/>
+          </w:tcPr>
+          <w:p>
+            <w:r/>
+            <w:r>
+              <w:rPr>
+                <w:rFonts w:ascii="Times New Roman" w:hAnsi="Times New Roman" w:eastAsia="MS Mincho"/>
+                <w:b w:val="0"/>
+                <w:i w:val="0"/>
+                <w:sz w:val="20"/>
+              </w:rPr>
+              <w:t>Estonia</w:t>
+            </w:r>
+          </w:p>
+        </w:tc>
+        <w:tc>
+          <w:tcPr>
+            <w:tcW w:type="dxa" w:w="1881"/>
+          </w:tcPr>
+          <w:p>
+            <w:r/>
+            <w:r>
+              <w:rPr>
+                <w:rFonts w:ascii="Times New Roman" w:hAnsi="Times New Roman" w:eastAsia="MS Mincho"/>
+                <w:b w:val="0"/>
+                <w:i w:val="0"/>
+                <w:sz w:val="20"/>
+              </w:rPr>
+              <w:t>EST</w:t>
+            </w:r>
+          </w:p>
+        </w:tc>
+        <w:tc>
+          <w:tcPr>
+            <w:tcW w:type="dxa" w:w="1881"/>
+          </w:tcPr>
+          <w:p>
+            <w:r/>
+            <w:r>
+              <w:rPr>
+                <w:rFonts w:ascii="Times New Roman" w:hAnsi="Times New Roman" w:eastAsia="MS Mincho"/>
+                <w:b w:val="0"/>
+                <w:i w:val="0"/>
+                <w:sz w:val="20"/>
+              </w:rPr>
+              <w:t>-6.19</w:t>
+            </w:r>
+          </w:p>
+        </w:tc>
+        <w:tc>
+          <w:tcPr>
+            <w:tcW w:type="dxa" w:w="1881"/>
+          </w:tcPr>
+          <w:p>
+            <w:r/>
+            <w:r>
+              <w:rPr>
+                <w:rFonts w:ascii="Times New Roman" w:hAnsi="Times New Roman" w:eastAsia="MS Mincho"/>
+                <w:b w:val="0"/>
+                <w:i w:val="0"/>
+                <w:sz w:val="20"/>
+              </w:rPr>
+              <w:t>-2.58</w:t>
+            </w:r>
+          </w:p>
+        </w:tc>
+        <w:tc>
+          <w:tcPr>
+            <w:tcW w:type="dxa" w:w="1881"/>
+          </w:tcPr>
+          <w:p>
+            <w:r/>
+            <w:r>
+              <w:rPr>
+                <w:rFonts w:ascii="Times New Roman" w:hAnsi="Times New Roman" w:eastAsia="MS Mincho"/>
+                <w:b w:val="0"/>
+                <w:i w:val="0"/>
+                <w:sz w:val="20"/>
+              </w:rPr>
+              <w:t>2.58</w:t>
+            </w:r>
+          </w:p>
+        </w:tc>
+      </w:tr>
+      <w:tr>
+        <w:tc>
+          <w:tcPr>
+            <w:tcW w:type="dxa" w:w="1881"/>
+          </w:tcPr>
+          <w:p>
+            <w:r/>
+            <w:r>
+              <w:rPr>
+                <w:rFonts w:ascii="Times New Roman" w:hAnsi="Times New Roman" w:eastAsia="MS Mincho"/>
+                <w:b w:val="0"/>
+                <w:i w:val="0"/>
+                <w:sz w:val="20"/>
+              </w:rPr>
+              <w:t>Luxembourg</w:t>
+            </w:r>
+          </w:p>
+        </w:tc>
+        <w:tc>
+          <w:tcPr>
+            <w:tcW w:type="dxa" w:w="1881"/>
+          </w:tcPr>
+          <w:p>
+            <w:r/>
+            <w:r>
+              <w:rPr>
+                <w:rFonts w:ascii="Times New Roman" w:hAnsi="Times New Roman" w:eastAsia="MS Mincho"/>
+                <w:b w:val="0"/>
+                <w:i w:val="0"/>
+                <w:sz w:val="20"/>
+              </w:rPr>
+              <w:t>LUX</w:t>
+            </w:r>
+          </w:p>
+        </w:tc>
+        <w:tc>
+          <w:tcPr>
+            <w:tcW w:type="dxa" w:w="1881"/>
+          </w:tcPr>
+          <w:p>
+            <w:r/>
+            <w:r>
+              <w:rPr>
+                <w:rFonts w:ascii="Times New Roman" w:hAnsi="Times New Roman" w:eastAsia="MS Mincho"/>
+                <w:b w:val="0"/>
+                <w:i w:val="0"/>
+                <w:sz w:val="20"/>
+              </w:rPr>
+              <w:t>-5.87</w:t>
+            </w:r>
+          </w:p>
+        </w:tc>
+        <w:tc>
+          <w:tcPr>
+            <w:tcW w:type="dxa" w:w="1881"/>
+          </w:tcPr>
+          <w:p>
+            <w:r/>
+            <w:r>
+              <w:rPr>
+                <w:rFonts w:ascii="Times New Roman" w:hAnsi="Times New Roman" w:eastAsia="MS Mincho"/>
+                <w:b w:val="0"/>
+                <w:i w:val="0"/>
+                <w:sz w:val="20"/>
+              </w:rPr>
+              <w:t>-2.72</w:t>
+            </w:r>
+          </w:p>
+        </w:tc>
+        <w:tc>
+          <w:tcPr>
+            <w:tcW w:type="dxa" w:w="1881"/>
+          </w:tcPr>
+          <w:p>
+            <w:r/>
+            <w:r>
+              <w:rPr>
+                <w:rFonts w:ascii="Times New Roman" w:hAnsi="Times New Roman" w:eastAsia="MS Mincho"/>
+                <w:b w:val="0"/>
+                <w:i w:val="0"/>
+                <w:sz w:val="20"/>
+              </w:rPr>
+              <w:t>2.72</w:t>
+            </w:r>
+          </w:p>
+        </w:tc>
+      </w:tr>
+      <w:tr>
+        <w:tc>
+          <w:tcPr>
+            <w:tcW w:type="dxa" w:w="1881"/>
+          </w:tcPr>
+          <w:p>
+            <w:r/>
+            <w:r>
+              <w:rPr>
+                <w:rFonts w:ascii="Times New Roman" w:hAnsi="Times New Roman" w:eastAsia="MS Mincho"/>
+                <w:b w:val="0"/>
+                <w:i w:val="0"/>
+                <w:sz w:val="20"/>
+              </w:rPr>
+              <w:t>Czech Republic</w:t>
+            </w:r>
+          </w:p>
+        </w:tc>
+        <w:tc>
+          <w:tcPr>
+            <w:tcW w:type="dxa" w:w="1881"/>
+          </w:tcPr>
+          <w:p>
+            <w:r/>
+            <w:r>
+              <w:rPr>
+                <w:rFonts w:ascii="Times New Roman" w:hAnsi="Times New Roman" w:eastAsia="MS Mincho"/>
+                <w:b w:val="0"/>
+                <w:i w:val="0"/>
+                <w:sz w:val="20"/>
+              </w:rPr>
+              <w:t>CZE</w:t>
+            </w:r>
+          </w:p>
+        </w:tc>
+        <w:tc>
+          <w:tcPr>
+            <w:tcW w:type="dxa" w:w="1881"/>
+          </w:tcPr>
+          <w:p>
+            <w:r/>
+            <w:r>
+              <w:rPr>
+                <w:rFonts w:ascii="Times New Roman" w:hAnsi="Times New Roman" w:eastAsia="MS Mincho"/>
+                <w:b w:val="0"/>
+                <w:i w:val="0"/>
+                <w:sz w:val="20"/>
+              </w:rPr>
+              <w:t>-5.42</w:t>
+            </w:r>
+          </w:p>
+        </w:tc>
+        <w:tc>
+          <w:tcPr>
+            <w:tcW w:type="dxa" w:w="1881"/>
+          </w:tcPr>
+          <w:p>
+            <w:r/>
+            <w:r>
+              <w:rPr>
+                <w:rFonts w:ascii="Times New Roman" w:hAnsi="Times New Roman" w:eastAsia="MS Mincho"/>
+                <w:b w:val="0"/>
+                <w:i w:val="0"/>
+                <w:sz w:val="20"/>
+              </w:rPr>
+              <w:t>-2.66</w:t>
+            </w:r>
+          </w:p>
+        </w:tc>
+        <w:tc>
+          <w:tcPr>
+            <w:tcW w:type="dxa" w:w="1881"/>
+          </w:tcPr>
+          <w:p>
+            <w:r/>
+            <w:r>
+              <w:rPr>
+                <w:rFonts w:ascii="Times New Roman" w:hAnsi="Times New Roman" w:eastAsia="MS Mincho"/>
+                <w:b w:val="0"/>
+                <w:i w:val="0"/>
+                <w:sz w:val="20"/>
+              </w:rPr>
+              <w:t>2.66</w:t>
+            </w:r>
+          </w:p>
+        </w:tc>
+      </w:tr>
+      <w:tr>
+        <w:tc>
+          <w:tcPr>
+            <w:tcW w:type="dxa" w:w="1881"/>
+          </w:tcPr>
+          <w:p>
+            <w:r/>
+            <w:r>
+              <w:rPr>
+                <w:rFonts w:ascii="Times New Roman" w:hAnsi="Times New Roman" w:eastAsia="MS Mincho"/>
+                <w:b w:val="0"/>
+                <w:i w:val="0"/>
+                <w:sz w:val="20"/>
+              </w:rPr>
+              <w:t>Poland</w:t>
+            </w:r>
+          </w:p>
+        </w:tc>
+        <w:tc>
+          <w:tcPr>
+            <w:tcW w:type="dxa" w:w="1881"/>
+          </w:tcPr>
+          <w:p>
+            <w:r/>
+            <w:r>
+              <w:rPr>
+                <w:rFonts w:ascii="Times New Roman" w:hAnsi="Times New Roman" w:eastAsia="MS Mincho"/>
+                <w:b w:val="0"/>
+                <w:i w:val="0"/>
+                <w:sz w:val="20"/>
+              </w:rPr>
+              <w:t>POL</w:t>
+            </w:r>
+          </w:p>
+        </w:tc>
+        <w:tc>
+          <w:tcPr>
+            <w:tcW w:type="dxa" w:w="1881"/>
+          </w:tcPr>
+          <w:p>
+            <w:r/>
+            <w:r>
+              <w:rPr>
+                <w:rFonts w:ascii="Times New Roman" w:hAnsi="Times New Roman" w:eastAsia="MS Mincho"/>
+                <w:b w:val="0"/>
+                <w:i w:val="0"/>
+                <w:sz w:val="20"/>
+              </w:rPr>
+              <w:t>-5.16</w:t>
+            </w:r>
+          </w:p>
+        </w:tc>
+        <w:tc>
+          <w:tcPr>
+            <w:tcW w:type="dxa" w:w="1881"/>
+          </w:tcPr>
+          <w:p>
+            <w:r/>
+            <w:r>
+              <w:rPr>
+                <w:rFonts w:ascii="Times New Roman" w:hAnsi="Times New Roman" w:eastAsia="MS Mincho"/>
+                <w:b w:val="0"/>
+                <w:i w:val="0"/>
+                <w:sz w:val="20"/>
+              </w:rPr>
+              <w:t>-2.08</w:t>
+            </w:r>
+          </w:p>
+        </w:tc>
+        <w:tc>
+          <w:tcPr>
+            <w:tcW w:type="dxa" w:w="1881"/>
+          </w:tcPr>
+          <w:p>
+            <w:r/>
+            <w:r>
+              <w:rPr>
+                <w:rFonts w:ascii="Times New Roman" w:hAnsi="Times New Roman" w:eastAsia="MS Mincho"/>
+                <w:b w:val="0"/>
+                <w:i w:val="0"/>
+                <w:sz w:val="20"/>
+              </w:rPr>
+              <w:t>2.08</w:t>
+            </w:r>
+          </w:p>
+        </w:tc>
+      </w:tr>
+      <w:tr>
+        <w:tc>
+          <w:tcPr>
+            <w:tcW w:type="dxa" w:w="1881"/>
+          </w:tcPr>
+          <w:p>
+            <w:r/>
+            <w:r>
+              <w:rPr>
+                <w:rFonts w:ascii="Times New Roman" w:hAnsi="Times New Roman" w:eastAsia="MS Mincho"/>
+                <w:b w:val="0"/>
+                <w:i w:val="0"/>
+                <w:sz w:val="20"/>
+              </w:rPr>
+              <w:t>Colombia</w:t>
+            </w:r>
+          </w:p>
+        </w:tc>
+        <w:tc>
+          <w:tcPr>
+            <w:tcW w:type="dxa" w:w="1881"/>
+          </w:tcPr>
+          <w:p>
+            <w:r/>
+            <w:r>
+              <w:rPr>
+                <w:rFonts w:ascii="Times New Roman" w:hAnsi="Times New Roman" w:eastAsia="MS Mincho"/>
+                <w:b w:val="0"/>
+                <w:i w:val="0"/>
+                <w:sz w:val="20"/>
+              </w:rPr>
+              <w:t>COL</w:t>
+            </w:r>
+          </w:p>
+        </w:tc>
+        <w:tc>
+          <w:tcPr>
+            <w:tcW w:type="dxa" w:w="1881"/>
+          </w:tcPr>
+          <w:p>
+            <w:r/>
+            <w:r>
+              <w:rPr>
+                <w:rFonts w:ascii="Times New Roman" w:hAnsi="Times New Roman" w:eastAsia="MS Mincho"/>
+                <w:b w:val="0"/>
+                <w:i w:val="0"/>
+                <w:sz w:val="20"/>
+              </w:rPr>
+              <w:t>-5.05</w:t>
+            </w:r>
+          </w:p>
+        </w:tc>
+        <w:tc>
+          <w:tcPr>
+            <w:tcW w:type="dxa" w:w="1881"/>
+          </w:tcPr>
+          <w:p>
+            <w:r/>
+            <w:r>
+              <w:rPr>
+                <w:rFonts w:ascii="Times New Roman" w:hAnsi="Times New Roman" w:eastAsia="MS Mincho"/>
+                <w:b w:val="0"/>
+                <w:i w:val="0"/>
+                <w:sz w:val="20"/>
+              </w:rPr>
+              <w:t>-2.71</w:t>
+            </w:r>
+          </w:p>
+        </w:tc>
+        <w:tc>
+          <w:tcPr>
+            <w:tcW w:type="dxa" w:w="1881"/>
+          </w:tcPr>
+          <w:p>
+            <w:r/>
+            <w:r>
+              <w:rPr>
+                <w:rFonts w:ascii="Times New Roman" w:hAnsi="Times New Roman" w:eastAsia="MS Mincho"/>
+                <w:b w:val="0"/>
+                <w:i w:val="0"/>
+                <w:sz w:val="20"/>
+              </w:rPr>
+              <w:t>2.71</w:t>
+            </w:r>
+          </w:p>
+        </w:tc>
+      </w:tr>
+      <w:tr>
+        <w:tc>
+          <w:tcPr>
+            <w:tcW w:type="dxa" w:w="1881"/>
+          </w:tcPr>
+          <w:p>
+            <w:r/>
+            <w:r>
+              <w:rPr>
+                <w:rFonts w:ascii="Times New Roman" w:hAnsi="Times New Roman" w:eastAsia="MS Mincho"/>
+                <w:b w:val="0"/>
+                <w:i w:val="0"/>
+                <w:sz w:val="20"/>
+              </w:rPr>
+              <w:t>Belgium</w:t>
+            </w:r>
+          </w:p>
+        </w:tc>
+        <w:tc>
+          <w:tcPr>
+            <w:tcW w:type="dxa" w:w="1881"/>
+          </w:tcPr>
+          <w:p>
+            <w:r/>
+            <w:r>
+              <w:rPr>
+                <w:rFonts w:ascii="Times New Roman" w:hAnsi="Times New Roman" w:eastAsia="MS Mincho"/>
+                <w:b w:val="0"/>
+                <w:i w:val="0"/>
+                <w:sz w:val="20"/>
+              </w:rPr>
+              <w:t>BEL</w:t>
+            </w:r>
+          </w:p>
+        </w:tc>
+        <w:tc>
+          <w:tcPr>
+            <w:tcW w:type="dxa" w:w="1881"/>
+          </w:tcPr>
+          <w:p>
+            <w:r/>
+            <w:r>
+              <w:rPr>
+                <w:rFonts w:ascii="Times New Roman" w:hAnsi="Times New Roman" w:eastAsia="MS Mincho"/>
+                <w:b w:val="0"/>
+                <w:i w:val="0"/>
+                <w:sz w:val="20"/>
+              </w:rPr>
+              <w:t>-4.99</w:t>
+            </w:r>
+          </w:p>
+        </w:tc>
+        <w:tc>
+          <w:tcPr>
+            <w:tcW w:type="dxa" w:w="1881"/>
+          </w:tcPr>
+          <w:p>
+            <w:r/>
+            <w:r>
+              <w:rPr>
+                <w:rFonts w:ascii="Times New Roman" w:hAnsi="Times New Roman" w:eastAsia="MS Mincho"/>
+                <w:b w:val="0"/>
+                <w:i w:val="0"/>
+                <w:sz w:val="20"/>
+              </w:rPr>
+              <w:t>-1.89</w:t>
+            </w:r>
+          </w:p>
+        </w:tc>
+        <w:tc>
+          <w:tcPr>
+            <w:tcW w:type="dxa" w:w="1881"/>
+          </w:tcPr>
+          <w:p>
+            <w:r/>
+            <w:r>
+              <w:rPr>
+                <w:rFonts w:ascii="Times New Roman" w:hAnsi="Times New Roman" w:eastAsia="MS Mincho"/>
+                <w:b w:val="0"/>
+                <w:i w:val="0"/>
+                <w:sz w:val="20"/>
+              </w:rPr>
+              <w:t>1.89</w:t>
+            </w:r>
+          </w:p>
+        </w:tc>
+      </w:tr>
+      <w:tr>
+        <w:tc>
+          <w:tcPr>
+            <w:tcW w:type="dxa" w:w="1881"/>
+          </w:tcPr>
+          <w:p>
+            <w:r/>
+            <w:r>
+              <w:rPr>
+                <w:rFonts w:ascii="Times New Roman" w:hAnsi="Times New Roman" w:eastAsia="MS Mincho"/>
+                <w:b w:val="0"/>
+                <w:i w:val="0"/>
+                <w:sz w:val="20"/>
+              </w:rPr>
+              <w:t>Canada</w:t>
+            </w:r>
+          </w:p>
+        </w:tc>
+        <w:tc>
+          <w:tcPr>
+            <w:tcW w:type="dxa" w:w="1881"/>
+          </w:tcPr>
+          <w:p>
+            <w:r/>
+            <w:r>
+              <w:rPr>
+                <w:rFonts w:ascii="Times New Roman" w:hAnsi="Times New Roman" w:eastAsia="MS Mincho"/>
+                <w:b w:val="0"/>
+                <w:i w:val="0"/>
+                <w:sz w:val="20"/>
+              </w:rPr>
+              <w:t>CAN</w:t>
+            </w:r>
+          </w:p>
+        </w:tc>
+        <w:tc>
+          <w:tcPr>
+            <w:tcW w:type="dxa" w:w="1881"/>
+          </w:tcPr>
+          <w:p>
+            <w:r/>
+            <w:r>
+              <w:rPr>
+                <w:rFonts w:ascii="Times New Roman" w:hAnsi="Times New Roman" w:eastAsia="MS Mincho"/>
+                <w:b w:val="0"/>
+                <w:i w:val="0"/>
+                <w:sz w:val="20"/>
+              </w:rPr>
+              <w:t>-4.85</w:t>
+            </w:r>
+          </w:p>
+        </w:tc>
+        <w:tc>
+          <w:tcPr>
+            <w:tcW w:type="dxa" w:w="1881"/>
+          </w:tcPr>
+          <w:p>
+            <w:r/>
+            <w:r>
+              <w:rPr>
+                <w:rFonts w:ascii="Times New Roman" w:hAnsi="Times New Roman" w:eastAsia="MS Mincho"/>
+                <w:b w:val="0"/>
+                <w:i w:val="0"/>
+                <w:sz w:val="20"/>
+              </w:rPr>
+              <w:t>-1.45</w:t>
+            </w:r>
+          </w:p>
+        </w:tc>
+        <w:tc>
+          <w:tcPr>
+            <w:tcW w:type="dxa" w:w="1881"/>
+          </w:tcPr>
+          <w:p>
+            <w:r/>
+            <w:r>
+              <w:rPr>
+                <w:rFonts w:ascii="Times New Roman" w:hAnsi="Times New Roman" w:eastAsia="MS Mincho"/>
+                <w:b w:val="0"/>
+                <w:i w:val="0"/>
+                <w:sz w:val="20"/>
+              </w:rPr>
+              <w:t>1.45</w:t>
+            </w:r>
+          </w:p>
+        </w:tc>
+      </w:tr>
+      <w:tr>
+        <w:tc>
+          <w:tcPr>
+            <w:tcW w:type="dxa" w:w="1881"/>
+          </w:tcPr>
+          <w:p>
+            <w:r/>
+            <w:r>
+              <w:rPr>
+                <w:rFonts w:ascii="Times New Roman" w:hAnsi="Times New Roman" w:eastAsia="MS Mincho"/>
+                <w:b w:val="0"/>
+                <w:i w:val="0"/>
+                <w:sz w:val="20"/>
+              </w:rPr>
+              <w:t>Australia</w:t>
+            </w:r>
+          </w:p>
+        </w:tc>
+        <w:tc>
+          <w:tcPr>
+            <w:tcW w:type="dxa" w:w="1881"/>
+          </w:tcPr>
+          <w:p>
+            <w:r/>
+            <w:r>
+              <w:rPr>
+                <w:rFonts w:ascii="Times New Roman" w:hAnsi="Times New Roman" w:eastAsia="MS Mincho"/>
+                <w:b w:val="0"/>
+                <w:i w:val="0"/>
+                <w:sz w:val="20"/>
+              </w:rPr>
+              <w:t>AUS</w:t>
+            </w:r>
+          </w:p>
+        </w:tc>
+        <w:tc>
+          <w:tcPr>
+            <w:tcW w:type="dxa" w:w="1881"/>
+          </w:tcPr>
+          <w:p>
+            <w:r/>
+            <w:r>
+              <w:rPr>
+                <w:rFonts w:ascii="Times New Roman" w:hAnsi="Times New Roman" w:eastAsia="MS Mincho"/>
+                <w:b w:val="0"/>
+                <w:i w:val="0"/>
+                <w:sz w:val="20"/>
+              </w:rPr>
+              <w:t>-4.84</w:t>
+            </w:r>
+          </w:p>
+        </w:tc>
+        <w:tc>
+          <w:tcPr>
+            <w:tcW w:type="dxa" w:w="1881"/>
+          </w:tcPr>
+          <w:p>
+            <w:r/>
+            <w:r>
+              <w:rPr>
+                <w:rFonts w:ascii="Times New Roman" w:hAnsi="Times New Roman" w:eastAsia="MS Mincho"/>
+                <w:b w:val="0"/>
+                <w:i w:val="0"/>
+                <w:sz w:val="20"/>
+              </w:rPr>
+              <w:t>-1.79</w:t>
+            </w:r>
+          </w:p>
+        </w:tc>
+        <w:tc>
+          <w:tcPr>
+            <w:tcW w:type="dxa" w:w="1881"/>
+          </w:tcPr>
+          <w:p>
+            <w:r/>
+            <w:r>
+              <w:rPr>
+                <w:rFonts w:ascii="Times New Roman" w:hAnsi="Times New Roman" w:eastAsia="MS Mincho"/>
+                <w:b w:val="0"/>
+                <w:i w:val="0"/>
+                <w:sz w:val="20"/>
+              </w:rPr>
+              <w:t>1.79</w:t>
+            </w:r>
+          </w:p>
+        </w:tc>
+      </w:tr>
+      <w:tr>
+        <w:tc>
+          <w:tcPr>
+            <w:tcW w:type="dxa" w:w="1881"/>
+          </w:tcPr>
+          <w:p>
+            <w:r/>
+            <w:r>
+              <w:rPr>
+                <w:rFonts w:ascii="Times New Roman" w:hAnsi="Times New Roman" w:eastAsia="MS Mincho"/>
+                <w:b w:val="0"/>
+                <w:i w:val="0"/>
+                <w:sz w:val="20"/>
+              </w:rPr>
+              <w:t>Mexico</w:t>
+            </w:r>
+          </w:p>
+        </w:tc>
+        <w:tc>
+          <w:tcPr>
+            <w:tcW w:type="dxa" w:w="1881"/>
+          </w:tcPr>
+          <w:p>
+            <w:r/>
+            <w:r>
+              <w:rPr>
+                <w:rFonts w:ascii="Times New Roman" w:hAnsi="Times New Roman" w:eastAsia="MS Mincho"/>
+                <w:b w:val="0"/>
+                <w:i w:val="0"/>
+                <w:sz w:val="20"/>
+              </w:rPr>
+              <w:t>MEX</w:t>
+            </w:r>
+          </w:p>
+        </w:tc>
+        <w:tc>
+          <w:tcPr>
+            <w:tcW w:type="dxa" w:w="1881"/>
+          </w:tcPr>
+          <w:p>
+            <w:r/>
+            <w:r>
+              <w:rPr>
+                <w:rFonts w:ascii="Times New Roman" w:hAnsi="Times New Roman" w:eastAsia="MS Mincho"/>
+                <w:b w:val="0"/>
+                <w:i w:val="0"/>
+                <w:sz w:val="20"/>
+              </w:rPr>
+              <w:t>-4.84</w:t>
+            </w:r>
+          </w:p>
+        </w:tc>
+        <w:tc>
+          <w:tcPr>
+            <w:tcW w:type="dxa" w:w="1881"/>
+          </w:tcPr>
+          <w:p>
+            <w:r/>
+            <w:r>
+              <w:rPr>
+                <w:rFonts w:ascii="Times New Roman" w:hAnsi="Times New Roman" w:eastAsia="MS Mincho"/>
+                <w:b w:val="0"/>
+                <w:i w:val="0"/>
+                <w:sz w:val="20"/>
+              </w:rPr>
+              <w:t>-2.93</w:t>
+            </w:r>
+          </w:p>
+        </w:tc>
+        <w:tc>
+          <w:tcPr>
+            <w:tcW w:type="dxa" w:w="1881"/>
+          </w:tcPr>
+          <w:p>
+            <w:r/>
+            <w:r>
+              <w:rPr>
+                <w:rFonts w:ascii="Times New Roman" w:hAnsi="Times New Roman" w:eastAsia="MS Mincho"/>
+                <w:b w:val="0"/>
+                <w:i w:val="0"/>
+                <w:sz w:val="20"/>
+              </w:rPr>
+              <w:t>2.93</w:t>
+            </w:r>
+          </w:p>
+        </w:tc>
+      </w:tr>
+      <w:tr>
+        <w:tc>
+          <w:tcPr>
+            <w:tcW w:type="dxa" w:w="1881"/>
+          </w:tcPr>
+          <w:p>
+            <w:r/>
+            <w:r>
+              <w:rPr>
+                <w:rFonts w:ascii="Times New Roman" w:hAnsi="Times New Roman" w:eastAsia="MS Mincho"/>
+                <w:b w:val="0"/>
+                <w:i w:val="0"/>
+                <w:sz w:val="20"/>
+              </w:rPr>
+              <w:t>Slovenia</w:t>
+            </w:r>
+          </w:p>
+        </w:tc>
+        <w:tc>
+          <w:tcPr>
+            <w:tcW w:type="dxa" w:w="1881"/>
+          </w:tcPr>
+          <w:p>
+            <w:r/>
+            <w:r>
+              <w:rPr>
+                <w:rFonts w:ascii="Times New Roman" w:hAnsi="Times New Roman" w:eastAsia="MS Mincho"/>
+                <w:b w:val="0"/>
+                <w:i w:val="0"/>
+                <w:sz w:val="20"/>
+              </w:rPr>
+              <w:t>SVN</w:t>
+            </w:r>
+          </w:p>
+        </w:tc>
+        <w:tc>
+          <w:tcPr>
+            <w:tcW w:type="dxa" w:w="1881"/>
+          </w:tcPr>
+          <w:p>
+            <w:r/>
+            <w:r>
+              <w:rPr>
+                <w:rFonts w:ascii="Times New Roman" w:hAnsi="Times New Roman" w:eastAsia="MS Mincho"/>
+                <w:b w:val="0"/>
+                <w:i w:val="0"/>
+                <w:sz w:val="20"/>
+              </w:rPr>
+              <w:t>-4.38</w:t>
+            </w:r>
+          </w:p>
+        </w:tc>
+        <w:tc>
+          <w:tcPr>
+            <w:tcW w:type="dxa" w:w="1881"/>
+          </w:tcPr>
+          <w:p>
+            <w:r/>
+            <w:r>
+              <w:rPr>
+                <w:rFonts w:ascii="Times New Roman" w:hAnsi="Times New Roman" w:eastAsia="MS Mincho"/>
+                <w:b w:val="0"/>
+                <w:i w:val="0"/>
+                <w:sz w:val="20"/>
+              </w:rPr>
+              <w:t>-1.5</w:t>
+            </w:r>
+          </w:p>
+        </w:tc>
+        <w:tc>
+          <w:tcPr>
+            <w:tcW w:type="dxa" w:w="1881"/>
+          </w:tcPr>
+          <w:p>
+            <w:r/>
+            <w:r>
+              <w:rPr>
+                <w:rFonts w:ascii="Times New Roman" w:hAnsi="Times New Roman" w:eastAsia="MS Mincho"/>
+                <w:b w:val="0"/>
+                <w:i w:val="0"/>
+                <w:sz w:val="20"/>
+              </w:rPr>
+              <w:t>1.5</w:t>
+            </w:r>
+          </w:p>
+        </w:tc>
+      </w:tr>
+      <w:tr>
+        <w:tc>
+          <w:tcPr>
+            <w:tcW w:type="dxa" w:w="1881"/>
+          </w:tcPr>
+          <w:p>
+            <w:r/>
+            <w:r>
+              <w:rPr>
+                <w:rFonts w:ascii="Times New Roman" w:hAnsi="Times New Roman" w:eastAsia="MS Mincho"/>
+                <w:b w:val="0"/>
+                <w:i w:val="0"/>
+                <w:sz w:val="20"/>
+              </w:rPr>
+              <w:t>France</w:t>
+            </w:r>
+          </w:p>
+        </w:tc>
+        <w:tc>
+          <w:tcPr>
+            <w:tcW w:type="dxa" w:w="1881"/>
+          </w:tcPr>
+          <w:p>
+            <w:r/>
+            <w:r>
+              <w:rPr>
+                <w:rFonts w:ascii="Times New Roman" w:hAnsi="Times New Roman" w:eastAsia="MS Mincho"/>
+                <w:b w:val="0"/>
+                <w:i w:val="0"/>
+                <w:sz w:val="20"/>
+              </w:rPr>
+              <w:t>FRA</w:t>
+            </w:r>
+          </w:p>
+        </w:tc>
+        <w:tc>
+          <w:tcPr>
+            <w:tcW w:type="dxa" w:w="1881"/>
+          </w:tcPr>
+          <w:p>
+            <w:r/>
+            <w:r>
+              <w:rPr>
+                <w:rFonts w:ascii="Times New Roman" w:hAnsi="Times New Roman" w:eastAsia="MS Mincho"/>
+                <w:b w:val="0"/>
+                <w:i w:val="0"/>
+                <w:sz w:val="20"/>
+              </w:rPr>
+              <w:t>-4.33</w:t>
+            </w:r>
+          </w:p>
+        </w:tc>
+        <w:tc>
+          <w:tcPr>
+            <w:tcW w:type="dxa" w:w="1881"/>
+          </w:tcPr>
+          <w:p>
+            <w:r/>
+            <w:r>
+              <w:rPr>
+                <w:rFonts w:ascii="Times New Roman" w:hAnsi="Times New Roman" w:eastAsia="MS Mincho"/>
+                <w:b w:val="0"/>
+                <w:i w:val="0"/>
+                <w:sz w:val="20"/>
+              </w:rPr>
+              <w:t>-1.56</w:t>
+            </w:r>
+          </w:p>
+        </w:tc>
+        <w:tc>
+          <w:tcPr>
+            <w:tcW w:type="dxa" w:w="1881"/>
+          </w:tcPr>
+          <w:p>
+            <w:r/>
+            <w:r>
+              <w:rPr>
+                <w:rFonts w:ascii="Times New Roman" w:hAnsi="Times New Roman" w:eastAsia="MS Mincho"/>
+                <w:b w:val="0"/>
+                <w:i w:val="0"/>
+                <w:sz w:val="20"/>
+              </w:rPr>
+              <w:t>1.56</w:t>
+            </w:r>
+          </w:p>
+        </w:tc>
+      </w:tr>
+      <w:tr>
+        <w:tc>
+          <w:tcPr>
+            <w:tcW w:type="dxa" w:w="1881"/>
+          </w:tcPr>
+          <w:p>
+            <w:r/>
+            <w:r>
+              <w:rPr>
+                <w:rFonts w:ascii="Times New Roman" w:hAnsi="Times New Roman" w:eastAsia="MS Mincho"/>
+                <w:b w:val="0"/>
+                <w:i w:val="0"/>
+                <w:sz w:val="20"/>
+              </w:rPr>
+              <w:t>Netherlands</w:t>
+            </w:r>
+          </w:p>
+        </w:tc>
+        <w:tc>
+          <w:tcPr>
+            <w:tcW w:type="dxa" w:w="1881"/>
+          </w:tcPr>
+          <w:p>
+            <w:r/>
+            <w:r>
+              <w:rPr>
+                <w:rFonts w:ascii="Times New Roman" w:hAnsi="Times New Roman" w:eastAsia="MS Mincho"/>
+                <w:b w:val="0"/>
+                <w:i w:val="0"/>
+                <w:sz w:val="20"/>
+              </w:rPr>
+              <w:t>NLD</w:t>
+            </w:r>
+          </w:p>
+        </w:tc>
+        <w:tc>
+          <w:tcPr>
+            <w:tcW w:type="dxa" w:w="1881"/>
+          </w:tcPr>
+          <w:p>
+            <w:r/>
+            <w:r>
+              <w:rPr>
+                <w:rFonts w:ascii="Times New Roman" w:hAnsi="Times New Roman" w:eastAsia="MS Mincho"/>
+                <w:b w:val="0"/>
+                <w:i w:val="0"/>
+                <w:sz w:val="20"/>
+              </w:rPr>
+              <w:t>-4.29</w:t>
+            </w:r>
+          </w:p>
+        </w:tc>
+        <w:tc>
+          <w:tcPr>
+            <w:tcW w:type="dxa" w:w="1881"/>
+          </w:tcPr>
+          <w:p>
+            <w:r/>
+            <w:r>
+              <w:rPr>
+                <w:rFonts w:ascii="Times New Roman" w:hAnsi="Times New Roman" w:eastAsia="MS Mincho"/>
+                <w:b w:val="0"/>
+                <w:i w:val="0"/>
+                <w:sz w:val="20"/>
+              </w:rPr>
+              <w:t>-1.43</w:t>
+            </w:r>
+          </w:p>
+        </w:tc>
+        <w:tc>
+          <w:tcPr>
+            <w:tcW w:type="dxa" w:w="1881"/>
+          </w:tcPr>
+          <w:p>
+            <w:r/>
+            <w:r>
+              <w:rPr>
+                <w:rFonts w:ascii="Times New Roman" w:hAnsi="Times New Roman" w:eastAsia="MS Mincho"/>
+                <w:b w:val="0"/>
+                <w:i w:val="0"/>
+                <w:sz w:val="20"/>
+              </w:rPr>
+              <w:t>1.43</w:t>
+            </w:r>
+          </w:p>
+        </w:tc>
+      </w:tr>
+      <w:tr>
+        <w:tc>
+          <w:tcPr>
+            <w:tcW w:type="dxa" w:w="1881"/>
+          </w:tcPr>
+          <w:p>
+            <w:r/>
+            <w:r>
+              <w:rPr>
+                <w:rFonts w:ascii="Times New Roman" w:hAnsi="Times New Roman" w:eastAsia="MS Mincho"/>
+                <w:b w:val="0"/>
+                <w:i w:val="0"/>
+                <w:sz w:val="20"/>
+              </w:rPr>
+              <w:t>Hungary</w:t>
+            </w:r>
+          </w:p>
+        </w:tc>
+        <w:tc>
+          <w:tcPr>
+            <w:tcW w:type="dxa" w:w="1881"/>
+          </w:tcPr>
+          <w:p>
+            <w:r/>
+            <w:r>
+              <w:rPr>
+                <w:rFonts w:ascii="Times New Roman" w:hAnsi="Times New Roman" w:eastAsia="MS Mincho"/>
+                <w:b w:val="0"/>
+                <w:i w:val="0"/>
+                <w:sz w:val="20"/>
+              </w:rPr>
+              <w:t>HUN</w:t>
+            </w:r>
+          </w:p>
+        </w:tc>
+        <w:tc>
+          <w:tcPr>
+            <w:tcW w:type="dxa" w:w="1881"/>
+          </w:tcPr>
+          <w:p>
+            <w:r/>
+            <w:r>
+              <w:rPr>
+                <w:rFonts w:ascii="Times New Roman" w:hAnsi="Times New Roman" w:eastAsia="MS Mincho"/>
+                <w:b w:val="0"/>
+                <w:i w:val="0"/>
+                <w:sz w:val="20"/>
+              </w:rPr>
+              <w:t>-4.2</w:t>
+            </w:r>
+          </w:p>
+        </w:tc>
+        <w:tc>
+          <w:tcPr>
+            <w:tcW w:type="dxa" w:w="1881"/>
+          </w:tcPr>
+          <w:p>
+            <w:r/>
+            <w:r>
+              <w:rPr>
+                <w:rFonts w:ascii="Times New Roman" w:hAnsi="Times New Roman" w:eastAsia="MS Mincho"/>
+                <w:b w:val="0"/>
+                <w:i w:val="0"/>
+                <w:sz w:val="20"/>
+              </w:rPr>
+              <w:t>-1.62</w:t>
+            </w:r>
+          </w:p>
+        </w:tc>
+        <w:tc>
+          <w:tcPr>
+            <w:tcW w:type="dxa" w:w="1881"/>
+          </w:tcPr>
+          <w:p>
+            <w:r/>
+            <w:r>
+              <w:rPr>
+                <w:rFonts w:ascii="Times New Roman" w:hAnsi="Times New Roman" w:eastAsia="MS Mincho"/>
+                <w:b w:val="0"/>
+                <w:i w:val="0"/>
+                <w:sz w:val="20"/>
+              </w:rPr>
+              <w:t>1.62</w:t>
+            </w:r>
+          </w:p>
+        </w:tc>
+      </w:tr>
+      <w:tr>
+        <w:tc>
+          <w:tcPr>
+            <w:tcW w:type="dxa" w:w="1881"/>
+          </w:tcPr>
+          <w:p>
+            <w:r/>
+            <w:r>
+              <w:rPr>
+                <w:rFonts w:ascii="Times New Roman" w:hAnsi="Times New Roman" w:eastAsia="MS Mincho"/>
+                <w:b w:val="0"/>
+                <w:i w:val="0"/>
+                <w:sz w:val="20"/>
+              </w:rPr>
+              <w:t>Sweden</w:t>
+            </w:r>
+          </w:p>
+        </w:tc>
+        <w:tc>
+          <w:tcPr>
+            <w:tcW w:type="dxa" w:w="1881"/>
+          </w:tcPr>
+          <w:p>
+            <w:r/>
+            <w:r>
+              <w:rPr>
+                <w:rFonts w:ascii="Times New Roman" w:hAnsi="Times New Roman" w:eastAsia="MS Mincho"/>
+                <w:b w:val="0"/>
+                <w:i w:val="0"/>
+                <w:sz w:val="20"/>
+              </w:rPr>
+              <w:t>SWE</w:t>
+            </w:r>
+          </w:p>
+        </w:tc>
+        <w:tc>
+          <w:tcPr>
+            <w:tcW w:type="dxa" w:w="1881"/>
+          </w:tcPr>
+          <w:p>
+            <w:r/>
+            <w:r>
+              <w:rPr>
+                <w:rFonts w:ascii="Times New Roman" w:hAnsi="Times New Roman" w:eastAsia="MS Mincho"/>
+                <w:b w:val="0"/>
+                <w:i w:val="0"/>
+                <w:sz w:val="20"/>
+              </w:rPr>
+              <w:t>-4.2</w:t>
+            </w:r>
+          </w:p>
+        </w:tc>
+        <w:tc>
+          <w:tcPr>
+            <w:tcW w:type="dxa" w:w="1881"/>
+          </w:tcPr>
+          <w:p>
+            <w:r/>
+            <w:r>
+              <w:rPr>
+                <w:rFonts w:ascii="Times New Roman" w:hAnsi="Times New Roman" w:eastAsia="MS Mincho"/>
+                <w:b w:val="0"/>
+                <w:i w:val="0"/>
+                <w:sz w:val="20"/>
+              </w:rPr>
+              <w:t>-1.81</w:t>
+            </w:r>
+          </w:p>
+        </w:tc>
+        <w:tc>
+          <w:tcPr>
+            <w:tcW w:type="dxa" w:w="1881"/>
+          </w:tcPr>
+          <w:p>
+            <w:r/>
+            <w:r>
+              <w:rPr>
+                <w:rFonts w:ascii="Times New Roman" w:hAnsi="Times New Roman" w:eastAsia="MS Mincho"/>
+                <w:b w:val="0"/>
+                <w:i w:val="0"/>
+                <w:sz w:val="20"/>
+              </w:rPr>
+              <w:t>1.81</w:t>
+            </w:r>
+          </w:p>
+        </w:tc>
+      </w:tr>
+      <w:tr>
+        <w:tc>
+          <w:tcPr>
+            <w:tcW w:type="dxa" w:w="1881"/>
+          </w:tcPr>
+          <w:p>
+            <w:r/>
+            <w:r>
+              <w:rPr>
+                <w:rFonts w:ascii="Times New Roman" w:hAnsi="Times New Roman" w:eastAsia="MS Mincho"/>
+                <w:b w:val="0"/>
+                <w:i w:val="0"/>
+                <w:sz w:val="20"/>
+              </w:rPr>
+              <w:t>United Kingdom</w:t>
+            </w:r>
+          </w:p>
+        </w:tc>
+        <w:tc>
+          <w:tcPr>
+            <w:tcW w:type="dxa" w:w="1881"/>
+          </w:tcPr>
+          <w:p>
+            <w:r/>
+            <w:r>
+              <w:rPr>
+                <w:rFonts w:ascii="Times New Roman" w:hAnsi="Times New Roman" w:eastAsia="MS Mincho"/>
+                <w:b w:val="0"/>
+                <w:i w:val="0"/>
+                <w:sz w:val="20"/>
+              </w:rPr>
+              <w:t>GBR</w:t>
+            </w:r>
+          </w:p>
+        </w:tc>
+        <w:tc>
+          <w:tcPr>
+            <w:tcW w:type="dxa" w:w="1881"/>
+          </w:tcPr>
+          <w:p>
+            <w:r/>
+            <w:r>
+              <w:rPr>
+                <w:rFonts w:ascii="Times New Roman" w:hAnsi="Times New Roman" w:eastAsia="MS Mincho"/>
+                <w:b w:val="0"/>
+                <w:i w:val="0"/>
+                <w:sz w:val="20"/>
+              </w:rPr>
+              <w:t>-4.15</w:t>
+            </w:r>
+          </w:p>
+        </w:tc>
+        <w:tc>
+          <w:tcPr>
+            <w:tcW w:type="dxa" w:w="1881"/>
+          </w:tcPr>
+          <w:p>
+            <w:r/>
+            <w:r>
+              <w:rPr>
+                <w:rFonts w:ascii="Times New Roman" w:hAnsi="Times New Roman" w:eastAsia="MS Mincho"/>
+                <w:b w:val="0"/>
+                <w:i w:val="0"/>
+                <w:sz w:val="20"/>
+              </w:rPr>
+              <w:t>-1.84</w:t>
+            </w:r>
+          </w:p>
+        </w:tc>
+        <w:tc>
+          <w:tcPr>
+            <w:tcW w:type="dxa" w:w="1881"/>
+          </w:tcPr>
+          <w:p>
+            <w:r/>
+            <w:r>
+              <w:rPr>
+                <w:rFonts w:ascii="Times New Roman" w:hAnsi="Times New Roman" w:eastAsia="MS Mincho"/>
+                <w:b w:val="0"/>
+                <w:i w:val="0"/>
+                <w:sz w:val="20"/>
+              </w:rPr>
+              <w:t>1.84</w:t>
+            </w:r>
+          </w:p>
+        </w:tc>
+      </w:tr>
+      <w:tr>
+        <w:tc>
+          <w:tcPr>
+            <w:tcW w:type="dxa" w:w="1881"/>
+          </w:tcPr>
+          <w:p>
+            <w:r/>
+            <w:r>
+              <w:rPr>
+                <w:rFonts w:ascii="Times New Roman" w:hAnsi="Times New Roman" w:eastAsia="MS Mincho"/>
+                <w:b w:val="0"/>
+                <w:i w:val="0"/>
+                <w:sz w:val="20"/>
+              </w:rPr>
+              <w:t>New Zealand</w:t>
+            </w:r>
+          </w:p>
+        </w:tc>
+        <w:tc>
+          <w:tcPr>
+            <w:tcW w:type="dxa" w:w="1881"/>
+          </w:tcPr>
+          <w:p>
+            <w:r/>
+            <w:r>
+              <w:rPr>
+                <w:rFonts w:ascii="Times New Roman" w:hAnsi="Times New Roman" w:eastAsia="MS Mincho"/>
+                <w:b w:val="0"/>
+                <w:i w:val="0"/>
+                <w:sz w:val="20"/>
+              </w:rPr>
+              <w:t>NZL</w:t>
+            </w:r>
+          </w:p>
+        </w:tc>
+        <w:tc>
+          <w:tcPr>
+            <w:tcW w:type="dxa" w:w="1881"/>
+          </w:tcPr>
+          <w:p>
+            <w:r/>
+            <w:r>
+              <w:rPr>
+                <w:rFonts w:ascii="Times New Roman" w:hAnsi="Times New Roman" w:eastAsia="MS Mincho"/>
+                <w:b w:val="0"/>
+                <w:i w:val="0"/>
+                <w:sz w:val="20"/>
+              </w:rPr>
+              <w:t>-4.07</w:t>
+            </w:r>
+          </w:p>
+        </w:tc>
+        <w:tc>
+          <w:tcPr>
+            <w:tcW w:type="dxa" w:w="1881"/>
+          </w:tcPr>
+          <w:p>
+            <w:r/>
+            <w:r>
+              <w:rPr>
+                <w:rFonts w:ascii="Times New Roman" w:hAnsi="Times New Roman" w:eastAsia="MS Mincho"/>
+                <w:b w:val="0"/>
+                <w:i w:val="0"/>
+                <w:sz w:val="20"/>
+              </w:rPr>
+              <w:t>-1.7</w:t>
+            </w:r>
+          </w:p>
+        </w:tc>
+        <w:tc>
+          <w:tcPr>
+            <w:tcW w:type="dxa" w:w="1881"/>
+          </w:tcPr>
+          <w:p>
+            <w:r/>
+            <w:r>
+              <w:rPr>
+                <w:rFonts w:ascii="Times New Roman" w:hAnsi="Times New Roman" w:eastAsia="MS Mincho"/>
+                <w:b w:val="0"/>
+                <w:i w:val="0"/>
+                <w:sz w:val="20"/>
+              </w:rPr>
+              <w:t>1.7</w:t>
+            </w:r>
+          </w:p>
+        </w:tc>
+      </w:tr>
+      <w:tr>
+        <w:tc>
+          <w:tcPr>
+            <w:tcW w:type="dxa" w:w="1881"/>
+          </w:tcPr>
+          <w:p>
+            <w:r/>
+            <w:r>
+              <w:rPr>
+                <w:rFonts w:ascii="Times New Roman" w:hAnsi="Times New Roman" w:eastAsia="MS Mincho"/>
+                <w:b w:val="0"/>
+                <w:i w:val="0"/>
+                <w:sz w:val="20"/>
+              </w:rPr>
+              <w:t>Latvia</w:t>
+            </w:r>
+          </w:p>
+        </w:tc>
+        <w:tc>
+          <w:tcPr>
+            <w:tcW w:type="dxa" w:w="1881"/>
+          </w:tcPr>
+          <w:p>
+            <w:r/>
+            <w:r>
+              <w:rPr>
+                <w:rFonts w:ascii="Times New Roman" w:hAnsi="Times New Roman" w:eastAsia="MS Mincho"/>
+                <w:b w:val="0"/>
+                <w:i w:val="0"/>
+                <w:sz w:val="20"/>
+              </w:rPr>
+              <w:t>LVA</w:t>
+            </w:r>
+          </w:p>
+        </w:tc>
+        <w:tc>
+          <w:tcPr>
+            <w:tcW w:type="dxa" w:w="1881"/>
+          </w:tcPr>
+          <w:p>
+            <w:r/>
+            <w:r>
+              <w:rPr>
+                <w:rFonts w:ascii="Times New Roman" w:hAnsi="Times New Roman" w:eastAsia="MS Mincho"/>
+                <w:b w:val="0"/>
+                <w:i w:val="0"/>
+                <w:sz w:val="20"/>
+              </w:rPr>
+              <w:t>-3.97</w:t>
+            </w:r>
+          </w:p>
+        </w:tc>
+        <w:tc>
+          <w:tcPr>
+            <w:tcW w:type="dxa" w:w="1881"/>
+          </w:tcPr>
+          <w:p>
+            <w:r/>
+            <w:r>
+              <w:rPr>
+                <w:rFonts w:ascii="Times New Roman" w:hAnsi="Times New Roman" w:eastAsia="MS Mincho"/>
+                <w:b w:val="0"/>
+                <w:i w:val="0"/>
+                <w:sz w:val="20"/>
+              </w:rPr>
+              <w:t>-1.93</w:t>
+            </w:r>
+          </w:p>
+        </w:tc>
+        <w:tc>
+          <w:tcPr>
+            <w:tcW w:type="dxa" w:w="1881"/>
+          </w:tcPr>
+          <w:p>
+            <w:r/>
+            <w:r>
+              <w:rPr>
+                <w:rFonts w:ascii="Times New Roman" w:hAnsi="Times New Roman" w:eastAsia="MS Mincho"/>
+                <w:b w:val="0"/>
+                <w:i w:val="0"/>
+                <w:sz w:val="20"/>
+              </w:rPr>
+              <w:t>1.93</w:t>
+            </w:r>
+          </w:p>
+        </w:tc>
+      </w:tr>
+      <w:tr>
+        <w:tc>
+          <w:tcPr>
+            <w:tcW w:type="dxa" w:w="1881"/>
+          </w:tcPr>
+          <w:p>
+            <w:r/>
+            <w:r>
+              <w:rPr>
+                <w:rFonts w:ascii="Times New Roman" w:hAnsi="Times New Roman" w:eastAsia="MS Mincho"/>
+                <w:b w:val="0"/>
+                <w:i w:val="0"/>
+                <w:sz w:val="20"/>
+              </w:rPr>
+              <w:t>Spain</w:t>
+            </w:r>
+          </w:p>
+        </w:tc>
+        <w:tc>
+          <w:tcPr>
+            <w:tcW w:type="dxa" w:w="1881"/>
+          </w:tcPr>
+          <w:p>
+            <w:r/>
+            <w:r>
+              <w:rPr>
+                <w:rFonts w:ascii="Times New Roman" w:hAnsi="Times New Roman" w:eastAsia="MS Mincho"/>
+                <w:b w:val="0"/>
+                <w:i w:val="0"/>
+                <w:sz w:val="20"/>
+              </w:rPr>
+              <w:t>ESP</w:t>
+            </w:r>
+          </w:p>
+        </w:tc>
+        <w:tc>
+          <w:tcPr>
+            <w:tcW w:type="dxa" w:w="1881"/>
+          </w:tcPr>
+          <w:p>
+            <w:r/>
+            <w:r>
+              <w:rPr>
+                <w:rFonts w:ascii="Times New Roman" w:hAnsi="Times New Roman" w:eastAsia="MS Mincho"/>
+                <w:b w:val="0"/>
+                <w:i w:val="0"/>
+                <w:sz w:val="20"/>
+              </w:rPr>
+              <w:t>-3.91</w:t>
+            </w:r>
+          </w:p>
+        </w:tc>
+        <w:tc>
+          <w:tcPr>
+            <w:tcW w:type="dxa" w:w="1881"/>
+          </w:tcPr>
+          <w:p>
+            <w:r/>
+            <w:r>
+              <w:rPr>
+                <w:rFonts w:ascii="Times New Roman" w:hAnsi="Times New Roman" w:eastAsia="MS Mincho"/>
+                <w:b w:val="0"/>
+                <w:i w:val="0"/>
+                <w:sz w:val="20"/>
+              </w:rPr>
+              <w:t>-1.53</w:t>
+            </w:r>
+          </w:p>
+        </w:tc>
+        <w:tc>
+          <w:tcPr>
+            <w:tcW w:type="dxa" w:w="1881"/>
+          </w:tcPr>
+          <w:p>
+            <w:r/>
+            <w:r>
+              <w:rPr>
+                <w:rFonts w:ascii="Times New Roman" w:hAnsi="Times New Roman" w:eastAsia="MS Mincho"/>
+                <w:b w:val="0"/>
+                <w:i w:val="0"/>
+                <w:sz w:val="20"/>
+              </w:rPr>
+              <w:t>1.53</w:t>
+            </w:r>
+          </w:p>
+        </w:tc>
+      </w:tr>
+      <w:tr>
+        <w:tc>
+          <w:tcPr>
+            <w:tcW w:type="dxa" w:w="1881"/>
+          </w:tcPr>
+          <w:p>
+            <w:r/>
+            <w:r>
+              <w:rPr>
+                <w:rFonts w:ascii="Times New Roman" w:hAnsi="Times New Roman" w:eastAsia="MS Mincho"/>
+                <w:b w:val="0"/>
+                <w:i w:val="0"/>
+                <w:sz w:val="20"/>
+              </w:rPr>
+              <w:t>Austria</w:t>
+            </w:r>
+          </w:p>
+        </w:tc>
+        <w:tc>
+          <w:tcPr>
+            <w:tcW w:type="dxa" w:w="1881"/>
+          </w:tcPr>
+          <w:p>
+            <w:r/>
+            <w:r>
+              <w:rPr>
+                <w:rFonts w:ascii="Times New Roman" w:hAnsi="Times New Roman" w:eastAsia="MS Mincho"/>
+                <w:b w:val="0"/>
+                <w:i w:val="0"/>
+                <w:sz w:val="20"/>
+              </w:rPr>
+              <w:t>AUT</w:t>
+            </w:r>
+          </w:p>
+        </w:tc>
+        <w:tc>
+          <w:tcPr>
+            <w:tcW w:type="dxa" w:w="1881"/>
+          </w:tcPr>
+          <w:p>
+            <w:r/>
+            <w:r>
+              <w:rPr>
+                <w:rFonts w:ascii="Times New Roman" w:hAnsi="Times New Roman" w:eastAsia="MS Mincho"/>
+                <w:b w:val="0"/>
+                <w:i w:val="0"/>
+                <w:sz w:val="20"/>
+              </w:rPr>
+              <w:t>-3.86</w:t>
+            </w:r>
+          </w:p>
+        </w:tc>
+        <w:tc>
+          <w:tcPr>
+            <w:tcW w:type="dxa" w:w="1881"/>
+          </w:tcPr>
+          <w:p>
+            <w:r/>
+            <w:r>
+              <w:rPr>
+                <w:rFonts w:ascii="Times New Roman" w:hAnsi="Times New Roman" w:eastAsia="MS Mincho"/>
+                <w:b w:val="0"/>
+                <w:i w:val="0"/>
+                <w:sz w:val="20"/>
+              </w:rPr>
+              <w:t>-1.51</w:t>
+            </w:r>
+          </w:p>
+        </w:tc>
+        <w:tc>
+          <w:tcPr>
+            <w:tcW w:type="dxa" w:w="1881"/>
+          </w:tcPr>
+          <w:p>
+            <w:r/>
+            <w:r>
+              <w:rPr>
+                <w:rFonts w:ascii="Times New Roman" w:hAnsi="Times New Roman" w:eastAsia="MS Mincho"/>
+                <w:b w:val="0"/>
+                <w:i w:val="0"/>
+                <w:sz w:val="20"/>
+              </w:rPr>
+              <w:t>1.51</w:t>
+            </w:r>
+          </w:p>
+        </w:tc>
+      </w:tr>
+      <w:tr>
+        <w:tc>
+          <w:tcPr>
+            <w:tcW w:type="dxa" w:w="1881"/>
+          </w:tcPr>
+          <w:p>
+            <w:r/>
+            <w:r>
+              <w:rPr>
+                <w:rFonts w:ascii="Times New Roman" w:hAnsi="Times New Roman" w:eastAsia="MS Mincho"/>
+                <w:b w:val="0"/>
+                <w:i w:val="0"/>
+                <w:sz w:val="20"/>
+              </w:rPr>
+              <w:t>Norway</w:t>
+            </w:r>
+          </w:p>
+        </w:tc>
+        <w:tc>
+          <w:tcPr>
+            <w:tcW w:type="dxa" w:w="1881"/>
+          </w:tcPr>
+          <w:p>
+            <w:r/>
+            <w:r>
+              <w:rPr>
+                <w:rFonts w:ascii="Times New Roman" w:hAnsi="Times New Roman" w:eastAsia="MS Mincho"/>
+                <w:b w:val="0"/>
+                <w:i w:val="0"/>
+                <w:sz w:val="20"/>
+              </w:rPr>
+              <w:t>NOR</w:t>
+            </w:r>
+          </w:p>
+        </w:tc>
+        <w:tc>
+          <w:tcPr>
+            <w:tcW w:type="dxa" w:w="1881"/>
+          </w:tcPr>
+          <w:p>
+            <w:r/>
+            <w:r>
+              <w:rPr>
+                <w:rFonts w:ascii="Times New Roman" w:hAnsi="Times New Roman" w:eastAsia="MS Mincho"/>
+                <w:b w:val="0"/>
+                <w:i w:val="0"/>
+                <w:sz w:val="20"/>
+              </w:rPr>
+              <w:t>-3.83</w:t>
+            </w:r>
+          </w:p>
+        </w:tc>
+        <w:tc>
+          <w:tcPr>
+            <w:tcW w:type="dxa" w:w="1881"/>
+          </w:tcPr>
+          <w:p>
+            <w:r/>
+            <w:r>
+              <w:rPr>
+                <w:rFonts w:ascii="Times New Roman" w:hAnsi="Times New Roman" w:eastAsia="MS Mincho"/>
+                <w:b w:val="0"/>
+                <w:i w:val="0"/>
+                <w:sz w:val="20"/>
+              </w:rPr>
+              <w:t>-1.74</w:t>
+            </w:r>
+          </w:p>
+        </w:tc>
+        <w:tc>
+          <w:tcPr>
+            <w:tcW w:type="dxa" w:w="1881"/>
+          </w:tcPr>
+          <w:p>
+            <w:r/>
+            <w:r>
+              <w:rPr>
+                <w:rFonts w:ascii="Times New Roman" w:hAnsi="Times New Roman" w:eastAsia="MS Mincho"/>
+                <w:b w:val="0"/>
+                <w:i w:val="0"/>
+                <w:sz w:val="20"/>
+              </w:rPr>
+              <w:t>1.74</w:t>
+            </w:r>
+          </w:p>
+        </w:tc>
+      </w:tr>
+      <w:tr>
+        <w:tc>
+          <w:tcPr>
+            <w:tcW w:type="dxa" w:w="1881"/>
+          </w:tcPr>
+          <w:p>
+            <w:r/>
+            <w:r>
+              <w:rPr>
+                <w:rFonts w:ascii="Times New Roman" w:hAnsi="Times New Roman" w:eastAsia="MS Mincho"/>
+                <w:b w:val="0"/>
+                <w:i w:val="0"/>
+                <w:sz w:val="20"/>
+              </w:rPr>
+              <w:t>United States</w:t>
+            </w:r>
+          </w:p>
+        </w:tc>
+        <w:tc>
+          <w:tcPr>
+            <w:tcW w:type="dxa" w:w="1881"/>
+          </w:tcPr>
+          <w:p>
+            <w:r/>
+            <w:r>
+              <w:rPr>
+                <w:rFonts w:ascii="Times New Roman" w:hAnsi="Times New Roman" w:eastAsia="MS Mincho"/>
+                <w:b w:val="0"/>
+                <w:i w:val="0"/>
+                <w:sz w:val="20"/>
+              </w:rPr>
+              <w:t>USA</w:t>
+            </w:r>
+          </w:p>
+        </w:tc>
+        <w:tc>
+          <w:tcPr>
+            <w:tcW w:type="dxa" w:w="1881"/>
+          </w:tcPr>
+          <w:p>
+            <w:r/>
+            <w:r>
+              <w:rPr>
+                <w:rFonts w:ascii="Times New Roman" w:hAnsi="Times New Roman" w:eastAsia="MS Mincho"/>
+                <w:b w:val="0"/>
+                <w:i w:val="0"/>
+                <w:sz w:val="20"/>
+              </w:rPr>
+              <w:t>-3.7</w:t>
+            </w:r>
+          </w:p>
+        </w:tc>
+        <w:tc>
+          <w:tcPr>
+            <w:tcW w:type="dxa" w:w="1881"/>
+          </w:tcPr>
+          <w:p>
+            <w:r/>
+            <w:r>
+              <w:rPr>
+                <w:rFonts w:ascii="Times New Roman" w:hAnsi="Times New Roman" w:eastAsia="MS Mincho"/>
+                <w:b w:val="0"/>
+                <w:i w:val="0"/>
+                <w:sz w:val="20"/>
+              </w:rPr>
+              <w:t>-1.44</w:t>
+            </w:r>
+          </w:p>
+        </w:tc>
+        <w:tc>
+          <w:tcPr>
+            <w:tcW w:type="dxa" w:w="1881"/>
+          </w:tcPr>
+          <w:p>
+            <w:r/>
+            <w:r>
+              <w:rPr>
+                <w:rFonts w:ascii="Times New Roman" w:hAnsi="Times New Roman" w:eastAsia="MS Mincho"/>
+                <w:b w:val="0"/>
+                <w:i w:val="0"/>
+                <w:sz w:val="20"/>
+              </w:rPr>
+              <w:t>1.44</w:t>
+            </w:r>
+          </w:p>
+        </w:tc>
+      </w:tr>
+      <w:tr>
+        <w:tc>
+          <w:tcPr>
+            <w:tcW w:type="dxa" w:w="1881"/>
+          </w:tcPr>
+          <w:p>
+            <w:r/>
+            <w:r>
+              <w:rPr>
+                <w:rFonts w:ascii="Times New Roman" w:hAnsi="Times New Roman" w:eastAsia="MS Mincho"/>
+                <w:b w:val="0"/>
+                <w:i w:val="0"/>
+                <w:sz w:val="20"/>
+              </w:rPr>
+              <w:t>Denmark</w:t>
+            </w:r>
+          </w:p>
+        </w:tc>
+        <w:tc>
+          <w:tcPr>
+            <w:tcW w:type="dxa" w:w="1881"/>
+          </w:tcPr>
+          <w:p>
+            <w:r/>
+            <w:r>
+              <w:rPr>
+                <w:rFonts w:ascii="Times New Roman" w:hAnsi="Times New Roman" w:eastAsia="MS Mincho"/>
+                <w:b w:val="0"/>
+                <w:i w:val="0"/>
+                <w:sz w:val="20"/>
+              </w:rPr>
+              <w:t>DNK</w:t>
+            </w:r>
+          </w:p>
+        </w:tc>
+        <w:tc>
+          <w:tcPr>
+            <w:tcW w:type="dxa" w:w="1881"/>
+          </w:tcPr>
+          <w:p>
+            <w:r/>
+            <w:r>
+              <w:rPr>
+                <w:rFonts w:ascii="Times New Roman" w:hAnsi="Times New Roman" w:eastAsia="MS Mincho"/>
+                <w:b w:val="0"/>
+                <w:i w:val="0"/>
+                <w:sz w:val="20"/>
+              </w:rPr>
+              <w:t>-3.56</w:t>
+            </w:r>
+          </w:p>
+        </w:tc>
+        <w:tc>
+          <w:tcPr>
+            <w:tcW w:type="dxa" w:w="1881"/>
+          </w:tcPr>
+          <w:p>
+            <w:r/>
+            <w:r>
+              <w:rPr>
+                <w:rFonts w:ascii="Times New Roman" w:hAnsi="Times New Roman" w:eastAsia="MS Mincho"/>
+                <w:b w:val="0"/>
+                <w:i w:val="0"/>
+                <w:sz w:val="20"/>
+              </w:rPr>
+              <w:t>-1.31</w:t>
+            </w:r>
+          </w:p>
+        </w:tc>
+        <w:tc>
+          <w:tcPr>
+            <w:tcW w:type="dxa" w:w="1881"/>
+          </w:tcPr>
+          <w:p>
+            <w:r/>
+            <w:r>
+              <w:rPr>
+                <w:rFonts w:ascii="Times New Roman" w:hAnsi="Times New Roman" w:eastAsia="MS Mincho"/>
+                <w:b w:val="0"/>
+                <w:i w:val="0"/>
+                <w:sz w:val="20"/>
+              </w:rPr>
+              <w:t>1.31</w:t>
+            </w:r>
+          </w:p>
+        </w:tc>
+      </w:tr>
+      <w:tr>
+        <w:tc>
+          <w:tcPr>
+            <w:tcW w:type="dxa" w:w="1881"/>
+          </w:tcPr>
+          <w:p>
+            <w:r/>
+            <w:r>
+              <w:rPr>
+                <w:rFonts w:ascii="Times New Roman" w:hAnsi="Times New Roman" w:eastAsia="MS Mincho"/>
+                <w:b w:val="0"/>
+                <w:i w:val="0"/>
+                <w:sz w:val="20"/>
+              </w:rPr>
+              <w:t>Finland</w:t>
+            </w:r>
+          </w:p>
+        </w:tc>
+        <w:tc>
+          <w:tcPr>
+            <w:tcW w:type="dxa" w:w="1881"/>
+          </w:tcPr>
+          <w:p>
+            <w:r/>
+            <w:r>
+              <w:rPr>
+                <w:rFonts w:ascii="Times New Roman" w:hAnsi="Times New Roman" w:eastAsia="MS Mincho"/>
+                <w:b w:val="0"/>
+                <w:i w:val="0"/>
+                <w:sz w:val="20"/>
+              </w:rPr>
+              <w:t>FIN</w:t>
+            </w:r>
+          </w:p>
+        </w:tc>
+        <w:tc>
+          <w:tcPr>
+            <w:tcW w:type="dxa" w:w="1881"/>
+          </w:tcPr>
+          <w:p>
+            <w:r/>
+            <w:r>
+              <w:rPr>
+                <w:rFonts w:ascii="Times New Roman" w:hAnsi="Times New Roman" w:eastAsia="MS Mincho"/>
+                <w:b w:val="0"/>
+                <w:i w:val="0"/>
+                <w:sz w:val="20"/>
+              </w:rPr>
+              <w:t>-3.36</w:t>
+            </w:r>
+          </w:p>
+        </w:tc>
+        <w:tc>
+          <w:tcPr>
+            <w:tcW w:type="dxa" w:w="1881"/>
+          </w:tcPr>
+          <w:p>
+            <w:r/>
+            <w:r>
+              <w:rPr>
+                <w:rFonts w:ascii="Times New Roman" w:hAnsi="Times New Roman" w:eastAsia="MS Mincho"/>
+                <w:b w:val="0"/>
+                <w:i w:val="0"/>
+                <w:sz w:val="20"/>
+              </w:rPr>
+              <w:t>-1.21</w:t>
+            </w:r>
+          </w:p>
+        </w:tc>
+        <w:tc>
+          <w:tcPr>
+            <w:tcW w:type="dxa" w:w="1881"/>
+          </w:tcPr>
+          <w:p>
+            <w:r/>
+            <w:r>
+              <w:rPr>
+                <w:rFonts w:ascii="Times New Roman" w:hAnsi="Times New Roman" w:eastAsia="MS Mincho"/>
+                <w:b w:val="0"/>
+                <w:i w:val="0"/>
+                <w:sz w:val="20"/>
+              </w:rPr>
+              <w:t>1.21</w:t>
+            </w:r>
+          </w:p>
+        </w:tc>
+      </w:tr>
+      <w:tr>
+        <w:tc>
+          <w:tcPr>
+            <w:tcW w:type="dxa" w:w="1881"/>
+          </w:tcPr>
+          <w:p>
+            <w:r/>
+            <w:r>
+              <w:rPr>
+                <w:rFonts w:ascii="Times New Roman" w:hAnsi="Times New Roman" w:eastAsia="MS Mincho"/>
+                <w:b w:val="0"/>
+                <w:i w:val="0"/>
+                <w:sz w:val="20"/>
+              </w:rPr>
+              <w:t>Iceland</w:t>
+            </w:r>
+          </w:p>
+        </w:tc>
+        <w:tc>
+          <w:tcPr>
+            <w:tcW w:type="dxa" w:w="1881"/>
+          </w:tcPr>
+          <w:p>
+            <w:r/>
+            <w:r>
+              <w:rPr>
+                <w:rFonts w:ascii="Times New Roman" w:hAnsi="Times New Roman" w:eastAsia="MS Mincho"/>
+                <w:b w:val="0"/>
+                <w:i w:val="0"/>
+                <w:sz w:val="20"/>
+              </w:rPr>
+              <w:t>ISL</w:t>
+            </w:r>
+          </w:p>
+        </w:tc>
+        <w:tc>
+          <w:tcPr>
+            <w:tcW w:type="dxa" w:w="1881"/>
+          </w:tcPr>
+          <w:p>
+            <w:r/>
+            <w:r>
+              <w:rPr>
+                <w:rFonts w:ascii="Times New Roman" w:hAnsi="Times New Roman" w:eastAsia="MS Mincho"/>
+                <w:b w:val="0"/>
+                <w:i w:val="0"/>
+                <w:sz w:val="20"/>
+              </w:rPr>
+              <w:t>-2.91</w:t>
+            </w:r>
+          </w:p>
+        </w:tc>
+        <w:tc>
+          <w:tcPr>
+            <w:tcW w:type="dxa" w:w="1881"/>
+          </w:tcPr>
+          <w:p>
+            <w:r/>
+            <w:r>
+              <w:rPr>
+                <w:rFonts w:ascii="Times New Roman" w:hAnsi="Times New Roman" w:eastAsia="MS Mincho"/>
+                <w:b w:val="0"/>
+                <w:i w:val="0"/>
+                <w:sz w:val="20"/>
+              </w:rPr>
+              <w:t>-1.11</w:t>
+            </w:r>
+          </w:p>
+        </w:tc>
+        <w:tc>
+          <w:tcPr>
+            <w:tcW w:type="dxa" w:w="1881"/>
+          </w:tcPr>
+          <w:p>
+            <w:r/>
+            <w:r>
+              <w:rPr>
+                <w:rFonts w:ascii="Times New Roman" w:hAnsi="Times New Roman" w:eastAsia="MS Mincho"/>
+                <w:b w:val="0"/>
+                <w:i w:val="0"/>
+                <w:sz w:val="20"/>
+              </w:rPr>
+              <w:t>1.11</w:t>
+            </w:r>
+          </w:p>
+        </w:tc>
+      </w:tr>
+      <w:tr>
+        <w:tc>
+          <w:tcPr>
+            <w:tcW w:type="dxa" w:w="1881"/>
+          </w:tcPr>
+          <w:p>
+            <w:r/>
+            <w:r>
+              <w:rPr>
+                <w:rFonts w:ascii="Times New Roman" w:hAnsi="Times New Roman" w:eastAsia="MS Mincho"/>
+                <w:b w:val="0"/>
+                <w:i w:val="0"/>
+                <w:sz w:val="20"/>
+              </w:rPr>
+              <w:t>Portugal</w:t>
+            </w:r>
+          </w:p>
+        </w:tc>
+        <w:tc>
+          <w:tcPr>
+            <w:tcW w:type="dxa" w:w="1881"/>
+          </w:tcPr>
+          <w:p>
+            <w:r/>
+            <w:r>
+              <w:rPr>
+                <w:rFonts w:ascii="Times New Roman" w:hAnsi="Times New Roman" w:eastAsia="MS Mincho"/>
+                <w:b w:val="0"/>
+                <w:i w:val="0"/>
+                <w:sz w:val="20"/>
+              </w:rPr>
+              <w:t>PRT</w:t>
+            </w:r>
+          </w:p>
+        </w:tc>
+        <w:tc>
+          <w:tcPr>
+            <w:tcW w:type="dxa" w:w="1881"/>
+          </w:tcPr>
+          <w:p>
+            <w:r/>
+            <w:r>
+              <w:rPr>
+                <w:rFonts w:ascii="Times New Roman" w:hAnsi="Times New Roman" w:eastAsia="MS Mincho"/>
+                <w:b w:val="0"/>
+                <w:i w:val="0"/>
+                <w:sz w:val="20"/>
+              </w:rPr>
+              <w:t>-2.56</w:t>
+            </w:r>
+          </w:p>
+        </w:tc>
+        <w:tc>
+          <w:tcPr>
+            <w:tcW w:type="dxa" w:w="1881"/>
+          </w:tcPr>
+          <w:p>
+            <w:r/>
+            <w:r>
+              <w:rPr>
+                <w:rFonts w:ascii="Times New Roman" w:hAnsi="Times New Roman" w:eastAsia="MS Mincho"/>
+                <w:b w:val="0"/>
+                <w:i w:val="0"/>
+                <w:sz w:val="20"/>
+              </w:rPr>
+              <w:t>-0.95</w:t>
+            </w:r>
+          </w:p>
+        </w:tc>
+        <w:tc>
+          <w:tcPr>
+            <w:tcW w:type="dxa" w:w="1881"/>
+          </w:tcPr>
+          <w:p>
+            <w:r/>
+            <w:r>
+              <w:rPr>
+                <w:rFonts w:ascii="Times New Roman" w:hAnsi="Times New Roman" w:eastAsia="MS Mincho"/>
+                <w:b w:val="0"/>
+                <w:i w:val="0"/>
+                <w:sz w:val="20"/>
+              </w:rPr>
+              <w:t>0.95</w:t>
+            </w:r>
+          </w:p>
+        </w:tc>
+      </w:tr>
+      <w:tr>
+        <w:tc>
+          <w:tcPr>
+            <w:tcW w:type="dxa" w:w="1881"/>
+          </w:tcPr>
+          <w:p>
+            <w:r/>
+            <w:r>
+              <w:rPr>
+                <w:rFonts w:ascii="Times New Roman" w:hAnsi="Times New Roman" w:eastAsia="MS Mincho"/>
+                <w:b w:val="0"/>
+                <w:i w:val="0"/>
+                <w:sz w:val="20"/>
+              </w:rPr>
+              <w:t>Italy</w:t>
+            </w:r>
+          </w:p>
+        </w:tc>
+        <w:tc>
+          <w:tcPr>
+            <w:tcW w:type="dxa" w:w="1881"/>
+          </w:tcPr>
+          <w:p>
+            <w:r/>
+            <w:r>
+              <w:rPr>
+                <w:rFonts w:ascii="Times New Roman" w:hAnsi="Times New Roman" w:eastAsia="MS Mincho"/>
+                <w:b w:val="0"/>
+                <w:i w:val="0"/>
+                <w:sz w:val="20"/>
+              </w:rPr>
+              <w:t>ITA</w:t>
+            </w:r>
+          </w:p>
+        </w:tc>
+        <w:tc>
+          <w:tcPr>
+            <w:tcW w:type="dxa" w:w="1881"/>
+          </w:tcPr>
+          <w:p>
+            <w:r/>
+            <w:r>
+              <w:rPr>
+                <w:rFonts w:ascii="Times New Roman" w:hAnsi="Times New Roman" w:eastAsia="MS Mincho"/>
+                <w:b w:val="0"/>
+                <w:i w:val="0"/>
+                <w:sz w:val="20"/>
+              </w:rPr>
+              <w:t>-2.06</w:t>
+            </w:r>
+          </w:p>
+        </w:tc>
+        <w:tc>
+          <w:tcPr>
+            <w:tcW w:type="dxa" w:w="1881"/>
+          </w:tcPr>
+          <w:p>
+            <w:r/>
+            <w:r>
+              <w:rPr>
+                <w:rFonts w:ascii="Times New Roman" w:hAnsi="Times New Roman" w:eastAsia="MS Mincho"/>
+                <w:b w:val="0"/>
+                <w:i w:val="0"/>
+                <w:sz w:val="20"/>
+              </w:rPr>
+              <w:t>-0.91</w:t>
+            </w:r>
+          </w:p>
+        </w:tc>
+        <w:tc>
+          <w:tcPr>
+            <w:tcW w:type="dxa" w:w="1881"/>
+          </w:tcPr>
+          <w:p>
+            <w:r/>
+            <w:r>
+              <w:rPr>
+                <w:rFonts w:ascii="Times New Roman" w:hAnsi="Times New Roman" w:eastAsia="MS Mincho"/>
+                <w:b w:val="0"/>
+                <w:i w:val="0"/>
+                <w:sz w:val="20"/>
+              </w:rPr>
+              <w:t>0.91</w:t>
+            </w:r>
+          </w:p>
+        </w:tc>
+      </w:tr>
+      <w:tr>
+        <w:tc>
+          <w:tcPr>
+            <w:tcW w:type="dxa" w:w="1881"/>
+          </w:tcPr>
+          <w:p>
+            <w:r/>
+            <w:r>
+              <w:rPr>
+                <w:rFonts w:ascii="Times New Roman" w:hAnsi="Times New Roman" w:eastAsia="MS Mincho"/>
+                <w:b w:val="0"/>
+                <w:i w:val="0"/>
+                <w:sz w:val="20"/>
+              </w:rPr>
+              <w:t>Germany</w:t>
+            </w:r>
+          </w:p>
+        </w:tc>
+        <w:tc>
+          <w:tcPr>
+            <w:tcW w:type="dxa" w:w="1881"/>
+          </w:tcPr>
+          <w:p>
+            <w:r/>
+            <w:r>
+              <w:rPr>
+                <w:rFonts w:ascii="Times New Roman" w:hAnsi="Times New Roman" w:eastAsia="MS Mincho"/>
+                <w:b w:val="0"/>
+                <w:i w:val="0"/>
+                <w:sz w:val="20"/>
+              </w:rPr>
+              <w:t>DEU</w:t>
+            </w:r>
+          </w:p>
+        </w:tc>
+        <w:tc>
+          <w:tcPr>
+            <w:tcW w:type="dxa" w:w="1881"/>
+          </w:tcPr>
+          <w:p>
+            <w:r/>
+            <w:r>
+              <w:rPr>
+                <w:rFonts w:ascii="Times New Roman" w:hAnsi="Times New Roman" w:eastAsia="MS Mincho"/>
+                <w:b w:val="0"/>
+                <w:i w:val="0"/>
+                <w:sz w:val="20"/>
+              </w:rPr>
+              <w:t>-1.88</w:t>
+            </w:r>
+          </w:p>
+        </w:tc>
+        <w:tc>
+          <w:tcPr>
+            <w:tcW w:type="dxa" w:w="1881"/>
+          </w:tcPr>
+          <w:p>
+            <w:r/>
+            <w:r>
+              <w:rPr>
+                <w:rFonts w:ascii="Times New Roman" w:hAnsi="Times New Roman" w:eastAsia="MS Mincho"/>
+                <w:b w:val="0"/>
+                <w:i w:val="0"/>
+                <w:sz w:val="20"/>
+              </w:rPr>
+              <w:t>-0.66</w:t>
+            </w:r>
+          </w:p>
+        </w:tc>
+        <w:tc>
+          <w:tcPr>
+            <w:tcW w:type="dxa" w:w="1881"/>
+          </w:tcPr>
+          <w:p>
+            <w:r/>
+            <w:r>
+              <w:rPr>
+                <w:rFonts w:ascii="Times New Roman" w:hAnsi="Times New Roman" w:eastAsia="MS Mincho"/>
+                <w:b w:val="0"/>
+                <w:i w:val="0"/>
+                <w:sz w:val="20"/>
+              </w:rPr>
+              <w:t>0.66</w:t>
+            </w:r>
+          </w:p>
+        </w:tc>
+      </w:tr>
+      <w:tr>
+        <w:tc>
+          <w:tcPr>
+            <w:tcW w:type="dxa" w:w="1881"/>
+          </w:tcPr>
+          <w:p>
+            <w:r/>
+            <w:r>
+              <w:rPr>
+                <w:rFonts w:ascii="Times New Roman" w:hAnsi="Times New Roman" w:eastAsia="MS Mincho"/>
+                <w:b w:val="0"/>
+                <w:i w:val="0"/>
+                <w:sz w:val="20"/>
+              </w:rPr>
+              <w:t>Japan</w:t>
+            </w:r>
+          </w:p>
+        </w:tc>
+        <w:tc>
+          <w:tcPr>
+            <w:tcW w:type="dxa" w:w="1881"/>
+          </w:tcPr>
+          <w:p>
+            <w:r/>
+            <w:r>
+              <w:rPr>
+                <w:rFonts w:ascii="Times New Roman" w:hAnsi="Times New Roman" w:eastAsia="MS Mincho"/>
+                <w:b w:val="0"/>
+                <w:i w:val="0"/>
+                <w:sz w:val="20"/>
+              </w:rPr>
+              <w:t>JPN</w:t>
+            </w:r>
+          </w:p>
+        </w:tc>
+        <w:tc>
+          <w:tcPr>
+            <w:tcW w:type="dxa" w:w="1881"/>
+          </w:tcPr>
+          <w:p>
+            <w:r/>
+            <w:r>
+              <w:rPr>
+                <w:rFonts w:ascii="Times New Roman" w:hAnsi="Times New Roman" w:eastAsia="MS Mincho"/>
+                <w:b w:val="0"/>
+                <w:i w:val="0"/>
+                <w:sz w:val="20"/>
+              </w:rPr>
+              <w:t>-1.21</w:t>
+            </w:r>
+          </w:p>
+        </w:tc>
+        <w:tc>
+          <w:tcPr>
+            <w:tcW w:type="dxa" w:w="1881"/>
+          </w:tcPr>
+          <w:p>
+            <w:r/>
+            <w:r>
+              <w:rPr>
+                <w:rFonts w:ascii="Times New Roman" w:hAnsi="Times New Roman" w:eastAsia="MS Mincho"/>
+                <w:b w:val="0"/>
+                <w:i w:val="0"/>
+                <w:sz w:val="20"/>
+              </w:rPr>
+              <w:t>-0.49</w:t>
+            </w:r>
+          </w:p>
+        </w:tc>
+        <w:tc>
+          <w:tcPr>
+            <w:tcW w:type="dxa" w:w="1881"/>
+          </w:tcPr>
+          <w:p>
+            <w:r/>
+            <w:r>
+              <w:rPr>
+                <w:rFonts w:ascii="Times New Roman" w:hAnsi="Times New Roman" w:eastAsia="MS Mincho"/>
+                <w:b w:val="0"/>
+                <w:i w:val="0"/>
+                <w:sz w:val="20"/>
+              </w:rPr>
+              <w:t>0.49</w:t>
+            </w:r>
+          </w:p>
+        </w:tc>
+      </w:tr>
+      <w:tr>
+        <w:tc>
+          <w:tcPr>
+            <w:tcW w:type="dxa" w:w="1881"/>
+          </w:tcPr>
+          <w:p>
+            <w:r/>
+            <w:r>
+              <w:rPr>
+                <w:rFonts w:ascii="Times New Roman" w:hAnsi="Times New Roman" w:eastAsia="MS Mincho"/>
+                <w:b w:val="0"/>
+                <w:i w:val="0"/>
+                <w:sz w:val="20"/>
+              </w:rPr>
+              <w:t>Greece</w:t>
+            </w:r>
+          </w:p>
+        </w:tc>
+        <w:tc>
+          <w:tcPr>
+            <w:tcW w:type="dxa" w:w="1881"/>
+          </w:tcPr>
+          <w:p>
+            <w:r/>
+            <w:r>
+              <w:rPr>
+                <w:rFonts w:ascii="Times New Roman" w:hAnsi="Times New Roman" w:eastAsia="MS Mincho"/>
+                <w:b w:val="0"/>
+                <w:i w:val="0"/>
+                <w:sz w:val="20"/>
+              </w:rPr>
+              <w:t>GRC</w:t>
+            </w:r>
+          </w:p>
+        </w:tc>
+        <w:tc>
+          <w:tcPr>
+            <w:tcW w:type="dxa" w:w="1881"/>
+          </w:tcPr>
+          <w:p>
+            <w:r/>
+            <w:r>
+              <w:rPr>
+                <w:rFonts w:ascii="Times New Roman" w:hAnsi="Times New Roman" w:eastAsia="MS Mincho"/>
+                <w:b w:val="0"/>
+                <w:i w:val="0"/>
+                <w:sz w:val="20"/>
+              </w:rPr>
+              <w:t>-0.58</w:t>
+            </w:r>
+          </w:p>
+        </w:tc>
+        <w:tc>
+          <w:tcPr>
+            <w:tcW w:type="dxa" w:w="1881"/>
+          </w:tcPr>
+          <w:p>
+            <w:r/>
+            <w:r>
+              <w:rPr>
+                <w:rFonts w:ascii="Times New Roman" w:hAnsi="Times New Roman" w:eastAsia="MS Mincho"/>
+                <w:b w:val="0"/>
+                <w:i w:val="0"/>
+                <w:sz w:val="20"/>
+              </w:rPr>
+              <w:t>-0.3</w:t>
+            </w:r>
+          </w:p>
+        </w:tc>
+        <w:tc>
+          <w:tcPr>
+            <w:tcW w:type="dxa" w:w="1881"/>
+          </w:tcPr>
+          <w:p>
+            <w:r/>
+            <w:r>
+              <w:rPr>
+                <w:rFonts w:ascii="Times New Roman" w:hAnsi="Times New Roman" w:eastAsia="MS Mincho"/>
+                <w:b w:val="0"/>
+                <w:i w:val="0"/>
+                <w:sz w:val="20"/>
+              </w:rPr>
+              <w:t>0.3</w:t>
+            </w:r>
+          </w:p>
+        </w:tc>
+      </w:tr>
+      <w:tr>
+        <w:tc>
+          <w:tcPr>
+            <w:tcW w:type="dxa" w:w="1881"/>
+          </w:tcPr>
+          <w:p>
+            <w:r/>
+            <w:r>
+              <w:rPr>
+                <w:rFonts w:ascii="Times New Roman" w:hAnsi="Times New Roman" w:eastAsia="MS Mincho"/>
+                <w:b w:val="0"/>
+                <w:i w:val="0"/>
+                <w:sz w:val="20"/>
+              </w:rPr>
+              <w:t>Median</w:t>
+            </w:r>
+          </w:p>
+        </w:tc>
+        <w:tc>
+          <w:tcPr>
+            <w:tcW w:type="dxa" w:w="1881"/>
+          </w:tcPr>
+          <w:p>
+            <w:r/>
+            <w:r>
+              <w:rPr>
+                <w:rFonts w:ascii="Times New Roman" w:hAnsi="Times New Roman" w:eastAsia="MS Mincho"/>
+                <w:b w:val="0"/>
+                <w:i w:val="0"/>
+                <w:sz w:val="20"/>
+              </w:rPr>
+              <w:t>nan</w:t>
+            </w:r>
+          </w:p>
+        </w:tc>
+        <w:tc>
+          <w:tcPr>
+            <w:tcW w:type="dxa" w:w="1881"/>
+          </w:tcPr>
+          <w:p>
+            <w:r/>
+            <w:r>
+              <w:rPr>
+                <w:rFonts w:ascii="Times New Roman" w:hAnsi="Times New Roman" w:eastAsia="MS Mincho"/>
+                <w:b w:val="0"/>
+                <w:i w:val="0"/>
+                <w:sz w:val="20"/>
+              </w:rPr>
+              <w:t>-4.29</w:t>
+            </w:r>
+          </w:p>
+        </w:tc>
+        <w:tc>
+          <w:tcPr>
+            <w:tcW w:type="dxa" w:w="1881"/>
+          </w:tcPr>
+          <w:p>
+            <w:r/>
+            <w:r>
+              <w:rPr>
+                <w:rFonts w:ascii="Times New Roman" w:hAnsi="Times New Roman" w:eastAsia="MS Mincho"/>
+                <w:b w:val="0"/>
+                <w:i w:val="0"/>
+                <w:sz w:val="20"/>
+              </w:rPr>
+              <w:t>-1.74</w:t>
+            </w:r>
+          </w:p>
+        </w:tc>
+        <w:tc>
+          <w:tcPr>
+            <w:tcW w:type="dxa" w:w="1881"/>
+          </w:tcPr>
+          <w:p>
+            <w:r/>
+            <w:r>
+              <w:rPr>
+                <w:rFonts w:ascii="Times New Roman" w:hAnsi="Times New Roman" w:eastAsia="MS Mincho"/>
+                <w:b w:val="0"/>
+                <w:i w:val="0"/>
+                <w:sz w:val="20"/>
+              </w:rPr>
+              <w:t>1.74</w:t>
+            </w:r>
+          </w:p>
+        </w:tc>
+      </w:tr>
+    </w:tbl>
+    <w:p>
+      <w:pPr>
         <w:spacing w:before="360" w:after="120" w:line="360" w:lineRule="auto"/>
       </w:pPr>
       <w:r>
@@ -29966,6 +38076,57 @@
           <w:sz w:val="24"/>
         </w:rPr>
         <w:t>(3), 509–527. https://doi.org/10.1016/j.jedc.2004.02.004</w:t>
+      </w:r>
+    </w:p>
+    <w:p>
+      <w:pPr>
+        <w:spacing w:after="120" w:line="360" w:lineRule="auto"/>
+        <w:ind w:firstLine="480"/>
+      </w:pPr>
+      <w:r>
+        <w:rPr>
+          <w:rFonts w:ascii="Times New Roman" w:hAnsi="Times New Roman" w:eastAsia="MS Mincho"/>
+          <w:b w:val="0"/>
+          <w:i w:val="0"/>
+          <w:sz w:val="24"/>
+        </w:rPr>
+        <w:t xml:space="preserve">Karabarbounis, L., &amp; Neiman, B. (2014). The global decline of the labor share. </w:t>
+      </w:r>
+      <w:r>
+        <w:rPr>
+          <w:rFonts w:ascii="Times New Roman" w:hAnsi="Times New Roman" w:eastAsia="MS Mincho"/>
+          <w:b w:val="0"/>
+          <w:i/>
+          <w:sz w:val="24"/>
+        </w:rPr>
+        <w:t>Quarterly Journal of Economics</w:t>
+      </w:r>
+      <w:r>
+        <w:rPr>
+          <w:rFonts w:ascii="Times New Roman" w:hAnsi="Times New Roman" w:eastAsia="MS Mincho"/>
+          <w:b w:val="0"/>
+          <w:i w:val="0"/>
+          <w:sz w:val="24"/>
+        </w:rPr>
+        <w:t xml:space="preserve">, </w:t>
+      </w:r>
+      <w:r>
+        <w:rPr>
+          <w:rFonts w:ascii="Times New Roman" w:hAnsi="Times New Roman" w:eastAsia="MS Mincho"/>
+          <w:b w:val="0"/>
+          <w:i/>
+          <w:sz w:val="24"/>
+        </w:rPr>
+        <w:t>129</w:t>
+      </w:r>
+      <w:r>
+        <w:rPr>
+          <w:rFonts w:ascii="Times New Roman" w:hAnsi="Times New Roman" w:eastAsia="MS Mincho"/>
+          <w:b w:val="0"/>
+          <w:i w:val="0"/>
+          <w:sz w:val="24"/>
+        </w:rPr>
+        <w:t>(1), 61–103. https://doi.org/10.1093/qje/qjt032</w:t>
       </w:r>
     </w:p>
     <w:p>
